--- a/docs/DEVELOPMENT_HISTORY.docx
+++ b/docs/DEVELOPMENT_HISTORY.docx
@@ -10,7 +10,7 @@
         <w:t xml:space="preserve">Development History</w:t>
       </w:r>
     </w:p>
-    <w:bookmarkStart w:id="21" w:name="development-history"/>
+    <w:bookmarkStart w:id="23" w:name="development-history"/>
     <w:p>
       <w:pPr>
         <w:pStyle w:val="Heading1"/>
@@ -100,6 +100,32 @@
           </w:p>
         </w:tc>
       </w:tr>
+      <w:tr>
+        <w:tc>
+          <w:tcPr/>
+          <w:p>
+            <w:pPr>
+              <w:pStyle w:val="Compact"/>
+              <w:jc w:val="left"/>
+            </w:pPr>
+            <w:r>
+              <w:t xml:space="preserve">2026-07-30</w:t>
+            </w:r>
+          </w:p>
+        </w:tc>
+        <w:tc>
+          <w:tcPr/>
+          <w:p>
+            <w:pPr>
+              <w:pStyle w:val="Compact"/>
+              <w:jc w:val="left"/>
+            </w:pPr>
+            <w:r>
+              <w:t xml:space="preserve">First tool: rocprof-sys CPU hotspots launcher + extractor</w:t>
+            </w:r>
+          </w:p>
+        </w:tc>
+      </w:tr>
     </w:tbl>
     <w:bookmarkStart w:id="20" w:name="project-scaffolding-and-rules"/>
     <w:p>
@@ -376,7 +402,479 @@
       </w:r>
     </w:p>
     <w:bookmarkEnd w:id="20"/>
-    <w:bookmarkEnd w:id="21"/>
+    <w:bookmarkStart w:id="22" w:name="first-tool-rocprof-sys-cpu-hotspots"/>
+    <w:p>
+      <w:pPr>
+        <w:pStyle w:val="Heading2"/>
+      </w:pPr>
+      <w:r>
+        <w:t xml:space="preserve">2026-07-30 — First tool: rocprof-sys CPU hotspots</w:t>
+      </w:r>
+    </w:p>
+    <w:p>
+      <w:pPr>
+        <w:pStyle w:val="FirstParagraph"/>
+      </w:pPr>
+      <w:r>
+        <w:t xml:space="preserve">Implemented the first tool per the approved plan in</w:t>
+      </w:r>
+      <w:r>
+        <w:t xml:space="preserve"> </w:t>
+      </w:r>
+      <w:hyperlink r:id="rId21">
+        <w:r>
+          <w:rPr>
+            <w:rStyle w:val="Hyperlink"/>
+          </w:rPr>
+          <w:t xml:space="preserve">docs/plans/01-rocprof-sys-hotspots.md</w:t>
+        </w:r>
+      </w:hyperlink>
+      <w:r>
+        <w:t xml:space="preserve">: a quick</w:t>
+      </w:r>
+      <w:r>
+        <w:t xml:space="preserve"> </w:t>
+      </w:r>
+      <w:r>
+        <w:t xml:space="preserve">“</w:t>
+      </w:r>
+      <w:r>
+        <w:t xml:space="preserve">where’s the time going, and what’s still on the CPU</w:t>
+      </w:r>
+      <w:r>
+        <w:t xml:space="preserve">”</w:t>
+      </w:r>
+      <w:r>
+        <w:t xml:space="preserve"> </w:t>
+      </w:r>
+      <w:r>
+        <w:t xml:space="preserve">report for a first</w:t>
+      </w:r>
+      <w:r>
+        <w:t xml:space="preserve"> </w:t>
+      </w:r>
+      <w:r>
+        <w:rPr>
+          <w:rStyle w:val="VerbatimChar"/>
+        </w:rPr>
+        <w:t xml:space="preserve">rocprof-sys</w:t>
+      </w:r>
+      <w:r>
+        <w:t xml:space="preserve"> </w:t>
+      </w:r>
+      <w:r>
+        <w:t xml:space="preserve">profiling run, without needing the full Perfetto trace viewer.</w:t>
+      </w:r>
+    </w:p>
+    <w:p>
+      <w:pPr>
+        <w:pStyle w:val="BodyText"/>
+      </w:pPr>
+      <w:r>
+        <w:t xml:space="preserve">Research into</w:t>
+      </w:r>
+      <w:r>
+        <w:t xml:space="preserve"> </w:t>
+      </w:r>
+      <w:r>
+        <w:rPr>
+          <w:rStyle w:val="VerbatimChar"/>
+        </w:rPr>
+        <w:t xml:space="preserve">rocprof-sys</w:t>
+      </w:r>
+      <w:r>
+        <w:t xml:space="preserve"> </w:t>
+      </w:r>
+      <w:r>
+        <w:t xml:space="preserve">(rocprofiler-systems, ex-Omnitrace) established that its text/JSON output only captures</w:t>
+      </w:r>
+      <w:r>
+        <w:t xml:space="preserve"> </w:t>
+      </w:r>
+      <w:r>
+        <w:rPr>
+          <w:bCs/>
+          <w:b/>
+        </w:rPr>
+        <w:t xml:space="preserve">host-side</w:t>
+      </w:r>
+      <w:r>
+        <w:t xml:space="preserve"> </w:t>
+      </w:r>
+      <w:r>
+        <w:t xml:space="preserve">timing — even rows that look like GPU work (</w:t>
+      </w:r>
+      <w:r>
+        <w:rPr>
+          <w:rStyle w:val="VerbatimChar"/>
+        </w:rPr>
+        <w:t xml:space="preserve">hipLaunchKernel</w:t>
+      </w:r>
+      <w:r>
+        <w:t xml:space="preserve">, etc.) are launch/API overhead, not real device execution time. True GPU kernel hotspots need a different tool (</w:t>
+      </w:r>
+      <w:r>
+        <w:rPr>
+          <w:rStyle w:val="VerbatimChar"/>
+        </w:rPr>
+        <w:t xml:space="preserve">rocprofv3 --stats --kernel-trace --summary</w:t>
+      </w:r>
+      <w:r>
+        <w:t xml:space="preserve">, already stable since ROCm 7.0.2) or Perfetto/rocpd trace parsing (rocpd itself isn’t available before ROCm 7.1, so out of our 7.0.2 compatibility scope). Given that, this first tool deliberately scopes itself to CPU-side hotspots only — a GPU-only tool (built on</w:t>
+      </w:r>
+      <w:r>
+        <w:t xml:space="preserve"> </w:t>
+      </w:r>
+      <w:r>
+        <w:rPr>
+          <w:rStyle w:val="VerbatimChar"/>
+        </w:rPr>
+        <w:t xml:space="preserve">rocprofv3</w:t>
+      </w:r>
+      <w:r>
+        <w:t xml:space="preserve">) and a combined tool are planned as separate, later work.</w:t>
+      </w:r>
+    </w:p>
+    <w:p>
+      <w:pPr>
+        <w:pStyle w:val="BodyText"/>
+      </w:pPr>
+      <w:r>
+        <w:t xml:space="preserve">Two pieces:</w:t>
+      </w:r>
+      <w:r>
+        <w:t xml:space="preserve"> </w:t>
+      </w:r>
+      <w:r>
+        <w:t xml:space="preserve">-</w:t>
+      </w:r>
+      <w:r>
+        <w:t xml:space="preserve"> </w:t>
+      </w:r>
+      <w:r>
+        <w:rPr>
+          <w:rStyle w:val="VerbatimChar"/>
+        </w:rPr>
+        <w:t xml:space="preserve">postprocess/rocprof_sys_hotspots.py</w:t>
+      </w:r>
+      <w:r>
+        <w:t xml:space="preserve"> </w:t>
+      </w:r>
+      <w:r>
+        <w:t xml:space="preserve">— standalone Python 3 (stdlib only) extractor. Parses rocprof-sys’s pipe-delimited</w:t>
+      </w:r>
+      <w:r>
+        <w:t xml:space="preserve"> </w:t>
+      </w:r>
+      <w:r>
+        <w:t xml:space="preserve">“</w:t>
+      </w:r>
+      <w:r>
+        <w:t xml:space="preserve">timemory</w:t>
+      </w:r>
+      <w:r>
+        <w:t xml:space="preserve">”</w:t>
+      </w:r>
+      <w:r>
+        <w:t xml:space="preserve"> </w:t>
+      </w:r>
+      <w:r>
+        <w:t xml:space="preserve">text tables (e.g. </w:t>
+      </w:r>
+      <w:r>
+        <w:rPr>
+          <w:rStyle w:val="VerbatimChar"/>
+        </w:rPr>
+        <w:t xml:space="preserve">wall_clock-&lt;pid&gt;.txt</w:t>
+      </w:r>
+      <w:r>
+        <w:t xml:space="preserve">), aggregates by function name across however many files it finds (handles multiple MPI-rank files transparently), buckets entries into</w:t>
+      </w:r>
+      <w:r>
+        <w:t xml:space="preserve"> </w:t>
+      </w:r>
+      <w:r>
+        <w:t xml:space="preserve">“</w:t>
+      </w:r>
+      <w:r>
+        <w:t xml:space="preserve">CPU compute (offload candidates)</w:t>
+      </w:r>
+      <w:r>
+        <w:t xml:space="preserve">”</w:t>
+      </w:r>
+      <w:r>
+        <w:t xml:space="preserve"> </w:t>
+      </w:r>
+      <w:r>
+        <w:t xml:space="preserve">vs</w:t>
+      </w:r>
+      <w:r>
+        <w:t xml:space="preserve"> </w:t>
+      </w:r>
+      <w:r>
+        <w:t xml:space="preserve">“</w:t>
+      </w:r>
+      <w:r>
+        <w:t xml:space="preserve">GPU API/launch overhead</w:t>
+      </w:r>
+      <w:r>
+        <w:t xml:space="preserve">”</w:t>
+      </w:r>
+      <w:r>
+        <w:t xml:space="preserve"> </w:t>
+      </w:r>
+      <w:r>
+        <w:t xml:space="preserve">by name prefix, and writes a short</w:t>
+      </w:r>
+      <w:r>
+        <w:t xml:space="preserve"> </w:t>
+      </w:r>
+      <w:r>
+        <w:rPr>
+          <w:rStyle w:val="VerbatimChar"/>
+        </w:rPr>
+        <w:t xml:space="preserve">hotspots.txt</w:t>
+      </w:r>
+      <w:r>
+        <w:t xml:space="preserve">. Notable implementation detail: rocprof-sys’s own docs describe the MPI row-prefix format as</w:t>
+      </w:r>
+      <w:r>
+        <w:t xml:space="preserve"> </w:t>
+      </w:r>
+      <w:r>
+        <w:rPr>
+          <w:rStyle w:val="VerbatimChar"/>
+        </w:rPr>
+        <w:t xml:space="preserve">|MM|NN&gt;&gt;&gt;label</w:t>
+      </w:r>
+      <w:r>
+        <w:t xml:space="preserve">, which embeds an extra</w:t>
+      </w:r>
+      <w:r>
+        <w:t xml:space="preserve"> </w:t>
+      </w:r>
+      <w:r>
+        <w:rPr>
+          <w:rStyle w:val="VerbatimChar"/>
+        </w:rPr>
+        <w:t xml:space="preserve">|</w:t>
+      </w:r>
+      <w:r>
+        <w:t xml:space="preserve"> </w:t>
+      </w:r>
+      <w:r>
+        <w:t xml:space="preserve">inside what’s conceptually one field — the parser handles this (and the similar case of hierarchy-indentation markers) generically by taking the last 11 pipe-delimited fields as the fixed numeric columns and treating everything before that as the label, rather than assuming a fixed field count.</w:t>
+      </w:r>
+      <w:r>
+        <w:t xml:space="preserve"> </w:t>
+      </w:r>
+      <w:r>
+        <w:t xml:space="preserve">-</w:t>
+      </w:r>
+      <w:r>
+        <w:t xml:space="preserve"> </w:t>
+      </w:r>
+      <w:r>
+        <w:rPr>
+          <w:rStyle w:val="VerbatimChar"/>
+        </w:rPr>
+        <w:t xml:space="preserve">scripts/rocprof_sys_profile.sh</w:t>
+      </w:r>
+      <w:r>
+        <w:t xml:space="preserve"> </w:t>
+      </w:r>
+      <w:r>
+        <w:t xml:space="preserve">— bash launcher wrapping</w:t>
+      </w:r>
+      <w:r>
+        <w:t xml:space="preserve"> </w:t>
+      </w:r>
+      <w:r>
+        <w:rPr>
+          <w:rStyle w:val="VerbatimChar"/>
+        </w:rPr>
+        <w:t xml:space="preserve">rocprof-sys-sample</w:t>
+      </w:r>
+      <w:r>
+        <w:t xml:space="preserve"> </w:t>
+      </w:r>
+      <w:r>
+        <w:t xml:space="preserve">(lightweight call-stack sampling, no binary instrumentation) with sane first-run defaults (flat profile, text+JSON output, Perfetto tracing off), and auto-invoking the extractor afterwards. Since</w:t>
+      </w:r>
+      <w:r>
+        <w:t xml:space="preserve"> </w:t>
+      </w:r>
+      <w:r>
+        <w:rPr>
+          <w:rStyle w:val="VerbatimChar"/>
+        </w:rPr>
+        <w:t xml:space="preserve">rocprof-sys-sample</w:t>
+      </w:r>
+      <w:r>
+        <w:t xml:space="preserve"> </w:t>
+      </w:r>
+      <w:r>
+        <w:t xml:space="preserve">wraps a single process, MPI usage is</w:t>
+      </w:r>
+      <w:r>
+        <w:t xml:space="preserve"> </w:t>
+      </w:r>
+      <w:r>
+        <w:rPr>
+          <w:rStyle w:val="VerbatimChar"/>
+        </w:rPr>
+        <w:t xml:space="preserve">mpirun -np N scripts/rocprof_sys_profile.sh -- ./app</w:t>
+      </w:r>
+      <w:r>
+        <w:t xml:space="preserve"> </w:t>
+      </w:r>
+      <w:r>
+        <w:t xml:space="preserve">(mpirun/srun goes</w:t>
+      </w:r>
+      <w:r>
+        <w:t xml:space="preserve"> </w:t>
+      </w:r>
+      <w:r>
+        <w:rPr>
+          <w:iCs/>
+          <w:i/>
+        </w:rPr>
+        <w:t xml:space="preserve">before</w:t>
+      </w:r>
+      <w:r>
+        <w:t xml:space="preserve"> </w:t>
+      </w:r>
+      <w:r>
+        <w:t xml:space="preserve">the script, not inside it) — the script detects</w:t>
+      </w:r>
+      <w:r>
+        <w:t xml:space="preserve"> </w:t>
+      </w:r>
+      <w:r>
+        <w:rPr>
+          <w:rStyle w:val="VerbatimChar"/>
+        </w:rPr>
+        <w:t xml:space="preserve">OMPI_COMM_WORLD_RANK</w:t>
+      </w:r>
+      <w:r>
+        <w:t xml:space="preserve">/</w:t>
+      </w:r>
+      <w:r>
+        <w:rPr>
+          <w:rStyle w:val="VerbatimChar"/>
+        </w:rPr>
+        <w:t xml:space="preserve">PMI_RANK</w:t>
+      </w:r>
+      <w:r>
+        <w:t xml:space="preserve">/</w:t>
+      </w:r>
+      <w:r>
+        <w:rPr>
+          <w:rStyle w:val="VerbatimChar"/>
+        </w:rPr>
+        <w:t xml:space="preserve">SLURM_PROCID</w:t>
+      </w:r>
+      <w:r>
+        <w:t xml:space="preserve"> </w:t>
+      </w:r>
+      <w:r>
+        <w:t xml:space="preserve">so only rank 0 runs the extractor against the shared output directory.</w:t>
+      </w:r>
+    </w:p>
+    <w:p>
+      <w:pPr>
+        <w:pStyle w:val="BodyText"/>
+      </w:pPr>
+      <w:r>
+        <w:t xml:space="preserve">Verified locally (no ROCm/GPU available on this dev machine, per</w:t>
+      </w:r>
+      <w:r>
+        <w:t xml:space="preserve"> </w:t>
+      </w:r>
+      <w:r>
+        <w:rPr>
+          <w:rStyle w:val="VerbatimChar"/>
+        </w:rPr>
+        <w:t xml:space="preserve">CLAUDE.md</w:t>
+      </w:r>
+      <w:r>
+        <w:t xml:space="preserve">’s environment constraints):</w:t>
+      </w:r>
+      <w:r>
+        <w:t xml:space="preserve"> </w:t>
+      </w:r>
+      <w:r>
+        <w:rPr>
+          <w:rStyle w:val="VerbatimChar"/>
+        </w:rPr>
+        <w:t xml:space="preserve">python3 -m unittest</w:t>
+      </w:r>
+      <w:r>
+        <w:t xml:space="preserve"> </w:t>
+      </w:r>
+      <w:r>
+        <w:t xml:space="preserve">against hand-crafted fixtures under</w:t>
+      </w:r>
+      <w:r>
+        <w:t xml:space="preserve"> </w:t>
+      </w:r>
+      <w:r>
+        <w:rPr>
+          <w:rStyle w:val="VerbatimChar"/>
+        </w:rPr>
+        <w:t xml:space="preserve">postprocess/tests/fixtures/</w:t>
+      </w:r>
+      <w:r>
+        <w:t xml:space="preserve"> </w:t>
+      </w:r>
+      <w:r>
+        <w:t xml:space="preserve">(18 tests covering label-cleaning, table parsing, cross-file aggregation, GPU/CPU bucketing, and end-to-end report generation),</w:t>
+      </w:r>
+      <w:r>
+        <w:t xml:space="preserve"> </w:t>
+      </w:r>
+      <w:r>
+        <w:rPr>
+          <w:rStyle w:val="VerbatimChar"/>
+        </w:rPr>
+        <w:t xml:space="preserve">bash -n</w:t>
+      </w:r>
+      <w:r>
+        <w:t xml:space="preserve"> </w:t>
+      </w:r>
+      <w:r>
+        <w:t xml:space="preserve">on the launcher (shellcheck not installed in this environment, so that check was skipped), and manual dry-run / stubbed-</w:t>
+      </w:r>
+      <w:r>
+        <w:rPr>
+          <w:rStyle w:val="VerbatimChar"/>
+        </w:rPr>
+        <w:t xml:space="preserve">rocprof-sys-sample</w:t>
+      </w:r>
+      <w:r>
+        <w:t xml:space="preserve"> </w:t>
+      </w:r>
+      <w:r>
+        <w:t xml:space="preserve">runs exercising flag parsing, env var construction, and the rank-0-only summary gating. Real end-to-end validation against actual</w:t>
+      </w:r>
+      <w:r>
+        <w:t xml:space="preserve"> </w:t>
+      </w:r>
+      <w:r>
+        <w:rPr>
+          <w:rStyle w:val="VerbatimChar"/>
+        </w:rPr>
+        <w:t xml:space="preserve">rocprof-sys</w:t>
+      </w:r>
+      <w:r>
+        <w:t xml:space="preserve"> </w:t>
+      </w:r>
+      <w:r>
+        <w:t xml:space="preserve">output is left to the user on the HPC system.</w:t>
+      </w:r>
+    </w:p>
+    <w:bookmarkEnd w:id="22"/>
+    <w:bookmarkEnd w:id="23"/>
     <w:sectPr/>
   </w:body>
 </w:document>

--- a/docs/DEVELOPMENT_HISTORY.docx
+++ b/docs/DEVELOPMENT_HISTORY.docx
@@ -10,7 +10,7 @@
         <w:t xml:space="preserve">Development History</w:t>
       </w:r>
     </w:p>
-    <w:bookmarkStart w:id="23" w:name="development-history"/>
+    <w:bookmarkStart w:id="24" w:name="development-history"/>
     <w:p>
       <w:pPr>
         <w:pStyle w:val="Heading1"/>
@@ -126,6 +126,32 @@
           </w:p>
         </w:tc>
       </w:tr>
+      <w:tr>
+        <w:tc>
+          <w:tcPr/>
+          <w:p>
+            <w:pPr>
+              <w:pStyle w:val="Compact"/>
+              <w:jc w:val="left"/>
+            </w:pPr>
+            <w:r>
+              <w:t xml:space="preserve">2026-07-30</w:t>
+            </w:r>
+          </w:p>
+        </w:tc>
+        <w:tc>
+          <w:tcPr/>
+          <w:p>
+            <w:pPr>
+              <w:pStyle w:val="Compact"/>
+              <w:jc w:val="left"/>
+            </w:pPr>
+            <w:r>
+              <w:t xml:space="preserve">rocprof-sys hotspots: %-of-total column, selectable output, header metadata</w:t>
+            </w:r>
+          </w:p>
+        </w:tc>
+      </w:tr>
     </w:tbl>
     <w:bookmarkStart w:id="20" w:name="project-scaffolding-and-rules"/>
     <w:p>
@@ -874,7 +900,375 @@
       </w:r>
     </w:p>
     <w:bookmarkEnd w:id="22"/>
+    <w:bookmarkStart w:id="23" w:name="Xef70b3b2081d2ed2aca49c6f1da7dcc897d4451"/>
+    <w:p>
+      <w:pPr>
+        <w:pStyle w:val="Heading2"/>
+      </w:pPr>
+      <w:r>
+        <w:t xml:space="preserve">2026-07-30 — rocprof-sys hotspots: %-of-total column, selectable output, header metadata</w:t>
+      </w:r>
+    </w:p>
+    <w:p>
+      <w:pPr>
+        <w:pStyle w:val="FirstParagraph"/>
+      </w:pPr>
+      <w:r>
+        <w:t xml:space="preserve">Extended the CPU hotspots tool with three follow-up requests:</w:t>
+      </w:r>
+    </w:p>
+    <w:p>
+      <w:pPr>
+        <w:numPr>
+          <w:ilvl w:val="0"/>
+          <w:numId w:val="1001"/>
+        </w:numPr>
+        <w:pStyle w:val="Compact"/>
+      </w:pPr>
+      <w:r>
+        <w:rPr>
+          <w:rStyle w:val="VerbatimChar"/>
+          <w:bCs/>
+          <w:b/>
+        </w:rPr>
+        <w:t xml:space="preserve">%total</w:t>
+      </w:r>
+      <w:r>
+        <w:rPr>
+          <w:bCs/>
+          <w:b/>
+        </w:rPr>
+        <w:t xml:space="preserve"> </w:t>
+      </w:r>
+      <w:r>
+        <w:rPr>
+          <w:bCs/>
+          <w:b/>
+        </w:rPr>
+        <w:t xml:space="preserve">column</w:t>
+      </w:r>
+      <w:r>
+        <w:t xml:space="preserve">, computed purely from timemory data: each aggregated entry’s share of a</w:t>
+      </w:r>
+      <w:r>
+        <w:t xml:space="preserve"> </w:t>
+      </w:r>
+      <w:r>
+        <w:rPr>
+          <w:rStyle w:val="VerbatimChar"/>
+        </w:rPr>
+        <w:t xml:space="preserve">total_runtime</w:t>
+      </w:r>
+      <w:r>
+        <w:t xml:space="preserve"> </w:t>
+      </w:r>
+      <w:r>
+        <w:t xml:space="preserve">denominator, itself the sum, across all scanned files, of that file’s own single largest</w:t>
+      </w:r>
+      <w:r>
+        <w:t xml:space="preserve"> </w:t>
+      </w:r>
+      <w:r>
+        <w:rPr>
+          <w:rStyle w:val="VerbatimChar"/>
+        </w:rPr>
+        <w:t xml:space="preserve">SUM</w:t>
+      </w:r>
+      <w:r>
+        <w:t xml:space="preserve"> </w:t>
+      </w:r>
+      <w:r>
+        <w:t xml:space="preserve">value. A file’s largest</w:t>
+      </w:r>
+      <w:r>
+        <w:t xml:space="preserve"> </w:t>
+      </w:r>
+      <w:r>
+        <w:rPr>
+          <w:rStyle w:val="VerbatimChar"/>
+        </w:rPr>
+        <w:t xml:space="preserve">SUM</w:t>
+      </w:r>
+      <w:r>
+        <w:t xml:space="preserve"> </w:t>
+      </w:r>
+      <w:r>
+        <w:t xml:space="preserve">is — barring unusual instrumentation — its outermost/root scope, since inclusive time only grows going up the call stack; this holds whether the file is a hierarchical or an already-flattened profile, without needing to guess the entry-point function’s name (which the target codebase’s language/build system might vary, e.g. Fortran’s</w:t>
+      </w:r>
+      <w:r>
+        <w:t xml:space="preserve"> </w:t>
+      </w:r>
+      <w:r>
+        <w:rPr>
+          <w:rStyle w:val="VerbatimChar"/>
+        </w:rPr>
+        <w:t xml:space="preserve">MAIN__</w:t>
+      </w:r>
+      <w:r>
+        <w:t xml:space="preserve"> </w:t>
+      </w:r>
+      <w:r>
+        <w:t xml:space="preserve">vs C’s</w:t>
+      </w:r>
+      <w:r>
+        <w:t xml:space="preserve"> </w:t>
+      </w:r>
+      <w:r>
+        <w:rPr>
+          <w:rStyle w:val="VerbatimChar"/>
+        </w:rPr>
+        <w:t xml:space="preserve">main</w:t>
+      </w:r>
+      <w:r>
+        <w:t xml:space="preserve">).</w:t>
+      </w:r>
+    </w:p>
+    <w:p>
+      <w:pPr>
+        <w:numPr>
+          <w:ilvl w:val="0"/>
+          <w:numId w:val="1001"/>
+        </w:numPr>
+        <w:pStyle w:val="Compact"/>
+      </w:pPr>
+      <w:r>
+        <w:rPr>
+          <w:bCs/>
+          <w:b/>
+        </w:rPr>
+        <w:t xml:space="preserve">Selectable output</w:t>
+      </w:r>
+      <w:r>
+        <w:t xml:space="preserve">:</w:t>
+      </w:r>
+      <w:r>
+        <w:t xml:space="preserve"> </w:t>
+      </w:r>
+      <w:r>
+        <w:rPr>
+          <w:rStyle w:val="VerbatimChar"/>
+        </w:rPr>
+        <w:t xml:space="preserve">-n/--top N</w:t>
+      </w:r>
+      <w:r>
+        <w:t xml:space="preserve"> </w:t>
+      </w:r>
+      <w:r>
+        <w:t xml:space="preserve">(unchanged default of 20), plus new</w:t>
+      </w:r>
+      <w:r>
+        <w:t xml:space="preserve"> </w:t>
+      </w:r>
+      <w:r>
+        <w:rPr>
+          <w:rStyle w:val="VerbatimChar"/>
+        </w:rPr>
+        <w:t xml:space="preserve">--threshold PCT</w:t>
+      </w:r>
+      <w:r>
+        <w:t xml:space="preserve"> </w:t>
+      </w:r>
+      <w:r>
+        <w:t xml:space="preserve">(only entries at/above PCT% of total runtime — falls back to showing everything, with a note, if total runtime couldn’t be computed) and</w:t>
+      </w:r>
+      <w:r>
+        <w:t xml:space="preserve"> </w:t>
+      </w:r>
+      <w:r>
+        <w:rPr>
+          <w:rStyle w:val="VerbatimChar"/>
+        </w:rPr>
+        <w:t xml:space="preserve">--all</w:t>
+      </w:r>
+      <w:r>
+        <w:t xml:space="preserve"> </w:t>
+      </w:r>
+      <w:r>
+        <w:t xml:space="preserve">(no truncation), as a mutually-exclusive argparse group.</w:t>
+      </w:r>
+      <w:r>
+        <w:t xml:space="preserve"> </w:t>
+      </w:r>
+      <w:r>
+        <w:rPr>
+          <w:rStyle w:val="VerbatimChar"/>
+        </w:rPr>
+        <w:t xml:space="preserve">scripts/rocprof_sys_profile.sh</w:t>
+      </w:r>
+      <w:r>
+        <w:t xml:space="preserve"> </w:t>
+      </w:r>
+      <w:r>
+        <w:t xml:space="preserve">forwards whichever of the three the user passed through to the extractor unchanged.</w:t>
+      </w:r>
+    </w:p>
+    <w:p>
+      <w:pPr>
+        <w:numPr>
+          <w:ilvl w:val="0"/>
+          <w:numId w:val="1001"/>
+        </w:numPr>
+        <w:pStyle w:val="Compact"/>
+      </w:pPr>
+      <w:r>
+        <w:rPr>
+          <w:bCs/>
+          <w:b/>
+        </w:rPr>
+        <w:t xml:space="preserve">Best-effort header metadata</w:t>
+      </w:r>
+      <w:r>
+        <w:t xml:space="preserve"> </w:t>
+      </w:r>
+      <w:r>
+        <w:t xml:space="preserve">— executable name, run date/time, total runtime, and MPI rank count — read from</w:t>
+      </w:r>
+      <w:r>
+        <w:t xml:space="preserve"> </w:t>
+      </w:r>
+      <w:r>
+        <w:rPr>
+          <w:rStyle w:val="VerbatimChar"/>
+        </w:rPr>
+        <w:t xml:space="preserve">metadata.json</w:t>
+      </w:r>
+      <w:r>
+        <w:t xml:space="preserve"> </w:t>
+      </w:r>
+      <w:r>
+        <w:t xml:space="preserve">in the rocprof-sys output directory (never from the timemory files themselves, per the request). Since</w:t>
+      </w:r>
+      <w:r>
+        <w:t xml:space="preserve"> </w:t>
+      </w:r>
+      <w:r>
+        <w:rPr>
+          <w:rStyle w:val="VerbatimChar"/>
+        </w:rPr>
+        <w:t xml:space="preserve">metadata.json</w:t>
+      </w:r>
+      <w:r>
+        <w:t xml:space="preserve">’s schema isn’t documented anywhere found during research, field lookup is a best-effort, case-insensitive search over several plausible key names (one level of nested dicts deep), with two concrete fallbacks grounded in documented rocprof-sys behavior rather than guesswork: run date/time falls back to rocprof-sys’s own default output-subdirectory naming pattern (</w:t>
+      </w:r>
+      <w:r>
+        <w:rPr>
+          <w:rStyle w:val="VerbatimChar"/>
+        </w:rPr>
+        <w:t xml:space="preserve">%F_%H.%M</w:t>
+      </w:r>
+      <w:r>
+        <w:t xml:space="preserve">, e.g. </w:t>
+      </w:r>
+      <w:r>
+        <w:rPr>
+          <w:rStyle w:val="VerbatimChar"/>
+        </w:rPr>
+        <w:t xml:space="preserve">2025-01-21_07.40</w:t>
+      </w:r>
+      <w:r>
+        <w:t xml:space="preserve">) if present in the path, and rank count falls back to the number of distinct PIDs among the scanned</w:t>
+      </w:r>
+      <w:r>
+        <w:t xml:space="preserve"> </w:t>
+      </w:r>
+      <w:r>
+        <w:rPr>
+          <w:rStyle w:val="VerbatimChar"/>
+        </w:rPr>
+        <w:t xml:space="preserve">&lt;component&gt;-&lt;pid&gt;.txt</w:t>
+      </w:r>
+      <w:r>
+        <w:t xml:space="preserve"> </w:t>
+      </w:r>
+      <w:r>
+        <w:t xml:space="preserve">filenames. Any field that still can’t be determined is left blank — never an error, per the request.</w:t>
+      </w:r>
+    </w:p>
+    <w:p>
+      <w:pPr>
+        <w:pStyle w:val="FirstParagraph"/>
+      </w:pPr>
+      <w:r>
+        <w:t xml:space="preserve">Extended</w:t>
+      </w:r>
+      <w:r>
+        <w:t xml:space="preserve"> </w:t>
+      </w:r>
+      <w:r>
+        <w:rPr>
+          <w:rStyle w:val="VerbatimChar"/>
+        </w:rPr>
+        <w:t xml:space="preserve">postprocess/tests/fixtures/mpi_2rank/</w:t>
+      </w:r>
+      <w:r>
+        <w:t xml:space="preserve"> </w:t>
+      </w:r>
+      <w:r>
+        <w:t xml:space="preserve">with a</w:t>
+      </w:r>
+      <w:r>
+        <w:t xml:space="preserve"> </w:t>
+      </w:r>
+      <w:r>
+        <w:rPr>
+          <w:rStyle w:val="VerbatimChar"/>
+        </w:rPr>
+        <w:t xml:space="preserve">metadata.json</w:t>
+      </w:r>
+      <w:r>
+        <w:t xml:space="preserve"> </w:t>
+      </w:r>
+      <w:r>
+        <w:t xml:space="preserve">fixture (exercising both a direct top-level key and one nested under a</w:t>
+      </w:r>
+      <w:r>
+        <w:t xml:space="preserve"> </w:t>
+      </w:r>
+      <w:r>
+        <w:rPr>
+          <w:rStyle w:val="VerbatimChar"/>
+        </w:rPr>
+        <w:t xml:space="preserve">settings</w:t>
+      </w:r>
+      <w:r>
+        <w:t xml:space="preserve"> </w:t>
+      </w:r>
+      <w:r>
+        <w:t xml:space="preserve">object) and left</w:t>
+      </w:r>
+      <w:r>
+        <w:t xml:space="preserve"> </w:t>
+      </w:r>
+      <w:r>
+        <w:rPr>
+          <w:rStyle w:val="VerbatimChar"/>
+        </w:rPr>
+        <w:t xml:space="preserve">single_rank/</w:t>
+      </w:r>
+      <w:r>
+        <w:t xml:space="preserve"> </w:t>
+      </w:r>
+      <w:r>
+        <w:t xml:space="preserve">without one, to test the all-fields-blank-plus-PID-fallback path. Added 15 new tests (33 total) covering the total-runtime computation, all three selection modes (including the threshold/unknown-total-runtime fallback), and metadata guessing with and without</w:t>
+      </w:r>
+      <w:r>
+        <w:t xml:space="preserve"> </w:t>
+      </w:r>
+      <w:r>
+        <w:rPr>
+          <w:rStyle w:val="VerbatimChar"/>
+        </w:rPr>
+        <w:t xml:space="preserve">metadata.json</w:t>
+      </w:r>
+      <w:r>
+        <w:t xml:space="preserve"> </w:t>
+      </w:r>
+      <w:r>
+        <w:t xml:space="preserve">present.</w:t>
+      </w:r>
+    </w:p>
     <w:bookmarkEnd w:id="23"/>
+    <w:bookmarkEnd w:id="24"/>
     <w:sectPr/>
   </w:body>
 </w:document>
@@ -981,8 +1375,123 @@
       </w:pPr>
     </w:lvl>
   </w:abstractNum>
+  <w:abstractNum w:abstractNumId="99411">
+    <w:nsid w:val="A99411"/>
+    <w:multiLevelType w:val="multilevel"/>
+    <w:lvl w:ilvl="0">
+      <w:start w:val="1"/>
+      <w:numFmt w:val="decimal"/>
+      <w:lvlText w:val="%1."/>
+      <w:lvlJc w:val="left"/>
+      <w:pPr>
+        <w:ind w:left="720" w:hanging="480"/>
+      </w:pPr>
+    </w:lvl>
+    <w:lvl w:ilvl="1">
+      <w:start w:val="1"/>
+      <w:numFmt w:val="decimal"/>
+      <w:lvlText w:val="%2."/>
+      <w:lvlJc w:val="left"/>
+      <w:pPr>
+        <w:ind w:left="1440" w:hanging="480"/>
+      </w:pPr>
+    </w:lvl>
+    <w:lvl w:ilvl="2">
+      <w:start w:val="1"/>
+      <w:numFmt w:val="decimal"/>
+      <w:lvlText w:val="%3."/>
+      <w:lvlJc w:val="left"/>
+      <w:pPr>
+        <w:ind w:left="2160" w:hanging="480"/>
+      </w:pPr>
+    </w:lvl>
+    <w:lvl w:ilvl="3">
+      <w:start w:val="1"/>
+      <w:numFmt w:val="decimal"/>
+      <w:lvlText w:val="%4."/>
+      <w:lvlJc w:val="left"/>
+      <w:pPr>
+        <w:ind w:left="2880" w:hanging="480"/>
+      </w:pPr>
+    </w:lvl>
+    <w:lvl w:ilvl="4">
+      <w:start w:val="1"/>
+      <w:numFmt w:val="decimal"/>
+      <w:lvlText w:val="%5."/>
+      <w:lvlJc w:val="left"/>
+      <w:pPr>
+        <w:ind w:left="3600" w:hanging="480"/>
+      </w:pPr>
+    </w:lvl>
+    <w:lvl w:ilvl="5">
+      <w:start w:val="1"/>
+      <w:numFmt w:val="decimal"/>
+      <w:lvlText w:val="%6."/>
+      <w:lvlJc w:val="left"/>
+      <w:pPr>
+        <w:ind w:left="4320" w:hanging="480"/>
+      </w:pPr>
+    </w:lvl>
+    <w:lvl w:ilvl="6">
+      <w:start w:val="1"/>
+      <w:numFmt w:val="decimal"/>
+      <w:lvlText w:val="%7."/>
+      <w:lvlJc w:val="left"/>
+      <w:pPr>
+        <w:ind w:left="5040" w:hanging="480"/>
+      </w:pPr>
+    </w:lvl>
+    <w:lvl w:ilvl="7">
+      <w:start w:val="1"/>
+      <w:numFmt w:val="decimal"/>
+      <w:lvlText w:val="%8."/>
+      <w:lvlJc w:val="left"/>
+      <w:pPr>
+        <w:ind w:left="5760" w:hanging="480"/>
+      </w:pPr>
+    </w:lvl>
+    <w:lvl w:ilvl="8">
+      <w:start w:val="1"/>
+      <w:numFmt w:val="decimal"/>
+      <w:lvlText w:val="%9."/>
+      <w:lvlJc w:val="left"/>
+      <w:pPr>
+        <w:ind w:left="6480" w:hanging="480"/>
+      </w:pPr>
+    </w:lvl>
+  </w:abstractNum>
   <w:num w:numId="1000">
     <w:abstractNumId w:val="990"/>
+  </w:num>
+  <w:num w:numId="1001">
+    <w:abstractNumId w:val="99411"/>
+    <w:lvlOverride w:ilvl="0">
+      <w:startOverride w:val="1"/>
+    </w:lvlOverride>
+    <w:lvlOverride w:ilvl="1">
+      <w:startOverride w:val="1"/>
+    </w:lvlOverride>
+    <w:lvlOverride w:ilvl="2">
+      <w:startOverride w:val="1"/>
+    </w:lvlOverride>
+    <w:lvlOverride w:ilvl="3">
+      <w:startOverride w:val="1"/>
+    </w:lvlOverride>
+    <w:lvlOverride w:ilvl="4">
+      <w:startOverride w:val="1"/>
+    </w:lvlOverride>
+    <w:lvlOverride w:ilvl="5">
+      <w:startOverride w:val="1"/>
+    </w:lvlOverride>
+    <w:lvlOverride w:ilvl="6">
+      <w:startOverride w:val="1"/>
+    </w:lvlOverride>
+    <w:lvlOverride w:ilvl="7">
+      <w:startOverride w:val="1"/>
+    </w:lvlOverride>
+    <w:lvlOverride w:ilvl="8">
+      <w:startOverride w:val="1"/>
+    </w:lvlOverride>
   </w:num>
 </w:numbering>
 </file>

--- a/docs/DEVELOPMENT_HISTORY.docx
+++ b/docs/DEVELOPMENT_HISTORY.docx
@@ -10,7 +10,7 @@
         <w:t xml:space="preserve">Development History</w:t>
       </w:r>
     </w:p>
-    <w:bookmarkStart w:id="24" w:name="development-history"/>
+    <w:bookmarkStart w:id="26" w:name="development-history"/>
     <w:p>
       <w:pPr>
         <w:pStyle w:val="Heading1"/>
@@ -152,6 +152,32 @@
           </w:p>
         </w:tc>
       </w:tr>
+      <w:tr>
+        <w:tc>
+          <w:tcPr/>
+          <w:p>
+            <w:pPr>
+              <w:pStyle w:val="Compact"/>
+              <w:jc w:val="left"/>
+            </w:pPr>
+            <w:r>
+              <w:t xml:space="preserve">2026-07-31</w:t>
+            </w:r>
+          </w:p>
+        </w:tc>
+        <w:tc>
+          <w:tcPr/>
+          <w:p>
+            <w:pPr>
+              <w:pStyle w:val="Compact"/>
+              <w:jc w:val="left"/>
+            </w:pPr>
+            <w:r>
+              <w:t xml:space="preserve">Second tool: rocprofv3 GPU kernel hotspots launcher + extractor</w:t>
+            </w:r>
+          </w:p>
+        </w:tc>
+      </w:tr>
     </w:tbl>
     <w:bookmarkStart w:id="20" w:name="project-scaffolding-and-rules"/>
     <w:p>
@@ -1268,7 +1294,713 @@
       </w:r>
     </w:p>
     <w:bookmarkEnd w:id="23"/>
-    <w:bookmarkEnd w:id="24"/>
+    <w:bookmarkStart w:id="25" w:name="Xff7c7e3edb3ab1a5eaafc92edfaa75b900b6563"/>
+    <w:p>
+      <w:pPr>
+        <w:pStyle w:val="Heading2"/>
+      </w:pPr>
+      <w:r>
+        <w:t xml:space="preserve">2026-07-31 — Second tool: rocprofv3 GPU kernel hotspots</w:t>
+      </w:r>
+    </w:p>
+    <w:p>
+      <w:pPr>
+        <w:pStyle w:val="FirstParagraph"/>
+      </w:pPr>
+      <w:r>
+        <w:t xml:space="preserve">Implemented the second tool per the approved plan in</w:t>
+      </w:r>
+      <w:r>
+        <w:t xml:space="preserve"> </w:t>
+      </w:r>
+      <w:hyperlink r:id="rId24">
+        <w:r>
+          <w:rPr>
+            <w:rStyle w:val="Hyperlink"/>
+          </w:rPr>
+          <w:t xml:space="preserve">docs/plans/02-rocprofv3-gpu-hotspots.md</w:t>
+        </w:r>
+      </w:hyperlink>
+      <w:r>
+        <w:t xml:space="preserve">: the GPU-kernel-only counterpart to the first tool, completing the roadmap item flagged when tool 1 was built (</w:t>
+      </w:r>
+      <w:r>
+        <w:rPr>
+          <w:rStyle w:val="VerbatimChar"/>
+        </w:rPr>
+        <w:t xml:space="preserve">rocprof-sys</w:t>
+      </w:r>
+      <w:r>
+        <w:t xml:space="preserve"> </w:t>
+      </w:r>
+      <w:r>
+        <w:t xml:space="preserve">never has real device execution time;</w:t>
+      </w:r>
+      <w:r>
+        <w:t xml:space="preserve"> </w:t>
+      </w:r>
+      <w:r>
+        <w:rPr>
+          <w:rStyle w:val="VerbatimChar"/>
+        </w:rPr>
+        <w:t xml:space="preserve">rocprofv3</w:t>
+      </w:r>
+      <w:r>
+        <w:t xml:space="preserve"> </w:t>
+      </w:r>
+      <w:r>
+        <w:t xml:space="preserve">does).</w:t>
+      </w:r>
+    </w:p>
+    <w:p>
+      <w:pPr>
+        <w:pStyle w:val="BodyText"/>
+      </w:pPr>
+      <w:r>
+        <w:t xml:space="preserve">Research into</w:t>
+      </w:r>
+      <w:r>
+        <w:t xml:space="preserve"> </w:t>
+      </w:r>
+      <w:r>
+        <w:rPr>
+          <w:rStyle w:val="VerbatimChar"/>
+        </w:rPr>
+        <w:t xml:space="preserve">rocprofv3</w:t>
+      </w:r>
+      <w:r>
+        <w:t xml:space="preserve"> </w:t>
+      </w:r>
+      <w:r>
+        <w:t xml:space="preserve">(rocprofiler-sdk), cross-checked against the ROCm 7.0.2-tagged docs and the tool’s own source on GitHub, found it considerably more straightforward to build on than</w:t>
+      </w:r>
+      <w:r>
+        <w:t xml:space="preserve"> </w:t>
+      </w:r>
+      <w:r>
+        <w:rPr>
+          <w:rStyle w:val="VerbatimChar"/>
+        </w:rPr>
+        <w:t xml:space="preserve">rocprof-sys</w:t>
+      </w:r>
+      <w:r>
+        <w:t xml:space="preserve">:</w:t>
+      </w:r>
+      <w:r>
+        <w:t xml:space="preserve"> </w:t>
+      </w:r>
+      <w:r>
+        <w:t xml:space="preserve">-</w:t>
+      </w:r>
+      <w:r>
+        <w:t xml:space="preserve"> </w:t>
+      </w:r>
+      <w:r>
+        <w:rPr>
+          <w:rStyle w:val="VerbatimChar"/>
+        </w:rPr>
+        <w:t xml:space="preserve">rocprofv3 --kernel-trace --stats --output-format csv -- &lt;app&gt;</w:t>
+      </w:r>
+      <w:r>
+        <w:t xml:space="preserve"> </w:t>
+      </w:r>
+      <w:r>
+        <w:t xml:space="preserve">needs no instrumentation/rebuild step, and writes a</w:t>
+      </w:r>
+      <w:r>
+        <w:t xml:space="preserve"> </w:t>
+      </w:r>
+      <w:r>
+        <w:rPr>
+          <w:rStyle w:val="VerbatimChar"/>
+        </w:rPr>
+        <w:t xml:space="preserve">kernel_stats.csv</w:t>
+      </w:r>
+      <w:r>
+        <w:t xml:space="preserve"> </w:t>
+      </w:r>
+      <w:r>
+        <w:t xml:space="preserve">whose schema was confirmed directly from the tool’s source (</w:t>
+      </w:r>
+      <w:r>
+        <w:rPr>
+          <w:rStyle w:val="VerbatimChar"/>
+        </w:rPr>
+        <w:t xml:space="preserve">generateCSV.cpp</w:t>
+      </w:r>
+      <w:r>
+        <w:t xml:space="preserve">,</w:t>
+      </w:r>
+      <w:r>
+        <w:t xml:space="preserve"> </w:t>
+      </w:r>
+      <w:r>
+        <w:rPr>
+          <w:rStyle w:val="VerbatimChar"/>
+        </w:rPr>
+        <w:t xml:space="preserve">statistics.cpp</w:t>
+      </w:r>
+      <w:r>
+        <w:t xml:space="preserve">):</w:t>
+      </w:r>
+      <w:r>
+        <w:t xml:space="preserve"> </w:t>
+      </w:r>
+      <w:r>
+        <w:rPr>
+          <w:rStyle w:val="VerbatimChar"/>
+        </w:rPr>
+        <w:t xml:space="preserve">Name,Calls,TotalDurationNs,AverageNs,Percentage,MinNs,MaxNs,StdDev</w:t>
+      </w:r>
+      <w:r>
+        <w:t xml:space="preserve">. rocprofv3 also already aggregates by kernel name internally (confirmed in</w:t>
+      </w:r>
+      <w:r>
+        <w:t xml:space="preserve"> </w:t>
+      </w:r>
+      <w:r>
+        <w:rPr>
+          <w:rStyle w:val="VerbatimChar"/>
+        </w:rPr>
+        <w:t xml:space="preserve">generateStats.cpp</w:t>
+      </w:r>
+      <w:r>
+        <w:t xml:space="preserve">) — no per-file dedup needed on our end, unlike</w:t>
+      </w:r>
+      <w:r>
+        <w:t xml:space="preserve"> </w:t>
+      </w:r>
+      <w:r>
+        <w:rPr>
+          <w:rStyle w:val="VerbatimChar"/>
+        </w:rPr>
+        <w:t xml:space="preserve">rocprof-sys</w:t>
+      </w:r>
+      <w:r>
+        <w:t xml:space="preserve">’s hierarchical text tables.</w:t>
+      </w:r>
+      <w:r>
+        <w:t xml:space="preserve"> </w:t>
+      </w:r>
+      <w:r>
+        <w:t xml:space="preserve">- Its own default output format is</w:t>
+      </w:r>
+      <w:r>
+        <w:t xml:space="preserve"> </w:t>
+      </w:r>
+      <w:r>
+        <w:rPr>
+          <w:rStyle w:val="VerbatimChar"/>
+        </w:rPr>
+        <w:t xml:space="preserve">rocpd</w:t>
+      </w:r>
+      <w:r>
+        <w:t xml:space="preserve"> </w:t>
+      </w:r>
+      <w:r>
+        <w:t xml:space="preserve">(SQLite), not CSV —</w:t>
+      </w:r>
+      <w:r>
+        <w:t xml:space="preserve"> </w:t>
+      </w:r>
+      <w:r>
+        <w:rPr>
+          <w:rStyle w:val="VerbatimChar"/>
+        </w:rPr>
+        <w:t xml:space="preserve">--output-format csv</w:t>
+      </w:r>
+      <w:r>
+        <w:t xml:space="preserve"> </w:t>
+      </w:r>
+      <w:r>
+        <w:t xml:space="preserve">must always be passed explicitly, so the launcher hardcodes it rather than exposing it as an option.</w:t>
+      </w:r>
+      <w:r>
+        <w:t xml:space="preserve"> </w:t>
+      </w:r>
+      <w:r>
+        <w:t xml:space="preserve">- Default output path is</w:t>
+      </w:r>
+      <w:r>
+        <w:t xml:space="preserve"> </w:t>
+      </w:r>
+      <w:r>
+        <w:rPr>
+          <w:rStyle w:val="VerbatimChar"/>
+        </w:rPr>
+        <w:t xml:space="preserve">&lt;output_dir&gt;/&lt;hostname&gt;/&lt;pid&gt;_kernel_stats.csv</w:t>
+      </w:r>
+      <w:r>
+        <w:t xml:space="preserve"> </w:t>
+      </w:r>
+      <w:r>
+        <w:t xml:space="preserve">(PID-based naming avoids MPI-rank collisions the same way</w:t>
+      </w:r>
+      <w:r>
+        <w:t xml:space="preserve"> </w:t>
+      </w:r>
+      <w:r>
+        <w:rPr>
+          <w:rStyle w:val="VerbatimChar"/>
+        </w:rPr>
+        <w:t xml:space="preserve">rocprof-sys</w:t>
+      </w:r>
+      <w:r>
+        <w:t xml:space="preserve"> </w:t>
+      </w:r>
+      <w:r>
+        <w:t xml:space="preserve">does) — the extractor globs recursively (</w:t>
+      </w:r>
+      <w:r>
+        <w:rPr>
+          <w:rStyle w:val="VerbatimChar"/>
+        </w:rPr>
+        <w:t xml:space="preserve">&lt;output_dir&gt;/**/*_kernel_stats.csv</w:t>
+      </w:r>
+      <w:r>
+        <w:t xml:space="preserve">) to find these one level down.</w:t>
+      </w:r>
+      <w:r>
+        <w:t xml:space="preserve"> </w:t>
+      </w:r>
+      <w:r>
+        <w:t xml:space="preserve">- No</w:t>
+      </w:r>
+      <w:r>
+        <w:t xml:space="preserve"> </w:t>
+      </w:r>
+      <w:r>
+        <w:rPr>
+          <w:rStyle w:val="VerbatimChar"/>
+        </w:rPr>
+        <w:t xml:space="preserve">metadata.json</w:t>
+      </w:r>
+      <w:r>
+        <w:t xml:space="preserve">-equivalent exists for ROCm 7.0.2 — the one candidate (</w:t>
+      </w:r>
+      <w:r>
+        <w:rPr>
+          <w:rStyle w:val="VerbatimChar"/>
+        </w:rPr>
+        <w:t xml:space="preserve">--output-config</w:t>
+      </w:r>
+      <w:r>
+        <w:t xml:space="preserve"> </w:t>
+      </w:r>
+      <w:r>
+        <w:t xml:space="preserve">→</w:t>
+      </w:r>
+      <w:r>
+        <w:t xml:space="preserve"> </w:t>
+      </w:r>
+      <w:r>
+        <w:rPr>
+          <w:rStyle w:val="VerbatimChar"/>
+        </w:rPr>
+        <w:t xml:space="preserve">&lt;pid&gt;_config.json</w:t>
+      </w:r>
+      <w:r>
+        <w:t xml:space="preserve">) is a post-7.0.2 addition, confirmed absent from the 7.0.2-tagged docs. The header’s executable/run-datetime/total-runtime fields therefore stay blank on 7.0.2 in practice; only the MPI-rank-count fallback (distinct PIDs among scanned filenames) is reliable regardless of version.</w:t>
+      </w:r>
+    </w:p>
+    <w:p>
+      <w:pPr>
+        <w:pStyle w:val="BodyText"/>
+      </w:pPr>
+      <w:r>
+        <w:t xml:space="preserve">Two pieces, mirroring tool 1’s shape for a consistent tool family:</w:t>
+      </w:r>
+      <w:r>
+        <w:t xml:space="preserve"> </w:t>
+      </w:r>
+      <w:r>
+        <w:t xml:space="preserve">-</w:t>
+      </w:r>
+      <w:r>
+        <w:t xml:space="preserve"> </w:t>
+      </w:r>
+      <w:r>
+        <w:rPr>
+          <w:rStyle w:val="VerbatimChar"/>
+        </w:rPr>
+        <w:t xml:space="preserve">postprocess/rocprofv3_hotspots.py</w:t>
+      </w:r>
+      <w:r>
+        <w:t xml:space="preserve"> </w:t>
+      </w:r>
+      <w:r>
+        <w:t xml:space="preserve">— standalone Python 3 (stdlib only) extractor. Recursively finds</w:t>
+      </w:r>
+      <w:r>
+        <w:t xml:space="preserve"> </w:t>
+      </w:r>
+      <w:r>
+        <w:rPr>
+          <w:rStyle w:val="VerbatimChar"/>
+        </w:rPr>
+        <w:t xml:space="preserve">*_kernel_stats.csv</w:t>
+      </w:r>
+      <w:r>
+        <w:t xml:space="preserve">, aggregates by kernel name across however many files it finds, recomputes a global</w:t>
+      </w:r>
+      <w:r>
+        <w:t xml:space="preserve"> </w:t>
+      </w:r>
+      <w:r>
+        <w:rPr>
+          <w:rStyle w:val="VerbatimChar"/>
+        </w:rPr>
+        <w:t xml:space="preserve">%total</w:t>
+      </w:r>
+      <w:r>
+        <w:t xml:space="preserve"> </w:t>
+      </w:r>
+      <w:r>
+        <w:t xml:space="preserve">(sum of that kernel’s</w:t>
+      </w:r>
+      <w:r>
+        <w:t xml:space="preserve"> </w:t>
+      </w:r>
+      <w:r>
+        <w:rPr>
+          <w:rStyle w:val="VerbatimChar"/>
+        </w:rPr>
+        <w:t xml:space="preserve">TotalDurationNs</w:t>
+      </w:r>
+      <w:r>
+        <w:t xml:space="preserve"> </w:t>
+      </w:r>
+      <w:r>
+        <w:t xml:space="preserve">across files, divided by the sum of every row’s</w:t>
+      </w:r>
+      <w:r>
+        <w:t xml:space="preserve"> </w:t>
+      </w:r>
+      <w:r>
+        <w:rPr>
+          <w:rStyle w:val="VerbatimChar"/>
+        </w:rPr>
+        <w:t xml:space="preserve">TotalDurationNs</w:t>
+      </w:r>
+      <w:r>
+        <w:t xml:space="preserve"> </w:t>
+      </w:r>
+      <w:r>
+        <w:t xml:space="preserve">across every file — no root-detection ambiguity here, since</w:t>
+      </w:r>
+      <w:r>
+        <w:t xml:space="preserve"> </w:t>
+      </w:r>
+      <w:r>
+        <w:rPr>
+          <w:rStyle w:val="VerbatimChar"/>
+        </w:rPr>
+        <w:t xml:space="preserve">kernel_stats.csv</w:t>
+      </w:r>
+      <w:r>
+        <w:t xml:space="preserve"> </w:t>
+      </w:r>
+      <w:r>
+        <w:t xml:space="preserve">has no call-stack hierarchy at all) and a recomputed per-call average, and writes a single-table</w:t>
+      </w:r>
+      <w:r>
+        <w:t xml:space="preserve"> </w:t>
+      </w:r>
+      <w:r>
+        <w:rPr>
+          <w:rStyle w:val="VerbatimChar"/>
+        </w:rPr>
+        <w:t xml:space="preserve">hotspots.txt</w:t>
+      </w:r>
+      <w:r>
+        <w:t xml:space="preserve"> </w:t>
+      </w:r>
+      <w:r>
+        <w:t xml:space="preserve">(no CPU/GPU split needed — this tool is GPU-kernel-only by design). Same</w:t>
+      </w:r>
+      <w:r>
+        <w:t xml:space="preserve"> </w:t>
+      </w:r>
+      <w:r>
+        <w:rPr>
+          <w:rStyle w:val="VerbatimChar"/>
+        </w:rPr>
+        <w:t xml:space="preserve">-n/--top | --threshold | --all</w:t>
+      </w:r>
+      <w:r>
+        <w:t xml:space="preserve"> </w:t>
+      </w:r>
+      <w:r>
+        <w:t xml:space="preserve">selection modes as tool 1, duplicated rather than shared, since each extractor is meant to stand alone.</w:t>
+      </w:r>
+      <w:r>
+        <w:t xml:space="preserve"> </w:t>
+      </w:r>
+      <w:r>
+        <w:t xml:space="preserve">-</w:t>
+      </w:r>
+      <w:r>
+        <w:t xml:space="preserve"> </w:t>
+      </w:r>
+      <w:r>
+        <w:rPr>
+          <w:rStyle w:val="VerbatimChar"/>
+        </w:rPr>
+        <w:t xml:space="preserve">scripts/rocprofv3_profile.sh</w:t>
+      </w:r>
+      <w:r>
+        <w:t xml:space="preserve"> </w:t>
+      </w:r>
+      <w:r>
+        <w:t xml:space="preserve">— bash launcher wrapping</w:t>
+      </w:r>
+      <w:r>
+        <w:t xml:space="preserve"> </w:t>
+      </w:r>
+      <w:r>
+        <w:rPr>
+          <w:rStyle w:val="VerbatimChar"/>
+        </w:rPr>
+        <w:t xml:space="preserve">rocprofv3</w:t>
+      </w:r>
+      <w:r>
+        <w:t xml:space="preserve"> </w:t>
+      </w:r>
+      <w:r>
+        <w:t xml:space="preserve">with</w:t>
+      </w:r>
+      <w:r>
+        <w:t xml:space="preserve"> </w:t>
+      </w:r>
+      <w:r>
+        <w:rPr>
+          <w:rStyle w:val="VerbatimChar"/>
+        </w:rPr>
+        <w:t xml:space="preserve">--kernel-trace --stats --summary --truncate-kernels --output-format csv</w:t>
+      </w:r>
+      <w:r>
+        <w:t xml:space="preserve"> </w:t>
+      </w:r>
+      <w:r>
+        <w:t xml:space="preserve">and auto-invoking the extractor afterward, using the same MPI pattern and rank-0-only summary gating as tool 1’s launcher.</w:t>
+      </w:r>
+    </w:p>
+    <w:p>
+      <w:pPr>
+        <w:pStyle w:val="BodyText"/>
+      </w:pPr>
+      <w:r>
+        <w:t xml:space="preserve">Also updated tool 1’s footer note (</w:t>
+      </w:r>
+      <w:r>
+        <w:rPr>
+          <w:rStyle w:val="VerbatimChar"/>
+        </w:rPr>
+        <w:t xml:space="preserve">postprocess/rocprof_sys_hotspots.py</w:t>
+      </w:r>
+      <w:r>
+        <w:t xml:space="preserve">, plus its checked-in sample</w:t>
+      </w:r>
+      <w:r>
+        <w:t xml:space="preserve"> </w:t>
+      </w:r>
+      <w:r>
+        <w:rPr>
+          <w:rStyle w:val="VerbatimChar"/>
+        </w:rPr>
+        <w:t xml:space="preserve">hotspots.txt</w:t>
+      </w:r>
+      <w:r>
+        <w:t xml:space="preserve"> </w:t>
+      </w:r>
+      <w:r>
+        <w:t xml:space="preserve">fixtures and the corresponding test assertion) to point at</w:t>
+      </w:r>
+      <w:r>
+        <w:t xml:space="preserve"> </w:t>
+      </w:r>
+      <w:r>
+        <w:rPr>
+          <w:rStyle w:val="VerbatimChar"/>
+        </w:rPr>
+        <w:t xml:space="preserve">scripts/rocprofv3_profile.sh</w:t>
+      </w:r>
+      <w:r>
+        <w:t xml:space="preserve"> </w:t>
+      </w:r>
+      <w:r>
+        <w:t xml:space="preserve">now that it exists, instead of a raw</w:t>
+      </w:r>
+      <w:r>
+        <w:t xml:space="preserve"> </w:t>
+      </w:r>
+      <w:r>
+        <w:rPr>
+          <w:rStyle w:val="VerbatimChar"/>
+        </w:rPr>
+        <w:t xml:space="preserve">rocprofv3</w:t>
+      </w:r>
+      <w:r>
+        <w:t xml:space="preserve"> </w:t>
+      </w:r>
+      <w:r>
+        <w:t xml:space="preserve">command line.</w:t>
+      </w:r>
+    </w:p>
+    <w:p>
+      <w:pPr>
+        <w:pStyle w:val="BodyText"/>
+      </w:pPr>
+      <w:r>
+        <w:t xml:space="preserve">Verified locally (no ROCm/GPU available, same constraint as tool 1):</w:t>
+      </w:r>
+      <w:r>
+        <w:t xml:space="preserve"> </w:t>
+      </w:r>
+      <w:r>
+        <w:rPr>
+          <w:rStyle w:val="VerbatimChar"/>
+        </w:rPr>
+        <w:t xml:space="preserve">python3 -m unittest</w:t>
+      </w:r>
+      <w:r>
+        <w:t xml:space="preserve"> </w:t>
+      </w:r>
+      <w:r>
+        <w:t xml:space="preserve">against new hand-crafted fixtures under</w:t>
+      </w:r>
+      <w:r>
+        <w:t xml:space="preserve"> </w:t>
+      </w:r>
+      <w:r>
+        <w:rPr>
+          <w:rStyle w:val="VerbatimChar"/>
+        </w:rPr>
+        <w:t xml:space="preserve">postprocess/tests/fixtures/rocprofv3_*</w:t>
+      </w:r>
+      <w:r>
+        <w:t xml:space="preserve"> </w:t>
+      </w:r>
+      <w:r>
+        <w:t xml:space="preserve">(22 new tests; 55 total across both tools), including one row with scientific-notation values to exercise float parsing, and a</w:t>
+      </w:r>
+      <w:r>
+        <w:t xml:space="preserve"> </w:t>
+      </w:r>
+      <w:r>
+        <w:rPr>
+          <w:rStyle w:val="VerbatimChar"/>
+        </w:rPr>
+        <w:t xml:space="preserve">&lt;pid&gt;_config.json</w:t>
+      </w:r>
+      <w:r>
+        <w:t xml:space="preserve"> </w:t>
+      </w:r>
+      <w:r>
+        <w:t xml:space="preserve">fixture (with one directly-keyed and one nested-under-an-object field) to test the header-guessing path.</w:t>
+      </w:r>
+      <w:r>
+        <w:t xml:space="preserve"> </w:t>
+      </w:r>
+      <w:r>
+        <w:rPr>
+          <w:rStyle w:val="VerbatimChar"/>
+        </w:rPr>
+        <w:t xml:space="preserve">bash -n</w:t>
+      </w:r>
+      <w:r>
+        <w:t xml:space="preserve"> </w:t>
+      </w:r>
+      <w:r>
+        <w:t xml:space="preserve">on the launcher (shellcheck still not installed here). Manual verification used a stubbed</w:t>
+      </w:r>
+      <w:r>
+        <w:t xml:space="preserve"> </w:t>
+      </w:r>
+      <w:r>
+        <w:rPr>
+          <w:rStyle w:val="VerbatimChar"/>
+        </w:rPr>
+        <w:t xml:space="preserve">rocprofv3</w:t>
+      </w:r>
+      <w:r>
+        <w:t xml:space="preserve"> </w:t>
+      </w:r>
+      <w:r>
+        <w:t xml:space="preserve">on</w:t>
+      </w:r>
+      <w:r>
+        <w:t xml:space="preserve"> </w:t>
+      </w:r>
+      <w:r>
+        <w:rPr>
+          <w:rStyle w:val="VerbatimChar"/>
+        </w:rPr>
+        <w:t xml:space="preserve">PATH</w:t>
+      </w:r>
+      <w:r>
+        <w:t xml:space="preserve"> </w:t>
+      </w:r>
+      <w:r>
+        <w:t xml:space="preserve">(same technique as tool 1) to confirm the missing-dependency error, dry-run command construction (</w:t>
+      </w:r>
+      <w:r>
+        <w:rPr>
+          <w:rStyle w:val="VerbatimChar"/>
+        </w:rPr>
+        <w:t xml:space="preserve">--output-format csv</w:t>
+      </w:r>
+      <w:r>
+        <w:t xml:space="preserve"> </w:t>
+      </w:r>
+      <w:r>
+        <w:t xml:space="preserve">always present), a full run producing a real</w:t>
+      </w:r>
+      <w:r>
+        <w:t xml:space="preserve"> </w:t>
+      </w:r>
+      <w:r>
+        <w:rPr>
+          <w:rStyle w:val="VerbatimChar"/>
+        </w:rPr>
+        <w:t xml:space="preserve">hotspots.txt</w:t>
+      </w:r>
+      <w:r>
+        <w:t xml:space="preserve"> </w:t>
+      </w:r>
+      <w:r>
+        <w:t xml:space="preserve">from copied fixture data, and rank-0-only summary gating under a simulated</w:t>
+      </w:r>
+      <w:r>
+        <w:t xml:space="preserve"> </w:t>
+      </w:r>
+      <w:r>
+        <w:rPr>
+          <w:rStyle w:val="VerbatimChar"/>
+        </w:rPr>
+        <w:t xml:space="preserve">OMPI_COMM_WORLD_RANK=1</w:t>
+      </w:r>
+      <w:r>
+        <w:t xml:space="preserve">. Real end-to-end validation against actual</w:t>
+      </w:r>
+      <w:r>
+        <w:t xml:space="preserve"> </w:t>
+      </w:r>
+      <w:r>
+        <w:rPr>
+          <w:rStyle w:val="VerbatimChar"/>
+        </w:rPr>
+        <w:t xml:space="preserve">rocprofv3</w:t>
+      </w:r>
+      <w:r>
+        <w:t xml:space="preserve"> </w:t>
+      </w:r>
+      <w:r>
+        <w:t xml:space="preserve">output is left to the user on the HPC system.</w:t>
+      </w:r>
+    </w:p>
+    <w:bookmarkEnd w:id="25"/>
+    <w:bookmarkEnd w:id="26"/>
     <w:sectPr/>
   </w:body>
 </w:document>

--- a/docs/DEVELOPMENT_HISTORY.docx
+++ b/docs/DEVELOPMENT_HISTORY.docx
@@ -10,7 +10,7 @@
         <w:t xml:space="preserve">Development History</w:t>
       </w:r>
     </w:p>
-    <w:bookmarkStart w:id="26" w:name="development-history"/>
+    <w:bookmarkStart w:id="28" w:name="development-history"/>
     <w:p>
       <w:pPr>
         <w:pStyle w:val="Heading1"/>
@@ -178,6 +178,32 @@
           </w:p>
         </w:tc>
       </w:tr>
+      <w:tr>
+        <w:tc>
+          <w:tcPr/>
+          <w:p>
+            <w:pPr>
+              <w:pStyle w:val="Compact"/>
+              <w:jc w:val="left"/>
+            </w:pPr>
+            <w:r>
+              <w:t xml:space="preserve">2026-07-31</w:t>
+            </w:r>
+          </w:p>
+        </w:tc>
+        <w:tc>
+          <w:tcPr/>
+          <w:p>
+            <w:pPr>
+              <w:pStyle w:val="Compact"/>
+              <w:jc w:val="left"/>
+            </w:pPr>
+            <w:r>
+              <w:t xml:space="preserve">Third tool: combined CPU+GPU hotspots, double-counting-safe</w:t>
+            </w:r>
+          </w:p>
+        </w:tc>
+      </w:tr>
     </w:tbl>
     <w:bookmarkStart w:id="20" w:name="project-scaffolding-and-rules"/>
     <w:p>
@@ -2000,7 +2026,899 @@
       </w:r>
     </w:p>
     <w:bookmarkEnd w:id="25"/>
-    <w:bookmarkEnd w:id="26"/>
+    <w:bookmarkStart w:id="27" w:name="X487b363fb8de3c6bf77445415d257964c7cf14f"/>
+    <w:p>
+      <w:pPr>
+        <w:pStyle w:val="Heading2"/>
+      </w:pPr>
+      <w:r>
+        <w:t xml:space="preserve">2026-07-31 — Third tool: combined CPU+GPU hotspots, double-counting-safe</w:t>
+      </w:r>
+    </w:p>
+    <w:p>
+      <w:pPr>
+        <w:pStyle w:val="FirstParagraph"/>
+      </w:pPr>
+      <w:r>
+        <w:t xml:space="preserve">Implemented the third tool per the approved plan in</w:t>
+      </w:r>
+      <w:r>
+        <w:t xml:space="preserve"> </w:t>
+      </w:r>
+      <w:hyperlink r:id="rId26">
+        <w:r>
+          <w:rPr>
+            <w:rStyle w:val="Hyperlink"/>
+          </w:rPr>
+          <w:t xml:space="preserve">docs/plans/03-combined-hotspots.md</w:t>
+        </w:r>
+      </w:hyperlink>
+      <w:r>
+        <w:t xml:space="preserve">: runs</w:t>
+      </w:r>
+      <w:r>
+        <w:t xml:space="preserve"> </w:t>
+      </w:r>
+      <w:r>
+        <w:rPr>
+          <w:rStyle w:val="VerbatimChar"/>
+        </w:rPr>
+        <w:t xml:space="preserve">rocprof-sys</w:t>
+      </w:r>
+      <w:r>
+        <w:t xml:space="preserve"> </w:t>
+      </w:r>
+      <w:r>
+        <w:t xml:space="preserve">and</w:t>
+      </w:r>
+      <w:r>
+        <w:t xml:space="preserve"> </w:t>
+      </w:r>
+      <w:r>
+        <w:rPr>
+          <w:rStyle w:val="VerbatimChar"/>
+        </w:rPr>
+        <w:t xml:space="preserve">rocprofv3</w:t>
+      </w:r>
+      <w:r>
+        <w:t xml:space="preserve"> </w:t>
+      </w:r>
+      <w:r>
+        <w:t xml:space="preserve">against the same command, one after the other, and merges their two separate rankings into one coherent report.</w:t>
+      </w:r>
+    </w:p>
+    <w:p>
+      <w:pPr>
+        <w:pStyle w:val="BodyText"/>
+      </w:pPr>
+      <w:r>
+        <w:t xml:space="preserve">Two design problems were worked out with the user in conversation before this plan existed:</w:t>
+      </w:r>
+    </w:p>
+    <w:p>
+      <w:pPr>
+        <w:numPr>
+          <w:ilvl w:val="0"/>
+          <w:numId w:val="1002"/>
+        </w:numPr>
+        <w:pStyle w:val="Compact"/>
+      </w:pPr>
+      <w:r>
+        <w:rPr>
+          <w:bCs/>
+          <w:b/>
+        </w:rPr>
+        <w:t xml:space="preserve">The user’s first idea — average the two runs’ totals, rescale every entry as if its run’s total were that average — is a mathematical no-op.</w:t>
+      </w:r>
+      <w:r>
+        <w:t xml:space="preserve"> </w:t>
+      </w:r>
+      <w:r>
+        <w:t xml:space="preserve">Rescaling every entry in a run by</w:t>
+      </w:r>
+      <w:r>
+        <w:t xml:space="preserve"> </w:t>
+      </w:r>
+      <w:r>
+        <w:rPr>
+          <w:rStyle w:val="VerbatimChar"/>
+        </w:rPr>
+        <w:t xml:space="preserve">k = avg/T_run</w:t>
+      </w:r>
+      <w:r>
+        <w:t xml:space="preserve"> </w:t>
+      </w:r>
+      <w:r>
+        <w:t xml:space="preserve">and then dividing by</w:t>
+      </w:r>
+      <w:r>
+        <w:t xml:space="preserve"> </w:t>
+      </w:r>
+      <w:r>
+        <w:rPr>
+          <w:rStyle w:val="VerbatimChar"/>
+        </w:rPr>
+        <w:t xml:space="preserve">avg</w:t>
+      </w:r>
+      <w:r>
+        <w:t xml:space="preserve"> </w:t>
+      </w:r>
+      <w:r>
+        <w:t xml:space="preserve">cancels</w:t>
+      </w:r>
+      <w:r>
+        <w:t xml:space="preserve"> </w:t>
+      </w:r>
+      <w:r>
+        <w:rPr>
+          <w:rStyle w:val="VerbatimChar"/>
+        </w:rPr>
+        <w:t xml:space="preserve">k</w:t>
+      </w:r>
+      <w:r>
+        <w:t xml:space="preserve"> </w:t>
+      </w:r>
+      <w:r>
+        <w:t xml:space="preserve">out exactly, leaving every entry’s</w:t>
+      </w:r>
+      <w:r>
+        <w:t xml:space="preserve"> </w:t>
+      </w:r>
+      <w:r>
+        <w:rPr>
+          <w:rStyle w:val="VerbatimChar"/>
+        </w:rPr>
+        <w:t xml:space="preserve">%total</w:t>
+      </w:r>
+      <w:r>
+        <w:t xml:space="preserve"> </w:t>
+      </w:r>
+      <w:r>
+        <w:t xml:space="preserve">identical to what it already was pre-</w:t>
+      </w:r>
+      <w:r>
+        <w:t xml:space="preserve">“</w:t>
+      </w:r>
+      <w:r>
+        <w:t xml:space="preserve">combination.</w:t>
+      </w:r>
+      <w:r>
+        <w:t xml:space="preserve">”</w:t>
+      </w:r>
+      <w:r>
+        <w:t xml:space="preserve"> </w:t>
+      </w:r>
+      <w:r>
+        <w:t xml:space="preserve">Two runs of very different absolute duration but the same 90%-of-their-own-total hotspot would both show 90%, indistinguishable, despite one representing far more absolute time. The fix that actually changes the outcome — and is simpler — is to use the plain sum</w:t>
+      </w:r>
+      <w:r>
+        <w:t xml:space="preserve"> </w:t>
+      </w:r>
+      <w:r>
+        <w:rPr>
+          <w:rStyle w:val="VerbatimChar"/>
+        </w:rPr>
+        <w:t xml:space="preserve">T_A + T_B</w:t>
+      </w:r>
+      <w:r>
+        <w:t xml:space="preserve"> </w:t>
+      </w:r>
+      <w:r>
+        <w:t xml:space="preserve">as one shared denominator, with no per-entry rescaling at all.</w:t>
+      </w:r>
+    </w:p>
+    <w:p>
+      <w:pPr>
+        <w:numPr>
+          <w:ilvl w:val="0"/>
+          <w:numId w:val="1002"/>
+        </w:numPr>
+        <w:pStyle w:val="Compact"/>
+      </w:pPr>
+      <w:r>
+        <w:rPr>
+          <w:rStyle w:val="VerbatimChar"/>
+          <w:bCs/>
+          <w:b/>
+        </w:rPr>
+        <w:t xml:space="preserve">T_A + T_B</w:t>
+      </w:r>
+      <w:r>
+        <w:rPr>
+          <w:bCs/>
+          <w:b/>
+        </w:rPr>
+        <w:t xml:space="preserve"> </w:t>
+      </w:r>
+      <w:r>
+        <w:rPr>
+          <w:bCs/>
+          <w:b/>
+        </w:rPr>
+        <w:t xml:space="preserve">alone double-counts GPU time.</w:t>
+      </w:r>
+      <w:r>
+        <w:t xml:space="preserve"> </w:t>
+      </w:r>
+      <w:r>
+        <w:rPr>
+          <w:rStyle w:val="VerbatimChar"/>
+        </w:rPr>
+        <w:t xml:space="preserve">rocprof-sys</w:t>
+      </w:r>
+      <w:r>
+        <w:t xml:space="preserve">’s CPU</w:t>
+      </w:r>
+      <w:r>
+        <w:t xml:space="preserve"> </w:t>
+      </w:r>
+      <w:r>
+        <w:rPr>
+          <w:rStyle w:val="VerbatimChar"/>
+        </w:rPr>
+        <w:t xml:space="preserve">wall_clock</w:t>
+      </w:r>
+      <w:r>
+        <w:t xml:space="preserve"> </w:t>
+      </w:r>
+      <w:r>
+        <w:t xml:space="preserve">total is inclusive of time blocked inside</w:t>
+      </w:r>
+      <w:r>
+        <w:t xml:space="preserve"> </w:t>
+      </w:r>
+      <w:r>
+        <w:rPr>
+          <w:rStyle w:val="VerbatimChar"/>
+        </w:rPr>
+        <w:t xml:space="preserve">hipStreamSynchronize</w:t>
+      </w:r>
+      <w:r>
+        <w:t xml:space="preserve">/</w:t>
+      </w:r>
+      <w:r>
+        <w:rPr>
+          <w:rStyle w:val="VerbatimChar"/>
+        </w:rPr>
+        <w:t xml:space="preserve">hipDeviceSynchronize</w:t>
+      </w:r>
+      <w:r>
+        <w:t xml:space="preserve">/a synchronous</w:t>
+      </w:r>
+      <w:r>
+        <w:t xml:space="preserve"> </w:t>
+      </w:r>
+      <w:r>
+        <w:rPr>
+          <w:rStyle w:val="VerbatimChar"/>
+        </w:rPr>
+        <w:t xml:space="preserve">hipMemcpy</w:t>
+      </w:r>
+      <w:r>
+        <w:t xml:space="preserve">, etc. — the CPU is literally waiting on the GPU during that interval, which is the same physical time</w:t>
+      </w:r>
+      <w:r>
+        <w:t xml:space="preserve"> </w:t>
+      </w:r>
+      <w:r>
+        <w:rPr>
+          <w:rStyle w:val="VerbatimChar"/>
+        </w:rPr>
+        <w:t xml:space="preserve">rocprofv3</w:t>
+      </w:r>
+      <w:r>
+        <w:t xml:space="preserve">’s kernel</w:t>
+      </w:r>
+      <w:r>
+        <w:t xml:space="preserve"> </w:t>
+      </w:r>
+      <w:r>
+        <w:rPr>
+          <w:rStyle w:val="VerbatimChar"/>
+        </w:rPr>
+        <w:t xml:space="preserve">TotalDurationNs</w:t>
+      </w:r>
+      <w:r>
+        <w:t xml:space="preserve"> </w:t>
+      </w:r>
+      <w:r>
+        <w:t xml:space="preserve">counts again from the device side. The fix reuses machinery</w:t>
+      </w:r>
+      <w:r>
+        <w:t xml:space="preserve"> </w:t>
+      </w:r>
+      <w:r>
+        <w:rPr>
+          <w:rStyle w:val="VerbatimChar"/>
+        </w:rPr>
+        <w:t xml:space="preserve">rocprof_sys_hotspots.py</w:t>
+      </w:r>
+      <w:r>
+        <w:t xml:space="preserve"> </w:t>
+      </w:r>
+      <w:r>
+        <w:t xml:space="preserve">already has: that tool already buckets</w:t>
+      </w:r>
+      <w:r>
+        <w:t xml:space="preserve"> </w:t>
+      </w:r>
+      <w:r>
+        <w:rPr>
+          <w:rStyle w:val="VerbatimChar"/>
+        </w:rPr>
+        <w:t xml:space="preserve">hip*</w:t>
+      </w:r>
+      <w:r>
+        <w:t xml:space="preserve">/</w:t>
+      </w:r>
+      <w:r>
+        <w:rPr>
+          <w:rStyle w:val="VerbatimChar"/>
+        </w:rPr>
+        <w:t xml:space="preserve">hsa*</w:t>
+      </w:r>
+      <w:r>
+        <w:t xml:space="preserve">/</w:t>
+      </w:r>
+      <w:r>
+        <w:rPr>
+          <w:rStyle w:val="VerbatimChar"/>
+        </w:rPr>
+        <w:t xml:space="preserve">roctx*</w:t>
+      </w:r>
+      <w:r>
+        <w:t xml:space="preserve">/</w:t>
+      </w:r>
+      <w:r>
+        <w:rPr>
+          <w:rStyle w:val="VerbatimChar"/>
+        </w:rPr>
+        <w:t xml:space="preserve">kfd*</w:t>
+      </w:r>
+      <w:r>
+        <w:t xml:space="preserve"> </w:t>
+      </w:r>
+      <w:r>
+        <w:t xml:space="preserve">entries away from its</w:t>
+      </w:r>
+      <w:r>
+        <w:t xml:space="preserve"> </w:t>
+      </w:r>
+      <w:r>
+        <w:t xml:space="preserve">“</w:t>
+      </w:r>
+      <w:r>
+        <w:t xml:space="preserve">CPU compute</w:t>
+      </w:r>
+      <w:r>
+        <w:t xml:space="preserve">”</w:t>
+      </w:r>
+      <w:r>
+        <w:t xml:space="preserve"> </w:t>
+      </w:r>
+      <w:r>
+        <w:t xml:space="preserve">bucket into a</w:t>
+      </w:r>
+      <w:r>
+        <w:t xml:space="preserve"> </w:t>
+      </w:r>
+      <w:r>
+        <w:t xml:space="preserve">“</w:t>
+      </w:r>
+      <w:r>
+        <w:t xml:space="preserve">GPU API / launch overhead</w:t>
+      </w:r>
+      <w:r>
+        <w:t xml:space="preserve">”</w:t>
+      </w:r>
+      <w:r>
+        <w:t xml:space="preserve"> </w:t>
+      </w:r>
+      <w:r>
+        <w:t xml:space="preserve">bucket. Subtracting that bucket’s sum from the CPU run’s raw total before adding the GPU run’s total removes the double-counted wait time:</w:t>
+      </w:r>
+      <w:r>
+        <w:t xml:space="preserve"> </w:t>
+      </w:r>
+      <w:r>
+        <w:rPr>
+          <w:rStyle w:val="VerbatimChar"/>
+        </w:rPr>
+        <w:t xml:space="preserve">combined pool = (CPU total − GPU API/overhead) + GPU kernel total</w:t>
+      </w:r>
+      <w:r>
+        <w:t xml:space="preserve">. Accepted approximation (confirmed with the user, who noted non-blocking HIP calls are out of scope for a beginner tool): this also strips the comparatively tiny non-blocking launch overhead in the same bucket, since there’s no reliable way to distinguish blocking from non-blocking HIP/HSA calls by name alone.</w:t>
+      </w:r>
+    </w:p>
+    <w:p>
+      <w:pPr>
+        <w:pStyle w:val="FirstParagraph"/>
+      </w:pPr>
+      <w:r>
+        <w:t xml:space="preserve">Per the user’s explicit instruction, the extractor takes both tools’ output directories as independent inputs and does</w:t>
+      </w:r>
+      <w:r>
+        <w:t xml:space="preserve"> </w:t>
+      </w:r>
+      <w:r>
+        <w:rPr>
+          <w:bCs/>
+          <w:b/>
+        </w:rPr>
+        <w:t xml:space="preserve">not</w:t>
+      </w:r>
+      <w:r>
+        <w:t xml:space="preserve"> </w:t>
+      </w:r>
+      <w:r>
+        <w:t xml:space="preserve">cross-check that they came from the same executable/test case/run — that responsibility is the caller’s (garbage in, garbage out).</w:t>
+      </w:r>
+    </w:p>
+    <w:p>
+      <w:pPr>
+        <w:pStyle w:val="BodyText"/>
+      </w:pPr>
+      <w:r>
+        <w:t xml:space="preserve">The user also specified the report should show four tables, not just the fused one: (1) the fused CPU+GPU ranking against the combined pool; (2) CPU compute hotspots exactly as</w:t>
+      </w:r>
+      <w:r>
+        <w:t xml:space="preserve"> </w:t>
+      </w:r>
+      <w:r>
+        <w:rPr>
+          <w:rStyle w:val="VerbatimChar"/>
+        </w:rPr>
+        <w:t xml:space="preserve">rocprof_sys_hotspots.py</w:t>
+      </w:r>
+      <w:r>
+        <w:t xml:space="preserve"> </w:t>
+      </w:r>
+      <w:r>
+        <w:t xml:space="preserve">reports them standalone; (3) GPU kernel hotspots exactly as</w:t>
+      </w:r>
+      <w:r>
+        <w:t xml:space="preserve"> </w:t>
+      </w:r>
+      <w:r>
+        <w:rPr>
+          <w:rStyle w:val="VerbatimChar"/>
+        </w:rPr>
+        <w:t xml:space="preserve">rocprofv3_hotspots.py</w:t>
+      </w:r>
+      <w:r>
+        <w:t xml:space="preserve"> </w:t>
+      </w:r>
+      <w:r>
+        <w:t xml:space="preserve">reports them standalone; (4) the GPU API/launch-overhead bucket subtracted out of table 1, so nothing is hidden and the fused numbers can be audited.</w:t>
+      </w:r>
+    </w:p>
+    <w:p>
+      <w:pPr>
+        <w:pStyle w:val="BodyText"/>
+      </w:pPr>
+      <w:r>
+        <w:t xml:space="preserve">Two pieces:</w:t>
+      </w:r>
+      <w:r>
+        <w:t xml:space="preserve"> </w:t>
+      </w:r>
+      <w:r>
+        <w:t xml:space="preserve">-</w:t>
+      </w:r>
+      <w:r>
+        <w:t xml:space="preserve"> </w:t>
+      </w:r>
+      <w:r>
+        <w:rPr>
+          <w:rStyle w:val="VerbatimChar"/>
+        </w:rPr>
+        <w:t xml:space="preserve">postprocess/rocprof_combined_hotspots.py</w:t>
+      </w:r>
+      <w:r>
+        <w:t xml:space="preserve"> </w:t>
+      </w:r>
+      <w:r>
+        <w:t xml:space="preserve">— imports its two sibling modules directly (</w:t>
+      </w:r>
+      <w:r>
+        <w:rPr>
+          <w:rStyle w:val="VerbatimChar"/>
+        </w:rPr>
+        <w:t xml:space="preserve">import rocprof_sys_hotspots as cpu_tool</w:t>
+      </w:r>
+      <w:r>
+        <w:t xml:space="preserve"> </w:t>
+      </w:r>
+      <w:r>
+        <w:t xml:space="preserve">/</w:t>
+      </w:r>
+      <w:r>
+        <w:t xml:space="preserve"> </w:t>
+      </w:r>
+      <w:r>
+        <w:rPr>
+          <w:rStyle w:val="VerbatimChar"/>
+        </w:rPr>
+        <w:t xml:space="preserve">import rocprofv3_hotspots as gpu_tool</w:t>
+      </w:r>
+      <w:r>
+        <w:t xml:space="preserve">, relying on Python putting a directly-run script’s own directory on</w:t>
+      </w:r>
+      <w:r>
+        <w:t xml:space="preserve"> </w:t>
+      </w:r>
+      <w:r>
+        <w:rPr>
+          <w:rStyle w:val="VerbatimChar"/>
+        </w:rPr>
+        <w:t xml:space="preserve">sys.path</w:t>
+      </w:r>
+      <w:r>
+        <w:t xml:space="preserve">) rather than duplicating their parsing logic a third time.</w:t>
+      </w:r>
+      <w:r>
+        <w:t xml:space="preserve"> </w:t>
+      </w:r>
+      <w:r>
+        <w:rPr>
+          <w:rStyle w:val="VerbatimChar"/>
+        </w:rPr>
+        <w:t xml:space="preserve">build_combined_view()</w:t>
+      </w:r>
+      <w:r>
+        <w:t xml:space="preserve"> </w:t>
+      </w:r>
+      <w:r>
+        <w:t xml:space="preserve">computes the five transparency numbers (raw CPU total, GPU-API overhead subtracted, pure CPU total, GPU total, combined pool) and the fused list;</w:t>
+      </w:r>
+      <w:r>
+        <w:t xml:space="preserve"> </w:t>
+      </w:r>
+      <w:r>
+        <w:rPr>
+          <w:rStyle w:val="VerbatimChar"/>
+        </w:rPr>
+        <w:t xml:space="preserve">write_report()</w:t>
+      </w:r>
+      <w:r>
+        <w:t xml:space="preserve"> </w:t>
+      </w:r>
+      <w:r>
+        <w:t xml:space="preserve">renders all four tables, reusing each sibling’s own</w:t>
+      </w:r>
+      <w:r>
+        <w:t xml:space="preserve"> </w:t>
+      </w:r>
+      <w:r>
+        <w:rPr>
+          <w:rStyle w:val="VerbatimChar"/>
+        </w:rPr>
+        <w:t xml:space="preserve">select_entries</w:t>
+      </w:r>
+      <w:r>
+        <w:t xml:space="preserve">/</w:t>
+      </w:r>
+      <w:r>
+        <w:rPr>
+          <w:rStyle w:val="VerbatimChar"/>
+        </w:rPr>
+        <w:t xml:space="preserve">format_table</w:t>
+      </w:r>
+      <w:r>
+        <w:t xml:space="preserve"> </w:t>
+      </w:r>
+      <w:r>
+        <w:t xml:space="preserve">directly for tables 2–4 (both already generic over any list of</w:t>
+      </w:r>
+      <w:r>
+        <w:t xml:space="preserve"> </w:t>
+      </w:r>
+      <w:r>
+        <w:rPr>
+          <w:rStyle w:val="VerbatimChar"/>
+        </w:rPr>
+        <w:t xml:space="preserve">{"sum", "pct_total", ...}</w:t>
+      </w:r>
+      <w:r>
+        <w:t xml:space="preserve"> </w:t>
+      </w:r>
+      <w:r>
+        <w:t xml:space="preserve">dicts) and one new</w:t>
+      </w:r>
+      <w:r>
+        <w:t xml:space="preserve"> </w:t>
+      </w:r>
+      <w:r>
+        <w:rPr>
+          <w:rStyle w:val="VerbatimChar"/>
+        </w:rPr>
+        <w:t xml:space="preserve">format_table_fused()</w:t>
+      </w:r>
+      <w:r>
+        <w:t xml:space="preserve"> </w:t>
+      </w:r>
+      <w:r>
+        <w:t xml:space="preserve">for table 1’s CPU/GPU-tagged rows.</w:t>
+      </w:r>
+      <w:r>
+        <w:t xml:space="preserve"> </w:t>
+      </w:r>
+      <w:r>
+        <w:t xml:space="preserve">-</w:t>
+      </w:r>
+      <w:r>
+        <w:t xml:space="preserve"> </w:t>
+      </w:r>
+      <w:r>
+        <w:rPr>
+          <w:rStyle w:val="VerbatimChar"/>
+        </w:rPr>
+        <w:t xml:space="preserve">scripts/rocprof_combined_profile.sh</w:t>
+      </w:r>
+      <w:r>
+        <w:t xml:space="preserve"> </w:t>
+      </w:r>
+      <w:r>
+        <w:t xml:space="preserve">— rather than re-implementing dependency checks and flag handling a third time, calls the two existing launchers sequentially with</w:t>
+      </w:r>
+      <w:r>
+        <w:t xml:space="preserve"> </w:t>
+      </w:r>
+      <w:r>
+        <w:rPr>
+          <w:rStyle w:val="VerbatimChar"/>
+        </w:rPr>
+        <w:t xml:space="preserve">--no-summary</w:t>
+      </w:r>
+      <w:r>
+        <w:t xml:space="preserve"> </w:t>
+      </w:r>
+      <w:r>
+        <w:t xml:space="preserve">(splitting</w:t>
+      </w:r>
+      <w:r>
+        <w:t xml:space="preserve"> </w:t>
+      </w:r>
+      <w:r>
+        <w:rPr>
+          <w:rStyle w:val="VerbatimChar"/>
+        </w:rPr>
+        <w:t xml:space="preserve">-o DIR</w:t>
+      </w:r>
+      <w:r>
+        <w:t xml:space="preserve"> </w:t>
+      </w:r>
+      <w:r>
+        <w:t xml:space="preserve">into</w:t>
+      </w:r>
+      <w:r>
+        <w:t xml:space="preserve"> </w:t>
+      </w:r>
+      <w:r>
+        <w:rPr>
+          <w:rStyle w:val="VerbatimChar"/>
+        </w:rPr>
+        <w:t xml:space="preserve">DIR/rocprof-sys</w:t>
+      </w:r>
+      <w:r>
+        <w:t xml:space="preserve"> </w:t>
+      </w:r>
+      <w:r>
+        <w:t xml:space="preserve">and</w:t>
+      </w:r>
+      <w:r>
+        <w:t xml:space="preserve"> </w:t>
+      </w:r>
+      <w:r>
+        <w:rPr>
+          <w:rStyle w:val="VerbatimChar"/>
+        </w:rPr>
+        <w:t xml:space="preserve">DIR/rocprofv3</w:t>
+      </w:r>
+      <w:r>
+        <w:t xml:space="preserve">), then runs the combined extractor once, rank-0-gated the same way as the other two launchers. No</w:t>
+      </w:r>
+      <w:r>
+        <w:t xml:space="preserve"> </w:t>
+      </w:r>
+      <w:r>
+        <w:rPr>
+          <w:rStyle w:val="VerbatimChar"/>
+        </w:rPr>
+        <w:t xml:space="preserve">set +e</w:t>
+      </w:r>
+      <w:r>
+        <w:t xml:space="preserve"> </w:t>
+      </w:r>
+      <w:r>
+        <w:t xml:space="preserve">around either sub-launcher call: a CPU-side failure aborts before the GPU run ever starts, since there’s no single</w:t>
+      </w:r>
+      <w:r>
+        <w:t xml:space="preserve"> </w:t>
+      </w:r>
+      <w:r>
+        <w:t xml:space="preserve">“</w:t>
+      </w:r>
+      <w:r>
+        <w:t xml:space="preserve">the app ran once</w:t>
+      </w:r>
+      <w:r>
+        <w:t xml:space="preserve">”</w:t>
+      </w:r>
+      <w:r>
+        <w:t xml:space="preserve"> </w:t>
+      </w:r>
+      <w:r>
+        <w:t xml:space="preserve">exit code to forward when the app runs twice under two different profilers.</w:t>
+      </w:r>
+      <w:r>
+        <w:t xml:space="preserve"> </w:t>
+      </w:r>
+      <w:r>
+        <w:rPr>
+          <w:rStyle w:val="VerbatimChar"/>
+        </w:rPr>
+        <w:t xml:space="preserve">--dry-run</w:t>
+      </w:r>
+      <w:r>
+        <w:t xml:space="preserve"> </w:t>
+      </w:r>
+      <w:r>
+        <w:t xml:space="preserve">forwards</w:t>
+      </w:r>
+      <w:r>
+        <w:t xml:space="preserve"> </w:t>
+      </w:r>
+      <w:r>
+        <w:rPr>
+          <w:rStyle w:val="VerbatimChar"/>
+        </w:rPr>
+        <w:t xml:space="preserve">--dry-run --no-summary</w:t>
+      </w:r>
+      <w:r>
+        <w:t xml:space="preserve"> </w:t>
+      </w:r>
+      <w:r>
+        <w:t xml:space="preserve">to both sub-launchers (reusing their own tested dry-run output) rather than reimplementing it.</w:t>
+      </w:r>
+    </w:p>
+    <w:p>
+      <w:pPr>
+        <w:pStyle w:val="BodyText"/>
+      </w:pPr>
+      <w:r>
+        <w:t xml:space="preserve">Verified locally (no ROCm/GPU available, same constraint as tools 1 and 2):</w:t>
+      </w:r>
+      <w:r>
+        <w:t xml:space="preserve"> </w:t>
+      </w:r>
+      <w:r>
+        <w:rPr>
+          <w:rStyle w:val="VerbatimChar"/>
+        </w:rPr>
+        <w:t xml:space="preserve">python3 -m unittest</w:t>
+      </w:r>
+      <w:r>
+        <w:t xml:space="preserve"> </w:t>
+      </w:r>
+      <w:r>
+        <w:t xml:space="preserve">reusing the</w:t>
+      </w:r>
+      <w:r>
+        <w:t xml:space="preserve"> </w:t>
+      </w:r>
+      <w:r>
+        <w:rPr>
+          <w:iCs/>
+          <w:i/>
+        </w:rPr>
+        <w:t xml:space="preserve">existing</w:t>
+      </w:r>
+      <w:r>
+        <w:t xml:space="preserve"> </w:t>
+      </w:r>
+      <w:r>
+        <w:t xml:space="preserve">fixtures from tools 1 and 2 as the two input directories — no new fixture files needed (13 new tests; 68 total across all three tools), including one test that independently recomputes the subtraction arithmetic from the same fixtures via the sibling modules’ own</w:t>
+      </w:r>
+      <w:r>
+        <w:t xml:space="preserve"> </w:t>
+      </w:r>
+      <w:r>
+        <w:rPr>
+          <w:rStyle w:val="VerbatimChar"/>
+        </w:rPr>
+        <w:t xml:space="preserve">aggregate()</w:t>
+      </w:r>
+      <w:r>
+        <w:t xml:space="preserve"> </w:t>
+      </w:r>
+      <w:r>
+        <w:t xml:space="preserve">(proving the formula, not a hand-typed number) and one that pairs deliberately mismatched fixtures to confirm no cross-validation happens.</w:t>
+      </w:r>
+      <w:r>
+        <w:t xml:space="preserve"> </w:t>
+      </w:r>
+      <w:r>
+        <w:rPr>
+          <w:rStyle w:val="VerbatimChar"/>
+        </w:rPr>
+        <w:t xml:space="preserve">bash -n</w:t>
+      </w:r>
+      <w:r>
+        <w:t xml:space="preserve"> </w:t>
+      </w:r>
+      <w:r>
+        <w:t xml:space="preserve">on the launcher (shellcheck still not installed here). Manual verification used stubbed</w:t>
+      </w:r>
+      <w:r>
+        <w:t xml:space="preserve"> </w:t>
+      </w:r>
+      <w:r>
+        <w:rPr>
+          <w:rStyle w:val="VerbatimChar"/>
+        </w:rPr>
+        <w:t xml:space="preserve">rocprof-sys-sample</w:t>
+      </w:r>
+      <w:r>
+        <w:t xml:space="preserve">/</w:t>
+      </w:r>
+      <w:r>
+        <w:rPr>
+          <w:rStyle w:val="VerbatimChar"/>
+        </w:rPr>
+        <w:t xml:space="preserve">rocprofv3</w:t>
+      </w:r>
+      <w:r>
+        <w:t xml:space="preserve"> </w:t>
+      </w:r>
+      <w:r>
+        <w:t xml:space="preserve">on</w:t>
+      </w:r>
+      <w:r>
+        <w:t xml:space="preserve"> </w:t>
+      </w:r>
+      <w:r>
+        <w:rPr>
+          <w:rStyle w:val="VerbatimChar"/>
+        </w:rPr>
+        <w:t xml:space="preserve">PATH</w:t>
+      </w:r>
+      <w:r>
+        <w:t xml:space="preserve">:</w:t>
+      </w:r>
+      <w:r>
+        <w:t xml:space="preserve"> </w:t>
+      </w:r>
+      <w:r>
+        <w:rPr>
+          <w:rStyle w:val="VerbatimChar"/>
+        </w:rPr>
+        <w:t xml:space="preserve">--dry-run</w:t>
+      </w:r>
+      <w:r>
+        <w:t xml:space="preserve"> </w:t>
+      </w:r>
+      <w:r>
+        <w:t xml:space="preserve">correctly shows both sub-launchers’ own dry-run output plus the combined-extractor invocation; a full run with both stubs copying real fixture data through produced a correct four-table report; removing the CPU stub confirmed the script aborts before the GPU sub-launcher ever runs; a simulated</w:t>
+      </w:r>
+      <w:r>
+        <w:t xml:space="preserve"> </w:t>
+      </w:r>
+      <w:r>
+        <w:rPr>
+          <w:rStyle w:val="VerbatimChar"/>
+        </w:rPr>
+        <w:t xml:space="preserve">OMPI_COMM_WORLD_RANK=1</w:t>
+      </w:r>
+      <w:r>
+        <w:t xml:space="preserve"> </w:t>
+      </w:r>
+      <w:r>
+        <w:t xml:space="preserve">confirmed the combined summary step is skipped. Real end-to-end validation against actual ROCm output is left to the user on the HPC system.</w:t>
+      </w:r>
+    </w:p>
+    <w:bookmarkEnd w:id="27"/>
+    <w:bookmarkEnd w:id="28"/>
     <w:sectPr/>
   </w:body>
 </w:document>
@@ -2196,6 +3114,36 @@
     <w:abstractNumId w:val="990"/>
   </w:num>
   <w:num w:numId="1001">
+    <w:abstractNumId w:val="99411"/>
+    <w:lvlOverride w:ilvl="0">
+      <w:startOverride w:val="1"/>
+    </w:lvlOverride>
+    <w:lvlOverride w:ilvl="1">
+      <w:startOverride w:val="1"/>
+    </w:lvlOverride>
+    <w:lvlOverride w:ilvl="2">
+      <w:startOverride w:val="1"/>
+    </w:lvlOverride>
+    <w:lvlOverride w:ilvl="3">
+      <w:startOverride w:val="1"/>
+    </w:lvlOverride>
+    <w:lvlOverride w:ilvl="4">
+      <w:startOverride w:val="1"/>
+    </w:lvlOverride>
+    <w:lvlOverride w:ilvl="5">
+      <w:startOverride w:val="1"/>
+    </w:lvlOverride>
+    <w:lvlOverride w:ilvl="6">
+      <w:startOverride w:val="1"/>
+    </w:lvlOverride>
+    <w:lvlOverride w:ilvl="7">
+      <w:startOverride w:val="1"/>
+    </w:lvlOverride>
+    <w:lvlOverride w:ilvl="8">
+      <w:startOverride w:val="1"/>
+    </w:lvlOverride>
+  </w:num>
+  <w:num w:numId="1002">
     <w:abstractNumId w:val="99411"/>
     <w:lvlOverride w:ilvl="0">
       <w:startOverride w:val="1"/>

--- a/docs/DEVELOPMENT_HISTORY.docx
+++ b/docs/DEVELOPMENT_HISTORY.docx
@@ -10,7 +10,7 @@
         <w:t xml:space="preserve">Development History</w:t>
       </w:r>
     </w:p>
-    <w:bookmarkStart w:id="28" w:name="development-history"/>
+    <w:bookmarkStart w:id="29" w:name="development-history"/>
     <w:p>
       <w:pPr>
         <w:pStyle w:val="Heading1"/>
@@ -204,6 +204,32 @@
           </w:p>
         </w:tc>
       </w:tr>
+      <w:tr>
+        <w:tc>
+          <w:tcPr/>
+          <w:p>
+            <w:pPr>
+              <w:pStyle w:val="Compact"/>
+              <w:jc w:val="left"/>
+            </w:pPr>
+            <w:r>
+              <w:t xml:space="preserve">2026-07-31</w:t>
+            </w:r>
+          </w:p>
+        </w:tc>
+        <w:tc>
+          <w:tcPr/>
+          <w:p>
+            <w:pPr>
+              <w:pStyle w:val="Compact"/>
+              <w:jc w:val="left"/>
+            </w:pPr>
+            <w:r>
+              <w:t xml:space="preserve">Renamed all six tools to beginner-friendly names; added plain-language -h/–help text</w:t>
+            </w:r>
+          </w:p>
+        </w:tc>
+      </w:tr>
     </w:tbl>
     <w:bookmarkStart w:id="20" w:name="project-scaffolding-and-rules"/>
     <w:p>
@@ -2918,7 +2944,566 @@
       </w:r>
     </w:p>
     <w:bookmarkEnd w:id="27"/>
+    <w:bookmarkStart w:id="28" w:name="X7e06147c8b016c16dbe9f3a1131e3ec37dda633"/>
+    <w:p>
+      <w:pPr>
+        <w:pStyle w:val="Heading2"/>
+      </w:pPr>
+      <w:r>
+        <w:t xml:space="preserve">2026-07-31 — Renamed all six tools to beginner-friendly names; plain-language help text</w:t>
+      </w:r>
+    </w:p>
+    <w:p>
+      <w:pPr>
+        <w:pStyle w:val="FirstParagraph"/>
+      </w:pPr>
+      <w:r>
+        <w:t xml:space="preserve">Two small follow-up requests, no plan needed:</w:t>
+      </w:r>
+    </w:p>
+    <w:p>
+      <w:pPr>
+        <w:numPr>
+          <w:ilvl w:val="0"/>
+          <w:numId w:val="1003"/>
+        </w:numPr>
+        <w:pStyle w:val="Compact"/>
+      </w:pPr>
+      <w:r>
+        <w:rPr>
+          <w:bCs/>
+          <w:b/>
+        </w:rPr>
+        <w:t xml:space="preserve">Renamed every tool file so its name describes what it does, not which AMD tool sits behind it</w:t>
+      </w:r>
+      <w:r>
+        <w:t xml:space="preserve"> </w:t>
+      </w:r>
+      <w:r>
+        <w:t xml:space="preserve">(the AMD tool name stays in code comments, not in the name or the user-facing output):</w:t>
+      </w:r>
+      <w:r>
+        <w:t xml:space="preserve"> </w:t>
+      </w:r>
+      <w:r>
+        <w:rPr>
+          <w:rStyle w:val="VerbatimChar"/>
+        </w:rPr>
+        <w:t xml:space="preserve">rocprof_sys_profile.sh</w:t>
+      </w:r>
+      <w:r>
+        <w:t xml:space="preserve"> </w:t>
+      </w:r>
+      <w:r>
+        <w:t xml:space="preserve">→</w:t>
+      </w:r>
+      <w:r>
+        <w:t xml:space="preserve"> </w:t>
+      </w:r>
+      <w:r>
+        <w:rPr>
+          <w:rStyle w:val="VerbatimChar"/>
+        </w:rPr>
+        <w:t xml:space="preserve">scripts/profile_CPU_hotspots.sh</w:t>
+      </w:r>
+      <w:r>
+        <w:t xml:space="preserve">,</w:t>
+      </w:r>
+      <w:r>
+        <w:t xml:space="preserve"> </w:t>
+      </w:r>
+      <w:r>
+        <w:rPr>
+          <w:rStyle w:val="VerbatimChar"/>
+        </w:rPr>
+        <w:t xml:space="preserve">rocprofv3_profile.sh</w:t>
+      </w:r>
+      <w:r>
+        <w:t xml:space="preserve"> </w:t>
+      </w:r>
+      <w:r>
+        <w:t xml:space="preserve">→</w:t>
+      </w:r>
+      <w:r>
+        <w:t xml:space="preserve"> </w:t>
+      </w:r>
+      <w:r>
+        <w:rPr>
+          <w:rStyle w:val="VerbatimChar"/>
+        </w:rPr>
+        <w:t xml:space="preserve">scripts/profile_GPU_hotspots.sh</w:t>
+      </w:r>
+      <w:r>
+        <w:t xml:space="preserve">,</w:t>
+      </w:r>
+      <w:r>
+        <w:t xml:space="preserve"> </w:t>
+      </w:r>
+      <w:r>
+        <w:rPr>
+          <w:rStyle w:val="VerbatimChar"/>
+        </w:rPr>
+        <w:t xml:space="preserve">rocprof_combined_profile.sh</w:t>
+      </w:r>
+      <w:r>
+        <w:t xml:space="preserve"> </w:t>
+      </w:r>
+      <w:r>
+        <w:t xml:space="preserve">→</w:t>
+      </w:r>
+      <w:r>
+        <w:t xml:space="preserve"> </w:t>
+      </w:r>
+      <w:r>
+        <w:rPr>
+          <w:rStyle w:val="VerbatimChar"/>
+        </w:rPr>
+        <w:t xml:space="preserve">scripts/profile_hotspots.sh</w:t>
+      </w:r>
+      <w:r>
+        <w:t xml:space="preserve">,</w:t>
+      </w:r>
+      <w:r>
+        <w:t xml:space="preserve"> </w:t>
+      </w:r>
+      <w:r>
+        <w:rPr>
+          <w:rStyle w:val="VerbatimChar"/>
+        </w:rPr>
+        <w:t xml:space="preserve">rocprof_sys_hotspots.py</w:t>
+      </w:r>
+      <w:r>
+        <w:t xml:space="preserve"> </w:t>
+      </w:r>
+      <w:r>
+        <w:t xml:space="preserve">→</w:t>
+      </w:r>
+      <w:r>
+        <w:t xml:space="preserve"> </w:t>
+      </w:r>
+      <w:r>
+        <w:rPr>
+          <w:rStyle w:val="VerbatimChar"/>
+        </w:rPr>
+        <w:t xml:space="preserve">postprocess/extract_CPU_hotspots.py</w:t>
+      </w:r>
+      <w:r>
+        <w:t xml:space="preserve">,</w:t>
+      </w:r>
+      <w:r>
+        <w:t xml:space="preserve"> </w:t>
+      </w:r>
+      <w:r>
+        <w:rPr>
+          <w:rStyle w:val="VerbatimChar"/>
+        </w:rPr>
+        <w:t xml:space="preserve">rocprofv3_hotspots.py</w:t>
+      </w:r>
+      <w:r>
+        <w:t xml:space="preserve"> </w:t>
+      </w:r>
+      <w:r>
+        <w:t xml:space="preserve">→</w:t>
+      </w:r>
+      <w:r>
+        <w:t xml:space="preserve"> </w:t>
+      </w:r>
+      <w:r>
+        <w:rPr>
+          <w:rStyle w:val="VerbatimChar"/>
+        </w:rPr>
+        <w:t xml:space="preserve">postprocess/extract_GPU_hotspots.py</w:t>
+      </w:r>
+      <w:r>
+        <w:t xml:space="preserve">,</w:t>
+      </w:r>
+      <w:r>
+        <w:t xml:space="preserve"> </w:t>
+      </w:r>
+      <w:r>
+        <w:rPr>
+          <w:rStyle w:val="VerbatimChar"/>
+        </w:rPr>
+        <w:t xml:space="preserve">rocprof_combined_hotspots.py</w:t>
+      </w:r>
+      <w:r>
+        <w:t xml:space="preserve"> </w:t>
+      </w:r>
+      <w:r>
+        <w:t xml:space="preserve">→</w:t>
+      </w:r>
+      <w:r>
+        <w:t xml:space="preserve"> </w:t>
+      </w:r>
+      <w:r>
+        <w:rPr>
+          <w:rStyle w:val="VerbatimChar"/>
+        </w:rPr>
+        <w:t xml:space="preserve">postprocess/extract_hotspots.py</w:t>
+      </w:r>
+      <w:r>
+        <w:t xml:space="preserve"> </w:t>
+      </w:r>
+      <w:r>
+        <w:t xml:space="preserve">(plus the matching</w:t>
+      </w:r>
+      <w:r>
+        <w:t xml:space="preserve"> </w:t>
+      </w:r>
+      <w:r>
+        <w:rPr>
+          <w:rStyle w:val="VerbatimChar"/>
+        </w:rPr>
+        <w:t xml:space="preserve">test_*.py</w:t>
+      </w:r>
+      <w:r>
+        <w:t xml:space="preserve"> </w:t>
+      </w:r>
+      <w:r>
+        <w:t xml:space="preserve">files). Every internal cross-reference was updated to match:</w:t>
+      </w:r>
+      <w:r>
+        <w:t xml:space="preserve"> </w:t>
+      </w:r>
+      <w:r>
+        <w:rPr>
+          <w:rStyle w:val="VerbatimChar"/>
+        </w:rPr>
+        <w:t xml:space="preserve">EXTRACTOR</w:t>
+      </w:r>
+      <w:r>
+        <w:t xml:space="preserve">/</w:t>
+      </w:r>
+      <w:r>
+        <w:rPr>
+          <w:rStyle w:val="VerbatimChar"/>
+        </w:rPr>
+        <w:t xml:space="preserve">CPU_LAUNCHER</w:t>
+      </w:r>
+      <w:r>
+        <w:t xml:space="preserve">/</w:t>
+      </w:r>
+      <w:r>
+        <w:rPr>
+          <w:rStyle w:val="VerbatimChar"/>
+        </w:rPr>
+        <w:t xml:space="preserve">GPU_LAUNCHER</w:t>
+      </w:r>
+      <w:r>
+        <w:t xml:space="preserve"> </w:t>
+      </w:r>
+      <w:r>
+        <w:t xml:space="preserve">path variables in the shell scripts, the combined extractor’s</w:t>
+      </w:r>
+      <w:r>
+        <w:t xml:space="preserve"> </w:t>
+      </w:r>
+      <w:r>
+        <w:rPr>
+          <w:rStyle w:val="VerbatimChar"/>
+        </w:rPr>
+        <w:t xml:space="preserve">import extract_CPU_hotspots as cpu_tool</w:t>
+      </w:r>
+      <w:r>
+        <w:t xml:space="preserve">/</w:t>
+      </w:r>
+      <w:r>
+        <w:rPr>
+          <w:rStyle w:val="VerbatimChar"/>
+        </w:rPr>
+        <w:t xml:space="preserve">import extract_GPU_hotspots as gpu_tool</w:t>
+      </w:r>
+      <w:r>
+        <w:t xml:space="preserve"> </w:t>
+      </w:r>
+      <w:r>
+        <w:t xml:space="preserve">(previously</w:t>
+      </w:r>
+      <w:r>
+        <w:t xml:space="preserve"> </w:t>
+      </w:r>
+      <w:r>
+        <w:rPr>
+          <w:rStyle w:val="VerbatimChar"/>
+        </w:rPr>
+        <w:t xml:space="preserve">rocprof_sys_hotspots</w:t>
+      </w:r>
+      <w:r>
+        <w:t xml:space="preserve">/</w:t>
+      </w:r>
+      <w:r>
+        <w:rPr>
+          <w:rStyle w:val="VerbatimChar"/>
+        </w:rPr>
+        <w:t xml:space="preserve">rocprofv3_hotspots</w:t>
+      </w:r>
+      <w:r>
+        <w:t xml:space="preserve">), footer cross-references between the CPU and GPU tools, and the four already-committed sample</w:t>
+      </w:r>
+      <w:r>
+        <w:t xml:space="preserve"> </w:t>
+      </w:r>
+      <w:r>
+        <w:rPr>
+          <w:rStyle w:val="VerbatimChar"/>
+        </w:rPr>
+        <w:t xml:space="preserve">hotspots.txt</w:t>
+      </w:r>
+      <w:r>
+        <w:t xml:space="preserve"> </w:t>
+      </w:r>
+      <w:r>
+        <w:t xml:space="preserve">fixtures (regenerated so their footer text matches the renamed scripts they now point at).</w:t>
+      </w:r>
+      <w:r>
+        <w:t xml:space="preserve"> </w:t>
+      </w:r>
+      <w:r>
+        <w:rPr>
+          <w:rStyle w:val="VerbatimChar"/>
+        </w:rPr>
+        <w:t xml:space="preserve">docs/plans/01-03</w:t>
+      </w:r>
+      <w:r>
+        <w:t xml:space="preserve"> </w:t>
+      </w:r>
+      <w:r>
+        <w:t xml:space="preserve">and earlier</w:t>
+      </w:r>
+      <w:r>
+        <w:t xml:space="preserve"> </w:t>
+      </w:r>
+      <w:r>
+        <w:rPr>
+          <w:rStyle w:val="VerbatimChar"/>
+        </w:rPr>
+        <w:t xml:space="preserve">DEVELOPMENT_HISTORY.md</w:t>
+      </w:r>
+      <w:r>
+        <w:t xml:space="preserve"> </w:t>
+      </w:r>
+      <w:r>
+        <w:t xml:space="preserve">entries above were deliberately left untouched — they’re historical records of what the tools were named at the time, not living documentation.</w:t>
+      </w:r>
+    </w:p>
+    <w:p>
+      <w:pPr>
+        <w:numPr>
+          <w:ilvl w:val="0"/>
+          <w:numId w:val="1003"/>
+        </w:numPr>
+        <w:pStyle w:val="Compact"/>
+      </w:pPr>
+      <w:r>
+        <w:rPr>
+          <w:rStyle w:val="VerbatimChar"/>
+          <w:bCs/>
+          <w:b/>
+        </w:rPr>
+        <w:t xml:space="preserve">-h</w:t>
+      </w:r>
+      <w:r>
+        <w:rPr>
+          <w:bCs/>
+          <w:b/>
+        </w:rPr>
+        <w:t xml:space="preserve">/</w:t>
+      </w:r>
+      <w:r>
+        <w:rPr>
+          <w:rStyle w:val="VerbatimChar"/>
+          <w:bCs/>
+          <w:b/>
+        </w:rPr>
+        <w:t xml:space="preserve">--help</w:t>
+      </w:r>
+      <w:r>
+        <w:rPr>
+          <w:bCs/>
+          <w:b/>
+        </w:rPr>
+        <w:t xml:space="preserve"> </w:t>
+      </w:r>
+      <w:r>
+        <w:rPr>
+          <w:bCs/>
+          <w:b/>
+        </w:rPr>
+        <w:t xml:space="preserve">on every tool now leads with a short (~10-15 line), jargon-free explanation</w:t>
+      </w:r>
+      <w:r>
+        <w:t xml:space="preserve"> </w:t>
+      </w:r>
+      <w:r>
+        <w:t xml:space="preserve">of what it does and its main limitation, written for someone who’s never heard of</w:t>
+      </w:r>
+      <w:r>
+        <w:t xml:space="preserve"> </w:t>
+      </w:r>
+      <w:r>
+        <w:rPr>
+          <w:rStyle w:val="VerbatimChar"/>
+        </w:rPr>
+        <w:t xml:space="preserve">rocprof-sys</w:t>
+      </w:r>
+      <w:r>
+        <w:t xml:space="preserve">/</w:t>
+      </w:r>
+      <w:r>
+        <w:rPr>
+          <w:rStyle w:val="VerbatimChar"/>
+        </w:rPr>
+        <w:t xml:space="preserve">rocprofv3</w:t>
+      </w:r>
+      <w:r>
+        <w:t xml:space="preserve"> </w:t>
+      </w:r>
+      <w:r>
+        <w:t xml:space="preserve">— before the existing options table, which is unchanged. For the three bash launchers this is a new paragraph prepended to their existing</w:t>
+      </w:r>
+      <w:r>
+        <w:t xml:space="preserve"> </w:t>
+      </w:r>
+      <w:r>
+        <w:rPr>
+          <w:rStyle w:val="VerbatimChar"/>
+        </w:rPr>
+        <w:t xml:space="preserve">usage()</w:t>
+      </w:r>
+      <w:r>
+        <w:t xml:space="preserve"> </w:t>
+      </w:r>
+      <w:r>
+        <w:t xml:space="preserve">heredoc. For the three Python extractors, added a new</w:t>
+      </w:r>
+      <w:r>
+        <w:t xml:space="preserve"> </w:t>
+      </w:r>
+      <w:r>
+        <w:rPr>
+          <w:rStyle w:val="VerbatimChar"/>
+        </w:rPr>
+        <w:t xml:space="preserve">HELP_BLURB</w:t>
+      </w:r>
+      <w:r>
+        <w:t xml:space="preserve"> </w:t>
+      </w:r>
+      <w:r>
+        <w:t xml:space="preserve">module constant passed as argparse’s</w:t>
+      </w:r>
+      <w:r>
+        <w:t xml:space="preserve"> </w:t>
+      </w:r>
+      <w:r>
+        <w:rPr>
+          <w:rStyle w:val="VerbatimChar"/>
+        </w:rPr>
+        <w:t xml:space="preserve">description</w:t>
+      </w:r>
+      <w:r>
+        <w:t xml:space="preserve"> </w:t>
+      </w:r>
+      <w:r>
+        <w:t xml:space="preserve">(with</w:t>
+      </w:r>
+      <w:r>
+        <w:t xml:space="preserve"> </w:t>
+      </w:r>
+      <w:r>
+        <w:rPr>
+          <w:rStyle w:val="VerbatimChar"/>
+        </w:rPr>
+        <w:t xml:space="preserve">formatter_class=argparse.RawDescriptionHelpFormatter</w:t>
+      </w:r>
+      <w:r>
+        <w:t xml:space="preserve"> </w:t>
+      </w:r>
+      <w:r>
+        <w:t xml:space="preserve">so its line breaks render as written) instead of reusing the module docstring — the original, more technical docstring stays in place as a code comment for future maintainers, per the same</w:t>
+      </w:r>
+      <w:r>
+        <w:t xml:space="preserve"> </w:t>
+      </w:r>
+      <w:r>
+        <w:t xml:space="preserve">“</w:t>
+      </w:r>
+      <w:r>
+        <w:t xml:space="preserve">AMD/technical detail stays in comments, not user-facing text</w:t>
+      </w:r>
+      <w:r>
+        <w:t xml:space="preserve">”</w:t>
+      </w:r>
+      <w:r>
+        <w:t xml:space="preserve"> </w:t>
+      </w:r>
+      <w:r>
+        <w:t xml:space="preserve">principle as the renaming above.</w:t>
+      </w:r>
+    </w:p>
+    <w:p>
+      <w:pPr>
+        <w:pStyle w:val="FirstParagraph"/>
+      </w:pPr>
+      <w:r>
+        <w:t xml:space="preserve">Verified: full existing test suite (68 tests, unchanged) still passes after the rename;</w:t>
+      </w:r>
+      <w:r>
+        <w:t xml:space="preserve"> </w:t>
+      </w:r>
+      <w:r>
+        <w:rPr>
+          <w:rStyle w:val="VerbatimChar"/>
+        </w:rPr>
+        <w:t xml:space="preserve">bash -n</w:t>
+      </w:r>
+      <w:r>
+        <w:t xml:space="preserve"> </w:t>
+      </w:r>
+      <w:r>
+        <w:t xml:space="preserve">on all three renamed launchers; manually rendered all six tools’</w:t>
+      </w:r>
+      <w:r>
+        <w:t xml:space="preserve"> </w:t>
+      </w:r>
+      <w:r>
+        <w:rPr>
+          <w:rStyle w:val="VerbatimChar"/>
+        </w:rPr>
+        <w:t xml:space="preserve">-h</w:t>
+      </w:r>
+      <w:r>
+        <w:t xml:space="preserve">/</w:t>
+      </w:r>
+      <w:r>
+        <w:rPr>
+          <w:rStyle w:val="VerbatimChar"/>
+        </w:rPr>
+        <w:t xml:space="preserve">--help</w:t>
+      </w:r>
+      <w:r>
+        <w:t xml:space="preserve"> </w:t>
+      </w:r>
+      <w:r>
+        <w:t xml:space="preserve">output and read them as a first-time user would; re-ran the same stubbed-tool dry-run/full-run/abort/rank-gating checks used for tools 1-3 against the renamed</w:t>
+      </w:r>
+      <w:r>
+        <w:t xml:space="preserve"> </w:t>
+      </w:r>
+      <w:r>
+        <w:rPr>
+          <w:rStyle w:val="VerbatimChar"/>
+        </w:rPr>
+        <w:t xml:space="preserve">profile_hotspots.sh</w:t>
+      </w:r>
+      <w:r>
+        <w:t xml:space="preserve"> </w:t>
+      </w:r>
+      <w:r>
+        <w:t xml:space="preserve">to confirm the rename didn’t silently break the sub-launcher call chain; grepped the whole repo for leftover old filenames outside the historical docs (none found after regenerating the four sample fixtures).</w:t>
+      </w:r>
+    </w:p>
     <w:bookmarkEnd w:id="28"/>
+    <w:bookmarkEnd w:id="29"/>
     <w:sectPr/>
   </w:body>
 </w:document>
@@ -3144,6 +3729,36 @@
     </w:lvlOverride>
   </w:num>
   <w:num w:numId="1002">
+    <w:abstractNumId w:val="99411"/>
+    <w:lvlOverride w:ilvl="0">
+      <w:startOverride w:val="1"/>
+    </w:lvlOverride>
+    <w:lvlOverride w:ilvl="1">
+      <w:startOverride w:val="1"/>
+    </w:lvlOverride>
+    <w:lvlOverride w:ilvl="2">
+      <w:startOverride w:val="1"/>
+    </w:lvlOverride>
+    <w:lvlOverride w:ilvl="3">
+      <w:startOverride w:val="1"/>
+    </w:lvlOverride>
+    <w:lvlOverride w:ilvl="4">
+      <w:startOverride w:val="1"/>
+    </w:lvlOverride>
+    <w:lvlOverride w:ilvl="5">
+      <w:startOverride w:val="1"/>
+    </w:lvlOverride>
+    <w:lvlOverride w:ilvl="6">
+      <w:startOverride w:val="1"/>
+    </w:lvlOverride>
+    <w:lvlOverride w:ilvl="7">
+      <w:startOverride w:val="1"/>
+    </w:lvlOverride>
+    <w:lvlOverride w:ilvl="8">
+      <w:startOverride w:val="1"/>
+    </w:lvlOverride>
+  </w:num>
+  <w:num w:numId="1003">
     <w:abstractNumId w:val="99411"/>
     <w:lvlOverride w:ilvl="0">
       <w:startOverride w:val="1"/>

--- a/docs/DEVELOPMENT_HISTORY.docx
+++ b/docs/DEVELOPMENT_HISTORY.docx
@@ -10,7 +10,7 @@
         <w:t xml:space="preserve">Development History</w:t>
       </w:r>
     </w:p>
-    <w:bookmarkStart w:id="29" w:name="development-history"/>
+    <w:bookmarkStart w:id="30" w:name="development-history"/>
     <w:p>
       <w:pPr>
         <w:pStyle w:val="Heading1"/>
@@ -230,6 +230,32 @@
           </w:p>
         </w:tc>
       </w:tr>
+      <w:tr>
+        <w:tc>
+          <w:tcPr/>
+          <w:p>
+            <w:pPr>
+              <w:pStyle w:val="Compact"/>
+              <w:jc w:val="left"/>
+            </w:pPr>
+            <w:r>
+              <w:t xml:space="preserve">2026-07-31</w:t>
+            </w:r>
+          </w:p>
+        </w:tc>
+        <w:tc>
+          <w:tcPr/>
+          <w:p>
+            <w:pPr>
+              <w:pStyle w:val="Compact"/>
+              <w:jc w:val="left"/>
+            </w:pPr>
+            <w:r>
+              <w:t xml:space="preserve">-h/–help now names the underlying AMD tool with a documentation link</w:t>
+            </w:r>
+          </w:p>
+        </w:tc>
+      </w:tr>
     </w:tbl>
     <w:bookmarkStart w:id="20" w:name="project-scaffolding-and-rules"/>
     <w:p>
@@ -3503,7 +3529,203 @@
       </w:r>
     </w:p>
     <w:bookmarkEnd w:id="28"/>
+    <w:bookmarkStart w:id="29" w:name="X936ff1f5b4a75a73dd2bbcd75ed5368dafc5126"/>
+    <w:p>
+      <w:pPr>
+        <w:pStyle w:val="Heading2"/>
+      </w:pPr>
+      <w:r>
+        <w:t xml:space="preserve">2026-07-31 — -h/–help now names the underlying AMD tool with a documentation link</w:t>
+      </w:r>
+    </w:p>
+    <w:p>
+      <w:pPr>
+        <w:pStyle w:val="FirstParagraph"/>
+      </w:pPr>
+      <w:r>
+        <w:t xml:space="preserve">Small follow-up to the beginner-friendly renaming: each tool’s</w:t>
+      </w:r>
+      <w:r>
+        <w:t xml:space="preserve"> </w:t>
+      </w:r>
+      <w:r>
+        <w:rPr>
+          <w:rStyle w:val="VerbatimChar"/>
+        </w:rPr>
+        <w:t xml:space="preserve">-h</w:t>
+      </w:r>
+      <w:r>
+        <w:t xml:space="preserve">/</w:t>
+      </w:r>
+      <w:r>
+        <w:rPr>
+          <w:rStyle w:val="VerbatimChar"/>
+        </w:rPr>
+        <w:t xml:space="preserve">--help</w:t>
+      </w:r>
+      <w:r>
+        <w:t xml:space="preserve"> </w:t>
+      </w:r>
+      <w:r>
+        <w:t xml:space="preserve">blurb now ends with a one-line</w:t>
+      </w:r>
+      <w:r>
+        <w:t xml:space="preserve"> </w:t>
+      </w:r>
+      <w:r>
+        <w:t xml:space="preserve">“</w:t>
+      </w:r>
+      <w:r>
+        <w:t xml:space="preserve">under the hood, this uses AMD’s</w:t>
+      </w:r>
+      <w:r>
+        <w:t xml:space="preserve"> </w:t>
+      </w:r>
+      <w:r>
+        <w:rPr>
+          <w:rStyle w:val="VerbatimChar"/>
+        </w:rPr>
+        <w:t xml:space="preserve">&lt;tool&gt;</w:t>
+      </w:r>
+      <w:r>
+        <w:t xml:space="preserve">”</w:t>
+      </w:r>
+      <w:r>
+        <w:t xml:space="preserve"> </w:t>
+      </w:r>
+      <w:r>
+        <w:t xml:space="preserve">note plus a link to that tool’s official ROCm documentation, so a curious user can go straight to the authoritative source instead of having to dig through this project’s code or commit history to find out what’s actually running.</w:t>
+      </w:r>
+    </w:p>
+    <w:p>
+      <w:pPr>
+        <w:pStyle w:val="BodyText"/>
+      </w:pPr>
+      <w:r>
+        <w:t xml:space="preserve">Added to all six tools’ existing help blurb (right before the options table for the three bash launchers, at the end of</w:t>
+      </w:r>
+      <w:r>
+        <w:t xml:space="preserve"> </w:t>
+      </w:r>
+      <w:r>
+        <w:rPr>
+          <w:rStyle w:val="VerbatimChar"/>
+        </w:rPr>
+        <w:t xml:space="preserve">HELP_BLURB</w:t>
+      </w:r>
+      <w:r>
+        <w:t xml:space="preserve"> </w:t>
+      </w:r>
+      <w:r>
+        <w:t xml:space="preserve">for the three Python extractors):</w:t>
+      </w:r>
+      <w:r>
+        <w:t xml:space="preserve"> </w:t>
+      </w:r>
+      <w:r>
+        <w:rPr>
+          <w:rStyle w:val="VerbatimChar"/>
+        </w:rPr>
+        <w:t xml:space="preserve">profile_CPU_hotspots.sh</w:t>
+      </w:r>
+      <w:r>
+        <w:t xml:space="preserve">/</w:t>
+      </w:r>
+      <w:r>
+        <w:rPr>
+          <w:rStyle w:val="VerbatimChar"/>
+        </w:rPr>
+        <w:t xml:space="preserve">extract_CPU_hotspots.py</w:t>
+      </w:r>
+      <w:r>
+        <w:t xml:space="preserve"> </w:t>
+      </w:r>
+      <w:r>
+        <w:t xml:space="preserve">name rocprof-sys with a link to https://rocm.docs.amd.com/projects/rocprofiler-systems/en/latest/;</w:t>
+      </w:r>
+      <w:r>
+        <w:t xml:space="preserve"> </w:t>
+      </w:r>
+      <w:r>
+        <w:rPr>
+          <w:rStyle w:val="VerbatimChar"/>
+        </w:rPr>
+        <w:t xml:space="preserve">profile_GPU_hotspots.sh</w:t>
+      </w:r>
+      <w:r>
+        <w:t xml:space="preserve">/</w:t>
+      </w:r>
+      <w:r>
+        <w:rPr>
+          <w:rStyle w:val="VerbatimChar"/>
+        </w:rPr>
+        <w:t xml:space="preserve">extract_GPU_hotspots.py</w:t>
+      </w:r>
+      <w:r>
+        <w:t xml:space="preserve"> </w:t>
+      </w:r>
+      <w:r>
+        <w:t xml:space="preserve">name rocprofv3 with a link to https://rocm.docs.amd.com/projects/rocprofiler-sdk/en/latest/how-to/using-rocprofv3.html;</w:t>
+      </w:r>
+      <w:r>
+        <w:t xml:space="preserve"> </w:t>
+      </w:r>
+      <w:r>
+        <w:rPr>
+          <w:rStyle w:val="VerbatimChar"/>
+        </w:rPr>
+        <w:t xml:space="preserve">profile_hotspots.sh</w:t>
+      </w:r>
+      <w:r>
+        <w:t xml:space="preserve">/</w:t>
+      </w:r>
+      <w:r>
+        <w:rPr>
+          <w:rStyle w:val="VerbatimChar"/>
+        </w:rPr>
+        <w:t xml:space="preserve">extract_hotspots.py</w:t>
+      </w:r>
+      <w:r>
+        <w:t xml:space="preserve"> </w:t>
+      </w:r>
+      <w:r>
+        <w:t xml:space="preserve">name and link both, since they use both tools.</w:t>
+      </w:r>
+    </w:p>
+    <w:p>
+      <w:pPr>
+        <w:pStyle w:val="BodyText"/>
+      </w:pPr>
+      <w:r>
+        <w:t xml:space="preserve">Verified: full test suite (68 tests) still passes; manually rendered all six</w:t>
+      </w:r>
+      <w:r>
+        <w:t xml:space="preserve"> </w:t>
+      </w:r>
+      <w:r>
+        <w:rPr>
+          <w:rStyle w:val="VerbatimChar"/>
+        </w:rPr>
+        <w:t xml:space="preserve">-h</w:t>
+      </w:r>
+      <w:r>
+        <w:t xml:space="preserve">/</w:t>
+      </w:r>
+      <w:r>
+        <w:rPr>
+          <w:rStyle w:val="VerbatimChar"/>
+        </w:rPr>
+        <w:t xml:space="preserve">--help</w:t>
+      </w:r>
+      <w:r>
+        <w:t xml:space="preserve"> </w:t>
+      </w:r>
+      <w:r>
+        <w:t xml:space="preserve">outputs to confirm the note reads correctly and the options table underneath is unaffected.</w:t>
+      </w:r>
+    </w:p>
     <w:bookmarkEnd w:id="29"/>
+    <w:bookmarkEnd w:id="30"/>
     <w:sectPr/>
   </w:body>
 </w:document>

--- a/docs/DEVELOPMENT_HISTORY.docx
+++ b/docs/DEVELOPMENT_HISTORY.docx
@@ -10,7 +10,7 @@
         <w:t xml:space="preserve">Development History</w:t>
       </w:r>
     </w:p>
-    <w:bookmarkStart w:id="30" w:name="development-history"/>
+    <w:bookmarkStart w:id="32" w:name="development-history"/>
     <w:p>
       <w:pPr>
         <w:pStyle w:val="Heading1"/>
@@ -256,6 +256,32 @@
           </w:p>
         </w:tc>
       </w:tr>
+      <w:tr>
+        <w:tc>
+          <w:tcPr/>
+          <w:p>
+            <w:pPr>
+              <w:pStyle w:val="Compact"/>
+              <w:jc w:val="left"/>
+            </w:pPr>
+            <w:r>
+              <w:t xml:space="preserve">2026-07-31</w:t>
+            </w:r>
+          </w:p>
+        </w:tc>
+        <w:tc>
+          <w:tcPr/>
+          <w:p>
+            <w:pPr>
+              <w:pStyle w:val="Compact"/>
+              <w:jc w:val="left"/>
+            </w:pPr>
+            <w:r>
+              <w:t xml:space="preserve">CLAUDE.md codifies naming and -h/–help conventions for future tools</w:t>
+            </w:r>
+          </w:p>
+        </w:tc>
+      </w:tr>
     </w:tbl>
     <w:bookmarkStart w:id="20" w:name="project-scaffolding-and-rules"/>
     <w:p>
@@ -3725,7 +3751,233 @@
       </w:r>
     </w:p>
     <w:bookmarkEnd w:id="29"/>
-    <w:bookmarkEnd w:id="30"/>
+    <w:bookmarkStart w:id="31" w:name="X2867fc6bfa71fa508f88ee16b879e87295f89ba"/>
+    <w:p>
+      <w:pPr>
+        <w:pStyle w:val="Heading2"/>
+      </w:pPr>
+      <w:r>
+        <w:t xml:space="preserve">2026-07-31 — CLAUDE.md codifies naming and -h/–help conventions for future tools</w:t>
+      </w:r>
+    </w:p>
+    <w:p>
+      <w:pPr>
+        <w:pStyle w:val="FirstParagraph"/>
+      </w:pPr>
+      <w:r>
+        <w:t xml:space="preserve">The two conventions just applied to all six existing tools (beginner-friendly naming, and a plain-language</w:t>
+      </w:r>
+      <w:r>
+        <w:t xml:space="preserve"> </w:t>
+      </w:r>
+      <w:r>
+        <w:rPr>
+          <w:rStyle w:val="VerbatimChar"/>
+        </w:rPr>
+        <w:t xml:space="preserve">-h</w:t>
+      </w:r>
+      <w:r>
+        <w:t xml:space="preserve">/</w:t>
+      </w:r>
+      <w:r>
+        <w:rPr>
+          <w:rStyle w:val="VerbatimChar"/>
+        </w:rPr>
+        <w:t xml:space="preserve">--help</w:t>
+      </w:r>
+      <w:r>
+        <w:t xml:space="preserve"> </w:t>
+      </w:r>
+      <w:r>
+        <w:t xml:space="preserve">blurb naming the underlying AMD tool with a doc link) are meant to hold for every future tool in this project, not just a one-time cleanup — so they’re now written into</w:t>
+      </w:r>
+      <w:r>
+        <w:t xml:space="preserve"> </w:t>
+      </w:r>
+      <w:hyperlink r:id="rId30">
+        <w:r>
+          <w:rPr>
+            <w:rStyle w:val="Hyperlink"/>
+          </w:rPr>
+          <w:t xml:space="preserve">CLAUDE.md</w:t>
+        </w:r>
+      </w:hyperlink>
+      <w:r>
+        <w:t xml:space="preserve"> </w:t>
+      </w:r>
+      <w:r>
+        <w:t xml:space="preserve">as a standing rule (new</w:t>
+      </w:r>
+      <w:r>
+        <w:t xml:space="preserve"> </w:t>
+      </w:r>
+      <w:r>
+        <w:t xml:space="preserve">“</w:t>
+      </w:r>
+      <w:r>
+        <w:t xml:space="preserve">User-facing conventions</w:t>
+      </w:r>
+      <w:r>
+        <w:t xml:space="preserve">”</w:t>
+      </w:r>
+      <w:r>
+        <w:t xml:space="preserve"> </w:t>
+      </w:r>
+      <w:r>
+        <w:t xml:space="preserve">section), rather than living only in this history file or in the code itself.</w:t>
+      </w:r>
+    </w:p>
+    <w:p>
+      <w:pPr>
+        <w:pStyle w:val="BodyText"/>
+      </w:pPr>
+      <w:r>
+        <w:t xml:space="preserve">Codified: (1) tools are named after what they do, not the AMD tool behind them —</w:t>
+      </w:r>
+      <w:r>
+        <w:t xml:space="preserve"> </w:t>
+      </w:r>
+      <w:r>
+        <w:rPr>
+          <w:rStyle w:val="VerbatimChar"/>
+        </w:rPr>
+        <w:t xml:space="preserve">scripts/</w:t>
+      </w:r>
+      <w:r>
+        <w:t xml:space="preserve"> </w:t>
+      </w:r>
+      <w:r>
+        <w:t xml:space="preserve">launchers as</w:t>
+      </w:r>
+      <w:r>
+        <w:t xml:space="preserve"> </w:t>
+      </w:r>
+      <w:r>
+        <w:rPr>
+          <w:rStyle w:val="VerbatimChar"/>
+        </w:rPr>
+        <w:t xml:space="preserve">profile_&lt;what&gt;</w:t>
+      </w:r>
+      <w:r>
+        <w:t xml:space="preserve">,</w:t>
+      </w:r>
+      <w:r>
+        <w:t xml:space="preserve"> </w:t>
+      </w:r>
+      <w:r>
+        <w:rPr>
+          <w:rStyle w:val="VerbatimChar"/>
+        </w:rPr>
+        <w:t xml:space="preserve">postprocess/</w:t>
+      </w:r>
+      <w:r>
+        <w:t xml:space="preserve"> </w:t>
+      </w:r>
+      <w:r>
+        <w:t xml:space="preserve">tools as</w:t>
+      </w:r>
+      <w:r>
+        <w:t xml:space="preserve"> </w:t>
+      </w:r>
+      <w:r>
+        <w:rPr>
+          <w:rStyle w:val="VerbatimChar"/>
+        </w:rPr>
+        <w:t xml:space="preserve">extract_&lt;what&gt;</w:t>
+      </w:r>
+      <w:r>
+        <w:t xml:space="preserve">, following the pattern already established by</w:t>
+      </w:r>
+      <w:r>
+        <w:t xml:space="preserve"> </w:t>
+      </w:r>
+      <w:r>
+        <w:rPr>
+          <w:rStyle w:val="VerbatimChar"/>
+        </w:rPr>
+        <w:t xml:space="preserve">profile_CPU_hotspots.sh</w:t>
+      </w:r>
+      <w:r>
+        <w:t xml:space="preserve">/</w:t>
+      </w:r>
+      <w:r>
+        <w:rPr>
+          <w:rStyle w:val="VerbatimChar"/>
+        </w:rPr>
+        <w:t xml:space="preserve">profile_GPU_hotspots.sh</w:t>
+      </w:r>
+      <w:r>
+        <w:t xml:space="preserve">/</w:t>
+      </w:r>
+      <w:r>
+        <w:rPr>
+          <w:rStyle w:val="VerbatimChar"/>
+        </w:rPr>
+        <w:t xml:space="preserve">profile_hotspots.sh</w:t>
+      </w:r>
+      <w:r>
+        <w:t xml:space="preserve"> </w:t>
+      </w:r>
+      <w:r>
+        <w:t xml:space="preserve">and</w:t>
+      </w:r>
+      <w:r>
+        <w:t xml:space="preserve"> </w:t>
+      </w:r>
+      <w:r>
+        <w:rPr>
+          <w:rStyle w:val="VerbatimChar"/>
+        </w:rPr>
+        <w:t xml:space="preserve">extract_CPU_hotspots.py</w:t>
+      </w:r>
+      <w:r>
+        <w:t xml:space="preserve">/</w:t>
+      </w:r>
+      <w:r>
+        <w:rPr>
+          <w:rStyle w:val="VerbatimChar"/>
+        </w:rPr>
+        <w:t xml:space="preserve">extract_GPU_hotspots.py</w:t>
+      </w:r>
+      <w:r>
+        <w:t xml:space="preserve">/</w:t>
+      </w:r>
+      <w:r>
+        <w:rPr>
+          <w:rStyle w:val="VerbatimChar"/>
+        </w:rPr>
+        <w:t xml:space="preserve">extract_hotspots.py</w:t>
+      </w:r>
+      <w:r>
+        <w:t xml:space="preserve">; (2)</w:t>
+      </w:r>
+      <w:r>
+        <w:t xml:space="preserve"> </w:t>
+      </w:r>
+      <w:r>
+        <w:rPr>
+          <w:rStyle w:val="VerbatimChar"/>
+        </w:rPr>
+        <w:t xml:space="preserve">-h</w:t>
+      </w:r>
+      <w:r>
+        <w:t xml:space="preserve">/</w:t>
+      </w:r>
+      <w:r>
+        <w:rPr>
+          <w:rStyle w:val="VerbatimChar"/>
+        </w:rPr>
+        <w:t xml:space="preserve">--help</w:t>
+      </w:r>
+      <w:r>
+        <w:t xml:space="preserve"> </w:t>
+      </w:r>
+      <w:r>
+        <w:t xml:space="preserve">must lead with a short (~10-15 line), jargon-free purpose-and-limitation explanation ahead of the options table, ending with a line naming the specific AMD tool used and a link to its official documentation.</w:t>
+      </w:r>
+    </w:p>
+    <w:bookmarkEnd w:id="31"/>
+    <w:bookmarkEnd w:id="32"/>
     <w:sectPr/>
   </w:body>
 </w:document>

--- a/docs/DEVELOPMENT_HISTORY.docx
+++ b/docs/DEVELOPMENT_HISTORY.docx
@@ -10,7 +10,7 @@
         <w:t xml:space="preserve">Development History</w:t>
       </w:r>
     </w:p>
-    <w:bookmarkStart w:id="32" w:name="development-history"/>
+    <w:bookmarkStart w:id="34" w:name="development-history"/>
     <w:p>
       <w:pPr>
         <w:pStyle w:val="Heading1"/>
@@ -282,6 +282,32 @@
           </w:p>
         </w:tc>
       </w:tr>
+      <w:tr>
+        <w:tc>
+          <w:tcPr/>
+          <w:p>
+            <w:pPr>
+              <w:pStyle w:val="Compact"/>
+              <w:jc w:val="left"/>
+            </w:pPr>
+            <w:r>
+              <w:t xml:space="preserve">2026-07-31</w:t>
+            </w:r>
+          </w:p>
+        </w:tc>
+        <w:tc>
+          <w:tcPr/>
+          <w:p>
+            <w:pPr>
+              <w:pStyle w:val="Compact"/>
+              <w:jc w:val="left"/>
+            </w:pPr>
+            <w:r>
+              <w:t xml:space="preserve">Fourth tool: selective instrumentation helper (instrument/trace)</w:t>
+            </w:r>
+          </w:p>
+        </w:tc>
+      </w:tr>
     </w:tbl>
     <w:bookmarkStart w:id="20" w:name="project-scaffolding-and-rules"/>
     <w:p>
@@ -3977,7 +4003,1137 @@
       </w:r>
     </w:p>
     <w:bookmarkEnd w:id="31"/>
-    <w:bookmarkEnd w:id="32"/>
+    <w:bookmarkStart w:id="33" w:name="Xc6ed22f3e5085f5309e80e1767d6cb006b24cdc"/>
+    <w:p>
+      <w:pPr>
+        <w:pStyle w:val="Heading2"/>
+      </w:pPr>
+      <w:r>
+        <w:t xml:space="preserve">2026-07-31 — Fourth tool: selective instrumentation helper</w:t>
+      </w:r>
+    </w:p>
+    <w:p>
+      <w:pPr>
+        <w:pStyle w:val="FirstParagraph"/>
+      </w:pPr>
+      <w:r>
+        <w:t xml:space="preserve">Implemented the fourth tool per the approved plan in</w:t>
+      </w:r>
+      <w:r>
+        <w:t xml:space="preserve"> </w:t>
+      </w:r>
+      <w:hyperlink r:id="rId32">
+        <w:r>
+          <w:rPr>
+            <w:rStyle w:val="Hyperlink"/>
+          </w:rPr>
+          <w:t xml:space="preserve">docs/plans/04-selective-instrumentation.md</w:t>
+        </w:r>
+      </w:hyperlink>
+      <w:r>
+        <w:t xml:space="preserve">: once</w:t>
+      </w:r>
+      <w:r>
+        <w:t xml:space="preserve"> </w:t>
+      </w:r>
+      <w:r>
+        <w:rPr>
+          <w:rStyle w:val="VerbatimChar"/>
+        </w:rPr>
+        <w:t xml:space="preserve">profile_hotspots.sh</w:t>
+      </w:r>
+      <w:r>
+        <w:t xml:space="preserve"> </w:t>
+      </w:r>
+      <w:r>
+        <w:t xml:space="preserve">has already identified hotspots, this tool builds a</w:t>
+      </w:r>
+      <w:r>
+        <w:t xml:space="preserve"> </w:t>
+      </w:r>
+      <w:r>
+        <w:rPr>
+          <w:rStyle w:val="VerbatimChar"/>
+        </w:rPr>
+        <w:t xml:space="preserve">rocprof-sys-instrument</w:t>
+      </w:r>
+      <w:r>
+        <w:t xml:space="preserve"> </w:t>
+      </w:r>
+      <w:r>
+        <w:t xml:space="preserve">binary rewrite covering</w:t>
+      </w:r>
+      <w:r>
+        <w:t xml:space="preserve"> </w:t>
+      </w:r>
+      <w:r>
+        <w:rPr>
+          <w:iCs/>
+          <w:i/>
+        </w:rPr>
+        <w:t xml:space="preserve">only</w:t>
+      </w:r>
+      <w:r>
+        <w:t xml:space="preserve"> </w:t>
+      </w:r>
+      <w:r>
+        <w:t xml:space="preserve">those functions — much lower overhead than instrumenting every function in the binary — and can also run the result to produce a full trace.</w:t>
+      </w:r>
+    </w:p>
+    <w:p>
+      <w:pPr>
+        <w:pStyle w:val="BodyText"/>
+      </w:pPr>
+      <w:r>
+        <w:t xml:space="preserve">Research into</w:t>
+      </w:r>
+      <w:r>
+        <w:t xml:space="preserve"> </w:t>
+      </w:r>
+      <w:r>
+        <w:rPr>
+          <w:rStyle w:val="VerbatimChar"/>
+        </w:rPr>
+        <w:t xml:space="preserve">rocprof-sys-instrument</w:t>
+      </w:r>
+      <w:r>
+        <w:t xml:space="preserve"> </w:t>
+      </w:r>
+      <w:r>
+        <w:t xml:space="preserve">(cross-checked against ROCm 7.0.2-tagged docs and the tool’s own source,</w:t>
+      </w:r>
+      <w:r>
+        <w:t xml:space="preserve"> </w:t>
+      </w:r>
+      <w:r>
+        <w:rPr>
+          <w:rStyle w:val="VerbatimChar"/>
+        </w:rPr>
+        <w:t xml:space="preserve">module_function.cpp</w:t>
+      </w:r>
+      <w:r>
+        <w:t xml:space="preserve">/</w:t>
+      </w:r>
+      <w:r>
+        <w:rPr>
+          <w:rStyle w:val="VerbatimChar"/>
+        </w:rPr>
+        <w:t xml:space="preserve">details.cpp</w:t>
+      </w:r>
+      <w:r>
+        <w:t xml:space="preserve">/</w:t>
+      </w:r>
+      <w:r>
+        <w:rPr>
+          <w:rStyle w:val="VerbatimChar"/>
+        </w:rPr>
+        <w:t xml:space="preserve">function_signature.cpp</w:t>
+      </w:r>
+      <w:r>
+        <w:t xml:space="preserve">) established several facts the design depends on directly: binary-rewrite mode (</w:t>
+      </w:r>
+      <w:r>
+        <w:rPr>
+          <w:rStyle w:val="VerbatimChar"/>
+        </w:rPr>
+        <w:t xml:space="preserve">-o &lt;new-exe&gt;</w:t>
+      </w:r>
+      <w:r>
+        <w:t xml:space="preserve">) is the documented/recommended mode for MPI apps, since runtime/dynamic mode’s fork+ptrace is explicitly incompatible with MPI process spawning;</w:t>
+      </w:r>
+      <w:r>
+        <w:t xml:space="preserve"> </w:t>
+      </w:r>
+      <w:r>
+        <w:rPr>
+          <w:rStyle w:val="VerbatimChar"/>
+        </w:rPr>
+        <w:t xml:space="preserve">-R/--function-restrict &lt;regex&gt;</w:t>
+      </w:r>
+      <w:r>
+        <w:t xml:space="preserve"> </w:t>
+      </w:r>
+      <w:r>
+        <w:t xml:space="preserve">is an exclusive allow-list matched via</w:t>
+      </w:r>
+      <w:r>
+        <w:t xml:space="preserve"> </w:t>
+      </w:r>
+      <w:r>
+        <w:rPr>
+          <w:rStyle w:val="VerbatimChar"/>
+        </w:rPr>
+        <w:t xml:space="preserve">std::regex_search</w:t>
+      </w:r>
+      <w:r>
+        <w:t xml:space="preserve"> </w:t>
+      </w:r>
+      <w:r>
+        <w:t xml:space="preserve">against demangled names, so a plain function name only needs its regex metacharacters escaped, not full-signature matching;</w:t>
+      </w:r>
+      <w:r>
+        <w:t xml:space="preserve"> </w:t>
+      </w:r>
+      <w:r>
+        <w:t xml:space="preserve">“</w:t>
+      </w:r>
+      <w:r>
+        <w:t xml:space="preserve">instrument</w:t>
+      </w:r>
+      <w:r>
+        <w:t xml:space="preserve">”</w:t>
+      </w:r>
+      <w:r>
+        <w:t xml:space="preserve"> </w:t>
+      </w:r>
+      <w:r>
+        <w:t xml:space="preserve">vs. </w:t>
+      </w:r>
+      <w:r>
+        <w:t xml:space="preserve">“</w:t>
+      </w:r>
+      <w:r>
+        <w:t xml:space="preserve">trace</w:t>
+      </w:r>
+      <w:r>
+        <w:t xml:space="preserve">”</w:t>
+      </w:r>
+      <w:r>
+        <w:t xml:space="preserve"> </w:t>
+      </w:r>
+      <w:r>
+        <w:t xml:space="preserve">is the</w:t>
+      </w:r>
+      <w:r>
+        <w:t xml:space="preserve"> </w:t>
+      </w:r>
+      <w:r>
+        <w:rPr>
+          <w:iCs/>
+          <w:i/>
+        </w:rPr>
+        <w:t xml:space="preserve">same</w:t>
+      </w:r>
+      <w:r>
+        <w:t xml:space="preserve"> </w:t>
+      </w:r>
+      <w:r>
+        <w:t xml:space="preserve">rewritten binary, differing only in runtime env vars (</w:t>
+      </w:r>
+      <w:r>
+        <w:rPr>
+          <w:rStyle w:val="VerbatimChar"/>
+        </w:rPr>
+        <w:t xml:space="preserve">ROCPROFSYS_TRACE=1</w:t>
+      </w:r>
+      <w:r>
+        <w:t xml:space="preserve"> </w:t>
+      </w:r>
+      <w:r>
+        <w:t xml:space="preserve">for the full perfetto backend); and the rewrite step unconditionally writes</w:t>
+      </w:r>
+      <w:r>
+        <w:t xml:space="preserve"> </w:t>
+      </w:r>
+      <w:r>
+        <w:rPr>
+          <w:rStyle w:val="VerbatimChar"/>
+        </w:rPr>
+        <w:t xml:space="preserve">instrumented.json</w:t>
+      </w:r>
+      <w:r>
+        <w:t xml:space="preserve">, the authoritative post-filter list of what actually got instrumented — used here to detect</w:t>
+      </w:r>
+      <w:r>
+        <w:t xml:space="preserve"> </w:t>
+      </w:r>
+      <w:r>
+        <w:t xml:space="preserve">“</w:t>
+      </w:r>
+      <w:r>
+        <w:t xml:space="preserve">lost</w:t>
+      </w:r>
+      <w:r>
+        <w:t xml:space="preserve">”</w:t>
+      </w:r>
+      <w:r>
+        <w:t xml:space="preserve"> </w:t>
+      </w:r>
+      <w:r>
+        <w:t xml:space="preserve">functions instead of an independent heuristic like</w:t>
+      </w:r>
+      <w:r>
+        <w:t xml:space="preserve"> </w:t>
+      </w:r>
+      <w:r>
+        <w:rPr>
+          <w:rStyle w:val="VerbatimChar"/>
+        </w:rPr>
+        <w:t xml:space="preserve">nm</w:t>
+      </w:r>
+      <w:r>
+        <w:t xml:space="preserve">.</w:t>
+      </w:r>
+    </w:p>
+    <w:p>
+      <w:pPr>
+        <w:pStyle w:val="BodyText"/>
+      </w:pPr>
+      <w:r>
+        <w:t xml:space="preserve">Two design points came directly from the user during planning, both changing the shape of the tool from an early draft:</w:t>
+      </w:r>
+      <w:r>
+        <w:t xml:space="preserve"> </w:t>
+      </w:r>
+      <w:r>
+        <w:t xml:space="preserve">-</w:t>
+      </w:r>
+      <w:r>
+        <w:t xml:space="preserve"> </w:t>
+      </w:r>
+      <w:r>
+        <w:rPr>
+          <w:bCs/>
+          <w:b/>
+        </w:rPr>
+        <w:t xml:space="preserve">MPI is driven by the script itself, not by wrapping it in</w:t>
+      </w:r>
+      <w:r>
+        <w:rPr>
+          <w:bCs/>
+          <w:b/>
+        </w:rPr>
+        <w:t xml:space="preserve"> </w:t>
+      </w:r>
+      <w:r>
+        <w:rPr>
+          <w:rStyle w:val="VerbatimChar"/>
+          <w:bCs/>
+          <w:b/>
+        </w:rPr>
+        <w:t xml:space="preserve">mpirun</w:t>
+      </w:r>
+      <w:r>
+        <w:rPr>
+          <w:bCs/>
+          <w:b/>
+        </w:rPr>
+        <w:t xml:space="preserve">/</w:t>
+      </w:r>
+      <w:r>
+        <w:rPr>
+          <w:rStyle w:val="VerbatimChar"/>
+          <w:bCs/>
+          <w:b/>
+        </w:rPr>
+        <w:t xml:space="preserve">srun</w:t>
+      </w:r>
+      <w:r>
+        <w:rPr>
+          <w:bCs/>
+          <w:b/>
+        </w:rPr>
+        <w:t xml:space="preserve">.</w:t>
+      </w:r>
+      <w:r>
+        <w:t xml:space="preserve"> </w:t>
+      </w:r>
+      <w:r>
+        <w:t xml:space="preserve">The other three tools rely on</w:t>
+      </w:r>
+      <w:r>
+        <w:t xml:space="preserve"> </w:t>
+      </w:r>
+      <w:r>
+        <w:t xml:space="preserve">“</w:t>
+      </w:r>
+      <w:r>
+        <w:rPr>
+          <w:rStyle w:val="VerbatimChar"/>
+        </w:rPr>
+        <w:t xml:space="preserve">mpirun</w:t>
+      </w:r>
+      <w:r>
+        <w:t xml:space="preserve"> </w:t>
+      </w:r>
+      <w:r>
+        <w:t xml:space="preserve">wraps the whole script, once per rank, self-detected via env vars</w:t>
+      </w:r>
+      <w:r>
+        <w:t xml:space="preserve">”</w:t>
+      </w:r>
+      <w:r>
+        <w:t xml:space="preserve"> </w:t>
+      </w:r>
+      <w:r>
+        <w:t xml:space="preserve">— wrong here, since the binary rewrite must happen exactly once, never once per rank. Per the user’s direction (citing the pattern used by HPE’s</w:t>
+      </w:r>
+      <w:r>
+        <w:t xml:space="preserve"> </w:t>
+      </w:r>
+      <w:r>
+        <w:rPr>
+          <w:rStyle w:val="VerbatimChar"/>
+        </w:rPr>
+        <w:t xml:space="preserve">gbb4hpc</w:t>
+      </w:r>
+      <w:r>
+        <w:t xml:space="preserve">-style tools), this script instead takes the MPI launch command as data via</w:t>
+      </w:r>
+      <w:r>
+        <w:t xml:space="preserve"> </w:t>
+      </w:r>
+      <w:r>
+        <w:rPr>
+          <w:rStyle w:val="VerbatimChar"/>
+        </w:rPr>
+        <w:t xml:space="preserve">--mpi "&lt;launch command&gt;"</w:t>
+      </w:r>
+      <w:r>
+        <w:t xml:space="preserve"> </w:t>
+      </w:r>
+      <w:r>
+        <w:t xml:space="preserve">and applies it only where it’s actually needed (the auto-profiling run, and</w:t>
+      </w:r>
+      <w:r>
+        <w:t xml:space="preserve"> </w:t>
+      </w:r>
+      <w:r>
+        <w:rPr>
+          <w:rStyle w:val="VerbatimChar"/>
+        </w:rPr>
+        <w:t xml:space="preserve">trace</w:t>
+      </w:r>
+      <w:r>
+        <w:t xml:space="preserve"> </w:t>
+      </w:r>
+      <w:r>
+        <w:t xml:space="preserve">mode’s final run) — never to the rewrite step itself, which doesn’t execute the target program at all. This is a deliberate, scoped exception to the other three tools’ convention, not a change to theirs.</w:t>
+      </w:r>
+      <w:r>
+        <w:t xml:space="preserve"> </w:t>
+      </w:r>
+      <w:r>
+        <w:t xml:space="preserve">-</w:t>
+      </w:r>
+      <w:r>
+        <w:t xml:space="preserve"> </w:t>
+      </w:r>
+      <w:r>
+        <w:rPr>
+          <w:rStyle w:val="VerbatimChar"/>
+          <w:bCs/>
+          <w:b/>
+        </w:rPr>
+        <w:t xml:space="preserve">trace</w:t>
+      </w:r>
+      <w:r>
+        <w:rPr>
+          <w:bCs/>
+          <w:b/>
+        </w:rPr>
+        <w:t xml:space="preserve"> </w:t>
+      </w:r>
+      <w:r>
+        <w:rPr>
+          <w:bCs/>
+          <w:b/>
+        </w:rPr>
+        <w:t xml:space="preserve">mode runs every step</w:t>
+      </w:r>
+      <w:r>
+        <w:rPr>
+          <w:bCs/>
+          <w:b/>
+        </w:rPr>
+        <w:t xml:space="preserve"> </w:t>
+      </w:r>
+      <w:r>
+        <w:rPr>
+          <w:rStyle w:val="VerbatimChar"/>
+          <w:bCs/>
+          <w:b/>
+        </w:rPr>
+        <w:t xml:space="preserve">instrument</w:t>
+      </w:r>
+      <w:r>
+        <w:rPr>
+          <w:bCs/>
+          <w:b/>
+        </w:rPr>
+        <w:t xml:space="preserve"> </w:t>
+      </w:r>
+      <w:r>
+        <w:rPr>
+          <w:bCs/>
+          <w:b/>
+        </w:rPr>
+        <w:t xml:space="preserve">mode runs, then continues one step further</w:t>
+      </w:r>
+      <w:r>
+        <w:t xml:space="preserve"> </w:t>
+      </w:r>
+      <w:r>
+        <w:t xml:space="preserve">— not a second pipeline that consumes a prior</w:t>
+      </w:r>
+      <w:r>
+        <w:t xml:space="preserve"> </w:t>
+      </w:r>
+      <w:r>
+        <w:rPr>
+          <w:rStyle w:val="VerbatimChar"/>
+        </w:rPr>
+        <w:t xml:space="preserve">instrument</w:t>
+      </w:r>
+      <w:r>
+        <w:t xml:space="preserve"> </w:t>
+      </w:r>
+      <w:r>
+        <w:t xml:space="preserve">invocation’s output. Every</w:t>
+      </w:r>
+      <w:r>
+        <w:t xml:space="preserve"> </w:t>
+      </w:r>
+      <w:r>
+        <w:rPr>
+          <w:rStyle w:val="VerbatimChar"/>
+        </w:rPr>
+        <w:t xml:space="preserve">trace</w:t>
+      </w:r>
+      <w:r>
+        <w:t xml:space="preserve"> </w:t>
+      </w:r>
+      <w:r>
+        <w:t xml:space="preserve">call builds its own instrumented binary; there is no</w:t>
+      </w:r>
+      <w:r>
+        <w:t xml:space="preserve"> </w:t>
+      </w:r>
+      <w:r>
+        <w:t xml:space="preserve">“</w:t>
+      </w:r>
+      <w:r>
+        <w:t xml:space="preserve">run</w:t>
+      </w:r>
+      <w:r>
+        <w:t xml:space="preserve"> </w:t>
+      </w:r>
+      <w:r>
+        <w:rPr>
+          <w:rStyle w:val="VerbatimChar"/>
+        </w:rPr>
+        <w:t xml:space="preserve">instrument</w:t>
+      </w:r>
+      <w:r>
+        <w:t xml:space="preserve"> </w:t>
+      </w:r>
+      <w:r>
+        <w:t xml:space="preserve">first, then</w:t>
+      </w:r>
+      <w:r>
+        <w:t xml:space="preserve"> </w:t>
+      </w:r>
+      <w:r>
+        <w:rPr>
+          <w:rStyle w:val="VerbatimChar"/>
+        </w:rPr>
+        <w:t xml:space="preserve">trace</w:t>
+      </w:r>
+      <w:r>
+        <w:t xml:space="preserve">”</w:t>
+      </w:r>
+      <w:r>
+        <w:t xml:space="preserve"> </w:t>
+      </w:r>
+      <w:r>
+        <w:t xml:space="preserve">required workflow. Both modes end by printing a ready-to-paste command for producing/reproducing a trace (</w:t>
+      </w:r>
+      <w:r>
+        <w:rPr>
+          <w:rStyle w:val="VerbatimChar"/>
+        </w:rPr>
+        <w:t xml:space="preserve">instrument</w:t>
+      </w:r>
+      <w:r>
+        <w:t xml:space="preserve"> </w:t>
+      </w:r>
+      <w:r>
+        <w:t xml:space="preserve">suggests the</w:t>
+      </w:r>
+      <w:r>
+        <w:t xml:space="preserve"> </w:t>
+      </w:r>
+      <w:r>
+        <w:rPr>
+          <w:rStyle w:val="VerbatimChar"/>
+        </w:rPr>
+        <w:t xml:space="preserve">trace</w:t>
+      </w:r>
+      <w:r>
+        <w:t xml:space="preserve"> </w:t>
+      </w:r>
+      <w:r>
+        <w:t xml:space="preserve">invocation that would use what it just built;</w:t>
+      </w:r>
+      <w:r>
+        <w:t xml:space="preserve"> </w:t>
+      </w:r>
+      <w:r>
+        <w:rPr>
+          <w:rStyle w:val="VerbatimChar"/>
+        </w:rPr>
+        <w:t xml:space="preserve">trace</w:t>
+      </w:r>
+      <w:r>
+        <w:t xml:space="preserve"> </w:t>
+      </w:r>
+      <w:r>
+        <w:t xml:space="preserve">echoes back the exact invocation it itself just ran).</w:t>
+      </w:r>
+      <w:r>
+        <w:t xml:space="preserve"> </w:t>
+      </w:r>
+      <w:r>
+        <w:t xml:space="preserve">- Also per explicit user direction:</w:t>
+      </w:r>
+      <w:r>
+        <w:t xml:space="preserve"> </w:t>
+      </w:r>
+      <w:r>
+        <w:rPr>
+          <w:rStyle w:val="VerbatimChar"/>
+        </w:rPr>
+        <w:t xml:space="preserve">trace</w:t>
+      </w:r>
+      <w:r>
+        <w:t xml:space="preserve"> </w:t>
+      </w:r>
+      <w:r>
+        <w:t xml:space="preserve">mode always exports</w:t>
+      </w:r>
+      <w:r>
+        <w:t xml:space="preserve"> </w:t>
+      </w:r>
+      <w:r>
+        <w:rPr>
+          <w:rStyle w:val="VerbatimChar"/>
+        </w:rPr>
+        <w:t xml:space="preserve">ROCPROFSYS_USE_ROCM=1</w:t>
+      </w:r>
+      <w:r>
+        <w:t xml:space="preserve">/</w:t>
+      </w:r>
+      <w:r>
+        <w:rPr>
+          <w:rStyle w:val="VerbatimChar"/>
+        </w:rPr>
+        <w:t xml:space="preserve">ROCPROFSYS_USE_OMPT=1</w:t>
+      </w:r>
+      <w:r>
+        <w:t xml:space="preserve">/</w:t>
+      </w:r>
+      <w:r>
+        <w:rPr>
+          <w:rStyle w:val="VerbatimChar"/>
+        </w:rPr>
+        <w:t xml:space="preserve">ROCPROFSYS_USE_MPIP=1</w:t>
+      </w:r>
+      <w:r>
+        <w:t xml:space="preserve"> </w:t>
+      </w:r>
+      <w:r>
+        <w:t xml:space="preserve">alongside</w:t>
+      </w:r>
+      <w:r>
+        <w:t xml:space="preserve"> </w:t>
+      </w:r>
+      <w:r>
+        <w:rPr>
+          <w:rStyle w:val="VerbatimChar"/>
+        </w:rPr>
+        <w:t xml:space="preserve">ROCPROFSYS_TRACE=1</w:t>
+      </w:r>
+      <w:r>
+        <w:t xml:space="preserve">, regardless of their own defaults, so the trace captures GPU kernels, OpenMP regions, and MPI calls automatically — not just the selectively-instrumented hotspot functions — since these are separate, lightweight runtime interceptors unrelated to the Dyninst rewrite itself.</w:t>
+      </w:r>
+    </w:p>
+    <w:p>
+      <w:pPr>
+        <w:pStyle w:val="BodyText"/>
+      </w:pPr>
+      <w:r>
+        <w:t xml:space="preserve">Two pieces:</w:t>
+      </w:r>
+      <w:r>
+        <w:t xml:space="preserve"> </w:t>
+      </w:r>
+      <w:r>
+        <w:t xml:space="preserve">-</w:t>
+      </w:r>
+      <w:r>
+        <w:t xml:space="preserve"> </w:t>
+      </w:r>
+      <w:r>
+        <w:rPr>
+          <w:rStyle w:val="VerbatimChar"/>
+        </w:rPr>
+        <w:t xml:space="preserve">postprocess/select_hotspot_functions.py</w:t>
+      </w:r>
+      <w:r>
+        <w:t xml:space="preserve"> </w:t>
+      </w:r>
+      <w:r>
+        <w:t xml:space="preserve">—</w:t>
+      </w:r>
+      <w:r>
+        <w:t xml:space="preserve"> </w:t>
+      </w:r>
+      <w:r>
+        <w:rPr>
+          <w:rStyle w:val="VerbatimChar"/>
+        </w:rPr>
+        <w:t xml:space="preserve">labels_from_report()</w:t>
+      </w:r>
+      <w:r>
+        <w:t xml:space="preserve">/</w:t>
+      </w:r>
+      <w:r>
+        <w:rPr>
+          <w:rStyle w:val="VerbatimChar"/>
+        </w:rPr>
+        <w:t xml:space="preserve">labels_from_output_dir()</w:t>
+      </w:r>
+      <w:r>
+        <w:t xml:space="preserve"> </w:t>
+      </w:r>
+      <w:r>
+        <w:t xml:space="preserve">resolve a hotspot function list from either a saved</w:t>
+      </w:r>
+      <w:r>
+        <w:t xml:space="preserve"> </w:t>
+      </w:r>
+      <w:r>
+        <w:rPr>
+          <w:rStyle w:val="VerbatimChar"/>
+        </w:rPr>
+        <w:t xml:space="preserve">hotspots.txt</w:t>
+      </w:r>
+      <w:r>
+        <w:t xml:space="preserve"> </w:t>
+      </w:r>
+      <w:r>
+        <w:t xml:space="preserve">(reusing</w:t>
+      </w:r>
+      <w:r>
+        <w:t xml:space="preserve"> </w:t>
+      </w:r>
+      <w:r>
+        <w:rPr>
+          <w:rStyle w:val="VerbatimChar"/>
+        </w:rPr>
+        <w:t xml:space="preserve">extract_CPU_hotspots.py</w:t>
+      </w:r>
+      <w:r>
+        <w:t xml:space="preserve">’s exact table format) or a live rocprof-sys output directory (reusing</w:t>
+      </w:r>
+      <w:r>
+        <w:t xml:space="preserve"> </w:t>
+      </w:r>
+      <w:r>
+        <w:rPr>
+          <w:rStyle w:val="VerbatimChar"/>
+        </w:rPr>
+        <w:t xml:space="preserve">extract_CPU_hotspots.aggregate()</w:t>
+      </w:r>
+      <w:r>
+        <w:t xml:space="preserve">/</w:t>
+      </w:r>
+      <w:r>
+        <w:rPr>
+          <w:rStyle w:val="VerbatimChar"/>
+        </w:rPr>
+        <w:t xml:space="preserve">select_entries()</w:t>
+      </w:r>
+      <w:r>
+        <w:t xml:space="preserve"> </w:t>
+      </w:r>
+      <w:r>
+        <w:t xml:space="preserve">directly);</w:t>
+      </w:r>
+      <w:r>
+        <w:t xml:space="preserve"> </w:t>
+      </w:r>
+      <w:r>
+        <w:rPr>
+          <w:rStyle w:val="VerbatimChar"/>
+        </w:rPr>
+        <w:t xml:space="preserve">escape_for_instrument_regex()</w:t>
+      </w:r>
+      <w:r>
+        <w:t xml:space="preserve"> </w:t>
+      </w:r>
+      <w:r>
+        <w:t xml:space="preserve">builds a safe unanchored substring regex per label;</w:t>
+      </w:r>
+      <w:r>
+        <w:t xml:space="preserve"> </w:t>
+      </w:r>
+      <w:r>
+        <w:rPr>
+          <w:rStyle w:val="VerbatimChar"/>
+        </w:rPr>
+        <w:t xml:space="preserve">find_lost_functions()</w:t>
+      </w:r>
+      <w:r>
+        <w:t xml:space="preserve"> </w:t>
+      </w:r>
+      <w:r>
+        <w:t xml:space="preserve">diffs the resolved labels against</w:t>
+      </w:r>
+      <w:r>
+        <w:t xml:space="preserve"> </w:t>
+      </w:r>
+      <w:r>
+        <w:rPr>
+          <w:rStyle w:val="VerbatimChar"/>
+        </w:rPr>
+        <w:t xml:space="preserve">rocprof-sys-instrument</w:t>
+      </w:r>
+      <w:r>
+        <w:t xml:space="preserve">’s own</w:t>
+      </w:r>
+      <w:r>
+        <w:t xml:space="preserve"> </w:t>
+      </w:r>
+      <w:r>
+        <w:rPr>
+          <w:rStyle w:val="VerbatimChar"/>
+        </w:rPr>
+        <w:t xml:space="preserve">instrumented.json</w:t>
+      </w:r>
+      <w:r>
+        <w:t xml:space="preserve">; a</w:t>
+      </w:r>
+      <w:r>
+        <w:t xml:space="preserve"> </w:t>
+      </w:r>
+      <w:r>
+        <w:rPr>
+          <w:rStyle w:val="VerbatimChar"/>
+        </w:rPr>
+        <w:t xml:space="preserve">--check-instrumented</w:t>
+      </w:r>
+      <w:r>
+        <w:t xml:space="preserve"> </w:t>
+      </w:r>
+      <w:r>
+        <w:t xml:space="preserve">CLI mode reads labels from stdin and always exits 0, since a lost function is a warning, never a failure.</w:t>
+      </w:r>
+      <w:r>
+        <w:t xml:space="preserve"> </w:t>
+      </w:r>
+      <w:r>
+        <w:t xml:space="preserve">-</w:t>
+      </w:r>
+      <w:r>
+        <w:t xml:space="preserve"> </w:t>
+      </w:r>
+      <w:r>
+        <w:rPr>
+          <w:rStyle w:val="VerbatimChar"/>
+        </w:rPr>
+        <w:t xml:space="preserve">scripts/instrument_hotspots.sh</w:t>
+      </w:r>
+      <w:r>
+        <w:t xml:space="preserve"> </w:t>
+      </w:r>
+      <w:r>
+        <w:t xml:space="preserve">— one script,</w:t>
+      </w:r>
+      <w:r>
+        <w:t xml:space="preserve"> </w:t>
+      </w:r>
+      <w:r>
+        <w:rPr>
+          <w:rStyle w:val="VerbatimChar"/>
+        </w:rPr>
+        <w:t xml:space="preserve">instrument</w:t>
+      </w:r>
+      <w:r>
+        <w:t xml:space="preserve">/</w:t>
+      </w:r>
+      <w:r>
+        <w:rPr>
+          <w:rStyle w:val="VerbatimChar"/>
+        </w:rPr>
+        <w:t xml:space="preserve">trace</w:t>
+      </w:r>
+      <w:r>
+        <w:t xml:space="preserve"> </w:t>
+      </w:r>
+      <w:r>
+        <w:t xml:space="preserve">subcommands sharing the same build pipeline (auto-profile or</w:t>
+      </w:r>
+      <w:r>
+        <w:t xml:space="preserve"> </w:t>
+      </w:r>
+      <w:r>
+        <w:rPr>
+          <w:rStyle w:val="VerbatimChar"/>
+        </w:rPr>
+        <w:t xml:space="preserve">--report</w:t>
+      </w:r>
+      <w:r>
+        <w:t xml:space="preserve"> </w:t>
+      </w:r>
+      <w:r>
+        <w:t xml:space="preserve">→ resolve labels → rewrite → lost-function check), with</w:t>
+      </w:r>
+      <w:r>
+        <w:t xml:space="preserve"> </w:t>
+      </w:r>
+      <w:r>
+        <w:rPr>
+          <w:rStyle w:val="VerbatimChar"/>
+        </w:rPr>
+        <w:t xml:space="preserve">trace</w:t>
+      </w:r>
+      <w:r>
+        <w:t xml:space="preserve"> </w:t>
+      </w:r>
+      <w:r>
+        <w:t xml:space="preserve">continuing into a final</w:t>
+      </w:r>
+      <w:r>
+        <w:t xml:space="preserve"> </w:t>
+      </w:r>
+      <w:r>
+        <w:rPr>
+          <w:rStyle w:val="VerbatimChar"/>
+        </w:rPr>
+        <w:t xml:space="preserve">rocprof-sys-run</w:t>
+      </w:r>
+      <w:r>
+        <w:t xml:space="preserve"> </w:t>
+      </w:r>
+      <w:r>
+        <w:t xml:space="preserve">step the other mode never reaches.</w:t>
+      </w:r>
+    </w:p>
+    <w:p>
+      <w:pPr>
+        <w:pStyle w:val="BodyText"/>
+      </w:pPr>
+      <w:r>
+        <w:t xml:space="preserve">Verified locally (no ROCm/GPU available, same constraint as tools 1-3):</w:t>
+      </w:r>
+      <w:r>
+        <w:t xml:space="preserve"> </w:t>
+      </w:r>
+      <w:r>
+        <w:rPr>
+          <w:rStyle w:val="VerbatimChar"/>
+        </w:rPr>
+        <w:t xml:space="preserve">python3 -m unittest</w:t>
+      </w:r>
+      <w:r>
+        <w:t xml:space="preserve"> </w:t>
+      </w:r>
+      <w:r>
+        <w:t xml:space="preserve">added 25 new tests (93 total across all four tools) covering the regex escaper, both label-resolution paths against existing fixtures (including a combined report generated fresh at test time, to stay in sync with the real generator rather than a fixture that could drift),</w:t>
+      </w:r>
+      <w:r>
+        <w:t xml:space="preserve"> </w:t>
+      </w:r>
+      <w:r>
+        <w:rPr>
+          <w:rStyle w:val="VerbatimChar"/>
+        </w:rPr>
+        <w:t xml:space="preserve">find_lost_functions</w:t>
+      </w:r>
+      <w:r>
+        <w:t xml:space="preserve"> </w:t>
+      </w:r>
+      <w:r>
+        <w:t xml:space="preserve">against a hand-crafted</w:t>
+      </w:r>
+      <w:r>
+        <w:t xml:space="preserve"> </w:t>
+      </w:r>
+      <w:r>
+        <w:rPr>
+          <w:rStyle w:val="VerbatimChar"/>
+        </w:rPr>
+        <w:t xml:space="preserve">instrumented.json</w:t>
+      </w:r>
+      <w:r>
+        <w:t xml:space="preserve"> </w:t>
+      </w:r>
+      <w:r>
+        <w:t xml:space="preserve">matching the confirmed schema, and both CLI modes.</w:t>
+      </w:r>
+      <w:r>
+        <w:t xml:space="preserve"> </w:t>
+      </w:r>
+      <w:r>
+        <w:rPr>
+          <w:rStyle w:val="VerbatimChar"/>
+        </w:rPr>
+        <w:t xml:space="preserve">bash -n</w:t>
+      </w:r>
+      <w:r>
+        <w:t xml:space="preserve"> </w:t>
+      </w:r>
+      <w:r>
+        <w:t xml:space="preserve">on the launcher (shellcheck still not installed here). Manual verification used stubbed</w:t>
+      </w:r>
+      <w:r>
+        <w:t xml:space="preserve"> </w:t>
+      </w:r>
+      <w:r>
+        <w:rPr>
+          <w:rStyle w:val="VerbatimChar"/>
+        </w:rPr>
+        <w:t xml:space="preserve">rocprof-sys-instrument</w:t>
+      </w:r>
+      <w:r>
+        <w:t xml:space="preserve">/</w:t>
+      </w:r>
+      <w:r>
+        <w:rPr>
+          <w:rStyle w:val="VerbatimChar"/>
+        </w:rPr>
+        <w:t xml:space="preserve">rocprof-sys-run</w:t>
+      </w:r>
+      <w:r>
+        <w:t xml:space="preserve">/</w:t>
+      </w:r>
+      <w:r>
+        <w:rPr>
+          <w:rStyle w:val="VerbatimChar"/>
+        </w:rPr>
+        <w:t xml:space="preserve">rocprof-sys-sample</w:t>
+      </w:r>
+      <w:r>
+        <w:t xml:space="preserve">/</w:t>
+      </w:r>
+      <w:r>
+        <w:rPr>
+          <w:rStyle w:val="VerbatimChar"/>
+        </w:rPr>
+        <w:t xml:space="preserve">rocprofv3</w:t>
+      </w:r>
+      <w:r>
+        <w:t xml:space="preserve"> </w:t>
+      </w:r>
+      <w:r>
+        <w:t xml:space="preserve">on</w:t>
+      </w:r>
+      <w:r>
+        <w:t xml:space="preserve"> </w:t>
+      </w:r>
+      <w:r>
+        <w:rPr>
+          <w:rStyle w:val="VerbatimChar"/>
+        </w:rPr>
+        <w:t xml:space="preserve">PATH</w:t>
+      </w:r>
+      <w:r>
+        <w:t xml:space="preserve">: confirmed</w:t>
+      </w:r>
+      <w:r>
+        <w:t xml:space="preserve"> </w:t>
+      </w:r>
+      <w:r>
+        <w:rPr>
+          <w:rStyle w:val="VerbatimChar"/>
+        </w:rPr>
+        <w:t xml:space="preserve">--mpi</w:t>
+      </w:r>
+      <w:r>
+        <w:t xml:space="preserve"> </w:t>
+      </w:r>
+      <w:r>
+        <w:t xml:space="preserve">is applied to the auto-profiling and final-run commands but never to the rewrite command in the same</w:t>
+      </w:r>
+      <w:r>
+        <w:t xml:space="preserve"> </w:t>
+      </w:r>
+      <w:r>
+        <w:rPr>
+          <w:rStyle w:val="VerbatimChar"/>
+        </w:rPr>
+        <w:t xml:space="preserve">--dry-run</w:t>
+      </w:r>
+      <w:r>
+        <w:t xml:space="preserve"> </w:t>
+      </w:r>
+      <w:r>
+        <w:t xml:space="preserve">output; a full</w:t>
+      </w:r>
+      <w:r>
+        <w:t xml:space="preserve"> </w:t>
+      </w:r>
+      <w:r>
+        <w:rPr>
+          <w:rStyle w:val="VerbatimChar"/>
+        </w:rPr>
+        <w:t xml:space="preserve">instrument</w:t>
+      </w:r>
+      <w:r>
+        <w:t xml:space="preserve"> </w:t>
+      </w:r>
+      <w:r>
+        <w:t xml:space="preserve">run building a real (stubbed) instrumented binary and correctly warning about one deliberately-dropped function; a full</w:t>
+      </w:r>
+      <w:r>
+        <w:t xml:space="preserve"> </w:t>
+      </w:r>
+      <w:r>
+        <w:rPr>
+          <w:rStyle w:val="VerbatimChar"/>
+        </w:rPr>
+        <w:t xml:space="preserve">trace</w:t>
+      </w:r>
+      <w:r>
+        <w:t xml:space="preserve"> </w:t>
+      </w:r>
+      <w:r>
+        <w:t xml:space="preserve">run continuing straight into a produced trace file;</w:t>
+      </w:r>
+      <w:r>
+        <w:t xml:space="preserve"> </w:t>
+      </w:r>
+      <w:r>
+        <w:rPr>
+          <w:rStyle w:val="VerbatimChar"/>
+        </w:rPr>
+        <w:t xml:space="preserve">--report</w:t>
+      </w:r>
+      <w:r>
+        <w:t xml:space="preserve"> </w:t>
+      </w:r>
+      <w:r>
+        <w:t xml:space="preserve">short-circuiting auto-profiling entirely, with and without</w:t>
+      </w:r>
+      <w:r>
+        <w:t xml:space="preserve"> </w:t>
+      </w:r>
+      <w:r>
+        <w:rPr>
+          <w:rStyle w:val="VerbatimChar"/>
+        </w:rPr>
+        <w:t xml:space="preserve">--mpi</w:t>
+      </w:r>
+      <w:r>
+        <w:t xml:space="preserve"> </w:t>
+      </w:r>
+      <w:r>
+        <w:t xml:space="preserve">(which has no effect on that path); missing-dependency and non-existent/non-executable-binary errors for both modes. Real end-to-end validation against actual ROCm output is left to the user on the HPC system.</w:t>
+      </w:r>
+    </w:p>
+    <w:bookmarkEnd w:id="33"/>
+    <w:bookmarkEnd w:id="34"/>
     <w:sectPr/>
   </w:body>
 </w:document>

--- a/docs/DEVELOPMENT_HISTORY.docx
+++ b/docs/DEVELOPMENT_HISTORY.docx
@@ -10,7 +10,7 @@
         <w:t xml:space="preserve">Development History</w:t>
       </w:r>
     </w:p>
-    <w:bookmarkStart w:id="34" w:name="development-history"/>
+    <w:bookmarkStart w:id="36" w:name="development-history"/>
     <w:p>
       <w:pPr>
         <w:pStyle w:val="Heading1"/>
@@ -308,6 +308,32 @@
           </w:p>
         </w:tc>
       </w:tr>
+      <w:tr>
+        <w:tc>
+          <w:tcPr/>
+          <w:p>
+            <w:pPr>
+              <w:pStyle w:val="Compact"/>
+              <w:jc w:val="left"/>
+            </w:pPr>
+            <w:r>
+              <w:t xml:space="preserve">2026-08-03</w:t>
+            </w:r>
+          </w:p>
+        </w:tc>
+        <w:tc>
+          <w:tcPr/>
+          <w:p>
+            <w:pPr>
+              <w:pStyle w:val="Compact"/>
+              <w:jc w:val="left"/>
+            </w:pPr>
+            <w:r>
+              <w:t xml:space="preserve">Load-imbalance tables added to tools 1, 2, and 3</w:t>
+            </w:r>
+          </w:p>
+        </w:tc>
+      </w:tr>
     </w:tbl>
     <w:bookmarkStart w:id="20" w:name="project-scaffolding-and-rules"/>
     <w:p>
@@ -5133,7 +5159,865 @@
       </w:r>
     </w:p>
     <w:bookmarkEnd w:id="33"/>
-    <w:bookmarkEnd w:id="34"/>
+    <w:bookmarkStart w:id="35" w:name="X1324686d0265ad5d63bc275bf93c9ecb0d2ba53"/>
+    <w:p>
+      <w:pPr>
+        <w:pStyle w:val="Heading2"/>
+      </w:pPr>
+      <w:r>
+        <w:t xml:space="preserve">2026-08-03 — Load-imbalance tables added to tools 1, 2, and 3</w:t>
+      </w:r>
+    </w:p>
+    <w:p>
+      <w:pPr>
+        <w:pStyle w:val="FirstParagraph"/>
+      </w:pPr>
+      <w:r>
+        <w:t xml:space="preserve">The user ran</w:t>
+      </w:r>
+      <w:r>
+        <w:t xml:space="preserve"> </w:t>
+      </w:r>
+      <w:r>
+        <w:rPr>
+          <w:rStyle w:val="VerbatimChar"/>
+        </w:rPr>
+        <w:t xml:space="preserve">profile_CPU_hotspots.sh</w:t>
+      </w:r>
+      <w:r>
+        <w:t xml:space="preserve"> </w:t>
+      </w:r>
+      <w:r>
+        <w:t xml:space="preserve">on the real HPC system and confirmed it already captures</w:t>
+      </w:r>
+      <w:r>
+        <w:t xml:space="preserve"> </w:t>
+      </w:r>
+      <w:r>
+        <w:rPr>
+          <w:rStyle w:val="VerbatimChar"/>
+        </w:rPr>
+        <w:t xml:space="preserve">MPI_*</w:t>
+      </w:r>
+      <w:r>
+        <w:t xml:space="preserve"> </w:t>
+      </w:r>
+      <w:r>
+        <w:t xml:space="preserve">function calls even without the launcher setting</w:t>
+      </w:r>
+      <w:r>
+        <w:t xml:space="preserve"> </w:t>
+      </w:r>
+      <w:r>
+        <w:rPr>
+          <w:rStyle w:val="VerbatimChar"/>
+        </w:rPr>
+        <w:t xml:space="preserve">ROCPROFSYS_USE_MPIP</w:t>
+      </w:r>
+      <w:r>
+        <w:t xml:space="preserve"> </w:t>
+      </w:r>
+      <w:r>
+        <w:t xml:space="preserve">explicitly — that variable defaults to</w:t>
+      </w:r>
+      <w:r>
+        <w:t xml:space="preserve"> </w:t>
+      </w:r>
+      <w:r>
+        <w:rPr>
+          <w:rStyle w:val="VerbatimChar"/>
+        </w:rPr>
+        <w:t xml:space="preserve">true</w:t>
+      </w:r>
+      <w:r>
+        <w:t xml:space="preserve"> </w:t>
+      </w:r>
+      <w:r>
+        <w:t xml:space="preserve">in rocprof-sys itself, confirming the target system’s rocprof-sys build has full MPI support compiled in. Combined with an already-established fact — rocprof-sys’s raw label format is</w:t>
+      </w:r>
+      <w:r>
+        <w:t xml:space="preserve"> </w:t>
+      </w:r>
+      <w:r>
+        <w:rPr>
+          <w:rStyle w:val="VerbatimChar"/>
+        </w:rPr>
+        <w:t xml:space="preserve">|MM|NN&gt;&gt;&gt;label</w:t>
+      </w:r>
+      <w:r>
+        <w:t xml:space="preserve"> </w:t>
+      </w:r>
+      <w:r>
+        <w:t xml:space="preserve">(MM = rank, NN = thread) and every</w:t>
+      </w:r>
+      <w:r>
+        <w:t xml:space="preserve"> </w:t>
+      </w:r>
+      <w:r>
+        <w:rPr>
+          <w:rStyle w:val="VerbatimChar"/>
+        </w:rPr>
+        <w:t xml:space="preserve">wall_clock-&lt;PID&gt;.txt</w:t>
+      </w:r>
+      <w:r>
+        <w:t xml:space="preserve"> </w:t>
+      </w:r>
+      <w:r>
+        <w:t xml:space="preserve">file is already one-file-per-process — this meant a per-rank load-imbalance analysis needed no rebuild or instrumentation (tool 4’s mechanism): the data was already present in tools 1-3’s normal sampling output. Implemented per the approved plan in</w:t>
+      </w:r>
+      <w:r>
+        <w:t xml:space="preserve"> </w:t>
+      </w:r>
+      <w:hyperlink r:id="rId34">
+        <w:r>
+          <w:rPr>
+            <w:rStyle w:val="Hyperlink"/>
+          </w:rPr>
+          <w:t xml:space="preserve">docs/plans/05-load-imbalance.md</w:t>
+        </w:r>
+      </w:hyperlink>
+      <w:r>
+        <w:t xml:space="preserve">.</w:t>
+      </w:r>
+    </w:p>
+    <w:p>
+      <w:pPr>
+        <w:pStyle w:val="BodyText"/>
+      </w:pPr>
+      <w:r>
+        <w:t xml:space="preserve">Design decisions, made explicit during planning:</w:t>
+      </w:r>
+      <w:r>
+        <w:t xml:space="preserve"> </w:t>
+      </w:r>
+      <w:r>
+        <w:t xml:space="preserve">-</w:t>
+      </w:r>
+      <w:r>
+        <w:t xml:space="preserve"> </w:t>
+      </w:r>
+      <w:r>
+        <w:rPr>
+          <w:bCs/>
+          <w:b/>
+        </w:rPr>
+        <w:t xml:space="preserve">Rank = scanned file, not the raw</w:t>
+      </w:r>
+      <w:r>
+        <w:rPr>
+          <w:bCs/>
+          <w:b/>
+        </w:rPr>
+        <w:t xml:space="preserve"> </w:t>
+      </w:r>
+      <w:r>
+        <w:rPr>
+          <w:rStyle w:val="VerbatimChar"/>
+          <w:bCs/>
+          <w:b/>
+        </w:rPr>
+        <w:t xml:space="preserve">MM</w:t>
+      </w:r>
+      <w:r>
+        <w:rPr>
+          <w:bCs/>
+          <w:b/>
+        </w:rPr>
+        <w:t xml:space="preserve"> </w:t>
+      </w:r>
+      <w:r>
+        <w:rPr>
+          <w:bCs/>
+          <w:b/>
+        </w:rPr>
+        <w:t xml:space="preserve">digit.</w:t>
+      </w:r>
+      <w:r>
+        <w:t xml:space="preserve"> </w:t>
+      </w:r>
+      <w:r>
+        <w:t xml:space="preserve">Grouping by which output file a row came from (the same assumption</w:t>
+      </w:r>
+      <w:r>
+        <w:t xml:space="preserve"> </w:t>
+      </w:r>
+      <w:r>
+        <w:rPr>
+          <w:rStyle w:val="VerbatimChar"/>
+        </w:rPr>
+        <w:t xml:space="preserve">guess_num_ranks()</w:t>
+      </w:r>
+      <w:r>
+        <w:t xml:space="preserve"> </w:t>
+      </w:r>
+      <w:r>
+        <w:t xml:space="preserve">already relies on) is simpler and more robust than re-parsing</w:t>
+      </w:r>
+      <w:r>
+        <w:t xml:space="preserve"> </w:t>
+      </w:r>
+      <w:r>
+        <w:rPr>
+          <w:rStyle w:val="VerbatimChar"/>
+        </w:rPr>
+        <w:t xml:space="preserve">MM</w:t>
+      </w:r>
+      <w:r>
+        <w:t xml:space="preserve"> </w:t>
+      </w:r>
+      <w:r>
+        <w:t xml:space="preserve">out of every raw label, and needed zero changes to</w:t>
+      </w:r>
+      <w:r>
+        <w:t xml:space="preserve"> </w:t>
+      </w:r>
+      <w:r>
+        <w:rPr>
+          <w:rStyle w:val="VerbatimChar"/>
+        </w:rPr>
+        <w:t xml:space="preserve">clean_label()</w:t>
+      </w:r>
+      <w:r>
+        <w:t xml:space="preserve">/the existing text-table parsing.</w:t>
+      </w:r>
+      <w:r>
+        <w:t xml:space="preserve"> </w:t>
+      </w:r>
+      <w:r>
+        <w:t xml:space="preserve">-</w:t>
+      </w:r>
+      <w:r>
+        <w:t xml:space="preserve"> </w:t>
+      </w:r>
+      <w:r>
+        <w:rPr>
+          <w:bCs/>
+          <w:b/>
+        </w:rPr>
+        <w:t xml:space="preserve">A rank missing a function scores 0.0 for that rank, not skipped.</w:t>
+      </w:r>
+      <w:r>
+        <w:t xml:space="preserve"> </w:t>
+      </w:r>
+      <w:r>
+        <w:t xml:space="preserve">A function that only runs on some ranks (rank-dependent branching) is real, extreme imbalance and should show up, not be hidden by only averaging over the ranks that happened to call it.</w:t>
+      </w:r>
+      <w:r>
+        <w:t xml:space="preserve"> </w:t>
+      </w:r>
+      <w:r>
+        <w:t xml:space="preserve">-</w:t>
+      </w:r>
+      <w:r>
+        <w:t xml:space="preserve"> </w:t>
+      </w:r>
+      <w:r>
+        <w:rPr>
+          <w:bCs/>
+          <w:b/>
+        </w:rPr>
+        <w:t xml:space="preserve">The new table is an independent ranking by</w:t>
+      </w:r>
+      <w:r>
+        <w:rPr>
+          <w:bCs/>
+          <w:b/>
+        </w:rPr>
+        <w:t xml:space="preserve"> </w:t>
+      </w:r>
+      <w:r>
+        <w:rPr>
+          <w:rStyle w:val="VerbatimChar"/>
+          <w:bCs/>
+          <w:b/>
+        </w:rPr>
+        <w:t xml:space="preserve">std_dev</w:t>
+      </w:r>
+      <w:r>
+        <w:t xml:space="preserve"> </w:t>
+      </w:r>
+      <w:r>
+        <w:t xml:space="preserve">(the user’s explicit choice over reusing the hotspots table’s already-selected entries) — a function small in total time but wildly imbalanced across ranks would otherwise never be visible. Uses the same</w:t>
+      </w:r>
+      <w:r>
+        <w:t xml:space="preserve"> </w:t>
+      </w:r>
+      <w:r>
+        <w:rPr>
+          <w:rStyle w:val="VerbatimChar"/>
+        </w:rPr>
+        <w:t xml:space="preserve">--top</w:t>
+      </w:r>
+      <w:r>
+        <w:t xml:space="preserve">/</w:t>
+      </w:r>
+      <w:r>
+        <w:rPr>
+          <w:rStyle w:val="VerbatimChar"/>
+        </w:rPr>
+        <w:t xml:space="preserve">--threshold</w:t>
+      </w:r>
+      <w:r>
+        <w:t xml:space="preserve">/</w:t>
+      </w:r>
+      <w:r>
+        <w:rPr>
+          <w:rStyle w:val="VerbatimChar"/>
+        </w:rPr>
+        <w:t xml:space="preserve">--all</w:t>
+      </w:r>
+      <w:r>
+        <w:t xml:space="preserve"> </w:t>
+      </w:r>
+      <w:r>
+        <w:t xml:space="preserve">flags already exposed by each tool;</w:t>
+      </w:r>
+      <w:r>
+        <w:t xml:space="preserve"> </w:t>
+      </w:r>
+      <w:r>
+        <w:rPr>
+          <w:rStyle w:val="VerbatimChar"/>
+        </w:rPr>
+        <w:t xml:space="preserve">--threshold PCT</w:t>
+      </w:r>
+      <w:r>
+        <w:t xml:space="preserve"> </w:t>
+      </w:r>
+      <w:r>
+        <w:t xml:space="preserve">is reinterpreted for this table only as</w:t>
+      </w:r>
+      <w:r>
+        <w:t xml:space="preserve"> </w:t>
+      </w:r>
+      <w:r>
+        <w:rPr>
+          <w:iCs/>
+          <w:i/>
+        </w:rPr>
+        <w:t xml:space="preserve">coefficient of variation</w:t>
+      </w:r>
+      <w:r>
+        <w:t xml:space="preserve"> </w:t>
+      </w:r>
+      <w:r>
+        <w:t xml:space="preserve">(</w:t>
+      </w:r>
+      <w:r>
+        <w:rPr>
+          <w:rStyle w:val="VerbatimChar"/>
+        </w:rPr>
+        <w:t xml:space="preserve">std_dev / avg &gt;= PCT%</w:t>
+      </w:r>
+      <w:r>
+        <w:t xml:space="preserve">), since</w:t>
+      </w:r>
+      <w:r>
+        <w:t xml:space="preserve"> </w:t>
+      </w:r>
+      <w:r>
+        <w:t xml:space="preserve">“</w:t>
+      </w:r>
+      <w:r>
+        <w:t xml:space="preserve">% of total runtime</w:t>
+      </w:r>
+      <w:r>
+        <w:t xml:space="preserve">”</w:t>
+      </w:r>
+      <w:r>
+        <w:t xml:space="preserve"> </w:t>
+      </w:r>
+      <w:r>
+        <w:t xml:space="preserve">has no equivalent meaning for a std_dev ranking.</w:t>
+      </w:r>
+      <w:r>
+        <w:t xml:space="preserve"> </w:t>
+      </w:r>
+      <w:r>
+        <w:t xml:space="preserve">-</w:t>
+      </w:r>
+      <w:r>
+        <w:t xml:space="preserve"> </w:t>
+      </w:r>
+      <w:r>
+        <w:rPr>
+          <w:bCs/>
+          <w:b/>
+        </w:rPr>
+        <w:t xml:space="preserve">Fewer than 2 ranks/files scanned → skip the table</w:t>
+      </w:r>
+      <w:r>
+        <w:t xml:space="preserve">, with a one-line note, rather than showing a table comparing one rank to itself.</w:t>
+      </w:r>
+    </w:p>
+    <w:p>
+      <w:pPr>
+        <w:pStyle w:val="BodyText"/>
+      </w:pPr>
+      <w:r>
+        <w:t xml:space="preserve">Implementation, in</w:t>
+      </w:r>
+      <w:r>
+        <w:t xml:space="preserve"> </w:t>
+      </w:r>
+      <w:r>
+        <w:rPr>
+          <w:rStyle w:val="VerbatimChar"/>
+        </w:rPr>
+        <w:t xml:space="preserve">postprocess/extract_CPU_hotspots.py</w:t>
+      </w:r>
+      <w:r>
+        <w:t xml:space="preserve"> </w:t>
+      </w:r>
+      <w:r>
+        <w:t xml:space="preserve">and</w:t>
+      </w:r>
+      <w:r>
+        <w:t xml:space="preserve"> </w:t>
+      </w:r>
+      <w:r>
+        <w:rPr>
+          <w:rStyle w:val="VerbatimChar"/>
+        </w:rPr>
+        <w:t xml:space="preserve">postprocess/extract_GPU_hotspots.py</w:t>
+      </w:r>
+      <w:r>
+        <w:t xml:space="preserve"> </w:t>
+      </w:r>
+      <w:r>
+        <w:t xml:space="preserve">(duplicated between the two, matching their existing stand-alone-by-design relationship):</w:t>
+      </w:r>
+      <w:r>
+        <w:t xml:space="preserve"> </w:t>
+      </w:r>
+      <w:r>
+        <w:rPr>
+          <w:rStyle w:val="VerbatimChar"/>
+        </w:rPr>
+        <w:t xml:space="preserve">aggregate_per_rank()</w:t>
+      </w:r>
+      <w:r>
+        <w:t xml:space="preserve"> </w:t>
+      </w:r>
+      <w:r>
+        <w:t xml:space="preserve">mirrors each module’s own</w:t>
+      </w:r>
+      <w:r>
+        <w:t xml:space="preserve"> </w:t>
+      </w:r>
+      <w:r>
+        <w:rPr>
+          <w:rStyle w:val="VerbatimChar"/>
+        </w:rPr>
+        <w:t xml:space="preserve">aggregate()</w:t>
+      </w:r>
+      <w:r>
+        <w:t xml:space="preserve"> </w:t>
+      </w:r>
+      <w:r>
+        <w:t xml:space="preserve">file-scanning loop but keeps each file’s per-label/per-kernel sums separate instead of merging across files;</w:t>
+      </w:r>
+      <w:r>
+        <w:t xml:space="preserve"> </w:t>
+      </w:r>
+      <w:r>
+        <w:rPr>
+          <w:rStyle w:val="VerbatimChar"/>
+        </w:rPr>
+        <w:t xml:space="preserve">compute_load_imbalance()</w:t>
+      </w:r>
+      <w:r>
+        <w:t xml:space="preserve"> </w:t>
+      </w:r>
+      <w:r>
+        <w:t xml:space="preserve">computes</w:t>
+      </w:r>
+      <w:r>
+        <w:t xml:space="preserve"> </w:t>
+      </w:r>
+      <w:r>
+        <w:rPr>
+          <w:rStyle w:val="VerbatimChar"/>
+        </w:rPr>
+        <w:t xml:space="preserve">avg</w:t>
+      </w:r>
+      <w:r>
+        <w:t xml:space="preserve">/</w:t>
+      </w:r>
+      <w:r>
+        <w:rPr>
+          <w:rStyle w:val="VerbatimChar"/>
+        </w:rPr>
+        <w:t xml:space="preserve">std_dev</w:t>
+      </w:r>
+      <w:r>
+        <w:t xml:space="preserve"> </w:t>
+      </w:r>
+      <w:r>
+        <w:t xml:space="preserve">(</w:t>
+      </w:r>
+      <w:r>
+        <w:rPr>
+          <w:rStyle w:val="VerbatimChar"/>
+        </w:rPr>
+        <w:t xml:space="preserve">statistics.mean</w:t>
+      </w:r>
+      <w:r>
+        <w:t xml:space="preserve">/</w:t>
+      </w:r>
+      <w:r>
+        <w:rPr>
+          <w:rStyle w:val="VerbatimChar"/>
+        </w:rPr>
+        <w:t xml:space="preserve">statistics.pstdev</w:t>
+      </w:r>
+      <w:r>
+        <w:t xml:space="preserve"> </w:t>
+      </w:r>
+      <w:r>
+        <w:t xml:space="preserve">— population, not sample, since every rank is captured, not a subset)/</w:t>
+      </w:r>
+      <w:r>
+        <w:rPr>
+          <w:rStyle w:val="VerbatimChar"/>
+        </w:rPr>
+        <w:t xml:space="preserve">min</w:t>
+      </w:r>
+      <w:r>
+        <w:t xml:space="preserve">/</w:t>
+      </w:r>
+      <w:r>
+        <w:rPr>
+          <w:rStyle w:val="VerbatimChar"/>
+        </w:rPr>
+        <w:t xml:space="preserve">max</w:t>
+      </w:r>
+      <w:r>
+        <w:t xml:space="preserve"> </w:t>
+      </w:r>
+      <w:r>
+        <w:t xml:space="preserve">per label across ranks (missing ranks scored 0.0) and applies the top/CV%-threshold/all selection described above;</w:t>
+      </w:r>
+      <w:r>
+        <w:t xml:space="preserve"> </w:t>
+      </w:r>
+      <w:r>
+        <w:rPr>
+          <w:rStyle w:val="VerbatimChar"/>
+        </w:rPr>
+        <w:t xml:space="preserve">format_table_load_imbalance()</w:t>
+      </w:r>
+      <w:r>
+        <w:t xml:space="preserve"> </w:t>
+      </w:r>
+      <w:r>
+        <w:t xml:space="preserve">renders</w:t>
+      </w:r>
+      <w:r>
+        <w:t xml:space="preserve"> </w:t>
+      </w:r>
+      <w:r>
+        <w:rPr>
+          <w:rStyle w:val="VerbatimChar"/>
+        </w:rPr>
+        <w:t xml:space="preserve">#, avg(s), std_dev, min(s), max(s), function|kernel</w:t>
+      </w:r>
+      <w:r>
+        <w:t xml:space="preserve">. Both modules’</w:t>
+      </w:r>
+      <w:r>
+        <w:t xml:space="preserve"> </w:t>
+      </w:r>
+      <w:r>
+        <w:rPr>
+          <w:rStyle w:val="VerbatimChar"/>
+        </w:rPr>
+        <w:t xml:space="preserve">write_report()</w:t>
+      </w:r>
+      <w:r>
+        <w:t xml:space="preserve"> </w:t>
+      </w:r>
+      <w:r>
+        <w:t xml:space="preserve">append the new table right after their existing hotspots table(s).</w:t>
+      </w:r>
+      <w:r>
+        <w:t xml:space="preserve"> </w:t>
+      </w:r>
+      <w:r>
+        <w:rPr>
+          <w:rStyle w:val="VerbatimChar"/>
+        </w:rPr>
+        <w:t xml:space="preserve">postprocess/extract_hotspots.py</w:t>
+      </w:r>
+      <w:r>
+        <w:t xml:space="preserve"> </w:t>
+      </w:r>
+      <w:r>
+        <w:t xml:space="preserve">(tool 3) adds tables 5 (CPU) and 6 (GPU) after the existing four, calling</w:t>
+      </w:r>
+      <w:r>
+        <w:t xml:space="preserve"> </w:t>
+      </w:r>
+      <w:r>
+        <w:rPr>
+          <w:rStyle w:val="VerbatimChar"/>
+        </w:rPr>
+        <w:t xml:space="preserve">cpu_tool</w:t>
+      </w:r>
+      <w:r>
+        <w:t xml:space="preserve">‘</w:t>
+      </w:r>
+      <w:r>
+        <w:t xml:space="preserve">s and</w:t>
+      </w:r>
+      <w:r>
+        <w:t xml:space="preserve"> </w:t>
+      </w:r>
+      <w:r>
+        <w:rPr>
+          <w:rStyle w:val="VerbatimChar"/>
+        </w:rPr>
+        <w:t xml:space="preserve">gpu_tool</w:t>
+      </w:r>
+      <w:r>
+        <w:t xml:space="preserve">’s new functions directly — exactly the</w:t>
+      </w:r>
+      <w:r>
+        <w:t xml:space="preserve"> </w:t>
+      </w:r>
+      <w:r>
+        <w:t xml:space="preserve">“</w:t>
+      </w:r>
+      <w:r>
+        <w:t xml:space="preserve">reuse tool 1 and 2’s new capabilities</w:t>
+      </w:r>
+      <w:r>
+        <w:t xml:space="preserve">”</w:t>
+      </w:r>
+      <w:r>
+        <w:t xml:space="preserve"> </w:t>
+      </w:r>
+      <w:r>
+        <w:t xml:space="preserve">the user anticipated, no new statistics logic of its own. All three launchers</w:t>
+      </w:r>
+      <w:r>
+        <w:t xml:space="preserve">’</w:t>
+      </w:r>
+      <w:r>
+        <w:t xml:space="preserve"> </w:t>
+      </w:r>
+      <w:r>
+        <w:rPr>
+          <w:rStyle w:val="VerbatimChar"/>
+        </w:rPr>
+        <w:t xml:space="preserve">-h</w:t>
+      </w:r>
+      <w:r>
+        <w:t xml:space="preserve">/</w:t>
+      </w:r>
+      <w:r>
+        <w:rPr>
+          <w:rStyle w:val="VerbatimChar"/>
+        </w:rPr>
+        <w:t xml:space="preserve">--help</w:t>
+      </w:r>
+      <w:r>
+        <w:t xml:space="preserve"> </w:t>
+      </w:r>
+      <w:r>
+        <w:t xml:space="preserve">text gained one sentence about the new table and a note on</w:t>
+      </w:r>
+      <w:r>
+        <w:t xml:space="preserve"> </w:t>
+      </w:r>
+      <w:r>
+        <w:rPr>
+          <w:rStyle w:val="VerbatimChar"/>
+        </w:rPr>
+        <w:t xml:space="preserve">--threshold</w:t>
+      </w:r>
+      <w:r>
+        <w:t xml:space="preserve">’s dual meaning; no new CLI flags were needed anywhere.</w:t>
+      </w:r>
+    </w:p>
+    <w:p>
+      <w:pPr>
+        <w:pStyle w:val="BodyText"/>
+      </w:pPr>
+      <w:r>
+        <w:t xml:space="preserve">Verified locally (no ROCm/GPU available, same constraint as the other four tools):</w:t>
+      </w:r>
+      <w:r>
+        <w:t xml:space="preserve"> </w:t>
+      </w:r>
+      <w:r>
+        <w:rPr>
+          <w:rStyle w:val="VerbatimChar"/>
+        </w:rPr>
+        <w:t xml:space="preserve">python3 -m unittest</w:t>
+      </w:r>
+      <w:r>
+        <w:t xml:space="preserve"> </w:t>
+      </w:r>
+      <w:r>
+        <w:t xml:space="preserve">added 26 new tests (119 total across all four tools) —</w:t>
+      </w:r>
+      <w:r>
+        <w:t xml:space="preserve"> </w:t>
+      </w:r>
+      <w:r>
+        <w:rPr>
+          <w:rStyle w:val="VerbatimChar"/>
+        </w:rPr>
+        <w:t xml:space="preserve">aggregate_per_rank</w:t>
+      </w:r>
+      <w:r>
+        <w:t xml:space="preserve"> </w:t>
+      </w:r>
+      <w:r>
+        <w:t xml:space="preserve">returning one dict per scanned file;</w:t>
+      </w:r>
+      <w:r>
+        <w:t xml:space="preserve"> </w:t>
+      </w:r>
+      <w:r>
+        <w:rPr>
+          <w:rStyle w:val="VerbatimChar"/>
+        </w:rPr>
+        <w:t xml:space="preserve">compute_load_imbalance</w:t>
+      </w:r>
+      <w:r>
+        <w:t xml:space="preserve">’s avg/std_dev/min/max matching independently-computed</w:t>
+      </w:r>
+      <w:r>
+        <w:t xml:space="preserve"> </w:t>
+      </w:r>
+      <w:r>
+        <w:rPr>
+          <w:rStyle w:val="VerbatimChar"/>
+        </w:rPr>
+        <w:t xml:space="preserve">statistics.mean</w:t>
+      </w:r>
+      <w:r>
+        <w:t xml:space="preserve">/</w:t>
+      </w:r>
+      <w:r>
+        <w:rPr>
+          <w:rStyle w:val="VerbatimChar"/>
+        </w:rPr>
+        <w:t xml:space="preserve">pstdev</w:t>
+      </w:r>
+      <w:r>
+        <w:t xml:space="preserve"> </w:t>
+      </w:r>
+      <w:r>
+        <w:t xml:space="preserve">on the same known fixture values (not hand-typed decimals); a label present on only one of several synthetic ranks scoring 0.0 for the others; the CV%-threshold and top-N-by-std_dev selections; single-rank fixtures producing the skip note instead of a table; the combined report’s tables 5/6 appearing after table 4 in order and matching</w:t>
+      </w:r>
+      <w:r>
+        <w:t xml:space="preserve"> </w:t>
+      </w:r>
+      <w:r>
+        <w:rPr>
+          <w:rStyle w:val="VerbatimChar"/>
+        </w:rPr>
+        <w:t xml:space="preserve">cpu_tool</w:t>
+      </w:r>
+      <w:r>
+        <w:t xml:space="preserve">/</w:t>
+      </w:r>
+      <w:r>
+        <w:rPr>
+          <w:rStyle w:val="VerbatimChar"/>
+        </w:rPr>
+        <w:t xml:space="preserve">gpu_tool</w:t>
+      </w:r>
+      <w:r>
+        <w:t xml:space="preserve">’s own functions called directly on the same fixtures.</w:t>
+      </w:r>
+      <w:r>
+        <w:t xml:space="preserve"> </w:t>
+      </w:r>
+      <w:r>
+        <w:rPr>
+          <w:rStyle w:val="VerbatimChar"/>
+        </w:rPr>
+        <w:t xml:space="preserve">bash -n</w:t>
+      </w:r>
+      <w:r>
+        <w:t xml:space="preserve"> </w:t>
+      </w:r>
+      <w:r>
+        <w:t xml:space="preserve">on all three launchers. Manual verification regenerated real reports from the</w:t>
+      </w:r>
+      <w:r>
+        <w:t xml:space="preserve"> </w:t>
+      </w:r>
+      <w:r>
+        <w:rPr>
+          <w:rStyle w:val="VerbatimChar"/>
+        </w:rPr>
+        <w:t xml:space="preserve">mpi_2rank</w:t>
+      </w:r>
+      <w:r>
+        <w:t xml:space="preserve">/</w:t>
+      </w:r>
+      <w:r>
+        <w:rPr>
+          <w:rStyle w:val="VerbatimChar"/>
+        </w:rPr>
+        <w:t xml:space="preserve">rocprofv3_mpi_2rank</w:t>
+      </w:r>
+      <w:r>
+        <w:t xml:space="preserve"> </w:t>
+      </w:r>
+      <w:r>
+        <w:t xml:space="preserve">fixtures through all three</w:t>
+      </w:r>
+      <w:r>
+        <w:t xml:space="preserve"> </w:t>
+      </w:r>
+      <w:r>
+        <w:rPr>
+          <w:rStyle w:val="VerbatimChar"/>
+        </w:rPr>
+        <w:t xml:space="preserve">write_report()</w:t>
+      </w:r>
+      <w:r>
+        <w:t xml:space="preserve">s and read the new tables directly —</w:t>
+      </w:r>
+      <w:r>
+        <w:t xml:space="preserve"> </w:t>
+      </w:r>
+      <w:r>
+        <w:rPr>
+          <w:rStyle w:val="VerbatimChar"/>
+        </w:rPr>
+        <w:t xml:space="preserve">compute_stencil</w:t>
+      </w:r>
+      <w:r>
+        <w:t xml:space="preserve"> </w:t>
+      </w:r>
+      <w:r>
+        <w:t xml:space="preserve">correctly outranked</w:t>
+      </w:r>
+      <w:r>
+        <w:t xml:space="preserve"> </w:t>
+      </w:r>
+      <w:r>
+        <w:rPr>
+          <w:rStyle w:val="VerbatimChar"/>
+        </w:rPr>
+        <w:t xml:space="preserve">main</w:t>
+      </w:r>
+      <w:r>
+        <w:t xml:space="preserve"> </w:t>
+      </w:r>
+      <w:r>
+        <w:t xml:space="preserve">by std_dev in the CPU table, and both the CPU and GPU skip-note paths were confirmed against the single-rank fixtures. Real end-to-end validation against actual ROCm output (including confirming the assumption that one output file per process really does correspond to one MPI rank on the target system) is left to the user on the HPC system.</w:t>
+      </w:r>
+    </w:p>
+    <w:bookmarkEnd w:id="35"/>
+    <w:bookmarkEnd w:id="36"/>
     <w:sectPr/>
   </w:body>
 </w:document>

--- a/docs/DEVELOPMENT_HISTORY.docx
+++ b/docs/DEVELOPMENT_HISTORY.docx
@@ -10,7 +10,7 @@
         <w:t xml:space="preserve">Development History</w:t>
       </w:r>
     </w:p>
-    <w:bookmarkStart w:id="36" w:name="development-history"/>
+    <w:bookmarkStart w:id="38" w:name="development-history"/>
     <w:p>
       <w:pPr>
         <w:pStyle w:val="Heading1"/>
@@ -334,6 +334,47 @@
           </w:p>
         </w:tc>
       </w:tr>
+      <w:tr>
+        <w:tc>
+          <w:tcPr/>
+          <w:p>
+            <w:pPr>
+              <w:pStyle w:val="Compact"/>
+              <w:jc w:val="left"/>
+            </w:pPr>
+            <w:r>
+              <w:t xml:space="preserve">2026-08-03</w:t>
+            </w:r>
+          </w:p>
+        </w:tc>
+        <w:tc>
+          <w:tcPr/>
+          <w:p>
+            <w:pPr>
+              <w:pStyle w:val="Compact"/>
+              <w:jc w:val="left"/>
+            </w:pPr>
+            <w:r>
+              <w:t xml:space="preserve">Fixed nested-output-dir bug; unified</w:t>
+            </w:r>
+            <w:r>
+              <w:t xml:space="preserve"> </w:t>
+            </w:r>
+            <w:r>
+              <w:rPr>
+                <w:rStyle w:val="VerbatimChar"/>
+              </w:rPr>
+              <w:t xml:space="preserve">--mpi</w:t>
+            </w:r>
+            <w:r>
+              <w:t xml:space="preserve"> </w:t>
+            </w:r>
+            <w:r>
+              <w:t xml:space="preserve">invocation across all four tools; renamed + timestamped default output directories</w:t>
+            </w:r>
+          </w:p>
+        </w:tc>
+      </w:tr>
     </w:tbl>
     <w:bookmarkStart w:id="20" w:name="project-scaffolding-and-rules"/>
     <w:p>
@@ -6017,7 +6058,1243 @@
       </w:r>
     </w:p>
     <w:bookmarkEnd w:id="35"/>
-    <w:bookmarkEnd w:id="36"/>
+    <w:bookmarkStart w:id="37" w:name="Xd48018049efd9d9b3ab5b634ff0b11e4c3496da"/>
+    <w:p>
+      <w:pPr>
+        <w:pStyle w:val="Heading2"/>
+      </w:pPr>
+      <w:r>
+        <w:t xml:space="preserve">2026-08-03 — Fixed nested-output-dir bug; unified</w:t>
+      </w:r>
+      <w:r>
+        <w:t xml:space="preserve"> </w:t>
+      </w:r>
+      <w:r>
+        <w:rPr>
+          <w:rStyle w:val="VerbatimChar"/>
+        </w:rPr>
+        <w:t xml:space="preserve">--mpi</w:t>
+      </w:r>
+      <w:r>
+        <w:t xml:space="preserve"> </w:t>
+      </w:r>
+      <w:r>
+        <w:t xml:space="preserve">invocation; renamed default directories</w:t>
+      </w:r>
+    </w:p>
+    <w:p>
+      <w:pPr>
+        <w:pStyle w:val="FirstParagraph"/>
+      </w:pPr>
+      <w:r>
+        <w:t xml:space="preserve">The user copied a real</w:t>
+      </w:r>
+      <w:r>
+        <w:t xml:space="preserve"> </w:t>
+      </w:r>
+      <w:r>
+        <w:rPr>
+          <w:rStyle w:val="VerbatimChar"/>
+        </w:rPr>
+        <w:t xml:space="preserve">rocprof-sys-sample</w:t>
+      </w:r>
+      <w:r>
+        <w:t xml:space="preserve"> </w:t>
+      </w:r>
+      <w:r>
+        <w:t xml:space="preserve">output directory from the HPC system into a local test case and ran tool 1’s extractor against it; it failed with</w:t>
+      </w:r>
+      <w:r>
+        <w:t xml:space="preserve"> </w:t>
+      </w:r>
+      <w:r>
+        <w:t xml:space="preserve">“</w:t>
+      </w:r>
+      <w:r>
+        <w:t xml:space="preserve">no rocprof-sys timemory text table found</w:t>
+      </w:r>
+      <w:r>
+        <w:t xml:space="preserve">”</w:t>
+      </w:r>
+      <w:r>
+        <w:t xml:space="preserve">. The real directory had every per-process file nested one level deeper than expected, inside an auto-generated</w:t>
+      </w:r>
+      <w:r>
+        <w:t xml:space="preserve"> </w:t>
+      </w:r>
+      <w:r>
+        <w:rPr>
+          <w:rStyle w:val="VerbatimChar"/>
+        </w:rPr>
+        <w:t xml:space="preserve">2026-08-03_09.24</w:t>
+      </w:r>
+      <w:r>
+        <w:t xml:space="preserve">-style timestamped subdirectory — rocprof-sys’s documented default</w:t>
+      </w:r>
+      <w:r>
+        <w:t xml:space="preserve"> </w:t>
+      </w:r>
+      <w:r>
+        <w:rPr>
+          <w:rStyle w:val="VerbatimChar"/>
+        </w:rPr>
+        <w:t xml:space="preserve">ROCPROFSYS_TIME_OUTPUT</w:t>
+      </w:r>
+      <w:r>
+        <w:t xml:space="preserve"> </w:t>
+      </w:r>
+      <w:r>
+        <w:t xml:space="preserve">behavior (</w:t>
+      </w:r>
+      <w:r>
+        <w:rPr>
+          <w:rStyle w:val="VerbatimChar"/>
+        </w:rPr>
+        <w:t xml:space="preserve">%F_%H.%M</w:t>
+      </w:r>
+      <w:r>
+        <w:t xml:space="preserve"> </w:t>
+      </w:r>
+      <w:r>
+        <w:t xml:space="preserve">strftime naming), already anticipated by this codebase’s</w:t>
+      </w:r>
+      <w:r>
+        <w:t xml:space="preserve"> </w:t>
+      </w:r>
+      <w:r>
+        <w:rPr>
+          <w:rStyle w:val="VerbatimChar"/>
+        </w:rPr>
+        <w:t xml:space="preserve">TIME_OUTPUT_DIR_RE</w:t>
+      </w:r>
+      <w:r>
+        <w:t xml:space="preserve"> </w:t>
+      </w:r>
+      <w:r>
+        <w:t xml:space="preserve">constant but never actually handled by the file-scanning code, which only</w:t>
+      </w:r>
+      <w:r>
+        <w:t xml:space="preserve"> </w:t>
+      </w:r>
+      <w:r>
+        <w:rPr>
+          <w:rStyle w:val="VerbatimChar"/>
+        </w:rPr>
+        <w:t xml:space="preserve">glob.glob()</w:t>
+      </w:r>
+      <w:r>
+        <w:t xml:space="preserve">’d one level deep. Implemented per the approved plan in</w:t>
+      </w:r>
+      <w:r>
+        <w:t xml:space="preserve"> </w:t>
+      </w:r>
+      <w:hyperlink r:id="rId36">
+        <w:r>
+          <w:rPr>
+            <w:rStyle w:val="Hyperlink"/>
+          </w:rPr>
+          <w:t xml:space="preserve">docs/plans/06-nested-dir-fix-mpi-unification-default-dirs.md</w:t>
+        </w:r>
+      </w:hyperlink>
+      <w:r>
+        <w:t xml:space="preserve">, which grew substantially in scope during planning as the user’s follow-up questions reframed the underlying design.</w:t>
+      </w:r>
+    </w:p>
+    <w:p>
+      <w:pPr>
+        <w:pStyle w:val="BodyText"/>
+      </w:pPr>
+      <w:r>
+        <w:rPr>
+          <w:bCs/>
+          <w:b/>
+        </w:rPr>
+        <w:t xml:space="preserve">Part A — the bug fix.</w:t>
+      </w:r>
+      <w:r>
+        <w:t xml:space="preserve"> </w:t>
+      </w:r>
+      <w:r>
+        <w:t xml:space="preserve">Every filesystem scan in</w:t>
+      </w:r>
+      <w:r>
+        <w:t xml:space="preserve"> </w:t>
+      </w:r>
+      <w:r>
+        <w:rPr>
+          <w:rStyle w:val="VerbatimChar"/>
+        </w:rPr>
+        <w:t xml:space="preserve">postprocess/extract_CPU_hotspots.py</w:t>
+      </w:r>
+      <w:r>
+        <w:t xml:space="preserve"> </w:t>
+      </w:r>
+      <w:r>
+        <w:t xml:space="preserve">(</w:t>
+      </w:r>
+      <w:r>
+        <w:rPr>
+          <w:rStyle w:val="VerbatimChar"/>
+        </w:rPr>
+        <w:t xml:space="preserve">aggregate()</w:t>
+      </w:r>
+      <w:r>
+        <w:t xml:space="preserve">,</w:t>
+      </w:r>
+      <w:r>
+        <w:t xml:space="preserve"> </w:t>
+      </w:r>
+      <w:r>
+        <w:rPr>
+          <w:rStyle w:val="VerbatimChar"/>
+        </w:rPr>
+        <w:t xml:space="preserve">aggregate_per_rank()</w:t>
+      </w:r>
+      <w:r>
+        <w:t xml:space="preserve">,</w:t>
+      </w:r>
+      <w:r>
+        <w:t xml:space="preserve"> </w:t>
+      </w:r>
+      <w:r>
+        <w:rPr>
+          <w:rStyle w:val="VerbatimChar"/>
+        </w:rPr>
+        <w:t xml:space="preserve">find_extra_artifacts()</w:t>
+      </w:r>
+      <w:r>
+        <w:t xml:space="preserve">,</w:t>
+      </w:r>
+      <w:r>
+        <w:t xml:space="preserve"> </w:t>
+      </w:r>
+      <w:r>
+        <w:rPr>
+          <w:rStyle w:val="VerbatimChar"/>
+        </w:rPr>
+        <w:t xml:space="preserve">load_metadata()</w:t>
+      </w:r>
+      <w:r>
+        <w:t xml:space="preserve">) now globs recursively, mirroring</w:t>
+      </w:r>
+      <w:r>
+        <w:t xml:space="preserve"> </w:t>
+      </w:r>
+      <w:r>
+        <w:rPr>
+          <w:rStyle w:val="VerbatimChar"/>
+        </w:rPr>
+        <w:t xml:space="preserve">extract_GPU_hotspots.py</w:t>
+      </w:r>
+      <w:r>
+        <w:t xml:space="preserve">’s existing pattern (that module never had this bug — rocprofv3 nests under a hostname directory and was already written to glob</w:t>
+      </w:r>
+      <w:r>
+        <w:t xml:space="preserve"> </w:t>
+      </w:r>
+      <w:r>
+        <w:rPr>
+          <w:rStyle w:val="VerbatimChar"/>
+        </w:rPr>
+        <w:t xml:space="preserve">**/*_kernel_stats.csv</w:t>
+      </w:r>
+      <w:r>
+        <w:t xml:space="preserve"> </w:t>
+      </w:r>
+      <w:r>
+        <w:t xml:space="preserve">recursively).</w:t>
+      </w:r>
+      <w:r>
+        <w:t xml:space="preserve"> </w:t>
+      </w:r>
+      <w:r>
+        <w:rPr>
+          <w:rStyle w:val="VerbatimChar"/>
+        </w:rPr>
+        <w:t xml:space="preserve">guess_run_datetime()</w:t>
+      </w:r>
+      <w:r>
+        <w:t xml:space="preserve"> </w:t>
+      </w:r>
+      <w:r>
+        <w:t xml:space="preserve">gained a</w:t>
+      </w:r>
+      <w:r>
+        <w:t xml:space="preserve"> </w:t>
+      </w:r>
+      <w:r>
+        <w:rPr>
+          <w:rStyle w:val="VerbatimChar"/>
+        </w:rPr>
+        <w:t xml:space="preserve">scanned_files</w:t>
+      </w:r>
+      <w:r>
+        <w:t xml:space="preserve"> </w:t>
+      </w:r>
+      <w:r>
+        <w:t xml:space="preserve">parameter: it still checks the literal</w:t>
+      </w:r>
+      <w:r>
+        <w:t xml:space="preserve"> </w:t>
+      </w:r>
+      <w:r>
+        <w:rPr>
+          <w:rStyle w:val="VerbatimChar"/>
+        </w:rPr>
+        <w:t xml:space="preserve">output_dir</w:t>
+      </w:r>
+      <w:r>
+        <w:t xml:space="preserve"> </w:t>
+      </w:r>
+      <w:r>
+        <w:t xml:space="preserve">string first (keeping existing behavior), but now falls back to searching each scanned file’s own directory name for the timestamp pattern, since that directory is now</w:t>
+      </w:r>
+      <w:r>
+        <w:t xml:space="preserve"> </w:t>
+      </w:r>
+      <w:r>
+        <w:rPr>
+          <w:iCs/>
+          <w:i/>
+        </w:rPr>
+        <w:t xml:space="preserve">discovered</w:t>
+      </w:r>
+      <w:r>
+        <w:t xml:space="preserve"> </w:t>
+      </w:r>
+      <w:r>
+        <w:t xml:space="preserve">via recursive glob rather than being part of the path passed in. Tools 3 and 4 both call</w:t>
+      </w:r>
+      <w:r>
+        <w:t xml:space="preserve"> </w:t>
+      </w:r>
+      <w:r>
+        <w:rPr>
+          <w:rStyle w:val="VerbatimChar"/>
+        </w:rPr>
+        <w:t xml:space="preserve">extract_CPU_hotspots.aggregate()</w:t>
+      </w:r>
+      <w:r>
+        <w:t xml:space="preserve"> </w:t>
+      </w:r>
+      <w:r>
+        <w:t xml:space="preserve">directly, so fixing it once there fixed all three. Added a new fixture,</w:t>
+      </w:r>
+      <w:r>
+        <w:t xml:space="preserve"> </w:t>
+      </w:r>
+      <w:r>
+        <w:rPr>
+          <w:rStyle w:val="VerbatimChar"/>
+        </w:rPr>
+        <w:t xml:space="preserve">mpi_2rank_dated_subdir</w:t>
+      </w:r>
+      <w:r>
+        <w:t xml:space="preserve">, reproducing the real bug’s directory layout (nested</w:t>
+      </w:r>
+      <w:r>
+        <w:t xml:space="preserve"> </w:t>
+      </w:r>
+      <w:r>
+        <w:rPr>
+          <w:rStyle w:val="VerbatimChar"/>
+        </w:rPr>
+        <w:t xml:space="preserve">wall_clock-*.txt</w:t>
+      </w:r>
+      <w:r>
+        <w:t xml:space="preserve"> </w:t>
+      </w:r>
+      <w:r>
+        <w:t xml:space="preserve">files, and — to exercise</w:t>
+      </w:r>
+      <w:r>
+        <w:t xml:space="preserve"> </w:t>
+      </w:r>
+      <w:r>
+        <w:rPr>
+          <w:rStyle w:val="VerbatimChar"/>
+        </w:rPr>
+        <w:t xml:space="preserve">load_metadata()</w:t>
+      </w:r>
+      <w:r>
+        <w:t xml:space="preserve">’s own recursive-glob fix and</w:t>
+      </w:r>
+      <w:r>
+        <w:t xml:space="preserve"> </w:t>
+      </w:r>
+      <w:r>
+        <w:rPr>
+          <w:rStyle w:val="VerbatimChar"/>
+        </w:rPr>
+        <w:t xml:space="preserve">guess_run_datetime()</w:t>
+      </w:r>
+      <w:r>
+        <w:t xml:space="preserve">’s new fallback path together — a</w:t>
+      </w:r>
+      <w:r>
+        <w:t xml:space="preserve"> </w:t>
+      </w:r>
+      <w:r>
+        <w:rPr>
+          <w:rStyle w:val="VerbatimChar"/>
+        </w:rPr>
+        <w:t xml:space="preserve">metadata.json</w:t>
+      </w:r>
+      <w:r>
+        <w:t xml:space="preserve"> </w:t>
+      </w:r>
+      <w:r>
+        <w:t xml:space="preserve">nested in the same subdirectory with no explicit timestamp field of its own).</w:t>
+      </w:r>
+    </w:p>
+    <w:p>
+      <w:pPr>
+        <w:pStyle w:val="BodyText"/>
+      </w:pPr>
+      <w:r>
+        <w:rPr>
+          <w:bCs/>
+          <w:b/>
+        </w:rPr>
+        <w:t xml:space="preserve">Part B — unifying the MPI invocation convention.</w:t>
+      </w:r>
+      <w:r>
+        <w:t xml:space="preserve"> </w:t>
+      </w:r>
+      <w:r>
+        <w:t xml:space="preserve">The user separately asked for every script’s default output directory to include a time value, so re-running a tool with no</w:t>
+      </w:r>
+      <w:r>
+        <w:t xml:space="preserve"> </w:t>
+      </w:r>
+      <w:r>
+        <w:rPr>
+          <w:rStyle w:val="VerbatimChar"/>
+        </w:rPr>
+        <w:t xml:space="preserve">-o</w:t>
+      </w:r>
+      <w:r>
+        <w:t xml:space="preserve"> </w:t>
+      </w:r>
+      <w:r>
+        <w:t xml:space="preserve">can’t silently mix a new run’s files with a stale run’s. A per-invocation</w:t>
+      </w:r>
+      <w:r>
+        <w:t xml:space="preserve"> </w:t>
+      </w:r>
+      <w:r>
+        <w:rPr>
+          <w:rStyle w:val="VerbatimChar"/>
+        </w:rPr>
+        <w:t xml:space="preserve">$(date ...)</w:t>
+      </w:r>
+      <w:r>
+        <w:t xml:space="preserve"> </w:t>
+      </w:r>
+      <w:r>
+        <w:t xml:space="preserve">default is unsafe for tools 1-3 as they existed at the time, because they were invoked as</w:t>
+      </w:r>
+      <w:r>
+        <w:t xml:space="preserve"> </w:t>
+      </w:r>
+      <w:r>
+        <w:rPr>
+          <w:rStyle w:val="VerbatimChar"/>
+        </w:rPr>
+        <w:t xml:space="preserve">mpirun -np N script.sh -- app</w:t>
+      </w:r>
+      <w:r>
+        <w:t xml:space="preserve"> </w:t>
+      </w:r>
+      <w:r>
+        <w:t xml:space="preserve">— N independent copies of the same bash script, all of which must agree on one shared output directory (rocprof-sys/rocprofv3 tell ranks apart by PID in the filename, not by directory); independent per-rank</w:t>
+      </w:r>
+      <w:r>
+        <w:t xml:space="preserve"> </w:t>
+      </w:r>
+      <w:r>
+        <w:rPr>
+          <w:rStyle w:val="VerbatimChar"/>
+        </w:rPr>
+        <w:t xml:space="preserve">date</w:t>
+      </w:r>
+      <w:r>
+        <w:t xml:space="preserve"> </w:t>
+      </w:r>
+      <w:r>
+        <w:t xml:space="preserve">calls could disagree across a second boundary and split one experiment across two directories. The user then asked whether all four tools could instead be invoked the way tool 4 already was: one call to the script, with the MPI launch command passed as data via</w:t>
+      </w:r>
+      <w:r>
+        <w:t xml:space="preserve"> </w:t>
+      </w:r>
+      <w:r>
+        <w:rPr>
+          <w:rStyle w:val="VerbatimChar"/>
+        </w:rPr>
+        <w:t xml:space="preserve">--mpi "mpirun -np 4"</w:t>
+      </w:r>
+      <w:r>
+        <w:t xml:space="preserve">, rather than the script being wrapped externally by</w:t>
+      </w:r>
+      <w:r>
+        <w:t xml:space="preserve"> </w:t>
+      </w:r>
+      <w:r>
+        <w:rPr>
+          <w:rStyle w:val="VerbatimChar"/>
+        </w:rPr>
+        <w:t xml:space="preserve">mpirun</w:t>
+      </w:r>
+      <w:r>
+        <w:t xml:space="preserve">. Checking why tool 4 needed that in the first place — its binary-rewrite step must run exactly once, never once per rank — showed the constraint was specific to that one step, not to profiling/tracing in general:</w:t>
+      </w:r>
+      <w:r>
+        <w:t xml:space="preserve"> </w:t>
+      </w:r>
+      <w:r>
+        <w:rPr>
+          <w:rStyle w:val="VerbatimChar"/>
+        </w:rPr>
+        <w:t xml:space="preserve">rocprof-sys-sample</w:t>
+      </w:r>
+      <w:r>
+        <w:t xml:space="preserve">/</w:t>
+      </w:r>
+      <w:r>
+        <w:rPr>
+          <w:rStyle w:val="VerbatimChar"/>
+        </w:rPr>
+        <w:t xml:space="preserve">rocprofv3</w:t>
+      </w:r>
+      <w:r>
+        <w:t xml:space="preserve"> </w:t>
+      </w:r>
+      <w:r>
+        <w:t xml:space="preserve">each wrap</w:t>
+      </w:r>
+      <w:r>
+        <w:t xml:space="preserve"> </w:t>
+      </w:r>
+      <w:r>
+        <w:t xml:space="preserve">“</w:t>
+      </w:r>
+      <w:r>
+        <w:t xml:space="preserve">exactly one process</w:t>
+      </w:r>
+      <w:r>
+        <w:t xml:space="preserve">”</w:t>
+      </w:r>
+      <w:r>
+        <w:t xml:space="preserve"> </w:t>
+      </w:r>
+      <w:r>
+        <w:t xml:space="preserve">the same way whether their immediate parent is bash or</w:t>
+      </w:r>
+      <w:r>
+        <w:t xml:space="preserve"> </w:t>
+      </w:r>
+      <w:r>
+        <w:rPr>
+          <w:rStyle w:val="VerbatimChar"/>
+        </w:rPr>
+        <w:t xml:space="preserve">mpirun</w:t>
+      </w:r>
+      <w:r>
+        <w:t xml:space="preserve"> </w:t>
+      </w:r>
+      <w:r>
+        <w:t xml:space="preserve">directly. So</w:t>
+      </w:r>
+      <w:r>
+        <w:t xml:space="preserve"> </w:t>
+      </w:r>
+      <w:r>
+        <w:rPr>
+          <w:rStyle w:val="VerbatimChar"/>
+        </w:rPr>
+        <w:t xml:space="preserve">profile_CPU_hotspots.sh</w:t>
+      </w:r>
+      <w:r>
+        <w:t xml:space="preserve">,</w:t>
+      </w:r>
+      <w:r>
+        <w:t xml:space="preserve"> </w:t>
+      </w:r>
+      <w:r>
+        <w:rPr>
+          <w:rStyle w:val="VerbatimChar"/>
+        </w:rPr>
+        <w:t xml:space="preserve">profile_GPU_hotspots.sh</w:t>
+      </w:r>
+      <w:r>
+        <w:t xml:space="preserve">, and</w:t>
+      </w:r>
+      <w:r>
+        <w:t xml:space="preserve"> </w:t>
+      </w:r>
+      <w:r>
+        <w:rPr>
+          <w:rStyle w:val="VerbatimChar"/>
+        </w:rPr>
+        <w:t xml:space="preserve">profile_hotspots.sh</w:t>
+      </w:r>
+      <w:r>
+        <w:t xml:space="preserve"> </w:t>
+      </w:r>
+      <w:r>
+        <w:t xml:space="preserve">all gained tool 4’s exact</w:t>
+      </w:r>
+      <w:r>
+        <w:t xml:space="preserve"> </w:t>
+      </w:r>
+      <w:r>
+        <w:rPr>
+          <w:rStyle w:val="VerbatimChar"/>
+        </w:rPr>
+        <w:t xml:space="preserve">--mpi "&lt;launch command&gt;"</w:t>
+      </w:r>
+      <w:r>
+        <w:t xml:space="preserve"> </w:t>
+      </w:r>
+      <w:r>
+        <w:t xml:space="preserve">convention, and the old</w:t>
+      </w:r>
+      <w:r>
+        <w:t xml:space="preserve"> </w:t>
+      </w:r>
+      <w:r>
+        <w:t xml:space="preserve">“</w:t>
+      </w:r>
+      <w:r>
+        <w:t xml:space="preserve">put mpirun/srun in front of this script</w:t>
+      </w:r>
+      <w:r>
+        <w:t xml:space="preserve">”</w:t>
+      </w:r>
+      <w:r>
+        <w:t xml:space="preserve"> </w:t>
+      </w:r>
+      <w:r>
+        <w:t xml:space="preserve">documented pattern was removed entirely —</w:t>
+      </w:r>
+      <w:r>
+        <w:t xml:space="preserve"> </w:t>
+      </w:r>
+      <w:r>
+        <w:rPr>
+          <w:bCs/>
+          <w:b/>
+        </w:rPr>
+        <w:t xml:space="preserve">this is a breaking change to how tools 1-3 are invoked under MPI.</w:t>
+      </w:r>
+      <w:r>
+        <w:t xml:space="preserve"> </w:t>
+      </w:r>
+      <w:r>
+        <w:t xml:space="preserve">A useful side effect: each script is now a single top-level driver process regardless of</w:t>
+      </w:r>
+      <w:r>
+        <w:t xml:space="preserve"> </w:t>
+      </w:r>
+      <w:r>
+        <w:rPr>
+          <w:rStyle w:val="VerbatimChar"/>
+        </w:rPr>
+        <w:t xml:space="preserve">-np</w:t>
+      </w:r>
+      <w:r>
+        <w:t xml:space="preserve">, so the old</w:t>
+      </w:r>
+      <w:r>
+        <w:t xml:space="preserve"> </w:t>
+      </w:r>
+      <w:r>
+        <w:rPr>
+          <w:rStyle w:val="VerbatimChar"/>
+        </w:rPr>
+        <w:t xml:space="preserve">RANK="${OMPI_COMM_WORLD_RANK:-${PMI_RANK:-${SLURM_PROCID:-0}}}"</w:t>
+      </w:r>
+      <w:r>
+        <w:t xml:space="preserve"> </w:t>
+      </w:r>
+      <w:r>
+        <w:t xml:space="preserve">guard (needed to make only</w:t>
+      </w:r>
+      <w:r>
+        <w:t xml:space="preserve"> </w:t>
+      </w:r>
+      <w:r>
+        <w:t xml:space="preserve">“</w:t>
+      </w:r>
+      <w:r>
+        <w:t xml:space="preserve">rank 0</w:t>
+      </w:r>
+      <w:r>
+        <w:t xml:space="preserve">”</w:t>
+      </w:r>
+      <w:r>
+        <w:t xml:space="preserve"> </w:t>
+      </w:r>
+      <w:r>
+        <w:t xml:space="preserve">run the summary extractor) was removed too — running the summary step is now simply unconditional.</w:t>
+      </w:r>
+      <w:r>
+        <w:t xml:space="preserve"> </w:t>
+      </w:r>
+      <w:r>
+        <w:rPr>
+          <w:rStyle w:val="VerbatimChar"/>
+        </w:rPr>
+        <w:t xml:space="preserve">instrument_hotspots.sh</w:t>
+      </w:r>
+      <w:r>
+        <w:t xml:space="preserve">’s own auto-profiling step, which used to wrap</w:t>
+      </w:r>
+      <w:r>
+        <w:t xml:space="preserve"> </w:t>
+      </w:r>
+      <w:r>
+        <w:rPr>
+          <w:rStyle w:val="VerbatimChar"/>
+        </w:rPr>
+        <w:t xml:space="preserve">mpirun</w:t>
+      </w:r>
+      <w:r>
+        <w:t xml:space="preserve"> </w:t>
+      </w:r>
+      <w:r>
+        <w:t xml:space="preserve">around</w:t>
+      </w:r>
+      <w:r>
+        <w:t xml:space="preserve"> </w:t>
+      </w:r>
+      <w:r>
+        <w:rPr>
+          <w:rStyle w:val="VerbatimChar"/>
+        </w:rPr>
+        <w:t xml:space="preserve">profile_hotspots.sh</w:t>
+      </w:r>
+      <w:r>
+        <w:t xml:space="preserve"> </w:t>
+      </w:r>
+      <w:r>
+        <w:t xml:space="preserve">itself (</w:t>
+      </w:r>
+      <w:r>
+        <w:rPr>
+          <w:rStyle w:val="VerbatimChar"/>
+        </w:rPr>
+        <w:t xml:space="preserve">PROFILE_CMD=("${MPI_ARR[@]}" "$HOTSPOTS_LAUNCHER" ...)</w:t>
+      </w:r>
+      <w:r>
+        <w:t xml:space="preserve">), was updated to forward</w:t>
+      </w:r>
+      <w:r>
+        <w:t xml:space="preserve"> </w:t>
+      </w:r>
+      <w:r>
+        <w:rPr>
+          <w:rStyle w:val="VerbatimChar"/>
+        </w:rPr>
+        <w:t xml:space="preserve">--mpi</w:t>
+      </w:r>
+      <w:r>
+        <w:t xml:space="preserve"> </w:t>
+      </w:r>
+      <w:r>
+        <w:t xml:space="preserve">to it instead (</w:t>
+      </w:r>
+      <w:r>
+        <w:rPr>
+          <w:rStyle w:val="VerbatimChar"/>
+        </w:rPr>
+        <w:t xml:space="preserve">PROFILE_CMD=("$HOTSPOTS_LAUNCHER" "${MPI_FORWARD[@]}" ...)</w:t>
+      </w:r>
+      <w:r>
+        <w:t xml:space="preserve">), since</w:t>
+      </w:r>
+      <w:r>
+        <w:t xml:space="preserve"> </w:t>
+      </w:r>
+      <w:r>
+        <w:rPr>
+          <w:rStyle w:val="VerbatimChar"/>
+        </w:rPr>
+        <w:t xml:space="preserve">profile_hotspots.sh</w:t>
+      </w:r>
+      <w:r>
+        <w:t xml:space="preserve"> </w:t>
+      </w:r>
+      <w:r>
+        <w:t xml:space="preserve">now handles that itself; its final trace run (</w:t>
+      </w:r>
+      <w:r>
+        <w:rPr>
+          <w:rStyle w:val="VerbatimChar"/>
+        </w:rPr>
+        <w:t xml:space="preserve">RUN_CMD=("${MPI_ARR[@]}" rocprof-sys-run -- ...)</w:t>
+      </w:r>
+      <w:r>
+        <w:t xml:space="preserve">) was already wrapping the raw AMD binary directly and needed no change.</w:t>
+      </w:r>
+    </w:p>
+    <w:p>
+      <w:pPr>
+        <w:pStyle w:val="BodyText"/>
+      </w:pPr>
+      <w:r>
+        <w:rPr>
+          <w:bCs/>
+          <w:b/>
+        </w:rPr>
+        <w:t xml:space="preserve">Part C — default directory renames.</w:t>
+      </w:r>
+      <w:r>
+        <w:t xml:space="preserve"> </w:t>
+      </w:r>
+      <w:r>
+        <w:t xml:space="preserve">With every tool now a single-process driver regardless of</w:t>
+      </w:r>
+      <w:r>
+        <w:t xml:space="preserve"> </w:t>
+      </w:r>
+      <w:r>
+        <w:rPr>
+          <w:rStyle w:val="VerbatimChar"/>
+        </w:rPr>
+        <w:t xml:space="preserve">-np</w:t>
+      </w:r>
+      <w:r>
+        <w:t xml:space="preserve"> </w:t>
+      </w:r>
+      <w:r>
+        <w:t xml:space="preserve">(Part B), a plain</w:t>
+      </w:r>
+      <w:r>
+        <w:t xml:space="preserve"> </w:t>
+      </w:r>
+      <w:r>
+        <w:rPr>
+          <w:rStyle w:val="VerbatimChar"/>
+        </w:rPr>
+        <w:t xml:space="preserve">$(date +%F_%H.%M.%S)</w:t>
+      </w:r>
+      <w:r>
+        <w:t xml:space="preserve"> </w:t>
+      </w:r>
+      <w:r>
+        <w:t xml:space="preserve">default has no cross-process race to worry about — no scheduler-job-id fallback needed. Default directory names, previously named after the underlying AMD tool (inconsistent with this project’s own naming rule — see</w:t>
+      </w:r>
+      <w:r>
+        <w:t xml:space="preserve"> </w:t>
+      </w:r>
+      <w:r>
+        <w:rPr>
+          <w:rStyle w:val="VerbatimChar"/>
+        </w:rPr>
+        <w:t xml:space="preserve">CLAUDE.md</w:t>
+      </w:r>
+      <w:r>
+        <w:t xml:space="preserve">), were also renamed to match their script names:</w:t>
+      </w:r>
+      <w:r>
+        <w:t xml:space="preserve"> </w:t>
+      </w:r>
+      <w:r>
+        <w:rPr>
+          <w:rStyle w:val="VerbatimChar"/>
+        </w:rPr>
+        <w:t xml:space="preserve">rocprof-sys-hotspots-output</w:t>
+      </w:r>
+      <w:r>
+        <w:t xml:space="preserve"> </w:t>
+      </w:r>
+      <w:r>
+        <w:t xml:space="preserve">→</w:t>
+      </w:r>
+      <w:r>
+        <w:t xml:space="preserve"> </w:t>
+      </w:r>
+      <w:r>
+        <w:rPr>
+          <w:rStyle w:val="VerbatimChar"/>
+        </w:rPr>
+        <w:t xml:space="preserve">profile_CPU_hotspots-output-&lt;timestamp&gt;</w:t>
+      </w:r>
+      <w:r>
+        <w:t xml:space="preserve">,</w:t>
+      </w:r>
+      <w:r>
+        <w:t xml:space="preserve"> </w:t>
+      </w:r>
+      <w:r>
+        <w:rPr>
+          <w:rStyle w:val="VerbatimChar"/>
+        </w:rPr>
+        <w:t xml:space="preserve">rocprofv3-hotspots-output</w:t>
+      </w:r>
+      <w:r>
+        <w:t xml:space="preserve"> </w:t>
+      </w:r>
+      <w:r>
+        <w:t xml:space="preserve">→</w:t>
+      </w:r>
+      <w:r>
+        <w:t xml:space="preserve"> </w:t>
+      </w:r>
+      <w:r>
+        <w:rPr>
+          <w:rStyle w:val="VerbatimChar"/>
+        </w:rPr>
+        <w:t xml:space="preserve">profile_GPU_hotspots-output-&lt;timestamp&gt;</w:t>
+      </w:r>
+      <w:r>
+        <w:t xml:space="preserve">,</w:t>
+      </w:r>
+      <w:r>
+        <w:t xml:space="preserve"> </w:t>
+      </w:r>
+      <w:r>
+        <w:rPr>
+          <w:rStyle w:val="VerbatimChar"/>
+        </w:rPr>
+        <w:t xml:space="preserve">rocprof-combined-hotspots-output</w:t>
+      </w:r>
+      <w:r>
+        <w:t xml:space="preserve"> </w:t>
+      </w:r>
+      <w:r>
+        <w:t xml:space="preserve">→</w:t>
+      </w:r>
+      <w:r>
+        <w:t xml:space="preserve"> </w:t>
+      </w:r>
+      <w:r>
+        <w:rPr>
+          <w:rStyle w:val="VerbatimChar"/>
+        </w:rPr>
+        <w:t xml:space="preserve">profile_hotspots-output-&lt;timestamp&gt;</w:t>
+      </w:r>
+      <w:r>
+        <w:t xml:space="preserve">, and tool 4’s two defaults (</w:t>
+      </w:r>
+      <w:r>
+        <w:rPr>
+          <w:rStyle w:val="VerbatimChar"/>
+        </w:rPr>
+        <w:t xml:space="preserve">rocprof-sys-instrument-scan</w:t>
+      </w:r>
+      <w:r>
+        <w:t xml:space="preserve">,</w:t>
+      </w:r>
+      <w:r>
+        <w:t xml:space="preserve"> </w:t>
+      </w:r>
+      <w:r>
+        <w:rPr>
+          <w:rStyle w:val="VerbatimChar"/>
+        </w:rPr>
+        <w:t xml:space="preserve">rocprof-sys-instrumented-trace-output</w:t>
+      </w:r>
+      <w:r>
+        <w:t xml:space="preserve">) →</w:t>
+      </w:r>
+      <w:r>
+        <w:t xml:space="preserve"> </w:t>
+      </w:r>
+      <w:r>
+        <w:rPr>
+          <w:rStyle w:val="VerbatimChar"/>
+        </w:rPr>
+        <w:t xml:space="preserve">instrument_hotspots-scan-&lt;timestamp&gt;</w:t>
+      </w:r>
+      <w:r>
+        <w:t xml:space="preserve">/</w:t>
+      </w:r>
+      <w:r>
+        <w:rPr>
+          <w:rStyle w:val="VerbatimChar"/>
+        </w:rPr>
+        <w:t xml:space="preserve">instrument_hotspots-trace-output-&lt;timestamp&gt;</w:t>
+      </w:r>
+      <w:r>
+        <w:t xml:space="preserve">, computed from one shared timestamp per invocation so both agree.</w:t>
+      </w:r>
+      <w:r>
+        <w:t xml:space="preserve"> </w:t>
+      </w:r>
+      <w:r>
+        <w:rPr>
+          <w:rStyle w:val="VerbatimChar"/>
+        </w:rPr>
+        <w:t xml:space="preserve">.gitignore</w:t>
+      </w:r>
+      <w:r>
+        <w:t xml:space="preserve">’s single</w:t>
+      </w:r>
+      <w:r>
+        <w:t xml:space="preserve"> </w:t>
+      </w:r>
+      <w:r>
+        <w:rPr>
+          <w:rStyle w:val="VerbatimChar"/>
+        </w:rPr>
+        <w:t xml:space="preserve">rocprof-sys-*-output/</w:t>
+      </w:r>
+      <w:r>
+        <w:t xml:space="preserve"> </w:t>
+      </w:r>
+      <w:r>
+        <w:t xml:space="preserve">pattern (which, checked against the actual default names in use, already missed</w:t>
+      </w:r>
+      <w:r>
+        <w:t xml:space="preserve"> </w:t>
+      </w:r>
+      <w:r>
+        <w:rPr>
+          <w:rStyle w:val="VerbatimChar"/>
+        </w:rPr>
+        <w:t xml:space="preserve">rocprofv3-hotspots-output</w:t>
+      </w:r>
+      <w:r>
+        <w:t xml:space="preserve"> </w:t>
+      </w:r>
+      <w:r>
+        <w:t xml:space="preserve">and</w:t>
+      </w:r>
+      <w:r>
+        <w:t xml:space="preserve"> </w:t>
+      </w:r>
+      <w:r>
+        <w:rPr>
+          <w:rStyle w:val="VerbatimChar"/>
+        </w:rPr>
+        <w:t xml:space="preserve">rocprof-combined-hotspots-output</w:t>
+      </w:r>
+      <w:r>
+        <w:t xml:space="preserve"> </w:t>
+      </w:r>
+      <w:r>
+        <w:t xml:space="preserve">even before this change) was replaced with one wildcard-suffixed pattern per tool.</w:t>
+      </w:r>
+    </w:p>
+    <w:p>
+      <w:pPr>
+        <w:pStyle w:val="BodyText"/>
+      </w:pPr>
+      <w:r>
+        <w:t xml:space="preserve">Verified locally (no ROCm/GPU available):</w:t>
+      </w:r>
+      <w:r>
+        <w:t xml:space="preserve"> </w:t>
+      </w:r>
+      <w:r>
+        <w:rPr>
+          <w:rStyle w:val="VerbatimChar"/>
+        </w:rPr>
+        <w:t xml:space="preserve">python3 -m unittest</w:t>
+      </w:r>
+      <w:r>
+        <w:t xml:space="preserve"> </w:t>
+      </w:r>
+      <w:r>
+        <w:t xml:space="preserve">added 7 new tests (126 total) exercising the nested-subdirectory fixture against</w:t>
+      </w:r>
+      <w:r>
+        <w:t xml:space="preserve"> </w:t>
+      </w:r>
+      <w:r>
+        <w:rPr>
+          <w:rStyle w:val="VerbatimChar"/>
+        </w:rPr>
+        <w:t xml:space="preserve">extract_CPU_hotspots.py</w:t>
+      </w:r>
+      <w:r>
+        <w:t xml:space="preserve"> </w:t>
+      </w:r>
+      <w:r>
+        <w:t xml:space="preserve">directly and end-to-end through tools 3 and 4.</w:t>
+      </w:r>
+      <w:r>
+        <w:t xml:space="preserve"> </w:t>
+      </w:r>
+      <w:r>
+        <w:rPr>
+          <w:rStyle w:val="VerbatimChar"/>
+        </w:rPr>
+        <w:t xml:space="preserve">bash -n</w:t>
+      </w:r>
+      <w:r>
+        <w:t xml:space="preserve"> </w:t>
+      </w:r>
+      <w:r>
+        <w:t xml:space="preserve">on all four scripts. Manual verification with stubbed AMD-tool binaries on</w:t>
+      </w:r>
+      <w:r>
+        <w:t xml:space="preserve"> </w:t>
+      </w:r>
+      <w:r>
+        <w:rPr>
+          <w:rStyle w:val="VerbatimChar"/>
+        </w:rPr>
+        <w:t xml:space="preserve">PATH</w:t>
+      </w:r>
+      <w:r>
+        <w:t xml:space="preserve">: ran the nested-fixture directory through</w:t>
+      </w:r>
+      <w:r>
+        <w:t xml:space="preserve"> </w:t>
+      </w:r>
+      <w:r>
+        <w:rPr>
+          <w:rStyle w:val="VerbatimChar"/>
+        </w:rPr>
+        <w:t xml:space="preserve">extract_CPU_hotspots.py</w:t>
+      </w:r>
+      <w:r>
+        <w:t xml:space="preserve">/</w:t>
+      </w:r>
+      <w:r>
+        <w:rPr>
+          <w:rStyle w:val="VerbatimChar"/>
+        </w:rPr>
+        <w:t xml:space="preserve">select_hotspot_functions.py</w:t>
+      </w:r>
+      <w:r>
+        <w:t xml:space="preserve"> </w:t>
+      </w:r>
+      <w:r>
+        <w:t xml:space="preserve">directly and confirmed both now succeed (previously</w:t>
+      </w:r>
+      <w:r>
+        <w:t xml:space="preserve"> </w:t>
+      </w:r>
+      <w:r>
+        <w:rPr>
+          <w:rStyle w:val="VerbatimChar"/>
+        </w:rPr>
+        <w:t xml:space="preserve">SystemExit</w:t>
+      </w:r>
+      <w:r>
+        <w:t xml:space="preserve">);</w:t>
+      </w:r>
+      <w:r>
+        <w:t xml:space="preserve"> </w:t>
+      </w:r>
+      <w:r>
+        <w:rPr>
+          <w:rStyle w:val="VerbatimChar"/>
+        </w:rPr>
+        <w:t xml:space="preserve">--dry-run</w:t>
+      </w:r>
+      <w:r>
+        <w:t xml:space="preserve">’d all four scripts with and without</w:t>
+      </w:r>
+      <w:r>
+        <w:t xml:space="preserve"> </w:t>
+      </w:r>
+      <w:r>
+        <w:rPr>
+          <w:rStyle w:val="VerbatimChar"/>
+        </w:rPr>
+        <w:t xml:space="preserve">--mpi</w:t>
+      </w:r>
+      <w:r>
+        <w:t xml:space="preserve">, confirming the launch command appears correctly prefixed on the profiling/run commands and never on tool 4’s one-time rewrite step; confirmed tool 4’s auto-profiling preview now shows</w:t>
+      </w:r>
+      <w:r>
+        <w:t xml:space="preserve"> </w:t>
+      </w:r>
+      <w:r>
+        <w:rPr>
+          <w:rStyle w:val="VerbatimChar"/>
+        </w:rPr>
+        <w:t xml:space="preserve">profile_hotspots.sh --mpi "mpirun -np 4" ...</w:t>
+      </w:r>
+      <w:r>
+        <w:t xml:space="preserve"> </w:t>
+      </w:r>
+      <w:r>
+        <w:t xml:space="preserve">(forwarded) rather than</w:t>
+      </w:r>
+      <w:r>
+        <w:t xml:space="preserve"> </w:t>
+      </w:r>
+      <w:r>
+        <w:rPr>
+          <w:rStyle w:val="VerbatimChar"/>
+        </w:rPr>
+        <w:t xml:space="preserve">mpirun -np 4 profile_hotspots.sh ...</w:t>
+      </w:r>
+      <w:r>
+        <w:t xml:space="preserve"> </w:t>
+      </w:r>
+      <w:r>
+        <w:t xml:space="preserve">(wrapped); confirmed</w:t>
+      </w:r>
+      <w:r>
+        <w:t xml:space="preserve"> </w:t>
+      </w:r>
+      <w:r>
+        <w:rPr>
+          <w:rStyle w:val="VerbatimChar"/>
+        </w:rPr>
+        <w:t xml:space="preserve">profile_hotspots.sh --dry-run --mpi "..."</w:t>
+      </w:r>
+      <w:r>
+        <w:t xml:space="preserve"> </w:t>
+      </w:r>
+      <w:r>
+        <w:t xml:space="preserve">shows</w:t>
+      </w:r>
+      <w:r>
+        <w:t xml:space="preserve"> </w:t>
+      </w:r>
+      <w:r>
+        <w:rPr>
+          <w:rStyle w:val="VerbatimChar"/>
+        </w:rPr>
+        <w:t xml:space="preserve">--mpi</w:t>
+      </w:r>
+      <w:r>
+        <w:t xml:space="preserve"> </w:t>
+      </w:r>
+      <w:r>
+        <w:t xml:space="preserve">forwarded to both its CPU and GPU sub-launcher preview lines; ran each script’s</w:t>
+      </w:r>
+      <w:r>
+        <w:t xml:space="preserve"> </w:t>
+      </w:r>
+      <w:r>
+        <w:rPr>
+          <w:rStyle w:val="VerbatimChar"/>
+        </w:rPr>
+        <w:t xml:space="preserve">--dry-run</w:t>
+      </w:r>
+      <w:r>
+        <w:t xml:space="preserve"> </w:t>
+      </w:r>
+      <w:r>
+        <w:t xml:space="preserve">twice in a row with no</w:t>
+      </w:r>
+      <w:r>
+        <w:t xml:space="preserve"> </w:t>
+      </w:r>
+      <w:r>
+        <w:rPr>
+          <w:rStyle w:val="VerbatimChar"/>
+        </w:rPr>
+        <w:t xml:space="preserve">-o</w:t>
+      </w:r>
+      <w:r>
+        <w:t xml:space="preserve"> </w:t>
+      </w:r>
+      <w:r>
+        <w:t xml:space="preserve">and confirmed the printed default directories differ between calls. Real end-to-end validation against actual ROCm output on the HPC system, including confirming the real nested-directory layout is fully handled, is left to the user.</w:t>
+      </w:r>
+    </w:p>
+    <w:bookmarkEnd w:id="37"/>
+    <w:bookmarkEnd w:id="38"/>
     <w:sectPr/>
   </w:body>
 </w:document>

--- a/docs/DEVELOPMENT_HISTORY.docx
+++ b/docs/DEVELOPMENT_HISTORY.docx
@@ -10,7 +10,7 @@
         <w:t xml:space="preserve">Development History</w:t>
       </w:r>
     </w:p>
-    <w:bookmarkStart w:id="38" w:name="development-history"/>
+    <w:bookmarkStart w:id="39" w:name="development-history"/>
     <w:p>
       <w:pPr>
         <w:pStyle w:val="Heading1"/>
@@ -375,6 +375,47 @@
           </w:p>
         </w:tc>
       </w:tr>
+      <w:tr>
+        <w:tc>
+          <w:tcPr/>
+          <w:p>
+            <w:pPr>
+              <w:pStyle w:val="Compact"/>
+              <w:jc w:val="left"/>
+            </w:pPr>
+            <w:r>
+              <w:t xml:space="preserve">2026-08-03</w:t>
+            </w:r>
+          </w:p>
+        </w:tc>
+        <w:tc>
+          <w:tcPr/>
+          <w:p>
+            <w:pPr>
+              <w:pStyle w:val="Compact"/>
+              <w:jc w:val="left"/>
+            </w:pPr>
+            <w:r>
+              <w:t xml:space="preserve">Correction: tool 3’s combined</w:t>
+            </w:r>
+            <w:r>
+              <w:t xml:space="preserve"> </w:t>
+            </w:r>
+            <w:r>
+              <w:rPr>
+                <w:rStyle w:val="VerbatimChar"/>
+              </w:rPr>
+              <w:t xml:space="preserve">hotspots.txt</w:t>
+            </w:r>
+            <w:r>
+              <w:t xml:space="preserve"> </w:t>
+            </w:r>
+            <w:r>
+              <w:t xml:space="preserve">now written at the root of its output directory</w:t>
+            </w:r>
+          </w:p>
+        </w:tc>
+      </w:tr>
     </w:tbl>
     <w:bookmarkStart w:id="20" w:name="project-scaffolding-and-rules"/>
     <w:p>
@@ -7294,7 +7335,502 @@
       </w:r>
     </w:p>
     <w:bookmarkEnd w:id="37"/>
+    <w:bookmarkStart w:id="38" w:name="X49b1bae9c530e6f7a790aa283b36c4609e0252c"/>
+    <w:p>
+      <w:pPr>
+        <w:pStyle w:val="Heading2"/>
+      </w:pPr>
+      <w:r>
+        <w:t xml:space="preserve">2026-08-03 — Correction: tool 3’s</w:t>
+      </w:r>
+      <w:r>
+        <w:t xml:space="preserve"> </w:t>
+      </w:r>
+      <w:r>
+        <w:rPr>
+          <w:rStyle w:val="VerbatimChar"/>
+        </w:rPr>
+        <w:t xml:space="preserve">hotspots.txt</w:t>
+      </w:r>
+      <w:r>
+        <w:t xml:space="preserve"> </w:t>
+      </w:r>
+      <w:r>
+        <w:t xml:space="preserve">written at the root of its output directory</w:t>
+      </w:r>
+    </w:p>
+    <w:p>
+      <w:pPr>
+        <w:pStyle w:val="FirstParagraph"/>
+      </w:pPr>
+      <w:r>
+        <w:t xml:space="preserve">Follow-up correction to the work above, flagged by the user right after it landed.</w:t>
+      </w:r>
+      <w:r>
+        <w:t xml:space="preserve"> </w:t>
+      </w:r>
+      <w:r>
+        <w:rPr>
+          <w:rStyle w:val="VerbatimChar"/>
+        </w:rPr>
+        <w:t xml:space="preserve">profile_hotspots.sh</w:t>
+      </w:r>
+      <w:r>
+        <w:t xml:space="preserve"> </w:t>
+      </w:r>
+      <w:r>
+        <w:t xml:space="preserve">(tool 3) splits its</w:t>
+      </w:r>
+      <w:r>
+        <w:t xml:space="preserve"> </w:t>
+      </w:r>
+      <w:r>
+        <w:rPr>
+          <w:rStyle w:val="VerbatimChar"/>
+        </w:rPr>
+        <w:t xml:space="preserve">-o DIR</w:t>
+      </w:r>
+      <w:r>
+        <w:t xml:space="preserve"> </w:t>
+      </w:r>
+      <w:r>
+        <w:t xml:space="preserve">into</w:t>
+      </w:r>
+      <w:r>
+        <w:t xml:space="preserve"> </w:t>
+      </w:r>
+      <w:r>
+        <w:rPr>
+          <w:rStyle w:val="VerbatimChar"/>
+        </w:rPr>
+        <w:t xml:space="preserve">DIR/rocprof-sys</w:t>
+      </w:r>
+      <w:r>
+        <w:t xml:space="preserve"> </w:t>
+      </w:r>
+      <w:r>
+        <w:t xml:space="preserve">and</w:t>
+      </w:r>
+      <w:r>
+        <w:t xml:space="preserve"> </w:t>
+      </w:r>
+      <w:r>
+        <w:rPr>
+          <w:rStyle w:val="VerbatimChar"/>
+        </w:rPr>
+        <w:t xml:space="preserve">DIR/rocprofv3</w:t>
+      </w:r>
+      <w:r>
+        <w:t xml:space="preserve"> </w:t>
+      </w:r>
+      <w:r>
+        <w:t xml:space="preserve">for the two sub-launchers’ raw profiling data, but its final combined-report call to</w:t>
+      </w:r>
+      <w:r>
+        <w:t xml:space="preserve"> </w:t>
+      </w:r>
+      <w:r>
+        <w:rPr>
+          <w:rStyle w:val="VerbatimChar"/>
+        </w:rPr>
+        <w:t xml:space="preserve">extract_hotspots.py</w:t>
+      </w:r>
+      <w:r>
+        <w:t xml:space="preserve"> </w:t>
+      </w:r>
+      <w:r>
+        <w:t xml:space="preserve">never passed its own</w:t>
+      </w:r>
+      <w:r>
+        <w:t xml:space="preserve"> </w:t>
+      </w:r>
+      <w:r>
+        <w:rPr>
+          <w:rStyle w:val="VerbatimChar"/>
+        </w:rPr>
+        <w:t xml:space="preserve">-o</w:t>
+      </w:r>
+      <w:r>
+        <w:t xml:space="preserve">/</w:t>
+      </w:r>
+      <w:r>
+        <w:rPr>
+          <w:rStyle w:val="VerbatimChar"/>
+        </w:rPr>
+        <w:t xml:space="preserve">--output</w:t>
+      </w:r>
+      <w:r>
+        <w:t xml:space="preserve"> </w:t>
+      </w:r>
+      <w:r>
+        <w:t xml:space="preserve">— so the report fell back to that extractor’s own default,</w:t>
+      </w:r>
+      <w:r>
+        <w:t xml:space="preserve"> </w:t>
+      </w:r>
+      <w:r>
+        <w:rPr>
+          <w:rStyle w:val="VerbatimChar"/>
+        </w:rPr>
+        <w:t xml:space="preserve">args.rocprof_sys_dir/hotspots.txt</w:t>
+      </w:r>
+      <w:r>
+        <w:t xml:space="preserve">, landing at</w:t>
+      </w:r>
+      <w:r>
+        <w:t xml:space="preserve"> </w:t>
+      </w:r>
+      <w:r>
+        <w:rPr>
+          <w:rStyle w:val="VerbatimChar"/>
+        </w:rPr>
+        <w:t xml:space="preserve">DIR/rocprof-sys/hotspots.txt</w:t>
+      </w:r>
+      <w:r>
+        <w:t xml:space="preserve"> </w:t>
+      </w:r>
+      <w:r>
+        <w:t xml:space="preserve">rather than</w:t>
+      </w:r>
+      <w:r>
+        <w:t xml:space="preserve"> </w:t>
+      </w:r>
+      <w:r>
+        <w:rPr>
+          <w:rStyle w:val="VerbatimChar"/>
+        </w:rPr>
+        <w:t xml:space="preserve">DIR/hotspots.txt</w:t>
+      </w:r>
+      <w:r>
+        <w:t xml:space="preserve">. That’s inconsistent with tools 1 and 2, where</w:t>
+      </w:r>
+      <w:r>
+        <w:t xml:space="preserve"> </w:t>
+      </w:r>
+      <w:r>
+        <w:rPr>
+          <w:rStyle w:val="VerbatimChar"/>
+        </w:rPr>
+        <w:t xml:space="preserve">hotspots.txt</w:t>
+      </w:r>
+      <w:r>
+        <w:t xml:space="preserve"> </w:t>
+      </w:r>
+      <w:r>
+        <w:t xml:space="preserve">always lands directly under the</w:t>
+      </w:r>
+      <w:r>
+        <w:t xml:space="preserve"> </w:t>
+      </w:r>
+      <w:r>
+        <w:rPr>
+          <w:rStyle w:val="VerbatimChar"/>
+        </w:rPr>
+        <w:t xml:space="preserve">-o</w:t>
+      </w:r>
+      <w:r>
+        <w:t xml:space="preserve"> </w:t>
+      </w:r>
+      <w:r>
+        <w:t xml:space="preserve">directory the user specified, and it also affects what a user would naturally reach for when reusing that report with tool 4’s</w:t>
+      </w:r>
+      <w:r>
+        <w:t xml:space="preserve"> </w:t>
+      </w:r>
+      <w:r>
+        <w:rPr>
+          <w:rStyle w:val="VerbatimChar"/>
+        </w:rPr>
+        <w:t xml:space="preserve">--report</w:t>
+      </w:r>
+      <w:r>
+        <w:t xml:space="preserve"> </w:t>
+      </w:r>
+      <w:r>
+        <w:t xml:space="preserve">flag.</w:t>
+      </w:r>
+    </w:p>
+    <w:p>
+      <w:pPr>
+        <w:pStyle w:val="BodyText"/>
+      </w:pPr>
+      <w:r>
+        <w:t xml:space="preserve">Fixed in</w:t>
+      </w:r>
+      <w:r>
+        <w:t xml:space="preserve"> </w:t>
+      </w:r>
+      <w:r>
+        <w:rPr>
+          <w:rStyle w:val="VerbatimChar"/>
+        </w:rPr>
+        <w:t xml:space="preserve">scripts/profile_hotspots.sh</w:t>
+      </w:r>
+      <w:r>
+        <w:t xml:space="preserve"> </w:t>
+      </w:r>
+      <w:r>
+        <w:t xml:space="preserve">only — no Python changes needed, since</w:t>
+      </w:r>
+      <w:r>
+        <w:t xml:space="preserve"> </w:t>
+      </w:r>
+      <w:r>
+        <w:rPr>
+          <w:rStyle w:val="VerbatimChar"/>
+        </w:rPr>
+        <w:t xml:space="preserve">extract_hotspots.py</w:t>
+      </w:r>
+      <w:r>
+        <w:t xml:space="preserve">’s</w:t>
+      </w:r>
+      <w:r>
+        <w:t xml:space="preserve"> </w:t>
+      </w:r>
+      <w:r>
+        <w:rPr>
+          <w:rStyle w:val="VerbatimChar"/>
+        </w:rPr>
+        <w:t xml:space="preserve">write_report()</w:t>
+      </w:r>
+      <w:r>
+        <w:t xml:space="preserve"> </w:t>
+      </w:r>
+      <w:r>
+        <w:t xml:space="preserve">already takes an explicit</w:t>
+      </w:r>
+      <w:r>
+        <w:t xml:space="preserve"> </w:t>
+      </w:r>
+      <w:r>
+        <w:rPr>
+          <w:rStyle w:val="VerbatimChar"/>
+        </w:rPr>
+        <w:t xml:space="preserve">dest_path</w:t>
+      </w:r>
+      <w:r>
+        <w:t xml:space="preserve"> </w:t>
+      </w:r>
+      <w:r>
+        <w:t xml:space="preserve">parameter; the bash script just needed to pass it. Added</w:t>
+      </w:r>
+      <w:r>
+        <w:t xml:space="preserve"> </w:t>
+      </w:r>
+      <w:r>
+        <w:rPr>
+          <w:rStyle w:val="VerbatimChar"/>
+        </w:rPr>
+        <w:t xml:space="preserve">REPORT_DEST="$OUTPUT_DIR/hotspots.txt"</w:t>
+      </w:r>
+      <w:r>
+        <w:t xml:space="preserve"> </w:t>
+      </w:r>
+      <w:r>
+        <w:t xml:space="preserve">and pass</w:t>
+      </w:r>
+      <w:r>
+        <w:t xml:space="preserve"> </w:t>
+      </w:r>
+      <w:r>
+        <w:rPr>
+          <w:rStyle w:val="VerbatimChar"/>
+        </w:rPr>
+        <w:t xml:space="preserve">-o "$REPORT_DEST"</w:t>
+      </w:r>
+      <w:r>
+        <w:t xml:space="preserve"> </w:t>
+      </w:r>
+      <w:r>
+        <w:t xml:space="preserve">on both the</w:t>
+      </w:r>
+      <w:r>
+        <w:t xml:space="preserve"> </w:t>
+      </w:r>
+      <w:r>
+        <w:rPr>
+          <w:rStyle w:val="VerbatimChar"/>
+        </w:rPr>
+        <w:t xml:space="preserve">--dry-run</w:t>
+      </w:r>
+      <w:r>
+        <w:t xml:space="preserve"> </w:t>
+      </w:r>
+      <w:r>
+        <w:t xml:space="preserve">preview line and the real extractor invocation; updated the</w:t>
+      </w:r>
+      <w:r>
+        <w:t xml:space="preserve"> </w:t>
+      </w:r>
+      <w:r>
+        <w:rPr>
+          <w:rStyle w:val="VerbatimChar"/>
+        </w:rPr>
+        <w:t xml:space="preserve">--no-summary</w:t>
+      </w:r>
+      <w:r>
+        <w:t xml:space="preserve">-and-no-</w:t>
+      </w:r>
+      <w:r>
+        <w:rPr>
+          <w:rStyle w:val="VerbatimChar"/>
+        </w:rPr>
+        <w:t xml:space="preserve">python3</w:t>
+      </w:r>
+      <w:r>
+        <w:t xml:space="preserve"> </w:t>
+      </w:r>
+      <w:r>
+        <w:t xml:space="preserve">fallback message and the</w:t>
+      </w:r>
+      <w:r>
+        <w:t xml:space="preserve"> </w:t>
+      </w:r>
+      <w:r>
+        <w:rPr>
+          <w:rStyle w:val="VerbatimChar"/>
+        </w:rPr>
+        <w:t xml:space="preserve">-h</w:t>
+      </w:r>
+      <w:r>
+        <w:t xml:space="preserve">/</w:t>
+      </w:r>
+      <w:r>
+        <w:rPr>
+          <w:rStyle w:val="VerbatimChar"/>
+        </w:rPr>
+        <w:t xml:space="preserve">--help</w:t>
+      </w:r>
+      <w:r>
+        <w:t xml:space="preserve"> </w:t>
+      </w:r>
+      <w:r>
+        <w:t xml:space="preserve">text to match. A short header note pointing here was added to</w:t>
+      </w:r>
+      <w:r>
+        <w:t xml:space="preserve"> </w:t>
+      </w:r>
+      <w:hyperlink r:id="rId36">
+        <w:r>
+          <w:rPr>
+            <w:rStyle w:val="Hyperlink"/>
+          </w:rPr>
+          <w:t xml:space="preserve">docs/plans/06-nested-dir-fix-mpi-unification-default-dirs.md</w:t>
+        </w:r>
+      </w:hyperlink>
+      <w:r>
+        <w:t xml:space="preserve">, per</w:t>
+      </w:r>
+      <w:r>
+        <w:t xml:space="preserve"> </w:t>
+      </w:r>
+      <w:r>
+        <w:rPr>
+          <w:rStyle w:val="VerbatimChar"/>
+        </w:rPr>
+        <w:t xml:space="preserve">CLAUDE.md</w:t>
+      </w:r>
+      <w:r>
+        <w:t xml:space="preserve">’s divergence-tracking convention, rather than editing that plan’s already-approved body.</w:t>
+      </w:r>
+    </w:p>
+    <w:p>
+      <w:pPr>
+        <w:pStyle w:val="BodyText"/>
+      </w:pPr>
+      <w:r>
+        <w:t xml:space="preserve">Verified: full test suite still passes unchanged (126 tests — this was a bash-only fix, no Python behavior changed);</w:t>
+      </w:r>
+      <w:r>
+        <w:t xml:space="preserve"> </w:t>
+      </w:r>
+      <w:r>
+        <w:rPr>
+          <w:rStyle w:val="VerbatimChar"/>
+        </w:rPr>
+        <w:t xml:space="preserve">bash -n</w:t>
+      </w:r>
+      <w:r>
+        <w:t xml:space="preserve"> </w:t>
+      </w:r>
+      <w:r>
+        <w:t xml:space="preserve">on the modified script;</w:t>
+      </w:r>
+      <w:r>
+        <w:t xml:space="preserve"> </w:t>
+      </w:r>
+      <w:r>
+        <w:rPr>
+          <w:rStyle w:val="VerbatimChar"/>
+        </w:rPr>
+        <w:t xml:space="preserve">--dry-run</w:t>
+      </w:r>
+      <w:r>
+        <w:t xml:space="preserve"> </w:t>
+      </w:r>
+      <w:r>
+        <w:t xml:space="preserve">confirms the extractor command now includes</w:t>
+      </w:r>
+      <w:r>
+        <w:t xml:space="preserve"> </w:t>
+      </w:r>
+      <w:r>
+        <w:rPr>
+          <w:rStyle w:val="VerbatimChar"/>
+        </w:rPr>
+        <w:t xml:space="preserve">-o &lt;DIR&gt;/hotspots.txt</w:t>
+      </w:r>
+      <w:r>
+        <w:t xml:space="preserve">; a manual run of</w:t>
+      </w:r>
+      <w:r>
+        <w:t xml:space="preserve"> </w:t>
+      </w:r>
+      <w:r>
+        <w:rPr>
+          <w:rStyle w:val="VerbatimChar"/>
+        </w:rPr>
+        <w:t xml:space="preserve">extract_hotspots.py</w:t>
+      </w:r>
+      <w:r>
+        <w:t xml:space="preserve"> </w:t>
+      </w:r>
+      <w:r>
+        <w:t xml:space="preserve">against fixture data with an explicit</w:t>
+      </w:r>
+      <w:r>
+        <w:t xml:space="preserve"> </w:t>
+      </w:r>
+      <w:r>
+        <w:rPr>
+          <w:rStyle w:val="VerbatimChar"/>
+        </w:rPr>
+        <w:t xml:space="preserve">-o</w:t>
+      </w:r>
+      <w:r>
+        <w:t xml:space="preserve"> </w:t>
+      </w:r>
+      <w:r>
+        <w:t xml:space="preserve">into a directory whose parent already exists (matching how the real launcher always has</w:t>
+      </w:r>
+      <w:r>
+        <w:t xml:space="preserve"> </w:t>
+      </w:r>
+      <w:r>
+        <w:rPr>
+          <w:rStyle w:val="VerbatimChar"/>
+        </w:rPr>
+        <w:t xml:space="preserve">DIR</w:t>
+      </w:r>
+      <w:r>
+        <w:t xml:space="preserve"> </w:t>
+      </w:r>
+      <w:r>
+        <w:t xml:space="preserve">already created by the sub-launchers before this final step runs) confirms the file is written at the expected root path.</w:t>
+      </w:r>
+    </w:p>
     <w:bookmarkEnd w:id="38"/>
+    <w:bookmarkEnd w:id="39"/>
     <w:sectPr/>
   </w:body>
 </w:document>

--- a/docs/DEVELOPMENT_HISTORY.docx
+++ b/docs/DEVELOPMENT_HISTORY.docx
@@ -10,7 +10,7 @@
         <w:t xml:space="preserve">Development History</w:t>
       </w:r>
     </w:p>
-    <w:bookmarkStart w:id="39" w:name="development-history"/>
+    <w:bookmarkStart w:id="41" w:name="development-history"/>
     <w:p>
       <w:pPr>
         <w:pStyle w:val="Heading1"/>
@@ -7830,7 +7830,1363 @@
       </w:r>
     </w:p>
     <w:bookmarkEnd w:id="38"/>
-    <w:bookmarkEnd w:id="39"/>
+    <w:bookmarkStart w:id="40" w:name="Xd1deb48272ea9fc9d4b88469f0043159c66b76e"/>
+    <w:p>
+      <w:pPr>
+        <w:pStyle w:val="Heading2"/>
+      </w:pPr>
+      <w:r>
+        <w:t xml:space="preserve">2026-08-03 — CPU hotspots now ranked by self-time, not inclusive time (branch</w:t>
+      </w:r>
+      <w:r>
+        <w:t xml:space="preserve"> </w:t>
+      </w:r>
+      <w:r>
+        <w:rPr>
+          <w:rStyle w:val="VerbatimChar"/>
+        </w:rPr>
+        <w:t xml:space="preserve">calltree</w:t>
+      </w:r>
+      <w:r>
+        <w:t xml:space="preserve">)</w:t>
+      </w:r>
+    </w:p>
+    <w:p>
+      <w:pPr>
+        <w:pStyle w:val="FirstParagraph"/>
+      </w:pPr>
+      <w:r>
+        <w:t xml:space="preserve">Follow-up to the nested-directory fix above: the user pointed out that even after that fix, tool 1’s</w:t>
+      </w:r>
+      <w:r>
+        <w:t xml:space="preserve"> </w:t>
+      </w:r>
+      <w:r>
+        <w:t xml:space="preserve">“</w:t>
+      </w:r>
+      <w:r>
+        <w:t xml:space="preserve">CPU compute hotspots</w:t>
+      </w:r>
+      <w:r>
+        <w:t xml:space="preserve">”</w:t>
+      </w:r>
+      <w:r>
+        <w:t xml:space="preserve"> </w:t>
+      </w:r>
+      <w:r>
+        <w:t xml:space="preserve">table was still dominated by functions that do nothing themselves except call the next thing down (</w:t>
+      </w:r>
+      <w:r>
+        <w:rPr>
+          <w:rStyle w:val="VerbatimChar"/>
+        </w:rPr>
+        <w:t xml:space="preserve">main</w:t>
+      </w:r>
+      <w:r>
+        <w:t xml:space="preserve">,</w:t>
+      </w:r>
+      <w:r>
+        <w:t xml:space="preserve"> </w:t>
+      </w:r>
+      <w:r>
+        <w:rPr>
+          <w:rStyle w:val="VerbatimChar"/>
+        </w:rPr>
+        <w:t xml:space="preserve">start_thread</w:t>
+      </w:r>
+      <w:r>
+        <w:t xml:space="preserve">,</w:t>
+      </w:r>
+      <w:r>
+        <w:t xml:space="preserve"> </w:t>
+      </w:r>
+      <w:r>
+        <w:rPr>
+          <w:rStyle w:val="VerbatimChar"/>
+        </w:rPr>
+        <w:t xml:space="preserve">__libc_start_call_main</w:t>
+      </w:r>
+      <w:r>
+        <w:t xml:space="preserve">,</w:t>
+      </w:r>
+      <w:r>
+        <w:t xml:space="preserve"> </w:t>
+      </w:r>
+      <w:r>
+        <w:rPr>
+          <w:rStyle w:val="VerbatimChar"/>
+        </w:rPr>
+        <w:t xml:space="preserve">rocprofsys_main</w:t>
+      </w:r>
+      <w:r>
+        <w:t xml:space="preserve">,</w:t>
+      </w:r>
+      <w:r>
+        <w:t xml:space="preserve"> </w:t>
+      </w:r>
+      <w:r>
+        <w:rPr>
+          <w:rStyle w:val="VerbatimChar"/>
+        </w:rPr>
+        <w:t xml:space="preserve">__libc_start_main</w:t>
+      </w:r>
+      <w:r>
+        <w:t xml:space="preserve">, and user wrapper functions like</w:t>
+      </w:r>
+      <w:r>
+        <w:t xml:space="preserve"> </w:t>
+      </w:r>
+      <w:r>
+        <w:rPr>
+          <w:rStyle w:val="VerbatimChar"/>
+        </w:rPr>
+        <w:t xml:space="preserve">solver_run</w:t>
+      </w:r>
+      <w:r>
+        <w:t xml:space="preserve">/</w:t>
+      </w:r>
+      <w:r>
+        <w:rPr>
+          <w:rStyle w:val="VerbatimChar"/>
+        </w:rPr>
+        <w:t xml:space="preserve">solver_step</w:t>
+      </w:r>
+      <w:r>
+        <w:t xml:space="preserve">/</w:t>
+      </w:r>
+      <w:r>
+        <w:rPr>
+          <w:rStyle w:val="VerbatimChar"/>
+        </w:rPr>
+        <w:t xml:space="preserve">convection_step</w:t>
+      </w:r>
+      <w:r>
+        <w:t xml:space="preserve">), plus the same MPI operation appearing 3-4 times under different internal names (</w:t>
+      </w:r>
+      <w:r>
+        <w:rPr>
+          <w:rStyle w:val="VerbatimChar"/>
+        </w:rPr>
+        <w:t xml:space="preserve">mpi_allreduce_f08ts_</w:t>
+      </w:r>
+      <w:r>
+        <w:t xml:space="preserve">,</w:t>
+      </w:r>
+      <w:r>
+        <w:t xml:space="preserve"> </w:t>
+      </w:r>
+      <w:r>
+        <w:rPr>
+          <w:rStyle w:val="VerbatimChar"/>
+        </w:rPr>
+        <w:t xml:space="preserve">MPIR_Allreduce_cdesc</w:t>
+      </w:r>
+      <w:r>
+        <w:t xml:space="preserve">,</w:t>
+      </w:r>
+      <w:r>
+        <w:t xml:space="preserve"> </w:t>
+      </w:r>
+      <w:r>
+        <w:rPr>
+          <w:rStyle w:val="VerbatimChar"/>
+        </w:rPr>
+        <w:t xml:space="preserve">PMPI_Allreduce</w:t>
+      </w:r>
+      <w:r>
+        <w:t xml:space="preserve">,</w:t>
+      </w:r>
+      <w:r>
+        <w:t xml:space="preserve"> </w:t>
+      </w:r>
+      <w:r>
+        <w:rPr>
+          <w:rStyle w:val="VerbatimChar"/>
+        </w:rPr>
+        <w:t xml:space="preserve">MPIR_CRAY_Allreduce</w:t>
+      </w:r>
+      <w:r>
+        <w:t xml:space="preserve">). Given the risk of this change (it alters what gets</w:t>
+      </w:r>
+      <w:r>
+        <w:t xml:space="preserve"> </w:t>
+      </w:r>
+      <w:r>
+        <w:rPr>
+          <w:iCs/>
+          <w:i/>
+        </w:rPr>
+        <w:t xml:space="preserve">captured</w:t>
+      </w:r>
+      <w:r>
+        <w:t xml:space="preserve">, not just how it’s reported, and can’t be validated against real ROCm hardware from this dev machine), the user asked for it to be done on a separate branch (</w:t>
+      </w:r>
+      <w:r>
+        <w:rPr>
+          <w:rStyle w:val="VerbatimChar"/>
+        </w:rPr>
+        <w:t xml:space="preserve">calltree</w:t>
+      </w:r>
+      <w:r>
+        <w:t xml:space="preserve">) rather than</w:t>
+      </w:r>
+      <w:r>
+        <w:t xml:space="preserve"> </w:t>
+      </w:r>
+      <w:r>
+        <w:rPr>
+          <w:rStyle w:val="VerbatimChar"/>
+        </w:rPr>
+        <w:t xml:space="preserve">master</w:t>
+      </w:r>
+      <w:r>
+        <w:t xml:space="preserve">.</w:t>
+      </w:r>
+    </w:p>
+    <w:p>
+      <w:pPr>
+        <w:pStyle w:val="BodyText"/>
+      </w:pPr>
+      <w:r>
+        <w:t xml:space="preserve">Root-cause research (a background agent fetched AMD’s</w:t>
+      </w:r>
+      <w:r>
+        <w:t xml:space="preserve"> </w:t>
+      </w:r>
+      <w:r>
+        <w:rPr>
+          <w:rStyle w:val="VerbatimChar"/>
+        </w:rPr>
+        <w:t xml:space="preserve">ROCm/rocprofiler-systems</w:t>
+      </w:r>
+      <w:r>
+        <w:t xml:space="preserve"> </w:t>
+      </w:r>
+      <w:r>
+        <w:t xml:space="preserve">docs directly from the</w:t>
+      </w:r>
+      <w:r>
+        <w:t xml:space="preserve"> </w:t>
+      </w:r>
+      <w:r>
+        <w:rPr>
+          <w:rStyle w:val="VerbatimChar"/>
+        </w:rPr>
+        <w:t xml:space="preserve">rocm-7.0.2</w:t>
+      </w:r>
+      <w:r>
+        <w:t xml:space="preserve"> </w:t>
+      </w:r>
+      <w:r>
+        <w:t xml:space="preserve">tag) found that</w:t>
+      </w:r>
+      <w:r>
+        <w:t xml:space="preserve"> </w:t>
+      </w:r>
+      <w:r>
+        <w:rPr>
+          <w:rStyle w:val="VerbatimChar"/>
+        </w:rPr>
+        <w:t xml:space="preserve">profile_CPU_hotspots.sh</w:t>
+      </w:r>
+      <w:r>
+        <w:t xml:space="preserve"> </w:t>
+      </w:r>
+      <w:r>
+        <w:t xml:space="preserve">was itself setting</w:t>
+      </w:r>
+      <w:r>
+        <w:t xml:space="preserve"> </w:t>
+      </w:r>
+      <w:r>
+        <w:rPr>
+          <w:rStyle w:val="VerbatimChar"/>
+        </w:rPr>
+        <w:t xml:space="preserve">ROCPROFSYS_FLAT_PROFILE=1</w:t>
+      </w:r>
+      <w:r>
+        <w:t xml:space="preserve"> </w:t>
+      </w:r>
+      <w:r>
+        <w:t xml:space="preserve">— a setting that</w:t>
+      </w:r>
+      <w:r>
+        <w:t xml:space="preserve"> </w:t>
+      </w:r>
+      <w:r>
+        <w:rPr>
+          <w:bCs/>
+          <w:b/>
+        </w:rPr>
+        <w:t xml:space="preserve">defaults to</w:t>
+      </w:r>
+      <w:r>
+        <w:rPr>
+          <w:bCs/>
+          <w:b/>
+        </w:rPr>
+        <w:t xml:space="preserve"> </w:t>
+      </w:r>
+      <w:r>
+        <w:rPr>
+          <w:rStyle w:val="VerbatimChar"/>
+          <w:bCs/>
+          <w:b/>
+        </w:rPr>
+        <w:t xml:space="preserve">false</w:t>
+      </w:r>
+      <w:r>
+        <w:t xml:space="preserve"> </w:t>
+      </w:r>
+      <w:r>
+        <w:t xml:space="preserve">in rocprof-sys itself. Flat mode forces every row’s DEPTH to 0 and merges all call-stack occurrences of a symbol into one row, which is why</w:t>
+      </w:r>
+      <w:r>
+        <w:t xml:space="preserve"> </w:t>
+      </w:r>
+      <w:r>
+        <w:rPr>
+          <w:rStyle w:val="VerbatimChar"/>
+        </w:rPr>
+        <w:t xml:space="preserve">% SELF</w:t>
+      </w:r>
+      <w:r>
+        <w:t xml:space="preserve"> </w:t>
+      </w:r>
+      <w:r>
+        <w:t xml:space="preserve">came out as</w:t>
+      </w:r>
+      <w:r>
+        <w:t xml:space="preserve"> </w:t>
+      </w:r>
+      <w:r>
+        <w:rPr>
+          <w:rStyle w:val="VerbatimChar"/>
+        </w:rPr>
+        <w:t xml:space="preserve">100.0</w:t>
+      </w:r>
+      <w:r>
+        <w:t xml:space="preserve"> </w:t>
+      </w:r>
+      <w:r>
+        <w:t xml:space="preserve">for literally every row in the real captured data: there’s no way to distinguish a real hotspot from a pass-through wrapper once the call tree has been flattened. With flat mode off, the same file format (</w:t>
+      </w:r>
+      <w:r>
+        <w:rPr>
+          <w:rStyle w:val="VerbatimChar"/>
+        </w:rPr>
+        <w:t xml:space="preserve">wall_clock-&lt;pid&gt;.txt</w:t>
+      </w:r>
+      <w:r>
+        <w:t xml:space="preserve">) carries genuine per-node DEPTH and a differentiated</w:t>
+      </w:r>
+      <w:r>
+        <w:t xml:space="preserve"> </w:t>
+      </w:r>
+      <w:r>
+        <w:rPr>
+          <w:rStyle w:val="VerbatimChar"/>
+        </w:rPr>
+        <w:t xml:space="preserve">% SELF</w:t>
+      </w:r>
+      <w:r>
+        <w:t xml:space="preserve">, confirmed against AMD’s own worked example. Given a choice between (a) keeping flat-profile capture and hiding pollution via a name-based block-list plus MPI-name canonicalization, (b) switching to self-time ranking on real hierarchical data, or (c) both, the user chose self-time ranking alone (b) — it fixes the</w:t>
+      </w:r>
+      <w:r>
+        <w:t xml:space="preserve"> </w:t>
+      </w:r>
+      <w:r>
+        <w:rPr>
+          <w:iCs/>
+          <w:i/>
+        </w:rPr>
+        <w:t xml:space="preserve">whole</w:t>
+      </w:r>
+      <w:r>
+        <w:t xml:space="preserve"> </w:t>
+      </w:r>
+      <w:r>
+        <w:t xml:space="preserve">problem (including the pass-through user-wrapper case a block-list can’t reach), not just the system-function slice, and the MPI-duplicate problem was expected to mostly resolve itself too (only the call-tree node doing the actual blocking/communication work keeps meaningful self-time; wrapper layers around it drop toward zero and fall out of the ranking).</w:t>
+      </w:r>
+    </w:p>
+    <w:p>
+      <w:pPr>
+        <w:pStyle w:val="BodyText"/>
+      </w:pPr>
+      <w:r>
+        <w:rPr>
+          <w:bCs/>
+          <w:b/>
+        </w:rPr>
+        <w:t xml:space="preserve">Capture side:</w:t>
+      </w:r>
+      <w:r>
+        <w:t xml:space="preserve"> </w:t>
+      </w:r>
+      <w:r>
+        <w:rPr>
+          <w:rStyle w:val="VerbatimChar"/>
+        </w:rPr>
+        <w:t xml:space="preserve">scripts/profile_CPU_hotspots.sh</w:t>
+      </w:r>
+      <w:r>
+        <w:t xml:space="preserve"> </w:t>
+      </w:r>
+      <w:r>
+        <w:t xml:space="preserve">now sets</w:t>
+      </w:r>
+      <w:r>
+        <w:t xml:space="preserve"> </w:t>
+      </w:r>
+      <w:r>
+        <w:rPr>
+          <w:rStyle w:val="VerbatimChar"/>
+        </w:rPr>
+        <w:t xml:space="preserve">ROCPROFSYS_FLAT_PROFILE=0</w:t>
+      </w:r>
+      <w:r>
+        <w:t xml:space="preserve"> </w:t>
+      </w:r>
+      <w:r>
+        <w:t xml:space="preserve">(was</w:t>
+      </w:r>
+      <w:r>
+        <w:t xml:space="preserve"> </w:t>
+      </w:r>
+      <w:r>
+        <w:rPr>
+          <w:rStyle w:val="VerbatimChar"/>
+        </w:rPr>
+        <w:t xml:space="preserve">1</w:t>
+      </w:r>
+      <w:r>
+        <w:t xml:space="preserve">) — real call-tree data, at the qualitative overhead cost AMD’s docs mention (</w:t>
+      </w:r>
+      <w:r>
+        <w:t xml:space="preserve">“</w:t>
+      </w:r>
+      <w:r>
+        <w:t xml:space="preserve">flat has less overhead than hierarchical</w:t>
+      </w:r>
+      <w:r>
+        <w:t xml:space="preserve">”</w:t>
+      </w:r>
+      <w:r>
+        <w:t xml:space="preserve">, no numbers given); a user who needs the lighter flat mode back for an overhead-sensitive run can still set the env var themselves before invoking the script.</w:t>
+      </w:r>
+    </w:p>
+    <w:p>
+      <w:pPr>
+        <w:pStyle w:val="BodyText"/>
+      </w:pPr>
+      <w:r>
+        <w:rPr>
+          <w:bCs/>
+          <w:b/>
+        </w:rPr>
+        <w:t xml:space="preserve">Core change</w:t>
+      </w:r>
+      <w:r>
+        <w:t xml:space="preserve">, in</w:t>
+      </w:r>
+      <w:r>
+        <w:t xml:space="preserve"> </w:t>
+      </w:r>
+      <w:r>
+        <w:rPr>
+          <w:rStyle w:val="VerbatimChar"/>
+        </w:rPr>
+        <w:t xml:space="preserve">postprocess/extract_CPU_hotspots.py</w:t>
+      </w:r>
+      <w:r>
+        <w:t xml:space="preserve">, the single module tools 1/3/4 all funnel through:</w:t>
+      </w:r>
+      <w:r>
+        <w:t xml:space="preserve"> </w:t>
+      </w:r>
+      <w:r>
+        <w:rPr>
+          <w:rStyle w:val="VerbatimChar"/>
+        </w:rPr>
+        <w:t xml:space="preserve">parse_table_file()</w:t>
+      </w:r>
+      <w:r>
+        <w:t xml:space="preserve"> </w:t>
+      </w:r>
+      <w:r>
+        <w:t xml:space="preserve">now converts each row’s</w:t>
+      </w:r>
+      <w:r>
+        <w:t xml:space="preserve"> </w:t>
+      </w:r>
+      <w:r>
+        <w:rPr>
+          <w:rStyle w:val="VerbatimChar"/>
+        </w:rPr>
+        <w:t xml:space="preserve">% SELF</w:t>
+      </w:r>
+      <w:r>
+        <w:t xml:space="preserve"> </w:t>
+      </w:r>
+      <w:r>
+        <w:t xml:space="preserve">into</w:t>
+      </w:r>
+      <w:r>
+        <w:t xml:space="preserve"> </w:t>
+      </w:r>
+      <w:r>
+        <w:rPr>
+          <w:rStyle w:val="VerbatimChar"/>
+        </w:rPr>
+        <w:t xml:space="preserve">self_sum</w:t>
+      </w:r>
+      <w:r>
+        <w:t xml:space="preserve"> </w:t>
+      </w:r>
+      <w:r>
+        <w:t xml:space="preserve">(seconds) instead of keeping the raw percentage;</w:t>
+      </w:r>
+      <w:r>
+        <w:t xml:space="preserve"> </w:t>
+      </w:r>
+      <w:r>
+        <w:rPr>
+          <w:rStyle w:val="VerbatimChar"/>
+        </w:rPr>
+        <w:t xml:space="preserve">aggregate()</w:t>
+      </w:r>
+      <w:r>
+        <w:t xml:space="preserve">/</w:t>
+      </w:r>
+      <w:r>
+        <w:rPr>
+          <w:rStyle w:val="VerbatimChar"/>
+        </w:rPr>
+        <w:t xml:space="preserve">aggregate_per_rank()</w:t>
+      </w:r>
+      <w:r>
+        <w:t xml:space="preserve"> </w:t>
+      </w:r>
+      <w:r>
+        <w:t xml:space="preserve">accumulate</w:t>
+      </w:r>
+      <w:r>
+        <w:t xml:space="preserve"> </w:t>
+      </w:r>
+      <w:r>
+        <w:rPr>
+          <w:rStyle w:val="VerbatimChar"/>
+        </w:rPr>
+        <w:t xml:space="preserve">self_sum</w:t>
+      </w:r>
+      <w:r>
+        <w:t xml:space="preserve"> </w:t>
+      </w:r>
+      <w:r>
+        <w:t xml:space="preserve">alongside the existing inclusive</w:t>
+      </w:r>
+      <w:r>
+        <w:t xml:space="preserve"> </w:t>
+      </w:r>
+      <w:r>
+        <w:rPr>
+          <w:rStyle w:val="VerbatimChar"/>
+        </w:rPr>
+        <w:t xml:space="preserve">sum</w:t>
+      </w:r>
+      <w:r>
+        <w:t xml:space="preserve"> </w:t>
+      </w:r>
+      <w:r>
+        <w:t xml:space="preserve">(no double-counting risk, since self-time at different tree nodes never overlaps even when the same symbol recurs at multiple call sites);</w:t>
+      </w:r>
+      <w:r>
+        <w:t xml:space="preserve"> </w:t>
+      </w:r>
+      <w:r>
+        <w:rPr>
+          <w:rStyle w:val="VerbatimChar"/>
+        </w:rPr>
+        <w:t xml:space="preserve">select_entries()</w:t>
+      </w:r>
+      <w:r>
+        <w:t xml:space="preserve"> </w:t>
+      </w:r>
+      <w:r>
+        <w:t xml:space="preserve">gained a</w:t>
+      </w:r>
+      <w:r>
+        <w:t xml:space="preserve"> </w:t>
+      </w:r>
+      <w:r>
+        <w:rPr>
+          <w:rStyle w:val="VerbatimChar"/>
+        </w:rPr>
+        <w:t xml:space="preserve">rank_by</w:t>
+      </w:r>
+      <w:r>
+        <w:t xml:space="preserve"> </w:t>
+      </w:r>
+      <w:r>
+        <w:t xml:space="preserve">parameter (</w:t>
+      </w:r>
+      <w:r>
+        <w:rPr>
+          <w:rStyle w:val="VerbatimChar"/>
+        </w:rPr>
+        <w:t xml:space="preserve">"self"</w:t>
+      </w:r>
+      <w:r>
+        <w:t xml:space="preserve"> </w:t>
+      </w:r>
+      <w:r>
+        <w:t xml:space="preserve">default,</w:t>
+      </w:r>
+      <w:r>
+        <w:t xml:space="preserve"> </w:t>
+      </w:r>
+      <w:r>
+        <w:rPr>
+          <w:rStyle w:val="VerbatimChar"/>
+        </w:rPr>
+        <w:t xml:space="preserve">"inclusive"</w:t>
+      </w:r>
+      <w:r>
+        <w:t xml:space="preserve"> </w:t>
+      </w:r>
+      <w:r>
+        <w:t xml:space="preserve">for</w:t>
+      </w:r>
+      <w:r>
+        <w:t xml:space="preserve"> </w:t>
+      </w:r>
+      <w:r>
+        <w:rPr>
+          <w:rStyle w:val="VerbatimChar"/>
+        </w:rPr>
+        <w:t xml:space="preserve">--unfiltered</w:t>
+      </w:r>
+      <w:r>
+        <w:t xml:space="preserve">) and now computes each entry’s</w:t>
+      </w:r>
+      <w:r>
+        <w:t xml:space="preserve"> </w:t>
+      </w:r>
+      <w:r>
+        <w:rPr>
+          <w:rStyle w:val="VerbatimChar"/>
+        </w:rPr>
+        <w:t xml:space="preserve">pct_total</w:t>
+      </w:r>
+      <w:r>
+        <w:t xml:space="preserve"> </w:t>
+      </w:r>
+      <w:r>
+        <w:t xml:space="preserve">against whichever metric is actually being ranked (moved out of</w:t>
+      </w:r>
+      <w:r>
+        <w:t xml:space="preserve"> </w:t>
+      </w:r>
+      <w:r>
+        <w:rPr>
+          <w:rStyle w:val="VerbatimChar"/>
+        </w:rPr>
+        <w:t xml:space="preserve">aggregate()</w:t>
+      </w:r>
+      <w:r>
+        <w:t xml:space="preserve">, which used to precompute it against inclusive time only);</w:t>
+      </w:r>
+      <w:r>
+        <w:t xml:space="preserve"> </w:t>
+      </w:r>
+      <w:r>
+        <w:rPr>
+          <w:rStyle w:val="VerbatimChar"/>
+        </w:rPr>
+        <w:t xml:space="preserve">format_table()</w:t>
+      </w:r>
+      <w:r>
+        <w:t xml:space="preserve"> </w:t>
+      </w:r>
+      <w:r>
+        <w:t xml:space="preserve">gained a</w:t>
+      </w:r>
+      <w:r>
+        <w:t xml:space="preserve"> </w:t>
+      </w:r>
+      <w:r>
+        <w:rPr>
+          <w:rStyle w:val="VerbatimChar"/>
+        </w:rPr>
+        <w:t xml:space="preserve">self(s)</w:t>
+      </w:r>
+      <w:r>
+        <w:t xml:space="preserve"> </w:t>
+      </w:r>
+      <w:r>
+        <w:t xml:space="preserve">column ahead of the existing</w:t>
+      </w:r>
+      <w:r>
+        <w:t xml:space="preserve"> </w:t>
+      </w:r>
+      <w:r>
+        <w:rPr>
+          <w:rStyle w:val="VerbatimChar"/>
+        </w:rPr>
+        <w:t xml:space="preserve">total(s)</w:t>
+      </w:r>
+      <w:r>
+        <w:t xml:space="preserve">. This also decluttered the</w:t>
+      </w:r>
+      <w:r>
+        <w:t xml:space="preserve"> </w:t>
+      </w:r>
+      <w:r>
+        <w:t xml:space="preserve">“</w:t>
+      </w:r>
+      <w:r>
+        <w:t xml:space="preserve">GPU API / launch overhead</w:t>
+      </w:r>
+      <w:r>
+        <w:t xml:space="preserve">”</w:t>
+      </w:r>
+      <w:r>
+        <w:t xml:space="preserve"> </w:t>
+      </w:r>
+      <w:r>
+        <w:t xml:space="preserve">table’s own nested-HIP-wrapper redundancy for free, without touching it directly.</w:t>
+      </w:r>
+    </w:p>
+    <w:p>
+      <w:pPr>
+        <w:pStyle w:val="BodyText"/>
+      </w:pPr>
+      <w:r>
+        <w:rPr>
+          <w:bCs/>
+          <w:b/>
+        </w:rPr>
+        <w:t xml:space="preserve">Propagated everywhere</w:t>
+      </w:r>
+      <w:r>
+        <w:t xml:space="preserve">, same</w:t>
+      </w:r>
+      <w:r>
+        <w:t xml:space="preserve"> </w:t>
+      </w:r>
+      <w:r>
+        <w:t xml:space="preserve">“</w:t>
+      </w:r>
+      <w:r>
+        <w:t xml:space="preserve">fix once in</w:t>
+      </w:r>
+      <w:r>
+        <w:t xml:space="preserve"> </w:t>
+      </w:r>
+      <w:r>
+        <w:rPr>
+          <w:rStyle w:val="VerbatimChar"/>
+        </w:rPr>
+        <w:t xml:space="preserve">extract_CPU_hotspots.py</w:t>
+      </w:r>
+      <w:r>
+        <w:t xml:space="preserve">, inherited everywhere</w:t>
+      </w:r>
+      <w:r>
+        <w:t xml:space="preserve">”</w:t>
+      </w:r>
+      <w:r>
+        <w:t xml:space="preserve"> </w:t>
+      </w:r>
+      <w:r>
+        <w:t xml:space="preserve">pattern as the earlier nested-directory fix:</w:t>
+      </w:r>
+      <w:r>
+        <w:t xml:space="preserve"> </w:t>
+      </w:r>
+      <w:r>
+        <w:rPr>
+          <w:rStyle w:val="VerbatimChar"/>
+        </w:rPr>
+        <w:t xml:space="preserve">extract_hotspots.py</w:t>
+      </w:r>
+      <w:r>
+        <w:t xml:space="preserve"> </w:t>
+      </w:r>
+      <w:r>
+        <w:t xml:space="preserve">(tool 3) threads</w:t>
+      </w:r>
+      <w:r>
+        <w:t xml:space="preserve"> </w:t>
+      </w:r>
+      <w:r>
+        <w:rPr>
+          <w:rStyle w:val="VerbatimChar"/>
+        </w:rPr>
+        <w:t xml:space="preserve">rank_by</w:t>
+      </w:r>
+      <w:r>
+        <w:t xml:space="preserve"> </w:t>
+      </w:r>
+      <w:r>
+        <w:t xml:space="preserve">through its own</w:t>
+      </w:r>
+      <w:r>
+        <w:t xml:space="preserve"> </w:t>
+      </w:r>
+      <w:r>
+        <w:rPr>
+          <w:rStyle w:val="VerbatimChar"/>
+        </w:rPr>
+        <w:t xml:space="preserve">select_entries()</w:t>
+      </w:r>
+      <w:r>
+        <w:t xml:space="preserve"> </w:t>
+      </w:r>
+      <w:r>
+        <w:t xml:space="preserve">calls and switches the fused CPU+GPU table’s CPU-side numerator to</w:t>
+      </w:r>
+      <w:r>
+        <w:t xml:space="preserve"> </w:t>
+      </w:r>
+      <w:r>
+        <w:rPr>
+          <w:rStyle w:val="VerbatimChar"/>
+        </w:rPr>
+        <w:t xml:space="preserve">self_sum</w:t>
+      </w:r>
+      <w:r>
+        <w:t xml:space="preserve"> </w:t>
+      </w:r>
+      <w:r>
+        <w:t xml:space="preserve">(GPU kernel entries are already self-equivalent, being leaf events);</w:t>
+      </w:r>
+      <w:r>
+        <w:t xml:space="preserve"> </w:t>
+      </w:r>
+      <w:r>
+        <w:rPr>
+          <w:rStyle w:val="VerbatimChar"/>
+        </w:rPr>
+        <w:t xml:space="preserve">select_hotspot_functions.py</w:t>
+      </w:r>
+      <w:r>
+        <w:t xml:space="preserve"> </w:t>
+      </w:r>
+      <w:r>
+        <w:t xml:space="preserve">(tool 4) now prefers real self-contained hotspot functions as instrumentation targets by default, and its</w:t>
+      </w:r>
+      <w:r>
+        <w:t xml:space="preserve"> </w:t>
+      </w:r>
+      <w:r>
+        <w:rPr>
+          <w:rStyle w:val="VerbatimChar"/>
+        </w:rPr>
+        <w:t xml:space="preserve">labels_from_report()</w:t>
+      </w:r>
+      <w:r>
+        <w:t xml:space="preserve"> </w:t>
+      </w:r>
+      <w:r>
+        <w:t xml:space="preserve">parser was fixed for the new 7-column report format (</w:t>
+      </w:r>
+      <w:r>
+        <w:rPr>
+          <w:rStyle w:val="VerbatimChar"/>
+        </w:rPr>
+        <w:t xml:space="preserve">line.split(maxsplit=6)</w:t>
+      </w:r>
+      <w:r>
+        <w:t xml:space="preserve">/</w:t>
+      </w:r>
+      <w:r>
+        <w:rPr>
+          <w:rStyle w:val="VerbatimChar"/>
+        </w:rPr>
+        <w:t xml:space="preserve">parts[6]</w:t>
+      </w:r>
+      <w:r>
+        <w:t xml:space="preserve">, was</w:t>
+      </w:r>
+      <w:r>
+        <w:t xml:space="preserve"> </w:t>
+      </w:r>
+      <w:r>
+        <w:rPr>
+          <w:rStyle w:val="VerbatimChar"/>
+        </w:rPr>
+        <w:t xml:space="preserve">maxsplit=5</w:t>
+      </w:r>
+      <w:r>
+        <w:t xml:space="preserve">/</w:t>
+      </w:r>
+      <w:r>
+        <w:rPr>
+          <w:rStyle w:val="VerbatimChar"/>
+        </w:rPr>
+        <w:t xml:space="preserve">parts[5]</w:t>
+      </w:r>
+      <w:r>
+        <w:t xml:space="preserve"> </w:t>
+      </w:r>
+      <w:r>
+        <w:t xml:space="preserve">— would have silently mis-parsed every function name otherwise).</w:t>
+      </w:r>
+      <w:r>
+        <w:t xml:space="preserve"> </w:t>
+      </w:r>
+      <w:r>
+        <w:rPr>
+          <w:rStyle w:val="VerbatimChar"/>
+        </w:rPr>
+        <w:t xml:space="preserve">--unfiltered</w:t>
+      </w:r>
+      <w:r>
+        <w:t xml:space="preserve"> </w:t>
+      </w:r>
+      <w:r>
+        <w:t xml:space="preserve">(reverting to the old inclusive-time ranking) was added to all three Python tools and forwarded through all four bash scripts (</w:t>
+      </w:r>
+      <w:r>
+        <w:rPr>
+          <w:rStyle w:val="VerbatimChar"/>
+        </w:rPr>
+        <w:t xml:space="preserve">profile_CPU_hotspots.sh</w:t>
+      </w:r>
+      <w:r>
+        <w:t xml:space="preserve">,</w:t>
+      </w:r>
+      <w:r>
+        <w:t xml:space="preserve"> </w:t>
+      </w:r>
+      <w:r>
+        <w:rPr>
+          <w:rStyle w:val="VerbatimChar"/>
+        </w:rPr>
+        <w:t xml:space="preserve">profile_GPU_hotspots.sh</w:t>
+      </w:r>
+      <w:r>
+        <w:t xml:space="preserve"> </w:t>
+      </w:r>
+      <w:r>
+        <w:t xml:space="preserve">needed no change,</w:t>
+      </w:r>
+      <w:r>
+        <w:t xml:space="preserve"> </w:t>
+      </w:r>
+      <w:r>
+        <w:rPr>
+          <w:rStyle w:val="VerbatimChar"/>
+        </w:rPr>
+        <w:t xml:space="preserve">profile_hotspots.sh</w:t>
+      </w:r>
+      <w:r>
+        <w:t xml:space="preserve">,</w:t>
+      </w:r>
+      <w:r>
+        <w:t xml:space="preserve"> </w:t>
+      </w:r>
+      <w:r>
+        <w:rPr>
+          <w:rStyle w:val="VerbatimChar"/>
+        </w:rPr>
+        <w:t xml:space="preserve">instrument_hotspots.sh</w:t>
+      </w:r>
+      <w:r>
+        <w:t xml:space="preserve">) the same way</w:t>
+      </w:r>
+      <w:r>
+        <w:t xml:space="preserve"> </w:t>
+      </w:r>
+      <w:r>
+        <w:rPr>
+          <w:rStyle w:val="VerbatimChar"/>
+        </w:rPr>
+        <w:t xml:space="preserve">--top</w:t>
+      </w:r>
+      <w:r>
+        <w:t xml:space="preserve">/</w:t>
+      </w:r>
+      <w:r>
+        <w:rPr>
+          <w:rStyle w:val="VerbatimChar"/>
+        </w:rPr>
+        <w:t xml:space="preserve">--threshold</w:t>
+      </w:r>
+      <w:r>
+        <w:t xml:space="preserve">/</w:t>
+      </w:r>
+      <w:r>
+        <w:rPr>
+          <w:rStyle w:val="VerbatimChar"/>
+        </w:rPr>
+        <w:t xml:space="preserve">--all</w:t>
+      </w:r>
+      <w:r>
+        <w:t xml:space="preserve"> </w:t>
+      </w:r>
+      <w:r>
+        <w:t xml:space="preserve">already are — including</w:t>
+      </w:r>
+      <w:r>
+        <w:t xml:space="preserve"> </w:t>
+      </w:r>
+      <w:r>
+        <w:rPr>
+          <w:rStyle w:val="VerbatimChar"/>
+        </w:rPr>
+        <w:t xml:space="preserve">profile_CPU_hotspots.sh</w:t>
+      </w:r>
+      <w:r>
+        <w:t xml:space="preserve">’s own forwarding to its extractor call, which the initial implementation missed and manual</w:t>
+      </w:r>
+      <w:r>
+        <w:t xml:space="preserve"> </w:t>
+      </w:r>
+      <w:r>
+        <w:rPr>
+          <w:rStyle w:val="VerbatimChar"/>
+        </w:rPr>
+        <w:t xml:space="preserve">--dry-run</w:t>
+      </w:r>
+      <w:r>
+        <w:t xml:space="preserve"> </w:t>
+      </w:r>
+      <w:r>
+        <w:t xml:space="preserve">verification caught (see the plan file’s post-implementation note).</w:t>
+      </w:r>
+    </w:p>
+    <w:p>
+      <w:pPr>
+        <w:pStyle w:val="BodyText"/>
+      </w:pPr>
+      <w:r>
+        <w:rPr>
+          <w:bCs/>
+          <w:b/>
+        </w:rPr>
+        <w:t xml:space="preserve">Out of scope, flagged for later:</w:t>
+      </w:r>
+      <w:r>
+        <w:t xml:space="preserve"> </w:t>
+      </w:r>
+      <w:r>
+        <w:t xml:space="preserve">while tracing the combined-pool arithmetic in</w:t>
+      </w:r>
+      <w:r>
+        <w:t xml:space="preserve"> </w:t>
+      </w:r>
+      <w:r>
+        <w:rPr>
+          <w:rStyle w:val="VerbatimChar"/>
+        </w:rPr>
+        <w:t xml:space="preserve">extract_hotspots.py</w:t>
+      </w:r>
+      <w:r>
+        <w:t xml:space="preserve">, found that</w:t>
+      </w:r>
+      <w:r>
+        <w:t xml:space="preserve"> </w:t>
+      </w:r>
+      <w:r>
+        <w:rPr>
+          <w:rStyle w:val="VerbatimChar"/>
+        </w:rPr>
+        <w:t xml:space="preserve">gpu_api_overhead_sec = sum(e["sum"] for e in cpu_gpu_api_entries)</w:t>
+      </w:r>
+      <w:r>
+        <w:t xml:space="preserve"> </w:t>
+      </w:r>
+      <w:r>
+        <w:t xml:space="preserve">sums inclusive time across every GPU-API-classified row, several of which are nested inside each other in the real sample data (e.g. </w:t>
+      </w:r>
+      <w:r>
+        <w:rPr>
+          <w:rStyle w:val="VerbatimChar"/>
+        </w:rPr>
+        <w:t xml:space="preserve">hip::hipStreamCreate</w:t>
+      </w:r>
+      <w:r>
+        <w:t xml:space="preserve">/</w:t>
+      </w:r>
+      <w:r>
+        <w:rPr>
+          <w:rStyle w:val="VerbatimChar"/>
+        </w:rPr>
+        <w:t xml:space="preserve">hip::ihipStreamCreate</w:t>
+      </w:r>
+      <w:r>
+        <w:t xml:space="preserve">/</w:t>
+      </w:r>
+      <w:r>
+        <w:rPr>
+          <w:rStyle w:val="VerbatimChar"/>
+        </w:rPr>
+        <w:t xml:space="preserve">hip::Stream::Stream</w:t>
+      </w:r>
+      <w:r>
+        <w:t xml:space="preserve"> </w:t>
+      </w:r>
+      <w:r>
+        <w:t xml:space="preserve">all show the identical total) — likely over-counting the real host-side GPU-blocking time subtracted from the combined pool. Pre-existing, unrelated to this change; flagged via</w:t>
+      </w:r>
+      <w:r>
+        <w:t xml:space="preserve"> </w:t>
+      </w:r>
+      <w:r>
+        <w:rPr>
+          <w:rStyle w:val="VerbatimChar"/>
+        </w:rPr>
+        <w:t xml:space="preserve">spawn_task</w:t>
+      </w:r>
+      <w:r>
+        <w:t xml:space="preserve"> </w:t>
+      </w:r>
+      <w:r>
+        <w:t xml:space="preserve">rather than fixed here.</w:t>
+      </w:r>
+    </w:p>
+    <w:p>
+      <w:pPr>
+        <w:pStyle w:val="BodyText"/>
+      </w:pPr>
+      <w:r>
+        <w:t xml:space="preserve">Implemented per the approved plan,</w:t>
+      </w:r>
+      <w:r>
+        <w:t xml:space="preserve"> </w:t>
+      </w:r>
+      <w:hyperlink r:id="rId39">
+        <w:r>
+          <w:rPr>
+            <w:rStyle w:val="Hyperlink"/>
+          </w:rPr>
+          <w:t xml:space="preserve">docs/plans/07-cpu-hotspots-self-time-ranking.md</w:t>
+        </w:r>
+      </w:hyperlink>
+      <w:r>
+        <w:t xml:space="preserve"> </w:t>
+      </w:r>
+      <w:r>
+        <w:t xml:space="preserve">(see its trailing post-implementation note for the</w:t>
+      </w:r>
+      <w:r>
+        <w:t xml:space="preserve"> </w:t>
+      </w:r>
+      <w:r>
+        <w:rPr>
+          <w:rStyle w:val="VerbatimChar"/>
+        </w:rPr>
+        <w:t xml:space="preserve">profile_CPU_hotspots.sh</w:t>
+      </w:r>
+      <w:r>
+        <w:t xml:space="preserve"> </w:t>
+      </w:r>
+      <w:r>
+        <w:t xml:space="preserve">gap and the fixture decision below).</w:t>
+      </w:r>
+    </w:p>
+    <w:p>
+      <w:pPr>
+        <w:pStyle w:val="BodyText"/>
+      </w:pPr>
+      <w:r>
+        <w:t xml:space="preserve">Verified locally (no ROCm/GPU available): existing fixtures (</w:t>
+      </w:r>
+      <w:r>
+        <w:rPr>
+          <w:rStyle w:val="VerbatimChar"/>
+        </w:rPr>
+        <w:t xml:space="preserve">single_rank</w:t>
+      </w:r>
+      <w:r>
+        <w:t xml:space="preserve">,</w:t>
+      </w:r>
+      <w:r>
+        <w:t xml:space="preserve"> </w:t>
+      </w:r>
+      <w:r>
+        <w:rPr>
+          <w:rStyle w:val="VerbatimChar"/>
+        </w:rPr>
+        <w:t xml:space="preserve">mpi_2rank</w:t>
+      </w:r>
+      <w:r>
+        <w:t xml:space="preserve">) turned out to already have realistic hierarchical</w:t>
+      </w:r>
+      <w:r>
+        <w:t xml:space="preserve"> </w:t>
+      </w:r>
+      <w:r>
+        <w:rPr>
+          <w:rStyle w:val="VerbatimChar"/>
+        </w:rPr>
+        <w:t xml:space="preserve">% SELF</w:t>
+      </w:r>
+      <w:r>
+        <w:t xml:space="preserve"> </w:t>
+      </w:r>
+      <w:r>
+        <w:t xml:space="preserve">variation rather than the uniform 100% a flat profile produces (e.g. </w:t>
+      </w:r>
+      <w:r>
+        <w:rPr>
+          <w:rStyle w:val="VerbatimChar"/>
+        </w:rPr>
+        <w:t xml:space="preserve">main</w:t>
+      </w:r>
+      <w:r>
+        <w:t xml:space="preserve"> </w:t>
+      </w:r>
+      <w:r>
+        <w:t xml:space="preserve">at 0.1% self,</w:t>
+      </w:r>
+      <w:r>
+        <w:t xml:space="preserve"> </w:t>
+      </w:r>
+      <w:r>
+        <w:rPr>
+          <w:rStyle w:val="VerbatimChar"/>
+        </w:rPr>
+        <w:t xml:space="preserve">compute_stencil</w:t>
+      </w:r>
+      <w:r>
+        <w:t xml:space="preserve"> </w:t>
+      </w:r>
+      <w:r>
+        <w:t xml:space="preserve">at ~94% self) — no new fixture was needed to exercise the self-time path; existing tests were extended in place instead (136 tests total, up from 126, all passing), including cases proving</w:t>
+      </w:r>
+      <w:r>
+        <w:t xml:space="preserve"> </w:t>
+      </w:r>
+      <w:r>
+        <w:rPr>
+          <w:rStyle w:val="VerbatimChar"/>
+        </w:rPr>
+        <w:t xml:space="preserve">main</w:t>
+      </w:r>
+      <w:r>
+        <w:t xml:space="preserve">’s huge inclusive time collapses to near-zero self-time, that</w:t>
+      </w:r>
+      <w:r>
+        <w:t xml:space="preserve"> </w:t>
+      </w:r>
+      <w:r>
+        <w:rPr>
+          <w:rStyle w:val="VerbatimChar"/>
+        </w:rPr>
+        <w:t xml:space="preserve">select_entries</w:t>
+      </w:r>
+      <w:r>
+        <w:t xml:space="preserve">’s</w:t>
+      </w:r>
+      <w:r>
+        <w:t xml:space="preserve"> </w:t>
+      </w:r>
+      <w:r>
+        <w:rPr>
+          <w:rStyle w:val="VerbatimChar"/>
+        </w:rPr>
+        <w:t xml:space="preserve">rank_by</w:t>
+      </w:r>
+      <w:r>
+        <w:t xml:space="preserve"> </w:t>
+      </w:r>
+      <w:r>
+        <w:t xml:space="preserve">genuinely reorders results, and a synthetic-report regression test for</w:t>
+      </w:r>
+      <w:r>
+        <w:t xml:space="preserve"> </w:t>
+      </w:r>
+      <w:r>
+        <w:rPr>
+          <w:rStyle w:val="VerbatimChar"/>
+        </w:rPr>
+        <w:t xml:space="preserve">labels_from_report()</w:t>
+      </w:r>
+      <w:r>
+        <w:t xml:space="preserve">’s new column count.</w:t>
+      </w:r>
+      <w:r>
+        <w:t xml:space="preserve"> </w:t>
+      </w:r>
+      <w:r>
+        <w:rPr>
+          <w:rStyle w:val="VerbatimChar"/>
+        </w:rPr>
+        <w:t xml:space="preserve">bash -n</w:t>
+      </w:r>
+      <w:r>
+        <w:t xml:space="preserve"> </w:t>
+      </w:r>
+      <w:r>
+        <w:t xml:space="preserve">on all three modified scripts.</w:t>
+      </w:r>
+      <w:r>
+        <w:t xml:space="preserve"> </w:t>
+      </w:r>
+      <w:r>
+        <w:rPr>
+          <w:rStyle w:val="VerbatimChar"/>
+        </w:rPr>
+        <w:t xml:space="preserve">--dry-run --unfiltered</w:t>
+      </w:r>
+      <w:r>
+        <w:t xml:space="preserve"> </w:t>
+      </w:r>
+      <w:r>
+        <w:t xml:space="preserve">on all three confirmed correct forwarding. Ran</w:t>
+      </w:r>
+      <w:r>
+        <w:t xml:space="preserve"> </w:t>
+      </w:r>
+      <w:r>
+        <w:rPr>
+          <w:rStyle w:val="VerbatimChar"/>
+        </w:rPr>
+        <w:t xml:space="preserve">extract_CPU_hotspots.py</w:t>
+      </w:r>
+      <w:r>
+        <w:t xml:space="preserve"> </w:t>
+      </w:r>
+      <w:r>
+        <w:t xml:space="preserve">against the real</w:t>
+      </w:r>
+      <w:r>
+        <w:t xml:space="preserve"> </w:t>
+      </w:r>
+      <w:r>
+        <w:rPr>
+          <w:rStyle w:val="VerbatimChar"/>
+        </w:rPr>
+        <w:t xml:space="preserve">Heat_Convection_Solver</w:t>
+      </w:r>
+      <w:r>
+        <w:t xml:space="preserve"> </w:t>
+      </w:r>
+      <w:r>
+        <w:t xml:space="preserve">sample directory (captured under the</w:t>
+      </w:r>
+      <w:r>
+        <w:t xml:space="preserve"> </w:t>
+      </w:r>
+      <w:r>
+        <w:rPr>
+          <w:iCs/>
+          <w:i/>
+        </w:rPr>
+        <w:t xml:space="preserve">old</w:t>
+      </w:r>
+      <w:r>
+        <w:t xml:space="preserve"> </w:t>
+      </w:r>
+      <w:r>
+        <w:t xml:space="preserve">flat-profile setting) and confirmed it reproduces the original, unchanged report — expected, since that data has no self/inclusive distinction to exploit; the actual decluttering effect can only be confirmed on a fresh run captured with the updated script, which is left to the user on the target HPC system.</w:t>
+      </w:r>
+    </w:p>
+    <w:bookmarkEnd w:id="40"/>
+    <w:bookmarkEnd w:id="41"/>
     <w:sectPr/>
   </w:body>
 </w:document>

--- a/docs/DEVELOPMENT_HISTORY.docx
+++ b/docs/DEVELOPMENT_HISTORY.docx
@@ -10,7 +10,7 @@
         <w:t xml:space="preserve">Development History</w:t>
       </w:r>
     </w:p>
-    <w:bookmarkStart w:id="41" w:name="development-history"/>
+    <w:bookmarkStart w:id="42" w:name="development-history"/>
     <w:p>
       <w:pPr>
         <w:pStyle w:val="Heading1"/>
@@ -9186,7 +9186,422 @@
       </w:r>
     </w:p>
     <w:bookmarkEnd w:id="40"/>
+    <w:bookmarkStart w:id="41" w:name="X11749bf5b54c19732b03db698906ba2df4ff25f"/>
+    <w:p>
+      <w:pPr>
+        <w:pStyle w:val="Heading2"/>
+      </w:pPr>
+      <w:r>
+        <w:t xml:space="preserve">2026-08-03 — Fixed the flagged</w:t>
+      </w:r>
+      <w:r>
+        <w:t xml:space="preserve"> </w:t>
+      </w:r>
+      <w:r>
+        <w:rPr>
+          <w:rStyle w:val="VerbatimChar"/>
+        </w:rPr>
+        <w:t xml:space="preserve">gpu_api_overhead_sec</w:t>
+      </w:r>
+      <w:r>
+        <w:t xml:space="preserve"> </w:t>
+      </w:r>
+      <w:r>
+        <w:t xml:space="preserve">double-count (branch</w:t>
+      </w:r>
+      <w:r>
+        <w:t xml:space="preserve"> </w:t>
+      </w:r>
+      <w:r>
+        <w:rPr>
+          <w:rStyle w:val="VerbatimChar"/>
+        </w:rPr>
+        <w:t xml:space="preserve">calltree</w:t>
+      </w:r>
+      <w:r>
+        <w:t xml:space="preserve">)</w:t>
+      </w:r>
+    </w:p>
+    <w:p>
+      <w:pPr>
+        <w:pStyle w:val="FirstParagraph"/>
+      </w:pPr>
+      <w:r>
+        <w:t xml:space="preserve">Follow-up to the self-time-ranking work above: the user asked to fix the</w:t>
+      </w:r>
+      <w:r>
+        <w:t xml:space="preserve"> </w:t>
+      </w:r>
+      <w:r>
+        <w:rPr>
+          <w:rStyle w:val="VerbatimChar"/>
+        </w:rPr>
+        <w:t xml:space="preserve">gpu_api_overhead_sec</w:t>
+      </w:r>
+      <w:r>
+        <w:t xml:space="preserve"> </w:t>
+      </w:r>
+      <w:r>
+        <w:t xml:space="preserve">bug that had been flagged (via</w:t>
+      </w:r>
+      <w:r>
+        <w:t xml:space="preserve"> </w:t>
+      </w:r>
+      <w:r>
+        <w:rPr>
+          <w:rStyle w:val="VerbatimChar"/>
+        </w:rPr>
+        <w:t xml:space="preserve">spawn_task</w:t>
+      </w:r>
+      <w:r>
+        <w:t xml:space="preserve">) as a pre-existing, out-of-scope issue during that work, rather than spinning it off separately.</w:t>
+      </w:r>
+    </w:p>
+    <w:p>
+      <w:pPr>
+        <w:pStyle w:val="BodyText"/>
+      </w:pPr>
+      <w:r>
+        <w:rPr>
+          <w:rStyle w:val="VerbatimChar"/>
+        </w:rPr>
+        <w:t xml:space="preserve">extract_hotspots.py</w:t>
+      </w:r>
+      <w:r>
+        <w:t xml:space="preserve">’s</w:t>
+      </w:r>
+      <w:r>
+        <w:t xml:space="preserve"> </w:t>
+      </w:r>
+      <w:r>
+        <w:rPr>
+          <w:rStyle w:val="VerbatimChar"/>
+        </w:rPr>
+        <w:t xml:space="preserve">build_combined_view()</w:t>
+      </w:r>
+      <w:r>
+        <w:t xml:space="preserve"> </w:t>
+      </w:r>
+      <w:r>
+        <w:t xml:space="preserve">computes the CPU-side</w:t>
+      </w:r>
+      <w:r>
+        <w:t xml:space="preserve"> </w:t>
+      </w:r>
+      <w:r>
+        <w:t xml:space="preserve">“</w:t>
+      </w:r>
+      <w:r>
+        <w:t xml:space="preserve">double-counting fix</w:t>
+      </w:r>
+      <w:r>
+        <w:t xml:space="preserve">”</w:t>
+      </w:r>
+      <w:r>
+        <w:t xml:space="preserve"> </w:t>
+      </w:r>
+      <w:r>
+        <w:t xml:space="preserve">(subtracting time the CPU spent blocked inside</w:t>
+      </w:r>
+      <w:r>
+        <w:t xml:space="preserve"> </w:t>
+      </w:r>
+      <w:r>
+        <w:rPr>
+          <w:rStyle w:val="VerbatimChar"/>
+        </w:rPr>
+        <w:t xml:space="preserve">hipStreamSynchronize</w:t>
+      </w:r>
+      <w:r>
+        <w:t xml:space="preserve">/</w:t>
+      </w:r>
+      <w:r>
+        <w:rPr>
+          <w:rStyle w:val="VerbatimChar"/>
+        </w:rPr>
+        <w:t xml:space="preserve">hipMemcpy</w:t>
+      </w:r>
+      <w:r>
+        <w:t xml:space="preserve">/etc. from its total before adding the GPU run’s kernel total, to avoid counting that overlap twice) as</w:t>
+      </w:r>
+      <w:r>
+        <w:t xml:space="preserve"> </w:t>
+      </w:r>
+      <w:r>
+        <w:rPr>
+          <w:rStyle w:val="VerbatimChar"/>
+        </w:rPr>
+        <w:t xml:space="preserve">gpu_api_overhead_sec = sum(e["sum"] for e in cpu_gpu_api_entries)</w:t>
+      </w:r>
+      <w:r>
+        <w:t xml:space="preserve"> </w:t>
+      </w:r>
+      <w:r>
+        <w:t xml:space="preserve">— summing every GPU-API-classified row’s</w:t>
+      </w:r>
+      <w:r>
+        <w:t xml:space="preserve"> </w:t>
+      </w:r>
+      <w:r>
+        <w:rPr>
+          <w:iCs/>
+          <w:i/>
+        </w:rPr>
+        <w:t xml:space="preserve">inclusive</w:t>
+      </w:r>
+      <w:r>
+        <w:t xml:space="preserve"> </w:t>
+      </w:r>
+      <w:r>
+        <w:t xml:space="preserve">time. The bug: several of those rows are themselves nested inside each other (confirmed in the real</w:t>
+      </w:r>
+      <w:r>
+        <w:t xml:space="preserve"> </w:t>
+      </w:r>
+      <w:r>
+        <w:rPr>
+          <w:rStyle w:val="VerbatimChar"/>
+        </w:rPr>
+        <w:t xml:space="preserve">Heat_Convection_Solver</w:t>
+      </w:r>
+      <w:r>
+        <w:t xml:space="preserve"> </w:t>
+      </w:r>
+      <w:r>
+        <w:t xml:space="preserve">sample data —</w:t>
+      </w:r>
+      <w:r>
+        <w:t xml:space="preserve"> </w:t>
+      </w:r>
+      <w:r>
+        <w:rPr>
+          <w:rStyle w:val="VerbatimChar"/>
+        </w:rPr>
+        <w:t xml:space="preserve">hipStreamCreate</w:t>
+      </w:r>
+      <w:r>
+        <w:t xml:space="preserve">/</w:t>
+      </w:r>
+      <w:r>
+        <w:rPr>
+          <w:rStyle w:val="VerbatimChar"/>
+        </w:rPr>
+        <w:t xml:space="preserve">hip::hipStreamCreate(...)</w:t>
+      </w:r>
+      <w:r>
+        <w:t xml:space="preserve">/</w:t>
+      </w:r>
+      <w:r>
+        <w:rPr>
+          <w:rStyle w:val="VerbatimChar"/>
+        </w:rPr>
+        <w:t xml:space="preserve">hip::ihipStreamCreate(...)</w:t>
+      </w:r>
+      <w:r>
+        <w:t xml:space="preserve">/</w:t>
+      </w:r>
+      <w:r>
+        <w:rPr>
+          <w:rStyle w:val="VerbatimChar"/>
+        </w:rPr>
+        <w:t xml:space="preserve">hip::Stream::Stream(...)</w:t>
+      </w:r>
+      <w:r>
+        <w:t xml:space="preserve"> </w:t>
+      </w:r>
+      <w:r>
+        <w:t xml:space="preserve">all show the</w:t>
+      </w:r>
+      <w:r>
+        <w:t xml:space="preserve"> </w:t>
+      </w:r>
+      <w:r>
+        <w:rPr>
+          <w:iCs/>
+          <w:i/>
+        </w:rPr>
+        <w:t xml:space="preserve">identical</w:t>
+      </w:r>
+      <w:r>
+        <w:t xml:space="preserve"> </w:t>
+      </w:r>
+      <w:r>
+        <w:t xml:space="preserve">total, i.e. one call chain measured four times, not four independent calls), so summing inclusive time across the whole bucket counts that one overlapping wall-clock interval once per nesting level.</w:t>
+      </w:r>
+    </w:p>
+    <w:p>
+      <w:pPr>
+        <w:pStyle w:val="BodyText"/>
+      </w:pPr>
+      <w:r>
+        <w:t xml:space="preserve">Fixed by switching to</w:t>
+      </w:r>
+      <w:r>
+        <w:t xml:space="preserve"> </w:t>
+      </w:r>
+      <w:r>
+        <w:rPr>
+          <w:rStyle w:val="VerbatimChar"/>
+        </w:rPr>
+        <w:t xml:space="preserve">sum(e["self_sum"] for e in cpu_gpu_api_entries)</w:t>
+      </w:r>
+      <w:r>
+        <w:t xml:space="preserve"> </w:t>
+      </w:r>
+      <w:r>
+        <w:t xml:space="preserve">— self-time rather than inclusive time. This is correct by construction: every call-tree node’s self-time is disjoint from every other node’s (parent, child, GPU-API-classified or not), so summing self-time over any subset of nodes always recovers the real total wall-clock time spent inside that subset, regardless of how deep a matched chain nests — unlike inclusive time, which double/triple-counts exactly the overlap between a node and its also-matched ancestors.</w:t>
+      </w:r>
+      <w:r>
+        <w:t xml:space="preserve"> </w:t>
+      </w:r>
+      <w:r>
+        <w:rPr>
+          <w:rStyle w:val="VerbatimChar"/>
+        </w:rPr>
+        <w:t xml:space="preserve">self_sum</w:t>
+      </w:r>
+      <w:r>
+        <w:t xml:space="preserve"> </w:t>
+      </w:r>
+      <w:r>
+        <w:t xml:space="preserve">was only available to reach for here because of the self-time infrastructure the ranking change above just added to</w:t>
+      </w:r>
+      <w:r>
+        <w:t xml:space="preserve"> </w:t>
+      </w:r>
+      <w:r>
+        <w:rPr>
+          <w:rStyle w:val="VerbatimChar"/>
+        </w:rPr>
+        <w:t xml:space="preserve">extract_CPU_hotspots.py</w:t>
+      </w:r>
+      <w:r>
+        <w:t xml:space="preserve">’s</w:t>
+      </w:r>
+      <w:r>
+        <w:t xml:space="preserve"> </w:t>
+      </w:r>
+      <w:r>
+        <w:rPr>
+          <w:rStyle w:val="VerbatimChar"/>
+        </w:rPr>
+        <w:t xml:space="preserve">aggregate()</w:t>
+      </w:r>
+      <w:r>
+        <w:t xml:space="preserve">; this bug couldn’t have been fixed this way before that. Same caveat as the parent fix: this only actually changes anything once real hierarchical data exists — on old flat-profile-captured data (</w:t>
+      </w:r>
+      <w:r>
+        <w:rPr>
+          <w:rStyle w:val="VerbatimChar"/>
+        </w:rPr>
+        <w:t xml:space="preserve">% SELF</w:t>
+      </w:r>
+      <w:r>
+        <w:t xml:space="preserve"> </w:t>
+      </w:r>
+      <w:r>
+        <w:t xml:space="preserve">uniformly 100),</w:t>
+      </w:r>
+      <w:r>
+        <w:t xml:space="preserve"> </w:t>
+      </w:r>
+      <w:r>
+        <w:rPr>
+          <w:rStyle w:val="VerbatimChar"/>
+        </w:rPr>
+        <w:t xml:space="preserve">self_sum == sum</w:t>
+      </w:r>
+      <w:r>
+        <w:t xml:space="preserve"> </w:t>
+      </w:r>
+      <w:r>
+        <w:t xml:space="preserve">and the bucket total is unchanged, still exhibiting the original bug’s numbers.</w:t>
+      </w:r>
+    </w:p>
+    <w:p>
+      <w:pPr>
+        <w:pStyle w:val="BodyText"/>
+      </w:pPr>
+      <w:r>
+        <w:t xml:space="preserve">Added a new fixture,</w:t>
+      </w:r>
+      <w:r>
+        <w:t xml:space="preserve"> </w:t>
+      </w:r>
+      <w:r>
+        <w:rPr>
+          <w:rStyle w:val="VerbatimChar"/>
+        </w:rPr>
+        <w:t xml:space="preserve">postprocess/tests/fixtures/gpu_api_nested_chain/</w:t>
+      </w:r>
+      <w:r>
+        <w:t xml:space="preserve">, modeling exactly the reported shape (three nested HIP-stream-creation labels, each inclusive sum 1.0s, but only the innermost holding real self-time — the outer two are ~0.1%-self pass-through wrappers) so the fix is proven end-to-end rather than just by code inspection: the old (buggy) inclusive-sum formula gives 3.0s for this fixture; the fixed self-time formula gives the correct 1.0s.</w:t>
+      </w:r>
+      <w:r>
+        <w:t xml:space="preserve"> </w:t>
+      </w:r>
+      <w:r>
+        <w:rPr>
+          <w:rStyle w:val="VerbatimChar"/>
+        </w:rPr>
+        <w:t xml:space="preserve">test_subtraction_arithmetic_matches_documented_formula</w:t>
+      </w:r>
+      <w:r>
+        <w:t xml:space="preserve">’s own independent recomputation of the documented formula was updated to match (it happened to still pass numerically beforehand, since every pre-existing GPU-API fixture entry has</w:t>
+      </w:r>
+      <w:r>
+        <w:t xml:space="preserve"> </w:t>
+      </w:r>
+      <w:r>
+        <w:rPr>
+          <w:rStyle w:val="VerbatimChar"/>
+        </w:rPr>
+        <w:t xml:space="preserve">% SELF</w:t>
+      </w:r>
+      <w:r>
+        <w:t xml:space="preserve"> </w:t>
+      </w:r>
+      <w:r>
+        <w:t xml:space="preserve">= 100, but its own formula would otherwise have silently verified the wrong thing).</w:t>
+      </w:r>
+    </w:p>
+    <w:p>
+      <w:pPr>
+        <w:pStyle w:val="BodyText"/>
+      </w:pPr>
+      <w:r>
+        <w:t xml:space="preserve">Verified: full suite now 137 tests, all passing (136 → 137, the one new regression test).</w:t>
+      </w:r>
+      <w:r>
+        <w:t xml:space="preserve"> </w:t>
+      </w:r>
+      <w:r>
+        <w:rPr>
+          <w:rStyle w:val="VerbatimChar"/>
+        </w:rPr>
+        <w:t xml:space="preserve">bash -n</w:t>
+      </w:r>
+      <w:r>
+        <w:t xml:space="preserve"> </w:t>
+      </w:r>
+      <w:r>
+        <w:t xml:space="preserve">unaffected (Python-only change). No script/CLI changes needed — this was purely an arithmetic fix inside</w:t>
+      </w:r>
+      <w:r>
+        <w:t xml:space="preserve"> </w:t>
+      </w:r>
+      <w:r>
+        <w:rPr>
+          <w:rStyle w:val="VerbatimChar"/>
+        </w:rPr>
+        <w:t xml:space="preserve">extract_hotspots.py</w:t>
+      </w:r>
+      <w:r>
+        <w:t xml:space="preserve">.</w:t>
+      </w:r>
+    </w:p>
     <w:bookmarkEnd w:id="41"/>
+    <w:bookmarkEnd w:id="42"/>
     <w:sectPr/>
   </w:body>
 </w:document>

--- a/docs/DEVELOPMENT_HISTORY.docx
+++ b/docs/DEVELOPMENT_HISTORY.docx
@@ -10,7 +10,7 @@
         <w:t xml:space="preserve">Development History</w:t>
       </w:r>
     </w:p>
-    <w:bookmarkStart w:id="42" w:name="development-history"/>
+    <w:bookmarkStart w:id="44" w:name="development-history"/>
     <w:p>
       <w:pPr>
         <w:pStyle w:val="Heading1"/>
@@ -416,6 +416,117 @@
           </w:p>
         </w:tc>
       </w:tr>
+      <w:tr>
+        <w:tc>
+          <w:tcPr/>
+          <w:p>
+            <w:pPr>
+              <w:pStyle w:val="Compact"/>
+              <w:jc w:val="left"/>
+            </w:pPr>
+            <w:r>
+              <w:t xml:space="preserve">2026-08-03</w:t>
+            </w:r>
+          </w:p>
+        </w:tc>
+        <w:tc>
+          <w:tcPr/>
+          <w:p>
+            <w:pPr>
+              <w:pStyle w:val="Compact"/>
+              <w:jc w:val="left"/>
+            </w:pPr>
+            <w:r>
+              <w:t xml:space="preserve">CPU hotspots now ranked by self-time instead of inclusive time (branch</w:t>
+            </w:r>
+            <w:r>
+              <w:t xml:space="preserve"> </w:t>
+            </w:r>
+            <w:r>
+              <w:rPr>
+                <w:rStyle w:val="VerbatimChar"/>
+              </w:rPr>
+              <w:t xml:space="preserve">calltree</w:t>
+            </w:r>
+            <w:r>
+              <w:t xml:space="preserve">)</w:t>
+            </w:r>
+          </w:p>
+        </w:tc>
+      </w:tr>
+      <w:tr>
+        <w:tc>
+          <w:tcPr/>
+          <w:p>
+            <w:pPr>
+              <w:pStyle w:val="Compact"/>
+              <w:jc w:val="left"/>
+            </w:pPr>
+            <w:r>
+              <w:t xml:space="preserve">2026-08-03</w:t>
+            </w:r>
+          </w:p>
+        </w:tc>
+        <w:tc>
+          <w:tcPr/>
+          <w:p>
+            <w:pPr>
+              <w:pStyle w:val="Compact"/>
+              <w:jc w:val="left"/>
+            </w:pPr>
+            <w:r>
+              <w:t xml:space="preserve">Fixed a pre-existing double-count in tool 3’s combined-pool GPU-API-overhead arithmetic (branch</w:t>
+            </w:r>
+            <w:r>
+              <w:t xml:space="preserve"> </w:t>
+            </w:r>
+            <w:r>
+              <w:rPr>
+                <w:rStyle w:val="VerbatimChar"/>
+              </w:rPr>
+              <w:t xml:space="preserve">calltree</w:t>
+            </w:r>
+            <w:r>
+              <w:t xml:space="preserve">)</w:t>
+            </w:r>
+          </w:p>
+        </w:tc>
+      </w:tr>
+      <w:tr>
+        <w:tc>
+          <w:tcPr/>
+          <w:p>
+            <w:pPr>
+              <w:pStyle w:val="Compact"/>
+              <w:jc w:val="left"/>
+            </w:pPr>
+            <w:r>
+              <w:t xml:space="preserve">2026-08-03</w:t>
+            </w:r>
+          </w:p>
+        </w:tc>
+        <w:tc>
+          <w:tcPr/>
+          <w:p>
+            <w:pPr>
+              <w:pStyle w:val="Compact"/>
+              <w:jc w:val="left"/>
+            </w:pPr>
+            <w:r>
+              <w:t xml:space="preserve">Fifth tool: GPU kernel deep-dive via rocprof-compute (</w:t>
+            </w:r>
+            <w:r>
+              <w:rPr>
+                <w:rStyle w:val="VerbatimChar"/>
+              </w:rPr>
+              <w:t xml:space="preserve">profile_hotspot_kernels.sh</w:t>
+            </w:r>
+            <w:r>
+              <w:t xml:space="preserve">)</w:t>
+            </w:r>
+          </w:p>
+        </w:tc>
+      </w:tr>
     </w:tbl>
     <w:bookmarkStart w:id="20" w:name="project-scaffolding-and-rules"/>
     <w:p>
@@ -9601,7 +9712,1393 @@
       </w:r>
     </w:p>
     <w:bookmarkEnd w:id="41"/>
-    <w:bookmarkEnd w:id="42"/>
+    <w:bookmarkStart w:id="43" w:name="Xc3489d0680caa834aa491344e44127290740065"/>
+    <w:p>
+      <w:pPr>
+        <w:pStyle w:val="Heading2"/>
+      </w:pPr>
+      <w:r>
+        <w:t xml:space="preserve">2026-08-03 — Fifth tool: GPU kernel deep-dive via rocprof-compute</w:t>
+      </w:r>
+    </w:p>
+    <w:p>
+      <w:pPr>
+        <w:pStyle w:val="FirstParagraph"/>
+      </w:pPr>
+      <w:r>
+        <w:t xml:space="preserve">The project’s own scope had always named</w:t>
+      </w:r>
+      <w:r>
+        <w:t xml:space="preserve"> </w:t>
+      </w:r>
+      <w:r>
+        <w:rPr>
+          <w:rStyle w:val="VerbatimChar"/>
+        </w:rPr>
+        <w:t xml:space="preserve">rocprof-compute</w:t>
+      </w:r>
+      <w:r>
+        <w:t xml:space="preserve"> </w:t>
+      </w:r>
+      <w:r>
+        <w:t xml:space="preserve">(ROCm’s rename of Omniperf) as a third AMD tool this suite would eventually wrap, alongside</w:t>
+      </w:r>
+      <w:r>
+        <w:t xml:space="preserve"> </w:t>
+      </w:r>
+      <w:r>
+        <w:rPr>
+          <w:rStyle w:val="VerbatimChar"/>
+        </w:rPr>
+        <w:t xml:space="preserve">rocprofv3</w:t>
+      </w:r>
+      <w:r>
+        <w:t xml:space="preserve">/</w:t>
+      </w:r>
+      <w:r>
+        <w:rPr>
+          <w:rStyle w:val="VerbatimChar"/>
+        </w:rPr>
+        <w:t xml:space="preserve">rocprof-sys</w:t>
+      </w:r>
+      <w:r>
+        <w:t xml:space="preserve"> </w:t>
+      </w:r>
+      <w:r>
+        <w:t xml:space="preserve">— this is its first concrete implementation. The user’s ask: reuse the</w:t>
+      </w:r>
+      <w:r>
+        <w:t xml:space="preserve"> </w:t>
+      </w:r>
+      <w:r>
+        <w:t xml:space="preserve">“</w:t>
+      </w:r>
+      <w:r>
+        <w:t xml:space="preserve">hotspots → instrument → trace</w:t>
+      </w:r>
+      <w:r>
+        <w:t xml:space="preserve">”</w:t>
+      </w:r>
+      <w:r>
+        <w:t xml:space="preserve"> </w:t>
+      </w:r>
+      <w:r>
+        <w:t xml:space="preserve">pipeline shape tool 4 established, but for GPU kernels — run tool 2 to find the biggest kernels, then build and run a</w:t>
+      </w:r>
+      <w:r>
+        <w:t xml:space="preserve"> </w:t>
+      </w:r>
+      <w:r>
+        <w:rPr>
+          <w:rStyle w:val="VerbatimChar"/>
+        </w:rPr>
+        <w:t xml:space="preserve">rocprof-compute</w:t>
+      </w:r>
+      <w:r>
+        <w:t xml:space="preserve"> </w:t>
+      </w:r>
+      <w:r>
+        <w:t xml:space="preserve">command restricted to just those, instead of profiling every kernel the application launches. Implemented per the approved plan in</w:t>
+      </w:r>
+      <w:r>
+        <w:t xml:space="preserve"> </w:t>
+      </w:r>
+      <w:hyperlink r:id="rId42">
+        <w:r>
+          <w:rPr>
+            <w:rStyle w:val="Hyperlink"/>
+          </w:rPr>
+          <w:t xml:space="preserve">docs/plans/08-gpu-kernel-deep-dive.md</w:t>
+        </w:r>
+      </w:hyperlink>
+      <w:r>
+        <w:t xml:space="preserve">.</w:t>
+      </w:r>
+    </w:p>
+    <w:p>
+      <w:pPr>
+        <w:pStyle w:val="BodyText"/>
+      </w:pPr>
+      <w:r>
+        <w:rPr>
+          <w:bCs/>
+          <w:b/>
+        </w:rPr>
+        <w:t xml:space="preserve">Not a two-subcommand tool like tool 4.</w:t>
+      </w:r>
+      <w:r>
+        <w:t xml:space="preserve"> </w:t>
+      </w:r>
+      <w:r>
+        <w:t xml:space="preserve">Tool 4 splits into</w:t>
+      </w:r>
+      <w:r>
+        <w:t xml:space="preserve"> </w:t>
+      </w:r>
+      <w:r>
+        <w:rPr>
+          <w:rStyle w:val="VerbatimChar"/>
+        </w:rPr>
+        <w:t xml:space="preserve">instrument</w:t>
+      </w:r>
+      <w:r>
+        <w:t xml:space="preserve"> </w:t>
+      </w:r>
+      <w:r>
+        <w:t xml:space="preserve">(build a rewritten binary, stop) and</w:t>
+      </w:r>
+      <w:r>
+        <w:t xml:space="preserve"> </w:t>
+      </w:r>
+      <w:r>
+        <w:rPr>
+          <w:rStyle w:val="VerbatimChar"/>
+        </w:rPr>
+        <w:t xml:space="preserve">trace</w:t>
+      </w:r>
+      <w:r>
+        <w:t xml:space="preserve"> </w:t>
+      </w:r>
+      <w:r>
+        <w:t xml:space="preserve">(build, then run) because the Dyninst rewrite is a separate, reusable, expensive artifact.</w:t>
+      </w:r>
+      <w:r>
+        <w:t xml:space="preserve"> </w:t>
+      </w:r>
+      <w:r>
+        <w:rPr>
+          <w:rStyle w:val="VerbatimChar"/>
+        </w:rPr>
+        <w:t xml:space="preserve">rocprof-compute</w:t>
+      </w:r>
+      <w:r>
+        <w:t xml:space="preserve"> </w:t>
+      </w:r>
+      <w:r>
+        <w:t xml:space="preserve">has no such build step —</w:t>
+      </w:r>
+      <w:r>
+        <w:t xml:space="preserve"> </w:t>
+      </w:r>
+      <w:r>
+        <w:rPr>
+          <w:rStyle w:val="VerbatimChar"/>
+        </w:rPr>
+        <w:t xml:space="preserve">rocprof-compute profile</w:t>
+      </w:r>
+      <w:r>
+        <w:t xml:space="preserve"> </w:t>
+      </w:r>
+      <w:r>
+        <w:rPr>
+          <w:iCs/>
+          <w:i/>
+        </w:rPr>
+        <w:t xml:space="preserve">is</w:t>
+      </w:r>
+      <w:r>
+        <w:t xml:space="preserve"> </w:t>
+      </w:r>
+      <w:r>
+        <w:t xml:space="preserve">the run — so per the user’s explicit choice, this is a single-mode script: find kernels → run a</w:t>
+      </w:r>
+      <w:r>
+        <w:t xml:space="preserve"> </w:t>
+      </w:r>
+      <w:r>
+        <w:rPr>
+          <w:rStyle w:val="VerbatimChar"/>
+        </w:rPr>
+        <w:t xml:space="preserve">-k</w:t>
+      </w:r>
+      <w:r>
+        <w:t xml:space="preserve">-filtered</w:t>
+      </w:r>
+      <w:r>
+        <w:t xml:space="preserve"> </w:t>
+      </w:r>
+      <w:r>
+        <w:rPr>
+          <w:rStyle w:val="VerbatimChar"/>
+        </w:rPr>
+        <w:t xml:space="preserve">rocprof-compute profile</w:t>
+      </w:r>
+      <w:r>
+        <w:t xml:space="preserve"> </w:t>
+      </w:r>
+      <w:r>
+        <w:t xml:space="preserve">→ auto-run</w:t>
+      </w:r>
+      <w:r>
+        <w:t xml:space="preserve"> </w:t>
+      </w:r>
+      <w:r>
+        <w:rPr>
+          <w:rStyle w:val="VerbatimChar"/>
+        </w:rPr>
+        <w:t xml:space="preserve">rocprof-compute analyze</w:t>
+      </w:r>
+      <w:r>
+        <w:t xml:space="preserve"> </w:t>
+      </w:r>
+      <w:r>
+        <w:t xml:space="preserve">and surface its own output verbatim (no custom parsing needed, unlike rocprof-sys’s raw text tables —</w:t>
+      </w:r>
+      <w:r>
+        <w:t xml:space="preserve"> </w:t>
+      </w:r>
+      <w:r>
+        <w:rPr>
+          <w:rStyle w:val="VerbatimChar"/>
+        </w:rPr>
+        <w:t xml:space="preserve">analyze</w:t>
+      </w:r>
+      <w:r>
+        <w:t xml:space="preserve"> </w:t>
+      </w:r>
+      <w:r>
+        <w:t xml:space="preserve">is already a human-facing summary tool).</w:t>
+      </w:r>
+    </w:p>
+    <w:p>
+      <w:pPr>
+        <w:pStyle w:val="BodyText"/>
+      </w:pPr>
+      <w:r>
+        <w:rPr>
+          <w:bCs/>
+          <w:b/>
+        </w:rPr>
+        <w:t xml:space="preserve">Skipping each kernel’s first call.</w:t>
+      </w:r>
+      <w:r>
+        <w:t xml:space="preserve"> </w:t>
+      </w:r>
+      <w:r>
+        <w:t xml:space="preserve">The user wanted to avoid re-profiling the same kernel across every one of its iterations (overhead, and 99% redundant data), and specifically wanted to skip each kernel’s</w:t>
+      </w:r>
+      <w:r>
+        <w:t xml:space="preserve"> </w:t>
+      </w:r>
+      <w:r>
+        <w:rPr>
+          <w:iCs/>
+          <w:i/>
+        </w:rPr>
+        <w:t xml:space="preserve">first</w:t>
+      </w:r>
+      <w:r>
+        <w:t xml:space="preserve"> </w:t>
+      </w:r>
+      <w:r>
+        <w:t xml:space="preserve">call (skewed by one-time first-touch/page-fault overhead, not representative of steady-state cost). This went through a real correction during research: ROCm 7.0.2’s own tagged docs state</w:t>
+      </w:r>
+      <w:r>
+        <w:t xml:space="preserve"> </w:t>
+      </w:r>
+      <w:r>
+        <w:t xml:space="preserve">“</w:t>
+      </w:r>
+      <w:r>
+        <w:t xml:space="preserve">dispatch filtering is based on the</w:t>
+      </w:r>
+      <w:r>
+        <w:t xml:space="preserve"> </w:t>
+      </w:r>
+      <w:r>
+        <w:rPr>
+          <w:iCs/>
+          <w:i/>
+        </w:rPr>
+        <w:t xml:space="preserve">global</w:t>
+      </w:r>
+      <w:r>
+        <w:t xml:space="preserve"> </w:t>
+      </w:r>
+      <w:r>
+        <w:t xml:space="preserve">dispatch index of kernels in a run</w:t>
+      </w:r>
+      <w:r>
+        <w:t xml:space="preserve">”</w:t>
+      </w:r>
+      <w:r>
+        <w:t xml:space="preserve"> </w:t>
+      </w:r>
+      <w:r>
+        <w:t xml:space="preserve">— which would have required parsing rocprofv3’s per-dispatch trace CSV and re-deriving global launch-order indices ourselves, a much larger and less certain feature. The user corrected this directly from their own repeated hands-on use:</w:t>
+      </w:r>
+      <w:r>
+        <w:t xml:space="preserve"> </w:t>
+      </w:r>
+      <w:r>
+        <w:rPr>
+          <w:rStyle w:val="VerbatimChar"/>
+        </w:rPr>
+        <w:t xml:space="preserve">-d</w:t>
+      </w:r>
+      <w:r>
+        <w:t xml:space="preserve">, combined with</w:t>
+      </w:r>
+      <w:r>
+        <w:t xml:space="preserve"> </w:t>
+      </w:r>
+      <w:r>
+        <w:rPr>
+          <w:rStyle w:val="VerbatimChar"/>
+        </w:rPr>
+        <w:t xml:space="preserve">-k</w:t>
+      </w:r>
+      <w:r>
+        <w:t xml:space="preserve">, actually selects the Nth occurrence</w:t>
+      </w:r>
+      <w:r>
+        <w:t xml:space="preserve"> </w:t>
+      </w:r>
+      <w:r>
+        <w:rPr>
+          <w:iCs/>
+          <w:i/>
+        </w:rPr>
+        <w:t xml:space="preserve">of each</w:t>
+      </w:r>
+      <w:r>
+        <w:rPr>
+          <w:iCs/>
+          <w:i/>
+        </w:rPr>
+        <w:t xml:space="preserve"> </w:t>
+      </w:r>
+      <w:r>
+        <w:rPr>
+          <w:rStyle w:val="VerbatimChar"/>
+          <w:iCs/>
+          <w:i/>
+        </w:rPr>
+        <w:t xml:space="preserve">-k</w:t>
+      </w:r>
+      <w:r>
+        <w:rPr>
+          <w:iCs/>
+          <w:i/>
+        </w:rPr>
+        <w:t xml:space="preserve">-matched kernel</w:t>
+      </w:r>
+      <w:r>
+        <w:t xml:space="preserve"> </w:t>
+      </w:r>
+      <w:r>
+        <w:t xml:space="preserve">(1-based), not a global index — docs can be stale/imprecise, direct usage wins. This collapsed the design back to its simplest form:</w:t>
+      </w:r>
+      <w:r>
+        <w:t xml:space="preserve"> </w:t>
+      </w:r>
+      <w:r>
+        <w:rPr>
+          <w:rStyle w:val="VerbatimChar"/>
+        </w:rPr>
+        <w:t xml:space="preserve">-k &lt;name1&gt; &lt;name2&gt; ...</w:t>
+      </w:r>
+      <w:r>
+        <w:t xml:space="preserve"> </w:t>
+      </w:r>
+      <w:r>
+        <w:t xml:space="preserve">(kernel names from tool 2, exactly as first designed) plus a fixed</w:t>
+      </w:r>
+      <w:r>
+        <w:t xml:space="preserve"> </w:t>
+      </w:r>
+      <w:r>
+        <w:rPr>
+          <w:rStyle w:val="VerbatimChar"/>
+        </w:rPr>
+        <w:t xml:space="preserve">-d 2</w:t>
+      </w:r>
+      <w:r>
+        <w:t xml:space="preserve">. Kernels dispatched only once (no second call to target) are excluded from selection entirely, per the user’s own call that they’re</w:t>
+      </w:r>
+      <w:r>
+        <w:t xml:space="preserve"> </w:t>
+      </w:r>
+      <w:r>
+        <w:t xml:space="preserve">“</w:t>
+      </w:r>
+      <w:r>
+        <w:t xml:space="preserve">irrelevant anyway in the optimization process</w:t>
+      </w:r>
+      <w:r>
+        <w:t xml:space="preserve">”</w:t>
+      </w:r>
+      <w:r>
+        <w:t xml:space="preserve"> </w:t>
+      </w:r>
+      <w:r>
+        <w:t xml:space="preserve">for a beginner tool.</w:t>
+      </w:r>
+      <w:r>
+        <w:t xml:space="preserve"> </w:t>
+      </w:r>
+      <w:r>
+        <w:rPr>
+          <w:rStyle w:val="VerbatimChar"/>
+        </w:rPr>
+        <w:t xml:space="preserve">--all-dispatches</w:t>
+      </w:r>
+      <w:r>
+        <w:t xml:space="preserve"> </w:t>
+      </w:r>
+      <w:r>
+        <w:t xml:space="preserve">is an escape hatch that drops</w:t>
+      </w:r>
+      <w:r>
+        <w:t xml:space="preserve"> </w:t>
+      </w:r>
+      <w:r>
+        <w:rPr>
+          <w:rStyle w:val="VerbatimChar"/>
+        </w:rPr>
+        <w:t xml:space="preserve">-d 2</w:t>
+      </w:r>
+      <w:r>
+        <w:t xml:space="preserve"> </w:t>
+      </w:r>
+      <w:r>
+        <w:t xml:space="preserve">and the single-call exclusion, printing a loud runtime-multiplication warning (a kernel called N times can multiply profiling time by roughly N) — intentionally not the default.</w:t>
+      </w:r>
+    </w:p>
+    <w:p>
+      <w:pPr>
+        <w:pStyle w:val="BodyText"/>
+      </w:pPr>
+      <w:r>
+        <w:rPr>
+          <w:bCs/>
+          <w:b/>
+        </w:rPr>
+        <w:t xml:space="preserve">MPI multi-rank safety.</w:t>
+      </w:r>
+      <w:r>
+        <w:t xml:space="preserve"> </w:t>
+      </w:r>
+      <w:r>
+        <w:rPr>
+          <w:rStyle w:val="VerbatimChar"/>
+        </w:rPr>
+        <w:t xml:space="preserve">rocprof-compute</w:t>
+      </w:r>
+      <w:r>
+        <w:t xml:space="preserve">‘</w:t>
+      </w:r>
+      <w:r>
+        <w:t xml:space="preserve">s own per-rank output isolation (</w:t>
+      </w:r>
+      <w:r>
+        <w:rPr>
+          <w:rStyle w:val="VerbatimChar"/>
+        </w:rPr>
+        <w:t xml:space="preserve">%rank%</w:t>
+      </w:r>
+      <w:r>
+        <w:t xml:space="preserve">/</w:t>
+      </w:r>
+      <w:r>
+        <w:rPr>
+          <w:rStyle w:val="VerbatimChar"/>
+        </w:rPr>
+        <w:t xml:space="preserve">%hostname%</w:t>
+      </w:r>
+      <w:r>
+        <w:t xml:space="preserve"> </w:t>
+      </w:r>
+      <w:r>
+        <w:t xml:space="preserve">path placeholders, so concurrent ranks don’t overwrite each other’s data) is a real feature in AMD’s current</w:t>
+      </w:r>
+      <w:r>
+        <w:t xml:space="preserve"> </w:t>
+      </w:r>
+      <w:r>
+        <w:t xml:space="preserve">“</w:t>
+      </w:r>
+      <w:r>
+        <w:t xml:space="preserve">latest</w:t>
+      </w:r>
+      <w:r>
+        <w:t xml:space="preserve">”</w:t>
+      </w:r>
+      <w:r>
+        <w:t xml:space="preserve"> </w:t>
+      </w:r>
+      <w:r>
+        <w:t xml:space="preserve">published docs, but research (checking</w:t>
+      </w:r>
+      <w:r>
+        <w:t xml:space="preserve"> </w:t>
+      </w:r>
+      <w:r>
+        <w:rPr>
+          <w:rStyle w:val="VerbatimChar"/>
+        </w:rPr>
+        <w:t xml:space="preserve">src/argparser.py</w:t>
+      </w:r>
+      <w:r>
+        <w:t xml:space="preserve"> </w:t>
+      </w:r>
+      <w:r>
+        <w:t xml:space="preserve">directly at every</w:t>
+      </w:r>
+      <w:r>
+        <w:t xml:space="preserve"> </w:t>
+      </w:r>
+      <w:r>
+        <w:rPr>
+          <w:rStyle w:val="VerbatimChar"/>
+        </w:rPr>
+        <w:t xml:space="preserve">rocm-7.x</w:t>
+      </w:r>
+      <w:r>
+        <w:t xml:space="preserve"> </w:t>
+      </w:r>
+      <w:r>
+        <w:t xml:space="preserve">git tag through</w:t>
+      </w:r>
+      <w:r>
+        <w:t xml:space="preserve"> </w:t>
+      </w:r>
+      <w:r>
+        <w:rPr>
+          <w:rStyle w:val="VerbatimChar"/>
+        </w:rPr>
+        <w:t xml:space="preserve">rocm-7.2.4</w:t>
+      </w:r>
+      <w:r>
+        <w:t xml:space="preserve">/rocprofiler-compute 3.4.0, plus the</w:t>
+      </w:r>
+      <w:r>
+        <w:t xml:space="preserve"> </w:t>
+      </w:r>
+      <w:r>
+        <w:rPr>
+          <w:rStyle w:val="VerbatimChar"/>
+        </w:rPr>
+        <w:t xml:space="preserve">develop</w:t>
+      </w:r>
+      <w:r>
+        <w:t xml:space="preserve">/</w:t>
+      </w:r>
+      <w:r>
+        <w:rPr>
+          <w:rStyle w:val="VerbatimChar"/>
+        </w:rPr>
+        <w:t xml:space="preserve">amd-staging</w:t>
+      </w:r>
+      <w:r>
+        <w:t xml:space="preserve"> </w:t>
+      </w:r>
+      <w:r>
+        <w:t xml:space="preserve">branches</w:t>
+      </w:r>
+      <w:r>
+        <w:t xml:space="preserve">’</w:t>
+      </w:r>
+      <w:r>
+        <w:t xml:space="preserve"> </w:t>
+      </w:r>
+      <w:r>
+        <w:t xml:space="preserve">current HEAD) confirmed it’s absent from every publicly tagged/branched version reachable from the public repo — newer than 3.4.0, with no exact</w:t>
+      </w:r>
+      <w:r>
+        <w:t xml:space="preserve"> </w:t>
+      </w:r>
+      <w:r>
+        <w:t xml:space="preserve">“</w:t>
+      </w:r>
+      <w:r>
+        <w:t xml:space="preserve">added in version X.Y.Z</w:t>
+      </w:r>
+      <w:r>
+        <w:t xml:space="preserve">”</w:t>
+      </w:r>
+      <w:r>
+        <w:t xml:space="preserve"> </w:t>
+      </w:r>
+      <w:r>
+        <w:t xml:space="preserve">pinnable from available sources. Rather than hardcode a version-number threshold this research couldn’t actually confirm, the script probes the installed tool’s own capability at runtime:</w:t>
+      </w:r>
+      <w:r>
+        <w:t xml:space="preserve"> </w:t>
+      </w:r>
+      <w:r>
+        <w:rPr>
+          <w:rStyle w:val="VerbatimChar"/>
+        </w:rPr>
+        <w:t xml:space="preserve">rocprof-compute -v</w:t>
+      </w:r>
+      <w:r>
+        <w:t xml:space="preserve"> </w:t>
+      </w:r>
+      <w:r>
+        <w:t xml:space="preserve">for display,</w:t>
+      </w:r>
+      <w:r>
+        <w:t xml:space="preserve"> </w:t>
+      </w:r>
+      <w:r>
+        <w:rPr>
+          <w:rStyle w:val="VerbatimChar"/>
+        </w:rPr>
+        <w:t xml:space="preserve">rocprof-compute profile --help | grep -q '%rank%'</w:t>
+      </w:r>
+      <w:r>
+        <w:t xml:space="preserve"> </w:t>
+      </w:r>
+      <w:r>
+        <w:t xml:space="preserve">as the capability signal, and (only when</w:t>
+      </w:r>
+      <w:r>
+        <w:t xml:space="preserve"> </w:t>
+      </w:r>
+      <w:r>
+        <w:rPr>
+          <w:rStyle w:val="VerbatimChar"/>
+        </w:rPr>
+        <w:t xml:space="preserve">--mpi</w:t>
+      </w:r>
+      <w:r>
+        <w:t xml:space="preserve"> </w:t>
+      </w:r>
+      <w:r>
+        <w:t xml:space="preserve">is given) a generic rank-count probe that works for any launcher — running the user’s own</w:t>
+      </w:r>
+      <w:r>
+        <w:t xml:space="preserve"> </w:t>
+      </w:r>
+      <w:r>
+        <w:rPr>
+          <w:rStyle w:val="VerbatimChar"/>
+        </w:rPr>
+        <w:t xml:space="preserve">--mpi</w:t>
+      </w:r>
+      <w:r>
+        <w:t xml:space="preserve"> </w:t>
+      </w:r>
+      <w:r>
+        <w:t xml:space="preserve">command against a trivial</w:t>
+      </w:r>
+      <w:r>
+        <w:t xml:space="preserve"> </w:t>
+      </w:r>
+      <w:r>
+        <w:rPr>
+          <w:rStyle w:val="VerbatimChar"/>
+        </w:rPr>
+        <w:t xml:space="preserve">echo</w:t>
+      </w:r>
+      <w:r>
+        <w:t xml:space="preserve"> </w:t>
+      </w:r>
+      <w:r>
+        <w:t xml:space="preserve">instead of the real app and counting how many copies come back, since any MPI launcher spawns N copies of whatever it’s given. More than one rank detected with no</w:t>
+      </w:r>
+      <w:r>
+        <w:t xml:space="preserve"> </w:t>
+      </w:r>
+      <w:r>
+        <w:rPr>
+          <w:rStyle w:val="VerbatimChar"/>
+        </w:rPr>
+        <w:t xml:space="preserve">%rank%</w:t>
+      </w:r>
+      <w:r>
+        <w:t xml:space="preserve"> </w:t>
+      </w:r>
+      <w:r>
+        <w:t xml:space="preserve">support found → hard error rather than risk silent data corruption from concurrent ranks writing into the same directory; a probe that produces no output at all also aborts rather than silently assuming one rank when the true count is unknown. This check runs early (before even calling into tool 2) and even under</w:t>
+      </w:r>
+      <w:r>
+        <w:t xml:space="preserve"> </w:t>
+      </w:r>
+      <w:r>
+        <w:rPr>
+          <w:rStyle w:val="VerbatimChar"/>
+        </w:rPr>
+        <w:t xml:space="preserve">--dry-run</w:t>
+      </w:r>
+      <w:r>
+        <w:t xml:space="preserve">, since both probes are cheap/side-effect-free relative to the real workload and a dry-run preview should reach the same go/no-go outcome a real run would.</w:t>
+      </w:r>
+    </w:p>
+    <w:p>
+      <w:pPr>
+        <w:pStyle w:val="BodyText"/>
+      </w:pPr>
+      <w:r>
+        <w:rPr>
+          <w:bCs/>
+          <w:b/>
+        </w:rPr>
+        <w:t xml:space="preserve">New files</w:t>
+      </w:r>
+      <w:r>
+        <w:t xml:space="preserve">:</w:t>
+      </w:r>
+      <w:r>
+        <w:t xml:space="preserve"> </w:t>
+      </w:r>
+      <w:r>
+        <w:rPr>
+          <w:rStyle w:val="VerbatimChar"/>
+        </w:rPr>
+        <w:t xml:space="preserve">postprocess/select_hotspot_kernels.py</w:t>
+      </w:r>
+      <w:r>
+        <w:t xml:space="preserve"> </w:t>
+      </w:r>
+      <w:r>
+        <w:t xml:space="preserve">(GPU-kernel analog of</w:t>
+      </w:r>
+      <w:r>
+        <w:t xml:space="preserve"> </w:t>
+      </w:r>
+      <w:r>
+        <w:rPr>
+          <w:rStyle w:val="VerbatimChar"/>
+        </w:rPr>
+        <w:t xml:space="preserve">select_hotspot_functions.py</w:t>
+      </w:r>
+      <w:r>
+        <w:t xml:space="preserve">, substantially simpler —</w:t>
+      </w:r>
+      <w:r>
+        <w:t xml:space="preserve"> </w:t>
+      </w:r>
+      <w:r>
+        <w:rPr>
+          <w:rStyle w:val="VerbatimChar"/>
+        </w:rPr>
+        <w:t xml:space="preserve">rocprof-compute -k</w:t>
+      </w:r>
+      <w:r>
+        <w:t xml:space="preserve"> </w:t>
+      </w:r>
+      <w:r>
+        <w:t xml:space="preserve">takes plain substrings, not a regex, so no escaping logic, and no</w:t>
+      </w:r>
+      <w:r>
+        <w:t xml:space="preserve"> </w:t>
+      </w:r>
+      <w:r>
+        <w:rPr>
+          <w:rStyle w:val="VerbatimChar"/>
+        </w:rPr>
+        <w:t xml:space="preserve">--check-instrumented</w:t>
+      </w:r>
+      <w:r>
+        <w:t xml:space="preserve">/ground-truth-JSON equivalent exists since there’s no rewrite step to verify against) and</w:t>
+      </w:r>
+      <w:r>
+        <w:t xml:space="preserve"> </w:t>
+      </w:r>
+      <w:r>
+        <w:rPr>
+          <w:rStyle w:val="VerbatimChar"/>
+        </w:rPr>
+        <w:t xml:space="preserve">scripts/profile_hotspot_kernels.sh</w:t>
+      </w:r>
+      <w:r>
+        <w:t xml:space="preserve">.</w:t>
+      </w:r>
+      <w:r>
+        <w:t xml:space="preserve"> </w:t>
+      </w:r>
+      <w:r>
+        <w:rPr>
+          <w:rStyle w:val="VerbatimChar"/>
+        </w:rPr>
+        <w:t xml:space="preserve">select_hotspot_kernels.py</w:t>
+      </w:r>
+      <w:r>
+        <w:t xml:space="preserve">’s</w:t>
+      </w:r>
+      <w:r>
+        <w:t xml:space="preserve"> </w:t>
+      </w:r>
+      <w:r>
+        <w:rPr>
+          <w:rStyle w:val="VerbatimChar"/>
+        </w:rPr>
+        <w:t xml:space="preserve">labels_from_output_dir()</w:t>
+      </w:r>
+      <w:r>
+        <w:t xml:space="preserve">/</w:t>
+      </w:r>
+      <w:r>
+        <w:rPr>
+          <w:rStyle w:val="VerbatimChar"/>
+        </w:rPr>
+        <w:t xml:space="preserve">labels_from_report()</w:t>
+      </w:r>
+      <w:r>
+        <w:t xml:space="preserve"> </w:t>
+      </w:r>
+      <w:r>
+        <w:t xml:space="preserve">both take a</w:t>
+      </w:r>
+      <w:r>
+        <w:t xml:space="preserve"> </w:t>
+      </w:r>
+      <w:r>
+        <w:rPr>
+          <w:rStyle w:val="VerbatimChar"/>
+        </w:rPr>
+        <w:t xml:space="preserve">require_multiple_calls</w:t>
+      </w:r>
+      <w:r>
+        <w:t xml:space="preserve"> </w:t>
+      </w:r>
+      <w:r>
+        <w:t xml:space="preserve">parameter (default</w:t>
+      </w:r>
+      <w:r>
+        <w:t xml:space="preserve"> </w:t>
+      </w:r>
+      <w:r>
+        <w:rPr>
+          <w:rStyle w:val="VerbatimChar"/>
+        </w:rPr>
+        <w:t xml:space="preserve">True</w:t>
+      </w:r>
+      <w:r>
+        <w:t xml:space="preserve">) implementing the single-call exclusion;</w:t>
+      </w:r>
+      <w:r>
+        <w:t xml:space="preserve"> </w:t>
+      </w:r>
+      <w:r>
+        <w:rPr>
+          <w:rStyle w:val="VerbatimChar"/>
+        </w:rPr>
+        <w:t xml:space="preserve">labels_from_report()</w:t>
+      </w:r>
+      <w:r>
+        <w:t xml:space="preserve"> </w:t>
+      </w:r>
+      <w:r>
+        <w:t xml:space="preserve">mirrors the CPU extractor’s report-parsing technique exactly but with</w:t>
+      </w:r>
+      <w:r>
+        <w:t xml:space="preserve"> </w:t>
+      </w:r>
+      <w:r>
+        <w:rPr>
+          <w:rStyle w:val="VerbatimChar"/>
+        </w:rPr>
+        <w:t xml:space="preserve">maxsplit=5</w:t>
+      </w:r>
+      <w:r>
+        <w:t xml:space="preserve">/</w:t>
+      </w:r>
+      <w:r>
+        <w:rPr>
+          <w:rStyle w:val="VerbatimChar"/>
+        </w:rPr>
+        <w:t xml:space="preserve">parts[5]</w:t>
+      </w:r>
+      <w:r>
+        <w:t xml:space="preserve"> </w:t>
+      </w:r>
+      <w:r>
+        <w:t xml:space="preserve">instead of</w:t>
+      </w:r>
+      <w:r>
+        <w:t xml:space="preserve"> </w:t>
+      </w:r>
+      <w:r>
+        <w:rPr>
+          <w:rStyle w:val="VerbatimChar"/>
+        </w:rPr>
+        <w:t xml:space="preserve">maxsplit=6</w:t>
+      </w:r>
+      <w:r>
+        <w:t xml:space="preserve">/</w:t>
+      </w:r>
+      <w:r>
+        <w:rPr>
+          <w:rStyle w:val="VerbatimChar"/>
+        </w:rPr>
+        <w:t xml:space="preserve">parts[6]</w:t>
+      </w:r>
+      <w:r>
+        <w:t xml:space="preserve">, since</w:t>
+      </w:r>
+      <w:r>
+        <w:t xml:space="preserve"> </w:t>
+      </w:r>
+      <w:r>
+        <w:rPr>
+          <w:rStyle w:val="VerbatimChar"/>
+        </w:rPr>
+        <w:t xml:space="preserve">extract_GPU_hotspots.format_table()</w:t>
+      </w:r>
+      <w:r>
+        <w:t xml:space="preserve">’s columns are one shorter (no self-time metric).</w:t>
+      </w:r>
+    </w:p>
+    <w:p>
+      <w:pPr>
+        <w:pStyle w:val="BodyText"/>
+      </w:pPr>
+      <w:r>
+        <w:rPr>
+          <w:bCs/>
+          <w:b/>
+        </w:rPr>
+        <w:t xml:space="preserve">Deliberately out of scope for v1</w:t>
+      </w:r>
+      <w:r>
+        <w:t xml:space="preserve">, called out rather than silently skipped: no cross-check confirming a requested kernel actually got profiled (tool 4’s equivalent works because</w:t>
+      </w:r>
+      <w:r>
+        <w:t xml:space="preserve"> </w:t>
+      </w:r>
+      <w:r>
+        <w:rPr>
+          <w:rStyle w:val="VerbatimChar"/>
+        </w:rPr>
+        <w:t xml:space="preserve">rocprof-sys-instrument</w:t>
+      </w:r>
+      <w:r>
+        <w:t xml:space="preserve"> </w:t>
+      </w:r>
+      <w:r>
+        <w:t xml:space="preserve">writes a ground-truth</w:t>
+      </w:r>
+      <w:r>
+        <w:t xml:space="preserve"> </w:t>
+      </w:r>
+      <w:r>
+        <w:rPr>
+          <w:rStyle w:val="VerbatimChar"/>
+        </w:rPr>
+        <w:t xml:space="preserve">instrumented.json</w:t>
+      </w:r>
+      <w:r>
+        <w:t xml:space="preserve">; rocprof-compute’s raw per-run output schema for this isn’t researched here); no custom parsing/reformatting of</w:t>
+      </w:r>
+      <w:r>
+        <w:t xml:space="preserve"> </w:t>
+      </w:r>
+      <w:r>
+        <w:rPr>
+          <w:rStyle w:val="VerbatimChar"/>
+        </w:rPr>
+        <w:t xml:space="preserve">analyze</w:t>
+      </w:r>
+      <w:r>
+        <w:t xml:space="preserve">’s own output.</w:t>
+      </w:r>
+    </w:p>
+    <w:p>
+      <w:pPr>
+        <w:pStyle w:val="BodyText"/>
+      </w:pPr>
+      <w:r>
+        <w:t xml:space="preserve">Verified locally (no ROCm/GPU available, same constraint as every prior tool):</w:t>
+      </w:r>
+      <w:r>
+        <w:t xml:space="preserve"> </w:t>
+      </w:r>
+      <w:r>
+        <w:rPr>
+          <w:rStyle w:val="VerbatimChar"/>
+        </w:rPr>
+        <w:t xml:space="preserve">python3 -m unittest</w:t>
+      </w:r>
+      <w:r>
+        <w:t xml:space="preserve"> </w:t>
+      </w:r>
+      <w:r>
+        <w:t xml:space="preserve">added 17 new tests (154 total) covering the default single-call exclusion and its</w:t>
+      </w:r>
+      <w:r>
+        <w:t xml:space="preserve"> </w:t>
+      </w:r>
+      <w:r>
+        <w:rPr>
+          <w:rStyle w:val="VerbatimChar"/>
+        </w:rPr>
+        <w:t xml:space="preserve">--all-dispatches</w:t>
+      </w:r>
+      <w:r>
+        <w:t xml:space="preserve"> </w:t>
+      </w:r>
+      <w:r>
+        <w:t xml:space="preserve">override (both against</w:t>
+      </w:r>
+      <w:r>
+        <w:t xml:space="preserve"> </w:t>
+      </w:r>
+      <w:r>
+        <w:rPr>
+          <w:rStyle w:val="VerbatimChar"/>
+        </w:rPr>
+        <w:t xml:space="preserve">rocprofv3_single_rank</w:t>
+      </w:r>
+      <w:r>
+        <w:t xml:space="preserve">’s real</w:t>
+      </w:r>
+      <w:r>
+        <w:t xml:space="preserve"> </w:t>
+      </w:r>
+      <w:r>
+        <w:rPr>
+          <w:rStyle w:val="VerbatimChar"/>
+        </w:rPr>
+        <w:t xml:space="preserve">__hipRegisterFatBinary</w:t>
+      </w:r>
+      <w:r>
+        <w:t xml:space="preserve"> </w:t>
+      </w:r>
+      <w:r>
+        <w:t xml:space="preserve">row,</w:t>
+      </w:r>
+      <w:r>
+        <w:t xml:space="preserve"> </w:t>
+      </w:r>
+      <w:r>
+        <w:rPr>
+          <w:rStyle w:val="VerbatimChar"/>
+        </w:rPr>
+        <w:t xml:space="preserve">Calls=1</w:t>
+      </w:r>
+      <w:r>
+        <w:t xml:space="preserve"> </w:t>
+      </w:r>
+      <w:r>
+        <w:t xml:space="preserve">— no new fixture needed), top-N/threshold selection, the dual-format (</w:t>
+      </w:r>
+      <w:r>
+        <w:rPr>
+          <w:rStyle w:val="VerbatimChar"/>
+        </w:rPr>
+        <w:t xml:space="preserve">labels_from_report</w:t>
+      </w:r>
+      <w:r>
+        <w:t xml:space="preserve"> </w:t>
+      </w:r>
+      <w:r>
+        <w:t xml:space="preserve">covering both tool 2’s own report and tool 3’s combined report) proof, and a</w:t>
+      </w:r>
+      <w:r>
+        <w:t xml:space="preserve"> </w:t>
+      </w:r>
+      <w:r>
+        <w:rPr>
+          <w:rStyle w:val="VerbatimChar"/>
+        </w:rPr>
+        <w:t xml:space="preserve">maxsplit=5</w:t>
+      </w:r>
+      <w:r>
+        <w:t xml:space="preserve"> </w:t>
+      </w:r>
+      <w:r>
+        <w:t xml:space="preserve">column-count regression test.</w:t>
+      </w:r>
+      <w:r>
+        <w:t xml:space="preserve"> </w:t>
+      </w:r>
+      <w:r>
+        <w:rPr>
+          <w:rStyle w:val="VerbatimChar"/>
+        </w:rPr>
+        <w:t xml:space="preserve">bash -n</w:t>
+      </w:r>
+      <w:r>
+        <w:t xml:space="preserve"> </w:t>
+      </w:r>
+      <w:r>
+        <w:t xml:space="preserve">on the new script. Manual verification with a stubbed</w:t>
+      </w:r>
+      <w:r>
+        <w:t xml:space="preserve"> </w:t>
+      </w:r>
+      <w:r>
+        <w:rPr>
+          <w:rStyle w:val="VerbatimChar"/>
+        </w:rPr>
+        <w:t xml:space="preserve">rocprof-compute</w:t>
+      </w:r>
+      <w:r>
+        <w:t xml:space="preserve"> </w:t>
+      </w:r>
+      <w:r>
+        <w:t xml:space="preserve">on</w:t>
+      </w:r>
+      <w:r>
+        <w:t xml:space="preserve"> </w:t>
+      </w:r>
+      <w:r>
+        <w:rPr>
+          <w:rStyle w:val="VerbatimChar"/>
+        </w:rPr>
+        <w:t xml:space="preserve">PATH</w:t>
+      </w:r>
+      <w:r>
+        <w:t xml:space="preserve"> </w:t>
+      </w:r>
+      <w:r>
+        <w:t xml:space="preserve">(stubbing</w:t>
+      </w:r>
+      <w:r>
+        <w:t xml:space="preserve"> </w:t>
+      </w:r>
+      <w:r>
+        <w:rPr>
+          <w:rStyle w:val="VerbatimChar"/>
+        </w:rPr>
+        <w:t xml:space="preserve">-v</w:t>
+      </w:r>
+      <w:r>
+        <w:t xml:space="preserve">,</w:t>
+      </w:r>
+      <w:r>
+        <w:t xml:space="preserve"> </w:t>
+      </w:r>
+      <w:r>
+        <w:rPr>
+          <w:rStyle w:val="VerbatimChar"/>
+        </w:rPr>
+        <w:t xml:space="preserve">profile --help</w:t>
+      </w:r>
+      <w:r>
+        <w:t xml:space="preserve"> </w:t>
+      </w:r>
+      <w:r>
+        <w:t xml:space="preserve">with/without a</w:t>
+      </w:r>
+      <w:r>
+        <w:t xml:space="preserve"> </w:t>
+      </w:r>
+      <w:r>
+        <w:rPr>
+          <w:rStyle w:val="VerbatimChar"/>
+        </w:rPr>
+        <w:t xml:space="preserve">%rank%</w:t>
+      </w:r>
+      <w:r>
+        <w:t xml:space="preserve"> </w:t>
+      </w:r>
+      <w:r>
+        <w:t xml:space="preserve">line, and</w:t>
+      </w:r>
+      <w:r>
+        <w:t xml:space="preserve"> </w:t>
+      </w:r>
+      <w:r>
+        <w:rPr>
+          <w:rStyle w:val="VerbatimChar"/>
+        </w:rPr>
+        <w:t xml:space="preserve">analyze</w:t>
+      </w:r>
+      <w:r>
+        <w:t xml:space="preserve">) exercised every branch of the MPI safety gate: single rank proceeds regardless of capability; multiple ranks proceed when the stub reports</w:t>
+      </w:r>
+      <w:r>
+        <w:t xml:space="preserve"> </w:t>
+      </w:r>
+      <w:r>
+        <w:rPr>
+          <w:rStyle w:val="VerbatimChar"/>
+        </w:rPr>
+        <w:t xml:space="preserve">%rank%</w:t>
+      </w:r>
+      <w:r>
+        <w:t xml:space="preserve"> </w:t>
+      </w:r>
+      <w:r>
+        <w:t xml:space="preserve">support and abort with the documented error when it doesn’t; a probe against a nonexistent launch command aborts rather than guessing (this last case caught a real bug during manual testing —</w:t>
+      </w:r>
+      <w:r>
+        <w:t xml:space="preserve"> </w:t>
+      </w:r>
+      <w:r>
+        <w:rPr>
+          <w:rStyle w:val="VerbatimChar"/>
+        </w:rPr>
+        <w:t xml:space="preserve">grep -c</w:t>
+      </w:r>
+      <w:r>
+        <w:t xml:space="preserve"> </w:t>
+      </w:r>
+      <w:r>
+        <w:t xml:space="preserve">on zero matches exits non-zero, which under</w:t>
+      </w:r>
+      <w:r>
+        <w:t xml:space="preserve"> </w:t>
+      </w:r>
+      <w:r>
+        <w:rPr>
+          <w:rStyle w:val="VerbatimChar"/>
+        </w:rPr>
+        <w:t xml:space="preserve">set -e</w:t>
+      </w:r>
+      <w:r>
+        <w:t xml:space="preserve"> </w:t>
+      </w:r>
+      <w:r>
+        <w:t xml:space="preserve">skipped the intended error message entirely and just exited silently; fixed with</w:t>
+      </w:r>
+      <w:r>
+        <w:t xml:space="preserve"> </w:t>
+      </w:r>
+      <w:r>
+        <w:rPr>
+          <w:rStyle w:val="VerbatimChar"/>
+        </w:rPr>
+        <w:t xml:space="preserve">|| true</w:t>
+      </w:r>
+      <w:r>
+        <w:t xml:space="preserve"> </w:t>
+      </w:r>
+      <w:r>
+        <w:t xml:space="preserve">on that assignment). Also confirmed:</w:t>
+      </w:r>
+      <w:r>
+        <w:t xml:space="preserve"> </w:t>
+      </w:r>
+      <w:r>
+        <w:rPr>
+          <w:rStyle w:val="VerbatimChar"/>
+        </w:rPr>
+        <w:t xml:space="preserve">--report</w:t>
+      </w:r>
+      <w:r>
+        <w:t xml:space="preserve"> </w:t>
+      </w:r>
+      <w:r>
+        <w:t xml:space="preserve">reuses real kernel names even under</w:t>
+      </w:r>
+      <w:r>
+        <w:t xml:space="preserve"> </w:t>
+      </w:r>
+      <w:r>
+        <w:rPr>
+          <w:rStyle w:val="VerbatimChar"/>
+        </w:rPr>
+        <w:t xml:space="preserve">--dry-run</w:t>
+      </w:r>
+      <w:r>
+        <w:t xml:space="preserve"> </w:t>
+      </w:r>
+      <w:r>
+        <w:t xml:space="preserve">while the no-</w:t>
+      </w:r>
+      <w:r>
+        <w:rPr>
+          <w:rStyle w:val="VerbatimChar"/>
+        </w:rPr>
+        <w:t xml:space="preserve">--report</w:t>
+      </w:r>
+      <w:r>
+        <w:t xml:space="preserve"> </w:t>
+      </w:r>
+      <w:r>
+        <w:t xml:space="preserve">path correctly shows a placeholder instead of real data it hasn’t collected yet;</w:t>
+      </w:r>
+      <w:r>
+        <w:t xml:space="preserve"> </w:t>
+      </w:r>
+      <w:r>
+        <w:rPr>
+          <w:rStyle w:val="VerbatimChar"/>
+        </w:rPr>
+        <w:t xml:space="preserve">--all-dispatches</w:t>
+      </w:r>
+      <w:r>
+        <w:t xml:space="preserve"> </w:t>
+      </w:r>
+      <w:r>
+        <w:t xml:space="preserve">removes</w:t>
+      </w:r>
+      <w:r>
+        <w:t xml:space="preserve"> </w:t>
+      </w:r>
+      <w:r>
+        <w:rPr>
+          <w:rStyle w:val="VerbatimChar"/>
+        </w:rPr>
+        <w:t xml:space="preserve">-d 2</w:t>
+      </w:r>
+      <w:r>
+        <w:t xml:space="preserve"> </w:t>
+      </w:r>
+      <w:r>
+        <w:t xml:space="preserve">from the printed command and restores the single-call kernel to</w:t>
+      </w:r>
+      <w:r>
+        <w:t xml:space="preserve"> </w:t>
+      </w:r>
+      <w:r>
+        <w:rPr>
+          <w:rStyle w:val="VerbatimChar"/>
+        </w:rPr>
+        <w:t xml:space="preserve">-k</w:t>
+      </w:r>
+      <w:r>
+        <w:t xml:space="preserve">; a real (non-dry-run) run against the stub, including a directory-creating variant of the stub to confirm the full</w:t>
+      </w:r>
+      <w:r>
+        <w:t xml:space="preserve"> </w:t>
+      </w:r>
+      <w:r>
+        <w:rPr>
+          <w:rStyle w:val="VerbatimChar"/>
+        </w:rPr>
+        <w:t xml:space="preserve">tee</w:t>
+      </w:r>
+      <w:r>
+        <w:t xml:space="preserve">-to-file-and-terminal</w:t>
+      </w:r>
+      <w:r>
+        <w:t xml:space="preserve"> </w:t>
+      </w:r>
+      <w:r>
+        <w:rPr>
+          <w:rStyle w:val="VerbatimChar"/>
+        </w:rPr>
+        <w:t xml:space="preserve">analyze</w:t>
+      </w:r>
+      <w:r>
+        <w:t xml:space="preserve"> </w:t>
+      </w:r>
+      <w:r>
+        <w:t xml:space="preserve">step, completed successfully end to end. Real end-to-end validation against actual ROCm/GPU hardware, including whether</w:t>
+      </w:r>
+      <w:r>
+        <w:t xml:space="preserve"> </w:t>
+      </w:r>
+      <w:r>
+        <w:rPr>
+          <w:rStyle w:val="VerbatimChar"/>
+        </w:rPr>
+        <w:t xml:space="preserve">-k</w:t>
+      </w:r>
+      <w:r>
+        <w:t xml:space="preserve">+</w:t>
+      </w:r>
+      <w:r>
+        <w:rPr>
+          <w:rStyle w:val="VerbatimChar"/>
+        </w:rPr>
+        <w:t xml:space="preserve">-d</w:t>
+      </w:r>
+      <w:r>
+        <w:t xml:space="preserve"> </w:t>
+      </w:r>
+      <w:r>
+        <w:t xml:space="preserve">combine exactly as described, is left to the user on the target system.</w:t>
+      </w:r>
+    </w:p>
+    <w:bookmarkEnd w:id="43"/>
+    <w:bookmarkEnd w:id="44"/>
     <w:sectPr/>
   </w:body>
 </w:document>

--- a/docs/DEVELOPMENT_HISTORY.docx
+++ b/docs/DEVELOPMENT_HISTORY.docx
@@ -10,7 +10,7 @@
         <w:t xml:space="preserve">Development History</w:t>
       </w:r>
     </w:p>
-    <w:bookmarkStart w:id="44" w:name="development-history"/>
+    <w:bookmarkStart w:id="46" w:name="development-history"/>
     <w:p>
       <w:pPr>
         <w:pStyle w:val="Heading1"/>
@@ -527,6 +527,32 @@
           </w:p>
         </w:tc>
       </w:tr>
+      <w:tr>
+        <w:tc>
+          <w:tcPr/>
+          <w:p>
+            <w:pPr>
+              <w:pStyle w:val="Compact"/>
+              <w:jc w:val="left"/>
+            </w:pPr>
+            <w:r>
+              <w:t xml:space="preserve">2026-08-04</w:t>
+            </w:r>
+          </w:p>
+        </w:tc>
+        <w:tc>
+          <w:tcPr/>
+          <w:p>
+            <w:pPr>
+              <w:pStyle w:val="Compact"/>
+              <w:jc w:val="left"/>
+            </w:pPr>
+            <w:r>
+              <w:t xml:space="preserve">Fixed three real-HPC-data bugs found while verifying tool 3 against a real run: rank/sampling-file dedup, GPU-API sync-wait narrowing, call-tree-ancestry thread reclassification</w:t>
+            </w:r>
+          </w:p>
+        </w:tc>
+      </w:tr>
     </w:tbl>
     <w:bookmarkStart w:id="20" w:name="project-scaffolding-and-rules"/>
     <w:p>
@@ -11098,7 +11124,1618 @@
       </w:r>
     </w:p>
     <w:bookmarkEnd w:id="43"/>
-    <w:bookmarkEnd w:id="44"/>
+    <w:bookmarkStart w:id="45" w:name="X7d3478a56c1b24d6a4b449cc3cbb1396914edf6"/>
+    <w:p>
+      <w:pPr>
+        <w:pStyle w:val="Heading2"/>
+      </w:pPr>
+      <w:r>
+        <w:t xml:space="preserve">2026-08-04 — Three real-HPC-data bugs found and fixed in the combined hotspots tool</w:t>
+      </w:r>
+    </w:p>
+    <w:p>
+      <w:pPr>
+        <w:pStyle w:val="FirstParagraph"/>
+      </w:pPr>
+      <w:r>
+        <w:t xml:space="preserve">The user copied a real</w:t>
+      </w:r>
+      <w:r>
+        <w:t xml:space="preserve"> </w:t>
+      </w:r>
+      <w:r>
+        <w:rPr>
+          <w:rStyle w:val="VerbatimChar"/>
+        </w:rPr>
+        <w:t xml:space="preserve">profile_hotspots.sh</w:t>
+      </w:r>
+      <w:r>
+        <w:t xml:space="preserve"> </w:t>
+      </w:r>
+      <w:r>
+        <w:t xml:space="preserve">(tool 3) output directory from the HPC system (</w:t>
+      </w:r>
+      <w:r>
+        <w:rPr>
+          <w:rStyle w:val="VerbatimChar"/>
+        </w:rPr>
+        <w:t xml:space="preserve">Heat_Convection_Solver/profile_hotspots-output-2026-08-04_08.58.53</w:t>
+      </w:r>
+      <w:r>
+        <w:t xml:space="preserve">, 4 real MPI ranks, user-confirmed 940s rocprof-sys / 931s rocprofv3 wall-clock runtime) and asked for</w:t>
+      </w:r>
+      <w:r>
+        <w:t xml:space="preserve"> </w:t>
+      </w:r>
+      <w:r>
+        <w:rPr>
+          <w:rStyle w:val="VerbatimChar"/>
+        </w:rPr>
+        <w:t xml:space="preserve">extract_hotspots.py</w:t>
+      </w:r>
+      <w:r>
+        <w:t xml:space="preserve"> </w:t>
+      </w:r>
+      <w:r>
+        <w:t xml:space="preserve">to be re-run against it as a sanity check (</w:t>
+      </w:r>
+      <w:r>
+        <w:t xml:space="preserve">“</w:t>
+      </w:r>
+      <w:r>
+        <w:t xml:space="preserve">does it give the same results I have</w:t>
+      </w:r>
+      <w:r>
+        <w:t xml:space="preserve">”</w:t>
+      </w:r>
+      <w:r>
+        <w:t xml:space="preserve">). It didn’t — and chasing down why surfaced three separate, real bugs, each found using this one real dataset, each fixed and re-verified against it before moving to the next.</w:t>
+      </w:r>
+    </w:p>
+    <w:p>
+      <w:pPr>
+        <w:pStyle w:val="BodyText"/>
+      </w:pPr>
+      <w:r>
+        <w:rPr>
+          <w:bCs/>
+          <w:b/>
+        </w:rPr>
+        <w:t xml:space="preserve">Part A — rank/sampling-metric-file dedup.</w:t>
+      </w:r>
+      <w:r>
+        <w:t xml:space="preserve"> </w:t>
+      </w:r>
+      <w:r>
+        <w:t xml:space="preserve">Table 5 (</w:t>
+      </w:r>
+      <w:r>
+        <w:t xml:space="preserve">“</w:t>
+      </w:r>
+      <w:r>
+        <w:t xml:space="preserve">CPU load imbalance</w:t>
+      </w:r>
+      <w:r>
+        <w:t xml:space="preserve">”</w:t>
+      </w:r>
+      <w:r>
+        <w:t xml:space="preserve">) reported 12 ranks instead of the real 4, and the header’s</w:t>
+      </w:r>
+      <w:r>
+        <w:t xml:space="preserve"> </w:t>
+      </w:r>
+      <w:r>
+        <w:t xml:space="preserve">“</w:t>
+      </w:r>
+      <w:r>
+        <w:t xml:space="preserve">CPU run raw total</w:t>
+      </w:r>
+      <w:r>
+        <w:t xml:space="preserve">”</w:t>
+      </w:r>
+      <w:r>
+        <w:t xml:space="preserve"> </w:t>
+      </w:r>
+      <w:r>
+        <w:t xml:space="preserve">was 11335.58s — roughly 3x the real</w:t>
+      </w:r>
+      <w:r>
+        <w:t xml:space="preserve"> </w:t>
+      </w:r>
+      <w:r>
+        <w:rPr>
+          <w:rStyle w:val="VerbatimChar"/>
+        </w:rPr>
+        <w:t xml:space="preserve">940s × 4 ranks = 3760s</w:t>
+      </w:r>
+      <w:r>
+        <w:t xml:space="preserve">. Root cause: rocprof-sys’s default config (sampling on, set by tool 1’s own launcher) writes</w:t>
+      </w:r>
+      <w:r>
+        <w:t xml:space="preserve"> </w:t>
+      </w:r>
+      <w:r>
+        <w:rPr>
+          <w:bCs/>
+          <w:b/>
+        </w:rPr>
+        <w:t xml:space="preserve">three</w:t>
+      </w:r>
+      <w:r>
+        <w:t xml:space="preserve"> </w:t>
+      </w:r>
+      <w:r>
+        <w:t xml:space="preserve">per-rank text tables, not one —</w:t>
+      </w:r>
+      <w:r>
+        <w:t xml:space="preserve"> </w:t>
+      </w:r>
+      <w:r>
+        <w:rPr>
+          <w:rStyle w:val="VerbatimChar"/>
+        </w:rPr>
+        <w:t xml:space="preserve">wall_clock-&lt;N&gt;.txt</w:t>
+      </w:r>
+      <w:r>
+        <w:t xml:space="preserve"> </w:t>
+      </w:r>
+      <w:r>
+        <w:t xml:space="preserve">(exact instrumented call-tree),</w:t>
+      </w:r>
+      <w:r>
+        <w:t xml:space="preserve"> </w:t>
+      </w:r>
+      <w:r>
+        <w:rPr>
+          <w:rStyle w:val="VerbatimChar"/>
+        </w:rPr>
+        <w:t xml:space="preserve">sampling_wall_clock-&lt;N&gt;.txt</w:t>
+      </w:r>
+      <w:r>
+        <w:t xml:space="preserve"> </w:t>
+      </w:r>
+      <w:r>
+        <w:t xml:space="preserve">and</w:t>
+      </w:r>
+      <w:r>
+        <w:t xml:space="preserve"> </w:t>
+      </w:r>
+      <w:r>
+        <w:rPr>
+          <w:rStyle w:val="VerbatimChar"/>
+        </w:rPr>
+        <w:t xml:space="preserve">sampling_cpu_clock-&lt;N&gt;.txt</w:t>
+      </w:r>
+      <w:r>
+        <w:t xml:space="preserve"> </w:t>
+      </w:r>
+      <w:r>
+        <w:t xml:space="preserve">(the same statistically-sampled call tree, timed two different ways).</w:t>
+      </w:r>
+      <w:r>
+        <w:t xml:space="preserve"> </w:t>
+      </w:r>
+      <w:r>
+        <w:rPr>
+          <w:rStyle w:val="VerbatimChar"/>
+        </w:rPr>
+        <w:t xml:space="preserve">aggregate()</w:t>
+      </w:r>
+      <w:r>
+        <w:t xml:space="preserve">/</w:t>
+      </w:r>
+      <w:r>
+        <w:rPr>
+          <w:rStyle w:val="VerbatimChar"/>
+        </w:rPr>
+        <w:t xml:space="preserve">aggregate_per_rank()</w:t>
+      </w:r>
+      <w:r>
+        <w:t xml:space="preserve"> </w:t>
+      </w:r>
+      <w:r>
+        <w:t xml:space="preserve">in</w:t>
+      </w:r>
+      <w:r>
+        <w:t xml:space="preserve"> </w:t>
+      </w:r>
+      <w:r>
+        <w:rPr>
+          <w:rStyle w:val="VerbatimChar"/>
+        </w:rPr>
+        <w:t xml:space="preserve">postprocess/extract_CPU_hotspots.py</w:t>
+      </w:r>
+      <w:r>
+        <w:t xml:space="preserve"> </w:t>
+      </w:r>
+      <w:r>
+        <w:t xml:space="preserve">treated every file that parsed as its own rank, so 4 real ranks × 3 metric files = 12</w:t>
+      </w:r>
+      <w:r>
+        <w:t xml:space="preserve"> </w:t>
+      </w:r>
+      <w:r>
+        <w:t xml:space="preserve">“</w:t>
+      </w:r>
+      <w:r>
+        <w:t xml:space="preserve">ranks</w:t>
+      </w:r>
+      <w:r>
+        <w:t xml:space="preserve">”</w:t>
+      </w:r>
+      <w:r>
+        <w:t xml:space="preserve">, and</w:t>
+      </w:r>
+      <w:r>
+        <w:t xml:space="preserve"> </w:t>
+      </w:r>
+      <w:r>
+        <w:rPr>
+          <w:rStyle w:val="VerbatimChar"/>
+        </w:rPr>
+        <w:t xml:space="preserve">total_runtime</w:t>
+      </w:r>
+      <w:r>
+        <w:t xml:space="preserve"> </w:t>
+      </w:r>
+      <w:r>
+        <w:t xml:space="preserve">summed 12 files’ own maxes instead of 4 ranks’. This bug has been live since sampling was turned on by default and affects every consumer of</w:t>
+      </w:r>
+      <w:r>
+        <w:t xml:space="preserve"> </w:t>
+      </w:r>
+      <w:r>
+        <w:rPr>
+          <w:rStyle w:val="VerbatimChar"/>
+        </w:rPr>
+        <w:t xml:space="preserve">aggregate()</w:t>
+      </w:r>
+      <w:r>
+        <w:t xml:space="preserve">/</w:t>
+      </w:r>
+      <w:r>
+        <w:rPr>
+          <w:rStyle w:val="VerbatimChar"/>
+        </w:rPr>
+        <w:t xml:space="preserve">aggregate_per_rank()</w:t>
+      </w:r>
+      <w:r>
+        <w:t xml:space="preserve"> </w:t>
+      </w:r>
+      <w:r>
+        <w:t xml:space="preserve">(tools 1, 3, 4) — it was never caught by the test suite because every existing fixture only ever had one</w:t>
+      </w:r>
+      <w:r>
+        <w:t xml:space="preserve"> </w:t>
+      </w:r>
+      <w:r>
+        <w:rPr>
+          <w:rStyle w:val="VerbatimChar"/>
+        </w:rPr>
+        <w:t xml:space="preserve">wall_clock</w:t>
+      </w:r>
+      <w:r>
+        <w:t xml:space="preserve"> </w:t>
+      </w:r>
+      <w:r>
+        <w:t xml:space="preserve">file per rank.</w:t>
+      </w:r>
+    </w:p>
+    <w:p>
+      <w:pPr>
+        <w:pStyle w:val="BodyText"/>
+      </w:pPr>
+      <w:r>
+        <w:t xml:space="preserve">Fixed with a new shared helper,</w:t>
+      </w:r>
+      <w:r>
+        <w:t xml:space="preserve"> </w:t>
+      </w:r>
+      <w:r>
+        <w:rPr>
+          <w:rStyle w:val="VerbatimChar"/>
+        </w:rPr>
+        <w:t xml:space="preserve">scan_ranks()</w:t>
+      </w:r>
+      <w:r>
+        <w:t xml:space="preserve">, replacing the near-duplicated glob-and-parse loop inside both functions: files are grouped by rank (via the same numeric-suffix regex</w:t>
+      </w:r>
+      <w:r>
+        <w:t xml:space="preserve"> </w:t>
+      </w:r>
+      <w:r>
+        <w:rPr>
+          <w:rStyle w:val="VerbatimChar"/>
+        </w:rPr>
+        <w:t xml:space="preserve">guess_num_ranks()</w:t>
+      </w:r>
+      <w:r>
+        <w:t xml:space="preserve"> </w:t>
+      </w:r>
+      <w:r>
+        <w:t xml:space="preserve">already used correctly),</w:t>
+      </w:r>
+      <w:r>
+        <w:t xml:space="preserve"> </w:t>
+      </w:r>
+      <w:r>
+        <w:rPr>
+          <w:rStyle w:val="VerbatimChar"/>
+        </w:rPr>
+        <w:t xml:space="preserve">sampling_cpu_clock-*.txt</w:t>
+      </w:r>
+      <w:r>
+        <w:t xml:space="preserve"> </w:t>
+      </w:r>
+      <w:r>
+        <w:t xml:space="preserve">is excluded outright (per the user’s decision — of the two sampling views,</w:t>
+      </w:r>
+      <w:r>
+        <w:t xml:space="preserve"> </w:t>
+      </w:r>
+      <w:r>
+        <w:rPr>
+          <w:rStyle w:val="VerbatimChar"/>
+        </w:rPr>
+        <w:t xml:space="preserve">sampling_wall_clock</w:t>
+      </w:r>
+      <w:r>
+        <w:t xml:space="preserve"> </w:t>
+      </w:r>
+      <w:r>
+        <w:t xml:space="preserve">is authoritative;</w:t>
+      </w:r>
+      <w:r>
+        <w:t xml:space="preserve"> </w:t>
+      </w:r>
+      <w:r>
+        <w:rPr>
+          <w:rStyle w:val="VerbatimChar"/>
+        </w:rPr>
+        <w:t xml:space="preserve">sampling_cpu_clock</w:t>
+      </w:r>
+      <w:r>
+        <w:t xml:space="preserve"> </w:t>
+      </w:r>
+      <w:r>
+        <w:t xml:space="preserve">is an alternate measurement of the</w:t>
+      </w:r>
+      <w:r>
+        <w:t xml:space="preserve"> </w:t>
+      </w:r>
+      <w:r>
+        <w:rPr>
+          <w:iCs/>
+          <w:i/>
+        </w:rPr>
+        <w:t xml:space="preserve">same</w:t>
+      </w:r>
+      <w:r>
+        <w:t xml:space="preserve"> </w:t>
+      </w:r>
+      <w:r>
+        <w:t xml:space="preserve">intervals, not an independent contribution), and within a rank,</w:t>
+      </w:r>
+      <w:r>
+        <w:t xml:space="preserve"> </w:t>
+      </w:r>
+      <w:r>
+        <w:rPr>
+          <w:rStyle w:val="VerbatimChar"/>
+        </w:rPr>
+        <w:t xml:space="preserve">wall_clock</w:t>
+      </w:r>
+      <w:r>
+        <w:t xml:space="preserve">’s row for a label wins over the sampling bucket’s row for that same label (closing a smaller residual double-count: ~5 labels are both explicitly instrumented and separately caught by sampling). A second issue was caught during the</w:t>
+      </w:r>
+      <w:r>
+        <w:t xml:space="preserve"> </w:t>
+      </w:r>
+      <w:r>
+        <w:rPr>
+          <w:iCs/>
+          <w:i/>
+        </w:rPr>
+        <w:t xml:space="preserve">same</w:t>
+      </w:r>
+      <w:r>
+        <w:t xml:space="preserve"> </w:t>
+      </w:r>
+      <w:r>
+        <w:t xml:space="preserve">verification pass, before the user ever saw it: merging same-labeled rows within a rank</w:t>
+      </w:r>
+      <w:r>
+        <w:t xml:space="preserve"> </w:t>
+      </w:r>
+      <w:r>
+        <w:rPr>
+          <w:iCs/>
+          <w:i/>
+        </w:rPr>
+        <w:t xml:space="preserve">before</w:t>
+      </w:r>
+      <w:r>
+        <w:t xml:space="preserve"> </w:t>
+      </w:r>
+      <w:r>
+        <w:t xml:space="preserve">picking that rank’s root-scope value let a label with multiple raw rows (e.g. </w:t>
+      </w:r>
+      <w:r>
+        <w:rPr>
+          <w:rStyle w:val="VerbatimChar"/>
+        </w:rPr>
+        <w:t xml:space="preserve">start_thread</w:t>
+      </w:r>
+      <w:r>
+        <w:t xml:space="preserve">, once per worker thread) outweigh the true root (</w:t>
+      </w:r>
+      <w:r>
+        <w:rPr>
+          <w:rStyle w:val="VerbatimChar"/>
+        </w:rPr>
+        <w:t xml:space="preserve">main</w:t>
+      </w:r>
+      <w:r>
+        <w:t xml:space="preserve">) once merged, silently re-inflating the total. Fixed by computing each rank’s root scope (</w:t>
+      </w:r>
+      <w:r>
+        <w:rPr>
+          <w:rStyle w:val="VerbatimChar"/>
+        </w:rPr>
+        <w:t xml:space="preserve">root_sum</w:t>
+      </w:r>
+      <w:r>
+        <w:t xml:space="preserve">) from the</w:t>
+      </w:r>
+      <w:r>
+        <w:t xml:space="preserve"> </w:t>
+      </w:r>
+      <w:r>
+        <w:rPr>
+          <w:iCs/>
+          <w:i/>
+        </w:rPr>
+        <w:t xml:space="preserve">raw</w:t>
+      </w:r>
+      <w:r>
+        <w:t xml:space="preserve">, pre-merge rows, with a fabricated regression fixture (multiple</w:t>
+      </w:r>
+      <w:r>
+        <w:t xml:space="preserve"> </w:t>
+      </w:r>
+      <w:r>
+        <w:rPr>
+          <w:rStyle w:val="VerbatimChar"/>
+        </w:rPr>
+        <w:t xml:space="preserve">worker_loop</w:t>
+      </w:r>
+      <w:r>
+        <w:t xml:space="preserve"> </w:t>
+      </w:r>
+      <w:r>
+        <w:t xml:space="preserve">rows summing to more than</w:t>
+      </w:r>
+      <w:r>
+        <w:t xml:space="preserve"> </w:t>
+      </w:r>
+      <w:r>
+        <w:rPr>
+          <w:rStyle w:val="VerbatimChar"/>
+        </w:rPr>
+        <w:t xml:space="preserve">main</w:t>
+      </w:r>
+      <w:r>
+        <w:t xml:space="preserve">’s own value) pinning it down. Re-verified against the real directory: table 5 now says</w:t>
+      </w:r>
+      <w:r>
+        <w:t xml:space="preserve"> </w:t>
+      </w:r>
+      <w:r>
+        <w:t xml:space="preserve">“</w:t>
+      </w:r>
+      <w:r>
+        <w:t xml:space="preserve">across 4 ranks</w:t>
+      </w:r>
+      <w:r>
+        <w:t xml:space="preserve">”</w:t>
+      </w:r>
+      <w:r>
+        <w:t xml:space="preserve">; CPU run raw total is 3794.26s (≈ 948.5s × 4, matching the user’s reported figure).</w:t>
+      </w:r>
+    </w:p>
+    <w:p>
+      <w:pPr>
+        <w:pStyle w:val="BodyText"/>
+      </w:pPr>
+      <w:r>
+        <w:rPr>
+          <w:bCs/>
+          <w:b/>
+        </w:rPr>
+        <w:t xml:space="preserve">Part B — GPU-API overhead narrowed to actual sync-wait calls.</w:t>
+      </w:r>
+      <w:r>
+        <w:t xml:space="preserve"> </w:t>
+      </w:r>
+      <w:r>
+        <w:t xml:space="preserve">Fixing Part A exposed a second, related problem: the header’s</w:t>
+      </w:r>
+      <w:r>
+        <w:t xml:space="preserve"> </w:t>
+      </w:r>
+      <w:r>
+        <w:t xml:space="preserve">“</w:t>
+      </w:r>
+      <w:r>
+        <w:t xml:space="preserve">CPU pure-compute total</w:t>
+      </w:r>
+      <w:r>
+        <w:t xml:space="preserve">”</w:t>
+      </w:r>
+      <w:r>
+        <w:t xml:space="preserve"> </w:t>
+      </w:r>
+      <w:r>
+        <w:t xml:space="preserve">clamped to</w:t>
+      </w:r>
+      <w:r>
+        <w:t xml:space="preserve"> </w:t>
+      </w:r>
+      <w:r>
+        <w:rPr>
+          <w:rStyle w:val="VerbatimChar"/>
+        </w:rPr>
+        <w:t xml:space="preserve">0.000000</w:t>
+      </w:r>
+      <w:r>
+        <w:t xml:space="preserve"> </w:t>
+      </w:r>
+      <w:r>
+        <w:t xml:space="preserve">again — the same</w:t>
+      </w:r>
+      <w:r>
+        <w:t xml:space="preserve"> </w:t>
+      </w:r>
+      <w:r>
+        <w:rPr>
+          <w:iCs/>
+          <w:i/>
+        </w:rPr>
+        <w:t xml:space="preserve">symptom</w:t>
+      </w:r>
+      <w:r>
+        <w:t xml:space="preserve"> </w:t>
+      </w:r>
+      <w:r>
+        <w:t xml:space="preserve">an earlier fix (</w:t>
+      </w:r>
+      <w:r>
+        <w:rPr>
+          <w:rStyle w:val="VerbatimChar"/>
+        </w:rPr>
+        <w:t xml:space="preserve">gpu_api_overhead_sec</w:t>
+      </w:r>
+      <w:r>
+        <w:t xml:space="preserve">, self-time not inclusive-time, see the</w:t>
+      </w:r>
+      <w:r>
+        <w:t xml:space="preserve"> </w:t>
+      </w:r>
+      <w:r>
+        <w:rPr>
+          <w:rStyle w:val="VerbatimChar"/>
+        </w:rPr>
+        <w:t xml:space="preserve">calltree</w:t>
+      </w:r>
+      <w:r>
+        <w:t xml:space="preserve">-branch entry above) had already addressed, but from a genuinely different cause.</w:t>
+      </w:r>
+      <w:r>
+        <w:t xml:space="preserve"> </w:t>
+      </w:r>
+      <w:r>
+        <w:rPr>
+          <w:rStyle w:val="VerbatimChar"/>
+        </w:rPr>
+        <w:t xml:space="preserve">build_combined_view()</w:t>
+      </w:r>
+      <w:r>
+        <w:t xml:space="preserve"> </w:t>
+      </w:r>
+      <w:r>
+        <w:t xml:space="preserve">summed self-time across</w:t>
+      </w:r>
+      <w:r>
+        <w:t xml:space="preserve"> </w:t>
+      </w:r>
+      <w:r>
+        <w:rPr>
+          <w:iCs/>
+          <w:i/>
+        </w:rPr>
+        <w:t xml:space="preserve">every</w:t>
+      </w:r>
+      <w:r>
+        <w:t xml:space="preserve"> </w:t>
+      </w:r>
+      <w:r>
+        <w:t xml:space="preserve">GPU-API-classified entry (</w:t>
+      </w:r>
+      <w:r>
+        <w:rPr>
+          <w:rStyle w:val="VerbatimChar"/>
+        </w:rPr>
+        <w:t xml:space="preserve">hsakmt_ioctl</w:t>
+      </w:r>
+      <w:r>
+        <w:t xml:space="preserve">,</w:t>
+      </w:r>
+      <w:r>
+        <w:t xml:space="preserve"> </w:t>
+      </w:r>
+      <w:r>
+        <w:rPr>
+          <w:rStyle w:val="VerbatimChar"/>
+        </w:rPr>
+        <w:t xml:space="preserve">rocr::core::BusyWaitSignal::WaitAcquire</w:t>
+      </w:r>
+      <w:r>
+        <w:t xml:space="preserve">, etc.), and on a real multi-threaded run those self-times are summed across however many concurrent threads call them — which can legitimately exceed one rank’s own single-threaded wall-clock span (several threads can be blocked on the GPU at once). The user’s proposed fix, in three parts: (1) narrow the table-1 subtraction to just</w:t>
+      </w:r>
+      <w:r>
+        <w:t xml:space="preserve"> </w:t>
+      </w:r>
+      <w:r>
+        <w:rPr>
+          <w:rStyle w:val="VerbatimChar"/>
+        </w:rPr>
+        <w:t xml:space="preserve">hipStreamSynchronize</w:t>
+      </w:r>
+      <w:r>
+        <w:t xml:space="preserve">+</w:t>
+      </w:r>
+      <w:r>
+        <w:rPr>
+          <w:rStyle w:val="VerbatimChar"/>
+        </w:rPr>
+        <w:t xml:space="preserve">hipDeviceSynchronize</w:t>
+      </w:r>
+      <w:r>
+        <w:t xml:space="preserve"> </w:t>
+      </w:r>
+      <w:r>
+        <w:t xml:space="preserve">self-time — the two calls that actually mean</w:t>
+      </w:r>
+      <w:r>
+        <w:t xml:space="preserve"> </w:t>
+      </w:r>
+      <w:r>
+        <w:t xml:space="preserve">“</w:t>
+      </w:r>
+      <w:r>
+        <w:t xml:space="preserve">block the CPU until the GPU catches up</w:t>
+      </w:r>
+      <w:r>
+        <w:t xml:space="preserve">”</w:t>
+      </w:r>
+      <w:r>
+        <w:t xml:space="preserve"> </w:t>
+      </w:r>
+      <w:r>
+        <w:t xml:space="preserve">— good enough for a beginner tool without the multi-thread-sum inflation; (2) table 4 keeps showing every GPU-API entry, unabridged, for anyone who wants to dig in; (3)</w:t>
+      </w:r>
+      <w:r>
+        <w:t xml:space="preserve"> </w:t>
+      </w:r>
+      <w:r>
+        <w:rPr>
+          <w:rStyle w:val="VerbatimChar"/>
+        </w:rPr>
+        <w:t xml:space="preserve">rocr::</w:t>
+      </w:r>
+      <w:r>
+        <w:t xml:space="preserve"> </w:t>
+      </w:r>
+      <w:r>
+        <w:t xml:space="preserve">(ROCm Runtime internals —</w:t>
+      </w:r>
+      <w:r>
+        <w:t xml:space="preserve"> </w:t>
+      </w:r>
+      <w:r>
+        <w:rPr>
+          <w:rStyle w:val="VerbatimChar"/>
+        </w:rPr>
+        <w:t xml:space="preserve">BusyWaitSignal::WaitAcquire</w:t>
+      </w:r>
+      <w:r>
+        <w:t xml:space="preserve">,</w:t>
+      </w:r>
+      <w:r>
+        <w:t xml:space="preserve"> </w:t>
+      </w:r>
+      <w:r>
+        <w:rPr>
+          <w:rStyle w:val="VerbatimChar"/>
+        </w:rPr>
+        <w:t xml:space="preserve">ThreadTrampoline</w:t>
+      </w:r>
+      <w:r>
+        <w:t xml:space="preserve">,</w:t>
+      </w:r>
+      <w:r>
+        <w:t xml:space="preserve"> </w:t>
+      </w:r>
+      <w:r>
+        <w:rPr>
+          <w:rStyle w:val="VerbatimChar"/>
+        </w:rPr>
+        <w:t xml:space="preserve">Runtime::AsyncEventsLoop</w:t>
+      </w:r>
+      <w:r>
+        <w:t xml:space="preserve">) added to</w:t>
+      </w:r>
+      <w:r>
+        <w:t xml:space="preserve"> </w:t>
+      </w:r>
+      <w:r>
+        <w:rPr>
+          <w:rStyle w:val="VerbatimChar"/>
+        </w:rPr>
+        <w:t xml:space="preserve">GPU_API_PREFIXES</w:t>
+      </w:r>
+      <w:r>
+        <w:t xml:space="preserve"> </w:t>
+      </w:r>
+      <w:r>
+        <w:t xml:space="preserve">in</w:t>
+      </w:r>
+      <w:r>
+        <w:t xml:space="preserve"> </w:t>
+      </w:r>
+      <w:r>
+        <w:rPr>
+          <w:rStyle w:val="VerbatimChar"/>
+        </w:rPr>
+        <w:t xml:space="preserve">extract_CPU_hotspots.py</w:t>
+      </w:r>
+      <w:r>
+        <w:t xml:space="preserve">, moving those out of tables 1/2 (where they’d been mistaken for real CPU application work) into table 4.</w:t>
+      </w:r>
+    </w:p>
+    <w:p>
+      <w:pPr>
+        <w:pStyle w:val="BodyText"/>
+      </w:pPr>
+      <w:r>
+        <w:t xml:space="preserve">Implemented in</w:t>
+      </w:r>
+      <w:r>
+        <w:t xml:space="preserve"> </w:t>
+      </w:r>
+      <w:r>
+        <w:rPr>
+          <w:rStyle w:val="VerbatimChar"/>
+        </w:rPr>
+        <w:t xml:space="preserve">postprocess/extract_hotspots.py</w:t>
+      </w:r>
+      <w:r>
+        <w:t xml:space="preserve"> </w:t>
+      </w:r>
+      <w:r>
+        <w:t xml:space="preserve">(</w:t>
+      </w:r>
+      <w:r>
+        <w:rPr>
+          <w:rStyle w:val="VerbatimChar"/>
+        </w:rPr>
+        <w:t xml:space="preserve">SYNC_WAIT_LABELS = {"hipStreamSynchronize", "hipDeviceSynchronize"}</w:t>
+      </w:r>
+      <w:r>
+        <w:t xml:space="preserve">, filtering</w:t>
+      </w:r>
+      <w:r>
+        <w:t xml:space="preserve"> </w:t>
+      </w:r>
+      <w:r>
+        <w:rPr>
+          <w:rStyle w:val="VerbatimChar"/>
+        </w:rPr>
+        <w:t xml:space="preserve">build_combined_view()</w:t>
+      </w:r>
+      <w:r>
+        <w:t xml:space="preserve">’s sum) and</w:t>
+      </w:r>
+      <w:r>
+        <w:t xml:space="preserve"> </w:t>
+      </w:r>
+      <w:r>
+        <w:rPr>
+          <w:rStyle w:val="VerbatimChar"/>
+        </w:rPr>
+        <w:t xml:space="preserve">extract_CPU_hotspots.py</w:t>
+      </w:r>
+      <w:r>
+        <w:t xml:space="preserve"> </w:t>
+      </w:r>
+      <w:r>
+        <w:t xml:space="preserve">(the</w:t>
+      </w:r>
+      <w:r>
+        <w:t xml:space="preserve"> </w:t>
+      </w:r>
+      <w:r>
+        <w:rPr>
+          <w:rStyle w:val="VerbatimChar"/>
+        </w:rPr>
+        <w:t xml:space="preserve">rocr</w:t>
+      </w:r>
+      <w:r>
+        <w:t xml:space="preserve"> </w:t>
+      </w:r>
+      <w:r>
+        <w:t xml:space="preserve">prefix addition). New fixtures</w:t>
+      </w:r>
+      <w:r>
+        <w:t xml:space="preserve"> </w:t>
+      </w:r>
+      <w:r>
+        <w:rPr>
+          <w:rStyle w:val="VerbatimChar"/>
+        </w:rPr>
+        <w:t xml:space="preserve">gpu_sync_wait</w:t>
+      </w:r>
+      <w:r>
+        <w:t xml:space="preserve"> </w:t>
+      </w:r>
+      <w:r>
+        <w:t xml:space="preserve">and</w:t>
+      </w:r>
+      <w:r>
+        <w:t xml:space="preserve"> </w:t>
+      </w:r>
+      <w:r>
+        <w:rPr>
+          <w:rStyle w:val="VerbatimChar"/>
+        </w:rPr>
+        <w:t xml:space="preserve">rocr_runtime_internals</w:t>
+      </w:r>
+      <w:r>
+        <w:t xml:space="preserve">; the two existing</w:t>
+      </w:r>
+      <w:r>
+        <w:t xml:space="preserve"> </w:t>
+      </w:r>
+      <w:r>
+        <w:rPr>
+          <w:rStyle w:val="VerbatimChar"/>
+        </w:rPr>
+        <w:t xml:space="preserve">BuildCombinedViewTests</w:t>
+      </w:r>
+      <w:r>
+        <w:t xml:space="preserve"> </w:t>
+      </w:r>
+      <w:r>
+        <w:t xml:space="preserve">cases whose assumptions the old formula baked in were rewritten rather than patched (</w:t>
+      </w:r>
+      <w:r>
+        <w:rPr>
+          <w:rStyle w:val="VerbatimChar"/>
+        </w:rPr>
+        <w:t xml:space="preserve">hipStreamCreate</w:t>
+      </w:r>
+      <w:r>
+        <w:t xml:space="preserve">’s whole nested chain now correctly contributes</w:t>
+      </w:r>
+      <w:r>
+        <w:t xml:space="preserve"> </w:t>
+      </w:r>
+      <w:r>
+        <w:rPr>
+          <w:rStyle w:val="VerbatimChar"/>
+        </w:rPr>
+        <w:t xml:space="preserve">0.0</w:t>
+      </w:r>
+      <w:r>
+        <w:t xml:space="preserve">, not</w:t>
+      </w:r>
+      <w:r>
+        <w:t xml:space="preserve"> </w:t>
+      </w:r>
+      <w:r>
+        <w:rPr>
+          <w:rStyle w:val="VerbatimChar"/>
+        </w:rPr>
+        <w:t xml:space="preserve">1.0</w:t>
+      </w:r>
+      <w:r>
+        <w:t xml:space="preserve">, to the subtraction — it’s a real GPU-API cost, just not a blocking sync wait). Re-verified: combined pool no longer clamps —</w:t>
+      </w:r>
+      <w:r>
+        <w:t xml:space="preserve"> </w:t>
+      </w:r>
+      <w:r>
+        <w:rPr>
+          <w:rStyle w:val="VerbatimChar"/>
+        </w:rPr>
+        <w:t xml:space="preserve">CPU pure-compute total: 2579.615599 sec</w:t>
+      </w:r>
+      <w:r>
+        <w:t xml:space="preserve">,</w:t>
+      </w:r>
+      <w:r>
+        <w:t xml:space="preserve"> </w:t>
+      </w:r>
+      <w:r>
+        <w:rPr>
+          <w:rStyle w:val="VerbatimChar"/>
+        </w:rPr>
+        <w:t xml:space="preserve">combined pool: 3780.798144 sec</w:t>
+      </w:r>
+      <w:r>
+        <w:t xml:space="preserve"> </w:t>
+      </w:r>
+      <w:r>
+        <w:t xml:space="preserve">— and</w:t>
+      </w:r>
+      <w:r>
+        <w:t xml:space="preserve"> </w:t>
+      </w:r>
+      <w:r>
+        <w:rPr>
+          <w:rStyle w:val="VerbatimChar"/>
+        </w:rPr>
+        <w:t xml:space="preserve">rocr::*</w:t>
+      </w:r>
+      <w:r>
+        <w:t xml:space="preserve"> </w:t>
+      </w:r>
+      <w:r>
+        <w:t xml:space="preserve">entries confirmed moved from tables 1/2 into table 4 on the real data.</w:t>
+      </w:r>
+    </w:p>
+    <w:p>
+      <w:pPr>
+        <w:pStyle w:val="BodyText"/>
+      </w:pPr>
+      <w:r>
+        <w:rPr>
+          <w:bCs/>
+          <w:b/>
+        </w:rPr>
+        <w:t xml:space="preserve">Part C — call-tree-ancestry-based thread reclassification.</w:t>
+      </w:r>
+      <w:r>
+        <w:t xml:space="preserve"> </w:t>
+      </w:r>
+      <w:r>
+        <w:t xml:space="preserve">With A and B fixed,</w:t>
+      </w:r>
+      <w:r>
+        <w:t xml:space="preserve"> </w:t>
+      </w:r>
+      <w:r>
+        <w:rPr>
+          <w:rStyle w:val="VerbatimChar"/>
+        </w:rPr>
+        <w:t xml:space="preserve">start_thread</w:t>
+      </w:r>
+      <w:r>
+        <w:t xml:space="preserve"> </w:t>
+      </w:r>
+      <w:r>
+        <w:t xml:space="preserve">still sat at ~200% of the CPU run’s own total in tables 1/2 — the single biggest remaining distortion. Tracing the raw</w:t>
+      </w:r>
+      <w:r>
+        <w:t xml:space="preserve"> </w:t>
+      </w:r>
+      <w:r>
+        <w:rPr>
+          <w:rStyle w:val="VerbatimChar"/>
+        </w:rPr>
+        <w:t xml:space="preserve">wall_clock-0.txt</w:t>
+      </w:r>
+      <w:r>
+        <w:t xml:space="preserve"> </w:t>
+      </w:r>
+      <w:r>
+        <w:t xml:space="preserve">file found the mechanism:</w:t>
+      </w:r>
+      <w:r>
+        <w:t xml:space="preserve"> </w:t>
+      </w:r>
+      <w:r>
+        <w:rPr>
+          <w:rStyle w:val="VerbatimChar"/>
+        </w:rPr>
+        <w:t xml:space="preserve">main</w:t>
+      </w:r>
+      <w:r>
+        <w:t xml:space="preserve"> </w:t>
+      </w:r>
+      <w:r>
+        <w:t xml:space="preserve">(thread 0, ~948.4s) is the only real application thread; two</w:t>
+      </w:r>
+      <w:r>
+        <w:t xml:space="preserve"> </w:t>
+      </w:r>
+      <w:r>
+        <w:rPr>
+          <w:iCs/>
+          <w:i/>
+        </w:rPr>
+        <w:t xml:space="preserve">other</w:t>
+      </w:r>
+      <w:r>
+        <w:t xml:space="preserve"> </w:t>
+      </w:r>
+      <w:r>
+        <w:t xml:space="preserve">“</w:t>
+      </w:r>
+      <w:r>
+        <w:t xml:space="preserve">threads</w:t>
+      </w:r>
+      <w:r>
+        <w:t xml:space="preserve">”</w:t>
+      </w:r>
+      <w:r>
+        <w:t xml:space="preserve"> </w:t>
+      </w:r>
+      <w:r>
+        <w:t xml:space="preserve">(1 and 3) are background threads the</w:t>
+      </w:r>
+      <w:r>
+        <w:t xml:space="preserve"> </w:t>
+      </w:r>
+      <w:r>
+        <w:rPr>
+          <w:bCs/>
+          <w:b/>
+        </w:rPr>
+        <w:t xml:space="preserve">HIP runtime itself</w:t>
+      </w:r>
+      <w:r>
+        <w:t xml:space="preserve"> </w:t>
+      </w:r>
+      <w:r>
+        <w:t xml:space="preserve">spawns as a side effect of</w:t>
+      </w:r>
+      <w:r>
+        <w:t xml:space="preserve"> </w:t>
+      </w:r>
+      <w:r>
+        <w:rPr>
+          <w:rStyle w:val="VerbatimChar"/>
+        </w:rPr>
+        <w:t xml:space="preserve">hipRuntimeGetVersion</w:t>
+      </w:r>
+      <w:r>
+        <w:t xml:space="preserve">/</w:t>
+      </w:r>
+      <w:r>
+        <w:rPr>
+          <w:rStyle w:val="VerbatimChar"/>
+        </w:rPr>
+        <w:t xml:space="preserve">hipStreamCreate</w:t>
+      </w:r>
+      <w:r>
+        <w:t xml:space="preserve"> </w:t>
+      </w:r>
+      <w:r>
+        <w:t xml:space="preserve">(almost certainly async-completion/event-polling threads) — rocprof-sys instruments their entry point (</w:t>
+      </w:r>
+      <w:r>
+        <w:rPr>
+          <w:rStyle w:val="VerbatimChar"/>
+        </w:rPr>
+        <w:t xml:space="preserve">pthread_create</w:t>
+      </w:r>
+      <w:r>
+        <w:t xml:space="preserve"> </w:t>
+      </w:r>
+      <w:r>
+        <w:t xml:space="preserve">→ the spawned thread’s own</w:t>
+      </w:r>
+      <w:r>
+        <w:t xml:space="preserve"> </w:t>
+      </w:r>
+      <w:r>
+        <w:rPr>
+          <w:rStyle w:val="VerbatimChar"/>
+        </w:rPr>
+        <w:t xml:space="preserve">start_thread</w:t>
+      </w:r>
+      <w:r>
+        <w:t xml:space="preserve"> </w:t>
+      </w:r>
+      <w:r>
+        <w:t xml:space="preserve">root, one depth deeper, in the</w:t>
+      </w:r>
+      <w:r>
+        <w:t xml:space="preserve"> </w:t>
+      </w:r>
+      <w:r>
+        <w:rPr>
+          <w:iCs/>
+          <w:i/>
+        </w:rPr>
+        <w:t xml:space="preserve">same</w:t>
+      </w:r>
+      <w:r>
+        <w:t xml:space="preserve"> </w:t>
+      </w:r>
+      <w:r>
+        <w:t xml:space="preserve">file listing), but since nothing inside them is explicitly instrumented, their entire ~948s lifetime lands under the generic label</w:t>
+      </w:r>
+      <w:r>
+        <w:t xml:space="preserve"> </w:t>
+      </w:r>
+      <w:r>
+        <w:rPr>
+          <w:rStyle w:val="VerbatimChar"/>
+        </w:rPr>
+        <w:t xml:space="preserve">start_thread</w:t>
+      </w:r>
+      <w:r>
+        <w:t xml:space="preserve"> </w:t>
+      </w:r>
+      <w:r>
+        <w:t xml:space="preserve">at 100% self. Two such full-run-length ghost threads per rank, on top of</w:t>
+      </w:r>
+      <w:r>
+        <w:t xml:space="preserve"> </w:t>
+      </w:r>
+      <w:r>
+        <w:rPr>
+          <w:rStyle w:val="VerbatimChar"/>
+        </w:rPr>
+        <w:t xml:space="preserve">main</w:t>
+      </w:r>
+      <w:r>
+        <w:t xml:space="preserve">’s own span, is exactly why it summed to ~200%.</w:t>
+      </w:r>
+    </w:p>
+    <w:p>
+      <w:pPr>
+        <w:pStyle w:val="BodyText"/>
+      </w:pPr>
+      <w:r>
+        <w:t xml:space="preserve">Unlike</w:t>
+      </w:r>
+      <w:r>
+        <w:t xml:space="preserve"> </w:t>
+      </w:r>
+      <w:r>
+        <w:rPr>
+          <w:rStyle w:val="VerbatimChar"/>
+        </w:rPr>
+        <w:t xml:space="preserve">rocr::</w:t>
+      </w:r>
+      <w:r>
+        <w:t xml:space="preserve">,</w:t>
+      </w:r>
+      <w:r>
+        <w:t xml:space="preserve"> </w:t>
+      </w:r>
+      <w:r>
+        <w:rPr>
+          <w:rStyle w:val="VerbatimChar"/>
+        </w:rPr>
+        <w:t xml:space="preserve">start_thread</w:t>
+      </w:r>
+      <w:r>
+        <w:t xml:space="preserve"> </w:t>
+      </w:r>
+      <w:r>
+        <w:t xml:space="preserve">is a generic libc/pthread entry symbol — any application spawning its own real compute thread would use the exact same label, so blanket-excluding it by name would have violated</w:t>
+      </w:r>
+      <w:r>
+        <w:t xml:space="preserve"> </w:t>
+      </w:r>
+      <w:r>
+        <w:rPr>
+          <w:rStyle w:val="VerbatimChar"/>
+        </w:rPr>
+        <w:t xml:space="preserve">CLAUDE.md</w:t>
+      </w:r>
+      <w:r>
+        <w:t xml:space="preserve">’s own no-target-specific-assumptions principle (and the user explicitly considered and rejected doing exactly that). Fixed structurally instead, by ancestry: a thread-root row (one whose OS thread differs from its parent’s, detected via a new</w:t>
+      </w:r>
+      <w:r>
+        <w:t xml:space="preserve"> </w:t>
+      </w:r>
+      <w:r>
+        <w:rPr>
+          <w:rStyle w:val="VerbatimChar"/>
+        </w:rPr>
+        <w:t xml:space="preserve">attach_ancestry()</w:t>
+      </w:r>
+      <w:r>
+        <w:t xml:space="preserve"> </w:t>
+      </w:r>
+      <w:r>
+        <w:t xml:space="preserve">depth-stack walk over</w:t>
+      </w:r>
+      <w:r>
+        <w:t xml:space="preserve"> </w:t>
+      </w:r>
+      <w:r>
+        <w:rPr>
+          <w:rStyle w:val="VerbatimChar"/>
+        </w:rPr>
+        <w:t xml:space="preserve">DEPTH</w:t>
+      </w:r>
+      <w:r>
+        <w:t xml:space="preserve">+file order — previously parsed by</w:t>
+      </w:r>
+      <w:r>
+        <w:t xml:space="preserve"> </w:t>
+      </w:r>
+      <w:r>
+        <w:rPr>
+          <w:rStyle w:val="VerbatimChar"/>
+        </w:rPr>
+        <w:t xml:space="preserve">parse_table_file()</w:t>
+      </w:r>
+      <w:r>
+        <w:t xml:space="preserve"> </w:t>
+      </w:r>
+      <w:r>
+        <w:t xml:space="preserve">and silently discarded) is only reclassified as GPU-API overhead if walking up its own call-tree ancestors finds a GPU-API-classified call; a thread spawned directly by real application code has no such ancestor and keeps its label-based classification untouched (a normal, non-thread-root row is</w:t>
+      </w:r>
+      <w:r>
+        <w:t xml:space="preserve"> </w:t>
+      </w:r>
+      <w:r>
+        <w:rPr>
+          <w:iCs/>
+          <w:i/>
+        </w:rPr>
+        <w:t xml:space="preserve">never</w:t>
+      </w:r>
+      <w:r>
+        <w:t xml:space="preserve"> </w:t>
+      </w:r>
+      <w:r>
+        <w:t xml:space="preserve">affected by ancestry, regardless of its ancestors — only a thread-root node’s own classification can come from something other than its own label). Per the user’s explicit direction, this was also built as reusable groundwork for a future real call-tree view, not a one-off hack:</w:t>
+      </w:r>
+      <w:r>
+        <w:t xml:space="preserve"> </w:t>
+      </w:r>
+      <w:r>
+        <w:rPr>
+          <w:rStyle w:val="VerbatimChar"/>
+        </w:rPr>
+        <w:t xml:space="preserve">attach_ancestry()</w:t>
+      </w:r>
+      <w:r>
+        <w:t xml:space="preserve"> </w:t>
+      </w:r>
+      <w:r>
+        <w:t xml:space="preserve">is a standalone, independently-testable utility over</w:t>
+      </w:r>
+      <w:r>
+        <w:t xml:space="preserve"> </w:t>
+      </w:r>
+      <w:r>
+        <w:rPr>
+          <w:rStyle w:val="VerbatimChar"/>
+        </w:rPr>
+        <w:t xml:space="preserve">parse_table_file()</w:t>
+      </w:r>
+      <w:r>
+        <w:t xml:space="preserve">’s rows, not inlined into the classification decision.</w:t>
+      </w:r>
+    </w:p>
+    <w:p>
+      <w:pPr>
+        <w:pStyle w:val="BodyText"/>
+      </w:pPr>
+      <w:r>
+        <w:t xml:space="preserve">One thing the plan didn’t anticipate until implementation: the same generic label (</w:t>
+      </w:r>
+      <w:r>
+        <w:rPr>
+          <w:rStyle w:val="VerbatimChar"/>
+        </w:rPr>
+        <w:t xml:space="preserve">start_thread</w:t>
+      </w:r>
+      <w:r>
+        <w:t xml:space="preserve">) can now be classified</w:t>
+      </w:r>
+      <w:r>
+        <w:t xml:space="preserve"> </w:t>
+      </w:r>
+      <w:r>
+        <w:rPr>
+          <w:iCs/>
+          <w:i/>
+        </w:rPr>
+        <w:t xml:space="preserve">differently</w:t>
+      </w:r>
+      <w:r>
+        <w:t xml:space="preserve"> </w:t>
+      </w:r>
+      <w:r>
+        <w:t xml:space="preserve">across occurrences within one rank (the HIP-spawned one vs. a hypothetical app-spawned one) —</w:t>
+      </w:r>
+      <w:r>
+        <w:t xml:space="preserve"> </w:t>
+      </w:r>
+      <w:r>
+        <w:rPr>
+          <w:rStyle w:val="VerbatimChar"/>
+        </w:rPr>
+        <w:t xml:space="preserve">scan_ranks()</w:t>
+      </w:r>
+      <w:r>
+        <w:t xml:space="preserve">’s and</w:t>
+      </w:r>
+      <w:r>
+        <w:t xml:space="preserve"> </w:t>
+      </w:r>
+      <w:r>
+        <w:rPr>
+          <w:rStyle w:val="VerbatimChar"/>
+        </w:rPr>
+        <w:t xml:space="preserve">aggregate()</w:t>
+      </w:r>
+      <w:r>
+        <w:t xml:space="preserve">’s per-label merge dictionaries were both keyed by plain</w:t>
+      </w:r>
+      <w:r>
+        <w:t xml:space="preserve"> </w:t>
+      </w:r>
+      <w:r>
+        <w:rPr>
+          <w:rStyle w:val="VerbatimChar"/>
+        </w:rPr>
+        <w:t xml:space="preserve">label</w:t>
+      </w:r>
+      <w:r>
+        <w:t xml:space="preserve">, which would have silently recombined exactly what ancestry just told apart. Caught via the negative-case test fixture (</w:t>
+      </w:r>
+      <w:r>
+        <w:rPr>
+          <w:rStyle w:val="VerbatimChar"/>
+        </w:rPr>
+        <w:t xml:space="preserve">gpu_spawned_thread</w:t>
+      </w:r>
+      <w:r>
+        <w:t xml:space="preserve">, modeling both a HIP-spawned and an app-spawned thread sharing the identical</w:t>
+      </w:r>
+      <w:r>
+        <w:t xml:space="preserve"> </w:t>
+      </w:r>
+      <w:r>
+        <w:rPr>
+          <w:rStyle w:val="VerbatimChar"/>
+        </w:rPr>
+        <w:t xml:space="preserve">start_thread</w:t>
+      </w:r>
+      <w:r>
+        <w:t xml:space="preserve"> </w:t>
+      </w:r>
+      <w:r>
+        <w:t xml:space="preserve">label) before it ever reached real data; fixed by switching both merge keys to</w:t>
+      </w:r>
+      <w:r>
+        <w:t xml:space="preserve"> </w:t>
+      </w:r>
+      <w:r>
+        <w:rPr>
+          <w:rStyle w:val="VerbatimChar"/>
+        </w:rPr>
+        <w:t xml:space="preserve">(label, gpu)</w:t>
+      </w:r>
+      <w:r>
+        <w:t xml:space="preserve">. Implemented per the approved plan,</w:t>
+      </w:r>
+      <w:r>
+        <w:t xml:space="preserve"> </w:t>
+      </w:r>
+      <w:hyperlink r:id="rId44">
+        <w:r>
+          <w:rPr>
+            <w:rStyle w:val="Hyperlink"/>
+          </w:rPr>
+          <w:t xml:space="preserve">docs/plans/09-calltree-ancestry-thread-classification.md</w:t>
+        </w:r>
+      </w:hyperlink>
+      <w:r>
+        <w:t xml:space="preserve">. Re-verified against the real directory:</w:t>
+      </w:r>
+      <w:r>
+        <w:t xml:space="preserve"> </w:t>
+      </w:r>
+      <w:r>
+        <w:rPr>
+          <w:rStyle w:val="VerbatimChar"/>
+        </w:rPr>
+        <w:t xml:space="preserve">start_thread</w:t>
+      </w:r>
+      <w:r>
+        <w:t xml:space="preserve"> </w:t>
+      </w:r>
+      <w:r>
+        <w:t xml:space="preserve">is gone from tables 1/2 entirely (</w:t>
+      </w:r>
+      <w:r>
+        <w:rPr>
+          <w:rStyle w:val="VerbatimChar"/>
+        </w:rPr>
+        <w:t xml:space="preserve">main</w:t>
+      </w:r>
+      <w:r>
+        <w:t xml:space="preserve"> </w:t>
+      </w:r>
+      <w:r>
+        <w:t xml:space="preserve">correctly leads table 1 at 57.9%, not</w:t>
+      </w:r>
+      <w:r>
+        <w:t xml:space="preserve"> </w:t>
+      </w:r>
+      <w:r>
+        <w:rPr>
+          <w:rStyle w:val="VerbatimChar"/>
+        </w:rPr>
+        <w:t xml:space="preserve">start_thread</w:t>
+      </w:r>
+      <w:r>
+        <w:t xml:space="preserve"> </w:t>
+      </w:r>
+      <w:r>
+        <w:t xml:space="preserve">at ~200%) and now appears in table 4 instead, magnitude unchanged (self=7562.5s, 12 occurrences) — just correctly bucketed.</w:t>
+      </w:r>
+    </w:p>
+    <w:p>
+      <w:pPr>
+        <w:pStyle w:val="BodyText"/>
+      </w:pPr>
+      <w:r>
+        <w:t xml:space="preserve">Verified locally (no ROCm/GPU available, same constraint as every prior tool): full suite grew from 154 to 173 tests across the three parts (new fixtures:</w:t>
+      </w:r>
+      <w:r>
+        <w:t xml:space="preserve"> </w:t>
+      </w:r>
+      <w:r>
+        <w:rPr>
+          <w:rStyle w:val="VerbatimChar"/>
+        </w:rPr>
+        <w:t xml:space="preserve">multi_metric_rank</w:t>
+      </w:r>
+      <w:r>
+        <w:t xml:space="preserve">,</w:t>
+      </w:r>
+      <w:r>
+        <w:t xml:space="preserve"> </w:t>
+      </w:r>
+      <w:r>
+        <w:rPr>
+          <w:rStyle w:val="VerbatimChar"/>
+        </w:rPr>
+        <w:t xml:space="preserve">gpu_sync_wait</w:t>
+      </w:r>
+      <w:r>
+        <w:t xml:space="preserve">,</w:t>
+      </w:r>
+      <w:r>
+        <w:t xml:space="preserve"> </w:t>
+      </w:r>
+      <w:r>
+        <w:rPr>
+          <w:rStyle w:val="VerbatimChar"/>
+        </w:rPr>
+        <w:t xml:space="preserve">rocr_runtime_internals</w:t>
+      </w:r>
+      <w:r>
+        <w:t xml:space="preserve">,</w:t>
+      </w:r>
+      <w:r>
+        <w:t xml:space="preserve"> </w:t>
+      </w:r>
+      <w:r>
+        <w:rPr>
+          <w:rStyle w:val="VerbatimChar"/>
+        </w:rPr>
+        <w:t xml:space="preserve">gpu_spawned_thread</w:t>
+      </w:r>
+      <w:r>
+        <w:t xml:space="preserve">; new test classes</w:t>
+      </w:r>
+      <w:r>
+        <w:t xml:space="preserve"> </w:t>
+      </w:r>
+      <w:r>
+        <w:rPr>
+          <w:rStyle w:val="VerbatimChar"/>
+        </w:rPr>
+        <w:t xml:space="preserve">ScanRanksMultiMetricFileTests</w:t>
+      </w:r>
+      <w:r>
+        <w:t xml:space="preserve">,</w:t>
+      </w:r>
+      <w:r>
+        <w:t xml:space="preserve"> </w:t>
+      </w:r>
+      <w:r>
+        <w:rPr>
+          <w:rStyle w:val="VerbatimChar"/>
+        </w:rPr>
+        <w:t xml:space="preserve">RocrClassificationTests</w:t>
+      </w:r>
+      <w:r>
+        <w:t xml:space="preserve">,</w:t>
+      </w:r>
+      <w:r>
+        <w:t xml:space="preserve"> </w:t>
+      </w:r>
+      <w:r>
+        <w:rPr>
+          <w:rStyle w:val="VerbatimChar"/>
+        </w:rPr>
+        <w:t xml:space="preserve">AttachAncestryTests</w:t>
+      </w:r>
+      <w:r>
+        <w:t xml:space="preserve">,</w:t>
+      </w:r>
+      <w:r>
+        <w:t xml:space="preserve"> </w:t>
+      </w:r>
+      <w:r>
+        <w:rPr>
+          <w:rStyle w:val="VerbatimChar"/>
+        </w:rPr>
+        <w:t xml:space="preserve">ClassifyGpuTests</w:t>
+      </w:r>
+      <w:r>
+        <w:t xml:space="preserve">,</w:t>
+      </w:r>
+      <w:r>
+        <w:t xml:space="preserve"> </w:t>
+      </w:r>
+      <w:r>
+        <w:rPr>
+          <w:rStyle w:val="VerbatimChar"/>
+        </w:rPr>
+        <w:t xml:space="preserve">GpuSpawnedThreadFixtureTests</w:t>
+      </w:r>
+      <w:r>
+        <w:t xml:space="preserve">), all passing;</w:t>
+      </w:r>
+      <w:r>
+        <w:t xml:space="preserve"> </w:t>
+      </w:r>
+      <w:r>
+        <w:rPr>
+          <w:rStyle w:val="VerbatimChar"/>
+        </w:rPr>
+        <w:t xml:space="preserve">bash -n</w:t>
+      </w:r>
+      <w:r>
+        <w:t xml:space="preserve"> </w:t>
+      </w:r>
+      <w:r>
+        <w:t xml:space="preserve">on all five scripts (no shell changes this round, sanity-checked anyway). Each of the three parts was re-verified end-to-end against the same real</w:t>
+      </w:r>
+      <w:r>
+        <w:t xml:space="preserve"> </w:t>
+      </w:r>
+      <w:r>
+        <w:rPr>
+          <w:rStyle w:val="VerbatimChar"/>
+        </w:rPr>
+        <w:t xml:space="preserve">Heat_Convection_Solver</w:t>
+      </w:r>
+      <w:r>
+        <w:t xml:space="preserve"> </w:t>
+      </w:r>
+      <w:r>
+        <w:t xml:space="preserve">HPC directory before moving to the next, with each regenerated report written to its own file so all versions (original, and after each fix) remain comparable on disk. Real end-to-end validation against actual ROCm/GPU hardware is left to the user, as with every prior tool.</w:t>
+      </w:r>
+    </w:p>
+    <w:bookmarkEnd w:id="45"/>
+    <w:bookmarkEnd w:id="46"/>
     <w:sectPr/>
   </w:body>
 </w:document>

--- a/docs/DEVELOPMENT_HISTORY.docx
+++ b/docs/DEVELOPMENT_HISTORY.docx
@@ -10,7 +10,7 @@
         <w:t xml:space="preserve">Development History</w:t>
       </w:r>
     </w:p>
-    <w:bookmarkStart w:id="46" w:name="development-history"/>
+    <w:bookmarkStart w:id="48" w:name="development-history"/>
     <w:p>
       <w:pPr>
         <w:pStyle w:val="Heading1"/>
@@ -553,6 +553,82 @@
           </w:p>
         </w:tc>
       </w:tr>
+      <w:tr>
+        <w:tc>
+          <w:tcPr/>
+          <w:p>
+            <w:pPr>
+              <w:pStyle w:val="Compact"/>
+              <w:jc w:val="left"/>
+            </w:pPr>
+            <w:r>
+              <w:t xml:space="preserve">2026-08-10</w:t>
+            </w:r>
+          </w:p>
+        </w:tc>
+        <w:tc>
+          <w:tcPr/>
+          <w:p>
+            <w:pPr>
+              <w:pStyle w:val="Compact"/>
+              <w:jc w:val="left"/>
+            </w:pPr>
+            <w:r>
+              <w:t xml:space="preserve">Added</w:t>
+            </w:r>
+            <w:r>
+              <w:t xml:space="preserve"> </w:t>
+            </w:r>
+            <w:r>
+              <w:rPr>
+                <w:rStyle w:val="VerbatimChar"/>
+              </w:rPr>
+              <w:t xml:space="preserve">docs/pop_metrics_reference.md</w:t>
+            </w:r>
+            <w:r>
+              <w:t xml:space="preserve">, mapping POP parallel-efficiency metrics to what tools 1-4’s output can/can’t provide</w:t>
+            </w:r>
+          </w:p>
+        </w:tc>
+      </w:tr>
+      <w:tr>
+        <w:tc>
+          <w:tcPr/>
+          <w:p>
+            <w:pPr>
+              <w:pStyle w:val="Compact"/>
+              <w:jc w:val="left"/>
+            </w:pPr>
+            <w:r>
+              <w:t xml:space="preserve">2026-08-10</w:t>
+            </w:r>
+          </w:p>
+        </w:tc>
+        <w:tc>
+          <w:tcPr/>
+          <w:p>
+            <w:pPr>
+              <w:pStyle w:val="Compact"/>
+              <w:jc w:val="left"/>
+            </w:pPr>
+            <w:r>
+              <w:t xml:space="preserve">Sixth tool:</w:t>
+            </w:r>
+            <w:r>
+              <w:t xml:space="preserve"> </w:t>
+            </w:r>
+            <w:r>
+              <w:rPr>
+                <w:rStyle w:val="VerbatimChar"/>
+              </w:rPr>
+              <w:t xml:space="preserve">extract_pop_metrics.py</w:t>
+            </w:r>
+            <w:r>
+              <w:t xml:space="preserve">, computing POP-inspired Load Balance / Communication / Parallel / Computation / Global Efficiency from one or more output directories</w:t>
+            </w:r>
+          </w:p>
+        </w:tc>
+      </w:tr>
     </w:tbl>
     <w:bookmarkStart w:id="20" w:name="project-scaffolding-and-rules"/>
     <w:p>
@@ -12735,7 +12811,1206 @@
       </w:r>
     </w:p>
     <w:bookmarkEnd w:id="45"/>
-    <w:bookmarkEnd w:id="46"/>
+    <w:bookmarkStart w:id="47" w:name="X5d2c65a9bfc65297910177da3eb91582a117dfd"/>
+    <w:p>
+      <w:pPr>
+        <w:pStyle w:val="Heading2"/>
+      </w:pPr>
+      <w:r>
+        <w:t xml:space="preserve">2026-08-10 — POP metrics: reference doc, then the computation tool</w:t>
+      </w:r>
+    </w:p>
+    <w:p>
+      <w:pPr>
+        <w:pStyle w:val="FirstParagraph"/>
+      </w:pPr>
+      <w:r>
+        <w:t xml:space="preserve">The user wants to eventually judge parallel-efficiency quality (à la the POP Centre of</w:t>
+      </w:r>
+      <w:r>
+        <w:t xml:space="preserve"> </w:t>
+      </w:r>
+      <w:r>
+        <w:t xml:space="preserve">Excellence methodology, https://pop-coe.eu/node/69) from</w:t>
+      </w:r>
+      <w:r>
+        <w:t xml:space="preserve"> </w:t>
+      </w:r>
+      <w:r>
+        <w:rPr>
+          <w:rStyle w:val="VerbatimChar"/>
+        </w:rPr>
+        <w:t xml:space="preserve">rocprof-sys</w:t>
+      </w:r>
+      <w:r>
+        <w:t xml:space="preserve">/</w:t>
+      </w:r>
+      <w:r>
+        <w:rPr>
+          <w:rStyle w:val="VerbatimChar"/>
+        </w:rPr>
+        <w:t xml:space="preserve">rocprofv3</w:t>
+      </w:r>
+      <w:r>
+        <w:t xml:space="preserve"> </w:t>
+      </w:r>
+      <w:r>
+        <w:t xml:space="preserve">output.</w:t>
+      </w:r>
+      <w:r>
+        <w:t xml:space="preserve"> </w:t>
+      </w:r>
+      <w:r>
+        <w:t xml:space="preserve">Before writing any computation code, the first step was purely analytical: fetch POP’s own</w:t>
+      </w:r>
+      <w:r>
+        <w:t xml:space="preserve"> </w:t>
+      </w:r>
+      <w:r>
+        <w:t xml:space="preserve">metric hierarchy and formulas (Global Efficiency = Parallel Efficiency × Computation</w:t>
+      </w:r>
+      <w:r>
+        <w:t xml:space="preserve"> </w:t>
+      </w:r>
+      <w:r>
+        <w:t xml:space="preserve">Efficiency; Parallel Efficiency = Load Balance × Communication Efficiency; Communication</w:t>
+      </w:r>
+      <w:r>
+        <w:t xml:space="preserve"> </w:t>
+      </w:r>
+      <w:r>
+        <w:t xml:space="preserve">Efficiency = Serialisation Efficiency × Transfer Efficiency, the last two needing a</w:t>
+      </w:r>
+      <w:r>
+        <w:t xml:space="preserve"> </w:t>
+      </w:r>
+      <w:r>
+        <w:t xml:space="preserve">Dimemas-style ideal-network simulation), then check field-by-field, against real example output</w:t>
+      </w:r>
+      <w:r>
+        <w:t xml:space="preserve"> </w:t>
+      </w:r>
+      <w:r>
+        <w:t xml:space="preserve">in</w:t>
+      </w:r>
+      <w:r>
+        <w:t xml:space="preserve"> </w:t>
+      </w:r>
+      <w:r>
+        <w:rPr>
+          <w:rStyle w:val="VerbatimChar"/>
+        </w:rPr>
+        <w:t xml:space="preserve">Heat_Convection_Solver</w:t>
+      </w:r>
+      <w:r>
+        <w:t xml:space="preserve">, which of these are actually derivable from tools 1-4’s data.</w:t>
+      </w:r>
+      <w:r>
+        <w:t xml:space="preserve"> </w:t>
+      </w:r>
+      <w:r>
+        <w:t xml:space="preserve">Findings written up in</w:t>
+      </w:r>
+      <w:r>
+        <w:t xml:space="preserve"> </w:t>
+      </w:r>
+      <w:r>
+        <w:rPr>
+          <w:rStyle w:val="VerbatimChar"/>
+        </w:rPr>
+        <w:t xml:space="preserve">docs/pop_metrics_reference.md</w:t>
+      </w:r>
+      <w:r>
+        <w:t xml:space="preserve">: per-rank MPI-call timing is exact from</w:t>
+      </w:r>
+      <w:r>
+        <w:t xml:space="preserve"> </w:t>
+      </w:r>
+      <w:r>
+        <w:t xml:space="preserve">tool 4’s instrumented</w:t>
+      </w:r>
+      <w:r>
+        <w:t xml:space="preserve"> </w:t>
+      </w:r>
+      <w:r>
+        <w:rPr>
+          <w:rStyle w:val="VerbatimChar"/>
+        </w:rPr>
+        <w:t xml:space="preserve">wall_clock-N.json/txt</w:t>
+      </w:r>
+      <w:r>
+        <w:t xml:space="preserve"> </w:t>
+      </w:r>
+      <w:r>
+        <w:t xml:space="preserve">(</w:t>
+      </w:r>
+      <w:r>
+        <w:rPr>
+          <w:rStyle w:val="VerbatimChar"/>
+        </w:rPr>
+        <w:t xml:space="preserve">ROCPROFSYS_MPI_GOTCHA_ENABLED</w:t>
+      </w:r>
+      <w:r>
+        <w:t xml:space="preserve">) and only</w:t>
+      </w:r>
+      <w:r>
+        <w:t xml:space="preserve"> </w:t>
+      </w:r>
+      <w:r>
+        <w:t xml:space="preserve">statistically approximate from tools 1-3’s sampling; no PAPI/hardware-counter output exists in</w:t>
+      </w:r>
+      <w:r>
+        <w:t xml:space="preserve"> </w:t>
+      </w:r>
+      <w:r>
+        <w:t xml:space="preserve">any current run (the config flags are set, but no events are configured and no</w:t>
+      </w:r>
+      <w:r>
+        <w:t xml:space="preserve"> </w:t>
+      </w:r>
+      <w:r>
+        <w:rPr>
+          <w:rStyle w:val="VerbatimChar"/>
+        </w:rPr>
+        <w:t xml:space="preserve">papi_*</w:t>
+      </w:r>
+      <w:r>
+        <w:t xml:space="preserve"> </w:t>
+      </w:r>
+      <w:r>
+        <w:t xml:space="preserve">files</w:t>
+      </w:r>
+      <w:r>
+        <w:t xml:space="preserve"> </w:t>
+      </w:r>
+      <w:r>
+        <w:t xml:space="preserve">exist), so Instruction Scaling and IPC Scaling are flatly unavailable today; Dimemas isn’t part</w:t>
+      </w:r>
+      <w:r>
+        <w:t xml:space="preserve"> </w:t>
+      </w:r>
+      <w:r>
+        <w:t xml:space="preserve">of this toolchain, so Serialisation/Transfer Efficiency are unavailable too — but Communication</w:t>
+      </w:r>
+      <w:r>
+        <w:t xml:space="preserve"> </w:t>
+      </w:r>
+      <w:r>
+        <w:t xml:space="preserve">Efficiency’s own direct formula (</w:t>
+      </w:r>
+      <w:r>
+        <w:rPr>
+          <w:rStyle w:val="VerbatimChar"/>
+        </w:rPr>
+        <w:t xml:space="preserve">max useful compute time / max total elapsed time</w:t>
+      </w:r>
+      <w:r>
+        <w:t xml:space="preserve">, no Dimemas</w:t>
+      </w:r>
+      <w:r>
+        <w:t xml:space="preserve"> </w:t>
+      </w:r>
+      <w:r>
+        <w:t xml:space="preserve">needed) is still computable and worth reporting on its own.</w:t>
+      </w:r>
+    </w:p>
+    <w:p>
+      <w:pPr>
+        <w:pStyle w:val="BodyText"/>
+      </w:pPr>
+      <w:r>
+        <w:rPr>
+          <w:bCs/>
+          <w:b/>
+        </w:rPr>
+        <w:t xml:space="preserve">The tool.</w:t>
+      </w:r>
+      <w:r>
+        <w:t xml:space="preserve"> </w:t>
+      </w:r>
+      <w:r>
+        <w:rPr>
+          <w:rStyle w:val="VerbatimChar"/>
+        </w:rPr>
+        <w:t xml:space="preserve">postprocess/extract_pop_metrics.py</w:t>
+      </w:r>
+      <w:r>
+        <w:t xml:space="preserve"> </w:t>
+      </w:r>
+      <w:r>
+        <w:t xml:space="preserve">computes Load Balance, Communication</w:t>
+      </w:r>
+      <w:r>
+        <w:t xml:space="preserve"> </w:t>
+      </w:r>
+      <w:r>
+        <w:t xml:space="preserve">Efficiency, and Parallel Efficiency from a single output directory, and — given additional</w:t>
+      </w:r>
+      <w:r>
+        <w:t xml:space="preserve"> </w:t>
+      </w:r>
+      <w:r>
+        <w:t xml:space="preserve">directories from the same scaling study — Computation Efficiency and Global Efficiency relative</w:t>
+      </w:r>
+      <w:r>
+        <w:t xml:space="preserve"> </w:t>
+      </w:r>
+      <w:r>
+        <w:t xml:space="preserve">to the first directory as reference. Built entirely on existing building blocks rather than a</w:t>
+      </w:r>
+      <w:r>
+        <w:t xml:space="preserve"> </w:t>
+      </w:r>
+      <w:r>
+        <w:t xml:space="preserve">new parser:</w:t>
+      </w:r>
+      <w:r>
+        <w:t xml:space="preserve"> </w:t>
+      </w:r>
+      <w:r>
+        <w:rPr>
+          <w:rStyle w:val="VerbatimChar"/>
+        </w:rPr>
+        <w:t xml:space="preserve">extract_CPU_hotspots.py</w:t>
+      </w:r>
+      <w:r>
+        <w:t xml:space="preserve">’s</w:t>
+      </w:r>
+      <w:r>
+        <w:t xml:space="preserve"> </w:t>
+      </w:r>
+      <w:r>
+        <w:rPr>
+          <w:rStyle w:val="VerbatimChar"/>
+        </w:rPr>
+        <w:t xml:space="preserve">aggregate_per_rank()</w:t>
+      </w:r>
+      <w:r>
+        <w:t xml:space="preserve"> </w:t>
+      </w:r>
+      <w:r>
+        <w:t xml:space="preserve">self-time output sums cleanly</w:t>
+      </w:r>
+      <w:r>
+        <w:t xml:space="preserve"> </w:t>
+      </w:r>
+      <w:r>
+        <w:t xml:space="preserve">across every function matching a new</w:t>
+      </w:r>
+      <w:r>
+        <w:t xml:space="preserve"> </w:t>
+      </w:r>
+      <w:r>
+        <w:rPr>
+          <w:rStyle w:val="VerbatimChar"/>
+        </w:rPr>
+        <w:t xml:space="preserve">MPI_PREFIXES</w:t>
+      </w:r>
+      <w:r>
+        <w:t xml:space="preserve"> </w:t>
+      </w:r>
+      <w:r>
+        <w:t xml:space="preserve">prefix set (</w:t>
+      </w:r>
+      <w:r>
+        <w:rPr>
+          <w:rStyle w:val="VerbatimChar"/>
+        </w:rPr>
+        <w:t xml:space="preserve">MPI_</w:t>
+      </w:r>
+      <w:r>
+        <w:t xml:space="preserve">/</w:t>
+      </w:r>
+      <w:r>
+        <w:rPr>
+          <w:rStyle w:val="VerbatimChar"/>
+        </w:rPr>
+        <w:t xml:space="preserve">PMPI_</w:t>
+      </w:r>
+      <w:r>
+        <w:t xml:space="preserve">/</w:t>
+      </w:r>
+      <w:r>
+        <w:rPr>
+          <w:rStyle w:val="VerbatimChar"/>
+        </w:rPr>
+        <w:t xml:space="preserve">MPIR_</w:t>
+      </w:r>
+      <w:r>
+        <w:t xml:space="preserve">/</w:t>
+      </w:r>
+      <w:r>
+        <w:rPr>
+          <w:rStyle w:val="VerbatimChar"/>
+        </w:rPr>
+        <w:t xml:space="preserve">MPID_</w:t>
+      </w:r>
+      <w:r>
+        <w:t xml:space="preserve"> </w:t>
+      </w:r>
+      <w:r>
+        <w:t xml:space="preserve">—</w:t>
+      </w:r>
+      <w:r>
+        <w:t xml:space="preserve"> </w:t>
+      </w:r>
+      <w:r>
+        <w:t xml:space="preserve">MPICH/Cray-MPICH only, a documented limitation, not yet configurable per the user’s decision)</w:t>
+      </w:r>
+      <w:r>
+        <w:t xml:space="preserve"> </w:t>
+      </w:r>
+      <w:r>
+        <w:t xml:space="preserve">with no double-counting regardless of call-tree nesting, since self-time by construction</w:t>
+      </w:r>
+      <w:r>
+        <w:t xml:space="preserve"> </w:t>
+      </w:r>
+      <w:r>
+        <w:t xml:space="preserve">partitions a rank’s total time additively across every tree node. When a paired</w:t>
+      </w:r>
+      <w:r>
+        <w:t xml:space="preserve"> </w:t>
+      </w:r>
+      <w:r>
+        <w:rPr>
+          <w:rStyle w:val="VerbatimChar"/>
+        </w:rPr>
+        <w:t xml:space="preserve">rocprofv3/</w:t>
+      </w:r>
+      <w:r>
+        <w:t xml:space="preserve"> </w:t>
+      </w:r>
+      <w:r>
+        <w:t xml:space="preserve">directory is present (auto-detected per run directory, alongside a</w:t>
+      </w:r>
+      <w:r>
+        <w:t xml:space="preserve"> </w:t>
+      </w:r>
+      <w:r>
+        <w:rPr>
+          <w:rStyle w:val="VerbatimChar"/>
+        </w:rPr>
+        <w:t xml:space="preserve">rocprof-sys/</w:t>
+      </w:r>
+      <w:r>
+        <w:t xml:space="preserve"> </w:t>
+      </w:r>
+      <w:r>
+        <w:t xml:space="preserve">subdir — the</w:t>
+      </w:r>
+      <w:r>
+        <w:t xml:space="preserve"> </w:t>
+      </w:r>
+      <w:r>
+        <w:t xml:space="preserve">layout</w:t>
+      </w:r>
+      <w:r>
+        <w:t xml:space="preserve"> </w:t>
+      </w:r>
+      <w:r>
+        <w:rPr>
+          <w:rStyle w:val="VerbatimChar"/>
+        </w:rPr>
+        <w:t xml:space="preserve">profile_hotspots.sh</w:t>
+      </w:r>
+      <w:r>
+        <w:t xml:space="preserve">/</w:t>
+      </w:r>
+      <w:r>
+        <w:rPr>
+          <w:rStyle w:val="VerbatimChar"/>
+        </w:rPr>
+        <w:t xml:space="preserve">instrument_hotspots.sh</w:t>
+      </w:r>
+      <w:r>
+        <w:t xml:space="preserve"> </w:t>
+      </w:r>
+      <w:r>
+        <w:t xml:space="preserve">already produce), the same</w:t>
+      </w:r>
+      <w:r>
+        <w:t xml:space="preserve"> </w:t>
+      </w:r>
+      <w:r>
+        <w:t xml:space="preserve">CPU-total-minus-GPU-wait-plus-GPU-kernel-total arithmetic</w:t>
+      </w:r>
+      <w:r>
+        <w:t xml:space="preserve"> </w:t>
+      </w:r>
+      <w:r>
+        <w:rPr>
+          <w:rStyle w:val="VerbatimChar"/>
+        </w:rPr>
+        <w:t xml:space="preserve">extract_hotspots.py</w:t>
+      </w:r>
+      <w:r>
+        <w:t xml:space="preserve"> </w:t>
+      </w:r>
+      <w:r>
+        <w:t xml:space="preserve">already uses is</w:t>
+      </w:r>
+      <w:r>
+        <w:t xml:space="preserve"> </w:t>
+      </w:r>
+      <w:r>
+        <w:t xml:space="preserve">applied</w:t>
+      </w:r>
+      <w:r>
+        <w:t xml:space="preserve"> </w:t>
+      </w:r>
+      <w:r>
+        <w:rPr>
+          <w:bCs/>
+          <w:b/>
+        </w:rPr>
+        <w:t xml:space="preserve">per rank</w:t>
+      </w:r>
+      <w:r>
+        <w:t xml:space="preserve"> </w:t>
+      </w:r>
+      <w:r>
+        <w:t xml:space="preserve">instead of pooled across the whole run.</w:t>
+      </w:r>
+    </w:p>
+    <w:p>
+      <w:pPr>
+        <w:pStyle w:val="BodyText"/>
+      </w:pPr>
+      <w:r>
+        <w:t xml:space="preserve">One real bug caught before it reached the user: the per-rank GPU-sync-wait subtraction</w:t>
+      </w:r>
+      <w:r>
+        <w:t xml:space="preserve"> </w:t>
+      </w:r>
+      <w:r>
+        <w:t xml:space="preserve">(</w:t>
+      </w:r>
+      <w:r>
+        <w:rPr>
+          <w:rStyle w:val="VerbatimChar"/>
+        </w:rPr>
+        <w:t xml:space="preserve">hipStreamSynchronize</w:t>
+      </w:r>
+      <w:r>
+        <w:t xml:space="preserve">/</w:t>
+      </w:r>
+      <w:r>
+        <w:rPr>
+          <w:rStyle w:val="VerbatimChar"/>
+        </w:rPr>
+        <w:t xml:space="preserve">hipDeviceSynchronize</w:t>
+      </w:r>
+      <w:r>
+        <w:t xml:space="preserve">) initially read from</w:t>
+      </w:r>
+      <w:r>
+        <w:t xml:space="preserve"> </w:t>
+      </w:r>
+      <w:r>
+        <w:rPr>
+          <w:rStyle w:val="VerbatimChar"/>
+        </w:rPr>
+        <w:t xml:space="preserve">aggregate_per_rank()</w:t>
+      </w:r>
+      <w:r>
+        <w:t xml:space="preserve">’s own</w:t>
+      </w:r>
+      <w:r>
+        <w:t xml:space="preserve"> </w:t>
+      </w:r>
+      <w:r>
+        <w:t xml:space="preserve">output, which silently returned zero for it every time —</w:t>
+      </w:r>
+      <w:r>
+        <w:t xml:space="preserve"> </w:t>
+      </w:r>
+      <w:r>
+        <w:rPr>
+          <w:rStyle w:val="VerbatimChar"/>
+        </w:rPr>
+        <w:t xml:space="preserve">aggregate_per_rank()</w:t>
+      </w:r>
+      <w:r>
+        <w:t xml:space="preserve"> </w:t>
+      </w:r>
+      <w:r>
+        <w:t xml:space="preserve">only returns</w:t>
+      </w:r>
+      <w:r>
+        <w:t xml:space="preserve"> </w:t>
+      </w:r>
+      <w:r>
+        <w:t xml:space="preserve">CPU-classified rows, and both those labels start with</w:t>
+      </w:r>
+      <w:r>
+        <w:t xml:space="preserve"> </w:t>
+      </w:r>
+      <w:r>
+        <w:rPr>
+          <w:rStyle w:val="VerbatimChar"/>
+        </w:rPr>
+        <w:t xml:space="preserve">"hip"</w:t>
+      </w:r>
+      <w:r>
+        <w:t xml:space="preserve">, one of</w:t>
+      </w:r>
+      <w:r>
+        <w:t xml:space="preserve"> </w:t>
+      </w:r>
+      <w:r>
+        <w:rPr>
+          <w:rStyle w:val="VerbatimChar"/>
+        </w:rPr>
+        <w:t xml:space="preserve">extract_CPU_hotspots.py</w:t>
+      </w:r>
+      <w:r>
+        <w:t xml:space="preserve">’s</w:t>
+      </w:r>
+      <w:r>
+        <w:t xml:space="preserve"> </w:t>
+      </w:r>
+      <w:r>
+        <w:t xml:space="preserve">own</w:t>
+      </w:r>
+      <w:r>
+        <w:t xml:space="preserve"> </w:t>
+      </w:r>
+      <w:r>
+        <w:rPr>
+          <w:rStyle w:val="VerbatimChar"/>
+        </w:rPr>
+        <w:t xml:space="preserve">GPU_API_PREFIXES</w:t>
+      </w:r>
+      <w:r>
+        <w:t xml:space="preserve">, so</w:t>
+      </w:r>
+      <w:r>
+        <w:t xml:space="preserve"> </w:t>
+      </w:r>
+      <w:r>
+        <w:rPr>
+          <w:rStyle w:val="VerbatimChar"/>
+        </w:rPr>
+        <w:t xml:space="preserve">scan_ranks()</w:t>
+      </w:r>
+      <w:r>
+        <w:t xml:space="preserve"> </w:t>
+      </w:r>
+      <w:r>
+        <w:t xml:space="preserve">classifies them as GPU rows and</w:t>
+      </w:r>
+      <w:r>
+        <w:t xml:space="preserve"> </w:t>
+      </w:r>
+      <w:r>
+        <w:rPr>
+          <w:rStyle w:val="VerbatimChar"/>
+        </w:rPr>
+        <w:t xml:space="preserve">aggregate_per_rank()</w:t>
+      </w:r>
+      <w:r>
+        <w:t xml:space="preserve"> </w:t>
+      </w:r>
+      <w:r>
+        <w:t xml:space="preserve">drops them before they’re ever visible. Fixed with a small dedicated helper,</w:t>
+      </w:r>
+      <w:r>
+        <w:t xml:space="preserve"> </w:t>
+      </w:r>
+      <w:r>
+        <w:rPr>
+          <w:rStyle w:val="VerbatimChar"/>
+        </w:rPr>
+        <w:t xml:space="preserve">gpu_sync_wait_per_rank()</w:t>
+      </w:r>
+      <w:r>
+        <w:t xml:space="preserve">, that goes one level lower to</w:t>
+      </w:r>
+      <w:r>
+        <w:t xml:space="preserve"> </w:t>
+      </w:r>
+      <w:r>
+        <w:rPr>
+          <w:rStyle w:val="VerbatimChar"/>
+        </w:rPr>
+        <w:t xml:space="preserve">scan_ranks()</w:t>
+      </w:r>
+      <w:r>
+        <w:t xml:space="preserve"> </w:t>
+      </w:r>
+      <w:r>
+        <w:t xml:space="preserve">directly. Caught by the</w:t>
+      </w:r>
+      <w:r>
+        <w:t xml:space="preserve"> </w:t>
+      </w:r>
+      <w:r>
+        <w:t xml:space="preserve">new</w:t>
+      </w:r>
+      <w:r>
+        <w:t xml:space="preserve"> </w:t>
+      </w:r>
+      <w:r>
+        <w:rPr>
+          <w:rStyle w:val="VerbatimChar"/>
+        </w:rPr>
+        <w:t xml:space="preserve">pop_combined_2rank</w:t>
+      </w:r>
+      <w:r>
+        <w:t xml:space="preserve"> </w:t>
+      </w:r>
+      <w:r>
+        <w:t xml:space="preserve">fixture’s test (expected value off by exactly the sync-wait subtraction</w:t>
+      </w:r>
+      <w:r>
+        <w:t xml:space="preserve"> </w:t>
+      </w:r>
+      <w:r>
+        <w:t xml:space="preserve">amount) before any real-data run.</w:t>
+      </w:r>
+    </w:p>
+    <w:p>
+      <w:pPr>
+        <w:pStyle w:val="BodyText"/>
+      </w:pPr>
+      <w:r>
+        <w:rPr>
+          <w:bCs/>
+          <w:b/>
+        </w:rPr>
+        <w:t xml:space="preserve">Divergence from the approved plan:</w:t>
+      </w:r>
+      <w:r>
+        <w:t xml:space="preserve"> </w:t>
+      </w:r>
+      <w:r>
+        <w:t xml:space="preserve">the plan stated</w:t>
+      </w:r>
+      <w:r>
+        <w:t xml:space="preserve"> </w:t>
+      </w:r>
+      <w:r>
+        <w:t xml:space="preserve">“</w:t>
+      </w:r>
+      <w:r>
+        <w:t xml:space="preserve">for the reference run itself, CompE =</w:t>
+      </w:r>
+      <w:r>
+        <w:t xml:space="preserve"> </w:t>
+      </w:r>
+      <w:r>
+        <w:t xml:space="preserve">GE = 1 by definition.</w:t>
+      </w:r>
+      <w:r>
+        <w:t xml:space="preserve">”</w:t>
+      </w:r>
+      <w:r>
+        <w:t xml:space="preserve"> </w:t>
+      </w:r>
+      <w:r>
+        <w:t xml:space="preserve">Only</w:t>
+      </w:r>
+      <w:r>
+        <w:t xml:space="preserve"> </w:t>
+      </w:r>
+      <w:r>
+        <w:rPr>
+          <w:rStyle w:val="VerbatimChar"/>
+        </w:rPr>
+        <w:t xml:space="preserve">CompE_ref = 1</w:t>
+      </w:r>
+      <w:r>
+        <w:t xml:space="preserve"> </w:t>
+      </w:r>
+      <w:r>
+        <w:t xml:space="preserve">is actually trivially true (a self-ratio);</w:t>
+      </w:r>
+      <w:r>
+        <w:t xml:space="preserve"> </w:t>
+      </w:r>
+      <w:r>
+        <w:rPr>
+          <w:rStyle w:val="VerbatimChar"/>
+        </w:rPr>
+        <w:t xml:space="preserve">GE_ref = PE_ref × 1 = PE_ref</w:t>
+      </w:r>
+      <w:r>
+        <w:t xml:space="preserve">, i.e. the reference run’s Global Efficiency correctly equals its own real</w:t>
+      </w:r>
+      <w:r>
+        <w:t xml:space="preserve"> </w:t>
+      </w:r>
+      <w:r>
+        <w:t xml:space="preserve">Parallel Efficiency, not a hardcoded 1 — implemented that way, with a header note added to</w:t>
+      </w:r>
+      <w:r>
+        <w:t xml:space="preserve"> </w:t>
+      </w:r>
+      <w:hyperlink r:id="rId46">
+        <w:r>
+          <w:rPr>
+            <w:rStyle w:val="Hyperlink"/>
+          </w:rPr>
+          <w:t xml:space="preserve">docs/plans/11-pop-metrics-tool.md</w:t>
+        </w:r>
+      </w:hyperlink>
+      <w:r>
+        <w:t xml:space="preserve"> </w:t>
+      </w:r>
+      <w:r>
+        <w:t xml:space="preserve">pointing here.</w:t>
+      </w:r>
+    </w:p>
+    <w:p>
+      <w:pPr>
+        <w:pStyle w:val="BodyText"/>
+      </w:pPr>
+      <w:r>
+        <w:t xml:space="preserve">New fixtures:</w:t>
+      </w:r>
+      <w:r>
+        <w:t xml:space="preserve"> </w:t>
+      </w:r>
+      <w:r>
+        <w:rPr>
+          <w:rStyle w:val="VerbatimChar"/>
+        </w:rPr>
+        <w:t xml:space="preserve">pop_ref_2rank</w:t>
+      </w:r>
+      <w:r>
+        <w:t xml:space="preserve">/</w:t>
+      </w:r>
+      <w:r>
+        <w:rPr>
+          <w:rStyle w:val="VerbatimChar"/>
+        </w:rPr>
+        <w:t xml:space="preserve">pop_scaled_4rank</w:t>
+      </w:r>
+      <w:r>
+        <w:t xml:space="preserve"> </w:t>
+      </w:r>
+      <w:r>
+        <w:t xml:space="preserve">(hand-computed MPI self-time and load-imbalance</w:t>
+      </w:r>
+      <w:r>
+        <w:t xml:space="preserve"> </w:t>
+      </w:r>
+      <w:r>
+        <w:t xml:space="preserve">numbers, cross-checked in tests via</w:t>
+      </w:r>
+      <w:r>
+        <w:t xml:space="preserve"> </w:t>
+      </w:r>
+      <w:r>
+        <w:rPr>
+          <w:rStyle w:val="VerbatimChar"/>
+        </w:rPr>
+        <w:t xml:space="preserve">statistics.mean</w:t>
+      </w:r>
+      <w:r>
+        <w:t xml:space="preserve"> </w:t>
+      </w:r>
+      <w:r>
+        <w:t xml:space="preserve">rather than hand-typed ratios, matching</w:t>
+      </w:r>
+      <w:r>
+        <w:t xml:space="preserve"> </w:t>
+      </w:r>
+      <w:r>
+        <w:t xml:space="preserve">this repo’s existing test style),</w:t>
+      </w:r>
+      <w:r>
+        <w:t xml:space="preserve"> </w:t>
+      </w:r>
+      <w:r>
+        <w:rPr>
+          <w:rStyle w:val="VerbatimChar"/>
+        </w:rPr>
+        <w:t xml:space="preserve">pop_combined_2rank</w:t>
+      </w:r>
+      <w:r>
+        <w:t xml:space="preserve">/</w:t>
+      </w:r>
+      <w:r>
+        <w:rPr>
+          <w:rStyle w:val="VerbatimChar"/>
+        </w:rPr>
+        <w:t xml:space="preserve">pop_combined_mismatch</w:t>
+      </w:r>
+      <w:r>
+        <w:t xml:space="preserve"> </w:t>
+      </w:r>
+      <w:r>
+        <w:t xml:space="preserve">(paired</w:t>
+      </w:r>
+      <w:r>
+        <w:t xml:space="preserve"> </w:t>
+      </w:r>
+      <w:r>
+        <w:rPr>
+          <w:rStyle w:val="VerbatimChar"/>
+        </w:rPr>
+        <w:t xml:space="preserve">rocprof-sys/</w:t>
+      </w:r>
+      <w:r>
+        <w:t xml:space="preserve">+</w:t>
+      </w:r>
+      <w:r>
+        <w:rPr>
+          <w:rStyle w:val="VerbatimChar"/>
+        </w:rPr>
+        <w:t xml:space="preserve">rocprofv3/</w:t>
+      </w:r>
+      <w:r>
+        <w:t xml:space="preserve"> </w:t>
+      </w:r>
+      <w:r>
+        <w:t xml:space="preserve">layout, including the rank-count-mismatch fallback-to-CPU-only</w:t>
+      </w:r>
+      <w:r>
+        <w:t xml:space="preserve"> </w:t>
+      </w:r>
+      <w:r>
+        <w:t xml:space="preserve">path),</w:t>
+      </w:r>
+      <w:r>
+        <w:t xml:space="preserve"> </w:t>
+      </w:r>
+      <w:r>
+        <w:rPr>
+          <w:rStyle w:val="VerbatimChar"/>
+        </w:rPr>
+        <w:t xml:space="preserve">pop_gpu_only</w:t>
+      </w:r>
+      <w:r>
+        <w:t xml:space="preserve"> </w:t>
+      </w:r>
+      <w:r>
+        <w:t xml:space="preserve">(the clear-error case: GPU kernel data with no CPU-side timing at all).</w:t>
+      </w:r>
+      <w:r>
+        <w:t xml:space="preserve"> </w:t>
+      </w:r>
+      <w:r>
+        <w:t xml:space="preserve">20 new tests, full suite green at 193. Also verified end-to-end against real HPC data at the</w:t>
+      </w:r>
+      <w:r>
+        <w:t xml:space="preserve"> </w:t>
+      </w:r>
+      <w:r>
+        <w:t xml:space="preserve">user’s request: the two real</w:t>
+      </w:r>
+      <w:r>
+        <w:t xml:space="preserve"> </w:t>
+      </w:r>
+      <w:r>
+        <w:rPr>
+          <w:rStyle w:val="VerbatimChar"/>
+        </w:rPr>
+        <w:t xml:space="preserve">Heat_Convection_Solver/profile_hotspots-output-2026-08-10-*</w:t>
+      </w:r>
+      <w:r>
+        <w:t xml:space="preserve"> </w:t>
+      </w:r>
+      <w:r>
+        <w:t xml:space="preserve">directories (2 ranks and 4 ranks, same problem — a genuine strong-scaling pair) via</w:t>
+      </w:r>
+      <w:r>
+        <w:t xml:space="preserve"> </w:t>
+      </w:r>
+      <w:r>
+        <w:rPr>
+          <w:rStyle w:val="VerbatimChar"/>
+        </w:rPr>
+        <w:t xml:space="preserve">--scaling strong</w:t>
+      </w:r>
+      <w:r>
+        <w:t xml:space="preserve">. Results were plausible for a stencil/halo-exchange MPI code: Communication</w:t>
+      </w:r>
+      <w:r>
+        <w:t xml:space="preserve"> </w:t>
+      </w:r>
+      <w:r>
+        <w:t xml:space="preserve">Efficiency dropped sharply from 0.808 (2 ranks) to 0.352 (4 ranks) as communication overhead grew</w:t>
+      </w:r>
+      <w:r>
+        <w:t xml:space="preserve"> </w:t>
+      </w:r>
+      <w:r>
+        <w:t xml:space="preserve">relative to compute, Computation Efficiency came out to 1.449 (total useful compute time</w:t>
+      </w:r>
+      <w:r>
+        <w:t xml:space="preserve"> </w:t>
+      </w:r>
+      <w:r>
+        <w:rPr>
+          <w:iCs/>
+          <w:i/>
+        </w:rPr>
+        <w:t xml:space="preserve">decreased</w:t>
+      </w:r>
+      <w:r>
+        <w:t xml:space="preserve"> </w:t>
+      </w:r>
+      <w:r>
+        <w:t xml:space="preserve">going from 2 to 4 ranks — a real toolchain, not fixture data, so no independent</w:t>
+      </w:r>
+      <w:r>
+        <w:t xml:space="preserve"> </w:t>
+      </w:r>
+      <w:r>
+        <w:t xml:space="preserve">ground truth to compare against, but every value landed in its mathematically valid range and</w:t>
+      </w:r>
+      <w:r>
+        <w:t xml:space="preserve"> </w:t>
+      </w:r>
+      <w:r>
+        <w:t xml:space="preserve">the direction of each shift matches what strong scaling on a real halo-exchange code should look</w:t>
+      </w:r>
+      <w:r>
+        <w:t xml:space="preserve"> </w:t>
+      </w:r>
+      <w:r>
+        <w:t xml:space="preserve">like). Real end-to-end validation against a proper scaling study and ROCm/GPU hardware is left</w:t>
+      </w:r>
+      <w:r>
+        <w:t xml:space="preserve"> </w:t>
+      </w:r>
+      <w:r>
+        <w:t xml:space="preserve">to the user, as with every prior tool.</w:t>
+      </w:r>
+    </w:p>
+    <w:p>
+      <w:pPr>
+        <w:pStyle w:val="BodyText"/>
+      </w:pPr>
+      <w:r>
+        <w:rPr>
+          <w:bCs/>
+          <w:b/>
+        </w:rPr>
+        <w:t xml:space="preserve">Report-layout follow-ups</w:t>
+      </w:r>
+      <w:r>
+        <w:t xml:space="preserve">, requested after seeing the real-data output: the originally</w:t>
+      </w:r>
+      <w:r>
+        <w:t xml:space="preserve"> </w:t>
+      </w:r>
+      <w:r>
+        <w:t xml:space="preserve">separate</w:t>
+      </w:r>
+      <w:r>
+        <w:t xml:space="preserve"> </w:t>
+      </w:r>
+      <w:r>
+        <w:t xml:space="preserve">“</w:t>
+      </w:r>
+      <w:r>
+        <w:t xml:space="preserve">Per-run metrics</w:t>
+      </w:r>
+      <w:r>
+        <w:t xml:space="preserve">”</w:t>
+      </w:r>
+      <w:r>
+        <w:t xml:space="preserve"> </w:t>
+      </w:r>
+      <w:r>
+        <w:t xml:space="preserve">and</w:t>
+      </w:r>
+      <w:r>
+        <w:t xml:space="preserve"> </w:t>
+      </w:r>
+      <w:r>
+        <w:t xml:space="preserve">“</w:t>
+      </w:r>
+      <w:r>
+        <w:t xml:space="preserve">Scaling comparison</w:t>
+      </w:r>
+      <w:r>
+        <w:t xml:space="preserve">”</w:t>
+      </w:r>
+      <w:r>
+        <w:t xml:space="preserve"> </w:t>
+      </w:r>
+      <w:r>
+        <w:t xml:space="preserve">tables were merged into one, with</w:t>
+      </w:r>
+      <w:r>
+        <w:t xml:space="preserve"> </w:t>
+      </w:r>
+      <w:r>
+        <w:rPr>
+          <w:rStyle w:val="VerbatimChar"/>
+        </w:rPr>
+        <w:t xml:space="preserve">CompE</w:t>
+      </w:r>
+      <w:r>
+        <w:t xml:space="preserve">/</w:t>
+      </w:r>
+      <w:r>
+        <w:rPr>
+          <w:rStyle w:val="VerbatimChar"/>
+        </w:rPr>
+        <w:t xml:space="preserve">GE</w:t>
+      </w:r>
+      <w:r>
+        <w:t xml:space="preserve"> </w:t>
+      </w:r>
+      <w:r>
+        <w:t xml:space="preserve">columns only appearing when 2+ directories are given (so a single-run report shows a plain</w:t>
+      </w:r>
+      <w:r>
+        <w:t xml:space="preserve"> </w:t>
+      </w:r>
+      <w:r>
+        <w:t xml:space="preserve">5-column table, no half-empty scaling columns) — the run-label column width is computed from the</w:t>
+      </w:r>
+      <w:r>
+        <w:t xml:space="preserve"> </w:t>
+      </w:r>
+      <w:r>
+        <w:t xml:space="preserve">actual longest label rather than a fixed width, since real directory names easily exceed a</w:t>
+      </w:r>
+      <w:r>
+        <w:t xml:space="preserve"> </w:t>
+      </w:r>
+      <w:r>
+        <w:t xml:space="preserve">hardcoded guess and threw off alignment once everything shared one table. The metric-formula</w:t>
+      </w:r>
+      <w:r>
+        <w:t xml:space="preserve"> </w:t>
+      </w:r>
+      <w:r>
+        <w:t xml:space="preserve">footer was reworked from dense wrapped paragraphs into one bulleted line per metric (</w:t>
+      </w:r>
+      <w:r>
+        <w:rPr>
+          <w:rStyle w:val="VerbatimChar"/>
+        </w:rPr>
+        <w:t xml:space="preserve">LB</w:t>
+      </w:r>
+      <w:r>
+        <w:t xml:space="preserve">,</w:t>
+      </w:r>
+      <w:r>
+        <w:t xml:space="preserve"> </w:t>
+      </w:r>
+      <w:r>
+        <w:rPr>
+          <w:rStyle w:val="VerbatimChar"/>
+        </w:rPr>
+        <w:t xml:space="preserve">CommE</w:t>
+      </w:r>
+      <w:r>
+        <w:t xml:space="preserve">,</w:t>
+      </w:r>
+      <w:r>
+        <w:t xml:space="preserve"> </w:t>
+      </w:r>
+      <w:r>
+        <w:rPr>
+          <w:rStyle w:val="VerbatimChar"/>
+        </w:rPr>
+        <w:t xml:space="preserve">PE</w:t>
+      </w:r>
+      <w:r>
+        <w:t xml:space="preserve">, and — multi-run only —</w:t>
+      </w:r>
+      <w:r>
+        <w:t xml:space="preserve"> </w:t>
+      </w:r>
+      <w:r>
+        <w:rPr>
+          <w:rStyle w:val="VerbatimChar"/>
+        </w:rPr>
+        <w:t xml:space="preserve">CompE</w:t>
+      </w:r>
+      <w:r>
+        <w:t xml:space="preserve">,</w:t>
+      </w:r>
+      <w:r>
+        <w:t xml:space="preserve"> </w:t>
+      </w:r>
+      <w:r>
+        <w:rPr>
+          <w:rStyle w:val="VerbatimChar"/>
+        </w:rPr>
+        <w:t xml:space="preserve">GE</w:t>
+      </w:r>
+      <w:r>
+        <w:t xml:space="preserve">), under a</w:t>
+      </w:r>
+      <w:r>
+        <w:t xml:space="preserve"> </w:t>
+      </w:r>
+      <w:r>
+        <w:t xml:space="preserve">“</w:t>
+      </w:r>
+      <w:r>
+        <w:t xml:space="preserve">Metric explanation:</w:t>
+      </w:r>
+      <w:r>
+        <w:t xml:space="preserve">”</w:t>
+      </w:r>
+      <w:r>
+        <w:t xml:space="preserve"> </w:t>
+      </w:r>
+      <w:r>
+        <w:t xml:space="preserve">title,</w:t>
+      </w:r>
+      <w:r>
+        <w:t xml:space="preserve"> </w:t>
+      </w:r>
+      <w:r>
+        <w:t xml:space="preserve">matching the existing</w:t>
+      </w:r>
+      <w:r>
+        <w:t xml:space="preserve"> </w:t>
+      </w:r>
+      <w:r>
+        <w:t xml:space="preserve">“</w:t>
+      </w:r>
+      <w:r>
+        <w:t xml:space="preserve">Not computed</w:t>
+      </w:r>
+      <w:r>
+        <w:t xml:space="preserve">”</w:t>
+      </w:r>
+      <w:r>
+        <w:t xml:space="preserve">/</w:t>
+      </w:r>
+      <w:r>
+        <w:t xml:space="preserve">“</w:t>
+      </w:r>
+      <w:r>
+        <w:t xml:space="preserve">Caveats</w:t>
+      </w:r>
+      <w:r>
+        <w:t xml:space="preserve">”</w:t>
+      </w:r>
+      <w:r>
+        <w:t xml:space="preserve"> </w:t>
+      </w:r>
+      <w:r>
+        <w:t xml:space="preserve">sections’ own bullet style. Full suite (193 tests)</w:t>
+      </w:r>
+      <w:r>
+        <w:t xml:space="preserve"> </w:t>
+      </w:r>
+      <w:r>
+        <w:t xml:space="preserve">re-verified green after each change, and the real 2-vs-4-rank report was regenerated and</w:t>
+      </w:r>
+      <w:r>
+        <w:t xml:space="preserve"> </w:t>
+      </w:r>
+      <w:r>
+        <w:t xml:space="preserve">re-inspected after every layout tweak.</w:t>
+      </w:r>
+    </w:p>
+    <w:bookmarkEnd w:id="47"/>
+    <w:bookmarkEnd w:id="48"/>
     <w:sectPr/>
   </w:body>
 </w:document>

--- a/docs/DEVELOPMENT_HISTORY.docx
+++ b/docs/DEVELOPMENT_HISTORY.docx
@@ -10,7 +10,7 @@
         <w:t xml:space="preserve">Development History</w:t>
       </w:r>
     </w:p>
-    <w:bookmarkStart w:id="48" w:name="development-history"/>
+    <w:bookmarkStart w:id="50" w:name="development-history"/>
     <w:p>
       <w:pPr>
         <w:pStyle w:val="Heading1"/>
@@ -629,6 +629,47 @@
           </w:p>
         </w:tc>
       </w:tr>
+      <w:tr>
+        <w:tc>
+          <w:tcPr/>
+          <w:p>
+            <w:pPr>
+              <w:pStyle w:val="Compact"/>
+              <w:jc w:val="left"/>
+            </w:pPr>
+            <w:r>
+              <w:t xml:space="preserve">2026-08-10</w:t>
+            </w:r>
+          </w:p>
+        </w:tc>
+        <w:tc>
+          <w:tcPr/>
+          <w:p>
+            <w:pPr>
+              <w:pStyle w:val="Compact"/>
+              <w:jc w:val="left"/>
+            </w:pPr>
+            <w:r>
+              <w:t xml:space="preserve">Added four GPU-specific extensions to</w:t>
+            </w:r>
+            <w:r>
+              <w:t xml:space="preserve"> </w:t>
+            </w:r>
+            <w:r>
+              <w:rPr>
+                <w:rStyle w:val="VerbatimChar"/>
+              </w:rPr>
+              <w:t xml:space="preserve">extract_pop_metrics.py</w:t>
+            </w:r>
+            <w:r>
+              <w:t xml:space="preserve"> </w:t>
+            </w:r>
+            <w:r>
+              <w:t xml:space="preserve">(GPU-Util, GPU-Off, GPU-LB, GPU-Eff), inspired by (but not copied from) POP’s hybrid MPI+OpenMP metrics</w:t>
+            </w:r>
+          </w:p>
+        </w:tc>
+      </w:tr>
     </w:tbl>
     <w:bookmarkStart w:id="20" w:name="project-scaffolding-and-rules"/>
     <w:p>
@@ -14010,7 +14051,1113 @@
       </w:r>
     </w:p>
     <w:bookmarkEnd w:id="47"/>
-    <w:bookmarkEnd w:id="48"/>
+    <w:bookmarkStart w:id="49" w:name="X5f51a001d906d013d0daf3f0d61fae484e114e8"/>
+    <w:p>
+      <w:pPr>
+        <w:pStyle w:val="Heading2"/>
+      </w:pPr>
+      <w:r>
+        <w:t xml:space="preserve">2026-08-10 — GPU-specific extensions to the POP metrics tool</w:t>
+      </w:r>
+    </w:p>
+    <w:p>
+      <w:pPr>
+        <w:pStyle w:val="FirstParagraph"/>
+      </w:pPr>
+      <w:r>
+        <w:t xml:space="preserve">Looking at POP’s hybrid MPI+OpenMP metrics page</w:t>
+      </w:r>
+      <w:r>
+        <w:t xml:space="preserve"> </w:t>
+      </w:r>
+      <w:r>
+        <w:t xml:space="preserve">(https://pop-coe.eu/further-information/learning-material/pop-standard-hybrid-metrics-for-parallel-performance-analysis)</w:t>
+      </w:r>
+      <w:r>
+        <w:t xml:space="preserve"> </w:t>
+      </w:r>
+      <w:r>
+        <w:t xml:space="preserve">prompted a design question: can the OpenMP-level metrics (Thread Load Balance, Serial Region</w:t>
+      </w:r>
+      <w:r>
+        <w:t xml:space="preserve"> </w:t>
+      </w:r>
+      <w:r>
+        <w:t xml:space="preserve">Efficiency) be adapted into GPU metrics by substituting</w:t>
+      </w:r>
+      <w:r>
+        <w:t xml:space="preserve"> </w:t>
+      </w:r>
+      <w:r>
+        <w:t xml:space="preserve">“</w:t>
+      </w:r>
+      <w:r>
+        <w:t xml:space="preserve">time on GPU</w:t>
+      </w:r>
+      <w:r>
+        <w:t xml:space="preserve">”</w:t>
+      </w:r>
+      <w:r>
+        <w:t xml:space="preserve"> </w:t>
+      </w:r>
+      <w:r>
+        <w:t xml:space="preserve">for</w:t>
+      </w:r>
+      <w:r>
+        <w:t xml:space="preserve"> </w:t>
+      </w:r>
+      <w:r>
+        <w:t xml:space="preserve">“</w:t>
+      </w:r>
+      <w:r>
+        <w:t xml:space="preserve">time in an OpenMP</w:t>
+      </w:r>
+      <w:r>
+        <w:t xml:space="preserve"> </w:t>
+      </w:r>
+      <w:r>
+        <w:t xml:space="preserve">parallel region</w:t>
+      </w:r>
+      <w:r>
+        <w:t xml:space="preserve">”</w:t>
+      </w:r>
+      <w:r>
+        <w:t xml:space="preserve">? Research conclusion: mostly no — POP’s OpenMP formulas rely on per-thread</w:t>
+      </w:r>
+      <w:r>
+        <w:t xml:space="preserve"> </w:t>
+      </w:r>
+      <w:r>
+        <w:t xml:space="preserve">timing across a handful of persistent, comparable workers (each thread does a slice of the same</w:t>
+      </w:r>
+      <w:r>
+        <w:t xml:space="preserve"> </w:t>
+      </w:r>
+      <w:r>
+        <w:t xml:space="preserve">region for its whole duration), which</w:t>
+      </w:r>
+      <w:r>
+        <w:t xml:space="preserve"> </w:t>
+      </w:r>
+      <w:r>
+        <w:rPr>
+          <w:rStyle w:val="VerbatimChar"/>
+        </w:rPr>
+        <w:t xml:space="preserve">rocprof-sys</w:t>
+      </w:r>
+      <w:r>
+        <w:t xml:space="preserve"> </w:t>
+      </w:r>
+      <w:r>
+        <w:t xml:space="preserve">genuinely captures for CPU threads.</w:t>
+      </w:r>
+      <w:r>
+        <w:t xml:space="preserve"> </w:t>
+      </w:r>
+      <w:r>
+        <w:rPr>
+          <w:rStyle w:val="VerbatimChar"/>
+        </w:rPr>
+        <w:t xml:space="preserve">rocprofv3</w:t>
+      </w:r>
+      <w:r>
+        <w:t xml:space="preserve"> </w:t>
+      </w:r>
+      <w:r>
+        <w:t xml:space="preserve">only gives per-dispatch aggregate kernel duration, not per-GPU-thread timing (a</w:t>
+      </w:r>
+      <w:r>
+        <w:t xml:space="preserve"> </w:t>
+      </w:r>
+      <w:r>
+        <w:t xml:space="preserve">different instrument,</w:t>
+      </w:r>
+      <w:r>
+        <w:t xml:space="preserve"> </w:t>
+      </w:r>
+      <w:r>
+        <w:rPr>
+          <w:rStyle w:val="VerbatimChar"/>
+        </w:rPr>
+        <w:t xml:space="preserve">rocprof-compute</w:t>
+      </w:r>
+      <w:r>
+        <w:t xml:space="preserve">’s occupancy counters), so a literal translation would</w:t>
+      </w:r>
+      <w:r>
+        <w:t xml:space="preserve"> </w:t>
+      </w:r>
+      <w:r>
+        <w:t xml:space="preserve">measure the wrong thing.</w:t>
+      </w:r>
+    </w:p>
+    <w:p>
+      <w:pPr>
+        <w:pStyle w:val="BodyText"/>
+      </w:pPr>
+      <w:r>
+        <w:t xml:space="preserve">Three (later four) GPU-specific questions turned out to be well-posed anyway, all built on</w:t>
+      </w:r>
+      <w:r>
+        <w:t xml:space="preserve"> </w:t>
+      </w:r>
+      <w:hyperlink r:id="rId48">
+        <w:r>
+          <w:rPr>
+            <w:rStyle w:val="Hyperlink"/>
+          </w:rPr>
+          <w:t xml:space="preserve">docs/plans/12-gpu-specific-pop-metrics.md</w:t>
+        </w:r>
+      </w:hyperlink>
+      <w:r>
+        <w:t xml:space="preserve">:</w:t>
+      </w:r>
+    </w:p>
+    <w:p>
+      <w:pPr>
+        <w:numPr>
+          <w:ilvl w:val="0"/>
+          <w:numId w:val="1004"/>
+        </w:numPr>
+        <w:pStyle w:val="Compact"/>
+      </w:pPr>
+      <w:r>
+        <w:rPr>
+          <w:bCs/>
+          <w:b/>
+        </w:rPr>
+        <w:t xml:space="preserve">GPU Offload Efficiency</w:t>
+      </w:r>
+      <w:r>
+        <w:t xml:space="preserve"> </w:t>
+      </w:r>
+      <w:r>
+        <w:t xml:space="preserve">(</w:t>
+      </w:r>
+      <w:r>
+        <w:rPr>
+          <w:rStyle w:val="VerbatimChar"/>
+        </w:rPr>
+        <w:t xml:space="preserve">GPU-Off</w:t>
+      </w:r>
+      <w:r>
+        <w:t xml:space="preserve">) — an Amdahl’s-law-style question: how much of a rank’s</w:t>
+      </w:r>
+      <w:r>
+        <w:t xml:space="preserve"> </w:t>
+      </w:r>
+      <w:r>
+        <w:t xml:space="preserve">time is still CPU-only compute (serial, not-yet-ported, or not-worth-porting code)? The tool</w:t>
+      </w:r>
+      <w:r>
+        <w:t xml:space="preserve"> </w:t>
+      </w:r>
+      <w:r>
+        <w:t xml:space="preserve">already computed this quantity internally (</w:t>
+      </w:r>
+      <w:r>
+        <w:rPr>
+          <w:rStyle w:val="VerbatimChar"/>
+        </w:rPr>
+        <w:t xml:space="preserve">cpu_pure</w:t>
+      </w:r>
+      <w:r>
+        <w:t xml:space="preserve"> </w:t>
+      </w:r>
+      <w:r>
+        <w:t xml:space="preserve">in</w:t>
+      </w:r>
+      <w:r>
+        <w:t xml:space="preserve"> </w:t>
+      </w:r>
+      <w:r>
+        <w:rPr>
+          <w:rStyle w:val="VerbatimChar"/>
+        </w:rPr>
+        <w:t xml:space="preserve">compute_run_metrics()</w:t>
+      </w:r>
+      <w:r>
+        <w:t xml:space="preserve">) as a step</w:t>
+      </w:r>
+      <w:r>
+        <w:t xml:space="preserve"> </w:t>
+      </w:r>
+      <w:r>
+        <w:t xml:space="preserve">toward</w:t>
+      </w:r>
+      <w:r>
+        <w:t xml:space="preserve"> </w:t>
+      </w:r>
+      <w:r>
+        <w:rPr>
+          <w:rStyle w:val="VerbatimChar"/>
+        </w:rPr>
+        <w:t xml:space="preserve">useful_compute</w:t>
+      </w:r>
+      <w:r>
+        <w:t xml:space="preserve">, just never surfaced it.</w:t>
+      </w:r>
+    </w:p>
+    <w:p>
+      <w:pPr>
+        <w:numPr>
+          <w:ilvl w:val="0"/>
+          <w:numId w:val="1004"/>
+        </w:numPr>
+        <w:pStyle w:val="Compact"/>
+      </w:pPr>
+      <w:r>
+        <w:rPr>
+          <w:bCs/>
+          <w:b/>
+        </w:rPr>
+        <w:t xml:space="preserve">GPU Load Balance</w:t>
+      </w:r>
+      <w:r>
+        <w:t xml:space="preserve"> </w:t>
+      </w:r>
+      <w:r>
+        <w:t xml:space="preserve">(</w:t>
+      </w:r>
+      <w:r>
+        <w:rPr>
+          <w:rStyle w:val="VerbatimChar"/>
+        </w:rPr>
+        <w:t xml:space="preserve">GPU-LB</w:t>
+      </w:r>
+      <w:r>
+        <w:t xml:space="preserve">) — the overall</w:t>
+      </w:r>
+      <w:r>
+        <w:t xml:space="preserve"> </w:t>
+      </w:r>
+      <w:r>
+        <w:rPr>
+          <w:rStyle w:val="VerbatimChar"/>
+        </w:rPr>
+        <w:t xml:space="preserve">LB</w:t>
+      </w:r>
+      <w:r>
+        <w:t xml:space="preserve"> </w:t>
+      </w:r>
+      <w:r>
+        <w:t xml:space="preserve">already mixes GPU kernel time into the</w:t>
+      </w:r>
+      <w:r>
+        <w:t xml:space="preserve"> </w:t>
+      </w:r>
+      <w:r>
+        <w:t xml:space="preserve">combined pool per rank, so imbalance</w:t>
+      </w:r>
+      <w:r>
+        <w:t xml:space="preserve"> </w:t>
+      </w:r>
+      <w:r>
+        <w:rPr>
+          <w:iCs/>
+          <w:i/>
+        </w:rPr>
+        <w:t xml:space="preserve">between GPUs specifically</w:t>
+      </w:r>
+      <w:r>
+        <w:t xml:space="preserve"> </w:t>
+      </w:r>
+      <w:r>
+        <w:t xml:space="preserve">was otherwise invisible.</w:t>
+      </w:r>
+    </w:p>
+    <w:p>
+      <w:pPr>
+        <w:numPr>
+          <w:ilvl w:val="0"/>
+          <w:numId w:val="1004"/>
+        </w:numPr>
+        <w:pStyle w:val="Compact"/>
+      </w:pPr>
+      <w:r>
+        <w:rPr>
+          <w:bCs/>
+          <w:b/>
+        </w:rPr>
+        <w:t xml:space="preserve">GPU Efficiency</w:t>
+      </w:r>
+      <w:r>
+        <w:t xml:space="preserve"> </w:t>
+      </w:r>
+      <w:r>
+        <w:t xml:space="preserve">(</w:t>
+      </w:r>
+      <w:r>
+        <w:rPr>
+          <w:rStyle w:val="VerbatimChar"/>
+        </w:rPr>
+        <w:t xml:space="preserve">GPU-Eff</w:t>
+      </w:r>
+      <w:r>
+        <w:t xml:space="preserve">) — the user’s own framing: GPU kernel time should scale roughly</w:t>
+      </w:r>
+      <w:r>
+        <w:t xml:space="preserve"> </w:t>
+      </w:r>
+      <w:r>
+        <w:t xml:space="preserve">linearly with the work assigned to it; in strong scaling, the classic failure is the per-rank</w:t>
+      </w:r>
+      <w:r>
+        <w:t xml:space="preserve"> </w:t>
+      </w:r>
+      <w:r>
+        <w:t xml:space="preserve">problem size shrinking below what keeps the GPU saturated (</w:t>
+      </w:r>
+      <w:r>
+        <w:t xml:space="preserve">“</w:t>
+      </w:r>
+      <w:r>
+        <w:t xml:space="preserve">the GPU lost its power</w:t>
+      </w:r>
+      <w:r>
+        <w:t xml:space="preserve">”</w:t>
+      </w:r>
+      <w:r>
+        <w:t xml:space="preserve">). Built as</w:t>
+      </w:r>
+      <w:r>
+        <w:t xml:space="preserve"> </w:t>
+      </w:r>
+      <w:r>
+        <w:rPr>
+          <w:rStyle w:val="VerbatimChar"/>
+        </w:rPr>
+        <w:t xml:space="preserve">Computation Efficiency</w:t>
+      </w:r>
+      <w:r>
+        <w:t xml:space="preserve">’s ref/scaled ratio, restricted to just the GPU-busy-time bucket</w:t>
+      </w:r>
+      <w:r>
+        <w:t xml:space="preserve"> </w:t>
+      </w:r>
+      <w:r>
+        <w:t xml:space="preserve">instead of the whole CPU+GPU pool — isolating whether it’s specifically the GPU’s contribution</w:t>
+      </w:r>
+      <w:r>
+        <w:t xml:space="preserve"> </w:t>
+      </w:r>
+      <w:r>
+        <w:t xml:space="preserve">that stopped scaling.</w:t>
+      </w:r>
+    </w:p>
+    <w:p>
+      <w:pPr>
+        <w:pStyle w:val="FirstParagraph"/>
+      </w:pPr>
+      <w:r>
+        <w:rPr>
+          <w:bCs/>
+          <w:b/>
+        </w:rPr>
+        <w:t xml:space="preserve">A real bug caught by validating against real data, not by a test.</w:t>
+      </w:r>
+      <w:r>
+        <w:t xml:space="preserve"> </w:t>
+      </w:r>
+      <w:r>
+        <w:t xml:space="preserve">All three metrics passed</w:t>
+      </w:r>
+      <w:r>
+        <w:t xml:space="preserve"> </w:t>
+      </w:r>
+      <w:r>
+        <w:t xml:space="preserve">their unit tests (194 → 204 total). But regenerating the real 2-rank vs. 4-rank strong-scaling</w:t>
+      </w:r>
+      <w:r>
+        <w:t xml:space="preserve"> </w:t>
+      </w:r>
+      <w:r>
+        <w:t xml:space="preserve">report (the same pair used to validate the base tool) showed</w:t>
+      </w:r>
+      <w:r>
+        <w:t xml:space="preserve"> </w:t>
+      </w:r>
+      <w:r>
+        <w:rPr>
+          <w:rStyle w:val="VerbatimChar"/>
+        </w:rPr>
+        <w:t xml:space="preserve">GPU-Off</w:t>
+      </w:r>
+      <w:r>
+        <w:t xml:space="preserve"> </w:t>
+      </w:r>
+      <w:r>
+        <w:t xml:space="preserve">moving the</w:t>
+      </w:r>
+      <w:r>
+        <w:t xml:space="preserve"> </w:t>
+      </w:r>
+      <w:r>
+        <w:rPr>
+          <w:iCs/>
+          <w:i/>
+        </w:rPr>
+        <w:t xml:space="preserve">wrong</w:t>
+      </w:r>
+      <w:r>
+        <w:t xml:space="preserve"> </w:t>
+      </w:r>
+      <w:r>
+        <w:t xml:space="preserve">direction: 0.48 → 0.84 (apparently</w:t>
+      </w:r>
+      <w:r>
+        <w:t xml:space="preserve"> </w:t>
+      </w:r>
+      <w:r>
+        <w:t xml:space="preserve">“</w:t>
+      </w:r>
+      <w:r>
+        <w:t xml:space="preserve">improving</w:t>
+      </w:r>
+      <w:r>
+        <w:t xml:space="preserve">”</w:t>
+      </w:r>
+      <w:r>
+        <w:t xml:space="preserve">) between the two runs, even though per-rank GPU</w:t>
+      </w:r>
+      <w:r>
+        <w:t xml:space="preserve"> </w:t>
+      </w:r>
+      <w:r>
+        <w:t xml:space="preserve">busy time stayed roughly flat and — per the user’s own expectation from the raw numbers — more</w:t>
+      </w:r>
+      <w:r>
+        <w:t xml:space="preserve"> </w:t>
+      </w:r>
+      <w:r>
+        <w:t xml:space="preserve">of each rank’s time should have looked CPU-bound going into 4 ranks. Diagnosis (dumping per-rank</w:t>
+      </w:r>
+      <w:r>
+        <w:t xml:space="preserve"> </w:t>
+      </w:r>
+      <w:r>
+        <w:rPr>
+          <w:rStyle w:val="VerbatimChar"/>
+        </w:rPr>
+        <w:t xml:space="preserve">cpu_only</w:t>
+      </w:r>
+      <w:r>
+        <w:t xml:space="preserve">/</w:t>
+      </w:r>
+      <w:r>
+        <w:rPr>
+          <w:rStyle w:val="VerbatimChar"/>
+        </w:rPr>
+        <w:t xml:space="preserve">comm</w:t>
+      </w:r>
+      <w:r>
+        <w:t xml:space="preserve">/</w:t>
+      </w:r>
+      <w:r>
+        <w:rPr>
+          <w:rStyle w:val="VerbatimChar"/>
+        </w:rPr>
+        <w:t xml:space="preserve">gpu_busy</w:t>
+      </w:r>
+      <w:r>
+        <w:t xml:space="preserve">/</w:t>
+      </w:r>
+      <w:r>
+        <w:rPr>
+          <w:rStyle w:val="VerbatimChar"/>
+        </w:rPr>
+        <w:t xml:space="preserve">total</w:t>
+      </w:r>
+      <w:r>
+        <w:t xml:space="preserve"> </w:t>
+      </w:r>
+      <w:r>
+        <w:t xml:space="preserve">values directly):</w:t>
+      </w:r>
+      <w:r>
+        <w:t xml:space="preserve"> </w:t>
+      </w:r>
+      <w:r>
+        <w:rPr>
+          <w:rStyle w:val="VerbatimChar"/>
+        </w:rPr>
+        <w:t xml:space="preserve">cpu_only</w:t>
+      </w:r>
+      <w:r>
+        <w:t xml:space="preserve"> </w:t>
+      </w:r>
+      <w:r>
+        <w:t xml:space="preserve">compute actually</w:t>
+      </w:r>
+      <w:r>
+        <w:t xml:space="preserve"> </w:t>
+      </w:r>
+      <w:r>
+        <w:rPr>
+          <w:iCs/>
+          <w:i/>
+        </w:rPr>
+        <w:t xml:space="preserve">shrank</w:t>
+      </w:r>
+      <w:r>
+        <w:t xml:space="preserve"> </w:t>
+      </w:r>
+      <w:r>
+        <w:t xml:space="preserve">(62s → 15s, expected under strong scaling) while</w:t>
+      </w:r>
+      <w:r>
+        <w:t xml:space="preserve"> </w:t>
+      </w:r>
+      <w:r>
+        <w:rPr>
+          <w:rStyle w:val="VerbatimChar"/>
+        </w:rPr>
+        <w:t xml:space="preserve">comm</w:t>
+      </w:r>
+      <w:r>
+        <w:t xml:space="preserve"> </w:t>
+      </w:r>
+      <w:r>
+        <w:t xml:space="preserve">nearly tripled (23s → 64s) and</w:t>
+      </w:r>
+      <w:r>
+        <w:t xml:space="preserve"> </w:t>
+      </w:r>
+      <w:r>
+        <w:rPr>
+          <w:rStyle w:val="VerbatimChar"/>
+        </w:rPr>
+        <w:t xml:space="preserve">total</w:t>
+      </w:r>
+      <w:r>
+        <w:t xml:space="preserve"> </w:t>
+      </w:r>
+      <w:r>
+        <w:t xml:space="preserve">wall time dropped only modestly.</w:t>
+      </w:r>
+      <w:r>
+        <w:t xml:space="preserve"> </w:t>
+      </w:r>
+      <w:r>
+        <w:rPr>
+          <w:rStyle w:val="VerbatimChar"/>
+        </w:rPr>
+        <w:t xml:space="preserve">GPU-Off</w:t>
+      </w:r>
+      <w:r>
+        <w:t xml:space="preserve">’s formula (</w:t>
+      </w:r>
+      <w:r>
+        <w:rPr>
+          <w:rStyle w:val="VerbatimChar"/>
+        </w:rPr>
+        <w:t xml:space="preserve">1 - cpu_only/total</w:t>
+      </w:r>
+      <w:r>
+        <w:t xml:space="preserve">) normalizes against</w:t>
+      </w:r>
+      <w:r>
+        <w:t xml:space="preserve"> </w:t>
+      </w:r>
+      <w:r>
+        <w:rPr>
+          <w:iCs/>
+          <w:i/>
+        </w:rPr>
+        <w:t xml:space="preserve">total</w:t>
+      </w:r>
+      <w:r>
+        <w:t xml:space="preserve"> </w:t>
+      </w:r>
+      <w:r>
+        <w:t xml:space="preserve">elapsed time, which includes communication — the communication blowup diluted the ratio</w:t>
+      </w:r>
+      <w:r>
+        <w:t xml:space="preserve"> </w:t>
+      </w:r>
+      <w:r>
+        <w:t xml:space="preserve">and made offload look artificially better, even though nothing about offload itself changed. Two</w:t>
+      </w:r>
+      <w:r>
+        <w:t xml:space="preserve"> </w:t>
+      </w:r>
+      <w:r>
+        <w:t xml:space="preserve">candidate fixes (normalizing against</w:t>
+      </w:r>
+      <w:r>
+        <w:t xml:space="preserve"> </w:t>
+      </w:r>
+      <w:r>
+        <w:rPr>
+          <w:rStyle w:val="VerbatimChar"/>
+        </w:rPr>
+        <w:t xml:space="preserve">useful_compute</w:t>
+      </w:r>
+      <w:r>
+        <w:t xml:space="preserve"> </w:t>
+      </w:r>
+      <w:r>
+        <w:t xml:space="preserve">instead of</w:t>
+      </w:r>
+      <w:r>
+        <w:t xml:space="preserve"> </w:t>
+      </w:r>
+      <w:r>
+        <w:rPr>
+          <w:rStyle w:val="VerbatimChar"/>
+        </w:rPr>
+        <w:t xml:space="preserve">total</w:t>
+      </w:r>
+      <w:r>
+        <w:t xml:space="preserve">) were tried and both</w:t>
+      </w:r>
+      <w:r>
+        <w:t xml:space="preserve"> </w:t>
+      </w:r>
+      <w:r>
+        <w:t xml:space="preserve">still moved the wrong way, since they were still fundamentally measuring the CPU-compute split,</w:t>
+      </w:r>
+      <w:r>
+        <w:t xml:space="preserve"> </w:t>
+      </w:r>
+      <w:r>
+        <w:t xml:space="preserve">not overall GPU business.</w:t>
+      </w:r>
+    </w:p>
+    <w:p>
+      <w:pPr>
+        <w:pStyle w:val="BodyText"/>
+      </w:pPr>
+      <w:r>
+        <w:t xml:space="preserve">The actual fix, once correctly diagnosed: this isn’t a bug in</w:t>
+      </w:r>
+      <w:r>
+        <w:t xml:space="preserve"> </w:t>
+      </w:r>
+      <w:r>
+        <w:rPr>
+          <w:rStyle w:val="VerbatimChar"/>
+        </w:rPr>
+        <w:t xml:space="preserve">GPU-Off</w:t>
+      </w:r>
+      <w:r>
+        <w:t xml:space="preserve">’s formula, it’s a missing</w:t>
+      </w:r>
+      <w:r>
+        <w:t xml:space="preserve"> </w:t>
+      </w:r>
+      <w:r>
+        <w:rPr>
+          <w:iCs/>
+          <w:i/>
+        </w:rPr>
+        <w:t xml:space="preserve">fourth</w:t>
+      </w:r>
+      <w:r>
+        <w:t xml:space="preserve"> </w:t>
+      </w:r>
+      <w:r>
+        <w:t xml:space="preserve">metric answering a different question. Added</w:t>
+      </w:r>
+      <w:r>
+        <w:t xml:space="preserve"> </w:t>
+      </w:r>
+      <w:r>
+        <w:rPr>
+          <w:bCs/>
+          <w:b/>
+        </w:rPr>
+        <w:t xml:space="preserve">GPU Utilization</w:t>
+      </w:r>
+      <w:r>
+        <w:t xml:space="preserve"> </w:t>
+      </w:r>
+      <w:r>
+        <w:t xml:space="preserve">(</w:t>
+      </w:r>
+      <w:r>
+        <w:rPr>
+          <w:rStyle w:val="VerbatimChar"/>
+        </w:rPr>
+        <w:t xml:space="preserve">GPU-Util</w:t>
+      </w:r>
+      <w:r>
+        <w:t xml:space="preserve"> </w:t>
+      </w:r>
+      <w:r>
+        <w:t xml:space="preserve">=</w:t>
+      </w:r>
+      <w:r>
+        <w:t xml:space="preserve"> </w:t>
+      </w:r>
+      <w:r>
+        <w:rPr>
+          <w:rStyle w:val="VerbatimChar"/>
+        </w:rPr>
+        <w:t xml:space="preserve">max GPU busy time / max total elapsed time</w:t>
+      </w:r>
+      <w:r>
+        <w:t xml:space="preserve">) — the GPU’s raw share of wall-clock time,</w:t>
+      </w:r>
+      <w:r>
+        <w:t xml:space="preserve"> </w:t>
+      </w:r>
+      <w:r>
+        <w:t xml:space="preserve">including any idling caused by growing communication overhead. Verified against the real data:</w:t>
+      </w:r>
+      <w:r>
+        <w:t xml:space="preserve"> </w:t>
+      </w:r>
+      <w:r>
+        <w:rPr>
+          <w:rStyle w:val="VerbatimChar"/>
+        </w:rPr>
+        <w:t xml:space="preserve">GPU-Util</w:t>
+      </w:r>
+      <w:r>
+        <w:t xml:space="preserve"> </w:t>
+      </w:r>
+      <w:r>
+        <w:t xml:space="preserve">moved the way intuition expects (0.295 → 0.191, the GPU sat idle a larger fraction of</w:t>
+      </w:r>
+      <w:r>
+        <w:t xml:space="preserve"> </w:t>
+      </w:r>
+      <w:r>
+        <w:t xml:space="preserve">the time as communication grew to dominate), while</w:t>
+      </w:r>
+      <w:r>
+        <w:t xml:space="preserve"> </w:t>
+      </w:r>
+      <w:r>
+        <w:rPr>
+          <w:rStyle w:val="VerbatimChar"/>
+        </w:rPr>
+        <w:t xml:space="preserve">GPU-Off</w:t>
+      </w:r>
+      <w:r>
+        <w:t xml:space="preserve"> </w:t>
+      </w:r>
+      <w:r>
+        <w:t xml:space="preserve">correctly continued to isolate the</w:t>
+      </w:r>
+      <w:r>
+        <w:t xml:space="preserve"> </w:t>
+      </w:r>
+      <w:r>
+        <w:t xml:space="preserve">comm-independent CPU-compute-offload question.</w:t>
+      </w:r>
+      <w:r>
+        <w:t xml:space="preserve"> </w:t>
+      </w:r>
+      <w:r>
+        <w:rPr>
+          <w:rStyle w:val="VerbatimChar"/>
+        </w:rPr>
+        <w:t xml:space="preserve">gpu_busy_time</w:t>
+      </w:r>
+      <w:r>
+        <w:t xml:space="preserve"> </w:t>
+      </w:r>
+      <w:r>
+        <w:t xml:space="preserve">doesn’t nest additively inside</w:t>
+      </w:r>
+      <w:r>
+        <w:t xml:space="preserve"> </w:t>
+      </w:r>
+      <w:r>
+        <w:rPr>
+          <w:rStyle w:val="VerbatimChar"/>
+        </w:rPr>
+        <w:t xml:space="preserve">total_time</w:t>
+      </w:r>
+      <w:r>
+        <w:t xml:space="preserve"> </w:t>
+      </w:r>
+      <w:r>
+        <w:t xml:space="preserve">(async kernels can overlap CPU work), so</w:t>
+      </w:r>
+      <w:r>
+        <w:t xml:space="preserve"> </w:t>
+      </w:r>
+      <w:r>
+        <w:rPr>
+          <w:rStyle w:val="VerbatimChar"/>
+        </w:rPr>
+        <w:t xml:space="preserve">GPU-Util</w:t>
+      </w:r>
+      <w:r>
+        <w:t xml:space="preserve"> </w:t>
+      </w:r>
+      <w:r>
+        <w:t xml:space="preserve">is a genuinely separate</w:t>
+      </w:r>
+      <w:r>
+        <w:t xml:space="preserve"> </w:t>
+      </w:r>
+      <w:r>
+        <w:t xml:space="preserve">quantity, not</w:t>
+      </w:r>
+      <w:r>
+        <w:t xml:space="preserve"> </w:t>
+      </w:r>
+      <w:r>
+        <w:rPr>
+          <w:rStyle w:val="VerbatimChar"/>
+        </w:rPr>
+        <w:t xml:space="preserve">GPU-Off</w:t>
+      </w:r>
+      <w:r>
+        <w:t xml:space="preserve">’s complement — keeping both is more informative than picking one.</w:t>
+      </w:r>
+      <w:r>
+        <w:t xml:space="preserve"> </w:t>
+      </w:r>
+      <w:r>
+        <w:t xml:space="preserve">Documented in</w:t>
+      </w:r>
+      <w:r>
+        <w:t xml:space="preserve"> </w:t>
+      </w:r>
+      <w:r>
+        <w:rPr>
+          <w:rStyle w:val="VerbatimChar"/>
+        </w:rPr>
+        <w:t xml:space="preserve">docs/pop_metrics_reference.md</w:t>
+      </w:r>
+      <w:r>
+        <w:t xml:space="preserve">’s</w:t>
+      </w:r>
+      <w:r>
+        <w:t xml:space="preserve"> </w:t>
+      </w:r>
+      <w:r>
+        <w:t xml:space="preserve">“</w:t>
+      </w:r>
+      <w:r>
+        <w:t xml:space="preserve">Why both</w:t>
+      </w:r>
+      <w:r>
+        <w:t xml:space="preserve"> </w:t>
+      </w:r>
+      <w:r>
+        <w:rPr>
+          <w:rStyle w:val="VerbatimChar"/>
+        </w:rPr>
+        <w:t xml:space="preserve">GPU-Off</w:t>
+      </w:r>
+      <w:r>
+        <w:t xml:space="preserve"> </w:t>
+      </w:r>
+      <w:r>
+        <w:t xml:space="preserve">and</w:t>
+      </w:r>
+      <w:r>
+        <w:t xml:space="preserve"> </w:t>
+      </w:r>
+      <w:r>
+        <w:rPr>
+          <w:rStyle w:val="VerbatimChar"/>
+        </w:rPr>
+        <w:t xml:space="preserve">GPU-Util</w:t>
+      </w:r>
+      <w:r>
+        <w:t xml:space="preserve"> </w:t>
+      </w:r>
+      <w:r>
+        <w:t xml:space="preserve">exist</w:t>
+      </w:r>
+      <w:r>
+        <w:t xml:space="preserve">”</w:t>
+      </w:r>
+      <w:r>
+        <w:t xml:space="preserve"> </w:t>
+      </w:r>
+      <w:r>
+        <w:t xml:space="preserve">note,</w:t>
+      </w:r>
+      <w:r>
+        <w:t xml:space="preserve"> </w:t>
+      </w:r>
+      <w:r>
+        <w:t xml:space="preserve">with the real before/after numbers as the worked example.</w:t>
+      </w:r>
+    </w:p>
+    <w:p>
+      <w:pPr>
+        <w:pStyle w:val="BodyText"/>
+      </w:pPr>
+      <w:r>
+        <w:rPr>
+          <w:bCs/>
+          <w:b/>
+        </w:rPr>
+        <w:t xml:space="preserve">Follow-up polish</w:t>
+      </w:r>
+      <w:r>
+        <w:t xml:space="preserve">, both from direct user feedback: column order changed to</w:t>
+      </w:r>
+      <w:r>
+        <w:t xml:space="preserve"> </w:t>
+      </w:r>
+      <w:r>
+        <w:rPr>
+          <w:rStyle w:val="VerbatimChar"/>
+        </w:rPr>
+        <w:t xml:space="preserve">LB, CommE, PE, GPU-Util, GPU-Off, GPU-LB, CompE, GE, GPU-Eff</w:t>
+      </w:r>
+      <w:r>
+        <w:t xml:space="preserve"> </w:t>
+      </w:r>
+      <w:r>
+        <w:t xml:space="preserve">(GPU-Util immediately before</w:t>
+      </w:r>
+      <w:r>
+        <w:t xml:space="preserve"> </w:t>
+      </w:r>
+      <w:r>
+        <w:t xml:space="preserve">GPU-Off), and every GPU column name gained a hyphen (</w:t>
+      </w:r>
+      <w:r>
+        <w:rPr>
+          <w:rStyle w:val="VerbatimChar"/>
+        </w:rPr>
+        <w:t xml:space="preserve">GPUOff→GPU-Off</w:t>
+      </w:r>
+      <w:r>
+        <w:t xml:space="preserve">,</w:t>
+      </w:r>
+      <w:r>
+        <w:t xml:space="preserve"> </w:t>
+      </w:r>
+      <w:r>
+        <w:rPr>
+          <w:rStyle w:val="VerbatimChar"/>
+        </w:rPr>
+        <w:t xml:space="preserve">GPUUtil→GPU-Util</w:t>
+      </w:r>
+      <w:r>
+        <w:t xml:space="preserve">,</w:t>
+      </w:r>
+      <w:r>
+        <w:t xml:space="preserve"> </w:t>
+      </w:r>
+      <w:r>
+        <w:rPr>
+          <w:rStyle w:val="VerbatimChar"/>
+        </w:rPr>
+        <w:t xml:space="preserve">GPULB→GPU-LB</w:t>
+      </w:r>
+      <w:r>
+        <w:t xml:space="preserve">,</w:t>
+      </w:r>
+      <w:r>
+        <w:t xml:space="preserve"> </w:t>
+      </w:r>
+      <w:r>
+        <w:rPr>
+          <w:rStyle w:val="VerbatimChar"/>
+        </w:rPr>
+        <w:t xml:space="preserve">GPUEff→GPU-Eff</w:t>
+      </w:r>
+      <w:r>
+        <w:t xml:space="preserve">) for readability, widening the column format accordingly.</w:t>
+      </w:r>
+    </w:p>
+    <w:p>
+      <w:pPr>
+        <w:pStyle w:val="BodyText"/>
+      </w:pPr>
+      <w:r>
+        <w:t xml:space="preserve">Verified: full suite grew 193 → 204 tests (no new fixtures needed — the existing</w:t>
+      </w:r>
+      <w:r>
+        <w:t xml:space="preserve"> </w:t>
+      </w:r>
+      <w:r>
+        <w:rPr>
+          <w:rStyle w:val="VerbatimChar"/>
+        </w:rPr>
+        <w:t xml:space="preserve">pop_combined_2rank</w:t>
+      </w:r>
+      <w:r>
+        <w:t xml:space="preserve">/</w:t>
+      </w:r>
+      <w:r>
+        <w:rPr>
+          <w:rStyle w:val="VerbatimChar"/>
+        </w:rPr>
+        <w:t xml:space="preserve">pop_ref_2rank</w:t>
+      </w:r>
+      <w:r>
+        <w:t xml:space="preserve">/</w:t>
+      </w:r>
+      <w:r>
+        <w:rPr>
+          <w:rStyle w:val="VerbatimChar"/>
+        </w:rPr>
+        <w:t xml:space="preserve">pop_combined_mismatch</w:t>
+      </w:r>
+      <w:r>
+        <w:t xml:space="preserve"> </w:t>
+      </w:r>
+      <w:r>
+        <w:t xml:space="preserve">fixtures and inline metrics dicts for</w:t>
+      </w:r>
+      <w:r>
+        <w:t xml:space="preserve"> </w:t>
+      </w:r>
+      <w:r>
+        <w:rPr>
+          <w:rStyle w:val="VerbatimChar"/>
+        </w:rPr>
+        <w:t xml:space="preserve">compute_gpu_efficiency()</w:t>
+      </w:r>
+      <w:r>
+        <w:t xml:space="preserve">’s isolated branches were sufficient), all green throughout, including</w:t>
+      </w:r>
+      <w:r>
+        <w:t xml:space="preserve"> </w:t>
+      </w:r>
+      <w:r>
+        <w:t xml:space="preserve">after the mid-course</w:t>
+      </w:r>
+      <w:r>
+        <w:t xml:space="preserve"> </w:t>
+      </w:r>
+      <w:r>
+        <w:rPr>
+          <w:rStyle w:val="VerbatimChar"/>
+        </w:rPr>
+        <w:t xml:space="preserve">GPU-Util</w:t>
+      </w:r>
+      <w:r>
+        <w:t xml:space="preserve"> </w:t>
+      </w:r>
+      <w:r>
+        <w:t xml:space="preserve">addition and the column-order/naming follow-ups. The real</w:t>
+      </w:r>
+      <w:r>
+        <w:t xml:space="preserve"> </w:t>
+      </w:r>
+      <w:r>
+        <w:t xml:space="preserve">2-vs-4-rank report was regenerated and re-inspected after every change. Real end-to-end validation</w:t>
+      </w:r>
+      <w:r>
+        <w:t xml:space="preserve"> </w:t>
+      </w:r>
+      <w:r>
+        <w:t xml:space="preserve">against ROCm/GPU hardware and a proper multi-point scaling study is left to the user, as with</w:t>
+      </w:r>
+      <w:r>
+        <w:t xml:space="preserve"> </w:t>
+      </w:r>
+      <w:r>
+        <w:t xml:space="preserve">every prior tool.</w:t>
+      </w:r>
+    </w:p>
+    <w:bookmarkEnd w:id="49"/>
+    <w:bookmarkEnd w:id="50"/>
     <w:sectPr/>
   </w:body>
 </w:document>
@@ -14266,6 +15413,36 @@
     </w:lvlOverride>
   </w:num>
   <w:num w:numId="1003">
+    <w:abstractNumId w:val="99411"/>
+    <w:lvlOverride w:ilvl="0">
+      <w:startOverride w:val="1"/>
+    </w:lvlOverride>
+    <w:lvlOverride w:ilvl="1">
+      <w:startOverride w:val="1"/>
+    </w:lvlOverride>
+    <w:lvlOverride w:ilvl="2">
+      <w:startOverride w:val="1"/>
+    </w:lvlOverride>
+    <w:lvlOverride w:ilvl="3">
+      <w:startOverride w:val="1"/>
+    </w:lvlOverride>
+    <w:lvlOverride w:ilvl="4">
+      <w:startOverride w:val="1"/>
+    </w:lvlOverride>
+    <w:lvlOverride w:ilvl="5">
+      <w:startOverride w:val="1"/>
+    </w:lvlOverride>
+    <w:lvlOverride w:ilvl="6">
+      <w:startOverride w:val="1"/>
+    </w:lvlOverride>
+    <w:lvlOverride w:ilvl="7">
+      <w:startOverride w:val="1"/>
+    </w:lvlOverride>
+    <w:lvlOverride w:ilvl="8">
+      <w:startOverride w:val="1"/>
+    </w:lvlOverride>
+  </w:num>
+  <w:num w:numId="1004">
     <w:abstractNumId w:val="99411"/>
     <w:lvlOverride w:ilvl="0">
       <w:startOverride w:val="1"/>

--- a/docs/DEVELOPMENT_HISTORY.docx
+++ b/docs/DEVELOPMENT_HISTORY.docx
@@ -10,7 +10,7 @@
         <w:t xml:space="preserve">Development History</w:t>
       </w:r>
     </w:p>
-    <w:bookmarkStart w:id="50" w:name="development-history"/>
+    <w:bookmarkStart w:id="52" w:name="development-history"/>
     <w:p>
       <w:pPr>
         <w:pStyle w:val="Heading1"/>
@@ -670,6 +670,59 @@
           </w:p>
         </w:tc>
       </w:tr>
+      <w:tr>
+        <w:tc>
+          <w:tcPr/>
+          <w:p>
+            <w:pPr>
+              <w:pStyle w:val="Compact"/>
+              <w:jc w:val="left"/>
+            </w:pPr>
+            <w:r>
+              <w:t xml:space="preserve">2026-08-11</w:t>
+            </w:r>
+          </w:p>
+        </w:tc>
+        <w:tc>
+          <w:tcPr/>
+          <w:p>
+            <w:pPr>
+              <w:pStyle w:val="Compact"/>
+              <w:jc w:val="left"/>
+            </w:pPr>
+            <w:r>
+              <w:t xml:space="preserve">Seventh tool:</w:t>
+            </w:r>
+            <w:r>
+              <w:t xml:space="preserve"> </w:t>
+            </w:r>
+            <w:r>
+              <w:rPr>
+                <w:rStyle w:val="VerbatimChar"/>
+              </w:rPr>
+              <w:t xml:space="preserve">extract_calltree.py</w:t>
+            </w:r>
+            <w:r>
+              <w:t xml:space="preserve">, an actual indented call tree (not a flat ranked list), auto-generated by tools 1/3/4; two real-data-driven fixes (tree connectors +</w:t>
+            </w:r>
+            <w:r>
+              <w:t xml:space="preserve"> </w:t>
+            </w:r>
+            <w:r>
+              <w:rPr>
+                <w:rStyle w:val="VerbatimChar"/>
+              </w:rPr>
+              <w:t xml:space="preserve">.kd</w:t>
+            </w:r>
+            <w:r>
+              <w:t xml:space="preserve"> </w:t>
+            </w:r>
+            <w:r>
+              <w:t xml:space="preserve">artifact filtering)</w:t>
+            </w:r>
+          </w:p>
+        </w:tc>
+      </w:tr>
     </w:tbl>
     <w:bookmarkStart w:id="20" w:name="project-scaffolding-and-rules"/>
     <w:p>
@@ -15157,7 +15210,1228 @@
       </w:r>
     </w:p>
     <w:bookmarkEnd w:id="49"/>
-    <w:bookmarkEnd w:id="50"/>
+    <w:bookmarkStart w:id="51" w:name="Xbcd9c7087b1a5c503572fe56e60df048db34fa3"/>
+    <w:p>
+      <w:pPr>
+        <w:pStyle w:val="Heading2"/>
+      </w:pPr>
+      <w:r>
+        <w:t xml:space="preserve">2026-08-11 — Seventh tool:</w:t>
+      </w:r>
+      <w:r>
+        <w:t xml:space="preserve"> </w:t>
+      </w:r>
+      <w:r>
+        <w:rPr>
+          <w:rStyle w:val="VerbatimChar"/>
+        </w:rPr>
+        <w:t xml:space="preserve">extract_calltree.py</w:t>
+      </w:r>
+      <w:r>
+        <w:t xml:space="preserve">, an actual call tree</w:t>
+      </w:r>
+    </w:p>
+    <w:p>
+      <w:pPr>
+        <w:pStyle w:val="FirstParagraph"/>
+      </w:pPr>
+      <w:r>
+        <w:t xml:space="preserve">Plan 09 built</w:t>
+      </w:r>
+      <w:r>
+        <w:t xml:space="preserve"> </w:t>
+      </w:r>
+      <w:r>
+        <w:rPr>
+          <w:rStyle w:val="VerbatimChar"/>
+        </w:rPr>
+        <w:t xml:space="preserve">attach_ancestry()</w:t>
+      </w:r>
+      <w:r>
+        <w:t xml:space="preserve"> </w:t>
+      </w:r>
+      <w:r>
+        <w:t xml:space="preserve">(parent-link reconstruction in</w:t>
+      </w:r>
+      <w:r>
+        <w:t xml:space="preserve"> </w:t>
+      </w:r>
+      <w:r>
+        <w:rPr>
+          <w:rStyle w:val="VerbatimChar"/>
+        </w:rPr>
+        <w:t xml:space="preserve">extract_CPU_hotspots.py</w:t>
+      </w:r>
+      <w:r>
+        <w:t xml:space="preserve">) explicitly as groundwork for</w:t>
+      </w:r>
+      <w:r>
+        <w:t xml:space="preserve"> </w:t>
+      </w:r>
+      <w:r>
+        <w:t xml:space="preserve">“</w:t>
+      </w:r>
+      <w:r>
+        <w:t xml:space="preserve">a future real call-tree view,</w:t>
+      </w:r>
+      <w:r>
+        <w:t xml:space="preserve">”</w:t>
+      </w:r>
+      <w:r>
+        <w:t xml:space="preserve"> </w:t>
+      </w:r>
+      <w:r>
+        <w:t xml:space="preserve">but no</w:t>
+      </w:r>
+      <w:r>
+        <w:t xml:space="preserve"> </w:t>
+      </w:r>
+      <w:r>
+        <w:t xml:space="preserve">tool ever consumed it that way — every existing tool reads</w:t>
+      </w:r>
+      <w:r>
+        <w:t xml:space="preserve"> </w:t>
+      </w:r>
+      <w:r>
+        <w:rPr>
+          <w:rStyle w:val="VerbatimChar"/>
+        </w:rPr>
+        <w:t xml:space="preserve">scan_ranks()</w:t>
+      </w:r>
+      <w:r>
+        <w:t xml:space="preserve">’s output, which merges</w:t>
+      </w:r>
+      <w:r>
+        <w:t xml:space="preserve"> </w:t>
+      </w:r>
+      <w:r>
+        <w:t xml:space="preserve">same-label rows across a file for ranking purposes, destroying tree identity. The user asked for</w:t>
+      </w:r>
+      <w:r>
+        <w:t xml:space="preserve"> </w:t>
+      </w:r>
+      <w:r>
+        <w:t xml:space="preserve">that deferred feature built now, per</w:t>
+      </w:r>
+      <w:r>
+        <w:t xml:space="preserve"> </w:t>
+      </w:r>
+      <w:hyperlink r:id="rId50">
+        <w:r>
+          <w:rPr>
+            <w:rStyle w:val="Hyperlink"/>
+          </w:rPr>
+          <w:t xml:space="preserve">docs/plans/13-calltree-tool.md</w:t>
+        </w:r>
+      </w:hyperlink>
+      <w:r>
+        <w:t xml:space="preserve">.</w:t>
+      </w:r>
+    </w:p>
+    <w:p>
+      <w:pPr>
+        <w:pStyle w:val="BodyText"/>
+      </w:pPr>
+      <w:r>
+        <w:t xml:space="preserve">Three research threads settled the open design questions before writing code: (1) confirmed</w:t>
+      </w:r>
+      <w:r>
+        <w:t xml:space="preserve"> </w:t>
+      </w:r>
+      <w:r>
+        <w:rPr>
+          <w:rStyle w:val="VerbatimChar"/>
+        </w:rPr>
+        <w:t xml:space="preserve">scan_ranks()</w:t>
+      </w:r>
+      <w:r>
+        <w:t xml:space="preserve">’s merge is genuinely destructive to tree identity — the new tool calls</w:t>
+      </w:r>
+      <w:r>
+        <w:t xml:space="preserve"> </w:t>
+      </w:r>
+      <w:r>
+        <w:rPr>
+          <w:rStyle w:val="VerbatimChar"/>
+        </w:rPr>
+        <w:t xml:space="preserve">parse_table_file()</w:t>
+      </w:r>
+      <w:r>
+        <w:t xml:space="preserve"> </w:t>
+      </w:r>
+      <w:r>
+        <w:t xml:space="preserve">+</w:t>
+      </w:r>
+      <w:r>
+        <w:t xml:space="preserve"> </w:t>
+      </w:r>
+      <w:r>
+        <w:rPr>
+          <w:rStyle w:val="VerbatimChar"/>
+        </w:rPr>
+        <w:t xml:space="preserve">attach_ancestry()</w:t>
+      </w:r>
+      <w:r>
+        <w:t xml:space="preserve"> </w:t>
+      </w:r>
+      <w:r>
+        <w:t xml:space="preserve">directly per file instead; (2) found rocprofv3’s</w:t>
+      </w:r>
+      <w:r>
+        <w:t xml:space="preserve"> </w:t>
+      </w:r>
+      <w:r>
+        <w:rPr>
+          <w:rStyle w:val="VerbatimChar"/>
+        </w:rPr>
+        <w:t xml:space="preserve">Correlation_Id</w:t>
+      </w:r>
+      <w:r>
+        <w:t xml:space="preserve"> </w:t>
+      </w:r>
+      <w:r>
+        <w:t xml:space="preserve">does link a kernel dispatch to its launching HIP API call, but</w:t>
+      </w:r>
+      <w:r>
+        <w:t xml:space="preserve"> </w:t>
+      </w:r>
+      <w:r>
+        <w:rPr>
+          <w:rStyle w:val="VerbatimChar"/>
+        </w:rPr>
+        <w:t xml:space="preserve">rocprof-sys</w:t>
+      </w:r>
+      <w:r>
+        <w:t xml:space="preserve">’s</w:t>
+      </w:r>
+      <w:r>
+        <w:t xml:space="preserve"> </w:t>
+      </w:r>
+      <w:r>
+        <w:t xml:space="preserve">text tables have no per-call timestamps to correlate against — genuine per-dispatch kernel</w:t>
+      </w:r>
+      <w:r>
+        <w:t xml:space="preserve"> </w:t>
+      </w:r>
+      <w:r>
+        <w:t xml:space="preserve">placement needs the binary Perfetto trace, which has no stdlib-friendly Python parser (the</w:t>
+      </w:r>
+      <w:r>
+        <w:t xml:space="preserve"> </w:t>
+      </w:r>
+      <w:r>
+        <w:rPr>
+          <w:rStyle w:val="VerbatimChar"/>
+        </w:rPr>
+        <w:t xml:space="preserve">perfetto</w:t>
+      </w:r>
+      <w:r>
+        <w:t xml:space="preserve"> </w:t>
+      </w:r>
+      <w:r>
+        <w:t xml:space="preserve">pip package downloads a compiled binary from Google’s servers on first use) — decided</w:t>
+      </w:r>
+      <w:r>
+        <w:t xml:space="preserve"> </w:t>
+      </w:r>
+      <w:r>
+        <w:t xml:space="preserve">to build on the text-table route now and defer real trace parsing, tracked as a documented gap</w:t>
+      </w:r>
+      <w:r>
+        <w:t xml:space="preserve"> </w:t>
+      </w:r>
+      <w:r>
+        <w:t xml:space="preserve">rather than silently dropped; (3) confirmed tool 4’s scan directory has the</w:t>
+      </w:r>
+      <w:r>
+        <w:t xml:space="preserve"> </w:t>
+      </w:r>
+      <w:r>
+        <w:rPr>
+          <w:iCs/>
+          <w:i/>
+        </w:rPr>
+        <w:t xml:space="preserve">identical</w:t>
+      </w:r>
+      <w:r>
+        <w:t xml:space="preserve"> </w:t>
+      </w:r>
+      <w:r>
+        <w:t xml:space="preserve">format</w:t>
+      </w:r>
+      <w:r>
+        <w:t xml:space="preserve"> </w:t>
+      </w:r>
+      <w:r>
+        <w:t xml:space="preserve">and precision to tool 1/3’s output (its scan step’s launcher is literally</w:t>
+      </w:r>
+      <w:r>
+        <w:t xml:space="preserve"> </w:t>
+      </w:r>
+      <w:r>
+        <w:rPr>
+          <w:rStyle w:val="VerbatimChar"/>
+        </w:rPr>
+        <w:t xml:space="preserve">profile_hotspots.sh</w:t>
+      </w:r>
+      <w:r>
+        <w:t xml:space="preserve">),</w:t>
+      </w:r>
+      <w:r>
+        <w:t xml:space="preserve"> </w:t>
+      </w:r>
+      <w:r>
+        <w:t xml:space="preserve">so one shared tool was built, not two.</w:t>
+      </w:r>
+    </w:p>
+    <w:p>
+      <w:pPr>
+        <w:pStyle w:val="BodyText"/>
+      </w:pPr>
+      <w:r>
+        <w:rPr>
+          <w:bCs/>
+          <w:b/>
+        </w:rPr>
+        <w:t xml:space="preserve">Kernel integration</w:t>
+      </w:r>
+      <w:r>
+        <w:t xml:space="preserve">, per the user’s own refinement during planning: when exactly one</w:t>
+      </w:r>
+      <w:r>
+        <w:t xml:space="preserve"> </w:t>
+      </w:r>
+      <w:r>
+        <w:rPr>
+          <w:rStyle w:val="VerbatimChar"/>
+        </w:rPr>
+        <w:t xml:space="preserve">hipLaunchKernel</w:t>
+      </w:r>
+      <w:r>
+        <w:t xml:space="preserve">-family call site is found in a rank’s tree, real rocprofv3 kernel data attaches</w:t>
+      </w:r>
+      <w:r>
+        <w:t xml:space="preserve"> </w:t>
+      </w:r>
+      <w:r>
+        <w:t xml:space="preserve">there in full; when several exist, each site is attributed a share of the kernel data</w:t>
+      </w:r>
+      <w:r>
+        <w:t xml:space="preserve"> </w:t>
+      </w:r>
+      <w:r>
+        <w:t xml:space="preserve">proportional to its own launch-call count (e.g. a site issuing 300 of 500 observed launch calls</w:t>
+      </w:r>
+      <w:r>
+        <w:t xml:space="preserve"> </w:t>
+      </w:r>
+      <w:r>
+        <w:t xml:space="preserve">gets 60%) rather than duplicating the full total at each with a disclaimer; when none exists, the</w:t>
+      </w:r>
+      <w:r>
+        <w:t xml:space="preserve"> </w:t>
+      </w:r>
+      <w:r>
+        <w:t xml:space="preserve">kernel data appears in its own labeled top-level section instead of a guess.</w:t>
+      </w:r>
+    </w:p>
+    <w:p>
+      <w:pPr>
+        <w:pStyle w:val="BodyText"/>
+      </w:pPr>
+      <w:r>
+        <w:rPr>
+          <w:bCs/>
+          <w:b/>
+        </w:rPr>
+        <w:t xml:space="preserve">Launcher integration</w:t>
+      </w:r>
+      <w:r>
+        <w:t xml:space="preserve">:</w:t>
+      </w:r>
+      <w:r>
+        <w:t xml:space="preserve"> </w:t>
+      </w:r>
+      <w:r>
+        <w:rPr>
+          <w:rStyle w:val="VerbatimChar"/>
+        </w:rPr>
+        <w:t xml:space="preserve">profile_CPU_hotspots.sh</w:t>
+      </w:r>
+      <w:r>
+        <w:t xml:space="preserve">,</w:t>
+      </w:r>
+      <w:r>
+        <w:t xml:space="preserve"> </w:t>
+      </w:r>
+      <w:r>
+        <w:rPr>
+          <w:rStyle w:val="VerbatimChar"/>
+        </w:rPr>
+        <w:t xml:space="preserve">profile_hotspots.sh</w:t>
+      </w:r>
+      <w:r>
+        <w:t xml:space="preserve">, and</w:t>
+      </w:r>
+      <w:r>
+        <w:t xml:space="preserve"> </w:t>
+      </w:r>
+      <w:r>
+        <w:rPr>
+          <w:rStyle w:val="VerbatimChar"/>
+        </w:rPr>
+        <w:t xml:space="preserve">instrument_hotspots.sh</w:t>
+      </w:r>
+      <w:r>
+        <w:t xml:space="preserve"> </w:t>
+      </w:r>
+      <w:r>
+        <w:t xml:space="preserve">all auto-generate</w:t>
+      </w:r>
+      <w:r>
+        <w:t xml:space="preserve"> </w:t>
+      </w:r>
+      <w:r>
+        <w:rPr>
+          <w:rStyle w:val="VerbatimChar"/>
+        </w:rPr>
+        <w:t xml:space="preserve">calltree.txt</w:t>
+      </w:r>
+      <w:r>
+        <w:t xml:space="preserve"> </w:t>
+      </w:r>
+      <w:r>
+        <w:t xml:space="preserve">alongside</w:t>
+      </w:r>
+      <w:r>
+        <w:t xml:space="preserve"> </w:t>
+      </w:r>
+      <w:r>
+        <w:rPr>
+          <w:rStyle w:val="VerbatimChar"/>
+        </w:rPr>
+        <w:t xml:space="preserve">hotspots.txt</w:t>
+      </w:r>
+      <w:r>
+        <w:t xml:space="preserve"> </w:t>
+      </w:r>
+      <w:r>
+        <w:t xml:space="preserve">now (same</w:t>
+      </w:r>
+      <w:r>
+        <w:t xml:space="preserve"> </w:t>
+      </w:r>
+      <w:r>
+        <w:rPr>
+          <w:rStyle w:val="VerbatimChar"/>
+        </w:rPr>
+        <w:t xml:space="preserve">--no-summary</w:t>
+      </w:r>
+      <w:r>
+        <w:t xml:space="preserve"> </w:t>
+      </w:r>
+      <w:r>
+        <w:t xml:space="preserve">gate, new</w:t>
+      </w:r>
+      <w:r>
+        <w:t xml:space="preserve"> </w:t>
+      </w:r>
+      <w:r>
+        <w:rPr>
+          <w:rStyle w:val="VerbatimChar"/>
+        </w:rPr>
+        <w:t xml:space="preserve">--max-depth</w:t>
+      </w:r>
+      <w:r>
+        <w:t xml:space="preserve">/</w:t>
+      </w:r>
+      <w:r>
+        <w:rPr>
+          <w:rStyle w:val="VerbatimChar"/>
+        </w:rPr>
+        <w:t xml:space="preserve">--show-gpu-api</w:t>
+      </w:r>
+      <w:r>
+        <w:t xml:space="preserve"> </w:t>
+      </w:r>
+      <w:r>
+        <w:t xml:space="preserve">pass-through flags) — confirmed via the</w:t>
+      </w:r>
+      <w:r>
+        <w:t xml:space="preserve"> </w:t>
+      </w:r>
+      <w:r>
+        <w:t xml:space="preserve">scripts’ own call graph that tool 4 inherits this for free through its scan step’s delegation to</w:t>
+      </w:r>
+      <w:r>
+        <w:t xml:space="preserve"> </w:t>
+      </w:r>
+      <w:r>
+        <w:rPr>
+          <w:rStyle w:val="VerbatimChar"/>
+        </w:rPr>
+        <w:t xml:space="preserve">profile_hotspots.sh</w:t>
+      </w:r>
+      <w:r>
+        <w:t xml:space="preserve">, no separate code needed there.</w:t>
+      </w:r>
+    </w:p>
+    <w:p>
+      <w:pPr>
+        <w:pStyle w:val="BodyText"/>
+      </w:pPr>
+      <w:r>
+        <w:rPr>
+          <w:bCs/>
+          <w:b/>
+        </w:rPr>
+        <w:t xml:space="preserve">Two real-data-driven fixes</w:t>
+      </w:r>
+      <w:r>
+        <w:t xml:space="preserve">, both found only after running the tool against real</w:t>
+      </w:r>
+      <w:r>
+        <w:t xml:space="preserve"> </w:t>
+      </w:r>
+      <w:r>
+        <w:rPr>
+          <w:rStyle w:val="VerbatimChar"/>
+        </w:rPr>
+        <w:t xml:space="preserve">Heat_Convection_Solver</w:t>
+      </w:r>
+      <w:r>
+        <w:t xml:space="preserve"> </w:t>
+      </w:r>
+      <w:r>
+        <w:t xml:space="preserve">profiles (not just synthetic fixtures) at the user’s explicit request:</w:t>
+      </w:r>
+    </w:p>
+    <w:p>
+      <w:pPr>
+        <w:numPr>
+          <w:ilvl w:val="0"/>
+          <w:numId w:val="1005"/>
+        </w:numPr>
+        <w:pStyle w:val="Compact"/>
+      </w:pPr>
+      <w:r>
+        <w:rPr>
+          <w:bCs/>
+          <w:b/>
+        </w:rPr>
+        <w:t xml:space="preserve">Tree connectors.</w:t>
+      </w:r>
+      <w:r>
+        <w:t xml:space="preserve"> </w:t>
+      </w:r>
+      <w:r>
+        <w:t xml:space="preserve">The user spotted what looked like</w:t>
+      </w:r>
+      <w:r>
+        <w:t xml:space="preserve"> </w:t>
+      </w:r>
+      <w:r>
+        <w:rPr>
+          <w:rStyle w:val="VerbatimChar"/>
+        </w:rPr>
+        <w:t xml:space="preserve">MPI_Allreduce</w:t>
+      </w:r>
+      <w:r>
+        <w:t xml:space="preserve"> </w:t>
+      </w:r>
+      <w:r>
+        <w:t xml:space="preserve">“</w:t>
+      </w:r>
+      <w:r>
+        <w:t xml:space="preserve">calling</w:t>
+      </w:r>
+      <w:r>
+        <w:t xml:space="preserve">”</w:t>
+      </w:r>
+      <w:r>
+        <w:t xml:space="preserve"> </w:t>
+      </w:r>
+      <w:r>
+        <w:t xml:space="preserve">GPU kernels</w:t>
+      </w:r>
+      <w:r>
+        <w:t xml:space="preserve"> </w:t>
+      </w:r>
+      <w:r>
+        <w:t xml:space="preserve">in the rendered output. Traced precisely: the flat 2-space indentation made a sibling</w:t>
+      </w:r>
+      <w:r>
+        <w:t xml:space="preserve"> </w:t>
+      </w:r>
+      <w:r>
+        <w:t xml:space="preserve">(</w:t>
+      </w:r>
+      <w:r>
+        <w:rPr>
+          <w:rStyle w:val="VerbatimChar"/>
+        </w:rPr>
+        <w:t xml:space="preserve">[GPU kernels -- rocprofv3]</w:t>
+      </w:r>
+      <w:r>
+        <w:t xml:space="preserve">, attached to</w:t>
+      </w:r>
+      <w:r>
+        <w:t xml:space="preserve"> </w:t>
+      </w:r>
+      <w:r>
+        <w:rPr>
+          <w:rStyle w:val="VerbatimChar"/>
+        </w:rPr>
+        <w:t xml:space="preserve">main</w:t>
+      </w:r>
+      <w:r>
+        <w:t xml:space="preserve"> </w:t>
+      </w:r>
+      <w:r>
+        <w:t xml:space="preserve">alongside</w:t>
+      </w:r>
+      <w:r>
+        <w:t xml:space="preserve"> </w:t>
+      </w:r>
+      <w:r>
+        <w:rPr>
+          <w:rStyle w:val="VerbatimChar"/>
+        </w:rPr>
+        <w:t xml:space="preserve">MPI_Allreduce</w:t>
+      </w:r>
+      <w:r>
+        <w:t xml:space="preserve">) visually</w:t>
+      </w:r>
+      <w:r>
+        <w:t xml:space="preserve"> </w:t>
+      </w:r>
+      <w:r>
+        <w:t xml:space="preserve">indistinguishable from a child, especially right after</w:t>
+      </w:r>
+      <w:r>
+        <w:t xml:space="preserve"> </w:t>
+      </w:r>
+      <w:r>
+        <w:rPr>
+          <w:rStyle w:val="VerbatimChar"/>
+        </w:rPr>
+        <w:t xml:space="preserve">MPI_Allreduce</w:t>
+      </w:r>
+      <w:r>
+        <w:t xml:space="preserve">’s own long list of</w:t>
+      </w:r>
+      <w:r>
+        <w:t xml:space="preserve"> </w:t>
+      </w:r>
+      <w:r>
+        <w:t xml:space="preserve">deeply-nested children. Not a placement bug — confirmed by byte-exact indentation check both</w:t>
+      </w:r>
+      <w:r>
+        <w:t xml:space="preserve"> </w:t>
+      </w:r>
+      <w:r>
+        <w:t xml:space="preserve">were at the same 2-space level — but a genuine rendering readability problem. Fixed by</w:t>
+      </w:r>
+      <w:r>
+        <w:t xml:space="preserve"> </w:t>
+      </w:r>
+      <w:r>
+        <w:t xml:space="preserve">switching to</w:t>
+      </w:r>
+      <w:r>
+        <w:t xml:space="preserve"> </w:t>
+      </w:r>
+      <w:r>
+        <w:rPr>
+          <w:rStyle w:val="VerbatimChar"/>
+        </w:rPr>
+        <w:t xml:space="preserve">tree</w:t>
+      </w:r>
+      <w:r>
+        <w:t xml:space="preserve">-command-style connectors (</w:t>
+      </w:r>
+      <w:r>
+        <w:rPr>
+          <w:rStyle w:val="VerbatimChar"/>
+        </w:rPr>
+        <w:t xml:space="preserve">├──</w:t>
+      </w:r>
+      <w:r>
+        <w:t xml:space="preserve">/</w:t>
+      </w:r>
+      <w:r>
+        <w:rPr>
+          <w:rStyle w:val="VerbatimChar"/>
+        </w:rPr>
+        <w:t xml:space="preserve">└──</w:t>
+      </w:r>
+      <w:r>
+        <w:t xml:space="preserve">/</w:t>
+      </w:r>
+      <w:r>
+        <w:rPr>
+          <w:rStyle w:val="VerbatimChar"/>
+        </w:rPr>
+        <w:t xml:space="preserve">│</w:t>
+      </w:r>
+      <w:r>
+        <w:t xml:space="preserve">), with each rank’s multiple</w:t>
+      </w:r>
+      <w:r>
+        <w:t xml:space="preserve"> </w:t>
+      </w:r>
+      <w:r>
+        <w:t xml:space="preserve">independent roots (e.g. separate OS threads) deliberately left unconnected to each other</w:t>
+      </w:r>
+      <w:r>
+        <w:t xml:space="preserve"> </w:t>
+      </w:r>
+      <w:r>
+        <w:t xml:space="preserve">(printed flush) since they aren’t true siblings under one shared parent — connectors start</w:t>
+      </w:r>
+      <w:r>
+        <w:t xml:space="preserve"> </w:t>
+      </w:r>
+      <w:r>
+        <w:t xml:space="preserve">from each root’s own children downward.</w:t>
+      </w:r>
+    </w:p>
+    <w:p>
+      <w:pPr>
+        <w:numPr>
+          <w:ilvl w:val="0"/>
+          <w:numId w:val="1005"/>
+        </w:numPr>
+        <w:pStyle w:val="Compact"/>
+      </w:pPr>
+      <w:r>
+        <w:rPr>
+          <w:bCs/>
+          <w:b/>
+        </w:rPr>
+        <w:t xml:space="preserve">Real columns +</w:t>
+      </w:r>
+      <w:r>
+        <w:rPr>
+          <w:bCs/>
+          <w:b/>
+        </w:rPr>
+        <w:t xml:space="preserve"> </w:t>
+      </w:r>
+      <w:r>
+        <w:rPr>
+          <w:rStyle w:val="VerbatimChar"/>
+          <w:bCs/>
+          <w:b/>
+        </w:rPr>
+        <w:t xml:space="preserve">.kd</w:t>
+      </w:r>
+      <w:r>
+        <w:rPr>
+          <w:bCs/>
+          <w:b/>
+        </w:rPr>
+        <w:t xml:space="preserve"> </w:t>
+      </w:r>
+      <w:r>
+        <w:rPr>
+          <w:bCs/>
+          <w:b/>
+        </w:rPr>
+        <w:t xml:space="preserve">duplicate filtering</w:t>
+      </w:r>
+      <w:r>
+        <w:t xml:space="preserve">, from the same conversation. The user asked for</w:t>
+      </w:r>
+      <w:r>
+        <w:t xml:space="preserve"> </w:t>
+      </w:r>
+      <w:r>
+        <w:t xml:space="preserve">real right-aligned CALLS/SELF(s)/TOTAL(s) columns (one header per rank) instead of a</w:t>
+      </w:r>
+      <w:r>
+        <w:t xml:space="preserve"> </w:t>
+      </w:r>
+      <w:r>
+        <w:rPr>
+          <w:rStyle w:val="VerbatimChar"/>
+        </w:rPr>
+        <w:t xml:space="preserve">[calls=.../self=.../total=...]</w:t>
+      </w:r>
+      <w:r>
+        <w:t xml:space="preserve"> </w:t>
+      </w:r>
+      <w:r>
+        <w:t xml:space="preserve">string repeated on every line — implemented via</w:t>
+      </w:r>
+      <w:r>
+        <w:t xml:space="preserve"> </w:t>
+      </w:r>
+      <w:r>
+        <w:rPr>
+          <w:rStyle w:val="VerbatimChar"/>
+        </w:rPr>
+        <w:t xml:space="preserve">format_aligned_rows()</w:t>
+      </w:r>
+      <w:r>
+        <w:t xml:space="preserve"> </w:t>
+      </w:r>
+      <w:r>
+        <w:t xml:space="preserve">taking</w:t>
+      </w:r>
+      <w:r>
+        <w:t xml:space="preserve"> </w:t>
+      </w:r>
+      <w:r>
+        <w:rPr>
+          <w:rStyle w:val="VerbatimChar"/>
+        </w:rPr>
+        <w:t xml:space="preserve">(label, count, self, total)</w:t>
+      </w:r>
+      <w:r>
+        <w:t xml:space="preserve"> </w:t>
+      </w:r>
+      <w:r>
+        <w:t xml:space="preserve">tuples instead of pre-formatted</w:t>
+      </w:r>
+      <w:r>
+        <w:t xml:space="preserve"> </w:t>
+      </w:r>
+      <w:r>
+        <w:t xml:space="preserve">strings. Separately, the user noticed the</w:t>
+      </w:r>
+      <w:r>
+        <w:t xml:space="preserve"> </w:t>
+      </w:r>
+      <w:r>
+        <w:rPr>
+          <w:iCs/>
+          <w:i/>
+        </w:rPr>
+        <w:t xml:space="preserve">same</w:t>
+      </w:r>
+      <w:r>
+        <w:t xml:space="preserve"> </w:t>
+      </w:r>
+      <w:r>
+        <w:t xml:space="preserve">kernel names appearing twice — once as</w:t>
+      </w:r>
+      <w:r>
+        <w:t xml:space="preserve"> </w:t>
+      </w:r>
+      <w:r>
+        <w:t xml:space="preserve">near-zero-duration</w:t>
+      </w:r>
+      <w:r>
+        <w:t xml:space="preserve"> </w:t>
+      </w:r>
+      <w:r>
+        <w:rPr>
+          <w:rStyle w:val="VerbatimChar"/>
+        </w:rPr>
+        <w:t xml:space="preserve">.kd</w:t>
+      </w:r>
+      <w:r>
+        <w:t xml:space="preserve">-suffixed entries nested under</w:t>
+      </w:r>
+      <w:r>
+        <w:t xml:space="preserve"> </w:t>
+      </w:r>
+      <w:r>
+        <w:rPr>
+          <w:rStyle w:val="VerbatimChar"/>
+        </w:rPr>
+        <w:t xml:space="preserve">MPI_Allreduce</w:t>
+      </w:r>
+      <w:r>
+        <w:t xml:space="preserve">, once correctly under</w:t>
+      </w:r>
+      <w:r>
+        <w:t xml:space="preserve"> </w:t>
+      </w:r>
+      <w:r>
+        <w:rPr>
+          <w:rStyle w:val="VerbatimChar"/>
+        </w:rPr>
+        <w:t xml:space="preserve">[GPU kernels -- rocprofv3]</w:t>
+      </w:r>
+      <w:r>
+        <w:t xml:space="preserve"> </w:t>
+      </w:r>
+      <w:r>
+        <w:t xml:space="preserve">— and specifically guessed this was the same class of bug as an</w:t>
+      </w:r>
+      <w:r>
+        <w:t xml:space="preserve"> </w:t>
+      </w:r>
+      <w:r>
+        <w:t xml:space="preserve">earlier wall_clock/sampling_wall_clock merge issue (see the 2026-08-04 entry above). Checked</w:t>
+      </w:r>
+      <w:r>
+        <w:t xml:space="preserve"> </w:t>
+      </w:r>
+      <w:r>
+        <w:t xml:space="preserve">precisely with</w:t>
+      </w:r>
+      <w:r>
+        <w:t xml:space="preserve"> </w:t>
+      </w:r>
+      <w:r>
+        <w:rPr>
+          <w:rStyle w:val="VerbatimChar"/>
+        </w:rPr>
+        <w:t xml:space="preserve">grep -c</w:t>
+      </w:r>
+      <w:r>
+        <w:t xml:space="preserve"> </w:t>
+      </w:r>
+      <w:r>
+        <w:t xml:space="preserve">against both files directly: the</w:t>
+      </w:r>
+      <w:r>
+        <w:t xml:space="preserve"> </w:t>
+      </w:r>
+      <w:r>
+        <w:rPr>
+          <w:rStyle w:val="VerbatimChar"/>
+        </w:rPr>
+        <w:t xml:space="preserve">.kd</w:t>
+      </w:r>
+      <w:r>
+        <w:t xml:space="preserve"> </w:t>
+      </w:r>
+      <w:r>
+        <w:t xml:space="preserve">rows are already present in</w:t>
+      </w:r>
+      <w:r>
+        <w:t xml:space="preserve"> </w:t>
+      </w:r>
+      <w:r>
+        <w:rPr>
+          <w:rStyle w:val="VerbatimChar"/>
+        </w:rPr>
+        <w:t xml:space="preserve">wall_clock-0.txt</w:t>
+      </w:r>
+      <w:r>
+        <w:t xml:space="preserve"> </w:t>
+      </w:r>
+      <w:r>
+        <w:t xml:space="preserve">on its own (</w:t>
+      </w:r>
+      <w:r>
+        <w:rPr>
+          <w:rStyle w:val="VerbatimChar"/>
+        </w:rPr>
+        <w:t xml:space="preserve">sampling_wall_clock-0.txt</w:t>
+      </w:r>
+      <w:r>
+        <w:t xml:space="preserve"> </w:t>
+      </w:r>
+      <w:r>
+        <w:t xml:space="preserve">had zero matches) — a different</w:t>
+      </w:r>
+      <w:r>
+        <w:t xml:space="preserve"> </w:t>
+      </w:r>
+      <w:r>
+        <w:t xml:space="preserve">mechanism than the earlier bug (rocprof-sys’s own sampling attributes a GPU kernel launch to</w:t>
+      </w:r>
+      <w:r>
+        <w:t xml:space="preserve"> </w:t>
+      </w:r>
+      <w:r>
+        <w:t xml:space="preserve">its compiled kernel-descriptor ELF symbol directly inside the wall_clock table it also writes),</w:t>
+      </w:r>
+      <w:r>
+        <w:t xml:space="preserve"> </w:t>
+      </w:r>
+      <w:r>
+        <w:t xml:space="preserve">but the same underlying symptom (the same physical event double-counted through two capture</w:t>
+      </w:r>
+      <w:r>
+        <w:t xml:space="preserve"> </w:t>
+      </w:r>
+      <w:r>
+        <w:t xml:space="preserve">paths). Fixed by treating any</w:t>
+      </w:r>
+      <w:r>
+        <w:t xml:space="preserve"> </w:t>
+      </w:r>
+      <w:r>
+        <w:rPr>
+          <w:rStyle w:val="VerbatimChar"/>
+        </w:rPr>
+        <w:t xml:space="preserve">.kd</w:t>
+      </w:r>
+      <w:r>
+        <w:t xml:space="preserve">-suffixed label as GPU-related — hidden by default alongside</w:t>
+      </w:r>
+      <w:r>
+        <w:t xml:space="preserve"> </w:t>
+      </w:r>
+      <w:r>
+        <w:t xml:space="preserve">GPU-API/runtime noise, recoverable with</w:t>
+      </w:r>
+      <w:r>
+        <w:t xml:space="preserve"> </w:t>
+      </w:r>
+      <w:r>
+        <w:rPr>
+          <w:rStyle w:val="VerbatimChar"/>
+        </w:rPr>
+        <w:t xml:space="preserve">--show-gpu-api</w:t>
+      </w:r>
+      <w:r>
+        <w:t xml:space="preserve"> </w:t>
+      </w:r>
+      <w:r>
+        <w:t xml:space="preserve">— without touching the shared</w:t>
+      </w:r>
+      <w:r>
+        <w:t xml:space="preserve"> </w:t>
+      </w:r>
+      <w:r>
+        <w:rPr>
+          <w:rStyle w:val="VerbatimChar"/>
+        </w:rPr>
+        <w:t xml:space="preserve">cpu_tool.classify_gpu()</w:t>
+      </w:r>
+      <w:r>
+        <w:t xml:space="preserve"> </w:t>
+      </w:r>
+      <w:r>
+        <w:t xml:space="preserve">(kept local to</w:t>
+      </w:r>
+      <w:r>
+        <w:t xml:space="preserve"> </w:t>
+      </w:r>
+      <w:r>
+        <w:rPr>
+          <w:rStyle w:val="VerbatimChar"/>
+        </w:rPr>
+        <w:t xml:space="preserve">extract_calltree.py</w:t>
+      </w:r>
+      <w:r>
+        <w:t xml:space="preserve">, since the hotspots-ranking tools</w:t>
+      </w:r>
+      <w:r>
+        <w:t xml:space="preserve"> </w:t>
+      </w:r>
+      <w:r>
+        <w:t xml:space="preserve">have their own established, separately-tested behavior for these rows).</w:t>
+      </w:r>
+    </w:p>
+    <w:p>
+      <w:pPr>
+        <w:pStyle w:val="FirstParagraph"/>
+      </w:pPr>
+      <w:r>
+        <w:t xml:space="preserve">Verified: full suite grew 222 → 231 tests across the two follow-up fixes (5 new fixtures:</w:t>
+      </w:r>
+      <w:r>
+        <w:t xml:space="preserve"> </w:t>
+      </w:r>
+      <w:r>
+        <w:rPr>
+          <w:rStyle w:val="VerbatimChar"/>
+        </w:rPr>
+        <w:t xml:space="preserve">calltree_kernel_anchor</w:t>
+      </w:r>
+      <w:r>
+        <w:t xml:space="preserve">,</w:t>
+      </w:r>
+      <w:r>
+        <w:t xml:space="preserve"> </w:t>
+      </w:r>
+      <w:r>
+        <w:rPr>
+          <w:rStyle w:val="VerbatimChar"/>
+        </w:rPr>
+        <w:t xml:space="preserve">calltree_kernel_multi_anchor</w:t>
+      </w:r>
+      <w:r>
+        <w:t xml:space="preserve">,</w:t>
+      </w:r>
+      <w:r>
+        <w:t xml:space="preserve"> </w:t>
+      </w:r>
+      <w:r>
+        <w:rPr>
+          <w:rStyle w:val="VerbatimChar"/>
+        </w:rPr>
+        <w:t xml:space="preserve">calltree_kernel_no_anchor</w:t>
+      </w:r>
+      <w:r>
+        <w:t xml:space="preserve">,</w:t>
+      </w:r>
+      <w:r>
+        <w:t xml:space="preserve"> </w:t>
+      </w:r>
+      <w:r>
+        <w:rPr>
+          <w:rStyle w:val="VerbatimChar"/>
+        </w:rPr>
+        <w:t xml:space="preserve">calltree_kd_artifact</w:t>
+      </w:r>
+      <w:r>
+        <w:t xml:space="preserve">, all hand-crafted with known values so the proportional-split and</w:t>
+      </w:r>
+      <w:r>
+        <w:t xml:space="preserve"> </w:t>
+      </w:r>
+      <w:r>
+        <w:t xml:space="preserve">filtering logic could be asserted exactly), all green throughout.</w:t>
+      </w:r>
+      <w:r>
+        <w:t xml:space="preserve"> </w:t>
+      </w:r>
+      <w:r>
+        <w:rPr>
+          <w:rStyle w:val="VerbatimChar"/>
+        </w:rPr>
+        <w:t xml:space="preserve">bash -n</w:t>
+      </w:r>
+      <w:r>
+        <w:t xml:space="preserve"> </w:t>
+      </w:r>
+      <w:r>
+        <w:t xml:space="preserve">on all three modified</w:t>
+      </w:r>
+      <w:r>
+        <w:t xml:space="preserve"> </w:t>
+      </w:r>
+      <w:r>
+        <w:t xml:space="preserve">scripts; their</w:t>
+      </w:r>
+      <w:r>
+        <w:t xml:space="preserve"> </w:t>
+      </w:r>
+      <w:r>
+        <w:rPr>
+          <w:rStyle w:val="VerbatimChar"/>
+        </w:rPr>
+        <w:t xml:space="preserve">--dry-run</w:t>
+      </w:r>
+      <w:r>
+        <w:t xml:space="preserve"> </w:t>
+      </w:r>
+      <w:r>
+        <w:t xml:space="preserve">mode exercised with stubbed</w:t>
+      </w:r>
+      <w:r>
+        <w:t xml:space="preserve"> </w:t>
+      </w:r>
+      <w:r>
+        <w:rPr>
+          <w:rStyle w:val="VerbatimChar"/>
+        </w:rPr>
+        <w:t xml:space="preserve">rocprof-sys-sample</w:t>
+      </w:r>
+      <w:r>
+        <w:t xml:space="preserve">/</w:t>
+      </w:r>
+      <w:r>
+        <w:rPr>
+          <w:rStyle w:val="VerbatimChar"/>
+        </w:rPr>
+        <w:t xml:space="preserve">rocprofv3</w:t>
+      </w:r>
+      <w:r>
+        <w:t xml:space="preserve"> </w:t>
+      </w:r>
+      <w:r>
+        <w:t xml:space="preserve">binaries</w:t>
+      </w:r>
+      <w:r>
+        <w:t xml:space="preserve"> </w:t>
+      </w:r>
+      <w:r>
+        <w:t xml:space="preserve">on</w:t>
+      </w:r>
+      <w:r>
+        <w:t xml:space="preserve"> </w:t>
+      </w:r>
+      <w:r>
+        <w:rPr>
+          <w:rStyle w:val="VerbatimChar"/>
+        </w:rPr>
+        <w:t xml:space="preserve">PATH</w:t>
+      </w:r>
+      <w:r>
+        <w:t xml:space="preserve"> </w:t>
+      </w:r>
+      <w:r>
+        <w:t xml:space="preserve">(since neither is installed on this CPU-only dev machine) to confirm the actual</w:t>
+      </w:r>
+      <w:r>
+        <w:t xml:space="preserve"> </w:t>
+      </w:r>
+      <w:r>
+        <w:t xml:space="preserve">generated invocation strings, not just that the scripts parse. Real end-to-end validation: ran</w:t>
+      </w:r>
+      <w:r>
+        <w:t xml:space="preserve"> </w:t>
+      </w:r>
+      <w:r>
+        <w:t xml:space="preserve">against all four existing</w:t>
+      </w:r>
+      <w:r>
+        <w:t xml:space="preserve"> </w:t>
+      </w:r>
+      <w:r>
+        <w:rPr>
+          <w:rStyle w:val="VerbatimChar"/>
+        </w:rPr>
+        <w:t xml:space="preserve">Heat_Convection_Solver</w:t>
+      </w:r>
+      <w:r>
+        <w:t xml:space="preserve"> </w:t>
+      </w:r>
+      <w:r>
+        <w:t xml:space="preserve">profiles (three tool-3 outputs plus the one</w:t>
+      </w:r>
+      <w:r>
+        <w:t xml:space="preserve"> </w:t>
+      </w:r>
+      <w:r>
+        <w:t xml:space="preserve">tool-4 scan directory) after every change in this round, each</w:t>
+      </w:r>
+      <w:r>
+        <w:t xml:space="preserve"> </w:t>
+      </w:r>
+      <w:r>
+        <w:rPr>
+          <w:rStyle w:val="VerbatimChar"/>
+        </w:rPr>
+        <w:t xml:space="preserve">calltree.txt</w:t>
+      </w:r>
+      <w:r>
+        <w:t xml:space="preserve"> </w:t>
+      </w:r>
+      <w:r>
+        <w:t xml:space="preserve">regenerated and</w:t>
+      </w:r>
+      <w:r>
+        <w:t xml:space="preserve"> </w:t>
+      </w:r>
+      <w:r>
+        <w:t xml:space="preserve">delivered to the user for direct inspection rather than just reported as passing — which is</w:t>
+      </w:r>
+      <w:r>
+        <w:t xml:space="preserve"> </w:t>
+      </w:r>
+      <w:r>
+        <w:t xml:space="preserve">exactly what surfaced both fixes above; real ROCm/GPU hardware validation of the launcher-script</w:t>
+      </w:r>
+      <w:r>
+        <w:t xml:space="preserve"> </w:t>
+      </w:r>
+      <w:r>
+        <w:t xml:space="preserve">integration itself is left to the user, as with every prior tool.</w:t>
+      </w:r>
+    </w:p>
+    <w:bookmarkEnd w:id="51"/>
+    <w:bookmarkEnd w:id="52"/>
     <w:sectPr/>
   </w:body>
 </w:document>
@@ -15443,6 +16717,36 @@
     </w:lvlOverride>
   </w:num>
   <w:num w:numId="1004">
+    <w:abstractNumId w:val="99411"/>
+    <w:lvlOverride w:ilvl="0">
+      <w:startOverride w:val="1"/>
+    </w:lvlOverride>
+    <w:lvlOverride w:ilvl="1">
+      <w:startOverride w:val="1"/>
+    </w:lvlOverride>
+    <w:lvlOverride w:ilvl="2">
+      <w:startOverride w:val="1"/>
+    </w:lvlOverride>
+    <w:lvlOverride w:ilvl="3">
+      <w:startOverride w:val="1"/>
+    </w:lvlOverride>
+    <w:lvlOverride w:ilvl="4">
+      <w:startOverride w:val="1"/>
+    </w:lvlOverride>
+    <w:lvlOverride w:ilvl="5">
+      <w:startOverride w:val="1"/>
+    </w:lvlOverride>
+    <w:lvlOverride w:ilvl="6">
+      <w:startOverride w:val="1"/>
+    </w:lvlOverride>
+    <w:lvlOverride w:ilvl="7">
+      <w:startOverride w:val="1"/>
+    </w:lvlOverride>
+    <w:lvlOverride w:ilvl="8">
+      <w:startOverride w:val="1"/>
+    </w:lvlOverride>
+  </w:num>
+  <w:num w:numId="1005">
     <w:abstractNumId w:val="99411"/>
     <w:lvlOverride w:ilvl="0">
       <w:startOverride w:val="1"/>

--- a/docs/DEVELOPMENT_HISTORY.docx
+++ b/docs/DEVELOPMENT_HISTORY.docx
@@ -10,7 +10,7 @@
         <w:t xml:space="preserve">Development History</w:t>
       </w:r>
     </w:p>
-    <w:bookmarkStart w:id="52" w:name="development-history"/>
+    <w:bookmarkStart w:id="54" w:name="development-history"/>
     <w:p>
       <w:pPr>
         <w:pStyle w:val="Heading1"/>
@@ -723,6 +723,124 @@
           </w:p>
         </w:tc>
       </w:tr>
+      <w:tr>
+        <w:tc>
+          <w:tcPr/>
+          <w:p>
+            <w:pPr>
+              <w:pStyle w:val="Compact"/>
+              <w:jc w:val="left"/>
+            </w:pPr>
+            <w:r>
+              <w:t xml:space="preserve">2026-08-11</w:t>
+            </w:r>
+          </w:p>
+        </w:tc>
+        <w:tc>
+          <w:tcPr/>
+          <w:p>
+            <w:pPr>
+              <w:pStyle w:val="Compact"/>
+              <w:jc w:val="left"/>
+            </w:pPr>
+            <w:r>
+              <w:t xml:space="preserve">Split the calltree tool in two:</w:t>
+            </w:r>
+            <w:r>
+              <w:t xml:space="preserve"> </w:t>
+            </w:r>
+            <w:r>
+              <w:rPr>
+                <w:rStyle w:val="VerbatimChar"/>
+              </w:rPr>
+              <w:t xml:space="preserve">extract_calltree.py</w:t>
+            </w:r>
+            <w:r>
+              <w:t xml:space="preserve"> </w:t>
+            </w:r>
+            <w:r>
+              <w:t xml:space="preserve">reassigned to a new sampling-based variant with real call depth, four noise-filter tiers, and a</w:t>
+            </w:r>
+            <w:r>
+              <w:t xml:space="preserve"> </w:t>
+            </w:r>
+            <w:r>
+              <w:rPr>
+                <w:rStyle w:val="VerbatimChar"/>
+              </w:rPr>
+              <w:t xml:space="preserve">WALL(s)</w:t>
+            </w:r>
+            <w:r>
+              <w:t xml:space="preserve"> </w:t>
+            </w:r>
+            <w:r>
+              <w:t xml:space="preserve">cross-reference column; the original wall_clock-based tool renamed to</w:t>
+            </w:r>
+            <w:r>
+              <w:t xml:space="preserve"> </w:t>
+            </w:r>
+            <w:r>
+              <w:rPr>
+                <w:rStyle w:val="VerbatimChar"/>
+              </w:rPr>
+              <w:t xml:space="preserve">extract_calltree_traced.py</w:t>
+            </w:r>
+            <w:r>
+              <w:t xml:space="preserve">; shared math moved to new</w:t>
+            </w:r>
+            <w:r>
+              <w:t xml:space="preserve"> </w:t>
+            </w:r>
+            <w:r>
+              <w:rPr>
+                <w:rStyle w:val="VerbatimChar"/>
+              </w:rPr>
+              <w:t xml:space="preserve">calltree_common.py</w:t>
+            </w:r>
+          </w:p>
+        </w:tc>
+      </w:tr>
+      <w:tr>
+        <w:tc>
+          <w:tcPr/>
+          <w:p>
+            <w:pPr>
+              <w:pStyle w:val="Compact"/>
+              <w:jc w:val="left"/>
+            </w:pPr>
+            <w:r>
+              <w:t xml:space="preserve">2026-08-11</w:t>
+            </w:r>
+          </w:p>
+        </w:tc>
+        <w:tc>
+          <w:tcPr/>
+          <w:p>
+            <w:pPr>
+              <w:pStyle w:val="Compact"/>
+              <w:jc w:val="left"/>
+            </w:pPr>
+            <w:r>
+              <w:t xml:space="preserve">Reworked GPU kernel attachment to match by the kernel’s compiler-embedded owner subroutine; both calltree tools now aggregate every rank into one merged tree with avg/std_dev/min/max load-balance columns instead of one tree per rank; removed the</w:t>
+            </w:r>
+            <w:r>
+              <w:t xml:space="preserve"> </w:t>
+            </w:r>
+            <w:r>
+              <w:rPr>
+                <w:rStyle w:val="VerbatimChar"/>
+              </w:rPr>
+              <w:t xml:space="preserve">WALL(s)</w:t>
+            </w:r>
+            <w:r>
+              <w:t xml:space="preserve"> </w:t>
+            </w:r>
+            <w:r>
+              <w:t xml:space="preserve">column (found mostly empty, not worth it once the other tool already covers exact timing)</w:t>
+            </w:r>
+          </w:p>
+        </w:tc>
+      </w:tr>
     </w:tbl>
     <w:bookmarkStart w:id="20" w:name="project-scaffolding-and-rules"/>
     <w:p>
@@ -16431,7 +16549,3507 @@
       </w:r>
     </w:p>
     <w:bookmarkEnd w:id="51"/>
+    <w:bookmarkStart w:id="52" w:name="X0e0050f572c9c8da26692fee7fd22d026072834"/>
+    <w:p>
+      <w:pPr>
+        <w:pStyle w:val="Heading2"/>
+      </w:pPr>
+      <w:r>
+        <w:t xml:space="preserve">2026-08-11 — Calltree split in two: sampling-based</w:t>
+      </w:r>
+      <w:r>
+        <w:t xml:space="preserve"> </w:t>
+      </w:r>
+      <w:r>
+        <w:rPr>
+          <w:rStyle w:val="VerbatimChar"/>
+        </w:rPr>
+        <w:t xml:space="preserve">calltree</w:t>
+      </w:r>
+      <w:r>
+        <w:t xml:space="preserve"> </w:t>
+      </w:r>
+      <w:r>
+        <w:t xml:space="preserve">+</w:t>
+      </w:r>
+      <w:r>
+        <w:t xml:space="preserve"> </w:t>
+      </w:r>
+      <w:r>
+        <w:rPr>
+          <w:rStyle w:val="VerbatimChar"/>
+        </w:rPr>
+        <w:t xml:space="preserve">calltree_traced</w:t>
+      </w:r>
+    </w:p>
+    <w:p>
+      <w:pPr>
+        <w:pStyle w:val="FirstParagraph"/>
+      </w:pPr>
+      <w:r>
+        <w:t xml:space="preserve">Real-data inspection of the (then-only) calltree tool against</w:t>
+      </w:r>
+      <w:r>
+        <w:t xml:space="preserve"> </w:t>
+      </w:r>
+      <w:r>
+        <w:rPr>
+          <w:rStyle w:val="VerbatimChar"/>
+        </w:rPr>
+        <w:t xml:space="preserve">Heat_Convection_Solver</w:t>
+      </w:r>
+      <w:r>
+        <w:t xml:space="preserve"> </w:t>
+      </w:r>
+      <w:r>
+        <w:t xml:space="preserve">surfaced a</w:t>
+      </w:r>
+      <w:r>
+        <w:t xml:space="preserve"> </w:t>
+      </w:r>
+      <w:r>
+        <w:t xml:space="preserve">genuine limitation:</w:t>
+      </w:r>
+      <w:r>
+        <w:t xml:space="preserve"> </w:t>
+      </w:r>
+      <w:r>
+        <w:rPr>
+          <w:rStyle w:val="VerbatimChar"/>
+        </w:rPr>
+        <w:t xml:space="preserve">wall_clock</w:t>
+      </w:r>
+      <w:r>
+        <w:t xml:space="preserve">’s DEPTH numbers only reflect</w:t>
+      </w:r>
+      <w:r>
+        <w:t xml:space="preserve"> </w:t>
+      </w:r>
+      <w:r>
+        <w:rPr>
+          <w:iCs/>
+          <w:i/>
+        </w:rPr>
+        <w:t xml:space="preserve">instrumented</w:t>
+      </w:r>
+      <w:r>
+        <w:t xml:space="preserve"> </w:t>
+      </w:r>
+      <w:r>
+        <w:t xml:space="preserve">call-tree depth, so a</w:t>
+      </w:r>
+      <w:r>
+        <w:t xml:space="preserve"> </w:t>
+      </w:r>
+      <w:r>
+        <w:t xml:space="preserve">real but never-instrumented intermediate frame is invisible — GPU kernel launches appeared to hang</w:t>
+      </w:r>
+      <w:r>
+        <w:t xml:space="preserve"> </w:t>
+      </w:r>
+      <w:r>
+        <w:t xml:space="preserve">directly off</w:t>
+      </w:r>
+      <w:r>
+        <w:t xml:space="preserve"> </w:t>
+      </w:r>
+      <w:r>
+        <w:rPr>
+          <w:rStyle w:val="VerbatimChar"/>
+        </w:rPr>
+        <w:t xml:space="preserve">main</w:t>
+      </w:r>
+      <w:r>
+        <w:t xml:space="preserve"> </w:t>
+      </w:r>
+      <w:r>
+        <w:t xml:space="preserve">(sibling of</w:t>
+      </w:r>
+      <w:r>
+        <w:t xml:space="preserve"> </w:t>
+      </w:r>
+      <w:r>
+        <w:rPr>
+          <w:rStyle w:val="VerbatimChar"/>
+        </w:rPr>
+        <w:t xml:space="preserve">MPI_Allreduce</w:t>
+      </w:r>
+      <w:r>
+        <w:t xml:space="preserve">), when the true call chain runs through several</w:t>
+      </w:r>
+      <w:r>
+        <w:t xml:space="preserve"> </w:t>
+      </w:r>
+      <w:r>
+        <w:t xml:space="preserve">real Cray OpenACC/HIP-offload runtime frames and Fortran subroutines. Two throwaway experiments</w:t>
+      </w:r>
+      <w:r>
+        <w:t xml:space="preserve"> </w:t>
+      </w:r>
+      <w:r>
+        <w:t xml:space="preserve">this session confirmed</w:t>
+      </w:r>
+      <w:r>
+        <w:t xml:space="preserve"> </w:t>
+      </w:r>
+      <w:r>
+        <w:rPr>
+          <w:rStyle w:val="VerbatimChar"/>
+        </w:rPr>
+        <w:t xml:space="preserve">sampling_wall_clock</w:t>
+      </w:r>
+      <w:r>
+        <w:t xml:space="preserve"> </w:t>
+      </w:r>
+      <w:r>
+        <w:t xml:space="preserve">(which captures every real unwound stack frame,</w:t>
+      </w:r>
+      <w:r>
+        <w:t xml:space="preserve"> </w:t>
+      </w:r>
+      <w:r>
+        <w:t xml:space="preserve">regardless of instrumentation) shows the true structure — at the cost of an unusably noisy raw</w:t>
+      </w:r>
+      <w:r>
+        <w:t xml:space="preserve"> </w:t>
+      </w:r>
+      <w:r>
+        <w:t xml:space="preserve">tree (5027 lines for one rank, dominated by rocprof-sys’s own instrumentation/dynamic-linker</w:t>
+      </w:r>
+      <w:r>
+        <w:t xml:space="preserve"> </w:t>
+      </w:r>
+      <w:r>
+        <w:t xml:space="preserve">internals) until targeted filtering cut it to 227 lines of genuine application structure. The user</w:t>
+      </w:r>
+      <w:r>
+        <w:t xml:space="preserve"> </w:t>
+      </w:r>
+      <w:r>
+        <w:t xml:space="preserve">asked for this built properly as the new default</w:t>
+      </w:r>
+      <w:r>
+        <w:t xml:space="preserve"> </w:t>
+      </w:r>
+      <w:r>
+        <w:rPr>
+          <w:rStyle w:val="VerbatimChar"/>
+        </w:rPr>
+        <w:t xml:space="preserve">calltree</w:t>
+      </w:r>
+      <w:r>
+        <w:t xml:space="preserve"> </w:t>
+      </w:r>
+      <w:r>
+        <w:t xml:space="preserve">tool, plus a</w:t>
+      </w:r>
+      <w:r>
+        <w:t xml:space="preserve"> </w:t>
+      </w:r>
+      <w:r>
+        <w:rPr>
+          <w:rStyle w:val="VerbatimChar"/>
+        </w:rPr>
+        <w:t xml:space="preserve">wall_clock</w:t>
+      </w:r>
+      <w:r>
+        <w:t xml:space="preserve"> </w:t>
+      </w:r>
+      <w:r>
+        <w:t xml:space="preserve">timing</w:t>
+      </w:r>
+      <w:r>
+        <w:t xml:space="preserve"> </w:t>
+      </w:r>
+      <w:r>
+        <w:t xml:space="preserve">cross-reference column and the existing GPU-kernel-attachment feature carried over.</w:t>
+      </w:r>
+    </w:p>
+    <w:p>
+      <w:pPr>
+        <w:pStyle w:val="BodyText"/>
+      </w:pPr>
+      <w:r>
+        <w:rPr>
+          <w:bCs/>
+          <w:b/>
+        </w:rPr>
+        <w:t xml:space="preserve">Kept both tools</w:t>
+      </w:r>
+      <w:r>
+        <w:t xml:space="preserve"> </w:t>
+      </w:r>
+      <w:r>
+        <w:t xml:space="preserve">rather than replacing one: the original wall_clock-preferred tool is fast,</w:t>
+      </w:r>
+      <w:r>
+        <w:t xml:space="preserve"> </w:t>
+      </w:r>
+      <w:r>
+        <w:t xml:space="preserve">exact where instrumented, and needs no noise-filtering judgment calls — renamed</w:t>
+      </w:r>
+      <w:r>
+        <w:t xml:space="preserve"> </w:t>
+      </w:r>
+      <w:r>
+        <w:rPr>
+          <w:rStyle w:val="VerbatimChar"/>
+        </w:rPr>
+        <w:t xml:space="preserve">extract_calltree_traced.py</w:t>
+      </w:r>
+      <w:r>
+        <w:t xml:space="preserve"> </w:t>
+      </w:r>
+      <w:r>
+        <w:t xml:space="preserve">(default output</w:t>
+      </w:r>
+      <w:r>
+        <w:t xml:space="preserve"> </w:t>
+      </w:r>
+      <w:r>
+        <w:rPr>
+          <w:rStyle w:val="VerbatimChar"/>
+        </w:rPr>
+        <w:t xml:space="preserve">calltree_traced.txt</w:t>
+      </w:r>
+      <w:r>
+        <w:t xml:space="preserve">). The name</w:t>
+      </w:r>
+      <w:r>
+        <w:t xml:space="preserve"> </w:t>
+      </w:r>
+      <w:r>
+        <w:rPr>
+          <w:rStyle w:val="VerbatimChar"/>
+        </w:rPr>
+        <w:t xml:space="preserve">extract_calltree.py</w:t>
+      </w:r>
+      <w:r>
+        <w:t xml:space="preserve"> </w:t>
+      </w:r>
+      <w:r>
+        <w:t xml:space="preserve">was reassigned to the new sampling-based tool (default output</w:t>
+      </w:r>
+      <w:r>
+        <w:t xml:space="preserve"> </w:t>
+      </w:r>
+      <w:r>
+        <w:rPr>
+          <w:rStyle w:val="VerbatimChar"/>
+        </w:rPr>
+        <w:t xml:space="preserve">calltree.txt</w:t>
+      </w:r>
+      <w:r>
+        <w:t xml:space="preserve">, reclaiming the</w:t>
+      </w:r>
+      <w:r>
+        <w:t xml:space="preserve"> </w:t>
+      </w:r>
+      <w:r>
+        <w:t xml:space="preserve">original name since it’s now the recommended default).</w:t>
+      </w:r>
+    </w:p>
+    <w:p>
+      <w:pPr>
+        <w:pStyle w:val="BodyText"/>
+      </w:pPr>
+      <w:r>
+        <w:rPr>
+          <w:bCs/>
+          <w:b/>
+        </w:rPr>
+        <w:t xml:space="preserve">New shared module</w:t>
+      </w:r>
+      <w:r>
+        <w:rPr>
+          <w:bCs/>
+          <w:b/>
+        </w:rPr>
+        <w:t xml:space="preserve"> </w:t>
+      </w:r>
+      <w:r>
+        <w:rPr>
+          <w:rStyle w:val="VerbatimChar"/>
+          <w:bCs/>
+          <w:b/>
+        </w:rPr>
+        <w:t xml:space="preserve">calltree_common.py</w:t>
+      </w:r>
+      <w:r>
+        <w:t xml:space="preserve">: the kernel-anchor-placement math</w:t>
+      </w:r>
+      <w:r>
+        <w:t xml:space="preserve"> </w:t>
+      </w:r>
+      <w:r>
+        <w:t xml:space="preserve">(</w:t>
+      </w:r>
+      <w:r>
+        <w:rPr>
+          <w:rStyle w:val="VerbatimChar"/>
+        </w:rPr>
+        <w:t xml:space="preserve">find_kernel_anchors</w:t>
+      </w:r>
+      <w:r>
+        <w:t xml:space="preserve">/</w:t>
+      </w:r>
+      <w:r>
+        <w:rPr>
+          <w:rStyle w:val="VerbatimChar"/>
+        </w:rPr>
+        <w:t xml:space="preserve">attach_kernel_summaries</w:t>
+      </w:r>
+      <w:r>
+        <w:t xml:space="preserve">/</w:t>
+      </w:r>
+      <w:r>
+        <w:rPr>
+          <w:rStyle w:val="VerbatimChar"/>
+        </w:rPr>
+        <w:t xml:space="preserve">make_kernel_node</w:t>
+      </w:r>
+      <w:r>
+        <w:t xml:space="preserve">), rendering</w:t>
+      </w:r>
+      <w:r>
+        <w:t xml:space="preserve"> </w:t>
+      </w:r>
+      <w:r>
+        <w:t xml:space="preserve">(</w:t>
+      </w:r>
+      <w:r>
+        <w:rPr>
+          <w:rStyle w:val="VerbatimChar"/>
+        </w:rPr>
+        <w:t xml:space="preserve">render_node</w:t>
+      </w:r>
+      <w:r>
+        <w:t xml:space="preserve">/</w:t>
+      </w:r>
+      <w:r>
+        <w:rPr>
+          <w:rStyle w:val="VerbatimChar"/>
+        </w:rPr>
+        <w:t xml:space="preserve">render_forest</w:t>
+      </w:r>
+      <w:r>
+        <w:t xml:space="preserve">/</w:t>
+      </w:r>
+      <w:r>
+        <w:rPr>
+          <w:rStyle w:val="VerbatimChar"/>
+        </w:rPr>
+        <w:t xml:space="preserve">build_children_map</w:t>
+      </w:r>
+      <w:r>
+        <w:t xml:space="preserve">/</w:t>
+      </w:r>
+      <w:r>
+        <w:rPr>
+          <w:rStyle w:val="VerbatimChar"/>
+        </w:rPr>
+        <w:t xml:space="preserve">format_aligned_rows</w:t>
+      </w:r>
+      <w:r>
+        <w:t xml:space="preserve">), and</w:t>
+      </w:r>
+      <w:r>
+        <w:t xml:space="preserve"> </w:t>
+      </w:r>
+      <w:r>
+        <w:rPr>
+          <w:rStyle w:val="VerbatimChar"/>
+        </w:rPr>
+        <w:t xml:space="preserve">resolve_run_dirs</w:t>
+      </w:r>
+      <w:r>
+        <w:t xml:space="preserve"> </w:t>
+      </w:r>
+      <w:r>
+        <w:t xml:space="preserve">moved here, imported by both tools — a deliberate departure from this codebase’s usual</w:t>
+      </w:r>
+      <w:r>
+        <w:t xml:space="preserve"> </w:t>
+      </w:r>
+      <w:r>
+        <w:t xml:space="preserve">“</w:t>
+      </w:r>
+      <w:r>
+        <w:t xml:space="preserve">standalone tools duplicate small constants</w:t>
+      </w:r>
+      <w:r>
+        <w:t xml:space="preserve">”</w:t>
+      </w:r>
+      <w:r>
+        <w:t xml:space="preserve"> </w:t>
+      </w:r>
+      <w:r>
+        <w:t xml:space="preserve">convention, since duplicating ~150 lines of</w:t>
+      </w:r>
+      <w:r>
+        <w:t xml:space="preserve"> </w:t>
+      </w:r>
+      <w:r>
+        <w:t xml:space="preserve">load-bearing proportional-split math risked the two tools silently drifting apart. Every function</w:t>
+      </w:r>
+      <w:r>
+        <w:t xml:space="preserve"> </w:t>
+      </w:r>
+      <w:r>
+        <w:t xml:space="preserve">is parameterized by small callables (</w:t>
+      </w:r>
+      <w:r>
+        <w:rPr>
+          <w:rStyle w:val="VerbatimChar"/>
+        </w:rPr>
+        <w:t xml:space="preserve">is_pruned</w:t>
+      </w:r>
+      <w:r>
+        <w:t xml:space="preserve">,</w:t>
+      </w:r>
+      <w:r>
+        <w:t xml:space="preserve"> </w:t>
+      </w:r>
+      <w:r>
+        <w:rPr>
+          <w:rStyle w:val="VerbatimChar"/>
+        </w:rPr>
+        <w:t xml:space="preserve">node_values</w:t>
+      </w:r>
+      <w:r>
+        <w:t xml:space="preserve">,</w:t>
+      </w:r>
+      <w:r>
+        <w:t xml:space="preserve"> </w:t>
+      </w:r>
+      <w:r>
+        <w:rPr>
+          <w:rStyle w:val="VerbatimChar"/>
+        </w:rPr>
+        <w:t xml:space="preserve">collapses_children</w:t>
+      </w:r>
+      <w:r>
+        <w:t xml:space="preserve">) rather than</w:t>
+      </w:r>
+      <w:r>
+        <w:t xml:space="preserve"> </w:t>
+      </w:r>
+      <w:r>
+        <w:t xml:space="preserve">a single</w:t>
+      </w:r>
+      <w:r>
+        <w:t xml:space="preserve"> </w:t>
+      </w:r>
+      <w:r>
+        <w:rPr>
+          <w:rStyle w:val="VerbatimChar"/>
+        </w:rPr>
+        <w:t xml:space="preserve">show_gpu_api</w:t>
+      </w:r>
+      <w:r>
+        <w:t xml:space="preserve"> </w:t>
+      </w:r>
+      <w:r>
+        <w:t xml:space="preserve">bool, so each tool’s own filtering rules plug in without the shared module</w:t>
+      </w:r>
+      <w:r>
+        <w:t xml:space="preserve"> </w:t>
+      </w:r>
+      <w:r>
+        <w:t xml:space="preserve">needing any opinion on them.</w:t>
+      </w:r>
+      <w:r>
+        <w:t xml:space="preserve"> </w:t>
+      </w:r>
+      <w:r>
+        <w:rPr>
+          <w:rStyle w:val="VerbatimChar"/>
+        </w:rPr>
+        <w:t xml:space="preserve">extract_calltree_traced.py</w:t>
+      </w:r>
+      <w:r>
+        <w:t xml:space="preserve"> </w:t>
+      </w:r>
+      <w:r>
+        <w:t xml:space="preserve">was refactored to import the same</w:t>
+      </w:r>
+      <w:r>
+        <w:t xml:space="preserve"> </w:t>
+      </w:r>
+      <w:r>
+        <w:t xml:space="preserve">primitives; regenerating its report against the same real directory confirmed byte-identical</w:t>
+      </w:r>
+      <w:r>
+        <w:t xml:space="preserve"> </w:t>
+      </w:r>
+      <w:r>
+        <w:t xml:space="preserve">output (modulo the header text update), proving the refactor didn’t change its behavior.</w:t>
+      </w:r>
+    </w:p>
+    <w:p>
+      <w:pPr>
+        <w:pStyle w:val="BodyText"/>
+      </w:pPr>
+      <w:r>
+        <w:rPr>
+          <w:bCs/>
+          <w:b/>
+        </w:rPr>
+        <w:t xml:space="preserve">Four independent, real-data-confirmed noise tiers</w:t>
+      </w:r>
+      <w:r>
+        <w:t xml:space="preserve"> </w:t>
+      </w:r>
+      <w:r>
+        <w:t xml:space="preserve">in the new</w:t>
+      </w:r>
+      <w:r>
+        <w:t xml:space="preserve"> </w:t>
+      </w:r>
+      <w:r>
+        <w:rPr>
+          <w:rStyle w:val="VerbatimChar"/>
+        </w:rPr>
+        <w:t xml:space="preserve">extract_calltree.py</w:t>
+      </w:r>
+      <w:r>
+        <w:t xml:space="preserve">, each</w:t>
+      </w:r>
+      <w:r>
+        <w:t xml:space="preserve"> </w:t>
+      </w:r>
+      <w:r>
+        <w:t xml:space="preserve">hidden by default behind its own flag (</w:t>
+      </w:r>
+      <w:r>
+        <w:rPr>
+          <w:rStyle w:val="VerbatimChar"/>
+        </w:rPr>
+        <w:t xml:space="preserve">--show-all-internals</w:t>
+      </w:r>
+      <w:r>
+        <w:t xml:space="preserve"> </w:t>
+      </w:r>
+      <w:r>
+        <w:t xml:space="preserve">for all four at once):</w:t>
+      </w:r>
+      <w:r>
+        <w:t xml:space="preserve"> </w:t>
+      </w:r>
+      <w:r>
+        <w:t xml:space="preserve">GPU/offload-runtime noise (broadened from</w:t>
+      </w:r>
+      <w:r>
+        <w:t xml:space="preserve"> </w:t>
+      </w:r>
+      <w:r>
+        <w:rPr>
+          <w:rStyle w:val="VerbatimChar"/>
+        </w:rPr>
+        <w:t xml:space="preserve">startswith</w:t>
+      </w:r>
+      <w:r>
+        <w:t xml:space="preserve"> </w:t>
+      </w:r>
+      <w:r>
+        <w:t xml:space="preserve">to substring matching, plus new substrings</w:t>
+      </w:r>
+      <w:r>
+        <w:t xml:space="preserve"> </w:t>
+      </w:r>
+      <w:r>
+        <w:rPr>
+          <w:rStyle w:val="VerbatimChar"/>
+        </w:rPr>
+        <w:t xml:space="preserve">cray_acc</w:t>
+      </w:r>
+      <w:r>
+        <w:t xml:space="preserve">/</w:t>
+      </w:r>
+      <w:r>
+        <w:rPr>
+          <w:rStyle w:val="VerbatimChar"/>
+        </w:rPr>
+        <w:t xml:space="preserve">hiphardwaredevice</w:t>
+      </w:r>
+      <w:r>
+        <w:t xml:space="preserve">/</w:t>
+      </w:r>
+      <w:r>
+        <w:rPr>
+          <w:rStyle w:val="VerbatimChar"/>
+        </w:rPr>
+        <w:t xml:space="preserve">present_table</w:t>
+      </w:r>
+      <w:r>
+        <w:t xml:space="preserve"> </w:t>
+      </w:r>
+      <w:r>
+        <w:t xml:space="preserve">—</w:t>
+      </w:r>
+      <w:r>
+        <w:t xml:space="preserve"> </w:t>
+      </w:r>
+      <w:r>
+        <w:rPr>
+          <w:bCs/>
+          <w:b/>
+        </w:rPr>
+        <w:t xml:space="preserve">pruned</w:t>
+      </w:r>
+      <w:r>
+        <w:t xml:space="preserve">), rocprof-sys’s own</w:t>
+      </w:r>
+      <w:r>
+        <w:t xml:space="preserve"> </w:t>
+      </w:r>
+      <w:r>
+        <w:t xml:space="preserve">instrumentation/GOTCHA/dynamic-linker frames (</w:t>
+      </w:r>
+      <w:r>
+        <w:rPr>
+          <w:bCs/>
+          <w:b/>
+        </w:rPr>
+        <w:t xml:space="preserve">spliced</w:t>
+      </w:r>
+      <w:r>
+        <w:t xml:space="preserve"> </w:t>
+      </w:r>
+      <w:r>
+        <w:t xml:space="preserve">— the node is removed but its children</w:t>
+      </w:r>
+      <w:r>
+        <w:t xml:space="preserve"> </w:t>
+      </w:r>
+      <w:r>
+        <w:t xml:space="preserve">reparented to its own parent, since real code sits</w:t>
+      </w:r>
+      <w:r>
+        <w:t xml:space="preserve"> </w:t>
+      </w:r>
+      <w:r>
+        <w:rPr>
+          <w:iCs/>
+          <w:i/>
+        </w:rPr>
+        <w:t xml:space="preserve">inside</w:t>
+      </w:r>
+      <w:r>
+        <w:t xml:space="preserve"> </w:t>
+      </w:r>
+      <w:r>
+        <w:t xml:space="preserve">these wrappers; the first, buggy pass</w:t>
+      </w:r>
+      <w:r>
+        <w:t xml:space="preserve"> </w:t>
+      </w:r>
+      <w:r>
+        <w:t xml:space="preserve">of the underlying experiment pruned them instead and deleted the whole program along with them),</w:t>
+      </w:r>
+      <w:r>
+        <w:t xml:space="preserve"> </w:t>
+      </w:r>
+      <w:r>
+        <w:t xml:space="preserve">MPI library internals (</w:t>
+      </w:r>
+      <w:r>
+        <w:rPr>
+          <w:bCs/>
+          <w:b/>
+        </w:rPr>
+        <w:t xml:space="preserve">collapsed</w:t>
+      </w:r>
+      <w:r>
+        <w:t xml:space="preserve"> </w:t>
+      </w:r>
+      <w:r>
+        <w:t xml:space="preserve">— the first real MPI frame is shown, its own implementation</w:t>
+      </w:r>
+      <w:r>
+        <w:t xml:space="preserve"> </w:t>
+      </w:r>
+      <w:r>
+        <w:t xml:space="preserve">internals are not), and compiler-runtime allocator/intrinsic helpers observed on Cray’s Fortran</w:t>
+      </w:r>
+      <w:r>
+        <w:t xml:space="preserve"> </w:t>
+      </w:r>
+      <w:r>
+        <w:t xml:space="preserve">runtime specifically (</w:t>
+      </w:r>
+      <w:r>
+        <w:rPr>
+          <w:bCs/>
+          <w:b/>
+        </w:rPr>
+        <w:t xml:space="preserve">pruned</w:t>
+      </w:r>
+      <w:r>
+        <w:t xml:space="preserve">, documented as the least universal tier). Kernel-launch anchor</w:t>
+      </w:r>
+      <w:r>
+        <w:t xml:space="preserve"> </w:t>
+      </w:r>
+      <w:r>
+        <w:t xml:space="preserve">detection was broadened the same way, plus</w:t>
+      </w:r>
+      <w:r>
+        <w:t xml:space="preserve"> </w:t>
+      </w:r>
+      <w:r>
+        <w:rPr>
+          <w:rStyle w:val="VerbatimChar"/>
+        </w:rPr>
+        <w:t xml:space="preserve">__cray_start_acc_kernel</w:t>
+      </w:r>
+      <w:r>
+        <w:t xml:space="preserve"> </w:t>
+      </w:r>
+      <w:r>
+        <w:t xml:space="preserve">(Cray’s compiler-generated</w:t>
+      </w:r>
+      <w:r>
+        <w:t xml:space="preserve"> </w:t>
+      </w:r>
+      <w:r>
+        <w:t xml:space="preserve">OpenACC/offload launch entry point) as a new recognized entry point — with real call depth now</w:t>
+      </w:r>
+      <w:r>
+        <w:t xml:space="preserve"> </w:t>
+      </w:r>
+      <w:r>
+        <w:t xml:space="preserve">visible, the proportional-split multi-anchor logic engages far more often and far more usefully</w:t>
+      </w:r>
+      <w:r>
+        <w:t xml:space="preserve"> </w:t>
+      </w:r>
+      <w:r>
+        <w:t xml:space="preserve">than it did against the traced tool’s shallower trees.</w:t>
+      </w:r>
+    </w:p>
+    <w:p>
+      <w:pPr>
+        <w:pStyle w:val="BodyText"/>
+      </w:pPr>
+      <w:r>
+        <w:rPr>
+          <w:rStyle w:val="VerbatimChar"/>
+          <w:bCs/>
+          <w:b/>
+        </w:rPr>
+        <w:t xml:space="preserve">WALL(s)</w:t>
+      </w:r>
+      <w:r>
+        <w:rPr>
+          <w:bCs/>
+          <w:b/>
+        </w:rPr>
+        <w:t xml:space="preserve"> </w:t>
+      </w:r>
+      <w:r>
+        <w:rPr>
+          <w:bCs/>
+          <w:b/>
+        </w:rPr>
+        <w:t xml:space="preserve">cross-reference column</w:t>
+      </w:r>
+      <w:r>
+        <w:t xml:space="preserve">: each rendered line’s exact</w:t>
+      </w:r>
+      <w:r>
+        <w:t xml:space="preserve"> </w:t>
+      </w:r>
+      <w:r>
+        <w:rPr>
+          <w:rStyle w:val="VerbatimChar"/>
+        </w:rPr>
+        <w:t xml:space="preserve">wall_clock</w:t>
+      </w:r>
+      <w:r>
+        <w:t xml:space="preserve"> </w:t>
+      </w:r>
+      <w:r>
+        <w:t xml:space="preserve">self-time for that</w:t>
+      </w:r>
+      <w:r>
+        <w:t xml:space="preserve"> </w:t>
+      </w:r>
+      <w:r>
+        <w:t xml:space="preserve">label, built from a dedicated</w:t>
+      </w:r>
+      <w:r>
+        <w:t xml:space="preserve"> </w:t>
+      </w:r>
+      <w:r>
+        <w:rPr>
+          <w:rStyle w:val="VerbatimChar"/>
+        </w:rPr>
+        <w:t xml:space="preserve">wall_clock_self_by_rank()</w:t>
+      </w:r>
+      <w:r>
+        <w:t xml:space="preserve"> </w:t>
+      </w:r>
+      <w:r>
+        <w:t xml:space="preserve">(summed across every occurrence of that</w:t>
+      </w:r>
+      <w:r>
+        <w:t xml:space="preserve"> </w:t>
+      </w:r>
+      <w:r>
+        <w:t xml:space="preserve">label in the rank’s</w:t>
+      </w:r>
+      <w:r>
+        <w:t xml:space="preserve"> </w:t>
+      </w:r>
+      <w:r>
+        <w:rPr>
+          <w:rStyle w:val="VerbatimChar"/>
+        </w:rPr>
+        <w:t xml:space="preserve">wall_clock</w:t>
+      </w:r>
+      <w:r>
+        <w:t xml:space="preserve"> </w:t>
+      </w:r>
+      <w:r>
+        <w:t xml:space="preserve">file, not</w:t>
+      </w:r>
+      <w:r>
+        <w:t xml:space="preserve"> </w:t>
+      </w:r>
+      <w:r>
+        <w:rPr>
+          <w:rStyle w:val="VerbatimChar"/>
+        </w:rPr>
+        <w:t xml:space="preserve">scan_ranks()</w:t>
+      </w:r>
+      <w:r>
+        <w:t xml:space="preserve">’s merged/sampling-fallback rows, so a</w:t>
+      </w:r>
+      <w:r>
+        <w:t xml:space="preserve"> </w:t>
+      </w:r>
+      <w:r>
+        <w:t xml:space="preserve">label truly absent from</w:t>
+      </w:r>
+      <w:r>
+        <w:t xml:space="preserve"> </w:t>
+      </w:r>
+      <w:r>
+        <w:rPr>
+          <w:rStyle w:val="VerbatimChar"/>
+        </w:rPr>
+        <w:t xml:space="preserve">wall_clock</w:t>
+      </w:r>
+      <w:r>
+        <w:t xml:space="preserve"> </w:t>
+      </w:r>
+      <w:r>
+        <w:t xml:space="preserve">shows</w:t>
+      </w:r>
+      <w:r>
+        <w:t xml:space="preserve"> </w:t>
+      </w:r>
+      <w:r>
+        <w:rPr>
+          <w:rStyle w:val="VerbatimChar"/>
+        </w:rPr>
+        <w:t xml:space="preserve">-</w:t>
+      </w:r>
+      <w:r>
+        <w:t xml:space="preserve"> </w:t>
+      </w:r>
+      <w:r>
+        <w:t xml:space="preserve">instead of silently substituting a sampled number).</w:t>
+      </w:r>
+      <w:r>
+        <w:t xml:space="preserve"> </w:t>
+      </w:r>
+      <w:r>
+        <w:t xml:space="preserve">Real-data testing found this column is</w:t>
+      </w:r>
+      <w:r>
+        <w:t xml:space="preserve"> </w:t>
+      </w:r>
+      <w:r>
+        <w:rPr>
+          <w:rStyle w:val="VerbatimChar"/>
+        </w:rPr>
+        <w:t xml:space="preserve">-</w:t>
+      </w:r>
+      <w:r>
+        <w:t xml:space="preserve"> </w:t>
+      </w:r>
+      <w:r>
+        <w:t xml:space="preserve">for nearly every row by design, not by bug: GOTCHA</w:t>
+      </w:r>
+      <w:r>
+        <w:t xml:space="preserve"> </w:t>
+      </w:r>
+      <w:r>
+        <w:t xml:space="preserve">hooks the library-level C symbol (e.g. </w:t>
+      </w:r>
+      <w:r>
+        <w:rPr>
+          <w:rStyle w:val="VerbatimChar"/>
+        </w:rPr>
+        <w:t xml:space="preserve">MPI_Isend</w:t>
+      </w:r>
+      <w:r>
+        <w:t xml:space="preserve">) while sampling unwinds through the</w:t>
+      </w:r>
+      <w:r>
+        <w:t xml:space="preserve"> </w:t>
+      </w:r>
+      <w:r>
+        <w:t xml:space="preserve">compiler-generated wrapper that calls it (e.g. </w:t>
+      </w:r>
+      <w:r>
+        <w:rPr>
+          <w:rStyle w:val="VerbatimChar"/>
+        </w:rPr>
+        <w:t xml:space="preserve">mpi_isend_f08ts_</w:t>
+      </w:r>
+      <w:r>
+        <w:t xml:space="preserve">) — confirmed by checking overlap</w:t>
+      </w:r>
+      <w:r>
+        <w:t xml:space="preserve"> </w:t>
+      </w:r>
+      <w:r>
+        <w:t xml:space="preserve">between one rank’s</w:t>
+      </w:r>
+      <w:r>
+        <w:t xml:space="preserve"> </w:t>
+      </w:r>
+      <w:r>
+        <w:rPr>
+          <w:rStyle w:val="VerbatimChar"/>
+        </w:rPr>
+        <w:t xml:space="preserve">wall_clock</w:t>
+      </w:r>
+      <w:r>
+        <w:t xml:space="preserve">/</w:t>
+      </w:r>
+      <w:r>
+        <w:rPr>
+          <w:rStyle w:val="VerbatimChar"/>
+        </w:rPr>
+        <w:t xml:space="preserve">sampling_wall_clock</w:t>
+      </w:r>
+      <w:r>
+        <w:t xml:space="preserve"> </w:t>
+      </w:r>
+      <w:r>
+        <w:t xml:space="preserve">label sets directly (63 vs. 394 labels, only</w:t>
+      </w:r>
+      <w:r>
+        <w:t xml:space="preserve"> </w:t>
+      </w:r>
+      <w:r>
+        <w:t xml:space="preserve">3 in common). Also documented a real subtlety found via the same check: since a label can recur at</w:t>
+      </w:r>
+      <w:r>
+        <w:t xml:space="preserve"> </w:t>
+      </w:r>
+      <w:r>
+        <w:t xml:space="preserve">multiple tree positions (e.g. one</w:t>
+      </w:r>
+      <w:r>
+        <w:t xml:space="preserve"> </w:t>
+      </w:r>
+      <w:r>
+        <w:rPr>
+          <w:rStyle w:val="VerbatimChar"/>
+        </w:rPr>
+        <w:t xml:space="preserve">start_thread</w:t>
+      </w:r>
+      <w:r>
+        <w:t xml:space="preserve"> </w:t>
+      </w:r>
+      <w:r>
+        <w:t xml:space="preserve">row per spawned worker thread), the column shows</w:t>
+      </w:r>
+      <w:r>
+        <w:t xml:space="preserve"> </w:t>
+      </w:r>
+      <w:r>
+        <w:t xml:space="preserve">the</w:t>
+      </w:r>
+      <w:r>
+        <w:t xml:space="preserve"> </w:t>
+      </w:r>
+      <w:r>
+        <w:rPr>
+          <w:iCs/>
+          <w:i/>
+        </w:rPr>
+        <w:t xml:space="preserve">same</w:t>
+      </w:r>
+      <w:r>
+        <w:t xml:space="preserve"> </w:t>
+      </w:r>
+      <w:r>
+        <w:t xml:space="preserve">rank-wide total on every occurrence, not a per-node-exact match — the two trees are</w:t>
+      </w:r>
+      <w:r>
+        <w:t xml:space="preserve"> </w:t>
+      </w:r>
+      <w:r>
+        <w:t xml:space="preserve">reconstructed independently and can’t be correlated node-by-node.</w:t>
+      </w:r>
+    </w:p>
+    <w:p>
+      <w:pPr>
+        <w:pStyle w:val="BodyText"/>
+      </w:pPr>
+      <w:r>
+        <w:t xml:space="preserve">Verified: full suite grew to 261 tests (19 new for</w:t>
+      </w:r>
+      <w:r>
+        <w:t xml:space="preserve"> </w:t>
+      </w:r>
+      <w:r>
+        <w:rPr>
+          <w:rStyle w:val="VerbatimChar"/>
+        </w:rPr>
+        <w:t xml:space="preserve">extract_calltree.py</w:t>
+      </w:r>
+      <w:r>
+        <w:t xml:space="preserve">’s filter tiers/splice/MPI</w:t>
+      </w:r>
+      <w:r>
+        <w:t xml:space="preserve"> </w:t>
+      </w:r>
+      <w:r>
+        <w:t xml:space="preserve">collapse/wall-clock cross-reference/kernel-anchor-broadening/sampling-fallback behavior, 15 new for</w:t>
+      </w:r>
+      <w:r>
+        <w:t xml:space="preserve"> </w:t>
+      </w:r>
+      <w:r>
+        <w:rPr>
+          <w:rStyle w:val="VerbatimChar"/>
+        </w:rPr>
+        <w:t xml:space="preserve">calltree_common.py</w:t>
+      </w:r>
+      <w:r>
+        <w:t xml:space="preserve">’s shared math directly, using hand-built in-memory trees rather than fixture</w:t>
+      </w:r>
+      <w:r>
+        <w:t xml:space="preserve"> </w:t>
+      </w:r>
+      <w:r>
+        <w:t xml:space="preserve">files), all green; the renamed traced tool’s existing 23 tests re-verified green unchanged.</w:t>
+      </w:r>
+      <w:r>
+        <w:t xml:space="preserve"> </w:t>
+      </w:r>
+      <w:r>
+        <w:rPr>
+          <w:rStyle w:val="VerbatimChar"/>
+        </w:rPr>
+        <w:t xml:space="preserve">bash -n</w:t>
+      </w:r>
+      <w:r>
+        <w:t xml:space="preserve"> </w:t>
+      </w:r>
+      <w:r>
+        <w:t xml:space="preserve">plus stubbed-binary tracing on all three launcher scripts confirmed the four new</w:t>
+      </w:r>
+      <w:r>
+        <w:t xml:space="preserve"> </w:t>
+      </w:r>
+      <w:r>
+        <w:rPr>
+          <w:rStyle w:val="VerbatimChar"/>
+        </w:rPr>
+        <w:t xml:space="preserve">--show-*</w:t>
+      </w:r>
+      <w:r>
+        <w:t xml:space="preserve"> </w:t>
+      </w:r>
+      <w:r>
+        <w:t xml:space="preserve">flags reach the extractor invocation correctly. Real end-to-end validation: regenerated</w:t>
+      </w:r>
+      <w:r>
+        <w:t xml:space="preserve"> </w:t>
+      </w:r>
+      <w:r>
+        <w:rPr>
+          <w:rStyle w:val="VerbatimChar"/>
+        </w:rPr>
+        <w:t xml:space="preserve">calltree.txt</w:t>
+      </w:r>
+      <w:r>
+        <w:t xml:space="preserve"> </w:t>
+      </w:r>
+      <w:r>
+        <w:t xml:space="preserve">and</w:t>
+      </w:r>
+      <w:r>
+        <w:t xml:space="preserve"> </w:t>
+      </w:r>
+      <w:r>
+        <w:rPr>
+          <w:rStyle w:val="VerbatimChar"/>
+        </w:rPr>
+        <w:t xml:space="preserve">calltree_traced.txt</w:t>
+      </w:r>
+      <w:r>
+        <w:t xml:space="preserve"> </w:t>
+      </w:r>
+      <w:r>
+        <w:t xml:space="preserve">against both existing</w:t>
+      </w:r>
+      <w:r>
+        <w:t xml:space="preserve"> </w:t>
+      </w:r>
+      <w:r>
+        <w:rPr>
+          <w:rStyle w:val="VerbatimChar"/>
+        </w:rPr>
+        <w:t xml:space="preserve">Heat_Convection_Solver</w:t>
+      </w:r>
+      <w:r>
+        <w:t xml:space="preserve"> </w:t>
+      </w:r>
+      <w:r>
+        <w:t xml:space="preserve">directories</w:t>
+      </w:r>
+      <w:r>
+        <w:t xml:space="preserve"> </w:t>
+      </w:r>
+      <w:r>
+        <w:t xml:space="preserve">(a tool-3 combined output and the tool-4 scan directory), delivered for direct review — the new</w:t>
+      </w:r>
+      <w:r>
+        <w:t xml:space="preserve"> </w:t>
+      </w:r>
+      <w:r>
+        <w:t xml:space="preserve">tool’s kernel integration engaging at over a dozen real per-subroutine anchors per rank (vs. the</w:t>
+      </w:r>
+      <w:r>
+        <w:t xml:space="preserve"> </w:t>
+      </w:r>
+      <w:r>
+        <w:t xml:space="preserve">traced tool’s single collision point near</w:t>
+      </w:r>
+      <w:r>
+        <w:t xml:space="preserve"> </w:t>
+      </w:r>
+      <w:r>
+        <w:rPr>
+          <w:rStyle w:val="VerbatimChar"/>
+        </w:rPr>
+        <w:t xml:space="preserve">main</w:t>
+      </w:r>
+      <w:r>
+        <w:t xml:space="preserve">) confirmed the whole point of this round’s work in</w:t>
+      </w:r>
+      <w:r>
+        <w:t xml:space="preserve"> </w:t>
+      </w:r>
+      <w:r>
+        <w:t xml:space="preserve">practice, not just in theory.</w:t>
+      </w:r>
+    </w:p>
+    <w:p>
+      <w:pPr>
+        <w:pStyle w:val="BodyText"/>
+      </w:pPr>
+      <w:r>
+        <w:rPr>
+          <w:bCs/>
+          <w:b/>
+        </w:rPr>
+        <w:t xml:space="preserve">Fourth real-data-driven fix, found immediately after delivery</w:t>
+      </w:r>
+      <w:r>
+        <w:t xml:space="preserve">: the user spotted a</w:t>
+      </w:r>
+      <w:r>
+        <w:t xml:space="preserve"> </w:t>
+      </w:r>
+      <w:r>
+        <w:rPr>
+          <w:rStyle w:val="VerbatimChar"/>
+        </w:rPr>
+        <w:t xml:space="preserve">start_thread</w:t>
+      </w:r>
+      <w:r>
+        <w:t xml:space="preserve"> </w:t>
+      </w:r>
+      <w:r>
+        <w:t xml:space="preserve">root in</w:t>
+      </w:r>
+      <w:r>
+        <w:t xml:space="preserve"> </w:t>
+      </w:r>
+      <w:r>
+        <w:rPr>
+          <w:rStyle w:val="VerbatimChar"/>
+        </w:rPr>
+        <w:t xml:space="preserve">calltree.txt</w:t>
+      </w:r>
+      <w:r>
+        <w:t xml:space="preserve"> </w:t>
+      </w:r>
+      <w:r>
+        <w:t xml:space="preserve">carrying ~88s of unfiltered self/total time per rank, despite this exact</w:t>
+      </w:r>
+      <w:r>
+        <w:t xml:space="preserve"> </w:t>
+      </w:r>
+      <w:r>
+        <w:t xml:space="preserve">class of noise having already been ruled out for removal (the 2026-08-04</w:t>
+      </w:r>
+      <w:r>
+        <w:t xml:space="preserve"> </w:t>
+      </w:r>
+      <w:r>
+        <w:t xml:space="preserve">“</w:t>
+      </w:r>
+      <w:r>
+        <w:t xml:space="preserve">call-tree-ancestry thread</w:t>
+      </w:r>
+      <w:r>
+        <w:t xml:space="preserve"> </w:t>
+      </w:r>
+      <w:r>
+        <w:t xml:space="preserve">reclassification</w:t>
+      </w:r>
+      <w:r>
+        <w:t xml:space="preserve">”</w:t>
+      </w:r>
+      <w:r>
+        <w:t xml:space="preserve"> </w:t>
+      </w:r>
+      <w:r>
+        <w:t xml:space="preserve">fix, for the</w:t>
+      </w:r>
+      <w:r>
+        <w:t xml:space="preserve"> </w:t>
+      </w:r>
+      <w:r>
+        <w:rPr>
+          <w:iCs/>
+          <w:i/>
+        </w:rPr>
+        <w:t xml:space="preserve">other</w:t>
+      </w:r>
+      <w:r>
+        <w:t xml:space="preserve"> </w:t>
+      </w:r>
+      <w:r>
+        <w:t xml:space="preserve">tool). Traced to a real, previously-anticipated data-shape</w:t>
+      </w:r>
+      <w:r>
+        <w:t xml:space="preserve"> </w:t>
+      </w:r>
+      <w:r>
+        <w:t xml:space="preserve">gap:</w:t>
+      </w:r>
+      <w:r>
+        <w:t xml:space="preserve"> </w:t>
+      </w:r>
+      <w:r>
+        <w:rPr>
+          <w:rStyle w:val="VerbatimChar"/>
+        </w:rPr>
+        <w:t xml:space="preserve">classify_gpu_broad()</w:t>
+      </w:r>
+      <w:r>
+        <w:t xml:space="preserve">’s ancestor-walk (same idea as</w:t>
+      </w:r>
+      <w:r>
+        <w:t xml:space="preserve"> </w:t>
+      </w:r>
+      <w:r>
+        <w:rPr>
+          <w:rStyle w:val="VerbatimChar"/>
+        </w:rPr>
+        <w:t xml:space="preserve">extract_CPU_hotspots.classify_gpu()</w:t>
+      </w:r>
+      <w:r>
+        <w:t xml:space="preserve">)</w:t>
+      </w:r>
+      <w:r>
+        <w:t xml:space="preserve"> </w:t>
+      </w:r>
+      <w:r>
+        <w:t xml:space="preserve">only works when a thread-root row still has a real parent link to walk up through. In</w:t>
+      </w:r>
+      <w:r>
+        <w:t xml:space="preserve"> </w:t>
+      </w:r>
+      <w:r>
+        <w:rPr>
+          <w:rStyle w:val="VerbatimChar"/>
+        </w:rPr>
+        <w:t xml:space="preserve">sampling_wall_clock</w:t>
+      </w:r>
+      <w:r>
+        <w:t xml:space="preserve">, a background HIP/ROCr event-loop thread’s samples reset DEPTH to 0 for its</w:t>
+      </w:r>
+      <w:r>
+        <w:t xml:space="preserve"> </w:t>
+      </w:r>
+      <w:r>
+        <w:t xml:space="preserve">own OS thread —</w:t>
+      </w:r>
+      <w:r>
+        <w:t xml:space="preserve"> </w:t>
+      </w:r>
+      <w:r>
+        <w:rPr>
+          <w:rStyle w:val="VerbatimChar"/>
+        </w:rPr>
+        <w:t xml:space="preserve">attach_ancestry()</w:t>
+      </w:r>
+      <w:r>
+        <w:t xml:space="preserve"> </w:t>
+      </w:r>
+      <w:r>
+        <w:t xml:space="preserve">correctly gives it</w:t>
+      </w:r>
+      <w:r>
+        <w:t xml:space="preserve"> </w:t>
+      </w:r>
+      <w:r>
+        <w:rPr>
+          <w:rStyle w:val="VerbatimChar"/>
+        </w:rPr>
+        <w:t xml:space="preserve">parent=None</w:t>
+      </w:r>
+      <w:r>
+        <w:t xml:space="preserve">, same as a genuine</w:t>
+      </w:r>
+      <w:r>
+        <w:t xml:space="preserve"> </w:t>
+      </w:r>
+      <w:r>
+        <w:t xml:space="preserve">application-spawned root, so there’s no ancestor to walk at all. Confirmed directly against the raw</w:t>
+      </w:r>
+      <w:r>
+        <w:t xml:space="preserve"> </w:t>
+      </w:r>
+      <w:r>
+        <w:t xml:space="preserve">file:</w:t>
+      </w:r>
+      <w:r>
+        <w:t xml:space="preserve"> </w:t>
+      </w:r>
+      <w:r>
+        <w:rPr>
+          <w:rStyle w:val="VerbatimChar"/>
+        </w:rPr>
+        <w:t xml:space="preserve">start_thread</w:t>
+      </w:r>
+      <w:r>
+        <w:t xml:space="preserve"> </w:t>
+      </w:r>
+      <w:r>
+        <w:t xml:space="preserve">(thread 3) sits at DEPTH 0, its only child is rocprof-sys’s own</w:t>
+      </w:r>
+      <w:r>
+        <w:t xml:space="preserve"> </w:t>
+      </w:r>
+      <w:r>
+        <w:rPr>
+          <w:rStyle w:val="VerbatimChar"/>
+        </w:rPr>
+        <w:t xml:space="preserve">pthread_create_gotcha</w:t>
+      </w:r>
+      <w:r>
+        <w:t xml:space="preserve"> </w:t>
+      </w:r>
+      <w:r>
+        <w:t xml:space="preserve">wrapper hop, and</w:t>
+      </w:r>
+      <w:r>
+        <w:t xml:space="preserve"> </w:t>
+      </w:r>
+      <w:r>
+        <w:rPr>
+          <w:iCs/>
+          <w:i/>
+        </w:rPr>
+        <w:t xml:space="preserve">that</w:t>
+      </w:r>
+      <w:r>
+        <w:t xml:space="preserve"> </w:t>
+      </w:r>
+      <w:r>
+        <w:t xml:space="preserve">leads straight into</w:t>
+      </w:r>
+      <w:r>
+        <w:t xml:space="preserve"> </w:t>
+      </w:r>
+      <w:r>
+        <w:rPr>
+          <w:rStyle w:val="VerbatimChar"/>
+        </w:rPr>
+        <w:t xml:space="preserve">rocr::os::ThreadTrampoline</w:t>
+      </w:r>
+      <w:r>
+        <w:t xml:space="preserve"> </w:t>
+      </w:r>
+      <w:r>
+        <w:t xml:space="preserve">and</w:t>
+      </w:r>
+      <w:r>
+        <w:t xml:space="preserve"> </w:t>
+      </w:r>
+      <w:r>
+        <w:t xml:space="preserve">deeper ROCm-runtime internals — exactly the pattern</w:t>
+      </w:r>
+      <w:r>
+        <w:t xml:space="preserve"> </w:t>
+      </w:r>
+      <w:r>
+        <w:rPr>
+          <w:rStyle w:val="VerbatimChar"/>
+        </w:rPr>
+        <w:t xml:space="preserve">GPU_API_PREFIXES</w:t>
+      </w:r>
+      <w:r>
+        <w:t xml:space="preserve">’s own</w:t>
+      </w:r>
+      <w:r>
+        <w:t xml:space="preserve"> </w:t>
+      </w:r>
+      <w:r>
+        <w:rPr>
+          <w:rStyle w:val="VerbatimChar"/>
+        </w:rPr>
+        <w:t xml:space="preserve">rocr</w:t>
+      </w:r>
+      <w:r>
+        <w:t xml:space="preserve"> </w:t>
+      </w:r>
+      <w:r>
+        <w:t xml:space="preserve">entry was added</w:t>
+      </w:r>
+      <w:r>
+        <w:t xml:space="preserve"> </w:t>
+      </w:r>
+      <w:r>
+        <w:t xml:space="preserve">for, just unreachable by upward-ancestry alone this time. Fixed with a new downward counterpart,</w:t>
+      </w:r>
+      <w:r>
+        <w:t xml:space="preserve"> </w:t>
+      </w:r>
+      <w:r>
+        <w:rPr>
+          <w:rStyle w:val="VerbatimChar"/>
+        </w:rPr>
+        <w:t xml:space="preserve">propagate_gpu_to_untethered_thread_roots()</w:t>
+      </w:r>
+      <w:r>
+        <w:t xml:space="preserve">: an untethered root (no parent, not already</w:t>
+      </w:r>
+      <w:r>
+        <w:t xml:space="preserve"> </w:t>
+      </w:r>
+      <w:r>
+        <w:t xml:space="preserve">GPU-classified) walks down through any wrapper hop to its first real content, and inherits GPU</w:t>
+      </w:r>
+      <w:r>
+        <w:t xml:space="preserve"> </w:t>
+      </w:r>
+      <w:r>
+        <w:t xml:space="preserve">classification if that’s GPU/ROCm-runtime noise — deliberately independent of</w:t>
+      </w:r>
+      <w:r>
+        <w:t xml:space="preserve"> </w:t>
+      </w:r>
+      <w:r>
+        <w:rPr>
+          <w:rStyle w:val="VerbatimChar"/>
+        </w:rPr>
+        <w:t xml:space="preserve">--show-rocprofsys-internals</w:t>
+      </w:r>
+      <w:r>
+        <w:t xml:space="preserve">, so this subtree stays gated by</w:t>
+      </w:r>
+      <w:r>
+        <w:t xml:space="preserve"> </w:t>
+      </w:r>
+      <w:r>
+        <w:rPr>
+          <w:rStyle w:val="VerbatimChar"/>
+        </w:rPr>
+        <w:t xml:space="preserve">--show-gpu-api</w:t>
+      </w:r>
+      <w:r>
+        <w:t xml:space="preserve"> </w:t>
+      </w:r>
+      <w:r>
+        <w:t xml:space="preserve">alone, consistent</w:t>
+      </w:r>
+      <w:r>
+        <w:t xml:space="preserve"> </w:t>
+      </w:r>
+      <w:r>
+        <w:t xml:space="preserve">with every other GPU-noise block. New fixture data (a second, unrelated thread-3 root reproducing</w:t>
+      </w:r>
+      <w:r>
+        <w:t xml:space="preserve"> </w:t>
+      </w:r>
+      <w:r>
+        <w:t xml:space="preserve">the exact real shape) added to</w:t>
+      </w:r>
+      <w:r>
+        <w:t xml:space="preserve"> </w:t>
+      </w:r>
+      <w:r>
+        <w:rPr>
+          <w:rStyle w:val="VerbatimChar"/>
+        </w:rPr>
+        <w:t xml:space="preserve">calltree_sampling_filters</w:t>
+      </w:r>
+      <w:r>
+        <w:t xml:space="preserve">; suite grew to 264 tests. Re-verified</w:t>
+      </w:r>
+      <w:r>
+        <w:t xml:space="preserve"> </w:t>
+      </w:r>
+      <w:r>
+        <w:t xml:space="preserve">against both real directories:</w:t>
+      </w:r>
+      <w:r>
+        <w:t xml:space="preserve"> </w:t>
+      </w:r>
+      <w:r>
+        <w:rPr>
+          <w:rStyle w:val="VerbatimChar"/>
+        </w:rPr>
+        <w:t xml:space="preserve">start_thread</w:t>
+      </w:r>
+      <w:r>
+        <w:t xml:space="preserve"> </w:t>
+      </w:r>
+      <w:r>
+        <w:t xml:space="preserve">no longer appears by default, reappears correctly</w:t>
+      </w:r>
+      <w:r>
+        <w:t xml:space="preserve"> </w:t>
+      </w:r>
+      <w:r>
+        <w:t xml:space="preserve">under</w:t>
+      </w:r>
+      <w:r>
+        <w:t xml:space="preserve"> </w:t>
+      </w:r>
+      <w:r>
+        <w:rPr>
+          <w:rStyle w:val="VerbatimChar"/>
+        </w:rPr>
+        <w:t xml:space="preserve">--show-gpu-api</w:t>
+      </w:r>
+      <w:r>
+        <w:t xml:space="preserve">.</w:t>
+      </w:r>
+    </w:p>
+    <w:p>
+      <w:pPr>
+        <w:pStyle w:val="BodyText"/>
+      </w:pPr>
+      <w:r>
+        <w:rPr>
+          <w:bCs/>
+          <w:b/>
+        </w:rPr>
+        <w:t xml:space="preserve">Fifth and sixth real-data-driven fixes, both raised by the user after reviewing the delivered</w:t>
+      </w:r>
+      <w:r>
+        <w:rPr>
+          <w:bCs/>
+          <w:b/>
+        </w:rPr>
+        <w:t xml:space="preserve"> </w:t>
+      </w:r>
+      <w:r>
+        <w:rPr>
+          <w:rStyle w:val="VerbatimChar"/>
+          <w:bCs/>
+          <w:b/>
+        </w:rPr>
+        <w:t xml:space="preserve">calltree.txt</w:t>
+      </w:r>
+      <w:r>
+        <w:rPr>
+          <w:bCs/>
+          <w:b/>
+        </w:rPr>
+        <w:t xml:space="preserve">.</w:t>
+      </w:r>
+      <w:r>
+        <w:t xml:space="preserve"> </w:t>
+      </w:r>
+      <w:r>
+        <w:t xml:space="preserve">(5) GPU kernel data was landing at the</w:t>
+      </w:r>
+      <w:r>
+        <w:t xml:space="preserve"> </w:t>
+      </w:r>
+      <w:r>
+        <w:rPr>
+          <w:iCs/>
+          <w:i/>
+        </w:rPr>
+        <w:t xml:space="preserve">nearest launch-call ancestor</w:t>
+      </w:r>
+      <w:r>
+        <w:t xml:space="preserve"> </w:t>
+      </w:r>
+      <w:r>
+        <w:t xml:space="preserve">— a purely</w:t>
+      </w:r>
+      <w:r>
+        <w:t xml:space="preserve"> </w:t>
+      </w:r>
+      <w:r>
+        <w:t xml:space="preserve">structural guess — even though the compiler had already told this tool exactly which subroutine</w:t>
+      </w:r>
+      <w:r>
+        <w:t xml:space="preserve"> </w:t>
+      </w:r>
+      <w:r>
+        <w:t xml:space="preserve">each kernel came from: Cray’s OpenACC/HIP-offload kernel naming embeds the enclosing subroutine</w:t>
+      </w:r>
+      <w:r>
+        <w:t xml:space="preserve"> </w:t>
+      </w:r>
+      <w:r>
+        <w:t xml:space="preserve">directly in the kernel name (</w:t>
+      </w:r>
+      <w:r>
+        <w:rPr>
+          <w:rStyle w:val="VerbatimChar"/>
+        </w:rPr>
+        <w:t xml:space="preserve">&lt;subroutine&gt;$&lt;module&gt;_mod_$ck_L&lt;line&gt;_&lt;n&gt;[...]</w:t>
+      </w:r>
+      <w:r>
+        <w:t xml:space="preserve">). Checked against</w:t>
+      </w:r>
+      <w:r>
+        <w:t xml:space="preserve"> </w:t>
+      </w:r>
+      <w:r>
+        <w:t xml:space="preserve">real</w:t>
+      </w:r>
+      <w:r>
+        <w:t xml:space="preserve"> </w:t>
+      </w:r>
+      <w:r>
+        <w:rPr>
+          <w:rStyle w:val="VerbatimChar"/>
+        </w:rPr>
+        <w:t xml:space="preserve">rocprofv3</w:t>
+      </w:r>
+      <w:r>
+        <w:t xml:space="preserve"> </w:t>
+      </w:r>
+      <w:r>
+        <w:t xml:space="preserve">kernel names and the real CPU tree:</w:t>
+      </w:r>
+      <w:r>
+        <w:t xml:space="preserve"> </w:t>
+      </w:r>
+      <w:r>
+        <w:rPr>
+          <w:bCs/>
+          <w:b/>
+        </w:rPr>
+        <w:t xml:space="preserve">every</w:t>
+      </w:r>
+      <w:r>
+        <w:t xml:space="preserve"> </w:t>
+      </w:r>
+      <w:r>
+        <w:t xml:space="preserve">kernel’s owner subroutine showed up</w:t>
+      </w:r>
+      <w:r>
+        <w:t xml:space="preserve"> </w:t>
+      </w:r>
+      <w:r>
+        <w:t xml:space="preserve">as its own sampled CPU node (10/10 checked). The old proportional-split logic was scattering every</w:t>
+      </w:r>
+      <w:r>
+        <w:t xml:space="preserve"> </w:t>
+      </w:r>
+      <w:r>
+        <w:t xml:space="preserve">kernel across every launch-call anchor in the whole rank, weighted by call count, regardless of</w:t>
+      </w:r>
+      <w:r>
+        <w:t xml:space="preserve"> </w:t>
+      </w:r>
+      <w:r>
+        <w:t xml:space="preserve">which subroutine actually contained it — real output showed</w:t>
+      </w:r>
+      <w:r>
+        <w:t xml:space="preserve"> </w:t>
+      </w:r>
+      <w:r>
+        <w:rPr>
+          <w:rStyle w:val="VerbatimChar"/>
+        </w:rPr>
+        <w:t xml:space="preserve">jacobi_sweep</w:t>
+      </w:r>
+      <w:r>
+        <w:t xml:space="preserve">’s kernel duplicated</w:t>
+      </w:r>
+      <w:r>
+        <w:t xml:space="preserve"> </w:t>
+      </w:r>
+      <w:r>
+        <w:t xml:space="preserve">under</w:t>
+      </w:r>
+      <w:r>
+        <w:t xml:space="preserve"> </w:t>
+      </w:r>
+      <w:r>
+        <w:rPr>
+          <w:rStyle w:val="VerbatimChar"/>
+        </w:rPr>
+        <w:t xml:space="preserve">convection_stable_dt</w:t>
+      </w:r>
+      <w:r>
+        <w:t xml:space="preserve">,</w:t>
+      </w:r>
+      <w:r>
+        <w:t xml:space="preserve"> </w:t>
+      </w:r>
+      <w:r>
+        <w:rPr>
+          <w:rStyle w:val="VerbatimChar"/>
+        </w:rPr>
+        <w:t xml:space="preserve">compute_momentum_rhs</w:t>
+      </w:r>
+      <w:r>
+        <w:t xml:space="preserve">, and every other unrelated anchor at once,</w:t>
+      </w:r>
+      <w:r>
+        <w:t xml:space="preserve"> </w:t>
+      </w:r>
+      <w:r>
+        <w:t xml:space="preserve">each copy scaled down and labeled</w:t>
+      </w:r>
+      <w:r>
+        <w:t xml:space="preserve"> </w:t>
+      </w:r>
+      <w:r>
+        <w:t xml:space="preserve">“</w:t>
+      </w:r>
+      <w:r>
+        <w:t xml:space="preserve">~N% estimate.</w:t>
+      </w:r>
+      <w:r>
+        <w:t xml:space="preserve">”</w:t>
+      </w:r>
+      <w:r>
+        <w:t xml:space="preserve"> </w:t>
+      </w:r>
+      <w:r>
+        <w:t xml:space="preserve">Fixed by adding</w:t>
+      </w:r>
+      <w:r>
+        <w:t xml:space="preserve"> </w:t>
+      </w:r>
+      <w:r>
+        <w:rPr>
+          <w:rStyle w:val="VerbatimChar"/>
+        </w:rPr>
+        <w:t xml:space="preserve">kernel_owner_label()</w:t>
+      </w:r>
+      <w:r>
+        <w:t xml:space="preserve"> </w:t>
+      </w:r>
+      <w:r>
+        <w:t xml:space="preserve">to</w:t>
+      </w:r>
+      <w:r>
+        <w:t xml:space="preserve"> </w:t>
+      </w:r>
+      <w:r>
+        <w:rPr>
+          <w:rStyle w:val="VerbatimChar"/>
+        </w:rPr>
+        <w:t xml:space="preserve">calltree_common.py</w:t>
+      </w:r>
+      <w:r>
+        <w:t xml:space="preserve"> </w:t>
+      </w:r>
+      <w:r>
+        <w:t xml:space="preserve">and rewriting</w:t>
+      </w:r>
+      <w:r>
+        <w:t xml:space="preserve"> </w:t>
+      </w:r>
+      <w:r>
+        <w:rPr>
+          <w:rStyle w:val="VerbatimChar"/>
+        </w:rPr>
+        <w:t xml:space="preserve">attach_kernel_summaries()</w:t>
+      </w:r>
+      <w:r>
+        <w:t xml:space="preserve"> </w:t>
+      </w:r>
+      <w:r>
+        <w:t xml:space="preserve">to try an</w:t>
+      </w:r>
+      <w:r>
+        <w:t xml:space="preserve"> </w:t>
+      </w:r>
+      <w:r>
+        <w:rPr>
+          <w:bCs/>
+          <w:b/>
+        </w:rPr>
+        <w:t xml:space="preserve">exact label match</w:t>
+      </w:r>
+      <w:r>
+        <w:t xml:space="preserve"> </w:t>
+      </w:r>
+      <w:r>
+        <w:t xml:space="preserve">against the kernel’s compiler-embedded owner first, falling back to the old nearest-launch-anchor</w:t>
+      </w:r>
+      <w:r>
+        <w:t xml:space="preserve"> </w:t>
+      </w:r>
+      <w:r>
+        <w:t xml:space="preserve">heuristic only for a kernel that doesn’t name-match anything (no Cray-style naming, or its owner</w:t>
+      </w:r>
+      <w:r>
+        <w:t xml:space="preserve"> </w:t>
+      </w:r>
+      <w:r>
+        <w:t xml:space="preserve">subroutine wasn’t sampled as its own frame this rank). Return contract changed from an</w:t>
+      </w:r>
+      <w:r>
+        <w:t xml:space="preserve"> </w:t>
+      </w:r>
+      <w:r>
+        <w:t xml:space="preserve">all-or-nothing</w:t>
+      </w:r>
+      <w:r>
+        <w:t xml:space="preserve"> </w:t>
+      </w:r>
+      <w:r>
+        <w:t xml:space="preserve">“</w:t>
+      </w:r>
+      <w:r>
+        <w:t xml:space="preserve">found an anchor</w:t>
+      </w:r>
+      <w:r>
+        <w:t xml:space="preserve">”</w:t>
+      </w:r>
+      <w:r>
+        <w:t xml:space="preserve"> </w:t>
+      </w:r>
+      <w:r>
+        <w:t xml:space="preserve">boolean to the actual subset of kernels that couldn’t be placed</w:t>
+      </w:r>
+      <w:r>
+        <w:t xml:space="preserve"> </w:t>
+      </w:r>
+      <w:r>
+        <w:t xml:space="preserve">anywhere, so a partial name-match doesn’t dump the rest into the top-level fallback section</w:t>
+      </w:r>
+      <w:r>
+        <w:t xml:space="preserve"> </w:t>
+      </w:r>
+      <w:r>
+        <w:t xml:space="preserve">needlessly. On the real</w:t>
+      </w:r>
+      <w:r>
+        <w:t xml:space="preserve"> </w:t>
+      </w:r>
+      <w:r>
+        <w:rPr>
+          <w:rStyle w:val="VerbatimChar"/>
+        </w:rPr>
+        <w:t xml:space="preserve">Heat_Convection_Solver</w:t>
+      </w:r>
+      <w:r>
+        <w:t xml:space="preserve"> </w:t>
+      </w:r>
+      <w:r>
+        <w:t xml:space="preserve">data this cut</w:t>
+      </w:r>
+      <w:r>
+        <w:t xml:space="preserve"> </w:t>
+      </w:r>
+      <w:r>
+        <w:rPr>
+          <w:rStyle w:val="VerbatimChar"/>
+        </w:rPr>
+        <w:t xml:space="preserve">calltree.txt</w:t>
+      </w:r>
+      <w:r>
+        <w:t xml:space="preserve"> </w:t>
+      </w:r>
+      <w:r>
+        <w:t xml:space="preserve">from 1618 to 370</w:t>
+      </w:r>
+      <w:r>
+        <w:t xml:space="preserve"> </w:t>
+      </w:r>
+      <w:r>
+        <w:t xml:space="preserve">lines — not from hiding anything, but from no longer duplicating the same real kernels across</w:t>
+      </w:r>
+      <w:r>
+        <w:t xml:space="preserve"> </w:t>
+      </w:r>
+      <w:r>
+        <w:t xml:space="preserve">every plausible anchor.</w:t>
+      </w:r>
+    </w:p>
+    <w:p>
+      <w:pPr>
+        <w:numPr>
+          <w:ilvl w:val="0"/>
+          <w:numId w:val="1006"/>
+        </w:numPr>
+        <w:pStyle w:val="Compact"/>
+      </w:pPr>
+      <w:r>
+        <w:t xml:space="preserve">The</w:t>
+      </w:r>
+      <w:r>
+        <w:t xml:space="preserve"> </w:t>
+      </w:r>
+      <w:r>
+        <w:rPr>
+          <w:rStyle w:val="VerbatimChar"/>
+        </w:rPr>
+        <w:t xml:space="preserve">WALL(s)</w:t>
+      </w:r>
+      <w:r>
+        <w:t xml:space="preserve"> </w:t>
+      </w:r>
+      <w:r>
+        <w:t xml:space="preserve">cross-reference column was</w:t>
+      </w:r>
+      <w:r>
+        <w:t xml:space="preserve"> </w:t>
+      </w:r>
+      <w:r>
+        <w:t xml:space="preserve">“</w:t>
+      </w:r>
+      <w:r>
+        <w:t xml:space="preserve">-</w:t>
+      </w:r>
+      <w:r>
+        <w:t xml:space="preserve">”</w:t>
+      </w:r>
+      <w:r>
+        <w:t xml:space="preserve"> </w:t>
+      </w:r>
+      <w:r>
+        <w:t xml:space="preserve">almost everywhere, which the user correctly</w:t>
+      </w:r>
+      <w:r>
+        <w:t xml:space="preserve"> </w:t>
+      </w:r>
+      <w:r>
+        <w:t xml:space="preserve">suspected was because visible nodes were being looked up by their own exact label only, while the</w:t>
+      </w:r>
+      <w:r>
+        <w:t xml:space="preserve"> </w:t>
+      </w:r>
+      <w:r>
+        <w:t xml:space="preserve">real wall_clock-measured time for the same underlying call often sits on a</w:t>
+      </w:r>
+      <w:r>
+        <w:t xml:space="preserve"> </w:t>
+      </w:r>
+      <w:r>
+        <w:rPr>
+          <w:iCs/>
+          <w:i/>
+        </w:rPr>
+        <w:t xml:space="preserve">different, hidden</w:t>
+      </w:r>
+      <w:r>
+        <w:t xml:space="preserve"> </w:t>
+      </w:r>
+      <w:r>
+        <w:t xml:space="preserve">node just beneath it (rocprof-sys’s own instrumentation hides the wall_clock-matching label behind</w:t>
+      </w:r>
+      <w:r>
+        <w:t xml:space="preserve"> </w:t>
+      </w:r>
+      <w:r>
+        <w:t xml:space="preserve">whichever filter tier applies — MPI internals collapsed, GPU-API pruned, etc.). The user’s own fix:</w:t>
+      </w:r>
+      <w:r>
+        <w:t xml:space="preserve"> </w:t>
+      </w:r>
+      <w:r>
+        <w:t xml:space="preserve">compute the wall value before filtering, and when a line is filtered, fold its value into its</w:t>
+      </w:r>
+      <w:r>
+        <w:t xml:space="preserve"> </w:t>
+      </w:r>
+      <w:r>
+        <w:t xml:space="preserve">direct parent’s. Implemented as a two-pass system in</w:t>
+      </w:r>
+      <w:r>
+        <w:t xml:space="preserve"> </w:t>
+      </w:r>
+      <w:r>
+        <w:rPr>
+          <w:rStyle w:val="VerbatimChar"/>
+        </w:rPr>
+        <w:t xml:space="preserve">extract_calltree.py</w:t>
+      </w:r>
+      <w:r>
+        <w:t xml:space="preserve">:</w:t>
+      </w:r>
+      <w:r>
+        <w:t xml:space="preserve"> </w:t>
+      </w:r>
+      <w:r>
+        <w:rPr>
+          <w:rStyle w:val="VerbatimChar"/>
+        </w:rPr>
+        <w:t xml:space="preserve">compute_hidden_flags()</w:t>
+      </w:r>
+      <w:r>
+        <w:t xml:space="preserve"> </w:t>
+      </w:r>
+      <w:r>
+        <w:t xml:space="preserve">(a forward, pre-order pass) tags every row with whether it will render at all under the current</w:t>
+      </w:r>
+      <w:r>
+        <w:t xml:space="preserve"> </w:t>
+      </w:r>
+      <w:r>
+        <w:t xml:space="preserve">flags, and separately whether it hides its</w:t>
+      </w:r>
+      <w:r>
+        <w:t xml:space="preserve"> </w:t>
+      </w:r>
+      <w:r>
+        <w:rPr>
+          <w:iCs/>
+          <w:i/>
+        </w:rPr>
+        <w:t xml:space="preserve">entire</w:t>
+      </w:r>
+      <w:r>
+        <w:t xml:space="preserve"> </w:t>
+      </w:r>
+      <w:r>
+        <w:t xml:space="preserve">subtree — true for PRUNE and MPI-COLLAPSE, but</w:t>
+      </w:r>
+      <w:r>
+        <w:t xml:space="preserve"> </w:t>
+      </w:r>
+      <w:r>
+        <w:t xml:space="preserve">deliberately false for SPLICE, since a spliced wrapper’s children are reparented and shown</w:t>
+      </w:r>
+      <w:r>
+        <w:t xml:space="preserve"> </w:t>
+      </w:r>
+      <w:r>
+        <w:t xml:space="preserve">normally, not hidden along with it.</w:t>
+      </w:r>
+      <w:r>
+        <w:t xml:space="preserve"> </w:t>
+      </w:r>
+      <w:r>
+        <w:rPr>
+          <w:rStyle w:val="VerbatimChar"/>
+        </w:rPr>
+        <w:t xml:space="preserve">fold_hidden_wall_values()</w:t>
+      </w:r>
+      <w:r>
+        <w:t xml:space="preserve"> </w:t>
+      </w:r>
+      <w:r>
+        <w:t xml:space="preserve">(a reverse-order pass, exploiting</w:t>
+      </w:r>
+      <w:r>
+        <w:t xml:space="preserve"> </w:t>
+      </w:r>
+      <w:r>
+        <w:t xml:space="preserve">that every descendant precedes its ancestor in a pre-order list) then adds each hidden row’s</w:t>
+      </w:r>
+      <w:r>
+        <w:t xml:space="preserve"> </w:t>
+      </w:r>
+      <w:r>
+        <w:rPr>
+          <w:rStyle w:val="VerbatimChar"/>
+        </w:rPr>
+        <w:t xml:space="preserve">WALL(s)</w:t>
+      </w:r>
+      <w:r>
+        <w:t xml:space="preserve"> </w:t>
+      </w:r>
+      <w:r>
+        <w:t xml:space="preserve">value into its direct parent’s and clears it, cascading correctly through an arbitrarily</w:t>
+      </w:r>
+      <w:r>
+        <w:t xml:space="preserve"> </w:t>
+      </w:r>
+      <w:r>
+        <w:t xml:space="preserve">deep hidden chain to whichever ancestor actually renders. Confirmed against real data:</w:t>
+      </w:r>
+      <w:r>
+        <w:t xml:space="preserve"> </w:t>
+      </w:r>
+      <w:r>
+        <w:rPr>
+          <w:rStyle w:val="VerbatimChar"/>
+        </w:rPr>
+        <w:t xml:space="preserve">MPI_Isend</w:t>
+      </w:r>
+      <w:r>
+        <w:t xml:space="preserve"> </w:t>
+      </w:r>
+      <w:r>
+        <w:t xml:space="preserve">GOTCHA-hooked self-time (10.580366s in</w:t>
+      </w:r>
+      <w:r>
+        <w:t xml:space="preserve"> </w:t>
+      </w:r>
+      <w:r>
+        <w:rPr>
+          <w:rStyle w:val="VerbatimChar"/>
+        </w:rPr>
+        <w:t xml:space="preserve">wall_clock</w:t>
+      </w:r>
+      <w:r>
+        <w:t xml:space="preserve">) now surfaces correctly on the visible</w:t>
+      </w:r>
+      <w:r>
+        <w:t xml:space="preserve"> </w:t>
+      </w:r>
+      <w:r>
+        <w:rPr>
+          <w:rStyle w:val="VerbatimChar"/>
+        </w:rPr>
+        <w:t xml:space="preserve">mpi_isend_f08ts_</w:t>
+      </w:r>
+      <w:r>
+        <w:t xml:space="preserve"> </w:t>
+      </w:r>
+      <w:r>
+        <w:t xml:space="preserve">node — the Fortran binding shim sampling shows instead — despite the two labels</w:t>
+      </w:r>
+      <w:r>
+        <w:t xml:space="preserve"> </w:t>
+      </w:r>
+      <w:r>
+        <w:t xml:space="preserve">never matching directly.</w:t>
+      </w:r>
+    </w:p>
+    <w:p>
+      <w:pPr>
+        <w:pStyle w:val="FirstParagraph"/>
+      </w:pPr>
+      <w:r>
+        <w:t xml:space="preserve">New fixtures</w:t>
+      </w:r>
+      <w:r>
+        <w:t xml:space="preserve"> </w:t>
+      </w:r>
+      <w:r>
+        <w:rPr>
+          <w:rStyle w:val="VerbatimChar"/>
+        </w:rPr>
+        <w:t xml:space="preserve">calltree_sampling_mpi_cascade</w:t>
+      </w:r>
+      <w:r>
+        <w:t xml:space="preserve"> </w:t>
+      </w:r>
+      <w:r>
+        <w:t xml:space="preserve">(a 3-level MPI-collapsed chain with a real wall_clock</w:t>
+      </w:r>
+      <w:r>
+        <w:t xml:space="preserve"> </w:t>
+      </w:r>
+      <w:r>
+        <w:t xml:space="preserve">value at the bottom, pinning the cascade) plus kernel-owner-matching cases added directly to</w:t>
+      </w:r>
+      <w:r>
+        <w:t xml:space="preserve"> </w:t>
+      </w:r>
+      <w:r>
+        <w:rPr>
+          <w:rStyle w:val="VerbatimChar"/>
+        </w:rPr>
+        <w:t xml:space="preserve">test_calltree_common.py</w:t>
+      </w:r>
+      <w:r>
+        <w:t xml:space="preserve">; suite grew to 271 tests, all green; the two existing fixture-based WALL</w:t>
+      </w:r>
+      <w:r>
+        <w:t xml:space="preserve"> </w:t>
+      </w:r>
+      <w:r>
+        <w:t xml:space="preserve">tests were updated for the new fold-inclusive expected values (the assertions changed, not just</w:t>
+      </w:r>
+      <w:r>
+        <w:t xml:space="preserve"> </w:t>
+      </w:r>
+      <w:r>
+        <w:t xml:space="preserve">grew, since the column’s meaning materially changed). Re-verified against both real directories.</w:t>
+      </w:r>
+    </w:p>
     <w:bookmarkEnd w:id="52"/>
+    <w:bookmarkStart w:id="53" w:name="Xa9050fea7499e5ad94d249579bbd1715c94a71d"/>
+    <w:p>
+      <w:pPr>
+        <w:pStyle w:val="Heading2"/>
+      </w:pPr>
+      <w:r>
+        <w:t xml:space="preserve">2026-08-11 — Cross-rank aggregation for both calltree tools; dropped</w:t>
+      </w:r>
+      <w:r>
+        <w:t xml:space="preserve"> </w:t>
+      </w:r>
+      <w:r>
+        <w:rPr>
+          <w:rStyle w:val="VerbatimChar"/>
+        </w:rPr>
+        <w:t xml:space="preserve">WALL(s)</w:t>
+      </w:r>
+    </w:p>
+    <w:p>
+      <w:pPr>
+        <w:pStyle w:val="FirstParagraph"/>
+      </w:pPr>
+      <w:r>
+        <w:t xml:space="preserve">Two follow-up requests after the user reviewed the delivered</w:t>
+      </w:r>
+      <w:r>
+        <w:t xml:space="preserve"> </w:t>
+      </w:r>
+      <w:r>
+        <w:rPr>
+          <w:rStyle w:val="VerbatimChar"/>
+        </w:rPr>
+        <w:t xml:space="preserve">calltree.txt</w:t>
+      </w:r>
+      <w:r>
+        <w:t xml:space="preserve"> </w:t>
+      </w:r>
+      <w:r>
+        <w:t xml:space="preserve">from the kernel-name-</w:t>
+      </w:r>
+      <w:r>
+        <w:t xml:space="preserve"> </w:t>
+      </w:r>
+      <w:r>
+        <w:t xml:space="preserve">matching/</w:t>
+      </w:r>
+      <w:r>
+        <w:rPr>
+          <w:rStyle w:val="VerbatimChar"/>
+        </w:rPr>
+        <w:t xml:space="preserve">WALL(s)</w:t>
+      </w:r>
+      <w:r>
+        <w:t xml:space="preserve">-fold round above. First:</w:t>
+      </w:r>
+      <w:r>
+        <w:t xml:space="preserve"> </w:t>
+      </w:r>
+      <w:r>
+        <w:rPr>
+          <w:rStyle w:val="VerbatimChar"/>
+          <w:bCs/>
+          <w:b/>
+        </w:rPr>
+        <w:t xml:space="preserve">WALL(s)</w:t>
+      </w:r>
+      <w:r>
+        <w:rPr>
+          <w:bCs/>
+          <w:b/>
+        </w:rPr>
+        <w:t xml:space="preserve"> </w:t>
+      </w:r>
+      <w:r>
+        <w:rPr>
+          <w:bCs/>
+          <w:b/>
+        </w:rPr>
+        <w:t xml:space="preserve">wasn’t worth keeping</w:t>
+      </w:r>
+      <w:r>
+        <w:t xml:space="preserve"> </w:t>
+      </w:r>
+      <w:r>
+        <w:t xml:space="preserve">— even with the</w:t>
+      </w:r>
+      <w:r>
+        <w:t xml:space="preserve"> </w:t>
+      </w:r>
+      <w:r>
+        <w:t xml:space="preserve">fold-up fix, it stayed mostly</w:t>
+      </w:r>
+      <w:r>
+        <w:t xml:space="preserve"> </w:t>
+      </w:r>
+      <w:r>
+        <w:rPr>
+          <w:rStyle w:val="VerbatimChar"/>
+        </w:rPr>
+        <w:t xml:space="preserve">-</w:t>
+      </w:r>
+      <w:r>
+        <w:t xml:space="preserve"> </w:t>
+      </w:r>
+      <w:r>
+        <w:t xml:space="preserve">on real data (GOTCHA-hooked C symbols and the compiler-generated</w:t>
+      </w:r>
+      <w:r>
+        <w:t xml:space="preserve"> </w:t>
+      </w:r>
+      <w:r>
+        <w:t xml:space="preserve">wrapper names sampling shows rarely coincide), and</w:t>
+      </w:r>
+      <w:r>
+        <w:t xml:space="preserve"> </w:t>
+      </w:r>
+      <w:r>
+        <w:rPr>
+          <w:rStyle w:val="VerbatimChar"/>
+        </w:rPr>
+        <w:t xml:space="preserve">extract_calltree_traced.py</w:t>
+      </w:r>
+      <w:r>
+        <w:t xml:space="preserve"> </w:t>
+      </w:r>
+      <w:r>
+        <w:t xml:space="preserve">already provides</w:t>
+      </w:r>
+      <w:r>
+        <w:t xml:space="preserve"> </w:t>
+      </w:r>
+      <w:r>
+        <w:t xml:space="preserve">exact wall-clock timing as its own dedicated tool. Removed entirely from</w:t>
+      </w:r>
+      <w:r>
+        <w:t xml:space="preserve"> </w:t>
+      </w:r>
+      <w:r>
+        <w:rPr>
+          <w:rStyle w:val="VerbatimChar"/>
+        </w:rPr>
+        <w:t xml:space="preserve">extract_calltree.py</w:t>
+      </w:r>
+      <w:r>
+        <w:t xml:space="preserve">:</w:t>
+      </w:r>
+      <w:r>
+        <w:t xml:space="preserve"> </w:t>
+      </w:r>
+      <w:r>
+        <w:rPr>
+          <w:rStyle w:val="VerbatimChar"/>
+        </w:rPr>
+        <w:t xml:space="preserve">wall_clock_self_by_rank()</w:t>
+      </w:r>
+      <w:r>
+        <w:t xml:space="preserve">,</w:t>
+      </w:r>
+      <w:r>
+        <w:t xml:space="preserve"> </w:t>
+      </w:r>
+      <w:r>
+        <w:rPr>
+          <w:rStyle w:val="VerbatimChar"/>
+        </w:rPr>
+        <w:t xml:space="preserve">compute_hidden_flags()</w:t>
+      </w:r>
+      <w:r>
+        <w:t xml:space="preserve">,</w:t>
+      </w:r>
+      <w:r>
+        <w:t xml:space="preserve"> </w:t>
+      </w:r>
+      <w:r>
+        <w:rPr>
+          <w:rStyle w:val="VerbatimChar"/>
+        </w:rPr>
+        <w:t xml:space="preserve">fold_hidden_wall_values()</w:t>
+      </w:r>
+      <w:r>
+        <w:t xml:space="preserve">, the 4th report</w:t>
+      </w:r>
+      <w:r>
+        <w:t xml:space="preserve"> </w:t>
+      </w:r>
+      <w:r>
+        <w:t xml:space="preserve">column, and every related caveat/help-text paragraph.</w:t>
+      </w:r>
+    </w:p>
+    <w:p>
+      <w:pPr>
+        <w:pStyle w:val="BodyText"/>
+      </w:pPr>
+      <w:r>
+        <w:t xml:space="preserve">Second, and larger:</w:t>
+      </w:r>
+      <w:r>
+        <w:t xml:space="preserve"> </w:t>
+      </w:r>
+      <w:r>
+        <w:rPr>
+          <w:bCs/>
+          <w:b/>
+        </w:rPr>
+        <w:t xml:space="preserve">aggregate every rank into one call tree, with load-balance columns, instead</w:t>
+      </w:r>
+      <w:r>
+        <w:rPr>
+          <w:bCs/>
+          <w:b/>
+        </w:rPr>
+        <w:t xml:space="preserve"> </w:t>
+      </w:r>
+      <w:r>
+        <w:rPr>
+          <w:bCs/>
+          <w:b/>
+        </w:rPr>
+        <w:t xml:space="preserve">of printing one call tree per rank</w:t>
+      </w:r>
+      <w:r>
+        <w:t xml:space="preserve"> </w:t>
+      </w:r>
+      <w:r>
+        <w:t xml:space="preserve">— for both tools. Implemented as new shared machinery in</w:t>
+      </w:r>
+      <w:r>
+        <w:t xml:space="preserve"> </w:t>
+      </w:r>
+      <w:r>
+        <w:rPr>
+          <w:rStyle w:val="VerbatimChar"/>
+        </w:rPr>
+        <w:t xml:space="preserve">calltree_common.py</w:t>
+      </w:r>
+      <w:r>
+        <w:t xml:space="preserve">:</w:t>
+      </w:r>
+    </w:p>
+    <w:p>
+      <w:pPr>
+        <w:numPr>
+          <w:ilvl w:val="0"/>
+          <w:numId w:val="1007"/>
+        </w:numPr>
+        <w:pStyle w:val="Compact"/>
+      </w:pPr>
+      <w:r>
+        <w:rPr>
+          <w:rStyle w:val="VerbatimChar"/>
+        </w:rPr>
+        <w:t xml:space="preserve">merge_rank_trees(ranks)</w:t>
+      </w:r>
+      <w:r>
+        <w:t xml:space="preserve"> </w:t>
+      </w:r>
+      <w:r>
+        <w:t xml:space="preserve">— merges N independent per-rank trees (each rank’s rows are separate</w:t>
+      </w:r>
+      <w:r>
+        <w:t xml:space="preserve"> </w:t>
+      </w:r>
+      <w:r>
+        <w:t xml:space="preserve">Python objects, parsed from separate files, never the same object) into one, by walking every</w:t>
+      </w:r>
+      <w:r>
+        <w:t xml:space="preserve"> </w:t>
+      </w:r>
+      <w:r>
+        <w:t xml:space="preserve">rank’s tree top-down and matching children by LABEL under the already-matched merged parent —</w:t>
+      </w:r>
+      <w:r>
+        <w:t xml:space="preserve"> </w:t>
+      </w:r>
+      <w:r>
+        <w:t xml:space="preserve">reliable because the same binary produces the same call structure on every rank, even though</w:t>
+      </w:r>
+      <w:r>
+        <w:t xml:space="preserve"> </w:t>
+      </w:r>
+      <w:r>
+        <w:t xml:space="preserve">there’s no object identity to match by. Each merged node keeps a</w:t>
+      </w:r>
+      <w:r>
+        <w:t xml:space="preserve"> </w:t>
+      </w:r>
+      <w:r>
+        <w:rPr>
+          <w:rStyle w:val="VerbatimChar"/>
+        </w:rPr>
+        <w:t xml:space="preserve">per_rank</w:t>
+      </w:r>
+      <w:r>
+        <w:t xml:space="preserve"> </w:t>
+      </w:r>
+      <w:r>
+        <w:t xml:space="preserve">dict</w:t>
+      </w:r>
+      <w:r>
+        <w:t xml:space="preserve"> </w:t>
+      </w:r>
+      <w:r>
+        <w:t xml:space="preserve">(</w:t>
+      </w:r>
+      <w:r>
+        <w:rPr>
+          <w:rStyle w:val="VerbatimChar"/>
+        </w:rPr>
+        <w:t xml:space="preserve">{rank_key: {count, self_sum, sum}}</w:t>
+      </w:r>
+      <w:r>
+        <w:t xml:space="preserve">) instead of flat fields, plus a real</w:t>
+      </w:r>
+      <w:r>
+        <w:t xml:space="preserve"> </w:t>
+      </w:r>
+      <w:r>
+        <w:rPr>
+          <w:rStyle w:val="VerbatimChar"/>
+        </w:rPr>
+        <w:t xml:space="preserve">parent</w:t>
+      </w:r>
+      <w:r>
+        <w:t xml:space="preserve"> </w:t>
+      </w:r>
+      <w:r>
+        <w:t xml:space="preserve">pointer (so</w:t>
+      </w:r>
+      <w:r>
+        <w:t xml:space="preserve"> </w:t>
+      </w:r>
+      <w:r>
+        <w:rPr>
+          <w:rStyle w:val="VerbatimChar"/>
+        </w:rPr>
+        <w:t xml:space="preserve">nearest_visible_ancestor()</w:t>
+      </w:r>
+      <w:r>
+        <w:t xml:space="preserve"> </w:t>
+      </w:r>
+      <w:r>
+        <w:t xml:space="preserve">and friends work completely unchanged against merged nodes) and</w:t>
+      </w:r>
+      <w:r>
+        <w:t xml:space="preserve"> </w:t>
+      </w:r>
+      <w:r>
+        <w:rPr>
+          <w:rStyle w:val="VerbatimChar"/>
+        </w:rPr>
+        <w:t xml:space="preserve">gpu</w:t>
+      </w:r>
+      <w:r>
+        <w:t xml:space="preserve">/</w:t>
+      </w:r>
+      <w:r>
+        <w:rPr>
+          <w:rStyle w:val="VerbatimChar"/>
+        </w:rPr>
+        <w:t xml:space="preserve">compiler_runtime</w:t>
+      </w:r>
+      <w:r>
+        <w:t xml:space="preserve">/</w:t>
+      </w:r>
+      <w:r>
+        <w:rPr>
+          <w:rStyle w:val="VerbatimChar"/>
+        </w:rPr>
+        <w:t xml:space="preserve">mpi_territory</w:t>
+      </w:r>
+      <w:r>
+        <w:t xml:space="preserve"> </w:t>
+      </w:r>
+      <w:r>
+        <w:t xml:space="preserve">OR’d across every contributing rank.</w:t>
+      </w:r>
+    </w:p>
+    <w:p>
+      <w:pPr>
+        <w:numPr>
+          <w:ilvl w:val="0"/>
+          <w:numId w:val="1007"/>
+        </w:numPr>
+        <w:pStyle w:val="Compact"/>
+      </w:pPr>
+      <w:r>
+        <w:rPr>
+          <w:rStyle w:val="VerbatimChar"/>
+        </w:rPr>
+        <w:t xml:space="preserve">aggregate_node_stats(per_rank, rank_keys)</w:t>
+      </w:r>
+      <w:r>
+        <w:t xml:space="preserve"> </w:t>
+      </w:r>
+      <w:r>
+        <w:t xml:space="preserve">—</w:t>
+      </w:r>
+      <w:r>
+        <w:t xml:space="preserve"> </w:t>
+      </w:r>
+      <w:r>
+        <w:rPr>
+          <w:rStyle w:val="VerbatimChar"/>
+        </w:rPr>
+        <w:t xml:space="preserve">{calls_avg, self_avg, self_std, self_min,   self_max, total_avg}</w:t>
+      </w:r>
+      <w:r>
+        <w:t xml:space="preserve"> </w:t>
+      </w:r>
+      <w:r>
+        <w:t xml:space="preserve">for one node across every rank, treating a rank missing from</w:t>
+      </w:r>
+      <w:r>
+        <w:t xml:space="preserve"> </w:t>
+      </w:r>
+      <w:r>
+        <w:rPr>
+          <w:rStyle w:val="VerbatimChar"/>
+        </w:rPr>
+        <w:t xml:space="preserve">per_rank</w:t>
+      </w:r>
+      <w:r>
+        <w:t xml:space="preserve"> </w:t>
+      </w:r>
+      <w:r>
+        <w:t xml:space="preserve">as</w:t>
+      </w:r>
+      <w:r>
+        <w:t xml:space="preserve"> </w:t>
+      </w:r>
+      <w:r>
+        <w:t xml:space="preserve">a genuine</w:t>
+      </w:r>
+      <w:r>
+        <w:t xml:space="preserve"> </w:t>
+      </w:r>
+      <w:r>
+        <w:rPr>
+          <w:rStyle w:val="VerbatimChar"/>
+        </w:rPr>
+        <w:t xml:space="preserve">0</w:t>
+      </w:r>
+      <w:r>
+        <w:t xml:space="preserve"> </w:t>
+      </w:r>
+      <w:r>
+        <w:t xml:space="preserve">(not omitted) — the same</w:t>
+      </w:r>
+      <w:r>
+        <w:t xml:space="preserve"> </w:t>
+      </w:r>
+      <w:r>
+        <w:t xml:space="preserve">“</w:t>
+      </w:r>
+      <w:r>
+        <w:t xml:space="preserve">missing is real, not skipped</w:t>
+      </w:r>
+      <w:r>
+        <w:t xml:space="preserve">”</w:t>
+      </w:r>
+      <w:r>
+        <w:t xml:space="preserve"> </w:t>
+      </w:r>
+      <w:r>
+        <w:t xml:space="preserve">rule</w:t>
+      </w:r>
+      <w:r>
+        <w:t xml:space="preserve"> </w:t>
+      </w:r>
+      <w:r>
+        <w:rPr>
+          <w:rStyle w:val="VerbatimChar"/>
+        </w:rPr>
+        <w:t xml:space="preserve">extract_CPU_hotspots.compute_load_imbalance()</w:t>
+      </w:r>
+      <w:r>
+        <w:t xml:space="preserve"> </w:t>
+      </w:r>
+      <w:r>
+        <w:t xml:space="preserve">already established for its own load-imbalance</w:t>
+      </w:r>
+      <w:r>
+        <w:t xml:space="preserve"> </w:t>
+      </w:r>
+      <w:r>
+        <w:t xml:space="preserve">tables, reused here rather than reinvented.</w:t>
+      </w:r>
+      <w:r>
+        <w:t xml:space="preserve"> </w:t>
+      </w:r>
+      <w:r>
+        <w:rPr>
+          <w:rStyle w:val="VerbatimChar"/>
+        </w:rPr>
+        <w:t xml:space="preserve">SELF</w:t>
+      </w:r>
+      <w:r>
+        <w:t xml:space="preserve"> </w:t>
+      </w:r>
+      <w:r>
+        <w:t xml:space="preserve">gets the full avg/std_dev/min/max breakdown</w:t>
+      </w:r>
+      <w:r>
+        <w:t xml:space="preserve"> </w:t>
+      </w:r>
+      <w:r>
+        <w:t xml:space="preserve">(matching that same precedent, which only ever does this for self-time, not inclusive time);</w:t>
+      </w:r>
+      <w:r>
+        <w:t xml:space="preserve"> </w:t>
+      </w:r>
+      <w:r>
+        <w:rPr>
+          <w:rStyle w:val="VerbatimChar"/>
+        </w:rPr>
+        <w:t xml:space="preserve">CALLS</w:t>
+      </w:r>
+      <w:r>
+        <w:t xml:space="preserve">/</w:t>
+      </w:r>
+      <w:r>
+        <w:rPr>
+          <w:rStyle w:val="VerbatimChar"/>
+        </w:rPr>
+        <w:t xml:space="preserve">TOTAL</w:t>
+      </w:r>
+      <w:r>
+        <w:t xml:space="preserve"> </w:t>
+      </w:r>
+      <w:r>
+        <w:t xml:space="preserve">are plain averages — a second full breakdown for inclusive time would mostly</w:t>
+      </w:r>
+      <w:r>
+        <w:t xml:space="preserve"> </w:t>
+      </w:r>
+      <w:r>
+        <w:t xml:space="preserve">restate whatever a node’s own children already show individually.</w:t>
+      </w:r>
+    </w:p>
+    <w:p>
+      <w:pPr>
+        <w:numPr>
+          <w:ilvl w:val="0"/>
+          <w:numId w:val="1007"/>
+        </w:numPr>
+        <w:pStyle w:val="Compact"/>
+      </w:pPr>
+      <w:r>
+        <w:rPr>
+          <w:rStyle w:val="VerbatimChar"/>
+        </w:rPr>
+        <w:t xml:space="preserve">flatten_tree(roots)</w:t>
+      </w:r>
+      <w:r>
+        <w:t xml:space="preserve"> </w:t>
+      </w:r>
+      <w:r>
+        <w:t xml:space="preserve">— turns the merged tree back into the same flat, parent-linked row list</w:t>
+      </w:r>
+      <w:r>
+        <w:t xml:space="preserve"> </w:t>
+      </w:r>
+      <w:r>
+        <w:t xml:space="preserve">shape</w:t>
+      </w:r>
+      <w:r>
+        <w:t xml:space="preserve"> </w:t>
+      </w:r>
+      <w:r>
+        <w:rPr>
+          <w:rStyle w:val="VerbatimChar"/>
+        </w:rPr>
+        <w:t xml:space="preserve">render_node()</w:t>
+      </w:r>
+      <w:r>
+        <w:t xml:space="preserve">/</w:t>
+      </w:r>
+      <w:r>
+        <w:rPr>
+          <w:rStyle w:val="VerbatimChar"/>
+        </w:rPr>
+        <w:t xml:space="preserve">build_children_map()</w:t>
+      </w:r>
+      <w:r>
+        <w:t xml:space="preserve">/</w:t>
+      </w:r>
+      <w:r>
+        <w:rPr>
+          <w:rStyle w:val="VerbatimChar"/>
+        </w:rPr>
+        <w:t xml:space="preserve">find_kernel_anchors()</w:t>
+      </w:r>
+      <w:r>
+        <w:t xml:space="preserve"> </w:t>
+      </w:r>
+      <w:r>
+        <w:t xml:space="preserve">already expect, so none of</w:t>
+      </w:r>
+      <w:r>
+        <w:t xml:space="preserve"> </w:t>
+      </w:r>
+      <w:r>
+        <w:t xml:space="preserve">those rendering primitives needed to change at all.</w:t>
+      </w:r>
+    </w:p>
+    <w:p>
+      <w:pPr>
+        <w:numPr>
+          <w:ilvl w:val="0"/>
+          <w:numId w:val="1007"/>
+        </w:numPr>
+        <w:pStyle w:val="Compact"/>
+      </w:pPr>
+      <w:r>
+        <w:t xml:space="preserve">GPU kernel attachment (</w:t>
+      </w:r>
+      <w:r>
+        <w:rPr>
+          <w:rStyle w:val="VerbatimChar"/>
+        </w:rPr>
+        <w:t xml:space="preserve">attach_kernel_summaries()</w:t>
+      </w:r>
+      <w:r>
+        <w:t xml:space="preserve">) reworked to accept</w:t>
+      </w:r>
+      <w:r>
+        <w:t xml:space="preserve"> </w:t>
+      </w:r>
+      <w:r>
+        <w:rPr>
+          <w:rStyle w:val="VerbatimChar"/>
+        </w:rPr>
+        <w:t xml:space="preserve">{rank_key: {kernel_name:   (count, total_seconds)}}</w:t>
+      </w:r>
+      <w:r>
+        <w:t xml:space="preserve"> </w:t>
+      </w:r>
+      <w:r>
+        <w:t xml:space="preserve">instead of one pre-combined dict, so synthetic kernel nodes keep a real</w:t>
+      </w:r>
+      <w:r>
+        <w:t xml:space="preserve"> </w:t>
+      </w:r>
+      <w:r>
+        <w:t xml:space="preserve">per-rank breakdown too and get proper load-balance columns instead of a single averaged number.</w:t>
+      </w:r>
+      <w:r>
+        <w:t xml:space="preserve"> </w:t>
+      </w:r>
+      <w:r>
+        <w:t xml:space="preserve">Its return contract changed from an all-or-nothing</w:t>
+      </w:r>
+      <w:r>
+        <w:t xml:space="preserve"> </w:t>
+      </w:r>
+      <w:r>
+        <w:t xml:space="preserve">“</w:t>
+      </w:r>
+      <w:r>
+        <w:t xml:space="preserve">found an anchor</w:t>
+      </w:r>
+      <w:r>
+        <w:t xml:space="preserve">”</w:t>
+      </w:r>
+      <w:r>
+        <w:t xml:space="preserve"> </w:t>
+      </w:r>
+      <w:r>
+        <w:t xml:space="preserve">boolean (already changed</w:t>
+      </w:r>
+      <w:r>
+        <w:t xml:space="preserve"> </w:t>
+      </w:r>
+      <w:r>
+        <w:t xml:space="preserve">once, in the previous round) to the set of kernel</w:t>
+      </w:r>
+      <w:r>
+        <w:t xml:space="preserve"> </w:t>
+      </w:r>
+      <w:r>
+        <w:rPr>
+          <w:iCs/>
+          <w:i/>
+        </w:rPr>
+        <w:t xml:space="preserve">names</w:t>
+      </w:r>
+      <w:r>
+        <w:t xml:space="preserve"> </w:t>
+      </w:r>
+      <w:r>
+        <w:t xml:space="preserve">that couldn’t be placed anywhere,</w:t>
+      </w:r>
+      <w:r>
+        <w:t xml:space="preserve"> </w:t>
+      </w:r>
+      <w:r>
+        <w:t xml:space="preserve">since</w:t>
+      </w:r>
+      <w:r>
+        <w:t xml:space="preserve"> </w:t>
+      </w:r>
+      <w:r>
+        <w:t xml:space="preserve">“</w:t>
+      </w:r>
+      <w:r>
+        <w:t xml:space="preserve">per rank</w:t>
+      </w:r>
+      <w:r>
+        <w:t xml:space="preserve">”</w:t>
+      </w:r>
+      <w:r>
+        <w:t xml:space="preserve"> </w:t>
+      </w:r>
+      <w:r>
+        <w:t xml:space="preserve">no longer makes sense once there’s only one merged tree.</w:t>
+      </w:r>
+    </w:p>
+    <w:p>
+      <w:pPr>
+        <w:pStyle w:val="FirstParagraph"/>
+      </w:pPr>
+      <w:r>
+        <w:t xml:space="preserve">Both</w:t>
+      </w:r>
+      <w:r>
+        <w:t xml:space="preserve"> </w:t>
+      </w:r>
+      <w:r>
+        <w:rPr>
+          <w:rStyle w:val="VerbatimChar"/>
+        </w:rPr>
+        <w:t xml:space="preserve">extract_calltree.py</w:t>
+      </w:r>
+      <w:r>
+        <w:t xml:space="preserve"> </w:t>
+      </w:r>
+      <w:r>
+        <w:t xml:space="preserve">and</w:t>
+      </w:r>
+      <w:r>
+        <w:t xml:space="preserve"> </w:t>
+      </w:r>
+      <w:r>
+        <w:rPr>
+          <w:rStyle w:val="VerbatimChar"/>
+        </w:rPr>
+        <w:t xml:space="preserve">extract_calltree_traced.py</w:t>
+      </w:r>
+      <w:r>
+        <w:t xml:space="preserve">’s</w:t>
+      </w:r>
+      <w:r>
+        <w:t xml:space="preserve"> </w:t>
+      </w:r>
+      <w:r>
+        <w:rPr>
+          <w:rStyle w:val="VerbatimChar"/>
+        </w:rPr>
+        <w:t xml:space="preserve">write_report()</w:t>
+      </w:r>
+      <w:r>
+        <w:t xml:space="preserve"> </w:t>
+      </w:r>
+      <w:r>
+        <w:t xml:space="preserve">were restructured</w:t>
+      </w:r>
+      <w:r>
+        <w:t xml:space="preserve"> </w:t>
+      </w:r>
+      <w:r>
+        <w:t xml:space="preserve">around this:</w:t>
+      </w:r>
+      <w:r>
+        <w:t xml:space="preserve"> </w:t>
+      </w:r>
+      <w:r>
+        <w:rPr>
+          <w:rStyle w:val="VerbatimChar"/>
+        </w:rPr>
+        <w:t xml:space="preserve">load_rank_trees()</w:t>
+      </w:r>
+      <w:r>
+        <w:t xml:space="preserve"> </w:t>
+      </w:r>
+      <w:r>
+        <w:t xml:space="preserve">(and, for the sampling tool, all four filter-tier tagging) is</w:t>
+      </w:r>
+      <w:r>
+        <w:t xml:space="preserve"> </w:t>
+      </w:r>
+      <w:r>
+        <w:t xml:space="preserve">unchanged and still runs per rank, but the old per-rank render loop is gone —</w:t>
+      </w:r>
+      <w:r>
+        <w:t xml:space="preserve"> </w:t>
+      </w:r>
+      <w:r>
+        <w:rPr>
+          <w:rStyle w:val="VerbatimChar"/>
+        </w:rPr>
+        <w:t xml:space="preserve">merge_rank_trees()</w:t>
+      </w:r>
+      <w:r>
+        <w:t xml:space="preserve"> </w:t>
+      </w:r>
+      <w:r>
+        <w:t xml:space="preserve">runs once,</w:t>
+      </w:r>
+      <w:r>
+        <w:t xml:space="preserve"> </w:t>
+      </w:r>
+      <w:r>
+        <w:rPr>
+          <w:rStyle w:val="VerbatimChar"/>
+        </w:rPr>
+        <w:t xml:space="preserve">flatten_tree()</w:t>
+      </w:r>
+      <w:r>
+        <w:t xml:space="preserve"> </w:t>
+      </w:r>
+      <w:r>
+        <w:t xml:space="preserve">once, and rendering happens once against the merged tree. The report</w:t>
+      </w:r>
+      <w:r>
+        <w:t xml:space="preserve"> </w:t>
+      </w:r>
+      <w:r>
+        <w:t xml:space="preserve">header now states</w:t>
+      </w:r>
+      <w:r>
+        <w:t xml:space="preserve"> </w:t>
+      </w:r>
+      <w:r>
+        <w:rPr>
+          <w:rStyle w:val="VerbatimChar"/>
+        </w:rPr>
+        <w:t xml:space="preserve">ranks aggregated: N (rank keys: ...)</w:t>
+      </w:r>
+      <w:r>
+        <w:t xml:space="preserve"> </w:t>
+      </w:r>
+      <w:r>
+        <w:t xml:space="preserve">instead of repeating</w:t>
+      </w:r>
+      <w:r>
+        <w:t xml:space="preserve"> </w:t>
+      </w:r>
+      <w:r>
+        <w:rPr>
+          <w:rStyle w:val="VerbatimChar"/>
+        </w:rPr>
+        <w:t xml:space="preserve">=== Rank X ===</w:t>
+      </w:r>
+      <w:r>
+        <w:t xml:space="preserve"> </w:t>
+      </w:r>
+      <w:r>
+        <w:t xml:space="preserve">per rank.</w:t>
+      </w:r>
+      <w:r>
+        <w:t xml:space="preserve"> </w:t>
+      </w:r>
+      <w:r>
+        <w:rPr>
+          <w:rStyle w:val="VerbatimChar"/>
+        </w:rPr>
+        <w:t xml:space="preserve">REPORT_HEADERS</w:t>
+      </w:r>
+      <w:r>
+        <w:t xml:space="preserve"> </w:t>
+      </w:r>
+      <w:r>
+        <w:t xml:space="preserve">(</w:t>
+      </w:r>
+      <w:r>
+        <w:rPr>
+          <w:rStyle w:val="VerbatimChar"/>
+        </w:rPr>
+        <w:t xml:space="preserve">CALLS</w:t>
+      </w:r>
+      <w:r>
+        <w:t xml:space="preserve">,</w:t>
+      </w:r>
+      <w:r>
+        <w:t xml:space="preserve"> </w:t>
+      </w:r>
+      <w:r>
+        <w:rPr>
+          <w:rStyle w:val="VerbatimChar"/>
+        </w:rPr>
+        <w:t xml:space="preserve">SELF-AVG(s)</w:t>
+      </w:r>
+      <w:r>
+        <w:t xml:space="preserve">,</w:t>
+      </w:r>
+      <w:r>
+        <w:t xml:space="preserve"> </w:t>
+      </w:r>
+      <w:r>
+        <w:rPr>
+          <w:rStyle w:val="VerbatimChar"/>
+        </w:rPr>
+        <w:t xml:space="preserve">SELF-STD(s)</w:t>
+      </w:r>
+      <w:r>
+        <w:t xml:space="preserve">,</w:t>
+      </w:r>
+      <w:r>
+        <w:t xml:space="preserve"> </w:t>
+      </w:r>
+      <w:r>
+        <w:rPr>
+          <w:rStyle w:val="VerbatimChar"/>
+        </w:rPr>
+        <w:t xml:space="preserve">SELF-MIN(s)</w:t>
+      </w:r>
+      <w:r>
+        <w:t xml:space="preserve">,</w:t>
+      </w:r>
+      <w:r>
+        <w:t xml:space="preserve"> </w:t>
+      </w:r>
+      <w:r>
+        <w:rPr>
+          <w:rStyle w:val="VerbatimChar"/>
+        </w:rPr>
+        <w:t xml:space="preserve">SELF-MAX(s)</w:t>
+      </w:r>
+      <w:r>
+        <w:t xml:space="preserve">,</w:t>
+      </w:r>
+      <w:r>
+        <w:t xml:space="preserve"> </w:t>
+      </w:r>
+      <w:r>
+        <w:rPr>
+          <w:rStyle w:val="VerbatimChar"/>
+        </w:rPr>
+        <w:t xml:space="preserve">TOTAL-AVG(s)</w:t>
+      </w:r>
+      <w:r>
+        <w:t xml:space="preserve">) and a</w:t>
+      </w:r>
+      <w:r>
+        <w:t xml:space="preserve"> </w:t>
+      </w:r>
+      <w:r>
+        <w:rPr>
+          <w:rStyle w:val="VerbatimChar"/>
+        </w:rPr>
+        <w:t xml:space="preserve">make_node_values(rank_keys)</w:t>
+      </w:r>
+      <w:r>
+        <w:t xml:space="preserve"> </w:t>
+      </w:r>
+      <w:r>
+        <w:t xml:space="preserve">factory are now shared in</w:t>
+      </w:r>
+      <w:r>
+        <w:t xml:space="preserve"> </w:t>
+      </w:r>
+      <w:r>
+        <w:rPr>
+          <w:rStyle w:val="VerbatimChar"/>
+        </w:rPr>
+        <w:t xml:space="preserve">calltree_common.py</w:t>
+      </w:r>
+      <w:r>
+        <w:t xml:space="preserve"> </w:t>
+      </w:r>
+      <w:r>
+        <w:t xml:space="preserve">too, used identically by both tools — a further DRY win beyond what either tool needed alone.</w:t>
+      </w:r>
+    </w:p>
+    <w:p>
+      <w:pPr>
+        <w:pStyle w:val="BodyText"/>
+      </w:pPr>
+      <w:r>
+        <w:t xml:space="preserve">One bug caught before it reached the user: an early caveats-text draft for the traced tool still</w:t>
+      </w:r>
+      <w:r>
+        <w:t xml:space="preserve"> </w:t>
+      </w:r>
+      <w:r>
+        <w:t xml:space="preserve">said</w:t>
+      </w:r>
+      <w:r>
+        <w:t xml:space="preserve"> </w:t>
+      </w:r>
+      <w:r>
+        <w:t xml:space="preserve">“</w:t>
+      </w:r>
+      <w:r>
+        <w:t xml:space="preserve">SELF(s)</w:t>
+      </w:r>
+      <w:r>
+        <w:t xml:space="preserve">”</w:t>
+      </w:r>
+      <w:r>
+        <w:t xml:space="preserve">/</w:t>
+      </w:r>
+      <w:r>
+        <w:t xml:space="preserve">“</w:t>
+      </w:r>
+      <w:r>
+        <w:t xml:space="preserve">TOTAL(s)</w:t>
+      </w:r>
+      <w:r>
+        <w:t xml:space="preserve">”</w:t>
+      </w:r>
+      <w:r>
+        <w:t xml:space="preserve"> </w:t>
+      </w:r>
+      <w:r>
+        <w:t xml:space="preserve">in prose (copy-pasted from an earlier version), which happened to make a</w:t>
+      </w:r>
+      <w:r>
+        <w:t xml:space="preserve"> </w:t>
+      </w:r>
+      <w:r>
+        <w:t xml:space="preserve">stale test assertion pass for the wrong reason — the test was matching the CAVEATS PARAGRAPH’s own</w:t>
+      </w:r>
+      <w:r>
+        <w:t xml:space="preserve"> </w:t>
+      </w:r>
+      <w:r>
+        <w:t xml:space="preserve">words, not the actual rendered column header (</w:t>
+      </w:r>
+      <w:r>
+        <w:rPr>
+          <w:rStyle w:val="VerbatimChar"/>
+        </w:rPr>
+        <w:t xml:space="preserve">SELF-AVG(s)</w:t>
+      </w:r>
+      <w:r>
+        <w:t xml:space="preserve">/</w:t>
+      </w:r>
+      <w:r>
+        <w:rPr>
+          <w:rStyle w:val="VerbatimChar"/>
+        </w:rPr>
+        <w:t xml:space="preserve">TOTAL-AVG(s)</w:t>
+      </w:r>
+      <w:r>
+        <w:t xml:space="preserve">). Caught by inspecting</w:t>
+      </w:r>
+      <w:r>
+        <w:t xml:space="preserve"> </w:t>
+      </w:r>
+      <w:r>
+        <w:t xml:space="preserve">the test failure’s full report text rather than trusting a green run; fixed the caveats prose in</w:t>
+      </w:r>
+      <w:r>
+        <w:t xml:space="preserve"> </w:t>
+      </w:r>
+      <w:r>
+        <w:t xml:space="preserve">both tools to match the real header names, which promptly turned the test red for the right reason</w:t>
+      </w:r>
+      <w:r>
+        <w:t xml:space="preserve"> </w:t>
+      </w:r>
+      <w:r>
+        <w:t xml:space="preserve">until the assertion itself was updated too.</w:t>
+      </w:r>
+    </w:p>
+    <w:p>
+      <w:pPr>
+        <w:pStyle w:val="BodyText"/>
+      </w:pPr>
+      <w:r>
+        <w:t xml:space="preserve">New fixture</w:t>
+      </w:r>
+      <w:r>
+        <w:t xml:space="preserve"> </w:t>
+      </w:r>
+      <w:r>
+        <w:rPr>
+          <w:rStyle w:val="VerbatimChar"/>
+        </w:rPr>
+        <w:t xml:space="preserve">calltree_sampling_multi_rank</w:t>
+      </w:r>
+      <w:r>
+        <w:t xml:space="preserve"> </w:t>
+      </w:r>
+      <w:r>
+        <w:t xml:space="preserve">(three ranks sharing one real structure with different</w:t>
+      </w:r>
+      <w:r>
+        <w:t xml:space="preserve"> </w:t>
+      </w:r>
+      <w:r>
+        <w:t xml:space="preserve">self-times, plus a</w:t>
+      </w:r>
+      <w:r>
+        <w:t xml:space="preserve"> </w:t>
+      </w:r>
+      <w:r>
+        <w:rPr>
+          <w:rStyle w:val="VerbatimChar"/>
+        </w:rPr>
+        <w:t xml:space="preserve">rare_error_path</w:t>
+      </w:r>
+      <w:r>
+        <w:t xml:space="preserve"> </w:t>
+      </w:r>
+      <w:r>
+        <w:t xml:space="preserve">only one rank hits, to pin the</w:t>
+      </w:r>
+      <w:r>
+        <w:t xml:space="preserve"> </w:t>
+      </w:r>
+      <w:r>
+        <w:t xml:space="preserve">“</w:t>
+      </w:r>
+      <w:r>
+        <w:t xml:space="preserve">missing rank counts as 0</w:t>
+      </w:r>
+      <w:r>
+        <w:t xml:space="preserve">”</w:t>
+      </w:r>
+      <w:r>
+        <w:t xml:space="preserve"> </w:t>
+      </w:r>
+      <w:r>
+        <w:t xml:space="preserve">rule) plus a</w:t>
+      </w:r>
+      <w:r>
+        <w:t xml:space="preserve"> </w:t>
+      </w:r>
+      <w:r>
+        <w:rPr>
+          <w:rStyle w:val="VerbatimChar"/>
+        </w:rPr>
+        <w:t xml:space="preserve">MergeRankTreesTests</w:t>
+      </w:r>
+      <w:r>
+        <w:t xml:space="preserve">/</w:t>
+      </w:r>
+      <w:r>
+        <w:rPr>
+          <w:rStyle w:val="VerbatimChar"/>
+        </w:rPr>
+        <w:t xml:space="preserve">AggregateNodeStatsTests</w:t>
+      </w:r>
+      <w:r>
+        <w:t xml:space="preserve"> </w:t>
+      </w:r>
+      <w:r>
+        <w:t xml:space="preserve">pair testing the shared math directly;</w:t>
+      </w:r>
+      <w:r>
+        <w:t xml:space="preserve"> </w:t>
+      </w:r>
+      <w:r>
+        <w:t xml:space="preserve">the now-defunct</w:t>
+      </w:r>
+      <w:r>
+        <w:t xml:space="preserve"> </w:t>
+      </w:r>
+      <w:r>
+        <w:rPr>
+          <w:rStyle w:val="VerbatimChar"/>
+        </w:rPr>
+        <w:t xml:space="preserve">calltree_sampling_mpi_cascade</w:t>
+      </w:r>
+      <w:r>
+        <w:t xml:space="preserve"> </w:t>
+      </w:r>
+      <w:r>
+        <w:t xml:space="preserve">WALL-cascade fixture was deleted rather than kept</w:t>
+      </w:r>
+      <w:r>
+        <w:t xml:space="preserve"> </w:t>
+      </w:r>
+      <w:r>
+        <w:t xml:space="preserve">around unused. Suite is at 279 tests, all green. Re-verified against both real</w:t>
+      </w:r>
+      <w:r>
+        <w:t xml:space="preserve"> </w:t>
+      </w:r>
+      <w:r>
+        <w:rPr>
+          <w:rStyle w:val="VerbatimChar"/>
+        </w:rPr>
+        <w:t xml:space="preserve">Heat_Convection_Solver</w:t>
+      </w:r>
+      <w:r>
+        <w:t xml:space="preserve"> </w:t>
+      </w:r>
+      <w:r>
+        <w:t xml:space="preserve">directories:</w:t>
+      </w:r>
+      <w:r>
+        <w:t xml:space="preserve"> </w:t>
+      </w:r>
+      <w:r>
+        <w:rPr>
+          <w:rStyle w:val="VerbatimChar"/>
+        </w:rPr>
+        <w:t xml:space="preserve">calltree.txt</w:t>
+      </w:r>
+      <w:r>
+        <w:t xml:space="preserve"> </w:t>
+      </w:r>
+      <w:r>
+        <w:t xml:space="preserve">shrank from 370 lines (one tree per rank) to</w:t>
+      </w:r>
+      <w:r>
+        <w:t xml:space="preserve"> </w:t>
+      </w:r>
+      <w:r>
+        <w:t xml:space="preserve">126 (one aggregated tree) on the same data, with real load-balance columns visible throughout (e.g.</w:t>
+      </w:r>
+      <w:r>
+        <w:t xml:space="preserve"> </w:t>
+      </w:r>
+      <w:r>
+        <w:rPr>
+          <w:rStyle w:val="VerbatimChar"/>
+        </w:rPr>
+        <w:t xml:space="preserve">PMPI_Waitall</w:t>
+      </w:r>
+      <w:r>
+        <w:t xml:space="preserve">’s self-time varies 15.4s–20.9s across the 4 real ranks in</w:t>
+      </w:r>
+      <w:r>
+        <w:t xml:space="preserve"> </w:t>
+      </w:r>
+      <w:r>
+        <w:rPr>
+          <w:rStyle w:val="VerbatimChar"/>
+        </w:rPr>
+        <w:t xml:space="preserve">calltree_traced.txt</w:t>
+      </w:r>
+      <w:r>
+        <w:t xml:space="preserve">) —</w:t>
+      </w:r>
+      <w:r>
+        <w:t xml:space="preserve"> </w:t>
+      </w:r>
+      <w:r>
+        <w:t xml:space="preserve">exactly the kind of imbalance signal a single flat number would have hidden.</w:t>
+      </w:r>
+    </w:p>
+    <w:bookmarkEnd w:id="53"/>
+    <w:bookmarkEnd w:id="54"/>
     <w:sectPr/>
   </w:body>
 </w:document>
@@ -16623,6 +20241,167 @@
       </w:pPr>
     </w:lvl>
   </w:abstractNum>
+  <w:abstractNum w:abstractNumId="99436">
+    <w:nsid w:val="A99436"/>
+    <w:multiLevelType w:val="multilevel"/>
+    <w:lvl w:ilvl="0">
+      <w:start w:val="6"/>
+      <w:numFmt w:val="decimal"/>
+      <w:lvlText w:val="(%1)"/>
+      <w:lvlJc w:val="left"/>
+      <w:pPr>
+        <w:ind w:left="720" w:hanging="480"/>
+      </w:pPr>
+    </w:lvl>
+    <w:lvl w:ilvl="1">
+      <w:start w:val="6"/>
+      <w:numFmt w:val="decimal"/>
+      <w:lvlText w:val="(%2)"/>
+      <w:lvlJc w:val="left"/>
+      <w:pPr>
+        <w:ind w:left="1440" w:hanging="480"/>
+      </w:pPr>
+    </w:lvl>
+    <w:lvl w:ilvl="2">
+      <w:start w:val="6"/>
+      <w:numFmt w:val="decimal"/>
+      <w:lvlText w:val="(%3)"/>
+      <w:lvlJc w:val="left"/>
+      <w:pPr>
+        <w:ind w:left="2160" w:hanging="480"/>
+      </w:pPr>
+    </w:lvl>
+    <w:lvl w:ilvl="3">
+      <w:start w:val="6"/>
+      <w:numFmt w:val="decimal"/>
+      <w:lvlText w:val="(%4)"/>
+      <w:lvlJc w:val="left"/>
+      <w:pPr>
+        <w:ind w:left="2880" w:hanging="480"/>
+      </w:pPr>
+    </w:lvl>
+    <w:lvl w:ilvl="4">
+      <w:start w:val="6"/>
+      <w:numFmt w:val="decimal"/>
+      <w:lvlText w:val="(%5)"/>
+      <w:lvlJc w:val="left"/>
+      <w:pPr>
+        <w:ind w:left="3600" w:hanging="480"/>
+      </w:pPr>
+    </w:lvl>
+    <w:lvl w:ilvl="5">
+      <w:start w:val="6"/>
+      <w:numFmt w:val="decimal"/>
+      <w:lvlText w:val="(%6)"/>
+      <w:lvlJc w:val="left"/>
+      <w:pPr>
+        <w:ind w:left="4320" w:hanging="480"/>
+      </w:pPr>
+    </w:lvl>
+    <w:lvl w:ilvl="6">
+      <w:start w:val="6"/>
+      <w:numFmt w:val="decimal"/>
+      <w:lvlText w:val="(%7)"/>
+      <w:lvlJc w:val="left"/>
+      <w:pPr>
+        <w:ind w:left="5040" w:hanging="480"/>
+      </w:pPr>
+    </w:lvl>
+    <w:lvl w:ilvl="7">
+      <w:start w:val="6"/>
+      <w:numFmt w:val="decimal"/>
+      <w:lvlText w:val="(%8)"/>
+      <w:lvlJc w:val="left"/>
+      <w:pPr>
+        <w:ind w:left="5760" w:hanging="480"/>
+      </w:pPr>
+    </w:lvl>
+    <w:lvl w:ilvl="8">
+      <w:start w:val="6"/>
+      <w:numFmt w:val="decimal"/>
+      <w:lvlText w:val="(%9)"/>
+      <w:lvlJc w:val="left"/>
+      <w:pPr>
+        <w:ind w:left="6480" w:hanging="480"/>
+      </w:pPr>
+    </w:lvl>
+  </w:abstractNum>
+  <w:abstractNum w:abstractNumId="991">
+    <w:nsid w:val="A991"/>
+    <w:multiLevelType w:val="multilevel"/>
+    <w:lvl w:ilvl="0">
+      <w:numFmt w:val="bullet"/>
+      <w:lvlText w:val="•"/>
+      <w:lvlJc w:val="left"/>
+      <w:pPr>
+        <w:ind w:left="720" w:hanging="480"/>
+      </w:pPr>
+    </w:lvl>
+    <w:lvl w:ilvl="1">
+      <w:numFmt w:val="bullet"/>
+      <w:lvlText w:val="–"/>
+      <w:lvlJc w:val="left"/>
+      <w:pPr>
+        <w:ind w:left="1440" w:hanging="480"/>
+      </w:pPr>
+    </w:lvl>
+    <w:lvl w:ilvl="2">
+      <w:numFmt w:val="bullet"/>
+      <w:lvlText w:val="•"/>
+      <w:lvlJc w:val="left"/>
+      <w:pPr>
+        <w:ind w:left="2160" w:hanging="480"/>
+      </w:pPr>
+    </w:lvl>
+    <w:lvl w:ilvl="3">
+      <w:numFmt w:val="bullet"/>
+      <w:lvlText w:val="–"/>
+      <w:lvlJc w:val="left"/>
+      <w:pPr>
+        <w:ind w:left="2880" w:hanging="480"/>
+      </w:pPr>
+    </w:lvl>
+    <w:lvl w:ilvl="4">
+      <w:numFmt w:val="bullet"/>
+      <w:lvlText w:val="•"/>
+      <w:lvlJc w:val="left"/>
+      <w:pPr>
+        <w:ind w:left="3600" w:hanging="480"/>
+      </w:pPr>
+    </w:lvl>
+    <w:lvl w:ilvl="5">
+      <w:numFmt w:val="bullet"/>
+      <w:lvlText w:val="–"/>
+      <w:lvlJc w:val="left"/>
+      <w:pPr>
+        <w:ind w:left="4320" w:hanging="480"/>
+      </w:pPr>
+    </w:lvl>
+    <w:lvl w:ilvl="6">
+      <w:numFmt w:val="bullet"/>
+      <w:lvlText w:val="•"/>
+      <w:lvlJc w:val="left"/>
+      <w:pPr>
+        <w:ind w:left="5040" w:hanging="480"/>
+      </w:pPr>
+    </w:lvl>
+    <w:lvl w:ilvl="7">
+      <w:numFmt w:val="bullet"/>
+      <w:lvlText w:val="–"/>
+      <w:lvlJc w:val="left"/>
+      <w:pPr>
+        <w:ind w:left="5760" w:hanging="480"/>
+      </w:pPr>
+    </w:lvl>
+    <w:lvl w:ilvl="8">
+      <w:numFmt w:val="bullet"/>
+      <w:lvlText w:val="•"/>
+      <w:lvlJc w:val="left"/>
+      <w:pPr>
+        <w:ind w:left="6480" w:hanging="480"/>
+      </w:pPr>
+    </w:lvl>
+  </w:abstractNum>
   <w:num w:numId="1000">
     <w:abstractNumId w:val="990"/>
   </w:num>
@@ -16775,6 +20554,39 @@
     <w:lvlOverride w:ilvl="8">
       <w:startOverride w:val="1"/>
     </w:lvlOverride>
+  </w:num>
+  <w:num w:numId="1006">
+    <w:abstractNumId w:val="99436"/>
+    <w:lvlOverride w:ilvl="0">
+      <w:startOverride w:val="6"/>
+    </w:lvlOverride>
+    <w:lvlOverride w:ilvl="1">
+      <w:startOverride w:val="6"/>
+    </w:lvlOverride>
+    <w:lvlOverride w:ilvl="2">
+      <w:startOverride w:val="6"/>
+    </w:lvlOverride>
+    <w:lvlOverride w:ilvl="3">
+      <w:startOverride w:val="6"/>
+    </w:lvlOverride>
+    <w:lvlOverride w:ilvl="4">
+      <w:startOverride w:val="6"/>
+    </w:lvlOverride>
+    <w:lvlOverride w:ilvl="5">
+      <w:startOverride w:val="6"/>
+    </w:lvlOverride>
+    <w:lvlOverride w:ilvl="6">
+      <w:startOverride w:val="6"/>
+    </w:lvlOverride>
+    <w:lvlOverride w:ilvl="7">
+      <w:startOverride w:val="6"/>
+    </w:lvlOverride>
+    <w:lvlOverride w:ilvl="8">
+      <w:startOverride w:val="6"/>
+    </w:lvlOverride>
+  </w:num>
+  <w:num w:numId="1007">
+    <w:abstractNumId w:val="991"/>
   </w:num>
 </w:numbering>
 </file>

--- a/docs/DEVELOPMENT_HISTORY.docx
+++ b/docs/DEVELOPMENT_HISTORY.docx
@@ -10,7 +10,7 @@
         <w:t xml:space="preserve">Development History</w:t>
       </w:r>
     </w:p>
-    <w:bookmarkStart w:id="54" w:name="development-history"/>
+    <w:bookmarkStart w:id="57" w:name="development-history"/>
     <w:p>
       <w:pPr>
         <w:pStyle w:val="Heading1"/>
@@ -841,6 +841,59 @@
           </w:p>
         </w:tc>
       </w:tr>
+      <w:tr>
+        <w:tc>
+          <w:tcPr/>
+          <w:p>
+            <w:pPr>
+              <w:pStyle w:val="Compact"/>
+              <w:jc w:val="left"/>
+            </w:pPr>
+            <w:r>
+              <w:t xml:space="preserve">2026-08-11</w:t>
+            </w:r>
+          </w:p>
+        </w:tc>
+        <w:tc>
+          <w:tcPr/>
+          <w:p>
+            <w:pPr>
+              <w:pStyle w:val="Compact"/>
+              <w:jc w:val="left"/>
+            </w:pPr>
+            <w:r>
+              <w:t xml:space="preserve">New</w:t>
+            </w:r>
+            <w:r>
+              <w:t xml:space="preserve"> </w:t>
+            </w:r>
+            <w:r>
+              <w:rPr>
+                <w:rStyle w:val="VerbatimChar"/>
+              </w:rPr>
+              <w:t xml:space="preserve">test_apps/</w:t>
+            </w:r>
+            <w:r>
+              <w:t xml:space="preserve"> </w:t>
+            </w:r>
+            <w:r>
+              <w:t xml:space="preserve">suite: three small real MPI+GPU-kernel HPC apps (Fortran/C/C++), each buildable under Gnu/Cray/amd and exercising HIP/OpenMP-target/stdpar backends, to broaden filter-substring validation beyond</w:t>
+            </w:r>
+            <w:r>
+              <w:t xml:space="preserve"> </w:t>
+            </w:r>
+            <w:r>
+              <w:rPr>
+                <w:rStyle w:val="VerbatimChar"/>
+              </w:rPr>
+              <w:t xml:space="preserve">Heat_Convection_Solver</w:t>
+            </w:r>
+            <w:r>
+              <w:t xml:space="preserve">’s Cray-only coverage</w:t>
+            </w:r>
+          </w:p>
+        </w:tc>
+      </w:tr>
     </w:tbl>
     <w:bookmarkStart w:id="20" w:name="project-scaffolding-and-rules"/>
     <w:p>
@@ -20049,7 +20102,1347 @@
       </w:r>
     </w:p>
     <w:bookmarkEnd w:id="53"/>
-    <w:bookmarkEnd w:id="54"/>
+    <w:bookmarkStart w:id="56" w:name="X926cfdc384dd5850adcf2fb2d225b35b77bd86b"/>
+    <w:p>
+      <w:pPr>
+        <w:pStyle w:val="Heading2"/>
+      </w:pPr>
+      <w:r>
+        <w:t xml:space="preserve">2026-08-11 — New</w:t>
+      </w:r>
+      <w:r>
+        <w:t xml:space="preserve"> </w:t>
+      </w:r>
+      <w:r>
+        <w:rPr>
+          <w:rStyle w:val="VerbatimChar"/>
+        </w:rPr>
+        <w:t xml:space="preserve">test_apps/</w:t>
+      </w:r>
+      <w:r>
+        <w:t xml:space="preserve"> </w:t>
+      </w:r>
+      <w:r>
+        <w:t xml:space="preserve">suite for broader filter-substring validation</w:t>
+      </w:r>
+    </w:p>
+    <w:p>
+      <w:pPr>
+        <w:pStyle w:val="FirstParagraph"/>
+      </w:pPr>
+      <w:r>
+        <w:t xml:space="preserve">Every noise-filtering substring across this project’s postprocessing tools —</w:t>
+      </w:r>
+      <w:r>
+        <w:t xml:space="preserve"> </w:t>
+      </w:r>
+      <w:r>
+        <w:rPr>
+          <w:rStyle w:val="VerbatimChar"/>
+        </w:rPr>
+        <w:t xml:space="preserve">GPU_API_PREFIXES</w:t>
+      </w:r>
+      <w:r>
+        <w:t xml:space="preserve"> </w:t>
+      </w:r>
+      <w:r>
+        <w:t xml:space="preserve">in</w:t>
+      </w:r>
+      <w:r>
+        <w:t xml:space="preserve"> </w:t>
+      </w:r>
+      <w:r>
+        <w:rPr>
+          <w:rStyle w:val="VerbatimChar"/>
+        </w:rPr>
+        <w:t xml:space="preserve">extract_CPU_hotspots.py</w:t>
+      </w:r>
+      <w:r>
+        <w:t xml:space="preserve"> </w:t>
+      </w:r>
+      <w:r>
+        <w:t xml:space="preserve">(reused by the hotspots, POP-metrics, and both calltree tools), plus the</w:t>
+      </w:r>
+      <w:r>
+        <w:t xml:space="preserve"> </w:t>
+      </w:r>
+      <w:r>
+        <w:t xml:space="preserve">calltree-specific tiers in</w:t>
+      </w:r>
+      <w:r>
+        <w:t xml:space="preserve"> </w:t>
+      </w:r>
+      <w:r>
+        <w:rPr>
+          <w:rStyle w:val="VerbatimChar"/>
+        </w:rPr>
+        <w:t xml:space="preserve">calltree_common.py</w:t>
+      </w:r>
+      <w:r>
+        <w:t xml:space="preserve">/</w:t>
+      </w:r>
+      <w:r>
+        <w:rPr>
+          <w:rStyle w:val="VerbatimChar"/>
+        </w:rPr>
+        <w:t xml:space="preserve">extract_calltree.py</w:t>
+      </w:r>
+      <w:r>
+        <w:t xml:space="preserve"> </w:t>
+      </w:r>
+      <w:r>
+        <w:t xml:space="preserve">— was discovered from exactly</w:t>
+      </w:r>
+      <w:r>
+        <w:t xml:space="preserve"> </w:t>
+      </w:r>
+      <w:r>
+        <w:t xml:space="preserve">one target application’s real data:</w:t>
+      </w:r>
+      <w:r>
+        <w:t xml:space="preserve"> </w:t>
+      </w:r>
+      <w:r>
+        <w:rPr>
+          <w:rStyle w:val="VerbatimChar"/>
+        </w:rPr>
+        <w:t xml:space="preserve">Heat_Convection_Solver</w:t>
+      </w:r>
+      <w:r>
+        <w:t xml:space="preserve">, Cray Fortran + Cray’s OpenACC/HIP-</w:t>
+      </w:r>
+      <w:r>
+        <w:t xml:space="preserve"> </w:t>
+      </w:r>
+      <w:r>
+        <w:t xml:space="preserve">offload runtime + Cray MPICH.</w:t>
+      </w:r>
+      <w:r>
+        <w:t xml:space="preserve"> </w:t>
+      </w:r>
+      <w:r>
+        <w:rPr>
+          <w:rStyle w:val="VerbatimChar"/>
+        </w:rPr>
+        <w:t xml:space="preserve">COMPILER_RUNTIME_SUBSTRINGS</w:t>
+      </w:r>
+      <w:r>
+        <w:t xml:space="preserve"> </w:t>
+      </w:r>
+      <w:r>
+        <w:t xml:space="preserve">and</w:t>
+      </w:r>
+      <w:r>
+        <w:t xml:space="preserve"> </w:t>
+      </w:r>
+      <w:r>
+        <w:rPr>
+          <w:rStyle w:val="VerbatimChar"/>
+        </w:rPr>
+        <w:t xml:space="preserve">KERNEL_LAUNCH_LABEL_SUBSTRINGS</w:t>
+      </w:r>
+      <w:r>
+        <w:t xml:space="preserve">’</w:t>
+      </w:r>
+      <w:r>
+        <w:t xml:space="preserve"> </w:t>
+      </w:r>
+      <w:r>
+        <w:rPr>
+          <w:rStyle w:val="VerbatimChar"/>
+        </w:rPr>
+        <w:t xml:space="preserve">__cray_start_acc_kernel</w:t>
+      </w:r>
+      <w:r>
+        <w:t xml:space="preserve"> </w:t>
+      </w:r>
+      <w:r>
+        <w:t xml:space="preserve">entry are both explicitly commented as Cray-specific in the code; no</w:t>
+      </w:r>
+      <w:r>
+        <w:t xml:space="preserve"> </w:t>
+      </w:r>
+      <w:r>
+        <w:t xml:space="preserve">GNU/AMD compiler-runtime noise, no OpenMP-target-offload or stdpar launch/runtime symbols, and no</w:t>
+      </w:r>
+      <w:r>
+        <w:t xml:space="preserve"> </w:t>
+      </w:r>
+      <w:r>
+        <w:t xml:space="preserve">Open MPI-specific internal prefixes (</w:t>
+      </w:r>
+      <w:r>
+        <w:rPr>
+          <w:rStyle w:val="VerbatimChar"/>
+        </w:rPr>
+        <w:t xml:space="preserve">ompi_</w:t>
+      </w:r>
+      <w:r>
+        <w:t xml:space="preserve">/</w:t>
+      </w:r>
+      <w:r>
+        <w:rPr>
+          <w:rStyle w:val="VerbatimChar"/>
+        </w:rPr>
+        <w:t xml:space="preserve">opal_</w:t>
+      </w:r>
+      <w:r>
+        <w:t xml:space="preserve">/</w:t>
+      </w:r>
+      <w:r>
+        <w:rPr>
+          <w:rStyle w:val="VerbatimChar"/>
+        </w:rPr>
+        <w:t xml:space="preserve">orte_</w:t>
+      </w:r>
+      <w:r>
+        <w:t xml:space="preserve">, distinct from MPICH’s already-covered</w:t>
+      </w:r>
+      <w:r>
+        <w:t xml:space="preserve"> </w:t>
+      </w:r>
+      <w:r>
+        <w:rPr>
+          <w:rStyle w:val="VerbatimChar"/>
+        </w:rPr>
+        <w:t xml:space="preserve">mpid_</w:t>
+      </w:r>
+      <w:r>
+        <w:t xml:space="preserve">/</w:t>
+      </w:r>
+      <w:r>
+        <w:rPr>
+          <w:rStyle w:val="VerbatimChar"/>
+        </w:rPr>
+        <w:t xml:space="preserve">mpidi_</w:t>
+      </w:r>
+      <w:r>
+        <w:t xml:space="preserve">) have ever been observed or filtered. The user wrote</w:t>
+      </w:r>
+      <w:r>
+        <w:t xml:space="preserve"> </w:t>
+      </w:r>
+      <w:hyperlink r:id="rId54">
+        <w:r>
+          <w:rPr>
+            <w:rStyle w:val="VerbatimChar"/>
+          </w:rPr>
+          <w:t xml:space="preserve">Tests_parameters.txt</w:t>
+        </w:r>
+      </w:hyperlink>
+      <w:r>
+        <w:t xml:space="preserve"> </w:t>
+      </w:r>
+      <w:r>
+        <w:t xml:space="preserve">to define the coverage this should reach: three</w:t>
+      </w:r>
+      <w:r>
+        <w:t xml:space="preserve"> </w:t>
+      </w:r>
+      <w:r>
+        <w:t xml:space="preserve">languages (Fortran/C/C++), three compilers (Gnu/Cray/amd), HIP/OpenMP-offload/stdpar programming</w:t>
+      </w:r>
+      <w:r>
+        <w:t xml:space="preserve"> </w:t>
+      </w:r>
+      <w:r>
+        <w:t xml:space="preserve">models, and two MPI distributions (OpenMPI/CrayMPI-MPICH) — every test doing real MPI communication</w:t>
+      </w:r>
+      <w:r>
+        <w:t xml:space="preserve"> </w:t>
+      </w:r>
+      <w:r>
+        <w:t xml:space="preserve">and launching real kernels, complex enough to exercise the calltree features.</w:t>
+      </w:r>
+    </w:p>
+    <w:p>
+      <w:pPr>
+        <w:pStyle w:val="BodyText"/>
+      </w:pPr>
+      <w:r>
+        <w:t xml:space="preserve">Approved plan:</w:t>
+      </w:r>
+      <w:r>
+        <w:t xml:space="preserve"> </w:t>
+      </w:r>
+      <w:hyperlink r:id="rId55">
+        <w:r>
+          <w:rPr>
+            <w:rStyle w:val="Hyperlink"/>
+          </w:rPr>
+          <w:t xml:space="preserve">docs/plans/15-test-apps-suite.md</w:t>
+        </w:r>
+      </w:hyperlink>
+      <w:r>
+        <w:t xml:space="preserve">. This is explicitly</w:t>
+      </w:r>
+      <w:r>
+        <w:t xml:space="preserve"> </w:t>
+      </w:r>
+      <w:r>
+        <w:t xml:space="preserve">a</w:t>
+      </w:r>
+      <w:r>
+        <w:t xml:space="preserve"> </w:t>
+      </w:r>
+      <w:r>
+        <w:rPr>
+          <w:bCs/>
+          <w:b/>
+        </w:rPr>
+        <w:t xml:space="preserve">two-phase</w:t>
+      </w:r>
+      <w:r>
+        <w:t xml:space="preserve"> </w:t>
+      </w:r>
+      <w:r>
+        <w:t xml:space="preserve">effort — this round is Phase 1 only (writing the apps), since this dev machine has</w:t>
+      </w:r>
+      <w:r>
+        <w:t xml:space="preserve"> </w:t>
+      </w:r>
+      <w:r>
+        <w:t xml:space="preserve">no ROCm/HPC access to build, run, or capture real profiler output; Phase 2 (actually expanding the</w:t>
+      </w:r>
+      <w:r>
+        <w:t xml:space="preserve"> </w:t>
+      </w:r>
+      <w:r>
+        <w:t xml:space="preserve">filter substrings from real captured data) is separate, future work, blocked on the user running</w:t>
+      </w:r>
+      <w:r>
+        <w:t xml:space="preserve"> </w:t>
+      </w:r>
+      <w:r>
+        <w:t xml:space="preserve">these apps on real HPC hardware. Per the user’s explicit decision, real captured profile</w:t>
+      </w:r>
+      <w:r>
+        <w:t xml:space="preserve"> </w:t>
+      </w:r>
+      <w:r>
+        <w:t xml:space="preserve">directories won’t be committed even then — inspected manually, then translated into hand-crafted</w:t>
+      </w:r>
+      <w:r>
+        <w:t xml:space="preserve"> </w:t>
+      </w:r>
+      <w:r>
+        <w:t xml:space="preserve">fixtures matching the existing</w:t>
+      </w:r>
+      <w:r>
+        <w:t xml:space="preserve"> </w:t>
+      </w:r>
+      <w:r>
+        <w:t xml:space="preserve">“</w:t>
+      </w:r>
+      <w:r>
+        <w:t xml:space="preserve">documented schema, not invented</w:t>
+      </w:r>
+      <w:r>
+        <w:t xml:space="preserve">”</w:t>
+      </w:r>
+      <w:r>
+        <w:t xml:space="preserve"> </w:t>
+      </w:r>
+      <w:r>
+        <w:t xml:space="preserve">convention, same as every fixture</w:t>
+      </w:r>
+      <w:r>
+        <w:t xml:space="preserve"> </w:t>
+      </w:r>
+      <w:r>
+        <w:t xml:space="preserve">under</w:t>
+      </w:r>
+      <w:r>
+        <w:t xml:space="preserve"> </w:t>
+      </w:r>
+      <w:r>
+        <w:rPr>
+          <w:rStyle w:val="VerbatimChar"/>
+        </w:rPr>
+        <w:t xml:space="preserve">postprocess/tests/fixtures/</w:t>
+      </w:r>
+      <w:r>
+        <w:t xml:space="preserve"> </w:t>
+      </w:r>
+      <w:r>
+        <w:t xml:space="preserve">today.</w:t>
+      </w:r>
+    </w:p>
+    <w:p>
+      <w:pPr>
+        <w:pStyle w:val="BodyText"/>
+      </w:pPr>
+      <w:r>
+        <w:t xml:space="preserve">Design, per the user’s scope decisions: one app per required language (not a full language ×</w:t>
+      </w:r>
+      <w:r>
+        <w:t xml:space="preserve"> </w:t>
+      </w:r>
+      <w:r>
+        <w:t xml:space="preserve">compiler × model × MPI cross-product), with compiler and MPI distribution treated as build-time and</w:t>
+      </w:r>
+      <w:r>
+        <w:t xml:space="preserve"> </w:t>
+      </w:r>
+      <w:r>
+        <w:t xml:space="preserve">launch-time choices only (same source builds under all three compilers via a</w:t>
+      </w:r>
+      <w:r>
+        <w:t xml:space="preserve"> </w:t>
+      </w:r>
+      <w:r>
+        <w:rPr>
+          <w:rStyle w:val="VerbatimChar"/>
+        </w:rPr>
+        <w:t xml:space="preserve">COMPILER=gnu|cray|amd</w:t>
+      </w:r>
+      <w:r>
+        <w:t xml:space="preserve"> </w:t>
+      </w:r>
+      <w:r>
+        <w:t xml:space="preserve">Makefile variable, and runs under either MPI distribution via the existing</w:t>
+      </w:r>
+      <w:r>
+        <w:t xml:space="preserve"> </w:t>
+      </w:r>
+      <w:r>
+        <w:rPr>
+          <w:rStyle w:val="VerbatimChar"/>
+        </w:rPr>
+        <w:t xml:space="preserve">--mpi "&lt;launch cmd&gt;"</w:t>
+      </w:r>
+      <w:r>
+        <w:t xml:space="preserve"> </w:t>
+      </w:r>
+      <w:r>
+        <w:t xml:space="preserve">convention already used by</w:t>
+      </w:r>
+      <w:r>
+        <w:t xml:space="preserve"> </w:t>
+      </w:r>
+      <w:r>
+        <w:rPr>
+          <w:rStyle w:val="VerbatimChar"/>
+        </w:rPr>
+        <w:t xml:space="preserve">scripts/profile_*.sh</w:t>
+      </w:r>
+      <w:r>
+        <w:t xml:space="preserve"> </w:t>
+      </w:r>
+      <w:r>
+        <w:t xml:space="preserve">— no source or Makefile changes needed for that</w:t>
+      </w:r>
+      <w:r>
+        <w:t xml:space="preserve"> </w:t>
+      </w:r>
+      <w:r>
+        <w:t xml:space="preserve">axis), and programming model tested via separate compilation units (backends) within each app rather</w:t>
+      </w:r>
+      <w:r>
+        <w:t xml:space="preserve"> </w:t>
+      </w:r>
+      <w:r>
+        <w:t xml:space="preserve">than separate apps. All three apps share one pattern: an MPI-decomposed 1D stencil with halo</w:t>
+      </w:r>
+      <w:r>
+        <w:t xml:space="preserve"> </w:t>
+      </w:r>
+      <w:r>
+        <w:t xml:space="preserve">exchange (</w:t>
+      </w:r>
+      <w:r>
+        <w:rPr>
+          <w:rStyle w:val="VerbatimChar"/>
+        </w:rPr>
+        <w:t xml:space="preserve">MPI_Isend</w:t>
+      </w:r>
+      <w:r>
+        <w:t xml:space="preserve">/</w:t>
+      </w:r>
+      <w:r>
+        <w:rPr>
+          <w:rStyle w:val="VerbatimChar"/>
+        </w:rPr>
+        <w:t xml:space="preserve">Irecv</w:t>
+      </w:r>
+      <w:r>
+        <w:t xml:space="preserve"> </w:t>
+      </w:r>
+      <w:r>
+        <w:t xml:space="preserve">with neighbors,</w:t>
+      </w:r>
+      <w:r>
+        <w:t xml:space="preserve"> </w:t>
+      </w:r>
+      <w:r>
+        <w:rPr>
+          <w:rStyle w:val="VerbatimChar"/>
+        </w:rPr>
+        <w:t xml:space="preserve">MPI_PROC_NULL</w:t>
+      </w:r>
+      <w:r>
+        <w:t xml:space="preserve"> </w:t>
+      </w:r>
+      <w:r>
+        <w:t xml:space="preserve">at domain edges) and a residual</w:t>
+      </w:r>
+      <w:r>
+        <w:t xml:space="preserve"> </w:t>
+      </w:r>
+      <w:r>
+        <w:t xml:space="preserve">reduction (</w:t>
+      </w:r>
+      <w:r>
+        <w:rPr>
+          <w:rStyle w:val="VerbatimChar"/>
+        </w:rPr>
+        <w:t xml:space="preserve">MPI_Allreduce</w:t>
+      </w:r>
+      <w:r>
+        <w:t xml:space="preserve">) each iteration, real multi-level call depth (</w:t>
+      </w:r>
+      <w:r>
+        <w:rPr>
+          <w:rStyle w:val="VerbatimChar"/>
+        </w:rPr>
+        <w:t xml:space="preserve">main</w:t>
+      </w:r>
+      <w:r>
+        <w:t xml:space="preserve">/</w:t>
+      </w:r>
+      <w:r>
+        <w:rPr>
+          <w:rStyle w:val="VerbatimChar"/>
+        </w:rPr>
+        <w:t xml:space="preserve">program</w:t>
+      </w:r>
+      <w:r>
+        <w:t xml:space="preserve"> </w:t>
+      </w:r>
+      <w:r>
+        <w:t xml:space="preserve">→</w:t>
+      </w:r>
+      <w:r>
+        <w:t xml:space="preserve"> </w:t>
+      </w:r>
+      <w:r>
+        <w:rPr>
+          <w:rStyle w:val="VerbatimChar"/>
+        </w:rPr>
+        <w:t xml:space="preserve">run_simulation</w:t>
+      </w:r>
+      <w:r>
+        <w:t xml:space="preserve"> </w:t>
+      </w:r>
+      <w:r>
+        <w:t xml:space="preserve">→</w:t>
+      </w:r>
+      <w:r>
+        <w:t xml:space="preserve"> </w:t>
+      </w:r>
+      <w:r>
+        <w:rPr>
+          <w:rStyle w:val="VerbatimChar"/>
+        </w:rPr>
+        <w:t xml:space="preserve">step</w:t>
+      </w:r>
+      <w:r>
+        <w:t xml:space="preserve"> </w:t>
+      </w:r>
+      <w:r>
+        <w:t xml:space="preserve">→</w:t>
+      </w:r>
+      <w:r>
+        <w:t xml:space="preserve"> </w:t>
+      </w:r>
+      <w:r>
+        <w:rPr>
+          <w:rStyle w:val="VerbatimChar"/>
+        </w:rPr>
+        <w:t xml:space="preserve">exchange_halo</w:t>
+      </w:r>
+      <w:r>
+        <w:t xml:space="preserve">/</w:t>
+      </w:r>
+      <w:r>
+        <w:rPr>
+          <w:rStyle w:val="VerbatimChar"/>
+        </w:rPr>
+        <w:t xml:space="preserve">launch_backend_kernel</w:t>
+      </w:r>
+      <w:r>
+        <w:t xml:space="preserve">/</w:t>
+      </w:r>
+      <w:r>
+        <w:rPr>
+          <w:rStyle w:val="VerbatimChar"/>
+        </w:rPr>
+        <w:t xml:space="preserve">reduce_residual</w:t>
+      </w:r>
+      <w:r>
+        <w:t xml:space="preserve">), and a</w:t>
+      </w:r>
+      <w:r>
+        <w:t xml:space="preserve"> </w:t>
+      </w:r>
+      <w:r>
+        <w:rPr>
+          <w:rStyle w:val="VerbatimChar"/>
+        </w:rPr>
+        <w:t xml:space="preserve">backend=all</w:t>
+      </w:r>
+      <w:r>
+        <w:t xml:space="preserve"> </w:t>
+      </w:r>
+      <w:r>
+        <w:t xml:space="preserve">default that runs every backend’s full simulation once per execution so a single</w:t>
+      </w:r>
+      <w:r>
+        <w:t xml:space="preserve"> </w:t>
+      </w:r>
+      <w:r>
+        <w:t xml:space="preserve">profiling run captures every backend’s kernel-launch shape in the same call tree.</w:t>
+      </w:r>
+    </w:p>
+    <w:p>
+      <w:pPr>
+        <w:numPr>
+          <w:ilvl w:val="0"/>
+          <w:numId w:val="1008"/>
+        </w:numPr>
+        <w:pStyle w:val="Compact"/>
+      </w:pPr>
+      <w:r>
+        <w:rPr>
+          <w:rStyle w:val="VerbatimChar"/>
+        </w:rPr>
+        <w:t xml:space="preserve">test_apps/c_app/</w:t>
+      </w:r>
+      <w:r>
+        <w:t xml:space="preserve"> </w:t>
+      </w:r>
+      <w:r>
+        <w:t xml:space="preserve">— HIP + OpenMP-target backends.</w:t>
+      </w:r>
+    </w:p>
+    <w:p>
+      <w:pPr>
+        <w:numPr>
+          <w:ilvl w:val="0"/>
+          <w:numId w:val="1008"/>
+        </w:numPr>
+        <w:pStyle w:val="Compact"/>
+      </w:pPr>
+      <w:r>
+        <w:rPr>
+          <w:rStyle w:val="VerbatimChar"/>
+        </w:rPr>
+        <w:t xml:space="preserve">test_apps/fortran_app/</w:t>
+      </w:r>
+      <w:r>
+        <w:t xml:space="preserve"> </w:t>
+      </w:r>
+      <w:r>
+        <w:t xml:space="preserve">— HIP (via a</w:t>
+      </w:r>
+      <w:r>
+        <w:t xml:space="preserve"> </w:t>
+      </w:r>
+      <w:r>
+        <w:rPr>
+          <w:rStyle w:val="VerbatimChar"/>
+        </w:rPr>
+        <w:t xml:space="preserve">bind(C)</w:t>
+      </w:r>
+      <w:r>
+        <w:t xml:space="preserve">/</w:t>
+      </w:r>
+      <w:r>
+        <w:rPr>
+          <w:rStyle w:val="VerbatimChar"/>
+        </w:rPr>
+        <w:t xml:space="preserve">iso_c_binding</w:t>
+      </w:r>
+      <w:r>
+        <w:t xml:space="preserve"> </w:t>
+      </w:r>
+      <w:r>
+        <w:t xml:space="preserve">interface module calling into a</w:t>
+      </w:r>
+      <w:r>
+        <w:t xml:space="preserve"> </w:t>
+      </w:r>
+      <w:r>
+        <w:t xml:space="preserve">C++/HIP kernel file, mirroring the real Cray-Fortran-calls-HIP pattern this project already</w:t>
+      </w:r>
+      <w:r>
+        <w:t xml:space="preserve"> </w:t>
+      </w:r>
+      <w:r>
+        <w:t xml:space="preserve">targets) + OpenMP-target backends.</w:t>
+      </w:r>
+    </w:p>
+    <w:p>
+      <w:pPr>
+        <w:numPr>
+          <w:ilvl w:val="0"/>
+          <w:numId w:val="1008"/>
+        </w:numPr>
+        <w:pStyle w:val="Compact"/>
+      </w:pPr>
+      <w:r>
+        <w:rPr>
+          <w:rStyle w:val="VerbatimChar"/>
+        </w:rPr>
+        <w:t xml:space="preserve">test_apps/cpp_app/</w:t>
+      </w:r>
+      <w:r>
+        <w:t xml:space="preserve"> </w:t>
+      </w:r>
+      <w:r>
+        <w:t xml:space="preserve">— HIP + OpenMP-target + standard-parallelism (</w:t>
+      </w:r>
+      <w:r>
+        <w:rPr>
+          <w:rStyle w:val="VerbatimChar"/>
+        </w:rPr>
+        <w:t xml:space="preserve">std::execution::par_unseq</w:t>
+      </w:r>
+      <w:r>
+        <w:t xml:space="preserve">)</w:t>
+      </w:r>
+      <w:r>
+        <w:t xml:space="preserve"> </w:t>
+      </w:r>
+      <w:r>
+        <w:t xml:space="preserve">backends. The stdpar backend GPU-offloads via amdclang++’s</w:t>
+      </w:r>
+      <w:r>
+        <w:t xml:space="preserve"> </w:t>
+      </w:r>
+      <w:r>
+        <w:rPr>
+          <w:rStyle w:val="VerbatimChar"/>
+        </w:rPr>
+        <w:t xml:space="preserve">--hipstdpar</w:t>
+      </w:r>
+      <w:r>
+        <w:t xml:space="preserve"> </w:t>
+      </w:r>
+      <w:r>
+        <w:t xml:space="preserve">flag under</w:t>
+      </w:r>
+      <w:r>
+        <w:t xml:space="preserve"> </w:t>
+      </w:r>
+      <w:r>
+        <w:rPr>
+          <w:rStyle w:val="VerbatimChar"/>
+        </w:rPr>
+        <w:t xml:space="preserve">COMPILER=amd</w:t>
+      </w:r>
+      <w:r>
+        <w:t xml:space="preserve">; under</w:t>
+      </w:r>
+      <w:r>
+        <w:t xml:space="preserve"> </w:t>
+      </w:r>
+      <w:r>
+        <w:rPr>
+          <w:rStyle w:val="VerbatimChar"/>
+        </w:rPr>
+        <w:t xml:space="preserve">gnu</w:t>
+      </w:r>
+      <w:r>
+        <w:t xml:space="preserve">/</w:t>
+      </w:r>
+      <w:r>
+        <w:rPr>
+          <w:rStyle w:val="VerbatimChar"/>
+        </w:rPr>
+        <w:t xml:space="preserve">cray</w:t>
+      </w:r>
+      <w:r>
+        <w:t xml:space="preserve"> </w:t>
+      </w:r>
+      <w:r>
+        <w:t xml:space="preserve">it still compiles and runs, but CPU-only, since neither</w:t>
+      </w:r>
+      <w:r>
+        <w:t xml:space="preserve"> </w:t>
+      </w:r>
+      <w:r>
+        <w:t xml:space="preserve">toolchain has a GPU stdpar-offload path today — a documented caveat, not a bug, still useful for</w:t>
+      </w:r>
+      <w:r>
+        <w:t xml:space="preserve"> </w:t>
+      </w:r>
+      <w:r>
+        <w:t xml:space="preserve">exercising the call-tree shape. A Kokkos backend and the optional Python language variant are</w:t>
+      </w:r>
+      <w:r>
+        <w:t xml:space="preserve"> </w:t>
+      </w:r>
+      <w:r>
+        <w:t xml:space="preserve">both explicitly deferred (optional per</w:t>
+      </w:r>
+      <w:r>
+        <w:t xml:space="preserve"> </w:t>
+      </w:r>
+      <w:r>
+        <w:rPr>
+          <w:rStyle w:val="VerbatimChar"/>
+        </w:rPr>
+        <w:t xml:space="preserve">Tests_parameters.txt</w:t>
+      </w:r>
+      <w:r>
+        <w:t xml:space="preserve">), noted as future extension points</w:t>
+      </w:r>
+      <w:r>
+        <w:t xml:space="preserve"> </w:t>
+      </w:r>
+      <w:r>
+        <w:t xml:space="preserve">rather than attempted speculatively.</w:t>
+      </w:r>
+    </w:p>
+    <w:p>
+      <w:pPr>
+        <w:pStyle w:val="FirstParagraph"/>
+      </w:pPr>
+      <w:r>
+        <w:t xml:space="preserve">Each app’s</w:t>
+      </w:r>
+      <w:r>
+        <w:t xml:space="preserve"> </w:t>
+      </w:r>
+      <w:r>
+        <w:rPr>
+          <w:rStyle w:val="VerbatimChar"/>
+        </w:rPr>
+        <w:t xml:space="preserve">Makefile</w:t>
+      </w:r>
+      <w:r>
+        <w:t xml:space="preserve"> </w:t>
+      </w:r>
+      <w:r>
+        <w:t xml:space="preserve">resolves</w:t>
+      </w:r>
+      <w:r>
+        <w:t xml:space="preserve"> </w:t>
+      </w:r>
+      <w:r>
+        <w:rPr>
+          <w:rStyle w:val="VerbatimChar"/>
+        </w:rPr>
+        <w:t xml:space="preserve">MPICC</w:t>
+      </w:r>
+      <w:r>
+        <w:t xml:space="preserve">/</w:t>
+      </w:r>
+      <w:r>
+        <w:rPr>
+          <w:rStyle w:val="VerbatimChar"/>
+        </w:rPr>
+        <w:t xml:space="preserve">MPIFC</w:t>
+      </w:r>
+      <w:r>
+        <w:t xml:space="preserve">/</w:t>
+      </w:r>
+      <w:r>
+        <w:rPr>
+          <w:rStyle w:val="VerbatimChar"/>
+        </w:rPr>
+        <w:t xml:space="preserve">MPICXX</w:t>
+      </w:r>
+      <w:r>
+        <w:t xml:space="preserve">/</w:t>
+      </w:r>
+      <w:r>
+        <w:rPr>
+          <w:rStyle w:val="VerbatimChar"/>
+        </w:rPr>
+        <w:t xml:space="preserve">OFFLOAD_ARCH</w:t>
+      </w:r>
+      <w:r>
+        <w:t xml:space="preserve">/etc. per</w:t>
+      </w:r>
+      <w:r>
+        <w:t xml:space="preserve"> </w:t>
+      </w:r>
+      <w:r>
+        <w:rPr>
+          <w:rStyle w:val="VerbatimChar"/>
+        </w:rPr>
+        <w:t xml:space="preserve">COMPILER</w:t>
+      </w:r>
+      <w:r>
+        <w:t xml:space="preserve"> </w:t>
+      </w:r>
+      <w:r>
+        <w:t xml:space="preserve">value,</w:t>
+      </w:r>
+      <w:r>
+        <w:t xml:space="preserve"> </w:t>
+      </w:r>
+      <w:r>
+        <w:t xml:space="preserve">checks its required compilers are on</w:t>
+      </w:r>
+      <w:r>
+        <w:t xml:space="preserve"> </w:t>
+      </w:r>
+      <w:r>
+        <w:rPr>
+          <w:rStyle w:val="VerbatimChar"/>
+        </w:rPr>
+        <w:t xml:space="preserve">PATH</w:t>
+      </w:r>
+      <w:r>
+        <w:t xml:space="preserve"> </w:t>
+      </w:r>
+      <w:r>
+        <w:t xml:space="preserve">with a clear error naming what’s missing (matching this</w:t>
+      </w:r>
+      <w:r>
+        <w:t xml:space="preserve"> </w:t>
+      </w:r>
+      <w:r>
+        <w:t xml:space="preserve">project’s existing</w:t>
+      </w:r>
+      <w:r>
+        <w:t xml:space="preserve"> </w:t>
+      </w:r>
+      <w:r>
+        <w:t xml:space="preserve">“</w:t>
+      </w:r>
+      <w:r>
+        <w:t xml:space="preserve">explicit dependency check, fail fast</w:t>
+      </w:r>
+      <w:r>
+        <w:t xml:space="preserve">”</w:t>
+      </w:r>
+      <w:r>
+        <w:t xml:space="preserve"> </w:t>
+      </w:r>
+      <w:r>
+        <w:t xml:space="preserve">convention), and exposes every variable</w:t>
+      </w:r>
+      <w:r>
+        <w:t xml:space="preserve"> </w:t>
+      </w:r>
+      <w:r>
+        <w:t xml:space="preserve">as overridable on the command line for site-specific tuning. One real bug caught before it reached</w:t>
+      </w:r>
+      <w:r>
+        <w:t xml:space="preserve"> </w:t>
+      </w:r>
+      <w:r>
+        <w:t xml:space="preserve">the user: GNU Make pre-defines</w:t>
+      </w:r>
+      <w:r>
+        <w:t xml:space="preserve"> </w:t>
+      </w:r>
+      <w:r>
+        <w:rPr>
+          <w:rStyle w:val="VerbatimChar"/>
+        </w:rPr>
+        <w:t xml:space="preserve">CC</w:t>
+      </w:r>
+      <w:r>
+        <w:t xml:space="preserve"> </w:t>
+      </w:r>
+      <w:r>
+        <w:t xml:space="preserve">(default</w:t>
+      </w:r>
+      <w:r>
+        <w:t xml:space="preserve"> </w:t>
+      </w:r>
+      <w:r>
+        <w:rPr>
+          <w:rStyle w:val="VerbatimChar"/>
+        </w:rPr>
+        <w:t xml:space="preserve">cc</w:t>
+      </w:r>
+      <w:r>
+        <w:t xml:space="preserve">) and</w:t>
+      </w:r>
+      <w:r>
+        <w:t xml:space="preserve"> </w:t>
+      </w:r>
+      <w:r>
+        <w:rPr>
+          <w:rStyle w:val="VerbatimChar"/>
+        </w:rPr>
+        <w:t xml:space="preserve">FC</w:t>
+      </w:r>
+      <w:r>
+        <w:t xml:space="preserve"> </w:t>
+      </w:r>
+      <w:r>
+        <w:t xml:space="preserve">(default</w:t>
+      </w:r>
+      <w:r>
+        <w:t xml:space="preserve"> </w:t>
+      </w:r>
+      <w:r>
+        <w:rPr>
+          <w:rStyle w:val="VerbatimChar"/>
+        </w:rPr>
+        <w:t xml:space="preserve">f77</w:t>
+      </w:r>
+      <w:r>
+        <w:t xml:space="preserve">) as built-in variables,</w:t>
+      </w:r>
+      <w:r>
+        <w:t xml:space="preserve"> </w:t>
+      </w:r>
+      <w:r>
+        <w:t xml:space="preserve">so the first draft’s</w:t>
+      </w:r>
+      <w:r>
+        <w:t xml:space="preserve"> </w:t>
+      </w:r>
+      <w:r>
+        <w:rPr>
+          <w:rStyle w:val="VerbatimChar"/>
+        </w:rPr>
+        <w:t xml:space="preserve">CC ?= gcc</w:t>
+      </w:r>
+      <w:r>
+        <w:t xml:space="preserve"> </w:t>
+      </w:r>
+      <w:r>
+        <w:t xml:space="preserve">/</w:t>
+      </w:r>
+      <w:r>
+        <w:t xml:space="preserve"> </w:t>
+      </w:r>
+      <w:r>
+        <w:rPr>
+          <w:rStyle w:val="VerbatimChar"/>
+        </w:rPr>
+        <w:t xml:space="preserve">FC ?= gfortran</w:t>
+      </w:r>
+      <w:r>
+        <w:t xml:space="preserve"> </w:t>
+      </w:r>
+      <w:r>
+        <w:t xml:space="preserve">silently no-opped —</w:t>
+      </w:r>
+      <w:r>
+        <w:t xml:space="preserve"> </w:t>
+      </w:r>
+      <w:r>
+        <w:rPr>
+          <w:rStyle w:val="VerbatimChar"/>
+        </w:rPr>
+        <w:t xml:space="preserve">?=</w:t>
+      </w:r>
+      <w:r>
+        <w:t xml:space="preserve"> </w:t>
+      </w:r>
+      <w:r>
+        <w:t xml:space="preserve">only assigns when a</w:t>
+      </w:r>
+      <w:r>
+        <w:t xml:space="preserve"> </w:t>
+      </w:r>
+      <w:r>
+        <w:t xml:space="preserve">variable is</w:t>
+      </w:r>
+      <w:r>
+        <w:t xml:space="preserve"> </w:t>
+      </w:r>
+      <w:r>
+        <w:rPr>
+          <w:iCs/>
+          <w:i/>
+        </w:rPr>
+        <w:t xml:space="preserve">unset</w:t>
+      </w:r>
+      <w:r>
+        <w:t xml:space="preserve">, and these were already</w:t>
+      </w:r>
+      <w:r>
+        <w:t xml:space="preserve"> </w:t>
+      </w:r>
+      <w:r>
+        <w:t xml:space="preserve">“</w:t>
+      </w:r>
+      <w:r>
+        <w:t xml:space="preserve">set</w:t>
+      </w:r>
+      <w:r>
+        <w:t xml:space="preserve">”</w:t>
+      </w:r>
+      <w:r>
+        <w:t xml:space="preserve"> </w:t>
+      </w:r>
+      <w:r>
+        <w:t xml:space="preserve">to Make’s built-in defaults before the Makefile</w:t>
+      </w:r>
+      <w:r>
+        <w:t xml:space="preserve"> </w:t>
+      </w:r>
+      <w:r>
+        <w:t xml:space="preserve">was even read. Caught by actually dry-running (</w:t>
+      </w:r>
+      <w:r>
+        <w:rPr>
+          <w:rStyle w:val="VerbatimChar"/>
+        </w:rPr>
+        <w:t xml:space="preserve">make -n</w:t>
+      </w:r>
+      <w:r>
+        <w:t xml:space="preserve">) all three</w:t>
+      </w:r>
+      <w:r>
+        <w:t xml:space="preserve"> </w:t>
+      </w:r>
+      <w:r>
+        <w:rPr>
+          <w:rStyle w:val="VerbatimChar"/>
+        </w:rPr>
+        <w:t xml:space="preserve">COMPILER</w:t>
+      </w:r>
+      <w:r>
+        <w:t xml:space="preserve"> </w:t>
+      </w:r>
+      <w:r>
+        <w:t xml:space="preserve">values for all three</w:t>
+      </w:r>
+      <w:r>
+        <w:t xml:space="preserve"> </w:t>
+      </w:r>
+      <w:r>
+        <w:t xml:space="preserve">Makefiles rather than trusting the code by inspection alone; fixed by switching just those two</w:t>
+      </w:r>
+      <w:r>
+        <w:t xml:space="preserve"> </w:t>
+      </w:r>
+      <w:r>
+        <w:t xml:space="preserve">variables to plain</w:t>
+      </w:r>
+      <w:r>
+        <w:t xml:space="preserve"> </w:t>
+      </w:r>
+      <w:r>
+        <w:rPr>
+          <w:rStyle w:val="VerbatimChar"/>
+        </w:rPr>
+        <w:t xml:space="preserve">=</w:t>
+      </w:r>
+      <w:r>
+        <w:t xml:space="preserve"> </w:t>
+      </w:r>
+      <w:r>
+        <w:t xml:space="preserve">(command-line overrides like</w:t>
+      </w:r>
+      <w:r>
+        <w:t xml:space="preserve"> </w:t>
+      </w:r>
+      <w:r>
+        <w:rPr>
+          <w:rStyle w:val="VerbatimChar"/>
+        </w:rPr>
+        <w:t xml:space="preserve">make CC=...</w:t>
+      </w:r>
+      <w:r>
+        <w:t xml:space="preserve"> </w:t>
+      </w:r>
+      <w:r>
+        <w:t xml:space="preserve">still win regardless, since</w:t>
+      </w:r>
+      <w:r>
+        <w:t xml:space="preserve"> </w:t>
+      </w:r>
+      <w:r>
+        <w:t xml:space="preserve">command-line variables always beat in-makefile assignments,</w:t>
+      </w:r>
+      <w:r>
+        <w:t xml:space="preserve"> </w:t>
+      </w:r>
+      <w:r>
+        <w:rPr>
+          <w:rStyle w:val="VerbatimChar"/>
+        </w:rPr>
+        <w:t xml:space="preserve">?=</w:t>
+      </w:r>
+      <w:r>
+        <w:t xml:space="preserve"> </w:t>
+      </w:r>
+      <w:r>
+        <w:t xml:space="preserve">or not). A follow-up source-level</w:t>
+      </w:r>
+      <w:r>
+        <w:t xml:space="preserve"> </w:t>
+      </w:r>
+      <w:r>
+        <w:t xml:space="preserve">review pass (MPI tag pairing, halo/array bounds across all three languages’ index conventions, the</w:t>
+      </w:r>
+      <w:r>
+        <w:t xml:space="preserve"> </w:t>
+      </w:r>
+      <w:r>
+        <w:t xml:space="preserve">Fortran↔C++ HIP interop signature, and the stdpar lambda’s pointer lifetime under a parallel</w:t>
+      </w:r>
+      <w:r>
+        <w:t xml:space="preserve"> </w:t>
+      </w:r>
+      <w:r>
+        <w:t xml:space="preserve">execution policy) found no functional bugs; two minor rigor nits (an untyped Fortran integer that</w:t>
+      </w:r>
+      <w:r>
+        <w:t xml:space="preserve"> </w:t>
+      </w:r>
+      <w:r>
+        <w:t xml:space="preserve">should have been kind-matched to</w:t>
+      </w:r>
+      <w:r>
+        <w:t xml:space="preserve"> </w:t>
+      </w:r>
+      <w:r>
+        <w:rPr>
+          <w:rStyle w:val="VerbatimChar"/>
+        </w:rPr>
+        <w:t xml:space="preserve">c_int</w:t>
+      </w:r>
+      <w:r>
+        <w:t xml:space="preserve">, and a missing</w:t>
+      </w:r>
+      <w:r>
+        <w:t xml:space="preserve"> </w:t>
+      </w:r>
+      <w:r>
+        <w:rPr>
+          <w:rStyle w:val="VerbatimChar"/>
+        </w:rPr>
+        <w:t xml:space="preserve">extern "C"</w:t>
+      </w:r>
+      <w:r>
+        <w:t xml:space="preserve"> </w:t>
+      </w:r>
+      <w:r>
+        <w:t xml:space="preserve">on</w:t>
+      </w:r>
+      <w:r>
+        <w:t xml:space="preserve"> </w:t>
+      </w:r>
+      <w:r>
+        <w:rPr>
+          <w:rStyle w:val="VerbatimChar"/>
+        </w:rPr>
+        <w:t xml:space="preserve">cpp_app</w:t>
+      </w:r>
+      <w:r>
+        <w:t xml:space="preserve">’s HIP launch</w:t>
+      </w:r>
+      <w:r>
+        <w:t xml:space="preserve"> </w:t>
+      </w:r>
+      <w:r>
+        <w:t xml:space="preserve">entry point for consistency with the other two apps, though same-ABI C++ linkage made it work</w:t>
+      </w:r>
+      <w:r>
+        <w:t xml:space="preserve"> </w:t>
+      </w:r>
+      <w:r>
+        <w:t xml:space="preserve">either way) were fixed anyway.</w:t>
+      </w:r>
+    </w:p>
+    <w:p>
+      <w:pPr>
+        <w:pStyle w:val="BodyText"/>
+      </w:pPr>
+      <w:r>
+        <w:t xml:space="preserve">No Python was touched by this change, so the existing</w:t>
+      </w:r>
+      <w:r>
+        <w:t xml:space="preserve"> </w:t>
+      </w:r>
+      <w:r>
+        <w:rPr>
+          <w:rStyle w:val="VerbatimChar"/>
+        </w:rPr>
+        <w:t xml:space="preserve">python3 -m unittest discover</w:t>
+      </w:r>
+      <w:r>
+        <w:t xml:space="preserve"> </w:t>
+      </w:r>
+      <w:r>
+        <w:t xml:space="preserve">suite (279</w:t>
+      </w:r>
+      <w:r>
+        <w:t xml:space="preserve"> </w:t>
+      </w:r>
+      <w:r>
+        <w:t xml:space="preserve">tests) is unaffected and wasn’t re-run. Real build/run verification is deferred to the user on HPC</w:t>
+      </w:r>
+      <w:r>
+        <w:t xml:space="preserve"> </w:t>
+      </w:r>
+      <w:r>
+        <w:t xml:space="preserve">hardware, per this project’s established constraint against claiming something is</w:t>
+      </w:r>
+      <w:r>
+        <w:t xml:space="preserve"> </w:t>
+      </w:r>
+      <w:r>
+        <w:t xml:space="preserve">“</w:t>
+      </w:r>
+      <w:r>
+        <w:t xml:space="preserve">verified</w:t>
+      </w:r>
+      <w:r>
+        <w:t xml:space="preserve">”</w:t>
+      </w:r>
+      <w:r>
+        <w:t xml:space="preserve"> </w:t>
+      </w:r>
+      <w:r>
+        <w:t xml:space="preserve">without real hardware — this round’s own verification was</w:t>
+      </w:r>
+      <w:r>
+        <w:t xml:space="preserve"> </w:t>
+      </w:r>
+      <w:r>
+        <w:rPr>
+          <w:rStyle w:val="VerbatimChar"/>
+        </w:rPr>
+        <w:t xml:space="preserve">make -n</w:t>
+      </w:r>
+      <w:r>
+        <w:t xml:space="preserve"> </w:t>
+      </w:r>
+      <w:r>
+        <w:t xml:space="preserve">dry runs (including an</w:t>
+      </w:r>
+      <w:r>
+        <w:t xml:space="preserve"> </w:t>
+      </w:r>
+      <w:r>
+        <w:t xml:space="preserve">unknown-</w:t>
+      </w:r>
+      <w:r>
+        <w:rPr>
+          <w:rStyle w:val="VerbatimChar"/>
+        </w:rPr>
+        <w:t xml:space="preserve">COMPILER</w:t>
+      </w:r>
+      <w:r>
+        <w:t xml:space="preserve"> </w:t>
+      </w:r>
+      <w:r>
+        <w:t xml:space="preserve">error-path check) across every app × compiler combination, plus the source-level</w:t>
+      </w:r>
+      <w:r>
+        <w:t xml:space="preserve"> </w:t>
+      </w:r>
+      <w:r>
+        <w:t xml:space="preserve">correctness review above.</w:t>
+      </w:r>
+    </w:p>
+    <w:bookmarkEnd w:id="56"/>
+    <w:bookmarkEnd w:id="57"/>
     <w:sectPr/>
   </w:body>
 </w:document>
@@ -20586,6 +21979,9 @@
     </w:lvlOverride>
   </w:num>
   <w:num w:numId="1007">
+    <w:abstractNumId w:val="991"/>
+  </w:num>
+  <w:num w:numId="1008">
     <w:abstractNumId w:val="991"/>
   </w:num>
 </w:numbering>

--- a/docs/DEVELOPMENT_HISTORY.docx
+++ b/docs/DEVELOPMENT_HISTORY.docx
@@ -10,7 +10,7 @@
         <w:t xml:space="preserve">Development History</w:t>
       </w:r>
     </w:p>
-    <w:bookmarkStart w:id="57" w:name="development-history"/>
+    <w:bookmarkStart w:id="62" w:name="development-history"/>
     <w:p>
       <w:pPr>
         <w:pStyle w:val="Heading1"/>
@@ -894,6 +894,496 @@
           </w:p>
         </w:tc>
       </w:tr>
+      <w:tr>
+        <w:tc>
+          <w:tcPr/>
+          <w:p>
+            <w:pPr>
+              <w:pStyle w:val="Compact"/>
+              <w:jc w:val="left"/>
+            </w:pPr>
+            <w:r>
+              <w:t xml:space="preserve">2026-08-12</w:t>
+            </w:r>
+          </w:p>
+        </w:tc>
+        <w:tc>
+          <w:tcPr/>
+          <w:p>
+            <w:pPr>
+              <w:pStyle w:val="Compact"/>
+              <w:jc w:val="left"/>
+            </w:pPr>
+            <w:r>
+              <w:t xml:space="preserve">Fixed a real HPC build failure in</w:t>
+            </w:r>
+            <w:r>
+              <w:t xml:space="preserve"> </w:t>
+            </w:r>
+            <w:r>
+              <w:rPr>
+                <w:rStyle w:val="VerbatimChar"/>
+              </w:rPr>
+              <w:t xml:space="preserve">test_apps/</w:t>
+            </w:r>
+            <w:r>
+              <w:t xml:space="preserve">: all three apps’ final link step was missing</w:t>
+            </w:r>
+            <w:r>
+              <w:t xml:space="preserve"> </w:t>
+            </w:r>
+            <w:r>
+              <w:rPr>
+                <w:rStyle w:val="VerbatimChar"/>
+              </w:rPr>
+              <w:t xml:space="preserve">$(OMP_OFFLOAD_FLAGS)</w:t>
+            </w:r>
+            <w:r>
+              <w:t xml:space="preserve">, so amdclang’s OpenMP-offload linker-wrapper never ran and</w:t>
+            </w:r>
+            <w:r>
+              <w:t xml:space="preserve"> </w:t>
+            </w:r>
+            <w:r>
+              <w:rPr>
+                <w:rStyle w:val="VerbatimChar"/>
+              </w:rPr>
+              <w:t xml:space="preserve">__tgt_target_kernel</w:t>
+            </w:r>
+            <w:r>
+              <w:t xml:space="preserve"> </w:t>
+            </w:r>
+            <w:r>
+              <w:t xml:space="preserve">stayed undefined</w:t>
+            </w:r>
+          </w:p>
+        </w:tc>
+      </w:tr>
+      <w:tr>
+        <w:tc>
+          <w:tcPr/>
+          <w:p>
+            <w:pPr>
+              <w:pStyle w:val="Compact"/>
+              <w:jc w:val="left"/>
+            </w:pPr>
+            <w:r>
+              <w:t xml:space="preserve">2026-08-12</w:t>
+            </w:r>
+          </w:p>
+        </w:tc>
+        <w:tc>
+          <w:tcPr/>
+          <w:p>
+            <w:pPr>
+              <w:pStyle w:val="Compact"/>
+              <w:jc w:val="left"/>
+            </w:pPr>
+            <w:r>
+              <w:t xml:space="preserve">Second real-HPC build fix,</w:t>
+            </w:r>
+            <w:r>
+              <w:t xml:space="preserve"> </w:t>
+            </w:r>
+            <w:r>
+              <w:rPr>
+                <w:rStyle w:val="VerbatimChar"/>
+              </w:rPr>
+              <w:t xml:space="preserve">cpp_app</w:t>
+            </w:r>
+            <w:r>
+              <w:t xml:space="preserve"> </w:t>
+            </w:r>
+            <w:r>
+              <w:t xml:space="preserve">only:</w:t>
+            </w:r>
+            <w:r>
+              <w:t xml:space="preserve"> </w:t>
+            </w:r>
+            <w:r>
+              <w:rPr>
+                <w:rStyle w:val="VerbatimChar"/>
+              </w:rPr>
+              <w:t xml:space="preserve">--hipstdpar</w:t>
+            </w:r>
+            <w:r>
+              <w:t xml:space="preserve"> </w:t>
+            </w:r>
+            <w:r>
+              <w:t xml:space="preserve">at final link (not just compile) breaks OpenMP’s device-linking under</w:t>
+            </w:r>
+            <w:r>
+              <w:t xml:space="preserve"> </w:t>
+            </w:r>
+            <w:r>
+              <w:rPr>
+                <w:rStyle w:val="VerbatimChar"/>
+              </w:rPr>
+              <w:t xml:space="preserve">COMPILER=amd</w:t>
+            </w:r>
+            <w:r>
+              <w:t xml:space="preserve"> </w:t>
+            </w:r>
+            <w:r>
+              <w:t xml:space="preserve">– dropped from the link line after confirming via</w:t>
+            </w:r>
+            <w:r>
+              <w:t xml:space="preserve"> </w:t>
+            </w:r>
+            <w:r>
+              <w:rPr>
+                <w:rStyle w:val="VerbatimChar"/>
+              </w:rPr>
+              <w:t xml:space="preserve">rocprofv3</w:t>
+            </w:r>
+            <w:r>
+              <w:t xml:space="preserve"> </w:t>
+            </w:r>
+            <w:r>
+              <w:t xml:space="preserve">kernel-trace that the stdpar backend still runs correctly on the GPU without it</w:t>
+            </w:r>
+          </w:p>
+        </w:tc>
+      </w:tr>
+      <w:tr>
+        <w:tc>
+          <w:tcPr/>
+          <w:p>
+            <w:pPr>
+              <w:pStyle w:val="Compact"/>
+              <w:jc w:val="left"/>
+            </w:pPr>
+            <w:r>
+              <w:t xml:space="preserve">2026-08-12</w:t>
+            </w:r>
+          </w:p>
+        </w:tc>
+        <w:tc>
+          <w:tcPr/>
+          <w:p>
+            <w:pPr>
+              <w:pStyle w:val="Compact"/>
+              <w:jc w:val="left"/>
+            </w:pPr>
+            <w:r>
+              <w:t xml:space="preserve">Phase 2 (partial): expanded filter substrings across</w:t>
+            </w:r>
+            <w:r>
+              <w:t xml:space="preserve"> </w:t>
+            </w:r>
+            <w:r>
+              <w:rPr>
+                <w:rStyle w:val="VerbatimChar"/>
+              </w:rPr>
+              <w:t xml:space="preserve">calltree_common.py</w:t>
+            </w:r>
+            <w:r>
+              <w:t xml:space="preserve">,</w:t>
+            </w:r>
+            <w:r>
+              <w:t xml:space="preserve"> </w:t>
+            </w:r>
+            <w:r>
+              <w:rPr>
+                <w:rStyle w:val="VerbatimChar"/>
+              </w:rPr>
+              <w:t xml:space="preserve">extract_calltree.py</w:t>
+            </w:r>
+            <w:r>
+              <w:t xml:space="preserve">,</w:t>
+            </w:r>
+            <w:r>
+              <w:t xml:space="preserve"> </w:t>
+            </w:r>
+            <w:r>
+              <w:rPr>
+                <w:rStyle w:val="VerbatimChar"/>
+              </w:rPr>
+              <w:t xml:space="preserve">extract_CPU_hotspots.py</w:t>
+            </w:r>
+            <w:r>
+              <w:t xml:space="preserve">, and</w:t>
+            </w:r>
+            <w:r>
+              <w:t xml:space="preserve"> </w:t>
+            </w:r>
+            <w:r>
+              <w:rPr>
+                <w:rStyle w:val="VerbatimChar"/>
+              </w:rPr>
+              <w:t xml:space="preserve">extract_pop_metrics.py</w:t>
+            </w:r>
+            <w:r>
+              <w:t xml:space="preserve"> </w:t>
+            </w:r>
+            <w:r>
+              <w:t xml:space="preserve">from the first 6 real</w:t>
+            </w:r>
+            <w:r>
+              <w:t xml:space="preserve"> </w:t>
+            </w:r>
+            <w:r>
+              <w:rPr>
+                <w:rStyle w:val="VerbatimChar"/>
+              </w:rPr>
+              <w:t xml:space="preserve">test_apps/</w:t>
+            </w:r>
+            <w:r>
+              <w:t xml:space="preserve"> </w:t>
+            </w:r>
+            <w:r>
+              <w:t xml:space="preserve">HPC captures (OpenMP-target-offload launch/plugin internals, GPU-kernel-JIT-compilation noise, reconciled + Open-MPI-extended MPI-prefix lists); re-ran the postprocessing tools against all 6 real directories to confirm the fixes’ effect</w:t>
+            </w:r>
+          </w:p>
+        </w:tc>
+      </w:tr>
+      <w:tr>
+        <w:tc>
+          <w:tcPr/>
+          <w:p>
+            <w:pPr>
+              <w:pStyle w:val="Compact"/>
+              <w:jc w:val="left"/>
+            </w:pPr>
+            <w:r>
+              <w:t xml:space="preserve">2026-08-12</w:t>
+            </w:r>
+          </w:p>
+        </w:tc>
+        <w:tc>
+          <w:tcPr/>
+          <w:p>
+            <w:pPr>
+              <w:pStyle w:val="Compact"/>
+              <w:jc w:val="left"/>
+            </w:pPr>
+            <w:r>
+              <w:t xml:space="preserve">Follow-up: shared</w:t>
+            </w:r>
+            <w:r>
+              <w:t xml:space="preserve"> </w:t>
+            </w:r>
+            <w:r>
+              <w:rPr>
+                <w:rStyle w:val="VerbatimChar"/>
+              </w:rPr>
+              <w:t xml:space="preserve">ROCPROFSYS_WRAPPER_SUBSTRINGS</w:t>
+            </w:r>
+            <w:r>
+              <w:t xml:space="preserve"> </w:t>
+            </w:r>
+            <w:r>
+              <w:t xml:space="preserve">(rocprof-sys/GOTCHA startup bookkeeping noise) between</w:t>
+            </w:r>
+            <w:r>
+              <w:t xml:space="preserve"> </w:t>
+            </w:r>
+            <w:r>
+              <w:rPr>
+                <w:rStyle w:val="VerbatimChar"/>
+              </w:rPr>
+              <w:t xml:space="preserve">extract_calltree.py</w:t>
+            </w:r>
+            <w:r>
+              <w:t xml:space="preserve"> </w:t>
+            </w:r>
+            <w:r>
+              <w:t xml:space="preserve">and</w:t>
+            </w:r>
+            <w:r>
+              <w:t xml:space="preserve"> </w:t>
+            </w:r>
+            <w:r>
+              <w:rPr>
+                <w:rStyle w:val="VerbatimChar"/>
+              </w:rPr>
+              <w:t xml:space="preserve">extract_CPU_hotspots.py</w:t>
+            </w:r>
+            <w:r>
+              <w:t xml:space="preserve"> </w:t>
+            </w:r>
+            <w:r>
+              <w:t xml:space="preserve">– it was already spliced out of</w:t>
+            </w:r>
+            <w:r>
+              <w:t xml:space="preserve"> </w:t>
+            </w:r>
+            <w:r>
+              <w:rPr>
+                <w:rStyle w:val="VerbatimChar"/>
+              </w:rPr>
+              <w:t xml:space="preserve">calltree.txt</w:t>
+            </w:r>
+            <w:r>
+              <w:t xml:space="preserve"> </w:t>
+            </w:r>
+            <w:r>
+              <w:t xml:space="preserve">but unfiltered in</w:t>
+            </w:r>
+            <w:r>
+              <w:t xml:space="preserve"> </w:t>
+            </w:r>
+            <w:r>
+              <w:rPr>
+                <w:rStyle w:val="VerbatimChar"/>
+              </w:rPr>
+              <w:t xml:space="preserve">hotspots.txt</w:t>
+            </w:r>
+            <w:r>
+              <w:t xml:space="preserve">’s</w:t>
+            </w:r>
+            <w:r>
+              <w:t xml:space="preserve"> </w:t>
+            </w:r>
+            <w:r>
+              <w:t xml:space="preserve">“</w:t>
+            </w:r>
+            <w:r>
+              <w:t xml:space="preserve">CPU compute hotspots</w:t>
+            </w:r>
+            <w:r>
+              <w:t xml:space="preserve">”</w:t>
+            </w:r>
+            <w:r>
+              <w:t xml:space="preserve"> </w:t>
+            </w:r>
+            <w:r>
+              <w:t xml:space="preserve">table; now dropped there too, moving the list into the shared base module</w:t>
+            </w:r>
+            <w:r>
+              <w:t xml:space="preserve"> </w:t>
+            </w:r>
+            <w:r>
+              <w:rPr>
+                <w:rStyle w:val="VerbatimChar"/>
+              </w:rPr>
+              <w:t xml:space="preserve">extract_CPU_hotspots.py</w:t>
+            </w:r>
+            <w:r>
+              <w:t xml:space="preserve"> </w:t>
+            </w:r>
+            <w:r>
+              <w:t xml:space="preserve">imports from</w:t>
+            </w:r>
+          </w:p>
+        </w:tc>
+      </w:tr>
+      <w:tr>
+        <w:tc>
+          <w:tcPr/>
+          <w:p>
+            <w:pPr>
+              <w:pStyle w:val="Compact"/>
+              <w:jc w:val="left"/>
+            </w:pPr>
+            <w:r>
+              <w:t xml:space="preserve">2026-08-12</w:t>
+            </w:r>
+          </w:p>
+        </w:tc>
+        <w:tc>
+          <w:tcPr/>
+          <w:p>
+            <w:pPr>
+              <w:pStyle w:val="Compact"/>
+              <w:jc w:val="left"/>
+            </w:pPr>
+            <w:r>
+              <w:t xml:space="preserve">Fixed a pre-existing (not a regression)</w:t>
+            </w:r>
+            <w:r>
+              <w:t xml:space="preserve"> </w:t>
+            </w:r>
+            <w:r>
+              <w:rPr>
+                <w:rStyle w:val="VerbatimChar"/>
+              </w:rPr>
+              <w:t xml:space="preserve">start_thread</w:t>
+            </w:r>
+            <w:r>
+              <w:t xml:space="preserve"> </w:t>
+            </w:r>
+            <w:r>
+              <w:t xml:space="preserve">distortion in</w:t>
+            </w:r>
+            <w:r>
+              <w:t xml:space="preserve"> </w:t>
+            </w:r>
+            <w:r>
+              <w:rPr>
+                <w:rStyle w:val="VerbatimChar"/>
+              </w:rPr>
+              <w:t xml:space="preserve">hotspots.txt</w:t>
+            </w:r>
+            <w:r>
+              <w:t xml:space="preserve">: generalized plan 09’s HIP-ancestry thread-reclassification to also recognize MPI-runtime-spawned background threads (e.g. Cray MPICH’s</w:t>
+            </w:r>
+            <w:r>
+              <w:t xml:space="preserve"> </w:t>
+            </w:r>
+            <w:r>
+              <w:rPr>
+                <w:rStyle w:val="VerbatimChar"/>
+              </w:rPr>
+              <w:t xml:space="preserve">pthread_create</w:t>
+            </w:r>
+            <w:r>
+              <w:t xml:space="preserve"> </w:t>
+            </w:r>
+            <w:r>
+              <w:t xml:space="preserve">called directly under</w:t>
+            </w:r>
+            <w:r>
+              <w:t xml:space="preserve"> </w:t>
+            </w:r>
+            <w:r>
+              <w:rPr>
+                <w:rStyle w:val="VerbatimChar"/>
+              </w:rPr>
+              <w:t xml:space="preserve">MPI_Init</w:t>
+            </w:r>
+            <w:r>
+              <w:t xml:space="preserve">) via a new</w:t>
+            </w:r>
+            <w:r>
+              <w:t xml:space="preserve"> </w:t>
+            </w:r>
+            <w:r>
+              <w:rPr>
+                <w:rStyle w:val="VerbatimChar"/>
+              </w:rPr>
+              <w:t xml:space="preserve">is_runtime_thread_noise()</w:t>
+            </w:r>
+            <w:r>
+              <w:t xml:space="preserve">; also moved</w:t>
+            </w:r>
+            <w:r>
+              <w:t xml:space="preserve"> </w:t>
+            </w:r>
+            <w:r>
+              <w:rPr>
+                <w:rStyle w:val="VerbatimChar"/>
+              </w:rPr>
+              <w:t xml:space="preserve">MPI_PREFIXES</w:t>
+            </w:r>
+            <w:r>
+              <w:t xml:space="preserve"> </w:t>
+            </w:r>
+            <w:r>
+              <w:t xml:space="preserve">into the shared base module alongside</w:t>
+            </w:r>
+            <w:r>
+              <w:t xml:space="preserve"> </w:t>
+            </w:r>
+            <w:r>
+              <w:rPr>
+                <w:rStyle w:val="VerbatimChar"/>
+              </w:rPr>
+              <w:t xml:space="preserve">ROCPROFSYS_WRAPPER_SUBSTRINGS</w:t>
+            </w:r>
+          </w:p>
+        </w:tc>
+      </w:tr>
     </w:tbl>
     <w:bookmarkStart w:id="20" w:name="project-scaffolding-and-rules"/>
     <w:p>
@@ -21442,7 +21932,4763 @@
       </w:r>
     </w:p>
     <w:bookmarkEnd w:id="56"/>
+    <w:bookmarkStart w:id="57" w:name="X744d68ec28819626c7bec0d8c4ec6ef583a1b2b"/>
+    <w:p>
+      <w:pPr>
+        <w:pStyle w:val="Heading2"/>
+      </w:pPr>
+      <w:r>
+        <w:t xml:space="preserve">2026-08-12 — Real HPC build fix: OpenMP-offload link failure in</w:t>
+      </w:r>
+      <w:r>
+        <w:t xml:space="preserve"> </w:t>
+      </w:r>
+      <w:r>
+        <w:rPr>
+          <w:rStyle w:val="VerbatimChar"/>
+        </w:rPr>
+        <w:t xml:space="preserve">test_apps/</w:t>
+      </w:r>
+    </w:p>
+    <w:p>
+      <w:pPr>
+        <w:pStyle w:val="FirstParagraph"/>
+      </w:pPr>
+      <w:r>
+        <w:t xml:space="preserve">The first real HPC build of</w:t>
+      </w:r>
+      <w:r>
+        <w:t xml:space="preserve"> </w:t>
+      </w:r>
+      <w:r>
+        <w:rPr>
+          <w:rStyle w:val="VerbatimChar"/>
+        </w:rPr>
+        <w:t xml:space="preserve">cpp_app</w:t>
+      </w:r>
+      <w:r>
+        <w:t xml:space="preserve"> </w:t>
+      </w:r>
+      <w:r>
+        <w:t xml:space="preserve">under</w:t>
+      </w:r>
+      <w:r>
+        <w:t xml:space="preserve"> </w:t>
+      </w:r>
+      <w:r>
+        <w:rPr>
+          <w:rStyle w:val="VerbatimChar"/>
+        </w:rPr>
+        <w:t xml:space="preserve">COMPILER=amd</w:t>
+      </w:r>
+      <w:r>
+        <w:t xml:space="preserve"> </w:t>
+      </w:r>
+      <w:r>
+        <w:t xml:space="preserve">failed at link time:</w:t>
+      </w:r>
+    </w:p>
+    <w:p>
+      <w:pPr>
+        <w:pStyle w:val="SourceCode"/>
+      </w:pPr>
+      <w:r>
+        <w:rPr>
+          <w:rStyle w:val="VerbatimChar"/>
+        </w:rPr>
+        <w:t xml:space="preserve">mpicxx main.o kernel_omp.o kernel_hip.o kernel_stdpar.o -o cpp_app -fopenmp --offload-arch=gfx942 -lamdhip64 --hipstdpar</w:t>
+      </w:r>
+      <w:r>
+        <w:br/>
+      </w:r>
+      <w:r>
+        <w:rPr>
+          <w:rStyle w:val="VerbatimChar"/>
+        </w:rPr>
+        <w:t xml:space="preserve">ld.lld: error: undefined symbol: __tgt_target_kernel</w:t>
+      </w:r>
+    </w:p>
+    <w:p>
+      <w:pPr>
+        <w:pStyle w:val="FirstParagraph"/>
+      </w:pPr>
+      <w:r>
+        <w:t xml:space="preserve">Root cause:</w:t>
+      </w:r>
+      <w:r>
+        <w:t xml:space="preserve"> </w:t>
+      </w:r>
+      <w:r>
+        <w:rPr>
+          <w:rStyle w:val="VerbatimChar"/>
+        </w:rPr>
+        <w:t xml:space="preserve">__tgt_target_kernel</w:t>
+      </w:r>
+      <w:r>
+        <w:t xml:space="preserve"> </w:t>
+      </w:r>
+      <w:r>
+        <w:t xml:space="preserve">is an LLVM OpenMP-offload runtime symbol, defined in</w:t>
+      </w:r>
+      <w:r>
+        <w:t xml:space="preserve"> </w:t>
+      </w:r>
+      <w:r>
+        <w:rPr>
+          <w:rStyle w:val="VerbatimChar"/>
+        </w:rPr>
+        <w:t xml:space="preserve">libomptarget</w:t>
+      </w:r>
+      <w:r>
+        <w:t xml:space="preserve">. Clang/amdclang only invoke the device-code linking step that pulls that runtime</w:t>
+      </w:r>
+      <w:r>
+        <w:t xml:space="preserve"> </w:t>
+      </w:r>
+      <w:r>
+        <w:t xml:space="preserve">in — and registers the embedded offload device image — when</w:t>
+      </w:r>
+      <w:r>
+        <w:t xml:space="preserve"> </w:t>
+      </w:r>
+      <w:r>
+        <w:rPr>
+          <w:rStyle w:val="VerbatimChar"/>
+        </w:rPr>
+        <w:t xml:space="preserve">-fopenmp</w:t>
+      </w:r>
+      <w:r>
+        <w:t xml:space="preserve">/</w:t>
+      </w:r>
+      <w:r>
+        <w:rPr>
+          <w:rStyle w:val="VerbatimChar"/>
+        </w:rPr>
+        <w:t xml:space="preserve">--offload-arch=...</w:t>
+      </w:r>
+      <w:r>
+        <w:t xml:space="preserve"> </w:t>
+      </w:r>
+      <w:r>
+        <w:t xml:space="preserve">are</w:t>
+      </w:r>
+      <w:r>
+        <w:t xml:space="preserve"> </w:t>
+      </w:r>
+      <w:r>
+        <w:t xml:space="preserve">present on the</w:t>
+      </w:r>
+      <w:r>
+        <w:t xml:space="preserve"> </w:t>
+      </w:r>
+      <w:r>
+        <w:rPr>
+          <w:iCs/>
+          <w:i/>
+        </w:rPr>
+        <w:t xml:space="preserve">final link command</w:t>
+      </w:r>
+      <w:r>
+        <w:t xml:space="preserve">, not just on the compile step that produced the object file.</w:t>
+      </w:r>
+      <w:r>
+        <w:t xml:space="preserve"> </w:t>
+      </w:r>
+      <w:r>
+        <w:t xml:space="preserve">All three apps’</w:t>
+      </w:r>
+      <w:r>
+        <w:t xml:space="preserve"> </w:t>
+      </w:r>
+      <w:r>
+        <w:rPr>
+          <w:rStyle w:val="VerbatimChar"/>
+        </w:rPr>
+        <w:t xml:space="preserve">$(TARGET)</w:t>
+      </w:r>
+      <w:r>
+        <w:t xml:space="preserve"> </w:t>
+      </w:r>
+      <w:r>
+        <w:t xml:space="preserve">rule linked with only</w:t>
+      </w:r>
+      <w:r>
+        <w:t xml:space="preserve"> </w:t>
+      </w:r>
+      <w:r>
+        <w:rPr>
+          <w:rStyle w:val="VerbatimChar"/>
+        </w:rPr>
+        <w:t xml:space="preserve">$(EXTRA_LDFLAGS)</w:t>
+      </w:r>
+      <w:r>
+        <w:t xml:space="preserve"> </w:t>
+      </w:r>
+      <w:r>
+        <w:t xml:space="preserve">(plus</w:t>
+      </w:r>
+      <w:r>
+        <w:t xml:space="preserve"> </w:t>
+      </w:r>
+      <w:r>
+        <w:rPr>
+          <w:rStyle w:val="VerbatimChar"/>
+        </w:rPr>
+        <w:t xml:space="preserve">$(STDPAR_LDFLAGS)</w:t>
+      </w:r>
+      <w:r>
+        <w:t xml:space="preserve"> </w:t>
+      </w:r>
+      <w:r>
+        <w:t xml:space="preserve">for</w:t>
+      </w:r>
+      <w:r>
+        <w:t xml:space="preserve"> </w:t>
+      </w:r>
+      <w:r>
+        <w:rPr>
+          <w:rStyle w:val="VerbatimChar"/>
+        </w:rPr>
+        <w:t xml:space="preserve">cpp_app</w:t>
+      </w:r>
+      <w:r>
+        <w:t xml:space="preserve">) —</w:t>
+      </w:r>
+      <w:r>
+        <w:t xml:space="preserve"> </w:t>
+      </w:r>
+      <w:r>
+        <w:rPr>
+          <w:rStyle w:val="VerbatimChar"/>
+        </w:rPr>
+        <w:t xml:space="preserve">kernel_omp.o</w:t>
+      </w:r>
+      <w:r>
+        <w:t xml:space="preserve"> </w:t>
+      </w:r>
+      <w:r>
+        <w:t xml:space="preserve">was compiled with</w:t>
+      </w:r>
+      <w:r>
+        <w:t xml:space="preserve"> </w:t>
+      </w:r>
+      <w:r>
+        <w:rPr>
+          <w:rStyle w:val="VerbatimChar"/>
+        </w:rPr>
+        <w:t xml:space="preserve">$(OMP_OFFLOAD_FLAGS)</w:t>
+      </w:r>
+      <w:r>
+        <w:t xml:space="preserve">, but that never made it back</w:t>
+      </w:r>
+      <w:r>
+        <w:t xml:space="preserve"> </w:t>
+      </w:r>
+      <w:r>
+        <w:t xml:space="preserve">onto the link line, so the offload linker-wrapper never ran despite the object file compiling</w:t>
+      </w:r>
+      <w:r>
+        <w:t xml:space="preserve"> </w:t>
+      </w:r>
+      <w:r>
+        <w:t xml:space="preserve">cleanly. This is exactly the kind of bug</w:t>
+      </w:r>
+      <w:r>
+        <w:t xml:space="preserve"> </w:t>
+      </w:r>
+      <w:r>
+        <w:rPr>
+          <w:rStyle w:val="VerbatimChar"/>
+        </w:rPr>
+        <w:t xml:space="preserve">make -n</w:t>
+      </w:r>
+      <w:r>
+        <w:t xml:space="preserve"> </w:t>
+      </w:r>
+      <w:r>
+        <w:t xml:space="preserve">dry-running can’t catch (the command syntax was</w:t>
+      </w:r>
+      <w:r>
+        <w:t xml:space="preserve"> </w:t>
+      </w:r>
+      <w:r>
+        <w:t xml:space="preserve">valid, it just omitted a flag) and only real HPC hardware — actually reaching the link step against</w:t>
+      </w:r>
+      <w:r>
+        <w:t xml:space="preserve"> </w:t>
+      </w:r>
+      <w:r>
+        <w:t xml:space="preserve">real ROCm libraries — surfaced.</w:t>
+      </w:r>
+    </w:p>
+    <w:p>
+      <w:pPr>
+        <w:pStyle w:val="BodyText"/>
+      </w:pPr>
+      <w:r>
+        <w:t xml:space="preserve">Fixed identically in</w:t>
+      </w:r>
+      <w:r>
+        <w:t xml:space="preserve"> </w:t>
+      </w:r>
+      <w:r>
+        <w:rPr>
+          <w:rStyle w:val="VerbatimChar"/>
+        </w:rPr>
+        <w:t xml:space="preserve">test_apps/c_app/Makefile</w:t>
+      </w:r>
+      <w:r>
+        <w:t xml:space="preserve">,</w:t>
+      </w:r>
+      <w:r>
+        <w:t xml:space="preserve"> </w:t>
+      </w:r>
+      <w:r>
+        <w:rPr>
+          <w:rStyle w:val="VerbatimChar"/>
+        </w:rPr>
+        <w:t xml:space="preserve">test_apps/fortran_app/Makefile</w:t>
+      </w:r>
+      <w:r>
+        <w:t xml:space="preserve">, and</w:t>
+      </w:r>
+      <w:r>
+        <w:t xml:space="preserve"> </w:t>
+      </w:r>
+      <w:r>
+        <w:rPr>
+          <w:rStyle w:val="VerbatimChar"/>
+        </w:rPr>
+        <w:t xml:space="preserve">test_apps/cpp_app/Makefile</w:t>
+      </w:r>
+      <w:r>
+        <w:t xml:space="preserve">:</w:t>
+      </w:r>
+      <w:r>
+        <w:t xml:space="preserve"> </w:t>
+      </w:r>
+      <w:r>
+        <w:rPr>
+          <w:rStyle w:val="VerbatimChar"/>
+        </w:rPr>
+        <w:t xml:space="preserve">$(OMP_OFFLOAD_FLAGS)</w:t>
+      </w:r>
+      <w:r>
+        <w:t xml:space="preserve"> </w:t>
+      </w:r>
+      <w:r>
+        <w:t xml:space="preserve">added to each</w:t>
+      </w:r>
+      <w:r>
+        <w:t xml:space="preserve"> </w:t>
+      </w:r>
+      <w:r>
+        <w:rPr>
+          <w:rStyle w:val="VerbatimChar"/>
+        </w:rPr>
+        <w:t xml:space="preserve">$(TARGET)</w:t>
+      </w:r>
+      <w:r>
+        <w:t xml:space="preserve"> </w:t>
+      </w:r>
+      <w:r>
+        <w:t xml:space="preserve">rule’s link command,</w:t>
+      </w:r>
+      <w:r>
+        <w:t xml:space="preserve"> </w:t>
+      </w:r>
+      <w:r>
+        <w:t xml:space="preserve">with a comment explaining why it has to be repeated there and not just at</w:t>
+      </w:r>
+      <w:r>
+        <w:t xml:space="preserve"> </w:t>
+      </w:r>
+      <w:r>
+        <w:rPr>
+          <w:rStyle w:val="VerbatimChar"/>
+        </w:rPr>
+        <w:t xml:space="preserve">kernel_omp.o</w:t>
+      </w:r>
+      <w:r>
+        <w:t xml:space="preserve">’s compile</w:t>
+      </w:r>
+      <w:r>
+        <w:t xml:space="preserve"> </w:t>
+      </w:r>
+      <w:r>
+        <w:t xml:space="preserve">step. Re-verified via</w:t>
+      </w:r>
+      <w:r>
+        <w:t xml:space="preserve"> </w:t>
+      </w:r>
+      <w:r>
+        <w:rPr>
+          <w:rStyle w:val="VerbatimChar"/>
+        </w:rPr>
+        <w:t xml:space="preserve">make -n</w:t>
+      </w:r>
+      <w:r>
+        <w:t xml:space="preserve"> </w:t>
+      </w:r>
+      <w:r>
+        <w:t xml:space="preserve">across all three apps × all three</w:t>
+      </w:r>
+      <w:r>
+        <w:t xml:space="preserve"> </w:t>
+      </w:r>
+      <w:r>
+        <w:rPr>
+          <w:rStyle w:val="VerbatimChar"/>
+        </w:rPr>
+        <w:t xml:space="preserve">COMPILER</w:t>
+      </w:r>
+      <w:r>
+        <w:t xml:space="preserve"> </w:t>
+      </w:r>
+      <w:r>
+        <w:t xml:space="preserve">values that the final</w:t>
+      </w:r>
+      <w:r>
+        <w:t xml:space="preserve"> </w:t>
+      </w:r>
+      <w:r>
+        <w:t xml:space="preserve">link line now carries the matching offload flags (e.g. </w:t>
+      </w:r>
+      <w:r>
+        <w:rPr>
+          <w:rStyle w:val="VerbatimChar"/>
+        </w:rPr>
+        <w:t xml:space="preserve">-fopenmp --offload-arch=gfx90a</w:t>
+      </w:r>
+      <w:r>
+        <w:t xml:space="preserve"> </w:t>
+      </w:r>
+      <w:r>
+        <w:t xml:space="preserve">for</w:t>
+      </w:r>
+      <w:r>
+        <w:t xml:space="preserve"> </w:t>
+      </w:r>
+      <w:r>
+        <w:rPr>
+          <w:rStyle w:val="VerbatimChar"/>
+        </w:rPr>
+        <w:t xml:space="preserve">amd</w:t>
+      </w:r>
+      <w:r>
+        <w:t xml:space="preserve">,</w:t>
+      </w:r>
+      <w:r>
+        <w:t xml:space="preserve"> </w:t>
+      </w:r>
+      <w:r>
+        <w:t xml:space="preserve">GCC’s</w:t>
+      </w:r>
+      <w:r>
+        <w:t xml:space="preserve"> </w:t>
+      </w:r>
+      <w:r>
+        <w:rPr>
+          <w:rStyle w:val="VerbatimChar"/>
+        </w:rPr>
+        <w:t xml:space="preserve">-foffload=amdgcn-amdhsa -foffload-options=-march=...</w:t>
+      </w:r>
+      <w:r>
+        <w:t xml:space="preserve"> </w:t>
+      </w:r>
+      <w:r>
+        <w:t xml:space="preserve">for</w:t>
+      </w:r>
+      <w:r>
+        <w:t xml:space="preserve"> </w:t>
+      </w:r>
+      <w:r>
+        <w:rPr>
+          <w:rStyle w:val="VerbatimChar"/>
+        </w:rPr>
+        <w:t xml:space="preserve">gnu</w:t>
+      </w:r>
+      <w:r>
+        <w:t xml:space="preserve">). Still unverified against a</w:t>
+      </w:r>
+      <w:r>
+        <w:t xml:space="preserve"> </w:t>
+      </w:r>
+      <w:r>
+        <w:t xml:space="preserve">real link on this dev machine (no ROCm/HPC access) — left to the user’s next HPC build.</w:t>
+      </w:r>
+    </w:p>
     <w:bookmarkEnd w:id="57"/>
+    <w:bookmarkStart w:id="58" w:name="X508b4014e98638653f898df7362e73f144a48aa"/>
+    <w:p>
+      <w:pPr>
+        <w:pStyle w:val="Heading2"/>
+      </w:pPr>
+      <w:r>
+        <w:t xml:space="preserve">2026-08-12 — Second real-HPC fix:</w:t>
+      </w:r>
+      <w:r>
+        <w:t xml:space="preserve"> </w:t>
+      </w:r>
+      <w:r>
+        <w:rPr>
+          <w:rStyle w:val="VerbatimChar"/>
+        </w:rPr>
+        <w:t xml:space="preserve">--hipstdpar</w:t>
+      </w:r>
+      <w:r>
+        <w:t xml:space="preserve"> </w:t>
+      </w:r>
+      <w:r>
+        <w:t xml:space="preserve">at link breaks OpenMP offload in</w:t>
+      </w:r>
+      <w:r>
+        <w:t xml:space="preserve"> </w:t>
+      </w:r>
+      <w:r>
+        <w:rPr>
+          <w:rStyle w:val="VerbatimChar"/>
+        </w:rPr>
+        <w:t xml:space="preserve">cpp_app</w:t>
+      </w:r>
+    </w:p>
+    <w:p>
+      <w:pPr>
+        <w:pStyle w:val="FirstParagraph"/>
+      </w:pPr>
+      <w:r>
+        <w:t xml:space="preserve">The</w:t>
+      </w:r>
+      <w:r>
+        <w:t xml:space="preserve"> </w:t>
+      </w:r>
+      <w:r>
+        <w:rPr>
+          <w:rStyle w:val="VerbatimChar"/>
+        </w:rPr>
+        <w:t xml:space="preserve">$(OMP_OFFLOAD_FLAGS)</w:t>
+      </w:r>
+      <w:r>
+        <w:t xml:space="preserve">-at-link fix above resolved the build for</w:t>
+      </w:r>
+      <w:r>
+        <w:t xml:space="preserve"> </w:t>
+      </w:r>
+      <w:r>
+        <w:rPr>
+          <w:rStyle w:val="VerbatimChar"/>
+        </w:rPr>
+        <w:t xml:space="preserve">c_app</w:t>
+      </w:r>
+      <w:r>
+        <w:t xml:space="preserve"> </w:t>
+      </w:r>
+      <w:r>
+        <w:t xml:space="preserve">and</w:t>
+      </w:r>
+      <w:r>
+        <w:t xml:space="preserve"> </w:t>
+      </w:r>
+      <w:r>
+        <w:rPr>
+          <w:rStyle w:val="VerbatimChar"/>
+        </w:rPr>
+        <w:t xml:space="preserve">fortran_app</w:t>
+      </w:r>
+      <w:r>
+        <w:t xml:space="preserve"> </w:t>
+      </w:r>
+      <w:r>
+        <w:t xml:space="preserve">on</w:t>
+      </w:r>
+      <w:r>
+        <w:t xml:space="preserve"> </w:t>
+      </w:r>
+      <w:r>
+        <w:t xml:space="preserve">real HPC hardware, confirmed by the user.</w:t>
+      </w:r>
+      <w:r>
+        <w:t xml:space="preserve"> </w:t>
+      </w:r>
+      <w:r>
+        <w:rPr>
+          <w:rStyle w:val="VerbatimChar"/>
+        </w:rPr>
+        <w:t xml:space="preserve">cpp_app</w:t>
+      </w:r>
+      <w:r>
+        <w:t xml:space="preserve"> </w:t>
+      </w:r>
+      <w:r>
+        <w:t xml:space="preserve">under</w:t>
+      </w:r>
+      <w:r>
+        <w:t xml:space="preserve"> </w:t>
+      </w:r>
+      <w:r>
+        <w:rPr>
+          <w:rStyle w:val="VerbatimChar"/>
+        </w:rPr>
+        <w:t xml:space="preserve">COMPILER=amd</w:t>
+      </w:r>
+      <w:r>
+        <w:t xml:space="preserve"> </w:t>
+      </w:r>
+      <w:r>
+        <w:t xml:space="preserve">still failed with the same</w:t>
+      </w:r>
+      <w:r>
+        <w:t xml:space="preserve"> </w:t>
+      </w:r>
+      <w:r>
+        <w:rPr>
+          <w:rStyle w:val="VerbatimChar"/>
+        </w:rPr>
+        <w:t xml:space="preserve">undefined symbol: __tgt_target_kernel</w:t>
+      </w:r>
+      <w:r>
+        <w:t xml:space="preserve">, even with the fix applied — its link line additionally</w:t>
+      </w:r>
+      <w:r>
+        <w:t xml:space="preserve"> </w:t>
+      </w:r>
+      <w:r>
+        <w:t xml:space="preserve">carries</w:t>
+      </w:r>
+      <w:r>
+        <w:t xml:space="preserve"> </w:t>
+      </w:r>
+      <w:r>
+        <w:rPr>
+          <w:rStyle w:val="VerbatimChar"/>
+        </w:rPr>
+        <w:t xml:space="preserve">--hipstdpar --offload-arch=...</w:t>
+      </w:r>
+      <w:r>
+        <w:t xml:space="preserve"> </w:t>
+      </w:r>
+      <w:r>
+        <w:t xml:space="preserve">(needed for</w:t>
+      </w:r>
+      <w:r>
+        <w:t xml:space="preserve"> </w:t>
+      </w:r>
+      <w:r>
+        <w:rPr>
+          <w:rStyle w:val="VerbatimChar"/>
+        </w:rPr>
+        <w:t xml:space="preserve">kernel_stdpar.cpp</w:t>
+      </w:r>
+      <w:r>
+        <w:t xml:space="preserve">’s GPU-offloaded standard-</w:t>
+      </w:r>
+      <w:r>
+        <w:t xml:space="preserve"> </w:t>
+      </w:r>
+      <w:r>
+        <w:t xml:space="preserve">parallelism backend), which the other two apps don’t have.</w:t>
+      </w:r>
+    </w:p>
+    <w:p>
+      <w:pPr>
+        <w:pStyle w:val="BodyText"/>
+      </w:pPr>
+      <w:r>
+        <w:t xml:space="preserve">Bisection on real hardware isolated it precisely: building</w:t>
+      </w:r>
+      <w:r>
+        <w:t xml:space="preserve"> </w:t>
+      </w:r>
+      <w:r>
+        <w:rPr>
+          <w:rStyle w:val="VerbatimChar"/>
+        </w:rPr>
+        <w:t xml:space="preserve">cpp_app</w:t>
+      </w:r>
+      <w:r>
+        <w:t xml:space="preserve"> </w:t>
+      </w:r>
+      <w:r>
+        <w:t xml:space="preserve">without</w:t>
+      </w:r>
+      <w:r>
+        <w:t xml:space="preserve"> </w:t>
+      </w:r>
+      <w:r>
+        <w:rPr>
+          <w:rStyle w:val="VerbatimChar"/>
+        </w:rPr>
+        <w:t xml:space="preserve">kernel_stdpar.o</w:t>
+      </w:r>
+      <w:r>
+        <w:t xml:space="preserve"> </w:t>
+      </w:r>
+      <w:r>
+        <w:t xml:space="preserve">and</w:t>
+      </w:r>
+      <w:r>
+        <w:t xml:space="preserve"> </w:t>
+      </w:r>
+      <w:r>
+        <w:rPr>
+          <w:rStyle w:val="VerbatimChar"/>
+        </w:rPr>
+        <w:t xml:space="preserve">--hipstdpar</w:t>
+      </w:r>
+      <w:r>
+        <w:t xml:space="preserve"> </w:t>
+      </w:r>
+      <w:r>
+        <w:t xml:space="preserve">at all links cleanly (HIP + OpenMP together are fine); reordering</w:t>
+      </w:r>
+      <w:r>
+        <w:t xml:space="preserve"> </w:t>
+      </w:r>
+      <w:r>
+        <w:rPr>
+          <w:rStyle w:val="VerbatimChar"/>
+        </w:rPr>
+        <w:t xml:space="preserve">--hipstdpar</w:t>
+      </w:r>
+      <w:r>
+        <w:t xml:space="preserve"> </w:t>
+      </w:r>
+      <w:r>
+        <w:t xml:space="preserve">before</w:t>
+      </w:r>
+      <w:r>
+        <w:t xml:space="preserve"> </w:t>
+      </w:r>
+      <w:r>
+        <w:t xml:space="preserve">vs. after the OpenMP flags on the link line made no difference; but linking</w:t>
+      </w:r>
+      <w:r>
+        <w:t xml:space="preserve"> </w:t>
+      </w:r>
+      <w:r>
+        <w:rPr>
+          <w:iCs/>
+          <w:i/>
+        </w:rPr>
+        <w:t xml:space="preserve">with</w:t>
+      </w:r>
+      <w:r>
+        <w:t xml:space="preserve"> </w:t>
+      </w:r>
+      <w:r>
+        <w:rPr>
+          <w:rStyle w:val="VerbatimChar"/>
+        </w:rPr>
+        <w:t xml:space="preserve">kernel_stdpar.o</w:t>
+      </w:r>
+      <w:r>
+        <w:t xml:space="preserve"> </w:t>
+      </w:r>
+      <w:r>
+        <w:t xml:space="preserve">while dropping only the</w:t>
+      </w:r>
+      <w:r>
+        <w:t xml:space="preserve"> </w:t>
+      </w:r>
+      <w:r>
+        <w:rPr>
+          <w:rStyle w:val="VerbatimChar"/>
+        </w:rPr>
+        <w:t xml:space="preserve">--hipstdpar</w:t>
+      </w:r>
+      <w:r>
+        <w:t xml:space="preserve"> </w:t>
+      </w:r>
+      <w:r>
+        <w:t xml:space="preserve">flag itself from that final link command (keeping it at</w:t>
+      </w:r>
+      <w:r>
+        <w:t xml:space="preserve"> </w:t>
+      </w:r>
+      <w:r>
+        <w:rPr>
+          <w:rStyle w:val="VerbatimChar"/>
+        </w:rPr>
+        <w:t xml:space="preserve">kernel_stdpar.cpp</w:t>
+      </w:r>
+      <w:r>
+        <w:t xml:space="preserve">’s compile step, where it’s what actually generates the GPU-offloaded code)</w:t>
+      </w:r>
+      <w:r>
+        <w:t xml:space="preserve"> </w:t>
+      </w:r>
+      <w:r>
+        <w:t xml:space="preserve">linked successfully. This says the conflict is specifically between</w:t>
+      </w:r>
+      <w:r>
+        <w:t xml:space="preserve"> </w:t>
+      </w:r>
+      <w:r>
+        <w:rPr>
+          <w:rStyle w:val="VerbatimChar"/>
+        </w:rPr>
+        <w:t xml:space="preserve">--hipstdpar</w:t>
+      </w:r>
+      <w:r>
+        <w:t xml:space="preserve"> </w:t>
+      </w:r>
+      <w:r>
+        <w:t xml:space="preserve">and</w:t>
+      </w:r>
+      <w:r>
+        <w:t xml:space="preserve"> </w:t>
+      </w:r>
+      <w:r>
+        <w:rPr>
+          <w:rStyle w:val="VerbatimChar"/>
+        </w:rPr>
+        <w:t xml:space="preserve">-fopenmp</w:t>
+      </w:r>
+      <w:r>
+        <w:t xml:space="preserve">/</w:t>
+      </w:r>
+      <w:r>
+        <w:rPr>
+          <w:rStyle w:val="VerbatimChar"/>
+        </w:rPr>
+        <w:t xml:space="preserve">--offload-arch</w:t>
+      </w:r>
+      <w:r>
+        <w:t xml:space="preserve"> </w:t>
+      </w:r>
+      <w:r>
+        <w:t xml:space="preserve">running their device-linking steps together on amdclang++/ROCm 7.14 —</w:t>
+      </w:r>
+      <w:r>
+        <w:t xml:space="preserve"> </w:t>
+      </w:r>
+      <w:r>
+        <w:t xml:space="preserve">not a general</w:t>
+      </w:r>
+      <w:r>
+        <w:t xml:space="preserve"> </w:t>
+      </w:r>
+      <w:r>
+        <w:t xml:space="preserve">“</w:t>
+      </w:r>
+      <w:r>
+        <w:t xml:space="preserve">too many offload kinds</w:t>
+      </w:r>
+      <w:r>
+        <w:t xml:space="preserve">”</w:t>
+      </w:r>
+      <w:r>
+        <w:t xml:space="preserve"> </w:t>
+      </w:r>
+      <w:r>
+        <w:t xml:space="preserve">limitation, and not something the already-compiled</w:t>
+      </w:r>
+      <w:r>
+        <w:t xml:space="preserve"> </w:t>
+      </w:r>
+      <w:r>
+        <w:rPr>
+          <w:rStyle w:val="VerbatimChar"/>
+        </w:rPr>
+        <w:t xml:space="preserve">kernel_stdpar.o</w:t>
+      </w:r>
+      <w:r>
+        <w:t xml:space="preserve"> </w:t>
+      </w:r>
+      <w:r>
+        <w:t xml:space="preserve">needs repeated at link time the way</w:t>
+      </w:r>
+      <w:r>
+        <w:t xml:space="preserve"> </w:t>
+      </w:r>
+      <w:r>
+        <w:rPr>
+          <w:rStyle w:val="VerbatimChar"/>
+        </w:rPr>
+        <w:t xml:space="preserve">$(OMP_OFFLOAD_FLAGS)</w:t>
+      </w:r>
+      <w:r>
+        <w:t xml:space="preserve"> </w:t>
+      </w:r>
+      <w:r>
+        <w:t xml:space="preserve">does.</w:t>
+      </w:r>
+    </w:p>
+    <w:p>
+      <w:pPr>
+        <w:pStyle w:val="BodyText"/>
+      </w:pPr>
+      <w:r>
+        <w:t xml:space="preserve">Before trusting the fix, verified the stdpar backend still genuinely runs on the GPU without</w:t>
+      </w:r>
+      <w:r>
+        <w:t xml:space="preserve"> </w:t>
+      </w:r>
+      <w:r>
+        <w:rPr>
+          <w:rStyle w:val="VerbatimChar"/>
+        </w:rPr>
+        <w:t xml:space="preserve">--hipstdpar</w:t>
+      </w:r>
+      <w:r>
+        <w:t xml:space="preserve"> </w:t>
+      </w:r>
+      <w:r>
+        <w:t xml:space="preserve">at link (rather than silently falling back to sequential CPU execution, which would</w:t>
+      </w:r>
+      <w:r>
+        <w:t xml:space="preserve"> </w:t>
+      </w:r>
+      <w:r>
+        <w:t xml:space="preserve">still produce a correct-looking residual and hide the regression): the user shared real</w:t>
+      </w:r>
+      <w:r>
+        <w:t xml:space="preserve"> </w:t>
+      </w:r>
+      <w:r>
+        <w:rPr>
+          <w:rStyle w:val="VerbatimChar"/>
+        </w:rPr>
+        <w:t xml:space="preserve">rocprofv3</w:t>
+      </w:r>
+      <w:r>
+        <w:t xml:space="preserve"> </w:t>
+      </w:r>
+      <w:r>
+        <w:t xml:space="preserve">kernel-trace output showing a</w:t>
+      </w:r>
+      <w:r>
+        <w:t xml:space="preserve"> </w:t>
+      </w:r>
+      <w:r>
+        <w:rPr>
+          <w:rStyle w:val="VerbatimChar"/>
+        </w:rPr>
+        <w:t xml:space="preserve">"kernel"</w:t>
+      </w:r>
+      <w:r>
+        <w:t xml:space="preserve"> </w:t>
+      </w:r>
+      <w:r>
+        <w:t xml:space="preserve">dispatch — the stdpar backend’s generic device</w:t>
+      </w:r>
+      <w:r>
+        <w:t xml:space="preserve"> </w:t>
+      </w:r>
+      <w:r>
+        <w:t xml:space="preserve">kernel name, distinct from HIP’s</w:t>
+      </w:r>
+      <w:r>
+        <w:t xml:space="preserve"> </w:t>
+      </w:r>
+      <w:r>
+        <w:rPr>
+          <w:rStyle w:val="VerbatimChar"/>
+        </w:rPr>
+        <w:t xml:space="preserve">stencil_kernel</w:t>
+      </w:r>
+      <w:r>
+        <w:t xml:space="preserve"> </w:t>
+      </w:r>
+      <w:r>
+        <w:t xml:space="preserve">and OpenMP’s name-and-line-embedding</w:t>
+      </w:r>
+      <w:r>
+        <w:t xml:space="preserve"> </w:t>
+      </w:r>
+      <w:r>
+        <w:rPr>
+          <w:rStyle w:val="VerbatimChar"/>
+        </w:rPr>
+        <w:t xml:space="preserve">__omp_offloading_4f_8fb8861__Z17launch_omp_kernelPdi_l6</w:t>
+      </w:r>
+      <w:r>
+        <w:t xml:space="preserve"> </w:t>
+      </w:r>
+      <w:r>
+        <w:t xml:space="preserve">— occurring 5 times, matching the app’s</w:t>
+      </w:r>
+      <w:r>
+        <w:t xml:space="preserve"> </w:t>
+      </w:r>
+      <w:r>
+        <w:t xml:space="preserve">5 iterations, alongside both other backends’ own 5 dispatches each in the same trace. All three</w:t>
+      </w:r>
+      <w:r>
+        <w:t xml:space="preserve"> </w:t>
+      </w:r>
+      <w:r>
+        <w:t xml:space="preserve">backends confirmed genuinely GPU-offloaded in one binary.</w:t>
+      </w:r>
+    </w:p>
+    <w:p>
+      <w:pPr>
+        <w:pStyle w:val="BodyText"/>
+      </w:pPr>
+      <w:r>
+        <w:t xml:space="preserve">Fixed in</w:t>
+      </w:r>
+      <w:r>
+        <w:t xml:space="preserve"> </w:t>
+      </w:r>
+      <w:r>
+        <w:rPr>
+          <w:rStyle w:val="VerbatimChar"/>
+        </w:rPr>
+        <w:t xml:space="preserve">test_apps/cpp_app/Makefile</w:t>
+      </w:r>
+      <w:r>
+        <w:t xml:space="preserve">:</w:t>
+      </w:r>
+      <w:r>
+        <w:t xml:space="preserve"> </w:t>
+      </w:r>
+      <w:r>
+        <w:rPr>
+          <w:rStyle w:val="VerbatimChar"/>
+        </w:rPr>
+        <w:t xml:space="preserve">STDPAR_LDFLAGS</w:t>
+      </w:r>
+      <w:r>
+        <w:t xml:space="preserve"> </w:t>
+      </w:r>
+      <w:r>
+        <w:t xml:space="preserve">for</w:t>
+      </w:r>
+      <w:r>
+        <w:t xml:space="preserve"> </w:t>
+      </w:r>
+      <w:r>
+        <w:rPr>
+          <w:rStyle w:val="VerbatimChar"/>
+        </w:rPr>
+        <w:t xml:space="preserve">COMPILER=amd</w:t>
+      </w:r>
+      <w:r>
+        <w:t xml:space="preserve"> </w:t>
+      </w:r>
+      <w:r>
+        <w:t xml:space="preserve">emptied (was</w:t>
+      </w:r>
+      <w:r>
+        <w:t xml:space="preserve"> </w:t>
+      </w:r>
+      <w:r>
+        <w:rPr>
+          <w:rStyle w:val="VerbatimChar"/>
+        </w:rPr>
+        <w:t xml:space="preserve">--hipstdpar --offload-arch=$(OFFLOAD_ARCH)</w:t>
+      </w:r>
+      <w:r>
+        <w:t xml:space="preserve">),</w:t>
+      </w:r>
+      <w:r>
+        <w:t xml:space="preserve"> </w:t>
+      </w:r>
+      <w:r>
+        <w:rPr>
+          <w:rStyle w:val="VerbatimChar"/>
+        </w:rPr>
+        <w:t xml:space="preserve">STDPAR_CXXFLAGS</w:t>
+      </w:r>
+      <w:r>
+        <w:t xml:space="preserve"> </w:t>
+      </w:r>
+      <w:r>
+        <w:t xml:space="preserve">(the compile-time flag, unrelated</w:t>
+      </w:r>
+      <w:r>
+        <w:t xml:space="preserve"> </w:t>
+      </w:r>
+      <w:r>
+        <w:t xml:space="preserve">to this bug) left unchanged, with a comment citing this real-hardware confirmation so the</w:t>
+      </w:r>
+      <w:r>
+        <w:t xml:space="preserve"> </w:t>
+      </w:r>
+      <w:r>
+        <w:t xml:space="preserve">non-obvious</w:t>
+      </w:r>
+      <w:r>
+        <w:t xml:space="preserve"> </w:t>
+      </w:r>
+      <w:r>
+        <w:t xml:space="preserve">“</w:t>
+      </w:r>
+      <w:r>
+        <w:t xml:space="preserve">compile-time yes, link-time no</w:t>
+      </w:r>
+      <w:r>
+        <w:t xml:space="preserve">”</w:t>
+      </w:r>
+      <w:r>
+        <w:t xml:space="preserve"> </w:t>
+      </w:r>
+      <w:r>
+        <w:t xml:space="preserve">asymmetry isn’t re-broken later. Re-verified via</w:t>
+      </w:r>
+      <w:r>
+        <w:t xml:space="preserve"> </w:t>
+      </w:r>
+      <w:r>
+        <w:rPr>
+          <w:rStyle w:val="VerbatimChar"/>
+        </w:rPr>
+        <w:t xml:space="preserve">make -n COMPILER=amd</w:t>
+      </w:r>
+      <w:r>
+        <w:t xml:space="preserve"> </w:t>
+      </w:r>
+      <w:r>
+        <w:t xml:space="preserve">that</w:t>
+      </w:r>
+      <w:r>
+        <w:t xml:space="preserve"> </w:t>
+      </w:r>
+      <w:r>
+        <w:rPr>
+          <w:rStyle w:val="VerbatimChar"/>
+        </w:rPr>
+        <w:t xml:space="preserve">--hipstdpar</w:t>
+      </w:r>
+      <w:r>
+        <w:t xml:space="preserve"> </w:t>
+      </w:r>
+      <w:r>
+        <w:t xml:space="preserve">no longer appears on the final link line while</w:t>
+      </w:r>
+      <w:r>
+        <w:t xml:space="preserve"> </w:t>
+      </w:r>
+      <w:r>
+        <w:rPr>
+          <w:rStyle w:val="VerbatimChar"/>
+        </w:rPr>
+        <w:t xml:space="preserve">-fopenmp --offload-arch=...</w:t>
+      </w:r>
+      <w:r>
+        <w:t xml:space="preserve"> </w:t>
+      </w:r>
+      <w:r>
+        <w:t xml:space="preserve">still does;</w:t>
+      </w:r>
+      <w:r>
+        <w:t xml:space="preserve"> </w:t>
+      </w:r>
+      <w:r>
+        <w:rPr>
+          <w:rStyle w:val="VerbatimChar"/>
+        </w:rPr>
+        <w:t xml:space="preserve">gnu</w:t>
+      </w:r>
+      <w:r>
+        <w:t xml:space="preserve">/</w:t>
+      </w:r>
+      <w:r>
+        <w:rPr>
+          <w:rStyle w:val="VerbatimChar"/>
+        </w:rPr>
+        <w:t xml:space="preserve">cray</w:t>
+      </w:r>
+      <w:r>
+        <w:t xml:space="preserve"> </w:t>
+      </w:r>
+      <w:r>
+        <w:t xml:space="preserve">link lines unaffected. Worth remembering for</w:t>
+      </w:r>
+      <w:r>
+        <w:t xml:space="preserve"> </w:t>
+      </w:r>
+      <w:r>
+        <w:t xml:space="preserve">Phase 2: the stdpar backend’s kernel name (</w:t>
+      </w:r>
+      <w:r>
+        <w:rPr>
+          <w:rStyle w:val="VerbatimChar"/>
+        </w:rPr>
+        <w:t xml:space="preserve">"kernel"</w:t>
+      </w:r>
+      <w:r>
+        <w:t xml:space="preserve">) carries no owner-subroutine information,</w:t>
+      </w:r>
+      <w:r>
+        <w:t xml:space="preserve"> </w:t>
+      </w:r>
+      <w:r>
+        <w:t xml:space="preserve">unlike OpenMP’s offloading-name convention which embeds the real function name and source line —</w:t>
+      </w:r>
+      <w:r>
+        <w:t xml:space="preserve"> </w:t>
+      </w:r>
+      <w:r>
+        <w:t xml:space="preserve">relevant once kernel-owner-matching logic (</w:t>
+      </w:r>
+      <w:r>
+        <w:rPr>
+          <w:rStyle w:val="VerbatimChar"/>
+        </w:rPr>
+        <w:t xml:space="preserve">calltree_common.kernel_owner_label()</w:t>
+      </w:r>
+      <w:r>
+        <w:t xml:space="preserve">) needs to handle</w:t>
+      </w:r>
+      <w:r>
+        <w:t xml:space="preserve"> </w:t>
+      </w:r>
+      <w:r>
+        <w:t xml:space="preserve">stdpar-generated kernels.</w:t>
+      </w:r>
+    </w:p>
+    <w:bookmarkEnd w:id="58"/>
+    <w:bookmarkStart w:id="59" w:name="X1f9f7c25b5ad5b10d3f199d2510926af7c0a0ca"/>
+    <w:p>
+      <w:pPr>
+        <w:pStyle w:val="Heading2"/>
+      </w:pPr>
+      <w:r>
+        <w:t xml:space="preserve">2026-08-12 — Phase 2 (partial): filter-substring expansion from real</w:t>
+      </w:r>
+      <w:r>
+        <w:t xml:space="preserve"> </w:t>
+      </w:r>
+      <w:r>
+        <w:rPr>
+          <w:rStyle w:val="VerbatimChar"/>
+        </w:rPr>
+        <w:t xml:space="preserve">test_apps/</w:t>
+      </w:r>
+      <w:r>
+        <w:t xml:space="preserve"> </w:t>
+      </w:r>
+      <w:r>
+        <w:t xml:space="preserve">HPC data</w:t>
+      </w:r>
+    </w:p>
+    <w:p>
+      <w:pPr>
+        <w:pStyle w:val="FirstParagraph"/>
+      </w:pPr>
+      <w:r>
+        <w:t xml:space="preserve">The user captured the suite’s first 6 real profiling directories under</w:t>
+      </w:r>
+      <w:r>
+        <w:t xml:space="preserve"> </w:t>
+      </w:r>
+      <w:r>
+        <w:rPr>
+          <w:rStyle w:val="VerbatimChar"/>
+        </w:rPr>
+        <w:t xml:space="preserve">test_apps/results/</w:t>
+      </w:r>
+      <w:r>
+        <w:t xml:space="preserve"> </w:t>
+      </w:r>
+      <w:r>
+        <w:t xml:space="preserve">— every</w:t>
+      </w:r>
+      <w:r>
+        <w:t xml:space="preserve"> </w:t>
+      </w:r>
+      <w:r>
+        <w:t xml:space="preserve">language (C/C++/Fortran) × both working compilers (</w:t>
+      </w:r>
+      <w:r>
+        <w:rPr>
+          <w:rStyle w:val="VerbatimChar"/>
+        </w:rPr>
+        <w:t xml:space="preserve">amd</w:t>
+      </w:r>
+      <w:r>
+        <w:t xml:space="preserve">,</w:t>
+      </w:r>
+      <w:r>
+        <w:t xml:space="preserve"> </w:t>
+      </w:r>
+      <w:r>
+        <w:rPr>
+          <w:rStyle w:val="VerbatimChar"/>
+        </w:rPr>
+        <w:t xml:space="preserve">cray</w:t>
+      </w:r>
+      <w:r>
+        <w:t xml:space="preserve">), all on Cray MPICH, all on one</w:t>
+      </w:r>
+      <w:r>
+        <w:t xml:space="preserve"> </w:t>
+      </w:r>
+      <w:r>
+        <w:t xml:space="preserve">MI300A node (</w:t>
+      </w:r>
+      <w:r>
+        <w:rPr>
+          <w:rStyle w:val="VerbatimChar"/>
+        </w:rPr>
+        <w:t xml:space="preserve">gfx942</w:t>
+      </w:r>
+      <w:r>
+        <w:t xml:space="preserve">); GNU/Open MPI testing remains postponed per the earlier toolchain issue.</w:t>
+      </w:r>
+      <w:r>
+        <w:t xml:space="preserve"> </w:t>
+      </w:r>
+      <w:r>
+        <w:t xml:space="preserve">Following the two-phase plan in</w:t>
+      </w:r>
+      <w:r>
+        <w:t xml:space="preserve"> </w:t>
+      </w:r>
+      <w:r>
+        <w:rPr>
+          <w:rStyle w:val="VerbatimChar"/>
+        </w:rPr>
+        <w:t xml:space="preserve">docs/plans/15-test-apps-suite.md</w:t>
+      </w:r>
+      <w:r>
+        <w:t xml:space="preserve">, this is Phase 2, scoped to what</w:t>
+      </w:r>
+      <w:r>
+        <w:t xml:space="preserve"> </w:t>
+      </w:r>
+      <w:r>
+        <w:t xml:space="preserve">these 6 directories actually exercise — full plan at</w:t>
+      </w:r>
+      <w:r>
+        <w:t xml:space="preserve"> </w:t>
+      </w:r>
+      <w:r>
+        <w:rPr>
+          <w:rStyle w:val="VerbatimChar"/>
+        </w:rPr>
+        <w:t xml:space="preserve">docs/plans/16-phase2-filter-substrings-from-real-data.md</w:t>
+      </w:r>
+      <w:r>
+        <w:t xml:space="preserve">.</w:t>
+      </w:r>
+    </w:p>
+    <w:p>
+      <w:pPr>
+        <w:pStyle w:val="BodyText"/>
+      </w:pPr>
+      <w:r>
+        <w:t xml:space="preserve">Four real,</w:t>
+      </w:r>
+      <w:r>
+        <w:t xml:space="preserve"> </w:t>
+      </w:r>
+      <w:r>
+        <w:rPr>
+          <w:rStyle w:val="VerbatimChar"/>
+        </w:rPr>
+        <w:t xml:space="preserve">grep</w:t>
+      </w:r>
+      <w:r>
+        <w:t xml:space="preserve">-confirmed findings drove the changes:</w:t>
+      </w:r>
+    </w:p>
+    <w:p>
+      <w:pPr>
+        <w:numPr>
+          <w:ilvl w:val="0"/>
+          <w:numId w:val="1009"/>
+        </w:numPr>
+        <w:pStyle w:val="Compact"/>
+      </w:pPr>
+      <w:r>
+        <w:rPr>
+          <w:rStyle w:val="VerbatimChar"/>
+          <w:bCs/>
+          <w:b/>
+        </w:rPr>
+        <w:t xml:space="preserve">__tgt_target_kernel</w:t>
+      </w:r>
+      <w:r>
+        <w:t xml:space="preserve">, LLVM libomptarget’s OpenMP-target-offload launch entry point, appeared</w:t>
+      </w:r>
+      <w:r>
+        <w:t xml:space="preserve"> </w:t>
+      </w:r>
+      <w:r>
+        <w:t xml:space="preserve">unfiltered in 5 of 6 real</w:t>
+      </w:r>
+      <w:r>
+        <w:t xml:space="preserve"> </w:t>
+      </w:r>
+      <w:r>
+        <w:rPr>
+          <w:rStyle w:val="VerbatimChar"/>
+        </w:rPr>
+        <w:t xml:space="preserve">calltree.txt</w:t>
+      </w:r>
+      <w:r>
+        <w:t xml:space="preserve"> </w:t>
+      </w:r>
+      <w:r>
+        <w:t xml:space="preserve">files (both</w:t>
+      </w:r>
+      <w:r>
+        <w:t xml:space="preserve"> </w:t>
+      </w:r>
+      <w:r>
+        <w:rPr>
+          <w:rStyle w:val="VerbatimChar"/>
+        </w:rPr>
+        <w:t xml:space="preserve">amd</w:t>
+      </w:r>
+      <w:r>
+        <w:t xml:space="preserve"> </w:t>
+      </w:r>
+      <w:r>
+        <w:t xml:space="preserve">and</w:t>
+      </w:r>
+      <w:r>
+        <w:t xml:space="preserve"> </w:t>
+      </w:r>
+      <w:r>
+        <w:rPr>
+          <w:rStyle w:val="VerbatimChar"/>
+        </w:rPr>
+        <w:t xml:space="preserve">cray</w:t>
+      </w:r>
+      <w:r>
+        <w:t xml:space="preserve"> </w:t>
+      </w:r>
+      <w:r>
+        <w:t xml:space="preserve">builds — both link the same</w:t>
+      </w:r>
+      <w:r>
+        <w:t xml:space="preserve"> </w:t>
+      </w:r>
+      <w:r>
+        <w:rPr>
+          <w:rStyle w:val="VerbatimChar"/>
+        </w:rPr>
+        <w:t xml:space="preserve">libomptarget</w:t>
+      </w:r>
+      <w:r>
+        <w:t xml:space="preserve"> </w:t>
+      </w:r>
+      <w:r>
+        <w:t xml:space="preserve">entry point in this environment), directly beneath the real</w:t>
+      </w:r>
+      <w:r>
+        <w:t xml:space="preserve"> </w:t>
+      </w:r>
+      <w:r>
+        <w:rPr>
+          <w:rStyle w:val="VerbatimChar"/>
+        </w:rPr>
+        <w:t xml:space="preserve">launch_omp_kernel</w:t>
+      </w:r>
+      <w:r>
+        <w:t xml:space="preserve"> </w:t>
+      </w:r>
+      <w:r>
+        <w:t xml:space="preserve">call site. Added to</w:t>
+      </w:r>
+      <w:r>
+        <w:t xml:space="preserve"> </w:t>
+      </w:r>
+      <w:r>
+        <w:rPr>
+          <w:rStyle w:val="VerbatimChar"/>
+        </w:rPr>
+        <w:t xml:space="preserve">calltree_common.py</w:t>
+      </w:r>
+      <w:r>
+        <w:t xml:space="preserve">’s</w:t>
+      </w:r>
+      <w:r>
+        <w:t xml:space="preserve"> </w:t>
+      </w:r>
+      <w:r>
+        <w:rPr>
+          <w:rStyle w:val="VerbatimChar"/>
+        </w:rPr>
+        <w:t xml:space="preserve">KERNEL_LAUNCH_LABEL_SUBSTRINGS</w:t>
+      </w:r>
+      <w:r>
+        <w:t xml:space="preserve"> </w:t>
+      </w:r>
+      <w:r>
+        <w:t xml:space="preserve">(alongside the</w:t>
+      </w:r>
+      <w:r>
+        <w:t xml:space="preserve"> </w:t>
+      </w:r>
+      <w:r>
+        <w:t xml:space="preserve">existing OpenACC</w:t>
+      </w:r>
+      <w:r>
+        <w:t xml:space="preserve"> </w:t>
+      </w:r>
+      <w:r>
+        <w:rPr>
+          <w:rStyle w:val="VerbatimChar"/>
+        </w:rPr>
+        <w:t xml:space="preserve">__cray_start_acc_kernel</w:t>
+      </w:r>
+      <w:r>
+        <w:t xml:space="preserve">) and to</w:t>
+      </w:r>
+      <w:r>
+        <w:t xml:space="preserve"> </w:t>
+      </w:r>
+      <w:r>
+        <w:rPr>
+          <w:rStyle w:val="VerbatimChar"/>
+        </w:rPr>
+        <w:t xml:space="preserve">extract_calltree.py</w:t>
+      </w:r>
+      <w:r>
+        <w:t xml:space="preserve">’s</w:t>
+      </w:r>
+      <w:r>
+        <w:t xml:space="preserve"> </w:t>
+      </w:r>
+      <w:r>
+        <w:rPr>
+          <w:rStyle w:val="VerbatimChar"/>
+        </w:rPr>
+        <w:t xml:space="preserve">GPU_NOISE_SUBSTRINGS</w:t>
+      </w:r>
+      <w:r>
+        <w:t xml:space="preserve">.</w:t>
+      </w:r>
+    </w:p>
+    <w:p>
+      <w:pPr>
+        <w:numPr>
+          <w:ilvl w:val="0"/>
+          <w:numId w:val="1009"/>
+        </w:numPr>
+        <w:pStyle w:val="Compact"/>
+      </w:pPr>
+      <w:r>
+        <w:t xml:space="preserve">Beneath it, on</w:t>
+      </w:r>
+      <w:r>
+        <w:t xml:space="preserve"> </w:t>
+      </w:r>
+      <w:r>
+        <w:rPr>
+          <w:rStyle w:val="VerbatimChar"/>
+        </w:rPr>
+        <w:t xml:space="preserve">amd</w:t>
+      </w:r>
+      <w:r>
+        <w:t xml:space="preserve"> </w:t>
+      </w:r>
+      <w:r>
+        <w:t xml:space="preserve">builds only, a chain of unfiltered LLVM AMDGPU-offload-plugin internals</w:t>
+      </w:r>
+      <w:r>
+        <w:t xml:space="preserve"> </w:t>
+      </w:r>
+      <w:r>
+        <w:t xml:space="preserve">showed up (</w:t>
+      </w:r>
+      <w:r>
+        <w:rPr>
+          <w:rStyle w:val="VerbatimChar"/>
+        </w:rPr>
+        <w:t xml:space="preserve">PluginManager::getDevice</w:t>
+      </w:r>
+      <w:r>
+        <w:t xml:space="preserve">,</w:t>
+      </w:r>
+      <w:r>
+        <w:t xml:space="preserve"> </w:t>
+      </w:r>
+      <w:r>
+        <w:rPr>
+          <w:rStyle w:val="VerbatimChar"/>
+        </w:rPr>
+        <w:t xml:space="preserve">DeviceTy::loadBinary</w:t>
+      </w:r>
+      <w:r>
+        <w:t xml:space="preserve">, several</w:t>
+      </w:r>
+      <w:r>
+        <w:t xml:space="preserve"> </w:t>
+      </w:r>
+      <w:r>
+        <w:rPr>
+          <w:rStyle w:val="VerbatimChar"/>
+        </w:rPr>
+        <w:t xml:space="preserve">llvm::omp::target::plugin::*</w:t>
+      </w:r>
+      <w:r>
+        <w:t xml:space="preserve"> </w:t>
+      </w:r>
+      <w:r>
+        <w:t xml:space="preserve">methods) — pure GPU-runtime plumbing, the OpenMP-offload</w:t>
+      </w:r>
+      <w:r>
+        <w:t xml:space="preserve"> </w:t>
+      </w:r>
+      <w:r>
+        <w:t xml:space="preserve">equivalent of the already-filtered</w:t>
+      </w:r>
+      <w:r>
+        <w:t xml:space="preserve"> </w:t>
+      </w:r>
+      <w:r>
+        <w:rPr>
+          <w:rStyle w:val="VerbatimChar"/>
+        </w:rPr>
+        <w:t xml:space="preserve">rocprofiler::</w:t>
+      </w:r>
+      <w:r>
+        <w:t xml:space="preserve">/HIP internals. Added to</w:t>
+      </w:r>
+      <w:r>
+        <w:t xml:space="preserve"> </w:t>
+      </w:r>
+      <w:r>
+        <w:rPr>
+          <w:rStyle w:val="VerbatimChar"/>
+        </w:rPr>
+        <w:t xml:space="preserve">GPU_NOISE_SUBSTRINGS</w:t>
+      </w:r>
+      <w:r>
+        <w:t xml:space="preserve">.</w:t>
+      </w:r>
+    </w:p>
+    <w:p>
+      <w:pPr>
+        <w:numPr>
+          <w:ilvl w:val="0"/>
+          <w:numId w:val="1009"/>
+        </w:numPr>
+        <w:pStyle w:val="Compact"/>
+      </w:pPr>
+      <w:r>
+        <w:t xml:space="preserve">On</w:t>
+      </w:r>
+      <w:r>
+        <w:t xml:space="preserve"> </w:t>
+      </w:r>
+      <w:r>
+        <w:rPr>
+          <w:rStyle w:val="VerbatimChar"/>
+        </w:rPr>
+        <w:t xml:space="preserve">cray</w:t>
+      </w:r>
+      <w:r>
+        <w:t xml:space="preserve"> </w:t>
+      </w:r>
+      <w:r>
+        <w:t xml:space="preserve">builds,</w:t>
+      </w:r>
+      <w:r>
+        <w:t xml:space="preserve"> </w:t>
+      </w:r>
+      <w:r>
+        <w:rPr>
+          <w:rStyle w:val="VerbatimChar"/>
+        </w:rPr>
+        <w:t xml:space="preserve">hotspots.txt</w:t>
+      </w:r>
+      <w:r>
+        <w:t xml:space="preserve">’s</w:t>
+      </w:r>
+      <w:r>
+        <w:t xml:space="preserve"> </w:t>
+      </w:r>
+      <w:r>
+        <w:t xml:space="preserve">“</w:t>
+      </w:r>
+      <w:r>
+        <w:t xml:space="preserve">CPU compute hotspots</w:t>
+      </w:r>
+      <w:r>
+        <w:t xml:space="preserve">”</w:t>
+      </w:r>
+      <w:r>
+        <w:t xml:space="preserve"> </w:t>
+      </w:r>
+      <w:r>
+        <w:t xml:space="preserve">and</w:t>
+      </w:r>
+      <w:r>
+        <w:t xml:space="preserve"> </w:t>
+      </w:r>
+      <w:r>
+        <w:t xml:space="preserve">“</w:t>
+      </w:r>
+      <w:r>
+        <w:t xml:space="preserve">CPU load imbalance</w:t>
+      </w:r>
+      <w:r>
+        <w:t xml:space="preserve">”</w:t>
+      </w:r>
+      <w:r>
+        <w:t xml:space="preserve"> </w:t>
+      </w:r>
+      <w:r>
+        <w:t xml:space="preserve">tables were</w:t>
+      </w:r>
+      <w:r>
+        <w:t xml:space="preserve"> </w:t>
+      </w:r>
+      <w:r>
+        <w:t xml:space="preserve">polluted with AMD’s GPU-kernel-JIT-compilation internals — the clang/LLVM frontend + comgr</w:t>
+      </w:r>
+      <w:r>
+        <w:t xml:space="preserve"> </w:t>
+      </w:r>
+      <w:r>
+        <w:t xml:space="preserve">pipeline that compiles GPU machine code on first kernel launch (</w:t>
+      </w:r>
+      <w:r>
+        <w:rPr>
+          <w:rStyle w:val="VerbatimChar"/>
+        </w:rPr>
+        <w:t xml:space="preserve">clang::CodeGen::    mergeDefaultFunctionDefinition</w:t>
+      </w:r>
+      <w:r>
+        <w:t xml:space="preserve">,</w:t>
+      </w:r>
+      <w:r>
+        <w:t xml:space="preserve"> </w:t>
+      </w:r>
+      <w:r>
+        <w:rPr>
+          <w:rStyle w:val="VerbatimChar"/>
+        </w:rPr>
+        <w:t xml:space="preserve">amd_comgr_iterate_map_metadata</w:t>
+      </w:r>
+      <w:r>
+        <w:t xml:space="preserve">, and a return-type-prefixed</w:t>
+      </w:r>
+      <w:r>
+        <w:t xml:space="preserve"> </w:t>
+      </w:r>
+      <w:r>
+        <w:rPr>
+          <w:rStyle w:val="VerbatimChar"/>
+        </w:rPr>
+        <w:t xml:space="preserve">int llvm::array_pod_sort_by_key(...)</w:t>
+      </w:r>
+      <w:r>
+        <w:t xml:space="preserve"> </w:t>
+      </w:r>
+      <w:r>
+        <w:t xml:space="preserve">that a</w:t>
+      </w:r>
+      <w:r>
+        <w:t xml:space="preserve"> </w:t>
+      </w:r>
+      <w:r>
+        <w:rPr>
+          <w:rStyle w:val="VerbatimChar"/>
+        </w:rPr>
+        <w:t xml:space="preserve">startswith</w:t>
+      </w:r>
+      <w:r>
+        <w:t xml:space="preserve">-only check can’t catch). Added a new</w:t>
+      </w:r>
+      <w:r>
+        <w:t xml:space="preserve"> </w:t>
+      </w:r>
+      <w:r>
+        <w:t xml:space="preserve">substring-matched</w:t>
+      </w:r>
+      <w:r>
+        <w:t xml:space="preserve"> </w:t>
+      </w:r>
+      <w:r>
+        <w:rPr>
+          <w:rStyle w:val="VerbatimChar"/>
+        </w:rPr>
+        <w:t xml:space="preserve">GPU_COMPILE_NOISE_SUBSTRINGS = ("clang::", "llvm::", "amd_comgr")</w:t>
+      </w:r>
+      <w:r>
+        <w:t xml:space="preserve"> </w:t>
+      </w:r>
+      <w:r>
+        <w:t xml:space="preserve">to</w:t>
+      </w:r>
+      <w:r>
+        <w:t xml:space="preserve"> </w:t>
+      </w:r>
+      <w:r>
+        <w:rPr>
+          <w:rStyle w:val="VerbatimChar"/>
+        </w:rPr>
+        <w:t xml:space="preserve">extract_CPU_hotspots.py</w:t>
+      </w:r>
+      <w:r>
+        <w:t xml:space="preserve">’s</w:t>
+      </w:r>
+      <w:r>
+        <w:t xml:space="preserve"> </w:t>
+      </w:r>
+      <w:r>
+        <w:rPr>
+          <w:rStyle w:val="VerbatimChar"/>
+        </w:rPr>
+        <w:t xml:space="preserve">is_gpu_entry()</w:t>
+      </w:r>
+      <w:r>
+        <w:t xml:space="preserve">, additive to the existing</w:t>
+      </w:r>
+      <w:r>
+        <w:t xml:space="preserve"> </w:t>
+      </w:r>
+      <w:r>
+        <w:rPr>
+          <w:rStyle w:val="VerbatimChar"/>
+        </w:rPr>
+        <w:t xml:space="preserve">startswith(GPU_API_    PREFIXES)</w:t>
+      </w:r>
+      <w:r>
+        <w:t xml:space="preserve"> </w:t>
+      </w:r>
+      <w:r>
+        <w:t xml:space="preserve">check — this also fixes</w:t>
+      </w:r>
+      <w:r>
+        <w:t xml:space="preserve"> </w:t>
+      </w:r>
+      <w:r>
+        <w:rPr>
+          <w:rStyle w:val="VerbatimChar"/>
+        </w:rPr>
+        <w:t xml:space="preserve">extract_hotspots.py</w:t>
+      </w:r>
+      <w:r>
+        <w:t xml:space="preserve"> </w:t>
+      </w:r>
+      <w:r>
+        <w:t xml:space="preserve">and</w:t>
+      </w:r>
+      <w:r>
+        <w:t xml:space="preserve"> </w:t>
+      </w:r>
+      <w:r>
+        <w:rPr>
+          <w:rStyle w:val="VerbatimChar"/>
+        </w:rPr>
+        <w:t xml:space="preserve">extract_pop_metrics.py</w:t>
+      </w:r>
+      <w:r>
+        <w:t xml:space="preserve"> </w:t>
+      </w:r>
+      <w:r>
+        <w:t xml:space="preserve">for free,</w:t>
+      </w:r>
+      <w:r>
+        <w:t xml:space="preserve"> </w:t>
+      </w:r>
+      <w:r>
+        <w:t xml:space="preserve">since both consume</w:t>
+      </w:r>
+      <w:r>
+        <w:t xml:space="preserve"> </w:t>
+      </w:r>
+      <w:r>
+        <w:rPr>
+          <w:rStyle w:val="VerbatimChar"/>
+        </w:rPr>
+        <w:t xml:space="preserve">cpu_tool</w:t>
+      </w:r>
+      <w:r>
+        <w:t xml:space="preserve">’s classification rather than reimplementing it.</w:t>
+      </w:r>
+    </w:p>
+    <w:p>
+      <w:pPr>
+        <w:numPr>
+          <w:ilvl w:val="0"/>
+          <w:numId w:val="1009"/>
+        </w:numPr>
+        <w:pStyle w:val="Compact"/>
+      </w:pPr>
+      <w:r>
+        <w:t xml:space="preserve">The two independently-maintained MPI-prefix lists disagreed:</w:t>
+      </w:r>
+      <w:r>
+        <w:t xml:space="preserve"> </w:t>
+      </w:r>
+      <w:r>
+        <w:rPr>
+          <w:rStyle w:val="VerbatimChar"/>
+        </w:rPr>
+        <w:t xml:space="preserve">extract_calltree.py</w:t>
+      </w:r>
+      <w:r>
+        <w:t xml:space="preserve">’s</w:t>
+      </w:r>
+      <w:r>
+        <w:t xml:space="preserve"> </w:t>
+      </w:r>
+      <w:r>
+        <w:rPr>
+          <w:rStyle w:val="VerbatimChar"/>
+        </w:rPr>
+        <w:t xml:space="preserve">MPI_PREFIXES</w:t>
+      </w:r>
+      <w:r>
+        <w:t xml:space="preserve"> </w:t>
+      </w:r>
+      <w:r>
+        <w:t xml:space="preserve">lowercases the label before comparing (case-insensitive), while</w:t>
+      </w:r>
+      <w:r>
+        <w:t xml:space="preserve"> </w:t>
+      </w:r>
+      <w:r>
+        <w:rPr>
+          <w:rStyle w:val="VerbatimChar"/>
+        </w:rPr>
+        <w:t xml:space="preserve">extract_pop_metrics.py</w:t>
+      </w:r>
+      <w:r>
+        <w:t xml:space="preserve">’s compared a hardcoded uppercase tuple against the raw label — a latent</w:t>
+      </w:r>
+      <w:r>
+        <w:t xml:space="preserve"> </w:t>
+      </w:r>
+      <w:r>
+        <w:t xml:space="preserve">bug that only happened not to misfire because every real MPI symbol observed so far is</w:t>
+      </w:r>
+      <w:r>
+        <w:t xml:space="preserve"> </w:t>
+      </w:r>
+      <w:r>
+        <w:t xml:space="preserve">already uppercase-prefixed. Reconciled both to the same lowercase set, with</w:t>
+      </w:r>
+      <w:r>
+        <w:t xml:space="preserve"> </w:t>
+      </w:r>
+      <w:r>
+        <w:rPr>
+          <w:rStyle w:val="VerbatimChar"/>
+        </w:rPr>
+        <w:t xml:space="preserve">extract_pop_metrics.py</w:t>
+      </w:r>
+      <w:r>
+        <w:t xml:space="preserve">’s call site now lowercasing before comparing.</w:t>
+      </w:r>
+    </w:p>
+    <w:p>
+      <w:pPr>
+        <w:pStyle w:val="FirstParagraph"/>
+      </w:pPr>
+      <w:r>
+        <w:t xml:space="preserve">Per the user’s feedback mid-review, two adjustments beyond the original 4 findings: Open MPI’s</w:t>
+      </w:r>
+      <w:r>
+        <w:t xml:space="preserve"> </w:t>
+      </w:r>
+      <w:r>
+        <w:t xml:space="preserve">well-documented internal-symbol prefixes (</w:t>
+      </w:r>
+      <w:r>
+        <w:rPr>
+          <w:rStyle w:val="VerbatimChar"/>
+        </w:rPr>
+        <w:t xml:space="preserve">ompi_</w:t>
+      </w:r>
+      <w:r>
+        <w:t xml:space="preserve">,</w:t>
+      </w:r>
+      <w:r>
+        <w:t xml:space="preserve"> </w:t>
+      </w:r>
+      <w:r>
+        <w:rPr>
+          <w:rStyle w:val="VerbatimChar"/>
+        </w:rPr>
+        <w:t xml:space="preserve">opal_</w:t>
+      </w:r>
+      <w:r>
+        <w:t xml:space="preserve">,</w:t>
+      </w:r>
+      <w:r>
+        <w:t xml:space="preserve"> </w:t>
+      </w:r>
+      <w:r>
+        <w:rPr>
+          <w:rStyle w:val="VerbatimChar"/>
+        </w:rPr>
+        <w:t xml:space="preserve">orte_</w:t>
+      </w:r>
+      <w:r>
+        <w:t xml:space="preserve">) were added proactively to both</w:t>
+      </w:r>
+      <w:r>
+        <w:t xml:space="preserve"> </w:t>
+      </w:r>
+      <w:r>
+        <w:t xml:space="preserve">reconciled</w:t>
+      </w:r>
+      <w:r>
+        <w:t xml:space="preserve"> </w:t>
+      </w:r>
+      <w:r>
+        <w:rPr>
+          <w:rStyle w:val="VerbatimChar"/>
+        </w:rPr>
+        <w:t xml:space="preserve">MPI_PREFIXES</w:t>
+      </w:r>
+      <w:r>
+        <w:t xml:space="preserve"> </w:t>
+      </w:r>
+      <w:r>
+        <w:t xml:space="preserve">lists as a</w:t>
+      </w:r>
+      <w:r>
+        <w:t xml:space="preserve"> </w:t>
+      </w:r>
+      <w:r>
+        <w:t xml:space="preserve">“</w:t>
+      </w:r>
+      <w:r>
+        <w:t xml:space="preserve">most probable</w:t>
+      </w:r>
+      <w:r>
+        <w:t xml:space="preserve">”</w:t>
+      </w:r>
+      <w:r>
+        <w:t xml:space="preserve"> </w:t>
+      </w:r>
+      <w:r>
+        <w:t xml:space="preserve">set, even though no real Open MPI capture</w:t>
+      </w:r>
+      <w:r>
+        <w:t xml:space="preserve"> </w:t>
+      </w:r>
+      <w:r>
+        <w:t xml:space="preserve">exists yet — deliberately matched via the same</w:t>
+      </w:r>
+      <w:r>
+        <w:t xml:space="preserve"> </w:t>
+      </w:r>
+      <w:r>
+        <w:rPr>
+          <w:rStyle w:val="VerbatimChar"/>
+        </w:rPr>
+        <w:t xml:space="preserve">startswith()</w:t>
+      </w:r>
+      <w:r>
+        <w:t xml:space="preserve"> </w:t>
+      </w:r>
+      <w:r>
+        <w:t xml:space="preserve">mechanism (not substring/</w:t>
+      </w:r>
+      <w:r>
+        <w:rPr>
+          <w:rStyle w:val="VerbatimChar"/>
+        </w:rPr>
+        <w:t xml:space="preserve">in</w:t>
+      </w:r>
+      <w:r>
+        <w:t xml:space="preserve">) the</w:t>
+      </w:r>
+      <w:r>
+        <w:t xml:space="preserve"> </w:t>
+      </w:r>
+      <w:r>
+        <w:t xml:space="preserve">MPICH prefixes already use, since the one real false-positive risk found while exploring</w:t>
+      </w:r>
+      <w:r>
+        <w:t xml:space="preserve"> </w:t>
+      </w:r>
+      <w:r>
+        <w:t xml:space="preserve">(</w:t>
+      </w:r>
+      <w:r>
+        <w:rPr>
+          <w:rStyle w:val="VerbatimChar"/>
+        </w:rPr>
+        <w:t xml:space="preserve">ompi_group_t</w:t>
+      </w:r>
+      <w:r>
+        <w:t xml:space="preserve"> </w:t>
+      </w:r>
+      <w:r>
+        <w:t xml:space="preserve">appearing mid-string inside rocprof-sys/timemory’s own generic GOTCHA-wrapper</w:t>
+      </w:r>
+      <w:r>
+        <w:t xml:space="preserve"> </w:t>
+      </w:r>
+      <w:r>
+        <w:t xml:space="preserve">template signature,</w:t>
+      </w:r>
+      <w:r>
+        <w:t xml:space="preserve"> </w:t>
+      </w:r>
+      <w:r>
+        <w:rPr>
+          <w:rStyle w:val="VerbatimChar"/>
+        </w:rPr>
+        <w:t xml:space="preserve">tim::component::gotcha&lt;101ul, int, ompi_group_t**&gt;(...)</w:t>
+      </w:r>
+      <w:r>
+        <w:t xml:space="preserve">) only ever occurs</w:t>
+      </w:r>
+      <w:r>
+        <w:t xml:space="preserve"> </w:t>
+      </w:r>
+      <w:r>
+        <w:t xml:space="preserve">mid-label, never at the start, so</w:t>
+      </w:r>
+      <w:r>
+        <w:t xml:space="preserve"> </w:t>
+      </w:r>
+      <w:r>
+        <w:rPr>
+          <w:rStyle w:val="VerbatimChar"/>
+        </w:rPr>
+        <w:t xml:space="preserve">startswith</w:t>
+      </w:r>
+      <w:r>
+        <w:t xml:space="preserve"> </w:t>
+      </w:r>
+      <w:r>
+        <w:t xml:space="preserve">naturally avoids it without extra guard logic.</w:t>
+      </w:r>
+    </w:p>
+    <w:p>
+      <w:pPr>
+        <w:pStyle w:val="BodyText"/>
+      </w:pPr>
+      <w:r>
+        <w:t xml:space="preserve">Explicitly deferred, not changed this pass: the generic, collision-prone GPU kernel name</w:t>
+      </w:r>
+      <w:r>
+        <w:t xml:space="preserve"> </w:t>
+      </w:r>
+      <w:r>
+        <w:rPr>
+          <w:rStyle w:val="VerbatimChar"/>
+        </w:rPr>
+        <w:t xml:space="preserve">"kernel"</w:t>
+      </w:r>
+      <w:r>
+        <w:t xml:space="preserve"> </w:t>
+      </w:r>
+      <w:r>
+        <w:t xml:space="preserve">from</w:t>
+      </w:r>
+      <w:r>
+        <w:t xml:space="preserve"> </w:t>
+      </w:r>
+      <w:r>
+        <w:rPr>
+          <w:rStyle w:val="VerbatimChar"/>
+        </w:rPr>
+        <w:t xml:space="preserve">cpp_app</w:t>
+      </w:r>
+      <w:r>
+        <w:t xml:space="preserve">’s</w:t>
+      </w:r>
+      <w:r>
+        <w:t xml:space="preserve"> </w:t>
+      </w:r>
+      <w:r>
+        <w:rPr>
+          <w:rStyle w:val="VerbatimChar"/>
+        </w:rPr>
+        <w:t xml:space="preserve">--hipstdpar</w:t>
+      </w:r>
+      <w:r>
+        <w:t xml:space="preserve"> </w:t>
+      </w:r>
+      <w:r>
+        <w:t xml:space="preserve">backend (a kernel-identification/anchor-attribution concern, not a</w:t>
+      </w:r>
+      <w:r>
+        <w:t xml:space="preserve"> </w:t>
+      </w:r>
+      <w:r>
+        <w:t xml:space="preserve">noise-filter concern — Cray has no stdpar-offload path at all, so</w:t>
+      </w:r>
+      <w:r>
+        <w:t xml:space="preserve"> </w:t>
+      </w:r>
+      <w:r>
+        <w:rPr>
+          <w:rStyle w:val="VerbatimChar"/>
+        </w:rPr>
+        <w:t xml:space="preserve">CPP_cray</w:t>
+      </w:r>
+      <w:r>
+        <w:t xml:space="preserve"> </w:t>
+      </w:r>
+      <w:r>
+        <w:t xml:space="preserve">correctly shows no such</w:t>
+      </w:r>
+      <w:r>
+        <w:t xml:space="preserve"> </w:t>
+      </w:r>
+      <w:r>
+        <w:t xml:space="preserve">dispatch);</w:t>
+      </w:r>
+      <w:r>
+        <w:t xml:space="preserve"> </w:t>
+      </w:r>
+      <w:r>
+        <w:rPr>
+          <w:rStyle w:val="VerbatimChar"/>
+        </w:rPr>
+        <w:t xml:space="preserve">__internal_tgt_target_teams</w:t>
+      </w:r>
+      <w:r>
+        <w:t xml:space="preserve"> </w:t>
+      </w:r>
+      <w:r>
+        <w:t xml:space="preserve">(present in Cray’s real symbol table but never actually hit</w:t>
+      </w:r>
+      <w:r>
+        <w:t xml:space="preserve"> </w:t>
+      </w:r>
+      <w:r>
+        <w:t xml:space="preserve">in any of the 6 rendered outputs, so not added per this project’s</w:t>
+      </w:r>
+      <w:r>
+        <w:t xml:space="preserve"> </w:t>
+      </w:r>
+      <w:r>
+        <w:t xml:space="preserve">“</w:t>
+      </w:r>
+      <w:r>
+        <w:t xml:space="preserve">observed in exercised data</w:t>
+      </w:r>
+      <w:r>
+        <w:t xml:space="preserve">”</w:t>
+      </w:r>
+      <w:r>
+        <w:t xml:space="preserve"> </w:t>
+      </w:r>
+      <w:r>
+        <w:t xml:space="preserve">bar);</w:t>
+      </w:r>
+      <w:r>
+        <w:t xml:space="preserve"> </w:t>
+      </w:r>
+      <w:r>
+        <w:rPr>
+          <w:rStyle w:val="VerbatimChar"/>
+        </w:rPr>
+        <w:t xml:space="preserve">_cce$noloop$form</w:t>
+      </w:r>
+      <w:r>
+        <w:t xml:space="preserve"> </w:t>
+      </w:r>
+      <w:r>
+        <w:t xml:space="preserve">and other compiler-specific kernel-name-mangling suffixes.</w:t>
+      </w:r>
+    </w:p>
+    <w:p>
+      <w:pPr>
+        <w:pStyle w:val="BodyText"/>
+      </w:pPr>
+      <w:r>
+        <w:t xml:space="preserve">Added fixture-based unit tests using the exact real symbol strings above (not invented) across</w:t>
+      </w:r>
+      <w:r>
+        <w:t xml:space="preserve"> </w:t>
+      </w:r>
+      <w:r>
+        <w:rPr>
+          <w:rStyle w:val="VerbatimChar"/>
+        </w:rPr>
+        <w:t xml:space="preserve">test_calltree_common.py</w:t>
+      </w:r>
+      <w:r>
+        <w:t xml:space="preserve">,</w:t>
+      </w:r>
+      <w:r>
+        <w:t xml:space="preserve"> </w:t>
+      </w:r>
+      <w:r>
+        <w:rPr>
+          <w:rStyle w:val="VerbatimChar"/>
+        </w:rPr>
+        <w:t xml:space="preserve">test_extract_calltree.py</w:t>
+      </w:r>
+      <w:r>
+        <w:t xml:space="preserve">,</w:t>
+      </w:r>
+      <w:r>
+        <w:t xml:space="preserve"> </w:t>
+      </w:r>
+      <w:r>
+        <w:rPr>
+          <w:rStyle w:val="VerbatimChar"/>
+        </w:rPr>
+        <w:t xml:space="preserve">test_extract_CPU_hotspots.py</w:t>
+      </w:r>
+      <w:r>
+        <w:t xml:space="preserve">, and</w:t>
+      </w:r>
+      <w:r>
+        <w:t xml:space="preserve"> </w:t>
+      </w:r>
+      <w:r>
+        <w:rPr>
+          <w:rStyle w:val="VerbatimChar"/>
+        </w:rPr>
+        <w:t xml:space="preserve">test_extract_pop_metrics.py</w:t>
+      </w:r>
+      <w:r>
+        <w:t xml:space="preserve"> </w:t>
+      </w:r>
+      <w:r>
+        <w:t xml:space="preserve">(the last via a new small fixture,</w:t>
+      </w:r>
+      <w:r>
+        <w:t xml:space="preserve"> </w:t>
+      </w:r>
+      <w:r>
+        <w:rPr>
+          <w:rStyle w:val="VerbatimChar"/>
+        </w:rPr>
+        <w:t xml:space="preserve">tests/fixtures/pop_mpi_prefix_reconciliation/</w:t>
+      </w:r>
+      <w:r>
+        <w:t xml:space="preserve">, since reusing the existing</w:t>
+      </w:r>
+      <w:r>
+        <w:t xml:space="preserve"> </w:t>
+      </w:r>
+      <w:r>
+        <w:rPr>
+          <w:rStyle w:val="VerbatimChar"/>
+        </w:rPr>
+        <w:t xml:space="preserve">pop_ref_2rank</w:t>
+      </w:r>
+      <w:r>
+        <w:t xml:space="preserve"> </w:t>
+      </w:r>
+      <w:r>
+        <w:t xml:space="preserve">fixture</w:t>
+      </w:r>
+      <w:r>
+        <w:t xml:space="preserve"> </w:t>
+      </w:r>
+      <w:r>
+        <w:t xml:space="preserve">would have broken its own carefully-computed arithmetic assertions). Full suite: 286 tests, all</w:t>
+      </w:r>
+      <w:r>
+        <w:t xml:space="preserve"> </w:t>
+      </w:r>
+      <w:r>
+        <w:t xml:space="preserve">passing.</w:t>
+      </w:r>
+    </w:p>
+    <w:p>
+      <w:pPr>
+        <w:pStyle w:val="BodyText"/>
+      </w:pPr>
+      <w:r>
+        <w:t xml:space="preserve">Unlike the</w:t>
+      </w:r>
+      <w:r>
+        <w:t xml:space="preserve"> </w:t>
+      </w:r>
+      <w:r>
+        <w:rPr>
+          <w:rStyle w:val="VerbatimChar"/>
+        </w:rPr>
+        <w:t xml:space="preserve">test_apps/</w:t>
+      </w:r>
+      <w:r>
+        <w:t xml:space="preserve"> </w:t>
+      </w:r>
+      <w:r>
+        <w:t xml:space="preserve">binaries themselves, the postprocessing tools are pure Python with no</w:t>
+      </w:r>
+      <w:r>
+        <w:t xml:space="preserve"> </w:t>
+      </w:r>
+      <w:r>
+        <w:t xml:space="preserve">ROCm/HPC dependency, so — per the user’s explicit instruction — this round’s verification went</w:t>
+      </w:r>
+      <w:r>
+        <w:t xml:space="preserve"> </w:t>
+      </w:r>
+      <w:r>
+        <w:t xml:space="preserve">beyond unit tests:</w:t>
+      </w:r>
+      <w:r>
+        <w:t xml:space="preserve"> </w:t>
+      </w:r>
+      <w:r>
+        <w:rPr>
+          <w:rStyle w:val="VerbatimChar"/>
+        </w:rPr>
+        <w:t xml:space="preserve">extract_calltree.py</w:t>
+      </w:r>
+      <w:r>
+        <w:t xml:space="preserve">,</w:t>
+      </w:r>
+      <w:r>
+        <w:t xml:space="preserve"> </w:t>
+      </w:r>
+      <w:r>
+        <w:rPr>
+          <w:rStyle w:val="VerbatimChar"/>
+        </w:rPr>
+        <w:t xml:space="preserve">extract_calltree_traced.py</w:t>
+      </w:r>
+      <w:r>
+        <w:t xml:space="preserve">,</w:t>
+      </w:r>
+      <w:r>
+        <w:t xml:space="preserve"> </w:t>
+      </w:r>
+      <w:r>
+        <w:rPr>
+          <w:rStyle w:val="VerbatimChar"/>
+        </w:rPr>
+        <w:t xml:space="preserve">extract_hotspots.py</w:t>
+      </w:r>
+      <w:r>
+        <w:t xml:space="preserve">, and</w:t>
+      </w:r>
+      <w:r>
+        <w:t xml:space="preserve"> </w:t>
+      </w:r>
+      <w:r>
+        <w:rPr>
+          <w:rStyle w:val="VerbatimChar"/>
+        </w:rPr>
+        <w:t xml:space="preserve">extract_pop_metrics.py</w:t>
+      </w:r>
+      <w:r>
+        <w:t xml:space="preserve"> </w:t>
+      </w:r>
+      <w:r>
+        <w:t xml:space="preserve">were re-run against all 6 real captured directories, overwriting</w:t>
+      </w:r>
+      <w:r>
+        <w:t xml:space="preserve"> </w:t>
+      </w:r>
+      <w:r>
+        <w:rPr>
+          <w:rStyle w:val="VerbatimChar"/>
+        </w:rPr>
+        <w:t xml:space="preserve">calltree.txt</w:t>
+      </w:r>
+      <w:r>
+        <w:t xml:space="preserve">/</w:t>
+      </w:r>
+      <w:r>
+        <w:rPr>
+          <w:rStyle w:val="VerbatimChar"/>
+        </w:rPr>
+        <w:t xml:space="preserve">hotspots.txt</w:t>
+      </w:r>
+      <w:r>
+        <w:t xml:space="preserve"> </w:t>
+      </w:r>
+      <w:r>
+        <w:t xml:space="preserve">in place with the newly filtered output for the user to inspect</w:t>
+      </w:r>
+      <w:r>
+        <w:t xml:space="preserve"> </w:t>
+      </w:r>
+      <w:r>
+        <w:t xml:space="preserve">directly. Confirmed real effects, not just passing tests: on</w:t>
+      </w:r>
+      <w:r>
+        <w:t xml:space="preserve"> </w:t>
+      </w:r>
+      <w:r>
+        <w:rPr>
+          <w:rStyle w:val="VerbatimChar"/>
+        </w:rPr>
+        <w:t xml:space="preserve">profile_hotspots_C_cray</w:t>
+      </w:r>
+      <w:r>
+        <w:t xml:space="preserve">,</w:t>
+      </w:r>
+      <w:r>
+        <w:t xml:space="preserve"> </w:t>
+      </w:r>
+      <w:r>
+        <w:t xml:space="preserve">“</w:t>
+      </w:r>
+      <w:r>
+        <w:t xml:space="preserve">CPU compute</w:t>
+      </w:r>
+      <w:r>
+        <w:t xml:space="preserve"> </w:t>
+      </w:r>
+      <w:r>
+        <w:t xml:space="preserve">hotspots</w:t>
+      </w:r>
+      <w:r>
+        <w:t xml:space="preserve">”</w:t>
+      </w:r>
+      <w:r>
+        <w:t xml:space="preserve"> </w:t>
+      </w:r>
+      <w:r>
+        <w:t xml:space="preserve">dropped from 275 to 165 entries and</w:t>
+      </w:r>
+      <w:r>
+        <w:t xml:space="preserve"> </w:t>
+      </w:r>
+      <w:r>
+        <w:t xml:space="preserve">“</w:t>
+      </w:r>
+      <w:r>
+        <w:t xml:space="preserve">GPU API/launch overhead</w:t>
+      </w:r>
+      <w:r>
+        <w:t xml:space="preserve">”</w:t>
+      </w:r>
+      <w:r>
+        <w:t xml:space="preserve"> </w:t>
+      </w:r>
+      <w:r>
+        <w:t xml:space="preserve">grew from 88 to 198 (110</w:t>
+      </w:r>
+      <w:r>
+        <w:t xml:space="preserve"> </w:t>
+      </w:r>
+      <w:r>
+        <w:t xml:space="preserve">compiler-JIT frames correctly reclassified);</w:t>
+      </w:r>
+      <w:r>
+        <w:t xml:space="preserve"> </w:t>
+      </w:r>
+      <w:r>
+        <w:rPr>
+          <w:rStyle w:val="VerbatimChar"/>
+        </w:rPr>
+        <w:t xml:space="preserve">profile_hotspots_fortran_cray</w:t>
+      </w:r>
+      <w:r>
+        <w:t xml:space="preserve"> </w:t>
+      </w:r>
+      <w:r>
+        <w:t xml:space="preserve">showed the same pattern</w:t>
+      </w:r>
+      <w:r>
+        <w:t xml:space="preserve"> </w:t>
+      </w:r>
+      <w:r>
+        <w:t xml:space="preserve">(262→137 / 68→193). All 6</w:t>
+      </w:r>
+      <w:r>
+        <w:t xml:space="preserve"> </w:t>
+      </w:r>
+      <w:r>
+        <w:rPr>
+          <w:rStyle w:val="VerbatimChar"/>
+        </w:rPr>
+        <w:t xml:space="preserve">calltree.txt</w:t>
+      </w:r>
+      <w:r>
+        <w:t xml:space="preserve"> </w:t>
+      </w:r>
+      <w:r>
+        <w:t xml:space="preserve">files lost the</w:t>
+      </w:r>
+      <w:r>
+        <w:t xml:space="preserve"> </w:t>
+      </w:r>
+      <w:r>
+        <w:rPr>
+          <w:rStyle w:val="VerbatimChar"/>
+        </w:rPr>
+        <w:t xml:space="preserve">__tgt_target_kernel</w:t>
+      </w:r>
+      <w:r>
+        <w:t xml:space="preserve">/LLVM-offload-plugin</w:t>
+      </w:r>
+      <w:r>
+        <w:t xml:space="preserve"> </w:t>
+      </w:r>
+      <w:r>
+        <w:t xml:space="preserve">noise with zero regressions to kernel-anchor attribution (</w:t>
+      </w:r>
+      <w:r>
+        <w:rPr>
+          <w:rStyle w:val="VerbatimChar"/>
+        </w:rPr>
+        <w:t xml:space="preserve">grep -c "no owning subroutine"</w:t>
+      </w:r>
+      <w:r>
+        <w:t xml:space="preserve"> </w:t>
+      </w:r>
+      <w:r>
+        <w:t xml:space="preserve">stayed 0</w:t>
+      </w:r>
+      <w:r>
+        <w:t xml:space="preserve"> </w:t>
+      </w:r>
+      <w:r>
+        <w:t xml:space="preserve">across all 6, both before and after) and zero real application labels (</w:t>
+      </w:r>
+      <w:r>
+        <w:rPr>
+          <w:rStyle w:val="VerbatimChar"/>
+        </w:rPr>
+        <w:t xml:space="preserve">run_simulation</w:t>
+      </w:r>
+      <w:r>
+        <w:t xml:space="preserve">,</w:t>
+      </w:r>
+      <w:r>
+        <w:t xml:space="preserve"> </w:t>
+      </w:r>
+      <w:r>
+        <w:rPr>
+          <w:rStyle w:val="VerbatimChar"/>
+        </w:rPr>
+        <w:t xml:space="preserve">launch_omp_kernel</w:t>
+      </w:r>
+      <w:r>
+        <w:t xml:space="preserve">/</w:t>
+      </w:r>
+      <w:r>
+        <w:rPr>
+          <w:rStyle w:val="VerbatimChar"/>
+        </w:rPr>
+        <w:t xml:space="preserve">launch_backend_kernel</w:t>
+      </w:r>
+      <w:r>
+        <w:t xml:space="preserve">,</w:t>
+      </w:r>
+      <w:r>
+        <w:t xml:space="preserve"> </w:t>
+      </w:r>
+      <w:r>
+        <w:rPr>
+          <w:rStyle w:val="VerbatimChar"/>
+        </w:rPr>
+        <w:t xml:space="preserve">MPI_Allreduce</w:t>
+      </w:r>
+      <w:r>
+        <w:t xml:space="preserve">/</w:t>
+      </w:r>
+      <w:r>
+        <w:rPr>
+          <w:rStyle w:val="VerbatimChar"/>
+        </w:rPr>
+        <w:t xml:space="preserve">mpi_allreduce_</w:t>
+      </w:r>
+      <w:r>
+        <w:t xml:space="preserve">,</w:t>
+      </w:r>
+      <w:r>
+        <w:t xml:space="preserve"> </w:t>
+      </w:r>
+      <w:r>
+        <w:rPr>
+          <w:rStyle w:val="VerbatimChar"/>
+        </w:rPr>
+        <w:t xml:space="preserve">stencil_kernel</w:t>
+      </w:r>
+      <w:r>
+        <w:t xml:space="preserve">)</w:t>
+      </w:r>
+      <w:r>
+        <w:t xml:space="preserve"> </w:t>
+      </w:r>
+      <w:r>
+        <w:t xml:space="preserve">lost.</w:t>
+      </w:r>
+      <w:r>
+        <w:t xml:space="preserve"> </w:t>
+      </w:r>
+      <w:r>
+        <w:rPr>
+          <w:rStyle w:val="VerbatimChar"/>
+        </w:rPr>
+        <w:t xml:space="preserve">extract_calltree_traced.py</w:t>
+      </w:r>
+      <w:r>
+        <w:t xml:space="preserve">’s output was also inspected specifically to resolve an open</w:t>
+      </w:r>
+      <w:r>
+        <w:t xml:space="preserve"> </w:t>
+      </w:r>
+      <w:r>
+        <w:t xml:space="preserve">question raised during planning — whether its wall_clock/instrumented data source (which lacks</w:t>
+      </w:r>
+      <w:r>
+        <w:t xml:space="preserve"> </w:t>
+      </w:r>
+      <w:r>
+        <w:rPr>
+          <w:rStyle w:val="VerbatimChar"/>
+        </w:rPr>
+        <w:t xml:space="preserve">extract_calltree.py</w:t>
+      </w:r>
+      <w:r>
+        <w:t xml:space="preserve">’s broadened</w:t>
+      </w:r>
+      <w:r>
+        <w:t xml:space="preserve"> </w:t>
+      </w:r>
+      <w:r>
+        <w:rPr>
+          <w:rStyle w:val="VerbatimChar"/>
+        </w:rPr>
+        <w:t xml:space="preserve">GPU_NOISE_SUBSTRINGS</w:t>
+      </w:r>
+      <w:r>
+        <w:t xml:space="preserve">) also leaks the OpenMP-offload-plugin</w:t>
+      </w:r>
+      <w:r>
+        <w:t xml:space="preserve"> </w:t>
+      </w:r>
+      <w:r>
+        <w:t xml:space="preserve">frames: it does not, because its instrumented (not sampled) call tree never reaches that depth at</w:t>
+      </w:r>
+      <w:r>
+        <w:t xml:space="preserve"> </w:t>
+      </w:r>
+      <w:r>
+        <w:t xml:space="preserve">all in this data — it jumps straight from the CPU parent frame to the</w:t>
+      </w:r>
+      <w:r>
+        <w:t xml:space="preserve"> </w:t>
+      </w:r>
+      <w:r>
+        <w:rPr>
+          <w:rStyle w:val="VerbatimChar"/>
+        </w:rPr>
+        <w:t xml:space="preserve">[GPU kernels -- rocprofv3]</w:t>
+      </w:r>
+      <w:r>
+        <w:t xml:space="preserve"> </w:t>
+      </w:r>
+      <w:r>
+        <w:t xml:space="preserve">bucket, without an intermediate</w:t>
+      </w:r>
+      <w:r>
+        <w:t xml:space="preserve"> </w:t>
+      </w:r>
+      <w:r>
+        <w:rPr>
+          <w:rStyle w:val="VerbatimChar"/>
+        </w:rPr>
+        <w:t xml:space="preserve">__tgt_target_kernel</w:t>
+      </w:r>
+      <w:r>
+        <w:t xml:space="preserve">/plugin-chain node ever appearing — so no</w:t>
+      </w:r>
+      <w:r>
+        <w:t xml:space="preserve"> </w:t>
+      </w:r>
+      <w:r>
+        <w:t xml:space="preserve">further change to that tool was needed this pass.</w:t>
+      </w:r>
+    </w:p>
+    <w:p>
+      <w:pPr>
+        <w:pStyle w:val="BodyText"/>
+      </w:pPr>
+      <w:r>
+        <w:t xml:space="preserve">This is real reprocessing of already-captured data, not a new live HPC capture — per this project’s</w:t>
+      </w:r>
+      <w:r>
+        <w:t xml:space="preserve"> </w:t>
+      </w:r>
+      <w:r>
+        <w:t xml:space="preserve">convention against overclaiming</w:t>
+      </w:r>
+      <w:r>
+        <w:t xml:space="preserve"> </w:t>
+      </w:r>
+      <w:r>
+        <w:t xml:space="preserve">“</w:t>
+      </w:r>
+      <w:r>
+        <w:t xml:space="preserve">verified</w:t>
+      </w:r>
+      <w:r>
+        <w:t xml:space="preserve">”</w:t>
+      </w:r>
+      <w:r>
+        <w:t xml:space="preserve"> </w:t>
+      </w:r>
+      <w:r>
+        <w:t xml:space="preserve">status, that distinction matters: the fixes are confirmed</w:t>
+      </w:r>
+      <w:r>
+        <w:t xml:space="preserve"> </w:t>
+      </w:r>
+      <w:r>
+        <w:t xml:space="preserve">against real rocprof-sys/rocprofv3 output, but no new</w:t>
+      </w:r>
+      <w:r>
+        <w:t xml:space="preserve"> </w:t>
+      </w:r>
+      <w:r>
+        <w:rPr>
+          <w:rStyle w:val="VerbatimChar"/>
+        </w:rPr>
+        <w:t xml:space="preserve">rocprofv3</w:t>
+      </w:r>
+      <w:r>
+        <w:t xml:space="preserve">/</w:t>
+      </w:r>
+      <w:r>
+        <w:rPr>
+          <w:rStyle w:val="VerbatimChar"/>
+        </w:rPr>
+        <w:t xml:space="preserve">rocprof-sys</w:t>
+      </w:r>
+      <w:r>
+        <w:t xml:space="preserve"> </w:t>
+      </w:r>
+      <w:r>
+        <w:t xml:space="preserve">run was taken inside</w:t>
+      </w:r>
+      <w:r>
+        <w:t xml:space="preserve"> </w:t>
+      </w:r>
+      <w:r>
+        <w:t xml:space="preserve">this change.</w:t>
+      </w:r>
+    </w:p>
+    <w:bookmarkEnd w:id="59"/>
+    <w:bookmarkStart w:id="60" w:name="Xb3c988d75e0404ea073c16d2124e488dd3665c9"/>
+    <w:p>
+      <w:pPr>
+        <w:pStyle w:val="Heading2"/>
+      </w:pPr>
+      <w:r>
+        <w:t xml:space="preserve">2026-08-12 — Follow-up: shared rocprof-sys/GOTCHA wrapper-noise filtering across tools</w:t>
+      </w:r>
+    </w:p>
+    <w:p>
+      <w:pPr>
+        <w:pStyle w:val="FirstParagraph"/>
+      </w:pPr>
+      <w:r>
+        <w:t xml:space="preserve">Two follow-up questions from inspecting the newly-filtered real output above led to one more fix.</w:t>
+      </w:r>
+      <w:r>
+        <w:t xml:space="preserve"> </w:t>
+      </w:r>
+      <w:r>
+        <w:t xml:space="preserve">First: an unrelated</w:t>
+      </w:r>
+      <w:r>
+        <w:t xml:space="preserve"> </w:t>
+      </w:r>
+      <w:r>
+        <w:rPr>
+          <w:rStyle w:val="VerbatimChar"/>
+        </w:rPr>
+        <w:t xml:space="preserve">std::pair&lt;std::_Rb_tree_iterator&lt;int&gt;, bool&gt; std::_Rb_tree&lt;...&gt;</w:t>
+      </w:r>
+      <w:r>
+        <w:t xml:space="preserve"> </w:t>
+      </w:r>
+      <w:r>
+        <w:t xml:space="preserve">chain</w:t>
+      </w:r>
+      <w:r>
+        <w:t xml:space="preserve"> </w:t>
+      </w:r>
+      <w:r>
+        <w:t xml:space="preserve">polluting the</w:t>
+      </w:r>
+      <w:r>
+        <w:t xml:space="preserve"> </w:t>
+      </w:r>
+      <w:r>
+        <w:rPr>
+          <w:rStyle w:val="VerbatimChar"/>
+        </w:rPr>
+        <w:t xml:space="preserve">amd</w:t>
+      </w:r>
+      <w:r>
+        <w:t xml:space="preserve"> </w:t>
+      </w:r>
+      <w:r>
+        <w:t xml:space="preserve">builds’</w:t>
+      </w:r>
+      <w:r>
+        <w:t xml:space="preserve"> </w:t>
+      </w:r>
+      <w:r>
+        <w:rPr>
+          <w:rStyle w:val="VerbatimChar"/>
+        </w:rPr>
+        <w:t xml:space="preserve">calltree.txt</w:t>
+      </w:r>
+      <w:r>
+        <w:t xml:space="preserve"> </w:t>
+      </w:r>
+      <w:r>
+        <w:t xml:space="preserve">turned out not to be a filtering gap at all — checking</w:t>
+      </w:r>
+      <w:r>
+        <w:t xml:space="preserve"> </w:t>
+      </w:r>
+      <w:r>
+        <w:t xml:space="preserve">the raw</w:t>
+      </w:r>
+      <w:r>
+        <w:t xml:space="preserve"> </w:t>
+      </w:r>
+      <w:r>
+        <w:rPr>
+          <w:rStyle w:val="VerbatimChar"/>
+        </w:rPr>
+        <w:t xml:space="preserve">rocprof-sys/sampling_wall_clock-*.txt</w:t>
+      </w:r>
+      <w:r>
+        <w:t xml:space="preserve"> </w:t>
+      </w:r>
+      <w:r>
+        <w:t xml:space="preserve">files directly showed the pattern has zero</w:t>
+      </w:r>
+      <w:r>
+        <w:t xml:space="preserve"> </w:t>
+      </w:r>
+      <w:r>
+        <w:t xml:space="preserve">occurrences in any</w:t>
+      </w:r>
+      <w:r>
+        <w:t xml:space="preserve"> </w:t>
+      </w:r>
+      <w:r>
+        <w:rPr>
+          <w:rStyle w:val="VerbatimChar"/>
+        </w:rPr>
+        <w:t xml:space="preserve">cray</w:t>
+      </w:r>
+      <w:r>
+        <w:t xml:space="preserve"> </w:t>
+      </w:r>
+      <w:r>
+        <w:t xml:space="preserve">build’s raw data and 33-38 occurrences per rank in</w:t>
+      </w:r>
+      <w:r>
+        <w:t xml:space="preserve"> </w:t>
+      </w:r>
+      <w:r>
+        <w:rPr>
+          <w:rStyle w:val="VerbatimChar"/>
+        </w:rPr>
+        <w:t xml:space="preserve">amd</w:t>
+      </w:r>
+      <w:r>
+        <w:t xml:space="preserve"> </w:t>
+      </w:r>
+      <w:r>
+        <w:t xml:space="preserve">builds’, so</w:t>
+      </w:r>
+      <w:r>
+        <w:t xml:space="preserve"> </w:t>
+      </w:r>
+      <w:r>
+        <w:t xml:space="preserve">nothing in this project’s tools ever touched it; it’s real rocprof-sys/GOTCHA startup bookkeeping</w:t>
+      </w:r>
+      <w:r>
+        <w:t xml:space="preserve"> </w:t>
+      </w:r>
+      <w:r>
+        <w:t xml:space="preserve">(</w:t>
+      </w:r>
+      <w:r>
+        <w:rPr>
+          <w:rStyle w:val="VerbatimChar"/>
+        </w:rPr>
+        <w:t xml:space="preserve">std::map</w:t>
+      </w:r>
+      <w:r>
+        <w:t xml:space="preserve">/</w:t>
+      </w:r>
+      <w:r>
+        <w:rPr>
+          <w:rStyle w:val="VerbatimChar"/>
+        </w:rPr>
+        <w:t xml:space="preserve">std::set</w:t>
+      </w:r>
+      <w:r>
+        <w:t xml:space="preserve"> </w:t>
+      </w:r>
+      <w:r>
+        <w:t xml:space="preserve">registries populated via</w:t>
+      </w:r>
+      <w:r>
+        <w:t xml:space="preserve"> </w:t>
+      </w:r>
+      <w:r>
+        <w:rPr>
+          <w:rStyle w:val="VerbatimChar"/>
+        </w:rPr>
+        <w:t xml:space="preserve">get_library</w:t>
+      </w:r>
+      <w:r>
+        <w:t xml:space="preserve">/</w:t>
+      </w:r>
+      <w:r>
+        <w:rPr>
+          <w:rStyle w:val="VerbatimChar"/>
+        </w:rPr>
+        <w:t xml:space="preserve">create_hashtable</w:t>
+      </w:r>
+      <w:r>
+        <w:t xml:space="preserve">/</w:t>
+      </w:r>
+      <w:r>
+        <w:rPr>
+          <w:rStyle w:val="VerbatimChar"/>
+        </w:rPr>
+        <w:t xml:space="preserve">prepare_symbol</w:t>
+      </w:r>
+      <w:r>
+        <w:t xml:space="preserve">/</w:t>
+      </w:r>
+      <w:r>
+        <w:t xml:space="preserve"> </w:t>
+      </w:r>
+      <w:r>
+        <w:rPr>
+          <w:rStyle w:val="VerbatimChar"/>
+        </w:rPr>
+        <w:t xml:space="preserve">lookup_exported_symbol</w:t>
+      </w:r>
+      <w:r>
+        <w:t xml:space="preserve"> </w:t>
+      </w:r>
+      <w:r>
+        <w:t xml:space="preserve">— real GOTCHA API function names) that amd’s rocprof-sys build (ROCm 7.14</w:t>
+      </w:r>
+      <w:r>
+        <w:t xml:space="preserve"> </w:t>
+      </w:r>
+      <w:r>
+        <w:t xml:space="preserve">“</w:t>
+      </w:r>
+      <w:r>
+        <w:t xml:space="preserve">testing</w:t>
+      </w:r>
+      <w:r>
+        <w:t xml:space="preserve">”</w:t>
+      </w:r>
+      <w:r>
+        <w:t xml:space="preserve">) apparently samples into and Cray’s (ROCm 7.0.2 stock) doesn’t — left untouched this round</w:t>
+      </w:r>
+      <w:r>
+        <w:t xml:space="preserve"> </w:t>
+      </w:r>
+      <w:r>
+        <w:t xml:space="preserve">per the user’s explicit</w:t>
+      </w:r>
+      <w:r>
+        <w:t xml:space="preserve"> </w:t>
+      </w:r>
+      <w:r>
+        <w:t xml:space="preserve">“</w:t>
+      </w:r>
+      <w:r>
+        <w:t xml:space="preserve">do not touch the std::pair thingy yet,</w:t>
+      </w:r>
+      <w:r>
+        <w:t xml:space="preserve">”</w:t>
+      </w:r>
+      <w:r>
+        <w:t xml:space="preserve"> </w:t>
+      </w:r>
+      <w:r>
+        <w:t xml:space="preserve">since a safe fix needs to target the</w:t>
+      </w:r>
+      <w:r>
+        <w:t xml:space="preserve"> </w:t>
+      </w:r>
+      <w:r>
+        <w:t xml:space="preserve">GOTCHA-specific anchors, not a blanket</w:t>
+      </w:r>
+      <w:r>
+        <w:t xml:space="preserve"> </w:t>
+      </w:r>
+      <w:r>
+        <w:rPr>
+          <w:rStyle w:val="VerbatimChar"/>
+        </w:rPr>
+        <w:t xml:space="preserve">std::</w:t>
+      </w:r>
+      <w:r>
+        <w:t xml:space="preserve"> </w:t>
+      </w:r>
+      <w:r>
+        <w:t xml:space="preserve">filter that would also hide real application</w:t>
+      </w:r>
+      <w:r>
+        <w:t xml:space="preserve"> </w:t>
+      </w:r>
+      <w:r>
+        <w:rPr>
+          <w:rStyle w:val="VerbatimChar"/>
+        </w:rPr>
+        <w:t xml:space="preserve">std::map</w:t>
+      </w:r>
+      <w:r>
+        <w:t xml:space="preserve">/</w:t>
+      </w:r>
+      <w:r>
+        <w:rPr>
+          <w:rStyle w:val="VerbatimChar"/>
+        </w:rPr>
+        <w:t xml:space="preserve">std::vector</w:t>
+      </w:r>
+      <w:r>
+        <w:t xml:space="preserve">/etc. usage.</w:t>
+      </w:r>
+    </w:p>
+    <w:p>
+      <w:pPr>
+        <w:pStyle w:val="BodyText"/>
+      </w:pPr>
+      <w:r>
+        <w:t xml:space="preserve">Second, a real gap:</w:t>
+      </w:r>
+      <w:r>
+        <w:t xml:space="preserve"> </w:t>
+      </w:r>
+      <w:r>
+        <w:rPr>
+          <w:rStyle w:val="VerbatimChar"/>
+        </w:rPr>
+        <w:t xml:space="preserve">lookup_hashtable</w:t>
+      </w:r>
+      <w:r>
+        <w:t xml:space="preserve">/</w:t>
+      </w:r>
+      <w:r>
+        <w:rPr>
+          <w:rStyle w:val="VerbatimChar"/>
+        </w:rPr>
+        <w:t xml:space="preserve">lookup.constprop.0</w:t>
+      </w:r>
+      <w:r>
+        <w:t xml:space="preserve">/</w:t>
+      </w:r>
+      <w:r>
+        <w:rPr>
+          <w:rStyle w:val="VerbatimChar"/>
+        </w:rPr>
+        <w:t xml:space="preserve">gotcha_wrap</w:t>
+      </w:r>
+      <w:r>
+        <w:t xml:space="preserve">/</w:t>
+      </w:r>
+      <w:r>
+        <w:rPr>
+          <w:rStyle w:val="VerbatimChar"/>
+        </w:rPr>
+        <w:t xml:space="preserve">tim::...</w:t>
+      </w:r>
+      <w:r>
+        <w:t xml:space="preserve"> </w:t>
+      </w:r>
+      <w:r>
+        <w:t xml:space="preserve">were already</w:t>
+      </w:r>
+      <w:r>
+        <w:t xml:space="preserve"> </w:t>
+      </w:r>
+      <w:r>
+        <w:t xml:space="preserve">spliced out of</w:t>
+      </w:r>
+      <w:r>
+        <w:t xml:space="preserve"> </w:t>
+      </w:r>
+      <w:r>
+        <w:rPr>
+          <w:rStyle w:val="VerbatimChar"/>
+        </w:rPr>
+        <w:t xml:space="preserve">calltree.txt</w:t>
+      </w:r>
+      <w:r>
+        <w:t xml:space="preserve"> </w:t>
+      </w:r>
+      <w:r>
+        <w:t xml:space="preserve">by</w:t>
+      </w:r>
+      <w:r>
+        <w:t xml:space="preserve"> </w:t>
+      </w:r>
+      <w:r>
+        <w:rPr>
+          <w:rStyle w:val="VerbatimChar"/>
+        </w:rPr>
+        <w:t xml:space="preserve">extract_calltree.py</w:t>
+      </w:r>
+      <w:r>
+        <w:t xml:space="preserve">’s</w:t>
+      </w:r>
+      <w:r>
+        <w:t xml:space="preserve"> </w:t>
+      </w:r>
+      <w:r>
+        <w:rPr>
+          <w:rStyle w:val="VerbatimChar"/>
+        </w:rPr>
+        <w:t xml:space="preserve">ROCPROFSYS_WRAPPER_SUBSTRINGS</w:t>
+      </w:r>
+      <w:r>
+        <w:t xml:space="preserve">, but showed</w:t>
+      </w:r>
+      <w:r>
+        <w:t xml:space="preserve"> </w:t>
+      </w:r>
+      <w:r>
+        <w:t xml:space="preserve">up unfiltered in</w:t>
+      </w:r>
+      <w:r>
+        <w:t xml:space="preserve"> </w:t>
+      </w:r>
+      <w:r>
+        <w:rPr>
+          <w:rStyle w:val="VerbatimChar"/>
+        </w:rPr>
+        <w:t xml:space="preserve">hotspots.txt</w:t>
+      </w:r>
+      <w:r>
+        <w:t xml:space="preserve">’s</w:t>
+      </w:r>
+      <w:r>
+        <w:t xml:space="preserve"> </w:t>
+      </w:r>
+      <w:r>
+        <w:t xml:space="preserve">“</w:t>
+      </w:r>
+      <w:r>
+        <w:t xml:space="preserve">CPU compute hotspots</w:t>
+      </w:r>
+      <w:r>
+        <w:t xml:space="preserve">”</w:t>
+      </w:r>
+      <w:r>
+        <w:t xml:space="preserve"> </w:t>
+      </w:r>
+      <w:r>
+        <w:t xml:space="preserve">table, because</w:t>
+      </w:r>
+      <w:r>
+        <w:t xml:space="preserve"> </w:t>
+      </w:r>
+      <w:r>
+        <w:rPr>
+          <w:rStyle w:val="VerbatimChar"/>
+        </w:rPr>
+        <w:t xml:space="preserve">extract_CPU_hotspots.py</w:t>
+      </w:r>
+      <w:r>
+        <w:t xml:space="preserve"> </w:t>
+      </w:r>
+      <w:r>
+        <w:t xml:space="preserve">(which</w:t>
+      </w:r>
+      <w:r>
+        <w:t xml:space="preserve"> </w:t>
+      </w:r>
+      <w:r>
+        <w:rPr>
+          <w:rStyle w:val="VerbatimChar"/>
+        </w:rPr>
+        <w:t xml:space="preserve">extract_hotspots.py</w:t>
+      </w:r>
+      <w:r>
+        <w:t xml:space="preserve">/</w:t>
+      </w:r>
+      <w:r>
+        <w:rPr>
+          <w:rStyle w:val="VerbatimChar"/>
+        </w:rPr>
+        <w:t xml:space="preserve">extract_pop_metrics.py</w:t>
+      </w:r>
+      <w:r>
+        <w:t xml:space="preserve"> </w:t>
+      </w:r>
+      <w:r>
+        <w:t xml:space="preserve">both build on) had no concept of this noise</w:t>
+      </w:r>
+      <w:r>
+        <w:t xml:space="preserve"> </w:t>
+      </w:r>
+      <w:r>
+        <w:t xml:space="preserve">category at all — only</w:t>
+      </w:r>
+      <w:r>
+        <w:t xml:space="preserve"> </w:t>
+      </w:r>
+      <w:r>
+        <w:rPr>
+          <w:rStyle w:val="VerbatimChar"/>
+        </w:rPr>
+        <w:t xml:space="preserve">extract_calltree.py</w:t>
+      </w:r>
+      <w:r>
+        <w:t xml:space="preserve"> </w:t>
+      </w:r>
+      <w:r>
+        <w:t xml:space="preserve">had ever defined it. Rather than hand-copy the list a</w:t>
+      </w:r>
+      <w:r>
+        <w:t xml:space="preserve"> </w:t>
+      </w:r>
+      <w:r>
+        <w:t xml:space="preserve">second time (the same drift that had already happened once this session with</w:t>
+      </w:r>
+      <w:r>
+        <w:t xml:space="preserve"> </w:t>
+      </w:r>
+      <w:r>
+        <w:rPr>
+          <w:rStyle w:val="VerbatimChar"/>
+        </w:rPr>
+        <w:t xml:space="preserve">MPI_PREFIXES</w:t>
+      </w:r>
+      <w:r>
+        <w:t xml:space="preserve">),</w:t>
+      </w:r>
+      <w:r>
+        <w:t xml:space="preserve"> </w:t>
+      </w:r>
+      <w:r>
+        <w:rPr>
+          <w:rStyle w:val="VerbatimChar"/>
+        </w:rPr>
+        <w:t xml:space="preserve">ROCPROFSYS_WRAPPER_SUBSTRINGS</w:t>
+      </w:r>
+      <w:r>
+        <w:t xml:space="preserve"> </w:t>
+      </w:r>
+      <w:r>
+        <w:t xml:space="preserve">moved to live in</w:t>
+      </w:r>
+      <w:r>
+        <w:t xml:space="preserve"> </w:t>
+      </w:r>
+      <w:r>
+        <w:rPr>
+          <w:rStyle w:val="VerbatimChar"/>
+        </w:rPr>
+        <w:t xml:space="preserve">extract_CPU_hotspots.py</w:t>
+      </w:r>
+      <w:r>
+        <w:t xml:space="preserve"> </w:t>
+      </w:r>
+      <w:r>
+        <w:t xml:space="preserve">(the base module every</w:t>
+      </w:r>
+      <w:r>
+        <w:t xml:space="preserve"> </w:t>
+      </w:r>
+      <w:r>
+        <w:t xml:space="preserve">other tool already imports from —</w:t>
+      </w:r>
+      <w:r>
+        <w:t xml:space="preserve"> </w:t>
+      </w:r>
+      <w:r>
+        <w:rPr>
+          <w:rStyle w:val="VerbatimChar"/>
+        </w:rPr>
+        <w:t xml:space="preserve">extract_calltree.py</w:t>
+      </w:r>
+      <w:r>
+        <w:t xml:space="preserve">’s own copy would have created a circular</w:t>
+      </w:r>
+      <w:r>
+        <w:t xml:space="preserve"> </w:t>
+      </w:r>
+      <w:r>
+        <w:t xml:space="preserve">import), with</w:t>
+      </w:r>
+      <w:r>
+        <w:t xml:space="preserve"> </w:t>
+      </w:r>
+      <w:r>
+        <w:rPr>
+          <w:rStyle w:val="VerbatimChar"/>
+        </w:rPr>
+        <w:t xml:space="preserve">extract_calltree.py</w:t>
+      </w:r>
+      <w:r>
+        <w:t xml:space="preserve"> </w:t>
+      </w:r>
+      <w:r>
+        <w:t xml:space="preserve">now referencing</w:t>
+      </w:r>
+      <w:r>
+        <w:t xml:space="preserve"> </w:t>
+      </w:r>
+      <w:r>
+        <w:rPr>
+          <w:rStyle w:val="VerbatimChar"/>
+        </w:rPr>
+        <w:t xml:space="preserve">cpu_tool.ROCPROFSYS_WRAPPER_SUBSTRINGS</w:t>
+      </w:r>
+      <w:r>
+        <w:t xml:space="preserve"> </w:t>
+      </w:r>
+      <w:r>
+        <w:t xml:space="preserve">instead of defining its own, mirroring the existing</w:t>
+      </w:r>
+      <w:r>
+        <w:t xml:space="preserve"> </w:t>
+      </w:r>
+      <w:r>
+        <w:rPr>
+          <w:rStyle w:val="VerbatimChar"/>
+        </w:rPr>
+        <w:t xml:space="preserve">GPU_API_PREFIXES</w:t>
+      </w:r>
+      <w:r>
+        <w:t xml:space="preserve"> </w:t>
+      </w:r>
+      <w:r>
+        <w:t xml:space="preserve">sharing pattern.</w:t>
+      </w:r>
+    </w:p>
+    <w:p>
+      <w:pPr>
+        <w:pStyle w:val="BodyText"/>
+      </w:pPr>
+      <w:r>
+        <w:t xml:space="preserve">The two tools still</w:t>
+      </w:r>
+      <w:r>
+        <w:t xml:space="preserve"> </w:t>
+      </w:r>
+      <w:r>
+        <w:rPr>
+          <w:iCs/>
+          <w:i/>
+        </w:rPr>
+        <w:t xml:space="preserve">treat</w:t>
+      </w:r>
+      <w:r>
+        <w:t xml:space="preserve"> </w:t>
+      </w:r>
+      <w:r>
+        <w:t xml:space="preserve">a match differently, correctly:</w:t>
+      </w:r>
+      <w:r>
+        <w:t xml:space="preserve"> </w:t>
+      </w:r>
+      <w:r>
+        <w:rPr>
+          <w:rStyle w:val="VerbatimChar"/>
+        </w:rPr>
+        <w:t xml:space="preserve">extract_calltree.py</w:t>
+      </w:r>
+      <w:r>
+        <w:t xml:space="preserve"> </w:t>
+      </w:r>
+      <w:r>
+        <w:t xml:space="preserve">keeps SPLICING</w:t>
+      </w:r>
+      <w:r>
+        <w:t xml:space="preserve"> </w:t>
+      </w:r>
+      <w:r>
+        <w:t xml:space="preserve">matching nodes out of its tree (real code sits inside these wrapper frames as descendants, so only</w:t>
+      </w:r>
+      <w:r>
+        <w:t xml:space="preserve"> </w:t>
+      </w:r>
+      <w:r>
+        <w:t xml:space="preserve">the wrapper node itself is removed, its children reparented).</w:t>
+      </w:r>
+      <w:r>
+        <w:t xml:space="preserve"> </w:t>
+      </w:r>
+      <w:r>
+        <w:rPr>
+          <w:rStyle w:val="VerbatimChar"/>
+        </w:rPr>
+        <w:t xml:space="preserve">extract_CPU_hotspots.py</w:t>
+      </w:r>
+      <w:r>
+        <w:t xml:space="preserve">’s data has</w:t>
+      </w:r>
+      <w:r>
+        <w:t xml:space="preserve"> </w:t>
+      </w:r>
+      <w:r>
+        <w:t xml:space="preserve">no such tree-shaped</w:t>
+      </w:r>
+      <w:r>
+        <w:t xml:space="preserve"> </w:t>
+      </w:r>
+      <w:r>
+        <w:t xml:space="preserve">“</w:t>
+      </w:r>
+      <w:r>
+        <w:t xml:space="preserve">real code inside</w:t>
+      </w:r>
+      <w:r>
+        <w:t xml:space="preserve">”</w:t>
+      </w:r>
+      <w:r>
+        <w:t xml:space="preserve"> </w:t>
+      </w:r>
+      <w:r>
+        <w:t xml:space="preserve">relationship for this particular noise — its</w:t>
+      </w:r>
+      <w:r>
+        <w:t xml:space="preserve"> </w:t>
+      </w:r>
+      <w:r>
+        <w:rPr>
+          <w:rStyle w:val="VerbatimChar"/>
+        </w:rPr>
+        <w:t xml:space="preserve">scan_ranks()</w:t>
+      </w:r>
+      <w:r>
+        <w:t xml:space="preserve"> </w:t>
+      </w:r>
+      <w:r>
+        <w:t xml:space="preserve">now DROPS matching rows entirely, before either CPU/GPU classification or merging, so they never</w:t>
+      </w:r>
+      <w:r>
+        <w:t xml:space="preserve"> </w:t>
+      </w:r>
+      <w:r>
+        <w:t xml:space="preserve">reach</w:t>
+      </w:r>
+      <w:r>
+        <w:t xml:space="preserve"> </w:t>
+      </w:r>
+      <w:r>
+        <w:rPr>
+          <w:rStyle w:val="VerbatimChar"/>
+        </w:rPr>
+        <w:t xml:space="preserve">aggregate()</w:t>
+      </w:r>
+      <w:r>
+        <w:t xml:space="preserve">,</w:t>
+      </w:r>
+      <w:r>
+        <w:t xml:space="preserve"> </w:t>
+      </w:r>
+      <w:r>
+        <w:rPr>
+          <w:rStyle w:val="VerbatimChar"/>
+        </w:rPr>
+        <w:t xml:space="preserve">aggregate_per_rank()</w:t>
+      </w:r>
+      <w:r>
+        <w:t xml:space="preserve">, or (since both call</w:t>
+      </w:r>
+      <w:r>
+        <w:t xml:space="preserve"> </w:t>
+      </w:r>
+      <w:r>
+        <w:rPr>
+          <w:rStyle w:val="VerbatimChar"/>
+        </w:rPr>
+        <w:t xml:space="preserve">scan_ranks()</w:t>
+      </w:r>
+      <w:r>
+        <w:t xml:space="preserve">/</w:t>
+      </w:r>
+      <w:r>
+        <w:rPr>
+          <w:rStyle w:val="VerbatimChar"/>
+        </w:rPr>
+        <w:t xml:space="preserve">aggregate_per_rank()</w:t>
+      </w:r>
+      <w:r>
+        <w:t xml:space="preserve"> </w:t>
+      </w:r>
+      <w:r>
+        <w:t xml:space="preserve">directly)</w:t>
+      </w:r>
+      <w:r>
+        <w:t xml:space="preserve"> </w:t>
+      </w:r>
+      <w:r>
+        <w:rPr>
+          <w:rStyle w:val="VerbatimChar"/>
+        </w:rPr>
+        <w:t xml:space="preserve">extract_hotspots.py</w:t>
+      </w:r>
+      <w:r>
+        <w:t xml:space="preserve">’s and</w:t>
+      </w:r>
+      <w:r>
+        <w:t xml:space="preserve"> </w:t>
+      </w:r>
+      <w:r>
+        <w:rPr>
+          <w:rStyle w:val="VerbatimChar"/>
+        </w:rPr>
+        <w:t xml:space="preserve">extract_pop_metrics.py</w:t>
+      </w:r>
+      <w:r>
+        <w:t xml:space="preserve">’s output either — fixing all three at</w:t>
+      </w:r>
+      <w:r>
+        <w:t xml:space="preserve"> </w:t>
+      </w:r>
+      <w:r>
+        <w:t xml:space="preserve">once with one change. Deliberately not folded into the existing GPU/CPU boolean split: labeling</w:t>
+      </w:r>
+      <w:r>
+        <w:t xml:space="preserve"> </w:t>
+      </w:r>
+      <w:r>
+        <w:t xml:space="preserve">GOTCHA/dynamic-linker bookkeeping as</w:t>
+      </w:r>
+      <w:r>
+        <w:t xml:space="preserve"> </w:t>
+      </w:r>
+      <w:r>
+        <w:t xml:space="preserve">“</w:t>
+      </w:r>
+      <w:r>
+        <w:t xml:space="preserve">GPU API overhead</w:t>
+      </w:r>
+      <w:r>
+        <w:t xml:space="preserve">”</w:t>
+      </w:r>
+      <w:r>
+        <w:t xml:space="preserve"> </w:t>
+      </w:r>
+      <w:r>
+        <w:t xml:space="preserve">(table 4) would be actively wrong, not just</w:t>
+      </w:r>
+      <w:r>
+        <w:t xml:space="preserve"> </w:t>
+      </w:r>
+      <w:r>
+        <w:t xml:space="preserve">imprecise, so it’s dropped outright rather than assigned to either bucket.</w:t>
+      </w:r>
+    </w:p>
+    <w:p>
+      <w:pPr>
+        <w:pStyle w:val="BodyText"/>
+      </w:pPr>
+      <w:r>
+        <w:t xml:space="preserve">Added</w:t>
+      </w:r>
+      <w:r>
+        <w:t xml:space="preserve"> </w:t>
+      </w:r>
+      <w:r>
+        <w:rPr>
+          <w:rStyle w:val="VerbatimChar"/>
+        </w:rPr>
+        <w:t xml:space="preserve">IsRocprofsysWrapperNoiseTests</w:t>
+      </w:r>
+      <w:r>
+        <w:t xml:space="preserve"> </w:t>
+      </w:r>
+      <w:r>
+        <w:t xml:space="preserve">and a new</w:t>
+      </w:r>
+      <w:r>
+        <w:t xml:space="preserve"> </w:t>
+      </w:r>
+      <w:r>
+        <w:rPr>
+          <w:rStyle w:val="VerbatimChar"/>
+        </w:rPr>
+        <w:t xml:space="preserve">AggregateTests</w:t>
+      </w:r>
+      <w:r>
+        <w:t xml:space="preserve"> </w:t>
+      </w:r>
+      <w:r>
+        <w:t xml:space="preserve">case in</w:t>
+      </w:r>
+      <w:r>
+        <w:t xml:space="preserve"> </w:t>
+      </w:r>
+      <w:r>
+        <w:rPr>
+          <w:rStyle w:val="VerbatimChar"/>
+        </w:rPr>
+        <w:t xml:space="preserve">test_extract_CPU_hotspots.py</w:t>
+      </w:r>
+      <w:r>
+        <w:t xml:space="preserve">, using a new small fixture</w:t>
+      </w:r>
+      <w:r>
+        <w:t xml:space="preserve"> </w:t>
+      </w:r>
+      <w:r>
+        <w:t xml:space="preserve">(</w:t>
+      </w:r>
+      <w:r>
+        <w:rPr>
+          <w:rStyle w:val="VerbatimChar"/>
+        </w:rPr>
+        <w:t xml:space="preserve">tests/fixtures/rocprofsys_wrapper_noise/</w:t>
+      </w:r>
+      <w:r>
+        <w:t xml:space="preserve">) with a real app label plus</w:t>
+      </w:r>
+      <w:r>
+        <w:t xml:space="preserve"> </w:t>
+      </w:r>
+      <w:r>
+        <w:rPr>
+          <w:rStyle w:val="VerbatimChar"/>
+        </w:rPr>
+        <w:t xml:space="preserve">gotcha_wrap</w:t>
+      </w:r>
+      <w:r>
+        <w:t xml:space="preserve">/</w:t>
+      </w:r>
+      <w:r>
+        <w:t xml:space="preserve"> </w:t>
+      </w:r>
+      <w:r>
+        <w:rPr>
+          <w:rStyle w:val="VerbatimChar"/>
+        </w:rPr>
+        <w:t xml:space="preserve">lookup_hashtable</w:t>
+      </w:r>
+      <w:r>
+        <w:t xml:space="preserve"> </w:t>
+      </w:r>
+      <w:r>
+        <w:t xml:space="preserve">noise rows, confirming both are excluded from</w:t>
+      </w:r>
+      <w:r>
+        <w:t xml:space="preserve"> </w:t>
+      </w:r>
+      <w:r>
+        <w:rPr>
+          <w:rStyle w:val="VerbatimChar"/>
+        </w:rPr>
+        <w:t xml:space="preserve">aggregate()</w:t>
+      </w:r>
+      <w:r>
+        <w:t xml:space="preserve">‘</w:t>
+      </w:r>
+      <w:r>
+        <w:t xml:space="preserve">s output entirely</w:t>
+      </w:r>
+      <w:r>
+        <w:t xml:space="preserve"> </w:t>
+      </w:r>
+      <w:r>
+        <w:t xml:space="preserve">while</w:t>
+      </w:r>
+      <w:r>
+        <w:t xml:space="preserve"> </w:t>
+      </w:r>
+      <w:r>
+        <w:rPr>
+          <w:rStyle w:val="VerbatimChar"/>
+        </w:rPr>
+        <w:t xml:space="preserve">root_sum</w:t>
+      </w:r>
+      <w:r>
+        <w:t xml:space="preserve">/</w:t>
+      </w:r>
+      <w:r>
+        <w:rPr>
+          <w:rStyle w:val="VerbatimChar"/>
+        </w:rPr>
+        <w:t xml:space="preserve">total_runtime</w:t>
+      </w:r>
+      <w:r>
+        <w:t xml:space="preserve"> </w:t>
+      </w:r>
+      <w:r>
+        <w:t xml:space="preserve">stay correct (computed from the full, unfiltered row list before</w:t>
+      </w:r>
+      <w:r>
+        <w:t xml:space="preserve"> </w:t>
+      </w:r>
+      <w:r>
+        <w:t xml:space="preserve">the drop). Full suite: 289 tests, all passing. Re-ran the postprocessing tools against all 6 real</w:t>
+      </w:r>
+      <w:r>
+        <w:t xml:space="preserve"> </w:t>
+      </w:r>
+      <w:r>
+        <w:rPr>
+          <w:rStyle w:val="VerbatimChar"/>
+        </w:rPr>
+        <w:t xml:space="preserve">test_apps/</w:t>
+      </w:r>
+      <w:r>
+        <w:t xml:space="preserve"> </w:t>
+      </w:r>
+      <w:r>
+        <w:t xml:space="preserve">directories again:</w:t>
+      </w:r>
+      <w:r>
+        <w:t xml:space="preserve"> </w:t>
+      </w:r>
+      <w:r>
+        <w:rPr>
+          <w:rStyle w:val="VerbatimChar"/>
+        </w:rPr>
+        <w:t xml:space="preserve">lookup_hashtable</w:t>
+      </w:r>
+      <w:r>
+        <w:t xml:space="preserve">/</w:t>
+      </w:r>
+      <w:r>
+        <w:rPr>
+          <w:rStyle w:val="VerbatimChar"/>
+        </w:rPr>
+        <w:t xml:space="preserve">lookup.constprop</w:t>
+      </w:r>
+      <w:r>
+        <w:t xml:space="preserve">/</w:t>
+      </w:r>
+      <w:r>
+        <w:rPr>
+          <w:rStyle w:val="VerbatimChar"/>
+        </w:rPr>
+        <w:t xml:space="preserve">gotcha</w:t>
+      </w:r>
+      <w:r>
+        <w:t xml:space="preserve">/</w:t>
+      </w:r>
+      <w:r>
+        <w:rPr>
+          <w:rStyle w:val="VerbatimChar"/>
+        </w:rPr>
+        <w:t xml:space="preserve">tim::</w:t>
+      </w:r>
+      <w:r>
+        <w:t xml:space="preserve">/</w:t>
+      </w:r>
+      <w:r>
+        <w:t xml:space="preserve"> </w:t>
+      </w:r>
+      <w:r>
+        <w:rPr>
+          <w:rStyle w:val="VerbatimChar"/>
+        </w:rPr>
+        <w:t xml:space="preserve">library_gots</w:t>
+      </w:r>
+      <w:r>
+        <w:t xml:space="preserve">/</w:t>
+      </w:r>
+      <w:r>
+        <w:rPr>
+          <w:rStyle w:val="VerbatimChar"/>
+        </w:rPr>
+        <w:t xml:space="preserve">lib_bindings</w:t>
+      </w:r>
+      <w:r>
+        <w:t xml:space="preserve"> </w:t>
+      </w:r>
+      <w:r>
+        <w:t xml:space="preserve">no longer appear anywhere in any of the 6 regenerated</w:t>
+      </w:r>
+      <w:r>
+        <w:t xml:space="preserve"> </w:t>
+      </w:r>
+      <w:r>
+        <w:rPr>
+          <w:rStyle w:val="VerbatimChar"/>
+        </w:rPr>
+        <w:t xml:space="preserve">hotspots.txt</w:t>
+      </w:r>
+      <w:r>
+        <w:t xml:space="preserve"> </w:t>
+      </w:r>
+      <w:r>
+        <w:t xml:space="preserve">files (previously present only in</w:t>
+      </w:r>
+      <w:r>
+        <w:t xml:space="preserve"> </w:t>
+      </w:r>
+      <w:r>
+        <w:rPr>
+          <w:rStyle w:val="VerbatimChar"/>
+        </w:rPr>
+        <w:t xml:space="preserve">cray</w:t>
+      </w:r>
+      <w:r>
+        <w:t xml:space="preserve"> </w:t>
+      </w:r>
+      <w:r>
+        <w:t xml:space="preserve">builds</w:t>
+      </w:r>
+      <w:r>
+        <w:t xml:space="preserve">’</w:t>
+      </w:r>
+      <w:r>
+        <w:t xml:space="preserve"> </w:t>
+      </w:r>
+      <w:r>
+        <w:t xml:space="preserve">“</w:t>
+      </w:r>
+      <w:r>
+        <w:t xml:space="preserve">CPU compute hotspots</w:t>
+      </w:r>
+      <w:r>
+        <w:t xml:space="preserve">”</w:t>
+      </w:r>
+      <w:r>
+        <w:t xml:space="preserve"> </w:t>
+      </w:r>
+      <w:r>
+        <w:t xml:space="preserve">table); e.g.</w:t>
+      </w:r>
+      <w:r>
+        <w:t xml:space="preserve"> </w:t>
+      </w:r>
+      <w:r>
+        <w:rPr>
+          <w:rStyle w:val="VerbatimChar"/>
+        </w:rPr>
+        <w:t xml:space="preserve">profile_hotspots_C_cray</w:t>
+      </w:r>
+      <w:r>
+        <w:t xml:space="preserve">’s table 2 entry count dropped from 165 to 145,</w:t>
+      </w:r>
+      <w:r>
+        <w:t xml:space="preserve"> </w:t>
+      </w:r>
+      <w:r>
+        <w:rPr>
+          <w:rStyle w:val="VerbatimChar"/>
+        </w:rPr>
+        <w:t xml:space="preserve">profile_hotspots_ fortran_cray</w:t>
+      </w:r>
+      <w:r>
+        <w:t xml:space="preserve">’s from 137 to 120 — the wrapper-noise rows found and removed, not just a</w:t>
+      </w:r>
+      <w:r>
+        <w:t xml:space="preserve"> </w:t>
+      </w:r>
+      <w:r>
+        <w:t xml:space="preserve">coincidental shift.</w:t>
+      </w:r>
+    </w:p>
+    <w:bookmarkEnd w:id="60"/>
+    <w:bookmarkStart w:id="61" w:name="X5fa01ff897dd96398910727915ce37d577a97b8"/>
+    <w:p>
+      <w:pPr>
+        <w:pStyle w:val="Heading2"/>
+      </w:pPr>
+      <w:r>
+        <w:t xml:space="preserve">2026-08-12 — Fixed a pre-existing</w:t>
+      </w:r>
+      <w:r>
+        <w:t xml:space="preserve"> </w:t>
+      </w:r>
+      <w:r>
+        <w:rPr>
+          <w:rStyle w:val="VerbatimChar"/>
+        </w:rPr>
+        <w:t xml:space="preserve">start_thread</w:t>
+      </w:r>
+      <w:r>
+        <w:t xml:space="preserve"> </w:t>
+      </w:r>
+      <w:r>
+        <w:t xml:space="preserve">distortion (generalizing plan 09)</w:t>
+      </w:r>
+    </w:p>
+    <w:p>
+      <w:pPr>
+        <w:pStyle w:val="FirstParagraph"/>
+      </w:pPr>
+      <w:r>
+        <w:t xml:space="preserve">After the fix above, the user asked why</w:t>
+      </w:r>
+      <w:r>
+        <w:t xml:space="preserve"> </w:t>
+      </w:r>
+      <w:r>
+        <w:rPr>
+          <w:rStyle w:val="VerbatimChar"/>
+        </w:rPr>
+        <w:t xml:space="preserve">start_thread</w:t>
+      </w:r>
+      <w:r>
+        <w:t xml:space="preserve"> </w:t>
+      </w:r>
+      <w:r>
+        <w:t xml:space="preserve">was still dominating</w:t>
+      </w:r>
+      <w:r>
+        <w:t xml:space="preserve"> </w:t>
+      </w:r>
+      <w:r>
+        <w:rPr>
+          <w:rStyle w:val="VerbatimChar"/>
+        </w:rPr>
+        <w:t xml:space="preserve">hotspots.txt</w:t>
+      </w:r>
+      <w:r>
+        <w:t xml:space="preserve">’s</w:t>
+      </w:r>
+      <w:r>
+        <w:t xml:space="preserve"> </w:t>
+      </w:r>
+      <w:r>
+        <w:t xml:space="preserve">table 1 (94.2% of the combined pool in</w:t>
+      </w:r>
+      <w:r>
+        <w:t xml:space="preserve"> </w:t>
+      </w:r>
+      <w:r>
+        <w:rPr>
+          <w:rStyle w:val="VerbatimChar"/>
+        </w:rPr>
+        <w:t xml:space="preserve">profile_hotspots_C_cray</w:t>
+      </w:r>
+      <w:r>
+        <w:t xml:space="preserve">, per plan 09’s docs). Checking the</w:t>
+      </w:r>
+      <w:r>
+        <w:t xml:space="preserve"> </w:t>
+      </w:r>
+      <w:r>
+        <w:rPr>
+          <w:iCs/>
+          <w:i/>
+        </w:rPr>
+        <w:t xml:space="preserve">original</w:t>
+      </w:r>
+      <w:r>
+        <w:t xml:space="preserve"> </w:t>
+      </w:r>
+      <w:r>
+        <w:t xml:space="preserve">captured</w:t>
+      </w:r>
+      <w:r>
+        <w:t xml:space="preserve"> </w:t>
+      </w:r>
+      <w:r>
+        <w:rPr>
+          <w:rStyle w:val="VerbatimChar"/>
+        </w:rPr>
+        <w:t xml:space="preserve">hotspots.txt</w:t>
+      </w:r>
+      <w:r>
+        <w:t xml:space="preserve"> </w:t>
+      </w:r>
+      <w:r>
+        <w:t xml:space="preserve">(saved before any change this session) showed the exact same</w:t>
+      </w:r>
+      <w:r>
+        <w:t xml:space="preserve"> </w:t>
+      </w:r>
+      <w:r>
+        <w:t xml:space="preserve">number — proving this predates every fix in this session, not a regression from any of them.</w:t>
+      </w:r>
+    </w:p>
+    <w:p>
+      <w:pPr>
+        <w:pStyle w:val="BodyText"/>
+      </w:pPr>
+      <w:r>
+        <w:t xml:space="preserve">Root cause, traced from the real raw</w:t>
+      </w:r>
+      <w:r>
+        <w:t xml:space="preserve"> </w:t>
+      </w:r>
+      <w:r>
+        <w:rPr>
+          <w:rStyle w:val="VerbatimChar"/>
+        </w:rPr>
+        <w:t xml:space="preserve">wall_clock-0.txt</w:t>
+      </w:r>
+      <w:r>
+        <w:t xml:space="preserve">:</w:t>
+      </w:r>
+    </w:p>
+    <w:p>
+      <w:pPr>
+        <w:pStyle w:val="SourceCode"/>
+      </w:pPr>
+      <w:r>
+        <w:rPr>
+          <w:rStyle w:val="VerbatimChar"/>
+        </w:rPr>
+        <w:t xml:space="preserve">|0&gt;&gt;&gt; |_MPI_Init                    depth=1</w:t>
+      </w:r>
+      <w:r>
+        <w:br/>
+      </w:r>
+      <w:r>
+        <w:rPr>
+          <w:rStyle w:val="VerbatimChar"/>
+        </w:rPr>
+        <w:t xml:space="preserve">|0&gt;&gt;&gt;   |_pthread_create            depth=2   &lt;- spawned directly under MPI_Init</w:t>
+      </w:r>
+      <w:r>
+        <w:br/>
+      </w:r>
+      <w:r>
+        <w:rPr>
+          <w:rStyle w:val="VerbatimChar"/>
+        </w:rPr>
+        <w:t xml:space="preserve">|1&gt;&gt;&gt;     |_start_thread            depth=3, 100% self, lives ~the whole run</w:t>
+      </w:r>
+      <w:r>
+        <w:br/>
+      </w:r>
+      <w:r>
+        <w:rPr>
+          <w:rStyle w:val="VerbatimChar"/>
+        </w:rPr>
+        <w:t xml:space="preserve">|0&gt;&gt;&gt;   |_hipRuntimeGetVersion      depth=2   &lt;- a SIBLING of pthread_create, not its parent</w:t>
+      </w:r>
+    </w:p>
+    <w:p>
+      <w:pPr>
+        <w:pStyle w:val="FirstParagraph"/>
+      </w:pPr>
+      <w:r>
+        <w:t xml:space="preserve">Plan 09 (</w:t>
+      </w:r>
+      <w:r>
+        <w:rPr>
+          <w:rStyle w:val="VerbatimChar"/>
+        </w:rPr>
+        <w:t xml:space="preserve">docs/plans/09-calltree-ancestry-thread-classification.md</w:t>
+      </w:r>
+      <w:r>
+        <w:t xml:space="preserve">) fixed exactly this same</w:t>
+      </w:r>
+      <w:r>
+        <w:t xml:space="preserve"> </w:t>
+      </w:r>
+      <w:r>
+        <w:t xml:space="preserve">“</w:t>
+      </w:r>
+      <w:r>
+        <w:t xml:space="preserve">whole-lifetime dumped under a generic entry symbol</w:t>
+      </w:r>
+      <w:r>
+        <w:t xml:space="preserve">”</w:t>
+      </w:r>
+      <w:r>
+        <w:t xml:space="preserve"> </w:t>
+      </w:r>
+      <w:r>
+        <w:t xml:space="preserve">pattern for background threads the HIP runtime</w:t>
+      </w:r>
+      <w:r>
+        <w:t xml:space="preserve"> </w:t>
+      </w:r>
+      <w:r>
+        <w:t xml:space="preserve">spawns under</w:t>
+      </w:r>
+      <w:r>
+        <w:t xml:space="preserve"> </w:t>
+      </w:r>
+      <w:r>
+        <w:rPr>
+          <w:rStyle w:val="VerbatimChar"/>
+        </w:rPr>
+        <w:t xml:space="preserve">hipRuntimeGetVersion</w:t>
+      </w:r>
+      <w:r>
+        <w:t xml:space="preserve">/</w:t>
+      </w:r>
+      <w:r>
+        <w:rPr>
+          <w:rStyle w:val="VerbatimChar"/>
+        </w:rPr>
+        <w:t xml:space="preserve">hipStreamCreate</w:t>
+      </w:r>
+      <w:r>
+        <w:t xml:space="preserve"> </w:t>
+      </w:r>
+      <w:r>
+        <w:t xml:space="preserve">– reclassifying a thread-root as GPU-API</w:t>
+      </w:r>
+      <w:r>
+        <w:t xml:space="preserve"> </w:t>
+      </w:r>
+      <w:r>
+        <w:t xml:space="preserve">overhead if its ancestry leads to a GPU-API call. Here,</w:t>
+      </w:r>
+      <w:r>
+        <w:t xml:space="preserve"> </w:t>
+      </w:r>
+      <w:r>
+        <w:rPr>
+          <w:rStyle w:val="VerbatimChar"/>
+        </w:rPr>
+        <w:t xml:space="preserve">pthread_create</w:t>
+      </w:r>
+      <w:r>
+        <w:t xml:space="preserve"> </w:t>
+      </w:r>
+      <w:r>
+        <w:t xml:space="preserve">is called directly under</w:t>
+      </w:r>
+      <w:r>
+        <w:t xml:space="preserve"> </w:t>
+      </w:r>
+      <w:r>
+        <w:rPr>
+          <w:rStyle w:val="VerbatimChar"/>
+        </w:rPr>
+        <w:t xml:space="preserve">MPI_Init</w:t>
+      </w:r>
+      <w:r>
+        <w:t xml:space="preserve"> </w:t>
+      </w:r>
+      <w:r>
+        <w:t xml:space="preserve">instead – almost certainly Cray MPICH’s own async-progress threads – a real data shape</w:t>
+      </w:r>
+      <w:r>
+        <w:t xml:space="preserve"> </w:t>
+      </w:r>
+      <w:r>
+        <w:t xml:space="preserve">plan 09 was never built against, so its HIP-only ancestry check finds nothing and these three</w:t>
+      </w:r>
+      <w:r>
+        <w:t xml:space="preserve"> </w:t>
+      </w:r>
+      <w:r>
+        <w:t xml:space="preserve">near-full-runtime</w:t>
+      </w:r>
+      <w:r>
+        <w:t xml:space="preserve"> </w:t>
+      </w:r>
+      <w:r>
+        <w:rPr>
+          <w:rStyle w:val="VerbatimChar"/>
+        </w:rPr>
+        <w:t xml:space="preserve">start_thread</w:t>
+      </w:r>
+      <w:r>
+        <w:t xml:space="preserve"> </w:t>
+      </w:r>
+      <w:r>
+        <w:t xml:space="preserve">rows get counted as real CPU compute.</w:t>
+      </w:r>
+    </w:p>
+    <w:p>
+      <w:pPr>
+        <w:pStyle w:val="BodyText"/>
+      </w:pPr>
+      <w:r>
+        <w:t xml:space="preserve">Fixed by generalizing the same ancestry idea, not by name (per</w:t>
+      </w:r>
+      <w:r>
+        <w:t xml:space="preserve"> </w:t>
+      </w:r>
+      <w:r>
+        <w:rPr>
+          <w:rStyle w:val="VerbatimChar"/>
+        </w:rPr>
+        <w:t xml:space="preserve">CLAUDE.md</w:t>
+      </w:r>
+      <w:r>
+        <w:t xml:space="preserve">’s no-target-assumptions</w:t>
+      </w:r>
+      <w:r>
+        <w:t xml:space="preserve"> </w:t>
+      </w:r>
+      <w:r>
+        <w:t xml:space="preserve">principle, plan 09’s own explicit reasoning too): a new</w:t>
+      </w:r>
+      <w:r>
+        <w:t xml:space="preserve"> </w:t>
+      </w:r>
+      <w:r>
+        <w:rPr>
+          <w:rStyle w:val="VerbatimChar"/>
+        </w:rPr>
+        <w:t xml:space="preserve">is_runtime_thread_noise(row)</w:t>
+      </w:r>
+      <w:r>
+        <w:t xml:space="preserve"> </w:t>
+      </w:r>
+      <w:r>
+        <w:t xml:space="preserve">in</w:t>
+      </w:r>
+      <w:r>
+        <w:t xml:space="preserve"> </w:t>
+      </w:r>
+      <w:r>
+        <w:rPr>
+          <w:rStyle w:val="VerbatimChar"/>
+        </w:rPr>
+        <w:t xml:space="preserve">extract_CPU_hotspots.py</w:t>
+      </w:r>
+      <w:r>
+        <w:t xml:space="preserve"> </w:t>
+      </w:r>
+      <w:r>
+        <w:t xml:space="preserve">walks a thread-root’s ancestors for an MPI-territory match, the same</w:t>
+      </w:r>
+      <w:r>
+        <w:t xml:space="preserve"> </w:t>
+      </w:r>
+      <w:r>
+        <w:t xml:space="preserve">structural pattern</w:t>
+      </w:r>
+      <w:r>
+        <w:t xml:space="preserve"> </w:t>
+      </w:r>
+      <w:r>
+        <w:rPr>
+          <w:rStyle w:val="VerbatimChar"/>
+        </w:rPr>
+        <w:t xml:space="preserve">classify_gpu()</w:t>
+      </w:r>
+      <w:r>
+        <w:t xml:space="preserve"> </w:t>
+      </w:r>
+      <w:r>
+        <w:t xml:space="preserve">already uses for GPU-territory. Unlike the HIP case, an MPI</w:t>
+      </w:r>
+      <w:r>
+        <w:t xml:space="preserve"> </w:t>
+      </w:r>
+      <w:r>
+        <w:t xml:space="preserve">progress thread has no GPU relationship at all, so it’s dropped entirely in</w:t>
+      </w:r>
+      <w:r>
+        <w:t xml:space="preserve"> </w:t>
+      </w:r>
+      <w:r>
+        <w:rPr>
+          <w:rStyle w:val="VerbatimChar"/>
+        </w:rPr>
+        <w:t xml:space="preserve">scan_ranks()</w:t>
+      </w:r>
+      <w:r>
+        <w:t xml:space="preserve"> </w:t>
+      </w:r>
+      <w:r>
+        <w:t xml:space="preserve">(same</w:t>
+      </w:r>
+      <w:r>
+        <w:t xml:space="preserve"> </w:t>
+      </w:r>
+      <w:r>
+        <w:t xml:space="preserve">treatment as</w:t>
+      </w:r>
+      <w:r>
+        <w:t xml:space="preserve"> </w:t>
+      </w:r>
+      <w:r>
+        <w:rPr>
+          <w:rStyle w:val="VerbatimChar"/>
+        </w:rPr>
+        <w:t xml:space="preserve">ROCPROFSYS_WRAPPER_SUBSTRINGS</w:t>
+      </w:r>
+      <w:r>
+        <w:t xml:space="preserve">) rather than folded into the</w:t>
+      </w:r>
+      <w:r>
+        <w:t xml:space="preserve"> </w:t>
+      </w:r>
+      <w:r>
+        <w:t xml:space="preserve">“</w:t>
+      </w:r>
+      <w:r>
+        <w:t xml:space="preserve">GPU API overhead</w:t>
+      </w:r>
+      <w:r>
+        <w:t xml:space="preserve">”</w:t>
+      </w:r>
+      <w:r>
+        <w:t xml:space="preserve"> </w:t>
+      </w:r>
+      <w:r>
+        <w:t xml:space="preserve">bucket</w:t>
+      </w:r>
+      <w:r>
+        <w:t xml:space="preserve"> </w:t>
+      </w:r>
+      <w:r>
+        <w:t xml:space="preserve">– mislabeling it as GPU-related would be wrong, not just imprecise. This needed</w:t>
+      </w:r>
+      <w:r>
+        <w:t xml:space="preserve"> </w:t>
+      </w:r>
+      <w:r>
+        <w:rPr>
+          <w:rStyle w:val="VerbatimChar"/>
+        </w:rPr>
+        <w:t xml:space="preserve">MPI_PREFIXES</w:t>
+      </w:r>
+      <w:r>
+        <w:t xml:space="preserve">/</w:t>
+      </w:r>
+      <w:r>
+        <w:t xml:space="preserve"> </w:t>
+      </w:r>
+      <w:r>
+        <w:rPr>
+          <w:rStyle w:val="VerbatimChar"/>
+        </w:rPr>
+        <w:t xml:space="preserve">MPI_FORTRAN_SHIM_SUFFIXES</w:t>
+      </w:r>
+      <w:r>
+        <w:t xml:space="preserve">/</w:t>
+      </w:r>
+      <w:r>
+        <w:rPr>
+          <w:rStyle w:val="VerbatimChar"/>
+        </w:rPr>
+        <w:t xml:space="preserve">is_mpi_territory()</w:t>
+      </w:r>
+      <w:r>
+        <w:t xml:space="preserve">, which only existed in</w:t>
+      </w:r>
+      <w:r>
+        <w:t xml:space="preserve"> </w:t>
+      </w:r>
+      <w:r>
+        <w:rPr>
+          <w:rStyle w:val="VerbatimChar"/>
+        </w:rPr>
+        <w:t xml:space="preserve">extract_calltree.py</w:t>
+      </w:r>
+      <w:r>
+        <w:t xml:space="preserve"> </w:t>
+      </w:r>
+      <w:r>
+        <w:t xml:space="preserve">–</w:t>
+      </w:r>
+      <w:r>
+        <w:t xml:space="preserve"> </w:t>
+      </w:r>
+      <w:r>
+        <w:t xml:space="preserve">moved into the shared base module alongside</w:t>
+      </w:r>
+      <w:r>
+        <w:t xml:space="preserve"> </w:t>
+      </w:r>
+      <w:r>
+        <w:rPr>
+          <w:rStyle w:val="VerbatimChar"/>
+        </w:rPr>
+        <w:t xml:space="preserve">ROCPROFSYS_WRAPPER_SUBSTRINGS</w:t>
+      </w:r>
+      <w:r>
+        <w:t xml:space="preserve"> </w:t>
+      </w:r>
+      <w:r>
+        <w:t xml:space="preserve">for the same reason,</w:t>
+      </w:r>
+      <w:r>
+        <w:t xml:space="preserve"> </w:t>
+      </w:r>
+      <w:r>
+        <w:t xml:space="preserve">with</w:t>
+      </w:r>
+      <w:r>
+        <w:t xml:space="preserve"> </w:t>
+      </w:r>
+      <w:r>
+        <w:rPr>
+          <w:rStyle w:val="VerbatimChar"/>
+        </w:rPr>
+        <w:t xml:space="preserve">extract_calltree.py</w:t>
+      </w:r>
+      <w:r>
+        <w:t xml:space="preserve"> </w:t>
+      </w:r>
+      <w:r>
+        <w:t xml:space="preserve">and</w:t>
+      </w:r>
+      <w:r>
+        <w:t xml:space="preserve"> </w:t>
+      </w:r>
+      <w:r>
+        <w:rPr>
+          <w:rStyle w:val="VerbatimChar"/>
+        </w:rPr>
+        <w:t xml:space="preserve">extract_pop_metrics.py</w:t>
+      </w:r>
+      <w:r>
+        <w:t xml:space="preserve"> </w:t>
+      </w:r>
+      <w:r>
+        <w:t xml:space="preserve">now both referencing</w:t>
+      </w:r>
+      <w:r>
+        <w:t xml:space="preserve"> </w:t>
+      </w:r>
+      <w:r>
+        <w:rPr>
+          <w:rStyle w:val="VerbatimChar"/>
+        </w:rPr>
+        <w:t xml:space="preserve">cpu_tool.MPI_PREFIXES</w:t>
+      </w:r>
+      <w:r>
+        <w:t xml:space="preserve"> </w:t>
+      </w:r>
+      <w:r>
+        <w:t xml:space="preserve">instead of their own copies, fully closing the three-independent-lists gap</w:t>
+      </w:r>
+      <w:r>
+        <w:t xml:space="preserve"> </w:t>
+      </w:r>
+      <w:r>
+        <w:t xml:space="preserve">Finding 4 (two changes ago) had only partially reconciled.</w:t>
+      </w:r>
+    </w:p>
+    <w:p>
+      <w:pPr>
+        <w:pStyle w:val="BodyText"/>
+      </w:pPr>
+      <w:r>
+        <w:t xml:space="preserve">Added</w:t>
+      </w:r>
+      <w:r>
+        <w:t xml:space="preserve"> </w:t>
+      </w:r>
+      <w:r>
+        <w:rPr>
+          <w:rStyle w:val="VerbatimChar"/>
+        </w:rPr>
+        <w:t xml:space="preserve">IsRuntimeThreadNoiseTests</w:t>
+      </w:r>
+      <w:r>
+        <w:t xml:space="preserve"> </w:t>
+      </w:r>
+      <w:r>
+        <w:t xml:space="preserve">and</w:t>
+      </w:r>
+      <w:r>
+        <w:t xml:space="preserve"> </w:t>
+      </w:r>
+      <w:r>
+        <w:rPr>
+          <w:rStyle w:val="VerbatimChar"/>
+        </w:rPr>
+        <w:t xml:space="preserve">IsMpiTerritoryTests</w:t>
+      </w:r>
+      <w:r>
+        <w:t xml:space="preserve"> </w:t>
+      </w:r>
+      <w:r>
+        <w:t xml:space="preserve">(unit-level, mirroring</w:t>
+      </w:r>
+      <w:r>
+        <w:t xml:space="preserve"> </w:t>
+      </w:r>
+      <w:r>
+        <w:rPr>
+          <w:rStyle w:val="VerbatimChar"/>
+        </w:rPr>
+        <w:t xml:space="preserve">ClassifyGpuTests</w:t>
+      </w:r>
+      <w:r>
+        <w:t xml:space="preserve">’s exact style) plus a fixture-based</w:t>
+      </w:r>
+      <w:r>
+        <w:t xml:space="preserve"> </w:t>
+      </w:r>
+      <w:r>
+        <w:rPr>
+          <w:rStyle w:val="VerbatimChar"/>
+        </w:rPr>
+        <w:t xml:space="preserve">AggregateTests</w:t>
+      </w:r>
+      <w:r>
+        <w:t xml:space="preserve"> </w:t>
+      </w:r>
+      <w:r>
+        <w:t xml:space="preserve">case</w:t>
+      </w:r>
+      <w:r>
+        <w:t xml:space="preserve"> </w:t>
+      </w:r>
+      <w:r>
+        <w:t xml:space="preserve">(</w:t>
+      </w:r>
+      <w:r>
+        <w:rPr>
+          <w:rStyle w:val="VerbatimChar"/>
+        </w:rPr>
+        <w:t xml:space="preserve">tests/fixtures/mpi_spawned_thread_noise/</w:t>
+      </w:r>
+      <w:r>
+        <w:t xml:space="preserve">, the real</w:t>
+      </w:r>
+      <w:r>
+        <w:t xml:space="preserve"> </w:t>
+      </w:r>
+      <w:r>
+        <w:rPr>
+          <w:rStyle w:val="VerbatimChar"/>
+        </w:rPr>
+        <w:t xml:space="preserve">MPI_Init -&gt; pthread_create -&gt; start_thread</w:t>
+      </w:r>
+      <w:r>
+        <w:t xml:space="preserve"> </w:t>
+      </w:r>
+      <w:r>
+        <w:t xml:space="preserve">shape). While adding these, an editing slip briefly relocated a pre-existing test</w:t>
+      </w:r>
+      <w:r>
+        <w:t xml:space="preserve"> </w:t>
+      </w:r>
+      <w:r>
+        <w:t xml:space="preserve">(</w:t>
+      </w:r>
+      <w:r>
+        <w:rPr>
+          <w:rStyle w:val="VerbatimChar"/>
+        </w:rPr>
+        <w:t xml:space="preserve">test_own_label_match_wins_outright</w:t>
+      </w:r>
+      <w:r>
+        <w:t xml:space="preserve">) out of</w:t>
+      </w:r>
+      <w:r>
+        <w:t xml:space="preserve"> </w:t>
+      </w:r>
+      <w:r>
+        <w:rPr>
+          <w:rStyle w:val="VerbatimChar"/>
+        </w:rPr>
+        <w:t xml:space="preserve">ClassifyGpuTests</w:t>
+      </w:r>
+      <w:r>
+        <w:t xml:space="preserve"> </w:t>
+      </w:r>
+      <w:r>
+        <w:t xml:space="preserve">into the new</w:t>
+      </w:r>
+      <w:r>
+        <w:t xml:space="preserve"> </w:t>
+      </w:r>
+      <w:r>
+        <w:rPr>
+          <w:rStyle w:val="VerbatimChar"/>
+        </w:rPr>
+        <w:t xml:space="preserve">IsMpiTerritoryTests</w:t>
+      </w:r>
+      <w:r>
+        <w:t xml:space="preserve"> </w:t>
+      </w:r>
+      <w:r>
+        <w:t xml:space="preserve">class – caught via</w:t>
+      </w:r>
+      <w:r>
+        <w:t xml:space="preserve"> </w:t>
+      </w:r>
+      <w:r>
+        <w:rPr>
+          <w:rStyle w:val="VerbatimChar"/>
+        </w:rPr>
+        <w:t xml:space="preserve">git diff</w:t>
+      </w:r>
+      <w:r>
+        <w:t xml:space="preserve"> </w:t>
+      </w:r>
+      <w:r>
+        <w:t xml:space="preserve">before running the suite and moved back to its original class. Full</w:t>
+      </w:r>
+      <w:r>
+        <w:t xml:space="preserve"> </w:t>
+      </w:r>
+      <w:r>
+        <w:t xml:space="preserve">suite: 295 tests, all passing. Re-ran the postprocessing tools against all 6 real</w:t>
+      </w:r>
+      <w:r>
+        <w:t xml:space="preserve"> </w:t>
+      </w:r>
+      <w:r>
+        <w:rPr>
+          <w:rStyle w:val="VerbatimChar"/>
+        </w:rPr>
+        <w:t xml:space="preserve">test_apps/</w:t>
+      </w:r>
+      <w:r>
+        <w:t xml:space="preserve"> </w:t>
+      </w:r>
+      <w:r>
+        <w:t xml:space="preserve">directories again:</w:t>
+      </w:r>
+      <w:r>
+        <w:t xml:space="preserve"> </w:t>
+      </w:r>
+      <w:r>
+        <w:rPr>
+          <w:rStyle w:val="VerbatimChar"/>
+        </w:rPr>
+        <w:t xml:space="preserve">start_thread</w:t>
+      </w:r>
+      <w:r>
+        <w:t xml:space="preserve"> </w:t>
+      </w:r>
+      <w:r>
+        <w:t xml:space="preserve">no longer appears near the top of any</w:t>
+      </w:r>
+      <w:r>
+        <w:t xml:space="preserve"> </w:t>
+      </w:r>
+      <w:r>
+        <w:rPr>
+          <w:rStyle w:val="VerbatimChar"/>
+        </w:rPr>
+        <w:t xml:space="preserve">hotspots.txt</w:t>
+      </w:r>
+      <w:r>
+        <w:t xml:space="preserve"> </w:t>
+      </w:r>
+      <w:r>
+        <w:t xml:space="preserve">table 1;</w:t>
+      </w:r>
+      <w:r>
+        <w:t xml:space="preserve"> </w:t>
+      </w:r>
+      <w:r>
+        <w:rPr>
+          <w:rStyle w:val="VerbatimChar"/>
+        </w:rPr>
+        <w:t xml:space="preserve">MPI_Init</w:t>
+      </w:r>
+      <w:r>
+        <w:t xml:space="preserve">/</w:t>
+      </w:r>
+      <w:r>
+        <w:rPr>
+          <w:rStyle w:val="VerbatimChar"/>
+        </w:rPr>
+        <w:t xml:space="preserve">PMPI_Init</w:t>
+      </w:r>
+      <w:r>
+        <w:t xml:space="preserve"> </w:t>
+      </w:r>
+      <w:r>
+        <w:t xml:space="preserve">(a real, legitimate cost) is now correctly the top entry in all 6. The</w:t>
+      </w:r>
+      <w:r>
+        <w:t xml:space="preserve"> </w:t>
+      </w:r>
+      <w:r>
+        <w:rPr>
+          <w:rStyle w:val="VerbatimChar"/>
+        </w:rPr>
+        <w:t xml:space="preserve">std::pair&lt;..._Rb_tree...&gt;</w:t>
+      </w:r>
+      <w:r>
+        <w:t xml:space="preserve"> </w:t>
+      </w:r>
+      <w:r>
+        <w:t xml:space="preserve">GOTCHA-registry chain (a separate, still-open question, see two entries</w:t>
+      </w:r>
+      <w:r>
+        <w:t xml:space="preserve"> </w:t>
+      </w:r>
+      <w:r>
+        <w:t xml:space="preserve">above) remains untouched, per the user’s explicit request.</w:t>
+      </w:r>
+    </w:p>
+    <w:bookmarkEnd w:id="61"/>
+    <w:bookmarkEnd w:id="62"/>
     <w:sectPr/>
   </w:body>
 </w:document>
@@ -21983,6 +27229,36 @@
   </w:num>
   <w:num w:numId="1008">
     <w:abstractNumId w:val="991"/>
+  </w:num>
+  <w:num w:numId="1009">
+    <w:abstractNumId w:val="99411"/>
+    <w:lvlOverride w:ilvl="0">
+      <w:startOverride w:val="1"/>
+    </w:lvlOverride>
+    <w:lvlOverride w:ilvl="1">
+      <w:startOverride w:val="1"/>
+    </w:lvlOverride>
+    <w:lvlOverride w:ilvl="2">
+      <w:startOverride w:val="1"/>
+    </w:lvlOverride>
+    <w:lvlOverride w:ilvl="3">
+      <w:startOverride w:val="1"/>
+    </w:lvlOverride>
+    <w:lvlOverride w:ilvl="4">
+      <w:startOverride w:val="1"/>
+    </w:lvlOverride>
+    <w:lvlOverride w:ilvl="5">
+      <w:startOverride w:val="1"/>
+    </w:lvlOverride>
+    <w:lvlOverride w:ilvl="6">
+      <w:startOverride w:val="1"/>
+    </w:lvlOverride>
+    <w:lvlOverride w:ilvl="7">
+      <w:startOverride w:val="1"/>
+    </w:lvlOverride>
+    <w:lvlOverride w:ilvl="8">
+      <w:startOverride w:val="1"/>
+    </w:lvlOverride>
   </w:num>
 </w:numbering>
 </file>

--- a/docs/DEVELOPMENT_HISTORY.docx
+++ b/docs/DEVELOPMENT_HISTORY.docx
@@ -10,7 +10,7 @@
         <w:t xml:space="preserve">Development History</w:t>
       </w:r>
     </w:p>
-    <w:bookmarkStart w:id="62" w:name="development-history"/>
+    <w:bookmarkStart w:id="63" w:name="development-history"/>
     <w:p>
       <w:pPr>
         <w:pStyle w:val="Heading1"/>
@@ -1384,6 +1384,83 @@
           </w:p>
         </w:tc>
       </w:tr>
+      <w:tr>
+        <w:tc>
+          <w:tcPr/>
+          <w:p>
+            <w:pPr>
+              <w:pStyle w:val="Compact"/>
+              <w:jc w:val="left"/>
+            </w:pPr>
+            <w:r>
+              <w:t xml:space="preserve">2026-08-13</w:t>
+            </w:r>
+          </w:p>
+        </w:tc>
+        <w:tc>
+          <w:tcPr/>
+          <w:p>
+            <w:pPr>
+              <w:pStyle w:val="Compact"/>
+              <w:jc w:val="left"/>
+            </w:pPr>
+            <w:r>
+              <w:t xml:space="preserve">Structural (not substring) fix for the</w:t>
+            </w:r>
+            <w:r>
+              <w:t xml:space="preserve"> </w:t>
+            </w:r>
+            <w:r>
+              <w:rPr>
+                <w:rStyle w:val="VerbatimChar"/>
+              </w:rPr>
+              <w:t xml:space="preserve">std::pair&lt;..._Rb_tree...&gt;</w:t>
+            </w:r>
+            <w:r>
+              <w:t xml:space="preserve">/GOTCHA-registry noise left open two entries above:</w:t>
+            </w:r>
+            <w:r>
+              <w:t xml:space="preserve"> </w:t>
+            </w:r>
+            <w:r>
+              <w:rPr>
+                <w:rStyle w:val="VerbatimChar"/>
+              </w:rPr>
+              <w:t xml:space="preserve">mark_wrapper_contaminated_branches()</w:t>
+            </w:r>
+            <w:r>
+              <w:t xml:space="preserve">/</w:t>
+            </w:r>
+            <w:r>
+              <w:rPr>
+                <w:rStyle w:val="VerbatimChar"/>
+              </w:rPr>
+              <w:t xml:space="preserve">prune_wrapper_contaminated_branches()</w:t>
+            </w:r>
+            <w:r>
+              <w:t xml:space="preserve"> </w:t>
+            </w:r>
+            <w:r>
+              <w:t xml:space="preserve">drop a whole sibling branch when it contains a wrapper match but has a genuinely clean sibling to compare against – confirmed via real data this reduces the noise’s dominance in</w:t>
+            </w:r>
+            <w:r>
+              <w:t xml:space="preserve"> </w:t>
+            </w:r>
+            <w:r>
+              <w:rPr>
+                <w:rStyle w:val="VerbatimChar"/>
+              </w:rPr>
+              <w:t xml:space="preserve">hotspots.txt</w:t>
+            </w:r>
+            <w:r>
+              <w:t xml:space="preserve"> </w:t>
+            </w:r>
+            <w:r>
+              <w:t xml:space="preserve">table 1 from ~40% to ~4-5%, with the residue confirmed to be real MPI-internal ancestry sharing the same generic label, not a filtering gap</w:t>
+            </w:r>
+          </w:p>
+        </w:tc>
+      </w:tr>
     </w:tbl>
     <w:bookmarkStart w:id="20" w:name="project-scaffolding-and-rules"/>
     <w:p>
@@ -26688,7 +26765,1013 @@
       </w:r>
     </w:p>
     <w:bookmarkEnd w:id="61"/>
+    <w:bookmarkStart w:id="62" w:name="X167d85677aec41c9ae0a58cd3bfcecd25af5eb0"/>
+    <w:p>
+      <w:pPr>
+        <w:pStyle w:val="Heading2"/>
+      </w:pPr>
+      <w:r>
+        <w:t xml:space="preserve">2026-08-13 — Structural (not substring) fix for the</w:t>
+      </w:r>
+      <w:r>
+        <w:t xml:space="preserve"> </w:t>
+      </w:r>
+      <w:r>
+        <w:rPr>
+          <w:rStyle w:val="VerbatimChar"/>
+        </w:rPr>
+        <w:t xml:space="preserve">std::pair&lt;..._Rb_tree...&gt;</w:t>
+      </w:r>
+      <w:r>
+        <w:t xml:space="preserve"> </w:t>
+      </w:r>
+      <w:r>
+        <w:t xml:space="preserve">noise</w:t>
+      </w:r>
+    </w:p>
+    <w:p>
+      <w:pPr>
+        <w:pStyle w:val="FirstParagraph"/>
+      </w:pPr>
+      <w:r>
+        <w:t xml:space="preserve">Full untruncated symbols from</w:t>
+      </w:r>
+      <w:r>
+        <w:t xml:space="preserve"> </w:t>
+      </w:r>
+      <w:r>
+        <w:rPr>
+          <w:rStyle w:val="VerbatimChar"/>
+        </w:rPr>
+        <w:t xml:space="preserve">functions-&lt;rank&gt;.json</w:t>
+      </w:r>
+      <w:r>
+        <w:t xml:space="preserve"> </w:t>
+      </w:r>
+      <w:r>
+        <w:t xml:space="preserve">(the rendered</w:t>
+      </w:r>
+      <w:r>
+        <w:t xml:space="preserve"> </w:t>
+      </w:r>
+      <w:r>
+        <w:rPr>
+          <w:rStyle w:val="VerbatimChar"/>
+        </w:rPr>
+        <w:t xml:space="preserve">.txt</w:t>
+      </w:r>
+      <w:r>
+        <w:t xml:space="preserve">/</w:t>
+      </w:r>
+      <w:r>
+        <w:rPr>
+          <w:rStyle w:val="VerbatimChar"/>
+        </w:rPr>
+        <w:t xml:space="preserve">calltree.txt</w:t>
+      </w:r>
+      <w:r>
+        <w:t xml:space="preserve"> </w:t>
+      </w:r>
+      <w:r>
+        <w:t xml:space="preserve">column</w:t>
+      </w:r>
+      <w:r>
+        <w:t xml:space="preserve"> </w:t>
+      </w:r>
+      <w:r>
+        <w:t xml:space="preserve">width truncates long C++ template signatures) confirmed the</w:t>
+      </w:r>
+      <w:r>
+        <w:t xml:space="preserve"> </w:t>
+      </w:r>
+      <w:r>
+        <w:rPr>
+          <w:rStyle w:val="VerbatimChar"/>
+        </w:rPr>
+        <w:t xml:space="preserve">std::pair&lt;..._Rb_tree...&gt;</w:t>
+      </w:r>
+      <w:r>
+        <w:t xml:space="preserve"> </w:t>
+      </w:r>
+      <w:r>
+        <w:t xml:space="preserve">chain from</w:t>
+      </w:r>
+      <w:r>
+        <w:t xml:space="preserve"> </w:t>
+      </w:r>
+      <w:r>
+        <w:t xml:space="preserve">two entries above is rocprof-sys/GOTCHA’s own startup library/symbol-registration bookkeeping –</w:t>
+      </w:r>
+      <w:r>
+        <w:t xml:space="preserve"> </w:t>
+      </w:r>
+      <w:r>
+        <w:rPr>
+          <w:rStyle w:val="VerbatimChar"/>
+        </w:rPr>
+        <w:t xml:space="preserve">std::set&lt;std::string&gt;::emplace()</w:t>
+      </w:r>
+      <w:r>
+        <w:t xml:space="preserve"> </w:t>
+      </w:r>
+      <w:r>
+        <w:t xml:space="preserve">of a 15-character string literal baked into rocprof-sys’s own</w:t>
+      </w:r>
+      <w:r>
+        <w:t xml:space="preserve"> </w:t>
+      </w:r>
+      <w:r>
+        <w:t xml:space="preserve">source,</w:t>
+      </w:r>
+      <w:r>
+        <w:t xml:space="preserve"> </w:t>
+      </w:r>
+      <w:r>
+        <w:rPr>
+          <w:rStyle w:val="VerbatimChar"/>
+        </w:rPr>
+        <w:t xml:space="preserve">std::map&lt;unsigned long, std::set&lt;unsigned long&gt;&gt;::_M_erase()</w:t>
+      </w:r>
+      <w:r>
+        <w:t xml:space="preserve"> </w:t>
+      </w:r>
+      <w:r>
+        <w:t xml:space="preserve">– byte-for-byte identical</w:t>
+      </w:r>
+      <w:r>
+        <w:t xml:space="preserve"> </w:t>
+      </w:r>
+      <w:r>
+        <w:t xml:space="preserve">across all 3</w:t>
+      </w:r>
+      <w:r>
+        <w:t xml:space="preserve"> </w:t>
+      </w:r>
+      <w:r>
+        <w:rPr>
+          <w:rStyle w:val="VerbatimChar"/>
+        </w:rPr>
+        <w:t xml:space="preserve">amd</w:t>
+      </w:r>
+      <w:r>
+        <w:t xml:space="preserve"> </w:t>
+      </w:r>
+      <w:r>
+        <w:t xml:space="preserve">apps (C/C++/Fortran), proving it’s independent of the profiled program’s</w:t>
+      </w:r>
+      <w:r>
+        <w:t xml:space="preserve"> </w:t>
+      </w:r>
+      <w:r>
+        <w:t xml:space="preserve">language. Only a few frames genuinely deep inside actually match anything (</w:t>
+      </w:r>
+      <w:r>
+        <w:rPr>
+          <w:rStyle w:val="VerbatimChar"/>
+        </w:rPr>
+        <w:t xml:space="preserve">get_library</w:t>
+      </w:r>
+      <w:r>
+        <w:t xml:space="preserve">,</w:t>
+      </w:r>
+      <w:r>
+        <w:t xml:space="preserve"> </w:t>
+      </w:r>
+      <w:r>
+        <w:rPr>
+          <w:rStyle w:val="VerbatimChar"/>
+        </w:rPr>
+        <w:t xml:space="preserve">create_hashtable</w:t>
+      </w:r>
+      <w:r>
+        <w:t xml:space="preserve">,</w:t>
+      </w:r>
+      <w:r>
+        <w:t xml:space="preserve"> </w:t>
+      </w:r>
+      <w:r>
+        <w:rPr>
+          <w:rStyle w:val="VerbatimChar"/>
+        </w:rPr>
+        <w:t xml:space="preserve">add_binding_to_tool</w:t>
+      </w:r>
+      <w:r>
+        <w:t xml:space="preserve">,</w:t>
+      </w:r>
+      <w:r>
+        <w:t xml:space="preserve"> </w:t>
+      </w:r>
+      <w:r>
+        <w:rPr>
+          <w:rStyle w:val="VerbatimChar"/>
+        </w:rPr>
+        <w:t xml:space="preserve">get_tool</w:t>
+      </w:r>
+      <w:r>
+        <w:t xml:space="preserve">,</w:t>
+      </w:r>
+      <w:r>
+        <w:t xml:space="preserve"> </w:t>
+      </w:r>
+      <w:r>
+        <w:rPr>
+          <w:rStyle w:val="VerbatimChar"/>
+        </w:rPr>
+        <w:t xml:space="preserve">lookup_exported_symbol</w:t>
+      </w:r>
+      <w:r>
+        <w:t xml:space="preserve">,</w:t>
+      </w:r>
+      <w:r>
+        <w:t xml:space="preserve"> </w:t>
+      </w:r>
+      <w:r>
+        <w:rPr>
+          <w:rStyle w:val="VerbatimChar"/>
+        </w:rPr>
+        <w:t xml:space="preserve">prepare_symbol</w:t>
+      </w:r>
+      <w:r>
+        <w:t xml:space="preserve"> </w:t>
+      </w:r>
+      <w:r>
+        <w:t xml:space="preserve">–</w:t>
+      </w:r>
+      <w:r>
+        <w:t xml:space="preserve"> </w:t>
+      </w:r>
+      <w:r>
+        <w:t xml:space="preserve">real GOTCHA API function names, added to</w:t>
+      </w:r>
+      <w:r>
+        <w:t xml:space="preserve"> </w:t>
+      </w:r>
+      <w:r>
+        <w:rPr>
+          <w:rStyle w:val="VerbatimChar"/>
+        </w:rPr>
+        <w:t xml:space="preserve">ROCPROFSYS_WRAPPER_SUBSTRINGS</w:t>
+      </w:r>
+      <w:r>
+        <w:t xml:space="preserve">); most of the chain is</w:t>
+      </w:r>
+      <w:r>
+        <w:t xml:space="preserve"> </w:t>
+      </w:r>
+      <w:r>
+        <w:t xml:space="preserve">generic STL container internals that don’t match anything on their own, so per-label substring</w:t>
+      </w:r>
+      <w:r>
+        <w:t xml:space="preserve"> </w:t>
+      </w:r>
+      <w:r>
+        <w:t xml:space="preserve">filtering (this session’s approach for every other noise category) can’t clean it without risking a</w:t>
+      </w:r>
+      <w:r>
+        <w:t xml:space="preserve"> </w:t>
+      </w:r>
+      <w:r>
+        <w:t xml:space="preserve">real application’s own</w:t>
+      </w:r>
+      <w:r>
+        <w:t xml:space="preserve"> </w:t>
+      </w:r>
+      <w:r>
+        <w:rPr>
+          <w:rStyle w:val="VerbatimChar"/>
+        </w:rPr>
+        <w:t xml:space="preserve">std::map</w:t>
+      </w:r>
+      <w:r>
+        <w:t xml:space="preserve">/</w:t>
+      </w:r>
+      <w:r>
+        <w:rPr>
+          <w:rStyle w:val="VerbatimChar"/>
+        </w:rPr>
+        <w:t xml:space="preserve">std::set</w:t>
+      </w:r>
+      <w:r>
+        <w:t xml:space="preserve"> </w:t>
+      </w:r>
+      <w:r>
+        <w:t xml:space="preserve">usage – exactly what the user had already flagged as</w:t>
+      </w:r>
+      <w:r>
+        <w:t xml:space="preserve"> </w:t>
+      </w:r>
+      <w:r>
+        <w:t xml:space="preserve">unacceptable.</w:t>
+      </w:r>
+    </w:p>
+    <w:p>
+      <w:pPr>
+        <w:pStyle w:val="BodyText"/>
+      </w:pPr>
+      <w:r>
+        <w:t xml:space="preserve">Per the user’s proposal, fixed structurally instead: at any branching point (2+ rows/nodes sharing</w:t>
+      </w:r>
+      <w:r>
+        <w:t xml:space="preserve"> </w:t>
+      </w:r>
+      <w:r>
+        <w:t xml:space="preserve">the same parent, including top-level roots), a sibling has its</w:t>
+      </w:r>
+      <w:r>
+        <w:t xml:space="preserve"> </w:t>
+      </w:r>
+      <w:r>
+        <w:rPr>
+          <w:iCs/>
+          <w:i/>
+        </w:rPr>
+        <w:t xml:space="preserve">whole subtree</w:t>
+      </w:r>
+      <w:r>
+        <w:t xml:space="preserve"> </w:t>
+      </w:r>
+      <w:r>
+        <w:t xml:space="preserve">dropped if a wrapper</w:t>
+      </w:r>
+      <w:r>
+        <w:t xml:space="preserve"> </w:t>
+      </w:r>
+      <w:r>
+        <w:t xml:space="preserve">match exists anywhere within it AND at least one other sibling’s subtree has none – i.e. only when</w:t>
+      </w:r>
+      <w:r>
+        <w:t xml:space="preserve"> </w:t>
+      </w:r>
+      <w:r>
+        <w:t xml:space="preserve">there’s a genuinely clean sibling to tell it apart from. Implemented in both tools:</w:t>
+      </w:r>
+      <w:r>
+        <w:t xml:space="preserve"> </w:t>
+      </w:r>
+      <w:r>
+        <w:rPr>
+          <w:rStyle w:val="VerbatimChar"/>
+        </w:rPr>
+        <w:t xml:space="preserve">extract_CPU_hotspots.py</w:t>
+      </w:r>
+      <w:r>
+        <w:t xml:space="preserve">’s</w:t>
+      </w:r>
+      <w:r>
+        <w:t xml:space="preserve"> </w:t>
+      </w:r>
+      <w:r>
+        <w:rPr>
+          <w:rStyle w:val="VerbatimChar"/>
+        </w:rPr>
+        <w:t xml:space="preserve">mark_wrapper_contaminated_branches()</w:t>
+      </w:r>
+      <w:r>
+        <w:t xml:space="preserve"> </w:t>
+      </w:r>
+      <w:r>
+        <w:t xml:space="preserve">(flags rows, checked in</w:t>
+      </w:r>
+      <w:r>
+        <w:t xml:space="preserve"> </w:t>
+      </w:r>
+      <w:r>
+        <w:rPr>
+          <w:rStyle w:val="VerbatimChar"/>
+        </w:rPr>
+        <w:t xml:space="preserve">scan_ranks()</w:t>
+      </w:r>
+      <w:r>
+        <w:t xml:space="preserve">’s existing per-row exclusion) and</w:t>
+      </w:r>
+      <w:r>
+        <w:t xml:space="preserve"> </w:t>
+      </w:r>
+      <w:r>
+        <w:rPr>
+          <w:rStyle w:val="VerbatimChar"/>
+        </w:rPr>
+        <w:t xml:space="preserve">extract_calltree.py</w:t>
+      </w:r>
+      <w:r>
+        <w:t xml:space="preserve">’s</w:t>
+      </w:r>
+      <w:r>
+        <w:t xml:space="preserve"> </w:t>
+      </w:r>
+      <w:r>
+        <w:rPr>
+          <w:rStyle w:val="VerbatimChar"/>
+        </w:rPr>
+        <w:t xml:space="preserve">prune_wrapper_contaminated_branches()</w:t>
+      </w:r>
+      <w:r>
+        <w:t xml:space="preserve"> </w:t>
+      </w:r>
+      <w:r>
+        <w:t xml:space="preserve">(drops rows outright, called PER RANK before</w:t>
+      </w:r>
+      <w:r>
+        <w:t xml:space="preserve"> </w:t>
+      </w:r>
+      <w:r>
+        <w:rPr>
+          <w:rStyle w:val="VerbatimChar"/>
+        </w:rPr>
+        <w:t xml:space="preserve">splice_out_wrapper_nodes()</w:t>
+      </w:r>
+      <w:r>
+        <w:t xml:space="preserve"> </w:t>
+      </w:r>
+      <w:r>
+        <w:t xml:space="preserve">– order matters: splicing already removes any row whose own label</w:t>
+      </w:r>
+      <w:r>
+        <w:t xml:space="preserve"> </w:t>
+      </w:r>
+      <w:r>
+        <w:t xml:space="preserve">matches, which would erase the very anchor this needs to detect contamination in the first place).</w:t>
+      </w:r>
+    </w:p>
+    <w:p>
+      <w:pPr>
+        <w:pStyle w:val="BodyText"/>
+      </w:pPr>
+      <w:r>
+        <w:t xml:space="preserve">Two safety bugs were caught before this was correct, both via the project’s own real data and</w:t>
+      </w:r>
+      <w:r>
+        <w:t xml:space="preserve"> </w:t>
+      </w:r>
+      <w:r>
+        <w:t xml:space="preserve">tests, not by inspection alone:</w:t>
+      </w:r>
+      <w:r>
+        <w:t xml:space="preserve"> </w:t>
+      </w:r>
+      <w:r>
+        <w:t xml:space="preserve">1.</w:t>
+      </w:r>
+      <w:r>
+        <w:t xml:space="preserve"> </w:t>
+      </w:r>
+      <w:r>
+        <w:rPr>
+          <w:bCs/>
+          <w:b/>
+        </w:rPr>
+        <w:t xml:space="preserve">First unit-test run</w:t>
+      </w:r>
+      <w:r>
+        <w:t xml:space="preserve"> </w:t>
+      </w:r>
+      <w:r>
+        <w:t xml:space="preserve">caught an over-aggressive version: a sibling whose</w:t>
+      </w:r>
+      <w:r>
+        <w:t xml:space="preserve"> </w:t>
+      </w:r>
+      <w:r>
+        <w:rPr>
+          <w:iCs/>
+          <w:i/>
+        </w:rPr>
+        <w:t xml:space="preserve">own</w:t>
+      </w:r>
+      <w:r>
+        <w:t xml:space="preserve"> </w:t>
+      </w:r>
+      <w:r>
+        <w:t xml:space="preserve">label already</w:t>
+      </w:r>
+      <w:r>
+        <w:t xml:space="preserve"> </w:t>
+      </w:r>
+      <w:r>
+        <w:t xml:space="preserve">matches directly (e.g. </w:t>
+      </w:r>
+      <w:r>
+        <w:rPr>
+          <w:rStyle w:val="VerbatimChar"/>
+        </w:rPr>
+        <w:t xml:space="preserve">gotcha_wrapper_call</w:t>
+      </w:r>
+      <w:r>
+        <w:t xml:space="preserve">) was being swept away wholesale, deleting real</w:t>
+      </w:r>
+      <w:r>
+        <w:t xml:space="preserve"> </w:t>
+      </w:r>
+      <w:r>
+        <w:t xml:space="preserve">content legitimately nested underneath it (</w:t>
+      </w:r>
+      <w:r>
+        <w:rPr>
+          <w:rStyle w:val="VerbatimChar"/>
+        </w:rPr>
+        <w:t xml:space="preserve">real_child_under_wrapper</w:t>
+      </w:r>
+      <w:r>
+        <w:t xml:space="preserve">) that</w:t>
+      </w:r>
+      <w:r>
+        <w:t xml:space="preserve"> </w:t>
+      </w:r>
+      <w:r>
+        <w:rPr>
+          <w:rStyle w:val="VerbatimChar"/>
+        </w:rPr>
+        <w:t xml:space="preserve">splice_out_wrapper_nodes()</w:t>
+      </w:r>
+      <w:r>
+        <w:t xml:space="preserve"> </w:t>
+      </w:r>
+      <w:r>
+        <w:t xml:space="preserve">already correctly preserves (reparented, not deleted). Fixed by</w:t>
+      </w:r>
+      <w:r>
+        <w:t xml:space="preserve"> </w:t>
+      </w:r>
+      <w:r>
+        <w:t xml:space="preserve">excluding directly-matching siblings from this function’s own targeting – it only targets a</w:t>
+      </w:r>
+      <w:r>
+        <w:t xml:space="preserve"> </w:t>
+      </w:r>
+      <w:r>
+        <w:t xml:space="preserve">sibling whose own label is generic/non-matching but has a match buried inside it, the opposite</w:t>
+      </w:r>
+      <w:r>
+        <w:t xml:space="preserve"> </w:t>
+      </w:r>
+      <w:r>
+        <w:t xml:space="preserve">shape from an ancestor-wrapper.</w:t>
+      </w:r>
+      <w:r>
+        <w:t xml:space="preserve"> </w:t>
+      </w:r>
+      <w:r>
+        <w:t xml:space="preserve">2.</w:t>
+      </w:r>
+      <w:r>
+        <w:t xml:space="preserve"> </w:t>
+      </w:r>
+      <w:r>
+        <w:rPr>
+          <w:bCs/>
+          <w:b/>
+        </w:rPr>
+        <w:t xml:space="preserve">Re-running against the 6 real directories</w:t>
+      </w:r>
+      <w:r>
+        <w:t xml:space="preserve"> </w:t>
+      </w:r>
+      <w:r>
+        <w:t xml:space="preserve">surfaced a second, more fundamental finding: one</w:t>
+      </w:r>
+      <w:r>
+        <w:t xml:space="preserve"> </w:t>
+      </w:r>
+      <w:r>
+        <w:t xml:space="preserve">surviving</w:t>
+      </w:r>
+      <w:r>
+        <w:t xml:space="preserve"> </w:t>
+      </w:r>
+      <w:r>
+        <w:rPr>
+          <w:rStyle w:val="VerbatimChar"/>
+        </w:rPr>
+        <w:t xml:space="preserve">std::pair&lt;..._Rb_tree_iterator&lt;std::string&gt;...&gt;</w:t>
+      </w:r>
+      <w:r>
+        <w:t xml:space="preserve"> </w:t>
+      </w:r>
+      <w:r>
+        <w:t xml:space="preserve">node under</w:t>
+      </w:r>
+      <w:r>
+        <w:t xml:space="preserve"> </w:t>
+      </w:r>
+      <w:r>
+        <w:rPr>
+          <w:rStyle w:val="VerbatimChar"/>
+        </w:rPr>
+        <w:t xml:space="preserve">run_simulation</w:t>
+      </w:r>
+      <w:r>
+        <w:t xml:space="preserve"> </w:t>
+      </w:r>
+      <w:r>
+        <w:t xml:space="preserve">traced,</w:t>
+      </w:r>
+      <w:r>
+        <w:t xml:space="preserve"> </w:t>
+      </w:r>
+      <w:r>
+        <w:t xml:space="preserve">in the raw</w:t>
+      </w:r>
+      <w:r>
+        <w:t xml:space="preserve"> </w:t>
+      </w:r>
+      <w:r>
+        <w:rPr>
+          <w:rStyle w:val="VerbatimChar"/>
+        </w:rPr>
+        <w:t xml:space="preserve">sampling_wall_clock-0.txt</w:t>
+      </w:r>
+      <w:r>
+        <w:t xml:space="preserve">, to a REAL ancestor of</w:t>
+      </w:r>
+      <w:r>
+        <w:t xml:space="preserve"> </w:t>
+      </w:r>
+      <w:r>
+        <w:rPr>
+          <w:rStyle w:val="VerbatimChar"/>
+        </w:rPr>
+        <w:t xml:space="preserve">PMPI_Allreduce -&gt; MPIR_CRAY_    Allreduce -&gt; MPIDI_CRAY_Setup_Shared_Mem_Coll -&gt; ...</w:t>
+      </w:r>
+      <w:r>
+        <w:t xml:space="preserve"> </w:t>
+      </w:r>
+      <w:r>
+        <w:t xml:space="preserve">– i.e. the exact same generic label shape</w:t>
+      </w:r>
+      <w:r>
+        <w:t xml:space="preserve"> </w:t>
+      </w:r>
+      <w:r>
+        <w:t xml:space="preserve">genuinely occurs in legitimate Cray MPICH internal call chains too, not only in GOTCHA’s startup</w:t>
+      </w:r>
+      <w:r>
+        <w:t xml:space="preserve"> </w:t>
+      </w:r>
+      <w:r>
+        <w:t xml:space="preserve">noise. The</w:t>
+      </w:r>
+      <w:r>
+        <w:t xml:space="preserve"> </w:t>
+      </w:r>
+      <w:r>
+        <w:t xml:space="preserve">“</w:t>
+      </w:r>
+      <w:r>
+        <w:t xml:space="preserve">needs a clean sibling</w:t>
+      </w:r>
+      <w:r>
+        <w:t xml:space="preserve">”</w:t>
+      </w:r>
+      <w:r>
+        <w:t xml:space="preserve"> </w:t>
+      </w:r>
+      <w:r>
+        <w:t xml:space="preserve">guard correctly left it untouched (nothing inside its subtree</w:t>
+      </w:r>
+      <w:r>
+        <w:t xml:space="preserve"> </w:t>
+      </w:r>
+      <w:r>
+        <w:t xml:space="preserve">matches</w:t>
+      </w:r>
+      <w:r>
+        <w:t xml:space="preserve"> </w:t>
+      </w:r>
+      <w:r>
+        <w:rPr>
+          <w:rStyle w:val="VerbatimChar"/>
+        </w:rPr>
+        <w:t xml:space="preserve">ROCPROFSYS_WRAPPER_SUBSTRINGS</w:t>
+      </w:r>
+      <w:r>
+        <w:t xml:space="preserve">), which is exactly why some residual</w:t>
+      </w:r>
+      <w:r>
+        <w:t xml:space="preserve"> </w:t>
+      </w:r>
+      <w:r>
+        <w:rPr>
+          <w:rStyle w:val="VerbatimChar"/>
+        </w:rPr>
+        <w:t xml:space="preserve">std::pair&lt;int,    int&gt;...</w:t>
+      </w:r>
+      <w:r>
+        <w:t xml:space="preserve"> </w:t>
+      </w:r>
+      <w:r>
+        <w:t xml:space="preserve">entries still appear in</w:t>
+      </w:r>
+      <w:r>
+        <w:t xml:space="preserve"> </w:t>
+      </w:r>
+      <w:r>
+        <w:rPr>
+          <w:rStyle w:val="VerbatimChar"/>
+        </w:rPr>
+        <w:t xml:space="preserve">hotspots.txt</w:t>
+      </w:r>
+      <w:r>
+        <w:t xml:space="preserve"> </w:t>
+      </w:r>
+      <w:r>
+        <w:t xml:space="preserve">– not a filtering gap, but live confirmation</w:t>
+      </w:r>
+      <w:r>
+        <w:t xml:space="preserve"> </w:t>
+      </w:r>
+      <w:r>
+        <w:t xml:space="preserve">that a broader, less conservative rule would have deleted real MPI-internal timing data.</w:t>
+      </w:r>
+    </w:p>
+    <w:p>
+      <w:pPr>
+        <w:pStyle w:val="BodyText"/>
+      </w:pPr>
+      <w:r>
+        <w:t xml:space="preserve">Added</w:t>
+      </w:r>
+      <w:r>
+        <w:t xml:space="preserve"> </w:t>
+      </w:r>
+      <w:r>
+        <w:rPr>
+          <w:rStyle w:val="VerbatimChar"/>
+        </w:rPr>
+        <w:t xml:space="preserve">MarkWrapperContaminatedBranchesTests</w:t>
+      </w:r>
+      <w:r>
+        <w:t xml:space="preserve">/</w:t>
+      </w:r>
+      <w:r>
+        <w:rPr>
+          <w:rStyle w:val="VerbatimChar"/>
+        </w:rPr>
+        <w:t xml:space="preserve">WrapperContaminatedBranchFixtureTests</w:t>
+      </w:r>
+      <w:r>
+        <w:t xml:space="preserve"> </w:t>
+      </w:r>
+      <w:r>
+        <w:t xml:space="preserve">(a new fixture,</w:t>
+      </w:r>
+      <w:r>
+        <w:t xml:space="preserve"> </w:t>
+      </w:r>
+      <w:r>
+        <w:rPr>
+          <w:rStyle w:val="VerbatimChar"/>
+        </w:rPr>
+        <w:t xml:space="preserve">tests/fixtures/wrapper_contaminated_branch/</w:t>
+      </w:r>
+      <w:r>
+        <w:t xml:space="preserve">, with a two-layer generic-noise chain to prove</w:t>
+      </w:r>
+      <w:r>
+        <w:t xml:space="preserve"> </w:t>
+      </w:r>
+      <w:r>
+        <w:t xml:space="preserve">cascading deletion, not just the top row) to</w:t>
+      </w:r>
+      <w:r>
+        <w:t xml:space="preserve"> </w:t>
+      </w:r>
+      <w:r>
+        <w:rPr>
+          <w:rStyle w:val="VerbatimChar"/>
+        </w:rPr>
+        <w:t xml:space="preserve">test_extract_CPU_hotspots.py</w:t>
+      </w:r>
+      <w:r>
+        <w:t xml:space="preserve">, and</w:t>
+      </w:r>
+      <w:r>
+        <w:t xml:space="preserve"> </w:t>
+      </w:r>
+      <w:r>
+        <w:rPr>
+          <w:rStyle w:val="VerbatimChar"/>
+        </w:rPr>
+        <w:t xml:space="preserve">WrapperContaminatedBranchTests</w:t>
+      </w:r>
+      <w:r>
+        <w:t xml:space="preserve"> </w:t>
+      </w:r>
+      <w:r>
+        <w:t xml:space="preserve">to</w:t>
+      </w:r>
+      <w:r>
+        <w:t xml:space="preserve"> </w:t>
+      </w:r>
+      <w:r>
+        <w:rPr>
+          <w:rStyle w:val="VerbatimChar"/>
+        </w:rPr>
+        <w:t xml:space="preserve">test_extract_calltree.py</w:t>
+      </w:r>
+      <w:r>
+        <w:t xml:space="preserve"> </w:t>
+      </w:r>
+      <w:r>
+        <w:t xml:space="preserve">(extending the existing</w:t>
+      </w:r>
+      <w:r>
+        <w:t xml:space="preserve"> </w:t>
+      </w:r>
+      <w:r>
+        <w:rPr>
+          <w:rStyle w:val="VerbatimChar"/>
+        </w:rPr>
+        <w:t xml:space="preserve">calltree_sampling_filters</w:t>
+      </w:r>
+      <w:r>
+        <w:t xml:space="preserve"> </w:t>
+      </w:r>
+      <w:r>
+        <w:t xml:space="preserve">fixture) – both explicitly include the</w:t>
+      </w:r>
+      <w:r>
+        <w:t xml:space="preserve"> </w:t>
+      </w:r>
+      <w:r>
+        <w:t xml:space="preserve">“</w:t>
+      </w:r>
+      <w:r>
+        <w:t xml:space="preserve">directly-matching sibling with</w:t>
+      </w:r>
+      <w:r>
+        <w:t xml:space="preserve"> </w:t>
+      </w:r>
+      <w:r>
+        <w:t xml:space="preserve">real content must survive</w:t>
+      </w:r>
+      <w:r>
+        <w:t xml:space="preserve">”</w:t>
+      </w:r>
+      <w:r>
+        <w:t xml:space="preserve"> </w:t>
+      </w:r>
+      <w:r>
+        <w:t xml:space="preserve">case. Full suite: 303 tests, all passing. Re-ran against all 6 real</w:t>
+      </w:r>
+      <w:r>
+        <w:t xml:space="preserve"> </w:t>
+      </w:r>
+      <w:r>
+        <w:rPr>
+          <w:rStyle w:val="VerbatimChar"/>
+        </w:rPr>
+        <w:t xml:space="preserve">test_apps/</w:t>
+      </w:r>
+      <w:r>
+        <w:t xml:space="preserve"> </w:t>
+      </w:r>
+      <w:r>
+        <w:t xml:space="preserve">directories: the dominant occurrence (previously ~39-41% of</w:t>
+      </w:r>
+      <w:r>
+        <w:t xml:space="preserve"> </w:t>
+      </w:r>
+      <w:r>
+        <w:rPr>
+          <w:rStyle w:val="VerbatimChar"/>
+        </w:rPr>
+        <w:t xml:space="preserve">hotspots.txt</w:t>
+      </w:r>
+      <w:r>
+        <w:t xml:space="preserve"> </w:t>
+      </w:r>
+      <w:r>
+        <w:t xml:space="preserve">table 1’s</w:t>
+      </w:r>
+      <w:r>
+        <w:t xml:space="preserve"> </w:t>
+      </w:r>
+      <w:r>
+        <w:t xml:space="preserve">combined pool in</w:t>
+      </w:r>
+      <w:r>
+        <w:t xml:space="preserve"> </w:t>
+      </w:r>
+      <w:r>
+        <w:rPr>
+          <w:rStyle w:val="VerbatimChar"/>
+        </w:rPr>
+        <w:t xml:space="preserve">C_amd</w:t>
+      </w:r>
+      <w:r>
+        <w:t xml:space="preserve">/</w:t>
+      </w:r>
+      <w:r>
+        <w:rPr>
+          <w:rStyle w:val="VerbatimChar"/>
+        </w:rPr>
+        <w:t xml:space="preserve">CPP_amd</w:t>
+      </w:r>
+      <w:r>
+        <w:t xml:space="preserve">/</w:t>
+      </w:r>
+      <w:r>
+        <w:rPr>
+          <w:rStyle w:val="VerbatimChar"/>
+        </w:rPr>
+        <w:t xml:space="preserve">fortran_amd</w:t>
+      </w:r>
+      <w:r>
+        <w:t xml:space="preserve">) dropped to ~4-5%;</w:t>
+      </w:r>
+      <w:r>
+        <w:t xml:space="preserve"> </w:t>
+      </w:r>
+      <w:r>
+        <w:rPr>
+          <w:rStyle w:val="VerbatimChar"/>
+        </w:rPr>
+        <w:t xml:space="preserve">calltree.txt</w:t>
+      </w:r>
+      <w:r>
+        <w:t xml:space="preserve">’s top-level</w:t>
+      </w:r>
+      <w:r>
+        <w:t xml:space="preserve"> </w:t>
+      </w:r>
+      <w:r>
+        <w:t xml:space="preserve">noise branch (previously a large block of repeated templated STL frames directly under</w:t>
+      </w:r>
+      <w:r>
+        <w:t xml:space="preserve"> </w:t>
+      </w:r>
+      <w:r>
+        <w:rPr>
+          <w:rStyle w:val="VerbatimChar"/>
+        </w:rPr>
+        <w:t xml:space="preserve">main</w:t>
+      </w:r>
+      <w:r>
+        <w:t xml:space="preserve">) is</w:t>
+      </w:r>
+      <w:r>
+        <w:t xml:space="preserve"> </w:t>
+      </w:r>
+      <w:r>
+        <w:t xml:space="preserve">gone in all 3</w:t>
+      </w:r>
+      <w:r>
+        <w:t xml:space="preserve"> </w:t>
+      </w:r>
+      <w:r>
+        <w:rPr>
+          <w:rStyle w:val="VerbatimChar"/>
+        </w:rPr>
+        <w:t xml:space="preserve">amd</w:t>
+      </w:r>
+      <w:r>
+        <w:t xml:space="preserve"> </w:t>
+      </w:r>
+      <w:r>
+        <w:t xml:space="preserve">apps. Real branches (</w:t>
+      </w:r>
+      <w:r>
+        <w:rPr>
+          <w:rStyle w:val="VerbatimChar"/>
+        </w:rPr>
+        <w:t xml:space="preserve">run_simulation</w:t>
+      </w:r>
+      <w:r>
+        <w:t xml:space="preserve">,</w:t>
+      </w:r>
+      <w:r>
+        <w:t xml:space="preserve"> </w:t>
+      </w:r>
+      <w:r>
+        <w:rPr>
+          <w:rStyle w:val="VerbatimChar"/>
+        </w:rPr>
+        <w:t xml:space="preserve">MPI_Allreduce</w:t>
+      </w:r>
+      <w:r>
+        <w:t xml:space="preserve">,</w:t>
+      </w:r>
+      <w:r>
+        <w:t xml:space="preserve"> </w:t>
+      </w:r>
+      <w:r>
+        <w:rPr>
+          <w:rStyle w:val="VerbatimChar"/>
+        </w:rPr>
+        <w:t xml:space="preserve">stencil_kernel</w:t>
+      </w:r>
+      <w:r>
+        <w:t xml:space="preserve">, the</w:t>
+      </w:r>
+      <w:r>
+        <w:t xml:space="preserve"> </w:t>
+      </w:r>
+      <w:r>
+        <w:t xml:space="preserve">real MPI-internal ancestor chain found above) confirmed present and untouched in all 6.</w:t>
+      </w:r>
+    </w:p>
     <w:bookmarkEnd w:id="62"/>
+    <w:bookmarkEnd w:id="63"/>
     <w:sectPr/>
   </w:body>
 </w:document>

--- a/docs/DEVELOPMENT_HISTORY.docx
+++ b/docs/DEVELOPMENT_HISTORY.docx
@@ -10,7 +10,7 @@
         <w:t xml:space="preserve">Development History</w:t>
       </w:r>
     </w:p>
-    <w:bookmarkStart w:id="63" w:name="development-history"/>
+    <w:bookmarkStart w:id="64" w:name="development-history"/>
     <w:p>
       <w:pPr>
         <w:pStyle w:val="Heading1"/>
@@ -1461,6 +1461,107 @@
           </w:p>
         </w:tc>
       </w:tr>
+      <w:tr>
+        <w:tc>
+          <w:tcPr/>
+          <w:p>
+            <w:pPr>
+              <w:pStyle w:val="Compact"/>
+              <w:jc w:val="left"/>
+            </w:pPr>
+            <w:r>
+              <w:t xml:space="preserve">2026-08-13</w:t>
+            </w:r>
+          </w:p>
+        </w:tc>
+        <w:tc>
+          <w:tcPr/>
+          <w:p>
+            <w:pPr>
+              <w:pStyle w:val="Compact"/>
+              <w:jc w:val="left"/>
+            </w:pPr>
+            <w:r>
+              <w:t xml:space="preserve">Full</w:t>
+            </w:r>
+            <w:r>
+              <w:t xml:space="preserve"> </w:t>
+            </w:r>
+            <w:r>
+              <w:rPr>
+                <w:rStyle w:val="VerbatimChar"/>
+              </w:rPr>
+              <w:t xml:space="preserve">postprocess/</w:t>
+            </w:r>
+            <w:r>
+              <w:t xml:space="preserve"> </w:t>
+            </w:r>
+            <w:r>
+              <w:t xml:space="preserve">dependency audit and consolidation plan written (</w:t>
+            </w:r>
+            <w:r>
+              <w:rPr>
+                <w:rStyle w:val="VerbatimChar"/>
+              </w:rPr>
+              <w:t xml:space="preserve">docs/plans/2.1-postprocess-consolidation-refactor.md</w:t>
+            </w:r>
+            <w:r>
+              <w:t xml:space="preserve">); plan numbering versioned (</w:t>
+            </w:r>
+            <w:r>
+              <w:rPr>
+                <w:rStyle w:val="VerbatimChar"/>
+              </w:rPr>
+              <w:t xml:space="preserve">1.1</w:t>
+            </w:r>
+            <w:r>
+              <w:t xml:space="preserve">-</w:t>
+            </w:r>
+            <w:r>
+              <w:rPr>
+                <w:rStyle w:val="VerbatimChar"/>
+              </w:rPr>
+              <w:t xml:space="preserve">1.16</w:t>
+            </w:r>
+            <w:r>
+              <w:t xml:space="preserve"> </w:t>
+            </w:r>
+            <w:r>
+              <w:t xml:space="preserve">= original tool suite,</w:t>
+            </w:r>
+            <w:r>
+              <w:t xml:space="preserve"> </w:t>
+            </w:r>
+            <w:r>
+              <w:rPr>
+                <w:rStyle w:val="VerbatimChar"/>
+              </w:rPr>
+              <w:t xml:space="preserve">2.x</w:t>
+            </w:r>
+            <w:r>
+              <w:t xml:space="preserve"> </w:t>
+            </w:r>
+            <w:r>
+              <w:t xml:space="preserve">= this refactor);</w:t>
+            </w:r>
+            <w:r>
+              <w:t xml:space="preserve"> </w:t>
+            </w:r>
+            <w:r>
+              <w:rPr>
+                <w:rStyle w:val="VerbatimChar"/>
+              </w:rPr>
+              <w:t xml:space="preserve">CLAUDE.md</w:t>
+            </w:r>
+            <w:r>
+              <w:t xml:space="preserve"> </w:t>
+            </w:r>
+            <w:r>
+              <w:t xml:space="preserve">gains a Code Comments convention (describe current behavior, not history; every module gets a top-of-file scope/functions/philosophy docstring)</w:t>
+            </w:r>
+          </w:p>
+        </w:tc>
+      </w:tr>
     </w:tbl>
     <w:bookmarkStart w:id="20" w:name="project-scaffolding-and-rules"/>
     <w:p>
@@ -27771,7 +27872,419 @@
       </w:r>
     </w:p>
     <w:bookmarkEnd w:id="62"/>
+    <w:bookmarkStart w:id="63" w:name="Xffb7fe892306a8fc8c44643e0be7e9faebb8402"/>
+    <w:p>
+      <w:pPr>
+        <w:pStyle w:val="Heading2"/>
+      </w:pPr>
+      <w:r>
+        <w:t xml:space="preserve">2026-08-13 —</w:t>
+      </w:r>
+      <w:r>
+        <w:t xml:space="preserve"> </w:t>
+      </w:r>
+      <w:r>
+        <w:rPr>
+          <w:rStyle w:val="VerbatimChar"/>
+        </w:rPr>
+        <w:t xml:space="preserve">postprocess/</w:t>
+      </w:r>
+      <w:r>
+        <w:t xml:space="preserve"> </w:t>
+      </w:r>
+      <w:r>
+        <w:t xml:space="preserve">dependency audit, consolidation plan, and plan-numbering versioning</w:t>
+      </w:r>
+    </w:p>
+    <w:p>
+      <w:pPr>
+        <w:pStyle w:val="FirstParagraph"/>
+      </w:pPr>
+      <w:r>
+        <w:t xml:space="preserve">A full read-through of every file under</w:t>
+      </w:r>
+      <w:r>
+        <w:t xml:space="preserve"> </w:t>
+      </w:r>
+      <w:r>
+        <w:rPr>
+          <w:rStyle w:val="VerbatimChar"/>
+        </w:rPr>
+        <w:t xml:space="preserve">postprocess/</w:t>
+      </w:r>
+      <w:r>
+        <w:t xml:space="preserve"> </w:t>
+      </w:r>
+      <w:r>
+        <w:t xml:space="preserve">produced a dependency map (module graph,</w:t>
+      </w:r>
+      <w:r>
+        <w:t xml:space="preserve"> </w:t>
+      </w:r>
+      <w:r>
+        <w:t xml:space="preserve">cross-module function calls, a functional-pipeline view across all four hotspot/calltree tools,</w:t>
+      </w:r>
+      <w:r>
+        <w:t xml:space="preserve"> </w:t>
+      </w:r>
+      <w:r>
+        <w:t xml:space="preserve">duplication findings, and a move-list) and a target architecture organized by pipeline stage</w:t>
+      </w:r>
+      <w:r>
+        <w:t xml:space="preserve"> </w:t>
+      </w:r>
+      <w:r>
+        <w:t xml:space="preserve">(read profile / ancestry tree / filter noise / merge ranks+LB / create tables / report) instead of</w:t>
+      </w:r>
+      <w:r>
+        <w:t xml:space="preserve"> </w:t>
+      </w:r>
+      <w:r>
+        <w:t xml:space="preserve">by tool. On top of that: a tag-then-act redesign for stage 3’s noise filtering (replacing today’s</w:t>
+      </w:r>
+      <w:r>
+        <w:t xml:space="preserve"> </w:t>
+      </w:r>
+      <w:r>
+        <w:t xml:space="preserve">~15 bespoke, tool-specific predicate functions with one shared classification engine plus a small</w:t>
+      </w:r>
+      <w:r>
+        <w:t xml:space="preserve"> </w:t>
+      </w:r>
+      <w:r>
+        <w:t xml:space="preserve">per-tool action map), a report-formatting style guide (casing, section markers, blank-line/caveat</w:t>
+      </w:r>
+      <w:r>
+        <w:t xml:space="preserve"> </w:t>
+      </w:r>
+      <w:r>
+        <w:t xml:space="preserve">structure, long-name wrapping, a reproducibility-oriented</w:t>
+      </w:r>
+      <w:r>
+        <w:t xml:space="preserve"> </w:t>
+      </w:r>
+      <w:r>
+        <w:rPr>
+          <w:rStyle w:val="VerbatimChar"/>
+        </w:rPr>
+        <w:t xml:space="preserve">command:</w:t>
+      </w:r>
+      <w:r>
+        <w:t xml:space="preserve"> </w:t>
+      </w:r>
+      <w:r>
+        <w:t xml:space="preserve">header line), a test-suite</w:t>
+      </w:r>
+      <w:r>
+        <w:t xml:space="preserve"> </w:t>
+      </w:r>
+      <w:r>
+        <w:t xml:space="preserve">audit mapping all ~180 existing test methods against the new architecture, and a 10-step</w:t>
+      </w:r>
+      <w:r>
+        <w:t xml:space="preserve"> </w:t>
+      </w:r>
+      <w:r>
+        <w:t xml:space="preserve">implementation roadmap sequenced by actual dependency (not by section number). Written to</w:t>
+      </w:r>
+      <w:r>
+        <w:t xml:space="preserve"> </w:t>
+      </w:r>
+      <w:r>
+        <w:rPr>
+          <w:rStyle w:val="VerbatimChar"/>
+        </w:rPr>
+        <w:t xml:space="preserve">docs/plans/2.1-postprocess-consolidation-refactor.md</w:t>
+      </w:r>
+      <w:r>
+        <w:t xml:space="preserve">; a new branch,</w:t>
+      </w:r>
+      <w:r>
+        <w:t xml:space="preserve"> </w:t>
+      </w:r>
+      <w:r>
+        <w:rPr>
+          <w:rStyle w:val="VerbatimChar"/>
+        </w:rPr>
+        <w:t xml:space="preserve">postprocess-consolidation</w:t>
+      </w:r>
+      <w:r>
+        <w:t xml:space="preserve">,</w:t>
+      </w:r>
+      <w:r>
+        <w:t xml:space="preserve"> </w:t>
+      </w:r>
+      <w:r>
+        <w:t xml:space="preserve">was created for this work.</w:t>
+      </w:r>
+    </w:p>
+    <w:p>
+      <w:pPr>
+        <w:pStyle w:val="BodyText"/>
+      </w:pPr>
+      <w:r>
+        <w:t xml:space="preserve">Plan files were renumbered to a</w:t>
+      </w:r>
+      <w:r>
+        <w:t xml:space="preserve"> </w:t>
+      </w:r>
+      <w:r>
+        <w:rPr>
+          <w:rStyle w:val="VerbatimChar"/>
+        </w:rPr>
+        <w:t xml:space="preserve">&lt;major&gt;.&lt;minor&gt;</w:t>
+      </w:r>
+      <w:r>
+        <w:t xml:space="preserve"> </w:t>
+      </w:r>
+      <w:r>
+        <w:t xml:space="preserve">scheme:</w:t>
+      </w:r>
+      <w:r>
+        <w:t xml:space="preserve"> </w:t>
+      </w:r>
+      <w:r>
+        <w:rPr>
+          <w:rStyle w:val="VerbatimChar"/>
+        </w:rPr>
+        <w:t xml:space="preserve">docs/plans/01</w:t>
+      </w:r>
+      <w:r>
+        <w:t xml:space="preserve">-</w:t>
+      </w:r>
+      <w:r>
+        <w:rPr>
+          <w:rStyle w:val="VerbatimChar"/>
+        </w:rPr>
+        <w:t xml:space="preserve">16</w:t>
+      </w:r>
+      <w:r>
+        <w:t xml:space="preserve"> </w:t>
+      </w:r>
+      <w:r>
+        <w:t xml:space="preserve">(the original tool</w:t>
+      </w:r>
+      <w:r>
+        <w:t xml:space="preserve"> </w:t>
+      </w:r>
+      <w:r>
+        <w:t xml:space="preserve">suite, one plan per tool/feature) became</w:t>
+      </w:r>
+      <w:r>
+        <w:t xml:space="preserve"> </w:t>
+      </w:r>
+      <w:r>
+        <w:rPr>
+          <w:rStyle w:val="VerbatimChar"/>
+        </w:rPr>
+        <w:t xml:space="preserve">1.1</w:t>
+      </w:r>
+      <w:r>
+        <w:t xml:space="preserve">-</w:t>
+      </w:r>
+      <w:r>
+        <w:rPr>
+          <w:rStyle w:val="VerbatimChar"/>
+        </w:rPr>
+        <w:t xml:space="preserve">1.16</w:t>
+      </w:r>
+      <w:r>
+        <w:t xml:space="preserve">; this new consolidation plan is</w:t>
+      </w:r>
+      <w:r>
+        <w:t xml:space="preserve"> </w:t>
+      </w:r>
+      <w:r>
+        <w:rPr>
+          <w:rStyle w:val="VerbatimChar"/>
+        </w:rPr>
+        <w:t xml:space="preserve">2.1</w:t>
+      </w:r>
+      <w:r>
+        <w:t xml:space="preserve">, with</w:t>
+      </w:r>
+      <w:r>
+        <w:t xml:space="preserve"> </w:t>
+      </w:r>
+      <w:r>
+        <w:t xml:space="preserve">future plans in this phase continuing as</w:t>
+      </w:r>
+      <w:r>
+        <w:t xml:space="preserve"> </w:t>
+      </w:r>
+      <w:r>
+        <w:rPr>
+          <w:rStyle w:val="VerbatimChar"/>
+        </w:rPr>
+        <w:t xml:space="preserve">2.2</w:t>
+      </w:r>
+      <w:r>
+        <w:t xml:space="preserve">,</w:t>
+      </w:r>
+      <w:r>
+        <w:t xml:space="preserve"> </w:t>
+      </w:r>
+      <w:r>
+        <w:rPr>
+          <w:rStyle w:val="VerbatimChar"/>
+        </w:rPr>
+        <w:t xml:space="preserve">2.3</w:t>
+      </w:r>
+      <w:r>
+        <w:t xml:space="preserve">, etc.</w:t>
+      </w:r>
+      <w:r>
+        <w:t xml:space="preserve"> </w:t>
+      </w:r>
+      <w:r>
+        <w:rPr>
+          <w:rStyle w:val="VerbatimChar"/>
+        </w:rPr>
+        <w:t xml:space="preserve">CLAUDE.md</w:t>
+      </w:r>
+      <w:r>
+        <w:t xml:space="preserve">’s plan-documentation section</w:t>
+      </w:r>
+      <w:r>
+        <w:t xml:space="preserve"> </w:t>
+      </w:r>
+      <w:r>
+        <w:t xml:space="preserve">was updated to describe the new scheme. Per this project’s existing precedent for file renames</w:t>
+      </w:r>
+      <w:r>
+        <w:t xml:space="preserve"> </w:t>
+      </w:r>
+      <w:r>
+        <w:t xml:space="preserve">(the tool-renaming entry above left prior</w:t>
+      </w:r>
+      <w:r>
+        <w:t xml:space="preserve"> </w:t>
+      </w:r>
+      <w:r>
+        <w:rPr>
+          <w:rStyle w:val="VerbatimChar"/>
+        </w:rPr>
+        <w:t xml:space="preserve">DEVELOPMENT_HISTORY.md</w:t>
+      </w:r>
+      <w:r>
+        <w:t xml:space="preserve"> </w:t>
+      </w:r>
+      <w:r>
+        <w:t xml:space="preserve">entries referencing old names</w:t>
+      </w:r>
+      <w:r>
+        <w:t xml:space="preserve"> </w:t>
+      </w:r>
+      <w:r>
+        <w:t xml:space="preserve">untouched, as a historical record), this file’s own prior plan-number references were left as-is;</w:t>
+      </w:r>
+      <w:r>
+        <w:t xml:space="preserve"> </w:t>
+      </w:r>
+      <w:r>
+        <w:t xml:space="preserve">only the one live user-facing pointer in</w:t>
+      </w:r>
+      <w:r>
+        <w:t xml:space="preserve"> </w:t>
+      </w:r>
+      <w:r>
+        <w:rPr>
+          <w:rStyle w:val="VerbatimChar"/>
+        </w:rPr>
+        <w:t xml:space="preserve">README.md</w:t>
+      </w:r>
+      <w:r>
+        <w:t xml:space="preserve"> </w:t>
+      </w:r>
+      <w:r>
+        <w:t xml:space="preserve">and</w:t>
+      </w:r>
+      <w:r>
+        <w:t xml:space="preserve"> </w:t>
+      </w:r>
+      <w:r>
+        <w:rPr>
+          <w:rStyle w:val="VerbatimChar"/>
+        </w:rPr>
+        <w:t xml:space="preserve">CLAUDE.md</w:t>
+      </w:r>
+      <w:r>
+        <w:t xml:space="preserve">’s own convention text were</w:t>
+      </w:r>
+      <w:r>
+        <w:t xml:space="preserve"> </w:t>
+      </w:r>
+      <w:r>
+        <w:t xml:space="preserve">updated to the new filenames.</w:t>
+      </w:r>
+    </w:p>
+    <w:p>
+      <w:pPr>
+        <w:pStyle w:val="BodyText"/>
+      </w:pPr>
+      <w:r>
+        <w:rPr>
+          <w:rStyle w:val="VerbatimChar"/>
+        </w:rPr>
+        <w:t xml:space="preserve">CLAUDE.md</w:t>
+      </w:r>
+      <w:r>
+        <w:t xml:space="preserve"> </w:t>
+      </w:r>
+      <w:r>
+        <w:t xml:space="preserve">also gained a Code Comments section: comments should describe current behavior, not</w:t>
+      </w:r>
+      <w:r>
+        <w:t xml:space="preserve"> </w:t>
+      </w:r>
+      <w:r>
+        <w:t xml:space="preserve">the investigation history behind them (that belongs here, in</w:t>
+      </w:r>
+      <w:r>
+        <w:t xml:space="preserve"> </w:t>
+      </w:r>
+      <w:r>
+        <w:rPr>
+          <w:rStyle w:val="VerbatimChar"/>
+        </w:rPr>
+        <w:t xml:space="preserve">DEVELOPMENT_HISTORY.md</w:t>
+      </w:r>
+      <w:r>
+        <w:t xml:space="preserve">); write for a</w:t>
+      </w:r>
+      <w:r>
+        <w:t xml:space="preserve"> </w:t>
+      </w:r>
+      <w:r>
+        <w:t xml:space="preserve">new developer joining the project, not a project historian; and every module gets a top-of-file</w:t>
+      </w:r>
+      <w:r>
+        <w:t xml:space="preserve"> </w:t>
+      </w:r>
+      <w:r>
+        <w:t xml:space="preserve">docstring covering its scope, the functions it exposes, and its design philosophy. This applies</w:t>
+      </w:r>
+      <w:r>
+        <w:t xml:space="preserve"> </w:t>
+      </w:r>
+      <w:r>
+        <w:t xml:space="preserve">going forward as each piece of code is actually touched during the refactor, with a final sweep</w:t>
+      </w:r>
+      <w:r>
+        <w:t xml:space="preserve"> </w:t>
+      </w:r>
+      <w:r>
+        <w:t xml:space="preserve">(roadmap step 11) planned to catch anything left untouched by the time the rest of the refactor</w:t>
+      </w:r>
+      <w:r>
+        <w:t xml:space="preserve"> </w:t>
+      </w:r>
+      <w:r>
+        <w:t xml:space="preserve">lands.</w:t>
+      </w:r>
+    </w:p>
     <w:bookmarkEnd w:id="63"/>
+    <w:bookmarkEnd w:id="64"/>
     <w:sectPr/>
   </w:body>
 </w:document>

--- a/docs/DEVELOPMENT_HISTORY.docx
+++ b/docs/DEVELOPMENT_HISTORY.docx
@@ -10,7 +10,7 @@
         <w:t xml:space="preserve">Development History</w:t>
       </w:r>
     </w:p>
-    <w:bookmarkStart w:id="64" w:name="development-history"/>
+    <w:bookmarkStart w:id="65" w:name="development-history"/>
     <w:p>
       <w:pPr>
         <w:pStyle w:val="Heading1"/>
@@ -1562,6 +1562,164 @@
           </w:p>
         </w:tc>
       </w:tr>
+      <w:tr>
+        <w:tc>
+          <w:tcPr/>
+          <w:p>
+            <w:pPr>
+              <w:pStyle w:val="Compact"/>
+              <w:jc w:val="left"/>
+            </w:pPr>
+            <w:r>
+              <w:t xml:space="preserve">2026-08-13</w:t>
+            </w:r>
+          </w:p>
+        </w:tc>
+        <w:tc>
+          <w:tcPr/>
+          <w:p>
+            <w:pPr>
+              <w:pStyle w:val="Compact"/>
+              <w:jc w:val="left"/>
+            </w:pPr>
+            <w:r>
+              <w:t xml:space="preserve">Plan 2.2: relocated</w:t>
+            </w:r>
+            <w:r>
+              <w:t xml:space="preserve"> </w:t>
+            </w:r>
+            <w:r>
+              <w:rPr>
+                <w:rStyle w:val="VerbatimChar"/>
+              </w:rPr>
+              <w:t xml:space="preserve">parse_table_file()</w:t>
+            </w:r>
+            <w:r>
+              <w:t xml:space="preserve">/</w:t>
+            </w:r>
+            <w:r>
+              <w:rPr>
+                <w:rStyle w:val="VerbatimChar"/>
+              </w:rPr>
+              <w:t xml:space="preserve">clean_label()</w:t>
+            </w:r>
+            <w:r>
+              <w:t xml:space="preserve">/</w:t>
+            </w:r>
+            <w:r>
+              <w:rPr>
+                <w:rStyle w:val="VerbatimChar"/>
+              </w:rPr>
+              <w:t xml:space="preserve">thread_id_from_raw_label()</w:t>
+            </w:r>
+            <w:r>
+              <w:t xml:space="preserve">/</w:t>
+            </w:r>
+            <w:r>
+              <w:rPr>
+                <w:rStyle w:val="VerbatimChar"/>
+              </w:rPr>
+              <w:t xml:space="preserve">PID_SUFFIX_RE</w:t>
+            </w:r>
+            <w:r>
+              <w:t xml:space="preserve"> </w:t>
+            </w:r>
+            <w:r>
+              <w:t xml:space="preserve">(new</w:t>
+            </w:r>
+            <w:r>
+              <w:t xml:space="preserve"> </w:t>
+            </w:r>
+            <w:r>
+              <w:rPr>
+                <w:rStyle w:val="VerbatimChar"/>
+              </w:rPr>
+              <w:t xml:space="preserve">stage1_rocprofsys.py</w:t>
+            </w:r>
+            <w:r>
+              <w:t xml:space="preserve">),</w:t>
+            </w:r>
+            <w:r>
+              <w:t xml:space="preserve"> </w:t>
+            </w:r>
+            <w:r>
+              <w:rPr>
+                <w:rStyle w:val="VerbatimChar"/>
+              </w:rPr>
+              <w:t xml:space="preserve">parse_kernel_stats_csv()</w:t>
+            </w:r>
+            <w:r>
+              <w:t xml:space="preserve"> </w:t>
+            </w:r>
+            <w:r>
+              <w:t xml:space="preserve">(new</w:t>
+            </w:r>
+            <w:r>
+              <w:t xml:space="preserve"> </w:t>
+            </w:r>
+            <w:r>
+              <w:rPr>
+                <w:rStyle w:val="VerbatimChar"/>
+              </w:rPr>
+              <w:t xml:space="preserve">stage1_rocprofv3.py</w:t>
+            </w:r>
+            <w:r>
+              <w:t xml:space="preserve">), and</w:t>
+            </w:r>
+            <w:r>
+              <w:t xml:space="preserve"> </w:t>
+            </w:r>
+            <w:r>
+              <w:rPr>
+                <w:rStyle w:val="VerbatimChar"/>
+              </w:rPr>
+              <w:t xml:space="preserve">attach_ancestry()</w:t>
+            </w:r>
+            <w:r>
+              <w:t xml:space="preserve"> </w:t>
+            </w:r>
+            <w:r>
+              <w:t xml:space="preserve">(new</w:t>
+            </w:r>
+            <w:r>
+              <w:t xml:space="preserve"> </w:t>
+            </w:r>
+            <w:r>
+              <w:rPr>
+                <w:rStyle w:val="VerbatimChar"/>
+              </w:rPr>
+              <w:t xml:space="preserve">stage2_rocprofsys.py</w:t>
+            </w:r>
+            <w:r>
+              <w:t xml:space="preserve">) out of</w:t>
+            </w:r>
+            <w:r>
+              <w:t xml:space="preserve"> </w:t>
+            </w:r>
+            <w:r>
+              <w:rPr>
+                <w:rStyle w:val="VerbatimChar"/>
+              </w:rPr>
+              <w:t xml:space="preserve">extract_CPU_hotspots.py</w:t>
+            </w:r>
+            <w:r>
+              <w:t xml:space="preserve">/</w:t>
+            </w:r>
+            <w:r>
+              <w:rPr>
+                <w:rStyle w:val="VerbatimChar"/>
+              </w:rPr>
+              <w:t xml:space="preserve">extract_GPU_hotspots.py</w:t>
+            </w:r>
+            <w:r>
+              <w:t xml:space="preserve"> </w:t>
+            </w:r>
+            <w:r>
+              <w:t xml:space="preserve">– pure relocation, zero behavior change, roadmap step 1 of the consolidation plan</w:t>
+            </w:r>
+          </w:p>
+        </w:tc>
+      </w:tr>
     </w:tbl>
     <w:bookmarkStart w:id="20" w:name="project-scaffolding-and-rules"/>
     <w:p>
@@ -28284,7 +28442,806 @@
       </w:r>
     </w:p>
     <w:bookmarkEnd w:id="63"/>
+    <w:bookmarkStart w:id="64" w:name="X257a3f497b86e60d5b91cbd629de5fe2389810e"/>
+    <w:p>
+      <w:pPr>
+        <w:pStyle w:val="Heading2"/>
+      </w:pPr>
+      <w:r>
+        <w:t xml:space="preserve">2026-08-13 — Plan 2.2: relocate stage 1+2 parsing/ancestry functions (roadmap step 1)</w:t>
+      </w:r>
+    </w:p>
+    <w:p>
+      <w:pPr>
+        <w:pStyle w:val="FirstParagraph"/>
+      </w:pPr>
+      <w:r>
+        <w:t xml:space="preserve">First implementation step of the consolidation plan above: a pure, zero-behavior-change relocation.</w:t>
+      </w:r>
+      <w:r>
+        <w:t xml:space="preserve"> </w:t>
+      </w:r>
+      <w:r>
+        <w:rPr>
+          <w:rStyle w:val="VerbatimChar"/>
+        </w:rPr>
+        <w:t xml:space="preserve">parse_table_file()</w:t>
+      </w:r>
+      <w:r>
+        <w:t xml:space="preserve">,</w:t>
+      </w:r>
+      <w:r>
+        <w:t xml:space="preserve"> </w:t>
+      </w:r>
+      <w:r>
+        <w:rPr>
+          <w:rStyle w:val="VerbatimChar"/>
+        </w:rPr>
+        <w:t xml:space="preserve">clean_label()</w:t>
+      </w:r>
+      <w:r>
+        <w:t xml:space="preserve">,</w:t>
+      </w:r>
+      <w:r>
+        <w:t xml:space="preserve"> </w:t>
+      </w:r>
+      <w:r>
+        <w:rPr>
+          <w:rStyle w:val="VerbatimChar"/>
+        </w:rPr>
+        <w:t xml:space="preserve">thread_id_from_raw_label()</w:t>
+      </w:r>
+      <w:r>
+        <w:t xml:space="preserve">, and</w:t>
+      </w:r>
+      <w:r>
+        <w:t xml:space="preserve"> </w:t>
+      </w:r>
+      <w:r>
+        <w:rPr>
+          <w:rStyle w:val="VerbatimChar"/>
+        </w:rPr>
+        <w:t xml:space="preserve">PID_SUFFIX_RE</w:t>
+      </w:r>
+      <w:r>
+        <w:t xml:space="preserve"> </w:t>
+      </w:r>
+      <w:r>
+        <w:t xml:space="preserve">(plus the</w:t>
+      </w:r>
+      <w:r>
+        <w:t xml:space="preserve"> </w:t>
+      </w:r>
+      <w:r>
+        <w:t xml:space="preserve">private</w:t>
+      </w:r>
+      <w:r>
+        <w:t xml:space="preserve"> </w:t>
+      </w:r>
+      <w:r>
+        <w:rPr>
+          <w:rStyle w:val="VerbatimChar"/>
+        </w:rPr>
+        <w:t xml:space="preserve">EXPECTED_HEADER_FIELDS</w:t>
+      </w:r>
+      <w:r>
+        <w:t xml:space="preserve">/</w:t>
+      </w:r>
+      <w:r>
+        <w:rPr>
+          <w:rStyle w:val="VerbatimChar"/>
+        </w:rPr>
+        <w:t xml:space="preserve">FIXED_FIELDS_AFTER_LABEL</w:t>
+      </w:r>
+      <w:r>
+        <w:t xml:space="preserve"> </w:t>
+      </w:r>
+      <w:r>
+        <w:t xml:space="preserve">constants</w:t>
+      </w:r>
+      <w:r>
+        <w:t xml:space="preserve"> </w:t>
+      </w:r>
+      <w:r>
+        <w:rPr>
+          <w:rStyle w:val="VerbatimChar"/>
+        </w:rPr>
+        <w:t xml:space="preserve">parse_table_file()</w:t>
+      </w:r>
+      <w:r>
+        <w:t xml:space="preserve"> </w:t>
+      </w:r>
+      <w:r>
+        <w:t xml:space="preserve">alone</w:t>
+      </w:r>
+      <w:r>
+        <w:t xml:space="preserve"> </w:t>
+      </w:r>
+      <w:r>
+        <w:t xml:space="preserve">depended on) moved out of</w:t>
+      </w:r>
+      <w:r>
+        <w:t xml:space="preserve"> </w:t>
+      </w:r>
+      <w:r>
+        <w:rPr>
+          <w:rStyle w:val="VerbatimChar"/>
+        </w:rPr>
+        <w:t xml:space="preserve">extract_CPU_hotspots.py</w:t>
+      </w:r>
+      <w:r>
+        <w:t xml:space="preserve"> </w:t>
+      </w:r>
+      <w:r>
+        <w:t xml:space="preserve">into a new</w:t>
+      </w:r>
+      <w:r>
+        <w:t xml:space="preserve"> </w:t>
+      </w:r>
+      <w:r>
+        <w:rPr>
+          <w:rStyle w:val="VerbatimChar"/>
+        </w:rPr>
+        <w:t xml:space="preserve">stage1_rocprofsys.py</w:t>
+      </w:r>
+      <w:r>
+        <w:t xml:space="preserve">.</w:t>
+      </w:r>
+      <w:r>
+        <w:t xml:space="preserve"> </w:t>
+      </w:r>
+      <w:r>
+        <w:rPr>
+          <w:rStyle w:val="VerbatimChar"/>
+        </w:rPr>
+        <w:t xml:space="preserve">attach_ancestry()</w:t>
+      </w:r>
+      <w:r>
+        <w:t xml:space="preserve"> </w:t>
+      </w:r>
+      <w:r>
+        <w:t xml:space="preserve">moved into a new</w:t>
+      </w:r>
+      <w:r>
+        <w:t xml:space="preserve"> </w:t>
+      </w:r>
+      <w:r>
+        <w:rPr>
+          <w:rStyle w:val="VerbatimChar"/>
+        </w:rPr>
+        <w:t xml:space="preserve">stage2_rocprofsys.py</w:t>
+      </w:r>
+      <w:r>
+        <w:t xml:space="preserve">.</w:t>
+      </w:r>
+      <w:r>
+        <w:t xml:space="preserve"> </w:t>
+      </w:r>
+      <w:r>
+        <w:rPr>
+          <w:rStyle w:val="VerbatimChar"/>
+        </w:rPr>
+        <w:t xml:space="preserve">parse_kernel_stats_csv()</w:t>
+      </w:r>
+      <w:r>
+        <w:t xml:space="preserve"> </w:t>
+      </w:r>
+      <w:r>
+        <w:t xml:space="preserve">(plus</w:t>
+      </w:r>
+      <w:r>
+        <w:t xml:space="preserve"> </w:t>
+      </w:r>
+      <w:r>
+        <w:rPr>
+          <w:rStyle w:val="VerbatimChar"/>
+        </w:rPr>
+        <w:t xml:space="preserve">REQUIRED_COLUMNS</w:t>
+      </w:r>
+      <w:r>
+        <w:t xml:space="preserve">) moved out of</w:t>
+      </w:r>
+      <w:r>
+        <w:t xml:space="preserve"> </w:t>
+      </w:r>
+      <w:r>
+        <w:rPr>
+          <w:rStyle w:val="VerbatimChar"/>
+        </w:rPr>
+        <w:t xml:space="preserve">extract_GPU_hotspots.py</w:t>
+      </w:r>
+      <w:r>
+        <w:t xml:space="preserve"> </w:t>
+      </w:r>
+      <w:r>
+        <w:t xml:space="preserve">into a new</w:t>
+      </w:r>
+      <w:r>
+        <w:t xml:space="preserve"> </w:t>
+      </w:r>
+      <w:r>
+        <w:rPr>
+          <w:rStyle w:val="VerbatimChar"/>
+        </w:rPr>
+        <w:t xml:space="preserve">stage1_rocprofv3.py</w:t>
+      </w:r>
+      <w:r>
+        <w:t xml:space="preserve">. Every</w:t>
+      </w:r>
+      <w:r>
+        <w:t xml:space="preserve"> </w:t>
+      </w:r>
+      <w:r>
+        <w:t xml:space="preserve">caller (</w:t>
+      </w:r>
+      <w:r>
+        <w:rPr>
+          <w:rStyle w:val="VerbatimChar"/>
+        </w:rPr>
+        <w:t xml:space="preserve">extract_CPU_hotspots.py</w:t>
+      </w:r>
+      <w:r>
+        <w:t xml:space="preserve">/</w:t>
+      </w:r>
+      <w:r>
+        <w:rPr>
+          <w:rStyle w:val="VerbatimChar"/>
+        </w:rPr>
+        <w:t xml:space="preserve">extract_GPU_hotspots.py</w:t>
+      </w:r>
+      <w:r>
+        <w:t xml:space="preserve"> </w:t>
+      </w:r>
+      <w:r>
+        <w:t xml:space="preserve">themselves, plus</w:t>
+      </w:r>
+      <w:r>
+        <w:t xml:space="preserve"> </w:t>
+      </w:r>
+      <w:r>
+        <w:rPr>
+          <w:rStyle w:val="VerbatimChar"/>
+        </w:rPr>
+        <w:t xml:space="preserve">extract_calltree.py</w:t>
+      </w:r>
+      <w:r>
+        <w:t xml:space="preserve"> </w:t>
+      </w:r>
+      <w:r>
+        <w:t xml:space="preserve">and</w:t>
+      </w:r>
+      <w:r>
+        <w:t xml:space="preserve"> </w:t>
+      </w:r>
+      <w:r>
+        <w:rPr>
+          <w:rStyle w:val="VerbatimChar"/>
+        </w:rPr>
+        <w:t xml:space="preserve">extract_calltree_traced.py</w:t>
+      </w:r>
+      <w:r>
+        <w:t xml:space="preserve">, which previously reached these through</w:t>
+      </w:r>
+      <w:r>
+        <w:t xml:space="preserve"> </w:t>
+      </w:r>
+      <w:r>
+        <w:rPr>
+          <w:rStyle w:val="VerbatimChar"/>
+        </w:rPr>
+        <w:t xml:space="preserve">cpu_tool.*</w:t>
+      </w:r>
+      <w:r>
+        <w:t xml:space="preserve">/</w:t>
+      </w:r>
+      <w:r>
+        <w:rPr>
+          <w:rStyle w:val="VerbatimChar"/>
+        </w:rPr>
+        <w:t xml:space="preserve">gpu_tool.*</w:t>
+      </w:r>
+      <w:r>
+        <w:t xml:space="preserve">)</w:t>
+      </w:r>
+      <w:r>
+        <w:t xml:space="preserve"> </w:t>
+      </w:r>
+      <w:r>
+        <w:t xml:space="preserve">was updated to import the moved names directly via</w:t>
+      </w:r>
+      <w:r>
+        <w:t xml:space="preserve"> </w:t>
+      </w:r>
+      <w:r>
+        <w:rPr>
+          <w:rStyle w:val="VerbatimChar"/>
+        </w:rPr>
+        <w:t xml:space="preserve">from &lt;module&gt; import name</w:t>
+      </w:r>
+      <w:r>
+        <w:t xml:space="preserve"> </w:t>
+      </w:r>
+      <w:r>
+        <w:t xml:space="preserve">– the same style</w:t>
+      </w:r>
+      <w:r>
+        <w:t xml:space="preserve"> </w:t>
+      </w:r>
+      <w:r>
+        <w:rPr>
+          <w:rStyle w:val="VerbatimChar"/>
+        </w:rPr>
+        <w:t xml:space="preserve">calltree_common.py</w:t>
+      </w:r>
+      <w:r>
+        <w:t xml:space="preserve"> </w:t>
+      </w:r>
+      <w:r>
+        <w:t xml:space="preserve">already used – rather than an aliased whole-module import, so every call site</w:t>
+      </w:r>
+      <w:r>
+        <w:t xml:space="preserve"> </w:t>
+      </w:r>
+      <w:r>
+        <w:t xml:space="preserve">needed no change beyond the import line itself.</w:t>
+      </w:r>
+    </w:p>
+    <w:p>
+      <w:pPr>
+        <w:pStyle w:val="BodyText"/>
+      </w:pPr>
+      <w:r>
+        <w:t xml:space="preserve">Per the new Code Comments convention, every moved constant’s comment and one stale function</w:t>
+      </w:r>
+      <w:r>
+        <w:t xml:space="preserve"> </w:t>
+      </w:r>
+      <w:r>
+        <w:t xml:space="preserve">docstring were rewritten rather than carried over verbatim:</w:t>
+      </w:r>
+      <w:r>
+        <w:t xml:space="preserve"> </w:t>
+      </w:r>
+      <w:r>
+        <w:rPr>
+          <w:rStyle w:val="VerbatimChar"/>
+        </w:rPr>
+        <w:t xml:space="preserve">PID_SUFFIX_RE</w:t>
+      </w:r>
+      <w:r>
+        <w:t xml:space="preserve">’s and</w:t>
+      </w:r>
+      <w:r>
+        <w:t xml:space="preserve"> </w:t>
+      </w:r>
+      <w:r>
+        <w:rPr>
+          <w:rStyle w:val="VerbatimChar"/>
+        </w:rPr>
+        <w:t xml:space="preserve">EXPECTED_HEADER_FIELDS</w:t>
+      </w:r>
+      <w:r>
+        <w:t xml:space="preserve">’s comments were tightened to state their current purpose plainly;</w:t>
+      </w:r>
+      <w:r>
+        <w:t xml:space="preserve"> </w:t>
+      </w:r>
+      <w:r>
+        <w:rPr>
+          <w:rStyle w:val="VerbatimChar"/>
+        </w:rPr>
+        <w:t xml:space="preserve">REQUIRED_COLUMNS</w:t>
+      </w:r>
+      <w:r>
+        <w:t xml:space="preserve">’s comment dropped its</w:t>
+      </w:r>
+      <w:r>
+        <w:t xml:space="preserve"> </w:t>
+      </w:r>
+      <w:r>
+        <w:t xml:space="preserve">“</w:t>
+      </w:r>
+      <w:r>
+        <w:t xml:space="preserve">confirmed directly from rocprofiler-sdk’s own source</w:t>
+      </w:r>
+      <w:r>
+        <w:t xml:space="preserve">”</w:t>
+      </w:r>
+      <w:r>
+        <w:t xml:space="preserve"> </w:t>
+      </w:r>
+      <w:r>
+        <w:t xml:space="preserve">investigation-journey framing, keeping only the standing format fact; and</w:t>
+      </w:r>
+      <w:r>
+        <w:t xml:space="preserve"> </w:t>
+      </w:r>
+      <w:r>
+        <w:rPr>
+          <w:rStyle w:val="VerbatimChar"/>
+        </w:rPr>
+        <w:t xml:space="preserve">attach_ancestry()</w:t>
+      </w:r>
+      <w:r>
+        <w:t xml:space="preserve">’s</w:t>
+      </w:r>
+      <w:r>
+        <w:t xml:space="preserve"> </w:t>
+      </w:r>
+      <w:r>
+        <w:t xml:space="preserve">docstring lost a second paragraph that described it as</w:t>
+      </w:r>
+      <w:r>
+        <w:t xml:space="preserve"> </w:t>
+      </w:r>
+      <w:r>
+        <w:t xml:space="preserve">“</w:t>
+      </w:r>
+      <w:r>
+        <w:t xml:space="preserve">the reusable first step for a future real</w:t>
+      </w:r>
+      <w:r>
+        <w:t xml:space="preserve"> </w:t>
+      </w:r>
+      <w:r>
+        <w:t xml:space="preserve">call-tree view… classify_gpu() below is just its first consumer</w:t>
+      </w:r>
+      <w:r>
+        <w:t xml:space="preserve">”</w:t>
+      </w:r>
+      <w:r>
+        <w:t xml:space="preserve"> </w:t>
+      </w:r>
+      <w:r>
+        <w:t xml:space="preserve">– both a stale forward</w:t>
+      </w:r>
+      <w:r>
+        <w:t xml:space="preserve"> </w:t>
+      </w:r>
+      <w:r>
+        <w:t xml:space="preserve">reference (</w:t>
+      </w:r>
+      <w:r>
+        <w:rPr>
+          <w:rStyle w:val="VerbatimChar"/>
+        </w:rPr>
+        <w:t xml:space="preserve">classify_gpu()</w:t>
+      </w:r>
+      <w:r>
+        <w:t xml:space="preserve"> </w:t>
+      </w:r>
+      <w:r>
+        <w:t xml:space="preserve">no longer sits</w:t>
+      </w:r>
+      <w:r>
+        <w:t xml:space="preserve"> </w:t>
+      </w:r>
+      <w:r>
+        <w:t xml:space="preserve">“</w:t>
+      </w:r>
+      <w:r>
+        <w:t xml:space="preserve">below</w:t>
+      </w:r>
+      <w:r>
+        <w:t xml:space="preserve">”</w:t>
+      </w:r>
+      <w:r>
+        <w:t xml:space="preserve"> </w:t>
+      </w:r>
+      <w:r>
+        <w:t xml:space="preserve">it, in a different file now) and prose about the</w:t>
+      </w:r>
+      <w:r>
+        <w:t xml:space="preserve"> </w:t>
+      </w:r>
+      <w:r>
+        <w:t xml:space="preserve">function’s role in the codebase rather than what it does. All three new modules got a fresh</w:t>
+      </w:r>
+      <w:r>
+        <w:t xml:space="preserve"> </w:t>
+      </w:r>
+      <w:r>
+        <w:t xml:space="preserve">top-of-file docstring (scope / functions / philosophy) per the same convention.</w:t>
+      </w:r>
+    </w:p>
+    <w:p>
+      <w:pPr>
+        <w:pStyle w:val="BodyText"/>
+      </w:pPr>
+      <w:r>
+        <w:t xml:space="preserve">An Explore pass verified every call site and constant dependency before writing the plan, so the</w:t>
+      </w:r>
+      <w:r>
+        <w:t xml:space="preserve"> </w:t>
+      </w:r>
+      <w:r>
+        <w:t xml:space="preserve">move was scoped exactly to what was actually used where – no guessing. Full test suite (303 tests)</w:t>
+      </w:r>
+      <w:r>
+        <w:t xml:space="preserve"> </w:t>
+      </w:r>
+      <w:r>
+        <w:t xml:space="preserve">passes; the four relocated/renamed test classes (</w:t>
+      </w:r>
+      <w:r>
+        <w:rPr>
+          <w:rStyle w:val="VerbatimChar"/>
+        </w:rPr>
+        <w:t xml:space="preserve">CleanLabelTests</w:t>
+      </w:r>
+      <w:r>
+        <w:t xml:space="preserve">,</w:t>
+      </w:r>
+      <w:r>
+        <w:t xml:space="preserve"> </w:t>
+      </w:r>
+      <w:r>
+        <w:rPr>
+          <w:rStyle w:val="VerbatimChar"/>
+        </w:rPr>
+        <w:t xml:space="preserve">ParseTableFileTests</w:t>
+      </w:r>
+      <w:r>
+        <w:t xml:space="preserve"> </w:t>
+      </w:r>
+      <w:r>
+        <w:t xml:space="preserve">-&gt;</w:t>
+      </w:r>
+      <w:r>
+        <w:t xml:space="preserve"> </w:t>
+      </w:r>
+      <w:r>
+        <w:rPr>
+          <w:rStyle w:val="VerbatimChar"/>
+        </w:rPr>
+        <w:t xml:space="preserve">test_stage1_rocprofsys.py</w:t>
+      </w:r>
+      <w:r>
+        <w:t xml:space="preserve">;</w:t>
+      </w:r>
+      <w:r>
+        <w:t xml:space="preserve"> </w:t>
+      </w:r>
+      <w:r>
+        <w:rPr>
+          <w:rStyle w:val="VerbatimChar"/>
+        </w:rPr>
+        <w:t xml:space="preserve">AttachAncestryTests</w:t>
+      </w:r>
+      <w:r>
+        <w:t xml:space="preserve"> </w:t>
+      </w:r>
+      <w:r>
+        <w:t xml:space="preserve">-&gt;</w:t>
+      </w:r>
+      <w:r>
+        <w:t xml:space="preserve"> </w:t>
+      </w:r>
+      <w:r>
+        <w:rPr>
+          <w:rStyle w:val="VerbatimChar"/>
+        </w:rPr>
+        <w:t xml:space="preserve">test_stage2_rocprofsys.py</w:t>
+      </w:r>
+      <w:r>
+        <w:t xml:space="preserve">;</w:t>
+      </w:r>
+      <w:r>
+        <w:t xml:space="preserve"> </w:t>
+      </w:r>
+      <w:r>
+        <w:rPr>
+          <w:rStyle w:val="VerbatimChar"/>
+        </w:rPr>
+        <w:t xml:space="preserve">ParseKernelStatsCsvTests</w:t>
+      </w:r>
+      <w:r>
+        <w:t xml:space="preserve"> </w:t>
+      </w:r>
+      <w:r>
+        <w:t xml:space="preserve">-&gt;</w:t>
+      </w:r>
+      <w:r>
+        <w:t xml:space="preserve"> </w:t>
+      </w:r>
+      <w:r>
+        <w:rPr>
+          <w:rStyle w:val="VerbatimChar"/>
+        </w:rPr>
+        <w:t xml:space="preserve">test_stage1_rocprofv3.py</w:t>
+      </w:r>
+      <w:r>
+        <w:t xml:space="preserve">) now load their new module directly, while</w:t>
+      </w:r>
+      <w:r>
+        <w:t xml:space="preserve"> </w:t>
+      </w:r>
+      <w:r>
+        <w:t xml:space="preserve">every other test that uses</w:t>
+      </w:r>
+      <w:r>
+        <w:t xml:space="preserve"> </w:t>
+      </w:r>
+      <w:r>
+        <w:rPr>
+          <w:rStyle w:val="VerbatimChar"/>
+        </w:rPr>
+        <w:t xml:space="preserve">hotspots.attach_ancestry(...)</w:t>
+      </w:r>
+      <w:r>
+        <w:t xml:space="preserve">/etc. as setup for an unrelated test</w:t>
+      </w:r>
+      <w:r>
+        <w:t xml:space="preserve"> </w:t>
+      </w:r>
+      <w:r>
+        <w:t xml:space="preserve">needed no change, since</w:t>
+      </w:r>
+      <w:r>
+        <w:t xml:space="preserve"> </w:t>
+      </w:r>
+      <w:r>
+        <w:rPr>
+          <w:rStyle w:val="VerbatimChar"/>
+        </w:rPr>
+        <w:t xml:space="preserve">from stage2_rocprofsys import attach_ancestry</w:t>
+      </w:r>
+      <w:r>
+        <w:t xml:space="preserve"> </w:t>
+      </w:r>
+      <w:r>
+        <w:t xml:space="preserve">re-binds the name into</w:t>
+      </w:r>
+      <w:r>
+        <w:t xml:space="preserve"> </w:t>
+      </w:r>
+      <w:r>
+        <w:rPr>
+          <w:rStyle w:val="VerbatimChar"/>
+        </w:rPr>
+        <w:t xml:space="preserve">extract_CPU_hotspots</w:t>
+      </w:r>
+      <w:r>
+        <w:t xml:space="preserve">’s own namespace too. Re-ran</w:t>
+      </w:r>
+      <w:r>
+        <w:t xml:space="preserve"> </w:t>
+      </w:r>
+      <w:r>
+        <w:rPr>
+          <w:rStyle w:val="VerbatimChar"/>
+        </w:rPr>
+        <w:t xml:space="preserve">extract_calltree.py</w:t>
+      </w:r>
+      <w:r>
+        <w:t xml:space="preserve">,</w:t>
+      </w:r>
+      <w:r>
+        <w:t xml:space="preserve"> </w:t>
+      </w:r>
+      <w:r>
+        <w:rPr>
+          <w:rStyle w:val="VerbatimChar"/>
+        </w:rPr>
+        <w:t xml:space="preserve">extract_hotspots.py</w:t>
+      </w:r>
+      <w:r>
+        <w:t xml:space="preserve">, and</w:t>
+      </w:r>
+      <w:r>
+        <w:t xml:space="preserve"> </w:t>
+      </w:r>
+      <w:r>
+        <w:rPr>
+          <w:rStyle w:val="VerbatimChar"/>
+        </w:rPr>
+        <w:t xml:space="preserve">extract_pop_metrics.py</w:t>
+      </w:r>
+      <w:r>
+        <w:t xml:space="preserve"> </w:t>
+      </w:r>
+      <w:r>
+        <w:t xml:space="preserve">against all 6 real</w:t>
+      </w:r>
+      <w:r>
+        <w:t xml:space="preserve"> </w:t>
+      </w:r>
+      <w:r>
+        <w:rPr>
+          <w:rStyle w:val="VerbatimChar"/>
+        </w:rPr>
+        <w:t xml:space="preserve">test_apps/results/</w:t>
+      </w:r>
+      <w:r>
+        <w:t xml:space="preserve"> </w:t>
+      </w:r>
+      <w:r>
+        <w:t xml:space="preserve">directories (not tracked in git –</w:t>
+      </w:r>
+      <w:r>
+        <w:t xml:space="preserve"> </w:t>
+      </w:r>
+      <w:r>
+        <w:rPr>
+          <w:rStyle w:val="VerbatimChar"/>
+        </w:rPr>
+        <w:t xml:space="preserve">results/</w:t>
+      </w:r>
+      <w:r>
+        <w:t xml:space="preserve"> </w:t>
+      </w:r>
+      <w:r>
+        <w:t xml:space="preserve">is gitignored, so backup copies were diffed manually): output is byte-identical to the</w:t>
+      </w:r>
+      <w:r>
+        <w:t xml:space="preserve"> </w:t>
+      </w:r>
+      <w:r>
+        <w:t xml:space="preserve">pre-refactor baseline except each report’s own</w:t>
+      </w:r>
+      <w:r>
+        <w:t xml:space="preserve"> </w:t>
+      </w:r>
+      <w:r>
+        <w:rPr>
+          <w:rStyle w:val="VerbatimChar"/>
+        </w:rPr>
+        <w:t xml:space="preserve">generated:</w:t>
+      </w:r>
+      <w:r>
+        <w:t xml:space="preserve"> </w:t>
+      </w:r>
+      <w:r>
+        <w:t xml:space="preserve">timestamp line.</w:t>
+      </w:r>
+      <w:r>
+        <w:t xml:space="preserve"> </w:t>
+      </w:r>
+      <w:r>
+        <w:rPr>
+          <w:rStyle w:val="VerbatimChar"/>
+        </w:rPr>
+        <w:t xml:space="preserve">extract_CPU_hotspots.py</w:t>
+      </w:r>
+      <w:r>
+        <w:t xml:space="preserve">,</w:t>
+      </w:r>
+      <w:r>
+        <w:t xml:space="preserve"> </w:t>
+      </w:r>
+      <w:r>
+        <w:rPr>
+          <w:rStyle w:val="VerbatimChar"/>
+        </w:rPr>
+        <w:t xml:space="preserve">extract_GPU_hotspots.py</w:t>
+      </w:r>
+      <w:r>
+        <w:t xml:space="preserve">, and</w:t>
+      </w:r>
+      <w:r>
+        <w:t xml:space="preserve"> </w:t>
+      </w:r>
+      <w:r>
+        <w:rPr>
+          <w:rStyle w:val="VerbatimChar"/>
+        </w:rPr>
+        <w:t xml:space="preserve">extract_calltree_traced.py</w:t>
+      </w:r>
+      <w:r>
+        <w:t xml:space="preserve"> </w:t>
+      </w:r>
+      <w:r>
+        <w:t xml:space="preserve">(no standalone output previously saved</w:t>
+      </w:r>
+      <w:r>
+        <w:t xml:space="preserve"> </w:t>
+      </w:r>
+      <w:r>
+        <w:t xml:space="preserve">in these directories to diff against) were smoke-tested against the same real data and ran clean.</w:t>
+      </w:r>
+    </w:p>
     <w:bookmarkEnd w:id="64"/>
+    <w:bookmarkEnd w:id="65"/>
     <w:sectPr/>
   </w:body>
 </w:document>

--- a/docs/DEVELOPMENT_HISTORY.docx
+++ b/docs/DEVELOPMENT_HISTORY.docx
@@ -10,7 +10,7 @@
         <w:t xml:space="preserve">Development History</w:t>
       </w:r>
     </w:p>
-    <w:bookmarkStart w:id="65" w:name="development-history"/>
+    <w:bookmarkStart w:id="66" w:name="development-history"/>
     <w:p>
       <w:pPr>
         <w:pStyle w:val="Heading1"/>
@@ -1720,6 +1720,98 @@
           </w:p>
         </w:tc>
       </w:tr>
+      <w:tr>
+        <w:tc>
+          <w:tcPr/>
+          <w:p>
+            <w:pPr>
+              <w:pStyle w:val="Compact"/>
+              <w:jc w:val="left"/>
+            </w:pPr>
+            <w:r>
+              <w:t xml:space="preserve">2026-08-13</w:t>
+            </w:r>
+          </w:p>
+        </w:tc>
+        <w:tc>
+          <w:tcPr/>
+          <w:p>
+            <w:pPr>
+              <w:pStyle w:val="Compact"/>
+              <w:jc w:val="left"/>
+            </w:pPr>
+            <w:r>
+              <w:t xml:space="preserve">Plan 2.3: extracted the shared avg/std_dev/min/max-across-ranks math into new</w:t>
+            </w:r>
+            <w:r>
+              <w:t xml:space="preserve"> </w:t>
+            </w:r>
+            <w:r>
+              <w:rPr>
+                <w:rStyle w:val="VerbatimChar"/>
+              </w:rPr>
+              <w:t xml:space="preserve">rank_merge_math.py</w:t>
+            </w:r>
+            <w:r>
+              <w:t xml:space="preserve"> </w:t>
+            </w:r>
+            <w:r>
+              <w:t xml:space="preserve">(</w:t>
+            </w:r>
+            <w:r>
+              <w:rPr>
+                <w:rStyle w:val="VerbatimChar"/>
+              </w:rPr>
+              <w:t xml:space="preserve">stats_across_ranks()</w:t>
+            </w:r>
+            <w:r>
+              <w:t xml:space="preserve">), used by</w:t>
+            </w:r>
+            <w:r>
+              <w:t xml:space="preserve"> </w:t>
+            </w:r>
+            <w:r>
+              <w:rPr>
+                <w:rStyle w:val="VerbatimChar"/>
+              </w:rPr>
+              <w:t xml:space="preserve">calltree_common.aggregate_node_stats()</w:t>
+            </w:r>
+            <w:r>
+              <w:t xml:space="preserve"> </w:t>
+            </w:r>
+            <w:r>
+              <w:t xml:space="preserve">and both</w:t>
+            </w:r>
+            <w:r>
+              <w:t xml:space="preserve"> </w:t>
+            </w:r>
+            <w:r>
+              <w:rPr>
+                <w:rStyle w:val="VerbatimChar"/>
+              </w:rPr>
+              <w:t xml:space="preserve">compute_load_imbalance()</w:t>
+            </w:r>
+            <w:r>
+              <w:t xml:space="preserve"> </w:t>
+            </w:r>
+            <w:r>
+              <w:t xml:space="preserve">copies – roadmap step 2; incidentally found and flagged (not fixed, out of scope) a pre-existing nondeterministic tie-order bug in</w:t>
+            </w:r>
+            <w:r>
+              <w:t xml:space="preserve"> </w:t>
+            </w:r>
+            <w:r>
+              <w:rPr>
+                <w:rStyle w:val="VerbatimChar"/>
+              </w:rPr>
+              <w:t xml:space="preserve">compute_load_imbalance()</w:t>
+            </w:r>
+            <w:r>
+              <w:t xml:space="preserve">’s sort for labels with byte-identical stats</w:t>
+            </w:r>
+          </w:p>
+        </w:tc>
+      </w:tr>
     </w:tbl>
     <w:bookmarkStart w:id="20" w:name="project-scaffolding-and-rules"/>
     <w:p>
@@ -29241,7 +29333,470 @@
       </w:r>
     </w:p>
     <w:bookmarkEnd w:id="64"/>
+    <w:bookmarkStart w:id="65" w:name="X6fbfd6edd0e9409898b1a04529023f4dd49d3a7"/>
+    <w:p>
+      <w:pPr>
+        <w:pStyle w:val="Heading2"/>
+      </w:pPr>
+      <w:r>
+        <w:t xml:space="preserve">2026-08-13 — Plan 2.3: extract rank_merge_math.py (roadmap step 2)</w:t>
+      </w:r>
+    </w:p>
+    <w:p>
+      <w:pPr>
+        <w:pStyle w:val="FirstParagraph"/>
+      </w:pPr>
+      <w:r>
+        <w:t xml:space="preserve">Second implementation step of the consolidation plan:</w:t>
+      </w:r>
+      <w:r>
+        <w:t xml:space="preserve"> </w:t>
+      </w:r>
+      <w:r>
+        <w:rPr>
+          <w:rStyle w:val="VerbatimChar"/>
+        </w:rPr>
+        <w:t xml:space="preserve">calltree_common.aggregate_node_stats()</w:t>
+      </w:r>
+      <w:r>
+        <w:t xml:space="preserve"> </w:t>
+      </w:r>
+      <w:r>
+        <w:t xml:space="preserve">and</w:t>
+      </w:r>
+      <w:r>
+        <w:t xml:space="preserve"> </w:t>
+      </w:r>
+      <w:r>
+        <w:t xml:space="preserve">the two</w:t>
+      </w:r>
+      <w:r>
+        <w:t xml:space="preserve"> </w:t>
+      </w:r>
+      <w:r>
+        <w:rPr>
+          <w:rStyle w:val="VerbatimChar"/>
+        </w:rPr>
+        <w:t xml:space="preserve">compute_load_imbalance()</w:t>
+      </w:r>
+      <w:r>
+        <w:t xml:space="preserve"> </w:t>
+      </w:r>
+      <w:r>
+        <w:t xml:space="preserve">copies (</w:t>
+      </w:r>
+      <w:r>
+        <w:rPr>
+          <w:rStyle w:val="VerbatimChar"/>
+        </w:rPr>
+        <w:t xml:space="preserve">extract_CPU_hotspots.py</w:t>
+      </w:r>
+      <w:r>
+        <w:t xml:space="preserve">,</w:t>
+      </w:r>
+      <w:r>
+        <w:t xml:space="preserve"> </w:t>
+      </w:r>
+      <w:r>
+        <w:rPr>
+          <w:rStyle w:val="VerbatimChar"/>
+        </w:rPr>
+        <w:t xml:space="preserve">extract_GPU_hotspots.py</w:t>
+      </w:r>
+      <w:r>
+        <w:t xml:space="preserve"> </w:t>
+      </w:r>
+      <w:r>
+        <w:t xml:space="preserve">–</w:t>
+      </w:r>
+      <w:r>
+        <w:t xml:space="preserve"> </w:t>
+      </w:r>
+      <w:r>
+        <w:t xml:space="preserve">confirmed byte-for-byte identical except their docstrings) all independently computed the same</w:t>
+      </w:r>
+      <w:r>
+        <w:t xml:space="preserve"> </w:t>
+      </w:r>
+      <w:r>
+        <w:t xml:space="preserve">avg/std_dev/min/max-across-ranks math, with a missing rank counted as 0 rather than omitted. That</w:t>
+      </w:r>
+      <w:r>
+        <w:t xml:space="preserve"> </w:t>
+      </w:r>
+      <w:r>
+        <w:t xml:space="preserve">core moved into a new</w:t>
+      </w:r>
+      <w:r>
+        <w:t xml:space="preserve"> </w:t>
+      </w:r>
+      <w:r>
+        <w:rPr>
+          <w:rStyle w:val="VerbatimChar"/>
+        </w:rPr>
+        <w:t xml:space="preserve">rank_merge_math.py</w:t>
+      </w:r>
+      <w:r>
+        <w:t xml:space="preserve"> </w:t>
+      </w:r>
+      <w:r>
+        <w:t xml:space="preserve">(</w:t>
+      </w:r>
+      <w:r>
+        <w:rPr>
+          <w:rStyle w:val="VerbatimChar"/>
+        </w:rPr>
+        <w:t xml:space="preserve">stats_across_ranks(values)</w:t>
+      </w:r>
+      <w:r>
+        <w:t xml:space="preserve">); all three callers now</w:t>
+      </w:r>
+      <w:r>
+        <w:t xml:space="preserve"> </w:t>
+      </w:r>
+      <w:r>
+        <w:t xml:space="preserve">call it instead of inlining</w:t>
+      </w:r>
+      <w:r>
+        <w:t xml:space="preserve"> </w:t>
+      </w:r>
+      <w:r>
+        <w:rPr>
+          <w:rStyle w:val="VerbatimChar"/>
+        </w:rPr>
+        <w:t xml:space="preserve">statistics.mean()</w:t>
+      </w:r>
+      <w:r>
+        <w:t xml:space="preserve">/</w:t>
+      </w:r>
+      <w:r>
+        <w:rPr>
+          <w:rStyle w:val="VerbatimChar"/>
+        </w:rPr>
+        <w:t xml:space="preserve">pstdev()</w:t>
+      </w:r>
+      <w:r>
+        <w:t xml:space="preserve">/</w:t>
+      </w:r>
+      <w:r>
+        <w:rPr>
+          <w:rStyle w:val="VerbatimChar"/>
+        </w:rPr>
+        <w:t xml:space="preserve">min()</w:t>
+      </w:r>
+      <w:r>
+        <w:t xml:space="preserve">/</w:t>
+      </w:r>
+      <w:r>
+        <w:rPr>
+          <w:rStyle w:val="VerbatimChar"/>
+        </w:rPr>
+        <w:t xml:space="preserve">max()</w:t>
+      </w:r>
+      <w:r>
+        <w:t xml:space="preserve">. Only the stats math</w:t>
+      </w:r>
+      <w:r>
+        <w:t xml:space="preserve"> </w:t>
+      </w:r>
+      <w:r>
+        <w:t xml:space="preserve">moved – the surrounding label-discovery/sort/selection logic in</w:t>
+      </w:r>
+      <w:r>
+        <w:t xml:space="preserve"> </w:t>
+      </w:r>
+      <w:r>
+        <w:rPr>
+          <w:rStyle w:val="VerbatimChar"/>
+        </w:rPr>
+        <w:t xml:space="preserve">compute_load_imbalance()</w:t>
+      </w:r>
+      <w:r>
+        <w:t xml:space="preserve"> </w:t>
+      </w:r>
+      <w:r>
+        <w:t xml:space="preserve">stays a</w:t>
+      </w:r>
+      <w:r>
+        <w:t xml:space="preserve"> </w:t>
+      </w:r>
+      <w:r>
+        <w:t xml:space="preserve">standalone copy in each file until roadmap step 6 relocates the whole function to its stage-5 table</w:t>
+      </w:r>
+      <w:r>
+        <w:t xml:space="preserve"> </w:t>
+      </w:r>
+      <w:r>
+        <w:t xml:space="preserve">module. The GPU copy’s docstring, which claimed the duplication was fully intentional</w:t>
+      </w:r>
+      <w:r>
+        <w:t xml:space="preserve"> </w:t>
+      </w:r>
+      <w:r>
+        <w:t xml:space="preserve">(</w:t>
+      </w:r>
+      <w:r>
+        <w:t xml:space="preserve">“</w:t>
+      </w:r>
+      <w:r>
+        <w:t xml:space="preserve">stand-alone-by-design</w:t>
+      </w:r>
+      <w:r>
+        <w:t xml:space="preserve">”</w:t>
+      </w:r>
+      <w:r>
+        <w:t xml:space="preserve">), was updated to state the new partial reality accurately.</w:t>
+      </w:r>
+    </w:p>
+    <w:p>
+      <w:pPr>
+        <w:pStyle w:val="BodyText"/>
+      </w:pPr>
+      <w:r>
+        <w:t xml:space="preserve">Added</w:t>
+      </w:r>
+      <w:r>
+        <w:t xml:space="preserve"> </w:t>
+      </w:r>
+      <w:r>
+        <w:rPr>
+          <w:rStyle w:val="VerbatimChar"/>
+        </w:rPr>
+        <w:t xml:space="preserve">test_rank_merge_math.py</w:t>
+      </w:r>
+      <w:r>
+        <w:t xml:space="preserve"> </w:t>
+      </w:r>
+      <w:r>
+        <w:t xml:space="preserve">testing the new primitive directly (empty list, a normal multi-value</w:t>
+      </w:r>
+      <w:r>
+        <w:t xml:space="preserve"> </w:t>
+      </w:r>
+      <w:r>
+        <w:t xml:space="preserve">list, a single-value list, and the</w:t>
+      </w:r>
+      <w:r>
+        <w:t xml:space="preserve"> </w:t>
+      </w:r>
+      <w:r>
+        <w:t xml:space="preserve">“</w:t>
+      </w:r>
+      <w:r>
+        <w:t xml:space="preserve">missing rank as an explicit 0.0</w:t>
+      </w:r>
+      <w:r>
+        <w:t xml:space="preserve">”</w:t>
+      </w:r>
+      <w:r>
+        <w:t xml:space="preserve"> </w:t>
+      </w:r>
+      <w:r>
+        <w:t xml:space="preserve">convention every caller</w:t>
+      </w:r>
+      <w:r>
+        <w:t xml:space="preserve"> </w:t>
+      </w:r>
+      <w:r>
+        <w:t xml:space="preserve">relies on); left</w:t>
+      </w:r>
+      <w:r>
+        <w:t xml:space="preserve"> </w:t>
+      </w:r>
+      <w:r>
+        <w:rPr>
+          <w:rStyle w:val="VerbatimChar"/>
+        </w:rPr>
+        <w:t xml:space="preserve">AggregateNodeStatsTests</w:t>
+      </w:r>
+      <w:r>
+        <w:t xml:space="preserve"> </w:t>
+      </w:r>
+      <w:r>
+        <w:t xml:space="preserve">and both</w:t>
+      </w:r>
+      <w:r>
+        <w:t xml:space="preserve"> </w:t>
+      </w:r>
+      <w:r>
+        <w:rPr>
+          <w:rStyle w:val="VerbatimChar"/>
+        </w:rPr>
+        <w:t xml:space="preserve">ComputeLoadImbalanceTests</w:t>
+      </w:r>
+      <w:r>
+        <w:t xml:space="preserve"> </w:t>
+      </w:r>
+      <w:r>
+        <w:t xml:space="preserve">unchanged, since the</w:t>
+      </w:r>
+      <w:r>
+        <w:t xml:space="preserve"> </w:t>
+      </w:r>
+      <w:r>
+        <w:t xml:space="preserve">public behavior of the functions they test didn’t change. Full suite: 307 tests, all passing.</w:t>
+      </w:r>
+    </w:p>
+    <w:p>
+      <w:pPr>
+        <w:pStyle w:val="BodyText"/>
+      </w:pPr>
+      <w:r>
+        <w:t xml:space="preserve">Re-ran</w:t>
+      </w:r>
+      <w:r>
+        <w:t xml:space="preserve"> </w:t>
+      </w:r>
+      <w:r>
+        <w:rPr>
+          <w:rStyle w:val="VerbatimChar"/>
+        </w:rPr>
+        <w:t xml:space="preserve">extract_calltree.py</w:t>
+      </w:r>
+      <w:r>
+        <w:t xml:space="preserve">/</w:t>
+      </w:r>
+      <w:r>
+        <w:rPr>
+          <w:rStyle w:val="VerbatimChar"/>
+        </w:rPr>
+        <w:t xml:space="preserve">extract_hotspots.py</w:t>
+      </w:r>
+      <w:r>
+        <w:t xml:space="preserve">/</w:t>
+      </w:r>
+      <w:r>
+        <w:rPr>
+          <w:rStyle w:val="VerbatimChar"/>
+        </w:rPr>
+        <w:t xml:space="preserve">extract_pop_metrics.py</w:t>
+      </w:r>
+      <w:r>
+        <w:t xml:space="preserve"> </w:t>
+      </w:r>
+      <w:r>
+        <w:t xml:space="preserve">against all 6 real</w:t>
+      </w:r>
+      <w:r>
+        <w:t xml:space="preserve"> </w:t>
+      </w:r>
+      <w:r>
+        <w:rPr>
+          <w:rStyle w:val="VerbatimChar"/>
+        </w:rPr>
+        <w:t xml:space="preserve">test_apps/results/</w:t>
+      </w:r>
+      <w:r>
+        <w:t xml:space="preserve"> </w:t>
+      </w:r>
+      <w:r>
+        <w:t xml:space="preserve">directories: byte-identical to the pre-change backup except timestamps.</w:t>
+      </w:r>
+      <w:r>
+        <w:t xml:space="preserve"> </w:t>
+      </w:r>
+      <w:r>
+        <w:t xml:space="preserve">Incidentally discovered, while re-running verification multiple times, that</w:t>
+      </w:r>
+      <w:r>
+        <w:t xml:space="preserve"> </w:t>
+      </w:r>
+      <w:r>
+        <w:rPr>
+          <w:rStyle w:val="VerbatimChar"/>
+        </w:rPr>
+        <w:t xml:space="preserve">profile_hotspots_C_cray</w:t>
+      </w:r>
+      <w:r>
+        <w:t xml:space="preserve">’s load-imbalance table has two labels (</w:t>
+      </w:r>
+      <w:r>
+        <w:rPr>
+          <w:rStyle w:val="VerbatimChar"/>
+        </w:rPr>
+        <w:t xml:space="preserve">malloc</w:t>
+      </w:r>
+      <w:r>
+        <w:t xml:space="preserve"> </w:t>
+      </w:r>
+      <w:r>
+        <w:t xml:space="preserve">and</w:t>
+      </w:r>
+      <w:r>
+        <w:t xml:space="preserve"> </w:t>
+      </w:r>
+      <w:r>
+        <w:rPr>
+          <w:rStyle w:val="VerbatimChar"/>
+        </w:rPr>
+        <w:t xml:space="preserve">operator new(unsigned long, std::...)</w:t>
+      </w:r>
+      <w:r>
+        <w:t xml:space="preserve">) with byte-identical avg/std_dev/min/max – their relative</w:t>
+      </w:r>
+      <w:r>
+        <w:t xml:space="preserve"> </w:t>
+      </w:r>
+      <w:r>
+        <w:t xml:space="preserve">row order changes randomly between separate process runs, because</w:t>
+      </w:r>
+      <w:r>
+        <w:t xml:space="preserve"> </w:t>
+      </w:r>
+      <w:r>
+        <w:rPr>
+          <w:rStyle w:val="VerbatimChar"/>
+        </w:rPr>
+        <w:t xml:space="preserve">compute_load_imbalance()</w:t>
+      </w:r>
+      <w:r>
+        <w:t xml:space="preserve">’s</w:t>
+      </w:r>
+      <w:r>
+        <w:t xml:space="preserve"> </w:t>
+      </w:r>
+      <w:r>
+        <w:t xml:space="preserve">label set inherits Python’s per-process string-hash randomization and its sort has no tie-breaker</w:t>
+      </w:r>
+      <w:r>
+        <w:t xml:space="preserve"> </w:t>
+      </w:r>
+      <w:r>
+        <w:t xml:space="preserve">beyond std_dev. Confirmed via direct testing that this reproduces identically against the</w:t>
+      </w:r>
+      <w:r>
+        <w:t xml:space="preserve"> </w:t>
+      </w:r>
+      <w:r>
+        <w:t xml:space="preserve">pre-Plan-2.3 committed code (git commit</w:t>
+      </w:r>
+      <w:r>
+        <w:t xml:space="preserve"> </w:t>
+      </w:r>
+      <w:r>
+        <w:rPr>
+          <w:rStyle w:val="VerbatimChar"/>
+        </w:rPr>
+        <w:t xml:space="preserve">e49d148</w:t>
+      </w:r>
+      <w:r>
+        <w:t xml:space="preserve">) – a real, pre-existing bug, not a regression</w:t>
+      </w:r>
+      <w:r>
+        <w:t xml:space="preserve"> </w:t>
+      </w:r>
+      <w:r>
+        <w:t xml:space="preserve">from this step, and out of this step’s scope to fix. Flagged as a follow-up task rather than fixed</w:t>
+      </w:r>
+      <w:r>
+        <w:t xml:space="preserve"> </w:t>
+      </w:r>
+      <w:r>
+        <w:t xml:space="preserve">here.</w:t>
+      </w:r>
+    </w:p>
     <w:bookmarkEnd w:id="65"/>
+    <w:bookmarkEnd w:id="66"/>
     <w:sectPr/>
   </w:body>
 </w:document>

--- a/docs/DEVELOPMENT_HISTORY.docx
+++ b/docs/DEVELOPMENT_HISTORY.docx
@@ -10,7 +10,7 @@
         <w:t xml:space="preserve">Development History</w:t>
       </w:r>
     </w:p>
-    <w:bookmarkStart w:id="66" w:name="development-history"/>
+    <w:bookmarkStart w:id="67" w:name="development-history"/>
     <w:p>
       <w:pPr>
         <w:pStyle w:val="Heading1"/>
@@ -1812,6 +1812,146 @@
           </w:p>
         </w:tc>
       </w:tr>
+      <w:tr>
+        <w:tc>
+          <w:tcPr/>
+          <w:p>
+            <w:pPr>
+              <w:pStyle w:val="Compact"/>
+              <w:jc w:val="left"/>
+            </w:pPr>
+            <w:r>
+              <w:t xml:space="preserve">2026-08-13</w:t>
+            </w:r>
+          </w:p>
+        </w:tc>
+        <w:tc>
+          <w:tcPr/>
+          <w:p>
+            <w:pPr>
+              <w:pStyle w:val="Compact"/>
+              <w:jc w:val="left"/>
+            </w:pPr>
+            <w:r>
+              <w:t xml:space="preserve">Plan 2.4: split</w:t>
+            </w:r>
+            <w:r>
+              <w:t xml:space="preserve"> </w:t>
+            </w:r>
+            <w:r>
+              <w:rPr>
+                <w:rStyle w:val="VerbatimChar"/>
+              </w:rPr>
+              <w:t xml:space="preserve">calltree_common.py</w:t>
+            </w:r>
+            <w:r>
+              <w:t xml:space="preserve"> </w:t>
+            </w:r>
+            <w:r>
+              <w:t xml:space="preserve">into</w:t>
+            </w:r>
+            <w:r>
+              <w:t xml:space="preserve"> </w:t>
+            </w:r>
+            <w:r>
+              <w:rPr>
+                <w:rStyle w:val="VerbatimChar"/>
+              </w:rPr>
+              <w:t xml:space="preserve">stage4_rocprofsys_tree.py</w:t>
+            </w:r>
+            <w:r>
+              <w:t xml:space="preserve"> </w:t>
+            </w:r>
+            <w:r>
+              <w:t xml:space="preserve">(tree merge + kernel attachment),</w:t>
+            </w:r>
+            <w:r>
+              <w:t xml:space="preserve"> </w:t>
+            </w:r>
+            <w:r>
+              <w:rPr>
+                <w:rStyle w:val="VerbatimChar"/>
+              </w:rPr>
+              <w:t xml:space="preserve">tree_render.py</w:t>
+            </w:r>
+            <w:r>
+              <w:t xml:space="preserve"> </w:t>
+            </w:r>
+            <w:r>
+              <w:t xml:space="preserve">(rendering), and a new</w:t>
+            </w:r>
+            <w:r>
+              <w:t xml:space="preserve"> </w:t>
+            </w:r>
+            <w:r>
+              <w:rPr>
+                <w:rStyle w:val="VerbatimChar"/>
+              </w:rPr>
+              <w:t xml:space="preserve">stage1_run_dirs.py</w:t>
+            </w:r>
+            <w:r>
+              <w:t xml:space="preserve"> </w:t>
+            </w:r>
+            <w:r>
+              <w:t xml:space="preserve">(</w:t>
+            </w:r>
+            <w:r>
+              <w:rPr>
+                <w:rStyle w:val="VerbatimChar"/>
+              </w:rPr>
+              <w:t xml:space="preserve">resolve_run_dirs()</w:t>
+            </w:r>
+            <w:r>
+              <w:t xml:space="preserve">, moved out of §8’s original</w:t>
+            </w:r>
+            <w:r>
+              <w:t xml:space="preserve"> </w:t>
+            </w:r>
+            <w:r>
+              <w:t xml:space="preserve">“</w:t>
+            </w:r>
+            <w:r>
+              <w:t xml:space="preserve">tree_render.py</w:t>
+            </w:r>
+            <w:r>
+              <w:t xml:space="preserve">”</w:t>
+            </w:r>
+            <w:r>
+              <w:t xml:space="preserve"> </w:t>
+            </w:r>
+            <w:r>
+              <w:t xml:space="preserve">placement after checking its real callers) – roadmap step 3; also fixed</w:t>
+            </w:r>
+            <w:r>
+              <w:t xml:space="preserve"> </w:t>
+            </w:r>
+            <w:r>
+              <w:rPr>
+                <w:rStyle w:val="VerbatimChar"/>
+              </w:rPr>
+              <w:t xml:space="preserve">extract_pop_metrics.py</w:t>
+            </w:r>
+            <w:r>
+              <w:t xml:space="preserve">’s independent duplicate copy of</w:t>
+            </w:r>
+            <w:r>
+              <w:t xml:space="preserve"> </w:t>
+            </w:r>
+            <w:r>
+              <w:rPr>
+                <w:rStyle w:val="VerbatimChar"/>
+              </w:rPr>
+              <w:t xml:space="preserve">resolve_run_dirs()</w:t>
+            </w:r>
+            <w:r>
+              <w:t xml:space="preserve"> </w:t>
+            </w:r>
+            <w:r>
+              <w:t xml:space="preserve">(§6 finding 1) in the same step</w:t>
+            </w:r>
+          </w:p>
+        </w:tc>
+      </w:tr>
     </w:tbl>
     <w:bookmarkStart w:id="20" w:name="project-scaffolding-and-rules"/>
     <w:p>
@@ -29796,7 +29936,986 @@
       </w:r>
     </w:p>
     <w:bookmarkEnd w:id="65"/>
+    <w:bookmarkStart w:id="66" w:name="X51ea8b56d3b635d6513978491c8eddba501d494"/>
+    <w:p>
+      <w:pPr>
+        <w:pStyle w:val="Heading2"/>
+      </w:pPr>
+      <w:r>
+        <w:t xml:space="preserve">2026-08-13 — Plan 2.4: split calltree_common.py (roadmap step 3)</w:t>
+      </w:r>
+    </w:p>
+    <w:p>
+      <w:pPr>
+        <w:pStyle w:val="FirstParagraph"/>
+      </w:pPr>
+      <w:r>
+        <w:t xml:space="preserve">Third implementation step of the consolidation plan:</w:t>
+      </w:r>
+      <w:r>
+        <w:t xml:space="preserve"> </w:t>
+      </w:r>
+      <w:r>
+        <w:rPr>
+          <w:rStyle w:val="VerbatimChar"/>
+        </w:rPr>
+        <w:t xml:space="preserve">calltree_common.py</w:t>
+      </w:r>
+      <w:r>
+        <w:t xml:space="preserve">’s 19 functions/constants</w:t>
+      </w:r>
+      <w:r>
+        <w:t xml:space="preserve"> </w:t>
+      </w:r>
+      <w:r>
+        <w:t xml:space="preserve">split into</w:t>
+      </w:r>
+      <w:r>
+        <w:t xml:space="preserve"> </w:t>
+      </w:r>
+      <w:r>
+        <w:rPr>
+          <w:rStyle w:val="VerbatimChar"/>
+        </w:rPr>
+        <w:t xml:space="preserve">stage4_rocprofsys_tree.py</w:t>
+      </w:r>
+      <w:r>
+        <w:t xml:space="preserve"> </w:t>
+      </w:r>
+      <w:r>
+        <w:t xml:space="preserve">(cross-rank tree merge + GPU kernel attachment –</w:t>
+      </w:r>
+      <w:r>
+        <w:t xml:space="preserve"> </w:t>
+      </w:r>
+      <w:r>
+        <w:rPr>
+          <w:rStyle w:val="VerbatimChar"/>
+        </w:rPr>
+        <w:t xml:space="preserve">merge_rank_trees()</w:t>
+      </w:r>
+      <w:r>
+        <w:t xml:space="preserve">,</w:t>
+      </w:r>
+      <w:r>
+        <w:t xml:space="preserve"> </w:t>
+      </w:r>
+      <w:r>
+        <w:rPr>
+          <w:rStyle w:val="VerbatimChar"/>
+        </w:rPr>
+        <w:t xml:space="preserve">flatten_tree()</w:t>
+      </w:r>
+      <w:r>
+        <w:t xml:space="preserve">,</w:t>
+      </w:r>
+      <w:r>
+        <w:t xml:space="preserve"> </w:t>
+      </w:r>
+      <w:r>
+        <w:rPr>
+          <w:rStyle w:val="VerbatimChar"/>
+        </w:rPr>
+        <w:t xml:space="preserve">aggregate_node_stats()</w:t>
+      </w:r>
+      <w:r>
+        <w:t xml:space="preserve">,</w:t>
+      </w:r>
+      <w:r>
+        <w:t xml:space="preserve"> </w:t>
+      </w:r>
+      <w:r>
+        <w:rPr>
+          <w:rStyle w:val="VerbatimChar"/>
+        </w:rPr>
+        <w:t xml:space="preserve">make_node_values()</w:t>
+      </w:r>
+      <w:r>
+        <w:t xml:space="preserve">,</w:t>
+      </w:r>
+      <w:r>
+        <w:t xml:space="preserve"> </w:t>
+      </w:r>
+      <w:r>
+        <w:rPr>
+          <w:rStyle w:val="VerbatimChar"/>
+        </w:rPr>
+        <w:t xml:space="preserve">attach_kernel_summaries()</w:t>
+      </w:r>
+      <w:r>
+        <w:t xml:space="preserve"> </w:t>
+      </w:r>
+      <w:r>
+        <w:t xml:space="preserve">and its helpers,</w:t>
+      </w:r>
+      <w:r>
+        <w:t xml:space="preserve"> </w:t>
+      </w:r>
+      <w:r>
+        <w:rPr>
+          <w:rStyle w:val="VerbatimChar"/>
+        </w:rPr>
+        <w:t xml:space="preserve">make_kernel_node()</w:t>
+      </w:r>
+      <w:r>
+        <w:t xml:space="preserve">,</w:t>
+      </w:r>
+      <w:r>
+        <w:t xml:space="preserve"> </w:t>
+      </w:r>
+      <w:r>
+        <w:rPr>
+          <w:rStyle w:val="VerbatimChar"/>
+        </w:rPr>
+        <w:t xml:space="preserve">is_kernel_launch()</w:t>
+      </w:r>
+      <w:r>
+        <w:t xml:space="preserve">) and</w:t>
+      </w:r>
+      <w:r>
+        <w:t xml:space="preserve"> </w:t>
+      </w:r>
+      <w:r>
+        <w:rPr>
+          <w:rStyle w:val="VerbatimChar"/>
+        </w:rPr>
+        <w:t xml:space="preserve">tree_render.py</w:t>
+      </w:r>
+      <w:r>
+        <w:t xml:space="preserve"> </w:t>
+      </w:r>
+      <w:r>
+        <w:t xml:space="preserve">(rendering only –</w:t>
+      </w:r>
+      <w:r>
+        <w:t xml:space="preserve"> </w:t>
+      </w:r>
+      <w:r>
+        <w:rPr>
+          <w:rStyle w:val="VerbatimChar"/>
+        </w:rPr>
+        <w:t xml:space="preserve">render_forest()</w:t>
+      </w:r>
+      <w:r>
+        <w:t xml:space="preserve">,</w:t>
+      </w:r>
+      <w:r>
+        <w:t xml:space="preserve"> </w:t>
+      </w:r>
+      <w:r>
+        <w:rPr>
+          <w:rStyle w:val="VerbatimChar"/>
+        </w:rPr>
+        <w:t xml:space="preserve">render_node()</w:t>
+      </w:r>
+      <w:r>
+        <w:t xml:space="preserve">,</w:t>
+      </w:r>
+      <w:r>
+        <w:t xml:space="preserve"> </w:t>
+      </w:r>
+      <w:r>
+        <w:rPr>
+          <w:rStyle w:val="VerbatimChar"/>
+        </w:rPr>
+        <w:t xml:space="preserve">get_children()</w:t>
+      </w:r>
+      <w:r>
+        <w:t xml:space="preserve">,</w:t>
+      </w:r>
+      <w:r>
+        <w:t xml:space="preserve"> </w:t>
+      </w:r>
+      <w:r>
+        <w:rPr>
+          <w:rStyle w:val="VerbatimChar"/>
+        </w:rPr>
+        <w:t xml:space="preserve">count_all_descendants()</w:t>
+      </w:r>
+      <w:r>
+        <w:t xml:space="preserve">,</w:t>
+      </w:r>
+      <w:r>
+        <w:t xml:space="preserve"> </w:t>
+      </w:r>
+      <w:r>
+        <w:rPr>
+          <w:rStyle w:val="VerbatimChar"/>
+        </w:rPr>
+        <w:t xml:space="preserve">build_children_map()</w:t>
+      </w:r>
+      <w:r>
+        <w:t xml:space="preserve">,</w:t>
+      </w:r>
+      <w:r>
+        <w:t xml:space="preserve"> </w:t>
+      </w:r>
+      <w:r>
+        <w:rPr>
+          <w:rStyle w:val="VerbatimChar"/>
+        </w:rPr>
+        <w:t xml:space="preserve">format_aligned_rows()</w:t>
+      </w:r>
+      <w:r>
+        <w:t xml:space="preserve">). Both candidate groups</w:t>
+      </w:r>
+      <w:r>
+        <w:t xml:space="preserve"> </w:t>
+      </w:r>
+      <w:r>
+        <w:t xml:space="preserve">were confirmed internally closed (no cross-calls between them) before writing the plan, so the</w:t>
+      </w:r>
+      <w:r>
+        <w:t xml:space="preserve"> </w:t>
+      </w:r>
+      <w:r>
+        <w:t xml:space="preserve">split changed only import surfaces, never logic.</w:t>
+      </w:r>
+    </w:p>
+    <w:p>
+      <w:pPr>
+        <w:pStyle w:val="BodyText"/>
+      </w:pPr>
+      <w:r>
+        <w:rPr>
+          <w:rStyle w:val="VerbatimChar"/>
+        </w:rPr>
+        <w:t xml:space="preserve">resolve_run_dirs()</w:t>
+      </w:r>
+      <w:r>
+        <w:t xml:space="preserve"> </w:t>
+      </w:r>
+      <w:r>
+        <w:t xml:space="preserve">didn’t land where</w:t>
+      </w:r>
+      <w:r>
+        <w:t xml:space="preserve"> </w:t>
+      </w:r>
+      <w:r>
+        <w:rPr>
+          <w:rStyle w:val="VerbatimChar"/>
+        </w:rPr>
+        <w:t xml:space="preserve">docs/plans/2.1-postprocess-consolidation-refactor.md</w:t>
+      </w:r>
+      <w:r>
+        <w:t xml:space="preserve"> </w:t>
+      </w:r>
+      <w:r>
+        <w:t xml:space="preserve">§8</w:t>
+      </w:r>
+      <w:r>
+        <w:t xml:space="preserve"> </w:t>
+      </w:r>
+      <w:r>
+        <w:t xml:space="preserve">originally said it would. Checking its actual call sites (rather than trusting the year-old design</w:t>
+      </w:r>
+      <w:r>
+        <w:t xml:space="preserve"> </w:t>
+      </w:r>
+      <w:r>
+        <w:t xml:space="preserve">doc) found it serves three tools, not two –</w:t>
+      </w:r>
+      <w:r>
+        <w:t xml:space="preserve"> </w:t>
+      </w:r>
+      <w:r>
+        <w:rPr>
+          <w:rStyle w:val="VerbatimChar"/>
+        </w:rPr>
+        <w:t xml:space="preserve">extract_pop_metrics.py</w:t>
+      </w:r>
+      <w:r>
+        <w:t xml:space="preserve"> </w:t>
+      </w:r>
+      <w:r>
+        <w:t xml:space="preserve">had its own fully</w:t>
+      </w:r>
+      <w:r>
+        <w:t xml:space="preserve"> </w:t>
+      </w:r>
+      <w:r>
+        <w:t xml:space="preserve">independent, byte-for-byte-identical copy that never imported from</w:t>
+      </w:r>
+      <w:r>
+        <w:t xml:space="preserve"> </w:t>
+      </w:r>
+      <w:r>
+        <w:rPr>
+          <w:rStyle w:val="VerbatimChar"/>
+        </w:rPr>
+        <w:t xml:space="preserve">calltree_common</w:t>
+      </w:r>
+      <w:r>
+        <w:t xml:space="preserve"> </w:t>
+      </w:r>
+      <w:r>
+        <w:t xml:space="preserve">at all (§6</w:t>
+      </w:r>
+      <w:r>
+        <w:t xml:space="preserve"> </w:t>
+      </w:r>
+      <w:r>
+        <w:t xml:space="preserve">finding 1, a duplication the master plan itself flagged as looking</w:t>
+      </w:r>
+      <w:r>
+        <w:t xml:space="preserve"> </w:t>
+      </w:r>
+      <w:r>
+        <w:t xml:space="preserve">“</w:t>
+      </w:r>
+      <w:r>
+        <w:t xml:space="preserve">accidental rather than</w:t>
+      </w:r>
+      <w:r>
+        <w:t xml:space="preserve"> </w:t>
+      </w:r>
+      <w:r>
+        <w:t xml:space="preserve">declared</w:t>
+      </w:r>
+      <w:r>
+        <w:t xml:space="preserve">”</w:t>
+      </w:r>
+      <w:r>
+        <w:t xml:space="preserve">). With zero coupling to rendering, trees, or merging, it got its own single-function</w:t>
+      </w:r>
+      <w:r>
+        <w:t xml:space="preserve"> </w:t>
+      </w:r>
+      <w:r>
+        <w:t xml:space="preserve">module,</w:t>
+      </w:r>
+      <w:r>
+        <w:t xml:space="preserve"> </w:t>
+      </w:r>
+      <w:r>
+        <w:rPr>
+          <w:rStyle w:val="VerbatimChar"/>
+        </w:rPr>
+        <w:t xml:space="preserve">stage1_run_dirs.py</w:t>
+      </w:r>
+      <w:r>
+        <w:t xml:space="preserve">, instead of</w:t>
+      </w:r>
+      <w:r>
+        <w:t xml:space="preserve"> </w:t>
+      </w:r>
+      <w:r>
+        <w:rPr>
+          <w:rStyle w:val="VerbatimChar"/>
+        </w:rPr>
+        <w:t xml:space="preserve">tree_render.py</w:t>
+      </w:r>
+      <w:r>
+        <w:t xml:space="preserve">’s</w:t>
+      </w:r>
+      <w:r>
+        <w:t xml:space="preserve"> </w:t>
+      </w:r>
+      <w:r>
+        <w:t xml:space="preserve">“</w:t>
+      </w:r>
+      <w:r>
+        <w:t xml:space="preserve">deliberate exception</w:t>
+      </w:r>
+      <w:r>
+        <w:t xml:space="preserve">”</w:t>
+      </w:r>
+      <w:r>
+        <w:t xml:space="preserve"> </w:t>
+      </w:r>
+      <w:r>
+        <w:t xml:space="preserve">slot – and since</w:t>
+      </w:r>
+      <w:r>
+        <w:t xml:space="preserve"> </w:t>
+      </w:r>
+      <w:r>
+        <w:t xml:space="preserve">its only remaining real copy was already being relocated,</w:t>
+      </w:r>
+      <w:r>
+        <w:t xml:space="preserve"> </w:t>
+      </w:r>
+      <w:r>
+        <w:rPr>
+          <w:rStyle w:val="VerbatimChar"/>
+        </w:rPr>
+        <w:t xml:space="preserve">extract_pop_metrics.py</w:t>
+      </w:r>
+      <w:r>
+        <w:t xml:space="preserve">’s duplicate was</w:t>
+      </w:r>
+      <w:r>
+        <w:t xml:space="preserve"> </w:t>
+      </w:r>
+      <w:r>
+        <w:t xml:space="preserve">deleted and pointed at the new module in the same step, closing §6 finding 1 rather than leaving it</w:t>
+      </w:r>
+      <w:r>
+        <w:t xml:space="preserve"> </w:t>
+      </w:r>
+      <w:r>
+        <w:t xml:space="preserve">for a future pass.</w:t>
+      </w:r>
+      <w:r>
+        <w:t xml:space="preserve"> </w:t>
+      </w:r>
+      <w:r>
+        <w:rPr>
+          <w:rStyle w:val="VerbatimChar"/>
+        </w:rPr>
+        <w:t xml:space="preserve">docs/plans/2.1-postprocess-consolidation-refactor.md</w:t>
+      </w:r>
+      <w:r>
+        <w:t xml:space="preserve"> </w:t>
+      </w:r>
+      <w:r>
+        <w:t xml:space="preserve">§8 got a short header</w:t>
+      </w:r>
+      <w:r>
+        <w:t xml:space="preserve"> </w:t>
+      </w:r>
+      <w:r>
+        <w:t xml:space="preserve">note recording this divergence, per</w:t>
+      </w:r>
+      <w:r>
+        <w:t xml:space="preserve"> </w:t>
+      </w:r>
+      <w:r>
+        <w:rPr>
+          <w:rStyle w:val="VerbatimChar"/>
+        </w:rPr>
+        <w:t xml:space="preserve">CLAUDE.md</w:t>
+      </w:r>
+      <w:r>
+        <w:t xml:space="preserve">’s divergence-tracking convention.</w:t>
+      </w:r>
+    </w:p>
+    <w:p>
+      <w:pPr>
+        <w:pStyle w:val="BodyText"/>
+      </w:pPr>
+      <w:r>
+        <w:t xml:space="preserve">Two split-induced docstring cross-references got module-name prefixes (</w:t>
+      </w:r>
+      <w:r>
+        <w:rPr>
+          <w:rStyle w:val="VerbatimChar"/>
+        </w:rPr>
+        <w:t xml:space="preserve">REPORT_HEADERS</w:t>
+      </w:r>
+      <w:r>
+        <w:t xml:space="preserve">’s comment</w:t>
+      </w:r>
+      <w:r>
+        <w:t xml:space="preserve"> </w:t>
+      </w:r>
+      <w:r>
+        <w:t xml:space="preserve">naming</w:t>
+      </w:r>
+      <w:r>
+        <w:t xml:space="preserve"> </w:t>
+      </w:r>
+      <w:r>
+        <w:rPr>
+          <w:rStyle w:val="VerbatimChar"/>
+        </w:rPr>
+        <w:t xml:space="preserve">merge_rank_trees()</w:t>
+      </w:r>
+      <w:r>
+        <w:t xml:space="preserve">/</w:t>
+      </w:r>
+      <w:r>
+        <w:rPr>
+          <w:rStyle w:val="VerbatimChar"/>
+        </w:rPr>
+        <w:t xml:space="preserve">aggregate_node_stats()</w:t>
+      </w:r>
+      <w:r>
+        <w:t xml:space="preserve">;</w:t>
+      </w:r>
+      <w:r>
+        <w:t xml:space="preserve"> </w:t>
+      </w:r>
+      <w:r>
+        <w:rPr>
+          <w:rStyle w:val="VerbatimChar"/>
+        </w:rPr>
+        <w:t xml:space="preserve">make_kernel_node()</w:t>
+      </w:r>
+      <w:r>
+        <w:t xml:space="preserve">’s docstring naming</w:t>
+      </w:r>
+      <w:r>
+        <w:t xml:space="preserve"> </w:t>
+      </w:r>
+      <w:r>
+        <w:rPr>
+          <w:rStyle w:val="VerbatimChar"/>
+        </w:rPr>
+        <w:t xml:space="preserve">render_node()</w:t>
+      </w:r>
+      <w:r>
+        <w:t xml:space="preserve">) now that the functions they describe live in a sibling file.</w:t>
+      </w:r>
+      <w:r>
+        <w:t xml:space="preserve"> </w:t>
+      </w:r>
+      <w:r>
+        <w:rPr>
+          <w:rStyle w:val="VerbatimChar"/>
+        </w:rPr>
+        <w:t xml:space="preserve">tree_render.py</w:t>
+      </w:r>
+      <w:r>
+        <w:t xml:space="preserve">’s</w:t>
+      </w:r>
+      <w:r>
+        <w:t xml:space="preserve"> </w:t>
+      </w:r>
+      <w:r>
+        <w:t xml:space="preserve">own docstring also notes a real but indirect data-shape coupling:</w:t>
+      </w:r>
+      <w:r>
+        <w:t xml:space="preserve"> </w:t>
+      </w:r>
+      <w:r>
+        <w:rPr>
+          <w:rStyle w:val="VerbatimChar"/>
+        </w:rPr>
+        <w:t xml:space="preserve">get_children()</w:t>
+      </w:r>
+      <w:r>
+        <w:t xml:space="preserve"> </w:t>
+      </w:r>
+      <w:r>
+        <w:t xml:space="preserve">reads a</w:t>
+      </w:r>
+      <w:r>
+        <w:t xml:space="preserve"> </w:t>
+      </w:r>
+      <w:r>
+        <w:rPr>
+          <w:rStyle w:val="VerbatimChar"/>
+        </w:rPr>
+        <w:t xml:space="preserve">"static_children"</w:t>
+      </w:r>
+      <w:r>
+        <w:t xml:space="preserve"> </w:t>
+      </w:r>
+      <w:r>
+        <w:t xml:space="preserve">list every node is expected to carry, populated by</w:t>
+      </w:r>
+      <w:r>
+        <w:t xml:space="preserve"> </w:t>
+      </w:r>
+      <w:r>
+        <w:rPr>
+          <w:rStyle w:val="VerbatimChar"/>
+        </w:rPr>
+        <w:t xml:space="preserve">stage4_rocprofsys_tree.py</w:t>
+      </w:r>
+      <w:r>
+        <w:t xml:space="preserve">’s</w:t>
+      </w:r>
+      <w:r>
+        <w:t xml:space="preserve"> </w:t>
+      </w:r>
+      <w:r>
+        <w:rPr>
+          <w:rStyle w:val="VerbatimChar"/>
+        </w:rPr>
+        <w:t xml:space="preserve">merge_rank_trees()</w:t>
+      </w:r>
+      <w:r>
+        <w:t xml:space="preserve">/</w:t>
+      </w:r>
+      <w:r>
+        <w:rPr>
+          <w:rStyle w:val="VerbatimChar"/>
+        </w:rPr>
+        <w:t xml:space="preserve">make_kernel_node()</w:t>
+      </w:r>
+      <w:r>
+        <w:t xml:space="preserve">/</w:t>
+      </w:r>
+      <w:r>
+        <w:rPr>
+          <w:rStyle w:val="VerbatimChar"/>
+        </w:rPr>
+        <w:t xml:space="preserve">_attach_kernel_group()</w:t>
+      </w:r>
+      <w:r>
+        <w:t xml:space="preserve">,</w:t>
+      </w:r>
+      <w:r>
+        <w:t xml:space="preserve"> </w:t>
+      </w:r>
+      <w:r>
+        <w:t xml:space="preserve">with no import needed either direction.</w:t>
+      </w:r>
+    </w:p>
+    <w:p>
+      <w:pPr>
+        <w:pStyle w:val="BodyText"/>
+      </w:pPr>
+      <w:r>
+        <w:t xml:space="preserve">Test classes split the same way tests were split for the two new source modules</w:t>
+      </w:r>
+      <w:r>
+        <w:t xml:space="preserve"> </w:t>
+      </w:r>
+      <w:r>
+        <w:t xml:space="preserve">(</w:t>
+      </w:r>
+      <w:r>
+        <w:rPr>
+          <w:rStyle w:val="VerbatimChar"/>
+        </w:rPr>
+        <w:t xml:space="preserve">test_stage4_rocprofsys_tree.py</w:t>
+      </w:r>
+      <w:r>
+        <w:t xml:space="preserve">,</w:t>
+      </w:r>
+      <w:r>
+        <w:t xml:space="preserve"> </w:t>
+      </w:r>
+      <w:r>
+        <w:rPr>
+          <w:rStyle w:val="VerbatimChar"/>
+        </w:rPr>
+        <w:t xml:space="preserve">test_tree_render.py</w:t>
+      </w:r>
+      <w:r>
+        <w:t xml:space="preserve">), plus a new</w:t>
+      </w:r>
+      <w:r>
+        <w:t xml:space="preserve"> </w:t>
+      </w:r>
+      <w:r>
+        <w:rPr>
+          <w:rStyle w:val="VerbatimChar"/>
+        </w:rPr>
+        <w:t xml:space="preserve">test_stage1_run_dirs.py</w:t>
+      </w:r>
+      <w:r>
+        <w:t xml:space="preserve">.</w:t>
+      </w:r>
+      <w:r>
+        <w:t xml:space="preserve"> </w:t>
+      </w:r>
+      <w:r>
+        <w:rPr>
+          <w:rStyle w:val="VerbatimChar"/>
+        </w:rPr>
+        <w:t xml:space="preserve">ResolveRunDirsTests</w:t>
+      </w:r>
+      <w:r>
+        <w:t xml:space="preserve"> </w:t>
+      </w:r>
+      <w:r>
+        <w:t xml:space="preserve">existed twice before this step too – one thin case in</w:t>
+      </w:r>
+      <w:r>
+        <w:t xml:space="preserve"> </w:t>
+      </w:r>
+      <w:r>
+        <w:rPr>
+          <w:rStyle w:val="VerbatimChar"/>
+        </w:rPr>
+        <w:t xml:space="preserve">test_calltree_common.py</w:t>
+      </w:r>
+      <w:r>
+        <w:t xml:space="preserve">, three fuller cases in</w:t>
+      </w:r>
+      <w:r>
+        <w:t xml:space="preserve"> </w:t>
+      </w:r>
+      <w:r>
+        <w:rPr>
+          <w:rStyle w:val="VerbatimChar"/>
+        </w:rPr>
+        <w:t xml:space="preserve">test_extract_pop_metrics.py</w:t>
+      </w:r>
+      <w:r>
+        <w:t xml:space="preserve"> </w:t>
+      </w:r>
+      <w:r>
+        <w:t xml:space="preserve">– consolidated into</w:t>
+      </w:r>
+      <w:r>
+        <w:t xml:space="preserve"> </w:t>
+      </w:r>
+      <w:r>
+        <w:t xml:space="preserve">the fuller three-case version in</w:t>
+      </w:r>
+      <w:r>
+        <w:t xml:space="preserve"> </w:t>
+      </w:r>
+      <w:r>
+        <w:rPr>
+          <w:rStyle w:val="VerbatimChar"/>
+        </w:rPr>
+        <w:t xml:space="preserve">test_stage1_run_dirs.py</w:t>
+      </w:r>
+      <w:r>
+        <w:t xml:space="preserve">, with the redundant thin copy dropped</w:t>
+      </w:r>
+      <w:r>
+        <w:t xml:space="preserve"> </w:t>
+      </w:r>
+      <w:r>
+        <w:t xml:space="preserve">and</w:t>
+      </w:r>
+      <w:r>
+        <w:t xml:space="preserve"> </w:t>
+      </w:r>
+      <w:r>
+        <w:rPr>
+          <w:rStyle w:val="VerbatimChar"/>
+        </w:rPr>
+        <w:t xml:space="preserve">test_extract_pop_metrics.py</w:t>
+      </w:r>
+      <w:r>
+        <w:t xml:space="preserve">’s copy removed now that it imports the function instead of</w:t>
+      </w:r>
+      <w:r>
+        <w:t xml:space="preserve"> </w:t>
+      </w:r>
+      <w:r>
+        <w:t xml:space="preserve">defining it. Full suite: 306 tests (net -1 from 307, all from that de-duplication), all passing.</w:t>
+      </w:r>
+    </w:p>
+    <w:p>
+      <w:pPr>
+        <w:pStyle w:val="BodyText"/>
+      </w:pPr>
+      <w:r>
+        <w:t xml:space="preserve">Deleting</w:t>
+      </w:r>
+      <w:r>
+        <w:t xml:space="preserve"> </w:t>
+      </w:r>
+      <w:r>
+        <w:rPr>
+          <w:rStyle w:val="VerbatimChar"/>
+        </w:rPr>
+        <w:t xml:space="preserve">test_calltree_common.py</w:t>
+      </w:r>
+      <w:r>
+        <w:t xml:space="preserve"> </w:t>
+      </w:r>
+      <w:r>
+        <w:t xml:space="preserve">surfaced a latent bug in the test suite’s own setup: it had been</w:t>
+      </w:r>
+      <w:r>
+        <w:t xml:space="preserve"> </w:t>
+      </w:r>
+      <w:r>
+        <w:t xml:space="preserve">the alphabetically-first test file to insert</w:t>
+      </w:r>
+      <w:r>
+        <w:t xml:space="preserve"> </w:t>
+      </w:r>
+      <w:r>
+        <w:rPr>
+          <w:rStyle w:val="VerbatimChar"/>
+        </w:rPr>
+        <w:t xml:space="preserve">postprocess/</w:t>
+      </w:r>
+      <w:r>
+        <w:t xml:space="preserve"> </w:t>
+      </w:r>
+      <w:r>
+        <w:t xml:space="preserve">onto</w:t>
+      </w:r>
+      <w:r>
+        <w:t xml:space="preserve"> </w:t>
+      </w:r>
+      <w:r>
+        <w:rPr>
+          <w:rStyle w:val="VerbatimChar"/>
+        </w:rPr>
+        <w:t xml:space="preserve">sys.path</w:t>
+      </w:r>
+      <w:r>
+        <w:t xml:space="preserve">, and</w:t>
+      </w:r>
+      <w:r>
+        <w:t xml:space="preserve"> </w:t>
+      </w:r>
+      <w:r>
+        <w:rPr>
+          <w:rStyle w:val="VerbatimChar"/>
+        </w:rPr>
+        <w:t xml:space="preserve">test_extract_CPU_hotspots.py</w:t>
+      </w:r>
+      <w:r>
+        <w:t xml:space="preserve">/</w:t>
+      </w:r>
+      <w:r>
+        <w:rPr>
+          <w:rStyle w:val="VerbatimChar"/>
+        </w:rPr>
+        <w:t xml:space="preserve">test_extract_GPU_hotspots.py</w:t>
+      </w:r>
+      <w:r>
+        <w:t xml:space="preserve"> </w:t>
+      </w:r>
+      <w:r>
+        <w:t xml:space="preserve">were silently relying on that</w:t>
+      </w:r>
+      <w:r>
+        <w:t xml:space="preserve"> </w:t>
+      </w:r>
+      <w:r>
+        <w:t xml:space="preserve">incidental ordering rather than doing it themselves. Fixed by giving both their own</w:t>
+      </w:r>
+      <w:r>
+        <w:t xml:space="preserve"> </w:t>
+      </w:r>
+      <w:r>
+        <w:rPr>
+          <w:rStyle w:val="VerbatimChar"/>
+        </w:rPr>
+        <w:t xml:space="preserve">sys.path.insert()</w:t>
+      </w:r>
+      <w:r>
+        <w:t xml:space="preserve">, matching every other test file’s established pattern, rather than restoring</w:t>
+      </w:r>
+      <w:r>
+        <w:t xml:space="preserve"> </w:t>
+      </w:r>
+      <w:r>
+        <w:t xml:space="preserve">the accidental ordering.</w:t>
+      </w:r>
+    </w:p>
+    <w:p>
+      <w:pPr>
+        <w:pStyle w:val="BodyText"/>
+      </w:pPr>
+      <w:r>
+        <w:t xml:space="preserve">Re-ran</w:t>
+      </w:r>
+      <w:r>
+        <w:t xml:space="preserve"> </w:t>
+      </w:r>
+      <w:r>
+        <w:rPr>
+          <w:rStyle w:val="VerbatimChar"/>
+        </w:rPr>
+        <w:t xml:space="preserve">extract_calltree.py</w:t>
+      </w:r>
+      <w:r>
+        <w:t xml:space="preserve">/</w:t>
+      </w:r>
+      <w:r>
+        <w:rPr>
+          <w:rStyle w:val="VerbatimChar"/>
+        </w:rPr>
+        <w:t xml:space="preserve">extract_calltree_traced.py</w:t>
+      </w:r>
+      <w:r>
+        <w:t xml:space="preserve">/</w:t>
+      </w:r>
+      <w:r>
+        <w:rPr>
+          <w:rStyle w:val="VerbatimChar"/>
+        </w:rPr>
+        <w:t xml:space="preserve">extract_pop_metrics.py</w:t>
+      </w:r>
+      <w:r>
+        <w:t xml:space="preserve"> </w:t>
+      </w:r>
+      <w:r>
+        <w:t xml:space="preserve">against all 6</w:t>
+      </w:r>
+      <w:r>
+        <w:t xml:space="preserve"> </w:t>
+      </w:r>
+      <w:r>
+        <w:t xml:space="preserve">real</w:t>
+      </w:r>
+      <w:r>
+        <w:t xml:space="preserve"> </w:t>
+      </w:r>
+      <w:r>
+        <w:rPr>
+          <w:rStyle w:val="VerbatimChar"/>
+        </w:rPr>
+        <w:t xml:space="preserve">test_apps/results/</w:t>
+      </w:r>
+      <w:r>
+        <w:t xml:space="preserve"> </w:t>
+      </w:r>
+      <w:r>
+        <w:t xml:space="preserve">directories:</w:t>
+      </w:r>
+      <w:r>
+        <w:t xml:space="preserve"> </w:t>
+      </w:r>
+      <w:r>
+        <w:rPr>
+          <w:rStyle w:val="VerbatimChar"/>
+        </w:rPr>
+        <w:t xml:space="preserve">extract_calltree.py</w:t>
+      </w:r>
+      <w:r>
+        <w:t xml:space="preserve">/</w:t>
+      </w:r>
+      <w:r>
+        <w:rPr>
+          <w:rStyle w:val="VerbatimChar"/>
+        </w:rPr>
+        <w:t xml:space="preserve">extract_pop_metrics.py</w:t>
+      </w:r>
+      <w:r>
+        <w:t xml:space="preserve"> </w:t>
+      </w:r>
+      <w:r>
+        <w:t xml:space="preserve">byte-identical</w:t>
+      </w:r>
+      <w:r>
+        <w:t xml:space="preserve"> </w:t>
+      </w:r>
+      <w:r>
+        <w:t xml:space="preserve">to the pre-change backup except timestamps;</w:t>
+      </w:r>
+      <w:r>
+        <w:t xml:space="preserve"> </w:t>
+      </w:r>
+      <w:r>
+        <w:rPr>
+          <w:rStyle w:val="VerbatimChar"/>
+        </w:rPr>
+        <w:t xml:space="preserve">extract_calltree_traced.py</w:t>
+      </w:r>
+      <w:r>
+        <w:t xml:space="preserve"> </w:t>
+      </w:r>
+      <w:r>
+        <w:t xml:space="preserve">(no standalone baseline</w:t>
+      </w:r>
+      <w:r>
+        <w:t xml:space="preserve"> </w:t>
+      </w:r>
+      <w:r>
+        <w:t xml:space="preserve">previously saved in these directories) verified instead by running both the pre-plan-2.4 code</w:t>
+      </w:r>
+      <w:r>
+        <w:t xml:space="preserve"> </w:t>
+      </w:r>
+      <w:r>
+        <w:t xml:space="preserve">(from git HEAD) and the post-split code side by side and diffing their output directly – also</w:t>
+      </w:r>
+      <w:r>
+        <w:t xml:space="preserve"> </w:t>
+      </w:r>
+      <w:r>
+        <w:t xml:space="preserve">byte-identical except timestamps.</w:t>
+      </w:r>
+    </w:p>
     <w:bookmarkEnd w:id="66"/>
+    <w:bookmarkEnd w:id="67"/>
     <w:sectPr/>
   </w:body>
 </w:document>

--- a/docs/DEVELOPMENT_HISTORY.docx
+++ b/docs/DEVELOPMENT_HISTORY.docx
@@ -10,7 +10,7 @@
         <w:t xml:space="preserve">Development History</w:t>
       </w:r>
     </w:p>
-    <w:bookmarkStart w:id="67" w:name="development-history"/>
+    <w:bookmarkStart w:id="68" w:name="development-history"/>
     <w:p>
       <w:pPr>
         <w:pStyle w:val="Heading1"/>
@@ -1952,6 +1952,101 @@
           </w:p>
         </w:tc>
       </w:tr>
+      <w:tr>
+        <w:tc>
+          <w:tcPr/>
+          <w:p>
+            <w:pPr>
+              <w:pStyle w:val="Compact"/>
+              <w:jc w:val="left"/>
+            </w:pPr>
+            <w:r>
+              <w:t xml:space="preserve">2026-08-13</w:t>
+            </w:r>
+          </w:p>
+        </w:tc>
+        <w:tc>
+          <w:tcPr/>
+          <w:p>
+            <w:pPr>
+              <w:pStyle w:val="Compact"/>
+              <w:jc w:val="left"/>
+            </w:pPr>
+            <w:r>
+              <w:t xml:space="preserve">Plan 2.5: built the shared stage-3 noise-classification engine (</w:t>
+            </w:r>
+            <w:r>
+              <w:rPr>
+                <w:rStyle w:val="VerbatimChar"/>
+              </w:rPr>
+              <w:t xml:space="preserve">stage3_rocprofsys.py</w:t>
+            </w:r>
+            <w:r>
+              <w:t xml:space="preserve">,</w:t>
+            </w:r>
+            <w:r>
+              <w:t xml:space="preserve"> </w:t>
+            </w:r>
+            <w:r>
+              <w:rPr>
+                <w:rStyle w:val="VerbatimChar"/>
+              </w:rPr>
+              <w:t xml:space="preserve">default_noise_patterns.json</w:t>
+            </w:r>
+            <w:r>
+              <w:t xml:space="preserve">) in isolation, not wired into any tool yet – roadmap step 4; implements</w:t>
+            </w:r>
+            <w:r>
+              <w:t xml:space="preserve"> </w:t>
+            </w:r>
+            <w:r>
+              <w:rPr>
+                <w:rStyle w:val="VerbatimChar"/>
+              </w:rPr>
+              <w:t xml:space="preserve">splice</w:t>
+            </w:r>
+            <w:r>
+              <w:t xml:space="preserve">’s</w:t>
+            </w:r>
+            <w:r>
+              <w:t xml:space="preserve"> </w:t>
+            </w:r>
+            <w:r>
+              <w:t xml:space="preserve">“</w:t>
+            </w:r>
+            <w:r>
+              <w:t xml:space="preserve">fold</w:t>
+            </w:r>
+            <w:r>
+              <w:t xml:space="preserve">”</w:t>
+            </w:r>
+            <w:r>
+              <w:t xml:space="preserve"> </w:t>
+            </w:r>
+            <w:r>
+              <w:t xml:space="preserve">self-time-into-new-parent behavior for the first time, and generalizes the untethered-root</w:t>
+            </w:r>
+            <w:r>
+              <w:t xml:space="preserve"> </w:t>
+            </w:r>
+            <w:r>
+              <w:t xml:space="preserve">“</w:t>
+            </w:r>
+            <w:r>
+              <w:t xml:space="preserve">inherit from first real descendant</w:t>
+            </w:r>
+            <w:r>
+              <w:t xml:space="preserve">”</w:t>
+            </w:r>
+            <w:r>
+              <w:t xml:space="preserve"> </w:t>
+            </w:r>
+            <w:r>
+              <w:t xml:space="preserve">mechanism from GPU-only to any tag (e.g. MPI)</w:t>
+            </w:r>
+          </w:p>
+        </w:tc>
+      </w:tr>
     </w:tbl>
     <w:bookmarkStart w:id="20" w:name="project-scaffolding-and-rules"/>
     <w:p>
@@ -30915,7 +31010,701 @@
       </w:r>
     </w:p>
     <w:bookmarkEnd w:id="66"/>
+    <w:bookmarkStart w:id="67" w:name="Xb4e4eba8b1c0684dc0c6929f87b58f1138fcc56"/>
+    <w:p>
+      <w:pPr>
+        <w:pStyle w:val="Heading2"/>
+      </w:pPr>
+      <w:r>
+        <w:t xml:space="preserve">2026-08-13 — Plan 2.5: stage-3 noise-filtering engine, built in isolation (roadmap step 4)</w:t>
+      </w:r>
+    </w:p>
+    <w:p>
+      <w:pPr>
+        <w:pStyle w:val="FirstParagraph"/>
+      </w:pPr>
+      <w:r>
+        <w:t xml:space="preserve">Fourth implementation step of the consolidation plan, and the first genuinely new design (not a</w:t>
+      </w:r>
+      <w:r>
+        <w:t xml:space="preserve"> </w:t>
+      </w:r>
+      <w:r>
+        <w:t xml:space="preserve">pure relocation): a shared</w:t>
+      </w:r>
+      <w:r>
+        <w:t xml:space="preserve"> </w:t>
+      </w:r>
+      <w:r>
+        <w:t xml:space="preserve">“</w:t>
+      </w:r>
+      <w:r>
+        <w:t xml:space="preserve">tag-then-act</w:t>
+      </w:r>
+      <w:r>
+        <w:t xml:space="preserve">”</w:t>
+      </w:r>
+      <w:r>
+        <w:t xml:space="preserve"> </w:t>
+      </w:r>
+      <w:r>
+        <w:t xml:space="preserve">engine replacing today’s ~15 hand-written noise-</w:t>
+      </w:r>
+      <w:r>
+        <w:t xml:space="preserve"> </w:t>
+      </w:r>
+      <w:r>
+        <w:t xml:space="preserve">classification functions spread across</w:t>
+      </w:r>
+      <w:r>
+        <w:t xml:space="preserve"> </w:t>
+      </w:r>
+      <w:r>
+        <w:rPr>
+          <w:rStyle w:val="VerbatimChar"/>
+        </w:rPr>
+        <w:t xml:space="preserve">extract_CPU_hotspots.py</w:t>
+      </w:r>
+      <w:r>
+        <w:t xml:space="preserve">,</w:t>
+      </w:r>
+      <w:r>
+        <w:t xml:space="preserve"> </w:t>
+      </w:r>
+      <w:r>
+        <w:rPr>
+          <w:rStyle w:val="VerbatimChar"/>
+        </w:rPr>
+        <w:t xml:space="preserve">extract_calltree.py</w:t>
+      </w:r>
+      <w:r>
+        <w:t xml:space="preserve">, and</w:t>
+      </w:r>
+      <w:r>
+        <w:t xml:space="preserve"> </w:t>
+      </w:r>
+      <w:r>
+        <w:rPr>
+          <w:rStyle w:val="VerbatimChar"/>
+        </w:rPr>
+        <w:t xml:space="preserve">extract_calltree_traced.py</w:t>
+      </w:r>
+      <w:r>
+        <w:t xml:space="preserve">. Three Explore passes read every existing predicate in those three</w:t>
+      </w:r>
+      <w:r>
+        <w:t xml:space="preserve"> </w:t>
+      </w:r>
+      <w:r>
+        <w:t xml:space="preserve">files (plus</w:t>
+      </w:r>
+      <w:r>
+        <w:t xml:space="preserve"> </w:t>
+      </w:r>
+      <w:r>
+        <w:rPr>
+          <w:rStyle w:val="VerbatimChar"/>
+        </w:rPr>
+        <w:t xml:space="preserve">extract_pop_metrics.py</w:t>
+      </w:r>
+      <w:r>
+        <w:t xml:space="preserve">’s MPI check) verbatim before writing the plan, surfacing</w:t>
+      </w:r>
+      <w:r>
+        <w:t xml:space="preserve"> </w:t>
+      </w:r>
+      <w:r>
+        <w:t xml:space="preserve">several details the master design doc’s sketch didn’t spell out: each tag needs its own mix of</w:t>
+      </w:r>
+      <w:r>
+        <w:t xml:space="preserve"> </w:t>
+      </w:r>
+      <w:r>
+        <w:t xml:space="preserve">prefix/substring/suffix matching (not one flat substring list);</w:t>
+      </w:r>
+      <w:r>
+        <w:t xml:space="preserve"> </w:t>
+      </w:r>
+      <w:r>
+        <w:rPr>
+          <w:rStyle w:val="VerbatimChar"/>
+        </w:rPr>
+        <w:t xml:space="preserve">extract_calltree.py</w:t>
+      </w:r>
+      <w:r>
+        <w:t xml:space="preserve">’s GPU pattern</w:t>
+      </w:r>
+      <w:r>
+        <w:t xml:space="preserve"> </w:t>
+      </w:r>
+      <w:r>
+        <w:t xml:space="preserve">list is a strict superset of</w:t>
+      </w:r>
+      <w:r>
+        <w:t xml:space="preserve"> </w:t>
+      </w:r>
+      <w:r>
+        <w:rPr>
+          <w:rStyle w:val="VerbatimChar"/>
+        </w:rPr>
+        <w:t xml:space="preserve">extract_CPU_hotspots.py</w:t>
+      </w:r>
+      <w:r>
+        <w:t xml:space="preserve">’s;</w:t>
+      </w:r>
+      <w:r>
+        <w:t xml:space="preserve"> </w:t>
+      </w:r>
+      <w:r>
+        <w:rPr>
+          <w:rStyle w:val="VerbatimChar"/>
+        </w:rPr>
+        <w:t xml:space="preserve">.kd</w:t>
+      </w:r>
+      <w:r>
+        <w:t xml:space="preserve">-suffix matching was inconsistently</w:t>
+      </w:r>
+      <w:r>
+        <w:t xml:space="preserve"> </w:t>
+      </w:r>
+      <w:r>
+        <w:t xml:space="preserve">case-sensitive; the sibling-group scope (</w:t>
+      </w:r>
+      <w:r>
+        <w:rPr>
+          <w:rStyle w:val="VerbatimChar"/>
+        </w:rPr>
+        <w:t xml:space="preserve">mark_wrapper_contaminated_branches()</w:t>
+      </w:r>
+      <w:r>
+        <w:t xml:space="preserve">) has no pattern</w:t>
+      </w:r>
+      <w:r>
+        <w:t xml:space="preserve"> </w:t>
+      </w:r>
+      <w:r>
+        <w:t xml:space="preserve">list of its own, it’s derived entirely from another tag’s already-computed subtree-match results;</w:t>
+      </w:r>
+      <w:r>
+        <w:t xml:space="preserve"> </w:t>
+      </w:r>
+      <w:r>
+        <w:t xml:space="preserve">and</w:t>
+      </w:r>
+      <w:r>
+        <w:t xml:space="preserve"> </w:t>
+      </w:r>
+      <w:r>
+        <w:rPr>
+          <w:rStyle w:val="VerbatimChar"/>
+        </w:rPr>
+        <w:t xml:space="preserve">splice_out_wrapper_nodes()</w:t>
+      </w:r>
+      <w:r>
+        <w:t xml:space="preserve">’s</w:t>
+      </w:r>
+      <w:r>
+        <w:t xml:space="preserve"> </w:t>
+      </w:r>
+      <w:r>
+        <w:t xml:space="preserve">“</w:t>
+      </w:r>
+      <w:r>
+        <w:t xml:space="preserve">fold a removed node’s self-time into its new parent</w:t>
+      </w:r>
+      <w:r>
+        <w:t xml:space="preserve">”</w:t>
+      </w:r>
+      <w:r>
+        <w:t xml:space="preserve"> </w:t>
+      </w:r>
+      <w:r>
+        <w:t xml:space="preserve">behavior</w:t>
+      </w:r>
+      <w:r>
+        <w:t xml:space="preserve"> </w:t>
+      </w:r>
+      <w:r>
+        <w:t xml:space="preserve">genuinely doesn’t exist anywhere today.</w:t>
+      </w:r>
+    </w:p>
+    <w:p>
+      <w:pPr>
+        <w:pStyle w:val="BodyText"/>
+      </w:pPr>
+      <w:r>
+        <w:t xml:space="preserve">New</w:t>
+      </w:r>
+      <w:r>
+        <w:t xml:space="preserve"> </w:t>
+      </w:r>
+      <w:r>
+        <w:rPr>
+          <w:rStyle w:val="VerbatimChar"/>
+        </w:rPr>
+        <w:t xml:space="preserve">stage3_rocprofsys.py</w:t>
+      </w:r>
+      <w:r>
+        <w:t xml:space="preserve"> </w:t>
+      </w:r>
+      <w:r>
+        <w:t xml:space="preserve">implements</w:t>
+      </w:r>
+      <w:r>
+        <w:t xml:space="preserve"> </w:t>
+      </w:r>
+      <w:r>
+        <w:rPr>
+          <w:rStyle w:val="VerbatimChar"/>
+        </w:rPr>
+        <w:t xml:space="preserve">tag_rows(rows, tag_defs)</w:t>
+      </w:r>
+      <w:r>
+        <w:t xml:space="preserve">: one children-map built once,</w:t>
+      </w:r>
+      <w:r>
+        <w:t xml:space="preserve"> </w:t>
+      </w:r>
+      <w:r>
+        <w:t xml:space="preserve">feeding a bottom-up pass (self-match + subtree-has-match, memoized), a top-down pass (ancestor-match,</w:t>
+      </w:r>
+      <w:r>
+        <w:t xml:space="preserve"> </w:t>
+      </w:r>
+      <w:r>
+        <w:t xml:space="preserve">riding the pre-order in O(n) instead of today’s O(depth)-per-row walk), a sibling-group derivation</w:t>
+      </w:r>
+      <w:r>
+        <w:t xml:space="preserve"> </w:t>
+      </w:r>
+      <w:r>
+        <w:t xml:space="preserve">(reusing the bottom-up pass’s results, no new tree walk), and an untethered-root first-real-descendant</w:t>
+      </w:r>
+      <w:r>
+        <w:t xml:space="preserve"> </w:t>
+      </w:r>
+      <w:r>
+        <w:t xml:space="preserve">pass. The last of these is a deliberate generalization: today’s</w:t>
+      </w:r>
+      <w:r>
+        <w:t xml:space="preserve"> </w:t>
+      </w:r>
+      <w:r>
+        <w:rPr>
+          <w:rStyle w:val="VerbatimChar"/>
+        </w:rPr>
+        <w:t xml:space="preserve">propagate_gpu_to_untethered_thread_roots()</w:t>
+      </w:r>
+      <w:r>
+        <w:t xml:space="preserve"> </w:t>
+      </w:r>
+      <w:r>
+        <w:t xml:space="preserve">only inherits the GPU tag; the new engine parameterizes the same walk by tag via each tag’s own</w:t>
+      </w:r>
+      <w:r>
+        <w:t xml:space="preserve"> </w:t>
+      </w:r>
+      <w:r>
+        <w:rPr>
+          <w:rStyle w:val="VerbatimChar"/>
+        </w:rPr>
+        <w:t xml:space="preserve">first_real_descendant_skip_tag</w:t>
+      </w:r>
+      <w:r>
+        <w:t xml:space="preserve">, so</w:t>
+      </w:r>
+      <w:r>
+        <w:t xml:space="preserve"> </w:t>
+      </w:r>
+      <w:r>
+        <w:rPr>
+          <w:rStyle w:val="VerbatimChar"/>
+        </w:rPr>
+        <w:t xml:space="preserve">mpi_territory</w:t>
+      </w:r>
+      <w:r>
+        <w:t xml:space="preserve"> </w:t>
+      </w:r>
+      <w:r>
+        <w:t xml:space="preserve">gets the identical treatment for free – closing</w:t>
+      </w:r>
+      <w:r>
+        <w:t xml:space="preserve"> </w:t>
+      </w:r>
+      <w:r>
+        <w:t xml:space="preserve">one of the master plan’s flagged gaps structurally, though whether an untethered MPI-spawned thread</w:t>
+      </w:r>
+      <w:r>
+        <w:t xml:space="preserve"> </w:t>
+      </w:r>
+      <w:r>
+        <w:t xml:space="preserve">root actually occurs in real captures remains unconfirmed (a synthetic test proves the mechanism</w:t>
+      </w:r>
+      <w:r>
+        <w:t xml:space="preserve"> </w:t>
+      </w:r>
+      <w:r>
+        <w:t xml:space="preserve">works, not that the real-world shape exists).</w:t>
+      </w:r>
+    </w:p>
+    <w:p>
+      <w:pPr>
+        <w:pStyle w:val="BodyText"/>
+      </w:pPr>
+      <w:r>
+        <w:t xml:space="preserve">Patterns moved into a new</w:t>
+      </w:r>
+      <w:r>
+        <w:t xml:space="preserve"> </w:t>
+      </w:r>
+      <w:r>
+        <w:rPr>
+          <w:rStyle w:val="VerbatimChar"/>
+        </w:rPr>
+        <w:t xml:space="preserve">default_noise_patterns.json</w:t>
+      </w:r>
+      <w:r>
+        <w:t xml:space="preserve"> </w:t>
+      </w:r>
+      <w:r>
+        <w:t xml:space="preserve">(5 tags:</w:t>
+      </w:r>
+      <w:r>
+        <w:t xml:space="preserve"> </w:t>
+      </w:r>
+      <w:r>
+        <w:rPr>
+          <w:rStyle w:val="VerbatimChar"/>
+        </w:rPr>
+        <w:t xml:space="preserve">gpu_api</w:t>
+      </w:r>
+      <w:r>
+        <w:t xml:space="preserve">,</w:t>
+      </w:r>
+      <w:r>
+        <w:t xml:space="preserve"> </w:t>
+      </w:r>
+      <w:r>
+        <w:rPr>
+          <w:rStyle w:val="VerbatimChar"/>
+        </w:rPr>
+        <w:t xml:space="preserve">wrapper_noise</w:t>
+      </w:r>
+      <w:r>
+        <w:t xml:space="preserve">,</w:t>
+      </w:r>
+      <w:r>
+        <w:t xml:space="preserve"> </w:t>
+      </w:r>
+      <w:r>
+        <w:rPr>
+          <w:rStyle w:val="VerbatimChar"/>
+        </w:rPr>
+        <w:t xml:space="preserve">mpi_territory</w:t>
+      </w:r>
+      <w:r>
+        <w:t xml:space="preserve">,</w:t>
+      </w:r>
+      <w:r>
+        <w:t xml:space="preserve"> </w:t>
+      </w:r>
+      <w:r>
+        <w:rPr>
+          <w:rStyle w:val="VerbatimChar"/>
+        </w:rPr>
+        <w:t xml:space="preserve">compiler_runtime_noise</w:t>
+      </w:r>
+      <w:r>
+        <w:t xml:space="preserve">, and the derived</w:t>
+      </w:r>
+      <w:r>
+        <w:t xml:space="preserve"> </w:t>
+      </w:r>
+      <w:r>
+        <w:rPr>
+          <w:rStyle w:val="VerbatimChar"/>
+        </w:rPr>
+        <w:t xml:space="preserve">wrapper_branch_contamination</w:t>
+      </w:r>
+      <w:r>
+        <w:t xml:space="preserve">) rather</w:t>
+      </w:r>
+      <w:r>
+        <w:t xml:space="preserve"> </w:t>
+      </w:r>
+      <w:r>
+        <w:t xml:space="preserve">than staying as Python constants.</w:t>
+      </w:r>
+      <w:r>
+        <w:t xml:space="preserve"> </w:t>
+      </w:r>
+      <w:r>
+        <w:rPr>
+          <w:rStyle w:val="VerbatimChar"/>
+        </w:rPr>
+        <w:t xml:space="preserve">.kd</w:t>
+      </w:r>
+      <w:r>
+        <w:t xml:space="preserve">-suffix matching was normalized to case-insensitive during</w:t>
+      </w:r>
+      <w:r>
+        <w:t xml:space="preserve"> </w:t>
+      </w:r>
+      <w:r>
+        <w:t xml:space="preserve">implementation (simpler than preserving the old inconsistent case-sensitivity, with no practical</w:t>
+      </w:r>
+      <w:r>
+        <w:t xml:space="preserve"> </w:t>
+      </w:r>
+      <w:r>
+        <w:t xml:space="preserve">effect on real kernel-descriptor symbol names, which are always lowercase by AMDGPU toolchain</w:t>
+      </w:r>
+      <w:r>
+        <w:t xml:space="preserve"> </w:t>
+      </w:r>
+      <w:r>
+        <w:t xml:space="preserve">convention). Also added, as generic primitives with no caller yet:</w:t>
+      </w:r>
+      <w:r>
+        <w:t xml:space="preserve"> </w:t>
+      </w:r>
+      <w:r>
+        <w:rPr>
+          <w:rStyle w:val="VerbatimChar"/>
+        </w:rPr>
+        <w:t xml:space="preserve">remove_tagged_subtrees()</w:t>
+      </w:r>
+      <w:r>
+        <w:t xml:space="preserve"> </w:t>
+      </w:r>
+      <w:r>
+        <w:t xml:space="preserve">(the</w:t>
+      </w:r>
+      <w:r>
+        <w:t xml:space="preserve"> </w:t>
+      </w:r>
+      <w:r>
+        <w:t xml:space="preserve">single mechanical removal shared by both</w:t>
+      </w:r>
+      <w:r>
+        <w:t xml:space="preserve"> </w:t>
+      </w:r>
+      <w:r>
+        <w:rPr>
+          <w:rStyle w:val="VerbatimChar"/>
+        </w:rPr>
+        <w:t xml:space="preserve">prune</w:t>
+      </w:r>
+      <w:r>
+        <w:t xml:space="preserve"> </w:t>
+      </w:r>
+      <w:r>
+        <w:t xml:space="preserve">and</w:t>
+      </w:r>
+      <w:r>
+        <w:t xml:space="preserve"> </w:t>
+      </w:r>
+      <w:r>
+        <w:rPr>
+          <w:rStyle w:val="VerbatimChar"/>
+        </w:rPr>
+        <w:t xml:space="preserve">structural_drop</w:t>
+      </w:r>
+      <w:r>
+        <w:t xml:space="preserve"> </w:t>
+      </w:r>
+      <w:r>
+        <w:t xml:space="preserve">– confirmed identical once</w:t>
+      </w:r>
+      <w:r>
+        <w:t xml:space="preserve"> </w:t>
+      </w:r>
+      <w:r>
+        <w:t xml:space="preserve">a row is marked, they only differ in how it gets marked),</w:t>
+      </w:r>
+      <w:r>
+        <w:t xml:space="preserve"> </w:t>
+      </w:r>
+      <w:r>
+        <w:rPr>
+          <w:rStyle w:val="VerbatimChar"/>
+        </w:rPr>
+        <w:t xml:space="preserve">splice_by_tag()</w:t>
+      </w:r>
+      <w:r>
+        <w:t xml:space="preserve"> </w:t>
+      </w:r>
+      <w:r>
+        <w:t xml:space="preserve">(with the new</w:t>
+      </w:r>
+      <w:r>
+        <w:t xml:space="preserve"> </w:t>
+      </w:r>
+      <w:r>
+        <w:rPr>
+          <w:rStyle w:val="VerbatimChar"/>
+        </w:rPr>
+        <w:t xml:space="preserve">fold</w:t>
+      </w:r>
+      <w:r>
+        <w:t xml:space="preserve"> </w:t>
+      </w:r>
+      <w:r>
+        <w:t xml:space="preserve">option), and</w:t>
+      </w:r>
+      <w:r>
+        <w:t xml:space="preserve"> </w:t>
+      </w:r>
+      <w:r>
+        <w:rPr>
+          <w:rStyle w:val="VerbatimChar"/>
+        </w:rPr>
+        <w:t xml:space="preserve">make_collapses_children()</w:t>
+      </w:r>
+      <w:r>
+        <w:t xml:space="preserve">/</w:t>
+      </w:r>
+      <w:r>
+        <w:rPr>
+          <w:rStyle w:val="VerbatimChar"/>
+        </w:rPr>
+        <w:t xml:space="preserve">make_is_pruned()</w:t>
+      </w:r>
+      <w:r>
+        <w:t xml:space="preserve"> </w:t>
+      </w:r>
+      <w:r>
+        <w:t xml:space="preserve">for tree-rendering tools.</w:t>
+      </w:r>
+    </w:p>
+    <w:p>
+      <w:pPr>
+        <w:pStyle w:val="BodyText"/>
+      </w:pPr>
+      <w:r>
+        <w:t xml:space="preserve">This step is deliberately</w:t>
+      </w:r>
+      <w:r>
+        <w:t xml:space="preserve"> </w:t>
+      </w:r>
+      <w:r>
+        <w:rPr>
+          <w:bCs/>
+          <w:b/>
+        </w:rPr>
+        <w:t xml:space="preserve">not wired into any tool</w:t>
+      </w:r>
+      <w:r>
+        <w:t xml:space="preserve"> </w:t>
+      </w:r>
+      <w:r>
+        <w:t xml:space="preserve">– roadmap step 5 does that, and is the first</w:t>
+      </w:r>
+      <w:r>
+        <w:t xml:space="preserve"> </w:t>
+      </w:r>
+      <w:r>
+        <w:t xml:space="preserve">step expected to change real report output (in exactly the two ways already tracked: the shared</w:t>
+      </w:r>
+      <w:r>
+        <w:t xml:space="preserve"> </w:t>
+      </w:r>
+      <w:r>
+        <w:t xml:space="preserve">GPU pattern superset, and</w:t>
+      </w:r>
+      <w:r>
+        <w:t xml:space="preserve"> </w:t>
+      </w:r>
+      <w:r>
+        <w:rPr>
+          <w:rStyle w:val="VerbatimChar"/>
+        </w:rPr>
+        <w:t xml:space="preserve">extract_pop_metrics.py</w:t>
+      </w:r>
+      <w:r>
+        <w:t xml:space="preserve">’s MPI check gaining the</w:t>
+      </w:r>
+      <w:r>
+        <w:t xml:space="preserve"> </w:t>
+      </w:r>
+      <w:r>
+        <w:rPr>
+          <w:rStyle w:val="VerbatimChar"/>
+        </w:rPr>
+        <w:t xml:space="preserve">_f08_</w:t>
+      </w:r>
+      <w:r>
+        <w:t xml:space="preserve">/</w:t>
+      </w:r>
+      <w:r>
+        <w:rPr>
+          <w:rStyle w:val="VerbatimChar"/>
+        </w:rPr>
+        <w:t xml:space="preserve">_f08ts_</w:t>
+      </w:r>
+      <w:r>
+        <w:t xml:space="preserve"> </w:t>
+      </w:r>
+      <w:r>
+        <w:t xml:space="preserve">suffix</w:t>
+      </w:r>
+      <w:r>
+        <w:t xml:space="preserve"> </w:t>
+      </w:r>
+      <w:r>
+        <w:t xml:space="preserve">it’s missing today). Verification here is therefore unit tests only, against synthetic trees:</w:t>
+      </w:r>
+      <w:r>
+        <w:t xml:space="preserve"> </w:t>
+      </w:r>
+      <w:r>
+        <w:rPr>
+          <w:rStyle w:val="VerbatimChar"/>
+        </w:rPr>
+        <w:t xml:space="preserve">test_stage3_rocprofsys.py</w:t>
+      </w:r>
+      <w:r>
+        <w:t xml:space="preserve"> </w:t>
+      </w:r>
+      <w:r>
+        <w:t xml:space="preserve">adds 26 cases, including one closing a real coverage gap found during</w:t>
+      </w:r>
+      <w:r>
+        <w:t xml:space="preserve"> </w:t>
+      </w:r>
+      <w:r>
+        <w:t xml:space="preserve">the Explore pass – no existing test anywhere fed a</w:t>
+      </w:r>
+      <w:r>
+        <w:t xml:space="preserve"> </w:t>
+      </w:r>
+      <w:r>
+        <w:rPr>
+          <w:rStyle w:val="VerbatimChar"/>
+        </w:rPr>
+        <w:t xml:space="preserve">_f08ts_</w:t>
+      </w:r>
+      <w:r>
+        <w:t xml:space="preserve">-suffixed label to</w:t>
+      </w:r>
+      <w:r>
+        <w:t xml:space="preserve"> </w:t>
+      </w:r>
+      <w:r>
+        <w:rPr>
+          <w:rStyle w:val="VerbatimChar"/>
+        </w:rPr>
+        <w:t xml:space="preserve">is_mpi_territory()</w:t>
+      </w:r>
+      <w:r>
+        <w:t xml:space="preserve"> </w:t>
+      </w:r>
+      <w:r>
+        <w:t xml:space="preserve">directly before this. Full suite: 332 tests, all passing.</w:t>
+      </w:r>
+    </w:p>
     <w:bookmarkEnd w:id="67"/>
+    <w:bookmarkEnd w:id="68"/>
     <w:sectPr/>
   </w:body>
 </w:document>

--- a/docs/DEVELOPMENT_HISTORY.docx
+++ b/docs/DEVELOPMENT_HISTORY.docx
@@ -10,7 +10,7 @@
         <w:t xml:space="preserve">Development History</w:t>
       </w:r>
     </w:p>
-    <w:bookmarkStart w:id="68" w:name="development-history"/>
+    <w:bookmarkStart w:id="69" w:name="development-history"/>
     <w:p>
       <w:pPr>
         <w:pStyle w:val="Heading1"/>
@@ -2047,6 +2047,137 @@
           </w:p>
         </w:tc>
       </w:tr>
+      <w:tr>
+        <w:tc>
+          <w:tcPr/>
+          <w:p>
+            <w:pPr>
+              <w:pStyle w:val="Compact"/>
+              <w:jc w:val="left"/>
+            </w:pPr>
+            <w:r>
+              <w:t xml:space="preserve">2026-08-14</w:t>
+            </w:r>
+          </w:p>
+        </w:tc>
+        <w:tc>
+          <w:tcPr/>
+          <w:p>
+            <w:pPr>
+              <w:pStyle w:val="Compact"/>
+              <w:jc w:val="left"/>
+            </w:pPr>
+            <w:r>
+              <w:t xml:space="preserve">Plan 2.6: wired the stage-3 engine into</w:t>
+            </w:r>
+            <w:r>
+              <w:t xml:space="preserve"> </w:t>
+            </w:r>
+            <w:r>
+              <w:rPr>
+                <w:rStyle w:val="VerbatimChar"/>
+              </w:rPr>
+              <w:t xml:space="preserve">extract_CPU_hotspots.py</w:t>
+            </w:r>
+            <w:r>
+              <w:t xml:space="preserve">,</w:t>
+            </w:r>
+            <w:r>
+              <w:t xml:space="preserve"> </w:t>
+            </w:r>
+            <w:r>
+              <w:rPr>
+                <w:rStyle w:val="VerbatimChar"/>
+              </w:rPr>
+              <w:t xml:space="preserve">extract_calltree.py</w:t>
+            </w:r>
+            <w:r>
+              <w:t xml:space="preserve">,</w:t>
+            </w:r>
+            <w:r>
+              <w:t xml:space="preserve"> </w:t>
+            </w:r>
+            <w:r>
+              <w:rPr>
+                <w:rStyle w:val="VerbatimChar"/>
+              </w:rPr>
+              <w:t xml:space="preserve">extract_calltree_traced.py</w:t>
+            </w:r>
+            <w:r>
+              <w:t xml:space="preserve">, and</w:t>
+            </w:r>
+            <w:r>
+              <w:t xml:space="preserve"> </w:t>
+            </w:r>
+            <w:r>
+              <w:rPr>
+                <w:rStyle w:val="VerbatimChar"/>
+              </w:rPr>
+              <w:t xml:space="preserve">extract_pop_metrics.py</w:t>
+            </w:r>
+            <w:r>
+              <w:t xml:space="preserve"> </w:t>
+            </w:r>
+            <w:r>
+              <w:t xml:space="preserve">– roadmap step 5, the first step allowed to change real report output; found and fixed 4 real bugs during implementation/verification (disabled</w:t>
+            </w:r>
+            <w:r>
+              <w:t xml:space="preserve"> </w:t>
+            </w:r>
+            <w:r>
+              <w:rPr>
+                <w:rStyle w:val="VerbatimChar"/>
+              </w:rPr>
+              <w:t xml:space="preserve">mpi_territory</w:t>
+            </w:r>
+            <w:r>
+              <w:t xml:space="preserve">’s untethered-root generalization as unsafe, fixed</w:t>
+            </w:r>
+            <w:r>
+              <w:t xml:space="preserve"> </w:t>
+            </w:r>
+            <w:r>
+              <w:rPr>
+                <w:rStyle w:val="VerbatimChar"/>
+              </w:rPr>
+              <w:t xml:space="preserve">structural_drop_tags</w:t>
+            </w:r>
+            <w:r>
+              <w:t xml:space="preserve"> </w:t>
+            </w:r>
+            <w:r>
+              <w:t xml:space="preserve">not cascading to descendants, restored a dropped</w:t>
+            </w:r>
+            <w:r>
+              <w:t xml:space="preserve"> </w:t>
+            </w:r>
+            <w:r>
+              <w:rPr>
+                <w:rStyle w:val="VerbatimChar"/>
+              </w:rPr>
+              <w:t xml:space="preserve">__tgt_target_kernel</w:t>
+            </w:r>
+            <w:r>
+              <w:t xml:space="preserve"> </w:t>
+            </w:r>
+            <w:r>
+              <w:t xml:space="preserve">pattern, fixed</w:t>
+            </w:r>
+            <w:r>
+              <w:t xml:space="preserve"> </w:t>
+            </w:r>
+            <w:r>
+              <w:rPr>
+                <w:rStyle w:val="VerbatimChar"/>
+              </w:rPr>
+              <w:t xml:space="preserve">gpu_api</w:t>
+            </w:r>
+            <w:r>
+              <w:t xml:space="preserve">’s prefix-vs-substring mismatch) – see full real-data diff accounting below</w:t>
+            </w:r>
+          </w:p>
+        </w:tc>
+      </w:tr>
     </w:tbl>
     <w:bookmarkStart w:id="20" w:name="project-scaffolding-and-rules"/>
     <w:p>
@@ -31704,7 +31835,1797 @@
       </w:r>
     </w:p>
     <w:bookmarkEnd w:id="67"/>
+    <w:bookmarkStart w:id="68" w:name="Xd40e267784567a979697b3c7b22db038fcb6779"/>
+    <w:p>
+      <w:pPr>
+        <w:pStyle w:val="Heading2"/>
+      </w:pPr>
+      <w:r>
+        <w:t xml:space="preserve">2026-08-14 — Plan 2.6: wire stage 3 into CPU hotspots, calltree, calltree_traced (roadmap step 5)</w:t>
+      </w:r>
+    </w:p>
+    <w:p>
+      <w:pPr>
+        <w:pStyle w:val="FirstParagraph"/>
+      </w:pPr>
+      <w:r>
+        <w:t xml:space="preserve">Fifth implementation step, and the first one the roadmap allows to change real report output:</w:t>
+      </w:r>
+      <w:r>
+        <w:t xml:space="preserve"> </w:t>
+      </w:r>
+      <w:r>
+        <w:t xml:space="preserve">deleted ~15 hand-written noise-classification functions across</w:t>
+      </w:r>
+      <w:r>
+        <w:t xml:space="preserve"> </w:t>
+      </w:r>
+      <w:r>
+        <w:rPr>
+          <w:rStyle w:val="VerbatimChar"/>
+        </w:rPr>
+        <w:t xml:space="preserve">extract_CPU_hotspots.py</w:t>
+      </w:r>
+      <w:r>
+        <w:t xml:space="preserve">,</w:t>
+      </w:r>
+      <w:r>
+        <w:t xml:space="preserve"> </w:t>
+      </w:r>
+      <w:r>
+        <w:rPr>
+          <w:rStyle w:val="VerbatimChar"/>
+        </w:rPr>
+        <w:t xml:space="preserve">extract_calltree.py</w:t>
+      </w:r>
+      <w:r>
+        <w:t xml:space="preserve">, and</w:t>
+      </w:r>
+      <w:r>
+        <w:t xml:space="preserve"> </w:t>
+      </w:r>
+      <w:r>
+        <w:rPr>
+          <w:rStyle w:val="VerbatimChar"/>
+        </w:rPr>
+        <w:t xml:space="preserve">extract_calltree_traced.py</w:t>
+      </w:r>
+      <w:r>
+        <w:t xml:space="preserve">, replacing them with the plan-2.5 engine</w:t>
+      </w:r>
+      <w:r>
+        <w:t xml:space="preserve"> </w:t>
+      </w:r>
+      <w:r>
+        <w:t xml:space="preserve">plus a small per-tool tag-to-action mapping; migrated</w:t>
+      </w:r>
+      <w:r>
+        <w:t xml:space="preserve"> </w:t>
+      </w:r>
+      <w:r>
+        <w:rPr>
+          <w:rStyle w:val="VerbatimChar"/>
+        </w:rPr>
+        <w:t xml:space="preserve">extract_pop_metrics.py</w:t>
+      </w:r>
+      <w:r>
+        <w:t xml:space="preserve">’s inline MPI</w:t>
+      </w:r>
+      <w:r>
+        <w:t xml:space="preserve"> </w:t>
+      </w:r>
+      <w:r>
+        <w:t xml:space="preserve">self-time check onto the shared</w:t>
+      </w:r>
+      <w:r>
+        <w:t xml:space="preserve"> </w:t>
+      </w:r>
+      <w:r>
+        <w:rPr>
+          <w:rStyle w:val="VerbatimChar"/>
+        </w:rPr>
+        <w:t xml:space="preserve">mpi_territory</w:t>
+      </w:r>
+      <w:r>
+        <w:t xml:space="preserve"> </w:t>
+      </w:r>
+      <w:r>
+        <w:t xml:space="preserve">tag. Three gaps in the initial approach were caught</w:t>
+      </w:r>
+      <w:r>
+        <w:t xml:space="preserve"> </w:t>
+      </w:r>
+      <w:r>
+        <w:t xml:space="preserve">before writing code –</w:t>
+      </w:r>
+      <w:r>
+        <w:t xml:space="preserve"> </w:t>
+      </w:r>
+      <w:r>
+        <w:rPr>
+          <w:rStyle w:val="VerbatimChar"/>
+        </w:rPr>
+        <w:t xml:space="preserve">extract_pop_metrics.py</w:t>
+      </w:r>
+      <w:r>
+        <w:t xml:space="preserve"> </w:t>
+      </w:r>
+      <w:r>
+        <w:t xml:space="preserve">needed to consume an already-tagged stage-4 output</w:t>
+      </w:r>
+      <w:r>
+        <w:t xml:space="preserve"> </w:t>
+      </w:r>
+      <w:r>
+        <w:t xml:space="preserve">(a new</w:t>
+      </w:r>
+      <w:r>
+        <w:t xml:space="preserve"> </w:t>
+      </w:r>
+      <w:r>
+        <w:rPr>
+          <w:rStyle w:val="VerbatimChar"/>
+        </w:rPr>
+        <w:t xml:space="preserve">mpi_comm_time_per_rank()</w:t>
+      </w:r>
+      <w:r>
+        <w:t xml:space="preserve">, reading a</w:t>
+      </w:r>
+      <w:r>
+        <w:t xml:space="preserve"> </w:t>
+      </w:r>
+      <w:r>
+        <w:rPr>
+          <w:rStyle w:val="VerbatimChar"/>
+        </w:rPr>
+        <w:t xml:space="preserve">row["mpi"]</w:t>
+      </w:r>
+      <w:r>
+        <w:t xml:space="preserve"> </w:t>
+      </w:r>
+      <w:r>
+        <w:t xml:space="preserve">field</w:t>
+      </w:r>
+      <w:r>
+        <w:t xml:space="preserve"> </w:t>
+      </w:r>
+      <w:r>
+        <w:rPr>
+          <w:rStyle w:val="VerbatimChar"/>
+        </w:rPr>
+        <w:t xml:space="preserve">scan_ranks()</w:t>
+      </w:r>
+      <w:r>
+        <w:t xml:space="preserve"> </w:t>
+      </w:r>
+      <w:r>
+        <w:t xml:space="preserve">now carries, mirroring</w:t>
+      </w:r>
+      <w:r>
+        <w:t xml:space="preserve"> </w:t>
+      </w:r>
+      <w:r>
+        <w:t xml:space="preserve">the existing</w:t>
+      </w:r>
+      <w:r>
+        <w:t xml:space="preserve"> </w:t>
+      </w:r>
+      <w:r>
+        <w:rPr>
+          <w:rStyle w:val="VerbatimChar"/>
+        </w:rPr>
+        <w:t xml:space="preserve">gpu_sync_wait_per_rank()</w:t>
+      </w:r>
+      <w:r>
+        <w:t xml:space="preserve">/</w:t>
+      </w:r>
+      <w:r>
+        <w:rPr>
+          <w:rStyle w:val="VerbatimChar"/>
+        </w:rPr>
+        <w:t xml:space="preserve">row["gpu"]</w:t>
+      </w:r>
+      <w:r>
+        <w:t xml:space="preserve"> </w:t>
+      </w:r>
+      <w:r>
+        <w:t xml:space="preserve">pattern) rather than a second, independent</w:t>
+      </w:r>
+      <w:r>
+        <w:t xml:space="preserve"> </w:t>
+      </w:r>
+      <w:r>
+        <w:t xml:space="preserve">bare-string MPI check;</w:t>
+      </w:r>
+      <w:r>
+        <w:t xml:space="preserve"> </w:t>
+      </w:r>
+      <w:r>
+        <w:rPr>
+          <w:rStyle w:val="VerbatimChar"/>
+        </w:rPr>
+        <w:t xml:space="preserve">GPU_FILE_HINTS</w:t>
+      </w:r>
+      <w:r>
+        <w:t xml:space="preserve"> </w:t>
+      </w:r>
+      <w:r>
+        <w:t xml:space="preserve">(filename-based GPU classification) turned out to be the</w:t>
+      </w:r>
+      <w:r>
+        <w:t xml:space="preserve"> </w:t>
+      </w:r>
+      <w:r>
+        <w:t xml:space="preserve">same kind of pattern match as everything else, just against a different string, so it became a</w:t>
+      </w:r>
+      <w:r>
+        <w:t xml:space="preserve"> </w:t>
+      </w:r>
+      <w:r>
+        <w:rPr>
+          <w:rStyle w:val="VerbatimChar"/>
+        </w:rPr>
+        <w:t xml:space="preserve">filename_substrings</w:t>
+      </w:r>
+      <w:r>
+        <w:t xml:space="preserve"> </w:t>
+      </w:r>
+      <w:r>
+        <w:t xml:space="preserve">field on the tag definition and an optional</w:t>
+      </w:r>
+      <w:r>
+        <w:t xml:space="preserve"> </w:t>
+      </w:r>
+      <w:r>
+        <w:rPr>
+          <w:rStyle w:val="VerbatimChar"/>
+        </w:rPr>
+        <w:t xml:space="preserve">filename</w:t>
+      </w:r>
+      <w:r>
+        <w:t xml:space="preserve"> </w:t>
+      </w:r>
+      <w:r>
+        <w:t xml:space="preserve">argument to</w:t>
+      </w:r>
+      <w:r>
+        <w:t xml:space="preserve"> </w:t>
+      </w:r>
+      <w:r>
+        <w:rPr>
+          <w:rStyle w:val="VerbatimChar"/>
+        </w:rPr>
+        <w:t xml:space="preserve">tag_rows()</w:t>
+      </w:r>
+      <w:r>
+        <w:t xml:space="preserve"> </w:t>
+      </w:r>
+      <w:r>
+        <w:t xml:space="preserve">instead of a hard exception; and</w:t>
+      </w:r>
+      <w:r>
+        <w:t xml:space="preserve"> </w:t>
+      </w:r>
+      <w:r>
+        <w:rPr>
+          <w:rStyle w:val="VerbatimChar"/>
+        </w:rPr>
+        <w:t xml:space="preserve">compiler_runtime_noise</w:t>
+      </w:r>
+      <w:r>
+        <w:t xml:space="preserve"> </w:t>
+      </w:r>
+      <w:r>
+        <w:t xml:space="preserve">was enabled in CPU hotspots</w:t>
+      </w:r>
+      <w:r>
+        <w:t xml:space="preserve"> </w:t>
+      </w:r>
+      <w:r>
+        <w:t xml:space="preserve">in this step rather than deferred, since real-data verification was happening anyway. Two more</w:t>
+      </w:r>
+      <w:r>
+        <w:t xml:space="preserve"> </w:t>
+      </w:r>
+      <w:r>
+        <w:t xml:space="preserve">gaps surfaced while actually wiring plan 2.5’s engine in:</w:t>
+      </w:r>
+      <w:r>
+        <w:t xml:space="preserve"> </w:t>
+      </w:r>
+      <w:r>
+        <w:rPr>
+          <w:rStyle w:val="VerbatimChar"/>
+        </w:rPr>
+        <w:t xml:space="preserve">mpi_territory</w:t>
+      </w:r>
+      <w:r>
+        <w:t xml:space="preserve">’s self-match and</w:t>
+      </w:r>
+      <w:r>
+        <w:t xml:space="preserve"> </w:t>
+      </w:r>
+      <w:r>
+        <w:t xml:space="preserve">ancestor-match need different actions in CPU hotspots (a real</w:t>
+      </w:r>
+      <w:r>
+        <w:t xml:space="preserve"> </w:t>
+      </w:r>
+      <w:r>
+        <w:rPr>
+          <w:rStyle w:val="VerbatimChar"/>
+        </w:rPr>
+        <w:t xml:space="preserve">MPI_Init</w:t>
+      </w:r>
+      <w:r>
+        <w:t xml:space="preserve"> </w:t>
+      </w:r>
+      <w:r>
+        <w:t xml:space="preserve">call stays, an</w:t>
+      </w:r>
+      <w:r>
+        <w:t xml:space="preserve"> </w:t>
+      </w:r>
+      <w:r>
+        <w:t xml:space="preserve">ancestor-inherited noise thread drops) but</w:t>
+      </w:r>
+      <w:r>
+        <w:t xml:space="preserve"> </w:t>
+      </w:r>
+      <w:r>
+        <w:rPr>
+          <w:rStyle w:val="VerbatimChar"/>
+        </w:rPr>
+        <w:t xml:space="preserve">tag_rows()</w:t>
+      </w:r>
+      <w:r>
+        <w:t xml:space="preserve"> </w:t>
+      </w:r>
+      <w:r>
+        <w:t xml:space="preserve">merged both into one</w:t>
+      </w:r>
+      <w:r>
+        <w:t xml:space="preserve"> </w:t>
+      </w:r>
+      <w:r>
+        <w:rPr>
+          <w:rStyle w:val="VerbatimChar"/>
+        </w:rPr>
+        <w:t xml:space="preserve">row["tags"]</w:t>
+      </w:r>
+      <w:r>
+        <w:t xml:space="preserve"> </w:t>
+      </w:r>
+      <w:r>
+        <w:t xml:space="preserve">set –</w:t>
+      </w:r>
+      <w:r>
+        <w:t xml:space="preserve"> </w:t>
+      </w:r>
+      <w:r>
+        <w:t xml:space="preserve">fixed by adding</w:t>
+      </w:r>
+      <w:r>
+        <w:t xml:space="preserve"> </w:t>
+      </w:r>
+      <w:r>
+        <w:rPr>
+          <w:rStyle w:val="VerbatimChar"/>
+        </w:rPr>
+        <w:t xml:space="preserve">row["self_tags"]</w:t>
+      </w:r>
+      <w:r>
+        <w:t xml:space="preserve"> </w:t>
+      </w:r>
+      <w:r>
+        <w:t xml:space="preserve">(the raw self-match, before ancestor/first-real-descendant</w:t>
+      </w:r>
+      <w:r>
+        <w:t xml:space="preserve"> </w:t>
+      </w:r>
+      <w:r>
+        <w:t xml:space="preserve">enrichment); and the 5 tag names used 4 different, unrelated terminal words for no real reason –</w:t>
+      </w:r>
+      <w:r>
+        <w:t xml:space="preserve"> </w:t>
+      </w:r>
+      <w:r>
+        <w:rPr>
+          <w:rStyle w:val="VerbatimChar"/>
+        </w:rPr>
+        <w:t xml:space="preserve">wrapper_branch_contamination</w:t>
+      </w:r>
+      <w:r>
+        <w:t xml:space="preserve"> </w:t>
+      </w:r>
+      <w:r>
+        <w:t xml:space="preserve">renamed back to</w:t>
+      </w:r>
+      <w:r>
+        <w:t xml:space="preserve"> </w:t>
+      </w:r>
+      <w:r>
+        <w:rPr>
+          <w:rStyle w:val="VerbatimChar"/>
+        </w:rPr>
+        <w:t xml:space="preserve">wrapper_branch_noise</w:t>
+      </w:r>
+      <w:r>
+        <w:t xml:space="preserve"> </w:t>
+      </w:r>
+      <w:r>
+        <w:t xml:space="preserve">(its pre-refactor name,</w:t>
+      </w:r>
+      <w:r>
+        <w:t xml:space="preserve"> </w:t>
+      </w:r>
+      <w:r>
+        <w:t xml:space="preserve">restoring the obvious connection to</w:t>
+      </w:r>
+      <w:r>
+        <w:t xml:space="preserve"> </w:t>
+      </w:r>
+      <w:r>
+        <w:rPr>
+          <w:rStyle w:val="VerbatimChar"/>
+        </w:rPr>
+        <w:t xml:space="preserve">wrapper_noise</w:t>
+      </w:r>
+      <w:r>
+        <w:t xml:space="preserve">), while</w:t>
+      </w:r>
+      <w:r>
+        <w:t xml:space="preserve"> </w:t>
+      </w:r>
+      <w:r>
+        <w:rPr>
+          <w:rStyle w:val="VerbatimChar"/>
+        </w:rPr>
+        <w:t xml:space="preserve">gpu_api</w:t>
+      </w:r>
+      <w:r>
+        <w:t xml:space="preserve">/</w:t>
+      </w:r>
+      <w:r>
+        <w:rPr>
+          <w:rStyle w:val="VerbatimChar"/>
+        </w:rPr>
+        <w:t xml:space="preserve">mpi_territory</w:t>
+      </w:r>
+      <w:r>
+        <w:t xml:space="preserve"> </w:t>
+      </w:r>
+      <w:r>
+        <w:t xml:space="preserve">deliberately</w:t>
+      </w:r>
+      <w:r>
+        <w:t xml:space="preserve"> </w:t>
+      </w:r>
+      <w:r>
+        <w:t xml:space="preserve">kept their own precise names rather than being forced into a uniform</w:t>
+      </w:r>
+      <w:r>
+        <w:t xml:space="preserve"> </w:t>
+      </w:r>
+      <w:r>
+        <w:rPr>
+          <w:rStyle w:val="VerbatimChar"/>
+        </w:rPr>
+        <w:t xml:space="preserve">_noise</w:t>
+      </w:r>
+      <w:r>
+        <w:t xml:space="preserve"> </w:t>
+      </w:r>
+      <w:r>
+        <w:t xml:space="preserve">suffix that would be</w:t>
+      </w:r>
+      <w:r>
+        <w:t xml:space="preserve"> </w:t>
+      </w:r>
+      <w:r>
+        <w:t xml:space="preserve">actively wrong for their common, non-noise case.</w:t>
+      </w:r>
+    </w:p>
+    <w:p>
+      <w:pPr>
+        <w:pStyle w:val="BodyText"/>
+      </w:pPr>
+      <w:r>
+        <w:t xml:space="preserve">Four additional real bugs were found and fixed during implementation and real-data verification,</w:t>
+      </w:r>
+      <w:r>
+        <w:t xml:space="preserve"> </w:t>
+      </w:r>
+      <w:r>
+        <w:t xml:space="preserve">none of which the plan anticipated:</w:t>
+      </w:r>
+    </w:p>
+    <w:p>
+      <w:pPr>
+        <w:numPr>
+          <w:ilvl w:val="0"/>
+          <w:numId w:val="1010"/>
+        </w:numPr>
+        <w:pStyle w:val="Compact"/>
+      </w:pPr>
+      <w:r>
+        <w:rPr>
+          <w:rStyle w:val="VerbatimChar"/>
+          <w:bCs/>
+          <w:b/>
+        </w:rPr>
+        <w:t xml:space="preserve">mpi_territory</w:t>
+      </w:r>
+      <w:r>
+        <w:rPr>
+          <w:bCs/>
+          <w:b/>
+        </w:rPr>
+        <w:t xml:space="preserve">’s untethered-root generalization (the master plan’s own</w:t>
+      </w:r>
+      <w:r>
+        <w:rPr>
+          <w:bCs/>
+          <w:b/>
+        </w:rPr>
+        <w:t xml:space="preserve"> </w:t>
+      </w:r>
+      <w:r>
+        <w:rPr>
+          <w:bCs/>
+          <w:b/>
+        </w:rPr>
+        <w:t xml:space="preserve">“</w:t>
+      </w:r>
+      <w:r>
+        <w:rPr>
+          <w:bCs/>
+          <w:b/>
+        </w:rPr>
+        <w:t xml:space="preserve">finding #2</w:t>
+      </w:r>
+      <w:r>
+        <w:rPr>
+          <w:bCs/>
+          <w:b/>
+        </w:rPr>
+        <w:t xml:space="preserve">”</w:t>
+      </w:r>
+      <w:r>
+        <w:rPr>
+          <w:bCs/>
+          <w:b/>
+        </w:rPr>
+        <w:t xml:space="preserve">) is</w:t>
+      </w:r>
+      <w:r>
+        <w:rPr>
+          <w:bCs/>
+          <w:b/>
+        </w:rPr>
+        <w:t xml:space="preserve"> </w:t>
+      </w:r>
+      <w:r>
+        <w:rPr>
+          <w:bCs/>
+          <w:b/>
+        </w:rPr>
+        <w:t xml:space="preserve">unsafe, not just unconfirmed.</w:t>
+      </w:r>
+      <w:r>
+        <w:t xml:space="preserve"> </w:t>
+      </w:r>
+      <w:r>
+        <w:t xml:space="preserve">The real</w:t>
+      </w:r>
+      <w:r>
+        <w:t xml:space="preserve"> </w:t>
+      </w:r>
+      <w:r>
+        <w:rPr>
+          <w:rStyle w:val="VerbatimChar"/>
+        </w:rPr>
+        <w:t xml:space="preserve">mpi_spawned_thread_noise</w:t>
+      </w:r>
+      <w:r>
+        <w:t xml:space="preserve"> </w:t>
+      </w:r>
+      <w:r>
+        <w:t xml:space="preserve">fixture immediately caught</w:t>
+      </w:r>
+      <w:r>
+        <w:t xml:space="preserve"> </w:t>
+      </w:r>
+      <w:r>
+        <w:t xml:space="preserve">it: the mechanism can’t tell a genuine program root (</w:t>
+      </w:r>
+      <w:r>
+        <w:rPr>
+          <w:rStyle w:val="VerbatimChar"/>
+        </w:rPr>
+        <w:t xml:space="preserve">main</w:t>
+      </w:r>
+      <w:r>
+        <w:t xml:space="preserve">,</w:t>
+      </w:r>
+      <w:r>
+        <w:t xml:space="preserve"> </w:t>
+      </w:r>
+      <w:r>
+        <w:rPr>
+          <w:rStyle w:val="VerbatimChar"/>
+        </w:rPr>
+        <w:t xml:space="preserve">parent=None</w:t>
+      </w:r>
+      <w:r>
+        <w:t xml:space="preserve">) from an actual</w:t>
+      </w:r>
+      <w:r>
+        <w:t xml:space="preserve"> </w:t>
+      </w:r>
+      <w:r>
+        <w:t xml:space="preserve">untethered thread-spawn artifact, and a real</w:t>
+      </w:r>
+      <w:r>
+        <w:t xml:space="preserve"> </w:t>
+      </w:r>
+      <w:r>
+        <w:rPr>
+          <w:rStyle w:val="VerbatimChar"/>
+        </w:rPr>
+        <w:t xml:space="preserve">main</w:t>
+      </w:r>
+      <w:r>
+        <w:t xml:space="preserve"> </w:t>
+      </w:r>
+      <w:r>
+        <w:t xml:space="preserve">whose first traced child is</w:t>
+      </w:r>
+      <w:r>
+        <w:t xml:space="preserve"> </w:t>
+      </w:r>
+      <w:r>
+        <w:rPr>
+          <w:rStyle w:val="VerbatimChar"/>
+        </w:rPr>
+        <w:t xml:space="preserve">MPI_Init</w:t>
+      </w:r>
+      <w:r>
+        <w:t xml:space="preserve"> </w:t>
+      </w:r>
+      <w:r>
+        <w:t xml:space="preserve">(true of nearly every MPI program) inherited</w:t>
+      </w:r>
+      <w:r>
+        <w:t xml:space="preserve"> </w:t>
+      </w:r>
+      <w:r>
+        <w:rPr>
+          <w:rStyle w:val="VerbatimChar"/>
+        </w:rPr>
+        <w:t xml:space="preserve">mpi_territory</w:t>
+      </w:r>
+      <w:r>
+        <w:t xml:space="preserve"> </w:t>
+      </w:r>
+      <w:r>
+        <w:t xml:space="preserve">and would have been misclassified.</w:t>
+      </w:r>
+      <w:r>
+        <w:t xml:space="preserve"> </w:t>
+      </w:r>
+      <w:r>
+        <w:rPr>
+          <w:rStyle w:val="VerbatimChar"/>
+        </w:rPr>
+        <w:t xml:space="preserve">gpu_api</w:t>
+      </w:r>
+      <w:r>
+        <w:t xml:space="preserve"> </w:t>
+      </w:r>
+      <w:r>
+        <w:t xml:space="preserve">has the identical theoretical gap but it never manifests in practice. Fixed by not</w:t>
+      </w:r>
+      <w:r>
+        <w:t xml:space="preserve"> </w:t>
+      </w:r>
+      <w:r>
+        <w:t xml:space="preserve">enabling</w:t>
+      </w:r>
+      <w:r>
+        <w:t xml:space="preserve"> </w:t>
+      </w:r>
+      <w:r>
+        <w:rPr>
+          <w:rStyle w:val="VerbatimChar"/>
+        </w:rPr>
+        <w:t xml:space="preserve">first_real_descendant_skip_tag</w:t>
+      </w:r>
+      <w:r>
+        <w:t xml:space="preserve"> </w:t>
+      </w:r>
+      <w:r>
+        <w:t xml:space="preserve">for</w:t>
+      </w:r>
+      <w:r>
+        <w:t xml:space="preserve"> </w:t>
+      </w:r>
+      <w:r>
+        <w:rPr>
+          <w:rStyle w:val="VerbatimChar"/>
+        </w:rPr>
+        <w:t xml:space="preserve">mpi_territory</w:t>
+      </w:r>
+      <w:r>
+        <w:t xml:space="preserve"> </w:t>
+      </w:r>
+      <w:r>
+        <w:t xml:space="preserve">in</w:t>
+      </w:r>
+      <w:r>
+        <w:t xml:space="preserve"> </w:t>
+      </w:r>
+      <w:r>
+        <w:rPr>
+          <w:rStyle w:val="VerbatimChar"/>
+        </w:rPr>
+        <w:t xml:space="preserve">default_noise_patterns.json</w:t>
+      </w:r>
+      <w:r>
+        <w:t xml:space="preserve"> </w:t>
+      </w:r>
+      <w:r>
+        <w:t xml:space="preserve">–</w:t>
+      </w:r>
+      <w:r>
+        <w:t xml:space="preserve"> </w:t>
+      </w:r>
+      <w:r>
+        <w:t xml:space="preserve">the engine mechanism stays generic and tested, just not turned on for this tag. See</w:t>
+      </w:r>
+      <w:r>
+        <w:t xml:space="preserve"> </w:t>
+      </w:r>
+      <w:r>
+        <w:rPr>
+          <w:rStyle w:val="VerbatimChar"/>
+        </w:rPr>
+        <w:t xml:space="preserve">docs/plans/2.1-postprocess-consolidation-refactor.md</w:t>
+      </w:r>
+      <w:r>
+        <w:t xml:space="preserve"> </w:t>
+      </w:r>
+      <w:r>
+        <w:t xml:space="preserve">§9’s updated note.</w:t>
+      </w:r>
+    </w:p>
+    <w:p>
+      <w:pPr>
+        <w:numPr>
+          <w:ilvl w:val="0"/>
+          <w:numId w:val="1010"/>
+        </w:numPr>
+        <w:pStyle w:val="Compact"/>
+      </w:pPr>
+      <w:r>
+        <w:rPr>
+          <w:rStyle w:val="VerbatimChar"/>
+          <w:bCs/>
+          <w:b/>
+        </w:rPr>
+        <w:t xml:space="preserve">structural_drop_tags</w:t>
+      </w:r>
+      <w:r>
+        <w:rPr>
+          <w:bCs/>
+          <w:b/>
+        </w:rPr>
+        <w:t xml:space="preserve"> </w:t>
+      </w:r>
+      <w:r>
+        <w:rPr>
+          <w:bCs/>
+          <w:b/>
+        </w:rPr>
+        <w:t xml:space="preserve">isn’t cascaded to descendants by</w:t>
+      </w:r>
+      <w:r>
+        <w:rPr>
+          <w:bCs/>
+          <w:b/>
+        </w:rPr>
+        <w:t xml:space="preserve"> </w:t>
+      </w:r>
+      <w:r>
+        <w:rPr>
+          <w:rStyle w:val="VerbatimChar"/>
+          <w:bCs/>
+          <w:b/>
+        </w:rPr>
+        <w:t xml:space="preserve">tag_rows()</w:t>
+      </w:r>
+      <w:r>
+        <w:t xml:space="preserve"> </w:t>
+      </w:r>
+      <w:r>
+        <w:t xml:space="preserve">– it’s only set on the</w:t>
+      </w:r>
+      <w:r>
+        <w:t xml:space="preserve"> </w:t>
+      </w:r>
+      <w:r>
+        <w:t xml:space="preserve">top of a contaminated subtree; the real</w:t>
+      </w:r>
+      <w:r>
+        <w:t xml:space="preserve"> </w:t>
+      </w:r>
+      <w:r>
+        <w:rPr>
+          <w:rStyle w:val="VerbatimChar"/>
+        </w:rPr>
+        <w:t xml:space="preserve">wrapper_contaminated_branch</w:t>
+      </w:r>
+      <w:r>
+        <w:t xml:space="preserve"> </w:t>
+      </w:r>
+      <w:r>
+        <w:t xml:space="preserve">fixture caught</w:t>
+      </w:r>
+      <w:r>
+        <w:t xml:space="preserve"> </w:t>
+      </w:r>
+      <w:r>
+        <w:rPr>
+          <w:rStyle w:val="VerbatimChar"/>
+        </w:rPr>
+        <w:t xml:space="preserve">extract_CPU_hotspots.py</w:t>
+      </w:r>
+      <w:r>
+        <w:t xml:space="preserve">’s per-row check only dropping the top row, not its children. Fixed by</w:t>
+      </w:r>
+      <w:r>
+        <w:t xml:space="preserve"> </w:t>
+      </w:r>
+      <w:r>
+        <w:t xml:space="preserve">routing</w:t>
+      </w:r>
+      <w:r>
+        <w:t xml:space="preserve"> </w:t>
+      </w:r>
+      <w:r>
+        <w:rPr>
+          <w:rStyle w:val="VerbatimChar"/>
+        </w:rPr>
+        <w:t xml:space="preserve">scan_ranks()</w:t>
+      </w:r>
+      <w:r>
+        <w:t xml:space="preserve">’s rows through</w:t>
+      </w:r>
+      <w:r>
+        <w:t xml:space="preserve"> </w:t>
+      </w:r>
+      <w:r>
+        <w:rPr>
+          <w:rStyle w:val="VerbatimChar"/>
+        </w:rPr>
+        <w:t xml:space="preserve">remove_tagged_subtrees()</w:t>
+      </w:r>
+      <w:r>
+        <w:t xml:space="preserve"> </w:t>
+      </w:r>
+      <w:r>
+        <w:t xml:space="preserve">first, same as the tree-shaped</w:t>
+      </w:r>
+      <w:r>
+        <w:t xml:space="preserve"> </w:t>
+      </w:r>
+      <w:r>
+        <w:t xml:space="preserve">tools already did; strengthened</w:t>
+      </w:r>
+      <w:r>
+        <w:t xml:space="preserve"> </w:t>
+      </w:r>
+      <w:r>
+        <w:rPr>
+          <w:rStyle w:val="VerbatimChar"/>
+        </w:rPr>
+        <w:t xml:space="preserve">tag_rows()</w:t>
+      </w:r>
+      <w:r>
+        <w:t xml:space="preserve">’s own docstring to state this explicitly.</w:t>
+      </w:r>
+    </w:p>
+    <w:p>
+      <w:pPr>
+        <w:numPr>
+          <w:ilvl w:val="0"/>
+          <w:numId w:val="1010"/>
+        </w:numPr>
+        <w:pStyle w:val="Compact"/>
+      </w:pPr>
+      <w:r>
+        <w:rPr>
+          <w:rStyle w:val="VerbatimChar"/>
+          <w:bCs/>
+          <w:b/>
+        </w:rPr>
+        <w:t xml:space="preserve">__tgt_target_kernel</w:t>
+      </w:r>
+      <w:r>
+        <w:rPr>
+          <w:bCs/>
+          <w:b/>
+        </w:rPr>
+        <w:t xml:space="preserve"> </w:t>
+      </w:r>
+      <w:r>
+        <w:rPr>
+          <w:bCs/>
+          <w:b/>
+        </w:rPr>
+        <w:t xml:space="preserve">was silently dropped</w:t>
+      </w:r>
+      <w:r>
+        <w:t xml:space="preserve"> </w:t>
+      </w:r>
+      <w:r>
+        <w:t xml:space="preserve">when</w:t>
+      </w:r>
+      <w:r>
+        <w:t xml:space="preserve"> </w:t>
+      </w:r>
+      <w:r>
+        <w:rPr>
+          <w:rStyle w:val="VerbatimChar"/>
+        </w:rPr>
+        <w:t xml:space="preserve">extract_calltree.py</w:t>
+      </w:r>
+      <w:r>
+        <w:t xml:space="preserve">’s</w:t>
+      </w:r>
+      <w:r>
+        <w:t xml:space="preserve"> </w:t>
+      </w:r>
+      <w:r>
+        <w:rPr>
+          <w:rStyle w:val="VerbatimChar"/>
+        </w:rPr>
+        <w:t xml:space="preserve">GPU_NOISE_SUBSTRINGS</w:t>
+      </w:r>
+      <w:r>
+        <w:t xml:space="preserve"> </w:t>
+      </w:r>
+      <w:r>
+        <w:t xml:space="preserve">was ported into</w:t>
+      </w:r>
+      <w:r>
+        <w:t xml:space="preserve"> </w:t>
+      </w:r>
+      <w:r>
+        <w:rPr>
+          <w:rStyle w:val="VerbatimChar"/>
+        </w:rPr>
+        <w:t xml:space="preserve">default_noise_patterns.json</w:t>
+      </w:r>
+      <w:r>
+        <w:t xml:space="preserve"> </w:t>
+      </w:r>
+      <w:r>
+        <w:t xml:space="preserve">during plan 2.5 – a plain transcription error,</w:t>
+      </w:r>
+      <w:r>
+        <w:t xml:space="preserve"> </w:t>
+      </w:r>
+      <w:r>
+        <w:t xml:space="preserve">caught by</w:t>
+      </w:r>
+      <w:r>
+        <w:t xml:space="preserve"> </w:t>
+      </w:r>
+      <w:r>
+        <w:rPr>
+          <w:rStyle w:val="VerbatimChar"/>
+        </w:rPr>
+        <w:t xml:space="preserve">test_extract_calltree.py</w:t>
+      </w:r>
+      <w:r>
+        <w:t xml:space="preserve">’s existing</w:t>
+      </w:r>
+      <w:r>
+        <w:t xml:space="preserve"> </w:t>
+      </w:r>
+      <w:r>
+        <w:rPr>
+          <w:rStyle w:val="VerbatimChar"/>
+        </w:rPr>
+        <w:t xml:space="preserve">test_omp_target_offload_internals_hidden_by_default</w:t>
+      </w:r>
+      <w:r>
+        <w:t xml:space="preserve">.</w:t>
+      </w:r>
+      <w:r>
+        <w:t xml:space="preserve"> </w:t>
+      </w:r>
+      <w:r>
+        <w:t xml:space="preserve">Restored.</w:t>
+      </w:r>
+    </w:p>
+    <w:p>
+      <w:pPr>
+        <w:numPr>
+          <w:ilvl w:val="0"/>
+          <w:numId w:val="1010"/>
+        </w:numPr>
+        <w:pStyle w:val="Compact"/>
+      </w:pPr>
+      <w:r>
+        <w:rPr>
+          <w:rStyle w:val="VerbatimChar"/>
+          <w:bCs/>
+          <w:b/>
+        </w:rPr>
+        <w:t xml:space="preserve">GPU_API_PREFIXES</w:t>
+      </w:r>
+      <w:r>
+        <w:rPr>
+          <w:bCs/>
+          <w:b/>
+        </w:rPr>
+        <w:t xml:space="preserve"> </w:t>
+      </w:r>
+      <w:r>
+        <w:rPr>
+          <w:bCs/>
+          <w:b/>
+        </w:rPr>
+        <w:t xml:space="preserve">(</w:t>
+      </w:r>
+      <w:r>
+        <w:rPr>
+          <w:rStyle w:val="VerbatimChar"/>
+          <w:bCs/>
+          <w:b/>
+        </w:rPr>
+        <w:t xml:space="preserve">hip</w:t>
+      </w:r>
+      <w:r>
+        <w:rPr>
+          <w:bCs/>
+          <w:b/>
+        </w:rPr>
+        <w:t xml:space="preserve">/</w:t>
+      </w:r>
+      <w:r>
+        <w:rPr>
+          <w:rStyle w:val="VerbatimChar"/>
+          <w:bCs/>
+          <w:b/>
+        </w:rPr>
+        <w:t xml:space="preserve">hsa</w:t>
+      </w:r>
+      <w:r>
+        <w:rPr>
+          <w:bCs/>
+          <w:b/>
+        </w:rPr>
+        <w:t xml:space="preserve">/</w:t>
+      </w:r>
+      <w:r>
+        <w:rPr>
+          <w:rStyle w:val="VerbatimChar"/>
+          <w:bCs/>
+          <w:b/>
+        </w:rPr>
+        <w:t xml:space="preserve">roctx</w:t>
+      </w:r>
+      <w:r>
+        <w:rPr>
+          <w:bCs/>
+          <w:b/>
+        </w:rPr>
+        <w:t xml:space="preserve">/</w:t>
+      </w:r>
+      <w:r>
+        <w:rPr>
+          <w:rStyle w:val="VerbatimChar"/>
+          <w:bCs/>
+          <w:b/>
+        </w:rPr>
+        <w:t xml:space="preserve">kfd</w:t>
+      </w:r>
+      <w:r>
+        <w:rPr>
+          <w:bCs/>
+          <w:b/>
+        </w:rPr>
+        <w:t xml:space="preserve">/</w:t>
+      </w:r>
+      <w:r>
+        <w:rPr>
+          <w:rStyle w:val="VerbatimChar"/>
+          <w:bCs/>
+          <w:b/>
+        </w:rPr>
+        <w:t xml:space="preserve">rocdecode</w:t>
+      </w:r>
+      <w:r>
+        <w:rPr>
+          <w:bCs/>
+          <w:b/>
+        </w:rPr>
+        <w:t xml:space="preserve">/</w:t>
+      </w:r>
+      <w:r>
+        <w:rPr>
+          <w:rStyle w:val="VerbatimChar"/>
+          <w:bCs/>
+          <w:b/>
+        </w:rPr>
+        <w:t xml:space="preserve">rocjpeg</w:t>
+      </w:r>
+      <w:r>
+        <w:rPr>
+          <w:bCs/>
+          <w:b/>
+        </w:rPr>
+        <w:t xml:space="preserve">/</w:t>
+      </w:r>
+      <w:r>
+        <w:rPr>
+          <w:rStyle w:val="VerbatimChar"/>
+          <w:bCs/>
+          <w:b/>
+        </w:rPr>
+        <w:t xml:space="preserve">rocr</w:t>
+      </w:r>
+      <w:r>
+        <w:rPr>
+          <w:bCs/>
+          <w:b/>
+        </w:rPr>
+        <w:t xml:space="preserve">) were placed in the</w:t>
+      </w:r>
+      <w:r>
+        <w:rPr>
+          <w:bCs/>
+          <w:b/>
+        </w:rPr>
+        <w:t xml:space="preserve"> </w:t>
+      </w:r>
+      <w:r>
+        <w:rPr>
+          <w:bCs/>
+          <w:b/>
+        </w:rPr>
+        <w:t xml:space="preserve">new</w:t>
+      </w:r>
+      <w:r>
+        <w:rPr>
+          <w:bCs/>
+          <w:b/>
+        </w:rPr>
+        <w:t xml:space="preserve"> </w:t>
+      </w:r>
+      <w:r>
+        <w:rPr>
+          <w:rStyle w:val="VerbatimChar"/>
+          <w:bCs/>
+          <w:b/>
+        </w:rPr>
+        <w:t xml:space="preserve">"prefixes"</w:t>
+      </w:r>
+      <w:r>
+        <w:rPr>
+          <w:bCs/>
+          <w:b/>
+        </w:rPr>
+        <w:t xml:space="preserve"> </w:t>
+      </w:r>
+      <w:r>
+        <w:rPr>
+          <w:bCs/>
+          <w:b/>
+        </w:rPr>
+        <w:t xml:space="preserve">field (</w:t>
+      </w:r>
+      <w:r>
+        <w:rPr>
+          <w:rStyle w:val="VerbatimChar"/>
+          <w:bCs/>
+          <w:b/>
+        </w:rPr>
+        <w:t xml:space="preserve">startswith</w:t>
+      </w:r>
+      <w:r>
+        <w:rPr>
+          <w:bCs/>
+          <w:b/>
+        </w:rPr>
+        <w:t xml:space="preserve">-only)</w:t>
+      </w:r>
+      <w:r>
+        <w:t xml:space="preserve">, matching</w:t>
+      </w:r>
+      <w:r>
+        <w:t xml:space="preserve"> </w:t>
+      </w:r>
+      <w:r>
+        <w:rPr>
+          <w:rStyle w:val="VerbatimChar"/>
+        </w:rPr>
+        <w:t xml:space="preserve">extract_CPU_hotspots.py</w:t>
+      </w:r>
+      <w:r>
+        <w:t xml:space="preserve">’s original</w:t>
+      </w:r>
+      <w:r>
+        <w:t xml:space="preserve"> </w:t>
+      </w:r>
+      <w:r>
+        <w:t xml:space="preserve">strictness – but</w:t>
+      </w:r>
+      <w:r>
+        <w:t xml:space="preserve"> </w:t>
+      </w:r>
+      <w:r>
+        <w:rPr>
+          <w:rStyle w:val="VerbatimChar"/>
+        </w:rPr>
+        <w:t xml:space="preserve">extract_calltree.py</w:t>
+      </w:r>
+      <w:r>
+        <w:t xml:space="preserve">’s own</w:t>
+      </w:r>
+      <w:r>
+        <w:t xml:space="preserve"> </w:t>
+      </w:r>
+      <w:r>
+        <w:rPr>
+          <w:rStyle w:val="VerbatimChar"/>
+        </w:rPr>
+        <w:t xml:space="preserve">GPU_NOISE_SUBSTRINGS</w:t>
+      </w:r>
+      <w:r>
+        <w:t xml:space="preserve"> </w:t>
+      </w:r>
+      <w:r>
+        <w:t xml:space="preserve">had always matched these as</w:t>
+      </w:r>
+      <w:r>
+        <w:t xml:space="preserve"> </w:t>
+      </w:r>
+      <w:r>
+        <w:t xml:space="preserve">substrings anywhere, and real-data diffing on</w:t>
+      </w:r>
+      <w:r>
+        <w:t xml:space="preserve"> </w:t>
+      </w:r>
+      <w:r>
+        <w:rPr>
+          <w:rStyle w:val="VerbatimChar"/>
+        </w:rPr>
+        <w:t xml:space="preserve">profile_hotspots_fortran_amd/calltree.txt</w:t>
+      </w:r>
+      <w:r>
+        <w:t xml:space="preserve"> </w:t>
+      </w:r>
+      <w:r>
+        <w:t xml:space="preserve">showed</w:t>
+      </w:r>
+      <w:r>
+        <w:t xml:space="preserve"> </w:t>
+      </w:r>
+      <w:r>
+        <w:t xml:space="preserve">a real, already-relied-upon wrapper function (</w:t>
+      </w:r>
+      <w:r>
+        <w:rPr>
+          <w:rStyle w:val="VerbatimChar"/>
+        </w:rPr>
+        <w:t xml:space="preserve">launch_hip_kernel</w:t>
+      </w:r>
+      <w:r>
+        <w:t xml:space="preserve">) losing its GPU classification</w:t>
+      </w:r>
+      <w:r>
+        <w:t xml:space="preserve"> </w:t>
+      </w:r>
+      <w:r>
+        <w:t xml:space="preserve">– previously spliced/pruned, silently unfiltered after. Moved into</w:t>
+      </w:r>
+      <w:r>
+        <w:t xml:space="preserve"> </w:t>
+      </w:r>
+      <w:r>
+        <w:rPr>
+          <w:rStyle w:val="VerbatimChar"/>
+        </w:rPr>
+        <w:t xml:space="preserve">"substrings"</w:t>
+      </w:r>
+      <w:r>
+        <w:t xml:space="preserve"> </w:t>
+      </w:r>
+      <w:r>
+        <w:t xml:space="preserve">instead,</w:t>
+      </w:r>
+      <w:r>
+        <w:t xml:space="preserve"> </w:t>
+      </w:r>
+      <w:r>
+        <w:t xml:space="preserve">restoring</w:t>
+      </w:r>
+      <w:r>
+        <w:t xml:space="preserve"> </w:t>
+      </w:r>
+      <w:r>
+        <w:rPr>
+          <w:rStyle w:val="VerbatimChar"/>
+        </w:rPr>
+        <w:t xml:space="preserve">extract_calltree.py</w:t>
+      </w:r>
+      <w:r>
+        <w:t xml:space="preserve">’s exact prior behavior.</w:t>
+      </w:r>
+    </w:p>
+    <w:p>
+      <w:pPr>
+        <w:pStyle w:val="FirstParagraph"/>
+      </w:pPr>
+      <w:r>
+        <w:t xml:space="preserve">Test rework was much smaller than the master plan’s §11 estimate: running every listed</w:t>
+      </w:r>
+      <w:r>
+        <w:t xml:space="preserve"> </w:t>
+      </w:r>
+      <w:r>
+        <w:t xml:space="preserve">“</w:t>
+      </w:r>
+      <w:r>
+        <w:t xml:space="preserve">needs rework</w:t>
+      </w:r>
+      <w:r>
+        <w:t xml:space="preserve">”</w:t>
+      </w:r>
+      <w:r>
+        <w:t xml:space="preserve"> </w:t>
+      </w:r>
+      <w:r>
+        <w:t xml:space="preserve">test class against the wired code, unchanged, first (before touching anything) showed</w:t>
+      </w:r>
+      <w:r>
+        <w:t xml:space="preserve"> </w:t>
+      </w:r>
+      <w:r>
+        <w:t xml:space="preserve">almost all of them were already end-to-end (via</w:t>
+      </w:r>
+      <w:r>
+        <w:t xml:space="preserve"> </w:t>
+      </w:r>
+      <w:r>
+        <w:rPr>
+          <w:rStyle w:val="VerbatimChar"/>
+        </w:rPr>
+        <w:t xml:space="preserve">write_report()</w:t>
+      </w:r>
+      <w:r>
+        <w:t xml:space="preserve">), testing observable behavior</w:t>
+      </w:r>
+      <w:r>
+        <w:t xml:space="preserve"> </w:t>
+      </w:r>
+      <w:r>
+        <w:t xml:space="preserve">rather than the removed internal functions – they needed no changes at all. Only two test methods</w:t>
+      </w:r>
+      <w:r>
+        <w:t xml:space="preserve"> </w:t>
+      </w:r>
+      <w:r>
+        <w:t xml:space="preserve">in the entire suite actually broke (</w:t>
+      </w:r>
+      <w:r>
+        <w:rPr>
+          <w:rStyle w:val="VerbatimChar"/>
+        </w:rPr>
+        <w:t xml:space="preserve">test_extract_calltree.MpiCollapseTierTests .test_open_mpi_prefixes_matched_probably</w:t>
+      </w:r>
+      <w:r>
+        <w:t xml:space="preserve"> </w:t>
+      </w:r>
+      <w:r>
+        <w:t xml:space="preserve">and</w:t>
+      </w:r>
+      <w:r>
+        <w:t xml:space="preserve"> </w:t>
+      </w:r>
+      <w:r>
+        <w:rPr>
+          <w:rStyle w:val="VerbatimChar"/>
+        </w:rPr>
+        <w:t xml:space="preserve">test_extract_calltree_traced.KdArtifactFilteringTests .test_is_kernel_descriptor_artifact</w:t>
+      </w:r>
+      <w:r>
+        <w:t xml:space="preserve">, both calling now-deleted functions directly); their coverage</w:t>
+      </w:r>
+      <w:r>
+        <w:t xml:space="preserve"> </w:t>
+      </w:r>
+      <w:r>
+        <w:t xml:space="preserve">moved to a new</w:t>
+      </w:r>
+      <w:r>
+        <w:t xml:space="preserve"> </w:t>
+      </w:r>
+      <w:r>
+        <w:rPr>
+          <w:rStyle w:val="VerbatimChar"/>
+        </w:rPr>
+        <w:t xml:space="preserve">OpenMpiPrefixTests</w:t>
+      </w:r>
+      <w:r>
+        <w:t xml:space="preserve"> </w:t>
+      </w:r>
+      <w:r>
+        <w:t xml:space="preserve">class in</w:t>
+      </w:r>
+      <w:r>
+        <w:t xml:space="preserve"> </w:t>
+      </w:r>
+      <w:r>
+        <w:rPr>
+          <w:rStyle w:val="VerbatimChar"/>
+        </w:rPr>
+        <w:t xml:space="preserve">test_stage3_rocprofsys.py</w:t>
+      </w:r>
+      <w:r>
+        <w:t xml:space="preserve">, checked against the real</w:t>
+      </w:r>
+      <w:r>
+        <w:t xml:space="preserve"> </w:t>
+      </w:r>
+      <w:r>
+        <w:t xml:space="preserve">shipped patterns. Full suite: 320 tests (net -12 from 332: the ~15 deleted unit-level classes minus</w:t>
+      </w:r>
+      <w:r>
+        <w:t xml:space="preserve"> </w:t>
+      </w:r>
+      <w:r>
+        <w:t xml:space="preserve">a handful of net-new tests added for the bugs above and the pop_metrics Fortran-shim integration</w:t>
+      </w:r>
+      <w:r>
+        <w:t xml:space="preserve"> </w:t>
+      </w:r>
+      <w:r>
+        <w:t xml:space="preserve">case), all passing.</w:t>
+      </w:r>
+    </w:p>
+    <w:p>
+      <w:pPr>
+        <w:pStyle w:val="BodyText"/>
+      </w:pPr>
+      <w:r>
+        <w:t xml:space="preserve">Real-data verification across all 6</w:t>
+      </w:r>
+      <w:r>
+        <w:t xml:space="preserve"> </w:t>
+      </w:r>
+      <w:r>
+        <w:rPr>
+          <w:rStyle w:val="VerbatimChar"/>
+        </w:rPr>
+        <w:t xml:space="preserve">test_apps/results/</w:t>
+      </w:r>
+      <w:r>
+        <w:t xml:space="preserve"> </w:t>
+      </w:r>
+      <w:r>
+        <w:t xml:space="preserve">directories, with every diff traced to a</w:t>
+      </w:r>
+      <w:r>
+        <w:t xml:space="preserve"> </w:t>
+      </w:r>
+      <w:r>
+        <w:t xml:space="preserve">specific, named cause (no unexplained diff shipped):</w:t>
+      </w:r>
+      <w:r>
+        <w:t xml:space="preserve"> </w:t>
+      </w:r>
+      <w:r>
+        <w:t xml:space="preserve">-</w:t>
+      </w:r>
+      <w:r>
+        <w:t xml:space="preserve"> </w:t>
+      </w:r>
+      <w:r>
+        <w:rPr>
+          <w:rStyle w:val="VerbatimChar"/>
+        </w:rPr>
+        <w:t xml:space="preserve">calltree_traced.txt</w:t>
+      </w:r>
+      <w:r>
+        <w:t xml:space="preserve">: byte-identical in 5 of 6 dirs; one benign change in</w:t>
+      </w:r>
+      <w:r>
+        <w:t xml:space="preserve"> </w:t>
+      </w:r>
+      <w:r>
+        <w:rPr>
+          <w:rStyle w:val="VerbatimChar"/>
+        </w:rPr>
+        <w:t xml:space="preserve">profile_hotspots_CPP_amd</w:t>
+      </w:r>
+      <w:r>
+        <w:t xml:space="preserve"> </w:t>
+      </w:r>
+      <w:r>
+        <w:t xml:space="preserve">(a zero-duration GPU kernel moved out of the</w:t>
+      </w:r>
+      <w:r>
+        <w:t xml:space="preserve"> </w:t>
+      </w:r>
+      <w:r>
+        <w:t xml:space="preserve">“</w:t>
+      </w:r>
+      <w:r>
+        <w:t xml:space="preserve">no anchor found</w:t>
+      </w:r>
+      <w:r>
+        <w:t xml:space="preserve">”</w:t>
+      </w:r>
+      <w:r>
+        <w:t xml:space="preserve"> </w:t>
+      </w:r>
+      <w:r>
+        <w:t xml:space="preserve">fallback section into a real attachment, a downstream ripple of fix #4 above – no data lost).</w:t>
+      </w:r>
+      <w:r>
+        <w:t xml:space="preserve"> </w:t>
+      </w:r>
+      <w:r>
+        <w:t xml:space="preserve">-</w:t>
+      </w:r>
+      <w:r>
+        <w:t xml:space="preserve"> </w:t>
+      </w:r>
+      <w:r>
+        <w:rPr>
+          <w:rStyle w:val="VerbatimChar"/>
+        </w:rPr>
+        <w:t xml:space="preserve">calltree.txt</w:t>
+      </w:r>
+      <w:r>
+        <w:t xml:space="preserve">: byte-identical in all 6 dirs (the pattern superset was already this tool’s own</w:t>
+      </w:r>
+      <w:r>
+        <w:t xml:space="preserve"> </w:t>
+      </w:r>
+      <w:r>
+        <w:t xml:space="preserve">behavior; fix #4 above is what kept it that way).</w:t>
+      </w:r>
+      <w:r>
+        <w:t xml:space="preserve"> </w:t>
+      </w:r>
+      <w:r>
+        <w:t xml:space="preserve">-</w:t>
+      </w:r>
+      <w:r>
+        <w:t xml:space="preserve"> </w:t>
+      </w:r>
+      <w:r>
+        <w:rPr>
+          <w:rStyle w:val="VerbatimChar"/>
+        </w:rPr>
+        <w:t xml:space="preserve">pop_metrics.txt</w:t>
+      </w:r>
+      <w:r>
+        <w:t xml:space="preserve">: only the Caveats footer text changed (now names the Fortran-shim suffix) –</w:t>
+      </w:r>
+      <w:r>
+        <w:t xml:space="preserve"> </w:t>
+      </w:r>
+      <w:r>
+        <w:t xml:space="preserve">zero numeric differences in any of the 6 real captures. The</w:t>
+      </w:r>
+      <w:r>
+        <w:t xml:space="preserve"> </w:t>
+      </w:r>
+      <w:r>
+        <w:rPr>
+          <w:rStyle w:val="VerbatimChar"/>
+        </w:rPr>
+        <w:t xml:space="preserve">_f08_</w:t>
+      </w:r>
+      <w:r>
+        <w:t xml:space="preserve">/</w:t>
+      </w:r>
+      <w:r>
+        <w:rPr>
+          <w:rStyle w:val="VerbatimChar"/>
+        </w:rPr>
+        <w:t xml:space="preserve">_f08ts_</w:t>
+      </w:r>
+      <w:r>
+        <w:t xml:space="preserve"> </w:t>
+      </w:r>
+      <w:r>
+        <w:t xml:space="preserve">fix is real and</w:t>
+      </w:r>
+      <w:r>
+        <w:t xml:space="preserve"> </w:t>
+      </w:r>
+      <w:r>
+        <w:t xml:space="preserve">verified correct (a new dedicated fixture,</w:t>
+      </w:r>
+      <w:r>
+        <w:t xml:space="preserve"> </w:t>
+      </w:r>
+      <w:r>
+        <w:rPr>
+          <w:rStyle w:val="VerbatimChar"/>
+        </w:rPr>
+        <w:t xml:space="preserve">pop_mpi_fortran_shim_suffix</w:t>
+      </w:r>
+      <w:r>
+        <w:t xml:space="preserve">), it just doesn’t affect</w:t>
+      </w:r>
+      <w:r>
+        <w:t xml:space="preserve"> </w:t>
+      </w:r>
+      <w:r>
+        <w:t xml:space="preserve">these particular captures.</w:t>
+      </w:r>
+      <w:r>
+        <w:t xml:space="preserve"> </w:t>
+      </w:r>
+      <w:r>
+        <w:t xml:space="preserve">-</w:t>
+      </w:r>
+      <w:r>
+        <w:t xml:space="preserve"> </w:t>
+      </w:r>
+      <w:r>
+        <w:rPr>
+          <w:rStyle w:val="VerbatimChar"/>
+        </w:rPr>
+        <w:t xml:space="preserve">hotspots.txt</w:t>
+      </w:r>
+      <w:r>
+        <w:t xml:space="preserve">: real differences in all 6 dirs, precisely accounted for by direct label-set</w:t>
+      </w:r>
+      <w:r>
+        <w:t xml:space="preserve"> </w:t>
+      </w:r>
+      <w:r>
+        <w:t xml:space="preserve">comparison against the pre-wiring code: 90 total CPU→GPU bucket reclassifications across the 6</w:t>
+      </w:r>
+      <w:r>
+        <w:t xml:space="preserve"> </w:t>
+      </w:r>
+      <w:r>
+        <w:t xml:space="preserve">dirs (the GPU-pattern-superset unification:</w:t>
+      </w:r>
+      <w:r>
+        <w:t xml:space="preserve"> </w:t>
+      </w:r>
+      <w:r>
+        <w:rPr>
+          <w:rStyle w:val="VerbatimChar"/>
+        </w:rPr>
+        <w:t xml:space="preserve">.kd</w:t>
+      </w:r>
+      <w:r>
+        <w:t xml:space="preserve"> </w:t>
+      </w:r>
+      <w:r>
+        <w:t xml:space="preserve">suffix,</w:t>
+      </w:r>
+      <w:r>
+        <w:t xml:space="preserve"> </w:t>
+      </w:r>
+      <w:r>
+        <w:rPr>
+          <w:rStyle w:val="VerbatimChar"/>
+        </w:rPr>
+        <w:t xml:space="preserve">cray_acc</w:t>
+      </w:r>
+      <w:r>
+        <w:t xml:space="preserve">/</w:t>
+      </w:r>
+      <w:r>
+        <w:rPr>
+          <w:rStyle w:val="VerbatimChar"/>
+        </w:rPr>
+        <w:t xml:space="preserve">hiphardwaredevice</w:t>
+      </w:r>
+      <w:r>
+        <w:t xml:space="preserve">/</w:t>
+      </w:r>
+      <w:r>
+        <w:t xml:space="preserve"> </w:t>
+      </w:r>
+      <w:r>
+        <w:rPr>
+          <w:rStyle w:val="VerbatimChar"/>
+        </w:rPr>
+        <w:t xml:space="preserve">rocprofiler::</w:t>
+      </w:r>
+      <w:r>
+        <w:t xml:space="preserve"> </w:t>
+      </w:r>
+      <w:r>
+        <w:t xml:space="preserve">substrings,</w:t>
+      </w:r>
+      <w:r>
+        <w:t xml:space="preserve"> </w:t>
+      </w:r>
+      <w:r>
+        <w:rPr>
+          <w:rStyle w:val="VerbatimChar"/>
+        </w:rPr>
+        <w:t xml:space="preserve">__tgt_target_kernel</w:t>
+      </w:r>
+      <w:r>
+        <w:t xml:space="preserve"> </w:t>
+      </w:r>
+      <w:r>
+        <w:t xml:space="preserve">and its ancestor-propagated descendants, and</w:t>
+      </w:r>
+      <w:r>
+        <w:t xml:space="preserve"> </w:t>
+      </w:r>
+      <w:r>
+        <w:t xml:space="preserve">fix #4’s</w:t>
+      </w:r>
+      <w:r>
+        <w:t xml:space="preserve"> </w:t>
+      </w:r>
+      <w:r>
+        <w:rPr>
+          <w:rStyle w:val="VerbatimChar"/>
+        </w:rPr>
+        <w:t xml:space="preserve">hip</w:t>
+      </w:r>
+      <w:r>
+        <w:t xml:space="preserve">/</w:t>
+      </w:r>
+      <w:r>
+        <w:rPr>
+          <w:rStyle w:val="VerbatimChar"/>
+        </w:rPr>
+        <w:t xml:space="preserve">hsa</w:t>
+      </w:r>
+      <w:r>
+        <w:t xml:space="preserve">/etc. substring-vs-prefix correction) and 2 rows dropped entirely across 2 of</w:t>
+      </w:r>
+      <w:r>
+        <w:t xml:space="preserve"> </w:t>
+      </w:r>
+      <w:r>
+        <w:t xml:space="preserve">the 6 dirs (</w:t>
+      </w:r>
+      <w:r>
+        <w:rPr>
+          <w:rStyle w:val="VerbatimChar"/>
+        </w:rPr>
+        <w:t xml:space="preserve">_int_malloc</w:t>
+      </w:r>
+      <w:r>
+        <w:t xml:space="preserve">, from enabling</w:t>
+      </w:r>
+      <w:r>
+        <w:t xml:space="preserve"> </w:t>
+      </w:r>
+      <w:r>
+        <w:rPr>
+          <w:rStyle w:val="VerbatimChar"/>
+        </w:rPr>
+        <w:t xml:space="preserve">compiler_runtime_noise</w:t>
+      </w:r>
+      <w:r>
+        <w:t xml:space="preserve">).</w:t>
+      </w:r>
+    </w:p>
     <w:bookmarkEnd w:id="68"/>
+    <w:bookmarkEnd w:id="69"/>
     <w:sectPr/>
   </w:body>
 </w:document>
@@ -32247,6 +34168,36 @@
     <w:abstractNumId w:val="991"/>
   </w:num>
   <w:num w:numId="1009">
+    <w:abstractNumId w:val="99411"/>
+    <w:lvlOverride w:ilvl="0">
+      <w:startOverride w:val="1"/>
+    </w:lvlOverride>
+    <w:lvlOverride w:ilvl="1">
+      <w:startOverride w:val="1"/>
+    </w:lvlOverride>
+    <w:lvlOverride w:ilvl="2">
+      <w:startOverride w:val="1"/>
+    </w:lvlOverride>
+    <w:lvlOverride w:ilvl="3">
+      <w:startOverride w:val="1"/>
+    </w:lvlOverride>
+    <w:lvlOverride w:ilvl="4">
+      <w:startOverride w:val="1"/>
+    </w:lvlOverride>
+    <w:lvlOverride w:ilvl="5">
+      <w:startOverride w:val="1"/>
+    </w:lvlOverride>
+    <w:lvlOverride w:ilvl="6">
+      <w:startOverride w:val="1"/>
+    </w:lvlOverride>
+    <w:lvlOverride w:ilvl="7">
+      <w:startOverride w:val="1"/>
+    </w:lvlOverride>
+    <w:lvlOverride w:ilvl="8">
+      <w:startOverride w:val="1"/>
+    </w:lvlOverride>
+  </w:num>
+  <w:num w:numId="1010">
     <w:abstractNumId w:val="99411"/>
     <w:lvlOverride w:ilvl="0">
       <w:startOverride w:val="1"/>

--- a/docs/DEVELOPMENT_HISTORY.docx
+++ b/docs/DEVELOPMENT_HISTORY.docx
@@ -10,7 +10,7 @@
         <w:t xml:space="preserve">Development History</w:t>
       </w:r>
     </w:p>
-    <w:bookmarkStart w:id="69" w:name="development-history"/>
+    <w:bookmarkStart w:id="71" w:name="development-history"/>
     <w:p>
       <w:pPr>
         <w:pStyle w:val="Heading1"/>
@@ -2178,6 +2178,104 @@
           </w:p>
         </w:tc>
       </w:tr>
+      <w:tr>
+        <w:tc>
+          <w:tcPr/>
+          <w:p>
+            <w:pPr>
+              <w:pStyle w:val="Compact"/>
+              <w:jc w:val="left"/>
+            </w:pPr>
+            <w:r>
+              <w:t xml:space="preserve">2026-08-14</w:t>
+            </w:r>
+          </w:p>
+        </w:tc>
+        <w:tc>
+          <w:tcPr/>
+          <w:p>
+            <w:pPr>
+              <w:pStyle w:val="Compact"/>
+              <w:jc w:val="left"/>
+            </w:pPr>
+            <w:r>
+              <w:t xml:space="preserve">Plan 2.7: built</w:t>
+            </w:r>
+            <w:r>
+              <w:t xml:space="preserve"> </w:t>
+            </w:r>
+            <w:r>
+              <w:rPr>
+                <w:rStyle w:val="VerbatimChar"/>
+              </w:rPr>
+              <w:t xml:space="preserve">stage4_rocprofsys_flat.py</w:t>
+            </w:r>
+            <w:r>
+              <w:t xml:space="preserve">/</w:t>
+            </w:r>
+            <w:r>
+              <w:rPr>
+                <w:rStyle w:val="VerbatimChar"/>
+              </w:rPr>
+              <w:t xml:space="preserve">stage4_rocprofv3.py</w:t>
+            </w:r>
+            <w:r>
+              <w:t xml:space="preserve"> </w:t>
+            </w:r>
+            <w:r>
+              <w:t xml:space="preserve">and a generic stage-5 backend (</w:t>
+            </w:r>
+            <w:r>
+              <w:rPr>
+                <w:rStyle w:val="VerbatimChar"/>
+              </w:rPr>
+              <w:t xml:space="preserve">stage5_table_render.py</w:t>
+            </w:r>
+            <w:r>
+              <w:t xml:space="preserve">) shared by every hotspots/load-imbalance/fused/POP-metrics table – roadmap step 6; fixed the nondeterministic tie-order bug flagged (not fixed) in plan 2.3, as part of relocating</w:t>
+            </w:r>
+            <w:r>
+              <w:t xml:space="preserve"> </w:t>
+            </w:r>
+            <w:r>
+              <w:rPr>
+                <w:rStyle w:val="VerbatimChar"/>
+              </w:rPr>
+              <w:t xml:space="preserve">compute_load_imbalance()</w:t>
+            </w:r>
+            <w:r>
+              <w:t xml:space="preserve">; also promoted</w:t>
+            </w:r>
+            <w:r>
+              <w:t xml:space="preserve"> </w:t>
+            </w:r>
+            <w:r>
+              <w:rPr>
+                <w:rStyle w:val="VerbatimChar"/>
+              </w:rPr>
+              <w:t xml:space="preserve">tree_render.py</w:t>
+            </w:r>
+            <w:r>
+              <w:t xml:space="preserve"> </w:t>
+            </w:r>
+            <w:r>
+              <w:t xml:space="preserve">to stage 5 (renamed</w:t>
+            </w:r>
+            <w:r>
+              <w:t xml:space="preserve"> </w:t>
+            </w:r>
+            <w:r>
+              <w:rPr>
+                <w:rStyle w:val="VerbatimChar"/>
+              </w:rPr>
+              <w:t xml:space="preserve">stage5_tree_render.py</w:t>
+            </w:r>
+            <w:r>
+              <w:t xml:space="preserve">) and gave each calltree tool its own stage-5 companion module – see full design/rename/real-data accounting below</w:t>
+            </w:r>
+          </w:p>
+        </w:tc>
+      </w:tr>
     </w:tbl>
     <w:bookmarkStart w:id="20" w:name="project-scaffolding-and-rules"/>
     <w:p>
@@ -33625,7 +33723,1517 @@
       </w:r>
     </w:p>
     <w:bookmarkEnd w:id="68"/>
-    <w:bookmarkEnd w:id="69"/>
+    <w:bookmarkStart w:id="70" w:name="X0803a76143f9bf3bf0f43b17c052ae12204ac69"/>
+    <w:p>
+      <w:pPr>
+        <w:pStyle w:val="Heading2"/>
+      </w:pPr>
+      <w:r>
+        <w:t xml:space="preserve">2026-08-14 — Plan 2.7: stage4 flat modules + generic stage5 table/tree-render modules (roadmap step 6)</w:t>
+      </w:r>
+    </w:p>
+    <w:p>
+      <w:pPr>
+        <w:pStyle w:val="FirstParagraph"/>
+      </w:pPr>
+      <w:r>
+        <w:t xml:space="preserve">Sixth implementation step: pulled the stage-4 (merge ranks) and stage-5 (rank/select/render a</w:t>
+      </w:r>
+      <w:r>
+        <w:t xml:space="preserve"> </w:t>
+      </w:r>
+      <w:r>
+        <w:t xml:space="preserve">table) logic that was still inline inside</w:t>
+      </w:r>
+      <w:r>
+        <w:t xml:space="preserve"> </w:t>
+      </w:r>
+      <w:r>
+        <w:rPr>
+          <w:rStyle w:val="VerbatimChar"/>
+        </w:rPr>
+        <w:t xml:space="preserve">extract_CPU_hotspots.py</w:t>
+      </w:r>
+      <w:r>
+        <w:t xml:space="preserve">,</w:t>
+      </w:r>
+      <w:r>
+        <w:t xml:space="preserve"> </w:t>
+      </w:r>
+      <w:r>
+        <w:rPr>
+          <w:rStyle w:val="VerbatimChar"/>
+        </w:rPr>
+        <w:t xml:space="preserve">extract_GPU_hotspots.py</w:t>
+      </w:r>
+      <w:r>
+        <w:t xml:space="preserve">, and</w:t>
+      </w:r>
+      <w:r>
+        <w:t xml:space="preserve"> </w:t>
+      </w:r>
+      <w:r>
+        <w:rPr>
+          <w:rStyle w:val="VerbatimChar"/>
+        </w:rPr>
+        <w:t xml:space="preserve">extract_hotspots.py</w:t>
+      </w:r>
+      <w:r>
+        <w:t xml:space="preserve"> </w:t>
+      </w:r>
+      <w:r>
+        <w:t xml:space="preserve">out into shared modules, and fixed the nondeterministic tie-order bug in</w:t>
+      </w:r>
+      <w:r>
+        <w:t xml:space="preserve"> </w:t>
+      </w:r>
+      <w:r>
+        <w:rPr>
+          <w:rStyle w:val="VerbatimChar"/>
+        </w:rPr>
+        <w:t xml:space="preserve">compute_load_imbalance()</w:t>
+      </w:r>
+      <w:r>
+        <w:t xml:space="preserve">’s sort that plan 2.3 had flagged but deliberately left unfixed, as part</w:t>
+      </w:r>
+      <w:r>
+        <w:t xml:space="preserve"> </w:t>
+      </w:r>
+      <w:r>
+        <w:t xml:space="preserve">of relocating that function rather than as a separate patch.</w:t>
+      </w:r>
+    </w:p>
+    <w:p>
+      <w:pPr>
+        <w:pStyle w:val="BodyText"/>
+      </w:pPr>
+      <w:r>
+        <w:t xml:space="preserve">The design went through three rounds of user-directed consolidation beyond the roadmap’s original</w:t>
+      </w:r>
+      <w:r>
+        <w:t xml:space="preserve"> </w:t>
+      </w:r>
+      <w:r>
+        <w:t xml:space="preserve">“</w:t>
+      </w:r>
+      <w:r>
+        <w:t xml:space="preserve">four stage-5 files</w:t>
+      </w:r>
+      <w:r>
+        <w:t xml:space="preserve">”</w:t>
+      </w:r>
+      <w:r>
+        <w:t xml:space="preserve"> </w:t>
+      </w:r>
+      <w:r>
+        <w:t xml:space="preserve">sketch, each closing a real duplication the previous round had missed:</w:t>
+      </w:r>
+    </w:p>
+    <w:p>
+      <w:pPr>
+        <w:numPr>
+          <w:ilvl w:val="0"/>
+          <w:numId w:val="1011"/>
+        </w:numPr>
+        <w:pStyle w:val="Compact"/>
+      </w:pPr>
+      <w:r>
+        <w:rPr>
+          <w:bCs/>
+          <w:b/>
+        </w:rPr>
+        <w:t xml:space="preserve">A generic ranking/rendering backend, not four hand-written table modules.</w:t>
+      </w:r>
+      <w:r>
+        <w:t xml:space="preserve"> </w:t>
+      </w:r>
+      <w:r>
+        <w:t xml:space="preserve">Reading</w:t>
+      </w:r>
+      <w:r>
+        <w:t xml:space="preserve"> </w:t>
+      </w:r>
+      <w:r>
+        <w:rPr>
+          <w:rStyle w:val="VerbatimChar"/>
+        </w:rPr>
+        <w:t xml:space="preserve">extract_CPU_hotspots.py</w:t>
+      </w:r>
+      <w:r>
+        <w:t xml:space="preserve">’s and</w:t>
+      </w:r>
+      <w:r>
+        <w:t xml:space="preserve"> </w:t>
+      </w:r>
+      <w:r>
+        <w:rPr>
+          <w:rStyle w:val="VerbatimChar"/>
+        </w:rPr>
+        <w:t xml:space="preserve">extract_GPU_hotspots.py</w:t>
+      </w:r>
+      <w:r>
+        <w:t xml:space="preserve">’s</w:t>
+      </w:r>
+      <w:r>
+        <w:t xml:space="preserve"> </w:t>
+      </w:r>
+      <w:r>
+        <w:rPr>
+          <w:rStyle w:val="VerbatimChar"/>
+        </w:rPr>
+        <w:t xml:space="preserve">select_entries()</w:t>
+      </w:r>
+      <w:r>
+        <w:t xml:space="preserve">/</w:t>
+      </w:r>
+      <w:r>
+        <w:rPr>
+          <w:rStyle w:val="VerbatimChar"/>
+        </w:rPr>
+        <w:t xml:space="preserve">format_table()</w:t>
+      </w:r>
+      <w:r>
+        <w:t xml:space="preserve"> </w:t>
+      </w:r>
+      <w:r>
+        <w:t xml:space="preserve">pairs side by side showed</w:t>
+      </w:r>
+      <w:r>
+        <w:t xml:space="preserve"> </w:t>
+      </w:r>
+      <w:r>
+        <w:rPr>
+          <w:rStyle w:val="VerbatimChar"/>
+        </w:rPr>
+        <w:t xml:space="preserve">compute_load_imbalance()</w:t>
+      </w:r>
+      <w:r>
+        <w:t xml:space="preserve"> </w:t>
+      </w:r>
+      <w:r>
+        <w:t xml:space="preserve">was byte-identical between the two, and the</w:t>
+      </w:r>
+      <w:r>
+        <w:t xml:space="preserve"> </w:t>
+      </w:r>
+      <w:r>
+        <w:t xml:space="preserve">remaining differences in</w:t>
+      </w:r>
+      <w:r>
+        <w:t xml:space="preserve"> </w:t>
+      </w:r>
+      <w:r>
+        <w:rPr>
+          <w:rStyle w:val="VerbatimChar"/>
+        </w:rPr>
+        <w:t xml:space="preserve">select_entries()</w:t>
+      </w:r>
+      <w:r>
+        <w:t xml:space="preserve">/</w:t>
+      </w:r>
+      <w:r>
+        <w:rPr>
+          <w:rStyle w:val="VerbatimChar"/>
+        </w:rPr>
+        <w:t xml:space="preserve">format_table()</w:t>
+      </w:r>
+      <w:r>
+        <w:t xml:space="preserve"> </w:t>
+      </w:r>
+      <w:r>
+        <w:t xml:space="preserve">were genuinely just</w:t>
+      </w:r>
+      <w:r>
+        <w:t xml:space="preserve"> </w:t>
+      </w:r>
+      <w:r>
+        <w:t xml:space="preserve">“</w:t>
+      </w:r>
+      <w:r>
+        <w:t xml:space="preserve">which field to</w:t>
+      </w:r>
+      <w:r>
+        <w:t xml:space="preserve"> </w:t>
+      </w:r>
+      <w:r>
+        <w:t xml:space="preserve">rank by</w:t>
+      </w:r>
+      <w:r>
+        <w:t xml:space="preserve">”</w:t>
+      </w:r>
+      <w:r>
+        <w:t xml:space="preserve"> </w:t>
+      </w:r>
+      <w:r>
+        <w:t xml:space="preserve">and</w:t>
+      </w:r>
+      <w:r>
+        <w:t xml:space="preserve"> </w:t>
+      </w:r>
+      <w:r>
+        <w:t xml:space="preserve">“</w:t>
+      </w:r>
+      <w:r>
+        <w:t xml:space="preserve">which columns to show</w:t>
+      </w:r>
+      <w:r>
+        <w:t xml:space="preserve">”</w:t>
+      </w:r>
+      <w:r>
+        <w:t xml:space="preserve"> </w:t>
+      </w:r>
+      <w:r>
+        <w:t xml:space="preserve">– not different algorithms. That became one domain-agnostic</w:t>
+      </w:r>
+      <w:r>
+        <w:t xml:space="preserve"> </w:t>
+      </w:r>
+      <w:r>
+        <w:rPr>
+          <w:rStyle w:val="VerbatimChar"/>
+        </w:rPr>
+        <w:t xml:space="preserve">stage5_table_render.py</w:t>
+      </w:r>
+      <w:r>
+        <w:t xml:space="preserve"> </w:t>
+      </w:r>
+      <w:r>
+        <w:t xml:space="preserve">(</w:t>
+      </w:r>
+      <w:r>
+        <w:rPr>
+          <w:rStyle w:val="VerbatimChar"/>
+        </w:rPr>
+        <w:t xml:space="preserve">select_entries()</w:t>
+      </w:r>
+      <w:r>
+        <w:t xml:space="preserve">: rank + threshold-filter + truncate, parameterized</w:t>
+      </w:r>
+      <w:r>
+        <w:t xml:space="preserve"> </w:t>
+      </w:r>
+      <w:r>
+        <w:t xml:space="preserve">by field name;</w:t>
+      </w:r>
+      <w:r>
+        <w:t xml:space="preserve"> </w:t>
+      </w:r>
+      <w:r>
+        <w:rPr>
+          <w:rStyle w:val="VerbatimChar"/>
+        </w:rPr>
+        <w:t xml:space="preserve">render_table()</w:t>
+      </w:r>
+      <w:r>
+        <w:t xml:space="preserve">: renders a column-spec list against any entries, no idea what</w:t>
+      </w:r>
+      <w:r>
+        <w:t xml:space="preserve"> </w:t>
+      </w:r>
+      <w:r>
+        <w:t xml:space="preserve">they represent) used by every stage-5 table alike. This is also where the tie-order fix lives:</w:t>
+      </w:r>
+      <w:r>
+        <w:t xml:space="preserve"> </w:t>
+      </w:r>
+      <w:r>
+        <w:rPr>
+          <w:rStyle w:val="VerbatimChar"/>
+        </w:rPr>
+        <w:t xml:space="preserve">select_entries()</w:t>
+      </w:r>
+      <w:r>
+        <w:t xml:space="preserve"> </w:t>
+      </w:r>
+      <w:r>
+        <w:t xml:space="preserve">always sorts by</w:t>
+      </w:r>
+      <w:r>
+        <w:t xml:space="preserve"> </w:t>
+      </w:r>
+      <w:r>
+        <w:rPr>
+          <w:rStyle w:val="VerbatimChar"/>
+        </w:rPr>
+        <w:t xml:space="preserve">(-entry[rank_field], entry[tie_break_field])</w:t>
+      </w:r>
+      <w:r>
+        <w:t xml:space="preserve"> </w:t>
+      </w:r>
+      <w:r>
+        <w:t xml:space="preserve">– descending</w:t>
+      </w:r>
+      <w:r>
+        <w:t xml:space="preserve"> </w:t>
+      </w:r>
+      <w:r>
+        <w:t xml:space="preserve">primary, ascending secondary – so every caller gets deterministic output for free, not just</w:t>
+      </w:r>
+      <w:r>
+        <w:t xml:space="preserve"> </w:t>
+      </w:r>
+      <w:r>
+        <w:rPr>
+          <w:rStyle w:val="VerbatimChar"/>
+        </w:rPr>
+        <w:t xml:space="preserve">compute_load_imbalance()</w:t>
+      </w:r>
+      <w:r>
+        <w:t xml:space="preserve">’s own callers. CPU’s one genuinely irreducible piece of per-domain</w:t>
+      </w:r>
+      <w:r>
+        <w:t xml:space="preserve"> </w:t>
+      </w:r>
+      <w:r>
+        <w:t xml:space="preserve">logic (recomputing</w:t>
+      </w:r>
+      <w:r>
+        <w:t xml:space="preserve"> </w:t>
+      </w:r>
+      <w:r>
+        <w:rPr>
+          <w:rStyle w:val="VerbatimChar"/>
+        </w:rPr>
+        <w:t xml:space="preserve">pct_total</w:t>
+      </w:r>
+      <w:r>
+        <w:t xml:space="preserve"> </w:t>
+      </w:r>
+      <w:r>
+        <w:t xml:space="preserve">against whichever of</w:t>
+      </w:r>
+      <w:r>
+        <w:t xml:space="preserve"> </w:t>
+      </w:r>
+      <w:r>
+        <w:rPr>
+          <w:rStyle w:val="VerbatimChar"/>
+        </w:rPr>
+        <w:t xml:space="preserve">self_sum</w:t>
+      </w:r>
+      <w:r>
+        <w:t xml:space="preserve">/</w:t>
+      </w:r>
+      <w:r>
+        <w:rPr>
+          <w:rStyle w:val="VerbatimChar"/>
+        </w:rPr>
+        <w:t xml:space="preserve">sum</w:t>
+      </w:r>
+      <w:r>
+        <w:t xml:space="preserve"> </w:t>
+      </w:r>
+      <w:r>
+        <w:rPr>
+          <w:rStyle w:val="VerbatimChar"/>
+        </w:rPr>
+        <w:t xml:space="preserve">rank_by</w:t>
+      </w:r>
+      <w:r>
+        <w:t xml:space="preserve"> </w:t>
+      </w:r>
+      <w:r>
+        <w:t xml:space="preserve">selects) became</w:t>
+      </w:r>
+      <w:r>
+        <w:t xml:space="preserve"> </w:t>
+      </w:r>
+      <w:r>
+        <w:rPr>
+          <w:rStyle w:val="VerbatimChar"/>
+        </w:rPr>
+        <w:t xml:space="preserve">select_entries()</w:t>
+      </w:r>
+      <w:r>
+        <w:t xml:space="preserve">’s</w:t>
+      </w:r>
+      <w:r>
+        <w:t xml:space="preserve"> </w:t>
+      </w:r>
+      <w:r>
+        <w:rPr>
+          <w:rStyle w:val="VerbatimChar"/>
+        </w:rPr>
+        <w:t xml:space="preserve">prepare</w:t>
+      </w:r>
+      <w:r>
+        <w:t xml:space="preserve"> </w:t>
+      </w:r>
+      <w:r>
+        <w:t xml:space="preserve">callable parameter (a no-op by default) rather than a name of its</w:t>
+      </w:r>
+      <w:r>
+        <w:t xml:space="preserve"> </w:t>
+      </w:r>
+      <w:r>
+        <w:t xml:space="preserve">own, the same shape used again below for</w:t>
+      </w:r>
+      <w:r>
+        <w:t xml:space="preserve"> </w:t>
+      </w:r>
+      <w:r>
+        <w:rPr>
+          <w:rStyle w:val="VerbatimChar"/>
+        </w:rPr>
+        <w:t xml:space="preserve">stage5_tree_render.load_rank_trees()</w:t>
+      </w:r>
+      <w:r>
+        <w:t xml:space="preserve">’s</w:t>
+      </w:r>
+      <w:r>
+        <w:t xml:space="preserve"> </w:t>
+      </w:r>
+      <w:r>
+        <w:rPr>
+          <w:rStyle w:val="VerbatimChar"/>
+        </w:rPr>
+        <w:t xml:space="preserve">postprocess</w:t>
+      </w:r>
+      <w:r>
+        <w:t xml:space="preserve"> </w:t>
+      </w:r>
+      <w:r>
+        <w:t xml:space="preserve">parameter.</w:t>
+      </w:r>
+    </w:p>
+    <w:p>
+      <w:pPr>
+        <w:numPr>
+          <w:ilvl w:val="0"/>
+          <w:numId w:val="1011"/>
+        </w:numPr>
+        <w:pStyle w:val="Compact"/>
+      </w:pPr>
+      <w:r>
+        <w:rPr>
+          <w:bCs/>
+          <w:b/>
+        </w:rPr>
+        <w:t xml:space="preserve">One file per table, not two per domain.</w:t>
+      </w:r>
+      <w:r>
+        <w:t xml:space="preserve"> </w:t>
+      </w:r>
+      <w:r>
+        <w:rPr>
+          <w:rStyle w:val="VerbatimChar"/>
+        </w:rPr>
+        <w:t xml:space="preserve">stage5_cpu_hotspots_table.py</w:t>
+      </w:r>
+      <w:r>
+        <w:t xml:space="preserve">,</w:t>
+      </w:r>
+      <w:r>
+        <w:t xml:space="preserve"> </w:t>
+      </w:r>
+      <w:r>
+        <w:rPr>
+          <w:rStyle w:val="VerbatimChar"/>
+        </w:rPr>
+        <w:t xml:space="preserve">stage5_gpu_hotspots_table.py</w:t>
+      </w:r>
+      <w:r>
+        <w:t xml:space="preserve">, and a new</w:t>
+      </w:r>
+      <w:r>
+        <w:t xml:space="preserve"> </w:t>
+      </w:r>
+      <w:r>
+        <w:rPr>
+          <w:rStyle w:val="VerbatimChar"/>
+        </w:rPr>
+        <w:t xml:space="preserve">stage5_load_imbalance_table.py</w:t>
+      </w:r>
+      <w:r>
+        <w:t xml:space="preserve"> </w:t>
+      </w:r>
+      <w:r>
+        <w:t xml:space="preserve">(load-imbalance turned</w:t>
+      </w:r>
+      <w:r>
+        <w:t xml:space="preserve"> </w:t>
+      </w:r>
+      <w:r>
+        <w:t xml:space="preserve">out to be one shared table concept used identically by both CPU and GPU tools, not a per-domain</w:t>
+      </w:r>
+      <w:r>
+        <w:t xml:space="preserve"> </w:t>
+      </w:r>
+      <w:r>
+        <w:t xml:space="preserve">variant bundled into each domain’s own file, as the original roadmap sketch had it) each hold</w:t>
+      </w:r>
+      <w:r>
+        <w:t xml:space="preserve"> </w:t>
+      </w:r>
+      <w:r>
+        <w:t xml:space="preserve">just a column-spec list – easier to open exactly the table being touched without wading through</w:t>
+      </w:r>
+      <w:r>
+        <w:t xml:space="preserve"> </w:t>
+      </w:r>
+      <w:r>
+        <w:t xml:space="preserve">the others.</w:t>
+      </w:r>
+    </w:p>
+    <w:p>
+      <w:pPr>
+        <w:numPr>
+          <w:ilvl w:val="0"/>
+          <w:numId w:val="1011"/>
+        </w:numPr>
+        <w:pStyle w:val="Compact"/>
+      </w:pPr>
+      <w:r>
+        <w:rPr>
+          <w:rStyle w:val="VerbatimChar"/>
+          <w:bCs/>
+          <w:b/>
+        </w:rPr>
+        <w:t xml:space="preserve">tree_render.py</w:t>
+      </w:r>
+      <w:r>
+        <w:rPr>
+          <w:bCs/>
+          <w:b/>
+        </w:rPr>
+        <w:t xml:space="preserve"> </w:t>
+      </w:r>
+      <w:r>
+        <w:rPr>
+          <w:bCs/>
+          <w:b/>
+        </w:rPr>
+        <w:t xml:space="preserve">promoted to stage 5 and extended, not left as a stage-6 exception.</w:t>
+      </w:r>
+      <w:r>
+        <w:t xml:space="preserve"> </w:t>
+      </w:r>
+      <w:r>
+        <w:t xml:space="preserve">Renamed</w:t>
+      </w:r>
+      <w:r>
+        <w:t xml:space="preserve"> </w:t>
+      </w:r>
+      <w:r>
+        <w:rPr>
+          <w:rStyle w:val="VerbatimChar"/>
+        </w:rPr>
+        <w:t xml:space="preserve">stage5_tree_render.py</w:t>
+      </w:r>
+      <w:r>
+        <w:t xml:space="preserve">: rendering a tree into report text is the same stage-5 job as rendering a</w:t>
+      </w:r>
+      <w:r>
+        <w:t xml:space="preserve"> </w:t>
+      </w:r>
+      <w:r>
+        <w:t xml:space="preserve">table into report text, and it was already the same generic-backend/column-spec shape this plan</w:t>
+      </w:r>
+      <w:r>
+        <w:t xml:space="preserve"> </w:t>
+      </w:r>
+      <w:r>
+        <w:t xml:space="preserve">applies elsewhere (</w:t>
+      </w:r>
+      <w:r>
+        <w:rPr>
+          <w:rStyle w:val="VerbatimChar"/>
+        </w:rPr>
+        <w:t xml:space="preserve">format_aligned_rows(rows, headers)</w:t>
+      </w:r>
+      <w:r>
+        <w:t xml:space="preserve"> </w:t>
+      </w:r>
+      <w:r>
+        <w:t xml:space="preserve">/</w:t>
+      </w:r>
+      <w:r>
+        <w:t xml:space="preserve"> </w:t>
+      </w:r>
+      <w:r>
+        <w:rPr>
+          <w:rStyle w:val="VerbatimChar"/>
+        </w:rPr>
+        <w:t xml:space="preserve">REPORT_HEADERS</w:t>
+      </w:r>
+      <w:r>
+        <w:t xml:space="preserve">). Reading</w:t>
+      </w:r>
+      <w:r>
+        <w:t xml:space="preserve"> </w:t>
+      </w:r>
+      <w:r>
+        <w:rPr>
+          <w:rStyle w:val="VerbatimChar"/>
+        </w:rPr>
+        <w:t xml:space="preserve">extract_calltree.py</w:t>
+      </w:r>
+      <w:r>
+        <w:t xml:space="preserve"> </w:t>
+      </w:r>
+      <w:r>
+        <w:t xml:space="preserve">and</w:t>
+      </w:r>
+      <w:r>
+        <w:t xml:space="preserve"> </w:t>
+      </w:r>
+      <w:r>
+        <w:rPr>
+          <w:rStyle w:val="VerbatimChar"/>
+        </w:rPr>
+        <w:t xml:space="preserve">extract_calltree_traced.py</w:t>
+      </w:r>
+      <w:r>
+        <w:t xml:space="preserve"> </w:t>
+      </w:r>
+      <w:r>
+        <w:t xml:space="preserve">in full for this move surfaced a second,</w:t>
+      </w:r>
+      <w:r>
+        <w:t xml:space="preserve"> </w:t>
+      </w:r>
+      <w:r>
+        <w:t xml:space="preserve">unplanned consolidation: their</w:t>
+      </w:r>
+      <w:r>
+        <w:t xml:space="preserve"> </w:t>
+      </w:r>
+      <w:r>
+        <w:rPr>
+          <w:rStyle w:val="VerbatimChar"/>
+        </w:rPr>
+        <w:t xml:space="preserve">load_rank_trees()</w:t>
+      </w:r>
+      <w:r>
+        <w:t xml:space="preserve">, GPU-kernel-pairing/attachment</w:t>
+      </w:r>
+      <w:r>
+        <w:t xml:space="preserve"> </w:t>
+      </w:r>
+      <w:r>
+        <w:t xml:space="preserve">(</w:t>
+      </w:r>
+      <w:r>
+        <w:rPr>
+          <w:rStyle w:val="VerbatimChar"/>
+        </w:rPr>
+        <w:t xml:space="preserve">_kernel_totals_with_counts()</w:t>
+      </w:r>
+      <w:r>
+        <w:t xml:space="preserve">, the</w:t>
+      </w:r>
+      <w:r>
+        <w:t xml:space="preserve"> </w:t>
+      </w:r>
+      <w:r>
+        <w:rPr>
+          <w:rStyle w:val="VerbatimChar"/>
+        </w:rPr>
+        <w:t xml:space="preserve">aggregate_per_rank()</w:t>
+      </w:r>
+      <w:r>
+        <w:t xml:space="preserve">-and-warn block, the</w:t>
+      </w:r>
+      <w:r>
+        <w:t xml:space="preserve"> </w:t>
+      </w:r>
+      <w:r>
+        <w:t xml:space="preserve">“</w:t>
+      </w:r>
+      <w:r>
+        <w:t xml:space="preserve">unattached</w:t>
+      </w:r>
+      <w:r>
+        <w:t xml:space="preserve"> </w:t>
+      </w:r>
+      <w:r>
+        <w:t xml:space="preserve">kernels</w:t>
+      </w:r>
+      <w:r>
+        <w:t xml:space="preserve">”</w:t>
+      </w:r>
+      <w:r>
+        <w:t xml:space="preserve"> </w:t>
+      </w:r>
+      <w:r>
+        <w:t xml:space="preserve">fallback table), and main-tree-rendering call were identical or near-identical between</w:t>
+      </w:r>
+      <w:r>
+        <w:t xml:space="preserve"> </w:t>
+      </w:r>
+      <w:r>
+        <w:t xml:space="preserve">the two tools. All five became shared functions in</w:t>
+      </w:r>
+      <w:r>
+        <w:t xml:space="preserve"> </w:t>
+      </w:r>
+      <w:r>
+        <w:rPr>
+          <w:rStyle w:val="VerbatimChar"/>
+        </w:rPr>
+        <w:t xml:space="preserve">stage5_tree_render.py</w:t>
+      </w:r>
+      <w:r>
+        <w:t xml:space="preserve"> </w:t>
+      </w:r>
+      <w:r>
+        <w:t xml:space="preserve">(</w:t>
+      </w:r>
+      <w:r>
+        <w:rPr>
+          <w:rStyle w:val="VerbatimChar"/>
+        </w:rPr>
+        <w:t xml:space="preserve">load_rank_trees()</w:t>
+      </w:r>
+      <w:r>
+        <w:t xml:space="preserve">, now generalized via</w:t>
+      </w:r>
+      <w:r>
+        <w:t xml:space="preserve"> </w:t>
+      </w:r>
+      <w:r>
+        <w:rPr>
+          <w:rStyle w:val="VerbatimChar"/>
+        </w:rPr>
+        <w:t xml:space="preserve">primary_pattern</w:t>
+      </w:r>
+      <w:r>
+        <w:t xml:space="preserve">/</w:t>
+      </w:r>
+      <w:r>
+        <w:rPr>
+          <w:rStyle w:val="VerbatimChar"/>
+        </w:rPr>
+        <w:t xml:space="preserve">fallback_pattern</w:t>
+      </w:r>
+      <w:r>
+        <w:t xml:space="preserve">/</w:t>
+      </w:r>
+      <w:r>
+        <w:rPr>
+          <w:rStyle w:val="VerbatimChar"/>
+        </w:rPr>
+        <w:t xml:space="preserve">postprocess</w:t>
+      </w:r>
+      <w:r>
+        <w:t xml:space="preserve"> </w:t>
+      </w:r>
+      <w:r>
+        <w:t xml:space="preserve">parameters instead of a hardcoded sampling-vs-traced branch;</w:t>
+      </w:r>
+      <w:r>
+        <w:t xml:space="preserve"> </w:t>
+      </w:r>
+      <w:r>
+        <w:rPr>
+          <w:rStyle w:val="VerbatimChar"/>
+        </w:rPr>
+        <w:t xml:space="preserve">kernel_totals_with_counts()</w:t>
+      </w:r>
+      <w:r>
+        <w:t xml:space="preserve">;</w:t>
+      </w:r>
+      <w:r>
+        <w:t xml:space="preserve"> </w:t>
+      </w:r>
+      <w:r>
+        <w:rPr>
+          <w:rStyle w:val="VerbatimChar"/>
+        </w:rPr>
+        <w:t xml:space="preserve">pair_gpu_per_rank()</w:t>
+      </w:r>
+      <w:r>
+        <w:t xml:space="preserve">;</w:t>
+      </w:r>
+      <w:r>
+        <w:t xml:space="preserve"> </w:t>
+      </w:r>
+      <w:r>
+        <w:rPr>
+          <w:rStyle w:val="VerbatimChar"/>
+        </w:rPr>
+        <w:t xml:space="preserve">attach_and_render_gpu_kernels()</w:t>
+      </w:r>
+      <w:r>
+        <w:t xml:space="preserve">;</w:t>
+      </w:r>
+      <w:r>
+        <w:t xml:space="preserve"> </w:t>
+      </w:r>
+      <w:r>
+        <w:rPr>
+          <w:rStyle w:val="VerbatimChar"/>
+        </w:rPr>
+        <w:t xml:space="preserve">render_calltree_text()</w:t>
+      </w:r>
+      <w:r>
+        <w:t xml:space="preserve">), with each</w:t>
+      </w:r>
+      <w:r>
+        <w:t xml:space="preserve"> </w:t>
+      </w:r>
+      <w:r>
+        <w:t xml:space="preserve">tool keeping only its own prune/collapse predicates and (for the sampling tool)</w:t>
+      </w:r>
+      <w:r>
+        <w:t xml:space="preserve"> </w:t>
+      </w:r>
+      <w:r>
+        <w:t xml:space="preserve">its wrapper-noise postprocess step in a new, thin companion module</w:t>
+      </w:r>
+      <w:r>
+        <w:t xml:space="preserve"> </w:t>
+      </w:r>
+      <w:r>
+        <w:t xml:space="preserve">(</w:t>
+      </w:r>
+      <w:r>
+        <w:rPr>
+          <w:rStyle w:val="VerbatimChar"/>
+        </w:rPr>
+        <w:t xml:space="preserve">stage5_calltree_view.py</w:t>
+      </w:r>
+      <w:r>
+        <w:t xml:space="preserve"> </w:t>
+      </w:r>
+      <w:r>
+        <w:t xml:space="preserve">/</w:t>
+      </w:r>
+      <w:r>
+        <w:t xml:space="preserve"> </w:t>
+      </w:r>
+      <w:r>
+        <w:rPr>
+          <w:rStyle w:val="VerbatimChar"/>
+        </w:rPr>
+        <w:t xml:space="preserve">stage5_calltree_traced_view.py</w:t>
+      </w:r>
+      <w:r>
+        <w:t xml:space="preserve">) – the calltree tools’ equivalent</w:t>
+      </w:r>
+      <w:r>
+        <w:t xml:space="preserve"> </w:t>
+      </w:r>
+      <w:r>
+        <w:t xml:space="preserve">of the hotspots tools’ stage-5 table modules.</w:t>
+      </w:r>
+      <w:r>
+        <w:t xml:space="preserve"> </w:t>
+      </w:r>
+      <w:r>
+        <w:rPr>
+          <w:rStyle w:val="VerbatimChar"/>
+        </w:rPr>
+        <w:t xml:space="preserve">rank_merge_math.py</w:t>
+      </w:r>
+      <w:r>
+        <w:t xml:space="preserve"> </w:t>
+      </w:r>
+      <w:r>
+        <w:t xml:space="preserve">was also renamed</w:t>
+      </w:r>
+      <w:r>
+        <w:t xml:space="preserve"> </w:t>
+      </w:r>
+      <w:r>
+        <w:rPr>
+          <w:rStyle w:val="VerbatimChar"/>
+        </w:rPr>
+        <w:t xml:space="preserve">stage4_rank_merge_math.py</w:t>
+      </w:r>
+      <w:r>
+        <w:t xml:space="preserve">, matching the</w:t>
+      </w:r>
+      <w:r>
+        <w:t xml:space="preserve"> </w:t>
+      </w:r>
+      <w:r>
+        <w:rPr>
+          <w:rStyle w:val="VerbatimChar"/>
+        </w:rPr>
+        <w:t xml:space="preserve">stage1_</w:t>
+      </w:r>
+      <w:r>
+        <w:t xml:space="preserve">/</w:t>
+      </w:r>
+      <w:r>
+        <w:rPr>
+          <w:rStyle w:val="VerbatimChar"/>
+        </w:rPr>
+        <w:t xml:space="preserve">stage2_</w:t>
+      </w:r>
+      <w:r>
+        <w:t xml:space="preserve">/</w:t>
+      </w:r>
+      <w:r>
+        <w:rPr>
+          <w:rStyle w:val="VerbatimChar"/>
+        </w:rPr>
+        <w:t xml:space="preserve">stage3_</w:t>
+      </w:r>
+      <w:r>
+        <w:t xml:space="preserve">/</w:t>
+      </w:r>
+      <w:r>
+        <w:rPr>
+          <w:rStyle w:val="VerbatimChar"/>
+        </w:rPr>
+        <w:t xml:space="preserve">stage4_</w:t>
+      </w:r>
+      <w:r>
+        <w:t xml:space="preserve"> </w:t>
+      </w:r>
+      <w:r>
+        <w:t xml:space="preserve">prefix every</w:t>
+      </w:r>
+      <w:r>
+        <w:t xml:space="preserve"> </w:t>
+      </w:r>
+      <w:r>
+        <w:t xml:space="preserve">other stage module already carries.</w:t>
+      </w:r>
+    </w:p>
+    <w:p>
+      <w:pPr>
+        <w:pStyle w:val="FirstParagraph"/>
+      </w:pPr>
+      <w:r>
+        <w:rPr>
+          <w:rStyle w:val="VerbatimChar"/>
+        </w:rPr>
+        <w:t xml:space="preserve">docs/plans/2.1-postprocess-consolidation-refactor.md</w:t>
+      </w:r>
+      <w:r>
+        <w:t xml:space="preserve"> </w:t>
+      </w:r>
+      <w:r>
+        <w:t xml:space="preserve">§8 gains a divergence note pointing to</w:t>
+      </w:r>
+      <w:r>
+        <w:t xml:space="preserve"> </w:t>
+      </w:r>
+      <w:hyperlink r:id="rId69">
+        <w:r>
+          <w:rPr>
+            <w:rStyle w:val="Hyperlink"/>
+          </w:rPr>
+          <w:t xml:space="preserve">docs/plans/2.7-stage4-flat-and-stage5-tables.md</w:t>
+        </w:r>
+      </w:hyperlink>
+      <w:r>
+        <w:t xml:space="preserve"> </w:t>
+      </w:r>
+      <w:r>
+        <w:t xml:space="preserve">for</w:t>
+      </w:r>
+      <w:r>
+        <w:t xml:space="preserve"> </w:t>
+      </w:r>
+      <w:r>
+        <w:t xml:space="preserve">this as-built layout, alongside the plan-2.4 and plan-2.6 notes already there.</w:t>
+      </w:r>
+    </w:p>
+    <w:p>
+      <w:pPr>
+        <w:pStyle w:val="BodyText"/>
+      </w:pPr>
+      <w:r>
+        <w:t xml:space="preserve">Test rework followed the same</w:t>
+      </w:r>
+      <w:r>
+        <w:t xml:space="preserve"> </w:t>
+      </w:r>
+      <w:r>
+        <w:t xml:space="preserve">“</w:t>
+      </w:r>
+      <w:r>
+        <w:t xml:space="preserve">run the existing suite against the new layout first</w:t>
+      </w:r>
+      <w:r>
+        <w:t xml:space="preserve">”</w:t>
+      </w:r>
+      <w:r>
+        <w:t xml:space="preserve"> </w:t>
+      </w:r>
+      <w:r>
+        <w:t xml:space="preserve">discipline</w:t>
+      </w:r>
+      <w:r>
+        <w:t xml:space="preserve"> </w:t>
+      </w:r>
+      <w:r>
+        <w:t xml:space="preserve">plan 2.6 established: of 320 tests, 42 broke on the first pass (every one an import of a moved</w:t>
+      </w:r>
+      <w:r>
+        <w:t xml:space="preserve"> </w:t>
+      </w:r>
+      <w:r>
+        <w:t xml:space="preserve">function –</w:t>
+      </w:r>
+      <w:r>
+        <w:t xml:space="preserve"> </w:t>
+      </w:r>
+      <w:r>
+        <w:rPr>
+          <w:rStyle w:val="VerbatimChar"/>
+        </w:rPr>
+        <w:t xml:space="preserve">select_entries</w:t>
+      </w:r>
+      <w:r>
+        <w:t xml:space="preserve">/</w:t>
+      </w:r>
+      <w:r>
+        <w:rPr>
+          <w:rStyle w:val="VerbatimChar"/>
+        </w:rPr>
+        <w:t xml:space="preserve">format_table</w:t>
+      </w:r>
+      <w:r>
+        <w:t xml:space="preserve">/</w:t>
+      </w:r>
+      <w:r>
+        <w:rPr>
+          <w:rStyle w:val="VerbatimChar"/>
+        </w:rPr>
+        <w:t xml:space="preserve">compute_load_imbalance</w:t>
+      </w:r>
+      <w:r>
+        <w:t xml:space="preserve">/</w:t>
+      </w:r>
+      <w:r>
+        <w:rPr>
+          <w:rStyle w:val="VerbatimChar"/>
+        </w:rPr>
+        <w:t xml:space="preserve">format_table_load_imbalance</w:t>
+      </w:r>
+      <w:r>
+        <w:t xml:space="preserve"> </w:t>
+      </w:r>
+      <w:r>
+        <w:t xml:space="preserve">off</w:t>
+      </w:r>
+      <w:r>
+        <w:t xml:space="preserve"> </w:t>
+      </w:r>
+      <w:r>
+        <w:rPr>
+          <w:rStyle w:val="VerbatimChar"/>
+        </w:rPr>
+        <w:t xml:space="preserve">extract_CPU_hotspots</w:t>
+      </w:r>
+      <w:r>
+        <w:t xml:space="preserve">/</w:t>
+      </w:r>
+      <w:r>
+        <w:rPr>
+          <w:rStyle w:val="VerbatimChar"/>
+        </w:rPr>
+        <w:t xml:space="preserve">extract_GPU_hotspots</w:t>
+      </w:r>
+      <w:r>
+        <w:t xml:space="preserve">,</w:t>
+      </w:r>
+      <w:r>
+        <w:t xml:space="preserve"> </w:t>
+      </w:r>
+      <w:r>
+        <w:rPr>
+          <w:rStyle w:val="VerbatimChar"/>
+        </w:rPr>
+        <w:t xml:space="preserve">compute_scaling_metrics</w:t>
+      </w:r>
+      <w:r>
+        <w:t xml:space="preserve">/</w:t>
+      </w:r>
+      <w:r>
+        <w:rPr>
+          <w:rStyle w:val="VerbatimChar"/>
+        </w:rPr>
+        <w:t xml:space="preserve">compute_gpu_efficiency</w:t>
+      </w:r>
+      <w:r>
+        <w:t xml:space="preserve"> </w:t>
+      </w:r>
+      <w:r>
+        <w:t xml:space="preserve">off</w:t>
+      </w:r>
+      <w:r>
+        <w:t xml:space="preserve"> </w:t>
+      </w:r>
+      <w:r>
+        <w:rPr>
+          <w:rStyle w:val="VerbatimChar"/>
+        </w:rPr>
+        <w:t xml:space="preserve">extract_pop_metrics</w:t>
+      </w:r>
+      <w:r>
+        <w:t xml:space="preserve">,</w:t>
+      </w:r>
+      <w:r>
+        <w:t xml:space="preserve"> </w:t>
+      </w:r>
+      <w:r>
+        <w:rPr>
+          <w:rStyle w:val="VerbatimChar"/>
+        </w:rPr>
+        <w:t xml:space="preserve">build_combined_view</w:t>
+      </w:r>
+      <w:r>
+        <w:t xml:space="preserve">/</w:t>
+      </w:r>
+      <w:r>
+        <w:rPr>
+          <w:rStyle w:val="VerbatimChar"/>
+        </w:rPr>
+        <w:t xml:space="preserve">SYNC_WAIT_LABELS</w:t>
+      </w:r>
+      <w:r>
+        <w:t xml:space="preserve"> </w:t>
+      </w:r>
+      <w:r>
+        <w:t xml:space="preserve">off</w:t>
+      </w:r>
+      <w:r>
+        <w:t xml:space="preserve"> </w:t>
+      </w:r>
+      <w:r>
+        <w:rPr>
+          <w:rStyle w:val="VerbatimChar"/>
+        </w:rPr>
+        <w:t xml:space="preserve">extract_hotspots</w:t>
+      </w:r>
+      <w:r>
+        <w:t xml:space="preserve">, and</w:t>
+      </w:r>
+      <w:r>
+        <w:t xml:space="preserve"> </w:t>
+      </w:r>
+      <w:r>
+        <w:rPr>
+          <w:rStyle w:val="VerbatimChar"/>
+        </w:rPr>
+        <w:t xml:space="preserve">load_rank_trees</w:t>
+      </w:r>
+      <w:r>
+        <w:t xml:space="preserve"> </w:t>
+      </w:r>
+      <w:r>
+        <w:t xml:space="preserve">off both calltree tools), none from an actual behavior change. Test files split</w:t>
+      </w:r>
+      <w:r>
+        <w:t xml:space="preserve"> </w:t>
+      </w:r>
+      <w:r>
+        <w:t xml:space="preserve">along the same lines as the source: new</w:t>
+      </w:r>
+      <w:r>
+        <w:t xml:space="preserve"> </w:t>
+      </w:r>
+      <w:r>
+        <w:rPr>
+          <w:rStyle w:val="VerbatimChar"/>
+        </w:rPr>
+        <w:t xml:space="preserve">test_stage4_rocprofsys_flat.py</w:t>
+      </w:r>
+      <w:r>
+        <w:t xml:space="preserve">,</w:t>
+      </w:r>
+      <w:r>
+        <w:t xml:space="preserve"> </w:t>
+      </w:r>
+      <w:r>
+        <w:rPr>
+          <w:rStyle w:val="VerbatimChar"/>
+        </w:rPr>
+        <w:t xml:space="preserve">test_stage4_rocprofv3.py</w:t>
+      </w:r>
+      <w:r>
+        <w:t xml:space="preserve">,</w:t>
+      </w:r>
+      <w:r>
+        <w:t xml:space="preserve"> </w:t>
+      </w:r>
+      <w:r>
+        <w:rPr>
+          <w:rStyle w:val="VerbatimChar"/>
+        </w:rPr>
+        <w:t xml:space="preserve">test_stage5_table_render.py</w:t>
+      </w:r>
+      <w:r>
+        <w:t xml:space="preserve">,</w:t>
+      </w:r>
+      <w:r>
+        <w:t xml:space="preserve"> </w:t>
+      </w:r>
+      <w:r>
+        <w:rPr>
+          <w:rStyle w:val="VerbatimChar"/>
+        </w:rPr>
+        <w:t xml:space="preserve">test_stage5_cpu_hotspots_table.py</w:t>
+      </w:r>
+      <w:r>
+        <w:t xml:space="preserve">,</w:t>
+      </w:r>
+      <w:r>
+        <w:t xml:space="preserve"> </w:t>
+      </w:r>
+      <w:r>
+        <w:rPr>
+          <w:rStyle w:val="VerbatimChar"/>
+        </w:rPr>
+        <w:t xml:space="preserve">test_stage5_gpu_hotspots_table.py</w:t>
+      </w:r>
+      <w:r>
+        <w:t xml:space="preserve">,</w:t>
+      </w:r>
+      <w:r>
+        <w:t xml:space="preserve"> </w:t>
+      </w:r>
+      <w:r>
+        <w:rPr>
+          <w:rStyle w:val="VerbatimChar"/>
+        </w:rPr>
+        <w:t xml:space="preserve">test_stage5_load_imbalance_table.py</w:t>
+      </w:r>
+      <w:r>
+        <w:t xml:space="preserve">,</w:t>
+      </w:r>
+      <w:r>
+        <w:t xml:space="preserve"> </w:t>
+      </w:r>
+      <w:r>
+        <w:rPr>
+          <w:rStyle w:val="VerbatimChar"/>
+        </w:rPr>
+        <w:t xml:space="preserve">test_stage5_fused_hotspots_table.py</w:t>
+      </w:r>
+      <w:r>
+        <w:t xml:space="preserve">,</w:t>
+      </w:r>
+      <w:r>
+        <w:t xml:space="preserve"> </w:t>
+      </w:r>
+      <w:r>
+        <w:rPr>
+          <w:rStyle w:val="VerbatimChar"/>
+        </w:rPr>
+        <w:t xml:space="preserve">test_stage5_pop_metrics_table.py</w:t>
+      </w:r>
+      <w:r>
+        <w:t xml:space="preserve">,</w:t>
+      </w:r>
+      <w:r>
+        <w:t xml:space="preserve"> </w:t>
+      </w:r>
+      <w:r>
+        <w:rPr>
+          <w:rStyle w:val="VerbatimChar"/>
+        </w:rPr>
+        <w:t xml:space="preserve">test_stage5_calltree_view.py</w:t>
+      </w:r>
+      <w:r>
+        <w:t xml:space="preserve">,</w:t>
+      </w:r>
+      <w:r>
+        <w:t xml:space="preserve"> </w:t>
+      </w:r>
+      <w:r>
+        <w:rPr>
+          <w:rStyle w:val="VerbatimChar"/>
+        </w:rPr>
+        <w:t xml:space="preserve">test_stage5_calltree_traced_view.py</w:t>
+      </w:r>
+      <w:r>
+        <w:t xml:space="preserve">;</w:t>
+      </w:r>
+      <w:r>
+        <w:t xml:space="preserve"> </w:t>
+      </w:r>
+      <w:r>
+        <w:rPr>
+          <w:rStyle w:val="VerbatimChar"/>
+        </w:rPr>
+        <w:t xml:space="preserve">test_rank_merge_math.py</w:t>
+      </w:r>
+      <w:r>
+        <w:t xml:space="preserve">/</w:t>
+      </w:r>
+      <w:r>
+        <w:rPr>
+          <w:rStyle w:val="VerbatimChar"/>
+        </w:rPr>
+        <w:t xml:space="preserve">test_tree_render.py</w:t>
+      </w:r>
+      <w:r>
+        <w:t xml:space="preserve"> </w:t>
+      </w:r>
+      <w:r>
+        <w:t xml:space="preserve">renamed to match their modules;</w:t>
+      </w:r>
+      <w:r>
+        <w:t xml:space="preserve"> </w:t>
+      </w:r>
+      <w:r>
+        <w:rPr>
+          <w:rStyle w:val="VerbatimChar"/>
+        </w:rPr>
+        <w:t xml:space="preserve">test_stage5_tree_render.py</w:t>
+      </w:r>
+      <w:r>
+        <w:t xml:space="preserve"> </w:t>
+      </w:r>
+      <w:r>
+        <w:t xml:space="preserve">also gained direct coverage for the five newly-shared functions, previously only exercised</w:t>
+      </w:r>
+      <w:r>
+        <w:t xml:space="preserve"> </w:t>
+      </w:r>
+      <w:r>
+        <w:t xml:space="preserve">indirectly through each calltree tool’s own tests. Final suite: 343 tests, all passing.</w:t>
+      </w:r>
+    </w:p>
+    <w:p>
+      <w:pPr>
+        <w:pStyle w:val="BodyText"/>
+      </w:pPr>
+      <w:r>
+        <w:t xml:space="preserve">Real-data verification across all 6</w:t>
+      </w:r>
+      <w:r>
+        <w:t xml:space="preserve"> </w:t>
+      </w:r>
+      <w:r>
+        <w:rPr>
+          <w:rStyle w:val="VerbatimChar"/>
+        </w:rPr>
+        <w:t xml:space="preserve">test_apps/results/</w:t>
+      </w:r>
+      <w:r>
+        <w:t xml:space="preserve"> </w:t>
+      </w:r>
+      <w:r>
+        <w:t xml:space="preserve">directories:</w:t>
+      </w:r>
+      <w:r>
+        <w:t xml:space="preserve"> </w:t>
+      </w:r>
+      <w:r>
+        <w:rPr>
+          <w:rStyle w:val="VerbatimChar"/>
+        </w:rPr>
+        <w:t xml:space="preserve">calltree.txt</w:t>
+      </w:r>
+      <w:r>
+        <w:t xml:space="preserve">,</w:t>
+      </w:r>
+      <w:r>
+        <w:t xml:space="preserve"> </w:t>
+      </w:r>
+      <w:r>
+        <w:rPr>
+          <w:rStyle w:val="VerbatimChar"/>
+        </w:rPr>
+        <w:t xml:space="preserve">calltree_traced.txt</w:t>
+      </w:r>
+      <w:r>
+        <w:t xml:space="preserve">, and</w:t>
+      </w:r>
+      <w:r>
+        <w:t xml:space="preserve"> </w:t>
+      </w:r>
+      <w:r>
+        <w:rPr>
+          <w:rStyle w:val="VerbatimChar"/>
+        </w:rPr>
+        <w:t xml:space="preserve">pop_metrics.txt</w:t>
+      </w:r>
+      <w:r>
+        <w:t xml:space="preserve"> </w:t>
+      </w:r>
+      <w:r>
+        <w:t xml:space="preserve">came back byte-identical in all 6 dirs (none of their</w:t>
+      </w:r>
+      <w:r>
+        <w:t xml:space="preserve"> </w:t>
+      </w:r>
+      <w:r>
+        <w:t xml:space="preserve">code paths hit the tie-order fix).</w:t>
+      </w:r>
+      <w:r>
+        <w:t xml:space="preserve"> </w:t>
+      </w:r>
+      <w:r>
+        <w:rPr>
+          <w:rStyle w:val="VerbatimChar"/>
+        </w:rPr>
+        <w:t xml:space="preserve">hotspots.txt</w:t>
+      </w:r>
+      <w:r>
+        <w:t xml:space="preserve"> </w:t>
+      </w:r>
+      <w:r>
+        <w:t xml:space="preserve">differed in all 6 dirs, entirely and only where</w:t>
+      </w:r>
+      <w:r>
+        <w:t xml:space="preserve"> </w:t>
+      </w:r>
+      <w:r>
+        <w:rPr>
+          <w:rStyle w:val="VerbatimChar"/>
+        </w:rPr>
+        <w:t xml:space="preserve">select_entries()</w:t>
+      </w:r>
+      <w:r>
+        <w:t xml:space="preserve">’s new deterministic tie-break reorders entries that were already tied on their</w:t>
+      </w:r>
+      <w:r>
+        <w:t xml:space="preserve"> </w:t>
+      </w:r>
+      <w:r>
+        <w:t xml:space="preserve">ranking field (mostly the GPU-API bucket’s many zero-self-time entries) – confirmed at the Python</w:t>
+      </w:r>
+      <w:r>
+        <w:t xml:space="preserve"> </w:t>
+      </w:r>
+      <w:r>
+        <w:t xml:space="preserve">level for every reordered group, not just eyeballed: every swapped pair/group shares an identical</w:t>
+      </w:r>
+      <w:r>
+        <w:t xml:space="preserve"> </w:t>
+      </w:r>
+      <w:r>
+        <w:rPr>
+          <w:rStyle w:val="VerbatimChar"/>
+        </w:rPr>
+        <w:t xml:space="preserve">self_sum</w:t>
+      </w:r>
+      <w:r>
+        <w:t xml:space="preserve"> </w:t>
+      </w:r>
+      <w:r>
+        <w:t xml:space="preserve">(to full float precision) and the new order is alphabetical by label, exactly</w:t>
+      </w:r>
+      <w:r>
+        <w:t xml:space="preserve"> </w:t>
+      </w:r>
+      <w:r>
+        <w:rPr>
+          <w:rStyle w:val="VerbatimChar"/>
+        </w:rPr>
+        <w:t xml:space="preserve">select_entries()</w:t>
+      </w:r>
+      <w:r>
+        <w:t xml:space="preserve">’s designed tie-break. No other differences of any kind in any of the 24</w:t>
+      </w:r>
+      <w:r>
+        <w:t xml:space="preserve"> </w:t>
+      </w:r>
+      <w:r>
+        <w:t xml:space="preserve">regenerated files.</w:t>
+      </w:r>
+    </w:p>
+    <w:bookmarkEnd w:id="70"/>
+    <w:bookmarkEnd w:id="71"/>
     <w:sectPr/>
   </w:body>
 </w:document>
@@ -34198,6 +35806,36 @@
     </w:lvlOverride>
   </w:num>
   <w:num w:numId="1010">
+    <w:abstractNumId w:val="99411"/>
+    <w:lvlOverride w:ilvl="0">
+      <w:startOverride w:val="1"/>
+    </w:lvlOverride>
+    <w:lvlOverride w:ilvl="1">
+      <w:startOverride w:val="1"/>
+    </w:lvlOverride>
+    <w:lvlOverride w:ilvl="2">
+      <w:startOverride w:val="1"/>
+    </w:lvlOverride>
+    <w:lvlOverride w:ilvl="3">
+      <w:startOverride w:val="1"/>
+    </w:lvlOverride>
+    <w:lvlOverride w:ilvl="4">
+      <w:startOverride w:val="1"/>
+    </w:lvlOverride>
+    <w:lvlOverride w:ilvl="5">
+      <w:startOverride w:val="1"/>
+    </w:lvlOverride>
+    <w:lvlOverride w:ilvl="6">
+      <w:startOverride w:val="1"/>
+    </w:lvlOverride>
+    <w:lvlOverride w:ilvl="7">
+      <w:startOverride w:val="1"/>
+    </w:lvlOverride>
+    <w:lvlOverride w:ilvl="8">
+      <w:startOverride w:val="1"/>
+    </w:lvlOverride>
+  </w:num>
+  <w:num w:numId="1011">
     <w:abstractNumId w:val="99411"/>
     <w:lvlOverride w:ilvl="0">
       <w:startOverride w:val="1"/>

--- a/docs/DEVELOPMENT_HISTORY.docx
+++ b/docs/DEVELOPMENT_HISTORY.docx
@@ -10,7 +10,7 @@
         <w:t xml:space="preserve">Development History</w:t>
       </w:r>
     </w:p>
-    <w:bookmarkStart w:id="71" w:name="development-history"/>
+    <w:bookmarkStart w:id="72" w:name="development-history"/>
     <w:p>
       <w:pPr>
         <w:pStyle w:val="Heading1"/>
@@ -2276,6 +2276,125 @@
           </w:p>
         </w:tc>
       </w:tr>
+      <w:tr>
+        <w:tc>
+          <w:tcPr/>
+          <w:p>
+            <w:pPr>
+              <w:pStyle w:val="Compact"/>
+              <w:jc w:val="left"/>
+            </w:pPr>
+            <w:r>
+              <w:t xml:space="preserve">2026-08-14</w:t>
+            </w:r>
+          </w:p>
+        </w:tc>
+        <w:tc>
+          <w:tcPr/>
+          <w:p>
+            <w:pPr>
+              <w:pStyle w:val="Compact"/>
+              <w:jc w:val="left"/>
+            </w:pPr>
+            <w:r>
+              <w:t xml:space="preserve">Plan 2.8: built</w:t>
+            </w:r>
+            <w:r>
+              <w:t xml:space="preserve"> </w:t>
+            </w:r>
+            <w:r>
+              <w:rPr>
+                <w:rStyle w:val="VerbatimChar"/>
+              </w:rPr>
+              <w:t xml:space="preserve">stage6_report_builder.py</w:t>
+            </w:r>
+            <w:r>
+              <w:t xml:space="preserve"> </w:t>
+            </w:r>
+            <w:r>
+              <w:t xml:space="preserve">(a genuinely generic</w:t>
+            </w:r>
+            <w:r>
+              <w:t xml:space="preserve"> </w:t>
+            </w:r>
+            <w:r>
+              <w:rPr>
+                <w:rStyle w:val="VerbatimChar"/>
+              </w:rPr>
+              <w:t xml:space="preserve">render_report(header, sections, footer)</w:t>
+            </w:r>
+            <w:r>
+              <w:t xml:space="preserve"> </w:t>
+            </w:r>
+            <w:r>
+              <w:t xml:space="preserve">backend, not a thin</w:t>
+            </w:r>
+            <w:r>
+              <w:t xml:space="preserve"> </w:t>
+            </w:r>
+            <w:r>
+              <w:rPr>
+                <w:rStyle w:val="VerbatimChar"/>
+              </w:rPr>
+              <w:t xml:space="preserve">write_report_file()</w:t>
+            </w:r>
+            <w:r>
+              <w:t xml:space="preserve">/</w:t>
+            </w:r>
+            <w:r>
+              <w:rPr>
+                <w:rStyle w:val="VerbatimChar"/>
+              </w:rPr>
+              <w:t xml:space="preserve">section()</w:t>
+            </w:r>
+            <w:r>
+              <w:t xml:space="preserve"> </w:t>
+            </w:r>
+            <w:r>
+              <w:t xml:space="preserve">pair) and</w:t>
+            </w:r>
+            <w:r>
+              <w:t xml:space="preserve"> </w:t>
+            </w:r>
+            <w:r>
+              <w:rPr>
+                <w:rStyle w:val="VerbatimChar"/>
+              </w:rPr>
+              <w:t xml:space="preserve">stage6_run_metadata.py</w:t>
+            </w:r>
+            <w:r>
+              <w:t xml:space="preserve">, and rewrote all 6 report tools’</w:t>
+            </w:r>
+            <w:r>
+              <w:t xml:space="preserve"> </w:t>
+            </w:r>
+            <w:r>
+              <w:rPr>
+                <w:rStyle w:val="VerbatimChar"/>
+              </w:rPr>
+              <w:t xml:space="preserve">write_report()</w:t>
+            </w:r>
+            <w:r>
+              <w:t xml:space="preserve"> </w:t>
+            </w:r>
+            <w:r>
+              <w:t xml:space="preserve">as compute/assemble/write composers over them – roadmap step 7; fixed</w:t>
+            </w:r>
+            <w:r>
+              <w:t xml:space="preserve"> </w:t>
+            </w:r>
+            <w:r>
+              <w:rPr>
+                <w:rStyle w:val="VerbatimChar"/>
+              </w:rPr>
+              <w:t xml:space="preserve">stage5_tree_render.py</w:t>
+            </w:r>
+            <w:r>
+              <w:t xml:space="preserve">’s two render functions self-appending a trailing blank line so both calltree tools could adopt the same generic backend in this same plan instead of being deferred – see full design/real-data accounting below</w:t>
+            </w:r>
+          </w:p>
+        </w:tc>
+      </w:tr>
     </w:tbl>
     <w:bookmarkStart w:id="20" w:name="project-scaffolding-and-rules"/>
     <w:p>
@@ -35233,7 +35352,1473 @@
       </w:r>
     </w:p>
     <w:bookmarkEnd w:id="70"/>
+    <w:bookmarkStart w:id="71" w:name="X5e7bc348556099cb9f9f41905d93192e64afe15"/>
+    <w:p>
+      <w:pPr>
+        <w:pStyle w:val="Heading2"/>
+      </w:pPr>
+      <w:r>
+        <w:t xml:space="preserve">2026-08-14 — Plan 2.8: stage-6 composition – report_builder + run_metadata (roadmap step 7)</w:t>
+      </w:r>
+    </w:p>
+    <w:p>
+      <w:pPr>
+        <w:pStyle w:val="FirstParagraph"/>
+      </w:pPr>
+      <w:r>
+        <w:t xml:space="preserve">Seventh implementation step: finished what plan 2.6 started on the report-writing tools</w:t>
+      </w:r>
+      <w:r>
+        <w:t xml:space="preserve"> </w:t>
+      </w:r>
+      <w:r>
+        <w:t xml:space="preserve">themselves. All 6 (</w:t>
+      </w:r>
+      <w:r>
+        <w:rPr>
+          <w:rStyle w:val="VerbatimChar"/>
+        </w:rPr>
+        <w:t xml:space="preserve">extract_CPU_hotspots.py</w:t>
+      </w:r>
+      <w:r>
+        <w:t xml:space="preserve">,</w:t>
+      </w:r>
+      <w:r>
+        <w:t xml:space="preserve"> </w:t>
+      </w:r>
+      <w:r>
+        <w:rPr>
+          <w:rStyle w:val="VerbatimChar"/>
+        </w:rPr>
+        <w:t xml:space="preserve">extract_GPU_hotspots.py</w:t>
+      </w:r>
+      <w:r>
+        <w:t xml:space="preserve">,</w:t>
+      </w:r>
+      <w:r>
+        <w:t xml:space="preserve"> </w:t>
+      </w:r>
+      <w:r>
+        <w:rPr>
+          <w:rStyle w:val="VerbatimChar"/>
+        </w:rPr>
+        <w:t xml:space="preserve">extract_hotspots.py</w:t>
+      </w:r>
+      <w:r>
+        <w:t xml:space="preserve">,</w:t>
+      </w:r>
+      <w:r>
+        <w:t xml:space="preserve"> </w:t>
+      </w:r>
+      <w:r>
+        <w:rPr>
+          <w:rStyle w:val="VerbatimChar"/>
+        </w:rPr>
+        <w:t xml:space="preserve">extract_pop_metrics.py</w:t>
+      </w:r>
+      <w:r>
+        <w:t xml:space="preserve">,</w:t>
+      </w:r>
+      <w:r>
+        <w:t xml:space="preserve"> </w:t>
+      </w:r>
+      <w:r>
+        <w:rPr>
+          <w:rStyle w:val="VerbatimChar"/>
+        </w:rPr>
+        <w:t xml:space="preserve">extract_calltree.py</w:t>
+      </w:r>
+      <w:r>
+        <w:t xml:space="preserve">,</w:t>
+      </w:r>
+      <w:r>
+        <w:t xml:space="preserve"> </w:t>
+      </w:r>
+      <w:r>
+        <w:rPr>
+          <w:rStyle w:val="VerbatimChar"/>
+        </w:rPr>
+        <w:t xml:space="preserve">extract_calltree_traced.py</w:t>
+      </w:r>
+      <w:r>
+        <w:t xml:space="preserve">) still had the same</w:t>
+      </w:r>
+      <w:r>
+        <w:t xml:space="preserve"> </w:t>
+      </w:r>
+      <w:r>
+        <w:rPr>
+          <w:rStyle w:val="VerbatimChar"/>
+        </w:rPr>
+        <w:t xml:space="preserve">parts = [] ... report = "".join(parts) ... write to dest_path ... return report</w:t>
+      </w:r>
+      <w:r>
+        <w:t xml:space="preserve"> </w:t>
+      </w:r>
+      <w:r>
+        <w:t xml:space="preserve">assembly</w:t>
+      </w:r>
+      <w:r>
+        <w:t xml:space="preserve"> </w:t>
+      </w:r>
+      <w:r>
+        <w:t xml:space="preserve">boilerplate inline, and the two hotspots tools each carried their own near-identical copy of the</w:t>
+      </w:r>
+      <w:r>
+        <w:t xml:space="preserve"> </w:t>
+      </w:r>
+      <w:r>
+        <w:t xml:space="preserve">run-metadata-guessing helpers. Both moved out into new</w:t>
+      </w:r>
+      <w:r>
+        <w:t xml:space="preserve"> </w:t>
+      </w:r>
+      <w:r>
+        <w:rPr>
+          <w:rStyle w:val="VerbatimChar"/>
+        </w:rPr>
+        <w:t xml:space="preserve">stage6_report_builder.py</w:t>
+      </w:r>
+      <w:r>
+        <w:t xml:space="preserve"> </w:t>
+      </w:r>
+      <w:r>
+        <w:t xml:space="preserve">and</w:t>
+      </w:r>
+      <w:r>
+        <w:t xml:space="preserve"> </w:t>
+      </w:r>
+      <w:r>
+        <w:rPr>
+          <w:rStyle w:val="VerbatimChar"/>
+        </w:rPr>
+        <w:t xml:space="preserve">stage6_run_metadata.py</w:t>
+      </w:r>
+      <w:r>
+        <w:t xml:space="preserve"> </w:t>
+      </w:r>
+      <w:r>
+        <w:t xml:space="preserve">modules.</w:t>
+      </w:r>
+    </w:p>
+    <w:p>
+      <w:pPr>
+        <w:pStyle w:val="BodyText"/>
+      </w:pPr>
+      <w:r>
+        <w:t xml:space="preserve">The design went through four rounds of user-directed revision from the original roadmap sketch:</w:t>
+      </w:r>
+    </w:p>
+    <w:p>
+      <w:pPr>
+        <w:numPr>
+          <w:ilvl w:val="0"/>
+          <w:numId w:val="1012"/>
+        </w:numPr>
+        <w:pStyle w:val="Compact"/>
+      </w:pPr>
+      <w:r>
+        <w:rPr>
+          <w:bCs/>
+          <w:b/>
+        </w:rPr>
+        <w:t xml:space="preserve">A genuine generic</w:t>
+      </w:r>
+      <w:r>
+        <w:rPr>
+          <w:bCs/>
+          <w:b/>
+        </w:rPr>
+        <w:t xml:space="preserve"> </w:t>
+      </w:r>
+      <w:r>
+        <w:rPr>
+          <w:rStyle w:val="VerbatimChar"/>
+          <w:bCs/>
+          <w:b/>
+        </w:rPr>
+        <w:t xml:space="preserve">render_report(header, sections, footer)</w:t>
+      </w:r>
+      <w:r>
+        <w:rPr>
+          <w:bCs/>
+          <w:b/>
+        </w:rPr>
+        <w:t xml:space="preserve"> </w:t>
+      </w:r>
+      <w:r>
+        <w:rPr>
+          <w:bCs/>
+          <w:b/>
+        </w:rPr>
+        <w:t xml:space="preserve">backend, not a thin</w:t>
+      </w:r>
+      <w:r>
+        <w:rPr>
+          <w:bCs/>
+          <w:b/>
+        </w:rPr>
+        <w:t xml:space="preserve"> </w:t>
+      </w:r>
+      <w:r>
+        <w:rPr>
+          <w:rStyle w:val="VerbatimChar"/>
+          <w:bCs/>
+          <w:b/>
+        </w:rPr>
+        <w:t xml:space="preserve">write_report_file()</w:t>
+      </w:r>
+      <w:r>
+        <w:rPr>
+          <w:bCs/>
+          <w:b/>
+        </w:rPr>
+        <w:t xml:space="preserve">/</w:t>
+      </w:r>
+      <w:r>
+        <w:rPr>
+          <w:rStyle w:val="VerbatimChar"/>
+          <w:bCs/>
+          <w:b/>
+        </w:rPr>
+        <w:t xml:space="preserve">section()</w:t>
+      </w:r>
+      <w:r>
+        <w:rPr>
+          <w:bCs/>
+          <w:b/>
+        </w:rPr>
+        <w:t xml:space="preserve"> </w:t>
+      </w:r>
+      <w:r>
+        <w:rPr>
+          <w:bCs/>
+          <w:b/>
+        </w:rPr>
+        <w:t xml:space="preserve">pair.</w:t>
+      </w:r>
+      <w:r>
+        <w:t xml:space="preserve"> </w:t>
+      </w:r>
+      <w:r>
+        <w:t xml:space="preserve">Every tool’s</w:t>
+      </w:r>
+      <w:r>
+        <w:t xml:space="preserve"> </w:t>
+      </w:r>
+      <w:r>
+        <w:rPr>
+          <w:rStyle w:val="VerbatimChar"/>
+        </w:rPr>
+        <w:t xml:space="preserve">write_report()</w:t>
+      </w:r>
+      <w:r>
+        <w:t xml:space="preserve"> </w:t>
+      </w:r>
+      <w:r>
+        <w:t xml:space="preserve">turned out to have the</w:t>
+      </w:r>
+      <w:r>
+        <w:t xml:space="preserve"> </w:t>
+      </w:r>
+      <w:r>
+        <w:t xml:space="preserve">same real structure underneath its own wording – compute data, then assemble a header + a</w:t>
+      </w:r>
+      <w:r>
+        <w:t xml:space="preserve"> </w:t>
+      </w:r>
+      <w:r>
+        <w:t xml:space="preserve">repeated sequence of title+body sections + a footer, then write it out.</w:t>
+      </w:r>
+      <w:r>
+        <w:t xml:space="preserve"> </w:t>
+      </w:r>
+      <w:r>
+        <w:rPr>
+          <w:rStyle w:val="VerbatimChar"/>
+        </w:rPr>
+        <w:t xml:space="preserve">render_report()</w:t>
+      </w:r>
+      <w:r>
+        <w:t xml:space="preserve"> </w:t>
+      </w:r>
+      <w:r>
+        <w:t xml:space="preserve">owns</w:t>
+      </w:r>
+      <w:r>
+        <w:t xml:space="preserve"> </w:t>
+      </w:r>
+      <w:r>
+        <w:t xml:space="preserve">the</w:t>
+      </w:r>
+      <w:r>
+        <w:t xml:space="preserve"> </w:t>
+      </w:r>
+      <w:r>
+        <w:t xml:space="preserve">“</w:t>
+      </w:r>
+      <w:r>
+        <w:t xml:space="preserve">for each section: title, body, blank line</w:t>
+      </w:r>
+      <w:r>
+        <w:t xml:space="preserve">”</w:t>
+      </w:r>
+      <w:r>
+        <w:t xml:space="preserve"> </w:t>
+      </w:r>
+      <w:r>
+        <w:t xml:space="preserve">loop generically; each tool keeps full control</w:t>
+      </w:r>
+      <w:r>
+        <w:t xml:space="preserve"> </w:t>
+      </w:r>
+      <w:r>
+        <w:t xml:space="preserve">of what its own header/sections/footer text actually says.</w:t>
+      </w:r>
+    </w:p>
+    <w:p>
+      <w:pPr>
+        <w:numPr>
+          <w:ilvl w:val="0"/>
+          <w:numId w:val="1012"/>
+        </w:numPr>
+        <w:pStyle w:val="Compact"/>
+      </w:pPr>
+      <w:r>
+        <w:rPr>
+          <w:bCs/>
+          <w:b/>
+        </w:rPr>
+        <w:t xml:space="preserve">New shared modules get the</w:t>
+      </w:r>
+      <w:r>
+        <w:rPr>
+          <w:bCs/>
+          <w:b/>
+        </w:rPr>
+        <w:t xml:space="preserve"> </w:t>
+      </w:r>
+      <w:r>
+        <w:rPr>
+          <w:rStyle w:val="VerbatimChar"/>
+          <w:bCs/>
+          <w:b/>
+        </w:rPr>
+        <w:t xml:space="preserve">stage6_</w:t>
+      </w:r>
+      <w:r>
+        <w:rPr>
+          <w:bCs/>
+          <w:b/>
+        </w:rPr>
+        <w:t xml:space="preserve"> </w:t>
+      </w:r>
+      <w:r>
+        <w:rPr>
+          <w:bCs/>
+          <w:b/>
+        </w:rPr>
+        <w:t xml:space="preserve">prefix, matching the existing</w:t>
+      </w:r>
+      <w:r>
+        <w:rPr>
+          <w:bCs/>
+          <w:b/>
+        </w:rPr>
+        <w:t xml:space="preserve"> </w:t>
+      </w:r>
+      <w:r>
+        <w:rPr>
+          <w:rStyle w:val="VerbatimChar"/>
+          <w:bCs/>
+          <w:b/>
+        </w:rPr>
+        <w:t xml:space="preserve">stage1_</w:t>
+      </w:r>
+      <w:r>
+        <w:rPr>
+          <w:bCs/>
+          <w:b/>
+        </w:rPr>
+        <w:t xml:space="preserve">-</w:t>
+      </w:r>
+      <w:r>
+        <w:rPr>
+          <w:rStyle w:val="VerbatimChar"/>
+          <w:bCs/>
+          <w:b/>
+        </w:rPr>
+        <w:t xml:space="preserve">stage5_</w:t>
+      </w:r>
+      <w:r>
+        <w:rPr>
+          <w:bCs/>
+          <w:b/>
+        </w:rPr>
+        <w:t xml:space="preserve"> </w:t>
+      </w:r>
+      <w:r>
+        <w:rPr>
+          <w:bCs/>
+          <w:b/>
+        </w:rPr>
+        <w:t xml:space="preserve">convention</w:t>
+      </w:r>
+      <w:r>
+        <w:t xml:space="preserve"> </w:t>
+      </w:r>
+      <w:r>
+        <w:t xml:space="preserve">(</w:t>
+      </w:r>
+      <w:r>
+        <w:rPr>
+          <w:rStyle w:val="VerbatimChar"/>
+        </w:rPr>
+        <w:t xml:space="preserve">report_builder.py</w:t>
+      </w:r>
+      <w:r>
+        <w:t xml:space="preserve"> </w:t>
+      </w:r>
+      <w:r>
+        <w:t xml:space="preserve">-&gt;</w:t>
+      </w:r>
+      <w:r>
+        <w:t xml:space="preserve"> </w:t>
+      </w:r>
+      <w:r>
+        <w:rPr>
+          <w:rStyle w:val="VerbatimChar"/>
+        </w:rPr>
+        <w:t xml:space="preserve">stage6_report_builder.py</w:t>
+      </w:r>
+      <w:r>
+        <w:t xml:space="preserve">,</w:t>
+      </w:r>
+      <w:r>
+        <w:t xml:space="preserve"> </w:t>
+      </w:r>
+      <w:r>
+        <w:rPr>
+          <w:rStyle w:val="VerbatimChar"/>
+        </w:rPr>
+        <w:t xml:space="preserve">run_metadata.py</w:t>
+      </w:r>
+      <w:r>
+        <w:t xml:space="preserve"> </w:t>
+      </w:r>
+      <w:r>
+        <w:t xml:space="preserve">-&gt;</w:t>
+      </w:r>
+      <w:r>
+        <w:t xml:space="preserve"> </w:t>
+      </w:r>
+      <w:r>
+        <w:rPr>
+          <w:rStyle w:val="VerbatimChar"/>
+        </w:rPr>
+        <w:t xml:space="preserve">stage6_run_metadata.py</w:t>
+      </w:r>
+      <w:r>
+        <w:t xml:space="preserve">) – but the tool files themselves (</w:t>
+      </w:r>
+      <w:r>
+        <w:rPr>
+          <w:rStyle w:val="VerbatimChar"/>
+        </w:rPr>
+        <w:t xml:space="preserve">extract_*.py</w:t>
+      </w:r>
+      <w:r>
+        <w:t xml:space="preserve">) are the user-facing</w:t>
+      </w:r>
+      <w:r>
+        <w:t xml:space="preserve"> </w:t>
+      </w:r>
+      <w:r>
+        <w:t xml:space="preserve">CLI surface and keep their unprefixed names; the prefix marks an internal shared module, not</w:t>
+      </w:r>
+      <w:r>
+        <w:t xml:space="preserve"> </w:t>
+      </w:r>
+      <w:r>
+        <w:t xml:space="preserve">“</w:t>
+      </w:r>
+      <w:r>
+        <w:t xml:space="preserve">everything touched in stage 6.</w:t>
+      </w:r>
+      <w:r>
+        <w:t xml:space="preserve">”</w:t>
+      </w:r>
+    </w:p>
+    <w:p>
+      <w:pPr>
+        <w:numPr>
+          <w:ilvl w:val="0"/>
+          <w:numId w:val="1012"/>
+        </w:numPr>
+        <w:pStyle w:val="Compact"/>
+      </w:pPr>
+      <w:r>
+        <w:rPr>
+          <w:rStyle w:val="VerbatimChar"/>
+          <w:bCs/>
+          <w:b/>
+        </w:rPr>
+        <w:t xml:space="preserve">stage5_tree_render.py</w:t>
+      </w:r>
+      <w:r>
+        <w:rPr>
+          <w:bCs/>
+          <w:b/>
+        </w:rPr>
+        <w:t xml:space="preserve">’s two render functions stopped self-terminating with a blank line</w:t>
+      </w:r>
+      <w:r>
+        <w:t xml:space="preserve"> </w:t>
+      </w:r>
+      <w:r>
+        <w:t xml:space="preserve">(</w:t>
+      </w:r>
+      <w:r>
+        <w:rPr>
+          <w:rStyle w:val="VerbatimChar"/>
+        </w:rPr>
+        <w:t xml:space="preserve">render_calltree_text()</w:t>
+      </w:r>
+      <w:r>
+        <w:t xml:space="preserve">/</w:t>
+      </w:r>
+      <w:r>
+        <w:rPr>
+          <w:rStyle w:val="VerbatimChar"/>
+        </w:rPr>
+        <w:t xml:space="preserve">attach_and_render_gpu_kernels()</w:t>
+      </w:r>
+      <w:r>
+        <w:t xml:space="preserve"> </w:t>
+      </w:r>
+      <w:r>
+        <w:t xml:space="preserve">each used to append their own</w:t>
+      </w:r>
+      <w:r>
+        <w:t xml:space="preserve"> </w:t>
+      </w:r>
+      <w:r>
+        <w:t xml:space="preserve">trailing</w:t>
+      </w:r>
+      <w:r>
+        <w:t xml:space="preserve"> </w:t>
+      </w:r>
+      <w:r>
+        <w:rPr>
+          <w:rStyle w:val="VerbatimChar"/>
+        </w:rPr>
+        <w:t xml:space="preserve">"\n"</w:t>
+      </w:r>
+      <w:r>
+        <w:t xml:space="preserve">) instead of giving</w:t>
+      </w:r>
+      <w:r>
+        <w:t xml:space="preserve"> </w:t>
+      </w:r>
+      <w:r>
+        <w:rPr>
+          <w:rStyle w:val="VerbatimChar"/>
+        </w:rPr>
+        <w:t xml:space="preserve">render_report()</w:t>
+      </w:r>
+      <w:r>
+        <w:t xml:space="preserve"> </w:t>
+      </w:r>
+      <w:r>
+        <w:t xml:space="preserve">a third</w:t>
+      </w:r>
+      <w:r>
+        <w:t xml:space="preserve"> </w:t>
+      </w:r>
+      <w:r>
+        <w:rPr>
+          <w:rStyle w:val="VerbatimChar"/>
+        </w:rPr>
+        <w:t xml:space="preserve">blank_line</w:t>
+      </w:r>
+      <w:r>
+        <w:t xml:space="preserve"> </w:t>
+      </w:r>
+      <w:r>
+        <w:t xml:space="preserve">tuple element to work</w:t>
+      </w:r>
+      <w:r>
+        <w:t xml:space="preserve"> </w:t>
+      </w:r>
+      <w:r>
+        <w:t xml:space="preserve">around them – fixing the actual inconsistency (every other stage-5 render function already put</w:t>
+      </w:r>
+      <w:r>
+        <w:t xml:space="preserve"> </w:t>
+      </w:r>
+      <w:r>
+        <w:t xml:space="preserve">its blank line at the assembly layer, never inside the leaf renderer) meant both calltree tools</w:t>
+      </w:r>
+      <w:r>
+        <w:t xml:space="preserve"> </w:t>
+      </w:r>
+      <w:r>
+        <w:t xml:space="preserve">could adopt the same plain, uniform section shape in this same plan, rather than being deferred</w:t>
+      </w:r>
+      <w:r>
+        <w:t xml:space="preserve"> </w:t>
+      </w:r>
+      <w:r>
+        <w:t xml:space="preserve">to a later step as originally sketched.</w:t>
+      </w:r>
+    </w:p>
+    <w:p>
+      <w:pPr>
+        <w:numPr>
+          <w:ilvl w:val="0"/>
+          <w:numId w:val="1012"/>
+        </w:numPr>
+        <w:pStyle w:val="Compact"/>
+      </w:pPr>
+      <w:r>
+        <w:rPr>
+          <w:bCs/>
+          <w:b/>
+        </w:rPr>
+        <w:t xml:space="preserve">A narrow, explicit exception to</w:t>
+      </w:r>
+      <w:r>
+        <w:rPr>
+          <w:bCs/>
+          <w:b/>
+        </w:rPr>
+        <w:t xml:space="preserve"> </w:t>
+      </w:r>
+      <w:r>
+        <w:rPr>
+          <w:bCs/>
+          <w:b/>
+        </w:rPr>
+        <w:t xml:space="preserve">“</w:t>
+      </w:r>
+      <w:r>
+        <w:rPr>
+          <w:bCs/>
+          <w:b/>
+        </w:rPr>
+        <w:t xml:space="preserve">byte-identical output</w:t>
+      </w:r>
+      <w:r>
+        <w:rPr>
+          <w:bCs/>
+          <w:b/>
+        </w:rPr>
+        <w:t xml:space="preserve">”</w:t>
+      </w:r>
+      <w:r>
+        <w:rPr>
+          <w:bCs/>
+          <w:b/>
+        </w:rPr>
+        <w:t xml:space="preserve"> </w:t>
+      </w:r>
+      <w:r>
+        <w:rPr>
+          <w:bCs/>
+          <w:b/>
+        </w:rPr>
+        <w:t xml:space="preserve">for blank lines</w:t>
+      </w:r>
+      <w:r>
+        <w:t xml:space="preserve">, added mid-</w:t>
+      </w:r>
+      <w:r>
+        <w:t xml:space="preserve"> </w:t>
+      </w:r>
+      <w:r>
+        <w:t xml:space="preserve">implementation once a real inconsistency surfaced:</w:t>
+      </w:r>
+      <w:r>
+        <w:t xml:space="preserve"> </w:t>
+      </w:r>
+      <w:r>
+        <w:rPr>
+          <w:rStyle w:val="VerbatimChar"/>
+        </w:rPr>
+        <w:t xml:space="preserve">extract_GPU_hotspots.py</w:t>
+      </w:r>
+      <w:r>
+        <w:t xml:space="preserve">’s existing</w:t>
+      </w:r>
+      <w:r>
+        <w:t xml:space="preserve"> </w:t>
+      </w:r>
+      <w:r>
+        <w:rPr>
+          <w:rStyle w:val="VerbatimChar"/>
+        </w:rPr>
+        <w:t xml:space="preserve">write_report()</w:t>
+      </w:r>
+      <w:r>
+        <w:t xml:space="preserve"> </w:t>
+      </w:r>
+      <w:r>
+        <w:t xml:space="preserve">was the one tool among all 6 with no trailing blank line after its last</w:t>
+      </w:r>
+      <w:r>
+        <w:t xml:space="preserve"> </w:t>
+      </w:r>
+      <w:r>
+        <w:t xml:space="preserve">(load-imbalance) section. Routing that block through</w:t>
+      </w:r>
+      <w:r>
+        <w:t xml:space="preserve"> </w:t>
+      </w:r>
+      <w:r>
+        <w:rPr>
+          <w:rStyle w:val="VerbatimChar"/>
+        </w:rPr>
+        <w:t xml:space="preserve">footer</w:t>
+      </w:r>
+      <w:r>
+        <w:t xml:space="preserve"> </w:t>
+      </w:r>
+      <w:r>
+        <w:t xml:space="preserve">(which never gets a trailing</w:t>
+      </w:r>
+      <w:r>
+        <w:t xml:space="preserve"> </w:t>
+      </w:r>
+      <w:r>
+        <w:t xml:space="preserve">blank) would have preserved that one accidental gap, but only by special-casing around it;</w:t>
+      </w:r>
+      <w:r>
+        <w:t xml:space="preserve"> </w:t>
+      </w:r>
+      <w:r>
+        <w:t xml:space="preserve">instead, both</w:t>
+      </w:r>
+      <w:r>
+        <w:t xml:space="preserve"> </w:t>
+      </w:r>
+      <w:r>
+        <w:rPr>
+          <w:rStyle w:val="VerbatimChar"/>
+        </w:rPr>
+        <w:t xml:space="preserve">extract_GPU_hotspots.py</w:t>
+      </w:r>
+      <w:r>
+        <w:t xml:space="preserve"> </w:t>
+      </w:r>
+      <w:r>
+        <w:t xml:space="preserve">and</w:t>
+      </w:r>
+      <w:r>
+        <w:t xml:space="preserve"> </w:t>
+      </w:r>
+      <w:r>
+        <w:rPr>
+          <w:rStyle w:val="VerbatimChar"/>
+        </w:rPr>
+        <w:t xml:space="preserve">extract_hotspots.py</w:t>
+      </w:r>
+      <w:r>
+        <w:t xml:space="preserve"> </w:t>
+      </w:r>
+      <w:r>
+        <w:t xml:space="preserve">(which had the same gap after</w:t>
+      </w:r>
+      <w:r>
+        <w:t xml:space="preserve"> </w:t>
+      </w:r>
+      <w:r>
+        <w:t xml:space="preserve">its own last section) treat their load-imbalance block as a normal section like every other</w:t>
+      </w:r>
+      <w:r>
+        <w:t xml:space="preserve"> </w:t>
+      </w:r>
+      <w:r>
+        <w:t xml:space="preserve">tool’s</w:t>
+      </w:r>
+      <w:r>
+        <w:t xml:space="preserve"> </w:t>
+      </w:r>
+      <w:r>
+        <w:rPr>
+          <w:rStyle w:val="VerbatimChar"/>
+        </w:rPr>
+        <w:t xml:space="preserve">write_report()</w:t>
+      </w:r>
+      <w:r>
+        <w:t xml:space="preserve"> </w:t>
+      </w:r>
+      <w:r>
+        <w:t xml:space="preserve">already does, and pick up the one trailing blank line that changes as a</w:t>
+      </w:r>
+      <w:r>
+        <w:t xml:space="preserve"> </w:t>
+      </w:r>
+      <w:r>
+        <w:t xml:space="preserve">result. Accepted because the new placement is exactly where §10’s later uniform blank-line</w:t>
+      </w:r>
+      <w:r>
+        <w:t xml:space="preserve"> </w:t>
+      </w:r>
+      <w:r>
+        <w:t xml:space="preserve">structure will put it anyway, and it let both tools use the same plain section list as</w:t>
+      </w:r>
+      <w:r>
+        <w:t xml:space="preserve"> </w:t>
+      </w:r>
+      <w:r>
+        <w:t xml:space="preserve">everything else instead of a special case built only to dodge the diff.</w:t>
+      </w:r>
+    </w:p>
+    <w:p>
+      <w:pPr>
+        <w:pStyle w:val="FirstParagraph"/>
+      </w:pPr>
+      <w:r>
+        <w:rPr>
+          <w:rStyle w:val="VerbatimChar"/>
+        </w:rPr>
+        <w:t xml:space="preserve">stage6_run_metadata.py</w:t>
+      </w:r>
+      <w:r>
+        <w:t xml:space="preserve">’s primitives (</w:t>
+      </w:r>
+      <w:r>
+        <w:rPr>
+          <w:rStyle w:val="VerbatimChar"/>
+        </w:rPr>
+        <w:t xml:space="preserve">load_json_file()</w:t>
+      </w:r>
+      <w:r>
+        <w:t xml:space="preserve">,</w:t>
+      </w:r>
+      <w:r>
+        <w:t xml:space="preserve"> </w:t>
+      </w:r>
+      <w:r>
+        <w:rPr>
+          <w:rStyle w:val="VerbatimChar"/>
+        </w:rPr>
+        <w:t xml:space="preserve">find_first_key()</w:t>
+      </w:r>
+      <w:r>
+        <w:t xml:space="preserve">,</w:t>
+      </w:r>
+      <w:r>
+        <w:t xml:space="preserve"> </w:t>
+      </w:r>
+      <w:r>
+        <w:rPr>
+          <w:rStyle w:val="VerbatimChar"/>
+        </w:rPr>
+        <w:t xml:space="preserve">guess_executable()</w:t>
+      </w:r>
+      <w:r>
+        <w:t xml:space="preserve">,</w:t>
+      </w:r>
+      <w:r>
+        <w:t xml:space="preserve"> </w:t>
+      </w:r>
+      <w:r>
+        <w:rPr>
+          <w:rStyle w:val="VerbatimChar"/>
+        </w:rPr>
+        <w:t xml:space="preserve">guess_total_runtime()</w:t>
+      </w:r>
+      <w:r>
+        <w:t xml:space="preserve">,</w:t>
+      </w:r>
+      <w:r>
+        <w:t xml:space="preserve"> </w:t>
+      </w:r>
+      <w:r>
+        <w:rPr>
+          <w:rStyle w:val="VerbatimChar"/>
+        </w:rPr>
+        <w:t xml:space="preserve">guess_run_datetime()</w:t>
+      </w:r>
+      <w:r>
+        <w:t xml:space="preserve">,</w:t>
+      </w:r>
+      <w:r>
+        <w:t xml:space="preserve"> </w:t>
+      </w:r>
+      <w:r>
+        <w:rPr>
+          <w:rStyle w:val="VerbatimChar"/>
+        </w:rPr>
+        <w:t xml:space="preserve">guess_num_ranks()</w:t>
+      </w:r>
+      <w:r>
+        <w:t xml:space="preserve">) are shared verbatim (or made</w:t>
+      </w:r>
+      <w:r>
+        <w:t xml:space="preserve"> </w:t>
+      </w:r>
+      <w:r>
+        <w:t xml:space="preserve">identical by parameterizing the one real difference, e.g. which keys-list constant or glob pattern</w:t>
+      </w:r>
+      <w:r>
+        <w:t xml:space="preserve"> </w:t>
+      </w:r>
+      <w:r>
+        <w:t xml:space="preserve">to use) between what were previously two independent copies in</w:t>
+      </w:r>
+      <w:r>
+        <w:t xml:space="preserve"> </w:t>
+      </w:r>
+      <w:r>
+        <w:rPr>
+          <w:rStyle w:val="VerbatimChar"/>
+        </w:rPr>
+        <w:t xml:space="preserve">extract_CPU_hotspots.py</w:t>
+      </w:r>
+      <w:r>
+        <w:t xml:space="preserve"> </w:t>
+      </w:r>
+      <w:r>
+        <w:t xml:space="preserve">and</w:t>
+      </w:r>
+      <w:r>
+        <w:t xml:space="preserve"> </w:t>
+      </w:r>
+      <w:r>
+        <w:rPr>
+          <w:rStyle w:val="VerbatimChar"/>
+        </w:rPr>
+        <w:t xml:space="preserve">extract_GPU_hotspots.py</w:t>
+      </w:r>
+      <w:r>
+        <w:t xml:space="preserve">.</w:t>
+      </w:r>
+      <w:r>
+        <w:t xml:space="preserve"> </w:t>
+      </w:r>
+      <w:r>
+        <w:rPr>
+          <w:rStyle w:val="VerbatimChar"/>
+        </w:rPr>
+        <w:t xml:space="preserve">guess_run_datetime()</w:t>
+      </w:r>
+      <w:r>
+        <w:t xml:space="preserve">/</w:t>
+      </w:r>
+      <w:r>
+        <w:rPr>
+          <w:rStyle w:val="VerbatimChar"/>
+        </w:rPr>
+        <w:t xml:space="preserve">guess_num_ranks()</w:t>
+      </w:r>
+      <w:r>
+        <w:t xml:space="preserve"> </w:t>
+      </w:r>
+      <w:r>
+        <w:t xml:space="preserve">gained optional</w:t>
+      </w:r>
+      <w:r>
+        <w:t xml:space="preserve"> </w:t>
+      </w:r>
+      <w:r>
+        <w:rPr>
+          <w:rStyle w:val="VerbatimChar"/>
+        </w:rPr>
+        <w:t xml:space="preserve">dir_pattern</w:t>
+      </w:r>
+      <w:r>
+        <w:t xml:space="preserve">/</w:t>
+      </w:r>
+      <w:r>
+        <w:rPr>
+          <w:rStyle w:val="VerbatimChar"/>
+        </w:rPr>
+        <w:t xml:space="preserve">keys</w:t>
+      </w:r>
+      <w:r>
+        <w:t xml:space="preserve"> </w:t>
+      </w:r>
+      <w:r>
+        <w:t xml:space="preserve">parameters (defaulting to</w:t>
+      </w:r>
+      <w:r>
+        <w:t xml:space="preserve"> </w:t>
+      </w:r>
+      <w:r>
+        <w:t xml:space="preserve">“</w:t>
+      </w:r>
+      <w:r>
+        <w:t xml:space="preserve">skip that extra step</w:t>
+      </w:r>
+      <w:r>
+        <w:t xml:space="preserve">”</w:t>
+      </w:r>
+      <w:r>
+        <w:t xml:space="preserve">) to cover CPU’s extra</w:t>
+      </w:r>
+      <w:r>
+        <w:t xml:space="preserve"> </w:t>
+      </w:r>
+      <w:r>
+        <w:t xml:space="preserve">fallback behavior GPU doesn’t have, the same</w:t>
+      </w:r>
+      <w:r>
+        <w:t xml:space="preserve"> </w:t>
+      </w:r>
+      <w:r>
+        <w:t xml:space="preserve">“</w:t>
+      </w:r>
+      <w:r>
+        <w:t xml:space="preserve">generic function, optional no-op-by-default hook</w:t>
+      </w:r>
+      <w:r>
+        <w:t xml:space="preserve">”</w:t>
+      </w:r>
+      <w:r>
+        <w:t xml:space="preserve"> </w:t>
+      </w:r>
+      <w:r>
+        <w:t xml:space="preserve">shape plan 2.7 established for</w:t>
+      </w:r>
+      <w:r>
+        <w:t xml:space="preserve"> </w:t>
+      </w:r>
+      <w:r>
+        <w:rPr>
+          <w:rStyle w:val="VerbatimChar"/>
+        </w:rPr>
+        <w:t xml:space="preserve">select_entries()</w:t>
+      </w:r>
+      <w:r>
+        <w:t xml:space="preserve">’s</w:t>
+      </w:r>
+      <w:r>
+        <w:t xml:space="preserve"> </w:t>
+      </w:r>
+      <w:r>
+        <w:rPr>
+          <w:rStyle w:val="VerbatimChar"/>
+        </w:rPr>
+        <w:t xml:space="preserve">prepare</w:t>
+      </w:r>
+      <w:r>
+        <w:t xml:space="preserve"> </w:t>
+      </w:r>
+      <w:r>
+        <w:t xml:space="preserve">and</w:t>
+      </w:r>
+      <w:r>
+        <w:t xml:space="preserve"> </w:t>
+      </w:r>
+      <w:r>
+        <w:rPr>
+          <w:rStyle w:val="VerbatimChar"/>
+        </w:rPr>
+        <w:t xml:space="preserve">load_rank_trees()</w:t>
+      </w:r>
+      <w:r>
+        <w:t xml:space="preserve">’s</w:t>
+      </w:r>
+      <w:r>
+        <w:t xml:space="preserve"> </w:t>
+      </w:r>
+      <w:r>
+        <w:rPr>
+          <w:rStyle w:val="VerbatimChar"/>
+        </w:rPr>
+        <w:t xml:space="preserve">postprocess</w:t>
+      </w:r>
+      <w:r>
+        <w:t xml:space="preserve">. Each tool’s own</w:t>
+      </w:r>
+      <w:r>
+        <w:t xml:space="preserve"> </w:t>
+      </w:r>
+      <w:r>
+        <w:rPr>
+          <w:rStyle w:val="VerbatimChar"/>
+        </w:rPr>
+        <w:t xml:space="preserve">gather_run_info()</w:t>
+      </w:r>
+      <w:r>
+        <w:t xml:space="preserve"> </w:t>
+      </w:r>
+      <w:r>
+        <w:t xml:space="preserve">stayed a small per-tool function calling the</w:t>
+      </w:r>
+      <w:r>
+        <w:t xml:space="preserve"> </w:t>
+      </w:r>
+      <w:r>
+        <w:t xml:space="preserve">shared primitives with its own constants, rather than being folded into</w:t>
+      </w:r>
+      <w:r>
+        <w:t xml:space="preserve"> </w:t>
+      </w:r>
+      <w:r>
+        <w:rPr>
+          <w:rStyle w:val="VerbatimChar"/>
+        </w:rPr>
+        <w:t xml:space="preserve">stage6_run_metadata.py</w:t>
+      </w:r>
+      <w:r>
+        <w:t xml:space="preserve"> </w:t>
+      </w:r>
+      <w:r>
+        <w:t xml:space="preserve">as one function with 7+ keyword parameters. A further, deliberate</w:t>
+      </w:r>
+      <w:r>
+        <w:t xml:space="preserve"> </w:t>
+      </w:r>
+      <w:r>
+        <w:t xml:space="preserve">non-change:</w:t>
+      </w:r>
+      <w:r>
+        <w:t xml:space="preserve"> </w:t>
+      </w:r>
+      <w:r>
+        <w:rPr>
+          <w:rStyle w:val="VerbatimChar"/>
+        </w:rPr>
+        <w:t xml:space="preserve">EXECUTABLE_KEYS</w:t>
+      </w:r>
+      <w:r>
+        <w:t xml:space="preserve">/</w:t>
+      </w:r>
+      <w:r>
+        <w:rPr>
+          <w:rStyle w:val="VerbatimChar"/>
+        </w:rPr>
+        <w:t xml:space="preserve">CONFIG_EXECUTABLE_KEYS</w:t>
+      </w:r>
+      <w:r>
+        <w:t xml:space="preserve"> </w:t>
+      </w:r>
+      <w:r>
+        <w:t xml:space="preserve">(and the two same-named-but-different</w:t>
+      </w:r>
+      <w:r>
+        <w:t xml:space="preserve"> </w:t>
+      </w:r>
+      <w:r>
+        <w:rPr>
+          <w:rStyle w:val="VerbatimChar"/>
+        </w:rPr>
+        <w:t xml:space="preserve">PID_SUFFIX_RE</w:t>
+      </w:r>
+      <w:r>
+        <w:t xml:space="preserve"> </w:t>
+      </w:r>
+      <w:r>
+        <w:t xml:space="preserve">regexes) were left as two separate tool-owned constants rather than reconciled into</w:t>
+      </w:r>
+      <w:r>
+        <w:t xml:space="preserve"> </w:t>
+      </w:r>
+      <w:r>
+        <w:t xml:space="preserve">one – that’s a report-</w:t>
+      </w:r>
+      <w:r>
+        <w:rPr>
+          <w:iCs/>
+          <w:i/>
+        </w:rPr>
+        <w:t xml:space="preserve">content</w:t>
+      </w:r>
+      <w:r>
+        <w:t xml:space="preserve"> </w:t>
+      </w:r>
+      <w:r>
+        <w:t xml:space="preserve">decision belonging with §10’s uniform metadata presentation</w:t>
+      </w:r>
+      <w:r>
+        <w:t xml:space="preserve"> </w:t>
+      </w:r>
+      <w:r>
+        <w:t xml:space="preserve">(roadmap step 9), not this structural-extraction step.</w:t>
+      </w:r>
+    </w:p>
+    <w:p>
+      <w:pPr>
+        <w:pStyle w:val="BodyText"/>
+      </w:pPr>
+      <w:r>
+        <w:t xml:space="preserve">Test rework followed the same</w:t>
+      </w:r>
+      <w:r>
+        <w:t xml:space="preserve"> </w:t>
+      </w:r>
+      <w:r>
+        <w:t xml:space="preserve">“</w:t>
+      </w:r>
+      <w:r>
+        <w:t xml:space="preserve">run the existing suite first</w:t>
+      </w:r>
+      <w:r>
+        <w:t xml:space="preserve">”</w:t>
+      </w:r>
+      <w:r>
+        <w:t xml:space="preserve"> </w:t>
+      </w:r>
+      <w:r>
+        <w:t xml:space="preserve">discipline: of 369 tests, 9 broke</w:t>
+      </w:r>
+      <w:r>
+        <w:t xml:space="preserve"> </w:t>
+      </w:r>
+      <w:r>
+        <w:t xml:space="preserve">(all</w:t>
+      </w:r>
+      <w:r>
+        <w:t xml:space="preserve"> </w:t>
+      </w:r>
+      <w:r>
+        <w:rPr>
+          <w:rStyle w:val="VerbatimChar"/>
+        </w:rPr>
+        <w:t xml:space="preserve">extract_CPU_hotspots.py</w:t>
+      </w:r>
+      <w:r>
+        <w:t xml:space="preserve">/</w:t>
+      </w:r>
+      <w:r>
+        <w:rPr>
+          <w:rStyle w:val="VerbatimChar"/>
+        </w:rPr>
+        <w:t xml:space="preserve">extract_GPU_hotspots.py</w:t>
+      </w:r>
+      <w:r>
+        <w:t xml:space="preserve"> </w:t>
+      </w:r>
+      <w:r>
+        <w:t xml:space="preserve">tests calling the now-moved metadata</w:t>
+      </w:r>
+      <w:r>
+        <w:t xml:space="preserve"> </w:t>
+      </w:r>
+      <w:r>
+        <w:t xml:space="preserve">functions by their old names/signatures) plus one that had been silently passing an old-signature</w:t>
+      </w:r>
+      <w:r>
+        <w:t xml:space="preserve"> </w:t>
+      </w:r>
+      <w:r>
+        <w:t xml:space="preserve">positional argument and got a wrong answer instead of an error (</w:t>
+      </w:r>
+      <w:r>
+        <w:rPr>
+          <w:rStyle w:val="VerbatimChar"/>
+        </w:rPr>
+        <w:t xml:space="preserve">guess_run_datetime</w:t>
+      </w:r>
+      <w:r>
+        <w:t xml:space="preserve">’s old 2-arg</w:t>
+      </w:r>
+      <w:r>
+        <w:t xml:space="preserve"> </w:t>
+      </w:r>
+      <w:r>
+        <w:t xml:space="preserve">call shape mapped a directory-path string onto the new</w:t>
+      </w:r>
+      <w:r>
+        <w:t xml:space="preserve"> </w:t>
+      </w:r>
+      <w:r>
+        <w:rPr>
+          <w:rStyle w:val="VerbatimChar"/>
+        </w:rPr>
+        <w:t xml:space="preserve">keys</w:t>
+      </w:r>
+      <w:r>
+        <w:t xml:space="preserve"> </w:t>
+      </w:r>
+      <w:r>
+        <w:t xml:space="preserve">parameter). All fixed by updating</w:t>
+      </w:r>
+      <w:r>
+        <w:t xml:space="preserve"> </w:t>
+      </w:r>
+      <w:r>
+        <w:t xml:space="preserve">call sites to the new shared-primitive signatures; none of the breakage was a real behavior change.</w:t>
+      </w:r>
+      <w:r>
+        <w:t xml:space="preserve"> </w:t>
+      </w:r>
+      <w:r>
+        <w:t xml:space="preserve">New</w:t>
+      </w:r>
+      <w:r>
+        <w:t xml:space="preserve"> </w:t>
+      </w:r>
+      <w:r>
+        <w:rPr>
+          <w:rStyle w:val="VerbatimChar"/>
+        </w:rPr>
+        <w:t xml:space="preserve">test_stage6_report_builder.py</w:t>
+      </w:r>
+      <w:r>
+        <w:t xml:space="preserve"> </w:t>
+      </w:r>
+      <w:r>
+        <w:t xml:space="preserve">and</w:t>
+      </w:r>
+      <w:r>
+        <w:t xml:space="preserve"> </w:t>
+      </w:r>
+      <w:r>
+        <w:rPr>
+          <w:rStyle w:val="VerbatimChar"/>
+        </w:rPr>
+        <w:t xml:space="preserve">test_stage6_run_metadata.py</w:t>
+      </w:r>
+      <w:r>
+        <w:t xml:space="preserve"> </w:t>
+      </w:r>
+      <w:r>
+        <w:t xml:space="preserve">cover the two new modules</w:t>
+      </w:r>
+      <w:r>
+        <w:t xml:space="preserve"> </w:t>
+      </w:r>
+      <w:r>
+        <w:t xml:space="preserve">directly;</w:t>
+      </w:r>
+      <w:r>
+        <w:t xml:space="preserve"> </w:t>
+      </w:r>
+      <w:r>
+        <w:rPr>
+          <w:rStyle w:val="VerbatimChar"/>
+        </w:rPr>
+        <w:t xml:space="preserve">test_stage5_tree_render.py</w:t>
+      </w:r>
+      <w:r>
+        <w:t xml:space="preserve">’s</w:t>
+      </w:r>
+      <w:r>
+        <w:t xml:space="preserve"> </w:t>
+      </w:r>
+      <w:r>
+        <w:rPr>
+          <w:rStyle w:val="VerbatimChar"/>
+        </w:rPr>
+        <w:t xml:space="preserve">RenderCalltreeTextTests</w:t>
+      </w:r>
+      <w:r>
+        <w:t xml:space="preserve">/</w:t>
+      </w:r>
+      <w:r>
+        <w:rPr>
+          <w:rStyle w:val="VerbatimChar"/>
+        </w:rPr>
+        <w:t xml:space="preserve">AttachAndRenderGpuKernelsTests</w:t>
+      </w:r>
+      <w:r>
+        <w:t xml:space="preserve"> </w:t>
+      </w:r>
+      <w:r>
+        <w:t xml:space="preserve">were updated to assert the corrected single-trailing-newline behavior instead of the old</w:t>
+      </w:r>
+      <w:r>
+        <w:t xml:space="preserve"> </w:t>
+      </w:r>
+      <w:r>
+        <w:t xml:space="preserve">self-appended blank line. Final suite: 369 tests, all passing.</w:t>
+      </w:r>
+    </w:p>
+    <w:p>
+      <w:pPr>
+        <w:pStyle w:val="BodyText"/>
+      </w:pPr>
+      <w:r>
+        <w:t xml:space="preserve">Real-data verification across all 6</w:t>
+      </w:r>
+      <w:r>
+        <w:t xml:space="preserve"> </w:t>
+      </w:r>
+      <w:r>
+        <w:rPr>
+          <w:rStyle w:val="VerbatimChar"/>
+        </w:rPr>
+        <w:t xml:space="preserve">test_apps/results/</w:t>
+      </w:r>
+      <w:r>
+        <w:t xml:space="preserve"> </w:t>
+      </w:r>
+      <w:r>
+        <w:t xml:space="preserve">directories:</w:t>
+      </w:r>
+      <w:r>
+        <w:t xml:space="preserve"> </w:t>
+      </w:r>
+      <w:r>
+        <w:rPr>
+          <w:rStyle w:val="VerbatimChar"/>
+        </w:rPr>
+        <w:t xml:space="preserve">calltree.txt</w:t>
+      </w:r>
+      <w:r>
+        <w:t xml:space="preserve">,</w:t>
+      </w:r>
+      <w:r>
+        <w:t xml:space="preserve"> </w:t>
+      </w:r>
+      <w:r>
+        <w:rPr>
+          <w:rStyle w:val="VerbatimChar"/>
+        </w:rPr>
+        <w:t xml:space="preserve">calltree_traced.txt</w:t>
+      </w:r>
+      <w:r>
+        <w:t xml:space="preserve">, and</w:t>
+      </w:r>
+      <w:r>
+        <w:t xml:space="preserve"> </w:t>
+      </w:r>
+      <w:r>
+        <w:rPr>
+          <w:rStyle w:val="VerbatimChar"/>
+        </w:rPr>
+        <w:t xml:space="preserve">pop_metrics.txt</w:t>
+      </w:r>
+      <w:r>
+        <w:t xml:space="preserve"> </w:t>
+      </w:r>
+      <w:r>
+        <w:t xml:space="preserve">came back completely byte-identical in all 6 dirs.</w:t>
+      </w:r>
+      <w:r>
+        <w:t xml:space="preserve"> </w:t>
+      </w:r>
+      <w:r>
+        <w:rPr>
+          <w:rStyle w:val="VerbatimChar"/>
+        </w:rPr>
+        <w:t xml:space="preserve">hotspots.txt</w:t>
+      </w:r>
+      <w:r>
+        <w:t xml:space="preserve"> </w:t>
+      </w:r>
+      <w:r>
+        <w:t xml:space="preserve">differed in all 6 dirs in exactly one line each – the one accepted trailing blank</w:t>
+      </w:r>
+      <w:r>
+        <w:t xml:space="preserve"> </w:t>
+      </w:r>
+      <w:r>
+        <w:t xml:space="preserve">line added after the load-imbalance section, per point 4 above. No other differences of any kind</w:t>
+      </w:r>
+      <w:r>
+        <w:t xml:space="preserve"> </w:t>
+      </w:r>
+      <w:r>
+        <w:t xml:space="preserve">in any of the 24 regenerated files.</w:t>
+      </w:r>
+    </w:p>
     <w:bookmarkEnd w:id="71"/>
+    <w:bookmarkEnd w:id="72"/>
     <w:sectPr/>
   </w:body>
 </w:document>
@@ -35836,6 +37421,36 @@
     </w:lvlOverride>
   </w:num>
   <w:num w:numId="1011">
+    <w:abstractNumId w:val="99411"/>
+    <w:lvlOverride w:ilvl="0">
+      <w:startOverride w:val="1"/>
+    </w:lvlOverride>
+    <w:lvlOverride w:ilvl="1">
+      <w:startOverride w:val="1"/>
+    </w:lvlOverride>
+    <w:lvlOverride w:ilvl="2">
+      <w:startOverride w:val="1"/>
+    </w:lvlOverride>
+    <w:lvlOverride w:ilvl="3">
+      <w:startOverride w:val="1"/>
+    </w:lvlOverride>
+    <w:lvlOverride w:ilvl="4">
+      <w:startOverride w:val="1"/>
+    </w:lvlOverride>
+    <w:lvlOverride w:ilvl="5">
+      <w:startOverride w:val="1"/>
+    </w:lvlOverride>
+    <w:lvlOverride w:ilvl="6">
+      <w:startOverride w:val="1"/>
+    </w:lvlOverride>
+    <w:lvlOverride w:ilvl="7">
+      <w:startOverride w:val="1"/>
+    </w:lvlOverride>
+    <w:lvlOverride w:ilvl="8">
+      <w:startOverride w:val="1"/>
+    </w:lvlOverride>
+  </w:num>
+  <w:num w:numId="1012">
     <w:abstractNumId w:val="99411"/>
     <w:lvlOverride w:ilvl="0">
       <w:startOverride w:val="1"/>

--- a/docs/DEVELOPMENT_HISTORY.docx
+++ b/docs/DEVELOPMENT_HISTORY.docx
@@ -10,7 +10,7 @@
         <w:t xml:space="preserve">Development History</w:t>
       </w:r>
     </w:p>
-    <w:bookmarkStart w:id="72" w:name="development-history"/>
+    <w:bookmarkStart w:id="73" w:name="development-history"/>
     <w:p>
       <w:pPr>
         <w:pStyle w:val="Heading1"/>
@@ -2395,6 +2395,71 @@
           </w:p>
         </w:tc>
       </w:tr>
+      <w:tr>
+        <w:tc>
+          <w:tcPr/>
+          <w:p>
+            <w:pPr>
+              <w:pStyle w:val="Compact"/>
+              <w:jc w:val="left"/>
+            </w:pPr>
+            <w:r>
+              <w:t xml:space="preserve">2026-08-14</w:t>
+            </w:r>
+          </w:p>
+        </w:tc>
+        <w:tc>
+          <w:tcPr/>
+          <w:p>
+            <w:pPr>
+              <w:pStyle w:val="Compact"/>
+              <w:jc w:val="left"/>
+            </w:pPr>
+            <w:r>
+              <w:t xml:space="preserve">Plan 2.9: added</w:t>
+            </w:r>
+            <w:r>
+              <w:t xml:space="preserve"> </w:t>
+            </w:r>
+            <w:r>
+              <w:rPr>
+                <w:rStyle w:val="VerbatimChar"/>
+              </w:rPr>
+              <w:t xml:space="preserve">extract_calltree.py</w:t>
+            </w:r>
+            <w:r>
+              <w:t xml:space="preserve">’s and</w:t>
+            </w:r>
+            <w:r>
+              <w:t xml:space="preserve"> </w:t>
+            </w:r>
+            <w:r>
+              <w:rPr>
+                <w:rStyle w:val="VerbatimChar"/>
+              </w:rPr>
+              <w:t xml:space="preserve">extract_pop_metrics.py</w:t>
+            </w:r>
+            <w:r>
+              <w:t xml:space="preserve">’s two missing</w:t>
+            </w:r>
+            <w:r>
+              <w:t xml:space="preserve"> </w:t>
+            </w:r>
+            <w:r>
+              <w:rPr>
+                <w:rStyle w:val="VerbatimChar"/>
+              </w:rPr>
+              <w:t xml:space="preserve">HELP_BLURB</w:t>
+            </w:r>
+            <w:r>
+              <w:t xml:space="preserve"> </w:t>
+            </w:r>
+            <w:r>
+              <w:t xml:space="preserve">gaps identified by §10’s rule-5 redirect precondition audit – roadmap step 8, additive only, no report output changed</w:t>
+            </w:r>
+          </w:p>
+        </w:tc>
+      </w:tr>
     </w:tbl>
     <w:bookmarkStart w:id="20" w:name="project-scaffolding-and-rules"/>
     <w:p>
@@ -36818,7 +36883,548 @@
       </w:r>
     </w:p>
     <w:bookmarkEnd w:id="71"/>
+    <w:bookmarkStart w:id="72" w:name="Xcda2ae41aa9587768ea5574ddfd06ad65fcbd7f"/>
+    <w:p>
+      <w:pPr>
+        <w:pStyle w:val="Heading2"/>
+      </w:pPr>
+      <w:r>
+        <w:t xml:space="preserve">2026-08-14 — Plan 2.9: HELP_BLURB precondition updates (roadmap step 8)</w:t>
+      </w:r>
+    </w:p>
+    <w:p>
+      <w:pPr>
+        <w:pStyle w:val="FirstParagraph"/>
+      </w:pPr>
+      <w:r>
+        <w:t xml:space="preserve">Eighth implementation step, and the smallest so far:</w:t>
+      </w:r>
+      <w:r>
+        <w:t xml:space="preserve"> </w:t>
+      </w:r>
+      <w:r>
+        <w:rPr>
+          <w:rStyle w:val="VerbatimChar"/>
+        </w:rPr>
+        <w:t xml:space="preserve">docs/plans/2.1-postprocess-consolidation- refactor.md</w:t>
+      </w:r>
+      <w:r>
+        <w:t xml:space="preserve"> </w:t>
+      </w:r>
+      <w:r>
+        <w:t xml:space="preserve">§10’s own precondition audit for its</w:t>
+      </w:r>
+      <w:r>
+        <w:t xml:space="preserve"> </w:t>
+      </w:r>
+      <w:r>
+        <w:t xml:space="preserve">“</w:t>
+      </w:r>
+      <w:r>
+        <w:t xml:space="preserve">redirect general/methodology caveats to</w:t>
+      </w:r>
+      <w:r>
+        <w:t xml:space="preserve"> </w:t>
+      </w:r>
+      <w:r>
+        <w:rPr>
+          <w:rStyle w:val="VerbatimChar"/>
+        </w:rPr>
+        <w:t xml:space="preserve">--help</w:t>
+      </w:r>
+      <w:r>
+        <w:t xml:space="preserve">”</w:t>
+      </w:r>
+      <w:r>
+        <w:t xml:space="preserve"> </w:t>
+      </w:r>
+      <w:r>
+        <w:t xml:space="preserve">rule (step 9) had already checked every tool’s</w:t>
+      </w:r>
+      <w:r>
+        <w:t xml:space="preserve"> </w:t>
+      </w:r>
+      <w:r>
+        <w:rPr>
+          <w:rStyle w:val="VerbatimChar"/>
+        </w:rPr>
+        <w:t xml:space="preserve">Caveats:</w:t>
+      </w:r>
+      <w:r>
+        <w:t xml:space="preserve"> </w:t>
+      </w:r>
+      <w:r>
+        <w:t xml:space="preserve">footer against its own</w:t>
+      </w:r>
+      <w:r>
+        <w:t xml:space="preserve"> </w:t>
+      </w:r>
+      <w:r>
+        <w:rPr>
+          <w:rStyle w:val="VerbatimChar"/>
+        </w:rPr>
+        <w:t xml:space="preserve">HELP_BLURB</w:t>
+      </w:r>
+      <w:r>
+        <w:t xml:space="preserve"> </w:t>
+      </w:r>
+      <w:r>
+        <w:t xml:space="preserve">line-by-line and found exactly two gaps, named explicitly there. This step closes</w:t>
+      </w:r>
+      <w:r>
+        <w:t xml:space="preserve"> </w:t>
+      </w:r>
+      <w:r>
+        <w:t xml:space="preserve">both, additively, without touching any report’s actual output:</w:t>
+      </w:r>
+    </w:p>
+    <w:p>
+      <w:pPr>
+        <w:numPr>
+          <w:ilvl w:val="0"/>
+          <w:numId w:val="1013"/>
+        </w:numPr>
+        <w:pStyle w:val="Compact"/>
+      </w:pPr>
+      <w:r>
+        <w:rPr>
+          <w:rStyle w:val="VerbatimChar"/>
+          <w:bCs/>
+          <w:b/>
+        </w:rPr>
+        <w:t xml:space="preserve">extract_calltree.py</w:t>
+      </w:r>
+      <w:r>
+        <w:t xml:space="preserve"> </w:t>
+      </w:r>
+      <w:r>
+        <w:t xml:space="preserve">–</w:t>
+      </w:r>
+      <w:r>
+        <w:t xml:space="preserve"> </w:t>
+      </w:r>
+      <w:r>
+        <w:rPr>
+          <w:rStyle w:val="VerbatimChar"/>
+        </w:rPr>
+        <w:t xml:space="preserve">HELP_BLURB</w:t>
+      </w:r>
+      <w:r>
+        <w:t xml:space="preserve"> </w:t>
+      </w:r>
+      <w:r>
+        <w:t xml:space="preserve">named the four</w:t>
+      </w:r>
+      <w:r>
+        <w:t xml:space="preserve"> </w:t>
+      </w:r>
+      <w:r>
+        <w:rPr>
+          <w:rStyle w:val="VerbatimChar"/>
+        </w:rPr>
+        <w:t xml:space="preserve">--show-*</w:t>
+      </w:r>
+      <w:r>
+        <w:t xml:space="preserve"> </w:t>
+      </w:r>
+      <w:r>
+        <w:t xml:space="preserve">noise-hiding flags but not</w:t>
+      </w:r>
+      <w:r>
+        <w:t xml:space="preserve"> </w:t>
+      </w:r>
+      <w:r>
+        <w:rPr>
+          <w:iCs/>
+          <w:i/>
+        </w:rPr>
+        <w:t xml:space="preserve">how</w:t>
+      </w:r>
+      <w:r>
+        <w:t xml:space="preserve"> </w:t>
+      </w:r>
+      <w:r>
+        <w:t xml:space="preserve">each tier is hidden by default. Added two sentences to its existing flags paragraph,</w:t>
+      </w:r>
+      <w:r>
+        <w:t xml:space="preserve"> </w:t>
+      </w:r>
+      <w:r>
+        <w:t xml:space="preserve">reusing the report’s own</w:t>
+      </w:r>
+      <w:r>
+        <w:t xml:space="preserve"> </w:t>
+      </w:r>
+      <w:r>
+        <w:rPr>
+          <w:rStyle w:val="VerbatimChar"/>
+        </w:rPr>
+        <w:t xml:space="preserve">Caveats:</w:t>
+      </w:r>
+      <w:r>
+        <w:t xml:space="preserve"> </w:t>
+      </w:r>
+      <w:r>
+        <w:t xml:space="preserve">wording verbatim so the two stay consistent: which</w:t>
+      </w:r>
+      <w:r>
+        <w:t xml:space="preserve"> </w:t>
+      </w:r>
+      <w:r>
+        <w:t xml:space="preserve">tree-surgery action applies to which tier (wrapper frames spliced out, MPI internals collapsed,</w:t>
+      </w:r>
+      <w:r>
+        <w:t xml:space="preserve"> </w:t>
+      </w:r>
+      <w:r>
+        <w:t xml:space="preserve">GPU-API/compiler-runtime pruned), and the compiler-runtime tier being built from Cray’s Fortran</w:t>
+      </w:r>
+      <w:r>
+        <w:t xml:space="preserve"> </w:t>
+      </w:r>
+      <w:r>
+        <w:t xml:space="preserve">runtime specifically, not verified against other compilers.</w:t>
+      </w:r>
+      <w:r>
+        <w:t xml:space="preserve"> </w:t>
+      </w:r>
+      <w:r>
+        <w:rPr>
+          <w:rStyle w:val="VerbatimChar"/>
+        </w:rPr>
+        <w:t xml:space="preserve">extract_calltree_traced.py</w:t>
+      </w:r>
+      <w:r>
+        <w:t xml:space="preserve"> </w:t>
+      </w:r>
+      <w:r>
+        <w:t xml:space="preserve">has its</w:t>
+      </w:r>
+      <w:r>
+        <w:t xml:space="preserve"> </w:t>
+      </w:r>
+      <w:r>
+        <w:t xml:space="preserve">own, already-complete</w:t>
+      </w:r>
+      <w:r>
+        <w:t xml:space="preserve"> </w:t>
+      </w:r>
+      <w:r>
+        <w:rPr>
+          <w:rStyle w:val="VerbatimChar"/>
+        </w:rPr>
+        <w:t xml:space="preserve">HELP_BLURB</w:t>
+      </w:r>
+      <w:r>
+        <w:t xml:space="preserve"> </w:t>
+      </w:r>
+      <w:r>
+        <w:t xml:space="preserve">and wasn’t in scope – the audit named only</w:t>
+      </w:r>
+      <w:r>
+        <w:t xml:space="preserve"> </w:t>
+      </w:r>
+      <w:r>
+        <w:rPr>
+          <w:rStyle w:val="VerbatimChar"/>
+        </w:rPr>
+        <w:t xml:space="preserve">extract_calltree.py</w:t>
+      </w:r>
+      <w:r>
+        <w:t xml:space="preserve">’s two gaps.</w:t>
+      </w:r>
+    </w:p>
+    <w:p>
+      <w:pPr>
+        <w:numPr>
+          <w:ilvl w:val="0"/>
+          <w:numId w:val="1013"/>
+        </w:numPr>
+        <w:pStyle w:val="Compact"/>
+      </w:pPr>
+      <w:r>
+        <w:rPr>
+          <w:rStyle w:val="VerbatimChar"/>
+          <w:bCs/>
+          <w:b/>
+        </w:rPr>
+        <w:t xml:space="preserve">extract_pop_metrics.py</w:t>
+      </w:r>
+      <w:r>
+        <w:t xml:space="preserve"> </w:t>
+      </w:r>
+      <w:r>
+        <w:t xml:space="preserve">– its</w:t>
+      </w:r>
+      <w:r>
+        <w:t xml:space="preserve"> </w:t>
+      </w:r>
+      <w:r>
+        <w:rPr>
+          <w:rStyle w:val="VerbatimChar"/>
+        </w:rPr>
+        <w:t xml:space="preserve">Caveats:</w:t>
+      </w:r>
+      <w:r>
+        <w:t xml:space="preserve"> </w:t>
+      </w:r>
+      <w:r>
+        <w:t xml:space="preserve">footer (the MPI-classification-is-heuristic</w:t>
+      </w:r>
+      <w:r>
+        <w:t xml:space="preserve"> </w:t>
+      </w:r>
+      <w:r>
+        <w:t xml:space="preserve">caveat, the CPU&lt;-&gt;GPU per-rank pairing assumption) wasn’t in</w:t>
+      </w:r>
+      <w:r>
+        <w:t xml:space="preserve"> </w:t>
+      </w:r>
+      <w:r>
+        <w:rPr>
+          <w:rStyle w:val="VerbatimChar"/>
+        </w:rPr>
+        <w:t xml:space="preserve">HELP_BLURB</w:t>
+      </w:r>
+      <w:r>
+        <w:t xml:space="preserve"> </w:t>
+      </w:r>
+      <w:r>
+        <w:t xml:space="preserve">at all. Added a new</w:t>
+      </w:r>
+      <w:r>
+        <w:t xml:space="preserve"> </w:t>
+      </w:r>
+      <w:r>
+        <w:t xml:space="preserve">paragraph covering both. Since the footer’s MPI-prefix sentence is built dynamically from</w:t>
+      </w:r>
+      <w:r>
+        <w:t xml:space="preserve"> </w:t>
+      </w:r>
+      <w:r>
+        <w:rPr>
+          <w:rStyle w:val="VerbatimChar"/>
+        </w:rPr>
+        <w:t xml:space="preserve">TAG_DEFS</w:t>
+      </w:r>
+      <w:r>
+        <w:t xml:space="preserve"> </w:t>
+      </w:r>
+      <w:r>
+        <w:t xml:space="preserve">at report time rather than hardcoded,</w:t>
+      </w:r>
+      <w:r>
+        <w:t xml:space="preserve"> </w:t>
+      </w:r>
+      <w:r>
+        <w:rPr>
+          <w:rStyle w:val="VerbatimChar"/>
+        </w:rPr>
+        <w:t xml:space="preserve">HELP_BLURB</w:t>
+      </w:r>
+      <w:r>
+        <w:t xml:space="preserve"> </w:t>
+      </w:r>
+      <w:r>
+        <w:t xml:space="preserve">became an f-string embedding the</w:t>
+      </w:r>
+      <w:r>
+        <w:t xml:space="preserve"> </w:t>
+      </w:r>
+      <w:r>
+        <w:t xml:space="preserve">same live</w:t>
+      </w:r>
+      <w:r>
+        <w:t xml:space="preserve"> </w:t>
+      </w:r>
+      <w:r>
+        <w:rPr>
+          <w:rStyle w:val="VerbatimChar"/>
+        </w:rPr>
+        <w:t xml:space="preserve">TAG_DEFS['mpi_territory']['prefixes']</w:t>
+      </w:r>
+      <w:r>
+        <w:t xml:space="preserve">/</w:t>
+      </w:r>
+      <w:r>
+        <w:rPr>
+          <w:rStyle w:val="VerbatimChar"/>
+        </w:rPr>
+        <w:t xml:space="preserve">['suffixes']</w:t>
+      </w:r>
+      <w:r>
+        <w:t xml:space="preserve"> </w:t>
+      </w:r>
+      <w:r>
+        <w:t xml:space="preserve">values, so the two can never</w:t>
+      </w:r>
+      <w:r>
+        <w:t xml:space="preserve"> </w:t>
+      </w:r>
+      <w:r>
+        <w:t xml:space="preserve">silently drift apart the way two independently-hand-typed prefix lists eventually would. Its</w:t>
+      </w:r>
+      <w:r>
+        <w:t xml:space="preserve"> </w:t>
+      </w:r>
+      <w:r>
+        <w:rPr>
+          <w:rStyle w:val="VerbatimChar"/>
+        </w:rPr>
+        <w:t xml:space="preserve">Not computed:</w:t>
+      </w:r>
+      <w:r>
+        <w:t xml:space="preserve"> </w:t>
+      </w:r>
+      <w:r>
+        <w:t xml:space="preserve">block was already in</w:t>
+      </w:r>
+      <w:r>
+        <w:t xml:space="preserve"> </w:t>
+      </w:r>
+      <w:r>
+        <w:rPr>
+          <w:rStyle w:val="VerbatimChar"/>
+        </w:rPr>
+        <w:t xml:space="preserve">HELP_BLURB</w:t>
+      </w:r>
+      <w:r>
+        <w:t xml:space="preserve"> </w:t>
+      </w:r>
+      <w:r>
+        <w:t xml:space="preserve">almost verbatim (no change needed), and its</w:t>
+      </w:r>
+      <w:r>
+        <w:t xml:space="preserve"> </w:t>
+      </w:r>
+      <w:r>
+        <w:rPr>
+          <w:rStyle w:val="VerbatimChar"/>
+        </w:rPr>
+        <w:t xml:space="preserve">Metric explanation:</w:t>
+      </w:r>
+      <w:r>
+        <w:t xml:space="preserve"> </w:t>
+      </w:r>
+      <w:r>
+        <w:t xml:space="preserve">block is a per-shown-column legend rather than general background, so</w:t>
+      </w:r>
+      <w:r>
+        <w:t xml:space="preserve"> </w:t>
+      </w:r>
+      <w:r>
+        <w:t xml:space="preserve">rule 5 doesn’t apply to it.</w:t>
+      </w:r>
+    </w:p>
+    <w:p>
+      <w:pPr>
+        <w:pStyle w:val="FirstParagraph"/>
+      </w:pPr>
+      <w:r>
+        <w:t xml:space="preserve">No test currently asserts on</w:t>
+      </w:r>
+      <w:r>
+        <w:t xml:space="preserve"> </w:t>
+      </w:r>
+      <w:r>
+        <w:rPr>
+          <w:rStyle w:val="VerbatimChar"/>
+        </w:rPr>
+        <w:t xml:space="preserve">HELP_BLURB</w:t>
+      </w:r>
+      <w:r>
+        <w:t xml:space="preserve"> </w:t>
+      </w:r>
+      <w:r>
+        <w:t xml:space="preserve">content, and none of this step’s changes touch</w:t>
+      </w:r>
+      <w:r>
+        <w:t xml:space="preserve"> </w:t>
+      </w:r>
+      <w:r>
+        <w:rPr>
+          <w:rStyle w:val="VerbatimChar"/>
+        </w:rPr>
+        <w:t xml:space="preserve">write_report()</w:t>
+      </w:r>
+      <w:r>
+        <w:t xml:space="preserve"> </w:t>
+      </w:r>
+      <w:r>
+        <w:t xml:space="preserve">in either file, so verification was a manual read-through of both tools’ rendered</w:t>
+      </w:r>
+      <w:r>
+        <w:t xml:space="preserve"> </w:t>
+      </w:r>
+      <w:r>
+        <w:rPr>
+          <w:rStyle w:val="VerbatimChar"/>
+        </w:rPr>
+        <w:t xml:space="preserve">-h</w:t>
+      </w:r>
+      <w:r>
+        <w:t xml:space="preserve"> </w:t>
+      </w:r>
+      <w:r>
+        <w:t xml:space="preserve">output (confirming natural wrapping at the file’s existing ~75-column convention) plus the</w:t>
+      </w:r>
+      <w:r>
+        <w:t xml:space="preserve"> </w:t>
+      </w:r>
+      <w:r>
+        <w:t xml:space="preserve">full test suite (369 tests, unchanged, confirming the f-string conversion didn’t break import).</w:t>
+      </w:r>
+      <w:r>
+        <w:t xml:space="preserve"> </w:t>
+      </w:r>
+      <w:r>
+        <w:rPr>
+          <w:rStyle w:val="VerbatimChar"/>
+        </w:rPr>
+        <w:t xml:space="preserve">git status</w:t>
+      </w:r>
+      <w:r>
+        <w:t xml:space="preserve"> </w:t>
+      </w:r>
+      <w:r>
+        <w:t xml:space="preserve">on all 6</w:t>
+      </w:r>
+      <w:r>
+        <w:t xml:space="preserve"> </w:t>
+      </w:r>
+      <w:r>
+        <w:rPr>
+          <w:rStyle w:val="VerbatimChar"/>
+        </w:rPr>
+        <w:t xml:space="preserve">test_apps/results/</w:t>
+      </w:r>
+      <w:r>
+        <w:t xml:space="preserve"> </w:t>
+      </w:r>
+      <w:r>
+        <w:t xml:space="preserve">directories came back empty – no report output changed,</w:t>
+      </w:r>
+      <w:r>
+        <w:t xml:space="preserve"> </w:t>
+      </w:r>
+      <w:r>
+        <w:t xml:space="preserve">exactly as expected for an additive,</w:t>
+      </w:r>
+      <w:r>
+        <w:t xml:space="preserve"> </w:t>
+      </w:r>
+      <w:r>
+        <w:rPr>
+          <w:rStyle w:val="VerbatimChar"/>
+        </w:rPr>
+        <w:t xml:space="preserve">--help</w:t>
+      </w:r>
+      <w:r>
+        <w:t xml:space="preserve">-only step.</w:t>
+      </w:r>
+    </w:p>
     <w:bookmarkEnd w:id="72"/>
+    <w:bookmarkEnd w:id="73"/>
     <w:sectPr/>
   </w:body>
 </w:document>
@@ -37479,6 +38085,9 @@
     <w:lvlOverride w:ilvl="8">
       <w:startOverride w:val="1"/>
     </w:lvlOverride>
+  </w:num>
+  <w:num w:numId="1013">
+    <w:abstractNumId w:val="991"/>
   </w:num>
 </w:numbering>
 </file>

--- a/docs/DEVELOPMENT_HISTORY.docx
+++ b/docs/DEVELOPMENT_HISTORY.docx
@@ -10,7 +10,7 @@
         <w:t xml:space="preserve">Development History</w:t>
       </w:r>
     </w:p>
-    <w:bookmarkStart w:id="73" w:name="development-history"/>
+    <w:bookmarkStart w:id="74" w:name="development-history"/>
     <w:p>
       <w:pPr>
         <w:pStyle w:val="Heading1"/>
@@ -2460,6 +2460,101 @@
           </w:p>
         </w:tc>
       </w:tr>
+      <w:tr>
+        <w:tc>
+          <w:tcPr/>
+          <w:p>
+            <w:pPr>
+              <w:pStyle w:val="Compact"/>
+              <w:jc w:val="left"/>
+            </w:pPr>
+            <w:r>
+              <w:t xml:space="preserve">2026-08-14</w:t>
+            </w:r>
+          </w:p>
+        </w:tc>
+        <w:tc>
+          <w:tcPr/>
+          <w:p>
+            <w:pPr>
+              <w:pStyle w:val="Compact"/>
+              <w:jc w:val="left"/>
+            </w:pPr>
+            <w:r>
+              <w:t xml:space="preserve">Plan 2.10: applied §10’s report style guide rules 1-5 and 7 across all 6 tools (rule 6, hard-wrap, split to plan 2.11) – roadmap step 9, the first step allowed to change report output everywhere; also relocated table-owned prose (</w:t>
+            </w:r>
+            <w:r>
+              <w:rPr>
+                <w:rStyle w:val="VerbatimChar"/>
+              </w:rPr>
+              <w:t xml:space="preserve">%total</w:t>
+            </w:r>
+            <w:r>
+              <w:t xml:space="preserve">/ranking/load-imbalance/aggregation legends) into the owning stage5 module, unified every tool’s header into one</w:t>
+            </w:r>
+            <w:r>
+              <w:t xml:space="preserve"> </w:t>
+            </w:r>
+            <w:r>
+              <w:rPr>
+                <w:rStyle w:val="VerbatimChar"/>
+              </w:rPr>
+              <w:t xml:space="preserve">stage6_report_builder.standard_header()</w:t>
+            </w:r>
+            <w:r>
+              <w:t xml:space="preserve"> </w:t>
+            </w:r>
+            <w:r>
+              <w:t xml:space="preserve">function (closing plan 2.8’s deferred metadata-presentation item), and unified</w:t>
+            </w:r>
+            <w:r>
+              <w:t xml:space="preserve"> </w:t>
+            </w:r>
+            <w:r>
+              <w:rPr>
+                <w:rStyle w:val="VerbatimChar"/>
+              </w:rPr>
+              <w:t xml:space="preserve">extract_hotspots.py</w:t>
+            </w:r>
+            <w:r>
+              <w:t xml:space="preserve">/</w:t>
+            </w:r>
+            <w:r>
+              <w:rPr>
+                <w:rStyle w:val="VerbatimChar"/>
+              </w:rPr>
+              <w:t xml:space="preserve">extract_calltree.py</w:t>
+            </w:r>
+            <w:r>
+              <w:t xml:space="preserve">/</w:t>
+            </w:r>
+            <w:r>
+              <w:rPr>
+                <w:rStyle w:val="VerbatimChar"/>
+              </w:rPr>
+              <w:t xml:space="preserve">extract_calltree_traced.py</w:t>
+            </w:r>
+            <w:r>
+              <w:t xml:space="preserve">’s directory handling via a new shared</w:t>
+            </w:r>
+            <w:r>
+              <w:t xml:space="preserve"> </w:t>
+            </w:r>
+            <w:r>
+              <w:rPr>
+                <w:rStyle w:val="VerbatimChar"/>
+              </w:rPr>
+              <w:t xml:space="preserve">resolve_two_dirs()</w:t>
+            </w:r>
+            <w:r>
+              <w:t xml:space="preserve"> </w:t>
+            </w:r>
+            <w:r>
+              <w:t xml:space="preserve">helper – see full design/real-data accounting below</w:t>
+            </w:r>
+          </w:p>
+        </w:tc>
+      </w:tr>
     </w:tbl>
     <w:bookmarkStart w:id="20" w:name="project-scaffolding-and-rules"/>
     <w:p>
@@ -37424,7 +37519,2013 @@
       </w:r>
     </w:p>
     <w:bookmarkEnd w:id="72"/>
+    <w:bookmarkStart w:id="73" w:name="X08c2b5e003e6dc2b4aa9c06471fb10f9fa2b44e"/>
+    <w:p>
+      <w:pPr>
+        <w:pStyle w:val="Heading2"/>
+      </w:pPr>
+      <w:r>
+        <w:t xml:space="preserve">2026-08-14 — Plan 2.10: report style guide, rules 1-5 &amp; 7 (roadmap step 9, part 1 of 2)</w:t>
+      </w:r>
+    </w:p>
+    <w:p>
+      <w:pPr>
+        <w:pStyle w:val="FirstParagraph"/>
+      </w:pPr>
+      <w:r>
+        <w:t xml:space="preserve">Ninth implementation step, and the first where report output is</w:t>
+      </w:r>
+      <w:r>
+        <w:t xml:space="preserve"> </w:t>
+      </w:r>
+      <w:r>
+        <w:rPr>
+          <w:iCs/>
+          <w:i/>
+        </w:rPr>
+        <w:t xml:space="preserve">intentionally</w:t>
+      </w:r>
+      <w:r>
+        <w:t xml:space="preserve"> </w:t>
+      </w:r>
+      <w:r>
+        <w:t xml:space="preserve">allowed to change</w:t>
+      </w:r>
+      <w:r>
+        <w:t xml:space="preserve"> </w:t>
+      </w:r>
+      <w:r>
+        <w:t xml:space="preserve">everywhere. Applied</w:t>
+      </w:r>
+      <w:r>
+        <w:t xml:space="preserve"> </w:t>
+      </w:r>
+      <w:r>
+        <w:rPr>
+          <w:rStyle w:val="VerbatimChar"/>
+        </w:rPr>
+        <w:t xml:space="preserve">docs/plans/2.1-postprocess-consolidation-refactor.md</w:t>
+      </w:r>
+      <w:r>
+        <w:t xml:space="preserve"> </w:t>
+      </w:r>
+      <w:r>
+        <w:t xml:space="preserve">§10’s report style</w:t>
+      </w:r>
+      <w:r>
+        <w:t xml:space="preserve"> </w:t>
+      </w:r>
+      <w:r>
+        <w:t xml:space="preserve">guide across all 6 tools, splitting rule 6 (120-column hard-wrap, needing changes to two</w:t>
+      </w:r>
+      <w:r>
+        <w:t xml:space="preserve"> </w:t>
+      </w:r>
+      <w:r>
+        <w:t xml:space="preserve">renderers plus both</w:t>
+      </w:r>
+      <w:r>
+        <w:t xml:space="preserve"> </w:t>
+      </w:r>
+      <w:r>
+        <w:rPr>
+          <w:rStyle w:val="VerbatimChar"/>
+        </w:rPr>
+        <w:t xml:space="preserve">select_hotspot_*.py</w:t>
+      </w:r>
+      <w:r>
+        <w:t xml:space="preserve"> </w:t>
+      </w:r>
+      <w:r>
+        <w:t xml:space="preserve">re-parsers) into its own follow-up, plan 2.11.</w:t>
+      </w:r>
+    </w:p>
+    <w:p>
+      <w:pPr>
+        <w:pStyle w:val="BodyText"/>
+      </w:pPr>
+      <w:r>
+        <w:t xml:space="preserve">Two real gaps surfaced while drafting this plan, both about report content living in the wrong</w:t>
+      </w:r>
+      <w:r>
+        <w:t xml:space="preserve"> </w:t>
+      </w:r>
+      <w:r>
+        <w:t xml:space="preserve">place – the same problem §10 exists to solve, just not named there:</w:t>
+      </w:r>
+    </w:p>
+    <w:p>
+      <w:pPr>
+        <w:numPr>
+          <w:ilvl w:val="0"/>
+          <w:numId w:val="1014"/>
+        </w:numPr>
+        <w:pStyle w:val="Compact"/>
+      </w:pPr>
+      <w:r>
+        <w:rPr>
+          <w:bCs/>
+          <w:b/>
+        </w:rPr>
+        <w:t xml:space="preserve">Table-owned prose scattered and duplicated across tools.</w:t>
+      </w:r>
+      <w:r>
+        <w:t xml:space="preserve"> </w:t>
+      </w:r>
+      <w:r>
+        <w:t xml:space="preserve">The load-imbalance legend, the POP</w:t>
+      </w:r>
+      <w:r>
+        <w:t xml:space="preserve"> </w:t>
+      </w:r>
+      <w:r>
+        <w:t xml:space="preserve">metrics</w:t>
+      </w:r>
+      <w:r>
+        <w:t xml:space="preserve"> </w:t>
+      </w:r>
+      <w:r>
+        <w:t xml:space="preserve">“</w:t>
+      </w:r>
+      <w:r>
+        <w:t xml:space="preserve">Metric explanation:</w:t>
+      </w:r>
+      <w:r>
+        <w:t xml:space="preserve">”</w:t>
+      </w:r>
+      <w:r>
+        <w:t xml:space="preserve"> </w:t>
+      </w:r>
+      <w:r>
+        <w:t xml:space="preserve">block, the calltree aggregation legend, the</w:t>
+      </w:r>
+      <w:r>
+        <w:t xml:space="preserve"> </w:t>
+      </w:r>
+      <w:r>
+        <w:rPr>
+          <w:rStyle w:val="VerbatimChar"/>
+        </w:rPr>
+        <w:t xml:space="preserve">%total</w:t>
+      </w:r>
+      <w:r>
+        <w:t xml:space="preserve">-meaning</w:t>
+      </w:r>
+      <w:r>
+        <w:t xml:space="preserve"> </w:t>
+      </w:r>
+      <w:r>
+        <w:t xml:space="preserve">sentences, and the ranking-mode note were all hand-typed per tool (sometimes word-for-word</w:t>
+      </w:r>
+      <w:r>
+        <w:t xml:space="preserve"> </w:t>
+      </w:r>
+      <w:r>
+        <w:t xml:space="preserve">duplicated, sometimes silently drifted) despite describing what a stage-5 table module renders,</w:t>
+      </w:r>
+      <w:r>
+        <w:t xml:space="preserve"> </w:t>
+      </w:r>
+      <w:r>
+        <w:t xml:space="preserve">not tool-specific business logic. All five moved into new functions beside the table module</w:t>
+      </w:r>
+      <w:r>
+        <w:t xml:space="preserve"> </w:t>
+      </w:r>
+      <w:r>
+        <w:t xml:space="preserve">that owns them:</w:t>
+      </w:r>
+      <w:r>
+        <w:t xml:space="preserve"> </w:t>
+      </w:r>
+      <w:r>
+        <w:rPr>
+          <w:rStyle w:val="VerbatimChar"/>
+        </w:rPr>
+        <w:t xml:space="preserve">stage5_table_render.pct_total_note()</w:t>
+      </w:r>
+      <w:r>
+        <w:t xml:space="preserve">/</w:t>
+      </w:r>
+      <w:r>
+        <w:rPr>
+          <w:rStyle w:val="VerbatimChar"/>
+        </w:rPr>
+        <w:t xml:space="preserve">ranking_note()</w:t>
+      </w:r>
+      <w:r>
+        <w:t xml:space="preserve">,</w:t>
+      </w:r>
+      <w:r>
+        <w:t xml:space="preserve"> </w:t>
+      </w:r>
+      <w:r>
+        <w:rPr>
+          <w:rStyle w:val="VerbatimChar"/>
+        </w:rPr>
+        <w:t xml:space="preserve">stage5_load_imbalance_table.imbalance_note()</w:t>
+      </w:r>
+      <w:r>
+        <w:t xml:space="preserve">,</w:t>
+      </w:r>
+      <w:r>
+        <w:t xml:space="preserve"> </w:t>
+      </w:r>
+      <w:r>
+        <w:rPr>
+          <w:rStyle w:val="VerbatimChar"/>
+        </w:rPr>
+        <w:t xml:space="preserve">stage5_pop_metrics_table.metrics_legend()</w:t>
+      </w:r>
+      <w:r>
+        <w:t xml:space="preserve">,</w:t>
+      </w:r>
+      <w:r>
+        <w:t xml:space="preserve"> </w:t>
+      </w:r>
+      <w:r>
+        <w:rPr>
+          <w:rStyle w:val="VerbatimChar"/>
+        </w:rPr>
+        <w:t xml:space="preserve">stage5_tree_render.aggregation_note()</w:t>
+      </w:r>
+      <w:r>
+        <w:t xml:space="preserve">/</w:t>
+      </w:r>
+      <w:r>
+        <w:rPr>
+          <w:rStyle w:val="VerbatimChar"/>
+        </w:rPr>
+        <w:t xml:space="preserve">tree_view_note()</w:t>
+      </w:r>
+      <w:r>
+        <w:t xml:space="preserve">. The</w:t>
+      </w:r>
+      <w:r>
+        <w:t xml:space="preserve"> </w:t>
+      </w:r>
+      <w:r>
+        <w:rPr>
+          <w:rStyle w:val="VerbatimChar"/>
+        </w:rPr>
+        <w:t xml:space="preserve">%total</w:t>
+      </w:r>
+      <w:r>
+        <w:t xml:space="preserve">/ranking notes are</w:t>
+      </w:r>
+      <w:r>
+        <w:t xml:space="preserve"> </w:t>
+      </w:r>
+      <w:r>
+        <w:t xml:space="preserve">generated from the exact</w:t>
+      </w:r>
+      <w:r>
+        <w:t xml:space="preserve"> </w:t>
+      </w:r>
+      <w:r>
+        <w:rPr>
+          <w:rStyle w:val="VerbatimChar"/>
+        </w:rPr>
+        <w:t xml:space="preserve">threshold_unit</w:t>
+      </w:r>
+      <w:r>
+        <w:t xml:space="preserve">/</w:t>
+      </w:r>
+      <w:r>
+        <w:rPr>
+          <w:rStyle w:val="VerbatimChar"/>
+        </w:rPr>
+        <w:t xml:space="preserve">unfiltered</w:t>
+      </w:r>
+      <w:r>
+        <w:t xml:space="preserve"> </w:t>
+      </w:r>
+      <w:r>
+        <w:t xml:space="preserve">values already given to</w:t>
+      </w:r>
+      <w:r>
+        <w:t xml:space="preserve"> </w:t>
+      </w:r>
+      <w:r>
+        <w:rPr>
+          <w:rStyle w:val="VerbatimChar"/>
+        </w:rPr>
+        <w:t xml:space="preserve">select_entries()</w:t>
+      </w:r>
+      <w:r>
+        <w:t xml:space="preserve">, so the</w:t>
+      </w:r>
+      <w:r>
+        <w:t xml:space="preserve"> </w:t>
+      </w:r>
+      <w:r>
+        <w:t xml:space="preserve">“</w:t>
+      </w:r>
+      <w:r>
+        <w:t xml:space="preserve">showing top N … X</w:t>
+      </w:r>
+      <w:r>
+        <w:t xml:space="preserve">”</w:t>
+      </w:r>
+      <w:r>
+        <w:t xml:space="preserve"> </w:t>
+      </w:r>
+      <w:r>
+        <w:t xml:space="preserve">line and</w:t>
+      </w:r>
+      <w:r>
+        <w:t xml:space="preserve"> </w:t>
+      </w:r>
+      <w:r>
+        <w:t xml:space="preserve">“</w:t>
+      </w:r>
+      <w:r>
+        <w:t xml:space="preserve">%total means X</w:t>
+      </w:r>
+      <w:r>
+        <w:t xml:space="preserve">”</w:t>
+      </w:r>
+      <w:r>
+        <w:t xml:space="preserve"> </w:t>
+      </w:r>
+      <w:r>
+        <w:t xml:space="preserve">line can no longer</w:t>
+      </w:r>
+      <w:r>
+        <w:t xml:space="preserve"> </w:t>
+      </w:r>
+      <w:r>
+        <w:t xml:space="preserve">drift apart the way</w:t>
+      </w:r>
+      <w:r>
+        <w:t xml:space="preserve"> </w:t>
+      </w:r>
+      <w:r>
+        <w:rPr>
+          <w:rStyle w:val="VerbatimChar"/>
+        </w:rPr>
+        <w:t xml:space="preserve">extract_hotspots.py</w:t>
+      </w:r>
+      <w:r>
+        <w:t xml:space="preserve">‘</w:t>
+      </w:r>
+      <w:r>
+        <w:t xml:space="preserve">s 4 tables</w:t>
+      </w:r>
+      <w:r>
+        <w:t xml:space="preserve">’</w:t>
+      </w:r>
+      <w:r>
+        <w:t xml:space="preserve"> </w:t>
+      </w:r>
+      <w:r>
+        <w:t xml:space="preserve">identical, but semantically wrong,</w:t>
+      </w:r>
+      <w:r>
+        <w:t xml:space="preserve"> </w:t>
+      </w:r>
+      <w:r>
+        <w:rPr>
+          <w:rStyle w:val="VerbatimChar"/>
+        </w:rPr>
+        <w:t xml:space="preserve">threshold_unit="of total runtime"</w:t>
+      </w:r>
+      <w:r>
+        <w:t xml:space="preserve"> </w:t>
+      </w:r>
+      <w:r>
+        <w:t xml:space="preserve">already had.</w:t>
+      </w:r>
+    </w:p>
+    <w:p>
+      <w:pPr>
+        <w:numPr>
+          <w:ilvl w:val="0"/>
+          <w:numId w:val="1014"/>
+        </w:numPr>
+        <w:pStyle w:val="Compact"/>
+      </w:pPr>
+      <w:r>
+        <w:rPr>
+          <w:bCs/>
+          <w:b/>
+        </w:rPr>
+        <w:t xml:space="preserve">Metadata/header consolidation plan 2.8 deferred here.</w:t>
+      </w:r>
+      <w:r>
+        <w:t xml:space="preserve"> </w:t>
+      </w:r>
+      <w:r>
+        <w:t xml:space="preserve">Every tool’s header reduced to the</w:t>
+      </w:r>
+      <w:r>
+        <w:t xml:space="preserve"> </w:t>
+      </w:r>
+      <w:r>
+        <w:t xml:space="preserve">same handful of facts (which tool wrote it, when, a 1-2 line description, one or more runs each</w:t>
+      </w:r>
+      <w:r>
+        <w:t xml:space="preserve"> </w:t>
+      </w:r>
+      <w:r>
+        <w:t xml:space="preserve">with one or more source directories and an optional executable/runtime/rank-count/scanned-files,</w:t>
+      </w:r>
+      <w:r>
+        <w:t xml:space="preserve"> </w:t>
+      </w:r>
+      <w:r>
+        <w:t xml:space="preserve">and which tables the report contains) – closed with one new</w:t>
+      </w:r>
+      <w:r>
+        <w:t xml:space="preserve"> </w:t>
+      </w:r>
+      <w:r>
+        <w:rPr>
+          <w:rStyle w:val="VerbatimChar"/>
+        </w:rPr>
+        <w:t xml:space="preserve">stage6_report_builder.standard_header(tool_name, description, runs)</w:t>
+      </w:r>
+      <w:r>
+        <w:t xml:space="preserve"> </w:t>
+      </w:r>
+      <w:r>
+        <w:t xml:space="preserve">function every tool calls,</w:t>
+      </w:r>
+      <w:r>
+        <w:t xml:space="preserve"> </w:t>
+      </w:r>
+      <w:r>
+        <w:t xml:space="preserve">plus a</w:t>
+      </w:r>
+      <w:r>
+        <w:t xml:space="preserve"> </w:t>
+      </w:r>
+      <w:r>
+        <w:rPr>
+          <w:rStyle w:val="VerbatimChar"/>
+        </w:rPr>
+        <w:t xml:space="preserve">render_report()</w:t>
+      </w:r>
+      <w:r>
+        <w:t xml:space="preserve"> </w:t>
+      </w:r>
+      <w:r>
+        <w:t xml:space="preserve">change that auto-lists titled section names under a</w:t>
+      </w:r>
+      <w:r>
+        <w:t xml:space="preserve"> </w:t>
+      </w:r>
+      <w:r>
+        <w:rPr>
+          <w:rStyle w:val="VerbatimChar"/>
+        </w:rPr>
+        <w:t xml:space="preserve">tables:</w:t>
+      </w:r>
+      <w:r>
+        <w:t xml:space="preserve"> </w:t>
+      </w:r>
+      <w:r>
+        <w:t xml:space="preserve">heading</w:t>
+      </w:r>
+      <w:r>
+        <w:t xml:space="preserve"> </w:t>
+      </w:r>
+      <w:r>
+        <w:t xml:space="preserve">and auto-generates the</w:t>
+      </w:r>
+      <w:r>
+        <w:t xml:space="preserve"> </w:t>
+      </w:r>
+      <w:r>
+        <w:t xml:space="preserve">“</w:t>
+      </w:r>
+      <w:r>
+        <w:t xml:space="preserve">these N directories aren’t checked against each other</w:t>
+      </w:r>
+      <w:r>
+        <w:t xml:space="preserve">”</w:t>
+      </w:r>
+      <w:r>
+        <w:t xml:space="preserve"> </w:t>
+      </w:r>
+      <w:r>
+        <w:t xml:space="preserve">caveat whenever</w:t>
+      </w:r>
+      <w:r>
+        <w:t xml:space="preserve"> </w:t>
+      </w:r>
+      <w:r>
+        <w:t xml:space="preserve">more than one directory feeds the report in total (previously hand-typed only in</w:t>
+      </w:r>
+      <w:r>
+        <w:t xml:space="preserve"> </w:t>
+      </w:r>
+      <w:r>
+        <w:rPr>
+          <w:rStyle w:val="VerbatimChar"/>
+        </w:rPr>
+        <w:t xml:space="preserve">extract_hotspots.py</w:t>
+      </w:r>
+      <w:r>
+        <w:t xml:space="preserve">; now also correctly appears for</w:t>
+      </w:r>
+      <w:r>
+        <w:t xml:space="preserve"> </w:t>
+      </w:r>
+      <w:r>
+        <w:rPr>
+          <w:rStyle w:val="VerbatimChar"/>
+        </w:rPr>
+        <w:t xml:space="preserve">extract_pop_metrics.py</w:t>
+      </w:r>
+      <w:r>
+        <w:t xml:space="preserve">’s multi-directory</w:t>
+      </w:r>
+      <w:r>
+        <w:t xml:space="preserve"> </w:t>
+      </w:r>
+      <w:r>
+        <w:t xml:space="preserve">scaling studies, a real caveat that was simply never stated there before). The header’s own first</w:t>
+      </w:r>
+      <w:r>
+        <w:t xml:space="preserve"> </w:t>
+      </w:r>
+      <w:r>
+        <w:t xml:space="preserve">line is the report’s full identity in one sentence –</w:t>
+      </w:r>
+      <w:r>
+        <w:t xml:space="preserve"> </w:t>
+      </w:r>
+      <w:r>
+        <w:rPr>
+          <w:rStyle w:val="VerbatimChar"/>
+        </w:rPr>
+        <w:t xml:space="preserve">"tool name" report generated "timestamp".</w:t>
+      </w:r>
+      <w:r>
+        <w:t xml:space="preserve"> </w:t>
+      </w:r>
+      <w:r>
+        <w:t xml:space="preserve">followed by the tool’s short description – replacing an earlier two-line</w:t>
+      </w:r>
+      <w:r>
+        <w:t xml:space="preserve"> </w:t>
+      </w:r>
+      <w:r>
+        <w:rPr>
+          <w:rStyle w:val="VerbatimChar"/>
+        </w:rPr>
+        <w:t xml:space="preserve">tool: .../generated:    ...</w:t>
+      </w:r>
+      <w:r>
+        <w:t xml:space="preserve"> </w:t>
+      </w:r>
+      <w:r>
+        <w:t xml:space="preserve">draft folded into one function,</w:t>
+      </w:r>
+      <w:r>
+        <w:t xml:space="preserve"> </w:t>
+      </w:r>
+      <w:r>
+        <w:rPr>
+          <w:rStyle w:val="VerbatimChar"/>
+        </w:rPr>
+        <w:t xml:space="preserve">generated_line()</w:t>
+      </w:r>
+      <w:r>
+        <w:t xml:space="preserve">, once that draft’s header and the</w:t>
+      </w:r>
+      <w:r>
+        <w:t xml:space="preserve"> </w:t>
+      </w:r>
+      <w:r>
+        <w:t xml:space="preserve">description sentence were reviewed together and read better merged than split. Each</w:t>
+      </w:r>
+      <w:r>
+        <w:t xml:space="preserve"> </w:t>
+      </w:r>
+      <w:r>
+        <w:rPr>
+          <w:rStyle w:val="VerbatimChar"/>
+        </w:rPr>
+        <w:t xml:space="preserve">runs</w:t>
+      </w:r>
+      <w:r>
+        <w:t xml:space="preserve"> </w:t>
+      </w:r>
+      <w:r>
+        <w:t xml:space="preserve">entry</w:t>
+      </w:r>
+      <w:r>
+        <w:t xml:space="preserve"> </w:t>
+      </w:r>
+      <w:r>
+        <w:t xml:space="preserve">carries a</w:t>
+      </w:r>
+      <w:r>
+        <w:t xml:space="preserve"> </w:t>
+      </w:r>
+      <w:r>
+        <w:rPr>
+          <w:rStyle w:val="VerbatimChar"/>
+        </w:rPr>
+        <w:t xml:space="preserve">directories</w:t>
+      </w:r>
+      <w:r>
+        <w:t xml:space="preserve"> </w:t>
+      </w:r>
+      <w:r>
+        <w:t xml:space="preserve">list (label/path pairs) rather than a single label/directory, precisely</w:t>
+      </w:r>
+      <w:r>
+        <w:t xml:space="preserve"> </w:t>
+      </w:r>
+      <w:r>
+        <w:t xml:space="preserve">so one run can show more than one physical directory (a CPU side and a GPU side) under one shared</w:t>
+      </w:r>
+      <w:r>
+        <w:t xml:space="preserve"> </w:t>
+      </w:r>
+      <w:r>
+        <w:t xml:space="preserve">metadata block instead of two separate blocks – see the directory-handling unification below,</w:t>
+      </w:r>
+      <w:r>
+        <w:t xml:space="preserve"> </w:t>
+      </w:r>
+      <w:r>
+        <w:t xml:space="preserve">which is what actually needed this shape.</w:t>
+      </w:r>
+    </w:p>
+    <w:p>
+      <w:pPr>
+        <w:pStyle w:val="FirstParagraph"/>
+      </w:pPr>
+      <w:r>
+        <w:rPr>
+          <w:rStyle w:val="VerbatimChar"/>
+        </w:rPr>
+        <w:t xml:space="preserve">render_report()</w:t>
+      </w:r>
+      <w:r>
+        <w:t xml:space="preserve"> </w:t>
+      </w:r>
+      <w:r>
+        <w:t xml:space="preserve">itself gained the section-numbering mechanism rules 2-4 needed:</w:t>
+      </w:r>
+      <w:r>
+        <w:t xml:space="preserve"> </w:t>
+      </w:r>
+      <w:r>
+        <w:rPr>
+          <w:rStyle w:val="VerbatimChar"/>
+        </w:rPr>
+        <w:t xml:space="preserve">title</w:t>
+      </w:r>
+      <w:r>
+        <w:t xml:space="preserve"> </w:t>
+      </w:r>
+      <w:r>
+        <w:t xml:space="preserve">is now</w:t>
+      </w:r>
+      <w:r>
+        <w:t xml:space="preserve"> </w:t>
+      </w:r>
+      <w:r>
+        <w:t xml:space="preserve">plain, undecorated text, and</w:t>
+      </w:r>
+      <w:r>
+        <w:t xml:space="preserve"> </w:t>
+      </w:r>
+      <w:r>
+        <w:rPr>
+          <w:rStyle w:val="VerbatimChar"/>
+        </w:rPr>
+        <w:t xml:space="preserve">render_report()</w:t>
+      </w:r>
+      <w:r>
+        <w:t xml:space="preserve"> </w:t>
+      </w:r>
+      <w:r>
+        <w:t xml:space="preserve">decides the decoration once, for the whole report –</w:t>
+      </w:r>
+      <w:r>
+        <w:t xml:space="preserve"> </w:t>
+      </w:r>
+      <w:r>
+        <w:t xml:space="preserve">0 titled sections stays unchanged (calltree’s untitled tree/fallback blocks), 2+ get</w:t>
+      </w:r>
+      <w:r>
+        <w:t xml:space="preserve"> </w:t>
+      </w:r>
+      <w:r>
+        <w:rPr>
+          <w:rStyle w:val="VerbatimChar"/>
+        </w:rPr>
+        <w:t xml:space="preserve">=== N. Title ===</w:t>
+      </w:r>
+      <w:r>
+        <w:t xml:space="preserve"> </w:t>
+      </w:r>
+      <w:r>
+        <w:t xml:space="preserve">numbered by position among titled sections only, and exactly 1 titled section</w:t>
+      </w:r>
+      <w:r>
+        <w:t xml:space="preserve"> </w:t>
+      </w:r>
+      <w:r>
+        <w:t xml:space="preserve">still gets the same</w:t>
+      </w:r>
+      <w:r>
+        <w:t xml:space="preserve"> </w:t>
+      </w:r>
+      <w:r>
+        <w:rPr>
+          <w:rStyle w:val="VerbatimChar"/>
+        </w:rPr>
+        <w:t xml:space="preserve">=== Title ===</w:t>
+      </w:r>
+      <w:r>
+        <w:t xml:space="preserve"> </w:t>
+      </w:r>
+      <w:r>
+        <w:t xml:space="preserve">bracketing, just without a number – a report reader always</w:t>
+      </w:r>
+      <w:r>
+        <w:t xml:space="preserve"> </w:t>
+      </w:r>
+      <w:r>
+        <w:t xml:space="preserve">sees which table is printing, single-table tools included, but a lone table never needs to count</w:t>
+      </w:r>
+      <w:r>
+        <w:t xml:space="preserve"> </w:t>
+      </w:r>
+      <w:r>
+        <w:t xml:space="preserve">itself. (An earlier draft made the single-section case a bare, undecorated sentence instead;</w:t>
+      </w:r>
+      <w:r>
+        <w:t xml:space="preserve"> </w:t>
+      </w:r>
+      <w:r>
+        <w:t xml:space="preserve">reviewed against</w:t>
+      </w:r>
+      <w:r>
+        <w:t xml:space="preserve"> </w:t>
+      </w:r>
+      <w:r>
+        <w:rPr>
+          <w:rStyle w:val="VerbatimChar"/>
+        </w:rPr>
+        <w:t xml:space="preserve">pop_metrics</w:t>
+      </w:r>
+      <w:r>
+        <w:t xml:space="preserve">’s real output and reverted before landing, since dropping the</w:t>
+      </w:r>
+      <w:r>
+        <w:t xml:space="preserve"> </w:t>
+      </w:r>
+      <w:r>
+        <w:rPr>
+          <w:rStyle w:val="VerbatimChar"/>
+        </w:rPr>
+        <w:t xml:space="preserve">===</w:t>
+      </w:r>
+      <w:r>
+        <w:t xml:space="preserve"> </w:t>
+      </w:r>
+      <w:r>
+        <w:t xml:space="preserve">markers made a single-table report look unfinished rather than simpler.) Skip-message sections</w:t>
+      </w:r>
+      <w:r>
+        <w:t xml:space="preserve"> </w:t>
+      </w:r>
+      <w:r>
+        <w:t xml:space="preserve">(e.g. </w:t>
+      </w:r>
+      <w:r>
+        <w:t xml:space="preserve">“</w:t>
+      </w:r>
+      <w:r>
+        <w:t xml:space="preserve">only 1 rank/file found</w:t>
+      </w:r>
+      <w:r>
+        <w:t xml:space="preserve">”</w:t>
+      </w:r>
+      <w:r>
+        <w:t xml:space="preserve">) changed shape to participate in this: the skip message becomes the</w:t>
+      </w:r>
+      <w:r>
+        <w:t xml:space="preserve"> </w:t>
+      </w:r>
+      <w:r>
+        <w:t xml:space="preserve">section’s real, countable title with an empty body, instead of</w:t>
+      </w:r>
+      <w:r>
+        <w:t xml:space="preserve"> </w:t>
+      </w:r>
+      <w:r>
+        <w:rPr>
+          <w:rStyle w:val="VerbatimChar"/>
+        </w:rPr>
+        <w:t xml:space="preserve">title=None</w:t>
+      </w:r>
+      <w:r>
+        <w:t xml:space="preserve"> </w:t>
+      </w:r>
+      <w:r>
+        <w:t xml:space="preserve">with the whole message</w:t>
+      </w:r>
+      <w:r>
+        <w:t xml:space="preserve"> </w:t>
+      </w:r>
+      <w:r>
+        <w:t xml:space="preserve">folded into body. Every note that used to be wedged between a section’s title and its table moved</w:t>
+      </w:r>
+      <w:r>
+        <w:t xml:space="preserve"> </w:t>
+      </w:r>
+      <w:r>
+        <w:t xml:space="preserve">to</w:t>
+      </w:r>
+      <w:r>
+        <w:t xml:space="preserve"> </w:t>
+      </w:r>
+      <w:r>
+        <w:rPr>
+          <w:iCs/>
+          <w:i/>
+        </w:rPr>
+        <w:t xml:space="preserve">after</w:t>
+      </w:r>
+      <w:r>
+        <w:t xml:space="preserve"> </w:t>
+      </w:r>
+      <w:r>
+        <w:t xml:space="preserve">the table, bulleted (rules 3+4 together) – including</w:t>
+      </w:r>
+      <w:r>
+        <w:t xml:space="preserve"> </w:t>
+      </w:r>
+      <w:r>
+        <w:rPr>
+          <w:rStyle w:val="VerbatimChar"/>
+        </w:rPr>
+        <w:t xml:space="preserve">extract_hotspots.py</w:t>
+      </w:r>
+      <w:r>
+        <w:t xml:space="preserve">’s</w:t>
+      </w:r>
+      <w:r>
+        <w:t xml:space="preserve"> </w:t>
+      </w:r>
+      <w:r>
+        <w:t xml:space="preserve">“</w:t>
+      </w:r>
+      <w:r>
+        <w:t xml:space="preserve">Combined-pool arithmetic</w:t>
+      </w:r>
+      <w:r>
+        <w:t xml:space="preserve">”</w:t>
+      </w:r>
+      <w:r>
+        <w:t xml:space="preserve"> </w:t>
+      </w:r>
+      <w:r>
+        <w:t xml:space="preserve">breakdown, which moved from the header into a bulleted block under its</w:t>
+      </w:r>
+      <w:r>
+        <w:t xml:space="preserve"> </w:t>
+      </w:r>
+      <w:r>
+        <w:t xml:space="preserve">own table – with a blank line always separating the table’s own rendered rows from its bulleted</w:t>
+      </w:r>
+      <w:r>
+        <w:t xml:space="preserve"> </w:t>
+      </w:r>
+      <w:r>
+        <w:t xml:space="preserve">notes below, so a table’s data and its explanatory prose never visually run together.</w:t>
+      </w:r>
+    </w:p>
+    <w:p>
+      <w:pPr>
+        <w:pStyle w:val="BodyText"/>
+      </w:pPr>
+      <w:r>
+        <w:t xml:space="preserve">Rule 5’s redirect audit (re-checked line-by-line against each tool’s current</w:t>
+      </w:r>
+      <w:r>
+        <w:t xml:space="preserve"> </w:t>
+      </w:r>
+      <w:r>
+        <w:rPr>
+          <w:rStyle w:val="VerbatimChar"/>
+        </w:rPr>
+        <w:t xml:space="preserve">HELP_BLURB</w:t>
+      </w:r>
+      <w:r>
+        <w:t xml:space="preserve">,</w:t>
+      </w:r>
+      <w:r>
+        <w:t xml:space="preserve"> </w:t>
+      </w:r>
+      <w:r>
+        <w:t xml:space="preserve">including plan 2.9’s additions) found</w:t>
+      </w:r>
+      <w:r>
+        <w:t xml:space="preserve"> </w:t>
+      </w:r>
+      <w:r>
+        <w:rPr>
+          <w:rStyle w:val="VerbatimChar"/>
+        </w:rPr>
+        <w:t xml:space="preserve">extract_calltree.py</w:t>
+      </w:r>
+      <w:r>
+        <w:t xml:space="preserve"> </w:t>
+      </w:r>
+      <w:r>
+        <w:t xml:space="preserve">and</w:t>
+      </w:r>
+      <w:r>
+        <w:t xml:space="preserve"> </w:t>
+      </w:r>
+      <w:r>
+        <w:rPr>
+          <w:rStyle w:val="VerbatimChar"/>
+        </w:rPr>
+        <w:t xml:space="preserve">extract_pop_metrics.py</w:t>
+      </w:r>
+      <w:r>
+        <w:t xml:space="preserve">‘</w:t>
+      </w:r>
+      <w:r>
+        <w:t xml:space="preserve">s</w:t>
+      </w:r>
+      <w:r>
+        <w:t xml:space="preserve"> </w:t>
+      </w:r>
+      <w:r>
+        <w:t xml:space="preserve">remaining footers fully collapse to one</w:t>
+      </w:r>
+      <w:r>
+        <w:t xml:space="preserve"> </w:t>
+      </w:r>
+      <w:r>
+        <w:rPr>
+          <w:rStyle w:val="VerbatimChar"/>
+        </w:rPr>
+        <w:t xml:space="preserve">help_redirect()</w:t>
+      </w:r>
+      <w:r>
+        <w:t xml:space="preserve"> </w:t>
+      </w:r>
+      <w:r>
+        <w:t xml:space="preserve">line each – and a gap plan 2.9 didn’t</w:t>
+      </w:r>
+      <w:r>
+        <w:t xml:space="preserve"> </w:t>
+      </w:r>
+      <w:r>
+        <w:t xml:space="preserve">catch:</w:t>
+      </w:r>
+      <w:r>
+        <w:t xml:space="preserve"> </w:t>
+      </w:r>
+      <w:r>
+        <w:rPr>
+          <w:rStyle w:val="VerbatimChar"/>
+        </w:rPr>
+        <w:t xml:space="preserve">extract_calltree_traced.py</w:t>
+      </w:r>
+      <w:r>
+        <w:t xml:space="preserve">’s own</w:t>
+      </w:r>
+      <w:r>
+        <w:t xml:space="preserve"> </w:t>
+      </w:r>
+      <w:r>
+        <w:rPr>
+          <w:rStyle w:val="VerbatimChar"/>
+        </w:rPr>
+        <w:t xml:space="preserve">HELP_BLURB</w:t>
+      </w:r>
+      <w:r>
+        <w:t xml:space="preserve">/footer pair was never separately audited</w:t>
+      </w:r>
+      <w:r>
+        <w:t xml:space="preserve"> </w:t>
+      </w:r>
+      <w:r>
+        <w:t xml:space="preserve">(plan 2.9’s precondition check only named the other two tools), and its</w:t>
+      </w:r>
+      <w:r>
+        <w:t xml:space="preserve"> </w:t>
+      </w:r>
+      <w:r>
+        <w:t xml:space="preserve">“</w:t>
+      </w:r>
+      <w:r>
+        <w:t xml:space="preserve">.kd</w:t>
+      </w:r>
+      <w:r>
+        <w:t xml:space="preserve">”</w:t>
+      </w:r>
+      <w:r>
+        <w:t xml:space="preserve"> </w:t>
+      </w:r>
+      <w:r>
+        <w:t xml:space="preserve">kernel-descriptor</w:t>
+      </w:r>
+      <w:r>
+        <w:t xml:space="preserve"> </w:t>
+      </w:r>
+      <w:r>
+        <w:t xml:space="preserve">caveat lacked the</w:t>
+      </w:r>
+      <w:r>
+        <w:t xml:space="preserve"> </w:t>
+      </w:r>
+      <w:r>
+        <w:t xml:space="preserve">“</w:t>
+      </w:r>
+      <w:r>
+        <w:t xml:space="preserve">why</w:t>
+      </w:r>
+      <w:r>
+        <w:t xml:space="preserve">”</w:t>
+      </w:r>
+      <w:r>
+        <w:t xml:space="preserve"> </w:t>
+      </w:r>
+      <w:r>
+        <w:t xml:space="preserve">explanation its footer bullet gave. One sentence added to</w:t>
+      </w:r>
+      <w:r>
+        <w:t xml:space="preserve"> </w:t>
+      </w:r>
+      <w:r>
+        <w:rPr>
+          <w:rStyle w:val="VerbatimChar"/>
+        </w:rPr>
+        <w:t xml:space="preserve">HELP_BLURB</w:t>
+      </w:r>
+      <w:r>
+        <w:t xml:space="preserve"> </w:t>
+      </w:r>
+      <w:r>
+        <w:t xml:space="preserve">closed that gap too, so all three tools</w:t>
+      </w:r>
+      <w:r>
+        <w:t xml:space="preserve">’</w:t>
+      </w:r>
+      <w:r>
+        <w:t xml:space="preserve"> </w:t>
+      </w:r>
+      <w:r>
+        <w:t xml:space="preserve">footers now redirect.</w:t>
+      </w:r>
+      <w:r>
+        <w:t xml:space="preserve"> </w:t>
+      </w:r>
+      <w:r>
+        <w:rPr>
+          <w:rStyle w:val="VerbatimChar"/>
+        </w:rPr>
+        <w:t xml:space="preserve">extract_CPU_hotspots.py</w:t>
+      </w:r>
+      <w:r>
+        <w:t xml:space="preserve">/</w:t>
+      </w:r>
+      <w:r>
+        <w:t xml:space="preserve"> </w:t>
+      </w:r>
+      <w:r>
+        <w:rPr>
+          <w:rStyle w:val="VerbatimChar"/>
+        </w:rPr>
+        <w:t xml:space="preserve">extract_GPU_hotspots.py</w:t>
+      </w:r>
+      <w:r>
+        <w:t xml:space="preserve">/</w:t>
+      </w:r>
+      <w:r>
+        <w:rPr>
+          <w:rStyle w:val="VerbatimChar"/>
+        </w:rPr>
+        <w:t xml:space="preserve">extract_hotspots.py</w:t>
+      </w:r>
+      <w:r>
+        <w:t xml:space="preserve"> </w:t>
+      </w:r>
+      <w:r>
+        <w:t xml:space="preserve">had no redirect-eligible content, confirmed, not</w:t>
+      </w:r>
+      <w:r>
+        <w:t xml:space="preserve"> </w:t>
+      </w:r>
+      <w:r>
+        <w:t xml:space="preserve">changed. Rule 7’s</w:t>
+      </w:r>
+      <w:r>
+        <w:t xml:space="preserve"> </w:t>
+      </w:r>
+      <w:r>
+        <w:rPr>
+          <w:rStyle w:val="VerbatimChar"/>
+        </w:rPr>
+        <w:t xml:space="preserve">command_header()</w:t>
+      </w:r>
+      <w:r>
+        <w:t xml:space="preserve"> </w:t>
+      </w:r>
+      <w:r>
+        <w:t xml:space="preserve">reconstructs each tool’s own invocation from its already-parsed</w:t>
+      </w:r>
+      <w:r>
+        <w:t xml:space="preserve"> </w:t>
+      </w:r>
+      <w:r>
+        <w:t xml:space="preserve">argparse Namespace (never raw</w:t>
+      </w:r>
+      <w:r>
+        <w:t xml:space="preserve"> </w:t>
+      </w:r>
+      <w:r>
+        <w:rPr>
+          <w:rStyle w:val="VerbatimChar"/>
+        </w:rPr>
+        <w:t xml:space="preserve">sys.argv</w:t>
+      </w:r>
+      <w:r>
+        <w:t xml:space="preserve">, which can’t distinguish a user-typed relative path from a</w:t>
+      </w:r>
+      <w:r>
+        <w:t xml:space="preserve"> </w:t>
+      </w:r>
+      <w:r>
+        <w:t xml:space="preserve">coincidentally-identical option value) – each tool’s</w:t>
+      </w:r>
+      <w:r>
+        <w:t xml:space="preserve"> </w:t>
+      </w:r>
+      <w:r>
+        <w:rPr>
+          <w:rStyle w:val="VerbatimChar"/>
+        </w:rPr>
+        <w:t xml:space="preserve">main()</w:t>
+      </w:r>
+      <w:r>
+        <w:t xml:space="preserve"> </w:t>
+      </w:r>
+      <w:r>
+        <w:t xml:space="preserve">builds its own small token list, the</w:t>
+      </w:r>
+      <w:r>
+        <w:t xml:space="preserve"> </w:t>
+      </w:r>
+      <w:r>
+        <w:t xml:space="preserve">same</w:t>
+      </w:r>
+      <w:r>
+        <w:t xml:space="preserve"> </w:t>
+      </w:r>
+      <w:r>
+        <w:t xml:space="preserve">“</w:t>
+      </w:r>
+      <w:r>
+        <w:t xml:space="preserve">small per-tool list</w:t>
+      </w:r>
+      <w:r>
+        <w:t xml:space="preserve">”</w:t>
+      </w:r>
+      <w:r>
+        <w:t xml:space="preserve"> </w:t>
+      </w:r>
+      <w:r>
+        <w:t xml:space="preserve">shape §10 called for, generalized from path-only to every argument. The</w:t>
+      </w:r>
+      <w:r>
+        <w:t xml:space="preserve"> </w:t>
+      </w:r>
+      <w:r>
+        <w:rPr>
+          <w:rStyle w:val="VerbatimChar"/>
+        </w:rPr>
+        <w:t xml:space="preserve">command:</w:t>
+      </w:r>
+      <w:r>
+        <w:t xml:space="preserve"> </w:t>
+      </w:r>
+      <w:r>
+        <w:t xml:space="preserve">line itself lives at the very end of each report’s footer rather than in the header –</w:t>
+      </w:r>
+      <w:r>
+        <w:t xml:space="preserve"> </w:t>
+      </w:r>
+      <w:r>
+        <w:t xml:space="preserve">reviewed against the real regenerated reports, a multi-line wrapped invocation read better as the</w:t>
+      </w:r>
+      <w:r>
+        <w:t xml:space="preserve"> </w:t>
+      </w:r>
+      <w:r>
+        <w:t xml:space="preserve">last thing in the file (after the data and any redirect line) than as the first, ahead of the</w:t>
+      </w:r>
+      <w:r>
+        <w:t xml:space="preserve"> </w:t>
+      </w:r>
+      <w:r>
+        <w:t xml:space="preserve">metadata a reader actually opens the report to see.</w:t>
+      </w:r>
+    </w:p>
+    <w:p>
+      <w:pPr>
+        <w:pStyle w:val="BodyText"/>
+      </w:pPr>
+      <w:r>
+        <w:t xml:space="preserve">One real bug found and fixed during implementation:</w:t>
+      </w:r>
+      <w:r>
+        <w:t xml:space="preserve"> </w:t>
+      </w:r>
+      <w:r>
+        <w:rPr>
+          <w:rStyle w:val="VerbatimChar"/>
+        </w:rPr>
+        <w:t xml:space="preserve">help_redirect()</w:t>
+      </w:r>
+      <w:r>
+        <w:t xml:space="preserve">’s script-name default</w:t>
+      </w:r>
+      <w:r>
+        <w:t xml:space="preserve"> </w:t>
+      </w:r>
+      <w:r>
+        <w:t xml:space="preserve">(</w:t>
+      </w:r>
+      <w:r>
+        <w:rPr>
+          <w:rStyle w:val="VerbatimChar"/>
+        </w:rPr>
+        <w:t xml:space="preserve">os.path.basename(sys.argv[0])</w:t>
+      </w:r>
+      <w:r>
+        <w:t xml:space="preserve">) is environment-dependent whenever a tool’s</w:t>
+      </w:r>
+      <w:r>
+        <w:t xml:space="preserve"> </w:t>
+      </w:r>
+      <w:r>
+        <w:rPr>
+          <w:rStyle w:val="VerbatimChar"/>
+        </w:rPr>
+        <w:t xml:space="preserve">write_report()</w:t>
+      </w:r>
+      <w:r>
+        <w:t xml:space="preserve"> </w:t>
+      </w:r>
+      <w:r>
+        <w:t xml:space="preserve">is</w:t>
+      </w:r>
+      <w:r>
+        <w:t xml:space="preserve"> </w:t>
+      </w:r>
+      <w:r>
+        <w:t xml:space="preserve">called directly rather than through its own</w:t>
+      </w:r>
+      <w:r>
+        <w:t xml:space="preserve"> </w:t>
+      </w:r>
+      <w:r>
+        <w:rPr>
+          <w:rStyle w:val="VerbatimChar"/>
+        </w:rPr>
+        <w:t xml:space="preserve">main()</w:t>
+      </w:r>
+      <w:r>
+        <w:t xml:space="preserve"> </w:t>
+      </w:r>
+      <w:r>
+        <w:t xml:space="preserve">(e.g. every test in this suite) –</w:t>
+      </w:r>
+      <w:r>
+        <w:t xml:space="preserve"> </w:t>
+      </w:r>
+      <w:r>
+        <w:rPr>
+          <w:rStyle w:val="VerbatimChar"/>
+        </w:rPr>
+        <w:t xml:space="preserve">sys.argv[0]</w:t>
+      </w:r>
+      <w:r>
+        <w:t xml:space="preserve"> </w:t>
+      </w:r>
+      <w:r>
+        <w:t xml:space="preserve">under a test runner isn’t the tool’s own path. Fixed by having each of the three redirect-calling</w:t>
+      </w:r>
+      <w:r>
+        <w:t xml:space="preserve"> </w:t>
+      </w:r>
+      <w:r>
+        <w:t xml:space="preserve">tools pass their own literal script name explicitly, the same way</w:t>
+      </w:r>
+      <w:r>
+        <w:t xml:space="preserve"> </w:t>
+      </w:r>
+      <w:r>
+        <w:rPr>
+          <w:rStyle w:val="VerbatimChar"/>
+        </w:rPr>
+        <w:t xml:space="preserve">standard_header()</w:t>
+      </w:r>
+      <w:r>
+        <w:t xml:space="preserve"> </w:t>
+      </w:r>
+      <w:r>
+        <w:t xml:space="preserve">already takes</w:t>
+      </w:r>
+      <w:r>
+        <w:t xml:space="preserve"> </w:t>
+      </w:r>
+      <w:r>
+        <w:t xml:space="preserve">an explicit</w:t>
+      </w:r>
+      <w:r>
+        <w:t xml:space="preserve"> </w:t>
+      </w:r>
+      <w:r>
+        <w:rPr>
+          <w:rStyle w:val="VerbatimChar"/>
+        </w:rPr>
+        <w:t xml:space="preserve">tool_name</w:t>
+      </w:r>
+      <w:r>
+        <w:t xml:space="preserve"> </w:t>
+      </w:r>
+      <w:r>
+        <w:t xml:space="preserve">rather than auto-detecting it.</w:t>
+      </w:r>
+    </w:p>
+    <w:p>
+      <w:pPr>
+        <w:pStyle w:val="BodyText"/>
+      </w:pPr>
+      <w:r>
+        <w:rPr>
+          <w:bCs/>
+          <w:b/>
+        </w:rPr>
+        <w:t xml:space="preserve">Directory-handling unified between the combined-hotspots and calltree tools.</w:t>
+      </w:r>
+      <w:r>
+        <w:t xml:space="preserve"> </w:t>
+      </w:r>
+      <w:r>
+        <w:t xml:space="preserve">Reviewing the</w:t>
+      </w:r>
+      <w:r>
+        <w:t xml:space="preserve"> </w:t>
+      </w:r>
+      <w:r>
+        <w:t xml:space="preserve">final design surfaced a real inconsistency this plan’s own header work made visible:</w:t>
+      </w:r>
+      <w:r>
+        <w:t xml:space="preserve"> </w:t>
+      </w:r>
+      <w:r>
+        <w:rPr>
+          <w:rStyle w:val="VerbatimChar"/>
+        </w:rPr>
+        <w:t xml:space="preserve">extract_hotspots.py</w:t>
+      </w:r>
+      <w:r>
+        <w:t xml:space="preserve"> </w:t>
+      </w:r>
+      <w:r>
+        <w:t xml:space="preserve">already accepted two independent directories (a rocprof-sys CPU-side run and</w:t>
+      </w:r>
+      <w:r>
+        <w:t xml:space="preserve"> </w:t>
+      </w:r>
+      <w:r>
+        <w:t xml:space="preserve">a separately-run rocprofv3 GPU-side run) or one combined directory containing both as subdirs, but</w:t>
+      </w:r>
+      <w:r>
+        <w:t xml:space="preserve"> </w:t>
+      </w:r>
+      <w:r>
+        <w:rPr>
+          <w:rStyle w:val="VerbatimChar"/>
+        </w:rPr>
+        <w:t xml:space="preserve">extract_calltree.py</w:t>
+      </w:r>
+      <w:r>
+        <w:t xml:space="preserve">/</w:t>
+      </w:r>
+      <w:r>
+        <w:rPr>
+          <w:rStyle w:val="VerbatimChar"/>
+        </w:rPr>
+        <w:t xml:space="preserve">extract_calltree_traced.py</w:t>
+      </w:r>
+      <w:r>
+        <w:t xml:space="preserve"> </w:t>
+      </w:r>
+      <w:r>
+        <w:t xml:space="preserve">only ever accepted the combined-directory shape</w:t>
+      </w:r>
+      <w:r>
+        <w:t xml:space="preserve"> </w:t>
+      </w:r>
+      <w:r>
+        <w:t xml:space="preserve">– no way to point either at two independently-run CPU/GPU directories. All three tools now share</w:t>
+      </w:r>
+      <w:r>
+        <w:t xml:space="preserve"> </w:t>
+      </w:r>
+      <w:r>
+        <w:t xml:space="preserve">one</w:t>
+      </w:r>
+      <w:r>
+        <w:t xml:space="preserve"> </w:t>
+      </w:r>
+      <w:r>
+        <w:rPr>
+          <w:rStyle w:val="VerbatimChar"/>
+        </w:rPr>
+        <w:t xml:space="preserve">stage1_run_dirs.resolve_two_dirs(dir1, dir2)</w:t>
+      </w:r>
+      <w:r>
+        <w:t xml:space="preserve"> </w:t>
+      </w:r>
+      <w:r>
+        <w:t xml:space="preserve">helper:</w:t>
+      </w:r>
+      <w:r>
+        <w:t xml:space="preserve"> </w:t>
+      </w:r>
+      <w:r>
+        <w:rPr>
+          <w:rStyle w:val="VerbatimChar"/>
+        </w:rPr>
+        <w:t xml:space="preserve">dir2</w:t>
+      </w:r>
+      <w:r>
+        <w:t xml:space="preserve"> </w:t>
+      </w:r>
+      <w:r>
+        <w:t xml:space="preserve">given explicitly wins as-is;</w:t>
+      </w:r>
+      <w:r>
+        <w:t xml:space="preserve"> </w:t>
+      </w:r>
+      <w:r>
+        <w:rPr>
+          <w:rStyle w:val="VerbatimChar"/>
+        </w:rPr>
+        <w:t xml:space="preserve">dir2</w:t>
+      </w:r>
+      <w:r>
+        <w:t xml:space="preserve"> </w:t>
+      </w:r>
+      <w:r>
+        <w:t xml:space="preserve">omitted falls back to the existing single-combined-directory auto-resolution. Each tool’s</w:t>
+      </w:r>
+      <w:r>
+        <w:t xml:space="preserve"> </w:t>
+      </w:r>
+      <w:r>
+        <w:rPr>
+          <w:rStyle w:val="VerbatimChar"/>
+        </w:rPr>
+        <w:t xml:space="preserve">main()</w:t>
+      </w:r>
+      <w:r>
+        <w:t xml:space="preserve"> </w:t>
+      </w:r>
+      <w:r>
+        <w:t xml:space="preserve">gained an optional second positional argument for the explicit-two-directories case. This</w:t>
+      </w:r>
+      <w:r>
+        <w:t xml:space="preserve"> </w:t>
+      </w:r>
+      <w:r>
+        <w:t xml:space="preserve">also unified how the resulting CPU+GPU pairing is described in the header: one shared metadata</w:t>
+      </w:r>
+      <w:r>
+        <w:t xml:space="preserve"> </w:t>
+      </w:r>
+      <w:r>
+        <w:t xml:space="preserve">block per run (executable, run date/time, runtime, MPI rank count), each field preferring the CPU</w:t>
+      </w:r>
+      <w:r>
+        <w:t xml:space="preserve"> </w:t>
+      </w:r>
+      <w:r>
+        <w:t xml:space="preserve">side’s own guess and falling back to the GPU side’s only when CPU has none for that field – instead</w:t>
+      </w:r>
+      <w:r>
+        <w:t xml:space="preserve"> </w:t>
+      </w:r>
+      <w:r>
+        <w:t xml:space="preserve">of the two sides guessing independently and, for the calltree tools, not being shown as metadata at</w:t>
+      </w:r>
+      <w:r>
+        <w:t xml:space="preserve"> </w:t>
+      </w:r>
+      <w:r>
+        <w:t xml:space="preserve">all.</w:t>
+      </w:r>
+      <w:r>
+        <w:t xml:space="preserve"> </w:t>
+      </w:r>
+      <w:r>
+        <w:rPr>
+          <w:rStyle w:val="VerbatimChar"/>
+        </w:rPr>
+        <w:t xml:space="preserve">extract_hotspots.py</w:t>
+      </w:r>
+      <w:r>
+        <w:t xml:space="preserve">’s combined-pool cross-check caveat generalizes the same way: it now</w:t>
+      </w:r>
+      <w:r>
+        <w:t xml:space="preserve"> </w:t>
+      </w:r>
+      <w:r>
+        <w:t xml:space="preserve">triggers on the</w:t>
+      </w:r>
+      <w:r>
+        <w:t xml:space="preserve"> </w:t>
+      </w:r>
+      <w:r>
+        <w:rPr>
+          <w:iCs/>
+          <w:i/>
+        </w:rPr>
+        <w:t xml:space="preserve">total number of directories</w:t>
+      </w:r>
+      <w:r>
+        <w:t xml:space="preserve"> </w:t>
+      </w:r>
+      <w:r>
+        <w:t xml:space="preserve">actually feeding the report (summed across every run),</w:t>
+      </w:r>
+      <w:r>
+        <w:t xml:space="preserve"> </w:t>
+      </w:r>
+      <w:r>
+        <w:t xml:space="preserve">not the number of runs, so a CPU+GPU pair sharing one run’s metadata block still gets the caveat the</w:t>
+      </w:r>
+      <w:r>
+        <w:t xml:space="preserve"> </w:t>
+      </w:r>
+      <w:r>
+        <w:t xml:space="preserve">same as</w:t>
+      </w:r>
+      <w:r>
+        <w:t xml:space="preserve"> </w:t>
+      </w:r>
+      <w:r>
+        <w:rPr>
+          <w:rStyle w:val="VerbatimChar"/>
+        </w:rPr>
+        <w:t xml:space="preserve">extract_pop_metrics.py</w:t>
+      </w:r>
+      <w:r>
+        <w:t xml:space="preserve">’s genuinely separate multi-run scaling studies do.</w:t>
+      </w:r>
+    </w:p>
+    <w:p>
+      <w:pPr>
+        <w:pStyle w:val="BodyText"/>
+      </w:pPr>
+      <w:r>
+        <w:t xml:space="preserve">Test rework followed the same</w:t>
+      </w:r>
+      <w:r>
+        <w:t xml:space="preserve"> </w:t>
+      </w:r>
+      <w:r>
+        <w:t xml:space="preserve">“</w:t>
+      </w:r>
+      <w:r>
+        <w:t xml:space="preserve">run the existing suite first</w:t>
+      </w:r>
+      <w:r>
+        <w:t xml:space="preserve">”</w:t>
+      </w:r>
+      <w:r>
+        <w:t xml:space="preserve"> </w:t>
+      </w:r>
+      <w:r>
+        <w:t xml:space="preserve">discipline, across two rounds – the</w:t>
+      </w:r>
+      <w:r>
+        <w:t xml:space="preserve"> </w:t>
+      </w:r>
+      <w:r>
+        <w:t xml:space="preserve">initial header/footer/numbering redesign (14 of 396 tests broke, all from the report shape actually</w:t>
+      </w:r>
+      <w:r>
+        <w:t xml:space="preserve"> </w:t>
+      </w:r>
+      <w:r>
+        <w:t xml:space="preserve">changing: renamed</w:t>
+      </w:r>
+      <w:r>
+        <w:t xml:space="preserve"> </w:t>
+      </w:r>
+      <w:r>
+        <w:rPr>
+          <w:rStyle w:val="VerbatimChar"/>
+        </w:rPr>
+        <w:t xml:space="preserve">total runtime:</w:t>
+      </w:r>
+      <w:r>
+        <w:t xml:space="preserve"> </w:t>
+      </w:r>
+      <w:r>
+        <w:t xml:space="preserve">field to</w:t>
+      </w:r>
+      <w:r>
+        <w:t xml:space="preserve"> </w:t>
+      </w:r>
+      <w:r>
+        <w:rPr>
+          <w:rStyle w:val="VerbatimChar"/>
+        </w:rPr>
+        <w:t xml:space="preserve">runtime:</w:t>
+      </w:r>
+      <w:r>
+        <w:t xml:space="preserve">,</w:t>
+      </w:r>
+      <w:r>
+        <w:t xml:space="preserve"> </w:t>
+      </w:r>
+      <w:r>
+        <w:rPr>
+          <w:rStyle w:val="VerbatimChar"/>
+        </w:rPr>
+        <w:t xml:space="preserve">tables:</w:t>
+      </w:r>
+      <w:r>
+        <w:t xml:space="preserve"> </w:t>
+      </w:r>
+      <w:r>
+        <w:t xml:space="preserve">listing shifting where a title</w:t>
+      </w:r>
+      <w:r>
+        <w:t xml:space="preserve"> </w:t>
+      </w:r>
+      <w:r>
+        <w:t xml:space="preserve">substring first appears in the report text, tightened</w:t>
+      </w:r>
+      <w:r>
+        <w:t xml:space="preserve"> </w:t>
+      </w:r>
+      <w:r>
+        <w:rPr>
+          <w:rStyle w:val="VerbatimChar"/>
+        </w:rPr>
+        <w:t xml:space="preserve">threshold_unit</w:t>
+      </w:r>
+      <w:r>
+        <w:t xml:space="preserve"> </w:t>
+      </w:r>
+      <w:r>
+        <w:t xml:space="preserve">wording, redirected content</w:t>
+      </w:r>
+      <w:r>
+        <w:t xml:space="preserve"> </w:t>
+      </w:r>
+      <w:r>
+        <w:t xml:space="preserve">no longer inline), then the directory-unification follow-up (5 more broke: the calltree tools’</w:t>
+      </w:r>
+      <w:r>
+        <w:t xml:space="preserve"> </w:t>
+      </w:r>
+      <w:r>
+        <w:rPr>
+          <w:rStyle w:val="VerbatimChar"/>
+        </w:rPr>
+        <w:t xml:space="preserve">write_report()</w:t>
+      </w:r>
+      <w:r>
+        <w:t xml:space="preserve"> </w:t>
+      </w:r>
+      <w:r>
+        <w:t xml:space="preserve">gained a required</w:t>
+      </w:r>
+      <w:r>
+        <w:t xml:space="preserve"> </w:t>
+      </w:r>
+      <w:r>
+        <w:rPr>
+          <w:rStyle w:val="VerbatimChar"/>
+        </w:rPr>
+        <w:t xml:space="preserve">gpu_dir</w:t>
+      </w:r>
+      <w:r>
+        <w:t xml:space="preserve"> </w:t>
+      </w:r>
+      <w:r>
+        <w:t xml:space="preserve">positional, one test file’s</w:t>
+      </w:r>
+      <w:r>
+        <w:t xml:space="preserve"> </w:t>
+      </w:r>
+      <w:r>
+        <w:rPr>
+          <w:rStyle w:val="VerbatimChar"/>
+        </w:rPr>
+        <w:t xml:space="preserve">resolve_run_dirs</w:t>
+      </w:r>
+      <w:r>
+        <w:t xml:space="preserve"> </w:t>
+      </w:r>
+      <w:r>
+        <w:t xml:space="preserve">import</w:t>
+      </w:r>
+      <w:r>
+        <w:t xml:space="preserve"> </w:t>
+      </w:r>
+      <w:r>
+        <w:t xml:space="preserve">no longer existed under its old name, and the CPU/GPU unified-metadata design meant a GPU run’s own</w:t>
+      </w:r>
+      <w:r>
+        <w:t xml:space="preserve"> </w:t>
+      </w:r>
+      <w:r>
+        <w:rPr>
+          <w:rStyle w:val="VerbatimChar"/>
+        </w:rPr>
+        <w:t xml:space="preserve">executable:</w:t>
+      </w:r>
+      <w:r>
+        <w:t xml:space="preserve"> </w:t>
+      </w:r>
+      <w:r>
+        <w:t xml:space="preserve">line is no longer shown separately once CPU’s is present) – none from a real logic</w:t>
+      </w:r>
+      <w:r>
+        <w:t xml:space="preserve"> </w:t>
+      </w:r>
+      <w:r>
+        <w:t xml:space="preserve">regression either round. New test coverage added for every new function (</w:t>
+      </w:r>
+      <w:r>
+        <w:rPr>
+          <w:rStyle w:val="VerbatimChar"/>
+        </w:rPr>
+        <w:t xml:space="preserve">pct_total_note()</w:t>
+      </w:r>
+      <w:r>
+        <w:t xml:space="preserve">,</w:t>
+      </w:r>
+      <w:r>
+        <w:t xml:space="preserve"> </w:t>
+      </w:r>
+      <w:r>
+        <w:rPr>
+          <w:rStyle w:val="VerbatimChar"/>
+        </w:rPr>
+        <w:t xml:space="preserve">ranking_note()</w:t>
+      </w:r>
+      <w:r>
+        <w:t xml:space="preserve">,</w:t>
+      </w:r>
+      <w:r>
+        <w:t xml:space="preserve"> </w:t>
+      </w:r>
+      <w:r>
+        <w:rPr>
+          <w:rStyle w:val="VerbatimChar"/>
+        </w:rPr>
+        <w:t xml:space="preserve">imbalance_note()</w:t>
+      </w:r>
+      <w:r>
+        <w:t xml:space="preserve">,</w:t>
+      </w:r>
+      <w:r>
+        <w:t xml:space="preserve"> </w:t>
+      </w:r>
+      <w:r>
+        <w:rPr>
+          <w:rStyle w:val="VerbatimChar"/>
+        </w:rPr>
+        <w:t xml:space="preserve">metrics_legend()</w:t>
+      </w:r>
+      <w:r>
+        <w:t xml:space="preserve">,</w:t>
+      </w:r>
+      <w:r>
+        <w:t xml:space="preserve"> </w:t>
+      </w:r>
+      <w:r>
+        <w:rPr>
+          <w:rStyle w:val="VerbatimChar"/>
+        </w:rPr>
+        <w:t xml:space="preserve">aggregation_note()</w:t>
+      </w:r>
+      <w:r>
+        <w:t xml:space="preserve">,</w:t>
+      </w:r>
+      <w:r>
+        <w:t xml:space="preserve"> </w:t>
+      </w:r>
+      <w:r>
+        <w:rPr>
+          <w:rStyle w:val="VerbatimChar"/>
+        </w:rPr>
+        <w:t xml:space="preserve">tree_view_note()</w:t>
+      </w:r>
+      <w:r>
+        <w:t xml:space="preserve">,</w:t>
+      </w:r>
+      <w:r>
+        <w:t xml:space="preserve"> </w:t>
+      </w:r>
+      <w:r>
+        <w:rPr>
+          <w:rStyle w:val="VerbatimChar"/>
+        </w:rPr>
+        <w:t xml:space="preserve">standard_header()</w:t>
+      </w:r>
+      <w:r>
+        <w:t xml:space="preserve">,</w:t>
+      </w:r>
+      <w:r>
+        <w:t xml:space="preserve"> </w:t>
+      </w:r>
+      <w:r>
+        <w:rPr>
+          <w:rStyle w:val="VerbatimChar"/>
+        </w:rPr>
+        <w:t xml:space="preserve">help_redirect()</w:t>
+      </w:r>
+      <w:r>
+        <w:t xml:space="preserve">,</w:t>
+      </w:r>
+      <w:r>
+        <w:t xml:space="preserve"> </w:t>
+      </w:r>
+      <w:r>
+        <w:rPr>
+          <w:rStyle w:val="VerbatimChar"/>
+        </w:rPr>
+        <w:t xml:space="preserve">command_header()</w:t>
+      </w:r>
+      <w:r>
+        <w:t xml:space="preserve">,</w:t>
+      </w:r>
+      <w:r>
+        <w:t xml:space="preserve"> </w:t>
+      </w:r>
+      <w:r>
+        <w:rPr>
+          <w:rStyle w:val="VerbatimChar"/>
+        </w:rPr>
+        <w:t xml:space="preserve">resolve_two_dirs()</w:t>
+      </w:r>
+      <w:r>
+        <w:t xml:space="preserve">) plus</w:t>
+      </w:r>
+      <w:r>
+        <w:t xml:space="preserve"> </w:t>
+      </w:r>
+      <w:r>
+        <w:rPr>
+          <w:rStyle w:val="VerbatimChar"/>
+        </w:rPr>
+        <w:t xml:space="preserve">render_report()</w:t>
+      </w:r>
+      <w:r>
+        <w:t xml:space="preserve">’s 3 numbering regimes and new</w:t>
+      </w:r>
+      <w:r>
+        <w:t xml:space="preserve"> </w:t>
+      </w:r>
+      <w:r>
+        <w:rPr>
+          <w:rStyle w:val="VerbatimChar"/>
+        </w:rPr>
+        <w:t xml:space="preserve">MainCliTests</w:t>
+      </w:r>
+      <w:r>
+        <w:t xml:space="preserve"> </w:t>
+      </w:r>
+      <w:r>
+        <w:t xml:space="preserve">coverage for each tool’s</w:t>
+      </w:r>
+      <w:r>
+        <w:t xml:space="preserve"> </w:t>
+      </w:r>
+      <w:r>
+        <w:t xml:space="preserve">explicit-two-directories and single-combined-directory CLI paths. Final suite: 404 tests, all</w:t>
+      </w:r>
+      <w:r>
+        <w:t xml:space="preserve"> </w:t>
+      </w:r>
+      <w:r>
+        <w:t xml:space="preserve">passing.</w:t>
+      </w:r>
+    </w:p>
+    <w:p>
+      <w:pPr>
+        <w:pStyle w:val="BodyText"/>
+      </w:pPr>
+      <w:r>
+        <w:t xml:space="preserve">Real-data verification across all 6</w:t>
+      </w:r>
+      <w:r>
+        <w:t xml:space="preserve"> </w:t>
+      </w:r>
+      <w:r>
+        <w:rPr>
+          <w:rStyle w:val="VerbatimChar"/>
+        </w:rPr>
+        <w:t xml:space="preserve">test_apps/results/</w:t>
+      </w:r>
+      <w:r>
+        <w:t xml:space="preserve"> </w:t>
+      </w:r>
+      <w:r>
+        <w:t xml:space="preserve">directories: unlike prior plans’ backup-</w:t>
+      </w:r>
+      <w:r>
+        <w:t xml:space="preserve"> </w:t>
+      </w:r>
+      <w:r>
+        <w:t xml:space="preserve">and-diff method, this step keeps</w:t>
+      </w:r>
+      <w:r>
+        <w:t xml:space="preserve"> </w:t>
+      </w:r>
+      <w:r>
+        <w:rPr>
+          <w:rStyle w:val="VerbatimChar"/>
+        </w:rPr>
+        <w:t xml:space="preserve">.before</w:t>
+      </w:r>
+      <w:r>
+        <w:t xml:space="preserve"> </w:t>
+      </w:r>
+      <w:r>
+        <w:t xml:space="preserve">siblings next to each regenerated file (gitignored, so</w:t>
+      </w:r>
+      <w:r>
+        <w:t xml:space="preserve"> </w:t>
+      </w:r>
+      <w:r>
+        <w:t xml:space="preserve">this costs nothing) for direct side-by-side review, since output is expected to change everywhere</w:t>
+      </w:r>
+      <w:r>
+        <w:t xml:space="preserve"> </w:t>
+      </w:r>
+      <w:r>
+        <w:t xml:space="preserve">and reviewed by eye rather than diffed byte-for-byte. All 24 files regenerated cleanly; spot-checked</w:t>
+      </w:r>
+      <w:r>
+        <w:t xml:space="preserve"> </w:t>
+      </w:r>
+      <w:r>
+        <w:t xml:space="preserve">across CPU/GPU/combined/calltree/calltree-traced/pop-metrics reports and multiple test apps –</w:t>
+      </w:r>
+      <w:r>
+        <w:t xml:space="preserve"> </w:t>
+      </w:r>
+      <w:r>
+        <w:t xml:space="preserve">header shape,</w:t>
+      </w:r>
+      <w:r>
+        <w:t xml:space="preserve"> </w:t>
+      </w:r>
+      <w:r>
+        <w:rPr>
+          <w:rStyle w:val="VerbatimChar"/>
+        </w:rPr>
+        <w:t xml:space="preserve">tables:</w:t>
+      </w:r>
+      <w:r>
+        <w:t xml:space="preserve"> </w:t>
+      </w:r>
+      <w:r>
+        <w:t xml:space="preserve">listing, section numbering, bulleted notes, and redirect lines all read</w:t>
+      </w:r>
+      <w:r>
+        <w:t xml:space="preserve"> </w:t>
+      </w:r>
+      <w:r>
+        <w:t xml:space="preserve">correctly. Real HPC data’s long C++ template names visibly break table alignment in the calltree</w:t>
+      </w:r>
+      <w:r>
+        <w:t xml:space="preserve"> </w:t>
+      </w:r>
+      <w:r>
+        <w:t xml:space="preserve">views, exactly the problem plan 2.11’s rule 6 exists to fix next.</w:t>
+      </w:r>
+    </w:p>
     <w:bookmarkEnd w:id="73"/>
+    <w:bookmarkEnd w:id="74"/>
     <w:sectPr/>
   </w:body>
 </w:document>
@@ -38088,6 +40189,36 @@
   </w:num>
   <w:num w:numId="1013">
     <w:abstractNumId w:val="991"/>
+  </w:num>
+  <w:num w:numId="1014">
+    <w:abstractNumId w:val="99411"/>
+    <w:lvlOverride w:ilvl="0">
+      <w:startOverride w:val="1"/>
+    </w:lvlOverride>
+    <w:lvlOverride w:ilvl="1">
+      <w:startOverride w:val="1"/>
+    </w:lvlOverride>
+    <w:lvlOverride w:ilvl="2">
+      <w:startOverride w:val="1"/>
+    </w:lvlOverride>
+    <w:lvlOverride w:ilvl="3">
+      <w:startOverride w:val="1"/>
+    </w:lvlOverride>
+    <w:lvlOverride w:ilvl="4">
+      <w:startOverride w:val="1"/>
+    </w:lvlOverride>
+    <w:lvlOverride w:ilvl="5">
+      <w:startOverride w:val="1"/>
+    </w:lvlOverride>
+    <w:lvlOverride w:ilvl="6">
+      <w:startOverride w:val="1"/>
+    </w:lvlOverride>
+    <w:lvlOverride w:ilvl="7">
+      <w:startOverride w:val="1"/>
+    </w:lvlOverride>
+    <w:lvlOverride w:ilvl="8">
+      <w:startOverride w:val="1"/>
+    </w:lvlOverride>
   </w:num>
 </w:numbering>
 </file>

--- a/docs/DEVELOPMENT_HISTORY.docx
+++ b/docs/DEVELOPMENT_HISTORY.docx
@@ -10,7 +10,7 @@
         <w:t xml:space="preserve">Development History</w:t>
       </w:r>
     </w:p>
-    <w:bookmarkStart w:id="74" w:name="development-history"/>
+    <w:bookmarkStart w:id="75" w:name="development-history"/>
     <w:p>
       <w:pPr>
         <w:pStyle w:val="Heading1"/>
@@ -2555,6 +2555,104 @@
           </w:p>
         </w:tc>
       </w:tr>
+      <w:tr>
+        <w:tc>
+          <w:tcPr/>
+          <w:p>
+            <w:pPr>
+              <w:pStyle w:val="Compact"/>
+              <w:jc w:val="left"/>
+            </w:pPr>
+            <w:r>
+              <w:t xml:space="preserve">2026-08-17</w:t>
+            </w:r>
+          </w:p>
+        </w:tc>
+        <w:tc>
+          <w:tcPr/>
+          <w:p>
+            <w:pPr>
+              <w:pStyle w:val="Compact"/>
+              <w:jc w:val="left"/>
+            </w:pPr>
+            <w:r>
+              <w:t xml:space="preserve">Plan 2.11: applied §10’s rule 6 (120-column hard-wrap for long names) across</w:t>
+            </w:r>
+            <w:r>
+              <w:t xml:space="preserve"> </w:t>
+            </w:r>
+            <w:r>
+              <w:rPr>
+                <w:rStyle w:val="VerbatimChar"/>
+              </w:rPr>
+              <w:t xml:space="preserve">stage5_table_render.py</w:t>
+            </w:r>
+            <w:r>
+              <w:t xml:space="preserve">/</w:t>
+            </w:r>
+            <w:r>
+              <w:rPr>
+                <w:rStyle w:val="VerbatimChar"/>
+              </w:rPr>
+              <w:t xml:space="preserve">stage5_tree_render.py</w:t>
+            </w:r>
+            <w:r>
+              <w:t xml:space="preserve">, plus the</w:t>
+            </w:r>
+            <w:r>
+              <w:t xml:space="preserve"> </w:t>
+            </w:r>
+            <w:r>
+              <w:rPr>
+                <w:rStyle w:val="VerbatimChar"/>
+              </w:rPr>
+              <w:t xml:space="preserve">iter_table_rows()</w:t>
+            </w:r>
+            <w:r>
+              <w:t xml:space="preserve"> </w:t>
+            </w:r>
+            <w:r>
+              <w:t xml:space="preserve">reader both</w:t>
+            </w:r>
+            <w:r>
+              <w:t xml:space="preserve"> </w:t>
+            </w:r>
+            <w:r>
+              <w:rPr>
+                <w:rStyle w:val="VerbatimChar"/>
+              </w:rPr>
+              <w:t xml:space="preserve">select_hotspot_*.py</w:t>
+            </w:r>
+            <w:r>
+              <w:t xml:space="preserve"> </w:t>
+            </w:r>
+            <w:r>
+              <w:t xml:space="preserve">re-parsers need to survive it – roadmap step 9, part 2 of 2; the wrap/cap logic for each renderer’s own geometry landed as its own standalone, reusable function (</w:t>
+            </w:r>
+            <w:r>
+              <w:rPr>
+                <w:rStyle w:val="VerbatimChar"/>
+              </w:rPr>
+              <w:t xml:space="preserve">wrap_trailing_label()</w:t>
+            </w:r>
+            <w:r>
+              <w:t xml:space="preserve">,</w:t>
+            </w:r>
+            <w:r>
+              <w:t xml:space="preserve"> </w:t>
+            </w:r>
+            <w:r>
+              <w:rPr>
+                <w:rStyle w:val="VerbatimChar"/>
+              </w:rPr>
+              <w:t xml:space="preserve">wrap_leading_labels()</w:t>
+            </w:r>
+            <w:r>
+              <w:t xml:space="preserve">) rather than inlined, per explicit request – see full design/real-data accounting below</w:t>
+            </w:r>
+          </w:p>
+        </w:tc>
+      </w:tr>
     </w:tbl>
     <w:bookmarkStart w:id="20" w:name="project-scaffolding-and-rules"/>
     <w:p>
@@ -39525,7 +39623,1274 @@
       </w:r>
     </w:p>
     <w:bookmarkEnd w:id="73"/>
+    <w:bookmarkStart w:id="74" w:name="Xdb7e0e091588832a9aac2bbc0223b1ee1f61c8c"/>
+    <w:p>
+      <w:pPr>
+        <w:pStyle w:val="Heading2"/>
+      </w:pPr>
+      <w:r>
+        <w:t xml:space="preserve">2026-08-17 — Plan 2.11: §10 rule 6, 120-column hard-wrap (roadmap step 9, part 2 of 2)</w:t>
+      </w:r>
+    </w:p>
+    <w:p>
+      <w:pPr>
+        <w:pStyle w:val="FirstParagraph"/>
+      </w:pPr>
+      <w:r>
+        <w:t xml:space="preserve">Closes the half of §10’s report style guide plan 2.10 split out: rule 6’s 120-column hard-wrap for</w:t>
+      </w:r>
+      <w:r>
+        <w:t xml:space="preserve"> </w:t>
+      </w:r>
+      <w:r>
+        <w:t xml:space="preserve">long function/kernel names, plus the</w:t>
+      </w:r>
+      <w:r>
+        <w:t xml:space="preserve"> </w:t>
+      </w:r>
+      <w:r>
+        <w:rPr>
+          <w:rStyle w:val="VerbatimChar"/>
+        </w:rPr>
+        <w:t xml:space="preserve">iter_table_rows()</w:t>
+      </w:r>
+      <w:r>
+        <w:t xml:space="preserve"> </w:t>
+      </w:r>
+      <w:r>
+        <w:t xml:space="preserve">reader</w:t>
+      </w:r>
+      <w:r>
+        <w:t xml:space="preserve"> </w:t>
+      </w:r>
+      <w:r>
+        <w:rPr>
+          <w:rStyle w:val="VerbatimChar"/>
+        </w:rPr>
+        <w:t xml:space="preserve">select_hotspot_functions.py</w:t>
+      </w:r>
+      <w:r>
+        <w:t xml:space="preserve">/</w:t>
+      </w:r>
+      <w:r>
+        <w:t xml:space="preserve"> </w:t>
+      </w:r>
+      <w:r>
+        <w:rPr>
+          <w:rStyle w:val="VerbatimChar"/>
+        </w:rPr>
+        <w:t xml:space="preserve">select_hotspot_kernels.py</w:t>
+      </w:r>
+      <w:r>
+        <w:t xml:space="preserve"> </w:t>
+      </w:r>
+      <w:r>
+        <w:t xml:space="preserve">need to keep working once a name can span 2+ physical lines. Plan</w:t>
+      </w:r>
+      <w:r>
+        <w:t xml:space="preserve"> </w:t>
+      </w:r>
+      <w:r>
+        <w:t xml:space="preserve">2.10’s own real-data verification already found the concrete motivating case: a long C++</w:t>
+      </w:r>
+      <w:r>
+        <w:t xml:space="preserve"> </w:t>
+      </w:r>
+      <w:r>
+        <w:t xml:space="preserve">template/namespace name either drags every other row’s column alignment out of shape (the calltree</w:t>
+      </w:r>
+      <w:r>
+        <w:t xml:space="preserve"> </w:t>
+      </w:r>
+      <w:r>
+        <w:t xml:space="preserve">view, where one shared label width applies to the whole block) or runs unbroken past any reasonable</w:t>
+      </w:r>
+      <w:r>
+        <w:t xml:space="preserve"> </w:t>
+      </w:r>
+      <w:r>
+        <w:t xml:space="preserve">width (the hotspots tables, where the trailing name column is deliberately unpadded).</w:t>
+      </w:r>
+    </w:p>
+    <w:p>
+      <w:pPr>
+        <w:pStyle w:val="BodyText"/>
+      </w:pPr>
+      <w:r>
+        <w:rPr>
+          <w:bCs/>
+          <w:b/>
+        </w:rPr>
+        <w:t xml:space="preserve">The wrap/cap logic for each renderer’s own geometry is its own standalone, reusable function,</w:t>
+      </w:r>
+      <w:r>
+        <w:t xml:space="preserve"> </w:t>
+      </w:r>
+      <w:r>
+        <w:t xml:space="preserve">not inlined into</w:t>
+      </w:r>
+      <w:r>
+        <w:t xml:space="preserve"> </w:t>
+      </w:r>
+      <w:r>
+        <w:rPr>
+          <w:rStyle w:val="VerbatimChar"/>
+        </w:rPr>
+        <w:t xml:space="preserve">render_table()</w:t>
+      </w:r>
+      <w:r>
+        <w:t xml:space="preserve">/</w:t>
+      </w:r>
+      <w:r>
+        <w:rPr>
+          <w:rStyle w:val="VerbatimChar"/>
+        </w:rPr>
+        <w:t xml:space="preserve">format_aligned_rows()</w:t>
+      </w:r>
+      <w:r>
+        <w:t xml:space="preserve"> </w:t>
+      </w:r>
+      <w:r>
+        <w:t xml:space="preserve">– an explicit request during planning,</w:t>
+      </w:r>
+      <w:r>
+        <w:t xml:space="preserve"> </w:t>
+      </w:r>
+      <w:r>
+        <w:t xml:space="preserve">so a future stage-5 table or tree-style renderer sharing either layout can call the same function</w:t>
+      </w:r>
+      <w:r>
+        <w:t xml:space="preserve"> </w:t>
+      </w:r>
+      <w:r>
+        <w:t xml:space="preserve">directly instead of duplicating the cut/indent arithmetic or routing through a whole different</w:t>
+      </w:r>
+      <w:r>
+        <w:t xml:space="preserve"> </w:t>
+      </w:r>
+      <w:r>
+        <w:t xml:space="preserve">renderer’s column-spec machinery just to get the wrap:</w:t>
+      </w:r>
+    </w:p>
+    <w:p>
+      <w:pPr>
+        <w:numPr>
+          <w:ilvl w:val="0"/>
+          <w:numId w:val="1015"/>
+        </w:numPr>
+        <w:pStyle w:val="Compact"/>
+      </w:pPr>
+      <w:r>
+        <w:rPr>
+          <w:rStyle w:val="VerbatimChar"/>
+        </w:rPr>
+        <w:t xml:space="preserve">stage5_table_render.wrap_trailing_label(prefix, label, width=120)</w:t>
+      </w:r>
+      <w:r>
+        <w:t xml:space="preserve"> </w:t>
+      </w:r>
+      <w:r>
+        <w:t xml:space="preserve">– for the</w:t>
+      </w:r>
+      <w:r>
+        <w:t xml:space="preserve"> </w:t>
+      </w:r>
+      <w:r>
+        <w:t xml:space="preserve">“</w:t>
+      </w:r>
+      <w:r>
+        <w:t xml:space="preserve">fixed columns,</w:t>
+      </w:r>
+      <w:r>
+        <w:t xml:space="preserve"> </w:t>
+      </w:r>
+      <w:r>
+        <w:t xml:space="preserve">then one unpadded trailing label</w:t>
+      </w:r>
+      <w:r>
+        <w:t xml:space="preserve">”</w:t>
+      </w:r>
+      <w:r>
+        <w:t xml:space="preserve"> </w:t>
+      </w:r>
+      <w:r>
+        <w:t xml:space="preserve">shape every hotspots-family table module</w:t>
+      </w:r>
+      <w:r>
+        <w:t xml:space="preserve"> </w:t>
+      </w:r>
+      <w:r>
+        <w:t xml:space="preserve">(</w:t>
+      </w:r>
+      <w:r>
+        <w:rPr>
+          <w:rStyle w:val="VerbatimChar"/>
+        </w:rPr>
+        <w:t xml:space="preserve">stage5_cpu_hotspots_table.py</w:t>
+      </w:r>
+      <w:r>
+        <w:t xml:space="preserve">,</w:t>
+      </w:r>
+      <w:r>
+        <w:t xml:space="preserve"> </w:t>
+      </w:r>
+      <w:r>
+        <w:rPr>
+          <w:rStyle w:val="VerbatimChar"/>
+        </w:rPr>
+        <w:t xml:space="preserve">stage5_gpu_hotspots_table.py</w:t>
+      </w:r>
+      <w:r>
+        <w:t xml:space="preserve">,</w:t>
+      </w:r>
+      <w:r>
+        <w:t xml:space="preserve"> </w:t>
+      </w:r>
+      <w:r>
+        <w:rPr>
+          <w:rStyle w:val="VerbatimChar"/>
+        </w:rPr>
+        <w:t xml:space="preserve">stage5_fused_hotspots_table.py</w:t>
+      </w:r>
+      <w:r>
+        <w:t xml:space="preserve">,</w:t>
+      </w:r>
+      <w:r>
+        <w:t xml:space="preserve"> </w:t>
+      </w:r>
+      <w:r>
+        <w:rPr>
+          <w:rStyle w:val="VerbatimChar"/>
+        </w:rPr>
+        <w:t xml:space="preserve">stage5_load_imbalance_table.py</w:t>
+      </w:r>
+      <w:r>
+        <w:t xml:space="preserve">) already uses. Takes the row’s own already-assembled</w:t>
+      </w:r>
+      <w:r>
+        <w:t xml:space="preserve"> </w:t>
+      </w:r>
+      <w:r>
+        <w:rPr>
+          <w:rStyle w:val="VerbatimChar"/>
+        </w:rPr>
+        <w:t xml:space="preserve">prefix</w:t>
+      </w:r>
+      <w:r>
+        <w:t xml:space="preserve"> </w:t>
+      </w:r>
+      <w:r>
+        <w:t xml:space="preserve">(everything printed before the label) and the label itself; returns the row unchanged if it fits,</w:t>
+      </w:r>
+      <w:r>
+        <w:t xml:space="preserve"> </w:t>
+      </w:r>
+      <w:r>
+        <w:t xml:space="preserve">otherwise hard-wrapped – a raw character-level cut, no word-boundary search, with each</w:t>
+      </w:r>
+      <w:r>
+        <w:t xml:space="preserve"> </w:t>
+      </w:r>
+      <w:r>
+        <w:t xml:space="preserve">continuation line indented by</w:t>
+      </w:r>
+      <w:r>
+        <w:t xml:space="preserve"> </w:t>
+      </w:r>
+      <w:r>
+        <w:rPr>
+          <w:rStyle w:val="VerbatimChar"/>
+        </w:rPr>
+        <w:t xml:space="preserve">len(prefix)</w:t>
+      </w:r>
+      <w:r>
+        <w:t xml:space="preserve"> </w:t>
+      </w:r>
+      <w:r>
+        <w:t xml:space="preserve">spaces so it lines up under where the label itself</w:t>
+      </w:r>
+      <w:r>
+        <w:t xml:space="preserve"> </w:t>
+      </w:r>
+      <w:r>
+        <w:t xml:space="preserve">started, never flush-left.</w:t>
+      </w:r>
+      <w:r>
+        <w:t xml:space="preserve"> </w:t>
+      </w:r>
+      <w:r>
+        <w:rPr>
+          <w:rStyle w:val="VerbatimChar"/>
+        </w:rPr>
+        <w:t xml:space="preserve">render_table()</w:t>
+      </w:r>
+      <w:r>
+        <w:t xml:space="preserve"> </w:t>
+      </w:r>
+      <w:r>
+        <w:t xml:space="preserve">now calls this per row instead of directly</w:t>
+      </w:r>
+      <w:r>
+        <w:t xml:space="preserve"> </w:t>
+      </w:r>
+      <w:r>
+        <w:t xml:space="preserve">concatenating; a table made entirely of fixed-width columns (no trailing</w:t>
+      </w:r>
+      <w:r>
+        <w:t xml:space="preserve"> </w:t>
+      </w:r>
+      <w:r>
+        <w:rPr>
+          <w:rStyle w:val="VerbatimChar"/>
+        </w:rPr>
+        <w:t xml:space="preserve">width=None</w:t>
+      </w:r>
+      <w:r>
+        <w:t xml:space="preserve"> </w:t>
+      </w:r>
+      <w:r>
+        <w:t xml:space="preserve">column) is</w:t>
+      </w:r>
+      <w:r>
+        <w:t xml:space="preserve"> </w:t>
+      </w:r>
+      <w:r>
+        <w:t xml:space="preserve">routed around it entirely and renders exactly as before.</w:t>
+      </w:r>
+    </w:p>
+    <w:p>
+      <w:pPr>
+        <w:numPr>
+          <w:ilvl w:val="0"/>
+          <w:numId w:val="1015"/>
+        </w:numPr>
+        <w:pStyle w:val="Compact"/>
+      </w:pPr>
+      <w:r>
+        <w:rPr>
+          <w:rStyle w:val="VerbatimChar"/>
+        </w:rPr>
+        <w:t xml:space="preserve">stage5_tree_render.wrap_leading_labels(rows, suffix_width, width=120)</w:t>
+      </w:r>
+      <w:r>
+        <w:t xml:space="preserve"> </w:t>
+      </w:r>
+      <w:r>
+        <w:t xml:space="preserve">– for the inverse</w:t>
+      </w:r>
+      <w:r>
+        <w:t xml:space="preserve"> </w:t>
+      </w:r>
+      <w:r>
+        <w:t xml:space="preserve">geometry, a leading label column followed by numeric columns (</w:t>
+      </w:r>
+      <w:r>
+        <w:rPr>
+          <w:rStyle w:val="VerbatimChar"/>
+        </w:rPr>
+        <w:t xml:space="preserve">format_aligned_rows()</w:t>
+      </w:r>
+      <w:r>
+        <w:t xml:space="preserve">’s own</w:t>
+      </w:r>
+      <w:r>
+        <w:t xml:space="preserve"> </w:t>
+      </w:r>
+      <w:r>
+        <w:t xml:space="preserve">layout). Capping this width is inherently a whole-block decision, not a per-row one (every row</w:t>
+      </w:r>
+      <w:r>
+        <w:t xml:space="preserve"> </w:t>
+      </w:r>
+      <w:r>
+        <w:t xml:space="preserve">shares one</w:t>
+      </w:r>
+      <w:r>
+        <w:t xml:space="preserve"> </w:t>
+      </w:r>
+      <w:r>
+        <w:rPr>
+          <w:rStyle w:val="VerbatimChar"/>
+        </w:rPr>
+        <w:t xml:space="preserve">label_width</w:t>
+      </w:r>
+      <w:r>
+        <w:t xml:space="preserve">), so this function takes the whole row list at once: it returns the one</w:t>
+      </w:r>
+      <w:r>
+        <w:t xml:space="preserve"> </w:t>
+      </w:r>
+      <w:r>
+        <w:t xml:space="preserve">capped</w:t>
+      </w:r>
+      <w:r>
+        <w:t xml:space="preserve"> </w:t>
+      </w:r>
+      <w:r>
+        <w:rPr>
+          <w:rStyle w:val="VerbatimChar"/>
+        </w:rPr>
+        <w:t xml:space="preserve">label_width</w:t>
+      </w:r>
+      <w:r>
+        <w:t xml:space="preserve"> </w:t>
+      </w:r>
+      <w:r>
+        <w:t xml:space="preserve">(the longest real label, bounded so label +</w:t>
+      </w:r>
+      <w:r>
+        <w:t xml:space="preserve"> </w:t>
+      </w:r>
+      <w:r>
+        <w:rPr>
+          <w:rStyle w:val="VerbatimChar"/>
+        </w:rPr>
+        <w:t xml:space="preserve">suffix_width</w:t>
+      </w:r>
+      <w:r>
+        <w:t xml:space="preserve"> </w:t>
+      </w:r>
+      <w:r>
+        <w:t xml:space="preserve">never exceeds the</w:t>
+      </w:r>
+      <w:r>
+        <w:t xml:space="preserve"> </w:t>
+      </w:r>
+      <w:r>
+        <w:t xml:space="preserve">120-column target – this is what stops a single pathologically long label from dragging every</w:t>
+      </w:r>
+      <w:r>
+        <w:t xml:space="preserve"> </w:t>
+      </w:r>
+      <w:r>
+        <w:t xml:space="preserve">other row’s alignment wider, the exact bug real HPC data exposed) and every row with its label</w:t>
+      </w:r>
+      <w:r>
+        <w:t xml:space="preserve"> </w:t>
+      </w:r>
+      <w:r>
+        <w:t xml:space="preserve">replaced by a list of 1+ character-cut fragments, only the first of which carries that row’s</w:t>
+      </w:r>
+      <w:r>
+        <w:t xml:space="preserve"> </w:t>
+      </w:r>
+      <w:r>
+        <w:t xml:space="preserve">numeric values; marker rows (e.g. </w:t>
+      </w:r>
+      <w:r>
+        <w:t xml:space="preserve">“</w:t>
+      </w:r>
+      <w:r>
+        <w:t xml:space="preserve">N more node(s) hidden</w:t>
+      </w:r>
+      <w:r>
+        <w:t xml:space="preserve">”</w:t>
+      </w:r>
+      <w:r>
+        <w:t xml:space="preserve">) pass through untouched.</w:t>
+      </w:r>
+    </w:p>
+    <w:p>
+      <w:pPr>
+        <w:pStyle w:val="FirstParagraph"/>
+      </w:pPr>
+      <w:r>
+        <w:rPr>
+          <w:rStyle w:val="VerbatimChar"/>
+        </w:rPr>
+        <w:t xml:space="preserve">stage5_pop_metrics_table.py</w:t>
+      </w:r>
+      <w:r>
+        <w:t xml:space="preserve">’s columns are all explicitly widthed (no trailing</w:t>
+      </w:r>
+      <w:r>
+        <w:t xml:space="preserve"> </w:t>
+      </w:r>
+      <w:r>
+        <w:rPr>
+          <w:rStyle w:val="VerbatimChar"/>
+        </w:rPr>
+        <w:t xml:space="preserve">width=None</w:t>
+      </w:r>
+      <w:r>
+        <w:t xml:space="preserve"> </w:t>
+      </w:r>
+      <w:r>
+        <w:t xml:space="preserve">column at all – confirmed by direct read), so</w:t>
+      </w:r>
+      <w:r>
+        <w:t xml:space="preserve"> </w:t>
+      </w:r>
+      <w:r>
+        <w:rPr>
+          <w:rStyle w:val="VerbatimChar"/>
+        </w:rPr>
+        <w:t xml:space="preserve">wrap_trailing_label()</w:t>
+      </w:r>
+      <w:r>
+        <w:t xml:space="preserve"> </w:t>
+      </w:r>
+      <w:r>
+        <w:t xml:space="preserve">never engages for it;</w:t>
+      </w:r>
+      <w:r>
+        <w:t xml:space="preserve"> </w:t>
+      </w:r>
+      <w:r>
+        <w:t xml:space="preserve">real-data regeneration confirms every</w:t>
+      </w:r>
+      <w:r>
+        <w:t xml:space="preserve"> </w:t>
+      </w:r>
+      <w:r>
+        <w:rPr>
+          <w:rStyle w:val="VerbatimChar"/>
+        </w:rPr>
+        <w:t xml:space="preserve">pop_metrics.txt</w:t>
+      </w:r>
+      <w:r>
+        <w:t xml:space="preserve"> </w:t>
+      </w:r>
+      <w:r>
+        <w:t xml:space="preserve">is byte-identical except its own</w:t>
+      </w:r>
+      <w:r>
+        <w:t xml:space="preserve"> </w:t>
+      </w:r>
+      <w:r>
+        <w:t xml:space="preserve">timestamp/command-invocation lines.</w:t>
+      </w:r>
+    </w:p>
+    <w:p>
+      <w:pPr>
+        <w:pStyle w:val="BodyText"/>
+      </w:pPr>
+      <w:r>
+        <w:rPr>
+          <w:rStyle w:val="VerbatimChar"/>
+          <w:bCs/>
+          <w:b/>
+        </w:rPr>
+        <w:t xml:space="preserve">iter_table_rows(lines, num_columns)</w:t>
+      </w:r>
+      <w:r>
+        <w:t xml:space="preserve"> </w:t>
+      </w:r>
+      <w:r>
+        <w:t xml:space="preserve">(</w:t>
+      </w:r>
+      <w:r>
+        <w:rPr>
+          <w:rStyle w:val="VerbatimChar"/>
+        </w:rPr>
+        <w:t xml:space="preserve">stage5_table_render.py</w:t>
+      </w:r>
+      <w:r>
+        <w:t xml:space="preserve">, next to</w:t>
+      </w:r>
+      <w:r>
+        <w:t xml:space="preserve"> </w:t>
+      </w:r>
+      <w:r>
+        <w:rPr>
+          <w:rStyle w:val="VerbatimChar"/>
+        </w:rPr>
+        <w:t xml:space="preserve">render_table()</w:t>
+      </w:r>
+      <w:r>
+        <w:t xml:space="preserve">)</w:t>
+      </w:r>
+      <w:r>
+        <w:t xml:space="preserve"> </w:t>
+      </w:r>
+      <w:r>
+        <w:t xml:space="preserve">adapts the master roadmap’s own addendum sketch, parameterizing the column count the sketch</w:t>
+      </w:r>
+      <w:r>
+        <w:t xml:space="preserve"> </w:t>
+      </w:r>
+      <w:r>
+        <w:t xml:space="preserve">hardcoded (this codebase’s two real consumers need 7 and 6 respectively). Detection: a line is a</w:t>
+      </w:r>
+      <w:r>
+        <w:t xml:space="preserve"> </w:t>
+      </w:r>
+      <w:r>
+        <w:t xml:space="preserve">continuation of the previous row, not a new row, iff its first whitespace-split token doesn’t parse</w:t>
+      </w:r>
+      <w:r>
+        <w:t xml:space="preserve"> </w:t>
+      </w:r>
+      <w:r>
+        <w:t xml:space="preserve">as a plain integer – every real row’s leading</w:t>
+      </w:r>
+      <w:r>
+        <w:t xml:space="preserve"> </w:t>
+      </w:r>
+      <w:r>
+        <w:rPr>
+          <w:rStyle w:val="VerbatimChar"/>
+        </w:rPr>
+        <w:t xml:space="preserve">#</w:t>
+      </w:r>
+      <w:r>
+        <w:t xml:space="preserve"> </w:t>
+      </w:r>
+      <w:r>
+        <w:t xml:space="preserve">column always is one, a continuation line (a raw</w:t>
+      </w:r>
+      <w:r>
+        <w:t xml:space="preserve"> </w:t>
+      </w:r>
+      <w:r>
+        <w:t xml:space="preserve">fragment of a wrapped label) essentially never is. Reconstruction is direct concatenation, matching</w:t>
+      </w:r>
+      <w:r>
+        <w:t xml:space="preserve"> </w:t>
+      </w:r>
+      <w:r>
+        <w:t xml:space="preserve">the wrap’s own lossless character-level cut. Two known, accepted limitations, both inherited from</w:t>
+      </w:r>
+      <w:r>
+        <w:t xml:space="preserve"> </w:t>
+      </w:r>
+      <w:r>
+        <w:t xml:space="preserve">the original design and neither worth the added complexity of closing here: a wrap point landing</w:t>
+      </w:r>
+      <w:r>
+        <w:t xml:space="preserve"> </w:t>
+      </w:r>
+      <w:r>
+        <w:t xml:space="preserve">exactly on a digit run could misread a continuation line as a new row (real identifiers can’t start</w:t>
+      </w:r>
+      <w:r>
+        <w:t xml:space="preserve"> </w:t>
+      </w:r>
+      <w:r>
+        <w:t xml:space="preserve">with a digit, so this only bites mid-identifier at an exact cut point); a wrap point landing exactly</w:t>
+      </w:r>
+      <w:r>
+        <w:t xml:space="preserve"> </w:t>
+      </w:r>
+      <w:r>
+        <w:t xml:space="preserve">on a space is lossy, since each continuation line is stripped before being appended back – the</w:t>
+      </w:r>
+      <w:r>
+        <w:t xml:space="preserve"> </w:t>
+      </w:r>
+      <w:r>
+        <w:t xml:space="preserve">real motivating case (long namespace/template chains) is one long contiguous identifier with no</w:t>
+      </w:r>
+      <w:r>
+        <w:t xml:space="preserve"> </w:t>
+      </w:r>
+      <w:r>
+        <w:t xml:space="preserve">interior whitespace, so this practically never bites (a test that happened to hit this exact edge,</w:t>
+      </w:r>
+      <w:r>
+        <w:t xml:space="preserve"> </w:t>
+      </w:r>
+      <w:r>
+        <w:t xml:space="preserve">a hand-built label with a space near the likely wrap point, was rewritten to a space-free label</w:t>
+      </w:r>
+      <w:r>
+        <w:t xml:space="preserve"> </w:t>
+      </w:r>
+      <w:r>
+        <w:t xml:space="preserve">instead of</w:t>
+      </w:r>
+      <w:r>
+        <w:t xml:space="preserve"> </w:t>
+      </w:r>
+      <w:r>
+        <w:t xml:space="preserve">“</w:t>
+      </w:r>
+      <w:r>
+        <w:t xml:space="preserve">fixed</w:t>
+      </w:r>
+      <w:r>
+        <w:t xml:space="preserve">”</w:t>
+      </w:r>
+      <w:r>
+        <w:t xml:space="preserve"> </w:t>
+      </w:r>
+      <w:r>
+        <w:t xml:space="preserve">– the lossiness is the accepted design, not a bug). Both</w:t>
+      </w:r>
+      <w:r>
+        <w:t xml:space="preserve"> </w:t>
+      </w:r>
+      <w:r>
+        <w:rPr>
+          <w:rStyle w:val="VerbatimChar"/>
+        </w:rPr>
+        <w:t xml:space="preserve">select_hotspot_*.py</w:t>
+      </w:r>
+      <w:r>
+        <w:t xml:space="preserve"> </w:t>
+      </w:r>
+      <w:r>
+        <w:t xml:space="preserve">tools’</w:t>
+      </w:r>
+      <w:r>
+        <w:t xml:space="preserve"> </w:t>
+      </w:r>
+      <w:r>
+        <w:rPr>
+          <w:rStyle w:val="VerbatimChar"/>
+        </w:rPr>
+        <w:t xml:space="preserve">labels_from_report()</w:t>
+      </w:r>
+      <w:r>
+        <w:t xml:space="preserve"> </w:t>
+      </w:r>
+      <w:r>
+        <w:t xml:space="preserve">now iterate</w:t>
+      </w:r>
+      <w:r>
+        <w:t xml:space="preserve"> </w:t>
+      </w:r>
+      <w:r>
+        <w:rPr>
+          <w:rStyle w:val="VerbatimChar"/>
+        </w:rPr>
+        <w:t xml:space="preserve">iter_table_rows(lines[header + 1:], num_columns=7 or 6)</w:t>
+      </w:r>
+      <w:r>
+        <w:t xml:space="preserve"> </w:t>
+      </w:r>
+      <w:r>
+        <w:t xml:space="preserve">instead of hand-splitting each physical line directly – every per-column index use is unchanged,</w:t>
+      </w:r>
+      <w:r>
+        <w:t xml:space="preserve"> </w:t>
+      </w:r>
+      <w:r>
+        <w:t xml:space="preserve">since the token layout is identical, just no longer assuming one physical line per row.</w:t>
+      </w:r>
+    </w:p>
+    <w:p>
+      <w:pPr>
+        <w:pStyle w:val="BodyText"/>
+      </w:pPr>
+      <w:r>
+        <w:t xml:space="preserve">Test rework followed the same</w:t>
+      </w:r>
+      <w:r>
+        <w:t xml:space="preserve"> </w:t>
+      </w:r>
+      <w:r>
+        <w:t xml:space="preserve">“</w:t>
+      </w:r>
+      <w:r>
+        <w:t xml:space="preserve">run the existing suite first</w:t>
+      </w:r>
+      <w:r>
+        <w:t xml:space="preserve">”</w:t>
+      </w:r>
+      <w:r>
+        <w:t xml:space="preserve"> </w:t>
+      </w:r>
+      <w:r>
+        <w:t xml:space="preserve">discipline: of 404 tests, 3 broke, all</w:t>
+      </w:r>
+      <w:r>
+        <w:t xml:space="preserve"> </w:t>
+      </w:r>
+      <w:r>
+        <w:t xml:space="preserve">in the calltree view tests (</w:t>
+      </w:r>
+      <w:r>
+        <w:rPr>
+          <w:rStyle w:val="VerbatimChar"/>
+        </w:rPr>
+        <w:t xml:space="preserve">test_stage5_calltree_view.py</w:t>
+      </w:r>
+      <w:r>
+        <w:t xml:space="preserve">,</w:t>
+      </w:r>
+      <w:r>
+        <w:t xml:space="preserve"> </w:t>
+      </w:r>
+      <w:r>
+        <w:rPr>
+          <w:rStyle w:val="VerbatimChar"/>
+        </w:rPr>
+        <w:t xml:space="preserve">test_stage5_calltree_traced_view.py</w:t>
+      </w:r>
+      <w:r>
+        <w:t xml:space="preserve">)</w:t>
+      </w:r>
+      <w:r>
+        <w:t xml:space="preserve"> </w:t>
+      </w:r>
+      <w:r>
+        <w:t xml:space="preserve">whose fixtures include a bracketed synthetic GPU-kernel-group label (e.g. </w:t>
+      </w:r>
+      <w:r>
+        <w:t xml:space="preserve">“</w:t>
+      </w:r>
+      <w:r>
+        <w:t xml:space="preserve">[GPU kernels –</w:t>
+      </w:r>
+      <w:r>
+        <w:t xml:space="preserve"> </w:t>
+      </w:r>
+      <w:r>
+        <w:t xml:space="preserve">rocprofv3, ~60% estimate: this site issued 300/500 observed launch calls]</w:t>
+      </w:r>
+      <w:r>
+        <w:t xml:space="preserve">”</w:t>
+      </w:r>
+      <w:r>
+        <w:t xml:space="preserve">) long enough to now wrap</w:t>
+      </w:r>
+      <w:r>
+        <w:t xml:space="preserve"> </w:t>
+      </w:r>
+      <w:r>
+        <w:t xml:space="preserve">– a real, expected output-shape change, not a logic regression. Fixed by adding a small</w:t>
+      </w:r>
+      <w:r>
+        <w:t xml:space="preserve"> </w:t>
+      </w:r>
+      <w:r>
+        <w:rPr>
+          <w:rStyle w:val="VerbatimChar"/>
+        </w:rPr>
+        <w:t xml:space="preserve">_labels_only()</w:t>
+      </w:r>
+      <w:r>
+        <w:t xml:space="preserve"> </w:t>
+      </w:r>
+      <w:r>
+        <w:t xml:space="preserve">test helper (strips each physical line’s trailing numeric-cell columns via regex,</w:t>
+      </w:r>
+      <w:r>
+        <w:t xml:space="preserve"> </w:t>
+      </w:r>
+      <w:r>
+        <w:t xml:space="preserve">then joins with no separator) so the affected assertions search reconstructed label text instead of</w:t>
+      </w:r>
+      <w:r>
+        <w:t xml:space="preserve"> </w:t>
+      </w:r>
+      <w:r>
+        <w:t xml:space="preserve">one physical line; a naive</w:t>
+      </w:r>
+      <w:r>
+        <w:t xml:space="preserve"> </w:t>
+      </w:r>
+      <w:r>
+        <w:rPr>
+          <w:rStyle w:val="VerbatimChar"/>
+        </w:rPr>
+        <w:t xml:space="preserve">report.replace("\n", "")</w:t>
+      </w:r>
+      <w:r>
+        <w:t xml:space="preserve"> </w:t>
+      </w:r>
+      <w:r>
+        <w:t xml:space="preserve">was tried first and rejected once it became</w:t>
+      </w:r>
+      <w:r>
+        <w:t xml:space="preserve"> </w:t>
+      </w:r>
+      <w:r>
+        <w:t xml:space="preserve">clear it silently spliced a row’s own numeric cells into the middle of that row’s label instead of</w:t>
+      </w:r>
+      <w:r>
+        <w:t xml:space="preserve"> </w:t>
+      </w:r>
+      <w:r>
+        <w:t xml:space="preserve">skipping them. New test coverage added for every new/changed function:</w:t>
+      </w:r>
+      <w:r>
+        <w:t xml:space="preserve"> </w:t>
+      </w:r>
+      <w:r>
+        <w:rPr>
+          <w:rStyle w:val="VerbatimChar"/>
+        </w:rPr>
+        <w:t xml:space="preserve">WrapTrailingLabelTests</w:t>
+      </w:r>
+      <w:r>
+        <w:t xml:space="preserve">,</w:t>
+      </w:r>
+      <w:r>
+        <w:t xml:space="preserve"> </w:t>
+      </w:r>
+      <w:r>
+        <w:rPr>
+          <w:rStyle w:val="VerbatimChar"/>
+        </w:rPr>
+        <w:t xml:space="preserve">WrapLeadingLabelsTests</w:t>
+      </w:r>
+      <w:r>
+        <w:t xml:space="preserve">,</w:t>
+      </w:r>
+      <w:r>
+        <w:t xml:space="preserve"> </w:t>
+      </w:r>
+      <w:r>
+        <w:rPr>
+          <w:rStyle w:val="VerbatimChar"/>
+        </w:rPr>
+        <w:t xml:space="preserve">IterTableRowsTests</w:t>
+      </w:r>
+      <w:r>
+        <w:t xml:space="preserve">, plus one end-to-end case each in</w:t>
+      </w:r>
+      <w:r>
+        <w:t xml:space="preserve"> </w:t>
+      </w:r>
+      <w:r>
+        <w:rPr>
+          <w:rStyle w:val="VerbatimChar"/>
+        </w:rPr>
+        <w:t xml:space="preserve">RenderTableTests</w:t>
+      </w:r>
+      <w:r>
+        <w:t xml:space="preserve"> </w:t>
+      </w:r>
+      <w:r>
+        <w:t xml:space="preserve">and</w:t>
+      </w:r>
+      <w:r>
+        <w:t xml:space="preserve"> </w:t>
+      </w:r>
+      <w:r>
+        <w:rPr>
+          <w:rStyle w:val="VerbatimChar"/>
+        </w:rPr>
+        <w:t xml:space="preserve">FormatAlignedRowsTests</w:t>
+      </w:r>
+      <w:r>
+        <w:t xml:space="preserve"> </w:t>
+      </w:r>
+      <w:r>
+        <w:t xml:space="preserve">confirming the real renderer actually calls the new standalone function</w:t>
+      </w:r>
+      <w:r>
+        <w:t xml:space="preserve"> </w:t>
+      </w:r>
+      <w:r>
+        <w:t xml:space="preserve">(round-tripped back through</w:t>
+      </w:r>
+      <w:r>
+        <w:t xml:space="preserve"> </w:t>
+      </w:r>
+      <w:r>
+        <w:rPr>
+          <w:rStyle w:val="VerbatimChar"/>
+        </w:rPr>
+        <w:t xml:space="preserve">iter_table_rows()</w:t>
+      </w:r>
+      <w:r>
+        <w:t xml:space="preserve"> </w:t>
+      </w:r>
+      <w:r>
+        <w:t xml:space="preserve">for the former, checked against</w:t>
+      </w:r>
+      <w:r>
+        <w:t xml:space="preserve"> </w:t>
+      </w:r>
+      <w:r>
+        <w:rPr>
+          <w:rStyle w:val="VerbatimChar"/>
+        </w:rPr>
+        <w:t xml:space="preserve">wrap_leading_labels()</w:t>
+      </w:r>
+      <w:r>
+        <w:t xml:space="preserve">’s own directly-computed expected</w:t>
+      </w:r>
+      <w:r>
+        <w:t xml:space="preserve"> </w:t>
+      </w:r>
+      <w:r>
+        <w:rPr>
+          <w:rStyle w:val="VerbatimChar"/>
+        </w:rPr>
+        <w:t xml:space="preserve">label_width</w:t>
+      </w:r>
+      <w:r>
+        <w:t xml:space="preserve"> </w:t>
+      </w:r>
+      <w:r>
+        <w:t xml:space="preserve">for the latter). Both</w:t>
+      </w:r>
+      <w:r>
+        <w:t xml:space="preserve"> </w:t>
+      </w:r>
+      <w:r>
+        <w:rPr>
+          <w:rStyle w:val="VerbatimChar"/>
+        </w:rPr>
+        <w:t xml:space="preserve">select_hotspot_*.py</w:t>
+      </w:r>
+      <w:r>
+        <w:t xml:space="preserve"> </w:t>
+      </w:r>
+      <w:r>
+        <w:t xml:space="preserve">test files gained a pre-wrapped-report round-trip case, built with</w:t>
+      </w:r>
+      <w:r>
+        <w:t xml:space="preserve"> </w:t>
+      </w:r>
+      <w:r>
+        <w:rPr>
+          <w:rStyle w:val="VerbatimChar"/>
+        </w:rPr>
+        <w:t xml:space="preserve">wrap_trailing_label()</w:t>
+      </w:r>
+      <w:r>
+        <w:t xml:space="preserve"> </w:t>
+      </w:r>
+      <w:r>
+        <w:t xml:space="preserve">directly rather than a hand-typed fixture, confirming</w:t>
+      </w:r>
+      <w:r>
+        <w:t xml:space="preserve"> </w:t>
+      </w:r>
+      <w:r>
+        <w:rPr>
+          <w:rStyle w:val="VerbatimChar"/>
+        </w:rPr>
+        <w:t xml:space="preserve">labels_from_report()</w:t>
+      </w:r>
+      <w:r>
+        <w:t xml:space="preserve"> </w:t>
+      </w:r>
+      <w:r>
+        <w:t xml:space="preserve">reconstructs the full label instead of just its first physical line. Final suite: 422 tests, all</w:t>
+      </w:r>
+      <w:r>
+        <w:t xml:space="preserve"> </w:t>
+      </w:r>
+      <w:r>
+        <w:t xml:space="preserve">passing.</w:t>
+      </w:r>
+    </w:p>
+    <w:p>
+      <w:pPr>
+        <w:pStyle w:val="BodyText"/>
+      </w:pPr>
+      <w:r>
+        <w:t xml:space="preserve">Real-data verification across all 6</w:t>
+      </w:r>
+      <w:r>
+        <w:t xml:space="preserve"> </w:t>
+      </w:r>
+      <w:r>
+        <w:rPr>
+          <w:rStyle w:val="VerbatimChar"/>
+        </w:rPr>
+        <w:t xml:space="preserve">test_apps/results/</w:t>
+      </w:r>
+      <w:r>
+        <w:t xml:space="preserve"> </w:t>
+      </w:r>
+      <w:r>
+        <w:t xml:space="preserve">directories: only</w:t>
+      </w:r>
+      <w:r>
+        <w:t xml:space="preserve"> </w:t>
+      </w:r>
+      <w:r>
+        <w:rPr>
+          <w:rStyle w:val="VerbatimChar"/>
+        </w:rPr>
+        <w:t xml:space="preserve">hotspots.txt</w:t>
+      </w:r>
+      <w:r>
+        <w:t xml:space="preserve">,</w:t>
+      </w:r>
+      <w:r>
+        <w:t xml:space="preserve"> </w:t>
+      </w:r>
+      <w:r>
+        <w:rPr>
+          <w:rStyle w:val="VerbatimChar"/>
+        </w:rPr>
+        <w:t xml:space="preserve">calltree.txt</w:t>
+      </w:r>
+      <w:r>
+        <w:t xml:space="preserve">, and</w:t>
+      </w:r>
+      <w:r>
+        <w:t xml:space="preserve"> </w:t>
+      </w:r>
+      <w:r>
+        <w:rPr>
+          <w:rStyle w:val="VerbatimChar"/>
+        </w:rPr>
+        <w:t xml:space="preserve">calltree_traced.txt</w:t>
+      </w:r>
+      <w:r>
+        <w:t xml:space="preserve"> </w:t>
+      </w:r>
+      <w:r>
+        <w:t xml:space="preserve">change (</w:t>
+      </w:r>
+      <w:r>
+        <w:rPr>
+          <w:rStyle w:val="VerbatimChar"/>
+        </w:rPr>
+        <w:t xml:space="preserve">pop_metrics.txt</w:t>
+      </w:r>
+      <w:r>
+        <w:t xml:space="preserve"> </w:t>
+      </w:r>
+      <w:r>
+        <w:t xml:space="preserve">confirmed unaffected above). To</w:t>
+      </w:r>
+      <w:r>
+        <w:t xml:space="preserve"> </w:t>
+      </w:r>
+      <w:r>
+        <w:t xml:space="preserve">avoid clobbering the</w:t>
+      </w:r>
+      <w:r>
+        <w:t xml:space="preserve"> </w:t>
+      </w:r>
+      <w:r>
+        <w:rPr>
+          <w:rStyle w:val="VerbatimChar"/>
+        </w:rPr>
+        <w:t xml:space="preserve">.before</w:t>
+      </w:r>
+      <w:r>
+        <w:t xml:space="preserve"> </w:t>
+      </w:r>
+      <w:r>
+        <w:t xml:space="preserve">siblings plan 2.10’s own review already left in place (explicitly</w:t>
+      </w:r>
+      <w:r>
+        <w:t xml:space="preserve"> </w:t>
+      </w:r>
+      <w:r>
+        <w:t xml:space="preserve">kept per prior request, holding the pre-2.10 baseline), this round’s pre-change snapshots use a</w:t>
+      </w:r>
+      <w:r>
+        <w:t xml:space="preserve"> </w:t>
+      </w:r>
+      <w:r>
+        <w:t xml:space="preserve">distinct</w:t>
+      </w:r>
+      <w:r>
+        <w:t xml:space="preserve"> </w:t>
+      </w:r>
+      <w:r>
+        <w:rPr>
+          <w:rStyle w:val="VerbatimChar"/>
+        </w:rPr>
+        <w:t xml:space="preserve">.before-2.11</w:t>
+      </w:r>
+      <w:r>
+        <w:t xml:space="preserve"> </w:t>
+      </w:r>
+      <w:r>
+        <w:t xml:space="preserve">suffix instead of reusing</w:t>
+      </w:r>
+      <w:r>
+        <w:t xml:space="preserve"> </w:t>
+      </w:r>
+      <w:r>
+        <w:rPr>
+          <w:rStyle w:val="VerbatimChar"/>
+        </w:rPr>
+        <w:t xml:space="preserve">.before</w:t>
+      </w:r>
+      <w:r>
+        <w:t xml:space="preserve"> </w:t>
+      </w:r>
+      <w:r>
+        <w:t xml:space="preserve">– so all three states (pre-2.10,</w:t>
+      </w:r>
+      <w:r>
+        <w:t xml:space="preserve"> </w:t>
+      </w:r>
+      <w:r>
+        <w:t xml:space="preserve">post-2.10/pre-2.11, and post-2.11) stay independently reviewable side by side. Diffing</w:t>
+      </w:r>
+      <w:r>
+        <w:t xml:space="preserve"> </w:t>
+      </w:r>
+      <w:r>
+        <w:rPr>
+          <w:rStyle w:val="VerbatimChar"/>
+        </w:rPr>
+        <w:t xml:space="preserve">calltree.txt.before-2.11</w:t>
+      </w:r>
+      <w:r>
+        <w:t xml:space="preserve"> </w:t>
+      </w:r>
+      <w:r>
+        <w:t xml:space="preserve">against the regenerated</w:t>
+      </w:r>
+      <w:r>
+        <w:t xml:space="preserve"> </w:t>
+      </w:r>
+      <w:r>
+        <w:rPr>
+          <w:rStyle w:val="VerbatimChar"/>
+        </w:rPr>
+        <w:t xml:space="preserve">calltree.txt</w:t>
+      </w:r>
+      <w:r>
+        <w:t xml:space="preserve"> </w:t>
+      </w:r>
+      <w:r>
+        <w:t xml:space="preserve">confirms the fix directly: a real</w:t>
+      </w:r>
+      <w:r>
+        <w:t xml:space="preserve"> </w:t>
+      </w:r>
+      <w:r>
+        <w:rPr>
+          <w:rStyle w:val="VerbatimChar"/>
+        </w:rPr>
+        <w:t xml:space="preserve">run_simulation(std::__cxx11::basic_string&lt;...&gt;...)</w:t>
+      </w:r>
+      <w:r>
+        <w:t xml:space="preserve"> </w:t>
+      </w:r>
+      <w:r>
+        <w:t xml:space="preserve">signature that used to drag every column on its</w:t>
+      </w:r>
+      <w:r>
+        <w:t xml:space="preserve"> </w:t>
+      </w:r>
+      <w:r>
+        <w:t xml:space="preserve">own row (and every sibling row’s alignment) out to the right, ending in a truncated</w:t>
+      </w:r>
+      <w:r>
+        <w:t xml:space="preserve"> </w:t>
+      </w:r>
+      <w:r>
+        <w:rPr>
+          <w:rStyle w:val="VerbatimChar"/>
+        </w:rPr>
+        <w:t xml:space="preserve">...</w:t>
+      </w:r>
+      <w:r>
+        <w:t xml:space="preserve">, now wraps</w:t>
+      </w:r>
+      <w:r>
+        <w:t xml:space="preserve"> </w:t>
+      </w:r>
+      <w:r>
+        <w:t xml:space="preserve">onto its own continuation line(s) with the row’s numeric columns staying put at the shared,</w:t>
+      </w:r>
+      <w:r>
+        <w:t xml:space="preserve"> </w:t>
+      </w:r>
+      <w:r>
+        <w:t xml:space="preserve">120-column-budget-derived width – exactly the problem this plan exists to fix.</w:t>
+      </w:r>
+    </w:p>
     <w:bookmarkEnd w:id="74"/>
+    <w:bookmarkEnd w:id="75"/>
     <w:sectPr/>
   </w:body>
 </w:document>
@@ -40219,6 +41584,9 @@
     <w:lvlOverride w:ilvl="8">
       <w:startOverride w:val="1"/>
     </w:lvlOverride>
+  </w:num>
+  <w:num w:numId="1015">
+    <w:abstractNumId w:val="991"/>
   </w:num>
 </w:numbering>
 </file>

--- a/docs/DEVELOPMENT_HISTORY.docx
+++ b/docs/DEVELOPMENT_HISTORY.docx
@@ -10,7 +10,7 @@
         <w:t xml:space="preserve">Development History</w:t>
       </w:r>
     </w:p>
-    <w:bookmarkStart w:id="75" w:name="development-history"/>
+    <w:bookmarkStart w:id="76" w:name="development-history"/>
     <w:p>
       <w:pPr>
         <w:pStyle w:val="Heading1"/>
@@ -2653,6 +2653,146 @@
           </w:p>
         </w:tc>
       </w:tr>
+      <w:tr>
+        <w:tc>
+          <w:tcPr/>
+          <w:p>
+            <w:pPr>
+              <w:pStyle w:val="Compact"/>
+              <w:jc w:val="left"/>
+            </w:pPr>
+            <w:r>
+              <w:t xml:space="preserve">2026-08-17</w:t>
+            </w:r>
+          </w:p>
+        </w:tc>
+        <w:tc>
+          <w:tcPr/>
+          <w:p>
+            <w:pPr>
+              <w:pStyle w:val="Compact"/>
+              <w:jc w:val="left"/>
+            </w:pPr>
+            <w:r>
+              <w:t xml:space="preserve">Plan 2.12: user-facing</w:t>
+            </w:r>
+            <w:r>
+              <w:t xml:space="preserve"> </w:t>
+            </w:r>
+            <w:r>
+              <w:rPr>
+                <w:rStyle w:val="VerbatimChar"/>
+              </w:rPr>
+              <w:t xml:space="preserve">--extra-noise-config</w:t>
+            </w:r>
+            <w:r>
+              <w:t xml:space="preserve">/</w:t>
+            </w:r>
+            <w:r>
+              <w:rPr>
+                <w:rStyle w:val="VerbatimChar"/>
+              </w:rPr>
+              <w:t xml:space="preserve">$FRIENDLY_ROCPROF_NOISE_CONFIG</w:t>
+            </w:r>
+            <w:r>
+              <w:t xml:space="preserve"> </w:t>
+            </w:r>
+            <w:r>
+              <w:t xml:space="preserve">noise-pattern override file – roadmap step 10; new</w:t>
+            </w:r>
+            <w:r>
+              <w:t xml:space="preserve"> </w:t>
+            </w:r>
+            <w:r>
+              <w:rPr>
+                <w:rStyle w:val="VerbatimChar"/>
+              </w:rPr>
+              <w:t xml:space="preserve">stage6_noise_config.py</w:t>
+            </w:r>
+            <w:r>
+              <w:t xml:space="preserve"> </w:t>
+            </w:r>
+            <w:r>
+              <w:t xml:space="preserve">resolves a process-wide</w:t>
+            </w:r>
+            <w:r>
+              <w:t xml:space="preserve"> </w:t>
+            </w:r>
+            <w:r>
+              <w:rPr>
+                <w:rStyle w:val="VerbatimChar"/>
+              </w:rPr>
+              <w:t xml:space="preserve">tag_defs()</w:t>
+            </w:r>
+            <w:r>
+              <w:t xml:space="preserve"> </w:t>
+            </w:r>
+            <w:r>
+              <w:t xml:space="preserve">global (bundled defaults + add/remove/disable + a reserved</w:t>
+            </w:r>
+            <w:r>
+              <w:t xml:space="preserve"> </w:t>
+            </w:r>
+            <w:r>
+              <w:rPr>
+                <w:rStyle w:val="VerbatimChar"/>
+              </w:rPr>
+              <w:t xml:space="preserve">"other"</w:t>
+            </w:r>
+            <w:r>
+              <w:t xml:space="preserve"> </w:t>
+            </w:r>
+            <w:r>
+              <w:t xml:space="preserve">tag) that</w:t>
+            </w:r>
+            <w:r>
+              <w:t xml:space="preserve"> </w:t>
+            </w:r>
+            <w:r>
+              <w:rPr>
+                <w:rStyle w:val="VerbatimChar"/>
+              </w:rPr>
+              <w:t xml:space="preserve">stage3_rocprofsys.tag_rows()</w:t>
+            </w:r>
+            <w:r>
+              <w:t xml:space="preserve"> </w:t>
+            </w:r>
+            <w:r>
+              <w:t xml:space="preserve">falls back to when a caller omits its own, rather than threading the config through every function between a tool’s</w:t>
+            </w:r>
+            <w:r>
+              <w:t xml:space="preserve"> </w:t>
+            </w:r>
+            <w:r>
+              <w:rPr>
+                <w:rStyle w:val="VerbatimChar"/>
+              </w:rPr>
+              <w:t xml:space="preserve">main()</w:t>
+            </w:r>
+            <w:r>
+              <w:t xml:space="preserve"> </w:t>
+            </w:r>
+            <w:r>
+              <w:t xml:space="preserve">and</w:t>
+            </w:r>
+            <w:r>
+              <w:t xml:space="preserve"> </w:t>
+            </w:r>
+            <w:r>
+              <w:rPr>
+                <w:rStyle w:val="VerbatimChar"/>
+              </w:rPr>
+              <w:t xml:space="preserve">tag_rows()</w:t>
+            </w:r>
+            <w:r>
+              <w:t xml:space="preserve"> </w:t>
+            </w:r>
+            <w:r>
+              <w:t xml:space="preserve">– see full design/real-data accounting below</w:t>
+            </w:r>
+          </w:p>
+        </w:tc>
+      </w:tr>
     </w:tbl>
     <w:bookmarkStart w:id="20" w:name="project-scaffolding-and-rules"/>
     <w:p>
@@ -40890,7 +41030,2210 @@
       </w:r>
     </w:p>
     <w:bookmarkEnd w:id="74"/>
+    <w:bookmarkStart w:id="75" w:name="Xad84946b50e04d8f19916ac0e24e93700269ed6"/>
+    <w:p>
+      <w:pPr>
+        <w:pStyle w:val="Heading2"/>
+      </w:pPr>
+      <w:r>
+        <w:t xml:space="preserve">2026-08-17 — Plan 2.12: user-facing noise-config file (roadmap step 10)</w:t>
+      </w:r>
+    </w:p>
+    <w:p>
+      <w:pPr>
+        <w:pStyle w:val="FirstParagraph"/>
+      </w:pPr>
+      <w:r>
+        <w:t xml:space="preserve">Closes roadmap step 10, a design already sketched out in the master plan’s stage-3 engine section</w:t>
+      </w:r>
+      <w:r>
+        <w:t xml:space="preserve"> </w:t>
+      </w:r>
+      <w:r>
+        <w:t xml:space="preserve">when the engine itself was first planned:</w:t>
+      </w:r>
+      <w:r>
+        <w:t xml:space="preserve"> </w:t>
+      </w:r>
+      <w:r>
+        <w:rPr>
+          <w:rStyle w:val="VerbatimChar"/>
+        </w:rPr>
+        <w:t xml:space="preserve">--extra-noise-config PATH</w:t>
+      </w:r>
+      <w:r>
+        <w:t xml:space="preserve"> </w:t>
+      </w:r>
+      <w:r>
+        <w:t xml:space="preserve">/</w:t>
+      </w:r>
+      <w:r>
+        <w:t xml:space="preserve"> </w:t>
+      </w:r>
+      <w:r>
+        <w:rPr>
+          <w:rStyle w:val="VerbatimChar"/>
+        </w:rPr>
+        <w:t xml:space="preserve">$FRIENDLY_ROCPROF_NOISE_CONFIG</w:t>
+      </w:r>
+      <w:r>
+        <w:t xml:space="preserve"> </w:t>
+      </w:r>
+      <w:r>
+        <w:t xml:space="preserve">lets a user add/remove substring patterns on the engine’s 5</w:t>
+      </w:r>
+      <w:r>
+        <w:t xml:space="preserve"> </w:t>
+      </w:r>
+      <w:r>
+        <w:t xml:space="preserve">built-in noise tags, disable a tag entirely, and populate a reserved</w:t>
+      </w:r>
+      <w:r>
+        <w:t xml:space="preserve"> </w:t>
+      </w:r>
+      <w:r>
+        <w:rPr>
+          <w:rStyle w:val="VerbatimChar"/>
+        </w:rPr>
+        <w:t xml:space="preserve">"other"</w:t>
+      </w:r>
+      <w:r>
+        <w:t xml:space="preserve"> </w:t>
+      </w:r>
+      <w:r>
+        <w:t xml:space="preserve">tag for their own</w:t>
+      </w:r>
+      <w:r>
+        <w:t xml:space="preserve"> </w:t>
+      </w:r>
+      <w:r>
+        <w:t xml:space="preserve">app’s noise that doesn’t fit any built-in category – without editing Python.</w:t>
+      </w:r>
+    </w:p>
+    <w:p>
+      <w:pPr>
+        <w:pStyle w:val="BodyText"/>
+      </w:pPr>
+      <w:r>
+        <w:rPr>
+          <w:bCs/>
+          <w:b/>
+        </w:rPr>
+        <w:t xml:space="preserve">Design pivoted twice during planning, away from parameter-threading, toward a process-wide</w:t>
+      </w:r>
+      <w:r>
+        <w:rPr>
+          <w:bCs/>
+          <w:b/>
+        </w:rPr>
+        <w:t xml:space="preserve"> </w:t>
+      </w:r>
+      <w:r>
+        <w:rPr>
+          <w:bCs/>
+          <w:b/>
+        </w:rPr>
+        <w:t xml:space="preserve">global.</w:t>
+      </w:r>
+      <w:r>
+        <w:t xml:space="preserve"> </w:t>
+      </w:r>
+      <w:r>
+        <w:t xml:space="preserve">The first draft threaded an optional</w:t>
+      </w:r>
+      <w:r>
+        <w:t xml:space="preserve"> </w:t>
+      </w:r>
+      <w:r>
+        <w:rPr>
+          <w:rStyle w:val="VerbatimChar"/>
+        </w:rPr>
+        <w:t xml:space="preserve">tag_defs</w:t>
+      </w:r>
+      <w:r>
+        <w:t xml:space="preserve"> </w:t>
+      </w:r>
+      <w:r>
+        <w:t xml:space="preserve">parameter through every function between</w:t>
+      </w:r>
+      <w:r>
+        <w:t xml:space="preserve"> </w:t>
+      </w:r>
+      <w:r>
+        <w:t xml:space="preserve">a tool’s</w:t>
+      </w:r>
+      <w:r>
+        <w:t xml:space="preserve"> </w:t>
+      </w:r>
+      <w:r>
+        <w:rPr>
+          <w:rStyle w:val="VerbatimChar"/>
+        </w:rPr>
+        <w:t xml:space="preserve">main()</w:t>
+      </w:r>
+      <w:r>
+        <w:t xml:space="preserve"> </w:t>
+      </w:r>
+      <w:r>
+        <w:t xml:space="preserve">and</w:t>
+      </w:r>
+      <w:r>
+        <w:t xml:space="preserve"> </w:t>
+      </w:r>
+      <w:r>
+        <w:rPr>
+          <w:rStyle w:val="VerbatimChar"/>
+        </w:rPr>
+        <w:t xml:space="preserve">tag_rows()</w:t>
+      </w:r>
+      <w:r>
+        <w:t xml:space="preserve"> </w:t>
+      </w:r>
+      <w:r>
+        <w:t xml:space="preserve">(</w:t>
+      </w:r>
+      <w:r>
+        <w:rPr>
+          <w:rStyle w:val="VerbatimChar"/>
+        </w:rPr>
+        <w:t xml:space="preserve">scan_ranks()</w:t>
+      </w:r>
+      <w:r>
+        <w:t xml:space="preserve"> </w:t>
+      </w:r>
+      <w:r>
+        <w:t xml:space="preserve">-&gt;</w:t>
+      </w:r>
+      <w:r>
+        <w:t xml:space="preserve"> </w:t>
+      </w:r>
+      <w:r>
+        <w:rPr>
+          <w:rStyle w:val="VerbatimChar"/>
+        </w:rPr>
+        <w:t xml:space="preserve">aggregate()</w:t>
+      </w:r>
+      <w:r>
+        <w:t xml:space="preserve">/</w:t>
+      </w:r>
+      <w:r>
+        <w:rPr>
+          <w:rStyle w:val="VerbatimChar"/>
+        </w:rPr>
+        <w:t xml:space="preserve">aggregate_per_rank()</w:t>
+      </w:r>
+      <w:r>
+        <w:t xml:space="preserve">,</w:t>
+      </w:r>
+      <w:r>
+        <w:t xml:space="preserve"> </w:t>
+      </w:r>
+      <w:r>
+        <w:rPr>
+          <w:rStyle w:val="VerbatimChar"/>
+        </w:rPr>
+        <w:t xml:space="preserve">load_rank_trees()</w:t>
+      </w:r>
+      <w:r>
+        <w:t xml:space="preserve"> </w:t>
+      </w:r>
+      <w:r>
+        <w:t xml:space="preserve">-&gt;</w:t>
+      </w:r>
+      <w:r>
+        <w:t xml:space="preserve"> </w:t>
+      </w:r>
+      <w:r>
+        <w:rPr>
+          <w:rStyle w:val="VerbatimChar"/>
+        </w:rPr>
+        <w:t xml:space="preserve">build_calltree_view()</w:t>
+      </w:r>
+      <w:r>
+        <w:t xml:space="preserve"> </w:t>
+      </w:r>
+      <w:r>
+        <w:t xml:space="preserve">x2,</w:t>
+      </w:r>
+      <w:r>
+        <w:t xml:space="preserve"> </w:t>
+      </w:r>
+      <w:r>
+        <w:rPr>
+          <w:rStyle w:val="VerbatimChar"/>
+        </w:rPr>
+        <w:t xml:space="preserve">compute_run_metrics()</w:t>
+      </w:r>
+      <w:r>
+        <w:t xml:space="preserve">‘</w:t>
+      </w:r>
+      <w:r>
+        <w:t xml:space="preserve">s 3 direct calls) –</w:t>
+      </w:r>
+      <w:r>
+        <w:t xml:space="preserve"> </w:t>
+      </w:r>
+      <w:r>
+        <w:t xml:space="preserve">rejected as unsustainable signature churn for a single process-wide setting, since every real</w:t>
+      </w:r>
+      <w:r>
+        <w:t xml:space="preserve"> </w:t>
+      </w:r>
+      <w:r>
+        <w:t xml:space="preserve">invocation of this codebase is a one-shot CLI process with exactly one noise-pattern configuration</w:t>
+      </w:r>
+      <w:r>
+        <w:t xml:space="preserve"> </w:t>
+      </w:r>
+      <w:r>
+        <w:t xml:space="preserve">for its whole run. The resolved patterns became a</w:t>
+      </w:r>
+      <w:r>
+        <w:t xml:space="preserve"> </w:t>
+      </w:r>
+      <w:r>
+        <w:rPr>
+          <w:bCs/>
+          <w:b/>
+        </w:rPr>
+        <w:t xml:space="preserve">process-wide global</w:t>
+      </w:r>
+      <w:r>
+        <w:t xml:space="preserve"> </w:t>
+      </w:r>
+      <w:r>
+        <w:t xml:space="preserve">instead, held by a new</w:t>
+      </w:r>
+      <w:r>
+        <w:t xml:space="preserve"> </w:t>
+      </w:r>
+      <w:r>
+        <w:t xml:space="preserve">small module,</w:t>
+      </w:r>
+      <w:r>
+        <w:t xml:space="preserve"> </w:t>
+      </w:r>
+      <w:r>
+        <w:rPr>
+          <w:rStyle w:val="VerbatimChar"/>
+        </w:rPr>
+        <w:t xml:space="preserve">stage6_noise_config.py</w:t>
+      </w:r>
+      <w:r>
+        <w:t xml:space="preserve">. Second pivot:</w:t>
+      </w:r>
+      <w:r>
+        <w:t xml:space="preserve"> </w:t>
+      </w:r>
+      <w:r>
+        <w:rPr>
+          <w:rStyle w:val="VerbatimChar"/>
+        </w:rPr>
+        <w:t xml:space="preserve">stage3_rocprofsys.load_default_patterns()</w:t>
+      </w:r>
+      <w:r>
+        <w:t xml:space="preserve"> </w:t>
+      </w:r>
+      <w:r>
+        <w:t xml:space="preserve">itself</w:t>
+      </w:r>
+      <w:r>
+        <w:t xml:space="preserve"> </w:t>
+      </w:r>
+      <w:r>
+        <w:rPr>
+          <w:bCs/>
+          <w:b/>
+        </w:rPr>
+        <w:t xml:space="preserve">moved out of stage3 into that same new module</w:t>
+      </w:r>
+      <w:r>
+        <w:t xml:space="preserve">, rather than staying in stage3 with the</w:t>
+      </w:r>
+      <w:r>
+        <w:t xml:space="preserve"> </w:t>
+      </w:r>
+      <w:r>
+        <w:t xml:space="preserve">new module importing it – makes the dependency strictly one-directional (stage3 reads from</w:t>
+      </w:r>
+      <w:r>
+        <w:t xml:space="preserve"> </w:t>
+      </w:r>
+      <w:r>
+        <w:t xml:space="preserve">stage6; stage6 reads from nothing else in this package) instead of each needing something from the</w:t>
+      </w:r>
+      <w:r>
+        <w:t xml:space="preserve"> </w:t>
+      </w:r>
+      <w:r>
+        <w:t xml:space="preserve">other. This is a deliberate exception to the usual stage-N-depends-only-on-lower-N layering:</w:t>
+      </w:r>
+      <w:r>
+        <w:t xml:space="preserve"> </w:t>
+      </w:r>
+      <w:r>
+        <w:rPr>
+          <w:rStyle w:val="VerbatimChar"/>
+        </w:rPr>
+        <w:t xml:space="preserve">stage3_rocprofsys.tag_rows(rows, tag_defs=None, filename=None)</w:t>
+      </w:r>
+      <w:r>
+        <w:t xml:space="preserve"> </w:t>
+      </w:r>
+      <w:r>
+        <w:t xml:space="preserve">now falls back to</w:t>
+      </w:r>
+      <w:r>
+        <w:t xml:space="preserve"> </w:t>
+      </w:r>
+      <w:r>
+        <w:rPr>
+          <w:rStyle w:val="VerbatimChar"/>
+        </w:rPr>
+        <w:t xml:space="preserve">stage6_noise_config.tag_defs()</w:t>
+      </w:r>
+      <w:r>
+        <w:t xml:space="preserve">’s current resolved value whenever a caller omits</w:t>
+      </w:r>
+      <w:r>
+        <w:t xml:space="preserve"> </w:t>
+      </w:r>
+      <w:r>
+        <w:rPr>
+          <w:rStyle w:val="VerbatimChar"/>
+        </w:rPr>
+        <w:t xml:space="preserve">tag_defs</w:t>
+      </w:r>
+      <w:r>
+        <w:t xml:space="preserve"> </w:t>
+      </w:r>
+      <w:r>
+        <w:t xml:space="preserve">explicitly – every existing test (all of which pass a hand-built</w:t>
+      </w:r>
+      <w:r>
+        <w:t xml:space="preserve"> </w:t>
+      </w:r>
+      <w:r>
+        <w:rPr>
+          <w:rStyle w:val="VerbatimChar"/>
+        </w:rPr>
+        <w:t xml:space="preserve">tag_defs</w:t>
+      </w:r>
+      <w:r>
+        <w:t xml:space="preserve"> </w:t>
+      </w:r>
+      <w:r>
+        <w:t xml:space="preserve">dict) is completely</w:t>
+      </w:r>
+      <w:r>
+        <w:t xml:space="preserve"> </w:t>
+      </w:r>
+      <w:r>
+        <w:t xml:space="preserve">unaffected, and</w:t>
+      </w:r>
+      <w:r>
+        <w:t xml:space="preserve"> </w:t>
+      </w:r>
+      <w:r>
+        <w:rPr>
+          <w:bCs/>
+          <w:b/>
+        </w:rPr>
+        <w:t xml:space="preserve">no other function signature changed at all</w:t>
+      </w:r>
+      <w:r>
+        <w:t xml:space="preserve">:</w:t>
+      </w:r>
+      <w:r>
+        <w:t xml:space="preserve"> </w:t>
+      </w:r>
+      <w:r>
+        <w:rPr>
+          <w:rStyle w:val="VerbatimChar"/>
+        </w:rPr>
+        <w:t xml:space="preserve">scan_ranks()</w:t>
+      </w:r>
+      <w:r>
+        <w:t xml:space="preserve">,</w:t>
+      </w:r>
+      <w:r>
+        <w:t xml:space="preserve"> </w:t>
+      </w:r>
+      <w:r>
+        <w:rPr>
+          <w:rStyle w:val="VerbatimChar"/>
+        </w:rPr>
+        <w:t xml:space="preserve">aggregate()</w:t>
+      </w:r>
+      <w:r>
+        <w:t xml:space="preserve">,</w:t>
+      </w:r>
+      <w:r>
+        <w:t xml:space="preserve"> </w:t>
+      </w:r>
+      <w:r>
+        <w:rPr>
+          <w:rStyle w:val="VerbatimChar"/>
+        </w:rPr>
+        <w:t xml:space="preserve">aggregate_per_rank()</w:t>
+      </w:r>
+      <w:r>
+        <w:t xml:space="preserve">,</w:t>
+      </w:r>
+      <w:r>
+        <w:t xml:space="preserve"> </w:t>
+      </w:r>
+      <w:r>
+        <w:rPr>
+          <w:rStyle w:val="VerbatimChar"/>
+        </w:rPr>
+        <w:t xml:space="preserve">load_rank_trees()</w:t>
+      </w:r>
+      <w:r>
+        <w:t xml:space="preserve">, both tools</w:t>
+      </w:r>
+      <w:r>
+        <w:t xml:space="preserve">’</w:t>
+      </w:r>
+      <w:r>
+        <w:t xml:space="preserve"> </w:t>
+      </w:r>
+      <w:r>
+        <w:rPr>
+          <w:rStyle w:val="VerbatimChar"/>
+        </w:rPr>
+        <w:t xml:space="preserve">build_calltree_view()</w:t>
+      </w:r>
+      <w:r>
+        <w:t xml:space="preserve">,</w:t>
+      </w:r>
+      <w:r>
+        <w:t xml:space="preserve"> </w:t>
+      </w:r>
+      <w:r>
+        <w:rPr>
+          <w:rStyle w:val="VerbatimChar"/>
+        </w:rPr>
+        <w:t xml:space="preserve">compute_run_metrics()</w:t>
+      </w:r>
+      <w:r>
+        <w:t xml:space="preserve"> </w:t>
+      </w:r>
+      <w:r>
+        <w:t xml:space="preserve">and its 2 helpers stay exactly as they were.</w:t>
+      </w:r>
+    </w:p>
+    <w:p>
+      <w:pPr>
+        <w:pStyle w:val="BodyText"/>
+      </w:pPr>
+      <w:r>
+        <w:rPr>
+          <w:rStyle w:val="VerbatimChar"/>
+        </w:rPr>
+        <w:t xml:space="preserve">stage6_noise_config.py</w:t>
+      </w:r>
+      <w:r>
+        <w:t xml:space="preserve"> </w:t>
+      </w:r>
+      <w:r>
+        <w:t xml:space="preserve">owns both</w:t>
+      </w:r>
+      <w:r>
+        <w:t xml:space="preserve"> </w:t>
+      </w:r>
+      <w:r>
+        <w:rPr>
+          <w:rStyle w:val="VerbatimChar"/>
+        </w:rPr>
+        <w:t xml:space="preserve">load_default_patterns()</w:t>
+      </w:r>
+      <w:r>
+        <w:t xml:space="preserve"> </w:t>
+      </w:r>
+      <w:r>
+        <w:t xml:space="preserve">(the bundled</w:t>
+      </w:r>
+      <w:r>
+        <w:t xml:space="preserve"> </w:t>
+      </w:r>
+      <w:r>
+        <w:rPr>
+          <w:rStyle w:val="VerbatimChar"/>
+        </w:rPr>
+        <w:t xml:space="preserve">default_noise_patterns.json</w:t>
+      </w:r>
+      <w:r>
+        <w:t xml:space="preserve"> </w:t>
+      </w:r>
+      <w:r>
+        <w:t xml:space="preserve">loader) and</w:t>
+      </w:r>
+      <w:r>
+        <w:t xml:space="preserve"> </w:t>
+      </w:r>
+      <w:r>
+        <w:rPr>
+          <w:rStyle w:val="VerbatimChar"/>
+        </w:rPr>
+        <w:t xml:space="preserve">configure(extra_config_path=None)</w:t>
+      </w:r>
+      <w:r>
+        <w:t xml:space="preserve">/</w:t>
+      </w:r>
+      <w:r>
+        <w:rPr>
+          <w:rStyle w:val="VerbatimChar"/>
+        </w:rPr>
+        <w:t xml:space="preserve">tag_defs()</w:t>
+      </w:r>
+      <w:r>
+        <w:t xml:space="preserve">: the</w:t>
+      </w:r>
+      <w:r>
+        <w:t xml:space="preserve"> </w:t>
+      </w:r>
+      <w:r>
+        <w:t xml:space="preserve">former resolves and stores the final patterns for the process (bundled defaults, always with an</w:t>
+      </w:r>
+      <w:r>
+        <w:t xml:space="preserve"> </w:t>
+      </w:r>
+      <w:r>
+        <w:t xml:space="preserve">empty</w:t>
+      </w:r>
+      <w:r>
+        <w:t xml:space="preserve"> </w:t>
+      </w:r>
+      <w:r>
+        <w:rPr>
+          <w:rStyle w:val="VerbatimChar"/>
+        </w:rPr>
+        <w:t xml:space="preserve">"other"</w:t>
+      </w:r>
+      <w:r>
+        <w:t xml:space="preserve"> </w:t>
+      </w:r>
+      <w:r>
+        <w:t xml:space="preserve">tag guaranteed present, optionally customized by a diff file); the latter returns</w:t>
+      </w:r>
+      <w:r>
+        <w:t xml:space="preserve"> </w:t>
+      </w:r>
+      <w:r>
+        <w:t xml:space="preserve">the current value, lazily configuring with no override on first use so any caller that never</w:t>
+      </w:r>
+      <w:r>
+        <w:t xml:space="preserve"> </w:t>
+      </w:r>
+      <w:r>
+        <w:t xml:space="preserve">touches</w:t>
+      </w:r>
+      <w:r>
+        <w:t xml:space="preserve"> </w:t>
+      </w:r>
+      <w:r>
+        <w:rPr>
+          <w:rStyle w:val="VerbatimChar"/>
+        </w:rPr>
+        <w:t xml:space="preserve">configure()</w:t>
+      </w:r>
+      <w:r>
+        <w:t xml:space="preserve"> </w:t>
+      </w:r>
+      <w:r>
+        <w:t xml:space="preserve">sees exactly the bundled defaults, unchanged. The diff file’s schema –</w:t>
+      </w:r>
+      <w:r>
+        <w:t xml:space="preserve"> </w:t>
+      </w:r>
+      <w:r>
+        <w:rPr>
+          <w:rStyle w:val="VerbatimChar"/>
+        </w:rPr>
+        <w:t xml:space="preserve">{"add": {tag: [substring, ...]}, "remove": {tag: [substring, ...]}, "disable": [tag, ...]}</w:t>
+      </w:r>
+      <w:r>
+        <w:t xml:space="preserve"> </w:t>
+      </w:r>
+      <w:r>
+        <w:t xml:space="preserve">–</w:t>
+      </w:r>
+      <w:r>
+        <w:t xml:space="preserve"> </w:t>
+      </w:r>
+      <w:r>
+        <w:t xml:space="preserve">always adds onto the bundled file, never replaces it: every tag not mentioned stays exactly as</w:t>
+      </w:r>
+      <w:r>
+        <w:t xml:space="preserve"> </w:t>
+      </w:r>
+      <w:r>
+        <w:t xml:space="preserve">shipped,</w:t>
+      </w:r>
+      <w:r>
+        <w:t xml:space="preserve"> </w:t>
+      </w:r>
+      <w:r>
+        <w:rPr>
+          <w:rStyle w:val="VerbatimChar"/>
+        </w:rPr>
+        <w:t xml:space="preserve">remove</w:t>
+      </w:r>
+      <w:r>
+        <w:t xml:space="preserve"> </w:t>
+      </w:r>
+      <w:r>
+        <w:t xml:space="preserve">strips only the named substrings (the rest of that tag’s own patterns survive),</w:t>
+      </w:r>
+      <w:r>
+        <w:t xml:space="preserve"> </w:t>
+      </w:r>
+      <w:r>
+        <w:t xml:space="preserve">and</w:t>
+      </w:r>
+      <w:r>
+        <w:t xml:space="preserve"> </w:t>
+      </w:r>
+      <w:r>
+        <w:rPr>
+          <w:rStyle w:val="VerbatimChar"/>
+        </w:rPr>
+        <w:t xml:space="preserve">disable</w:t>
+      </w:r>
+      <w:r>
+        <w:t xml:space="preserve"> </w:t>
+      </w:r>
+      <w:r>
+        <w:t xml:space="preserve">is the only way to lose a whole tag, and only that one.</w:t>
+      </w:r>
+      <w:r>
+        <w:t xml:space="preserve"> </w:t>
+      </w:r>
+      <w:r>
+        <w:rPr>
+          <w:rStyle w:val="VerbatimChar"/>
+        </w:rPr>
+        <w:t xml:space="preserve">disable</w:t>
+      </w:r>
+      <w:r>
+        <w:t xml:space="preserve"> </w:t>
+      </w:r>
+      <w:r>
+        <w:t xml:space="preserve">is resolved first</w:t>
+      </w:r>
+      <w:r>
+        <w:t xml:space="preserve"> </w:t>
+      </w:r>
+      <w:r>
+        <w:t xml:space="preserve">and always wins: any</w:t>
+      </w:r>
+      <w:r>
+        <w:t xml:space="preserve"> </w:t>
+      </w:r>
+      <w:r>
+        <w:rPr>
+          <w:rStyle w:val="VerbatimChar"/>
+        </w:rPr>
+        <w:t xml:space="preserve">add</w:t>
+      </w:r>
+      <w:r>
+        <w:t xml:space="preserve">/</w:t>
+      </w:r>
+      <w:r>
+        <w:rPr>
+          <w:rStyle w:val="VerbatimChar"/>
+        </w:rPr>
+        <w:t xml:space="preserve">remove</w:t>
+      </w:r>
+      <w:r>
+        <w:t xml:space="preserve"> </w:t>
+      </w:r>
+      <w:r>
+        <w:t xml:space="preserve">naming an already-disabled tag is silently ignored, not an</w:t>
+      </w:r>
+      <w:r>
+        <w:t xml:space="preserve"> </w:t>
+      </w:r>
+      <w:r>
+        <w:t xml:space="preserve">error.</w:t>
+      </w:r>
+      <w:r>
+        <w:t xml:space="preserve"> </w:t>
+      </w:r>
+      <w:r>
+        <w:rPr>
+          <w:rStyle w:val="VerbatimChar"/>
+        </w:rPr>
+        <w:t xml:space="preserve">add</w:t>
+      </w:r>
+      <w:r>
+        <w:t xml:space="preserve">/</w:t>
+      </w:r>
+      <w:r>
+        <w:rPr>
+          <w:rStyle w:val="VerbatimChar"/>
+        </w:rPr>
+        <w:t xml:space="preserve">remove</w:t>
+      </w:r>
+      <w:r>
+        <w:t xml:space="preserve"> </w:t>
+      </w:r>
+      <w:r>
+        <w:t xml:space="preserve">only ever touch a tag’s own</w:t>
+      </w:r>
+      <w:r>
+        <w:t xml:space="preserve"> </w:t>
+      </w:r>
+      <w:r>
+        <w:rPr>
+          <w:rStyle w:val="VerbatimChar"/>
+        </w:rPr>
+        <w:t xml:space="preserve">"substrings"</w:t>
+      </w:r>
+      <w:r>
+        <w:t xml:space="preserve"> </w:t>
+      </w:r>
+      <w:r>
+        <w:t xml:space="preserve">list (not prefixes/suffixes/</w:t>
+      </w:r>
+      <w:r>
+        <w:t xml:space="preserve"> </w:t>
+      </w:r>
+      <w:r>
+        <w:t xml:space="preserve">ancestor rules – those govern more structural matching behavior than a simple</w:t>
+      </w:r>
+      <w:r>
+        <w:t xml:space="preserve"> </w:t>
+      </w:r>
+      <w:r>
+        <w:t xml:space="preserve">“</w:t>
+      </w:r>
+      <w:r>
+        <w:t xml:space="preserve">does this text</w:t>
+      </w:r>
+      <w:r>
+        <w:t xml:space="preserve"> </w:t>
+      </w:r>
+      <w:r>
+        <w:t xml:space="preserve">appear</w:t>
+      </w:r>
+      <w:r>
+        <w:t xml:space="preserve">”</w:t>
+      </w:r>
+      <w:r>
+        <w:t xml:space="preserve"> </w:t>
+      </w:r>
+      <w:r>
+        <w:t xml:space="preserve">tweak needs), and only apply to</w:t>
+      </w:r>
+      <w:r>
+        <w:t xml:space="preserve"> </w:t>
+      </w:r>
+      <w:r>
+        <w:rPr>
+          <w:iCs/>
+          <w:i/>
+        </w:rPr>
+        <w:t xml:space="preserve">patterned</w:t>
+      </w:r>
+      <w:r>
+        <w:t xml:space="preserve"> </w:t>
+      </w:r>
+      <w:r>
+        <w:t xml:space="preserve">tags (self-scope matching) plus</w:t>
+      </w:r>
+      <w:r>
+        <w:t xml:space="preserve"> </w:t>
+      </w:r>
+      <w:r>
+        <w:rPr>
+          <w:rStyle w:val="VerbatimChar"/>
+        </w:rPr>
+        <w:t xml:space="preserve">"other"</w:t>
+      </w:r>
+      <w:r>
+        <w:t xml:space="preserve"> </w:t>
+      </w:r>
+      <w:r>
+        <w:t xml:space="preserve">–</w:t>
+      </w:r>
+      <w:r>
+        <w:t xml:space="preserve"> </w:t>
+      </w:r>
+      <w:r>
+        <w:t xml:space="preserve">targeting a purely derived tag like</w:t>
+      </w:r>
+      <w:r>
+        <w:t xml:space="preserve"> </w:t>
+      </w:r>
+      <w:r>
+        <w:rPr>
+          <w:rStyle w:val="VerbatimChar"/>
+        </w:rPr>
+        <w:t xml:space="preserve">wrapper_branch_noise</w:t>
+      </w:r>
+      <w:r>
+        <w:t xml:space="preserve"> </w:t>
+      </w:r>
+      <w:r>
+        <w:t xml:space="preserve">(no patterns of its own, only a</w:t>
+      </w:r>
+      <w:r>
+        <w:t xml:space="preserve"> </w:t>
+      </w:r>
+      <w:r>
+        <w:rPr>
+          <w:rStyle w:val="VerbatimChar"/>
+        </w:rPr>
+        <w:t xml:space="preserve">sibling_group_source_tag</w:t>
+      </w:r>
+      <w:r>
+        <w:t xml:space="preserve">) with</w:t>
+      </w:r>
+      <w:r>
+        <w:t xml:space="preserve"> </w:t>
+      </w:r>
+      <w:r>
+        <w:rPr>
+          <w:rStyle w:val="VerbatimChar"/>
+        </w:rPr>
+        <w:t xml:space="preserve">add</w:t>
+      </w:r>
+      <w:r>
+        <w:t xml:space="preserve">/</w:t>
+      </w:r>
+      <w:r>
+        <w:rPr>
+          <w:rStyle w:val="VerbatimChar"/>
+        </w:rPr>
+        <w:t xml:space="preserve">remove</w:t>
+      </w:r>
+      <w:r>
+        <w:t xml:space="preserve"> </w:t>
+      </w:r>
+      <w:r>
+        <w:t xml:space="preserve">raises</w:t>
+      </w:r>
+      <w:r>
+        <w:t xml:space="preserve"> </w:t>
+      </w:r>
+      <w:r>
+        <w:rPr>
+          <w:rStyle w:val="VerbatimChar"/>
+        </w:rPr>
+        <w:t xml:space="preserve">SystemExit</w:t>
+      </w:r>
+      <w:r>
+        <w:t xml:space="preserve">, though</w:t>
+      </w:r>
+      <w:r>
+        <w:t xml:space="preserve"> </w:t>
+      </w:r>
+      <w:r>
+        <w:rPr>
+          <w:rStyle w:val="VerbatimChar"/>
+        </w:rPr>
+        <w:t xml:space="preserve">disable</w:t>
+      </w:r>
+      <w:r>
+        <w:t xml:space="preserve"> </w:t>
+      </w:r>
+      <w:r>
+        <w:t xml:space="preserve">on it still</w:t>
+      </w:r>
+      <w:r>
+        <w:t xml:space="preserve"> </w:t>
+      </w:r>
+      <w:r>
+        <w:t xml:space="preserve">works. An unknown tag name anywhere raises</w:t>
+      </w:r>
+      <w:r>
+        <w:t xml:space="preserve"> </w:t>
+      </w:r>
+      <w:r>
+        <w:rPr>
+          <w:rStyle w:val="VerbatimChar"/>
+        </w:rPr>
+        <w:t xml:space="preserve">SystemExit</w:t>
+      </w:r>
+      <w:r>
+        <w:t xml:space="preserve"> </w:t>
+      </w:r>
+      <w:r>
+        <w:t xml:space="preserve">too.</w:t>
+      </w:r>
+    </w:p>
+    <w:p>
+      <w:pPr>
+        <w:pStyle w:val="BodyText"/>
+      </w:pPr>
+      <w:r>
+        <w:rPr>
+          <w:bCs/>
+          <w:b/>
+        </w:rPr>
+        <w:t xml:space="preserve">A real, pre-existing case-sensitivity gap surfaced while smoke-testing on real data, not</w:t>
+      </w:r>
+      <w:r>
+        <w:rPr>
+          <w:bCs/>
+          <w:b/>
+        </w:rPr>
+        <w:t xml:space="preserve"> </w:t>
+      </w:r>
+      <w:r>
+        <w:rPr>
+          <w:bCs/>
+          <w:b/>
+        </w:rPr>
+        <w:t xml:space="preserve">something this plan introduced.</w:t>
+      </w:r>
+      <w:r>
+        <w:t xml:space="preserve"> </w:t>
+      </w:r>
+      <w:r>
+        <w:rPr>
+          <w:rStyle w:val="VerbatimChar"/>
+        </w:rPr>
+        <w:t xml:space="preserve">stage3_rocprofsys._label_matches()</w:t>
+      </w:r>
+      <w:r>
+        <w:t xml:space="preserve"> </w:t>
+      </w:r>
+      <w:r>
+        <w:t xml:space="preserve">lowercases a row’s own</w:t>
+      </w:r>
+      <w:r>
+        <w:t xml:space="preserve"> </w:t>
+      </w:r>
+      <w:r>
+        <w:t xml:space="preserve">label before comparing, but never lowercases the pattern side – harmless as long as every pattern</w:t>
+      </w:r>
+      <w:r>
+        <w:t xml:space="preserve"> </w:t>
+      </w:r>
+      <w:r>
+        <w:t xml:space="preserve">in</w:t>
+      </w:r>
+      <w:r>
+        <w:t xml:space="preserve"> </w:t>
+      </w:r>
+      <w:r>
+        <w:rPr>
+          <w:rStyle w:val="VerbatimChar"/>
+        </w:rPr>
+        <w:t xml:space="preserve">default_noise_patterns.json</w:t>
+      </w:r>
+      <w:r>
+        <w:t xml:space="preserve"> </w:t>
+      </w:r>
+      <w:r>
+        <w:t xml:space="preserve">happens to already be lowercase (true today, by unstated</w:t>
+      </w:r>
+      <w:r>
+        <w:t xml:space="preserve"> </w:t>
+      </w:r>
+      <w:r>
+        <w:t xml:space="preserve">convention), but a real footgun the moment a user types a mixed-case substring into their own</w:t>
+      </w:r>
+      <w:r>
+        <w:t xml:space="preserve"> </w:t>
+      </w:r>
+      <w:r>
+        <w:rPr>
+          <w:rStyle w:val="VerbatimChar"/>
+        </w:rPr>
+        <w:t xml:space="preserve">--extra-noise-config</w:t>
+      </w:r>
+      <w:r>
+        <w:t xml:space="preserve"> </w:t>
+      </w:r>
+      <w:r>
+        <w:t xml:space="preserve">file (confirmed directly: adding</w:t>
+      </w:r>
+      <w:r>
+        <w:t xml:space="preserve"> </w:t>
+      </w:r>
+      <w:r>
+        <w:rPr>
+          <w:rStyle w:val="VerbatimChar"/>
+        </w:rPr>
+        <w:t xml:space="preserve">"PMPI_Allreduce"</w:t>
+      </w:r>
+      <w:r>
+        <w:t xml:space="preserve"> </w:t>
+      </w:r>
+      <w:r>
+        <w:t xml:space="preserve">to</w:t>
+      </w:r>
+      <w:r>
+        <w:t xml:space="preserve"> </w:t>
+      </w:r>
+      <w:r>
+        <w:rPr>
+          <w:rStyle w:val="VerbatimChar"/>
+        </w:rPr>
+        <w:t xml:space="preserve">"other"</w:t>
+      </w:r>
+      <w:r>
+        <w:t xml:space="preserve"> </w:t>
+      </w:r>
+      <w:r>
+        <w:t xml:space="preserve">silently</w:t>
+      </w:r>
+      <w:r>
+        <w:t xml:space="preserve"> </w:t>
+      </w:r>
+      <w:r>
+        <w:t xml:space="preserve">matched nothing against real test_apps data, since the row’s own label lowercases to</w:t>
+      </w:r>
+      <w:r>
+        <w:t xml:space="preserve"> </w:t>
+      </w:r>
+      <w:r>
+        <w:rPr>
+          <w:rStyle w:val="VerbatimChar"/>
+        </w:rPr>
+        <w:t xml:space="preserve">"pmpi_allreduce"</w:t>
+      </w:r>
+      <w:r>
+        <w:t xml:space="preserve"> </w:t>
+      </w:r>
+      <w:r>
+        <w:t xml:space="preserve">first). Fixed in</w:t>
+      </w:r>
+      <w:r>
+        <w:t xml:space="preserve"> </w:t>
+      </w:r>
+      <w:r>
+        <w:rPr>
+          <w:rStyle w:val="VerbatimChar"/>
+        </w:rPr>
+        <w:t xml:space="preserve">stage6_noise_config._apply_diff()</w:t>
+      </w:r>
+      <w:r>
+        <w:t xml:space="preserve">: every</w:t>
+      </w:r>
+      <w:r>
+        <w:t xml:space="preserve"> </w:t>
+      </w:r>
+      <w:r>
+        <w:rPr>
+          <w:rStyle w:val="VerbatimChar"/>
+        </w:rPr>
+        <w:t xml:space="preserve">add</w:t>
+      </w:r>
+      <w:r>
+        <w:t xml:space="preserve">/</w:t>
+      </w:r>
+      <w:r>
+        <w:rPr>
+          <w:rStyle w:val="VerbatimChar"/>
+        </w:rPr>
+        <w:t xml:space="preserve">remove</w:t>
+      </w:r>
+      <w:r>
+        <w:t xml:space="preserve"> </w:t>
+      </w:r>
+      <w:r>
+        <w:t xml:space="preserve">substring is lowercased before being stored, matching the bundled file’s own existing convention</w:t>
+      </w:r>
+      <w:r>
+        <w:t xml:space="preserve"> </w:t>
+      </w:r>
+      <w:r>
+        <w:t xml:space="preserve">rather than relying on the user to know about it.</w:t>
+      </w:r>
+    </w:p>
+    <w:p>
+      <w:pPr>
+        <w:pStyle w:val="BodyText"/>
+      </w:pPr>
+      <w:r>
+        <w:rPr>
+          <w:rStyle w:val="VerbatimChar"/>
+        </w:rPr>
+        <w:t xml:space="preserve">"other"</w:t>
+      </w:r>
+      <w:r>
+        <w:t xml:space="preserve">’s own default treatment –</w:t>
+      </w:r>
+      <w:r>
+        <w:t xml:space="preserve"> </w:t>
+      </w:r>
+      <w:r>
+        <w:t xml:space="preserve">“</w:t>
+      </w:r>
+      <w:r>
+        <w:t xml:space="preserve">splice (with fold) everywhere unless a tool overrides it,</w:t>
+      </w:r>
+      <w:r>
+        <w:t xml:space="preserve">”</w:t>
+      </w:r>
+      <w:r>
+        <w:t xml:space="preserve"> </w:t>
+      </w:r>
+      <w:r>
+        <w:t xml:space="preserve">per the original design – follows the same per-tool split</w:t>
+      </w:r>
+      <w:r>
+        <w:t xml:space="preserve"> </w:t>
+      </w:r>
+      <w:r>
+        <w:rPr>
+          <w:rStyle w:val="VerbatimChar"/>
+        </w:rPr>
+        <w:t xml:space="preserve">wrapper_noise</w:t>
+      </w:r>
+      <w:r>
+        <w:t xml:space="preserve"> </w:t>
+      </w:r>
+      <w:r>
+        <w:t xml:space="preserve">already has, since both</w:t>
+      </w:r>
+      <w:r>
+        <w:t xml:space="preserve"> </w:t>
+      </w:r>
+      <w:r>
+        <w:t xml:space="preserve">tags flow through the exact same</w:t>
+      </w:r>
+      <w:r>
+        <w:t xml:space="preserve"> </w:t>
+      </w:r>
+      <w:r>
+        <w:rPr>
+          <w:rStyle w:val="VerbatimChar"/>
+        </w:rPr>
+        <w:t xml:space="preserve">tag_rows()</w:t>
+      </w:r>
+      <w:r>
+        <w:t xml:space="preserve">/</w:t>
+      </w:r>
+      <w:r>
+        <w:rPr>
+          <w:rStyle w:val="VerbatimChar"/>
+        </w:rPr>
+        <w:t xml:space="preserve">splice_by_tag()</w:t>
+      </w:r>
+      <w:r>
+        <w:t xml:space="preserve"> </w:t>
+      </w:r>
+      <w:r>
+        <w:t xml:space="preserve">machinery with no new parameter</w:t>
+      </w:r>
+      <w:r>
+        <w:t xml:space="preserve"> </w:t>
+      </w:r>
+      <w:r>
+        <w:t xml:space="preserve">needed anywhere:</w:t>
+      </w:r>
+      <w:r>
+        <w:t xml:space="preserve"> </w:t>
+      </w:r>
+      <w:r>
+        <w:rPr>
+          <w:rStyle w:val="VerbatimChar"/>
+        </w:rPr>
+        <w:t xml:space="preserve">stage4_rocprofsys_flat.scan_ranks()</w:t>
+      </w:r>
+      <w:r>
+        <w:t xml:space="preserve"> </w:t>
+      </w:r>
+      <w:r>
+        <w:t xml:space="preserve">(flat merge-by-label; feeds CPU hotspots,</w:t>
+      </w:r>
+      <w:r>
+        <w:t xml:space="preserve"> </w:t>
+      </w:r>
+      <w:r>
+        <w:t xml:space="preserve">combined hotspots, pop_metrics,</w:t>
+      </w:r>
+      <w:r>
+        <w:t xml:space="preserve"> </w:t>
+      </w:r>
+      <w:r>
+        <w:rPr>
+          <w:rStyle w:val="VerbatimChar"/>
+        </w:rPr>
+        <w:t xml:space="preserve">select_hotspot_functions.py</w:t>
+      </w:r>
+      <w:r>
+        <w:t xml:space="preserve">) drops</w:t>
+      </w:r>
+      <w:r>
+        <w:t xml:space="preserve"> </w:t>
+      </w:r>
+      <w:r>
+        <w:rPr>
+          <w:rStyle w:val="VerbatimChar"/>
+        </w:rPr>
+        <w:t xml:space="preserve">other</w:t>
+      </w:r>
+      <w:r>
+        <w:t xml:space="preserve">-tagged rows entirely,</w:t>
+      </w:r>
+      <w:r>
+        <w:t xml:space="preserve"> </w:t>
+      </w:r>
+      <w:r>
+        <w:t xml:space="preserve">the same as</w:t>
+      </w:r>
+      <w:r>
+        <w:t xml:space="preserve"> </w:t>
+      </w:r>
+      <w:r>
+        <w:rPr>
+          <w:rStyle w:val="VerbatimChar"/>
+        </w:rPr>
+        <w:t xml:space="preserve">wrapper_noise</w:t>
+      </w:r>
+      <w:r>
+        <w:t xml:space="preserve">/</w:t>
+      </w:r>
+      <w:r>
+        <w:rPr>
+          <w:rStyle w:val="VerbatimChar"/>
+        </w:rPr>
+        <w:t xml:space="preserve">compiler_runtime_noise</w:t>
+      </w:r>
+      <w:r>
+        <w:t xml:space="preserve"> </w:t>
+      </w:r>
+      <w:r>
+        <w:t xml:space="preserve">already are, since there’s no tree left to</w:t>
+      </w:r>
+      <w:r>
+        <w:t xml:space="preserve"> </w:t>
+      </w:r>
+      <w:r>
+        <w:t xml:space="preserve">splice into by this point.</w:t>
+      </w:r>
+      <w:r>
+        <w:t xml:space="preserve"> </w:t>
+      </w:r>
+      <w:r>
+        <w:rPr>
+          <w:rStyle w:val="VerbatimChar"/>
+        </w:rPr>
+        <w:t xml:space="preserve">stage5_calltree_view.strip_wrapper_noise()</w:t>
+      </w:r>
+      <w:r>
+        <w:t xml:space="preserve"> </w:t>
+      </w:r>
+      <w:r>
+        <w:t xml:space="preserve">(sampling calltree’s</w:t>
+      </w:r>
+      <w:r>
+        <w:t xml:space="preserve"> </w:t>
+      </w:r>
+      <w:r>
+        <w:t xml:space="preserve">postprocess hook) gained one more line, splicing</w:t>
+      </w:r>
+      <w:r>
+        <w:t xml:space="preserve"> </w:t>
+      </w:r>
+      <w:r>
+        <w:rPr>
+          <w:rStyle w:val="VerbatimChar"/>
+        </w:rPr>
+        <w:t xml:space="preserve">other</w:t>
+      </w:r>
+      <w:r>
+        <w:t xml:space="preserve"> </w:t>
+      </w:r>
+      <w:r>
+        <w:t xml:space="preserve">with</w:t>
+      </w:r>
+      <w:r>
+        <w:t xml:space="preserve"> </w:t>
+      </w:r>
+      <w:r>
+        <w:rPr>
+          <w:rStyle w:val="VerbatimChar"/>
+        </w:rPr>
+        <w:t xml:space="preserve">fold=True</w:t>
+      </w:r>
+      <w:r>
+        <w:t xml:space="preserve"> </w:t>
+      </w:r>
+      <w:r>
+        <w:t xml:space="preserve">right after its existing</w:t>
+      </w:r>
+      <w:r>
+        <w:t xml:space="preserve"> </w:t>
+      </w:r>
+      <w:r>
+        <w:rPr>
+          <w:rStyle w:val="VerbatimChar"/>
+        </w:rPr>
+        <w:t xml:space="preserve">wrapper_noise</w:t>
+      </w:r>
+      <w:r>
+        <w:t xml:space="preserve"> </w:t>
+      </w:r>
+      <w:r>
+        <w:t xml:space="preserve">splice (</w:t>
+      </w:r>
+      <w:r>
+        <w:rPr>
+          <w:rStyle w:val="VerbatimChar"/>
+        </w:rPr>
+        <w:t xml:space="preserve">fold=False</w:t>
+      </w:r>
+      <w:r>
+        <w:t xml:space="preserve">) –</w:t>
+      </w:r>
+      <w:r>
+        <w:t xml:space="preserve"> </w:t>
+      </w:r>
+      <w:r>
+        <w:rPr>
+          <w:rStyle w:val="VerbatimChar"/>
+        </w:rPr>
+        <w:t xml:space="preserve">other</w:t>
+      </w:r>
+      <w:r>
+        <w:t xml:space="preserve">’s own default is fold, distinct from</w:t>
+      </w:r>
+      <w:r>
+        <w:t xml:space="preserve"> </w:t>
+      </w:r>
+      <w:r>
+        <w:rPr>
+          <w:rStyle w:val="VerbatimChar"/>
+        </w:rPr>
+        <w:t xml:space="preserve">wrapper_noise</w:t>
+      </w:r>
+      <w:r>
+        <w:t xml:space="preserve">’s discard.</w:t>
+      </w:r>
+      <w:r>
+        <w:t xml:space="preserve"> </w:t>
+      </w:r>
+      <w:r>
+        <w:rPr>
+          <w:rStyle w:val="VerbatimChar"/>
+        </w:rPr>
+        <w:t xml:space="preserve">stage5_calltree_traced_view.py</w:t>
+      </w:r>
+      <w:r>
+        <w:t xml:space="preserve"> </w:t>
+      </w:r>
+      <w:r>
+        <w:t xml:space="preserve">had no postprocess hook of any kind</w:t>
+      </w:r>
+      <w:r>
+        <w:t xml:space="preserve"> </w:t>
+      </w:r>
+      <w:r>
+        <w:t xml:space="preserve">before this (no wrapper-noise handling exists there, out of scope to add) – gained a minimal new</w:t>
+      </w:r>
+      <w:r>
+        <w:t xml:space="preserve"> </w:t>
+      </w:r>
+      <w:r>
+        <w:rPr>
+          <w:rStyle w:val="VerbatimChar"/>
+        </w:rPr>
+        <w:t xml:space="preserve">_splice_other()</w:t>
+      </w:r>
+      <w:r>
+        <w:t xml:space="preserve"> </w:t>
+      </w:r>
+      <w:r>
+        <w:t xml:space="preserve">doing exactly the one</w:t>
+      </w:r>
+      <w:r>
+        <w:t xml:space="preserve"> </w:t>
+      </w:r>
+      <w:r>
+        <w:rPr>
+          <w:rStyle w:val="VerbatimChar"/>
+        </w:rPr>
+        <w:t xml:space="preserve">splice_by_tag(rows, "other", fold=True)</w:t>
+      </w:r>
+      <w:r>
+        <w:t xml:space="preserve"> </w:t>
+      </w:r>
+      <w:r>
+        <w:t xml:space="preserve">call, so</w:t>
+      </w:r>
+      <w:r>
+        <w:t xml:space="preserve"> </w:t>
+      </w:r>
+      <w:r>
+        <w:rPr>
+          <w:rStyle w:val="VerbatimChar"/>
+        </w:rPr>
+        <w:t xml:space="preserve">"other"</w:t>
+      </w:r>
+      <w:r>
+        <w:t xml:space="preserve"> </w:t>
+      </w:r>
+      <w:r>
+        <w:t xml:space="preserve">support lands</w:t>
+      </w:r>
+      <w:r>
+        <w:t xml:space="preserve"> </w:t>
+      </w:r>
+      <w:r>
+        <w:t xml:space="preserve">“</w:t>
+      </w:r>
+      <w:r>
+        <w:t xml:space="preserve">everywhere</w:t>
+      </w:r>
+      <w:r>
+        <w:t xml:space="preserve">”</w:t>
+      </w:r>
+      <w:r>
+        <w:t xml:space="preserve"> </w:t>
+      </w:r>
+      <w:r>
+        <w:t xml:space="preserve">as the design states without introducing unrelated handling this tool</w:t>
+      </w:r>
+      <w:r>
+        <w:t xml:space="preserve"> </w:t>
+      </w:r>
+      <w:r>
+        <w:t xml:space="preserve">never had.</w:t>
+      </w:r>
+    </w:p>
+    <w:p>
+      <w:pPr>
+        <w:pStyle w:val="BodyText"/>
+      </w:pPr>
+      <w:r>
+        <w:rPr>
+          <w:bCs/>
+          <w:b/>
+        </w:rPr>
+        <w:t xml:space="preserve">CLI wiring</w:t>
+      </w:r>
+      <w:r>
+        <w:t xml:space="preserve">: every tool whose output depends on CPU-side tagging gained</w:t>
+      </w:r>
+      <w:r>
+        <w:t xml:space="preserve"> </w:t>
+      </w:r>
+      <w:r>
+        <w:rPr>
+          <w:rStyle w:val="VerbatimChar"/>
+        </w:rPr>
+        <w:t xml:space="preserve">--extra-noise-config</w:t>
+      </w:r>
+      <w:r>
+        <w:t xml:space="preserve"> </w:t>
+      </w:r>
+      <w:r>
+        <w:t xml:space="preserve">(falling back to</w:t>
+      </w:r>
+      <w:r>
+        <w:t xml:space="preserve"> </w:t>
+      </w:r>
+      <w:r>
+        <w:rPr>
+          <w:rStyle w:val="VerbatimChar"/>
+        </w:rPr>
+        <w:t xml:space="preserve">$FRIENDLY_ROCPROF_NOISE_CONFIG</w:t>
+      </w:r>
+      <w:r>
+        <w:t xml:space="preserve">) –</w:t>
+      </w:r>
+      <w:r>
+        <w:t xml:space="preserve"> </w:t>
+      </w:r>
+      <w:r>
+        <w:rPr>
+          <w:rStyle w:val="VerbatimChar"/>
+        </w:rPr>
+        <w:t xml:space="preserve">extract_CPU_hotspots.py</w:t>
+      </w:r>
+      <w:r>
+        <w:t xml:space="preserve">,</w:t>
+      </w:r>
+      <w:r>
+        <w:t xml:space="preserve"> </w:t>
+      </w:r>
+      <w:r>
+        <w:rPr>
+          <w:rStyle w:val="VerbatimChar"/>
+        </w:rPr>
+        <w:t xml:space="preserve">extract_hotspots.py</w:t>
+      </w:r>
+      <w:r>
+        <w:t xml:space="preserve">,</w:t>
+      </w:r>
+      <w:r>
+        <w:t xml:space="preserve"> </w:t>
+      </w:r>
+      <w:r>
+        <w:rPr>
+          <w:rStyle w:val="VerbatimChar"/>
+        </w:rPr>
+        <w:t xml:space="preserve">extract_calltree.py</w:t>
+      </w:r>
+      <w:r>
+        <w:t xml:space="preserve">,</w:t>
+      </w:r>
+      <w:r>
+        <w:t xml:space="preserve"> </w:t>
+      </w:r>
+      <w:r>
+        <w:rPr>
+          <w:rStyle w:val="VerbatimChar"/>
+        </w:rPr>
+        <w:t xml:space="preserve">extract_calltree_traced.py</w:t>
+      </w:r>
+      <w:r>
+        <w:t xml:space="preserve">,</w:t>
+      </w:r>
+      <w:r>
+        <w:t xml:space="preserve"> </w:t>
+      </w:r>
+      <w:r>
+        <w:rPr>
+          <w:rStyle w:val="VerbatimChar"/>
+        </w:rPr>
+        <w:t xml:space="preserve">extract_pop_metrics.py</w:t>
+      </w:r>
+      <w:r>
+        <w:t xml:space="preserve">, and</w:t>
+      </w:r>
+      <w:r>
+        <w:t xml:space="preserve"> </w:t>
+      </w:r>
+      <w:r>
+        <w:rPr>
+          <w:rStyle w:val="VerbatimChar"/>
+        </w:rPr>
+        <w:t xml:space="preserve">select_hotspot_functions.py</w:t>
+      </w:r>
+      <w:r>
+        <w:t xml:space="preserve">’s</w:t>
+      </w:r>
+      <w:r>
+        <w:t xml:space="preserve"> </w:t>
+      </w:r>
+      <w:r>
+        <w:rPr>
+          <w:rStyle w:val="VerbatimChar"/>
+        </w:rPr>
+        <w:t xml:space="preserve">--output-dir</w:t>
+      </w:r>
+      <w:r>
+        <w:t xml:space="preserve"> </w:t>
+      </w:r>
+      <w:r>
+        <w:t xml:space="preserve">mode (its</w:t>
+      </w:r>
+      <w:r>
+        <w:t xml:space="preserve"> </w:t>
+      </w:r>
+      <w:r>
+        <w:rPr>
+          <w:rStyle w:val="VerbatimChar"/>
+        </w:rPr>
+        <w:t xml:space="preserve">--report</w:t>
+      </w:r>
+      <w:r>
+        <w:t xml:space="preserve"> </w:t>
+      </w:r>
+      <w:r>
+        <w:t xml:space="preserve">mode reads an already-rendered, already-tagged report file, so combining it with</w:t>
+      </w:r>
+      <w:r>
+        <w:t xml:space="preserve"> </w:t>
+      </w:r>
+      <w:r>
+        <w:rPr>
+          <w:rStyle w:val="VerbatimChar"/>
+        </w:rPr>
+        <w:t xml:space="preserve">--extra-noise-config</w:t>
+      </w:r>
+      <w:r>
+        <w:t xml:space="preserve"> </w:t>
+      </w:r>
+      <w:r>
+        <w:t xml:space="preserve">now raises a clear error, the same mutually-exclusive-group convention this</w:t>
+      </w:r>
+      <w:r>
+        <w:t xml:space="preserve"> </w:t>
+      </w:r>
+      <w:r>
+        <w:t xml:space="preserve">tool already used for</w:t>
+      </w:r>
+      <w:r>
+        <w:t xml:space="preserve"> </w:t>
+      </w:r>
+      <w:r>
+        <w:rPr>
+          <w:rStyle w:val="VerbatimChar"/>
+        </w:rPr>
+        <w:t xml:space="preserve">--report</w:t>
+      </w:r>
+      <w:r>
+        <w:t xml:space="preserve">/</w:t>
+      </w:r>
+      <w:r>
+        <w:rPr>
+          <w:rStyle w:val="VerbatimChar"/>
+        </w:rPr>
+        <w:t xml:space="preserve">--output-dir</w:t>
+      </w:r>
+      <w:r>
+        <w:t xml:space="preserve"> </w:t>
+      </w:r>
+      <w:r>
+        <w:t xml:space="preserve">itself).</w:t>
+      </w:r>
+      <w:r>
+        <w:t xml:space="preserve"> </w:t>
+      </w:r>
+      <w:r>
+        <w:rPr>
+          <w:rStyle w:val="VerbatimChar"/>
+        </w:rPr>
+        <w:t xml:space="preserve">select_hotspot_kernels.py</w:t>
+      </w:r>
+      <w:r>
+        <w:t xml:space="preserve"> </w:t>
+      </w:r>
+      <w:r>
+        <w:t xml:space="preserve">and</w:t>
+      </w:r>
+      <w:r>
+        <w:t xml:space="preserve"> </w:t>
+      </w:r>
+      <w:r>
+        <w:rPr>
+          <w:rStyle w:val="VerbatimChar"/>
+        </w:rPr>
+        <w:t xml:space="preserve">extract_GPU_hotspots.py</w:t>
+      </w:r>
+      <w:r>
+        <w:t xml:space="preserve"> </w:t>
+      </w:r>
+      <w:r>
+        <w:t xml:space="preserve">are untouched – neither ever imported</w:t>
+      </w:r>
+      <w:r>
+        <w:t xml:space="preserve"> </w:t>
+      </w:r>
+      <w:r>
+        <w:rPr>
+          <w:rStyle w:val="VerbatimChar"/>
+        </w:rPr>
+        <w:t xml:space="preserve">stage3_rocprofsys</w:t>
+      </w:r>
+      <w:r>
+        <w:t xml:space="preserve"> </w:t>
+      </w:r>
+      <w:r>
+        <w:t xml:space="preserve">(GPU kernel</w:t>
+      </w:r>
+      <w:r>
+        <w:t xml:space="preserve"> </w:t>
+      </w:r>
+      <w:r>
+        <w:t xml:space="preserve">data has no CPU-side noise classification to tune). Each</w:t>
+      </w:r>
+      <w:r>
+        <w:t xml:space="preserve"> </w:t>
+      </w:r>
+      <w:r>
+        <w:rPr>
+          <w:rStyle w:val="VerbatimChar"/>
+        </w:rPr>
+        <w:t xml:space="preserve">main()</w:t>
+      </w:r>
+      <w:r>
+        <w:t xml:space="preserve">’s integration is exactly two</w:t>
+      </w:r>
+      <w:r>
+        <w:t xml:space="preserve"> </w:t>
+      </w:r>
+      <w:r>
+        <w:t xml:space="preserve">lines: parse the flag, then call</w:t>
+      </w:r>
+      <w:r>
+        <w:t xml:space="preserve"> </w:t>
+      </w:r>
+      <w:r>
+        <w:rPr>
+          <w:rStyle w:val="VerbatimChar"/>
+        </w:rPr>
+        <w:t xml:space="preserve">stage6_noise_config.configure(...)</w:t>
+      </w:r>
+      <w:r>
+        <w:t xml:space="preserve"> </w:t>
+      </w:r>
+      <w:r>
+        <w:t xml:space="preserve">once before doing any real</w:t>
+      </w:r>
+      <w:r>
+        <w:t xml:space="preserve"> </w:t>
+      </w:r>
+      <w:r>
+        <w:t xml:space="preserve">work –</w:t>
+      </w:r>
+      <w:r>
+        <w:t xml:space="preserve"> </w:t>
+      </w:r>
+      <w:r>
+        <w:rPr>
+          <w:rStyle w:val="VerbatimChar"/>
+        </w:rPr>
+        <w:t xml:space="preserve">write_report()</w:t>
+      </w:r>
+      <w:r>
+        <w:t xml:space="preserve">/</w:t>
+      </w:r>
+      <w:r>
+        <w:rPr>
+          <w:rStyle w:val="VerbatimChar"/>
+        </w:rPr>
+        <w:t xml:space="preserve">labels_from_output_dir()</w:t>
+      </w:r>
+      <w:r>
+        <w:t xml:space="preserve"> </w:t>
+      </w:r>
+      <w:r>
+        <w:t xml:space="preserve">and everything they call needed zero changes.</w:t>
+      </w:r>
+    </w:p>
+    <w:p>
+      <w:pPr>
+        <w:pStyle w:val="BodyText"/>
+      </w:pPr>
+      <w:r>
+        <w:t xml:space="preserve">Test rework: of 449 existing tests, zero broke (the parameter-threading pivot meant every existing</w:t>
+      </w:r>
+      <w:r>
+        <w:t xml:space="preserve"> </w:t>
+      </w:r>
+      <w:r>
+        <w:t xml:space="preserve">signature was untouched) – purely additive coverage: new</w:t>
+      </w:r>
+      <w:r>
+        <w:t xml:space="preserve"> </w:t>
+      </w:r>
+      <w:r>
+        <w:rPr>
+          <w:rStyle w:val="VerbatimChar"/>
+        </w:rPr>
+        <w:t xml:space="preserve">test_stage6_noise_config.py</w:t>
+      </w:r>
+      <w:r>
+        <w:t xml:space="preserve"> </w:t>
+      </w:r>
+      <w:r>
+        <w:t xml:space="preserve">(</w:t>
+      </w:r>
+      <w:r>
+        <w:rPr>
+          <w:rStyle w:val="VerbatimChar"/>
+        </w:rPr>
+        <w:t xml:space="preserve">configure()</w:t>
+      </w:r>
+      <w:r>
+        <w:t xml:space="preserve">/</w:t>
+      </w:r>
+      <w:r>
+        <w:rPr>
+          <w:rStyle w:val="VerbatimChar"/>
+        </w:rPr>
+        <w:t xml:space="preserve">tag_defs()</w:t>
+      </w:r>
+      <w:r>
+        <w:t xml:space="preserve">‘</w:t>
+      </w:r>
+      <w:r>
+        <w:t xml:space="preserve">s full add/remove/disable/unknown-tag/derived-tag-rejection/</w:t>
+      </w:r>
+      <w:r>
+        <w:t xml:space="preserve"> </w:t>
+      </w:r>
+      <w:r>
+        <w:t xml:space="preserve">re-configure-replaces-not-merges matrix, plus the case-lowercasing fix), one new</w:t>
+      </w:r>
+      <w:r>
+        <w:t xml:space="preserve"> </w:t>
+      </w:r>
+      <w:r>
+        <w:rPr>
+          <w:rStyle w:val="VerbatimChar"/>
+        </w:rPr>
+        <w:t xml:space="preserve">tag_rows()</w:t>
+      </w:r>
+      <w:r>
+        <w:t xml:space="preserve">-fallback test in</w:t>
+      </w:r>
+      <w:r>
+        <w:t xml:space="preserve"> </w:t>
+      </w:r>
+      <w:r>
+        <w:rPr>
+          <w:rStyle w:val="VerbatimChar"/>
+        </w:rPr>
+        <w:t xml:space="preserve">test_stage3_rocprofsys.py</w:t>
+      </w:r>
+      <w:r>
+        <w:t xml:space="preserve">, one</w:t>
+      </w:r>
+      <w:r>
+        <w:t xml:space="preserve"> </w:t>
+      </w:r>
+      <w:r>
+        <w:rPr>
+          <w:rStyle w:val="VerbatimChar"/>
+        </w:rPr>
+        <w:t xml:space="preserve">"other"</w:t>
+      </w:r>
+      <w:r>
+        <w:t xml:space="preserve">-tag end-to-end test each</w:t>
+      </w:r>
+      <w:r>
+        <w:t xml:space="preserve"> </w:t>
+      </w:r>
+      <w:r>
+        <w:t xml:space="preserve">in</w:t>
+      </w:r>
+      <w:r>
+        <w:t xml:space="preserve"> </w:t>
+      </w:r>
+      <w:r>
+        <w:rPr>
+          <w:rStyle w:val="VerbatimChar"/>
+        </w:rPr>
+        <w:t xml:space="preserve">stage4_rocprofsys_flat.py</w:t>
+      </w:r>
+      <w:r>
+        <w:t xml:space="preserve">’s and both calltree view modules</w:t>
+      </w:r>
+      <w:r>
+        <w:t xml:space="preserve">’</w:t>
+      </w:r>
+      <w:r>
+        <w:t xml:space="preserve"> </w:t>
+      </w:r>
+      <w:r>
+        <w:t xml:space="preserve">test files (a configured pattern</w:t>
+      </w:r>
+      <w:r>
+        <w:t xml:space="preserve"> </w:t>
+      </w:r>
+      <w:r>
+        <w:t xml:space="preserve">reaches that tool’s own treatment, dropped or spliced+folded as appropriate), and</w:t>
+      </w:r>
+      <w:r>
+        <w:t xml:space="preserve"> </w:t>
+      </w:r>
+      <w:r>
+        <w:rPr>
+          <w:rStyle w:val="VerbatimChar"/>
+        </w:rPr>
+        <w:t xml:space="preserve">--extra-noise-config</w:t>
+      </w:r>
+      <w:r>
+        <w:t xml:space="preserve"> </w:t>
+      </w:r>
+      <w:r>
+        <w:t xml:space="preserve">end-to-end coverage (plus one</w:t>
+      </w:r>
+      <w:r>
+        <w:t xml:space="preserve"> </w:t>
+      </w:r>
+      <w:r>
+        <w:rPr>
+          <w:rStyle w:val="VerbatimChar"/>
+        </w:rPr>
+        <w:t xml:space="preserve">$FRIENDLY_ROCPROF_NOISE_CONFIG</w:t>
+      </w:r>
+      <w:r>
+        <w:t xml:space="preserve"> </w:t>
+      </w:r>
+      <w:r>
+        <w:t xml:space="preserve">env-var-</w:t>
+      </w:r>
+      <w:r>
+        <w:t xml:space="preserve"> </w:t>
+      </w:r>
+      <w:r>
+        <w:t xml:space="preserve">fallback test and</w:t>
+      </w:r>
+      <w:r>
+        <w:t xml:space="preserve"> </w:t>
+      </w:r>
+      <w:r>
+        <w:rPr>
+          <w:rStyle w:val="VerbatimChar"/>
+        </w:rPr>
+        <w:t xml:space="preserve">select_hotspot_functions.py</w:t>
+      </w:r>
+      <w:r>
+        <w:t xml:space="preserve">‘</w:t>
+      </w:r>
+      <w:r>
+        <w:t xml:space="preserve">s</w:t>
+      </w:r>
+      <w:r>
+        <w:t xml:space="preserve"> </w:t>
+      </w:r>
+      <w:r>
+        <w:rPr>
+          <w:rStyle w:val="VerbatimChar"/>
+        </w:rPr>
+        <w:t xml:space="preserve">--report</w:t>
+      </w:r>
+      <w:r>
+        <w:t xml:space="preserve">+</w:t>
+      </w:r>
+      <w:r>
+        <w:rPr>
+          <w:rStyle w:val="VerbatimChar"/>
+        </w:rPr>
+        <w:t xml:space="preserve">--extra-noise-config</w:t>
+      </w:r>
+      <w:r>
+        <w:t xml:space="preserve"> </w:t>
+      </w:r>
+      <w:r>
+        <w:t xml:space="preserve">conflict check)</w:t>
+      </w:r>
+      <w:r>
+        <w:t xml:space="preserve"> </w:t>
+      </w:r>
+      <w:r>
+        <w:t xml:space="preserve">across all 6 CLI-facing tools</w:t>
+      </w:r>
+      <w:r>
+        <w:t xml:space="preserve">’</w:t>
+      </w:r>
+      <w:r>
+        <w:t xml:space="preserve"> </w:t>
+      </w:r>
+      <w:r>
+        <w:t xml:space="preserve">own test files. Every test that calls</w:t>
+      </w:r>
+      <w:r>
+        <w:t xml:space="preserve"> </w:t>
+      </w:r>
+      <w:r>
+        <w:rPr>
+          <w:rStyle w:val="VerbatimChar"/>
+        </w:rPr>
+        <w:t xml:space="preserve">configure()</w:t>
+      </w:r>
+      <w:r>
+        <w:t xml:space="preserve"> </w:t>
+      </w:r>
+      <w:r>
+        <w:t xml:space="preserve">resets it via</w:t>
+      </w:r>
+      <w:r>
+        <w:t xml:space="preserve"> </w:t>
+      </w:r>
+      <w:r>
+        <w:rPr>
+          <w:rStyle w:val="VerbatimChar"/>
+        </w:rPr>
+        <w:t xml:space="preserve">tearDown()</w:t>
+      </w:r>
+      <w:r>
+        <w:t xml:space="preserve">/</w:t>
+      </w:r>
+      <w:r>
+        <w:rPr>
+          <w:rStyle w:val="VerbatimChar"/>
+        </w:rPr>
+        <w:t xml:space="preserve">addCleanup()</w:t>
+      </w:r>
+      <w:r>
+        <w:t xml:space="preserve"> </w:t>
+      </w:r>
+      <w:r>
+        <w:t xml:space="preserve">so the process-wide global never leaks into an unrelated test running</w:t>
+      </w:r>
+      <w:r>
+        <w:t xml:space="preserve"> </w:t>
+      </w:r>
+      <w:r>
+        <w:t xml:space="preserve">afterward in the same suite. Final suite: 451 tests, all passing.</w:t>
+      </w:r>
+    </w:p>
+    <w:p>
+      <w:pPr>
+        <w:pStyle w:val="BodyText"/>
+      </w:pPr>
+      <w:r>
+        <w:t xml:space="preserve">Real-data verification across all 6</w:t>
+      </w:r>
+      <w:r>
+        <w:t xml:space="preserve"> </w:t>
+      </w:r>
+      <w:r>
+        <w:rPr>
+          <w:rStyle w:val="VerbatimChar"/>
+        </w:rPr>
+        <w:t xml:space="preserve">test_apps/results/</w:t>
+      </w:r>
+      <w:r>
+        <w:t xml:space="preserve"> </w:t>
+      </w:r>
+      <w:r>
+        <w:t xml:space="preserve">directories: fully byte-identical (modulo</w:t>
+      </w:r>
+      <w:r>
+        <w:t xml:space="preserve"> </w:t>
+      </w:r>
+      <w:r>
+        <w:t xml:space="preserve">each report’s own timestamp line), confirmed by diff rather than by eye, exactly as expected since</w:t>
+      </w:r>
+      <w:r>
+        <w:t xml:space="preserve"> </w:t>
+      </w:r>
+      <w:r>
+        <w:t xml:space="preserve">none of them pass</w:t>
+      </w:r>
+      <w:r>
+        <w:t xml:space="preserve"> </w:t>
+      </w:r>
+      <w:r>
+        <w:rPr>
+          <w:rStyle w:val="VerbatimChar"/>
+        </w:rPr>
+        <w:t xml:space="preserve">--extra-noise-config</w:t>
+      </w:r>
+      <w:r>
+        <w:t xml:space="preserve"> </w:t>
+      </w:r>
+      <w:r>
+        <w:t xml:space="preserve">–</w:t>
+      </w:r>
+      <w:r>
+        <w:t xml:space="preserve"> </w:t>
+      </w:r>
+      <w:r>
+        <w:rPr>
+          <w:rStyle w:val="VerbatimChar"/>
+        </w:rPr>
+        <w:t xml:space="preserve">tag_defs()</w:t>
+      </w:r>
+      <w:r>
+        <w:t xml:space="preserve"> </w:t>
+      </w:r>
+      <w:r>
+        <w:t xml:space="preserve">always resolves to the untouched bundled</w:t>
+      </w:r>
+      <w:r>
+        <w:t xml:space="preserve"> </w:t>
+      </w:r>
+      <w:r>
+        <w:t xml:space="preserve">defaults when never explicitly configured. One real-data smoke test (scratch file, not committed):</w:t>
+      </w:r>
+      <w:r>
+        <w:t xml:space="preserve"> </w:t>
+      </w:r>
+      <w:r>
+        <w:t xml:space="preserve">a hand-written config adding</w:t>
+      </w:r>
+      <w:r>
+        <w:t xml:space="preserve"> </w:t>
+      </w:r>
+      <w:r>
+        <w:rPr>
+          <w:rStyle w:val="VerbatimChar"/>
+        </w:rPr>
+        <w:t xml:space="preserve">"other": ["c_app"]</w:t>
+      </w:r>
+      <w:r>
+        <w:t xml:space="preserve"> </w:t>
+      </w:r>
+      <w:r>
+        <w:t xml:space="preserve">correctly excludes that real label from</w:t>
+      </w:r>
+      <w:r>
+        <w:t xml:space="preserve"> </w:t>
+      </w:r>
+      <w:r>
+        <w:rPr>
+          <w:rStyle w:val="VerbatimChar"/>
+        </w:rPr>
+        <w:t xml:space="preserve">extract_CPU_hotspots.py</w:t>
+      </w:r>
+      <w:r>
+        <w:t xml:space="preserve">’s report (2 occurrences by default, 0 once configured); a second config</w:t>
+      </w:r>
+      <w:r>
+        <w:t xml:space="preserve"> </w:t>
+      </w:r>
+      <w:r>
+        <w:t xml:space="preserve">adding the real</w:t>
+      </w:r>
+      <w:r>
+        <w:t xml:space="preserve"> </w:t>
+      </w:r>
+      <w:r>
+        <w:rPr>
+          <w:rStyle w:val="VerbatimChar"/>
+        </w:rPr>
+        <w:t xml:space="preserve">"PMPI_Allreduce"</w:t>
+      </w:r>
+      <w:r>
+        <w:t xml:space="preserve"> </w:t>
+      </w:r>
+      <w:r>
+        <w:t xml:space="preserve">label (this run’s own real MPI wrapper call) to</w:t>
+      </w:r>
+      <w:r>
+        <w:t xml:space="preserve"> </w:t>
+      </w:r>
+      <w:r>
+        <w:rPr>
+          <w:rStyle w:val="VerbatimChar"/>
+        </w:rPr>
+        <w:t xml:space="preserve">"other"</w:t>
+      </w:r>
+      <w:r>
+        <w:t xml:space="preserve"> </w:t>
+      </w:r>
+      <w:r>
+        <w:t xml:space="preserve">correctly splices that exact node out of</w:t>
+      </w:r>
+      <w:r>
+        <w:t xml:space="preserve"> </w:t>
+      </w:r>
+      <w:r>
+        <w:rPr>
+          <w:rStyle w:val="VerbatimChar"/>
+        </w:rPr>
+        <w:t xml:space="preserve">extract_calltree.py</w:t>
+      </w:r>
+      <w:r>
+        <w:t xml:space="preserve">’s rendered tree – both runs against</w:t>
+      </w:r>
+      <w:r>
+        <w:t xml:space="preserve"> </w:t>
+      </w:r>
+      <w:r>
+        <w:rPr>
+          <w:rStyle w:val="VerbatimChar"/>
+        </w:rPr>
+        <w:t xml:space="preserve">test_apps/results/profile_hotspots_C_amd</w:t>
+      </w:r>
+      <w:r>
+        <w:t xml:space="preserve">’s real captured data, and the second one is what</w:t>
+      </w:r>
+      <w:r>
+        <w:t xml:space="preserve"> </w:t>
+      </w:r>
+      <w:r>
+        <w:t xml:space="preserve">surfaced the case-sensitivity fix above.</w:t>
+      </w:r>
+    </w:p>
     <w:bookmarkEnd w:id="75"/>
+    <w:bookmarkEnd w:id="76"/>
     <w:sectPr/>
   </w:body>
 </w:document>

--- a/docs/DEVELOPMENT_HISTORY.docx
+++ b/docs/DEVELOPMENT_HISTORY.docx
@@ -10,7 +10,7 @@
         <w:t xml:space="preserve">Development History</w:t>
       </w:r>
     </w:p>
-    <w:bookmarkStart w:id="76" w:name="development-history"/>
+    <w:bookmarkStart w:id="77" w:name="development-history"/>
     <w:p>
       <w:pPr>
         <w:pStyle w:val="Heading1"/>
@@ -2793,6 +2793,119 @@
           </w:p>
         </w:tc>
       </w:tr>
+      <w:tr>
+        <w:tc>
+          <w:tcPr/>
+          <w:p>
+            <w:pPr>
+              <w:pStyle w:val="Compact"/>
+              <w:jc w:val="left"/>
+            </w:pPr>
+            <w:r>
+              <w:t xml:space="preserve">2026-08-17</w:t>
+            </w:r>
+          </w:p>
+        </w:tc>
+        <w:tc>
+          <w:tcPr/>
+          <w:p>
+            <w:pPr>
+              <w:pStyle w:val="Compact"/>
+              <w:jc w:val="left"/>
+            </w:pPr>
+            <w:r>
+              <w:t xml:space="preserve">Plan 2.13: final comment-and-docstring audit – roadmap step 11, the last item on the original roadmap; comment-only cleanup (no behavior change) rewriting 19 history/investigation-flavored comments (</w:t>
+            </w:r>
+            <w:r>
+              <w:rPr>
+                <w:rStyle w:val="VerbatimChar"/>
+              </w:rPr>
+              <w:t xml:space="preserve">docs/plans/...</w:t>
+            </w:r>
+            <w:r>
+              <w:t xml:space="preserve"> </w:t>
+            </w:r>
+            <w:r>
+              <w:t xml:space="preserve">pointers,</w:t>
+            </w:r>
+            <w:r>
+              <w:t xml:space="preserve"> </w:t>
+            </w:r>
+            <w:r>
+              <w:t xml:space="preserve">“</w:t>
+            </w:r>
+            <w:r>
+              <w:t xml:space="preserve">confirmed via real data</w:t>
+            </w:r>
+            <w:r>
+              <w:t xml:space="preserve">”</w:t>
+            </w:r>
+            <w:r>
+              <w:t xml:space="preserve">,</w:t>
+            </w:r>
+            <w:r>
+              <w:t xml:space="preserve"> </w:t>
+            </w:r>
+            <w:r>
+              <w:t xml:space="preserve">“</w:t>
+            </w:r>
+            <w:r>
+              <w:t xml:space="preserve">the old behavior was…</w:t>
+            </w:r>
+            <w:r>
+              <w:t xml:space="preserve">”</w:t>
+            </w:r>
+            <w:r>
+              <w:t xml:space="preserve">, bare</w:t>
+            </w:r>
+            <w:r>
+              <w:t xml:space="preserve"> </w:t>
+            </w:r>
+            <w:r>
+              <w:t xml:space="preserve">“</w:t>
+            </w:r>
+            <w:r>
+              <w:t xml:space="preserve">rule N</w:t>
+            </w:r>
+            <w:r>
+              <w:t xml:space="preserve">”</w:t>
+            </w:r>
+            <w:r>
+              <w:t xml:space="preserve"> </w:t>
+            </w:r>
+            <w:r>
+              <w:t xml:space="preserve">references) across 8 files, expanding</w:t>
+            </w:r>
+            <w:r>
+              <w:t xml:space="preserve"> </w:t>
+            </w:r>
+            <w:r>
+              <w:rPr>
+                <w:rStyle w:val="VerbatimChar"/>
+              </w:rPr>
+              <w:t xml:space="preserve">stage5_table_render.py</w:t>
+            </w:r>
+            <w:r>
+              <w:t xml:space="preserve">’s thin module-docstring scope, and adding a</w:t>
+            </w:r>
+            <w:r>
+              <w:t xml:space="preserve"> </w:t>
+            </w:r>
+            <w:r>
+              <w:rPr>
+                <w:rStyle w:val="VerbatimChar"/>
+              </w:rPr>
+              <w:t xml:space="preserve">Functions:</w:t>
+            </w:r>
+            <w:r>
+              <w:t xml:space="preserve"> </w:t>
+            </w:r>
+            <w:r>
+              <w:t xml:space="preserve">line to all 8 tool-level files that lacked one – see full accounting below</w:t>
+            </w:r>
+          </w:p>
+        </w:tc>
+      </w:tr>
     </w:tbl>
     <w:bookmarkStart w:id="20" w:name="project-scaffolding-and-rules"/>
     <w:p>
@@ -43233,7 +43346,1429 @@
       </w:r>
     </w:p>
     <w:bookmarkEnd w:id="75"/>
+    <w:bookmarkStart w:id="76" w:name="Xb1c1f95ed7bf9aa698f6358077b9cd66b890821"/>
+    <w:p>
+      <w:pPr>
+        <w:pStyle w:val="Heading2"/>
+      </w:pPr>
+      <w:r>
+        <w:t xml:space="preserve">2026-08-17 — Plan 2.13: final comment-and-docstring audit (roadmap step 11)</w:t>
+      </w:r>
+    </w:p>
+    <w:p>
+      <w:pPr>
+        <w:pStyle w:val="FirstParagraph"/>
+      </w:pPr>
+      <w:r>
+        <w:t xml:space="preserve">Closes the last item on the original 11-step roadmap: sweep every</w:t>
+      </w:r>
+      <w:r>
+        <w:t xml:space="preserve"> </w:t>
+      </w:r>
+      <w:r>
+        <w:rPr>
+          <w:rStyle w:val="VerbatimChar"/>
+        </w:rPr>
+        <w:t xml:space="preserve">postprocess/*.py</w:t>
+      </w:r>
+      <w:r>
+        <w:t xml:space="preserve"> </w:t>
+      </w:r>
+      <w:r>
+        <w:t xml:space="preserve">file for any</w:t>
+      </w:r>
+      <w:r>
+        <w:t xml:space="preserve"> </w:t>
+      </w:r>
+      <w:r>
+        <w:t xml:space="preserve">comment that wasn’t naturally rewritten by plans 1-10, and bring it in line with CLAUDE.md’s Code</w:t>
+      </w:r>
+      <w:r>
+        <w:t xml:space="preserve"> </w:t>
+      </w:r>
+      <w:r>
+        <w:t xml:space="preserve">Comments rules. Comment-only cleanup – no behavior change anywhere, confirmed by the full test</w:t>
+      </w:r>
+      <w:r>
+        <w:t xml:space="preserve"> </w:t>
+      </w:r>
+      <w:r>
+        <w:t xml:space="preserve">suite staying at 451 passing throughout and every edited module still importing cleanly.</w:t>
+      </w:r>
+    </w:p>
+    <w:p>
+      <w:pPr>
+        <w:pStyle w:val="BodyText"/>
+      </w:pPr>
+      <w:r>
+        <w:t xml:space="preserve">Three parallel read-only audits (tool-level</w:t>
+      </w:r>
+      <w:r>
+        <w:t xml:space="preserve"> </w:t>
+      </w:r>
+      <w:r>
+        <w:rPr>
+          <w:rStyle w:val="VerbatimChar"/>
+        </w:rPr>
+        <w:t xml:space="preserve">extract_*.py</w:t>
+      </w:r>
+      <w:r>
+        <w:t xml:space="preserve">/</w:t>
+      </w:r>
+      <w:r>
+        <w:rPr>
+          <w:rStyle w:val="VerbatimChar"/>
+        </w:rPr>
+        <w:t xml:space="preserve">select_*.py</w:t>
+      </w:r>
+      <w:r>
+        <w:t xml:space="preserve">,</w:t>
+      </w:r>
+      <w:r>
+        <w:t xml:space="preserve"> </w:t>
+      </w:r>
+      <w:r>
+        <w:rPr>
+          <w:rStyle w:val="VerbatimChar"/>
+        </w:rPr>
+        <w:t xml:space="preserve">stage1</w:t>
+      </w:r>
+      <w:r>
+        <w:t xml:space="preserve">-</w:t>
+      </w:r>
+      <w:r>
+        <w:rPr>
+          <w:rStyle w:val="VerbatimChar"/>
+        </w:rPr>
+        <w:t xml:space="preserve">stage4</w:t>
+      </w:r>
+      <w:r>
+        <w:t xml:space="preserve">,</w:t>
+      </w:r>
+      <w:r>
+        <w:t xml:space="preserve"> </w:t>
+      </w:r>
+      <w:r>
+        <w:rPr>
+          <w:rStyle w:val="VerbatimChar"/>
+        </w:rPr>
+        <w:t xml:space="preserve">stage5</w:t>
+      </w:r>
+      <w:r>
+        <w:t xml:space="preserve">-</w:t>
+      </w:r>
+      <w:r>
+        <w:rPr>
+          <w:rStyle w:val="VerbatimChar"/>
+        </w:rPr>
+        <w:t xml:space="preserve">stage6</w:t>
+      </w:r>
+      <w:r>
+        <w:t xml:space="preserve">) read all 29 files in full against two standing rules: comments must describe</w:t>
+      </w:r>
+      <w:r>
+        <w:t xml:space="preserve"> </w:t>
+      </w:r>
+      <w:r>
+        <w:t xml:space="preserve">current behavior, not the history of how it got that way (no</w:t>
+      </w:r>
+      <w:r>
+        <w:t xml:space="preserve"> </w:t>
+      </w:r>
+      <w:r>
+        <w:rPr>
+          <w:rStyle w:val="VerbatimChar"/>
+        </w:rPr>
+        <w:t xml:space="preserve">docs/plans/...</w:t>
+      </w:r>
+      <w:r>
+        <w:t xml:space="preserve"> </w:t>
+      </w:r>
+      <w:r>
+        <w:t xml:space="preserve">pointers,</w:t>
+      </w:r>
+      <w:r>
+        <w:t xml:space="preserve"> </w:t>
+      </w:r>
+      <w:r>
+        <w:t xml:space="preserve">“</w:t>
+      </w:r>
+      <w:r>
+        <w:t xml:space="preserve">confirmed</w:t>
+      </w:r>
+      <w:r>
+        <w:t xml:space="preserve"> </w:t>
+      </w:r>
+      <w:r>
+        <w:t xml:space="preserve">via real data</w:t>
+      </w:r>
+      <w:r>
+        <w:t xml:space="preserve">”</w:t>
+      </w:r>
+      <w:r>
+        <w:t xml:space="preserve">,</w:t>
+      </w:r>
+      <w:r>
+        <w:t xml:space="preserve"> </w:t>
+      </w:r>
+      <w:r>
+        <w:t xml:space="preserve">“</w:t>
+      </w:r>
+      <w:r>
+        <w:t xml:space="preserve">the old behavior was…</w:t>
+      </w:r>
+      <w:r>
+        <w:t xml:space="preserve">”</w:t>
+      </w:r>
+      <w:r>
+        <w:t xml:space="preserve">, bare</w:t>
+      </w:r>
+      <w:r>
+        <w:t xml:space="preserve"> </w:t>
+      </w:r>
+      <w:r>
+        <w:t xml:space="preserve">“</w:t>
+      </w:r>
+      <w:r>
+        <w:t xml:space="preserve">rule N</w:t>
+      </w:r>
+      <w:r>
+        <w:t xml:space="preserve">”</w:t>
+      </w:r>
+      <w:r>
+        <w:t xml:space="preserve"> </w:t>
+      </w:r>
+      <w:r>
+        <w:t xml:space="preserve">references); every module needs a</w:t>
+      </w:r>
+      <w:r>
+        <w:t xml:space="preserve"> </w:t>
+      </w:r>
+      <w:r>
+        <w:t xml:space="preserve">top-of-file docstring covering scope, exposed functions, and design philosophy. 19 rule-1/2</w:t>
+      </w:r>
+      <w:r>
+        <w:t xml:space="preserve"> </w:t>
+      </w:r>
+      <w:r>
+        <w:t xml:space="preserve">violations turned up, spanning every layer of the pipeline:</w:t>
+      </w:r>
+    </w:p>
+    <w:p>
+      <w:pPr>
+        <w:numPr>
+          <w:ilvl w:val="0"/>
+          <w:numId w:val="1016"/>
+        </w:numPr>
+        <w:pStyle w:val="Compact"/>
+      </w:pPr>
+      <w:r>
+        <w:rPr>
+          <w:bCs/>
+          <w:b/>
+        </w:rPr>
+        <w:t xml:space="preserve">Stale factual claim</w:t>
+      </w:r>
+      <w:r>
+        <w:t xml:space="preserve">:</w:t>
+      </w:r>
+      <w:r>
+        <w:t xml:space="preserve"> </w:t>
+      </w:r>
+      <w:r>
+        <w:rPr>
+          <w:rStyle w:val="VerbatimChar"/>
+        </w:rPr>
+        <w:t xml:space="preserve">stage3_rocprofsys.py</w:t>
+      </w:r>
+      <w:r>
+        <w:t xml:space="preserve">’s own docstring still said</w:t>
+      </w:r>
+      <w:r>
+        <w:t xml:space="preserve"> </w:t>
+      </w:r>
+      <w:r>
+        <w:t xml:space="preserve">“</w:t>
+      </w:r>
+      <w:r>
+        <w:t xml:space="preserve">This module is NOT</w:t>
+      </w:r>
+      <w:r>
+        <w:t xml:space="preserve"> </w:t>
+      </w:r>
+      <w:r>
+        <w:t xml:space="preserve">wired into any tool yet</w:t>
+      </w:r>
+      <w:r>
+        <w:t xml:space="preserve">”</w:t>
+      </w:r>
+      <w:r>
+        <w:t xml:space="preserve"> </w:t>
+      </w:r>
+      <w:r>
+        <w:t xml:space="preserve">– false since plan 2.6, when 4 modules started importing</w:t>
+      </w:r>
+      <w:r>
+        <w:t xml:space="preserve"> </w:t>
+      </w:r>
+      <w:r>
+        <w:rPr>
+          <w:rStyle w:val="VerbatimChar"/>
+        </w:rPr>
+        <w:t xml:space="preserve">tag_rows()</w:t>
+      </w:r>
+      <w:r>
+        <w:t xml:space="preserve"> </w:t>
+      </w:r>
+      <w:r>
+        <w:t xml:space="preserve">directly. Rewritten to state the actual current scope boundary (classification lives here,</w:t>
+      </w:r>
+      <w:r>
+        <w:t xml:space="preserve"> </w:t>
+      </w:r>
+      <w:r>
+        <w:t xml:space="preserve">tool-specific treatment/wiring lives in each caller).</w:t>
+      </w:r>
+    </w:p>
+    <w:p>
+      <w:pPr>
+        <w:numPr>
+          <w:ilvl w:val="0"/>
+          <w:numId w:val="1016"/>
+        </w:numPr>
+        <w:pStyle w:val="Compact"/>
+      </w:pPr>
+      <w:r>
+        <w:rPr>
+          <w:bCs/>
+          <w:b/>
+        </w:rPr>
+        <w:t xml:space="preserve">Investigation-narrative comments</w:t>
+      </w:r>
+      <w:r>
+        <w:t xml:space="preserve">, the most common pattern:</w:t>
+      </w:r>
+      <w:r>
+        <w:t xml:space="preserve"> </w:t>
+      </w:r>
+      <w:r>
+        <w:t xml:space="preserve">“</w:t>
+      </w:r>
+      <w:r>
+        <w:t xml:space="preserve">confirmed against real data</w:t>
+      </w:r>
+      <w:r>
+        <w:t xml:space="preserve">”</w:t>
+      </w:r>
+      <w:r>
+        <w:t xml:space="preserve">,</w:t>
+      </w:r>
+      <w:r>
+        <w:t xml:space="preserve"> </w:t>
+      </w:r>
+      <w:r>
+        <w:t xml:space="preserve">“</w:t>
+      </w:r>
+      <w:r>
+        <w:t xml:space="preserve">observed in real sampled data</w:t>
+      </w:r>
+      <w:r>
+        <w:t xml:space="preserve">”</w:t>
+      </w:r>
+      <w:r>
+        <w:t xml:space="preserve">,</w:t>
+      </w:r>
+      <w:r>
+        <w:t xml:space="preserve"> </w:t>
+      </w:r>
+      <w:r>
+        <w:t xml:space="preserve">“</w:t>
+      </w:r>
+      <w:r>
+        <w:t xml:space="preserve">confirmed from real captured data</w:t>
+      </w:r>
+      <w:r>
+        <w:t xml:space="preserve">”</w:t>
+      </w:r>
+      <w:r>
+        <w:t xml:space="preserve"> </w:t>
+      </w:r>
+      <w:r>
+        <w:t xml:space="preserve">scattered across</w:t>
+      </w:r>
+      <w:r>
+        <w:t xml:space="preserve"> </w:t>
+      </w:r>
+      <w:r>
+        <w:rPr>
+          <w:rStyle w:val="VerbatimChar"/>
+        </w:rPr>
+        <w:t xml:space="preserve">stage4_rocprofsys_tree.py</w:t>
+      </w:r>
+      <w:r>
+        <w:t xml:space="preserve"> </w:t>
+      </w:r>
+      <w:r>
+        <w:t xml:space="preserve">(3 instances, one of them – the kernel-name-matching docstring –</w:t>
+      </w:r>
+      <w:r>
+        <w:t xml:space="preserve"> </w:t>
+      </w:r>
+      <w:r>
+        <w:t xml:space="preserve">also explicitly contrasting itself with</w:t>
+      </w:r>
+      <w:r>
+        <w:t xml:space="preserve"> </w:t>
+      </w:r>
+      <w:r>
+        <w:t xml:space="preserve">“</w:t>
+      </w:r>
+      <w:r>
+        <w:t xml:space="preserve">the OLD nearest-launch-ancestor approach</w:t>
+      </w:r>
+      <w:r>
+        <w:t xml:space="preserve">”</w:t>
+      </w:r>
+      <w:r>
+        <w:t xml:space="preserve">, the single</w:t>
+      </w:r>
+      <w:r>
+        <w:t xml:space="preserve"> </w:t>
+      </w:r>
+      <w:r>
+        <w:t xml:space="preserve">most changelog-flavored comment found) and</w:t>
+      </w:r>
+      <w:r>
+        <w:t xml:space="preserve"> </w:t>
+      </w:r>
+      <w:r>
+        <w:rPr>
+          <w:rStyle w:val="VerbatimChar"/>
+        </w:rPr>
+        <w:t xml:space="preserve">extract_pop_metrics.py</w:t>
+      </w:r>
+      <w:r>
+        <w:t xml:space="preserve">’s</w:t>
+      </w:r>
+      <w:r>
+        <w:t xml:space="preserve"> </w:t>
+      </w:r>
+      <w:r>
+        <w:rPr>
+          <w:rStyle w:val="VerbatimChar"/>
+        </w:rPr>
+        <w:t xml:space="preserve">HELP_BLURB</w:t>
+      </w:r>
+      <w:r>
+        <w:t xml:space="preserve">. Each rewritten</w:t>
+      </w:r>
+      <w:r>
+        <w:t xml:space="preserve"> </w:t>
+      </w:r>
+      <w:r>
+        <w:t xml:space="preserve">to state the standing technical fact or classification rule directly, with no reference to how or</w:t>
+      </w:r>
+      <w:r>
+        <w:t xml:space="preserve"> </w:t>
+      </w:r>
+      <w:r>
+        <w:t xml:space="preserve">when it was verified.</w:t>
+      </w:r>
+    </w:p>
+    <w:p>
+      <w:pPr>
+        <w:numPr>
+          <w:ilvl w:val="0"/>
+          <w:numId w:val="1016"/>
+        </w:numPr>
+        <w:pStyle w:val="Compact"/>
+      </w:pPr>
+      <w:r>
+        <w:rPr>
+          <w:bCs/>
+          <w:b/>
+        </w:rPr>
+        <w:t xml:space="preserve">“</w:t>
+      </w:r>
+      <w:r>
+        <w:rPr>
+          <w:bCs/>
+          <w:b/>
+        </w:rPr>
+        <w:t xml:space="preserve">The old behavior</w:t>
+      </w:r>
+      <w:r>
+        <w:rPr>
+          <w:bCs/>
+          <w:b/>
+        </w:rPr>
+        <w:t xml:space="preserve">”</w:t>
+      </w:r>
+      <w:r>
+        <w:rPr>
+          <w:bCs/>
+          <w:b/>
+        </w:rPr>
+        <w:t xml:space="preserve"> </w:t>
+      </w:r>
+      <w:r>
+        <w:rPr>
+          <w:bCs/>
+          <w:b/>
+        </w:rPr>
+        <w:t xml:space="preserve">framing</w:t>
+      </w:r>
+      <w:r>
+        <w:t xml:space="preserve">, byte-identical across 3 tools’</w:t>
+      </w:r>
+      <w:r>
+        <w:t xml:space="preserve"> </w:t>
+      </w:r>
+      <w:r>
+        <w:rPr>
+          <w:rStyle w:val="VerbatimChar"/>
+        </w:rPr>
+        <w:t xml:space="preserve">--unfiltered</w:t>
+      </w:r>
+      <w:r>
+        <w:t xml:space="preserve"> </w:t>
+      </w:r>
+      <w:r>
+        <w:t xml:space="preserve">flag help text</w:t>
+      </w:r>
+      <w:r>
+        <w:t xml:space="preserve"> </w:t>
+      </w:r>
+      <w:r>
+        <w:t xml:space="preserve">(</w:t>
+      </w:r>
+      <w:r>
+        <w:rPr>
+          <w:rStyle w:val="VerbatimChar"/>
+        </w:rPr>
+        <w:t xml:space="preserve">extract_CPU_hotspots.py</w:t>
+      </w:r>
+      <w:r>
+        <w:t xml:space="preserve">,</w:t>
+      </w:r>
+      <w:r>
+        <w:t xml:space="preserve"> </w:t>
+      </w:r>
+      <w:r>
+        <w:rPr>
+          <w:rStyle w:val="VerbatimChar"/>
+        </w:rPr>
+        <w:t xml:space="preserve">extract_hotspots.py</w:t>
+      </w:r>
+      <w:r>
+        <w:t xml:space="preserve">,</w:t>
+      </w:r>
+      <w:r>
+        <w:t xml:space="preserve"> </w:t>
+      </w:r>
+      <w:r>
+        <w:rPr>
+          <w:rStyle w:val="VerbatimChar"/>
+        </w:rPr>
+        <w:t xml:space="preserve">select_hotspot_functions.py</w:t>
+      </w:r>
+      <w:r>
+        <w:t xml:space="preserve">) – all three</w:t>
+      </w:r>
+      <w:r>
+        <w:t xml:space="preserve"> </w:t>
+      </w:r>
+      <w:r>
+        <w:t xml:space="preserve">narrated a before/after comparison to describe what is simply the current alternate ranking mode.</w:t>
+      </w:r>
+      <w:r>
+        <w:t xml:space="preserve"> </w:t>
+      </w:r>
+      <w:r>
+        <w:t xml:space="preserve">Rewritten to state only what</w:t>
+      </w:r>
+      <w:r>
+        <w:t xml:space="preserve"> </w:t>
+      </w:r>
+      <w:r>
+        <w:rPr>
+          <w:rStyle w:val="VerbatimChar"/>
+        </w:rPr>
+        <w:t xml:space="preserve">--unfiltered</w:t>
+      </w:r>
+      <w:r>
+        <w:t xml:space="preserve"> </w:t>
+      </w:r>
+      <w:r>
+        <w:t xml:space="preserve">does and why, dropping</w:t>
+      </w:r>
+      <w:r>
+        <w:t xml:space="preserve"> </w:t>
+      </w:r>
+      <w:r>
+        <w:t xml:space="preserve">“</w:t>
+      </w:r>
+      <w:r>
+        <w:t xml:space="preserve">old</w:t>
+      </w:r>
+      <w:r>
+        <w:t xml:space="preserve">”</w:t>
+      </w:r>
+      <w:r>
+        <w:t xml:space="preserve">/</w:t>
+      </w:r>
+      <w:r>
+        <w:t xml:space="preserve">“</w:t>
+      </w:r>
+      <w:r>
+        <w:t xml:space="preserve">new</w:t>
+      </w:r>
+      <w:r>
+        <w:t xml:space="preserve">”</w:t>
+      </w:r>
+      <w:r>
+        <w:t xml:space="preserve"> </w:t>
+      </w:r>
+      <w:r>
+        <w:t xml:space="preserve">framing entirely.</w:t>
+      </w:r>
+    </w:p>
+    <w:p>
+      <w:pPr>
+        <w:numPr>
+          <w:ilvl w:val="0"/>
+          <w:numId w:val="1016"/>
+        </w:numPr>
+        <w:pStyle w:val="Compact"/>
+      </w:pPr>
+      <w:r>
+        <w:rPr>
+          <w:bCs/>
+          <w:b/>
+        </w:rPr>
+        <w:t xml:space="preserve">Direct</w:t>
+      </w:r>
+      <w:r>
+        <w:rPr>
+          <w:bCs/>
+          <w:b/>
+        </w:rPr>
+        <w:t xml:space="preserve"> </w:t>
+      </w:r>
+      <w:r>
+        <w:rPr>
+          <w:rStyle w:val="VerbatimChar"/>
+          <w:bCs/>
+          <w:b/>
+        </w:rPr>
+        <w:t xml:space="preserve">docs/plans/...</w:t>
+      </w:r>
+      <w:r>
+        <w:rPr>
+          <w:bCs/>
+          <w:b/>
+        </w:rPr>
+        <w:t xml:space="preserve"> </w:t>
+      </w:r>
+      <w:r>
+        <w:rPr>
+          <w:bCs/>
+          <w:b/>
+        </w:rPr>
+        <w:t xml:space="preserve">pointers</w:t>
+      </w:r>
+      <w:r>
+        <w:t xml:space="preserve"> </w:t>
+      </w:r>
+      <w:r>
+        <w:t xml:space="preserve">in both calltree tools’ module docstrings (</w:t>
+      </w:r>
+      <w:r>
+        <w:rPr>
+          <w:rStyle w:val="VerbatimChar"/>
+        </w:rPr>
+        <w:t xml:space="preserve">extract_calltree.py</w:t>
+      </w:r>
+      <w:r>
+        <w:t xml:space="preserve">,</w:t>
+      </w:r>
+      <w:r>
+        <w:t xml:space="preserve"> </w:t>
+      </w:r>
+      <w:r>
+        <w:rPr>
+          <w:rStyle w:val="VerbatimChar"/>
+        </w:rPr>
+        <w:t xml:space="preserve">extract_calltree_traced.py</w:t>
+      </w:r>
+      <w:r>
+        <w:t xml:space="preserve">) – CLAUDE.md’s own named example of what to avoid. Replaced with the</w:t>
+      </w:r>
+      <w:r>
+        <w:t xml:space="preserve"> </w:t>
+      </w:r>
+      <w:r>
+        <w:t xml:space="preserve">standing constraint itself (no per-call timestamps outside the binary Perfetto trace, so</w:t>
+      </w:r>
+      <w:r>
+        <w:t xml:space="preserve"> </w:t>
+      </w:r>
+      <w:r>
+        <w:t xml:space="preserve">per-dispatch-exact kernel placement isn’t achievable) stated directly, no pointer needed.</w:t>
+      </w:r>
+    </w:p>
+    <w:p>
+      <w:pPr>
+        <w:numPr>
+          <w:ilvl w:val="0"/>
+          <w:numId w:val="1016"/>
+        </w:numPr>
+        <w:pStyle w:val="Compact"/>
+      </w:pPr>
+      <w:r>
+        <w:rPr>
+          <w:bCs/>
+          <w:b/>
+        </w:rPr>
+        <w:t xml:space="preserve">A stale cross-reference</w:t>
+      </w:r>
+      <w:r>
+        <w:t xml:space="preserve">:</w:t>
+      </w:r>
+      <w:r>
+        <w:t xml:space="preserve"> </w:t>
+      </w:r>
+      <w:r>
+        <w:rPr>
+          <w:rStyle w:val="VerbatimChar"/>
+        </w:rPr>
+        <w:t xml:space="preserve">stage5_fused_hotspots_table.py</w:t>
+      </w:r>
+      <w:r>
+        <w:t xml:space="preserve"> </w:t>
+      </w:r>
+      <w:r>
+        <w:t xml:space="preserve">referenced</w:t>
+      </w:r>
+      <w:r>
+        <w:t xml:space="preserve"> </w:t>
+      </w:r>
+      <w:r>
+        <w:rPr>
+          <w:rStyle w:val="VerbatimChar"/>
+        </w:rPr>
+        <w:t xml:space="preserve">cpu_tool.select_entries</w:t>
+      </w:r>
+      <w:r>
+        <w:t xml:space="preserve">/</w:t>
+      </w:r>
+      <w:r>
+        <w:t xml:space="preserve"> </w:t>
+      </w:r>
+      <w:r>
+        <w:rPr>
+          <w:rStyle w:val="VerbatimChar"/>
+        </w:rPr>
+        <w:t xml:space="preserve">cpu_tool.aggregate()</w:t>
+      </w:r>
+      <w:r>
+        <w:t xml:space="preserve"> </w:t>
+      </w:r>
+      <w:r>
+        <w:t xml:space="preserve">–</w:t>
+      </w:r>
+      <w:r>
+        <w:t xml:space="preserve"> </w:t>
+      </w:r>
+      <w:r>
+        <w:rPr>
+          <w:rStyle w:val="VerbatimChar"/>
+        </w:rPr>
+        <w:t xml:space="preserve">cpu_tool</w:t>
+      </w:r>
+      <w:r>
+        <w:t xml:space="preserve"> </w:t>
+      </w:r>
+      <w:r>
+        <w:t xml:space="preserve">is an import alias other top-level scripts use for</w:t>
+      </w:r>
+      <w:r>
+        <w:t xml:space="preserve"> </w:t>
+      </w:r>
+      <w:r>
+        <w:rPr>
+          <w:rStyle w:val="VerbatimChar"/>
+        </w:rPr>
+        <w:t xml:space="preserve">extract_CPU_hotspots.py</w:t>
+      </w:r>
+      <w:r>
+        <w:t xml:space="preserve">, but doesn’t exist in this file at all (a leftover from before the</w:t>
+      </w:r>
+      <w:r>
+        <w:t xml:space="preserve"> </w:t>
+      </w:r>
+      <w:r>
+        <w:t xml:space="preserve">stage-based module split). Replaced with the actual current module names</w:t>
+      </w:r>
+      <w:r>
+        <w:t xml:space="preserve"> </w:t>
+      </w:r>
+      <w:r>
+        <w:t xml:space="preserve">(</w:t>
+      </w:r>
+      <w:r>
+        <w:rPr>
+          <w:rStyle w:val="VerbatimChar"/>
+        </w:rPr>
+        <w:t xml:space="preserve">stage5_table_render.select_entries()</w:t>
+      </w:r>
+      <w:r>
+        <w:t xml:space="preserve">,</w:t>
+      </w:r>
+      <w:r>
+        <w:t xml:space="preserve"> </w:t>
+      </w:r>
+      <w:r>
+        <w:rPr>
+          <w:rStyle w:val="VerbatimChar"/>
+        </w:rPr>
+        <w:t xml:space="preserve">stage4_rocprofsys_flat.aggregate()</w:t>
+      </w:r>
+      <w:r>
+        <w:t xml:space="preserve">).</w:t>
+      </w:r>
+      <w:r>
+        <w:t xml:space="preserve"> </w:t>
+      </w:r>
+      <w:r>
+        <w:rPr>
+          <w:rStyle w:val="VerbatimChar"/>
+        </w:rPr>
+        <w:t xml:space="preserve">extract_calltree.py</w:t>
+      </w:r>
+      <w:r>
+        <w:t xml:space="preserve">’s compiler-runtime-tier comment (</w:t>
+      </w:r>
+      <w:r>
+        <w:t xml:space="preserve">“</w:t>
+      </w:r>
+      <w:r>
+        <w:t xml:space="preserve">since none have been observed in this</w:t>
+      </w:r>
+      <w:r>
+        <w:t xml:space="preserve"> </w:t>
+      </w:r>
+      <w:r>
+        <w:t xml:space="preserve">project’s data so far</w:t>
+      </w:r>
+      <w:r>
+        <w:t xml:space="preserve">”</w:t>
+      </w:r>
+      <w:r>
+        <w:t xml:space="preserve">) and</w:t>
+      </w:r>
+      <w:r>
+        <w:t xml:space="preserve"> </w:t>
+      </w:r>
+      <w:r>
+        <w:rPr>
+          <w:rStyle w:val="VerbatimChar"/>
+        </w:rPr>
+        <w:t xml:space="preserve">stage5_fused_hotspots_table.py</w:t>
+      </w:r>
+      <w:r>
+        <w:t xml:space="preserve">’s GPU-API-overhead comment (</w:t>
+      </w:r>
+      <w:r>
+        <w:t xml:space="preserve">“</w:t>
+      </w:r>
+      <w:r>
+        <w:t xml:space="preserve">made</w:t>
+      </w:r>
+      <w:r>
+        <w:t xml:space="preserve"> </w:t>
+      </w:r>
+      <w:r>
+        <w:t xml:space="preserve">this subtraction clamp cpu_pure_total_sec to 0 even on realistic data</w:t>
+      </w:r>
+      <w:r>
+        <w:t xml:space="preserve">”</w:t>
+      </w:r>
+      <w:r>
+        <w:t xml:space="preserve">) got the same treatment –</w:t>
+      </w:r>
+      <w:r>
+        <w:t xml:space="preserve"> </w:t>
+      </w:r>
+      <w:r>
+        <w:t xml:space="preserve">restated as standing coverage limitations/risks, not investigation narratives.</w:t>
+      </w:r>
+    </w:p>
+    <w:p>
+      <w:pPr>
+        <w:numPr>
+          <w:ilvl w:val="0"/>
+          <w:numId w:val="1016"/>
+        </w:numPr>
+        <w:pStyle w:val="Compact"/>
+      </w:pPr>
+      <w:r>
+        <w:rPr>
+          <w:bCs/>
+          <w:b/>
+        </w:rPr>
+        <w:t xml:space="preserve">Bare</w:t>
+      </w:r>
+      <w:r>
+        <w:rPr>
+          <w:bCs/>
+          <w:b/>
+        </w:rPr>
+        <w:t xml:space="preserve"> </w:t>
+      </w:r>
+      <w:r>
+        <w:rPr>
+          <w:bCs/>
+          <w:b/>
+        </w:rPr>
+        <w:t xml:space="preserve">“</w:t>
+      </w:r>
+      <w:r>
+        <w:rPr>
+          <w:bCs/>
+          <w:b/>
+        </w:rPr>
+        <w:t xml:space="preserve">rule N</w:t>
+      </w:r>
+      <w:r>
+        <w:rPr>
+          <w:bCs/>
+          <w:b/>
+        </w:rPr>
+        <w:t xml:space="preserve">”</w:t>
+      </w:r>
+      <w:r>
+        <w:rPr>
+          <w:bCs/>
+          <w:b/>
+        </w:rPr>
+        <w:t xml:space="preserve"> </w:t>
+      </w:r>
+      <w:r>
+        <w:rPr>
+          <w:bCs/>
+          <w:b/>
+        </w:rPr>
+        <w:t xml:space="preserve">references</w:t>
+      </w:r>
+      <w:r>
+        <w:t xml:space="preserve"> </w:t>
+      </w:r>
+      <w:r>
+        <w:t xml:space="preserve">with no context in the file itself:</w:t>
+      </w:r>
+      <w:r>
+        <w:t xml:space="preserve"> </w:t>
+      </w:r>
+      <w:r>
+        <w:rPr>
+          <w:rStyle w:val="VerbatimChar"/>
+        </w:rPr>
+        <w:t xml:space="preserve">stage5_pop_metrics_table.py</w:t>
+      </w:r>
+      <w:r>
+        <w:t xml:space="preserve"> </w:t>
+      </w:r>
+      <w:r>
+        <w:t xml:space="preserve">(</w:t>
+      </w:r>
+      <w:r>
+        <w:t xml:space="preserve">“</w:t>
+      </w:r>
+      <w:r>
+        <w:t xml:space="preserve">rule 2’s … case</w:t>
+      </w:r>
+      <w:r>
+        <w:t xml:space="preserve">”</w:t>
+      </w:r>
+      <w:r>
+        <w:t xml:space="preserve">) and</w:t>
+      </w:r>
+      <w:r>
+        <w:t xml:space="preserve"> </w:t>
+      </w:r>
+      <w:r>
+        <w:rPr>
+          <w:rStyle w:val="VerbatimChar"/>
+        </w:rPr>
+        <w:t xml:space="preserve">stage6_report_builder.py</w:t>
+      </w:r>
+      <w:r>
+        <w:t xml:space="preserve"> </w:t>
+      </w:r>
+      <w:r>
+        <w:t xml:space="preserve">(</w:t>
+      </w:r>
+      <w:r>
+        <w:t xml:space="preserve">“</w:t>
+      </w:r>
+      <w:r>
+        <w:t xml:space="preserve">One redirect line for rule 5</w:t>
+      </w:r>
+      <w:r>
+        <w:t xml:space="preserve">”</w:t>
+      </w:r>
+      <w:r>
+        <w:t xml:space="preserve"> </w:t>
+      </w:r>
+      <w:r>
+        <w:t xml:space="preserve">– which also</w:t>
+      </w:r>
+      <w:r>
+        <w:t xml:space="preserve"> </w:t>
+      </w:r>
+      <w:r>
+        <w:t xml:space="preserve">said a report</w:t>
+      </w:r>
+      <w:r>
+        <w:t xml:space="preserve"> </w:t>
+      </w:r>
+      <w:r>
+        <w:t xml:space="preserve">“</w:t>
+      </w:r>
+      <w:r>
+        <w:t xml:space="preserve">used to repeat</w:t>
+      </w:r>
+      <w:r>
+        <w:t xml:space="preserve">”</w:t>
+      </w:r>
+      <w:r>
+        <w:t xml:space="preserve"> </w:t>
+      </w:r>
+      <w:r>
+        <w:t xml:space="preserve">the redirected content). Both rewritten to state the behavior</w:t>
+      </w:r>
+      <w:r>
+        <w:t xml:space="preserve"> </w:t>
+      </w:r>
+      <w:r>
+        <w:t xml:space="preserve">directly, with no numbered-rule pointer to a document the reader doesn’t have open.</w:t>
+      </w:r>
+    </w:p>
+    <w:p>
+      <w:pPr>
+        <w:numPr>
+          <w:ilvl w:val="0"/>
+          <w:numId w:val="1016"/>
+        </w:numPr>
+        <w:pStyle w:val="Compact"/>
+      </w:pPr>
+      <w:r>
+        <w:rPr>
+          <w:rStyle w:val="VerbatimChar"/>
+          <w:bCs/>
+          <w:b/>
+        </w:rPr>
+        <w:t xml:space="preserve">stage5_tree_render.py</w:t>
+      </w:r>
+      <w:r>
+        <w:t xml:space="preserve">’s module docstring said its shared rank-loading/kernel-pairing logic</w:t>
+      </w:r>
+      <w:r>
+        <w:t xml:space="preserve"> </w:t>
+      </w:r>
+      <w:r>
+        <w:t xml:space="preserve">“</w:t>
+      </w:r>
+      <w:r>
+        <w:t xml:space="preserve">used to be duplicated</w:t>
+      </w:r>
+      <w:r>
+        <w:t xml:space="preserve">”</w:t>
+      </w:r>
+      <w:r>
+        <w:t xml:space="preserve"> </w:t>
+      </w:r>
+      <w:r>
+        <w:t xml:space="preserve">between the two calltree tools,</w:t>
+      </w:r>
+      <w:r>
+        <w:t xml:space="preserve"> </w:t>
+      </w:r>
+      <w:r>
+        <w:t xml:space="preserve">“</w:t>
+      </w:r>
+      <w:r>
+        <w:t xml:space="preserve">confirmed identical… by direct</w:t>
+      </w:r>
+      <w:r>
+        <w:t xml:space="preserve"> </w:t>
+      </w:r>
+      <w:r>
+        <w:t xml:space="preserve">comparison</w:t>
+      </w:r>
+      <w:r>
+        <w:t xml:space="preserve">”</w:t>
+      </w:r>
+      <w:r>
+        <w:t xml:space="preserve"> </w:t>
+      </w:r>
+      <w:r>
+        <w:t xml:space="preserve">– rewritten to state the current fact (it’s identical between the two tools today)</w:t>
+      </w:r>
+      <w:r>
+        <w:t xml:space="preserve"> </w:t>
+      </w:r>
+      <w:r>
+        <w:t xml:space="preserve">without the refactor-history framing.</w:t>
+      </w:r>
+    </w:p>
+    <w:p>
+      <w:pPr>
+        <w:pStyle w:val="FirstParagraph"/>
+      </w:pPr>
+      <w:r>
+        <w:t xml:space="preserve">Rule-3 docstring gaps, separate from the rule-1/2 language issues above:</w:t>
+      </w:r>
+      <w:r>
+        <w:t xml:space="preserve"> </w:t>
+      </w:r>
+      <w:r>
+        <w:rPr>
+          <w:rStyle w:val="VerbatimChar"/>
+        </w:rPr>
+        <w:t xml:space="preserve">stage5_table_render.py</w:t>
+      </w:r>
+      <w:r>
+        <w:t xml:space="preserve">’s</w:t>
+      </w:r>
+      <w:r>
+        <w:t xml:space="preserve"> </w:t>
+      </w:r>
+      <w:r>
+        <w:t xml:space="preserve">scope paragraph only ever described 2 of its 6 functions (</w:t>
+      </w:r>
+      <w:r>
+        <w:rPr>
+          <w:rStyle w:val="VerbatimChar"/>
+        </w:rPr>
+        <w:t xml:space="preserve">select_entries()</w:t>
+      </w:r>
+      <w:r>
+        <w:t xml:space="preserve">/</w:t>
+      </w:r>
+      <w:r>
+        <w:rPr>
+          <w:rStyle w:val="VerbatimChar"/>
+        </w:rPr>
+        <w:t xml:space="preserve">render_table()</w:t>
+      </w:r>
+      <w:r>
+        <w:t xml:space="preserve">),</w:t>
+      </w:r>
+      <w:r>
+        <w:t xml:space="preserve"> </w:t>
+      </w:r>
+      <w:r>
+        <w:t xml:space="preserve">silent on</w:t>
+      </w:r>
+      <w:r>
+        <w:t xml:space="preserve"> </w:t>
+      </w:r>
+      <w:r>
+        <w:rPr>
+          <w:rStyle w:val="VerbatimChar"/>
+        </w:rPr>
+        <w:t xml:space="preserve">wrap_trailing_label()</w:t>
+      </w:r>
+      <w:r>
+        <w:t xml:space="preserve">/</w:t>
+      </w:r>
+      <w:r>
+        <w:rPr>
+          <w:rStyle w:val="VerbatimChar"/>
+        </w:rPr>
+        <w:t xml:space="preserve">iter_table_rows()</w:t>
+      </w:r>
+      <w:r>
+        <w:t xml:space="preserve">/</w:t>
+      </w:r>
+      <w:r>
+        <w:rPr>
+          <w:rStyle w:val="VerbatimChar"/>
+        </w:rPr>
+        <w:t xml:space="preserve">pct_total_note()</w:t>
+      </w:r>
+      <w:r>
+        <w:t xml:space="preserve">/</w:t>
+      </w:r>
+      <w:r>
+        <w:rPr>
+          <w:rStyle w:val="VerbatimChar"/>
+        </w:rPr>
+        <w:t xml:space="preserve">ranking_note()</w:t>
+      </w:r>
+      <w:r>
+        <w:t xml:space="preserve"> </w:t>
+      </w:r>
+      <w:r>
+        <w:t xml:space="preserve">added by</w:t>
+      </w:r>
+      <w:r>
+        <w:t xml:space="preserve"> </w:t>
+      </w:r>
+      <w:r>
+        <w:t xml:space="preserve">plans 2.10-2.11 – expanded to cover all three responsibilities the module actually has today</w:t>
+      </w:r>
+      <w:r>
+        <w:t xml:space="preserve"> </w:t>
+      </w:r>
+      <w:r>
+        <w:t xml:space="preserve">(rank/filter, render, wrap/reparse + legend-text generation). Separately, all 8 tool-level files</w:t>
+      </w:r>
+      <w:r>
+        <w:t xml:space="preserve"> </w:t>
+      </w:r>
+      <w:r>
+        <w:t xml:space="preserve">(</w:t>
+      </w:r>
+      <w:r>
+        <w:rPr>
+          <w:rStyle w:val="VerbatimChar"/>
+        </w:rPr>
+        <w:t xml:space="preserve">extract_CPU_hotspots.py</w:t>
+      </w:r>
+      <w:r>
+        <w:t xml:space="preserve">,</w:t>
+      </w:r>
+      <w:r>
+        <w:t xml:space="preserve"> </w:t>
+      </w:r>
+      <w:r>
+        <w:rPr>
+          <w:rStyle w:val="VerbatimChar"/>
+        </w:rPr>
+        <w:t xml:space="preserve">extract_GPU_hotspots.py</w:t>
+      </w:r>
+      <w:r>
+        <w:t xml:space="preserve">,</w:t>
+      </w:r>
+      <w:r>
+        <w:t xml:space="preserve"> </w:t>
+      </w:r>
+      <w:r>
+        <w:rPr>
+          <w:rStyle w:val="VerbatimChar"/>
+        </w:rPr>
+        <w:t xml:space="preserve">extract_hotspots.py</w:t>
+      </w:r>
+      <w:r>
+        <w:t xml:space="preserve">,</w:t>
+      </w:r>
+      <w:r>
+        <w:t xml:space="preserve"> </w:t>
+      </w:r>
+      <w:r>
+        <w:rPr>
+          <w:rStyle w:val="VerbatimChar"/>
+        </w:rPr>
+        <w:t xml:space="preserve">extract_calltree.py</w:t>
+      </w:r>
+      <w:r>
+        <w:t xml:space="preserve">,</w:t>
+      </w:r>
+      <w:r>
+        <w:t xml:space="preserve"> </w:t>
+      </w:r>
+      <w:r>
+        <w:rPr>
+          <w:rStyle w:val="VerbatimChar"/>
+        </w:rPr>
+        <w:t xml:space="preserve">extract_calltree_traced.py</w:t>
+      </w:r>
+      <w:r>
+        <w:t xml:space="preserve">,</w:t>
+      </w:r>
+      <w:r>
+        <w:t xml:space="preserve"> </w:t>
+      </w:r>
+      <w:r>
+        <w:rPr>
+          <w:rStyle w:val="VerbatimChar"/>
+        </w:rPr>
+        <w:t xml:space="preserve">extract_pop_metrics.py</w:t>
+      </w:r>
+      <w:r>
+        <w:t xml:space="preserve">,</w:t>
+      </w:r>
+      <w:r>
+        <w:t xml:space="preserve"> </w:t>
+      </w:r>
+      <w:r>
+        <w:rPr>
+          <w:rStyle w:val="VerbatimChar"/>
+        </w:rPr>
+        <w:t xml:space="preserve">select_hotspot_functions.py</w:t>
+      </w:r>
+      <w:r>
+        <w:t xml:space="preserve">,</w:t>
+      </w:r>
+      <w:r>
+        <w:t xml:space="preserve"> </w:t>
+      </w:r>
+      <w:r>
+        <w:rPr>
+          <w:rStyle w:val="VerbatimChar"/>
+        </w:rPr>
+        <w:t xml:space="preserve">select_hotspot_kernels.py</w:t>
+      </w:r>
+      <w:r>
+        <w:t xml:space="preserve">) lacked the</w:t>
+      </w:r>
+      <w:r>
+        <w:t xml:space="preserve"> </w:t>
+      </w:r>
+      <w:r>
+        <w:rPr>
+          <w:rStyle w:val="VerbatimChar"/>
+        </w:rPr>
+        <w:t xml:space="preserve">Functions:</w:t>
+      </w:r>
+      <w:r>
+        <w:t xml:space="preserve"> </w:t>
+      </w:r>
+      <w:r>
+        <w:t xml:space="preserve">line every</w:t>
+      </w:r>
+      <w:r>
+        <w:t xml:space="preserve"> </w:t>
+      </w:r>
+      <w:r>
+        <w:rPr>
+          <w:rStyle w:val="VerbatimChar"/>
+        </w:rPr>
+        <w:t xml:space="preserve">stage1</w:t>
+      </w:r>
+      <w:r>
+        <w:t xml:space="preserve">-</w:t>
+      </w:r>
+      <w:r>
+        <w:rPr>
+          <w:rStyle w:val="VerbatimChar"/>
+        </w:rPr>
+        <w:t xml:space="preserve">stage6</w:t>
+      </w:r>
+      <w:r>
+        <w:t xml:space="preserve"> </w:t>
+      </w:r>
+      <w:r>
+        <w:t xml:space="preserve">module already has</w:t>
+      </w:r>
+      <w:r>
+        <w:t xml:space="preserve"> </w:t>
+      </w:r>
+      <w:r>
+        <w:t xml:space="preserve">– added one to each, naming that file’s own exposed symbols, closing the one place this codebase’s</w:t>
+      </w:r>
+      <w:r>
+        <w:t xml:space="preserve"> </w:t>
+      </w:r>
+      <w:r>
+        <w:t xml:space="preserve">docstring convention wasn’t applied consistently.</w:t>
+      </w:r>
+    </w:p>
+    <w:p>
+      <w:pPr>
+        <w:pStyle w:val="BodyText"/>
+      </w:pPr>
+      <w:r>
+        <w:t xml:space="preserve">The other 20 of 29 files’ docstrings and comments were confirmed accurate and compliant already –</w:t>
+      </w:r>
+      <w:r>
+        <w:t xml:space="preserve"> </w:t>
+      </w:r>
+      <w:r>
+        <w:t xml:space="preserve">no changes needed. Verification: full suite stayed at 451 passing throughout; every edited module</w:t>
+      </w:r>
+      <w:r>
+        <w:t xml:space="preserve"> </w:t>
+      </w:r>
+      <w:r>
+        <w:t xml:space="preserve">spot-checked with a plain</w:t>
+      </w:r>
+      <w:r>
+        <w:t xml:space="preserve"> </w:t>
+      </w:r>
+      <w:r>
+        <w:rPr>
+          <w:rStyle w:val="VerbatimChar"/>
+        </w:rPr>
+        <w:t xml:space="preserve">import</w:t>
+      </w:r>
+      <w:r>
+        <w:t xml:space="preserve"> </w:t>
+      </w:r>
+      <w:r>
+        <w:t xml:space="preserve">to confirm no syntax errors;</w:t>
+      </w:r>
+      <w:r>
+        <w:t xml:space="preserve"> </w:t>
+      </w:r>
+      <w:r>
+        <w:rPr>
+          <w:rStyle w:val="VerbatimChar"/>
+        </w:rPr>
+        <w:t xml:space="preserve">--help</w:t>
+      </w:r>
+      <w:r>
+        <w:t xml:space="preserve"> </w:t>
+      </w:r>
+      <w:r>
+        <w:t xml:space="preserve">output on the 3</w:t>
+      </w:r>
+      <w:r>
+        <w:t xml:space="preserve"> </w:t>
+      </w:r>
+      <w:r>
+        <w:rPr>
+          <w:rStyle w:val="VerbatimChar"/>
+        </w:rPr>
+        <w:t xml:space="preserve">--unfiltered</w:t>
+      </w:r>
+      <w:r>
+        <w:t xml:space="preserve">-rewording tools read through to confirm the new wording reads naturally. No real-data</w:t>
+      </w:r>
+      <w:r>
+        <w:t xml:space="preserve"> </w:t>
+      </w:r>
+      <w:r>
+        <w:t xml:space="preserve">regeneration needed – report</w:t>
+      </w:r>
+      <w:r>
+        <w:t xml:space="preserve"> </w:t>
+      </w:r>
+      <w:r>
+        <w:rPr>
+          <w:iCs/>
+          <w:i/>
+        </w:rPr>
+        <w:t xml:space="preserve">output</w:t>
+      </w:r>
+      <w:r>
+        <w:t xml:space="preserve"> </w:t>
+      </w:r>
+      <w:r>
+        <w:t xml:space="preserve">text is untouched by this plan, only source comments</w:t>
+      </w:r>
+      <w:r>
+        <w:t xml:space="preserve"> </w:t>
+      </w:r>
+      <w:r>
+        <w:t xml:space="preserve">changed.</w:t>
+      </w:r>
+    </w:p>
     <w:bookmarkEnd w:id="76"/>
+    <w:bookmarkEnd w:id="77"/>
     <w:sectPr/>
   </w:body>
 </w:document>
@@ -43929,6 +45464,9 @@
     </w:lvlOverride>
   </w:num>
   <w:num w:numId="1015">
+    <w:abstractNumId w:val="991"/>
+  </w:num>
+  <w:num w:numId="1016">
     <w:abstractNumId w:val="991"/>
   </w:num>
 </w:numbering>

--- a/docs/DEVELOPMENT_HISTORY.docx
+++ b/docs/DEVELOPMENT_HISTORY.docx
@@ -10,7 +10,7 @@
         <w:t xml:space="preserve">Development History</w:t>
       </w:r>
     </w:p>
-    <w:bookmarkStart w:id="77" w:name="development-history"/>
+    <w:bookmarkStart w:id="78" w:name="development-history"/>
     <w:p>
       <w:pPr>
         <w:pStyle w:val="Heading1"/>
@@ -2906,6 +2906,179 @@
           </w:p>
         </w:tc>
       </w:tr>
+      <w:tr>
+        <w:tc>
+          <w:tcPr/>
+          <w:p>
+            <w:pPr>
+              <w:pStyle w:val="Compact"/>
+              <w:jc w:val="left"/>
+            </w:pPr>
+            <w:r>
+              <w:t xml:space="preserve">2026-08-17</w:t>
+            </w:r>
+          </w:p>
+        </w:tc>
+        <w:tc>
+          <w:tcPr/>
+          <w:p>
+            <w:pPr>
+              <w:pStyle w:val="Compact"/>
+              <w:jc w:val="left"/>
+            </w:pPr>
+            <w:r>
+              <w:t xml:space="preserve">Plan 2.14: consolidates</w:t>
+            </w:r>
+            <w:r>
+              <w:t xml:space="preserve"> </w:t>
+            </w:r>
+            <w:r>
+              <w:rPr>
+                <w:rStyle w:val="VerbatimChar"/>
+              </w:rPr>
+              <w:t xml:space="preserve">main()</w:t>
+            </w:r>
+            <w:r>
+              <w:t xml:space="preserve">’s repeated argument-handling/setup steps – new work beyond the original 11-step roadmap; new</w:t>
+            </w:r>
+            <w:r>
+              <w:t xml:space="preserve"> </w:t>
+            </w:r>
+            <w:r>
+              <w:rPr>
+                <w:rStyle w:val="VerbatimChar"/>
+              </w:rPr>
+              <w:t xml:space="preserve">stage6_cli_common.py</w:t>
+            </w:r>
+            <w:r>
+              <w:t xml:space="preserve"> </w:t>
+            </w:r>
+            <w:r>
+              <w:t xml:space="preserve">(directory validation,</w:t>
+            </w:r>
+            <w:r>
+              <w:t xml:space="preserve"> </w:t>
+            </w:r>
+            <w:r>
+              <w:rPr>
+                <w:rStyle w:val="VerbatimChar"/>
+              </w:rPr>
+              <w:t xml:space="preserve">-o</w:t>
+            </w:r>
+            <w:r>
+              <w:t xml:space="preserve">/</w:t>
+            </w:r>
+            <w:r>
+              <w:rPr>
+                <w:rStyle w:val="VerbatimChar"/>
+              </w:rPr>
+              <w:t xml:space="preserve">--output</w:t>
+            </w:r>
+            <w:r>
+              <w:t xml:space="preserve"> </w:t>
+            </w:r>
+            <w:r>
+              <w:t xml:space="preserve">resolution, the</w:t>
+            </w:r>
+            <w:r>
+              <w:t xml:space="preserve"> </w:t>
+            </w:r>
+            <w:r>
+              <w:rPr>
+                <w:rStyle w:val="VerbatimChar"/>
+              </w:rPr>
+              <w:t xml:space="preserve">-n/--top</w:t>
+            </w:r>
+            <w:r>
+              <w:t xml:space="preserve">/</w:t>
+            </w:r>
+            <w:r>
+              <w:rPr>
+                <w:rStyle w:val="VerbatimChar"/>
+              </w:rPr>
+              <w:t xml:space="preserve">--threshold</w:t>
+            </w:r>
+            <w:r>
+              <w:t xml:space="preserve">/</w:t>
+            </w:r>
+            <w:r>
+              <w:rPr>
+                <w:rStyle w:val="VerbatimChar"/>
+              </w:rPr>
+              <w:t xml:space="preserve">--all</w:t>
+            </w:r>
+            <w:r>
+              <w:t xml:space="preserve"> </w:t>
+            </w:r>
+            <w:r>
+              <w:t xml:space="preserve">selection group,</w:t>
+            </w:r>
+            <w:r>
+              <w:t xml:space="preserve"> </w:t>
+            </w:r>
+            <w:r>
+              <w:rPr>
+                <w:rStyle w:val="VerbatimChar"/>
+              </w:rPr>
+              <w:t xml:space="preserve">--max-depth</w:t>
+            </w:r>
+            <w:r>
+              <w:t xml:space="preserve">,</w:t>
+            </w:r>
+            <w:r>
+              <w:t xml:space="preserve"> </w:t>
+            </w:r>
+            <w:r>
+              <w:rPr>
+                <w:rStyle w:val="VerbatimChar"/>
+              </w:rPr>
+              <w:t xml:space="preserve">--show-*</w:t>
+            </w:r>
+            <w:r>
+              <w:t xml:space="preserve"> </w:t>
+            </w:r>
+            <w:r>
+              <w:t xml:space="preserve">noise-tier flags) plus</w:t>
+            </w:r>
+            <w:r>
+              <w:t xml:space="preserve"> </w:t>
+            </w:r>
+            <w:r>
+              <w:rPr>
+                <w:rStyle w:val="VerbatimChar"/>
+              </w:rPr>
+              <w:t xml:space="preserve">stage6_noise_config.add_cli_argument()</w:t>
+            </w:r>
+            <w:r>
+              <w:t xml:space="preserve">/</w:t>
+            </w:r>
+            <w:r>
+              <w:rPr>
+                <w:rStyle w:val="VerbatimChar"/>
+              </w:rPr>
+              <w:t xml:space="preserve">configure_from_args()</w:t>
+            </w:r>
+            <w:r>
+              <w:t xml:space="preserve">, replacing copy-pasted argparse blocks across all 8 CLI tools with zero behavior change (confirmed via full</w:t>
+            </w:r>
+            <w:r>
+              <w:t xml:space="preserve"> </w:t>
+            </w:r>
+            <w:r>
+              <w:rPr>
+                <w:rStyle w:val="VerbatimChar"/>
+              </w:rPr>
+              <w:t xml:space="preserve">--help</w:t>
+            </w:r>
+            <w:r>
+              <w:t xml:space="preserve"> </w:t>
+            </w:r>
+            <w:r>
+              <w:t xml:space="preserve">diff and byte-identical real-data regeneration) – see full accounting below</w:t>
+            </w:r>
+          </w:p>
+        </w:tc>
+      </w:tr>
     </w:tbl>
     <w:bookmarkStart w:id="20" w:name="project-scaffolding-and-rules"/>
     <w:p>
@@ -44768,7 +44941,1198 @@
       </w:r>
     </w:p>
     <w:bookmarkEnd w:id="76"/>
+    <w:bookmarkStart w:id="77" w:name="Xe4ae8a7d6466c990e0a2bd46075644efd4dbf64"/>
+    <w:p>
+      <w:pPr>
+        <w:pStyle w:val="Heading2"/>
+      </w:pPr>
+      <w:r>
+        <w:t xml:space="preserve">2026-08-17 — Plan 2.14: consolidate</w:t>
+      </w:r>
+      <w:r>
+        <w:t xml:space="preserve"> </w:t>
+      </w:r>
+      <w:r>
+        <w:rPr>
+          <w:rStyle w:val="VerbatimChar"/>
+        </w:rPr>
+        <w:t xml:space="preserve">main()</w:t>
+      </w:r>
+      <w:r>
+        <w:t xml:space="preserve">’s repeated argument-handling/setup steps</w:t>
+      </w:r>
+    </w:p>
+    <w:p>
+      <w:pPr>
+        <w:pStyle w:val="FirstParagraph"/>
+      </w:pPr>
+      <w:r>
+        <w:t xml:space="preserve">New work beyond the original 11-step roadmap, requested immediately after closing it out, having</w:t>
+      </w:r>
+      <w:r>
+        <w:t xml:space="preserve"> </w:t>
+      </w:r>
+      <w:r>
+        <w:t xml:space="preserve">just spent plan 2.12 copy-pasting near-identical</w:t>
+      </w:r>
+      <w:r>
+        <w:t xml:space="preserve"> </w:t>
+      </w:r>
+      <w:r>
+        <w:rPr>
+          <w:rStyle w:val="VerbatimChar"/>
+        </w:rPr>
+        <w:t xml:space="preserve">--extra-noise-config</w:t>
+      </w:r>
+      <w:r>
+        <w:t xml:space="preserve"> </w:t>
+      </w:r>
+      <w:r>
+        <w:t xml:space="preserve">blocks into 6 different</w:t>
+      </w:r>
+      <w:r>
+        <w:t xml:space="preserve"> </w:t>
+      </w:r>
+      <w:r>
+        <w:rPr>
+          <w:rStyle w:val="VerbatimChar"/>
+        </w:rPr>
+        <w:t xml:space="preserve">main()</w:t>
+      </w:r>
+      <w:r>
+        <w:t xml:space="preserve"> </w:t>
+      </w:r>
+      <w:r>
+        <w:t xml:space="preserve">functions. A direct grep across all 8 CLI tool files confirmed the duplication wasn’t</w:t>
+      </w:r>
+      <w:r>
+        <w:t xml:space="preserve"> </w:t>
+      </w:r>
+      <w:r>
+        <w:t xml:space="preserve">limited to that one flag: a byte-identical directory-existence check in 6 of 8 files (the other 2</w:t>
+      </w:r>
+      <w:r>
+        <w:t xml:space="preserve"> </w:t>
+      </w:r>
+      <w:r>
+        <w:t xml:space="preserve">had their own hand-rolled multi-directory variants); a</w:t>
+      </w:r>
+      <w:r>
+        <w:t xml:space="preserve"> </w:t>
+      </w:r>
+      <w:r>
+        <w:rPr>
+          <w:rStyle w:val="VerbatimChar"/>
+        </w:rPr>
+        <w:t xml:space="preserve">-n/--top</w:t>
+      </w:r>
+      <w:r>
+        <w:t xml:space="preserve">/</w:t>
+      </w:r>
+      <w:r>
+        <w:rPr>
+          <w:rStyle w:val="VerbatimChar"/>
+        </w:rPr>
+        <w:t xml:space="preserve">--threshold</w:t>
+      </w:r>
+      <w:r>
+        <w:t xml:space="preserve">/</w:t>
+      </w:r>
+      <w:r>
+        <w:rPr>
+          <w:rStyle w:val="VerbatimChar"/>
+        </w:rPr>
+        <w:t xml:space="preserve">--all</w:t>
+      </w:r>
+      <w:r>
+        <w:t xml:space="preserve"> </w:t>
+      </w:r>
+      <w:r>
+        <w:t xml:space="preserve">mutually-exclusive selection group in 4 files with near-identical wording;</w:t>
+      </w:r>
+      <w:r>
+        <w:t xml:space="preserve"> </w:t>
+      </w:r>
+      <w:r>
+        <w:rPr>
+          <w:rStyle w:val="VerbatimChar"/>
+        </w:rPr>
+        <w:t xml:space="preserve">--max-depth</w:t>
+      </w:r>
+      <w:r>
+        <w:t xml:space="preserve"> </w:t>
+      </w:r>
+      <w:r>
+        <w:t xml:space="preserve">byte-identical in both calltree tools; 4</w:t>
+      </w:r>
+      <w:r>
+        <w:t xml:space="preserve"> </w:t>
+      </w:r>
+      <w:r>
+        <w:rPr>
+          <w:rStyle w:val="VerbatimChar"/>
+        </w:rPr>
+        <w:t xml:space="preserve">--show-*</w:t>
+      </w:r>
+      <w:r>
+        <w:t xml:space="preserve"> </w:t>
+      </w:r>
+      <w:r>
+        <w:t xml:space="preserve">noise-visibility flags, 3 of them</w:t>
+      </w:r>
+      <w:r>
+        <w:t xml:space="preserve"> </w:t>
+      </w:r>
+      <w:r>
+        <w:t xml:space="preserve">byte-identical between the two calltree tools and one (</w:t>
+      </w:r>
+      <w:r>
+        <w:rPr>
+          <w:rStyle w:val="VerbatimChar"/>
+        </w:rPr>
+        <w:t xml:space="preserve">--show-gpu-api</w:t>
+      </w:r>
+      <w:r>
+        <w:t xml:space="preserve">) worded differently between</w:t>
+      </w:r>
+      <w:r>
+        <w:t xml:space="preserve"> </w:t>
+      </w:r>
+      <w:r>
+        <w:t xml:space="preserve">them; and the same</w:t>
+      </w:r>
+      <w:r>
+        <w:t xml:space="preserve"> </w:t>
+      </w:r>
+      <w:r>
+        <w:rPr>
+          <w:rStyle w:val="VerbatimChar"/>
+        </w:rPr>
+        <w:t xml:space="preserve">-o</w:t>
+      </w:r>
+      <w:r>
+        <w:t xml:space="preserve">/</w:t>
+      </w:r>
+      <w:r>
+        <w:rPr>
+          <w:rStyle w:val="VerbatimChar"/>
+        </w:rPr>
+        <w:t xml:space="preserve">--output</w:t>
+      </w:r>
+      <w:r>
+        <w:t xml:space="preserve"> </w:t>
+      </w:r>
+      <w:r>
+        <w:t xml:space="preserve">destination-resolution pattern in ~6 files.</w:t>
+      </w:r>
+    </w:p>
+    <w:p>
+      <w:pPr>
+        <w:pStyle w:val="BodyText"/>
+      </w:pPr>
+      <w:r>
+        <w:rPr>
+          <w:bCs/>
+          <w:b/>
+        </w:rPr>
+        <w:t xml:space="preserve">New module</w:t>
+      </w:r>
+      <w:r>
+        <w:rPr>
+          <w:bCs/>
+          <w:b/>
+        </w:rPr>
+        <w:t xml:space="preserve"> </w:t>
+      </w:r>
+      <w:r>
+        <w:rPr>
+          <w:rStyle w:val="VerbatimChar"/>
+          <w:bCs/>
+          <w:b/>
+        </w:rPr>
+        <w:t xml:space="preserve">stage6_cli_common.py</w:t>
+      </w:r>
+      <w:r>
+        <w:t xml:space="preserve">, a 4th narrowly-scoped stage-6 module alongside</w:t>
+      </w:r>
+      <w:r>
+        <w:t xml:space="preserve"> </w:t>
+      </w:r>
+      <w:r>
+        <w:rPr>
+          <w:rStyle w:val="VerbatimChar"/>
+        </w:rPr>
+        <w:t xml:space="preserve">stage6_report_builder.py</w:t>
+      </w:r>
+      <w:r>
+        <w:t xml:space="preserve">/</w:t>
+      </w:r>
+      <w:r>
+        <w:rPr>
+          <w:rStyle w:val="VerbatimChar"/>
+        </w:rPr>
+        <w:t xml:space="preserve">stage6_run_metadata.py</w:t>
+      </w:r>
+      <w:r>
+        <w:t xml:space="preserve">/</w:t>
+      </w:r>
+      <w:r>
+        <w:rPr>
+          <w:rStyle w:val="VerbatimChar"/>
+        </w:rPr>
+        <w:t xml:space="preserve">stage6_noise_config.py</w:t>
+      </w:r>
+      <w:r>
+        <w:t xml:space="preserve">:</w:t>
+      </w:r>
+      <w:r>
+        <w:t xml:space="preserve"> </w:t>
+      </w:r>
+      <w:r>
+        <w:rPr>
+          <w:rStyle w:val="VerbatimChar"/>
+        </w:rPr>
+        <w:t xml:space="preserve">require_directory()</w:t>
+      </w:r>
+      <w:r>
+        <w:t xml:space="preserve">/</w:t>
+      </w:r>
+      <w:r>
+        <w:t xml:space="preserve"> </w:t>
+      </w:r>
+      <w:r>
+        <w:rPr>
+          <w:rStyle w:val="VerbatimChar"/>
+        </w:rPr>
+        <w:t xml:space="preserve">require_directories()</w:t>
+      </w:r>
+      <w:r>
+        <w:t xml:space="preserve"> </w:t>
+      </w:r>
+      <w:r>
+        <w:t xml:space="preserve">(the latter treating</w:t>
+      </w:r>
+      <w:r>
+        <w:t xml:space="preserve"> </w:t>
+      </w:r>
+      <w:r>
+        <w:rPr>
+          <w:rStyle w:val="VerbatimChar"/>
+        </w:rPr>
+        <w:t xml:space="preserve">None</w:t>
+      </w:r>
+      <w:r>
+        <w:t xml:space="preserve"> </w:t>
+      </w:r>
+      <w:r>
+        <w:t xml:space="preserve">entries as</w:t>
+      </w:r>
+      <w:r>
+        <w:t xml:space="preserve"> </w:t>
+      </w:r>
+      <w:r>
+        <w:t xml:space="preserve">“</w:t>
+      </w:r>
+      <w:r>
+        <w:t xml:space="preserve">not given,</w:t>
+      </w:r>
+      <w:r>
+        <w:t xml:space="preserve">”</w:t>
+      </w:r>
+      <w:r>
+        <w:t xml:space="preserve"> </w:t>
+      </w:r>
+      <w:r>
+        <w:t xml:space="preserve">not</w:t>
+      </w:r>
+      <w:r>
+        <w:t xml:space="preserve"> </w:t>
+      </w:r>
+      <w:r>
+        <w:t xml:space="preserve">“</w:t>
+      </w:r>
+      <w:r>
+        <w:t xml:space="preserve">missing</w:t>
+      </w:r>
+      <w:r>
+        <w:t xml:space="preserve">”</w:t>
+      </w:r>
+      <w:r>
+        <w:t xml:space="preserve"> </w:t>
+      </w:r>
+      <w:r>
+        <w:t xml:space="preserve">– the</w:t>
+      </w:r>
+      <w:r>
+        <w:t xml:space="preserve"> </w:t>
+      </w:r>
+      <w:r>
+        <w:t xml:space="preserve">same distinction each tool’s own resolved-optional-GPU-directory logic already needed, now shared</w:t>
+      </w:r>
+      <w:r>
+        <w:t xml:space="preserve"> </w:t>
+      </w:r>
+      <w:r>
+        <w:t xml:space="preserve">instead of duplicated),</w:t>
+      </w:r>
+      <w:r>
+        <w:t xml:space="preserve"> </w:t>
+      </w:r>
+      <w:r>
+        <w:rPr>
+          <w:rStyle w:val="VerbatimChar"/>
+        </w:rPr>
+        <w:t xml:space="preserve">resolve_dest()</w:t>
+      </w:r>
+      <w:r>
+        <w:t xml:space="preserve">,</w:t>
+      </w:r>
+      <w:r>
+        <w:t xml:space="preserve"> </w:t>
+      </w:r>
+      <w:r>
+        <w:rPr>
+          <w:rStyle w:val="VerbatimChar"/>
+        </w:rPr>
+        <w:t xml:space="preserve">add_selection_args()</w:t>
+      </w:r>
+      <w:r>
+        <w:t xml:space="preserve">,</w:t>
+      </w:r>
+      <w:r>
+        <w:t xml:space="preserve"> </w:t>
+      </w:r>
+      <w:r>
+        <w:rPr>
+          <w:rStyle w:val="VerbatimChar"/>
+        </w:rPr>
+        <w:t xml:space="preserve">add_max_depth_arg()</w:t>
+      </w:r>
+      <w:r>
+        <w:t xml:space="preserve">, and</w:t>
+      </w:r>
+      <w:r>
+        <w:t xml:space="preserve"> </w:t>
+      </w:r>
+      <w:r>
+        <w:rPr>
+          <w:rStyle w:val="VerbatimChar"/>
+        </w:rPr>
+        <w:t xml:space="preserve">add_noise_tier_args()</w:t>
+      </w:r>
+      <w:r>
+        <w:t xml:space="preserve"> </w:t>
+      </w:r>
+      <w:r>
+        <w:t xml:space="preserve">(any subset of the 4</w:t>
+      </w:r>
+      <w:r>
+        <w:t xml:space="preserve"> </w:t>
+      </w:r>
+      <w:r>
+        <w:rPr>
+          <w:rStyle w:val="VerbatimChar"/>
+        </w:rPr>
+        <w:t xml:space="preserve">--show-*</w:t>
+      </w:r>
+      <w:r>
+        <w:t xml:space="preserve"> </w:t>
+      </w:r>
+      <w:r>
+        <w:t xml:space="preserve">tiers, with an optional</w:t>
+      </w:r>
+      <w:r>
+        <w:t xml:space="preserve"> </w:t>
+      </w:r>
+      <w:r>
+        <w:rPr>
+          <w:rStyle w:val="VerbatimChar"/>
+        </w:rPr>
+        <w:t xml:space="preserve">--show-all-internals</w:t>
+      </w:r>
+      <w:r>
+        <w:t xml:space="preserve"> </w:t>
+      </w:r>
+      <w:r>
+        <w:t xml:space="preserve">shorthand when 2+ tiers are requested).</w:t>
+      </w:r>
+      <w:r>
+        <w:t xml:space="preserve"> </w:t>
+      </w:r>
+      <w:r>
+        <w:rPr>
+          <w:rStyle w:val="VerbatimChar"/>
+        </w:rPr>
+        <w:t xml:space="preserve">--extra-noise-config</w:t>
+      </w:r>
+      <w:r>
+        <w:t xml:space="preserve">’s own</w:t>
+      </w:r>
+      <w:r>
+        <w:t xml:space="preserve"> </w:t>
+      </w:r>
+      <w:r>
+        <w:t xml:space="preserve">argparse registration moved to</w:t>
+      </w:r>
+      <w:r>
+        <w:t xml:space="preserve"> </w:t>
+      </w:r>
+      <w:r>
+        <w:rPr>
+          <w:rStyle w:val="VerbatimChar"/>
+        </w:rPr>
+        <w:t xml:space="preserve">stage6_noise_config.add_cli_argument()</w:t>
+      </w:r>
+      <w:r>
+        <w:t xml:space="preserve">/</w:t>
+      </w:r>
+      <w:r>
+        <w:rPr>
+          <w:rStyle w:val="VerbatimChar"/>
+        </w:rPr>
+        <w:t xml:space="preserve">configure_from_args()</w:t>
+      </w:r>
+      <w:r>
+        <w:t xml:space="preserve"> </w:t>
+      </w:r>
+      <w:r>
+        <w:t xml:space="preserve">instead – co-located with the module that owns that behavior, not folded into the generic grab-bag.</w:t>
+      </w:r>
+    </w:p>
+    <w:p>
+      <w:pPr>
+        <w:pStyle w:val="BodyText"/>
+      </w:pPr>
+      <w:r>
+        <w:rPr>
+          <w:bCs/>
+          <w:b/>
+        </w:rPr>
+        <w:t xml:space="preserve">A real wording inconsistency surfaced while consolidating</w:t>
+      </w:r>
+      <w:r>
+        <w:rPr>
+          <w:bCs/>
+          <w:b/>
+        </w:rPr>
+        <w:t xml:space="preserve"> </w:t>
+      </w:r>
+      <w:r>
+        <w:rPr>
+          <w:rStyle w:val="VerbatimChar"/>
+          <w:bCs/>
+          <w:b/>
+        </w:rPr>
+        <w:t xml:space="preserve">add_selection_args()</w:t>
+      </w:r>
+      <w:r>
+        <w:t xml:space="preserve">: the three</w:t>
+      </w:r>
+      <w:r>
+        <w:t xml:space="preserve"> </w:t>
+      </w:r>
+      <w:r>
+        <w:t xml:space="preserve">lines of the selection group (</w:t>
+      </w:r>
+      <w:r>
+        <w:rPr>
+          <w:rStyle w:val="VerbatimChar"/>
+        </w:rPr>
+        <w:t xml:space="preserve">-n/--top</w:t>
+      </w:r>
+      <w:r>
+        <w:t xml:space="preserve">,</w:t>
+      </w:r>
+      <w:r>
+        <w:t xml:space="preserve"> </w:t>
+      </w:r>
+      <w:r>
+        <w:rPr>
+          <w:rStyle w:val="VerbatimChar"/>
+        </w:rPr>
+        <w:t xml:space="preserve">--threshold</w:t>
+      </w:r>
+      <w:r>
+        <w:t xml:space="preserve">,</w:t>
+      </w:r>
+      <w:r>
+        <w:t xml:space="preserve"> </w:t>
+      </w:r>
+      <w:r>
+        <w:rPr>
+          <w:rStyle w:val="VerbatimChar"/>
+        </w:rPr>
+        <w:t xml:space="preserve">--all</w:t>
+      </w:r>
+      <w:r>
+        <w:t xml:space="preserve">) don’t share one noun across every</w:t>
+      </w:r>
+      <w:r>
+        <w:t xml:space="preserve"> </w:t>
+      </w:r>
+      <w:r>
+        <w:t xml:space="preserve">tool today –</w:t>
+      </w:r>
+      <w:r>
+        <w:t xml:space="preserve"> </w:t>
+      </w:r>
+      <w:r>
+        <w:rPr>
+          <w:rStyle w:val="VerbatimChar"/>
+        </w:rPr>
+        <w:t xml:space="preserve">extract_CPU_hotspots.py</w:t>
+      </w:r>
+      <w:r>
+        <w:t xml:space="preserve">’s own three lines say</w:t>
+      </w:r>
+      <w:r>
+        <w:t xml:space="preserve"> </w:t>
+      </w:r>
+      <w:r>
+        <w:t xml:space="preserve">“</w:t>
+      </w:r>
+      <w:r>
+        <w:t xml:space="preserve">hotspots</w:t>
+      </w:r>
+      <w:r>
+        <w:t xml:space="preserve">”</w:t>
+      </w:r>
+      <w:r>
+        <w:t xml:space="preserve"> </w:t>
+      </w:r>
+      <w:r>
+        <w:t xml:space="preserve">(top),</w:t>
+      </w:r>
+      <w:r>
+        <w:t xml:space="preserve"> </w:t>
+      </w:r>
+      <w:r>
+        <w:t xml:space="preserve">“</w:t>
+      </w:r>
+      <w:r>
+        <w:t xml:space="preserve">entries</w:t>
+      </w:r>
+      <w:r>
+        <w:t xml:space="preserve">”</w:t>
+      </w:r>
+      <w:r>
+        <w:t xml:space="preserve"> </w:t>
+      </w:r>
+      <w:r>
+        <w:t xml:space="preserve">(threshold),</w:t>
+      </w:r>
+      <w:r>
+        <w:t xml:space="preserve"> </w:t>
+      </w:r>
+      <w:r>
+        <w:t xml:space="preserve">“</w:t>
+      </w:r>
+      <w:r>
+        <w:t xml:space="preserve">entry</w:t>
+      </w:r>
+      <w:r>
+        <w:t xml:space="preserve">”</w:t>
+      </w:r>
+      <w:r>
+        <w:t xml:space="preserve"> </w:t>
+      </w:r>
+      <w:r>
+        <w:t xml:space="preserve">(all) in the</w:t>
+      </w:r>
+      <w:r>
+        <w:t xml:space="preserve"> </w:t>
+      </w:r>
+      <w:r>
+        <w:rPr>
+          <w:iCs/>
+          <w:i/>
+        </w:rPr>
+        <w:t xml:space="preserve">same tool</w:t>
+      </w:r>
+      <w:r>
+        <w:t xml:space="preserve">, and</w:t>
+      </w:r>
+      <w:r>
+        <w:t xml:space="preserve"> </w:t>
+      </w:r>
+      <w:r>
+        <w:rPr>
+          <w:rStyle w:val="VerbatimChar"/>
+        </w:rPr>
+        <w:t xml:space="preserve">select_hotspot_functions.py</w:t>
+      </w:r>
+      <w:r>
+        <w:t xml:space="preserve">/</w:t>
+      </w:r>
+      <w:r>
+        <w:t xml:space="preserve"> </w:t>
+      </w:r>
+      <w:r>
+        <w:rPr>
+          <w:rStyle w:val="VerbatimChar"/>
+        </w:rPr>
+        <w:t xml:space="preserve">select_hotspot_kernels.py</w:t>
+      </w:r>
+      <w:r>
+        <w:t xml:space="preserve"> </w:t>
+      </w:r>
+      <w:r>
+        <w:t xml:space="preserve">use</w:t>
+      </w:r>
+      <w:r>
+        <w:t xml:space="preserve"> </w:t>
+      </w:r>
+      <w:r>
+        <w:t xml:space="preserve">“</w:t>
+      </w:r>
+      <w:r>
+        <w:t xml:space="preserve">select</w:t>
+      </w:r>
+      <w:r>
+        <w:t xml:space="preserve">”</w:t>
+      </w:r>
+      <w:r>
+        <w:t xml:space="preserve"> </w:t>
+      </w:r>
+      <w:r>
+        <w:t xml:space="preserve">where the report tools say</w:t>
+      </w:r>
+      <w:r>
+        <w:t xml:space="preserve"> </w:t>
+      </w:r>
+      <w:r>
+        <w:t xml:space="preserve">“</w:t>
+      </w:r>
+      <w:r>
+        <w:t xml:space="preserve">list</w:t>
+      </w:r>
+      <w:r>
+        <w:t xml:space="preserve">”</w:t>
+      </w:r>
+      <w:r>
+        <w:t xml:space="preserve">. Rather than force one</w:t>
+      </w:r>
+      <w:r>
+        <w:t xml:space="preserve"> </w:t>
+      </w:r>
+      <w:r>
+        <w:t xml:space="preserve">noun (which would have silently changed real help text mid-consolidation),</w:t>
+      </w:r>
+      <w:r>
+        <w:t xml:space="preserve"> </w:t>
+      </w:r>
+      <w:r>
+        <w:rPr>
+          <w:rStyle w:val="VerbatimChar"/>
+        </w:rPr>
+        <w:t xml:space="preserve">add_selection_args()</w:t>
+      </w:r>
+      <w:r>
+        <w:t xml:space="preserve"> </w:t>
+      </w:r>
+      <w:r>
+        <w:t xml:space="preserve">takes a</w:t>
+      </w:r>
+      <w:r>
+        <w:t xml:space="preserve"> </w:t>
+      </w:r>
+      <w:r>
+        <w:rPr>
+          <w:rStyle w:val="VerbatimChar"/>
+        </w:rPr>
+        <w:t xml:space="preserve">plural_noun</w:t>
+      </w:r>
+      <w:r>
+        <w:t xml:space="preserve"> </w:t>
+      </w:r>
+      <w:r>
+        <w:t xml:space="preserve">(the</w:t>
+      </w:r>
+      <w:r>
+        <w:t xml:space="preserve"> </w:t>
+      </w:r>
+      <w:r>
+        <w:rPr>
+          <w:rStyle w:val="VerbatimChar"/>
+        </w:rPr>
+        <w:t xml:space="preserve">--threshold</w:t>
+      </w:r>
+      <w:r>
+        <w:t xml:space="preserve"> </w:t>
+      </w:r>
+      <w:r>
+        <w:t xml:space="preserve">line’s own noun), an optional</w:t>
+      </w:r>
+      <w:r>
+        <w:t xml:space="preserve"> </w:t>
+      </w:r>
+      <w:r>
+        <w:rPr>
+          <w:rStyle w:val="VerbatimChar"/>
+        </w:rPr>
+        <w:t xml:space="preserve">singular_noun</w:t>
+      </w:r>
+      <w:r>
+        <w:t xml:space="preserve"> </w:t>
+      </w:r>
+      <w:r>
+        <w:t xml:space="preserve">(defaults to</w:t>
+      </w:r>
+      <w:r>
+        <w:t xml:space="preserve"> </w:t>
+      </w:r>
+      <w:r>
+        <w:t xml:space="preserve">stripping a trailing</w:t>
+      </w:r>
+      <w:r>
+        <w:t xml:space="preserve"> </w:t>
+      </w:r>
+      <w:r>
+        <w:t xml:space="preserve">“</w:t>
+      </w:r>
+      <w:r>
+        <w:t xml:space="preserve">s</w:t>
+      </w:r>
+      <w:r>
+        <w:t xml:space="preserve">”</w:t>
+      </w:r>
+      <w:r>
+        <w:t xml:space="preserve"> </w:t>
+      </w:r>
+      <w:r>
+        <w:t xml:space="preserve">– wrong for</w:t>
+      </w:r>
+      <w:r>
+        <w:t xml:space="preserve"> </w:t>
+      </w:r>
+      <w:r>
+        <w:t xml:space="preserve">“</w:t>
+      </w:r>
+      <w:r>
+        <w:t xml:space="preserve">entries</w:t>
+      </w:r>
+      <w:r>
+        <w:t xml:space="preserve">”</w:t>
+      </w:r>
+      <w:r>
+        <w:t xml:space="preserve">, caught by a test using that exact case and fixed by</w:t>
+      </w:r>
+      <w:r>
+        <w:t xml:space="preserve"> </w:t>
+      </w:r>
+      <w:r>
+        <w:t xml:space="preserve">passing</w:t>
+      </w:r>
+      <w:r>
+        <w:t xml:space="preserve"> </w:t>
+      </w:r>
+      <w:r>
+        <w:rPr>
+          <w:rStyle w:val="VerbatimChar"/>
+        </w:rPr>
+        <w:t xml:space="preserve">singular_noun="entry"</w:t>
+      </w:r>
+      <w:r>
+        <w:t xml:space="preserve"> </w:t>
+      </w:r>
+      <w:r>
+        <w:t xml:space="preserve">explicitly at its 2 real call sites), an optional</w:t>
+      </w:r>
+      <w:r>
+        <w:t xml:space="preserve"> </w:t>
+      </w:r>
+      <w:r>
+        <w:rPr>
+          <w:rStyle w:val="VerbatimChar"/>
+        </w:rPr>
+        <w:t xml:space="preserve">top_noun</w:t>
+      </w:r>
+      <w:r>
+        <w:t xml:space="preserve"> </w:t>
+      </w:r>
+      <w:r>
+        <w:t xml:space="preserve">(defaults to</w:t>
+      </w:r>
+      <w:r>
+        <w:t xml:space="preserve"> </w:t>
+      </w:r>
+      <w:r>
+        <w:rPr>
+          <w:rStyle w:val="VerbatimChar"/>
+        </w:rPr>
+        <w:t xml:space="preserve">plural_noun</w:t>
+      </w:r>
+      <w:r>
+        <w:t xml:space="preserve">, overridable for the tools whose</w:t>
+      </w:r>
+      <w:r>
+        <w:t xml:space="preserve"> </w:t>
+      </w:r>
+      <w:r>
+        <w:rPr>
+          <w:rStyle w:val="VerbatimChar"/>
+        </w:rPr>
+        <w:t xml:space="preserve">-n/--top</w:t>
+      </w:r>
+      <w:r>
+        <w:t xml:space="preserve"> </w:t>
+      </w:r>
+      <w:r>
+        <w:t xml:space="preserve">line uses a different,</w:t>
+      </w:r>
+      <w:r>
+        <w:t xml:space="preserve"> </w:t>
+      </w:r>
+      <w:r>
+        <w:t xml:space="preserve">often more qualified phrase like</w:t>
+      </w:r>
+      <w:r>
+        <w:t xml:space="preserve"> </w:t>
+      </w:r>
+      <w:r>
+        <w:t xml:space="preserve">“</w:t>
+      </w:r>
+      <w:r>
+        <w:t xml:space="preserve">hotspot kernels</w:t>
+      </w:r>
+      <w:r>
+        <w:t xml:space="preserve">”</w:t>
+      </w:r>
+      <w:r>
+        <w:t xml:space="preserve">), and</w:t>
+      </w:r>
+      <w:r>
+        <w:t xml:space="preserve"> </w:t>
+      </w:r>
+      <w:r>
+        <w:rPr>
+          <w:rStyle w:val="VerbatimChar"/>
+        </w:rPr>
+        <w:t xml:space="preserve">verb</w:t>
+      </w:r>
+      <w:r>
+        <w:t xml:space="preserve"> </w:t>
+      </w:r>
+      <w:r>
+        <w:t xml:space="preserve">(defaults to</w:t>
+      </w:r>
+      <w:r>
+        <w:t xml:space="preserve"> </w:t>
+      </w:r>
+      <w:r>
+        <w:rPr>
+          <w:rStyle w:val="VerbatimChar"/>
+        </w:rPr>
+        <w:t xml:space="preserve">"list"</w:t>
+      </w:r>
+      <w:r>
+        <w:t xml:space="preserve">,</w:t>
+      </w:r>
+      <w:r>
+        <w:t xml:space="preserve"> </w:t>
+      </w:r>
+      <w:r>
+        <w:rPr>
+          <w:rStyle w:val="VerbatimChar"/>
+        </w:rPr>
+        <w:t xml:space="preserve">select_hotspot_*.py</w:t>
+      </w:r>
+      <w:r>
+        <w:t xml:space="preserve"> </w:t>
+      </w:r>
+      <w:r>
+        <w:t xml:space="preserve">pass</w:t>
+      </w:r>
+      <w:r>
+        <w:t xml:space="preserve"> </w:t>
+      </w:r>
+      <w:r>
+        <w:rPr>
+          <w:rStyle w:val="VerbatimChar"/>
+        </w:rPr>
+        <w:t xml:space="preserve">"select"</w:t>
+      </w:r>
+      <w:r>
+        <w:t xml:space="preserve">) – preserving every tool’s exact original wording rather than</w:t>
+      </w:r>
+      <w:r>
+        <w:t xml:space="preserve"> </w:t>
+      </w:r>
+      <w:r>
+        <w:t xml:space="preserve">collapsing them into one.</w:t>
+      </w:r>
+    </w:p>
+    <w:p>
+      <w:pPr>
+        <w:pStyle w:val="BodyText"/>
+      </w:pPr>
+      <w:r>
+        <w:t xml:space="preserve">Every one of the 8 tools’</w:t>
+      </w:r>
+      <w:r>
+        <w:t xml:space="preserve"> </w:t>
+      </w:r>
+      <w:r>
+        <w:rPr>
+          <w:rStyle w:val="VerbatimChar"/>
+        </w:rPr>
+        <w:t xml:space="preserve">main()</w:t>
+      </w:r>
+      <w:r>
+        <w:t xml:space="preserve"> </w:t>
+      </w:r>
+      <w:r>
+        <w:t xml:space="preserve">was updated to call the shared helpers instead of repeating the</w:t>
+      </w:r>
+      <w:r>
+        <w:t xml:space="preserve"> </w:t>
+      </w:r>
+      <w:r>
+        <w:t xml:space="preserve">inline code. Verification: full</w:t>
+      </w:r>
+      <w:r>
+        <w:t xml:space="preserve"> </w:t>
+      </w:r>
+      <w:r>
+        <w:rPr>
+          <w:rStyle w:val="VerbatimChar"/>
+        </w:rPr>
+        <w:t xml:space="preserve">--help</w:t>
+      </w:r>
+      <w:r>
+        <w:t xml:space="preserve"> </w:t>
+      </w:r>
+      <w:r>
+        <w:t xml:space="preserve">diff, before vs. after, across all 8 tools – 6 came back</w:t>
+      </w:r>
+      <w:r>
+        <w:t xml:space="preserve"> </w:t>
+      </w:r>
+      <w:r>
+        <w:t xml:space="preserve">completely byte-identical; the other 2 differences are both deliberate, expected consolidation</w:t>
+      </w:r>
+      <w:r>
+        <w:t xml:space="preserve"> </w:t>
+      </w:r>
+      <w:r>
+        <w:t xml:space="preserve">side-effects, not accidents:</w:t>
+      </w:r>
+      <w:r>
+        <w:t xml:space="preserve"> </w:t>
+      </w:r>
+      <w:r>
+        <w:rPr>
+          <w:rStyle w:val="VerbatimChar"/>
+        </w:rPr>
+        <w:t xml:space="preserve">extract_calltree.py</w:t>
+      </w:r>
+      <w:r>
+        <w:t xml:space="preserve">’s</w:t>
+      </w:r>
+      <w:r>
+        <w:t xml:space="preserve"> </w:t>
+      </w:r>
+      <w:r>
+        <w:rPr>
+          <w:rStyle w:val="VerbatimChar"/>
+        </w:rPr>
+        <w:t xml:space="preserve">--show-all-internals</w:t>
+      </w:r>
+      <w:r>
+        <w:t xml:space="preserve"> </w:t>
+      </w:r>
+      <w:r>
+        <w:t xml:space="preserve">line now says</w:t>
+      </w:r>
+      <w:r>
+        <w:t xml:space="preserve"> </w:t>
+      </w:r>
+      <w:r>
+        <w:t xml:space="preserve">“</w:t>
+      </w:r>
+      <w:r>
+        <w:t xml:space="preserve">all 4</w:t>
+      </w:r>
+      <w:r>
+        <w:t xml:space="preserve"> </w:t>
+      </w:r>
+      <w:r>
+        <w:t xml:space="preserve">–show-* flags</w:t>
+      </w:r>
+      <w:r>
+        <w:t xml:space="preserve">”</w:t>
+      </w:r>
+      <w:r>
+        <w:t xml:space="preserve"> </w:t>
+      </w:r>
+      <w:r>
+        <w:t xml:space="preserve">(computed from</w:t>
+      </w:r>
+      <w:r>
+        <w:t xml:space="preserve"> </w:t>
+      </w:r>
+      <w:r>
+        <w:rPr>
+          <w:rStyle w:val="VerbatimChar"/>
+        </w:rPr>
+        <w:t xml:space="preserve">len(tiers)</w:t>
+      </w:r>
+      <w:r>
+        <w:t xml:space="preserve">) instead of the hardcoded word</w:t>
+      </w:r>
+      <w:r>
+        <w:t xml:space="preserve"> </w:t>
+      </w:r>
+      <w:r>
+        <w:t xml:space="preserve">“</w:t>
+      </w:r>
+      <w:r>
+        <w:t xml:space="preserve">four</w:t>
+      </w:r>
+      <w:r>
+        <w:t xml:space="preserve">”</w:t>
+      </w:r>
+      <w:r>
+        <w:t xml:space="preserve">; and</w:t>
+      </w:r>
+      <w:r>
+        <w:t xml:space="preserve"> </w:t>
+      </w:r>
+      <w:r>
+        <w:rPr>
+          <w:rStyle w:val="VerbatimChar"/>
+        </w:rPr>
+        <w:t xml:space="preserve">extract_calltree_traced.py</w:t>
+      </w:r>
+      <w:r>
+        <w:t xml:space="preserve">’s own</w:t>
+      </w:r>
+      <w:r>
+        <w:t xml:space="preserve"> </w:t>
+      </w:r>
+      <w:r>
+        <w:rPr>
+          <w:rStyle w:val="VerbatimChar"/>
+        </w:rPr>
+        <w:t xml:space="preserve">--show-gpu-api</w:t>
+      </w:r>
+      <w:r>
+        <w:t xml:space="preserve"> </w:t>
+      </w:r>
+      <w:r>
+        <w:t xml:space="preserve">help text – which, it turned out, was never</w:t>
+      </w:r>
+      <w:r>
+        <w:t xml:space="preserve"> </w:t>
+      </w:r>
+      <w:r>
+        <w:t xml:space="preserve">actually byte-identical to</w:t>
+      </w:r>
+      <w:r>
+        <w:t xml:space="preserve"> </w:t>
+      </w:r>
+      <w:r>
+        <w:rPr>
+          <w:rStyle w:val="VerbatimChar"/>
+        </w:rPr>
+        <w:t xml:space="preserve">extract_calltree.py</w:t>
+      </w:r>
+      <w:r>
+        <w:t xml:space="preserve">’s version to begin with (it separately named the</w:t>
+      </w:r>
+      <w:r>
+        <w:t xml:space="preserve"> </w:t>
+      </w:r>
+      <w:r>
+        <w:t xml:space="preserve">hip/hsa/roctx/kfd/rocdecode/rocjpeg/rocr prefix list) – now shares</w:t>
+      </w:r>
+      <w:r>
+        <w:t xml:space="preserve"> </w:t>
+      </w:r>
+      <w:r>
+        <w:rPr>
+          <w:rStyle w:val="VerbatimChar"/>
+        </w:rPr>
+        <w:t xml:space="preserve">extract_calltree.py</w:t>
+      </w:r>
+      <w:r>
+        <w:t xml:space="preserve">’s shorter</w:t>
+      </w:r>
+      <w:r>
+        <w:t xml:space="preserve"> </w:t>
+      </w:r>
+      <w:r>
+        <w:t xml:space="preserve">canonical wording, since unifying genuinely-divergent copies of</w:t>
+      </w:r>
+      <w:r>
+        <w:t xml:space="preserve"> </w:t>
+      </w:r>
+      <w:r>
+        <w:t xml:space="preserve">“</w:t>
+      </w:r>
+      <w:r>
+        <w:t xml:space="preserve">the same flag</w:t>
+      </w:r>
+      <w:r>
+        <w:t xml:space="preserve">”</w:t>
+      </w:r>
+      <w:r>
+        <w:t xml:space="preserve"> </w:t>
+      </w:r>
+      <w:r>
+        <w:t xml:space="preserve">into one text is the</w:t>
+      </w:r>
+      <w:r>
+        <w:t xml:space="preserve"> </w:t>
+      </w:r>
+      <w:r>
+        <w:t xml:space="preserve">whole point of this consolidation. Full test suite: 476 tests (451 existing + 25 new</w:t>
+      </w:r>
+      <w:r>
+        <w:t xml:space="preserve"> </w:t>
+      </w:r>
+      <w:r>
+        <w:rPr>
+          <w:rStyle w:val="VerbatimChar"/>
+        </w:rPr>
+        <w:t xml:space="preserve">test_stage6_cli_common.py</w:t>
+      </w:r>
+      <w:r>
+        <w:t xml:space="preserve"> </w:t>
+      </w:r>
+      <w:r>
+        <w:t xml:space="preserve">tests), all passing, zero changes needed to any existing test. Real-data</w:t>
+      </w:r>
+      <w:r>
+        <w:t xml:space="preserve"> </w:t>
+      </w:r>
+      <w:r>
+        <w:t xml:space="preserve">regeneration across all 6</w:t>
+      </w:r>
+      <w:r>
+        <w:t xml:space="preserve"> </w:t>
+      </w:r>
+      <w:r>
+        <w:rPr>
+          <w:rStyle w:val="VerbatimChar"/>
+        </w:rPr>
+        <w:t xml:space="preserve">test_apps/results/</w:t>
+      </w:r>
+      <w:r>
+        <w:t xml:space="preserve"> </w:t>
+      </w:r>
+      <w:r>
+        <w:t xml:space="preserve">dirs: fully byte-identical (modulo each report’s own</w:t>
+      </w:r>
+      <w:r>
+        <w:t xml:space="preserve"> </w:t>
+      </w:r>
+      <w:r>
+        <w:t xml:space="preserve">timestamp line) – confirmed by diff, a pure internal refactor with no output-visible effect at all.</w:t>
+      </w:r>
+    </w:p>
     <w:bookmarkEnd w:id="77"/>
+    <w:bookmarkEnd w:id="78"/>
     <w:sectPr/>
   </w:body>
 </w:document>

--- a/docs/DEVELOPMENT_HISTORY.docx
+++ b/docs/DEVELOPMENT_HISTORY.docx
@@ -10,7 +10,7 @@
         <w:t xml:space="preserve">Development History</w:t>
       </w:r>
     </w:p>
-    <w:bookmarkStart w:id="78" w:name="development-history"/>
+    <w:bookmarkStart w:id="79" w:name="development-history"/>
     <w:p>
       <w:pPr>
         <w:pStyle w:val="Heading1"/>
@@ -3079,6 +3079,56 @@
           </w:p>
         </w:tc>
       </w:tr>
+      <w:tr>
+        <w:tc>
+          <w:tcPr/>
+          <w:p>
+            <w:pPr>
+              <w:pStyle w:val="Compact"/>
+              <w:jc w:val="left"/>
+            </w:pPr>
+            <w:r>
+              <w:t xml:space="preserve">2026-08-17</w:t>
+            </w:r>
+          </w:p>
+        </w:tc>
+        <w:tc>
+          <w:tcPr/>
+          <w:p>
+            <w:pPr>
+              <w:pStyle w:val="Compact"/>
+              <w:jc w:val="left"/>
+            </w:pPr>
+            <w:r>
+              <w:t xml:space="preserve">Plan 2.15 Phase A: new capstone tool</w:t>
+            </w:r>
+            <w:r>
+              <w:t xml:space="preserve"> </w:t>
+            </w:r>
+            <w:r>
+              <w:rPr>
+                <w:rStyle w:val="VerbatimChar"/>
+              </w:rPr>
+              <w:t xml:space="preserve">extract_hotspot_callers.py</w:t>
+            </w:r>
+            <w:r>
+              <w:t xml:space="preserve"> </w:t>
+            </w:r>
+            <w:r>
+              <w:t xml:space="preserve">(top-N CPU hotspots + each one’s caller chain(s) back to a real program root) – an architecture-validation exercise, not a roadmap item; needed exactly one new primitive (</w:t>
+            </w:r>
+            <w:r>
+              <w:rPr>
+                <w:rStyle w:val="VerbatimChar"/>
+              </w:rPr>
+              <w:t xml:space="preserve">stage4_rocprofsys_tree.caller_chains_for_label()</w:t>
+            </w:r>
+            <w:r>
+              <w:t xml:space="preserve">), everything else reused as-is; real-data testing surfaced and fixed a genuine file-preference bug (see full accounting below)</w:t>
+            </w:r>
+          </w:p>
+        </w:tc>
+      </w:tr>
     </w:tbl>
     <w:bookmarkStart w:id="20" w:name="project-scaffolding-and-rules"/>
     <w:p>
@@ -46132,7 +46182,1130 @@
       </w:r>
     </w:p>
     <w:bookmarkEnd w:id="77"/>
+    <w:bookmarkStart w:id="78" w:name="X81db3db4780c179f1235b6435ec886b7849c5b5"/>
+    <w:p>
+      <w:pPr>
+        <w:pStyle w:val="Heading2"/>
+      </w:pPr>
+      <w:r>
+        <w:t xml:space="preserve">2026-08-17 — Plan 2.15 Phase A:</w:t>
+      </w:r>
+      <w:r>
+        <w:t xml:space="preserve"> </w:t>
+      </w:r>
+      <w:r>
+        <w:rPr>
+          <w:rStyle w:val="VerbatimChar"/>
+        </w:rPr>
+        <w:t xml:space="preserve">extract_hotspot_callers.py</w:t>
+      </w:r>
+      <w:r>
+        <w:t xml:space="preserve">, an architecture-validation capstone</w:t>
+      </w:r>
+    </w:p>
+    <w:p>
+      <w:pPr>
+        <w:pStyle w:val="FirstParagraph"/>
+      </w:pPr>
+      <w:r>
+        <w:t xml:space="preserve">New work beyond the original roadmap, requested as an explicit test: can a genuinely new report be</w:t>
+      </w:r>
+      <w:r>
+        <w:t xml:space="preserve"> </w:t>
+      </w:r>
+      <w:r>
+        <w:t xml:space="preserve">built almost entirely out of stage1-6 primitives that already exist, and if not, what’s actually</w:t>
+      </w:r>
+      <w:r>
+        <w:t xml:space="preserve"> </w:t>
+      </w:r>
+      <w:r>
+        <w:t xml:space="preserve">missing? The tool shows the top N (default 10) CPU hotspots, then, for each one, its caller</w:t>
+      </w:r>
+      <w:r>
+        <w:t xml:space="preserve"> </w:t>
+      </w:r>
+      <w:r>
+        <w:t xml:space="preserve">chain(s) – the ancestor path(s) from a real program root down to every distinct call site that</w:t>
+      </w:r>
+      <w:r>
+        <w:t xml:space="preserve"> </w:t>
+      </w:r>
+      <w:r>
+        <w:t xml:space="preserve">reached it. This is the architectural inverse of the calltree tools (which walk DOWN from roots,</w:t>
+      </w:r>
+      <w:r>
+        <w:t xml:space="preserve"> </w:t>
+      </w:r>
+      <w:r>
+        <w:t xml:space="preserve">rendering descendants): nothing in stage4/stage5 answered</w:t>
+      </w:r>
+      <w:r>
+        <w:t xml:space="preserve"> </w:t>
+      </w:r>
+      <w:r>
+        <w:t xml:space="preserve">“</w:t>
+      </w:r>
+      <w:r>
+        <w:t xml:space="preserve">who called this, all the way up to the</w:t>
+      </w:r>
+      <w:r>
+        <w:t xml:space="preserve"> </w:t>
+      </w:r>
+      <w:r>
+        <w:t xml:space="preserve">root</w:t>
+      </w:r>
+      <w:r>
+        <w:t xml:space="preserve">”</w:t>
+      </w:r>
+      <w:r>
+        <w:t xml:space="preserve"> </w:t>
+      </w:r>
+      <w:r>
+        <w:t xml:space="preserve">before this plan.</w:t>
+      </w:r>
+    </w:p>
+    <w:p>
+      <w:pPr>
+        <w:pStyle w:val="BodyText"/>
+      </w:pPr>
+      <w:r>
+        <w:rPr>
+          <w:bCs/>
+          <w:b/>
+        </w:rPr>
+        <w:t xml:space="preserve">The one new primitive needed</w:t>
+      </w:r>
+      <w:r>
+        <w:t xml:space="preserve">:</w:t>
+      </w:r>
+      <w:r>
+        <w:t xml:space="preserve"> </w:t>
+      </w:r>
+      <w:r>
+        <w:rPr>
+          <w:rStyle w:val="VerbatimChar"/>
+        </w:rPr>
+        <w:t xml:space="preserve">stage4_rocprofsys_tree.caller_chains_for_label(rows, target_label)</w:t>
+      </w:r>
+      <w:r>
+        <w:t xml:space="preserve"> </w:t>
+      </w:r>
+      <w:r>
+        <w:t xml:space="preserve">– walks each matching row’s own</w:t>
+      </w:r>
+      <w:r>
+        <w:t xml:space="preserve"> </w:t>
+      </w:r>
+      <w:r>
+        <w:rPr>
+          <w:rStyle w:val="VerbatimChar"/>
+        </w:rPr>
+        <w:t xml:space="preserve">parent</w:t>
+      </w:r>
+      <w:r>
+        <w:t xml:space="preserve"> </w:t>
+      </w:r>
+      <w:r>
+        <w:t xml:space="preserve">chain up to its root, returning one chain</w:t>
+      </w:r>
+      <w:r>
+        <w:t xml:space="preserve"> </w:t>
+      </w:r>
+      <w:r>
+        <w:t xml:space="preserve">per distinct occurrence. Everything else came from existing code unchanged:</w:t>
+      </w:r>
+      <w:r>
+        <w:t xml:space="preserve"> </w:t>
+      </w:r>
+      <w:r>
+        <w:rPr>
+          <w:rStyle w:val="VerbatimChar"/>
+        </w:rPr>
+        <w:t xml:space="preserve">stage4_rocprofsys_flat .aggregate()</w:t>
+      </w:r>
+      <w:r>
+        <w:t xml:space="preserve"> </w:t>
+      </w:r>
+      <w:r>
+        <w:t xml:space="preserve">for the ranked hotspot selection (same as</w:t>
+      </w:r>
+      <w:r>
+        <w:t xml:space="preserve"> </w:t>
+      </w:r>
+      <w:r>
+        <w:rPr>
+          <w:rStyle w:val="VerbatimChar"/>
+        </w:rPr>
+        <w:t xml:space="preserve">extract_CPU_hotspots.py</w:t>
+      </w:r>
+      <w:r>
+        <w:t xml:space="preserve">),</w:t>
+      </w:r>
+      <w:r>
+        <w:t xml:space="preserve"> </w:t>
+      </w:r>
+      <w:r>
+        <w:rPr>
+          <w:rStyle w:val="VerbatimChar"/>
+        </w:rPr>
+        <w:t xml:space="preserve">stage5_tree_render.load_rank_trees()</w:t>
+      </w:r>
+      <w:r>
+        <w:t xml:space="preserve">/</w:t>
+      </w:r>
+      <w:r>
+        <w:rPr>
+          <w:rStyle w:val="VerbatimChar"/>
+        </w:rPr>
+        <w:t xml:space="preserve">stage4_rocprofsys_tree.merge_rank_trees()</w:t>
+      </w:r>
+      <w:r>
+        <w:t xml:space="preserve"> </w:t>
+      </w:r>
+      <w:r>
+        <w:t xml:space="preserve">for the same</w:t>
+      </w:r>
+      <w:r>
+        <w:t xml:space="preserve"> </w:t>
+      </w:r>
+      <w:r>
+        <w:t xml:space="preserve">merged call tree the calltree tools build,</w:t>
+      </w:r>
+      <w:r>
+        <w:t xml:space="preserve"> </w:t>
+      </w:r>
+      <w:r>
+        <w:rPr>
+          <w:rStyle w:val="VerbatimChar"/>
+        </w:rPr>
+        <w:t xml:space="preserve">stage5_tree_render.format_aligned_rows()</w:t>
+      </w:r>
+      <w:r>
+        <w:t xml:space="preserve"> </w:t>
+      </w:r>
+      <w:r>
+        <w:t xml:space="preserve">for rendering</w:t>
+      </w:r>
+      <w:r>
+        <w:t xml:space="preserve"> </w:t>
+      </w:r>
+      <w:r>
+        <w:t xml:space="preserve">each chain as a flat list of rows (no new tree-rendering primitive needed – a caller chain is</w:t>
+      </w:r>
+      <w:r>
+        <w:t xml:space="preserve"> </w:t>
+      </w:r>
+      <w:r>
+        <w:t xml:space="preserve">linear, not branching, so</w:t>
+      </w:r>
+      <w:r>
+        <w:t xml:space="preserve"> </w:t>
+      </w:r>
+      <w:r>
+        <w:rPr>
+          <w:rStyle w:val="VerbatimChar"/>
+        </w:rPr>
+        <w:t xml:space="preserve">render_forest()</w:t>
+      </w:r>
+      <w:r>
+        <w:t xml:space="preserve">/</w:t>
+      </w:r>
+      <w:r>
+        <w:rPr>
+          <w:rStyle w:val="VerbatimChar"/>
+        </w:rPr>
+        <w:t xml:space="preserve">build_children_map()</w:t>
+      </w:r>
+      <w:r>
+        <w:t xml:space="preserve"> </w:t>
+      </w:r>
+      <w:r>
+        <w:t xml:space="preserve">don’t apply), and the full</w:t>
+      </w:r>
+      <w:r>
+        <w:t xml:space="preserve"> </w:t>
+      </w:r>
+      <w:r>
+        <w:rPr>
+          <w:rStyle w:val="VerbatimChar"/>
+        </w:rPr>
+        <w:t xml:space="preserve">stage6_report_builder</w:t>
+      </w:r>
+      <w:r>
+        <w:t xml:space="preserve">/</w:t>
+      </w:r>
+      <w:r>
+        <w:rPr>
+          <w:rStyle w:val="VerbatimChar"/>
+        </w:rPr>
+        <w:t xml:space="preserve">stage6_run_metadata</w:t>
+      </w:r>
+      <w:r>
+        <w:t xml:space="preserve">/</w:t>
+      </w:r>
+      <w:r>
+        <w:rPr>
+          <w:rStyle w:val="VerbatimChar"/>
+        </w:rPr>
+        <w:t xml:space="preserve">stage6_noise_config</w:t>
+      </w:r>
+      <w:r>
+        <w:t xml:space="preserve">/</w:t>
+      </w:r>
+      <w:r>
+        <w:rPr>
+          <w:rStyle w:val="VerbatimChar"/>
+        </w:rPr>
+        <w:t xml:space="preserve">stage6_cli_common</w:t>
+      </w:r>
+      <w:r>
+        <w:t xml:space="preserve"> </w:t>
+      </w:r>
+      <w:r>
+        <w:t xml:space="preserve">stack. The</w:t>
+      </w:r>
+      <w:r>
+        <w:t xml:space="preserve"> </w:t>
+      </w:r>
+      <w:r>
+        <w:t xml:space="preserve">tool also reuses</w:t>
+      </w:r>
+      <w:r>
+        <w:t xml:space="preserve"> </w:t>
+      </w:r>
+      <w:r>
+        <w:rPr>
+          <w:rStyle w:val="VerbatimChar"/>
+        </w:rPr>
+        <w:t xml:space="preserve">extract_CPU_hotspots.gather_run_info()</w:t>
+      </w:r>
+      <w:r>
+        <w:t xml:space="preserve"> </w:t>
+      </w:r>
+      <w:r>
+        <w:t xml:space="preserve">and</w:t>
+      </w:r>
+      <w:r>
+        <w:t xml:space="preserve"> </w:t>
+      </w:r>
+      <w:r>
+        <w:rPr>
+          <w:rStyle w:val="VerbatimChar"/>
+        </w:rPr>
+        <w:t xml:space="preserve">stage5_calltree_view.strip_wrapper_noise()</w:t>
+      </w:r>
+      <w:r>
+        <w:t xml:space="preserve"> </w:t>
+      </w:r>
+      <w:r>
+        <w:t xml:space="preserve">directly across tool-module boundaries – the same</w:t>
+      </w:r>
+      <w:r>
+        <w:t xml:space="preserve"> </w:t>
+      </w:r>
+      <w:r>
+        <w:t xml:space="preserve">cross-tool reuse</w:t>
+      </w:r>
+      <w:r>
+        <w:t xml:space="preserve"> </w:t>
+      </w:r>
+      <w:r>
+        <w:rPr>
+          <w:rStyle w:val="VerbatimChar"/>
+        </w:rPr>
+        <w:t xml:space="preserve">extract_calltree.py</w:t>
+      </w:r>
+      <w:r>
+        <w:t xml:space="preserve"> </w:t>
+      </w:r>
+      <w:r>
+        <w:t xml:space="preserve">itself already relies on for</w:t>
+      </w:r>
+      <w:r>
+        <w:t xml:space="preserve"> </w:t>
+      </w:r>
+      <w:r>
+        <w:rPr>
+          <w:rStyle w:val="VerbatimChar"/>
+        </w:rPr>
+        <w:t xml:space="preserve">gather_run_info()</w:t>
+      </w:r>
+      <w:r>
+        <w:t xml:space="preserve">, not a new</w:t>
+      </w:r>
+      <w:r>
+        <w:t xml:space="preserve"> </w:t>
+      </w:r>
+      <w:r>
+        <w:t xml:space="preserve">pattern.</w:t>
+      </w:r>
+    </w:p>
+    <w:p>
+      <w:pPr>
+        <w:pStyle w:val="BodyText"/>
+      </w:pPr>
+      <w:r>
+        <w:rPr>
+          <w:bCs/>
+          <w:b/>
+        </w:rPr>
+        <w:t xml:space="preserve">A real bug found during real-data testing, not a hypothetical</w:t>
+      </w:r>
+      <w:r>
+        <w:t xml:space="preserve">: the first implementation</w:t>
+      </w:r>
+      <w:r>
+        <w:t xml:space="preserve"> </w:t>
+      </w:r>
+      <w:r>
+        <w:t xml:space="preserve">preferred</w:t>
+      </w:r>
+      <w:r>
+        <w:t xml:space="preserve"> </w:t>
+      </w:r>
+      <w:r>
+        <w:rPr>
+          <w:rStyle w:val="VerbatimChar"/>
+        </w:rPr>
+        <w:t xml:space="preserve">sampling_wall_clock-*.txt</w:t>
+      </w:r>
+      <w:r>
+        <w:t xml:space="preserve"> </w:t>
+      </w:r>
+      <w:r>
+        <w:t xml:space="preserve">as the tree’s primary file source per rank (matching</w:t>
+      </w:r>
+      <w:r>
+        <w:t xml:space="preserve"> </w:t>
+      </w:r>
+      <w:r>
+        <w:rPr>
+          <w:rStyle w:val="VerbatimChar"/>
+        </w:rPr>
+        <w:t xml:space="preserve">extract_calltree.py</w:t>
+      </w:r>
+      <w:r>
+        <w:t xml:space="preserve">’s own</w:t>
+      </w:r>
+      <w:r>
+        <w:t xml:space="preserve"> </w:t>
+      </w:r>
+      <w:r>
+        <w:t xml:space="preserve">“</w:t>
+      </w:r>
+      <w:r>
+        <w:t xml:space="preserve">true call depth</w:t>
+      </w:r>
+      <w:r>
+        <w:t xml:space="preserve">”</w:t>
+      </w:r>
+      <w:r>
+        <w:t xml:space="preserve"> </w:t>
+      </w:r>
+      <w:r>
+        <w:t xml:space="preserve">default). Against the real</w:t>
+      </w:r>
+      <w:r>
+        <w:t xml:space="preserve"> </w:t>
+      </w:r>
+      <w:r>
+        <w:rPr>
+          <w:rStyle w:val="VerbatimChar"/>
+        </w:rPr>
+        <w:t xml:space="preserve">test_apps/results/ profile_hotspots_C_amd</w:t>
+      </w:r>
+      <w:r>
+        <w:t xml:space="preserve"> </w:t>
+      </w:r>
+      <w:r>
+        <w:t xml:space="preserve">data, this produced</w:t>
+      </w:r>
+      <w:r>
+        <w:t xml:space="preserve"> </w:t>
+      </w:r>
+      <w:r>
+        <w:t xml:space="preserve">“</w:t>
+      </w:r>
+      <w:r>
+        <w:t xml:space="preserve">no caller chain found</w:t>
+      </w:r>
+      <w:r>
+        <w:t xml:space="preserve">”</w:t>
+      </w:r>
+      <w:r>
+        <w:t xml:space="preserve"> </w:t>
+      </w:r>
+      <w:r>
+        <w:t xml:space="preserve">for the run’s own top 2</w:t>
+      </w:r>
+      <w:r>
+        <w:t xml:space="preserve"> </w:t>
+      </w:r>
+      <w:r>
+        <w:t xml:space="preserve">hotspots (</w:t>
+      </w:r>
+      <w:r>
+        <w:rPr>
+          <w:rStyle w:val="VerbatimChar"/>
+        </w:rPr>
+        <w:t xml:space="preserve">MPI_Init</w:t>
+      </w:r>
+      <w:r>
+        <w:t xml:space="preserve">,</w:t>
+      </w:r>
+      <w:r>
+        <w:t xml:space="preserve"> </w:t>
+      </w:r>
+      <w:r>
+        <w:rPr>
+          <w:rStyle w:val="VerbatimChar"/>
+        </w:rPr>
+        <w:t xml:space="preserve">c_app</w:t>
+      </w:r>
+      <w:r>
+        <w:t xml:space="preserve">) – both are exactly instrumented (present in</w:t>
+      </w:r>
+      <w:r>
+        <w:t xml:space="preserve"> </w:t>
+      </w:r>
+      <w:r>
+        <w:rPr>
+          <w:rStyle w:val="VerbatimChar"/>
+        </w:rPr>
+        <w:t xml:space="preserve">wall_clock-*.txt</w:t>
+      </w:r>
+      <w:r>
+        <w:t xml:space="preserve">) but</w:t>
+      </w:r>
+      <w:r>
+        <w:t xml:space="preserve"> </w:t>
+      </w:r>
+      <w:r>
+        <w:t xml:space="preserve">apparently too short/rare for the fixed-interval sampler to ever catch as their own distinct sampled</w:t>
+      </w:r>
+      <w:r>
+        <w:t xml:space="preserve"> </w:t>
+      </w:r>
+      <w:r>
+        <w:t xml:space="preserve">frame. Since this tool’s hotspot ranking already comes from</w:t>
+      </w:r>
+      <w:r>
+        <w:t xml:space="preserve"> </w:t>
+      </w:r>
+      <w:r>
+        <w:rPr>
+          <w:rStyle w:val="VerbatimChar"/>
+        </w:rPr>
+        <w:t xml:space="preserve">aggregate()</w:t>
+      </w:r>
+      <w:r>
+        <w:t xml:space="preserve">’s own wall_clock-wins-</w:t>
+      </w:r>
+      <w:r>
+        <w:t xml:space="preserve"> </w:t>
+      </w:r>
+      <w:r>
+        <w:t xml:space="preserve">per-label merge, the fix was switching the tree’s file preference to match:</w:t>
+      </w:r>
+      <w:r>
+        <w:t xml:space="preserve"> </w:t>
+      </w:r>
+      <w:r>
+        <w:rPr>
+          <w:rStyle w:val="VerbatimChar"/>
+        </w:rPr>
+        <w:t xml:space="preserve">wall_clock-*.txt</w:t>
+      </w:r>
+      <w:r>
+        <w:t xml:space="preserve"> </w:t>
+      </w:r>
+      <w:r>
+        <w:t xml:space="preserve">primary,</w:t>
+      </w:r>
+      <w:r>
+        <w:t xml:space="preserve"> </w:t>
+      </w:r>
+      <w:r>
+        <w:rPr>
+          <w:rStyle w:val="VerbatimChar"/>
+        </w:rPr>
+        <w:t xml:space="preserve">sampling_wall_clock-*.txt</w:t>
+      </w:r>
+      <w:r>
+        <w:t xml:space="preserve"> </w:t>
+      </w:r>
+      <w:r>
+        <w:t xml:space="preserve">fallback (the same preference</w:t>
+      </w:r>
+      <w:r>
+        <w:t xml:space="preserve"> </w:t>
+      </w:r>
+      <w:r>
+        <w:rPr>
+          <w:rStyle w:val="VerbatimChar"/>
+        </w:rPr>
+        <w:t xml:space="preserve">extract_calltree_traced.py</w:t>
+      </w:r>
+      <w:r>
+        <w:t xml:space="preserve"> </w:t>
+      </w:r>
+      <w:r>
+        <w:t xml:space="preserve">already uses, for the same reason). Confirmed against real data both before and after the fix.</w:t>
+      </w:r>
+    </w:p>
+    <w:p>
+      <w:pPr>
+        <w:pStyle w:val="BodyText"/>
+      </w:pPr>
+      <w:r>
+        <w:rPr>
+          <w:rStyle w:val="VerbatimChar"/>
+          <w:bCs/>
+          <w:b/>
+        </w:rPr>
+        <w:t xml:space="preserve">--max-depth</w:t>
+      </w:r>
+      <w:r>
+        <w:rPr>
+          <w:bCs/>
+          <w:b/>
+        </w:rPr>
+        <w:t xml:space="preserve"> </w:t>
+      </w:r>
+      <w:r>
+        <w:rPr>
+          <w:bCs/>
+          <w:b/>
+        </w:rPr>
+        <w:t xml:space="preserve">semantics needed to be direction-aware, not reused blindly.</w:t>
+      </w:r>
+      <w:r>
+        <w:t xml:space="preserve"> </w:t>
+      </w:r>
+      <w:r>
+        <w:t xml:space="preserve">The calltree tools’</w:t>
+      </w:r>
+      <w:r>
+        <w:t xml:space="preserve"> </w:t>
+      </w:r>
+      <w:r>
+        <w:t xml:space="preserve">own</w:t>
+      </w:r>
+      <w:r>
+        <w:t xml:space="preserve"> </w:t>
+      </w:r>
+      <w:r>
+        <w:rPr>
+          <w:rStyle w:val="VerbatimChar"/>
+        </w:rPr>
+        <w:t xml:space="preserve">--max-depth</w:t>
+      </w:r>
+      <w:r>
+        <w:t xml:space="preserve"> </w:t>
+      </w:r>
+      <w:r>
+        <w:t xml:space="preserve">truncates root-relative (how deep from the top). A caller chain is walked in the</w:t>
+      </w:r>
+      <w:r>
+        <w:t xml:space="preserve"> </w:t>
+      </w:r>
+      <w:r>
+        <w:t xml:space="preserve">opposite direction (target-to-root), so the useful truncation is upward from the target –</w:t>
+      </w:r>
+      <w:r>
+        <w:t xml:space="preserve"> </w:t>
+      </w:r>
+      <w:r>
+        <w:t xml:space="preserve">“</w:t>
+      </w:r>
+      <w:r>
+        <w:t xml:space="preserve">show me</w:t>
+      </w:r>
+      <w:r>
+        <w:t xml:space="preserve"> </w:t>
+      </w:r>
+      <w:r>
+        <w:t xml:space="preserve">the N nearest callers,</w:t>
+      </w:r>
+      <w:r>
+        <w:t xml:space="preserve">”</w:t>
+      </w:r>
+      <w:r>
+        <w:t xml:space="preserve"> </w:t>
+      </w:r>
+      <w:r>
+        <w:t xml:space="preserve">not</w:t>
+      </w:r>
+      <w:r>
+        <w:t xml:space="preserve"> </w:t>
+      </w:r>
+      <w:r>
+        <w:t xml:space="preserve">“</w:t>
+      </w:r>
+      <w:r>
+        <w:t xml:space="preserve">show me the first N levels from a root that isn’t the point.</w:t>
+      </w:r>
+      <w:r>
+        <w:t xml:space="preserve">”</w:t>
+      </w:r>
+      <w:r>
+        <w:t xml:space="preserve"> </w:t>
+      </w:r>
+      <w:r>
+        <w:t xml:space="preserve">Rather</w:t>
+      </w:r>
+      <w:r>
+        <w:t xml:space="preserve"> </w:t>
+      </w:r>
+      <w:r>
+        <w:t xml:space="preserve">than give</w:t>
+      </w:r>
+      <w:r>
+        <w:t xml:space="preserve"> </w:t>
+      </w:r>
+      <w:r>
+        <w:rPr>
+          <w:rStyle w:val="VerbatimChar"/>
+        </w:rPr>
+        <w:t xml:space="preserve">stage6_cli_common.add_max_depth_arg()</w:t>
+      </w:r>
+      <w:r>
+        <w:t xml:space="preserve"> </w:t>
+      </w:r>
+      <w:r>
+        <w:t xml:space="preserve">a second, differently-worded sibling function,</w:t>
+      </w:r>
+      <w:r>
+        <w:t xml:space="preserve"> </w:t>
+      </w:r>
+      <w:r>
+        <w:t xml:space="preserve">it gained an optional</w:t>
+      </w:r>
+      <w:r>
+        <w:t xml:space="preserve"> </w:t>
+      </w:r>
+      <w:r>
+        <w:rPr>
+          <w:rStyle w:val="VerbatimChar"/>
+        </w:rPr>
+        <w:t xml:space="preserve">help_text</w:t>
+      </w:r>
+      <w:r>
+        <w:t xml:space="preserve"> </w:t>
+      </w:r>
+      <w:r>
+        <w:t xml:space="preserve">override (defaulting to the existing root-relative wording,</w:t>
+      </w:r>
+      <w:r>
+        <w:t xml:space="preserve"> </w:t>
+      </w:r>
+      <w:r>
+        <w:t xml:space="preserve">verified byte-identical for both existing calltree tools) – one shared flag name/dest/type, two</w:t>
+      </w:r>
+      <w:r>
+        <w:t xml:space="preserve"> </w:t>
+      </w:r>
+      <w:r>
+        <w:t xml:space="preserve">possible meanings depending on which direction a given renderer walks. A truncated chain shows one</w:t>
+      </w:r>
+      <w:r>
+        <w:t xml:space="preserve"> </w:t>
+      </w:r>
+      <w:r>
+        <w:t xml:space="preserve">marker line (</w:t>
+      </w:r>
+      <w:r>
+        <w:t xml:space="preserve">“</w:t>
+      </w:r>
+      <w:r>
+        <w:t xml:space="preserve">N more ancestor(s) hidden above this point</w:t>
+      </w:r>
+      <w:r>
+        <w:t xml:space="preserve">”</w:t>
+      </w:r>
+      <w:r>
+        <w:t xml:space="preserve">), the same convention as the calltree</w:t>
+      </w:r>
+      <w:r>
+        <w:t xml:space="preserve"> </w:t>
+      </w:r>
+      <w:r>
+        <w:t xml:space="preserve">tools’ own</w:t>
+      </w:r>
+      <w:r>
+        <w:t xml:space="preserve"> </w:t>
+      </w:r>
+      <w:r>
+        <w:t xml:space="preserve">“</w:t>
+      </w:r>
+      <w:r>
+        <w:t xml:space="preserve">N more node(s) hidden below this point</w:t>
+      </w:r>
+      <w:r>
+        <w:t xml:space="preserve">”</w:t>
+      </w:r>
+      <w:r>
+        <w:t xml:space="preserve"> </w:t>
+      </w:r>
+      <w:r>
+        <w:t xml:space="preserve">marker, just pointed the other way.</w:t>
+      </w:r>
+    </w:p>
+    <w:p>
+      <w:pPr>
+        <w:pStyle w:val="BodyText"/>
+      </w:pPr>
+      <w:r>
+        <w:rPr>
+          <w:bCs/>
+          <w:b/>
+        </w:rPr>
+        <w:t xml:space="preserve">What Phase A’s accounting actually shows</w:t>
+      </w:r>
+      <w:r>
+        <w:t xml:space="preserve">: one new function needed (</w:t>
+      </w:r>
+      <w:r>
+        <w:rPr>
+          <w:rStyle w:val="VerbatimChar"/>
+        </w:rPr>
+        <w:t xml:space="preserve">caller_chains_for_label()</w:t>
+      </w:r>
+      <w:r>
+        <w:t xml:space="preserve">,</w:t>
+      </w:r>
+      <w:r>
+        <w:t xml:space="preserve"> </w:t>
+      </w:r>
+      <w:r>
+        <w:t xml:space="preserve">~15 lines), one existing shared helper extended for a second use case (</w:t>
+      </w:r>
+      <w:r>
+        <w:rPr>
+          <w:rStyle w:val="VerbatimChar"/>
+        </w:rPr>
+        <w:t xml:space="preserve">add_max_depth_arg()</w:t>
+      </w:r>
+      <w:r>
+        <w:t xml:space="preserve">’s</w:t>
+      </w:r>
+      <w:r>
+        <w:t xml:space="preserve"> </w:t>
+      </w:r>
+      <w:r>
+        <w:rPr>
+          <w:rStyle w:val="VerbatimChar"/>
+        </w:rPr>
+        <w:t xml:space="preserve">help_text</w:t>
+      </w:r>
+      <w:r>
+        <w:t xml:space="preserve"> </w:t>
+      </w:r>
+      <w:r>
+        <w:t xml:space="preserve">param, fully backward compatible), and one real data-source preference bug found and</w:t>
+      </w:r>
+      <w:r>
+        <w:t xml:space="preserve"> </w:t>
+      </w:r>
+      <w:r>
+        <w:t xml:space="preserve">fixed by testing against actual profiling output rather than synthetic fixtures alone. No new</w:t>
+      </w:r>
+      <w:r>
+        <w:t xml:space="preserve"> </w:t>
+      </w:r>
+      <w:r>
+        <w:t xml:space="preserve">rendering primitive, no new report-assembly primitive, no new noise-classification code. The</w:t>
+      </w:r>
+      <w:r>
+        <w:t xml:space="preserve"> </w:t>
+      </w:r>
+      <w:r>
+        <w:t xml:space="preserve">architecture held up for a genuinely new report shape.</w:t>
+      </w:r>
+    </w:p>
+    <w:p>
+      <w:pPr>
+        <w:pStyle w:val="BodyText"/>
+      </w:pPr>
+      <w:r>
+        <w:t xml:space="preserve">Tests: 4 new</w:t>
+      </w:r>
+      <w:r>
+        <w:t xml:space="preserve"> </w:t>
+      </w:r>
+      <w:r>
+        <w:rPr>
+          <w:rStyle w:val="VerbatimChar"/>
+        </w:rPr>
+        <w:t xml:space="preserve">caller_chains_for_label()</w:t>
+      </w:r>
+      <w:r>
+        <w:t xml:space="preserve"> </w:t>
+      </w:r>
+      <w:r>
+        <w:t xml:space="preserve">unit tests (single call site, multiple call sites, no</w:t>
+      </w:r>
+      <w:r>
+        <w:t xml:space="preserve"> </w:t>
+      </w:r>
+      <w:r>
+        <w:t xml:space="preserve">match, target-is-a-root) in</w:t>
+      </w:r>
+      <w:r>
+        <w:t xml:space="preserve"> </w:t>
+      </w:r>
+      <w:r>
+        <w:rPr>
+          <w:rStyle w:val="VerbatimChar"/>
+        </w:rPr>
+        <w:t xml:space="preserve">test_stage4_rocprofsys_tree.py</w:t>
+      </w:r>
+      <w:r>
+        <w:t xml:space="preserve">; 2 new</w:t>
+      </w:r>
+      <w:r>
+        <w:t xml:space="preserve"> </w:t>
+      </w:r>
+      <w:r>
+        <w:rPr>
+          <w:rStyle w:val="VerbatimChar"/>
+        </w:rPr>
+        <w:t xml:space="preserve">add_max_depth_arg()</w:t>
+      </w:r>
+      <w:r>
+        <w:t xml:space="preserve"> </w:t>
+      </w:r>
+      <w:r>
+        <w:rPr>
+          <w:rStyle w:val="VerbatimChar"/>
+        </w:rPr>
+        <w:t xml:space="preserve">help_text</w:t>
+      </w:r>
+      <w:r>
+        <w:t xml:space="preserve"> </w:t>
+      </w:r>
+      <w:r>
+        <w:t xml:space="preserve">tests in</w:t>
+      </w:r>
+      <w:r>
+        <w:t xml:space="preserve"> </w:t>
+      </w:r>
+      <w:r>
+        <w:rPr>
+          <w:rStyle w:val="VerbatimChar"/>
+        </w:rPr>
+        <w:t xml:space="preserve">test_stage6_cli_common.py</w:t>
+      </w:r>
+      <w:r>
+        <w:t xml:space="preserve">; 14 new tests in</w:t>
+      </w:r>
+      <w:r>
+        <w:t xml:space="preserve"> </w:t>
+      </w:r>
+      <w:r>
+        <w:rPr>
+          <w:rStyle w:val="VerbatimChar"/>
+        </w:rPr>
+        <w:t xml:space="preserve">test_extract_hotspot_callers.py</w:t>
+      </w:r>
+      <w:r>
+        <w:t xml:space="preserve"> </w:t>
+      </w:r>
+      <w:r>
+        <w:t xml:space="preserve">(</w:t>
+      </w:r>
+      <w:r>
+        <w:rPr>
+          <w:rStyle w:val="VerbatimChar"/>
+        </w:rPr>
+        <w:t xml:space="preserve">_render_chain()</w:t>
+      </w:r>
+      <w:r>
+        <w:t xml:space="preserve">’s own truncation math in isolation, plus end-to-end</w:t>
+      </w:r>
+      <w:r>
+        <w:t xml:space="preserve"> </w:t>
+      </w:r>
+      <w:r>
+        <w:rPr>
+          <w:rStyle w:val="VerbatimChar"/>
+        </w:rPr>
+        <w:t xml:space="preserve">write_report()</w:t>
+      </w:r>
+      <w:r>
+        <w:t xml:space="preserve">/</w:t>
+      </w:r>
+      <w:r>
+        <w:rPr>
+          <w:rStyle w:val="VerbatimChar"/>
+        </w:rPr>
+        <w:t xml:space="preserve">main()</w:t>
+      </w:r>
+      <w:r>
+        <w:t xml:space="preserve"> </w:t>
+      </w:r>
+      <w:r>
+        <w:t xml:space="preserve">coverage against real fixtures: a 2-level chain, a root-only function, a real 3-level chain with and</w:t>
+      </w:r>
+      <w:r>
+        <w:t xml:space="preserve"> </w:t>
+      </w:r>
+      <w:r>
+        <w:t xml:space="preserve">without</w:t>
+      </w:r>
+      <w:r>
+        <w:t xml:space="preserve"> </w:t>
+      </w:r>
+      <w:r>
+        <w:rPr>
+          <w:rStyle w:val="VerbatimChar"/>
+        </w:rPr>
+        <w:t xml:space="preserve">--max-depth</w:t>
+      </w:r>
+      <w:r>
+        <w:t xml:space="preserve"> </w:t>
+      </w:r>
+      <w:r>
+        <w:t xml:space="preserve">truncation,</w:t>
+      </w:r>
+      <w:r>
+        <w:t xml:space="preserve"> </w:t>
+      </w:r>
+      <w:r>
+        <w:rPr>
+          <w:rStyle w:val="VerbatimChar"/>
+        </w:rPr>
+        <w:t xml:space="preserve">--unfiltered</w:t>
+      </w:r>
+      <w:r>
+        <w:t xml:space="preserve">, missing/empty directories, and</w:t>
+      </w:r>
+      <w:r>
+        <w:t xml:space="preserve"> </w:t>
+      </w:r>
+      <w:r>
+        <w:rPr>
+          <w:rStyle w:val="VerbatimChar"/>
+        </w:rPr>
+        <w:t xml:space="preserve">--extra-noise-config</w:t>
+      </w:r>
+      <w:r>
+        <w:t xml:space="preserve"> </w:t>
+      </w:r>
+      <w:r>
+        <w:t xml:space="preserve">threading). Full suite: 496 tests, all passing. Verification:</w:t>
+      </w:r>
+      <w:r>
+        <w:t xml:space="preserve"> </w:t>
+      </w:r>
+      <w:r>
+        <w:rPr>
+          <w:rStyle w:val="VerbatimChar"/>
+        </w:rPr>
+        <w:t xml:space="preserve">--help</w:t>
+      </w:r>
+      <w:r>
+        <w:t xml:space="preserve"> </w:t>
+      </w:r>
+      <w:r>
+        <w:t xml:space="preserve">diff</w:t>
+      </w:r>
+      <w:r>
+        <w:t xml:space="preserve"> </w:t>
+      </w:r>
+      <w:r>
+        <w:t xml:space="preserve">confirms zero behavior change to both existing calltree tools (the</w:t>
+      </w:r>
+      <w:r>
+        <w:t xml:space="preserve"> </w:t>
+      </w:r>
+      <w:r>
+        <w:rPr>
+          <w:rStyle w:val="VerbatimChar"/>
+        </w:rPr>
+        <w:t xml:space="preserve">add_max_depth_arg()</w:t>
+      </w:r>
+      <w:r>
+        <w:t xml:space="preserve"> </w:t>
+      </w:r>
+      <w:r>
+        <w:t xml:space="preserve">signature</w:t>
+      </w:r>
+      <w:r>
+        <w:t xml:space="preserve"> </w:t>
+      </w:r>
+      <w:r>
+        <w:t xml:space="preserve">change is additive-only); real-data regeneration confirms</w:t>
+      </w:r>
+      <w:r>
+        <w:t xml:space="preserve"> </w:t>
+      </w:r>
+      <w:r>
+        <w:rPr>
+          <w:rStyle w:val="VerbatimChar"/>
+        </w:rPr>
+        <w:t xml:space="preserve">extract_calltree.py</w:t>
+      </w:r>
+      <w:r>
+        <w:t xml:space="preserve">’s own output stays</w:t>
+      </w:r>
+      <w:r>
+        <w:t xml:space="preserve"> </w:t>
+      </w:r>
+      <w:r>
+        <w:t xml:space="preserve">fully byte-identical across all 6</w:t>
+      </w:r>
+      <w:r>
+        <w:t xml:space="preserve"> </w:t>
+      </w:r>
+      <w:r>
+        <w:rPr>
+          <w:rStyle w:val="VerbatimChar"/>
+        </w:rPr>
+        <w:t xml:space="preserve">test_apps/results/</w:t>
+      </w:r>
+      <w:r>
+        <w:t xml:space="preserve"> </w:t>
+      </w:r>
+      <w:r>
+        <w:t xml:space="preserve">dirs (this plan touches no code either tool’s</w:t>
+      </w:r>
+      <w:r>
+        <w:t xml:space="preserve"> </w:t>
+      </w:r>
+      <w:r>
+        <w:t xml:space="preserve">own report generation depends on beyond the one backward-compatible helper signature change).</w:t>
+      </w:r>
+    </w:p>
+    <w:p>
+      <w:pPr>
+        <w:pStyle w:val="BodyText"/>
+      </w:pPr>
+      <w:r>
+        <w:t xml:space="preserve">Phase B (GPU-aware extension: fusing in GPU kernels as top-N entries and resolving their caller</w:t>
+      </w:r>
+      <w:r>
+        <w:t xml:space="preserve"> </w:t>
+      </w:r>
+      <w:r>
+        <w:t xml:space="preserve">chains through their launching CPU node) is deferred to its own plan – see</w:t>
+      </w:r>
+      <w:r>
+        <w:t xml:space="preserve"> </w:t>
+      </w:r>
+      <w:r>
+        <w:rPr>
+          <w:rStyle w:val="VerbatimChar"/>
+        </w:rPr>
+        <w:t xml:space="preserve">docs/plans/2.15-hotspot-callers-capstone.md</w:t>
+      </w:r>
+      <w:r>
+        <w:t xml:space="preserve">.</w:t>
+      </w:r>
+    </w:p>
     <w:bookmarkEnd w:id="78"/>
+    <w:bookmarkEnd w:id="79"/>
     <w:sectPr/>
   </w:body>
 </w:document>

--- a/docs/DEVELOPMENT_HISTORY.docx
+++ b/docs/DEVELOPMENT_HISTORY.docx
@@ -10,7 +10,7 @@
         <w:t xml:space="preserve">Development History</w:t>
       </w:r>
     </w:p>
-    <w:bookmarkStart w:id="79" w:name="development-history"/>
+    <w:bookmarkStart w:id="80" w:name="development-history"/>
     <w:p>
       <w:pPr>
         <w:pStyle w:val="Heading1"/>
@@ -3129,6 +3129,107 @@
           </w:p>
         </w:tc>
       </w:tr>
+      <w:tr>
+        <w:tc>
+          <w:tcPr/>
+          <w:p>
+            <w:pPr>
+              <w:pStyle w:val="Compact"/>
+              <w:jc w:val="left"/>
+            </w:pPr>
+            <w:r>
+              <w:t xml:space="preserve">2026-08-17</w:t>
+            </w:r>
+          </w:p>
+        </w:tc>
+        <w:tc>
+          <w:tcPr/>
+          <w:p>
+            <w:pPr>
+              <w:pStyle w:val="Compact"/>
+              <w:jc w:val="left"/>
+            </w:pPr>
+            <w:r>
+              <w:t xml:space="preserve">Plan 2.15 Phase B:</w:t>
+            </w:r>
+            <w:r>
+              <w:t xml:space="preserve"> </w:t>
+            </w:r>
+            <w:r>
+              <w:rPr>
+                <w:rStyle w:val="VerbatimChar"/>
+              </w:rPr>
+              <w:t xml:space="preserve">extract_hotspot_callers.py</w:t>
+            </w:r>
+            <w:r>
+              <w:t xml:space="preserve"> </w:t>
+            </w:r>
+            <w:r>
+              <w:t xml:space="preserve">gains an optional GPU-paired mode – fuses CPU+GPU ranking (reusing</w:t>
+            </w:r>
+            <w:r>
+              <w:t xml:space="preserve"> </w:t>
+            </w:r>
+            <w:r>
+              <w:rPr>
+                <w:rStyle w:val="VerbatimChar"/>
+              </w:rPr>
+              <w:t xml:space="preserve">stage5_fused_hotspots_table.build_combined_view()</w:t>
+            </w:r>
+            <w:r>
+              <w:t xml:space="preserve"> </w:t>
+            </w:r>
+            <w:r>
+              <w:t xml:space="preserve">as-is) and traces a hot kernel’s own caller chain(s) through its launching CPU call site; needed one small, additive gap-fix (a</w:t>
+            </w:r>
+            <w:r>
+              <w:t xml:space="preserve"> </w:t>
+            </w:r>
+            <w:r>
+              <w:rPr>
+                <w:rStyle w:val="VerbatimChar"/>
+              </w:rPr>
+              <w:t xml:space="preserve">parent</w:t>
+            </w:r>
+            <w:r>
+              <w:t xml:space="preserve"> </w:t>
+            </w:r>
+            <w:r>
+              <w:t xml:space="preserve">link on synthetic kernel nodes plus a</w:t>
+            </w:r>
+            <w:r>
+              <w:t xml:space="preserve"> </w:t>
+            </w:r>
+            <w:r>
+              <w:rPr>
+                <w:rStyle w:val="VerbatimChar"/>
+              </w:rPr>
+              <w:t xml:space="preserve">collect_into</w:t>
+            </w:r>
+            <w:r>
+              <w:t xml:space="preserve"> </w:t>
+            </w:r>
+            <w:r>
+              <w:t xml:space="preserve">param), after which</w:t>
+            </w:r>
+            <w:r>
+              <w:t xml:space="preserve"> </w:t>
+            </w:r>
+            <w:r>
+              <w:rPr>
+                <w:rStyle w:val="VerbatimChar"/>
+              </w:rPr>
+              <w:t xml:space="preserve">caller_chains_for_label()</w:t>
+            </w:r>
+            <w:r>
+              <w:t xml:space="preserve"> </w:t>
+            </w:r>
+            <w:r>
+              <w:t xml:space="preserve">handles kernels with zero further changes – see full accounting below</w:t>
+            </w:r>
+          </w:p>
+        </w:tc>
+      </w:tr>
     </w:tbl>
     <w:bookmarkStart w:id="20" w:name="project-scaffolding-and-rules"/>
     <w:p>
@@ -47305,7 +47406,981 @@
       </w:r>
     </w:p>
     <w:bookmarkEnd w:id="78"/>
+    <w:bookmarkStart w:id="79" w:name="X109124c6ee7747f3241a433b885522e26c7d431"/>
+    <w:p>
+      <w:pPr>
+        <w:pStyle w:val="Heading2"/>
+      </w:pPr>
+      <w:r>
+        <w:t xml:space="preserve">2026-08-17 — Plan 2.15 Phase B: GPU-aware</w:t>
+      </w:r>
+      <w:r>
+        <w:t xml:space="preserve"> </w:t>
+      </w:r>
+      <w:r>
+        <w:rPr>
+          <w:rStyle w:val="VerbatimChar"/>
+        </w:rPr>
+        <w:t xml:space="preserve">extract_hotspot_callers.py</w:t>
+      </w:r>
+    </w:p>
+    <w:p>
+      <w:pPr>
+        <w:pStyle w:val="FirstParagraph"/>
+      </w:pPr>
+      <w:r>
+        <w:t xml:space="preserve">Detailed plan written and implemented in the same session, informed by Phase A’s actual code</w:t>
+      </w:r>
+      <w:r>
+        <w:t xml:space="preserve"> </w:t>
+      </w:r>
+      <w:r>
+        <w:t xml:space="preserve">(see</w:t>
+      </w:r>
+      <w:r>
+        <w:t xml:space="preserve"> </w:t>
+      </w:r>
+      <w:r>
+        <w:rPr>
+          <w:rStyle w:val="VerbatimChar"/>
+        </w:rPr>
+        <w:t xml:space="preserve">docs/plans/2.15-hotspot-callers-capstone.md</w:t>
+      </w:r>
+      <w:r>
+        <w:t xml:space="preserve">’s</w:t>
+      </w:r>
+      <w:r>
+        <w:t xml:space="preserve"> </w:t>
+      </w:r>
+      <w:r>
+        <w:t xml:space="preserve">“</w:t>
+      </w:r>
+      <w:r>
+        <w:t xml:space="preserve">Phase B</w:t>
+      </w:r>
+      <w:r>
+        <w:t xml:space="preserve">”</w:t>
+      </w:r>
+      <w:r>
+        <w:t xml:space="preserve"> </w:t>
+      </w:r>
+      <w:r>
+        <w:t xml:space="preserve">section) rather than the original</w:t>
+      </w:r>
+      <w:r>
+        <w:t xml:space="preserve"> </w:t>
+      </w:r>
+      <w:r>
+        <w:t xml:space="preserve">sketch. The real test here was narrower than Phase A’s: can the</w:t>
+      </w:r>
+      <w:r>
+        <w:t xml:space="preserve"> </w:t>
+      </w:r>
+      <w:r>
+        <w:rPr>
+          <w:iCs/>
+          <w:i/>
+        </w:rPr>
+        <w:t xml:space="preserve">existing</w:t>
+      </w:r>
+      <w:r>
+        <w:t xml:space="preserve"> </w:t>
+      </w:r>
+      <w:r>
+        <w:t xml:space="preserve">kernel-attachment</w:t>
+      </w:r>
+      <w:r>
+        <w:t xml:space="preserve"> </w:t>
+      </w:r>
+      <w:r>
+        <w:t xml:space="preserve">machinery – built entirely for rendering a kernel as a descendant in the calltree tools – be</w:t>
+      </w:r>
+      <w:r>
+        <w:t xml:space="preserve"> </w:t>
+      </w:r>
+      <w:r>
+        <w:t xml:space="preserve">reused for the opposite direction, walking a kernel’s caller chain upward?</w:t>
+      </w:r>
+    </w:p>
+    <w:p>
+      <w:pPr>
+        <w:pStyle w:val="BodyText"/>
+      </w:pPr>
+      <w:r>
+        <w:rPr>
+          <w:bCs/>
+          <w:b/>
+        </w:rPr>
+        <w:t xml:space="preserve">The gap, found by reading the code, not guessing</w:t>
+      </w:r>
+      <w:r>
+        <w:t xml:space="preserve">:</w:t>
+      </w:r>
+      <w:r>
+        <w:t xml:space="preserve"> </w:t>
+      </w:r>
+      <w:r>
+        <w:rPr>
+          <w:rStyle w:val="VerbatimChar"/>
+        </w:rPr>
+        <w:t xml:space="preserve">stage4_rocprofsys_tree.make_kernel_node()</w:t>
+      </w:r>
+      <w:r>
+        <w:t xml:space="preserve"> </w:t>
+      </w:r>
+      <w:r>
+        <w:t xml:space="preserve">built synthetic kernel nodes with no</w:t>
+      </w:r>
+      <w:r>
+        <w:t xml:space="preserve"> </w:t>
+      </w:r>
+      <w:r>
+        <w:rPr>
+          <w:rStyle w:val="VerbatimChar"/>
+        </w:rPr>
+        <w:t xml:space="preserve">parent</w:t>
+      </w:r>
+      <w:r>
+        <w:t xml:space="preserve"> </w:t>
+      </w:r>
+      <w:r>
+        <w:t xml:space="preserve">key at all – every other row shape in this codebase</w:t>
+      </w:r>
+      <w:r>
+        <w:t xml:space="preserve"> </w:t>
+      </w:r>
+      <w:r>
+        <w:t xml:space="preserve">carries one (that’s what</w:t>
+      </w:r>
+      <w:r>
+        <w:t xml:space="preserve"> </w:t>
+      </w:r>
+      <w:r>
+        <w:rPr>
+          <w:rStyle w:val="VerbatimChar"/>
+        </w:rPr>
+        <w:t xml:space="preserve">caller_chains_for_label()</w:t>
+      </w:r>
+      <w:r>
+        <w:t xml:space="preserve"> </w:t>
+      </w:r>
+      <w:r>
+        <w:t xml:space="preserve">walks), but a synthetic node never needed one,</w:t>
+      </w:r>
+      <w:r>
+        <w:t xml:space="preserve"> </w:t>
+      </w:r>
+      <w:r>
+        <w:t xml:space="preserve">since</w:t>
+      </w:r>
+      <w:r>
+        <w:t xml:space="preserve"> </w:t>
+      </w:r>
+      <w:r>
+        <w:rPr>
+          <w:rStyle w:val="VerbatimChar"/>
+        </w:rPr>
+        <w:t xml:space="preserve">render_forest()</w:t>
+      </w:r>
+      <w:r>
+        <w:t xml:space="preserve"> </w:t>
+      </w:r>
+      <w:r>
+        <w:t xml:space="preserve">only ever walks down through</w:t>
+      </w:r>
+      <w:r>
+        <w:t xml:space="preserve"> </w:t>
+      </w:r>
+      <w:r>
+        <w:rPr>
+          <w:rStyle w:val="VerbatimChar"/>
+        </w:rPr>
+        <w:t xml:space="preserve">static_children</w:t>
+      </w:r>
+      <w:r>
+        <w:t xml:space="preserve">. The fix was two small,</w:t>
+      </w:r>
+      <w:r>
+        <w:t xml:space="preserve"> </w:t>
+      </w:r>
+      <w:r>
+        <w:t xml:space="preserve">fully backward-compatible additions:</w:t>
+      </w:r>
+      <w:r>
+        <w:t xml:space="preserve"> </w:t>
+      </w:r>
+      <w:r>
+        <w:rPr>
+          <w:rStyle w:val="VerbatimChar"/>
+        </w:rPr>
+        <w:t xml:space="preserve">make_kernel_node(label, per_rank, parent=None)</w:t>
+      </w:r>
+      <w:r>
+        <w:t xml:space="preserve"> </w:t>
+      </w:r>
+      <w:r>
+        <w:t xml:space="preserve">and</w:t>
+      </w:r>
+      <w:r>
+        <w:t xml:space="preserve"> </w:t>
+      </w:r>
+      <w:r>
+        <w:rPr>
+          <w:rStyle w:val="VerbatimChar"/>
+        </w:rPr>
+        <w:t xml:space="preserve">attach_kernel_summaries(rows, gpu_kernel_by_rank, is_pruned, collect_into=None)</w:t>
+      </w:r>
+      <w:r>
+        <w:t xml:space="preserve"> </w:t>
+      </w:r>
+      <w:r>
+        <w:t xml:space="preserve">(threaded through</w:t>
+      </w:r>
+      <w:r>
+        <w:t xml:space="preserve"> </w:t>
+      </w:r>
+      <w:r>
+        <w:rPr>
+          <w:rStyle w:val="VerbatimChar"/>
+        </w:rPr>
+        <w:t xml:space="preserve">stage5_tree_render.attach_and_render_gpu_kernels()</w:t>
+      </w:r>
+      <w:r>
+        <w:t xml:space="preserve"> </w:t>
+      </w:r>
+      <w:r>
+        <w:t xml:space="preserve">too) – when</w:t>
+      </w:r>
+      <w:r>
+        <w:t xml:space="preserve"> </w:t>
+      </w:r>
+      <w:r>
+        <w:rPr>
+          <w:rStyle w:val="VerbatimChar"/>
+        </w:rPr>
+        <w:t xml:space="preserve">collect_into</w:t>
+      </w:r>
+      <w:r>
+        <w:t xml:space="preserve"> </w:t>
+      </w:r>
+      <w:r>
+        <w:t xml:space="preserve">is a list, every</w:t>
+      </w:r>
+      <w:r>
+        <w:t xml:space="preserve"> </w:t>
+      </w:r>
+      <w:r>
+        <w:t xml:space="preserve">newly attached kernel node (the group wrapper and each per-kernel-name leaf) is appended to it, now</w:t>
+      </w:r>
+      <w:r>
+        <w:t xml:space="preserve"> </w:t>
+      </w:r>
+      <w:r>
+        <w:t xml:space="preserve">carrying a real</w:t>
+      </w:r>
+      <w:r>
+        <w:t xml:space="preserve"> </w:t>
+      </w:r>
+      <w:r>
+        <w:rPr>
+          <w:rStyle w:val="VerbatimChar"/>
+        </w:rPr>
+        <w:t xml:space="preserve">parent</w:t>
+      </w:r>
+      <w:r>
+        <w:t xml:space="preserve"> </w:t>
+      </w:r>
+      <w:r>
+        <w:t xml:space="preserve">chain up through its anchor to the root. Every existing call site passes</w:t>
+      </w:r>
+      <w:r>
+        <w:t xml:space="preserve"> </w:t>
+      </w:r>
+      <w:r>
+        <w:t xml:space="preserve">neither param, so nothing about either calltree tool’s own rendered output could change – confirmed</w:t>
+      </w:r>
+      <w:r>
+        <w:t xml:space="preserve"> </w:t>
+      </w:r>
+      <w:r>
+        <w:t xml:space="preserve">by the full suite staying green,</w:t>
+      </w:r>
+      <w:r>
+        <w:t xml:space="preserve"> </w:t>
+      </w:r>
+      <w:r>
+        <w:rPr>
+          <w:rStyle w:val="VerbatimChar"/>
+        </w:rPr>
+        <w:t xml:space="preserve">--help</w:t>
+      </w:r>
+      <w:r>
+        <w:t xml:space="preserve"> </w:t>
+      </w:r>
+      <w:r>
+        <w:t xml:space="preserve">staying byte-identical for both tools, and real-data</w:t>
+      </w:r>
+      <w:r>
+        <w:t xml:space="preserve"> </w:t>
+      </w:r>
+      <w:r>
+        <w:t xml:space="preserve">regeneration across all 6</w:t>
+      </w:r>
+      <w:r>
+        <w:t xml:space="preserve"> </w:t>
+      </w:r>
+      <w:r>
+        <w:rPr>
+          <w:rStyle w:val="VerbatimChar"/>
+        </w:rPr>
+        <w:t xml:space="preserve">test_apps/results/</w:t>
+      </w:r>
+      <w:r>
+        <w:t xml:space="preserve"> </w:t>
+      </w:r>
+      <w:r>
+        <w:t xml:space="preserve">dirs staying byte-identical for both.</w:t>
+      </w:r>
+    </w:p>
+    <w:p>
+      <w:pPr>
+        <w:pStyle w:val="BodyText"/>
+      </w:pPr>
+      <w:r>
+        <w:rPr>
+          <w:bCs/>
+          <w:b/>
+        </w:rPr>
+        <w:t xml:space="preserve">With that fix alone, zero new tree-walking code was needed.</w:t>
+      </w:r>
+      <w:r>
+        <w:t xml:space="preserve"> </w:t>
+      </w:r>
+      <w:r>
+        <w:t xml:space="preserve">Once a kernel is attached with</w:t>
+      </w:r>
+      <w:r>
+        <w:t xml:space="preserve"> </w:t>
+      </w:r>
+      <w:r>
+        <w:rPr>
+          <w:rStyle w:val="VerbatimChar"/>
+        </w:rPr>
+        <w:t xml:space="preserve">collect_into=flat</w:t>
+      </w:r>
+      <w:r>
+        <w:t xml:space="preserve">,</w:t>
+      </w:r>
+      <w:r>
+        <w:t xml:space="preserve"> </w:t>
+      </w:r>
+      <w:r>
+        <w:rPr>
+          <w:rStyle w:val="VerbatimChar"/>
+        </w:rPr>
+        <w:t xml:space="preserve">caller_chains_for_label(flat, kernel_name)</w:t>
+      </w:r>
+      <w:r>
+        <w:t xml:space="preserve"> </w:t>
+      </w:r>
+      <w:r>
+        <w:t xml:space="preserve">– Phase A’s own function,</w:t>
+      </w:r>
+      <w:r>
+        <w:t xml:space="preserve"> </w:t>
+      </w:r>
+      <w:r>
+        <w:t xml:space="preserve">unmodified – finds and walks it exactly like any CPU function: a kernel attached at multiple</w:t>
+      </w:r>
+      <w:r>
+        <w:t xml:space="preserve"> </w:t>
+      </w:r>
+      <w:r>
+        <w:t xml:space="preserve">anchors (the proportional-split case) naturally yields multiple matching leaf nodes, so it already</w:t>
+      </w:r>
+      <w:r>
+        <w:t xml:space="preserve"> </w:t>
+      </w:r>
+      <w:r>
+        <w:t xml:space="preserve">returns one chain per launch site; a kernel</w:t>
+      </w:r>
+      <w:r>
+        <w:t xml:space="preserve"> </w:t>
+      </w:r>
+      <w:r>
+        <w:rPr>
+          <w:rStyle w:val="VerbatimChar"/>
+        </w:rPr>
+        <w:t xml:space="preserve">attach_kernel_summaries()</w:t>
+      </w:r>
+      <w:r>
+        <w:t xml:space="preserve"> </w:t>
+      </w:r>
+      <w:r>
+        <w:t xml:space="preserve">couldn’t place anywhere</w:t>
+      </w:r>
+      <w:r>
+        <w:t xml:space="preserve"> </w:t>
+      </w:r>
+      <w:r>
+        <w:t xml:space="preserve">never gets added to</w:t>
+      </w:r>
+      <w:r>
+        <w:t xml:space="preserve"> </w:t>
+      </w:r>
+      <w:r>
+        <w:rPr>
+          <w:rStyle w:val="VerbatimChar"/>
+        </w:rPr>
+        <w:t xml:space="preserve">flat</w:t>
+      </w:r>
+      <w:r>
+        <w:t xml:space="preserve">, so the lookup naturally returns</w:t>
+      </w:r>
+      <w:r>
+        <w:t xml:space="preserve"> </w:t>
+      </w:r>
+      <w:r>
+        <w:rPr>
+          <w:rStyle w:val="VerbatimChar"/>
+        </w:rPr>
+        <w:t xml:space="preserve">[]</w:t>
+      </w:r>
+      <w:r>
+        <w:t xml:space="preserve"> </w:t>
+      </w:r>
+      <w:r>
+        <w:t xml:space="preserve">– the same</w:t>
+      </w:r>
+      <w:r>
+        <w:t xml:space="preserve"> </w:t>
+      </w:r>
+      <w:r>
+        <w:t xml:space="preserve">“</w:t>
+      </w:r>
+      <w:r>
+        <w:t xml:space="preserve">no caller chain found</w:t>
+      </w:r>
+      <w:r>
+        <w:t xml:space="preserve">”</w:t>
+      </w:r>
+      <w:r>
+        <w:t xml:space="preserve"> </w:t>
+      </w:r>
+      <w:r>
+        <w:t xml:space="preserve">message Phase A already prints, no kernel-specific fallback text needed either.</w:t>
+      </w:r>
+    </w:p>
+    <w:p>
+      <w:pPr>
+        <w:pStyle w:val="BodyText"/>
+      </w:pPr>
+      <w:r>
+        <w:rPr>
+          <w:bCs/>
+          <w:b/>
+        </w:rPr>
+        <w:t xml:space="preserve">Tool-level changes</w:t>
+      </w:r>
+      <w:r>
+        <w:t xml:space="preserve">: an optional second</w:t>
+      </w:r>
+      <w:r>
+        <w:t xml:space="preserve"> </w:t>
+      </w:r>
+      <w:r>
+        <w:rPr>
+          <w:rStyle w:val="VerbatimChar"/>
+        </w:rPr>
+        <w:t xml:space="preserve">gpu_dir</w:t>
+      </w:r>
+      <w:r>
+        <w:t xml:space="preserve"> </w:t>
+      </w:r>
+      <w:r>
+        <w:t xml:space="preserve">positional argument, resolved via</w:t>
+      </w:r>
+      <w:r>
+        <w:t xml:space="preserve"> </w:t>
+      </w:r>
+      <w:r>
+        <w:rPr>
+          <w:rStyle w:val="VerbatimChar"/>
+        </w:rPr>
+        <w:t xml:space="preserve">stage1_run_dirs.resolve_two_dirs()</w:t>
+      </w:r>
+      <w:r>
+        <w:t xml:space="preserve"> </w:t>
+      </w:r>
+      <w:r>
+        <w:t xml:space="preserve">(the same optional-GPU-pairing shape the calltree tools already</w:t>
+      </w:r>
+      <w:r>
+        <w:t xml:space="preserve"> </w:t>
+      </w:r>
+      <w:r>
+        <w:t xml:space="preserve">use – GPU-less operation stays a first-class mode, not a required pairing like</w:t>
+      </w:r>
+      <w:r>
+        <w:t xml:space="preserve"> </w:t>
+      </w:r>
+      <w:r>
+        <w:rPr>
+          <w:rStyle w:val="VerbatimChar"/>
+        </w:rPr>
+        <w:t xml:space="preserve">extract_hotspots.py</w:t>
+      </w:r>
+      <w:r>
+        <w:t xml:space="preserve">). When it resolves, the hotspot pool switches from</w:t>
+      </w:r>
+      <w:r>
+        <w:t xml:space="preserve"> </w:t>
+      </w:r>
+      <w:r>
+        <w:rPr>
+          <w:rStyle w:val="VerbatimChar"/>
+        </w:rPr>
+        <w:t xml:space="preserve">stage4_rocprofsys_flat.aggregate()</w:t>
+      </w:r>
+      <w:r>
+        <w:t xml:space="preserve">’s bare CPU entries to</w:t>
+      </w:r>
+      <w:r>
+        <w:t xml:space="preserve"> </w:t>
+      </w:r>
+      <w:r>
+        <w:rPr>
+          <w:rStyle w:val="VerbatimChar"/>
+        </w:rPr>
+        <w:t xml:space="preserve">stage5_fused_hotspots_table.build_combined_view()</w:t>
+      </w:r>
+      <w:r>
+        <w:t xml:space="preserve">’s fused CPU+GPU pool and</w:t>
+      </w:r>
+      <w:r>
+        <w:t xml:space="preserve"> </w:t>
+      </w:r>
+      <w:r>
+        <w:rPr>
+          <w:rStyle w:val="VerbatimChar"/>
+        </w:rPr>
+        <w:t xml:space="preserve">FUSED_HOTSPOTS_COLUMNS</w:t>
+      </w:r>
+      <w:r>
+        <w:t xml:space="preserve"> </w:t>
+      </w:r>
+      <w:r>
+        <w:t xml:space="preserve">– both reused as literally the same objects</w:t>
+      </w:r>
+      <w:r>
+        <w:t xml:space="preserve"> </w:t>
+      </w:r>
+      <w:r>
+        <w:rPr>
+          <w:rStyle w:val="VerbatimChar"/>
+        </w:rPr>
+        <w:t xml:space="preserve">extract_hotspots.py</w:t>
+      </w:r>
+      <w:r>
+        <w:t xml:space="preserve"> </w:t>
+      </w:r>
+      <w:r>
+        <w:t xml:space="preserve">already</w:t>
+      </w:r>
+      <w:r>
+        <w:t xml:space="preserve"> </w:t>
+      </w:r>
+      <w:r>
+        <w:t xml:space="preserve">renders with; when it’s absent, every code path is exactly Phase A’s, unchanged.</w:t>
+      </w:r>
+      <w:r>
+        <w:t xml:space="preserve"> </w:t>
+      </w:r>
+      <w:r>
+        <w:rPr>
+          <w:rStyle w:val="VerbatimChar"/>
+        </w:rPr>
+        <w:t xml:space="preserve">gpu_api</w:t>
+      </w:r>
+      <w:r>
+        <w:t xml:space="preserve"> </w:t>
+      </w:r>
+      <w:r>
+        <w:t xml:space="preserve">noise is</w:t>
+      </w:r>
+      <w:r>
+        <w:t xml:space="preserve"> </w:t>
+      </w:r>
+      <w:r>
+        <w:t xml:space="preserve">hidden by default from kernel-anchor resolution (matching every other tool’s default), with no new</w:t>
+      </w:r>
+      <w:r>
+        <w:t xml:space="preserve"> </w:t>
+      </w:r>
+      <w:r>
+        <w:rPr>
+          <w:rStyle w:val="VerbatimChar"/>
+        </w:rPr>
+        <w:t xml:space="preserve">--show-gpu-api</w:t>
+      </w:r>
+      <w:r>
+        <w:t xml:space="preserve"> </w:t>
+      </w:r>
+      <w:r>
+        <w:t xml:space="preserve">flag in this first cut – an open question left for later, not silently decided</w:t>
+      </w:r>
+      <w:r>
+        <w:t xml:space="preserve"> </w:t>
+      </w:r>
+      <w:r>
+        <w:t xml:space="preserve">against.</w:t>
+      </w:r>
+    </w:p>
+    <w:p>
+      <w:pPr>
+        <w:pStyle w:val="BodyText"/>
+      </w:pPr>
+      <w:r>
+        <w:t xml:space="preserve">Verified against three of the calltree tools’ own existing kernel-attachment fixtures</w:t>
+      </w:r>
+      <w:r>
+        <w:t xml:space="preserve"> </w:t>
+      </w:r>
+      <w:r>
+        <w:t xml:space="preserve">(</w:t>
+      </w:r>
+      <w:r>
+        <w:rPr>
+          <w:rStyle w:val="VerbatimChar"/>
+        </w:rPr>
+        <w:t xml:space="preserve">calltree_kernel_anchor</w:t>
+      </w:r>
+      <w:r>
+        <w:t xml:space="preserve">,</w:t>
+      </w:r>
+      <w:r>
+        <w:t xml:space="preserve"> </w:t>
+      </w:r>
+      <w:r>
+        <w:rPr>
+          <w:rStyle w:val="VerbatimChar"/>
+        </w:rPr>
+        <w:t xml:space="preserve">calltree_kernel_multi_anchor</w:t>
+      </w:r>
+      <w:r>
+        <w:t xml:space="preserve">,</w:t>
+      </w:r>
+      <w:r>
+        <w:t xml:space="preserve"> </w:t>
+      </w:r>
+      <w:r>
+        <w:rPr>
+          <w:rStyle w:val="VerbatimChar"/>
+        </w:rPr>
+        <w:t xml:space="preserve">calltree_kernel_no_anchor</w:t>
+      </w:r>
+      <w:r>
+        <w:t xml:space="preserve"> </w:t>
+      </w:r>
+      <w:r>
+        <w:t xml:space="preserve">– none use</w:t>
+      </w:r>
+      <w:r>
+        <w:t xml:space="preserve"> </w:t>
+      </w:r>
+      <w:r>
+        <w:t xml:space="preserve">Cray’s</w:t>
+      </w:r>
+      <w:r>
+        <w:t xml:space="preserve"> </w:t>
+      </w:r>
+      <w:r>
+        <w:rPr>
+          <w:rStyle w:val="VerbatimChar"/>
+        </w:rPr>
+        <w:t xml:space="preserve">$ck_</w:t>
+      </w:r>
+      <w:r>
+        <w:t xml:space="preserve"> </w:t>
+      </w:r>
+      <w:r>
+        <w:t xml:space="preserve">owner-naming, so all three exercise</w:t>
+      </w:r>
+      <w:r>
+        <w:t xml:space="preserve"> </w:t>
+      </w:r>
+      <w:r>
+        <w:rPr>
+          <w:rStyle w:val="VerbatimChar"/>
+        </w:rPr>
+        <w:t xml:space="preserve">find_kernel_anchors()</w:t>
+      </w:r>
+      <w:r>
+        <w:t xml:space="preserve">‘</w:t>
+      </w:r>
+      <w:r>
+        <w:t xml:space="preserve">s structural fallback, not</w:t>
+      </w:r>
+      <w:r>
+        <w:t xml:space="preserve"> </w:t>
+      </w:r>
+      <w:r>
+        <w:rPr>
+          <w:rStyle w:val="VerbatimChar"/>
+        </w:rPr>
+        <w:t xml:space="preserve">kernel_owner_label()</w:t>
+      </w:r>
+      <w:r>
+        <w:t xml:space="preserve">’s name match): a single-anchor kernel’s caller chain resolves through its one</w:t>
+      </w:r>
+      <w:r>
+        <w:t xml:space="preserve"> </w:t>
+      </w:r>
+      <w:r>
+        <w:t xml:space="preserve">launch site; a multi-anchor kernel gets one chain per launch site (</w:t>
+      </w:r>
+      <w:r>
+        <w:rPr>
+          <w:rStyle w:val="VerbatimChar"/>
+        </w:rPr>
+        <w:t xml:space="preserve">compute_a</w:t>
+      </w:r>
+      <w:r>
+        <w:t xml:space="preserve">/</w:t>
+      </w:r>
+      <w:r>
+        <w:rPr>
+          <w:rStyle w:val="VerbatimChar"/>
+        </w:rPr>
+        <w:t xml:space="preserve">compute_b</w:t>
+      </w:r>
+      <w:r>
+        <w:t xml:space="preserve">, matching</w:t>
+      </w:r>
+      <w:r>
+        <w:t xml:space="preserve"> </w:t>
+      </w:r>
+      <w:r>
+        <w:t xml:space="preserve">the existing proportional-split fixture); an unplaceable kernel shows</w:t>
+      </w:r>
+      <w:r>
+        <w:t xml:space="preserve"> </w:t>
+      </w:r>
+      <w:r>
+        <w:t xml:space="preserve">“</w:t>
+      </w:r>
+      <w:r>
+        <w:t xml:space="preserve">no caller chain found</w:t>
+      </w:r>
+      <w:r>
+        <w:t xml:space="preserve">”</w:t>
+      </w:r>
+      <w:r>
+        <w:t xml:space="preserve"> </w:t>
+      </w:r>
+      <w:r>
+        <w:t xml:space="preserve">plus</w:t>
+      </w:r>
+      <w:r>
+        <w:t xml:space="preserve"> </w:t>
+      </w:r>
+      <w:r>
+        <w:t xml:space="preserve">the calltree tools</w:t>
+      </w:r>
+      <w:r>
+        <w:t xml:space="preserve">’</w:t>
+      </w:r>
+      <w:r>
+        <w:t xml:space="preserve"> </w:t>
+      </w:r>
+      <w:r>
+        <w:t xml:space="preserve">own</w:t>
+      </w:r>
+      <w:r>
+        <w:t xml:space="preserve"> </w:t>
+      </w:r>
+      <w:r>
+        <w:t xml:space="preserve">“</w:t>
+      </w:r>
+      <w:r>
+        <w:t xml:space="preserve">no owning subroutine or launch call site found</w:t>
+      </w:r>
+      <w:r>
+        <w:t xml:space="preserve">”</w:t>
+      </w:r>
+      <w:r>
+        <w:t xml:space="preserve"> </w:t>
+      </w:r>
+      <w:r>
+        <w:t xml:space="preserve">fallback section.</w:t>
+      </w:r>
+    </w:p>
+    <w:p>
+      <w:pPr>
+        <w:pStyle w:val="BodyText"/>
+      </w:pPr>
+      <w:r>
+        <w:t xml:space="preserve">Tests: 7 new</w:t>
+      </w:r>
+      <w:r>
+        <w:t xml:space="preserve"> </w:t>
+      </w:r>
+      <w:r>
+        <w:rPr>
+          <w:rStyle w:val="VerbatimChar"/>
+        </w:rPr>
+        <w:t xml:space="preserve">stage4_rocprofsys_tree.py</w:t>
+      </w:r>
+      <w:r>
+        <w:t xml:space="preserve"> </w:t>
+      </w:r>
+      <w:r>
+        <w:t xml:space="preserve">tests (</w:t>
+      </w:r>
+      <w:r>
+        <w:rPr>
+          <w:rStyle w:val="VerbatimChar"/>
+        </w:rPr>
+        <w:t xml:space="preserve">make_kernel_node()</w:t>
+      </w:r>
+      <w:r>
+        <w:t xml:space="preserve">’s</w:t>
+      </w:r>
+      <w:r>
+        <w:t xml:space="preserve"> </w:t>
+      </w:r>
+      <w:r>
+        <w:rPr>
+          <w:rStyle w:val="VerbatimChar"/>
+        </w:rPr>
+        <w:t xml:space="preserve">parent</w:t>
+      </w:r>
+      <w:r>
+        <w:t xml:space="preserve"> </w:t>
+      </w:r>
+      <w:r>
+        <w:t xml:space="preserve">default/override,</w:t>
+      </w:r>
+      <w:r>
+        <w:t xml:space="preserve"> </w:t>
+      </w:r>
+      <w:r>
+        <w:rPr>
+          <w:rStyle w:val="VerbatimChar"/>
+        </w:rPr>
+        <w:t xml:space="preserve">attach_kernel_summaries()</w:t>
+      </w:r>
+      <w:r>
+        <w:t xml:space="preserve">’s</w:t>
+      </w:r>
+      <w:r>
+        <w:t xml:space="preserve"> </w:t>
+      </w:r>
+      <w:r>
+        <w:rPr>
+          <w:rStyle w:val="VerbatimChar"/>
+        </w:rPr>
+        <w:t xml:space="preserve">collect_into</w:t>
+      </w:r>
+      <w:r>
+        <w:t xml:space="preserve"> </w:t>
+      </w:r>
+      <w:r>
+        <w:t xml:space="preserve">gathering the right nodes across single- and</w:t>
+      </w:r>
+      <w:r>
+        <w:t xml:space="preserve"> </w:t>
+      </w:r>
+      <w:r>
+        <w:t xml:space="preserve">multi-anchor cases, and the integration test that actually proves the point –</w:t>
+      </w:r>
+      <w:r>
+        <w:t xml:space="preserve"> </w:t>
+      </w:r>
+      <w:r>
+        <w:rPr>
+          <w:rStyle w:val="VerbatimChar"/>
+        </w:rPr>
+        <w:t xml:space="preserve">caller_chains_for_label()</w:t>
+      </w:r>
+      <w:r>
+        <w:t xml:space="preserve"> </w:t>
+      </w:r>
+      <w:r>
+        <w:t xml:space="preserve">walking straight through an attached kernel with no kernel-specific</w:t>
+      </w:r>
+      <w:r>
+        <w:t xml:space="preserve"> </w:t>
+      </w:r>
+      <w:r>
+        <w:t xml:space="preserve">code). 6 new</w:t>
+      </w:r>
+      <w:r>
+        <w:t xml:space="preserve"> </w:t>
+      </w:r>
+      <w:r>
+        <w:rPr>
+          <w:rStyle w:val="VerbatimChar"/>
+        </w:rPr>
+        <w:t xml:space="preserve">extract_hotspot_callers.py</w:t>
+      </w:r>
+      <w:r>
+        <w:t xml:space="preserve"> </w:t>
+      </w:r>
+      <w:r>
+        <w:t xml:space="preserve">tests (the three fixture scenarios above, CPU-only</w:t>
+      </w:r>
+      <w:r>
+        <w:t xml:space="preserve"> </w:t>
+      </w:r>
+      <w:r>
+        <w:t xml:space="preserve">operation unaffected by the new</w:t>
+      </w:r>
+      <w:r>
+        <w:t xml:space="preserve"> </w:t>
+      </w:r>
+      <w:r>
+        <w:rPr>
+          <w:rStyle w:val="VerbatimChar"/>
+        </w:rPr>
+        <w:t xml:space="preserve">gpu_dir</w:t>
+      </w:r>
+      <w:r>
+        <w:t xml:space="preserve"> </w:t>
+      </w:r>
+      <w:r>
+        <w:t xml:space="preserve">param, a missing-GPU-data error when</w:t>
+      </w:r>
+      <w:r>
+        <w:t xml:space="preserve"> </w:t>
+      </w:r>
+      <w:r>
+        <w:rPr>
+          <w:rStyle w:val="VerbatimChar"/>
+        </w:rPr>
+        <w:t xml:space="preserve">gpu_dir</w:t>
+      </w:r>
+      <w:r>
+        <w:t xml:space="preserve"> </w:t>
+      </w:r>
+      <w:r>
+        <w:t xml:space="preserve">is</w:t>
+      </w:r>
+      <w:r>
+        <w:t xml:space="preserve"> </w:t>
+      </w:r>
+      <w:r>
+        <w:t xml:space="preserve">explicitly given but empty, and CLI-level auto-resolution from a combined parent directory). Full</w:t>
+      </w:r>
+      <w:r>
+        <w:t xml:space="preserve"> </w:t>
+      </w:r>
+      <w:r>
+        <w:t xml:space="preserve">suite: 509 tests, all passing.</w:t>
+      </w:r>
+    </w:p>
     <w:bookmarkEnd w:id="79"/>
+    <w:bookmarkEnd w:id="80"/>
     <w:sectPr/>
   </w:body>
 </w:document>

--- a/docs/DEVELOPMENT_HISTORY.docx
+++ b/docs/DEVELOPMENT_HISTORY.docx
@@ -10,7 +10,7 @@
         <w:t xml:space="preserve">Development History</w:t>
       </w:r>
     </w:p>
-    <w:bookmarkStart w:id="80" w:name="development-history"/>
+    <w:bookmarkStart w:id="81" w:name="development-history"/>
     <w:p>
       <w:pPr>
         <w:pStyle w:val="Heading1"/>
@@ -3230,6 +3230,122 @@
           </w:p>
         </w:tc>
       </w:tr>
+      <w:tr>
+        <w:tc>
+          <w:tcPr/>
+          <w:p>
+            <w:pPr>
+              <w:pStyle w:val="Compact"/>
+              <w:jc w:val="left"/>
+            </w:pPr>
+            <w:r>
+              <w:t xml:space="preserve">2026-08-17</w:t>
+            </w:r>
+          </w:p>
+        </w:tc>
+        <w:tc>
+          <w:tcPr/>
+          <w:p>
+            <w:pPr>
+              <w:pStyle w:val="Compact"/>
+              <w:jc w:val="left"/>
+            </w:pPr>
+            <w:r>
+              <w:t xml:space="preserve">Plan 2.16: reorganized</w:t>
+            </w:r>
+            <w:r>
+              <w:t xml:space="preserve"> </w:t>
+            </w:r>
+            <w:r>
+              <w:rPr>
+                <w:rStyle w:val="VerbatimChar"/>
+              </w:rPr>
+              <w:t xml:space="preserve">postprocess/</w:t>
+            </w:r>
+            <w:r>
+              <w:t xml:space="preserve"> </w:t>
+            </w:r>
+            <w:r>
+              <w:t xml:space="preserve">into one directory per stage (</w:t>
+            </w:r>
+            <w:r>
+              <w:rPr>
+                <w:rStyle w:val="VerbatimChar"/>
+              </w:rPr>
+              <w:t xml:space="preserve">stage1/</w:t>
+            </w:r>
+            <w:r>
+              <w:t xml:space="preserve">-</w:t>
+            </w:r>
+            <w:r>
+              <w:rPr>
+                <w:rStyle w:val="VerbatimChar"/>
+              </w:rPr>
+              <w:t xml:space="preserve">stage6/</w:t>
+            </w:r>
+            <w:r>
+              <w:t xml:space="preserve">) plus a</w:t>
+            </w:r>
+            <w:r>
+              <w:t xml:space="preserve"> </w:t>
+            </w:r>
+            <w:r>
+              <w:rPr>
+                <w:rStyle w:val="VerbatimChar"/>
+              </w:rPr>
+              <w:t xml:space="preserve">tools/</w:t>
+            </w:r>
+            <w:r>
+              <w:t xml:space="preserve"> </w:t>
+            </w:r>
+            <w:r>
+              <w:t xml:space="preserve">directory for the 9 CLI tools, mirrored in</w:t>
+            </w:r>
+            <w:r>
+              <w:t xml:space="preserve"> </w:t>
+            </w:r>
+            <w:r>
+              <w:rPr>
+                <w:rStyle w:val="VerbatimChar"/>
+              </w:rPr>
+              <w:t xml:space="preserve">tests/</w:t>
+            </w:r>
+            <w:r>
+              <w:t xml:space="preserve">; pure relocation, zero import-statement changes anywhere (a new shared</w:t>
+            </w:r>
+            <w:r>
+              <w:t xml:space="preserve"> </w:t>
+            </w:r>
+            <w:r>
+              <w:rPr>
+                <w:rStyle w:val="VerbatimChar"/>
+              </w:rPr>
+              <w:t xml:space="preserve">_stage_paths.py</w:t>
+            </w:r>
+            <w:r>
+              <w:t xml:space="preserve"> </w:t>
+            </w:r>
+            <w:r>
+              <w:t xml:space="preserve">sys.path bootstrap keeps every existing flat</w:t>
+            </w:r>
+            <w:r>
+              <w:t xml:space="preserve"> </w:t>
+            </w:r>
+            <w:r>
+              <w:rPr>
+                <w:rStyle w:val="VerbatimChar"/>
+              </w:rPr>
+              <w:t xml:space="preserve">from stageN_x import y</w:t>
+            </w:r>
+            <w:r>
+              <w:t xml:space="preserve"> </w:t>
+            </w:r>
+            <w:r>
+              <w:t xml:space="preserve">working unchanged) – surfaced and fixed one real, pre-existing test-isolation bug along the way (see full accounting below)</w:t>
+            </w:r>
+          </w:p>
+        </w:tc>
+      </w:tr>
     </w:tbl>
     <w:bookmarkStart w:id="20" w:name="project-scaffolding-and-rules"/>
     <w:p>
@@ -48380,7 +48496,1242 @@
       </w:r>
     </w:p>
     <w:bookmarkEnd w:id="79"/>
+    <w:bookmarkStart w:id="80" w:name="X8812490e06de5642f4de47ad24b5fef1c8fe2d0"/>
+    <w:p>
+      <w:pPr>
+        <w:pStyle w:val="Heading2"/>
+      </w:pPr>
+      <w:r>
+        <w:t xml:space="preserve">2026-08-17 — Plan 2.16: reorganize</w:t>
+      </w:r>
+      <w:r>
+        <w:t xml:space="preserve"> </w:t>
+      </w:r>
+      <w:r>
+        <w:rPr>
+          <w:rStyle w:val="VerbatimChar"/>
+        </w:rPr>
+        <w:t xml:space="preserve">postprocess/</w:t>
+      </w:r>
+      <w:r>
+        <w:t xml:space="preserve"> </w:t>
+      </w:r>
+      <w:r>
+        <w:t xml:space="preserve">into one directory per stage +</w:t>
+      </w:r>
+      <w:r>
+        <w:t xml:space="preserve"> </w:t>
+      </w:r>
+      <w:r>
+        <w:rPr>
+          <w:rStyle w:val="VerbatimChar"/>
+        </w:rPr>
+        <w:t xml:space="preserve">tools/</w:t>
+      </w:r>
+    </w:p>
+    <w:p>
+      <w:pPr>
+        <w:pStyle w:val="FirstParagraph"/>
+      </w:pPr>
+      <w:r>
+        <w:t xml:space="preserve">Pure directory reorganization, not a roadmap item:</w:t>
+      </w:r>
+      <w:r>
+        <w:t xml:space="preserve"> </w:t>
+      </w:r>
+      <w:r>
+        <w:rPr>
+          <w:rStyle w:val="VerbatimChar"/>
+        </w:rPr>
+        <w:t xml:space="preserve">postprocess/</w:t>
+      </w:r>
+      <w:r>
+        <w:t xml:space="preserve"> </w:t>
+      </w:r>
+      <w:r>
+        <w:t xml:space="preserve">had grown to 29 flat Python files</w:t>
+      </w:r>
+      <w:r>
+        <w:t xml:space="preserve"> </w:t>
+      </w:r>
+      <w:r>
+        <w:t xml:space="preserve">(plus</w:t>
+      </w:r>
+      <w:r>
+        <w:t xml:space="preserve"> </w:t>
+      </w:r>
+      <w:r>
+        <w:rPr>
+          <w:rStyle w:val="VerbatimChar"/>
+        </w:rPr>
+        <w:t xml:space="preserve">default_noise_patterns.json</w:t>
+      </w:r>
+      <w:r>
+        <w:t xml:space="preserve">) with the stage-based architecture built up over plans 2.1-2.15</w:t>
+      </w:r>
+      <w:r>
+        <w:t xml:space="preserve"> </w:t>
+      </w:r>
+      <w:r>
+        <w:t xml:space="preserve">invisible from the file listing itself. Every</w:t>
+      </w:r>
+      <w:r>
+        <w:t xml:space="preserve"> </w:t>
+      </w:r>
+      <w:r>
+        <w:rPr>
+          <w:rStyle w:val="VerbatimChar"/>
+        </w:rPr>
+        <w:t xml:space="preserve">stageN_*.py</w:t>
+      </w:r>
+      <w:r>
+        <w:t xml:space="preserve"> </w:t>
+      </w:r>
+      <w:r>
+        <w:t xml:space="preserve">now lives in its own</w:t>
+      </w:r>
+      <w:r>
+        <w:t xml:space="preserve"> </w:t>
+      </w:r>
+      <w:r>
+        <w:rPr>
+          <w:rStyle w:val="VerbatimChar"/>
+        </w:rPr>
+        <w:t xml:space="preserve">stage1/</w:t>
+      </w:r>
+      <w:r>
+        <w:t xml:space="preserve">-</w:t>
+      </w:r>
+      <w:r>
+        <w:rPr>
+          <w:rStyle w:val="VerbatimChar"/>
+        </w:rPr>
+        <w:t xml:space="preserve">stage6/</w:t>
+      </w:r>
+      <w:r>
+        <w:t xml:space="preserve"> </w:t>
+      </w:r>
+      <w:r>
+        <w:t xml:space="preserve">subdirectory; the 9 CLI tools (</w:t>
+      </w:r>
+      <w:r>
+        <w:rPr>
+          <w:rStyle w:val="VerbatimChar"/>
+        </w:rPr>
+        <w:t xml:space="preserve">extract_*.py</w:t>
+      </w:r>
+      <w:r>
+        <w:t xml:space="preserve">/</w:t>
+      </w:r>
+      <w:r>
+        <w:rPr>
+          <w:rStyle w:val="VerbatimChar"/>
+        </w:rPr>
+        <w:t xml:space="preserve">select_*.py</w:t>
+      </w:r>
+      <w:r>
+        <w:t xml:space="preserve">) live in</w:t>
+      </w:r>
+      <w:r>
+        <w:t xml:space="preserve"> </w:t>
+      </w:r>
+      <w:r>
+        <w:rPr>
+          <w:rStyle w:val="VerbatimChar"/>
+        </w:rPr>
+        <w:t xml:space="preserve">tools/</w:t>
+      </w:r>
+      <w:r>
+        <w:t xml:space="preserve">;</w:t>
+      </w:r>
+      <w:r>
+        <w:t xml:space="preserve"> </w:t>
+      </w:r>
+      <w:r>
+        <w:rPr>
+          <w:rStyle w:val="VerbatimChar"/>
+        </w:rPr>
+        <w:t xml:space="preserve">tests/</w:t>
+      </w:r>
+      <w:r>
+        <w:t xml:space="preserve"> </w:t>
+      </w:r>
+      <w:r>
+        <w:t xml:space="preserve">mirrors the</w:t>
+      </w:r>
+      <w:r>
+        <w:t xml:space="preserve"> </w:t>
+      </w:r>
+      <w:r>
+        <w:t xml:space="preserve">same layout. Chosen approach: relocate files only, keep every filename exactly as it was (e.g.</w:t>
+      </w:r>
+      <w:r>
+        <w:t xml:space="preserve"> </w:t>
+      </w:r>
+      <w:r>
+        <w:rPr>
+          <w:rStyle w:val="VerbatimChar"/>
+        </w:rPr>
+        <w:t xml:space="preserve">stage1/stage1_rocprofsys.py</w:t>
+      </w:r>
+      <w:r>
+        <w:t xml:space="preserve">, not</w:t>
+      </w:r>
+      <w:r>
+        <w:t xml:space="preserve"> </w:t>
+      </w:r>
+      <w:r>
+        <w:rPr>
+          <w:rStyle w:val="VerbatimChar"/>
+        </w:rPr>
+        <w:t xml:space="preserve">stage1/rocprofsys.py</w:t>
+      </w:r>
+      <w:r>
+        <w:t xml:space="preserve">) – confirmed by inspecting every</w:t>
+      </w:r>
+      <w:r>
+        <w:t xml:space="preserve"> </w:t>
+      </w:r>
+      <w:r>
+        <w:t xml:space="preserve">cross-module import in the codebase that the import graph is genuinely cross-cutting (stage5 imports</w:t>
+      </w:r>
+      <w:r>
+        <w:t xml:space="preserve"> </w:t>
+      </w:r>
+      <w:r>
+        <w:t xml:space="preserve">from stage1-4, stage4 from stage1-3, stage3 from stage6, every tool from most stages and from other</w:t>
+      </w:r>
+      <w:r>
+        <w:t xml:space="preserve"> </w:t>
+      </w:r>
+      <w:r>
+        <w:t xml:space="preserve">tools), so the only new code needed is a shared</w:t>
+      </w:r>
+      <w:r>
+        <w:t xml:space="preserve"> </w:t>
+      </w:r>
+      <w:r>
+        <w:rPr>
+          <w:rStyle w:val="VerbatimChar"/>
+        </w:rPr>
+        <w:t xml:space="preserve">postprocess/_stage_paths.py</w:t>
+      </w:r>
+      <w:r>
+        <w:t xml:space="preserve"> </w:t>
+      </w:r>
+      <w:r>
+        <w:t xml:space="preserve">that puts every</w:t>
+      </w:r>
+      <w:r>
+        <w:t xml:space="preserve"> </w:t>
+      </w:r>
+      <w:r>
+        <w:rPr>
+          <w:rStyle w:val="VerbatimChar"/>
+        </w:rPr>
+        <w:t xml:space="preserve">stageN/</w:t>
+      </w:r>
+      <w:r>
+        <w:t xml:space="preserve">/</w:t>
+      </w:r>
+      <w:r>
+        <w:rPr>
+          <w:rStyle w:val="VerbatimChar"/>
+        </w:rPr>
+        <w:t xml:space="preserve">tools/</w:t>
+      </w:r>
+      <w:r>
+        <w:t xml:space="preserve"> </w:t>
+      </w:r>
+      <w:r>
+        <w:t xml:space="preserve">directory on</w:t>
+      </w:r>
+      <w:r>
+        <w:t xml:space="preserve"> </w:t>
+      </w:r>
+      <w:r>
+        <w:rPr>
+          <w:rStyle w:val="VerbatimChar"/>
+        </w:rPr>
+        <w:t xml:space="preserve">sys.path</w:t>
+      </w:r>
+      <w:r>
+        <w:t xml:space="preserve"> </w:t>
+      </w:r>
+      <w:r>
+        <w:t xml:space="preserve">once – every existing</w:t>
+      </w:r>
+      <w:r>
+        <w:t xml:space="preserve"> </w:t>
+      </w:r>
+      <w:r>
+        <w:rPr>
+          <w:rStyle w:val="VerbatimChar"/>
+        </w:rPr>
+        <w:t xml:space="preserve">from stage1_rocprofsys import X</w:t>
+      </w:r>
+      <w:r>
+        <w:t xml:space="preserve"> </w:t>
+      </w:r>
+      <w:r>
+        <w:t xml:space="preserve">keeps resolving completely unchanged, in every source and test file, since Python resolves a plain</w:t>
+      </w:r>
+      <w:r>
+        <w:t xml:space="preserve"> </w:t>
+      </w:r>
+      <w:r>
+        <w:t xml:space="preserve">import by module name against</w:t>
+      </w:r>
+      <w:r>
+        <w:t xml:space="preserve"> </w:t>
+      </w:r>
+      <w:r>
+        <w:rPr>
+          <w:rStyle w:val="VerbatimChar"/>
+        </w:rPr>
+        <w:t xml:space="preserve">sys.path</w:t>
+      </w:r>
+      <w:r>
+        <w:t xml:space="preserve">, not by directory. Each of the 9 tool files gained a 2-line</w:t>
+      </w:r>
+      <w:r>
+        <w:t xml:space="preserve"> </w:t>
+      </w:r>
+      <w:r>
+        <w:t xml:space="preserve">bootstrap (</w:t>
+      </w:r>
+      <w:r>
+        <w:rPr>
+          <w:rStyle w:val="VerbatimChar"/>
+        </w:rPr>
+        <w:t xml:space="preserve">sys.path.insert(...)</w:t>
+      </w:r>
+      <w:r>
+        <w:t xml:space="preserve"> </w:t>
+      </w:r>
+      <w:r>
+        <w:t xml:space="preserve">+</w:t>
+      </w:r>
+      <w:r>
+        <w:t xml:space="preserve"> </w:t>
+      </w:r>
+      <w:r>
+        <w:rPr>
+          <w:rStyle w:val="VerbatimChar"/>
+        </w:rPr>
+        <w:t xml:space="preserve">import _stage_paths</w:t>
+      </w:r>
+      <w:r>
+        <w:t xml:space="preserve">) before their first stage import; each of</w:t>
+      </w:r>
+      <w:r>
+        <w:t xml:space="preserve"> </w:t>
+      </w:r>
+      <w:r>
+        <w:t xml:space="preserve">the 31 test files got the same mechanical treatment (one more</w:t>
+      </w:r>
+      <w:r>
+        <w:t xml:space="preserve"> </w:t>
+      </w:r>
+      <w:r>
+        <w:rPr>
+          <w:rStyle w:val="VerbatimChar"/>
+        </w:rPr>
+        <w:t xml:space="preserve">".."</w:t>
+      </w:r>
+      <w:r>
+        <w:t xml:space="preserve"> </w:t>
+      </w:r>
+      <w:r>
+        <w:t xml:space="preserve">in its</w:t>
+      </w:r>
+      <w:r>
+        <w:t xml:space="preserve"> </w:t>
+      </w:r>
+      <w:r>
+        <w:rPr>
+          <w:rStyle w:val="VerbatimChar"/>
+        </w:rPr>
+        <w:t xml:space="preserve">POSTPROCESS_DIR</w:t>
+      </w:r>
+      <w:r>
+        <w:t xml:space="preserve">/</w:t>
+      </w:r>
+      <w:r>
+        <w:t xml:space="preserve"> </w:t>
+      </w:r>
+      <w:r>
+        <w:rPr>
+          <w:rStyle w:val="VerbatimChar"/>
+        </w:rPr>
+        <w:t xml:space="preserve">FIXTURES</w:t>
+      </w:r>
+      <w:r>
+        <w:t xml:space="preserve"> </w:t>
+      </w:r>
+      <w:r>
+        <w:t xml:space="preserve">path arithmetic, the relevant stage/tools subdirectory inserted into any</w:t>
+      </w:r>
+      <w:r>
+        <w:t xml:space="preserve"> </w:t>
+      </w:r>
+      <w:r>
+        <w:rPr>
+          <w:rStyle w:val="VerbatimChar"/>
+        </w:rPr>
+        <w:t xml:space="preserve">MODULE_PATH</w:t>
+      </w:r>
+      <w:r>
+        <w:t xml:space="preserve"> </w:t>
+      </w:r>
+      <w:r>
+        <w:t xml:space="preserve">join, plus the same</w:t>
+      </w:r>
+      <w:r>
+        <w:t xml:space="preserve"> </w:t>
+      </w:r>
+      <w:r>
+        <w:rPr>
+          <w:rStyle w:val="VerbatimChar"/>
+        </w:rPr>
+        <w:t xml:space="preserve">import _stage_paths</w:t>
+      </w:r>
+      <w:r>
+        <w:t xml:space="preserve"> </w:t>
+      </w:r>
+      <w:r>
+        <w:t xml:space="preserve">line) – applied via a small one-off script rather than by</w:t>
+      </w:r>
+      <w:r>
+        <w:t xml:space="preserve"> </w:t>
+      </w:r>
+      <w:r>
+        <w:t xml:space="preserve">hand, given the volume, then verified file-by-file via the diff report it printed.</w:t>
+      </w:r>
+    </w:p>
+    <w:p>
+      <w:pPr>
+        <w:pStyle w:val="BodyText"/>
+      </w:pPr>
+      <w:r>
+        <w:rPr>
+          <w:rStyle w:val="VerbatimChar"/>
+        </w:rPr>
+        <w:t xml:space="preserve">python3 -m unittest discover</w:t>
+      </w:r>
+      <w:r>
+        <w:t xml:space="preserve">’s recursion into subdirectories required an</w:t>
+      </w:r>
+      <w:r>
+        <w:t xml:space="preserve"> </w:t>
+      </w:r>
+      <w:r>
+        <w:rPr>
+          <w:rStyle w:val="VerbatimChar"/>
+        </w:rPr>
+        <w:t xml:space="preserve">__init__.py</w:t>
+      </w:r>
+      <w:r>
+        <w:t xml:space="preserve"> </w:t>
+      </w:r>
+      <w:r>
+        <w:t xml:space="preserve">in</w:t>
+      </w:r>
+      <w:r>
+        <w:t xml:space="preserve"> </w:t>
+      </w:r>
+      <w:r>
+        <w:rPr>
+          <w:rStyle w:val="VerbatimChar"/>
+        </w:rPr>
+        <w:t xml:space="preserve">tests/</w:t>
+      </w:r>
+      <w:r>
+        <w:t xml:space="preserve"> </w:t>
+      </w:r>
+      <w:r>
+        <w:t xml:space="preserve">and every one of its 7 new subdirectories – confirmed by a throwaway spike in</w:t>
+      </w:r>
+      <w:r>
+        <w:t xml:space="preserve"> </w:t>
+      </w:r>
+      <w:r>
+        <w:rPr>
+          <w:rStyle w:val="VerbatimChar"/>
+        </w:rPr>
+        <w:t xml:space="preserve">/tmp</w:t>
+      </w:r>
+      <w:r>
+        <w:t xml:space="preserve"> </w:t>
+      </w:r>
+      <w:r>
+        <w:rPr>
+          <w:iCs/>
+          <w:i/>
+        </w:rPr>
+        <w:t xml:space="preserve">before</w:t>
+      </w:r>
+      <w:r>
+        <w:t xml:space="preserve"> </w:t>
+      </w:r>
+      <w:r>
+        <w:t xml:space="preserve">touching the real tree: bare namespace-package subdirectories (no</w:t>
+      </w:r>
+      <w:r>
+        <w:t xml:space="preserve"> </w:t>
+      </w:r>
+      <w:r>
+        <w:rPr>
+          <w:rStyle w:val="VerbatimChar"/>
+        </w:rPr>
+        <w:t xml:space="preserve">__init__.py</w:t>
+      </w:r>
+      <w:r>
+        <w:t xml:space="preserve"> </w:t>
+      </w:r>
+      <w:r>
+        <w:t xml:space="preserve">at all) returned 0</w:t>
+      </w:r>
+      <w:r>
+        <w:t xml:space="preserve"> </w:t>
+      </w:r>
+      <w:r>
+        <w:t xml:space="preserve">tests from</w:t>
+      </w:r>
+      <w:r>
+        <w:t xml:space="preserve"> </w:t>
+      </w:r>
+      <w:r>
+        <w:rPr>
+          <w:rStyle w:val="VerbatimChar"/>
+        </w:rPr>
+        <w:t xml:space="preserve">discover</w:t>
+      </w:r>
+      <w:r>
+        <w:t xml:space="preserve">, even though dotted invocation (</w:t>
+      </w:r>
+      <w:r>
+        <w:rPr>
+          <w:rStyle w:val="VerbatimChar"/>
+        </w:rPr>
+        <w:t xml:space="preserve">python3 -m unittest tests.stage1.test_x</w:t>
+      </w:r>
+      <w:r>
+        <w:t xml:space="preserve">)</w:t>
+      </w:r>
+      <w:r>
+        <w:t xml:space="preserve"> </w:t>
+      </w:r>
+      <w:r>
+        <w:t xml:space="preserve">worked fine either way.</w:t>
+      </w:r>
+      <w:r>
+        <w:t xml:space="preserve"> </w:t>
+      </w:r>
+      <w:r>
+        <w:rPr>
+          <w:rStyle w:val="VerbatimChar"/>
+        </w:rPr>
+        <w:t xml:space="preserve">default_noise_patterns.json</w:t>
+      </w:r>
+      <w:r>
+        <w:t xml:space="preserve"> </w:t>
+      </w:r>
+      <w:r>
+        <w:t xml:space="preserve">moved alongside</w:t>
+      </w:r>
+      <w:r>
+        <w:t xml:space="preserve"> </w:t>
+      </w:r>
+      <w:r>
+        <w:rPr>
+          <w:rStyle w:val="VerbatimChar"/>
+        </w:rPr>
+        <w:t xml:space="preserve">stage6_noise_config.py</w:t>
+      </w:r>
+      <w:r>
+        <w:t xml:space="preserve"> </w:t>
+      </w:r>
+      <w:r>
+        <w:t xml:space="preserve">into</w:t>
+      </w:r>
+      <w:r>
+        <w:t xml:space="preserve"> </w:t>
+      </w:r>
+      <w:r>
+        <w:rPr>
+          <w:rStyle w:val="VerbatimChar"/>
+        </w:rPr>
+        <w:t xml:space="preserve">stage6/</w:t>
+      </w:r>
+      <w:r>
+        <w:t xml:space="preserve"> </w:t>
+      </w:r>
+      <w:r>
+        <w:t xml:space="preserve">for free, since its own path is already computed relative to</w:t>
+      </w:r>
+      <w:r>
+        <w:t xml:space="preserve"> </w:t>
+      </w:r>
+      <w:r>
+        <w:rPr>
+          <w:rStyle w:val="VerbatimChar"/>
+        </w:rPr>
+        <w:t xml:space="preserve">os.path.dirname(__file__)</w:t>
+      </w:r>
+      <w:r>
+        <w:t xml:space="preserve">.</w:t>
+      </w:r>
+    </w:p>
+    <w:p>
+      <w:pPr>
+        <w:pStyle w:val="BodyText"/>
+      </w:pPr>
+      <w:r>
+        <w:rPr>
+          <w:bCs/>
+          <w:b/>
+        </w:rPr>
+        <w:t xml:space="preserve">A real, pre-existing test-isolation bug surfaced by the reorg, not caused by it</w:t>
+      </w:r>
+      <w:r>
+        <w:t xml:space="preserve">: the full suite</w:t>
+      </w:r>
+      <w:r>
+        <w:t xml:space="preserve"> </w:t>
+      </w:r>
+      <w:r>
+        <w:t xml:space="preserve">came back with exactly 8 failures after the move, every single one an</w:t>
+      </w:r>
+      <w:r>
+        <w:t xml:space="preserve"> </w:t>
+      </w:r>
+      <w:r>
+        <w:rPr>
+          <w:rStyle w:val="VerbatimChar"/>
+        </w:rPr>
+        <w:t xml:space="preserve">--extra-noise-config</w:t>
+      </w:r>
+      <w:r>
+        <w:t xml:space="preserve"> </w:t>
+      </w:r>
+      <w:r>
+        <w:t xml:space="preserve">end-to-end test, across every tool that has one. Root cause:</w:t>
+      </w:r>
+      <w:r>
+        <w:t xml:space="preserve"> </w:t>
+      </w:r>
+      <w:r>
+        <w:rPr>
+          <w:rStyle w:val="VerbatimChar"/>
+        </w:rPr>
+        <w:t xml:space="preserve">test_stage6_noise_config.py</w:t>
+      </w:r>
+      <w:r>
+        <w:t xml:space="preserve"> </w:t>
+      </w:r>
+      <w:r>
+        <w:t xml:space="preserve">loads its</w:t>
+      </w:r>
+      <w:r>
+        <w:t xml:space="preserve"> </w:t>
+      </w:r>
+      <w:r>
+        <w:t xml:space="preserve">own fresh copy of</w:t>
+      </w:r>
+      <w:r>
+        <w:t xml:space="preserve"> </w:t>
+      </w:r>
+      <w:r>
+        <w:rPr>
+          <w:rStyle w:val="VerbatimChar"/>
+        </w:rPr>
+        <w:t xml:space="preserve">stage6_noise_config.py</w:t>
+      </w:r>
+      <w:r>
+        <w:t xml:space="preserve"> </w:t>
+      </w:r>
+      <w:r>
+        <w:t xml:space="preserve">via</w:t>
+      </w:r>
+      <w:r>
+        <w:t xml:space="preserve"> </w:t>
+      </w:r>
+      <w:r>
+        <w:rPr>
+          <w:rStyle w:val="VerbatimChar"/>
+        </w:rPr>
+        <w:t xml:space="preserve">importlib.util.spec_from_file_location</w:t>
+      </w:r>
+      <w:r>
+        <w:t xml:space="preserve"> </w:t>
+      </w:r>
+      <w:r>
+        <w:t xml:space="preserve">and</w:t>
+      </w:r>
+      <w:r>
+        <w:t xml:space="preserve"> </w:t>
+      </w:r>
+      <w:r>
+        <w:t xml:space="preserve">registers it under the shared</w:t>
+      </w:r>
+      <w:r>
+        <w:t xml:space="preserve"> </w:t>
+      </w:r>
+      <w:r>
+        <w:rPr>
+          <w:rStyle w:val="VerbatimChar"/>
+        </w:rPr>
+        <w:t xml:space="preserve">sys.modules["stage6_noise_config"]</w:t>
+      </w:r>
+      <w:r>
+        <w:t xml:space="preserve"> </w:t>
+      </w:r>
+      <w:r>
+        <w:t xml:space="preserve">key – permanently overwriting</w:t>
+      </w:r>
+      <w:r>
+        <w:t xml:space="preserve"> </w:t>
+      </w:r>
+      <w:r>
+        <w:t xml:space="preserve">it, since that line runs at module-import time, not inside a test method.</w:t>
+      </w:r>
+      <w:r>
+        <w:t xml:space="preserve"> </w:t>
+      </w:r>
+      <w:r>
+        <w:rPr>
+          <w:rStyle w:val="VerbatimChar"/>
+        </w:rPr>
+        <w:t xml:space="preserve">stage3_rocprofsys.py</w:t>
+      </w:r>
+      <w:r>
+        <w:t xml:space="preserve"> </w:t>
+      </w:r>
+      <w:r>
+        <w:t xml:space="preserve">captures a direct reference to</w:t>
+      </w:r>
+      <w:r>
+        <w:t xml:space="preserve"> </w:t>
+      </w:r>
+      <w:r>
+        <w:rPr>
+          <w:rStyle w:val="VerbatimChar"/>
+        </w:rPr>
+        <w:t xml:space="preserve">tag_defs</w:t>
+      </w:r>
+      <w:r>
+        <w:t xml:space="preserve"> </w:t>
+      </w:r>
+      <w:r>
+        <w:t xml:space="preserve">from whichever instance is current on</w:t>
+      </w:r>
+      <w:r>
+        <w:t xml:space="preserve"> </w:t>
+      </w:r>
+      <w:r>
+        <w:rPr>
+          <w:rStyle w:val="VerbatimChar"/>
+        </w:rPr>
+        <w:t xml:space="preserve">sys.modules</w:t>
+      </w:r>
+      <w:r>
+        <w:t xml:space="preserve"> </w:t>
+      </w:r>
+      <w:r>
+        <w:t xml:space="preserve">at</w:t>
+      </w:r>
+      <w:r>
+        <w:t xml:space="preserve"> </w:t>
+      </w:r>
+      <w:r>
+        <w:rPr>
+          <w:iCs/>
+          <w:i/>
+        </w:rPr>
+        <w:t xml:space="preserve">its own</w:t>
+      </w:r>
+      <w:r>
+        <w:t xml:space="preserve"> </w:t>
+      </w:r>
+      <w:r>
+        <w:t xml:space="preserve">import time (</w:t>
+      </w:r>
+      <w:r>
+        <w:rPr>
+          <w:rStyle w:val="VerbatimChar"/>
+        </w:rPr>
+        <w:t xml:space="preserve">from stage6_noise_config import tag_defs as _stage6_tag_defs</w:t>
+      </w:r>
+      <w:r>
+        <w:t xml:space="preserve">) – a real</w:t>
+      </w:r>
+      <w:r>
+        <w:t xml:space="preserve"> </w:t>
+      </w:r>
+      <w:r>
+        <w:t xml:space="preserve">process-wide singleton, per that module’s own docstring. Whichever test module happens to import</w:t>
+      </w:r>
+      <w:r>
+        <w:t xml:space="preserve"> </w:t>
+      </w:r>
+      <w:r>
+        <w:rPr>
+          <w:rStyle w:val="VerbatimChar"/>
+        </w:rPr>
+        <w:t xml:space="preserve">stage3_rocprofsys</w:t>
+      </w:r>
+      <w:r>
+        <w:t xml:space="preserve"> </w:t>
+      </w:r>
+      <w:r>
+        <w:t xml:space="preserve">(transitively, via any tool)</w:t>
+      </w:r>
+      <w:r>
+        <w:t xml:space="preserve"> </w:t>
+      </w:r>
+      <w:r>
+        <w:rPr>
+          <w:iCs/>
+          <w:i/>
+        </w:rPr>
+        <w:t xml:space="preserve">before</w:t>
+      </w:r>
+      <w:r>
+        <w:t xml:space="preserve"> </w:t>
+      </w:r>
+      <w:r>
+        <w:rPr>
+          <w:rStyle w:val="VerbatimChar"/>
+        </w:rPr>
+        <w:t xml:space="preserve">test_stage6_noise_config.py</w:t>
+      </w:r>
+      <w:r>
+        <w:t xml:space="preserve">’s own</w:t>
+      </w:r>
+      <w:r>
+        <w:t xml:space="preserve"> </w:t>
+      </w:r>
+      <w:r>
+        <w:t xml:space="preserve">override runs ends up permanently bound to the pre-override instance; every</w:t>
+      </w:r>
+      <w:r>
+        <w:t xml:space="preserve"> </w:t>
+      </w:r>
+      <w:r>
+        <w:rPr>
+          <w:rStyle w:val="VerbatimChar"/>
+        </w:rPr>
+        <w:t xml:space="preserve">configure()</w:t>
+      </w:r>
+      <w:r>
+        <w:t xml:space="preserve"> </w:t>
+      </w:r>
+      <w:r>
+        <w:t xml:space="preserve">call made</w:t>
+      </w:r>
+      <w:r>
+        <w:t xml:space="preserve"> </w:t>
+      </w:r>
+      <w:r>
+        <w:t xml:space="preserve">afterward (e.g. every tool’s own</w:t>
+      </w:r>
+      <w:r>
+        <w:t xml:space="preserve"> </w:t>
+      </w:r>
+      <w:r>
+        <w:rPr>
+          <w:rStyle w:val="VerbatimChar"/>
+        </w:rPr>
+        <w:t xml:space="preserve">--extra-noise-config</w:t>
+      </w:r>
+      <w:r>
+        <w:t xml:space="preserve"> </w:t>
+      </w:r>
+      <w:r>
+        <w:t xml:space="preserve">handling) mutates the</w:t>
+      </w:r>
+      <w:r>
+        <w:t xml:space="preserve"> </w:t>
+      </w:r>
+      <w:r>
+        <w:rPr>
+          <w:iCs/>
+          <w:i/>
+        </w:rPr>
+        <w:t xml:space="preserve">other</w:t>
+      </w:r>
+      <w:r>
+        <w:t xml:space="preserve">, now-detached</w:t>
+      </w:r>
+      <w:r>
+        <w:t xml:space="preserve"> </w:t>
+      </w:r>
+      <w:r>
+        <w:t xml:space="preserve">instance instead, so the custom config silently never takes effect. This was already true before the</w:t>
+      </w:r>
+      <w:r>
+        <w:t xml:space="preserve"> </w:t>
+      </w:r>
+      <w:r>
+        <w:t xml:space="preserve">reorg – only masked by old flat alphabetical discovery order happening to run every tool’s</w:t>
+      </w:r>
+      <w:r>
+        <w:t xml:space="preserve"> </w:t>
+      </w:r>
+      <w:r>
+        <w:rPr>
+          <w:rStyle w:val="VerbatimChar"/>
+        </w:rPr>
+        <w:t xml:space="preserve">--extra-noise-config</w:t>
+      </w:r>
+      <w:r>
+        <w:t xml:space="preserve"> </w:t>
+      </w:r>
+      <w:r>
+        <w:t xml:space="preserve">test</w:t>
+      </w:r>
+      <w:r>
+        <w:t xml:space="preserve"> </w:t>
+      </w:r>
+      <w:r>
+        <w:rPr>
+          <w:iCs/>
+          <w:i/>
+        </w:rPr>
+        <w:t xml:space="preserve">before</w:t>
+      </w:r>
+      <w:r>
+        <w:t xml:space="preserve"> </w:t>
+      </w:r>
+      <w:r>
+        <w:rPr>
+          <w:rStyle w:val="VerbatimChar"/>
+        </w:rPr>
+        <w:t xml:space="preserve">test_stage6_noise_config.py</w:t>
+      </w:r>
+      <w:r>
+        <w:t xml:space="preserve"> </w:t>
+      </w:r>
+      <w:r>
+        <w:t xml:space="preserve">(</w:t>
+      </w:r>
+      <w:r>
+        <w:rPr>
+          <w:rStyle w:val="VerbatimChar"/>
+        </w:rPr>
+        <w:t xml:space="preserve">'select'</w:t>
+      </w:r>
+      <w:r>
+        <w:t xml:space="preserve">/</w:t>
+      </w:r>
+      <w:r>
+        <w:rPr>
+          <w:rStyle w:val="VerbatimChar"/>
+        </w:rPr>
+        <w:t xml:space="preserve">'extract'</w:t>
+      </w:r>
+      <w:r>
+        <w:t xml:space="preserve"> </w:t>
+      </w:r>
+      <w:r>
+        <w:t xml:space="preserve">sorts</w:t>
+      </w:r>
+      <w:r>
+        <w:t xml:space="preserve"> </w:t>
+      </w:r>
+      <w:r>
+        <w:t xml:space="preserve">before</w:t>
+      </w:r>
+      <w:r>
+        <w:t xml:space="preserve"> </w:t>
+      </w:r>
+      <w:r>
+        <w:rPr>
+          <w:rStyle w:val="VerbatimChar"/>
+        </w:rPr>
+        <w:t xml:space="preserve">'stage'</w:t>
+      </w:r>
+      <w:r>
+        <w:t xml:space="preserve">); the new per-directory layout runs</w:t>
+      </w:r>
+      <w:r>
+        <w:t xml:space="preserve"> </w:t>
+      </w:r>
+      <w:r>
+        <w:rPr>
+          <w:rStyle w:val="VerbatimChar"/>
+        </w:rPr>
+        <w:t xml:space="preserve">stage6/</w:t>
+      </w:r>
+      <w:r>
+        <w:t xml:space="preserve"> </w:t>
+      </w:r>
+      <w:r>
+        <w:t xml:space="preserve">before</w:t>
+      </w:r>
+      <w:r>
+        <w:t xml:space="preserve"> </w:t>
+      </w:r>
+      <w:r>
+        <w:rPr>
+          <w:rStyle w:val="VerbatimChar"/>
+        </w:rPr>
+        <w:t xml:space="preserve">tools/</w:t>
+      </w:r>
+      <w:r>
+        <w:t xml:space="preserve">, exposing it. Fixed by</w:t>
+      </w:r>
+      <w:r>
+        <w:t xml:space="preserve"> </w:t>
+      </w:r>
+      <w:r>
+        <w:t xml:space="preserve">having</w:t>
+      </w:r>
+      <w:r>
+        <w:t xml:space="preserve"> </w:t>
+      </w:r>
+      <w:r>
+        <w:rPr>
+          <w:rStyle w:val="VerbatimChar"/>
+        </w:rPr>
+        <w:t xml:space="preserve">test_stage6_noise_config.py</w:t>
+      </w:r>
+      <w:r>
+        <w:t xml:space="preserve"> </w:t>
+      </w:r>
+      <w:r>
+        <w:t xml:space="preserve">save and restore the previous</w:t>
+      </w:r>
+      <w:r>
+        <w:t xml:space="preserve"> </w:t>
+      </w:r>
+      <w:r>
+        <w:rPr>
+          <w:rStyle w:val="VerbatimChar"/>
+        </w:rPr>
+        <w:t xml:space="preserve">sys.modules["stage6_noise_config"]</w:t>
+      </w:r>
+      <w:r>
+        <w:t xml:space="preserve"> </w:t>
+      </w:r>
+      <w:r>
+        <w:t xml:space="preserve">entry around its own isolated load, so its own test isolation no longer leaks into the shared</w:t>
+      </w:r>
+      <w:r>
+        <w:t xml:space="preserve"> </w:t>
+      </w:r>
+      <w:r>
+        <w:t xml:space="preserve">singleton everything else depends on – verified stable across repeated full-suite runs afterward.</w:t>
+      </w:r>
+    </w:p>
+    <w:p>
+      <w:pPr>
+        <w:pStyle w:val="BodyText"/>
+      </w:pPr>
+      <w:r>
+        <w:t xml:space="preserve">Non-Python references updated to match: all 5</w:t>
+      </w:r>
+      <w:r>
+        <w:t xml:space="preserve"> </w:t>
+      </w:r>
+      <w:r>
+        <w:rPr>
+          <w:rStyle w:val="VerbatimChar"/>
+        </w:rPr>
+        <w:t xml:space="preserve">scripts/*.sh</w:t>
+      </w:r>
+      <w:r>
+        <w:t xml:space="preserve"> </w:t>
+      </w:r>
+      <w:r>
+        <w:t xml:space="preserve">launcher scripts’</w:t>
+      </w:r>
+      <w:r>
+        <w:t xml:space="preserve"> </w:t>
+      </w:r>
+      <w:r>
+        <w:rPr>
+          <w:rStyle w:val="VerbatimChar"/>
+        </w:rPr>
+        <w:t xml:space="preserve">EXTRACTOR=</w:t>
+      </w:r>
+      <w:r>
+        <w:t xml:space="preserve">/</w:t>
+      </w:r>
+      <w:r>
+        <w:t xml:space="preserve"> </w:t>
+      </w:r>
+      <w:r>
+        <w:rPr>
+          <w:rStyle w:val="VerbatimChar"/>
+        </w:rPr>
+        <w:t xml:space="preserve">SELECTOR=</w:t>
+      </w:r>
+      <w:r>
+        <w:t xml:space="preserve"> </w:t>
+      </w:r>
+      <w:r>
+        <w:t xml:space="preserve">paths, ~10 copy-pasteable command examples in</w:t>
+      </w:r>
+      <w:r>
+        <w:t xml:space="preserve"> </w:t>
+      </w:r>
+      <w:r>
+        <w:rPr>
+          <w:rStyle w:val="VerbatimChar"/>
+        </w:rPr>
+        <w:t xml:space="preserve">README.md</w:t>
+      </w:r>
+      <w:r>
+        <w:t xml:space="preserve">, and ~4 prose references in</w:t>
+      </w:r>
+      <w:r>
+        <w:t xml:space="preserve"> </w:t>
+      </w:r>
+      <w:r>
+        <w:rPr>
+          <w:rStyle w:val="VerbatimChar"/>
+        </w:rPr>
+        <w:t xml:space="preserve">docs/pop_metrics_reference.md</w:t>
+      </w:r>
+      <w:r>
+        <w:t xml:space="preserve"> </w:t>
+      </w:r>
+      <w:r>
+        <w:t xml:space="preserve">– all gained the</w:t>
+      </w:r>
+      <w:r>
+        <w:t xml:space="preserve"> </w:t>
+      </w:r>
+      <w:r>
+        <w:rPr>
+          <w:rStyle w:val="VerbatimChar"/>
+        </w:rPr>
+        <w:t xml:space="preserve">tools/</w:t>
+      </w:r>
+      <w:r>
+        <w:t xml:space="preserve"> </w:t>
+      </w:r>
+      <w:r>
+        <w:t xml:space="preserve">path segment.</w:t>
+      </w:r>
+      <w:r>
+        <w:t xml:space="preserve"> </w:t>
+      </w:r>
+      <w:r>
+        <w:rPr>
+          <w:rStyle w:val="VerbatimChar"/>
+        </w:rPr>
+        <w:t xml:space="preserve">docs/plans/*.md</w:t>
+      </w:r>
+      <w:r>
+        <w:t xml:space="preserve">’s own</w:t>
+      </w:r>
+      <w:r>
+        <w:t xml:space="preserve"> </w:t>
+      </w:r>
+      <w:r>
+        <w:t xml:space="preserve">historical references to the old flat paths were deliberately left untouched, matching this</w:t>
+      </w:r>
+      <w:r>
+        <w:t xml:space="preserve"> </w:t>
+      </w:r>
+      <w:r>
+        <w:t xml:space="preserve">project’s existing convention of never rewriting a past plan’s text after the fact.</w:t>
+      </w:r>
+    </w:p>
+    <w:p>
+      <w:pPr>
+        <w:pStyle w:val="BodyText"/>
+      </w:pPr>
+      <w:r>
+        <w:t xml:space="preserve">Verification: full suite stayed at 509 passing (identical count and behavior, confirmed stable</w:t>
+      </w:r>
+      <w:r>
+        <w:t xml:space="preserve"> </w:t>
+      </w:r>
+      <w:r>
+        <w:t xml:space="preserve">across repeated runs);</w:t>
+      </w:r>
+      <w:r>
+        <w:t xml:space="preserve"> </w:t>
+      </w:r>
+      <w:r>
+        <w:rPr>
+          <w:rStyle w:val="VerbatimChar"/>
+        </w:rPr>
+        <w:t xml:space="preserve">--help</w:t>
+      </w:r>
+      <w:r>
+        <w:t xml:space="preserve"> </w:t>
+      </w:r>
+      <w:r>
+        <w:t xml:space="preserve">output for all 9 tools confirmed unchanged from their new</w:t>
+      </w:r>
+      <w:r>
+        <w:t xml:space="preserve"> </w:t>
+      </w:r>
+      <w:r>
+        <w:rPr>
+          <w:rStyle w:val="VerbatimChar"/>
+        </w:rPr>
+        <w:t xml:space="preserve">tools/</w:t>
+      </w:r>
+      <w:r>
+        <w:t xml:space="preserve"> </w:t>
+      </w:r>
+      <w:r>
+        <w:t xml:space="preserve">location; real-data regeneration of</w:t>
+      </w:r>
+      <w:r>
+        <w:t xml:space="preserve"> </w:t>
+      </w:r>
+      <w:r>
+        <w:rPr>
+          <w:rStyle w:val="VerbatimChar"/>
+        </w:rPr>
+        <w:t xml:space="preserve">test_apps/results/profile_hotspots_C_amd/{hotspot_callers, calltree}.txt</w:t>
+      </w:r>
+      <w:r>
+        <w:t xml:space="preserve"> </w:t>
+      </w:r>
+      <w:r>
+        <w:t xml:space="preserve">via their new paths came back byte-identical to the versions already on disk (aside</w:t>
+      </w:r>
+      <w:r>
+        <w:t xml:space="preserve"> </w:t>
+      </w:r>
+      <w:r>
+        <w:t xml:space="preserve">from the tool path itself in each report’s own</w:t>
+      </w:r>
+      <w:r>
+        <w:t xml:space="preserve"> </w:t>
+      </w:r>
+      <w:r>
+        <w:t xml:space="preserve">“</w:t>
+      </w:r>
+      <w:r>
+        <w:t xml:space="preserve">command:</w:t>
+      </w:r>
+      <w:r>
+        <w:t xml:space="preserve">”</w:t>
+      </w:r>
+      <w:r>
+        <w:t xml:space="preserve"> </w:t>
+      </w:r>
+      <w:r>
+        <w:t xml:space="preserve">footer), proving the whole cross-stage</w:t>
+      </w:r>
+      <w:r>
+        <w:t xml:space="preserve"> </w:t>
+      </w:r>
+      <w:r>
+        <w:t xml:space="preserve">import graph – not just individual unit tests – still resolves correctly end to end.</w:t>
+      </w:r>
+    </w:p>
     <w:bookmarkEnd w:id="80"/>
+    <w:bookmarkEnd w:id="81"/>
     <w:sectPr/>
   </w:body>
 </w:document>

--- a/docs/DEVELOPMENT_HISTORY.docx
+++ b/docs/DEVELOPMENT_HISTORY.docx
@@ -10,7 +10,7 @@
         <w:t xml:space="preserve">Development History</w:t>
       </w:r>
     </w:p>
-    <w:bookmarkStart w:id="81" w:name="development-history"/>
+    <w:bookmarkStart w:id="82" w:name="development-history"/>
     <w:p>
       <w:pPr>
         <w:pStyle w:val="Heading1"/>
@@ -3346,6 +3346,116 @@
           </w:p>
         </w:tc>
       </w:tr>
+      <w:tr>
+        <w:tc>
+          <w:tcPr/>
+          <w:p>
+            <w:pPr>
+              <w:pStyle w:val="Compact"/>
+              <w:jc w:val="left"/>
+            </w:pPr>
+            <w:r>
+              <w:t xml:space="preserve">2026-08-17</w:t>
+            </w:r>
+          </w:p>
+        </w:tc>
+        <w:tc>
+          <w:tcPr/>
+          <w:p>
+            <w:pPr>
+              <w:pStyle w:val="Compact"/>
+              <w:jc w:val="left"/>
+            </w:pPr>
+            <w:r>
+              <w:t xml:space="preserve">Plan 2.17: split the root</w:t>
+            </w:r>
+            <w:r>
+              <w:t xml:space="preserve"> </w:t>
+            </w:r>
+            <w:r>
+              <w:rPr>
+                <w:rStyle w:val="VerbatimChar"/>
+              </w:rPr>
+              <w:t xml:space="preserve">README.md</w:t>
+            </w:r>
+            <w:r>
+              <w:t xml:space="preserve"> </w:t>
+            </w:r>
+            <w:r>
+              <w:t xml:space="preserve">into a beginner-facing user guide (what each tool does, how to run it) and a new</w:t>
+            </w:r>
+            <w:r>
+              <w:t xml:space="preserve"> </w:t>
+            </w:r>
+            <w:r>
+              <w:rPr>
+                <w:rStyle w:val="VerbatimChar"/>
+              </w:rPr>
+              <w:t xml:space="preserve">postprocess/README.md</w:t>
+            </w:r>
+            <w:r>
+              <w:t xml:space="preserve"> </w:t>
+            </w:r>
+            <w:r>
+              <w:t xml:space="preserve">developer guide (pipeline philosophy, the</w:t>
+            </w:r>
+            <w:r>
+              <w:t xml:space="preserve"> </w:t>
+            </w:r>
+            <w:r>
+              <w:rPr>
+                <w:rStyle w:val="VerbatimChar"/>
+              </w:rPr>
+              <w:t xml:space="preserve">stage1</w:t>
+            </w:r>
+            <w:r>
+              <w:t xml:space="preserve">-</w:t>
+            </w:r>
+            <w:r>
+              <w:rPr>
+                <w:rStyle w:val="VerbatimChar"/>
+              </w:rPr>
+              <w:t xml:space="preserve">stage6</w:t>
+            </w:r>
+            <w:r>
+              <w:t xml:space="preserve"> </w:t>
+            </w:r>
+            <w:r>
+              <w:t xml:space="preserve">architecture, noise-classification and kernel-attachment mechanisms, how to build a new tool) – also closed two documentation gaps found along the way:</w:t>
+            </w:r>
+            <w:r>
+              <w:t xml:space="preserve"> </w:t>
+            </w:r>
+            <w:r>
+              <w:rPr>
+                <w:rStyle w:val="VerbatimChar"/>
+              </w:rPr>
+              <w:t xml:space="preserve">extract_hotspot_callers.py</w:t>
+            </w:r>
+            <w:r>
+              <w:t xml:space="preserve"> </w:t>
+            </w:r>
+            <w:r>
+              <w:t xml:space="preserve">had no README coverage at all, and</w:t>
+            </w:r>
+            <w:r>
+              <w:t xml:space="preserve"> </w:t>
+            </w:r>
+            <w:r>
+              <w:rPr>
+                <w:rStyle w:val="VerbatimChar"/>
+              </w:rPr>
+              <w:t xml:space="preserve">--extra-noise-config</w:t>
+            </w:r>
+            <w:r>
+              <w:t xml:space="preserve"> </w:t>
+            </w:r>
+            <w:r>
+              <w:t xml:space="preserve">(used by 7 of the 9 tools) was never mentioned anywhere</w:t>
+            </w:r>
+          </w:p>
+        </w:tc>
+      </w:tr>
     </w:tbl>
     <w:bookmarkStart w:id="20" w:name="project-scaffolding-and-rules"/>
     <w:p>
@@ -49731,7 +49841,692 @@
       </w:r>
     </w:p>
     <w:bookmarkEnd w:id="80"/>
+    <w:bookmarkStart w:id="81" w:name="X5e20cf1f40c18ee9267aee460af9d45b7b5e7aa"/>
+    <w:p>
+      <w:pPr>
+        <w:pStyle w:val="Heading2"/>
+      </w:pPr>
+      <w:r>
+        <w:t xml:space="preserve">2026-08-17 — Plan 2.17: split</w:t>
+      </w:r>
+      <w:r>
+        <w:t xml:space="preserve"> </w:t>
+      </w:r>
+      <w:r>
+        <w:rPr>
+          <w:rStyle w:val="VerbatimChar"/>
+        </w:rPr>
+        <w:t xml:space="preserve">README.md</w:t>
+      </w:r>
+      <w:r>
+        <w:t xml:space="preserve"> </w:t>
+      </w:r>
+      <w:r>
+        <w:t xml:space="preserve">into a user guide and a developer architecture guide</w:t>
+      </w:r>
+    </w:p>
+    <w:p>
+      <w:pPr>
+        <w:pStyle w:val="FirstParagraph"/>
+      </w:pPr>
+      <w:r>
+        <w:t xml:space="preserve">Documentation-only, no code changes. The root</w:t>
+      </w:r>
+      <w:r>
+        <w:t xml:space="preserve"> </w:t>
+      </w:r>
+      <w:r>
+        <w:rPr>
+          <w:rStyle w:val="VerbatimChar"/>
+        </w:rPr>
+        <w:t xml:space="preserve">README.md</w:t>
+      </w:r>
+      <w:r>
+        <w:t xml:space="preserve"> </w:t>
+      </w:r>
+      <w:r>
+        <w:t xml:space="preserve">had grown to mix two audiences in one</w:t>
+      </w:r>
+      <w:r>
+        <w:t xml:space="preserve"> </w:t>
+      </w:r>
+      <w:r>
+        <w:t xml:space="preserve">409-line document: simple per-tool usage instructions for a beginner, and deep implementation</w:t>
+      </w:r>
+      <w:r>
+        <w:t xml:space="preserve"> </w:t>
+      </w:r>
+      <w:r>
+        <w:t xml:space="preserve">rationale (the CPU+GPU double-counting arithmetic, the exact noise-filtering substring lists, the</w:t>
+      </w:r>
+      <w:r>
+        <w:t xml:space="preserve"> </w:t>
+      </w:r>
+      <w:r>
+        <w:t xml:space="preserve">Cray-name-match-vs-structural-fallback kernel-attachment algorithm, the</w:t>
+      </w:r>
+      <w:r>
+        <w:t xml:space="preserve"> </w:t>
+      </w:r>
+      <w:r>
+        <w:rPr>
+          <w:rStyle w:val="VerbatimChar"/>
+        </w:rPr>
+        <w:t xml:space="preserve">rocprof-compute</w:t>
+      </w:r>
+      <w:r>
+        <w:t xml:space="preserve"> </w:t>
+      </w:r>
+      <w:r>
+        <w:t xml:space="preserve">MPI</w:t>
+      </w:r>
+      <w:r>
+        <w:t xml:space="preserve"> </w:t>
+      </w:r>
+      <w:r>
+        <w:t xml:space="preserve">safety-check mechanism) that a first-time user doesn’t need and a developer extending the tools</w:t>
+      </w:r>
+      <w:r>
+        <w:t xml:space="preserve"> </w:t>
+      </w:r>
+      <w:r>
+        <w:t xml:space="preserve">has to dig out from underneath the basic usage text either way.</w:t>
+      </w:r>
+    </w:p>
+    <w:p>
+      <w:pPr>
+        <w:pStyle w:val="BodyText"/>
+      </w:pPr>
+      <w:r>
+        <w:rPr>
+          <w:rStyle w:val="VerbatimChar"/>
+          <w:bCs/>
+          <w:b/>
+        </w:rPr>
+        <w:t xml:space="preserve">README.md</w:t>
+      </w:r>
+      <w:r>
+        <w:t xml:space="preserve"> </w:t>
+      </w:r>
+      <w:r>
+        <w:t xml:space="preserve">(rewritten in place) now stays strictly at the</w:t>
+      </w:r>
+      <w:r>
+        <w:t xml:space="preserve"> </w:t>
+      </w:r>
+      <w:r>
+        <w:t xml:space="preserve">“</w:t>
+      </w:r>
+      <w:r>
+        <w:t xml:space="preserve">what does this do and how do I run</w:t>
+      </w:r>
+      <w:r>
+        <w:t xml:space="preserve"> </w:t>
+      </w:r>
+      <w:r>
+        <w:t xml:space="preserve">it</w:t>
+      </w:r>
+      <w:r>
+        <w:t xml:space="preserve">”</w:t>
+      </w:r>
+      <w:r>
+        <w:t xml:space="preserve"> </w:t>
+      </w:r>
+      <w:r>
+        <w:t xml:space="preserve">level for every script in</w:t>
+      </w:r>
+      <w:r>
+        <w:t xml:space="preserve"> </w:t>
+      </w:r>
+      <w:r>
+        <w:rPr>
+          <w:rStyle w:val="VerbatimChar"/>
+        </w:rPr>
+        <w:t xml:space="preserve">scripts/</w:t>
+      </w:r>
+      <w:r>
+        <w:t xml:space="preserve"> </w:t>
+      </w:r>
+      <w:r>
+        <w:t xml:space="preserve">and every tool in</w:t>
+      </w:r>
+      <w:r>
+        <w:t xml:space="preserve"> </w:t>
+      </w:r>
+      <w:r>
+        <w:rPr>
+          <w:rStyle w:val="VerbatimChar"/>
+        </w:rPr>
+        <w:t xml:space="preserve">postprocess/tools/</w:t>
+      </w:r>
+      <w:r>
+        <w:t xml:space="preserve"> </w:t>
+      </w:r>
+      <w:r>
+        <w:t xml:space="preserve">– mechanism</w:t>
+      </w:r>
+      <w:r>
+        <w:t xml:space="preserve"> </w:t>
+      </w:r>
+      <w:r>
+        <w:t xml:space="preserve">explanations were trimmed to one plain-language sentence each (e.g. </w:t>
+      </w:r>
+      <w:r>
+        <w:t xml:space="preserve">“</w:t>
+      </w:r>
+      <w:r>
+        <w:t xml:space="preserve">combines CPU and GPU timing</w:t>
+      </w:r>
+      <w:r>
+        <w:t xml:space="preserve"> </w:t>
+      </w:r>
+      <w:r>
+        <w:t xml:space="preserve">into one ranking, correcting for the overlap between CPU-side GPU-wait time and GPU-side kernel</w:t>
+      </w:r>
+      <w:r>
+        <w:t xml:space="preserve"> </w:t>
+      </w:r>
+      <w:r>
+        <w:t xml:space="preserve">time</w:t>
+      </w:r>
+      <w:r>
+        <w:t xml:space="preserve">”</w:t>
+      </w:r>
+      <w:r>
+        <w:t xml:space="preserve"> </w:t>
+      </w:r>
+      <w:r>
+        <w:t xml:space="preserve">instead of the explicit subtraction formula;</w:t>
+      </w:r>
+      <w:r>
+        <w:t xml:space="preserve"> </w:t>
+      </w:r>
+      <w:r>
+        <w:t xml:space="preserve">“</w:t>
+      </w:r>
+      <w:r>
+        <w:t xml:space="preserve">kernel data is attached to the CPU code that</w:t>
+      </w:r>
+      <w:r>
+        <w:t xml:space="preserve"> </w:t>
+      </w:r>
+      <w:r>
+        <w:t xml:space="preserve">launched it, when it can be determined</w:t>
+      </w:r>
+      <w:r>
+        <w:t xml:space="preserve">”</w:t>
+      </w:r>
+      <w:r>
+        <w:t xml:space="preserve"> </w:t>
+      </w:r>
+      <w:r>
+        <w:t xml:space="preserve">instead of the two-tier algorithm’s details) and moved to</w:t>
+      </w:r>
+      <w:r>
+        <w:t xml:space="preserve"> </w:t>
+      </w:r>
+      <w:r>
+        <w:t xml:space="preserve">the new developer guide instead of being deleted outright.</w:t>
+      </w:r>
+    </w:p>
+    <w:p>
+      <w:pPr>
+        <w:pStyle w:val="BodyText"/>
+      </w:pPr>
+      <w:r>
+        <w:rPr>
+          <w:rStyle w:val="VerbatimChar"/>
+          <w:bCs/>
+          <w:b/>
+        </w:rPr>
+        <w:t xml:space="preserve">postprocess/README.md</w:t>
+      </w:r>
+      <w:r>
+        <w:t xml:space="preserve"> </w:t>
+      </w:r>
+      <w:r>
+        <w:t xml:space="preserve">(new) covers the pipeline philosophy (raw per-rank output -&gt; one</w:t>
+      </w:r>
+      <w:r>
+        <w:t xml:space="preserve"> </w:t>
+      </w:r>
+      <w:r>
+        <w:t xml:space="preserve">short, comprehensible report, via a fixed sequence of transformations each stage owns exclusively)</w:t>
+      </w:r>
+      <w:r>
+        <w:t xml:space="preserve"> </w:t>
+      </w:r>
+      <w:r>
+        <w:t xml:space="preserve">and the</w:t>
+      </w:r>
+      <w:r>
+        <w:t xml:space="preserve"> </w:t>
+      </w:r>
+      <w:r>
+        <w:rPr>
+          <w:rStyle w:val="VerbatimChar"/>
+        </w:rPr>
+        <w:t xml:space="preserve">stage1</w:t>
+      </w:r>
+      <w:r>
+        <w:t xml:space="preserve">-</w:t>
+      </w:r>
+      <w:r>
+        <w:rPr>
+          <w:rStyle w:val="VerbatimChar"/>
+        </w:rPr>
+        <w:t xml:space="preserve">stage6</w:t>
+      </w:r>
+      <w:r>
+        <w:t xml:space="preserve"> </w:t>
+      </w:r>
+      <w:r>
+        <w:t xml:space="preserve">architecture one subsection per stage, naming real files and functions</w:t>
+      </w:r>
+      <w:r>
+        <w:t xml:space="preserve"> </w:t>
+      </w:r>
+      <w:r>
+        <w:t xml:space="preserve">rather than restating full docstrings. Also covers the</w:t>
+      </w:r>
+      <w:r>
+        <w:t xml:space="preserve"> </w:t>
+      </w:r>
+      <w:r>
+        <w:rPr>
+          <w:rStyle w:val="VerbatimChar"/>
+        </w:rPr>
+        <w:t xml:space="preserve">_stage_paths.py</w:t>
+      </w:r>
+      <w:r>
+        <w:t xml:space="preserve"> </w:t>
+      </w:r>
+      <w:r>
+        <w:t xml:space="preserve">sys.path bootstrap (why</w:t>
+      </w:r>
+      <w:r>
+        <w:t xml:space="preserve"> </w:t>
+      </w:r>
+      <w:r>
+        <w:t xml:space="preserve">it exists, described as current mechanism rather than</w:t>
+      </w:r>
+      <w:r>
+        <w:t xml:space="preserve"> </w:t>
+      </w:r>
+      <w:r>
+        <w:t xml:space="preserve">“</w:t>
+      </w:r>
+      <w:r>
+        <w:t xml:space="preserve">we moved files here</w:t>
+      </w:r>
+      <w:r>
+        <w:t xml:space="preserve">”</w:t>
+      </w:r>
+      <w:r>
+        <w:t xml:space="preserve">), the two subsystems</w:t>
+      </w:r>
+      <w:r>
+        <w:t xml:space="preserve"> </w:t>
+      </w:r>
+      <w:r>
+        <w:t xml:space="preserve">with real complexity worth a dedicated explanation (noise-tag classification’s JSON schema and</w:t>
+      </w:r>
+      <w:r>
+        <w:t xml:space="preserve"> </w:t>
+      </w:r>
+      <w:r>
+        <w:t xml:space="preserve">action model; the kernel-to-CPU-launch-site attachment algorithm), a concrete</w:t>
+      </w:r>
+      <w:r>
+        <w:t xml:space="preserve"> </w:t>
+      </w:r>
+      <w:r>
+        <w:t xml:space="preserve">“</w:t>
+      </w:r>
+      <w:r>
+        <w:t xml:space="preserve">building a new</w:t>
+      </w:r>
+      <w:r>
+        <w:t xml:space="preserve"> </w:t>
+      </w:r>
+      <w:r>
+        <w:t xml:space="preserve">tool</w:t>
+      </w:r>
+      <w:r>
+        <w:t xml:space="preserve">”</w:t>
+      </w:r>
+      <w:r>
+        <w:t xml:space="preserve"> </w:t>
+      </w:r>
+      <w:r>
+        <w:t xml:space="preserve">walkthrough naming the actual reusable functions a new tool would compose, and the test</w:t>
+      </w:r>
+      <w:r>
+        <w:t xml:space="preserve"> </w:t>
+      </w:r>
+      <w:r>
+        <w:t xml:space="preserve">suite’s own conventions (the</w:t>
+      </w:r>
+      <w:r>
+        <w:t xml:space="preserve"> </w:t>
+      </w:r>
+      <w:r>
+        <w:rPr>
+          <w:rStyle w:val="VerbatimChar"/>
+        </w:rPr>
+        <w:t xml:space="preserve">tests/fixtures/</w:t>
+      </w:r>
+      <w:r>
+        <w:t xml:space="preserve"> </w:t>
+      </w:r>
+      <w:r>
+        <w:t xml:space="preserve">sharing rationale, the two module-loading styles,</w:t>
+      </w:r>
+      <w:r>
+        <w:t xml:space="preserve"> </w:t>
+      </w:r>
+      <w:r>
+        <w:t xml:space="preserve">and the</w:t>
+      </w:r>
+      <w:r>
+        <w:t xml:space="preserve"> </w:t>
+      </w:r>
+      <w:r>
+        <w:rPr>
+          <w:rStyle w:val="VerbatimChar"/>
+        </w:rPr>
+        <w:t xml:space="preserve">stage6_noise_config</w:t>
+      </w:r>
+      <w:r>
+        <w:t xml:space="preserve"> </w:t>
+      </w:r>
+      <w:r>
+        <w:t xml:space="preserve">singleton-isolation hazard plan 2.16 found and fixed).</w:t>
+      </w:r>
+    </w:p>
+    <w:p>
+      <w:pPr>
+        <w:pStyle w:val="BodyText"/>
+      </w:pPr>
+      <w:r>
+        <w:rPr>
+          <w:bCs/>
+          <w:b/>
+        </w:rPr>
+        <w:t xml:space="preserve">Two real documentation gaps closed along the way</w:t>
+      </w:r>
+      <w:r>
+        <w:t xml:space="preserve">, found while cross-checking tool coverage</w:t>
+      </w:r>
+      <w:r>
+        <w:t xml:space="preserve"> </w:t>
+      </w:r>
+      <w:r>
+        <w:t xml:space="preserve">against the actual</w:t>
+      </w:r>
+      <w:r>
+        <w:t xml:space="preserve"> </w:t>
+      </w:r>
+      <w:r>
+        <w:rPr>
+          <w:rStyle w:val="VerbatimChar"/>
+        </w:rPr>
+        <w:t xml:space="preserve">tools/</w:t>
+      </w:r>
+      <w:r>
+        <w:t xml:space="preserve"> </w:t>
+      </w:r>
+      <w:r>
+        <w:t xml:space="preserve">directory listing:</w:t>
+      </w:r>
+      <w:r>
+        <w:t xml:space="preserve"> </w:t>
+      </w:r>
+      <w:r>
+        <w:rPr>
+          <w:rStyle w:val="VerbatimChar"/>
+        </w:rPr>
+        <w:t xml:space="preserve">extract_hotspot_callers.py</w:t>
+      </w:r>
+      <w:r>
+        <w:t xml:space="preserve"> </w:t>
+      </w:r>
+      <w:r>
+        <w:t xml:space="preserve">(added in plan 2.15)</w:t>
+      </w:r>
+      <w:r>
+        <w:t xml:space="preserve"> </w:t>
+      </w:r>
+      <w:r>
+        <w:t xml:space="preserve">had no README section at all before this plan, and</w:t>
+      </w:r>
+      <w:r>
+        <w:t xml:space="preserve"> </w:t>
+      </w:r>
+      <w:r>
+        <w:rPr>
+          <w:rStyle w:val="VerbatimChar"/>
+        </w:rPr>
+        <w:t xml:space="preserve">--extra-noise-config</w:t>
+      </w:r>
+      <w:r>
+        <w:t xml:space="preserve"> </w:t>
+      </w:r>
+      <w:r>
+        <w:t xml:space="preserve">(added in plan 2.12,</w:t>
+      </w:r>
+      <w:r>
+        <w:t xml:space="preserve"> </w:t>
+      </w:r>
+      <w:r>
+        <w:t xml:space="preserve">now used by 7 of the 9 tools) was never mentioned in either README. Both are now documented in</w:t>
+      </w:r>
+      <w:r>
+        <w:t xml:space="preserve"> </w:t>
+      </w:r>
+      <w:r>
+        <w:t xml:space="preserve">both files – the user-facing</w:t>
+      </w:r>
+      <w:r>
+        <w:t xml:space="preserve"> </w:t>
+      </w:r>
+      <w:r>
+        <w:t xml:space="preserve">“</w:t>
+      </w:r>
+      <w:r>
+        <w:t xml:space="preserve">what it does</w:t>
+      </w:r>
+      <w:r>
+        <w:t xml:space="preserve">”</w:t>
+      </w:r>
+      <w:r>
+        <w:t xml:space="preserve"> </w:t>
+      </w:r>
+      <w:r>
+        <w:t xml:space="preserve">version in</w:t>
+      </w:r>
+      <w:r>
+        <w:t xml:space="preserve"> </w:t>
+      </w:r>
+      <w:r>
+        <w:rPr>
+          <w:rStyle w:val="VerbatimChar"/>
+        </w:rPr>
+        <w:t xml:space="preserve">README.md</w:t>
+      </w:r>
+      <w:r>
+        <w:t xml:space="preserve">’s new</w:t>
+      </w:r>
+      <w:r>
+        <w:t xml:space="preserve"> </w:t>
+      </w:r>
+      <w:r>
+        <w:t xml:space="preserve">“</w:t>
+      </w:r>
+      <w:r>
+        <w:t xml:space="preserve">Hotspot caller chains</w:t>
+      </w:r>
+      <w:r>
+        <w:t xml:space="preserve">”</w:t>
+      </w:r>
+      <w:r>
+        <w:t xml:space="preserve"> </w:t>
+      </w:r>
+      <w:r>
+        <w:t xml:space="preserve">section and</w:t>
+      </w:r>
+      <w:r>
+        <w:t xml:space="preserve"> </w:t>
+      </w:r>
+      <w:r>
+        <w:t xml:space="preserve">“</w:t>
+      </w:r>
+      <w:r>
+        <w:t xml:space="preserve">Customizing noise filtering</w:t>
+      </w:r>
+      <w:r>
+        <w:t xml:space="preserve">”</w:t>
+      </w:r>
+      <w:r>
+        <w:t xml:space="preserve"> </w:t>
+      </w:r>
+      <w:r>
+        <w:t xml:space="preserve">section respectively, the mechanism version in</w:t>
+      </w:r>
+      <w:r>
+        <w:t xml:space="preserve"> </w:t>
+      </w:r>
+      <w:r>
+        <w:rPr>
+          <w:rStyle w:val="VerbatimChar"/>
+        </w:rPr>
+        <w:t xml:space="preserve">postprocess/README.md</w:t>
+      </w:r>
+      <w:r>
+        <w:t xml:space="preserve">.</w:t>
+      </w:r>
+    </w:p>
+    <w:p>
+      <w:pPr>
+        <w:pStyle w:val="BodyText"/>
+      </w:pPr>
+      <w:r>
+        <w:t xml:space="preserve">Verification: read both finished documents start to finish for internal consistency; confirmed</w:t>
+      </w:r>
+      <w:r>
+        <w:t xml:space="preserve"> </w:t>
+      </w:r>
+      <w:r>
+        <w:t xml:space="preserve">every one of the 9</w:t>
+      </w:r>
+      <w:r>
+        <w:t xml:space="preserve"> </w:t>
+      </w:r>
+      <w:r>
+        <w:rPr>
+          <w:rStyle w:val="VerbatimChar"/>
+        </w:rPr>
+        <w:t xml:space="preserve">tools/*.py</w:t>
+      </w:r>
+      <w:r>
+        <w:t xml:space="preserve"> </w:t>
+      </w:r>
+      <w:r>
+        <w:t xml:space="preserve">files has a</w:t>
+      </w:r>
+      <w:r>
+        <w:t xml:space="preserve"> </w:t>
+      </w:r>
+      <w:r>
+        <w:rPr>
+          <w:rStyle w:val="VerbatimChar"/>
+        </w:rPr>
+        <w:t xml:space="preserve">README.md</w:t>
+      </w:r>
+      <w:r>
+        <w:t xml:space="preserve"> </w:t>
+      </w:r>
+      <w:r>
+        <w:t xml:space="preserve">section and every</w:t>
+      </w:r>
+      <w:r>
+        <w:t xml:space="preserve"> </w:t>
+      </w:r>
+      <w:r>
+        <w:rPr>
+          <w:rStyle w:val="VerbatimChar"/>
+        </w:rPr>
+        <w:t xml:space="preserve">stage1</w:t>
+      </w:r>
+      <w:r>
+        <w:t xml:space="preserve">-</w:t>
+      </w:r>
+      <w:r>
+        <w:rPr>
+          <w:rStyle w:val="VerbatimChar"/>
+        </w:rPr>
+        <w:t xml:space="preserve">stage6</w:t>
+      </w:r>
+      <w:r>
+        <w:t xml:space="preserve"> </w:t>
+      </w:r>
+      <w:r>
+        <w:t xml:space="preserve">directory has a</w:t>
+      </w:r>
+      <w:r>
+        <w:t xml:space="preserve"> </w:t>
+      </w:r>
+      <w:r>
+        <w:rPr>
+          <w:rStyle w:val="VerbatimChar"/>
+        </w:rPr>
+        <w:t xml:space="preserve">postprocess/README.md</w:t>
+      </w:r>
+      <w:r>
+        <w:t xml:space="preserve"> </w:t>
+      </w:r>
+      <w:r>
+        <w:t xml:space="preserve">subsection (scripted grep check, not just visual</w:t>
+      </w:r>
+      <w:r>
+        <w:t xml:space="preserve"> </w:t>
+      </w:r>
+      <w:r>
+        <w:t xml:space="preserve">skimming); confirmed no stale pre-plan-2.16 (</w:t>
+      </w:r>
+      <w:r>
+        <w:rPr>
+          <w:rStyle w:val="VerbatimChar"/>
+        </w:rPr>
+        <w:t xml:space="preserve">postprocess/extract_*.py</w:t>
+      </w:r>
+      <w:r>
+        <w:t xml:space="preserve"> </w:t>
+      </w:r>
+      <w:r>
+        <w:t xml:space="preserve">without</w:t>
+      </w:r>
+      <w:r>
+        <w:t xml:space="preserve"> </w:t>
+      </w:r>
+      <w:r>
+        <w:rPr>
+          <w:rStyle w:val="VerbatimChar"/>
+        </w:rPr>
+        <w:t xml:space="preserve">tools/</w:t>
+      </w:r>
+      <w:r>
+        <w:t xml:space="preserve">) paths</w:t>
+      </w:r>
+      <w:r>
+        <w:t xml:space="preserve"> </w:t>
+      </w:r>
+      <w:r>
+        <w:t xml:space="preserve">remain in either file. No test suite run needed – no code files touched.</w:t>
+      </w:r>
+    </w:p>
     <w:bookmarkEnd w:id="81"/>
+    <w:bookmarkEnd w:id="82"/>
     <w:sectPr/>
   </w:body>
 </w:document>

--- a/docs/DEVELOPMENT_HISTORY.docx
+++ b/docs/DEVELOPMENT_HISTORY.docx
@@ -10,7 +10,7 @@
         <w:t xml:space="preserve">Development History</w:t>
       </w:r>
     </w:p>
-    <w:bookmarkStart w:id="82" w:name="development-history"/>
+    <w:bookmarkStart w:id="84" w:name="development-history"/>
     <w:p>
       <w:pPr>
         <w:pStyle w:val="Heading1"/>
@@ -3456,6 +3456,157 @@
           </w:p>
         </w:tc>
       </w:tr>
+      <w:tr>
+        <w:tc>
+          <w:tcPr/>
+          <w:p>
+            <w:pPr>
+              <w:pStyle w:val="Compact"/>
+              <w:jc w:val="left"/>
+            </w:pPr>
+            <w:r>
+              <w:t xml:space="preserve">2026-08-20</w:t>
+            </w:r>
+          </w:p>
+        </w:tc>
+        <w:tc>
+          <w:tcPr/>
+          <w:p>
+            <w:pPr>
+              <w:pStyle w:val="Compact"/>
+              <w:jc w:val="left"/>
+            </w:pPr>
+            <w:r>
+              <w:t xml:space="preserve">Plan 3.1: architecture-only plan for a new post-processing family reading Perfetto trace-CSV data instead of rocprof-sys’s timemory text tables – opens major phase</w:t>
+            </w:r>
+            <w:r>
+              <w:t xml:space="preserve"> </w:t>
+            </w:r>
+            <w:r>
+              <w:rPr>
+                <w:rStyle w:val="VerbatimChar"/>
+              </w:rPr>
+              <w:t xml:space="preserve">3.x</w:t>
+            </w:r>
+            <w:r>
+              <w:t xml:space="preserve">; found and documented a pre-existing stage4/5 boundary gap in the tree/POP-metrics backends, and a categories.h-documented AMD category enum far larger than one sample trace showed – see full accounting below</w:t>
+            </w:r>
+          </w:p>
+        </w:tc>
+      </w:tr>
+      <w:tr>
+        <w:tc>
+          <w:tcPr/>
+          <w:p>
+            <w:pPr>
+              <w:pStyle w:val="Compact"/>
+              <w:jc w:val="left"/>
+            </w:pPr>
+            <w:r>
+              <w:t xml:space="preserve">2026-08-20</w:t>
+            </w:r>
+          </w:p>
+        </w:tc>
+        <w:tc>
+          <w:tcPr/>
+          <w:p>
+            <w:pPr>
+              <w:pStyle w:val="Compact"/>
+              <w:jc w:val="left"/>
+            </w:pPr>
+            <w:r>
+              <w:t xml:space="preserve">Plan 3.2: renamed every</w:t>
+            </w:r>
+            <w:r>
+              <w:t xml:space="preserve"> </w:t>
+            </w:r>
+            <w:r>
+              <w:rPr>
+                <w:rStyle w:val="VerbatimChar"/>
+              </w:rPr>
+              <w:t xml:space="preserve">*_rocprofsys*</w:t>
+            </w:r>
+            <w:r>
+              <w:t xml:space="preserve"> </w:t>
+            </w:r>
+            <w:r>
+              <w:t xml:space="preserve">module to</w:t>
+            </w:r>
+            <w:r>
+              <w:t xml:space="preserve"> </w:t>
+            </w:r>
+            <w:r>
+              <w:rPr>
+                <w:rStyle w:val="VerbatimChar"/>
+              </w:rPr>
+              <w:t xml:space="preserve">*_rocprofsys_sample_*</w:t>
+            </w:r>
+            <w:r>
+              <w:t xml:space="preserve"> </w:t>
+            </w:r>
+            <w:r>
+              <w:t xml:space="preserve">(and</w:t>
+            </w:r>
+            <w:r>
+              <w:t xml:space="preserve"> </w:t>
+            </w:r>
+            <w:r>
+              <w:rPr>
+                <w:rStyle w:val="VerbatimChar"/>
+              </w:rPr>
+              <w:t xml:space="preserve">extract_calltree_traced.py</w:t>
+            </w:r>
+            <w:r>
+              <w:t xml:space="preserve"> </w:t>
+            </w:r>
+            <w:r>
+              <w:t xml:space="preserve">to</w:t>
+            </w:r>
+            <w:r>
+              <w:t xml:space="preserve"> </w:t>
+            </w:r>
+            <w:r>
+              <w:rPr>
+                <w:rStyle w:val="VerbatimChar"/>
+              </w:rPr>
+              <w:t xml:space="preserve">extract_wallclock_calltree.py</w:t>
+            </w:r>
+            <w:r>
+              <w:t xml:space="preserve">) to make room for the new</w:t>
+            </w:r>
+            <w:r>
+              <w:t xml:space="preserve"> </w:t>
+            </w:r>
+            <w:r>
+              <w:rPr>
+                <w:rStyle w:val="VerbatimChar"/>
+              </w:rPr>
+              <w:t xml:space="preserve">*_rocprofsys_trace_*</w:t>
+            </w:r>
+            <w:r>
+              <w:t xml:space="preserve"> </w:t>
+            </w:r>
+            <w:r>
+              <w:t xml:space="preserve">family; fixed both stage4/5 boundary gaps found in plan 3.1; documented the stage4→5 entry contract in</w:t>
+            </w:r>
+            <w:r>
+              <w:t xml:space="preserve"> </w:t>
+            </w:r>
+            <w:r>
+              <w:rPr>
+                <w:rStyle w:val="VerbatimChar"/>
+              </w:rPr>
+              <w:t xml:space="preserve">postprocess/README.md</w:t>
+            </w:r>
+            <w:r>
+              <w:t xml:space="preserve"> </w:t>
+            </w:r>
+            <w:r>
+              <w:t xml:space="preserve">– roadmap step 1 of the plan-3.1 sequence – see full accounting below</w:t>
+            </w:r>
+          </w:p>
+        </w:tc>
+      </w:tr>
     </w:tbl>
     <w:bookmarkStart w:id="20" w:name="project-scaffolding-and-rules"/>
     <w:p>
@@ -50526,7 +50677,1647 @@
       </w:r>
     </w:p>
     <w:bookmarkEnd w:id="81"/>
+    <w:bookmarkStart w:id="82" w:name="X651f53bf1e47a37b3c05d79441ee012402ce90e"/>
+    <w:p>
+      <w:pPr>
+        <w:pStyle w:val="Heading2"/>
+      </w:pPr>
+      <w:r>
+        <w:t xml:space="preserve">2026-08-20 — Plan 3.1: architecture for a trace-CSV post-processing family (opens phase 3.x)</w:t>
+      </w:r>
+    </w:p>
+    <w:p>
+      <w:pPr>
+        <w:pStyle w:val="FirstParagraph"/>
+      </w:pPr>
+      <w:r>
+        <w:t xml:space="preserve">Working manually against a real Perfetto trace (</w:t>
+      </w:r>
+      <w:r>
+        <w:rPr>
+          <w:rStyle w:val="VerbatimChar"/>
+        </w:rPr>
+        <w:t xml:space="preserve">Heat_Convection_Solver</w:t>
+      </w:r>
+      <w:r>
+        <w:t xml:space="preserve">‘</w:t>
+      </w:r>
+      <w:r>
+        <w:t xml:space="preserve">s</w:t>
+      </w:r>
+      <w:r>
+        <w:t xml:space="preserve"> </w:t>
+      </w:r>
+      <w:r>
+        <w:rPr>
+          <w:rStyle w:val="VerbatimChar"/>
+        </w:rPr>
+        <w:t xml:space="preserve">instrument_hotspots-trace-output-.../perfetto-trace-{0..3}.proto</w:t>
+      </w:r>
+      <w:r>
+        <w:t xml:space="preserve">), converted to flat per-rank</w:t>
+      </w:r>
+      <w:r>
+        <w:t xml:space="preserve"> </w:t>
+      </w:r>
+      <w:r>
+        <w:t xml:space="preserve">CSVs via Perfetto’s own</w:t>
+      </w:r>
+      <w:r>
+        <w:t xml:space="preserve"> </w:t>
+      </w:r>
+      <w:r>
+        <w:rPr>
+          <w:rStyle w:val="VerbatimChar"/>
+        </w:rPr>
+        <w:t xml:space="preserve">trace_processor</w:t>
+      </w:r>
+      <w:r>
+        <w:t xml:space="preserve"> </w:t>
+      </w:r>
+      <w:r>
+        <w:t xml:space="preserve">Python package (a separate, user-run step, not part of</w:t>
+      </w:r>
+      <w:r>
+        <w:t xml:space="preserve"> </w:t>
+      </w:r>
+      <w:r>
+        <w:t xml:space="preserve">this codebase). That CSV is structurally unlike either existing source: real per-event nanosecond</w:t>
+      </w:r>
+      <w:r>
+        <w:t xml:space="preserve"> </w:t>
+      </w:r>
+      <w:r>
+        <w:t xml:space="preserve">timestamps/durations instead of aggregated stats, one row per call instance instead of one row per</w:t>
+      </w:r>
+      <w:r>
+        <w:t xml:space="preserve"> </w:t>
+      </w:r>
+      <w:r>
+        <w:t xml:space="preserve">label, and a</w:t>
+      </w:r>
+      <w:r>
+        <w:t xml:space="preserve"> </w:t>
+      </w:r>
+      <w:r>
+        <w:rPr>
+          <w:rStyle w:val="VerbatimChar"/>
+        </w:rPr>
+        <w:t xml:space="preserve">parent_slice_id</w:t>
+      </w:r>
+      <w:r>
+        <w:t xml:space="preserve">/</w:t>
+      </w:r>
+      <w:r>
+        <w:rPr>
+          <w:rStyle w:val="VerbatimChar"/>
+        </w:rPr>
+        <w:t xml:space="preserve">depth</w:t>
+      </w:r>
+      <w:r>
+        <w:t xml:space="preserve"> </w:t>
+      </w:r>
+      <w:r>
+        <w:t xml:space="preserve">pair that already gives the exact call tree – no</w:t>
+      </w:r>
+      <w:r>
+        <w:t xml:space="preserve"> </w:t>
+      </w:r>
+      <w:r>
+        <w:t xml:space="preserve">stack-walk reconstruction needed – plus an exact, ground-truth</w:t>
+      </w:r>
+      <w:r>
+        <w:t xml:space="preserve"> </w:t>
+      </w:r>
+      <w:r>
+        <w:rPr>
+          <w:rStyle w:val="VerbatimChar"/>
+        </w:rPr>
+        <w:t xml:space="preserve">category</w:t>
+      </w:r>
+      <w:r>
+        <w:t xml:space="preserve"> </w:t>
+      </w:r>
+      <w:r>
+        <w:t xml:space="preserve">per row and, for GPU</w:t>
+      </w:r>
+      <w:r>
+        <w:t xml:space="preserve"> </w:t>
+      </w:r>
+      <w:r>
+        <w:t xml:space="preserve">rows, a</w:t>
+      </w:r>
+      <w:r>
+        <w:t xml:space="preserve"> </w:t>
+      </w:r>
+      <w:r>
+        <w:rPr>
+          <w:rStyle w:val="VerbatimChar"/>
+        </w:rPr>
+        <w:t xml:space="preserve">corr_id</w:t>
+      </w:r>
+      <w:r>
+        <w:t xml:space="preserve"> </w:t>
+      </w:r>
+      <w:r>
+        <w:t xml:space="preserve">giving an</w:t>
+      </w:r>
+      <w:r>
+        <w:t xml:space="preserve"> </w:t>
+      </w:r>
+      <w:r>
+        <w:rPr>
+          <w:bCs/>
+          <w:b/>
+        </w:rPr>
+        <w:t xml:space="preserve">exact</w:t>
+      </w:r>
+      <w:r>
+        <w:t xml:space="preserve"> </w:t>
+      </w:r>
+      <w:r>
+        <w:t xml:space="preserve">correlation to the host-side launch call (replacing the</w:t>
+      </w:r>
+      <w:r>
+        <w:t xml:space="preserve"> </w:t>
+      </w:r>
+      <w:r>
+        <w:t xml:space="preserve">existing kernel-attachment heuristics</w:t>
+      </w:r>
+      <w:r>
+        <w:t xml:space="preserve">’</w:t>
+      </w:r>
+      <w:r>
+        <w:t xml:space="preserve"> </w:t>
+      </w:r>
+      <w:r>
+        <w:t xml:space="preserve">name-demangling/proportional-weight-splitting guesswork).</w:t>
+      </w:r>
+    </w:p>
+    <w:p>
+      <w:pPr>
+        <w:pStyle w:val="BodyText"/>
+      </w:pPr>
+      <w:r>
+        <w:rPr>
+          <w:bCs/>
+          <w:b/>
+        </w:rPr>
+        <w:t xml:space="preserve">Verified, not assumed, whether stage5/stage6 are actually reusable</w:t>
+      </w:r>
+      <w:r>
+        <w:t xml:space="preserve"> </w:t>
+      </w:r>
+      <w:r>
+        <w:t xml:space="preserve">by directly reading</w:t>
+      </w:r>
+      <w:r>
+        <w:t xml:space="preserve"> </w:t>
+      </w:r>
+      <w:r>
+        <w:rPr>
+          <w:rStyle w:val="VerbatimChar"/>
+        </w:rPr>
+        <w:t xml:space="preserve">stage5_table_render.py</w:t>
+      </w:r>
+      <w:r>
+        <w:t xml:space="preserve">,</w:t>
+      </w:r>
+      <w:r>
+        <w:t xml:space="preserve"> </w:t>
+      </w:r>
+      <w:r>
+        <w:rPr>
+          <w:rStyle w:val="VerbatimChar"/>
+        </w:rPr>
+        <w:t xml:space="preserve">stage4_rocprofsys_tree.py</w:t>
+      </w:r>
+      <w:r>
+        <w:t xml:space="preserve">,</w:t>
+      </w:r>
+      <w:r>
+        <w:t xml:space="preserve"> </w:t>
+      </w:r>
+      <w:r>
+        <w:rPr>
+          <w:rStyle w:val="VerbatimChar"/>
+        </w:rPr>
+        <w:t xml:space="preserve">stage3_rocprofsys.py</w:t>
+      </w:r>
+      <w:r>
+        <w:t xml:space="preserve">, and</w:t>
+      </w:r>
+      <w:r>
+        <w:t xml:space="preserve"> </w:t>
+      </w:r>
+      <w:r>
+        <w:rPr>
+          <w:rStyle w:val="VerbatimChar"/>
+        </w:rPr>
+        <w:t xml:space="preserve">stage6_cli_common.py</w:t>
+      </w:r>
+      <w:r>
+        <w:t xml:space="preserve">: yes substantially, with</w:t>
+      </w:r>
+      <w:r>
+        <w:t xml:space="preserve"> </w:t>
+      </w:r>
+      <w:r>
+        <w:rPr>
+          <w:rStyle w:val="VerbatimChar"/>
+        </w:rPr>
+        <w:t xml:space="preserve">stage4_rocprofsys_tree.merge_rank_trees()</w:t>
+      </w:r>
+      <w:r>
+        <w:t xml:space="preserve"> </w:t>
+      </w:r>
+      <w:r>
+        <w:t xml:space="preserve">able to</w:t>
+      </w:r>
+      <w:r>
+        <w:t xml:space="preserve"> </w:t>
+      </w:r>
+      <w:r>
+        <w:t xml:space="preserve">double as the</w:t>
+      </w:r>
+      <w:r>
+        <w:t xml:space="preserve"> </w:t>
+      </w:r>
+      <w:r>
+        <w:t xml:space="preserve">“</w:t>
+      </w:r>
+      <w:r>
+        <w:t xml:space="preserve">collapse repeated same-position calls within one rank</w:t>
+      </w:r>
+      <w:r>
+        <w:t xml:space="preserve">”</w:t>
+      </w:r>
+      <w:r>
+        <w:t xml:space="preserve"> </w:t>
+      </w:r>
+      <w:r>
+        <w:t xml:space="preserve">pass trace data needs (one</w:t>
+      </w:r>
+      <w:r>
+        <w:t xml:space="preserve"> </w:t>
+      </w:r>
+      <w:r>
+        <w:t xml:space="preserve">new small glue function required between two merge passes, since its output shape isn’t the same</w:t>
+      </w:r>
+      <w:r>
+        <w:t xml:space="preserve"> </w:t>
+      </w:r>
+      <w:r>
+        <w:t xml:space="preserve">as its input shape), and kernel attachment genuinely replaced (not just relocated) by the</w:t>
+      </w:r>
+      <w:r>
+        <w:t xml:space="preserve"> </w:t>
+      </w:r>
+      <w:r>
+        <w:rPr>
+          <w:rStyle w:val="VerbatimChar"/>
+        </w:rPr>
+        <w:t xml:space="preserve">corr_id</w:t>
+      </w:r>
+      <w:r>
+        <w:t xml:space="preserve"> </w:t>
+      </w:r>
+      <w:r>
+        <w:t xml:space="preserve">exact join.</w:t>
+      </w:r>
+    </w:p>
+    <w:p>
+      <w:pPr>
+        <w:pStyle w:val="BodyText"/>
+      </w:pPr>
+      <w:r>
+        <w:rPr>
+          <w:bCs/>
+          <w:b/>
+        </w:rPr>
+        <w:t xml:space="preserve">Found a pre-existing stage4/5 boundary gap while designing this</w:t>
+      </w:r>
+      <w:r>
+        <w:t xml:space="preserve">, not caused by trace-CSV work</w:t>
+      </w:r>
+      <w:r>
+        <w:t xml:space="preserve"> </w:t>
+      </w:r>
+      <w:r>
+        <w:t xml:space="preserve">at all: the flat-hotspots side cleanly separates stage4 (gather/merge) from stage5 (rank/render),</w:t>
+      </w:r>
+      <w:r>
+        <w:t xml:space="preserve"> </w:t>
+      </w:r>
+      <w:r>
+        <w:t xml:space="preserve">but the tree side never did (</w:t>
+      </w:r>
+      <w:r>
+        <w:rPr>
+          <w:rStyle w:val="VerbatimChar"/>
+        </w:rPr>
+        <w:t xml:space="preserve">stage5_tree_render.py</w:t>
+      </w:r>
+      <w:r>
+        <w:t xml:space="preserve"> </w:t>
+      </w:r>
+      <w:r>
+        <w:t xml:space="preserve">mixed genuinely generic rendering with</w:t>
+      </w:r>
+      <w:r>
+        <w:t xml:space="preserve"> </w:t>
+      </w:r>
+      <w:r>
+        <w:t xml:space="preserve">rocprof-sys-specific rank loading and GPU-kernel-attachment orchestration), and</w:t>
+      </w:r>
+      <w:r>
+        <w:t xml:space="preserve"> </w:t>
+      </w:r>
+      <w:r>
+        <w:rPr>
+          <w:rStyle w:val="VerbatimChar"/>
+        </w:rPr>
+        <w:t xml:space="preserve">stage5_pop_metrics_table.compute_run_metrics()</w:t>
+      </w:r>
+      <w:r>
+        <w:t xml:space="preserve"> </w:t>
+      </w:r>
+      <w:r>
+        <w:t xml:space="preserve">similarly welded per-rank data gathering to its</w:t>
+      </w:r>
+      <w:r>
+        <w:t xml:space="preserve"> </w:t>
+      </w:r>
+      <w:r>
+        <w:t xml:space="preserve">LB/CommE/PE arithmetic. Both block a new backend from reusing the existing stage5 view code, so</w:t>
+      </w:r>
+      <w:r>
+        <w:t xml:space="preserve"> </w:t>
+      </w:r>
+      <w:r>
+        <w:t xml:space="preserve">both get fixed as roadmap step 1 (plan 3.2) before any new trace-CSV module lands.</w:t>
+      </w:r>
+    </w:p>
+    <w:p>
+      <w:pPr>
+        <w:pStyle w:val="BodyText"/>
+      </w:pPr>
+      <w:r>
+        <w:rPr>
+          <w:rStyle w:val="VerbatimChar"/>
+          <w:bCs/>
+          <w:b/>
+        </w:rPr>
+        <w:t xml:space="preserve">categories.h</w:t>
+      </w:r>
+      <w:r>
+        <w:rPr>
+          <w:bCs/>
+          <w:b/>
+        </w:rPr>
+        <w:t xml:space="preserve"> </w:t>
+      </w:r>
+      <w:r>
+        <w:rPr>
+          <w:bCs/>
+          <w:b/>
+        </w:rPr>
+        <w:t xml:space="preserve">(AMD’s own rocprofiler-systems header, confirmed via ROCm 7.0.1-era doxygen docs)</w:t>
+      </w:r>
+      <w:r>
+        <w:rPr>
+          <w:bCs/>
+          <w:b/>
+        </w:rPr>
+        <w:t xml:space="preserve"> </w:t>
+      </w:r>
+      <w:r>
+        <w:rPr>
+          <w:bCs/>
+          <w:b/>
+        </w:rPr>
+        <w:t xml:space="preserve">documents a far larger category enum than one sample trace exercised</w:t>
+      </w:r>
+      <w:r>
+        <w:t xml:space="preserve"> </w:t>
+      </w:r>
+      <w:r>
+        <w:t xml:space="preserve">–</w:t>
+      </w:r>
+      <w:r>
+        <w:t xml:space="preserve"> </w:t>
+      </w:r>
+      <w:r>
+        <w:rPr>
+          <w:rStyle w:val="VerbatimChar"/>
+        </w:rPr>
+        <w:t xml:space="preserve">ROCM_HSA_API</w:t>
+      </w:r>
+      <w:r>
+        <w:t xml:space="preserve">,</w:t>
+      </w:r>
+      <w:r>
+        <w:t xml:space="preserve"> </w:t>
+      </w:r>
+      <w:r>
+        <w:rPr>
+          <w:rStyle w:val="VerbatimChar"/>
+        </w:rPr>
+        <w:t xml:space="preserve">ROCM_MEMORY_COPY</w:t>
+      </w:r>
+      <w:r>
+        <w:t xml:space="preserve">,</w:t>
+      </w:r>
+      <w:r>
+        <w:t xml:space="preserve"> </w:t>
+      </w:r>
+      <w:r>
+        <w:rPr>
+          <w:rStyle w:val="VerbatimChar"/>
+        </w:rPr>
+        <w:t xml:space="preserve">ROCM_SCRATCH_MEMORY</w:t>
+      </w:r>
+      <w:r>
+        <w:t xml:space="preserve">,</w:t>
+      </w:r>
+      <w:r>
+        <w:t xml:space="preserve"> </w:t>
+      </w:r>
+      <w:r>
+        <w:rPr>
+          <w:rStyle w:val="VerbatimChar"/>
+        </w:rPr>
+        <w:t xml:space="preserve">ROCM_MARKER_API</w:t>
+      </w:r>
+      <w:r>
+        <w:t xml:space="preserve"> </w:t>
+      </w:r>
+      <w:r>
+        <w:t xml:space="preserve">(ROCTX),</w:t>
+      </w:r>
+      <w:r>
+        <w:t xml:space="preserve"> </w:t>
+      </w:r>
+      <w:r>
+        <w:rPr>
+          <w:rStyle w:val="VerbatimChar"/>
+        </w:rPr>
+        <w:t xml:space="preserve">ROCM_RCCL_API</w:t>
+      </w:r>
+      <w:r>
+        <w:t xml:space="preserve">, several</w:t>
+      </w:r>
+      <w:r>
+        <w:t xml:space="preserve"> </w:t>
+      </w:r>
+      <w:r>
+        <w:rPr>
+          <w:rStyle w:val="VerbatimChar"/>
+        </w:rPr>
+        <w:t xml:space="preserve">AMD_SMI_*</w:t>
+      </w:r>
+      <w:r>
+        <w:t xml:space="preserve"> </w:t>
+      </w:r>
+      <w:r>
+        <w:t xml:space="preserve">variants, and more, none of which appeared in the one real trace this session had</w:t>
+      </w:r>
+      <w:r>
+        <w:t xml:space="preserve"> </w:t>
+      </w:r>
+      <w:r>
+        <w:t xml:space="preserve">access to (no ROCTX markers, no memory copies, no RCCL, no AMD-SMI counters). The new category→tag</w:t>
+      </w:r>
+      <w:r>
+        <w:t xml:space="preserve"> </w:t>
+      </w:r>
+      <w:r>
+        <w:t xml:space="preserve">mapping design (plan 3.4) needs an explicit fallback bucket for unmapped categories, not a closed</w:t>
+      </w:r>
+      <w:r>
+        <w:t xml:space="preserve"> </w:t>
+      </w:r>
+      <w:r>
+        <w:t xml:space="preserve">enum assumption.</w:t>
+      </w:r>
+    </w:p>
+    <w:p>
+      <w:pPr>
+        <w:pStyle w:val="BodyText"/>
+      </w:pPr>
+      <w:r>
+        <w:rPr>
+          <w:bCs/>
+          <w:b/>
+        </w:rPr>
+        <w:t xml:space="preserve">Also corrected a mistaken claim from an earlier draft of this plan</w:t>
+      </w:r>
+      <w:r>
+        <w:t xml:space="preserve">: the CPU-hotspot pool</w:t>
+      </w:r>
+      <w:r>
+        <w:t xml:space="preserve"> </w:t>
+      </w:r>
+      <w:r>
+        <w:t xml:space="preserve">should exclude only</w:t>
+      </w:r>
+      <w:r>
+        <w:t xml:space="preserve"> </w:t>
+      </w:r>
+      <w:r>
+        <w:rPr>
+          <w:rStyle w:val="VerbatimChar"/>
+        </w:rPr>
+        <w:t xml:space="preserve">ROCM_*</w:t>
+      </w:r>
+      <w:r>
+        <w:t xml:space="preserve"> </w:t>
+      </w:r>
+      <w:r>
+        <w:t xml:space="preserve">device/API categories, not</w:t>
+      </w:r>
+      <w:r>
+        <w:t xml:space="preserve"> </w:t>
+      </w:r>
+      <w:r>
+        <w:rPr>
+          <w:rStyle w:val="VerbatimChar"/>
+        </w:rPr>
+        <w:t xml:space="preserve">mpi</w:t>
+      </w:r>
+      <w:r>
+        <w:t xml:space="preserve"> </w:t>
+      </w:r>
+      <w:r>
+        <w:t xml:space="preserve">too – verified by direct read of</w:t>
+      </w:r>
+      <w:r>
+        <w:t xml:space="preserve"> </w:t>
+      </w:r>
+      <w:r>
+        <w:rPr>
+          <w:rStyle w:val="VerbatimChar"/>
+        </w:rPr>
+        <w:t xml:space="preserve">stage4_rocprofsys_flat.py:207</w:t>
+      </w:r>
+      <w:r>
+        <w:t xml:space="preserve"> </w:t>
+      </w:r>
+      <w:r>
+        <w:t xml:space="preserve">that the existing</w:t>
+      </w:r>
+      <w:r>
+        <w:t xml:space="preserve"> </w:t>
+      </w:r>
+      <w:r>
+        <w:rPr>
+          <w:rStyle w:val="VerbatimChar"/>
+        </w:rPr>
+        <w:t xml:space="preserve">aggregate()</w:t>
+      </w:r>
+      <w:r>
+        <w:t xml:space="preserve"> </w:t>
+      </w:r>
+      <w:r>
+        <w:t xml:space="preserve">buckets purely on</w:t>
+      </w:r>
+      <w:r>
+        <w:t xml:space="preserve"> </w:t>
+      </w:r>
+      <w:r>
+        <w:rPr>
+          <w:rStyle w:val="VerbatimChar"/>
+        </w:rPr>
+        <w:t xml:space="preserve">row["gpu"]</w:t>
+      </w:r>
+      <w:r>
+        <w:t xml:space="preserve">; an</w:t>
+      </w:r>
+      <w:r>
+        <w:t xml:space="preserve"> </w:t>
+      </w:r>
+      <w:r>
+        <w:t xml:space="preserve">MPI-tagged row that isn’t GPU-classified is real CPU self-time and does show up in today’s normal</w:t>
+      </w:r>
+      <w:r>
+        <w:t xml:space="preserve"> </w:t>
+      </w:r>
+      <w:r>
+        <w:t xml:space="preserve">hotspots ranking, not excluded from it.</w:t>
+      </w:r>
+    </w:p>
+    <w:p>
+      <w:pPr>
+        <w:pStyle w:val="BodyText"/>
+      </w:pPr>
+      <w:r>
+        <w:t xml:space="preserve">No code changes in this plan – architecture only. See</w:t>
+      </w:r>
+      <w:r>
+        <w:t xml:space="preserve"> </w:t>
+      </w:r>
+      <w:r>
+        <w:rPr>
+          <w:rStyle w:val="VerbatimChar"/>
+        </w:rPr>
+        <w:t xml:space="preserve">docs/plans/3.1-trace-postprocessing-family.md</w:t>
+      </w:r>
+      <w:r>
+        <w:t xml:space="preserve"> </w:t>
+      </w:r>
+      <w:r>
+        <w:t xml:space="preserve">for the full reuse-verification table, the general</w:t>
+      </w:r>
+      <w:r>
+        <w:t xml:space="preserve"> </w:t>
+      </w:r>
+      <w:r>
+        <w:t xml:space="preserve">stage4→5-contract reflection this session’s own findings prompted, and the 7-step implementation</w:t>
+      </w:r>
+      <w:r>
+        <w:t xml:space="preserve"> </w:t>
+      </w:r>
+      <w:r>
+        <w:t xml:space="preserve">roadmap (plans 3.2-3.8) this plan lays out.</w:t>
+      </w:r>
+    </w:p>
     <w:bookmarkEnd w:id="82"/>
+    <w:bookmarkStart w:id="83" w:name="Xb2a56ab28a63481ff56a2c1ef86d13ccd7839e7"/>
+    <w:p>
+      <w:pPr>
+        <w:pStyle w:val="Heading2"/>
+      </w:pPr>
+      <w:r>
+        <w:t xml:space="preserve">2026-08-20 — Plan 3.2: renames, both stage4/5 boundary fixes, and the documented contract</w:t>
+      </w:r>
+    </w:p>
+    <w:p>
+      <w:pPr>
+        <w:pStyle w:val="FirstParagraph"/>
+      </w:pPr>
+      <w:r>
+        <w:t xml:space="preserve">Roadmap step 1 of plan 3.1’s sequence – three things merged into one plan because none of the new</w:t>
+      </w:r>
+      <w:r>
+        <w:t xml:space="preserve"> </w:t>
+      </w:r>
+      <w:r>
+        <w:t xml:space="preserve">trace-CSV modules can be built cleanly without them settled first.</w:t>
+      </w:r>
+    </w:p>
+    <w:p>
+      <w:pPr>
+        <w:pStyle w:val="BodyText"/>
+      </w:pPr>
+      <w:r>
+        <w:rPr>
+          <w:bCs/>
+          <w:b/>
+        </w:rPr>
+        <w:t xml:space="preserve">Renamed</w:t>
+      </w:r>
+      <w:r>
+        <w:t xml:space="preserve"> </w:t>
+      </w:r>
+      <w:r>
+        <w:t xml:space="preserve">every</w:t>
+      </w:r>
+      <w:r>
+        <w:t xml:space="preserve"> </w:t>
+      </w:r>
+      <w:r>
+        <w:rPr>
+          <w:rStyle w:val="VerbatimChar"/>
+        </w:rPr>
+        <w:t xml:space="preserve">*_rocprofsys*</w:t>
+      </w:r>
+      <w:r>
+        <w:t xml:space="preserve"> </w:t>
+      </w:r>
+      <w:r>
+        <w:t xml:space="preserve">module to</w:t>
+      </w:r>
+      <w:r>
+        <w:t xml:space="preserve"> </w:t>
+      </w:r>
+      <w:r>
+        <w:rPr>
+          <w:rStyle w:val="VerbatimChar"/>
+        </w:rPr>
+        <w:t xml:space="preserve">*_rocprofsys_sample_*</w:t>
+      </w:r>
+      <w:r>
+        <w:t xml:space="preserve"> </w:t>
+      </w:r>
+      <w:r>
+        <w:t xml:space="preserve">(</w:t>
+      </w:r>
+      <w:r>
+        <w:rPr>
+          <w:rStyle w:val="VerbatimChar"/>
+        </w:rPr>
+        <w:t xml:space="preserve">stage1_rocprofsys.py</w:t>
+      </w:r>
+      <w:r>
+        <w:t xml:space="preserve">/</w:t>
+      </w:r>
+      <w:r>
+        <w:rPr>
+          <w:rStyle w:val="VerbatimChar"/>
+        </w:rPr>
+        <w:t xml:space="preserve">stage2_rocprofsys.py</w:t>
+      </w:r>
+      <w:r>
+        <w:t xml:space="preserve">/</w:t>
+      </w:r>
+      <w:r>
+        <w:rPr>
+          <w:rStyle w:val="VerbatimChar"/>
+        </w:rPr>
+        <w:t xml:space="preserve">stage3_rocprofsys.py</w:t>
+      </w:r>
+      <w:r>
+        <w:t xml:space="preserve">/</w:t>
+      </w:r>
+      <w:r>
+        <w:rPr>
+          <w:rStyle w:val="VerbatimChar"/>
+        </w:rPr>
+        <w:t xml:space="preserve">stage4_rocprofsys_flat.py</w:t>
+      </w:r>
+      <w:r>
+        <w:t xml:space="preserve">/</w:t>
+      </w:r>
+      <w:r>
+        <w:t xml:space="preserve"> </w:t>
+      </w:r>
+      <w:r>
+        <w:rPr>
+          <w:rStyle w:val="VerbatimChar"/>
+        </w:rPr>
+        <w:t xml:space="preserve">stage4_rocprofsys_tree.py</w:t>
+      </w:r>
+      <w:r>
+        <w:t xml:space="preserve">, plus every mirrored test file), since they only ever handle</w:t>
+      </w:r>
+      <w:r>
+        <w:t xml:space="preserve"> </w:t>
+      </w:r>
+      <w:r>
+        <w:t xml:space="preserve">rocprof-sys’s timemory text-table/sampling output and a bare</w:t>
+      </w:r>
+      <w:r>
+        <w:t xml:space="preserve"> </w:t>
+      </w:r>
+      <w:r>
+        <w:rPr>
+          <w:rStyle w:val="VerbatimChar"/>
+        </w:rPr>
+        <w:t xml:space="preserve">*_trace_*</w:t>
+      </w:r>
+      <w:r>
+        <w:t xml:space="preserve"> </w:t>
+      </w:r>
+      <w:r>
+        <w:t xml:space="preserve">name for the new family</w:t>
+      </w:r>
+      <w:r>
+        <w:t xml:space="preserve"> </w:t>
+      </w:r>
+      <w:r>
+        <w:t xml:space="preserve">wouldn’t say</w:t>
+      </w:r>
+      <w:r>
+        <w:t xml:space="preserve"> </w:t>
+      </w:r>
+      <w:r>
+        <w:rPr>
+          <w:iCs/>
+          <w:i/>
+        </w:rPr>
+        <w:t xml:space="preserve">whose</w:t>
+      </w:r>
+      <w:r>
+        <w:t xml:space="preserve"> </w:t>
+      </w:r>
+      <w:r>
+        <w:t xml:space="preserve">trace format. Surfaced a necessary side effect:</w:t>
+      </w:r>
+      <w:r>
+        <w:t xml:space="preserve"> </w:t>
+      </w:r>
+      <w:r>
+        <w:rPr>
+          <w:rStyle w:val="VerbatimChar"/>
+        </w:rPr>
+        <w:t xml:space="preserve">extract_calltree_traced.py</w:t>
+      </w:r>
+      <w:r>
+        <w:t xml:space="preserve"> </w:t>
+      </w:r>
+      <w:r>
+        <w:t xml:space="preserve">renamed to</w:t>
+      </w:r>
+      <w:r>
+        <w:t xml:space="preserve"> </w:t>
+      </w:r>
+      <w:r>
+        <w:rPr>
+          <w:rStyle w:val="VerbatimChar"/>
+        </w:rPr>
+        <w:t xml:space="preserve">extract_wallclock_calltree.py</w:t>
+      </w:r>
+      <w:r>
+        <w:t xml:space="preserve"> </w:t>
+      </w:r>
+      <w:r>
+        <w:t xml:space="preserve">(with its</w:t>
+      </w:r>
+      <w:r>
+        <w:t xml:space="preserve"> </w:t>
+      </w:r>
+      <w:r>
+        <w:rPr>
+          <w:rStyle w:val="VerbatimChar"/>
+        </w:rPr>
+        <w:t xml:space="preserve">stage5_calltree_traced_view.py</w:t>
+      </w:r>
+      <w:r>
+        <w:t xml:space="preserve"> </w:t>
+      </w:r>
+      <w:r>
+        <w:t xml:space="preserve">companion to</w:t>
+      </w:r>
+      <w:r>
+        <w:t xml:space="preserve"> </w:t>
+      </w:r>
+      <w:r>
+        <w:rPr>
+          <w:rStyle w:val="VerbatimChar"/>
+        </w:rPr>
+        <w:t xml:space="preserve">stage5_wallclock_calltree_view.py</w:t>
+      </w:r>
+      <w:r>
+        <w:t xml:space="preserve">) –</w:t>
+      </w:r>
+      <w:r>
+        <w:t xml:space="preserve"> </w:t>
+      </w:r>
+      <w:r>
+        <w:t xml:space="preserve">“</w:t>
+      </w:r>
+      <w:r>
+        <w:t xml:space="preserve">traced</w:t>
+      </w:r>
+      <w:r>
+        <w:t xml:space="preserve">”</w:t>
+      </w:r>
+      <w:r>
+        <w:t xml:space="preserve"> </w:t>
+      </w:r>
+      <w:r>
+        <w:t xml:space="preserve">there has always meant</w:t>
+      </w:r>
+      <w:r>
+        <w:t xml:space="preserve"> </w:t>
+      </w:r>
+      <w:r>
+        <w:t xml:space="preserve">“</w:t>
+      </w:r>
+      <w:r>
+        <w:t xml:space="preserve">built from</w:t>
+      </w:r>
+      <w:r>
+        <w:t xml:space="preserve"> </w:t>
+      </w:r>
+      <w:r>
+        <w:rPr>
+          <w:rStyle w:val="VerbatimChar"/>
+        </w:rPr>
+        <w:t xml:space="preserve">wall_clock-*.txt</w:t>
+      </w:r>
+      <w:r>
+        <w:t xml:space="preserve"> </w:t>
+      </w:r>
+      <w:r>
+        <w:t xml:space="preserve">timemory data,</w:t>
+      </w:r>
+      <w:r>
+        <w:t xml:space="preserve">”</w:t>
+      </w:r>
+      <w:r>
+        <w:t xml:space="preserve"> </w:t>
+      </w:r>
+      <w:r>
+        <w:t xml:space="preserve">a different sense of the word than the new Perfetto-trace-CSV</w:t>
+      </w:r>
+      <w:r>
+        <w:t xml:space="preserve"> </w:t>
+      </w:r>
+      <w:r>
+        <w:t xml:space="preserve">tools, and leaving it name-adjacent to a future</w:t>
+      </w:r>
+      <w:r>
+        <w:t xml:space="preserve"> </w:t>
+      </w:r>
+      <w:r>
+        <w:rPr>
+          <w:rStyle w:val="VerbatimChar"/>
+        </w:rPr>
+        <w:t xml:space="preserve">extract_trace_calltree.py</w:t>
+      </w:r>
+      <w:r>
+        <w:t xml:space="preserve"> </w:t>
+      </w:r>
+      <w:r>
+        <w:t xml:space="preserve">would recreate the</w:t>
+      </w:r>
+      <w:r>
+        <w:t xml:space="preserve"> </w:t>
+      </w:r>
+      <w:r>
+        <w:t xml:space="preserve">exact ambiguity the rename removes elsewhere. Found during implementation and fixed for full</w:t>
+      </w:r>
+      <w:r>
+        <w:t xml:space="preserve"> </w:t>
+      </w:r>
+      <w:r>
+        <w:t xml:space="preserve">consistency: the renamed tool’s own default output filename was still</w:t>
+      </w:r>
+      <w:r>
+        <w:t xml:space="preserve"> </w:t>
+      </w:r>
+      <w:r>
+        <w:rPr>
+          <w:rStyle w:val="VerbatimChar"/>
+        </w:rPr>
+        <w:t xml:space="preserve">calltree_traced.txt</w:t>
+      </w:r>
+      <w:r>
+        <w:t xml:space="preserve"> </w:t>
+      </w:r>
+      <w:r>
+        <w:t xml:space="preserve">– the</w:t>
+      </w:r>
+      <w:r>
+        <w:t xml:space="preserve"> </w:t>
+      </w:r>
+      <w:r>
+        <w:t xml:space="preserve">same stale ambiguity one level down – renamed to</w:t>
+      </w:r>
+      <w:r>
+        <w:t xml:space="preserve"> </w:t>
+      </w:r>
+      <w:r>
+        <w:rPr>
+          <w:rStyle w:val="VerbatimChar"/>
+        </w:rPr>
+        <w:t xml:space="preserve">wallclock_calltree.txt</w:t>
+      </w:r>
+      <w:r>
+        <w:t xml:space="preserve">, matching</w:t>
+      </w:r>
+      <w:r>
+        <w:t xml:space="preserve"> </w:t>
+      </w:r>
+      <w:r>
+        <w:rPr>
+          <w:rStyle w:val="VerbatimChar"/>
+        </w:rPr>
+        <w:t xml:space="preserve">extract_calltree.py</w:t>
+      </w:r>
+      <w:r>
+        <w:t xml:space="preserve">/</w:t>
+      </w:r>
+      <w:r>
+        <w:rPr>
+          <w:rStyle w:val="VerbatimChar"/>
+        </w:rPr>
+        <w:t xml:space="preserve">calltree.txt</w:t>
+      </w:r>
+      <w:r>
+        <w:t xml:space="preserve">’s existing convention; the one genuinely user-visible</w:t>
+      </w:r>
+      <w:r>
+        <w:t xml:space="preserve"> </w:t>
+      </w:r>
+      <w:r>
+        <w:t xml:space="preserve">behavior change in this plan, everything else being import-path-only.</w:t>
+      </w:r>
+    </w:p>
+    <w:p>
+      <w:pPr>
+        <w:pStyle w:val="BodyText"/>
+      </w:pPr>
+      <w:r>
+        <w:rPr>
+          <w:bCs/>
+          <w:b/>
+        </w:rPr>
+        <w:t xml:space="preserve">Stage4/5 boundary fix #1</w:t>
+      </w:r>
+      <w:r>
+        <w:t xml:space="preserve">: moved</w:t>
+      </w:r>
+      <w:r>
+        <w:t xml:space="preserve"> </w:t>
+      </w:r>
+      <w:r>
+        <w:rPr>
+          <w:rStyle w:val="VerbatimChar"/>
+        </w:rPr>
+        <w:t xml:space="preserve">load_rank_trees()</w:t>
+      </w:r>
+      <w:r>
+        <w:t xml:space="preserve">/</w:t>
+      </w:r>
+      <w:r>
+        <w:rPr>
+          <w:rStyle w:val="VerbatimChar"/>
+        </w:rPr>
+        <w:t xml:space="preserve">kernel_totals_with_counts()</w:t>
+      </w:r>
+      <w:r>
+        <w:t xml:space="preserve">/</w:t>
+      </w:r>
+      <w:r>
+        <w:t xml:space="preserve"> </w:t>
+      </w:r>
+      <w:r>
+        <w:rPr>
+          <w:rStyle w:val="VerbatimChar"/>
+        </w:rPr>
+        <w:t xml:space="preserve">pair_gpu_per_rank()</w:t>
+      </w:r>
+      <w:r>
+        <w:t xml:space="preserve"> </w:t>
+      </w:r>
+      <w:r>
+        <w:t xml:space="preserve">out of</w:t>
+      </w:r>
+      <w:r>
+        <w:t xml:space="preserve"> </w:t>
+      </w:r>
+      <w:r>
+        <w:rPr>
+          <w:rStyle w:val="VerbatimChar"/>
+        </w:rPr>
+        <w:t xml:space="preserve">stage5_tree_render.py</w:t>
+      </w:r>
+      <w:r>
+        <w:t xml:space="preserve"> </w:t>
+      </w:r>
+      <w:r>
+        <w:t xml:space="preserve">into the renamed</w:t>
+      </w:r>
+      <w:r>
+        <w:t xml:space="preserve"> </w:t>
+      </w:r>
+      <w:r>
+        <w:rPr>
+          <w:rStyle w:val="VerbatimChar"/>
+        </w:rPr>
+        <w:t xml:space="preserve">stage4_rocprofsys_sample_tree.py</w:t>
+      </w:r>
+      <w:r>
+        <w:t xml:space="preserve">. The old</w:t>
+      </w:r>
+      <w:r>
+        <w:t xml:space="preserve"> </w:t>
+      </w:r>
+      <w:r>
+        <w:rPr>
+          <w:rStyle w:val="VerbatimChar"/>
+        </w:rPr>
+        <w:t xml:space="preserve">attach_and_render_gpu_kernels()</w:t>
+      </w:r>
+      <w:r>
+        <w:t xml:space="preserve"> </w:t>
+      </w:r>
+      <w:r>
+        <w:t xml:space="preserve">turned out not to be</w:t>
+      </w:r>
+      <w:r>
+        <w:t xml:space="preserve"> </w:t>
+      </w:r>
+      <w:r>
+        <w:t xml:space="preserve">a pure-relocation candidate once actually read closely: it mixed stage4-shaped tree mutation with</w:t>
+      </w:r>
+      <w:r>
+        <w:t xml:space="preserve"> </w:t>
+      </w:r>
+      <w:r>
+        <w:t xml:space="preserve">stage5-shaped fallback-table rendering (</w:t>
+      </w:r>
+      <w:r>
+        <w:rPr>
+          <w:rStyle w:val="VerbatimChar"/>
+        </w:rPr>
+        <w:t xml:space="preserve">format_aligned_rows()</w:t>
+      </w:r>
+      <w:r>
+        <w:t xml:space="preserve">/</w:t>
+      </w:r>
+      <w:r>
+        <w:rPr>
+          <w:rStyle w:val="VerbatimChar"/>
+        </w:rPr>
+        <w:t xml:space="preserve">REPORT_HEADERS</w:t>
+      </w:r>
+      <w:r>
+        <w:t xml:space="preserve">), and moving it</w:t>
+      </w:r>
+      <w:r>
+        <w:t xml:space="preserve"> </w:t>
+      </w:r>
+      <w:r>
+        <w:t xml:space="preserve">wholesale would have made stage4 import from stage5, inverting the intended dependency direction.</w:t>
+      </w:r>
+      <w:r>
+        <w:t xml:space="preserve"> </w:t>
+      </w:r>
+      <w:r>
+        <w:t xml:space="preserve">Split instead into</w:t>
+      </w:r>
+      <w:r>
+        <w:t xml:space="preserve"> </w:t>
+      </w:r>
+      <w:r>
+        <w:rPr>
+          <w:rStyle w:val="VerbatimChar"/>
+        </w:rPr>
+        <w:t xml:space="preserve">stage4_rocprofsys_sample_tree.attach_gpu_kernels()</w:t>
+      </w:r>
+      <w:r>
+        <w:t xml:space="preserve"> </w:t>
+      </w:r>
+      <w:r>
+        <w:t xml:space="preserve">(attachment,</w:t>
+      </w:r>
+      <w:r>
+        <w:t xml:space="preserve"> </w:t>
+      </w:r>
+      <w:r>
+        <w:t xml:space="preserve">returns</w:t>
+      </w:r>
+      <w:r>
+        <w:t xml:space="preserve"> </w:t>
+      </w:r>
+      <w:r>
+        <w:rPr>
+          <w:rStyle w:val="VerbatimChar"/>
+        </w:rPr>
+        <w:t xml:space="preserve">(unattached, gpu_kernel_by_rank)</w:t>
+      </w:r>
+      <w:r>
+        <w:t xml:space="preserve">) and</w:t>
+      </w:r>
+      <w:r>
+        <w:t xml:space="preserve"> </w:t>
+      </w:r>
+      <w:r>
+        <w:rPr>
+          <w:rStyle w:val="VerbatimChar"/>
+        </w:rPr>
+        <w:t xml:space="preserve">stage5_tree_render.render_gpu_kernel_fallback()</w:t>
+      </w:r>
+      <w:r>
+        <w:t xml:space="preserve"> </w:t>
+      </w:r>
+      <w:r>
+        <w:t xml:space="preserve">(rendering only) – a real design correction found only by reading the function’s actual body, not</w:t>
+      </w:r>
+      <w:r>
+        <w:t xml:space="preserve"> </w:t>
+      </w:r>
+      <w:r>
+        <w:t xml:space="preserve">anticipated when plan 3.1 described this as a simple move.</w:t>
+      </w:r>
+    </w:p>
+    <w:p>
+      <w:pPr>
+        <w:pStyle w:val="BodyText"/>
+      </w:pPr>
+      <w:r>
+        <w:rPr>
+          <w:bCs/>
+          <w:b/>
+        </w:rPr>
+        <w:t xml:space="preserve">Stage4/5 boundary fix #2</w:t>
+      </w:r>
+      <w:r>
+        <w:t xml:space="preserve">: split</w:t>
+      </w:r>
+      <w:r>
+        <w:t xml:space="preserve"> </w:t>
+      </w:r>
+      <w:r>
+        <w:rPr>
+          <w:rStyle w:val="VerbatimChar"/>
+        </w:rPr>
+        <w:t xml:space="preserve">stage5_pop_metrics_table.compute_run_metrics()</w:t>
+      </w:r>
+      <w:r>
+        <w:t xml:space="preserve"> </w:t>
+      </w:r>
+      <w:r>
+        <w:t xml:space="preserve">into</w:t>
+      </w:r>
+      <w:r>
+        <w:t xml:space="preserve"> </w:t>
+      </w:r>
+      <w:r>
+        <w:rPr>
+          <w:rStyle w:val="VerbatimChar"/>
+        </w:rPr>
+        <w:t xml:space="preserve">gather_timing_summary_per_rank()</w:t>
+      </w:r>
+      <w:r>
+        <w:t xml:space="preserve"> </w:t>
+      </w:r>
+      <w:r>
+        <w:t xml:space="preserve">(data gathering, kept in this file rather than moved to stage4 –</w:t>
+      </w:r>
+      <w:r>
+        <w:t xml:space="preserve"> </w:t>
+      </w:r>
+      <w:r>
+        <w:t xml:space="preserve">matching</w:t>
+      </w:r>
+      <w:r>
+        <w:t xml:space="preserve"> </w:t>
+      </w:r>
+      <w:r>
+        <w:rPr>
+          <w:rStyle w:val="VerbatimChar"/>
+        </w:rPr>
+        <w:t xml:space="preserve">stage5_fused_hotspots_table.build_combined_view()</w:t>
+      </w:r>
+      <w:r>
+        <w:t xml:space="preserve">’s already-established</w:t>
+      </w:r>
+      <w:r>
+        <w:t xml:space="preserve"> </w:t>
+      </w:r>
+      <w:r>
+        <w:t xml:space="preserve">“</w:t>
+      </w:r>
+      <w:r>
+        <w:t xml:space="preserve">stage5 backend</w:t>
+      </w:r>
+      <w:r>
+        <w:t xml:space="preserve"> </w:t>
+      </w:r>
+      <w:r>
+        <w:t xml:space="preserve">gathers from stage4 modules</w:t>
+      </w:r>
+      <w:r>
+        <w:t xml:space="preserve">”</w:t>
+      </w:r>
+      <w:r>
+        <w:t xml:space="preserve"> </w:t>
+      </w:r>
+      <w:r>
+        <w:t xml:space="preserve">precedent) and</w:t>
+      </w:r>
+      <w:r>
+        <w:t xml:space="preserve"> </w:t>
+      </w:r>
+      <w:r>
+        <w:rPr>
+          <w:rStyle w:val="VerbatimChar"/>
+        </w:rPr>
+        <w:t xml:space="preserve">compute_metrics_from_per_rank()</w:t>
+      </w:r>
+      <w:r>
+        <w:t xml:space="preserve"> </w:t>
+      </w:r>
+      <w:r>
+        <w:t xml:space="preserve">(pure LB/CommE/PE</w:t>
+      </w:r>
+      <w:r>
+        <w:t xml:space="preserve"> </w:t>
+      </w:r>
+      <w:r>
+        <w:t xml:space="preserve">arithmetic over a plain per-rank list, no stage4 imports at all).</w:t>
+      </w:r>
+      <w:r>
+        <w:t xml:space="preserve"> </w:t>
+      </w:r>
+      <w:r>
+        <w:rPr>
+          <w:rStyle w:val="VerbatimChar"/>
+        </w:rPr>
+        <w:t xml:space="preserve">compute_run_metrics()</w:t>
+      </w:r>
+      <w:r>
+        <w:t xml:space="preserve"> </w:t>
+      </w:r>
+      <w:r>
+        <w:t xml:space="preserve">itself</w:t>
+      </w:r>
+      <w:r>
+        <w:t xml:space="preserve"> </w:t>
+      </w:r>
+      <w:r>
+        <w:t xml:space="preserve">kept as a thin, byte-identical wrapper for existing callers.</w:t>
+      </w:r>
+    </w:p>
+    <w:p>
+      <w:pPr>
+        <w:pStyle w:val="BodyText"/>
+      </w:pPr>
+      <w:r>
+        <w:rPr>
+          <w:bCs/>
+          <w:b/>
+        </w:rPr>
+        <w:t xml:space="preserve">Documented the stage4→5 entry contract</w:t>
+      </w:r>
+      <w:r>
+        <w:t xml:space="preserve"> </w:t>
+      </w:r>
+      <w:r>
+        <w:t xml:space="preserve">in a new</w:t>
+      </w:r>
+      <w:r>
+        <w:t xml:space="preserve"> </w:t>
+      </w:r>
+      <w:r>
+        <w:rPr>
+          <w:rStyle w:val="VerbatimChar"/>
+        </w:rPr>
+        <w:t xml:space="preserve">postprocess/README.md</w:t>
+      </w:r>
+      <w:r>
+        <w:t xml:space="preserve"> </w:t>
+      </w:r>
+      <w:r>
+        <w:t xml:space="preserve">section, naming the</w:t>
+      </w:r>
+      <w:r>
+        <w:t xml:space="preserve"> </w:t>
+      </w:r>
+      <w:r>
+        <w:t xml:space="preserve">four canonical shapes now in use (flat entry, tree node, per-rank label→value, per-rank timing</w:t>
+      </w:r>
+      <w:r>
+        <w:t xml:space="preserve"> </w:t>
+      </w:r>
+      <w:r>
+        <w:t xml:space="preserve">summary) and the rule that a new backend for an existing report kind targets one of them to</w:t>
+      </w:r>
+      <w:r>
+        <w:t xml:space="preserve"> </w:t>
+      </w:r>
+      <w:r>
+        <w:t xml:space="preserve">inherit its stage5 view for free.</w:t>
+      </w:r>
+    </w:p>
+    <w:p>
+      <w:pPr>
+        <w:pStyle w:val="BodyText"/>
+      </w:pPr>
+      <w:r>
+        <w:t xml:space="preserve">Verification, checked independently after each of the three sub-steps rather than once at the</w:t>
+      </w:r>
+      <w:r>
+        <w:t xml:space="preserve"> </w:t>
+      </w:r>
+      <w:r>
+        <w:t xml:space="preserve">end: 509/509 passing after the rename alone; 512/512 after boundary fix #1 (with its own test</w:t>
+      </w:r>
+      <w:r>
+        <w:t xml:space="preserve"> </w:t>
+      </w:r>
+      <w:r>
+        <w:t xml:space="preserve">split –</w:t>
+      </w:r>
+      <w:r>
+        <w:t xml:space="preserve"> </w:t>
+      </w:r>
+      <w:r>
+        <w:rPr>
+          <w:rStyle w:val="VerbatimChar"/>
+        </w:rPr>
+        <w:t xml:space="preserve">LoadRankTreesTests</w:t>
+      </w:r>
+      <w:r>
+        <w:t xml:space="preserve">/</w:t>
+      </w:r>
+      <w:r>
+        <w:rPr>
+          <w:rStyle w:val="VerbatimChar"/>
+        </w:rPr>
+        <w:t xml:space="preserve">KernelTotalsWithCountsTests</w:t>
+      </w:r>
+      <w:r>
+        <w:t xml:space="preserve">/</w:t>
+      </w:r>
+      <w:r>
+        <w:rPr>
+          <w:rStyle w:val="VerbatimChar"/>
+        </w:rPr>
+        <w:t xml:space="preserve">PairGpuPerRankTests</w:t>
+      </w:r>
+      <w:r>
+        <w:t xml:space="preserve"> </w:t>
+      </w:r>
+      <w:r>
+        <w:t xml:space="preserve">moved into</w:t>
+      </w:r>
+      <w:r>
+        <w:t xml:space="preserve"> </w:t>
+      </w:r>
+      <w:r>
+        <w:rPr>
+          <w:rStyle w:val="VerbatimChar"/>
+        </w:rPr>
+        <w:t xml:space="preserve">test_stage4_rocprofsys_sample_tree.py</w:t>
+      </w:r>
+      <w:r>
+        <w:t xml:space="preserve">, the old</w:t>
+      </w:r>
+      <w:r>
+        <w:t xml:space="preserve"> </w:t>
+      </w:r>
+      <w:r>
+        <w:rPr>
+          <w:rStyle w:val="VerbatimChar"/>
+        </w:rPr>
+        <w:t xml:space="preserve">AttachAndRenderGpuKernelsTests</w:t>
+      </w:r>
+      <w:r>
+        <w:t xml:space="preserve"> </w:t>
+      </w:r>
+      <w:r>
+        <w:t xml:space="preserve">split into</w:t>
+      </w:r>
+      <w:r>
+        <w:t xml:space="preserve"> </w:t>
+      </w:r>
+      <w:r>
+        <w:rPr>
+          <w:rStyle w:val="VerbatimChar"/>
+        </w:rPr>
+        <w:t xml:space="preserve">AttachGpuKernelsTests</w:t>
+      </w:r>
+      <w:r>
+        <w:t xml:space="preserve"> </w:t>
+      </w:r>
+      <w:r>
+        <w:t xml:space="preserve">there and</w:t>
+      </w:r>
+      <w:r>
+        <w:t xml:space="preserve"> </w:t>
+      </w:r>
+      <w:r>
+        <w:rPr>
+          <w:rStyle w:val="VerbatimChar"/>
+        </w:rPr>
+        <w:t xml:space="preserve">RenderGpuKernelFallbackTests</w:t>
+      </w:r>
+      <w:r>
+        <w:t xml:space="preserve"> </w:t>
+      </w:r>
+      <w:r>
+        <w:t xml:space="preserve">in</w:t>
+      </w:r>
+      <w:r>
+        <w:t xml:space="preserve"> </w:t>
+      </w:r>
+      <w:r>
+        <w:rPr>
+          <w:rStyle w:val="VerbatimChar"/>
+        </w:rPr>
+        <w:t xml:space="preserve">test_stage5_tree_render.py</w:t>
+      </w:r>
+      <w:r>
+        <w:t xml:space="preserve">);</w:t>
+      </w:r>
+      <w:r>
+        <w:t xml:space="preserve"> </w:t>
+      </w:r>
+      <w:r>
+        <w:t xml:space="preserve">515/515 after boundary fix #2 (3 new tests added, including calling</w:t>
+      </w:r>
+      <w:r>
+        <w:t xml:space="preserve"> </w:t>
+      </w:r>
+      <w:r>
+        <w:rPr>
+          <w:rStyle w:val="VerbatimChar"/>
+        </w:rPr>
+        <w:t xml:space="preserve">compute_metrics_from_per_rank()</w:t>
+      </w:r>
+      <w:r>
+        <w:t xml:space="preserve"> </w:t>
+      </w:r>
+      <w:r>
+        <w:t xml:space="preserve">against a hand-built per-rank list with no gather step involved</w:t>
+      </w:r>
+      <w:r>
+        <w:t xml:space="preserve"> </w:t>
+      </w:r>
+      <w:r>
+        <w:t xml:space="preserve">at all, to directly confirm the reuse boundary actually works). Every touched file compiles;</w:t>
+      </w:r>
+      <w:r>
+        <w:t xml:space="preserve"> </w:t>
+      </w:r>
+      <w:r>
+        <w:rPr>
+          <w:rStyle w:val="VerbatimChar"/>
+        </w:rPr>
+        <w:t xml:space="preserve">grep</w:t>
+      </w:r>
+      <w:r>
+        <w:t xml:space="preserve"> </w:t>
+      </w:r>
+      <w:r>
+        <w:t xml:space="preserve">confirms zero remaining references to any pre-rename name anywhere under</w:t>
+      </w:r>
+      <w:r>
+        <w:t xml:space="preserve"> </w:t>
+      </w:r>
+      <w:r>
+        <w:rPr>
+          <w:rStyle w:val="VerbatimChar"/>
+        </w:rPr>
+        <w:t xml:space="preserve">postprocess/</w:t>
+      </w:r>
+      <w:r>
+        <w:t xml:space="preserve"> </w:t>
+      </w:r>
+      <w:r>
+        <w:t xml:space="preserve">(historical mentions in</w:t>
+      </w:r>
+      <w:r>
+        <w:t xml:space="preserve"> </w:t>
+      </w:r>
+      <w:r>
+        <w:rPr>
+          <w:rStyle w:val="VerbatimChar"/>
+        </w:rPr>
+        <w:t xml:space="preserve">docs/plans/*.md</w:t>
+      </w:r>
+      <w:r>
+        <w:t xml:space="preserve"> </w:t>
+      </w:r>
+      <w:r>
+        <w:t xml:space="preserve">deliberately left untouched, per this project’s own rule</w:t>
+      </w:r>
+      <w:r>
+        <w:t xml:space="preserve"> </w:t>
+      </w:r>
+      <w:r>
+        <w:t xml:space="preserve">against rewriting the historical record). Full accounting in</w:t>
+      </w:r>
+      <w:r>
+        <w:t xml:space="preserve"> </w:t>
+      </w:r>
+      <w:r>
+        <w:rPr>
+          <w:rStyle w:val="VerbatimChar"/>
+        </w:rPr>
+        <w:t xml:space="preserve">docs/plans/3.2-rename-and-boundary-fixes.md</w:t>
+      </w:r>
+      <w:r>
+        <w:t xml:space="preserve">, written after implementation – a process gap</w:t>
+      </w:r>
+      <w:r>
+        <w:t xml:space="preserve"> </w:t>
+      </w:r>
+      <w:r>
+        <w:t xml:space="preserve">(plan mode should have produced this file before any code changed, per</w:t>
+      </w:r>
+      <w:r>
+        <w:t xml:space="preserve"> </w:t>
+      </w:r>
+      <w:r>
+        <w:rPr>
+          <w:rStyle w:val="VerbatimChar"/>
+        </w:rPr>
+        <w:t xml:space="preserve">CLAUDE.md</w:t>
+      </w:r>
+      <w:r>
+        <w:t xml:space="preserve">’s own</w:t>
+      </w:r>
+      <w:r>
+        <w:t xml:space="preserve"> </w:t>
+      </w:r>
+      <w:r>
+        <w:t xml:space="preserve">convention) caught when asked directly, corrected by writing it retroactively rather than left</w:t>
+      </w:r>
+      <w:r>
+        <w:t xml:space="preserve"> </w:t>
+      </w:r>
+      <w:r>
+        <w:t xml:space="preserve">undocumented.</w:t>
+      </w:r>
+    </w:p>
+    <w:bookmarkEnd w:id="83"/>
+    <w:bookmarkEnd w:id="84"/>
     <w:sectPr/>
   </w:body>
 </w:document>

--- a/docs/DEVELOPMENT_HISTORY.docx
+++ b/docs/DEVELOPMENT_HISTORY.docx
@@ -10,7 +10,7 @@
         <w:t xml:space="preserve">Development History</w:t>
       </w:r>
     </w:p>
-    <w:bookmarkStart w:id="84" w:name="development-history"/>
+    <w:bookmarkStart w:id="85" w:name="development-history"/>
     <w:p>
       <w:pPr>
         <w:pStyle w:val="Heading1"/>
@@ -3607,6 +3607,80 @@
           </w:p>
         </w:tc>
       </w:tr>
+      <w:tr>
+        <w:tc>
+          <w:tcPr/>
+          <w:p>
+            <w:pPr>
+              <w:pStyle w:val="Compact"/>
+              <w:jc w:val="left"/>
+            </w:pPr>
+            <w:r>
+              <w:t xml:space="preserve">2026-08-20</w:t>
+            </w:r>
+          </w:p>
+        </w:tc>
+        <w:tc>
+          <w:tcPr/>
+          <w:p>
+            <w:pPr>
+              <w:pStyle w:val="Compact"/>
+              <w:jc w:val="left"/>
+            </w:pPr>
+            <w:r>
+              <w:t xml:space="preserve">Plan 3.3: new</w:t>
+            </w:r>
+            <w:r>
+              <w:t xml:space="preserve"> </w:t>
+            </w:r>
+            <w:r>
+              <w:rPr>
+                <w:rStyle w:val="VerbatimChar"/>
+              </w:rPr>
+              <w:t xml:space="preserve">stage1_rocprofsys_trace.py</w:t>
+            </w:r>
+            <w:r>
+              <w:t xml:space="preserve"> </w:t>
+            </w:r>
+            <w:r>
+              <w:t xml:space="preserve">(</w:t>
+            </w:r>
+            <w:r>
+              <w:rPr>
+                <w:rStyle w:val="VerbatimChar"/>
+              </w:rPr>
+              <w:t xml:space="preserve">parse_trace_csv()</w:t>
+            </w:r>
+            <w:r>
+              <w:t xml:space="preserve">/</w:t>
+            </w:r>
+            <w:r>
+              <w:rPr>
+                <w:rStyle w:val="VerbatimChar"/>
+              </w:rPr>
+              <w:t xml:space="preserve">attach_ancestry()</w:t>
+            </w:r>
+            <w:r>
+              <w:t xml:space="preserve">) – roadmap step 2 of the plan-3.1 sequence; a mid-review correction moved all label/count/self_sum shaping out of stage1+2 and into a later stage4 module, so this stage preserves every trace-CSV column untouched and only resolves</w:t>
+            </w:r>
+            <w:r>
+              <w:t xml:space="preserve"> </w:t>
+            </w:r>
+            <w:r>
+              <w:rPr>
+                <w:rStyle w:val="VerbatimChar"/>
+              </w:rPr>
+              <w:t xml:space="preserve">parent_slice_id</w:t>
+            </w:r>
+            <w:r>
+              <w:t xml:space="preserve"> </w:t>
+            </w:r>
+            <w:r>
+              <w:t xml:space="preserve">links – see full accounting below</w:t>
+            </w:r>
+          </w:p>
+        </w:tc>
+      </w:tr>
     </w:tbl>
     <w:bookmarkStart w:id="20" w:name="project-scaffolding-and-rules"/>
     <w:p>
@@ -52317,7 +52391,769 @@
       </w:r>
     </w:p>
     <w:bookmarkEnd w:id="83"/>
+    <w:bookmarkStart w:id="84" w:name="Xa470c5d4b776af1226c6825f961522f929d558d"/>
+    <w:p>
+      <w:pPr>
+        <w:pStyle w:val="Heading2"/>
+      </w:pPr>
+      <w:r>
+        <w:t xml:space="preserve">2026-08-20 — Plan 3.3:</w:t>
+      </w:r>
+      <w:r>
+        <w:t xml:space="preserve"> </w:t>
+      </w:r>
+      <w:r>
+        <w:rPr>
+          <w:rStyle w:val="VerbatimChar"/>
+        </w:rPr>
+        <w:t xml:space="preserve">stage1_rocprofsys_trace.py</w:t>
+      </w:r>
+      <w:r>
+        <w:t xml:space="preserve">, the trace-CSV reader</w:t>
+      </w:r>
+    </w:p>
+    <w:p>
+      <w:pPr>
+        <w:pStyle w:val="FirstParagraph"/>
+      </w:pPr>
+      <w:r>
+        <w:t xml:space="preserve">Roadmap step 2 of plan 3.1’s sequence – the first genuinely new module for the trace-CSV family</w:t>
+      </w:r>
+      <w:r>
+        <w:t xml:space="preserve"> </w:t>
+      </w:r>
+      <w:r>
+        <w:t xml:space="preserve">(no existing file touched). Plan mode was used before any code changed this time, per the</w:t>
+      </w:r>
+      <w:r>
+        <w:t xml:space="preserve"> </w:t>
+      </w:r>
+      <w:r>
+        <w:t xml:space="preserve">process-gap correction from plan 3.2’s own writeup.</w:t>
+      </w:r>
+    </w:p>
+    <w:p>
+      <w:pPr>
+        <w:pStyle w:val="BodyText"/>
+      </w:pPr>
+      <w:r>
+        <w:rPr>
+          <w:bCs/>
+          <w:b/>
+        </w:rPr>
+        <w:t xml:space="preserve">A real design correction found mid-review, before implementation, not after</w:t>
+      </w:r>
+      <w:r>
+        <w:t xml:space="preserve">: the plan as</w:t>
+      </w:r>
+      <w:r>
+        <w:t xml:space="preserve"> </w:t>
+      </w:r>
+      <w:r>
+        <w:t xml:space="preserve">first drafted had</w:t>
+      </w:r>
+      <w:r>
+        <w:t xml:space="preserve"> </w:t>
+      </w:r>
+      <w:r>
+        <w:rPr>
+          <w:rStyle w:val="VerbatimChar"/>
+        </w:rPr>
+        <w:t xml:space="preserve">stage1_rocprofsys_trace.py</w:t>
+      </w:r>
+      <w:r>
+        <w:t xml:space="preserve"> </w:t>
+      </w:r>
+      <w:r>
+        <w:t xml:space="preserve">reshape data toward</w:t>
+      </w:r>
+      <w:r>
+        <w:t xml:space="preserve"> </w:t>
+      </w:r>
+      <w:r>
+        <w:rPr>
+          <w:rStyle w:val="VerbatimChar"/>
+        </w:rPr>
+        <w:t xml:space="preserve">merge_rank_trees()</w:t>
+      </w:r>
+      <w:r>
+        <w:t xml:space="preserve">’s needs</w:t>
+      </w:r>
+      <w:r>
+        <w:t xml:space="preserve"> </w:t>
+      </w:r>
+      <w:r>
+        <w:t xml:space="preserve">directly – dropping</w:t>
+      </w:r>
+      <w:r>
+        <w:t xml:space="preserve"> </w:t>
+      </w:r>
+      <w:r>
+        <w:rPr>
+          <w:rStyle w:val="VerbatimChar"/>
+        </w:rPr>
+        <w:t xml:space="preserve">tid</w:t>
+      </w:r>
+      <w:r>
+        <w:t xml:space="preserve">/</w:t>
+      </w:r>
+      <w:r>
+        <w:rPr>
+          <w:rStyle w:val="VerbatimChar"/>
+        </w:rPr>
+        <w:t xml:space="preserve">pid</w:t>
+      </w:r>
+      <w:r>
+        <w:t xml:space="preserve">/</w:t>
+      </w:r>
+      <w:r>
+        <w:rPr>
+          <w:rStyle w:val="VerbatimChar"/>
+        </w:rPr>
+        <w:t xml:space="preserve">depth</w:t>
+      </w:r>
+      <w:r>
+        <w:t xml:space="preserve">, carving GPU-arg columns into a separate</w:t>
+      </w:r>
+      <w:r>
+        <w:t xml:space="preserve"> </w:t>
+      </w:r>
+      <w:r>
+        <w:rPr>
+          <w:rStyle w:val="VerbatimChar"/>
+        </w:rPr>
+        <w:t xml:space="preserve">gpu_args</w:t>
+      </w:r>
+      <w:r>
+        <w:t xml:space="preserve"> </w:t>
+      </w:r>
+      <w:r>
+        <w:t xml:space="preserve">sub-dict, synthesizing</w:t>
+      </w:r>
+      <w:r>
+        <w:t xml:space="preserve"> </w:t>
+      </w:r>
+      <w:r>
+        <w:rPr>
+          <w:rStyle w:val="VerbatimChar"/>
+        </w:rPr>
+        <w:t xml:space="preserve">count</w:t>
+      </w:r>
+      <w:r>
+        <w:t xml:space="preserve">/</w:t>
+      </w:r>
+      <w:r>
+        <w:rPr>
+          <w:rStyle w:val="VerbatimChar"/>
+        </w:rPr>
+        <w:t xml:space="preserve">self_sum</w:t>
+      </w:r>
+      <w:r>
+        <w:t xml:space="preserve">/renaming</w:t>
+      </w:r>
+      <w:r>
+        <w:t xml:space="preserve"> </w:t>
+      </w:r>
+      <w:r>
+        <w:rPr>
+          <w:rStyle w:val="VerbatimChar"/>
+        </w:rPr>
+        <w:t xml:space="preserve">name</w:t>
+      </w:r>
+      <w:r>
+        <w:t xml:space="preserve">→</w:t>
+      </w:r>
+      <w:r>
+        <w:rPr>
+          <w:rStyle w:val="VerbatimChar"/>
+        </w:rPr>
+        <w:t xml:space="preserve">label</w:t>
+      </w:r>
+      <w:r>
+        <w:t xml:space="preserve">. Corrected directly: stage1+2</w:t>
+      </w:r>
+      <w:r>
+        <w:t xml:space="preserve"> </w:t>
+      </w:r>
+      <w:r>
+        <w:t xml:space="preserve">should preserve every CSV column untouched; deciding what a</w:t>
+      </w:r>
+      <w:r>
+        <w:t xml:space="preserve"> </w:t>
+      </w:r>
+      <w:r>
+        <w:t xml:space="preserve">“</w:t>
+      </w:r>
+      <w:r>
+        <w:t xml:space="preserve">count</w:t>
+      </w:r>
+      <w:r>
+        <w:t xml:space="preserve">”</w:t>
+      </w:r>
+      <w:r>
+        <w:t xml:space="preserve"> </w:t>
+      </w:r>
+      <w:r>
+        <w:t xml:space="preserve">or</w:t>
+      </w:r>
+      <w:r>
+        <w:t xml:space="preserve"> </w:t>
+      </w:r>
+      <w:r>
+        <w:t xml:space="preserve">“</w:t>
+      </w:r>
+      <w:r>
+        <w:t xml:space="preserve">self time</w:t>
+      </w:r>
+      <w:r>
+        <w:t xml:space="preserve">”</w:t>
+      </w:r>
+      <w:r>
+        <w:t xml:space="preserve"> </w:t>
+      </w:r>
+      <w:r>
+        <w:t xml:space="preserve">means for a</w:t>
+      </w:r>
+      <w:r>
+        <w:t xml:space="preserve"> </w:t>
+      </w:r>
+      <w:r>
+        <w:t xml:space="preserve">given consumer is stage4’s job (a later plan,</w:t>
+      </w:r>
+      <w:r>
+        <w:t xml:space="preserve"> </w:t>
+      </w:r>
+      <w:r>
+        <w:rPr>
+          <w:rStyle w:val="VerbatimChar"/>
+        </w:rPr>
+        <w:t xml:space="preserve">stage4_rocprofsys_trace_tree.py</w:t>
+      </w:r>
+      <w:r>
+        <w:t xml:space="preserve">), matching how the</w:t>
+      </w:r>
+      <w:r>
+        <w:t xml:space="preserve"> </w:t>
+      </w:r>
+      <w:r>
+        <w:rPr>
+          <w:iCs/>
+          <w:i/>
+        </w:rPr>
+        <w:t xml:space="preserve">existing</w:t>
+      </w:r>
+      <w:r>
+        <w:t xml:space="preserve"> </w:t>
+      </w:r>
+      <w:r>
+        <w:t xml:space="preserve">text-table stage1 only happens to output</w:t>
+      </w:r>
+      <w:r>
+        <w:t xml:space="preserve"> </w:t>
+      </w:r>
+      <w:r>
+        <w:rPr>
+          <w:rStyle w:val="VerbatimChar"/>
+        </w:rPr>
+        <w:t xml:space="preserve">label</w:t>
+      </w:r>
+      <w:r>
+        <w:t xml:space="preserve">/</w:t>
+      </w:r>
+      <w:r>
+        <w:rPr>
+          <w:rStyle w:val="VerbatimChar"/>
+        </w:rPr>
+        <w:t xml:space="preserve">count</w:t>
+      </w:r>
+      <w:r>
+        <w:t xml:space="preserve">/</w:t>
+      </w:r>
+      <w:r>
+        <w:rPr>
+          <w:rStyle w:val="VerbatimChar"/>
+        </w:rPr>
+        <w:t xml:space="preserve">sum</w:t>
+      </w:r>
+      <w:r>
+        <w:t xml:space="preserve">/</w:t>
+      </w:r>
+      <w:r>
+        <w:rPr>
+          <w:rStyle w:val="VerbatimChar"/>
+        </w:rPr>
+        <w:t xml:space="preserve">self_sum</w:t>
+      </w:r>
+      <w:r>
+        <w:t xml:space="preserve"> </w:t>
+      </w:r>
+      <w:r>
+        <w:t xml:space="preserve">directly</w:t>
+      </w:r>
+      <w:r>
+        <w:t xml:space="preserve"> </w:t>
+      </w:r>
+      <w:r>
+        <w:t xml:space="preserve">because the raw timemory table already has that exact shape natively – not because shaping data</w:t>
+      </w:r>
+      <w:r>
+        <w:t xml:space="preserve"> </w:t>
+      </w:r>
+      <w:r>
+        <w:t xml:space="preserve">for stage4 is stage1’s job in general. Two narrower follow-up decisions confirmed directly:</w:t>
+      </w:r>
+      <w:r>
+        <w:t xml:space="preserve"> </w:t>
+      </w:r>
+      <w:r>
+        <w:rPr>
+          <w:rStyle w:val="VerbatimChar"/>
+        </w:rPr>
+        <w:t xml:space="preserve">self_sum</w:t>
+      </w:r>
+      <w:r>
+        <w:t xml:space="preserve"> </w:t>
+      </w:r>
+      <w:r>
+        <w:t xml:space="preserve">derivation (needs a children map, i.e. needs tree-building machinery) stays out of this</w:t>
+      </w:r>
+      <w:r>
+        <w:t xml:space="preserve"> </w:t>
+      </w:r>
+      <w:r>
+        <w:t xml:space="preserve">module entirely; unit conversion (</w:t>
+      </w:r>
+      <w:r>
+        <w:rPr>
+          <w:rStyle w:val="VerbatimChar"/>
+        </w:rPr>
+        <w:t xml:space="preserve">ts</w:t>
+      </w:r>
+      <w:r>
+        <w:t xml:space="preserve">/</w:t>
+      </w:r>
+      <w:r>
+        <w:rPr>
+          <w:rStyle w:val="VerbatimChar"/>
+        </w:rPr>
+        <w:t xml:space="preserve">dur</w:t>
+      </w:r>
+      <w:r>
+        <w:t xml:space="preserve"> </w:t>
+      </w:r>
+      <w:r>
+        <w:t xml:space="preserve">nanoseconds → seconds, matching every other stage’s</w:t>
+      </w:r>
+      <w:r>
+        <w:t xml:space="preserve"> </w:t>
+      </w:r>
+      <w:r>
+        <w:t xml:space="preserve">convention)</w:t>
+      </w:r>
+      <w:r>
+        <w:t xml:space="preserve"> </w:t>
+      </w:r>
+      <w:r>
+        <w:rPr>
+          <w:bCs/>
+          <w:b/>
+        </w:rPr>
+        <w:t xml:space="preserve">does</w:t>
+      </w:r>
+      <w:r>
+        <w:t xml:space="preserve"> </w:t>
+      </w:r>
+      <w:r>
+        <w:t xml:space="preserve">happen here, as a lossless, reversible normalization rather than a loss of</w:t>
+      </w:r>
+      <w:r>
+        <w:t xml:space="preserve"> </w:t>
+      </w:r>
+      <w:r>
+        <w:t xml:space="preserve">information.</w:t>
+      </w:r>
+    </w:p>
+    <w:p>
+      <w:pPr>
+        <w:pStyle w:val="BodyText"/>
+      </w:pPr>
+      <w:r>
+        <w:rPr>
+          <w:bCs/>
+          <w:b/>
+        </w:rPr>
+        <w:t xml:space="preserve">As built</w:t>
+      </w:r>
+      <w:r>
+        <w:t xml:space="preserve">:</w:t>
+      </w:r>
+      <w:r>
+        <w:t xml:space="preserve"> </w:t>
+      </w:r>
+      <w:r>
+        <w:rPr>
+          <w:rStyle w:val="VerbatimChar"/>
+        </w:rPr>
+        <w:t xml:space="preserve">parse_trace_csv(paths)</w:t>
+      </w:r>
+      <w:r>
+        <w:t xml:space="preserve"> </w:t>
+      </w:r>
+      <w:r>
+        <w:t xml:space="preserve">(a single path or list of paths, supporting the confirmed</w:t>
+      </w:r>
+      <w:r>
+        <w:t xml:space="preserve"> </w:t>
+      </w:r>
+      <w:r>
+        <w:t xml:space="preserve">“</w:t>
+      </w:r>
+      <w:r>
+        <w:t xml:space="preserve">single full CSV or the complete category-partitioned set for one rank</w:t>
+      </w:r>
+      <w:r>
+        <w:t xml:space="preserve">”</w:t>
+      </w:r>
+      <w:r>
+        <w:t xml:space="preserve"> </w:t>
+      </w:r>
+      <w:r>
+        <w:t xml:space="preserve">input shape) reads via</w:t>
+      </w:r>
+      <w:r>
+        <w:t xml:space="preserve"> </w:t>
+      </w:r>
+      <w:r>
+        <w:t xml:space="preserve">stdlib</w:t>
+      </w:r>
+      <w:r>
+        <w:t xml:space="preserve"> </w:t>
+      </w:r>
+      <w:r>
+        <w:rPr>
+          <w:rStyle w:val="VerbatimChar"/>
+        </w:rPr>
+        <w:t xml:space="preserve">csv.DictReader</w:t>
+      </w:r>
+      <w:r>
+        <w:t xml:space="preserve">, preserving every column on every row (empty cell →</w:t>
+      </w:r>
+      <w:r>
+        <w:t xml:space="preserve"> </w:t>
+      </w:r>
+      <w:r>
+        <w:rPr>
+          <w:rStyle w:val="VerbatimChar"/>
+        </w:rPr>
+        <w:t xml:space="preserve">None</w:t>
+      </w:r>
+      <w:r>
+        <w:t xml:space="preserve">, otherwise left</w:t>
+      </w:r>
+      <w:r>
+        <w:t xml:space="preserve"> </w:t>
+      </w:r>
+      <w:r>
+        <w:t xml:space="preserve">as the raw CSV string) except</w:t>
+      </w:r>
+      <w:r>
+        <w:t xml:space="preserve"> </w:t>
+      </w:r>
+      <w:r>
+        <w:rPr>
+          <w:rStyle w:val="VerbatimChar"/>
+        </w:rPr>
+        <w:t xml:space="preserve">slice_id</w:t>
+      </w:r>
+      <w:r>
+        <w:t xml:space="preserve">/</w:t>
+      </w:r>
+      <w:r>
+        <w:rPr>
+          <w:rStyle w:val="VerbatimChar"/>
+        </w:rPr>
+        <w:t xml:space="preserve">parent_slice_id</w:t>
+      </w:r>
+      <w:r>
+        <w:t xml:space="preserve"> </w:t>
+      </w:r>
+      <w:r>
+        <w:t xml:space="preserve">(cast to</w:t>
+      </w:r>
+      <w:r>
+        <w:t xml:space="preserve"> </w:t>
+      </w:r>
+      <w:r>
+        <w:rPr>
+          <w:rStyle w:val="VerbatimChar"/>
+        </w:rPr>
+        <w:t xml:space="preserve">int</w:t>
+      </w:r>
+      <w:r>
+        <w:t xml:space="preserve">, needed for the lookup</w:t>
+      </w:r>
+      <w:r>
+        <w:t xml:space="preserve"> </w:t>
+      </w:r>
+      <w:r>
+        <w:t xml:space="preserve">below) and</w:t>
+      </w:r>
+      <w:r>
+        <w:t xml:space="preserve"> </w:t>
+      </w:r>
+      <w:r>
+        <w:rPr>
+          <w:rStyle w:val="VerbatimChar"/>
+        </w:rPr>
+        <w:t xml:space="preserve">ts</w:t>
+      </w:r>
+      <w:r>
+        <w:t xml:space="preserve">/</w:t>
+      </w:r>
+      <w:r>
+        <w:rPr>
+          <w:rStyle w:val="VerbatimChar"/>
+        </w:rPr>
+        <w:t xml:space="preserve">dur</w:t>
+      </w:r>
+      <w:r>
+        <w:t xml:space="preserve"> </w:t>
+      </w:r>
+      <w:r>
+        <w:t xml:space="preserve">(converted to seconds).</w:t>
+      </w:r>
+      <w:r>
+        <w:t xml:space="preserve"> </w:t>
+      </w:r>
+      <w:r>
+        <w:rPr>
+          <w:rStyle w:val="VerbatimChar"/>
+        </w:rPr>
+        <w:t xml:space="preserve">attach_ancestry(rows)</w:t>
+      </w:r>
+      <w:r>
+        <w:t xml:space="preserve"> </w:t>
+      </w:r>
+      <w:r>
+        <w:t xml:space="preserve">resolves</w:t>
+      </w:r>
+      <w:r>
+        <w:t xml:space="preserve"> </w:t>
+      </w:r>
+      <w:r>
+        <w:rPr>
+          <w:rStyle w:val="VerbatimChar"/>
+        </w:rPr>
+        <w:t xml:space="preserve">parent_slice_id</w:t>
+      </w:r>
+      <w:r>
+        <w:t xml:space="preserve"> </w:t>
+      </w:r>
+      <w:r>
+        <w:t xml:space="preserve">into a real</w:t>
+      </w:r>
+      <w:r>
+        <w:t xml:space="preserve"> </w:t>
+      </w:r>
+      <w:r>
+        <w:rPr>
+          <w:rStyle w:val="VerbatimChar"/>
+        </w:rPr>
+        <w:t xml:space="preserve">parent</w:t>
+      </w:r>
+      <w:r>
+        <w:t xml:space="preserve"> </w:t>
+      </w:r>
+      <w:r>
+        <w:t xml:space="preserve">object reference via a</w:t>
+      </w:r>
+      <w:r>
+        <w:t xml:space="preserve"> </w:t>
+      </w:r>
+      <w:r>
+        <w:rPr>
+          <w:rStyle w:val="VerbatimChar"/>
+        </w:rPr>
+        <w:t xml:space="preserve">slice_id</w:t>
+      </w:r>
+      <w:r>
+        <w:t xml:space="preserve"> </w:t>
+      </w:r>
+      <w:r>
+        <w:t xml:space="preserve">lookup – no children map, no self_sum, no</w:t>
+      </w:r>
+      <w:r>
+        <w:t xml:space="preserve"> </w:t>
+      </w:r>
+      <w:r>
+        <w:t xml:space="preserve">shape decisions of any kind. A row whose</w:t>
+      </w:r>
+      <w:r>
+        <w:t xml:space="preserve"> </w:t>
+      </w:r>
+      <w:r>
+        <w:rPr>
+          <w:rStyle w:val="VerbatimChar"/>
+        </w:rPr>
+        <w:t xml:space="preserve">parent_slice_id</w:t>
+      </w:r>
+      <w:r>
+        <w:t xml:space="preserve"> </w:t>
+      </w:r>
+      <w:r>
+        <w:t xml:space="preserve">doesn’t match anything in the given</w:t>
+      </w:r>
+      <w:r>
+        <w:t xml:space="preserve"> </w:t>
+      </w:r>
+      <w:r>
+        <w:t xml:space="preserve">data (the partial-input case – e.g. only one of a category-partitioned file set was supplied)</w:t>
+      </w:r>
+      <w:r>
+        <w:t xml:space="preserve"> </w:t>
+      </w:r>
+      <w:r>
+        <w:t xml:space="preserve">gets</w:t>
+      </w:r>
+      <w:r>
+        <w:t xml:space="preserve"> </w:t>
+      </w:r>
+      <w:r>
+        <w:rPr>
+          <w:rStyle w:val="VerbatimChar"/>
+        </w:rPr>
+        <w:t xml:space="preserve">parent = None</w:t>
+      </w:r>
+      <w:r>
+        <w:t xml:space="preserve"> </w:t>
+      </w:r>
+      <w:r>
+        <w:t xml:space="preserve">and is counted toward one summary warning, matching</w:t>
+      </w:r>
+      <w:r>
+        <w:t xml:space="preserve"> </w:t>
+      </w:r>
+      <w:r>
+        <w:rPr>
+          <w:rStyle w:val="VerbatimChar"/>
+        </w:rPr>
+        <w:t xml:space="preserve">pair_gpu_per_rank()</w:t>
+      </w:r>
+      <w:r>
+        <w:t xml:space="preserve">’s existing warning style, rather than raising or silently guessing.</w:t>
+      </w:r>
+    </w:p>
+    <w:p>
+      <w:pPr>
+        <w:pStyle w:val="BodyText"/>
+      </w:pPr>
+      <w:r>
+        <w:t xml:space="preserve">New fixtures (</w:t>
+      </w:r>
+      <w:r>
+        <w:rPr>
+          <w:rStyle w:val="VerbatimChar"/>
+        </w:rPr>
+        <w:t xml:space="preserve">trace_single_rank</w:t>
+      </w:r>
+      <w:r>
+        <w:t xml:space="preserve">,</w:t>
+      </w:r>
+      <w:r>
+        <w:t xml:space="preserve"> </w:t>
+      </w:r>
+      <w:r>
+        <w:rPr>
+          <w:rStyle w:val="VerbatimChar"/>
+        </w:rPr>
+        <w:t xml:space="preserve">trace_partitioned_rank</w:t>
+      </w:r>
+      <w:r>
+        <w:t xml:space="preserve">,</w:t>
+      </w:r>
+      <w:r>
+        <w:t xml:space="preserve"> </w:t>
+      </w:r>
+      <w:r>
+        <w:rPr>
+          <w:rStyle w:val="VerbatimChar"/>
+        </w:rPr>
+        <w:t xml:space="preserve">trace_partial_gpu_only</w:t>
+      </w:r>
+      <w:r>
+        <w:t xml:space="preserve">) exercise a</w:t>
+      </w:r>
+      <w:r>
+        <w:t xml:space="preserve"> </w:t>
+      </w:r>
+      <w:r>
+        <w:t xml:space="preserve">multi-level tree with a</w:t>
+      </w:r>
+      <w:r>
+        <w:t xml:space="preserve"> </w:t>
+      </w:r>
+      <w:r>
+        <w:rPr>
+          <w:rStyle w:val="VerbatimChar"/>
+        </w:rPr>
+        <w:t xml:space="preserve">corr_id</w:t>
+      </w:r>
+      <w:r>
+        <w:t xml:space="preserve">-linked HIP-launch/kernel-dispatch pair and a comma-bearing</w:t>
+      </w:r>
+      <w:r>
+        <w:t xml:space="preserve"> </w:t>
+      </w:r>
+      <w:r>
+        <w:rPr>
+          <w:rStyle w:val="VerbatimChar"/>
+        </w:rPr>
+        <w:t xml:space="preserve">grid_size</w:t>
+      </w:r>
+      <w:r>
+        <w:t xml:space="preserve"> </w:t>
+      </w:r>
+      <w:r>
+        <w:t xml:space="preserve">value (stresses CSV quoting), the partitioned-file-concatenation case, and the</w:t>
+      </w:r>
+      <w:r>
+        <w:t xml:space="preserve"> </w:t>
+      </w:r>
+      <w:r>
+        <w:t xml:space="preserve">missing-parent warning path.</w:t>
+      </w:r>
+    </w:p>
+    <w:p>
+      <w:pPr>
+        <w:pStyle w:val="BodyText"/>
+      </w:pPr>
+      <w:r>
+        <w:t xml:space="preserve">Verification: 13 new tests, full suite 515 → 528 passing, no existing file touched. See</w:t>
+      </w:r>
+      <w:r>
+        <w:t xml:space="preserve"> </w:t>
+      </w:r>
+      <w:r>
+        <w:rPr>
+          <w:rStyle w:val="VerbatimChar"/>
+        </w:rPr>
+        <w:t xml:space="preserve">docs/plans/3.3-trace-csv-reader.md</w:t>
+      </w:r>
+      <w:r>
+        <w:t xml:space="preserve"> </w:t>
+      </w:r>
+      <w:r>
+        <w:t xml:space="preserve">for the full accounting, written before implementation this</w:t>
+      </w:r>
+      <w:r>
+        <w:t xml:space="preserve"> </w:t>
+      </w:r>
+      <w:r>
+        <w:t xml:space="preserve">time.</w:t>
+      </w:r>
+    </w:p>
     <w:bookmarkEnd w:id="84"/>
+    <w:bookmarkEnd w:id="85"/>
     <w:sectPr/>
   </w:body>
 </w:document>

--- a/docs/DEVELOPMENT_HISTORY.docx
+++ b/docs/DEVELOPMENT_HISTORY.docx
@@ -10,7 +10,7 @@
         <w:t xml:space="preserve">Development History</w:t>
       </w:r>
     </w:p>
-    <w:bookmarkStart w:id="85" w:name="development-history"/>
+    <w:bookmarkStart w:id="86" w:name="development-history"/>
     <w:p>
       <w:pPr>
         <w:pStyle w:val="Heading1"/>
@@ -3681,6 +3681,227 @@
           </w:p>
         </w:tc>
       </w:tr>
+      <w:tr>
+        <w:tc>
+          <w:tcPr/>
+          <w:p>
+            <w:pPr>
+              <w:pStyle w:val="Compact"/>
+              <w:jc w:val="left"/>
+            </w:pPr>
+            <w:r>
+              <w:t xml:space="preserve">2026-08-20</w:t>
+            </w:r>
+          </w:p>
+        </w:tc>
+        <w:tc>
+          <w:tcPr/>
+          <w:p>
+            <w:pPr>
+              <w:pStyle w:val="Compact"/>
+              <w:jc w:val="left"/>
+            </w:pPr>
+            <w:r>
+              <w:t xml:space="preserve">Plan 3.4: renamed</w:t>
+            </w:r>
+            <w:r>
+              <w:t xml:space="preserve"> </w:t>
+            </w:r>
+            <w:r>
+              <w:rPr>
+                <w:rStyle w:val="VerbatimChar"/>
+              </w:rPr>
+              <w:t xml:space="preserve">stage3_rocprofsys_sample.py</w:t>
+            </w:r>
+            <w:r>
+              <w:t xml:space="preserve"> </w:t>
+            </w:r>
+            <w:r>
+              <w:t xml:space="preserve">to</w:t>
+            </w:r>
+            <w:r>
+              <w:t xml:space="preserve"> </w:t>
+            </w:r>
+            <w:r>
+              <w:rPr>
+                <w:rStyle w:val="VerbatimChar"/>
+              </w:rPr>
+              <w:t xml:space="preserve">stage3_rocprofsys_common.py</w:t>
+            </w:r>
+            <w:r>
+              <w:t xml:space="preserve"> </w:t>
+            </w:r>
+            <w:r>
+              <w:t xml:space="preserve">(it turned out to have no sample-specific logic at all) and gave</w:t>
+            </w:r>
+            <w:r>
+              <w:t xml:space="preserve"> </w:t>
+            </w:r>
+            <w:r>
+              <w:rPr>
+                <w:rStyle w:val="VerbatimChar"/>
+              </w:rPr>
+              <w:t xml:space="preserve">tag_rows()</w:t>
+            </w:r>
+            <w:r>
+              <w:t xml:space="preserve"> </w:t>
+            </w:r>
+            <w:r>
+              <w:t xml:space="preserve">a</w:t>
+            </w:r>
+            <w:r>
+              <w:t xml:space="preserve"> </w:t>
+            </w:r>
+            <w:r>
+              <w:rPr>
+                <w:rStyle w:val="VerbatimChar"/>
+              </w:rPr>
+              <w:t xml:space="preserve">label_key</w:t>
+            </w:r>
+            <w:r>
+              <w:t xml:space="preserve"> </w:t>
+            </w:r>
+            <w:r>
+              <w:t xml:space="preserve">parameter instead of hardcoding</w:t>
+            </w:r>
+            <w:r>
+              <w:t xml:space="preserve"> </w:t>
+            </w:r>
+            <w:r>
+              <w:rPr>
+                <w:rStyle w:val="VerbatimChar"/>
+              </w:rPr>
+              <w:t xml:space="preserve">"label"</w:t>
+            </w:r>
+            <w:r>
+              <w:t xml:space="preserve">; new</w:t>
+            </w:r>
+            <w:r>
+              <w:t xml:space="preserve"> </w:t>
+            </w:r>
+            <w:r>
+              <w:rPr>
+                <w:rStyle w:val="VerbatimChar"/>
+              </w:rPr>
+              <w:t xml:space="preserve">stage3_rocprofsys_trace.py</w:t>
+            </w:r>
+            <w:r>
+              <w:t xml:space="preserve"> </w:t>
+            </w:r>
+            <w:r>
+              <w:t xml:space="preserve">– an exact</w:t>
+            </w:r>
+            <w:r>
+              <w:t xml:space="preserve"> </w:t>
+            </w:r>
+            <w:r>
+              <w:rPr>
+                <w:rStyle w:val="VerbatimChar"/>
+              </w:rPr>
+              <w:t xml:space="preserve">{category: tag}</w:t>
+            </w:r>
+            <w:r>
+              <w:t xml:space="preserve"> </w:t>
+            </w:r>
+            <w:r>
+              <w:t xml:space="preserve">lookup (</w:t>
+            </w:r>
+            <w:r>
+              <w:rPr>
+                <w:rStyle w:val="VerbatimChar"/>
+              </w:rPr>
+              <w:t xml:space="preserve">gpu_api</w:t>
+            </w:r>
+            <w:r>
+              <w:t xml:space="preserve">/</w:t>
+            </w:r>
+            <w:r>
+              <w:rPr>
+                <w:rStyle w:val="VerbatimChar"/>
+              </w:rPr>
+              <w:t xml:space="preserve">gpu_kernel</w:t>
+            </w:r>
+            <w:r>
+              <w:t xml:space="preserve">/</w:t>
+            </w:r>
+            <w:r>
+              <w:rPr>
+                <w:rStyle w:val="VerbatimChar"/>
+              </w:rPr>
+              <w:t xml:space="preserve">gpu_memcpy</w:t>
+            </w:r>
+            <w:r>
+              <w:t xml:space="preserve">/</w:t>
+            </w:r>
+            <w:r>
+              <w:rPr>
+                <w:rStyle w:val="VerbatimChar"/>
+              </w:rPr>
+              <w:t xml:space="preserve">mpi_territory</w:t>
+            </w:r>
+            <w:r>
+              <w:t xml:space="preserve">/</w:t>
+            </w:r>
+            <w:r>
+              <w:rPr>
+                <w:rStyle w:val="VerbatimChar"/>
+              </w:rPr>
+              <w:t xml:space="preserve">other</w:t>
+            </w:r>
+            <w:r>
+              <w:t xml:space="preserve">) built from AMD’s</w:t>
+            </w:r>
+            <w:r>
+              <w:t xml:space="preserve"> </w:t>
+            </w:r>
+            <w:r>
+              <w:rPr>
+                <w:rStyle w:val="VerbatimChar"/>
+              </w:rPr>
+              <w:t xml:space="preserve">categories.h</w:t>
+            </w:r>
+            <w:r>
+              <w:t xml:space="preserve"> </w:t>
+            </w:r>
+            <w:r>
+              <w:t xml:space="preserve">enum, plus a delegated, unmodified reuse of</w:t>
+            </w:r>
+            <w:r>
+              <w:t xml:space="preserve"> </w:t>
+            </w:r>
+            <w:r>
+              <w:rPr>
+                <w:rStyle w:val="VerbatimChar"/>
+              </w:rPr>
+              <w:t xml:space="preserve">wrapper_noise</w:t>
+            </w:r>
+            <w:r>
+              <w:t xml:space="preserve">/</w:t>
+            </w:r>
+            <w:r>
+              <w:rPr>
+                <w:rStyle w:val="VerbatimChar"/>
+              </w:rPr>
+              <w:t xml:space="preserve">compiler_runtime_noise</w:t>
+            </w:r>
+            <w:r>
+              <w:t xml:space="preserve">/</w:t>
+            </w:r>
+            <w:r>
+              <w:rPr>
+                <w:rStyle w:val="VerbatimChar"/>
+              </w:rPr>
+              <w:t xml:space="preserve">wrapper_branch_noise</w:t>
+            </w:r>
+            <w:r>
+              <w:t xml:space="preserve"> </w:t>
+            </w:r>
+            <w:r>
+              <w:t xml:space="preserve">for trace rows’ CPU-side names – roadmap step 3 of the plan-3.1 sequence – see full accounting below</w:t>
+            </w:r>
+          </w:p>
+        </w:tc>
+      </w:tr>
     </w:tbl>
     <w:bookmarkStart w:id="20" w:name="project-scaffolding-and-rules"/>
     <w:p>
@@ -53153,7 +53374,1154 @@
       </w:r>
     </w:p>
     <w:bookmarkEnd w:id="84"/>
+    <w:bookmarkStart w:id="85" w:name="Xe0f1be489bcebe51900313ac2b115291ac43a3c"/>
+    <w:p>
+      <w:pPr>
+        <w:pStyle w:val="Heading2"/>
+      </w:pPr>
+      <w:r>
+        <w:t xml:space="preserve">2026-08-20 — Plan 3.4:</w:t>
+      </w:r>
+      <w:r>
+        <w:t xml:space="preserve"> </w:t>
+      </w:r>
+      <w:r>
+        <w:rPr>
+          <w:rStyle w:val="VerbatimChar"/>
+        </w:rPr>
+        <w:t xml:space="preserve">stage3_rocprofsys_common.py</w:t>
+      </w:r>
+      <w:r>
+        <w:t xml:space="preserve"> </w:t>
+      </w:r>
+      <w:r>
+        <w:t xml:space="preserve">split +</w:t>
+      </w:r>
+      <w:r>
+        <w:t xml:space="preserve"> </w:t>
+      </w:r>
+      <w:r>
+        <w:rPr>
+          <w:rStyle w:val="VerbatimChar"/>
+        </w:rPr>
+        <w:t xml:space="preserve">stage3_rocprofsys_trace.py</w:t>
+      </w:r>
+      <w:r>
+        <w:t xml:space="preserve"> </w:t>
+      </w:r>
+      <w:r>
+        <w:t xml:space="preserve">category tagger</w:t>
+      </w:r>
+    </w:p>
+    <w:p>
+      <w:pPr>
+        <w:pStyle w:val="FirstParagraph"/>
+      </w:pPr>
+      <w:r>
+        <w:t xml:space="preserve">Roadmap step 3 of plan 3.1’s sequence. Direct user guidance shaped this plan twice during design,</w:t>
+      </w:r>
+      <w:r>
+        <w:t xml:space="preserve"> </w:t>
+      </w:r>
+      <w:r>
+        <w:t xml:space="preserve">both folded in before implementation:</w:t>
+      </w:r>
+    </w:p>
+    <w:p>
+      <w:pPr>
+        <w:pStyle w:val="BodyText"/>
+      </w:pPr>
+      <w:r>
+        <w:rPr>
+          <w:bCs/>
+          <w:b/>
+        </w:rPr>
+        <w:t xml:space="preserve">Refactor first, once the reuse became real</w:t>
+      </w:r>
+      <w:r>
+        <w:t xml:space="preserve">: writing this plan required reading</w:t>
+      </w:r>
+      <w:r>
+        <w:t xml:space="preserve"> </w:t>
+      </w:r>
+      <w:r>
+        <w:rPr>
+          <w:rStyle w:val="VerbatimChar"/>
+        </w:rPr>
+        <w:t xml:space="preserve">stage3_rocprofsys_sample.py</w:t>
+      </w:r>
+      <w:r>
+        <w:t xml:space="preserve"> </w:t>
+      </w:r>
+      <w:r>
+        <w:t xml:space="preserve">line-by-line, which turned up that nothing in it was actually</w:t>
+      </w:r>
+      <w:r>
+        <w:t xml:space="preserve"> </w:t>
+      </w:r>
+      <w:r>
+        <w:t xml:space="preserve">sample-specific –</w:t>
+      </w:r>
+      <w:r>
+        <w:t xml:space="preserve"> </w:t>
+      </w:r>
+      <w:r>
+        <w:rPr>
+          <w:rStyle w:val="VerbatimChar"/>
+        </w:rPr>
+        <w:t xml:space="preserve">tag_rows()</w:t>
+      </w:r>
+      <w:r>
+        <w:t xml:space="preserve">, the sibling/ancestor propagation, and all four tree-surgery</w:t>
+      </w:r>
+      <w:r>
+        <w:t xml:space="preserve"> </w:t>
+      </w:r>
+      <w:r>
+        <w:t xml:space="preserve">primitives already keyed only on a display-name field,</w:t>
+      </w:r>
+      <w:r>
+        <w:t xml:space="preserve"> </w:t>
+      </w:r>
+      <w:r>
+        <w:rPr>
+          <w:rStyle w:val="VerbatimChar"/>
+        </w:rPr>
+        <w:t xml:space="preserve">parent</w:t>
+      </w:r>
+      <w:r>
+        <w:t xml:space="preserve">, and tag sets, none of which are</w:t>
+      </w:r>
+      <w:r>
+        <w:t xml:space="preserve"> </w:t>
+      </w:r>
+      <w:r>
+        <w:t xml:space="preserve">unique to the text-table format. Its</w:t>
+      </w:r>
+      <w:r>
+        <w:t xml:space="preserve"> </w:t>
+      </w:r>
+      <w:r>
+        <w:rPr>
+          <w:rStyle w:val="VerbatimChar"/>
+        </w:rPr>
+        <w:t xml:space="preserve">_sample</w:t>
+      </w:r>
+      <w:r>
+        <w:t xml:space="preserve"> </w:t>
+      </w:r>
+      <w:r>
+        <w:t xml:space="preserve">suffix (from plan 3.2’s mechanical batch rename)</w:t>
+      </w:r>
+      <w:r>
+        <w:t xml:space="preserve"> </w:t>
+      </w:r>
+      <w:r>
+        <w:t xml:space="preserve">was premature. Renamed to</w:t>
+      </w:r>
+      <w:r>
+        <w:t xml:space="preserve"> </w:t>
+      </w:r>
+      <w:r>
+        <w:rPr>
+          <w:rStyle w:val="VerbatimChar"/>
+        </w:rPr>
+        <w:t xml:space="preserve">stage3_rocprofsys_common.py</w:t>
+      </w:r>
+      <w:r>
+        <w:t xml:space="preserve">, updated its docstring to name both</w:t>
+      </w:r>
+      <w:r>
+        <w:t xml:space="preserve"> </w:t>
+      </w:r>
+      <w:r>
+        <w:t xml:space="preserve">pipelines as consumers, and updated every import site</w:t>
+      </w:r>
+      <w:r>
+        <w:t xml:space="preserve"> </w:t>
+      </w:r>
+      <w:r>
+        <w:t xml:space="preserve">(</w:t>
+      </w:r>
+      <w:r>
+        <w:rPr>
+          <w:rStyle w:val="VerbatimChar"/>
+        </w:rPr>
+        <w:t xml:space="preserve">stage4_rocprofsys_sample_tree.py</w:t>
+      </w:r>
+      <w:r>
+        <w:t xml:space="preserve">/</w:t>
+      </w:r>
+      <w:r>
+        <w:rPr>
+          <w:rStyle w:val="VerbatimChar"/>
+        </w:rPr>
+        <w:t xml:space="preserve">stage4_rocprofsys_sample_flat.py</w:t>
+      </w:r>
+      <w:r>
+        <w:t xml:space="preserve">/</w:t>
+      </w:r>
+      <w:r>
+        <w:t xml:space="preserve"> </w:t>
+      </w:r>
+      <w:r>
+        <w:rPr>
+          <w:rStyle w:val="VerbatimChar"/>
+        </w:rPr>
+        <w:t xml:space="preserve">stage5_calltree_view.py</w:t>
+      </w:r>
+      <w:r>
+        <w:t xml:space="preserve">/</w:t>
+      </w:r>
+      <w:r>
+        <w:rPr>
+          <w:rStyle w:val="VerbatimChar"/>
+        </w:rPr>
+        <w:t xml:space="preserve">stage5_wallclock_calltree_view.py</w:t>
+      </w:r>
+      <w:r>
+        <w:t xml:space="preserve">/</w:t>
+      </w:r>
+      <w:r>
+        <w:rPr>
+          <w:rStyle w:val="VerbatimChar"/>
+        </w:rPr>
+        <w:t xml:space="preserve">extract_hotspot_callers.py</w:t>
+      </w:r>
+      <w:r>
+        <w:t xml:space="preserve">, plus</w:t>
+      </w:r>
+      <w:r>
+        <w:t xml:space="preserve"> </w:t>
+      </w:r>
+      <w:r>
+        <w:t xml:space="preserve">comment-only references in</w:t>
+      </w:r>
+      <w:r>
+        <w:t xml:space="preserve"> </w:t>
+      </w:r>
+      <w:r>
+        <w:rPr>
+          <w:rStyle w:val="VerbatimChar"/>
+        </w:rPr>
+        <w:t xml:space="preserve">stage6_noise_config.py</w:t>
+      </w:r>
+      <w:r>
+        <w:t xml:space="preserve"> </w:t>
+      </w:r>
+      <w:r>
+        <w:t xml:space="preserve">and its test, and</w:t>
+      </w:r>
+      <w:r>
+        <w:t xml:space="preserve"> </w:t>
+      </w:r>
+      <w:r>
+        <w:rPr>
+          <w:rStyle w:val="VerbatimChar"/>
+        </w:rPr>
+        <w:t xml:space="preserve">postprocess/README.md</w:t>
+      </w:r>
+      <w:r>
+        <w:t xml:space="preserve">) –</w:t>
+      </w:r>
+      <w:r>
+        <w:t xml:space="preserve"> </w:t>
+      </w:r>
+      <w:r>
+        <w:t xml:space="preserve">pure rename, zero behavior change, confirmed by the renamed test file passing unmodified.</w:t>
+      </w:r>
+    </w:p>
+    <w:p>
+      <w:pPr>
+        <w:pStyle w:val="BodyText"/>
+      </w:pPr>
+      <w:r>
+        <w:rPr>
+          <w:bCs/>
+          <w:b/>
+        </w:rPr>
+        <w:t xml:space="preserve">Corrected mid-design</w:t>
+      </w:r>
+      <w:r>
+        <w:t xml:space="preserve">: the first draft of this plan had</w:t>
+      </w:r>
+      <w:r>
+        <w:t xml:space="preserve"> </w:t>
+      </w:r>
+      <w:r>
+        <w:rPr>
+          <w:rStyle w:val="VerbatimChar"/>
+        </w:rPr>
+        <w:t xml:space="preserve">stage1_rocprofsys_trace.py</w:t>
+      </w:r>
+      <w:r>
+        <w:t xml:space="preserve"> </w:t>
+      </w:r>
+      <w:r>
+        <w:t xml:space="preserve">alias</w:t>
+      </w:r>
+      <w:r>
+        <w:t xml:space="preserve"> </w:t>
+      </w:r>
+      <w:r>
+        <w:rPr>
+          <w:rStyle w:val="VerbatimChar"/>
+        </w:rPr>
+        <w:t xml:space="preserve">row["name"]</w:t>
+      </w:r>
+      <w:r>
+        <w:t xml:space="preserve"> </w:t>
+      </w:r>
+      <w:r>
+        <w:t xml:space="preserve">into a</w:t>
+      </w:r>
+      <w:r>
+        <w:t xml:space="preserve"> </w:t>
+      </w:r>
+      <w:r>
+        <w:rPr>
+          <w:rStyle w:val="VerbatimChar"/>
+        </w:rPr>
+        <w:t xml:space="preserve">row["label"]</w:t>
+      </w:r>
+      <w:r>
+        <w:t xml:space="preserve"> </w:t>
+      </w:r>
+      <w:r>
+        <w:t xml:space="preserve">key so the shared engine could read it – rejected directly.</w:t>
+      </w:r>
+      <w:r>
+        <w:t xml:space="preserve"> </w:t>
+      </w:r>
+      <w:r>
+        <w:t xml:space="preserve">The engine shouldn’t be hardcoded to the string</w:t>
+      </w:r>
+      <w:r>
+        <w:t xml:space="preserve"> </w:t>
+      </w:r>
+      <w:r>
+        <w:rPr>
+          <w:rStyle w:val="VerbatimChar"/>
+        </w:rPr>
+        <w:t xml:space="preserve">"label"</w:t>
+      </w:r>
+      <w:r>
+        <w:t xml:space="preserve"> </w:t>
+      </w:r>
+      <w:r>
+        <w:t xml:space="preserve">at all; different stage1 modules use</w:t>
+      </w:r>
+      <w:r>
+        <w:t xml:space="preserve"> </w:t>
+      </w:r>
+      <w:r>
+        <w:t xml:space="preserve">different display-name keys (</w:t>
+      </w:r>
+      <w:r>
+        <w:rPr>
+          <w:rStyle w:val="VerbatimChar"/>
+        </w:rPr>
+        <w:t xml:space="preserve">"label"</w:t>
+      </w:r>
+      <w:r>
+        <w:t xml:space="preserve"> </w:t>
+      </w:r>
+      <w:r>
+        <w:t xml:space="preserve">for the sample pipeline,</w:t>
+      </w:r>
+      <w:r>
+        <w:t xml:space="preserve"> </w:t>
+      </w:r>
+      <w:r>
+        <w:rPr>
+          <w:rStyle w:val="VerbatimChar"/>
+        </w:rPr>
+        <w:t xml:space="preserve">"name"</w:t>
+      </w:r>
+      <w:r>
+        <w:t xml:space="preserve"> </w:t>
+      </w:r>
+      <w:r>
+        <w:t xml:space="preserve">for trace, something else</w:t>
+      </w:r>
+      <w:r>
+        <w:t xml:space="preserve"> </w:t>
+      </w:r>
+      <w:r>
+        <w:t xml:space="preserve">for a hypothetical future format), so</w:t>
+      </w:r>
+      <w:r>
+        <w:t xml:space="preserve"> </w:t>
+      </w:r>
+      <w:r>
+        <w:rPr>
+          <w:rStyle w:val="VerbatimChar"/>
+        </w:rPr>
+        <w:t xml:space="preserve">tag_rows()</w:t>
+      </w:r>
+      <w:r>
+        <w:t xml:space="preserve"> </w:t>
+      </w:r>
+      <w:r>
+        <w:t xml:space="preserve">gained a</w:t>
+      </w:r>
+      <w:r>
+        <w:t xml:space="preserve"> </w:t>
+      </w:r>
+      <w:r>
+        <w:rPr>
+          <w:rStyle w:val="VerbatimChar"/>
+        </w:rPr>
+        <w:t xml:space="preserve">label_key</w:t>
+      </w:r>
+      <w:r>
+        <w:t xml:space="preserve"> </w:t>
+      </w:r>
+      <w:r>
+        <w:t xml:space="preserve">parameter (default</w:t>
+      </w:r>
+      <w:r>
+        <w:t xml:space="preserve"> </w:t>
+      </w:r>
+      <w:r>
+        <w:rPr>
+          <w:rStyle w:val="VerbatimChar"/>
+        </w:rPr>
+        <w:t xml:space="preserve">"label"</w:t>
+      </w:r>
+      <w:r>
+        <w:t xml:space="preserve">, so every existing caller is unaffected) instead, and</w:t>
+      </w:r>
+      <w:r>
+        <w:t xml:space="preserve"> </w:t>
+      </w:r>
+      <w:r>
+        <w:rPr>
+          <w:rStyle w:val="VerbatimChar"/>
+        </w:rPr>
+        <w:t xml:space="preserve">stage1_rocprofsys_trace.py</w:t>
+      </w:r>
+      <w:r>
+        <w:t xml:space="preserve"> </w:t>
+      </w:r>
+      <w:r>
+        <w:t xml:space="preserve">exports the key name it uses as a</w:t>
+      </w:r>
+      <w:r>
+        <w:t xml:space="preserve"> </w:t>
+      </w:r>
+      <w:r>
+        <w:rPr>
+          <w:rStyle w:val="VerbatimChar"/>
+        </w:rPr>
+        <w:t xml:space="preserve">LABEL_KEY = "name"</w:t>
+      </w:r>
+      <w:r>
+        <w:t xml:space="preserve"> </w:t>
+      </w:r>
+      <w:r>
+        <w:t xml:space="preserve">constant – a single declared source of</w:t>
+      </w:r>
+      <w:r>
+        <w:t xml:space="preserve"> </w:t>
+      </w:r>
+      <w:r>
+        <w:t xml:space="preserve">truth threaded down through the pipeline via a parameter, with no row-data mutation and no</w:t>
+      </w:r>
+      <w:r>
+        <w:t xml:space="preserve"> </w:t>
+      </w:r>
+      <w:r>
+        <w:t xml:space="preserve">divergence from plan 3.3’s</w:t>
+      </w:r>
+      <w:r>
+        <w:t xml:space="preserve"> </w:t>
+      </w:r>
+      <w:r>
+        <w:t xml:space="preserve">“</w:t>
+      </w:r>
+      <w:r>
+        <w:t xml:space="preserve">preserve every column, no interpretive shaping</w:t>
+      </w:r>
+      <w:r>
+        <w:t xml:space="preserve">”</w:t>
+      </w:r>
+      <w:r>
+        <w:t xml:space="preserve"> </w:t>
+      </w:r>
+      <w:r>
+        <w:t xml:space="preserve">scope.</w:t>
+      </w:r>
+    </w:p>
+    <w:p>
+      <w:pPr>
+        <w:pStyle w:val="BodyText"/>
+      </w:pPr>
+      <w:r>
+        <w:rPr>
+          <w:bCs/>
+          <w:b/>
+        </w:rPr>
+        <w:t xml:space="preserve">As built</w:t>
+      </w:r>
+      <w:r>
+        <w:t xml:space="preserve">:</w:t>
+      </w:r>
+      <w:r>
+        <w:t xml:space="preserve"> </w:t>
+      </w:r>
+      <w:r>
+        <w:rPr>
+          <w:rStyle w:val="VerbatimChar"/>
+        </w:rPr>
+        <w:t xml:space="preserve">stage3_rocprofsys_trace.py</w:t>
+      </w:r>
+      <w:r>
+        <w:t xml:space="preserve">’s</w:t>
+      </w:r>
+      <w:r>
+        <w:t xml:space="preserve"> </w:t>
+      </w:r>
+      <w:r>
+        <w:rPr>
+          <w:rStyle w:val="VerbatimChar"/>
+        </w:rPr>
+        <w:t xml:space="preserve">tag_for_category(category)</w:t>
+      </w:r>
+      <w:r>
+        <w:t xml:space="preserve"> </w:t>
+      </w:r>
+      <w:r>
+        <w:t xml:space="preserve">maps a trace row’s exact</w:t>
+      </w:r>
+      <w:r>
+        <w:t xml:space="preserve"> </w:t>
+      </w:r>
+      <w:r>
+        <w:rPr>
+          <w:rStyle w:val="VerbatimChar"/>
+        </w:rPr>
+        <w:t xml:space="preserve">category</w:t>
+      </w:r>
+      <w:r>
+        <w:t xml:space="preserve"> </w:t>
+      </w:r>
+      <w:r>
+        <w:t xml:space="preserve">to one of</w:t>
+      </w:r>
+      <w:r>
+        <w:t xml:space="preserve"> </w:t>
+      </w:r>
+      <w:r>
+        <w:rPr>
+          <w:rStyle w:val="VerbatimChar"/>
+        </w:rPr>
+        <w:t xml:space="preserve">gpu_api</w:t>
+      </w:r>
+      <w:r>
+        <w:t xml:space="preserve"> </w:t>
+      </w:r>
+      <w:r>
+        <w:t xml:space="preserve">(every</w:t>
+      </w:r>
+      <w:r>
+        <w:t xml:space="preserve"> </w:t>
+      </w:r>
+      <w:r>
+        <w:rPr>
+          <w:rStyle w:val="VerbatimChar"/>
+        </w:rPr>
+        <w:t xml:space="preserve">*_API</w:t>
+      </w:r>
+      <w:r>
+        <w:t xml:space="preserve"> </w:t>
+      </w:r>
+      <w:r>
+        <w:t xml:space="preserve">ROCm category),</w:t>
+      </w:r>
+      <w:r>
+        <w:t xml:space="preserve"> </w:t>
+      </w:r>
+      <w:r>
+        <w:rPr>
+          <w:rStyle w:val="VerbatimChar"/>
+        </w:rPr>
+        <w:t xml:space="preserve">gpu_kernel</w:t>
+      </w:r>
+      <w:r>
+        <w:t xml:space="preserve"> </w:t>
+      </w:r>
+      <w:r>
+        <w:t xml:space="preserve">(kernel dispatch, RCCL</w:t>
+      </w:r>
+      <w:r>
+        <w:t xml:space="preserve"> </w:t>
+      </w:r>
+      <w:r>
+        <w:t xml:space="preserve">collective ops),</w:t>
+      </w:r>
+      <w:r>
+        <w:t xml:space="preserve"> </w:t>
+      </w:r>
+      <w:r>
+        <w:rPr>
+          <w:rStyle w:val="VerbatimChar"/>
+        </w:rPr>
+        <w:t xml:space="preserve">gpu_memcpy</w:t>
+      </w:r>
+      <w:r>
+        <w:t xml:space="preserve"> </w:t>
+      </w:r>
+      <w:r>
+        <w:t xml:space="preserve">(memory copy/scratch/page-migration),</w:t>
+      </w:r>
+      <w:r>
+        <w:t xml:space="preserve"> </w:t>
+      </w:r>
+      <w:r>
+        <w:rPr>
+          <w:rStyle w:val="VerbatimChar"/>
+        </w:rPr>
+        <w:t xml:space="preserve">mpi_territory</w:t>
+      </w:r>
+      <w:r>
+        <w:t xml:space="preserve"> </w:t>
+      </w:r>
+      <w:r>
+        <w:t xml:space="preserve">(</w:t>
+      </w:r>
+      <w:r>
+        <w:rPr>
+          <w:rStyle w:val="VerbatimChar"/>
+        </w:rPr>
+        <w:t xml:space="preserve">mpi</w:t>
+      </w:r>
+      <w:r>
+        <w:t xml:space="preserve">), or</w:t>
+      </w:r>
+      <w:r>
+        <w:t xml:space="preserve"> </w:t>
+      </w:r>
+      <w:r>
+        <w:rPr>
+          <w:rStyle w:val="VerbatimChar"/>
+        </w:rPr>
+        <w:t xml:space="preserve">None</w:t>
+      </w:r>
+      <w:r>
+        <w:t xml:space="preserve"> </w:t>
+      </w:r>
+      <w:r>
+        <w:t xml:space="preserve">for CPU-ish categories (</w:t>
+      </w:r>
+      <w:r>
+        <w:rPr>
+          <w:rStyle w:val="VerbatimChar"/>
+        </w:rPr>
+        <w:t xml:space="preserve">host</w:t>
+      </w:r>
+      <w:r>
+        <w:t xml:space="preserve">/</w:t>
+      </w:r>
+      <w:r>
+        <w:rPr>
+          <w:rStyle w:val="VerbatimChar"/>
+        </w:rPr>
+        <w:t xml:space="preserve">ompt</w:t>
+      </w:r>
+      <w:r>
+        <w:t xml:space="preserve">/</w:t>
+      </w:r>
+      <w:r>
+        <w:rPr>
+          <w:rStyle w:val="VerbatimChar"/>
+        </w:rPr>
+        <w:t xml:space="preserve">pthread</w:t>
+      </w:r>
+      <w:r>
+        <w:t xml:space="preserve">/</w:t>
+      </w:r>
+      <w:r>
+        <w:rPr>
+          <w:rStyle w:val="VerbatimChar"/>
+        </w:rPr>
+        <w:t xml:space="preserve">sampling</w:t>
+      </w:r>
+      <w:r>
+        <w:t xml:space="preserve">/</w:t>
+      </w:r>
+      <w:r>
+        <w:rPr>
+          <w:rStyle w:val="VerbatimChar"/>
+        </w:rPr>
+        <w:t xml:space="preserve">python</w:t>
+      </w:r>
+      <w:r>
+        <w:t xml:space="preserve">/</w:t>
+      </w:r>
+      <w:r>
+        <w:rPr>
+          <w:rStyle w:val="VerbatimChar"/>
+        </w:rPr>
+        <w:t xml:space="preserve">user</w:t>
+      </w:r>
+      <w:r>
+        <w:t xml:space="preserve">/</w:t>
+      </w:r>
+      <w:r>
+        <w:rPr>
+          <w:rStyle w:val="VerbatimChar"/>
+        </w:rPr>
+        <w:t xml:space="preserve">kokkos</w:t>
+      </w:r>
+      <w:r>
+        <w:t xml:space="preserve">/</w:t>
+      </w:r>
+      <w:r>
+        <w:rPr>
+          <w:rStyle w:val="VerbatimChar"/>
+        </w:rPr>
+        <w:t xml:space="preserve">none</w:t>
+      </w:r>
+      <w:r>
+        <w:t xml:space="preserve">)</w:t>
+      </w:r>
+      <w:r>
+        <w:t xml:space="preserve"> </w:t>
+      </w:r>
+      <w:r>
+        <w:t xml:space="preserve">that get no category-level tag; anything else –</w:t>
+      </w:r>
+      <w:r>
+        <w:t xml:space="preserve"> </w:t>
+      </w:r>
+      <w:r>
+        <w:rPr>
+          <w:rStyle w:val="VerbatimChar"/>
+        </w:rPr>
+        <w:t xml:space="preserve">numa</w:t>
+      </w:r>
+      <w:r>
+        <w:t xml:space="preserve">, the bare</w:t>
+      </w:r>
+      <w:r>
+        <w:t xml:space="preserve"> </w:t>
+      </w:r>
+      <w:r>
+        <w:rPr>
+          <w:rStyle w:val="VerbatimChar"/>
+        </w:rPr>
+        <w:t xml:space="preserve">rocm</w:t>
+      </w:r>
+      <w:r>
+        <w:t xml:space="preserve"> </w:t>
+      </w:r>
+      <w:r>
+        <w:t xml:space="preserve">category,</w:t>
+      </w:r>
+      <w:r>
+        <w:t xml:space="preserve"> </w:t>
+      </w:r>
+      <w:r>
+        <w:rPr>
+          <w:rStyle w:val="VerbatimChar"/>
+        </w:rPr>
+        <w:t xml:space="preserve">amd_smi_*</w:t>
+      </w:r>
+      <w:r>
+        <w:t xml:space="preserve">, or</w:t>
+      </w:r>
+      <w:r>
+        <w:t xml:space="preserve"> </w:t>
+      </w:r>
+      <w:r>
+        <w:t xml:space="preserve">a category this map has never seen – falls back to</w:t>
+      </w:r>
+      <w:r>
+        <w:t xml:space="preserve"> </w:t>
+      </w:r>
+      <w:r>
+        <w:rPr>
+          <w:rStyle w:val="VerbatimChar"/>
+        </w:rPr>
+        <w:t xml:space="preserve">other</w:t>
+      </w:r>
+      <w:r>
+        <w:t xml:space="preserve">, the roadmap’s required explicit</w:t>
+      </w:r>
+      <w:r>
+        <w:t xml:space="preserve"> </w:t>
+      </w:r>
+      <w:r>
+        <w:t xml:space="preserve">fallback bucket.</w:t>
+      </w:r>
+      <w:r>
+        <w:t xml:space="preserve"> </w:t>
+      </w:r>
+      <w:r>
+        <w:rPr>
+          <w:rStyle w:val="VerbatimChar"/>
+        </w:rPr>
+        <w:t xml:space="preserve">numa</w:t>
+      </w:r>
+      <w:r>
+        <w:t xml:space="preserve">/</w:t>
+      </w:r>
+      <w:r>
+        <w:rPr>
+          <w:rStyle w:val="VerbatimChar"/>
+        </w:rPr>
+        <w:t xml:space="preserve">amd_smi_*</w:t>
+      </w:r>
+      <w:r>
+        <w:t xml:space="preserve"> </w:t>
+      </w:r>
+      <w:r>
+        <w:t xml:space="preserve">are routed to</w:t>
+      </w:r>
+      <w:r>
+        <w:t xml:space="preserve"> </w:t>
+      </w:r>
+      <w:r>
+        <w:rPr>
+          <w:rStyle w:val="VerbatimChar"/>
+        </w:rPr>
+        <w:t xml:space="preserve">other</w:t>
+      </w:r>
+      <w:r>
+        <w:t xml:space="preserve"> </w:t>
+      </w:r>
+      <w:r>
+        <w:t xml:space="preserve">deliberately, not guessed into a new</w:t>
+      </w:r>
+      <w:r>
+        <w:t xml:space="preserve"> </w:t>
+      </w:r>
+      <w:r>
+        <w:t xml:space="preserve">taxonomy: their row-level semantics aren’t validated against real trace data yet.</w:t>
+      </w:r>
+    </w:p>
+    <w:p>
+      <w:pPr>
+        <w:pStyle w:val="BodyText"/>
+      </w:pPr>
+      <w:r>
+        <w:rPr>
+          <w:rStyle w:val="VerbatimChar"/>
+        </w:rPr>
+        <w:t xml:space="preserve">tag_rows(rows)</w:t>
+      </w:r>
+      <w:r>
+        <w:t xml:space="preserve"> </w:t>
+      </w:r>
+      <w:r>
+        <w:t xml:space="preserve">delegates to</w:t>
+      </w:r>
+      <w:r>
+        <w:t xml:space="preserve"> </w:t>
+      </w:r>
+      <w:r>
+        <w:rPr>
+          <w:rStyle w:val="VerbatimChar"/>
+        </w:rPr>
+        <w:t xml:space="preserve">stage3_rocprofsys_common.tag_rows()</w:t>
+      </w:r>
+      <w:r>
+        <w:t xml:space="preserve">, restricted to just</w:t>
+      </w:r>
+      <w:r>
+        <w:t xml:space="preserve"> </w:t>
+      </w:r>
+      <w:r>
+        <w:rPr>
+          <w:rStyle w:val="VerbatimChar"/>
+        </w:rPr>
+        <w:t xml:space="preserve">wrapper_noise</w:t>
+      </w:r>
+      <w:r>
+        <w:t xml:space="preserve">/</w:t>
+      </w:r>
+      <w:r>
+        <w:rPr>
+          <w:rStyle w:val="VerbatimChar"/>
+        </w:rPr>
+        <w:t xml:space="preserve">compiler_runtime_noise</w:t>
+      </w:r>
+      <w:r>
+        <w:t xml:space="preserve">/</w:t>
+      </w:r>
+      <w:r>
+        <w:rPr>
+          <w:rStyle w:val="VerbatimChar"/>
+        </w:rPr>
+        <w:t xml:space="preserve">wrapper_branch_noise</w:t>
+      </w:r>
+      <w:r>
+        <w:t xml:space="preserve"> </w:t>
+      </w:r>
+      <w:r>
+        <w:t xml:space="preserve">(the two name-based sample-engine</w:t>
+      </w:r>
+      <w:r>
+        <w:t xml:space="preserve"> </w:t>
+      </w:r>
+      <w:r>
+        <w:t xml:space="preserve">tags plus their sibling-derived tag), passing</w:t>
+      </w:r>
+      <w:r>
+        <w:t xml:space="preserve"> </w:t>
+      </w:r>
+      <w:r>
+        <w:rPr>
+          <w:rStyle w:val="VerbatimChar"/>
+        </w:rPr>
+        <w:t xml:space="preserve">label_key=stage1_rocprofsys_trace.LABEL_KEY</w:t>
+      </w:r>
+      <w:r>
+        <w:t xml:space="preserve"> </w:t>
+      </w:r>
+      <w:r>
+        <w:t xml:space="preserve">–</w:t>
+      </w:r>
+      <w:r>
+        <w:t xml:space="preserve"> </w:t>
+      </w:r>
+      <w:r>
+        <w:t xml:space="preserve">reusing</w:t>
+      </w:r>
+      <w:r>
+        <w:t xml:space="preserve"> </w:t>
+      </w:r>
+      <w:r>
+        <w:rPr>
+          <w:rStyle w:val="VerbatimChar"/>
+        </w:rPr>
+        <w:t xml:space="preserve">default_noise_patterns.json</w:t>
+      </w:r>
+      <w:r>
+        <w:t xml:space="preserve">’s actual substring lists rather than re-deriving that domain</w:t>
+      </w:r>
+      <w:r>
+        <w:t xml:space="preserve"> </w:t>
+      </w:r>
+      <w:r>
+        <w:t xml:space="preserve">knowledge for trace data, and giving a user’s</w:t>
+      </w:r>
+      <w:r>
+        <w:t xml:space="preserve"> </w:t>
+      </w:r>
+      <w:r>
+        <w:rPr>
+          <w:rStyle w:val="VerbatimChar"/>
+        </w:rPr>
+        <w:t xml:space="preserve">--extra-noise-config</w:t>
+      </w:r>
+      <w:r>
+        <w:t xml:space="preserve"> </w:t>
+      </w:r>
+      <w:r>
+        <w:t xml:space="preserve">additions to those two tags</w:t>
+      </w:r>
+      <w:r>
+        <w:t xml:space="preserve"> </w:t>
+      </w:r>
+      <w:r>
+        <w:t xml:space="preserve">free effect on trace-based tools too.</w:t>
+      </w:r>
+      <w:r>
+        <w:t xml:space="preserve"> </w:t>
+      </w:r>
+      <w:r>
+        <w:rPr>
+          <w:rStyle w:val="VerbatimChar"/>
+        </w:rPr>
+        <w:t xml:space="preserve">gpu_api</w:t>
+      </w:r>
+      <w:r>
+        <w:t xml:space="preserve">/</w:t>
+      </w:r>
+      <w:r>
+        <w:rPr>
+          <w:rStyle w:val="VerbatimChar"/>
+        </w:rPr>
+        <w:t xml:space="preserve">mpi_territory</w:t>
+      </w:r>
+      <w:r>
+        <w:t xml:space="preserve"> </w:t>
+      </w:r>
+      <w:r>
+        <w:t xml:space="preserve">are deliberately excluded from this</w:t>
+      </w:r>
+      <w:r>
+        <w:t xml:space="preserve"> </w:t>
+      </w:r>
+      <w:r>
+        <w:t xml:space="preserve">delegated call (already exact from the category map); each row’s</w:t>
+      </w:r>
+      <w:r>
+        <w:t xml:space="preserve"> </w:t>
+      </w:r>
+      <w:r>
+        <w:rPr>
+          <w:rStyle w:val="VerbatimChar"/>
+        </w:rPr>
+        <w:t xml:space="preserve">tag_for_category()</w:t>
+      </w:r>
+      <w:r>
+        <w:t xml:space="preserve"> </w:t>
+      </w:r>
+      <w:r>
+        <w:t xml:space="preserve">result is</w:t>
+      </w:r>
+      <w:r>
+        <w:t xml:space="preserve"> </w:t>
+      </w:r>
+      <w:r>
+        <w:t xml:space="preserve">unioned into</w:t>
+      </w:r>
+      <w:r>
+        <w:t xml:space="preserve"> </w:t>
+      </w:r>
+      <w:r>
+        <w:rPr>
+          <w:rStyle w:val="VerbatimChar"/>
+        </w:rPr>
+        <w:t xml:space="preserve">row["tags"]</w:t>
+      </w:r>
+      <w:r>
+        <w:t xml:space="preserve"> </w:t>
+      </w:r>
+      <w:r>
+        <w:t xml:space="preserve">afterward, since the delegated call assigns rather than unions.</w:t>
+      </w:r>
+      <w:r>
+        <w:t xml:space="preserve"> </w:t>
+      </w:r>
+      <w:r>
+        <w:rPr>
+          <w:rStyle w:val="VerbatimChar"/>
+        </w:rPr>
+        <w:t xml:space="preserve">remove_tagged_subtrees()</w:t>
+      </w:r>
+      <w:r>
+        <w:t xml:space="preserve">/</w:t>
+      </w:r>
+      <w:r>
+        <w:rPr>
+          <w:rStyle w:val="VerbatimChar"/>
+        </w:rPr>
+        <w:t xml:space="preserve">splice_by_tag()</w:t>
+      </w:r>
+      <w:r>
+        <w:t xml:space="preserve">/</w:t>
+      </w:r>
+      <w:r>
+        <w:rPr>
+          <w:rStyle w:val="VerbatimChar"/>
+        </w:rPr>
+        <w:t xml:space="preserve">make_collapses_children()</w:t>
+      </w:r>
+      <w:r>
+        <w:t xml:space="preserve">/</w:t>
+      </w:r>
+      <w:r>
+        <w:rPr>
+          <w:rStyle w:val="VerbatimChar"/>
+        </w:rPr>
+        <w:t xml:space="preserve">make_is_pruned()</w:t>
+      </w:r>
+      <w:r>
+        <w:t xml:space="preserve"> </w:t>
+      </w:r>
+      <w:r>
+        <w:t xml:space="preserve">are</w:t>
+      </w:r>
+      <w:r>
+        <w:t xml:space="preserve"> </w:t>
+      </w:r>
+      <w:r>
+        <w:t xml:space="preserve">re-exported unchanged from</w:t>
+      </w:r>
+      <w:r>
+        <w:t xml:space="preserve"> </w:t>
+      </w:r>
+      <w:r>
+        <w:rPr>
+          <w:rStyle w:val="VerbatimChar"/>
+        </w:rPr>
+        <w:t xml:space="preserve">stage3_rocprofsys_common</w:t>
+      </w:r>
+      <w:r>
+        <w:t xml:space="preserve"> </w:t>
+      </w:r>
+      <w:r>
+        <w:t xml:space="preserve">– confirmed none of them read a row’s</w:t>
+      </w:r>
+      <w:r>
+        <w:t xml:space="preserve"> </w:t>
+      </w:r>
+      <w:r>
+        <w:t xml:space="preserve">display name or category, so they work on tagged trace rows with zero modification.</w:t>
+      </w:r>
+    </w:p>
+    <w:p>
+      <w:pPr>
+        <w:pStyle w:val="BodyText"/>
+      </w:pPr>
+      <w:r>
+        <w:t xml:space="preserve">Verification: 23 new tests for</w:t>
+      </w:r>
+      <w:r>
+        <w:t xml:space="preserve"> </w:t>
+      </w:r>
+      <w:r>
+        <w:rPr>
+          <w:rStyle w:val="VerbatimChar"/>
+        </w:rPr>
+        <w:t xml:space="preserve">stage3_rocprofsys_trace.py</w:t>
+      </w:r>
+      <w:r>
+        <w:t xml:space="preserve"> </w:t>
+      </w:r>
+      <w:r>
+        <w:t xml:space="preserve">plus 1 for</w:t>
+      </w:r>
+      <w:r>
+        <w:t xml:space="preserve"> </w:t>
+      </w:r>
+      <w:r>
+        <w:rPr>
+          <w:rStyle w:val="VerbatimChar"/>
+        </w:rPr>
+        <w:t xml:space="preserve">LABEL_KEY</w:t>
+      </w:r>
+      <w:r>
+        <w:t xml:space="preserve">, full suite</w:t>
+      </w:r>
+      <w:r>
+        <w:t xml:space="preserve"> </w:t>
+      </w:r>
+      <w:r>
+        <w:t xml:space="preserve">528 → 552 passing, every renamed/updated file’s existing tests unaffected. See</w:t>
+      </w:r>
+      <w:r>
+        <w:t xml:space="preserve"> </w:t>
+      </w:r>
+      <w:r>
+        <w:rPr>
+          <w:rStyle w:val="VerbatimChar"/>
+        </w:rPr>
+        <w:t xml:space="preserve">docs/plans/3.4-stage3-category-tagger.md</w:t>
+      </w:r>
+      <w:r>
+        <w:t xml:space="preserve"> </w:t>
+      </w:r>
+      <w:r>
+        <w:t xml:space="preserve">for the full accounting, written before implementation.</w:t>
+      </w:r>
+    </w:p>
     <w:bookmarkEnd w:id="85"/>
+    <w:bookmarkEnd w:id="86"/>
     <w:sectPr/>
   </w:body>
 </w:document>

--- a/docs/DEVELOPMENT_HISTORY.docx
+++ b/docs/DEVELOPMENT_HISTORY.docx
@@ -10,7 +10,7 @@
         <w:t xml:space="preserve">Development History</w:t>
       </w:r>
     </w:p>
-    <w:bookmarkStart w:id="86" w:name="development-history"/>
+    <w:bookmarkStart w:id="87" w:name="development-history"/>
     <w:p>
       <w:pPr>
         <w:pStyle w:val="Heading1"/>
@@ -3902,6 +3902,176 @@
           </w:p>
         </w:tc>
       </w:tr>
+      <w:tr>
+        <w:tc>
+          <w:tcPr/>
+          <w:p>
+            <w:pPr>
+              <w:pStyle w:val="Compact"/>
+              <w:jc w:val="left"/>
+            </w:pPr>
+            <w:r>
+              <w:t xml:space="preserve">2026-08-20</w:t>
+            </w:r>
+          </w:p>
+        </w:tc>
+        <w:tc>
+          <w:tcPr/>
+          <w:p>
+            <w:pPr>
+              <w:pStyle w:val="Compact"/>
+              <w:jc w:val="left"/>
+            </w:pPr>
+            <w:r>
+              <w:t xml:space="preserve">Plan 3.5+3.6 (merged): split</w:t>
+            </w:r>
+            <w:r>
+              <w:t xml:space="preserve"> </w:t>
+            </w:r>
+            <w:r>
+              <w:rPr>
+                <w:rStyle w:val="VerbatimChar"/>
+              </w:rPr>
+              <w:t xml:space="preserve">stage4_rocprofsys_common.py</w:t>
+            </w:r>
+            <w:r>
+              <w:t xml:space="preserve"> </w:t>
+            </w:r>
+            <w:r>
+              <w:t xml:space="preserve">out of</w:t>
+            </w:r>
+            <w:r>
+              <w:t xml:space="preserve"> </w:t>
+            </w:r>
+            <w:r>
+              <w:rPr>
+                <w:rStyle w:val="VerbatimChar"/>
+              </w:rPr>
+              <w:t xml:space="preserve">stage4_rocprofsys_sample_tree.py</w:t>
+            </w:r>
+            <w:r>
+              <w:t xml:space="preserve"> </w:t>
+            </w:r>
+            <w:r>
+              <w:t xml:space="preserve">(</w:t>
+            </w:r>
+            <w:r>
+              <w:rPr>
+                <w:rStyle w:val="VerbatimChar"/>
+              </w:rPr>
+              <w:t xml:space="preserve">merge_rank_trees</w:t>
+            </w:r>
+            <w:r>
+              <w:t xml:space="preserve">/</w:t>
+            </w:r>
+            <w:r>
+              <w:rPr>
+                <w:rStyle w:val="VerbatimChar"/>
+              </w:rPr>
+              <w:t xml:space="preserve">flatten_tree</w:t>
+            </w:r>
+            <w:r>
+              <w:t xml:space="preserve">/</w:t>
+            </w:r>
+            <w:r>
+              <w:rPr>
+                <w:rStyle w:val="VerbatimChar"/>
+              </w:rPr>
+              <w:t xml:space="preserve">caller_chains_for_label</w:t>
+            </w:r>
+            <w:r>
+              <w:t xml:space="preserve">/</w:t>
+            </w:r>
+            <w:r>
+              <w:rPr>
+                <w:rStyle w:val="VerbatimChar"/>
+              </w:rPr>
+              <w:t xml:space="preserve">aggregate_node_stats</w:t>
+            </w:r>
+            <w:r>
+              <w:t xml:space="preserve">/</w:t>
+            </w:r>
+            <w:r>
+              <w:rPr>
+                <w:rStyle w:val="VerbatimChar"/>
+              </w:rPr>
+              <w:t xml:space="preserve">make_node_values</w:t>
+            </w:r>
+            <w:r>
+              <w:t xml:space="preserve">, all format-agnostic); new</w:t>
+            </w:r>
+            <w:r>
+              <w:t xml:space="preserve"> </w:t>
+            </w:r>
+            <w:r>
+              <w:rPr>
+                <w:rStyle w:val="VerbatimChar"/>
+              </w:rPr>
+              <w:t xml:space="preserve">stage4_rocprofsys_trace_aggregate.py</w:t>
+            </w:r>
+            <w:r>
+              <w:t xml:space="preserve"> </w:t>
+            </w:r>
+            <w:r>
+              <w:t xml:space="preserve">builds and on-disk-caches one rank’s canonical, tool-independent aggregate (self_sum synthesis, an exact</w:t>
+            </w:r>
+            <w:r>
+              <w:t xml:space="preserve"> </w:t>
+            </w:r>
+            <w:r>
+              <w:rPr>
+                <w:rStyle w:val="VerbatimChar"/>
+              </w:rPr>
+              <w:t xml:space="preserve">corr_id</w:t>
+            </w:r>
+            <w:r>
+              <w:t xml:space="preserve"> </w:t>
+            </w:r>
+            <w:r>
+              <w:t xml:space="preserve">kernel-to-launch-site join, intra-rank dedup via a single-rank</w:t>
+            </w:r>
+            <w:r>
+              <w:t xml:space="preserve"> </w:t>
+            </w:r>
+            <w:r>
+              <w:rPr>
+                <w:rStyle w:val="VerbatimChar"/>
+              </w:rPr>
+              <w:t xml:space="preserve">merge_rank_trees()</w:t>
+            </w:r>
+            <w:r>
+              <w:t xml:space="preserve"> </w:t>
+            </w:r>
+            <w:r>
+              <w:t xml:space="preserve">call); new thin</w:t>
+            </w:r>
+            <w:r>
+              <w:t xml:space="preserve"> </w:t>
+            </w:r>
+            <w:r>
+              <w:rPr>
+                <w:rStyle w:val="VerbatimChar"/>
+              </w:rPr>
+              <w:t xml:space="preserve">stage4_rocprofsys_trace_tree.py</w:t>
+            </w:r>
+            <w:r>
+              <w:t xml:space="preserve">/</w:t>
+            </w:r>
+            <w:r>
+              <w:rPr>
+                <w:rStyle w:val="VerbatimChar"/>
+              </w:rPr>
+              <w:t xml:space="preserve">stage4_rocprofsys_trace_flat.py</w:t>
+            </w:r>
+            <w:r>
+              <w:t xml:space="preserve"> </w:t>
+            </w:r>
+            <w:r>
+              <w:t xml:space="preserve">derive every stage5 view from that same aggregate, never re-parsing – roadmap steps 3.5+3.6 of the plan-3.1 sequence, merged into one plan after a design correction – see full accounting below</w:t>
+            </w:r>
+          </w:p>
+        </w:tc>
+      </w:tr>
     </w:tbl>
     <w:bookmarkStart w:id="20" w:name="project-scaffolding-and-rules"/>
     <w:p>
@@ -54521,7 +54691,943 @@
       </w:r>
     </w:p>
     <w:bookmarkEnd w:id="85"/>
+    <w:bookmarkStart w:id="86" w:name="X35963101fb085eec3a93bad8d3901cc4d05f262"/>
+    <w:p>
+      <w:pPr>
+        <w:pStyle w:val="Heading2"/>
+      </w:pPr>
+      <w:r>
+        <w:t xml:space="preserve">2026-08-20 — Plan 3.5+3.6: the canonical per-rank trace aggregate, its cache, and thin flat/tree consumers</w:t>
+      </w:r>
+    </w:p>
+    <w:p>
+      <w:pPr>
+        <w:pStyle w:val="FirstParagraph"/>
+      </w:pPr>
+      <w:r>
+        <w:t xml:space="preserve">Roadmap steps 3.5 and 3.6 of plan 3.1’s sequence, merged into one plan by direct instruction: the</w:t>
+      </w:r>
+      <w:r>
+        <w:t xml:space="preserve"> </w:t>
+      </w:r>
+      <w:r>
+        <w:t xml:space="preserve">module breakdown’s independent flat/tree accumulators and the caching design’s</w:t>
+      </w:r>
+      <w:r>
+        <w:t xml:space="preserve"> </w:t>
+      </w:r>
+      <w:r>
+        <w:t xml:space="preserve">“</w:t>
+      </w:r>
+      <w:r>
+        <w:t xml:space="preserve">both views read</w:t>
+      </w:r>
+      <w:r>
+        <w:t xml:space="preserve"> </w:t>
+      </w:r>
+      <w:r>
+        <w:t xml:space="preserve">the same cache file</w:t>
+      </w:r>
+      <w:r>
+        <w:t xml:space="preserve">”</w:t>
+      </w:r>
+      <w:r>
+        <w:t xml:space="preserve"> </w:t>
+      </w:r>
+      <w:r>
+        <w:t xml:space="preserve">claim in plan 3.1 didn’t actually agree with each other, and sequencing</w:t>
+      </w:r>
+      <w:r>
+        <w:t xml:space="preserve"> </w:t>
+      </w:r>
+      <w:r>
+        <w:t xml:space="preserve">caching</w:t>
+      </w:r>
+      <w:r>
+        <w:t xml:space="preserve"> </w:t>
+      </w:r>
+      <w:r>
+        <w:rPr>
+          <w:iCs/>
+          <w:i/>
+        </w:rPr>
+        <w:t xml:space="preserve">after</w:t>
+      </w:r>
+      <w:r>
+        <w:t xml:space="preserve"> </w:t>
+      </w:r>
+      <w:r>
+        <w:t xml:space="preserve">building flat+tree would have bolted it onto whatever those modules happened to</w:t>
+      </w:r>
+      <w:r>
+        <w:t xml:space="preserve"> </w:t>
+      </w:r>
+      <w:r>
+        <w:t xml:space="preserve">produce, rather than designing the cached shape first. Directed correction: the aggregated table</w:t>
+      </w:r>
+      <w:r>
+        <w:t xml:space="preserve"> </w:t>
+      </w:r>
+      <w:r>
+        <w:t xml:space="preserve">must be tool-independent (no filtering, no dropped rows, no tool-specific renaming), and every</w:t>
+      </w:r>
+      <w:r>
+        <w:t xml:space="preserve"> </w:t>
+      </w:r>
+      <w:r>
+        <w:t xml:space="preserve">later derivation must read it directly, never re-parsing the raw trace. A second directed</w:t>
+      </w:r>
+      <w:r>
+        <w:t xml:space="preserve"> </w:t>
+      </w:r>
+      <w:r>
+        <w:t xml:space="preserve">correction, folded into the same plan: every generic function the new pipeline calls from</w:t>
+      </w:r>
+      <w:r>
+        <w:t xml:space="preserve"> </w:t>
+      </w:r>
+      <w:r>
+        <w:rPr>
+          <w:rStyle w:val="VerbatimChar"/>
+        </w:rPr>
+        <w:t xml:space="preserve">stage4_rocprofsys_sample_tree.py</w:t>
+      </w:r>
+      <w:r>
+        <w:t xml:space="preserve"> </w:t>
+      </w:r>
+      <w:r>
+        <w:t xml:space="preserve">moves to a shared common module first, mirroring plan 3.4’s</w:t>
+      </w:r>
+      <w:r>
+        <w:t xml:space="preserve"> </w:t>
+      </w:r>
+      <w:r>
+        <w:t xml:space="preserve">stage3 split.</w:t>
+      </w:r>
+    </w:p>
+    <w:p>
+      <w:pPr>
+        <w:pStyle w:val="BodyText"/>
+      </w:pPr>
+      <w:r>
+        <w:rPr>
+          <w:bCs/>
+          <w:b/>
+        </w:rPr>
+        <w:t xml:space="preserve">Prerequisite split</w:t>
+      </w:r>
+      <w:r>
+        <w:t xml:space="preserve">:</w:t>
+      </w:r>
+      <w:r>
+        <w:t xml:space="preserve"> </w:t>
+      </w:r>
+      <w:r>
+        <w:rPr>
+          <w:rStyle w:val="VerbatimChar"/>
+        </w:rPr>
+        <w:t xml:space="preserve">merge_rank_trees()</w:t>
+      </w:r>
+      <w:r>
+        <w:t xml:space="preserve">,</w:t>
+      </w:r>
+      <w:r>
+        <w:t xml:space="preserve"> </w:t>
+      </w:r>
+      <w:r>
+        <w:rPr>
+          <w:rStyle w:val="VerbatimChar"/>
+        </w:rPr>
+        <w:t xml:space="preserve">flatten_tree()</w:t>
+      </w:r>
+      <w:r>
+        <w:t xml:space="preserve">,</w:t>
+      </w:r>
+      <w:r>
+        <w:t xml:space="preserve"> </w:t>
+      </w:r>
+      <w:r>
+        <w:rPr>
+          <w:rStyle w:val="VerbatimChar"/>
+        </w:rPr>
+        <w:t xml:space="preserve">caller_chains_for_label()</w:t>
+      </w:r>
+      <w:r>
+        <w:t xml:space="preserve">,</w:t>
+      </w:r>
+      <w:r>
+        <w:t xml:space="preserve"> </w:t>
+      </w:r>
+      <w:r>
+        <w:rPr>
+          <w:rStyle w:val="VerbatimChar"/>
+        </w:rPr>
+        <w:t xml:space="preserve">aggregate_node_stats()</w:t>
+      </w:r>
+      <w:r>
+        <w:t xml:space="preserve">,</w:t>
+      </w:r>
+      <w:r>
+        <w:t xml:space="preserve"> </w:t>
+      </w:r>
+      <w:r>
+        <w:rPr>
+          <w:rStyle w:val="VerbatimChar"/>
+        </w:rPr>
+        <w:t xml:space="preserve">make_node_values()</w:t>
+      </w:r>
+      <w:r>
+        <w:t xml:space="preserve"> </w:t>
+      </w:r>
+      <w:r>
+        <w:t xml:space="preserve">moved out of</w:t>
+      </w:r>
+      <w:r>
+        <w:t xml:space="preserve"> </w:t>
+      </w:r>
+      <w:r>
+        <w:rPr>
+          <w:rStyle w:val="VerbatimChar"/>
+        </w:rPr>
+        <w:t xml:space="preserve">stage4_rocprofsys_sample_tree.py</w:t>
+      </w:r>
+      <w:r>
+        <w:t xml:space="preserve"> </w:t>
+      </w:r>
+      <w:r>
+        <w:t xml:space="preserve">into</w:t>
+      </w:r>
+      <w:r>
+        <w:t xml:space="preserve"> </w:t>
+      </w:r>
+      <w:r>
+        <w:t xml:space="preserve">new</w:t>
+      </w:r>
+      <w:r>
+        <w:t xml:space="preserve"> </w:t>
+      </w:r>
+      <w:r>
+        <w:rPr>
+          <w:rStyle w:val="VerbatimChar"/>
+        </w:rPr>
+        <w:t xml:space="preserve">stage4_rocprofsys_common.py</w:t>
+      </w:r>
+      <w:r>
+        <w:t xml:space="preserve"> </w:t>
+      </w:r>
+      <w:r>
+        <w:t xml:space="preserve">– verified directly against the source, none of them were</w:t>
+      </w:r>
+      <w:r>
+        <w:t xml:space="preserve"> </w:t>
+      </w:r>
+      <w:r>
+        <w:t xml:space="preserve">sample-format-specific. The heuristic kernel-to-launch-site attachment machinery</w:t>
+      </w:r>
+      <w:r>
+        <w:t xml:space="preserve"> </w:t>
+      </w:r>
+      <w:r>
+        <w:t xml:space="preserve">(</w:t>
+      </w:r>
+      <w:r>
+        <w:rPr>
+          <w:rStyle w:val="VerbatimChar"/>
+        </w:rPr>
+        <w:t xml:space="preserve">attach_gpu_kernels()</w:t>
+      </w:r>
+      <w:r>
+        <w:t xml:space="preserve">/</w:t>
+      </w:r>
+      <w:r>
+        <w:rPr>
+          <w:rStyle w:val="VerbatimChar"/>
+        </w:rPr>
+        <w:t xml:space="preserve">attach_kernel_summaries()</w:t>
+      </w:r>
+      <w:r>
+        <w:t xml:space="preserve">/</w:t>
+      </w:r>
+      <w:r>
+        <w:rPr>
+          <w:rStyle w:val="VerbatimChar"/>
+        </w:rPr>
+        <w:t xml:space="preserve">kernel_owner_label()</w:t>
+      </w:r>
+      <w:r>
+        <w:t xml:space="preserve">/</w:t>
+      </w:r>
+      <w:r>
+        <w:rPr>
+          <w:rStyle w:val="VerbatimChar"/>
+        </w:rPr>
+        <w:t xml:space="preserve">find_kernel_anchors()</w:t>
+      </w:r>
+      <w:r>
+        <w:t xml:space="preserve">/</w:t>
+      </w:r>
+      <w:r>
+        <w:t xml:space="preserve"> </w:t>
+      </w:r>
+      <w:r>
+        <w:t xml:space="preserve">etc.) stayed put – the trace pipeline’s exact</w:t>
+      </w:r>
+      <w:r>
+        <w:t xml:space="preserve"> </w:t>
+      </w:r>
+      <w:r>
+        <w:rPr>
+          <w:rStyle w:val="VerbatimChar"/>
+        </w:rPr>
+        <w:t xml:space="preserve">corr_id</w:t>
+      </w:r>
+      <w:r>
+        <w:t xml:space="preserve"> </w:t>
+      </w:r>
+      <w:r>
+        <w:t xml:space="preserve">join replaces it entirely, nothing to</w:t>
+      </w:r>
+      <w:r>
+        <w:t xml:space="preserve"> </w:t>
+      </w:r>
+      <w:r>
+        <w:t xml:space="preserve">share. Every real import site (</w:t>
+      </w:r>
+      <w:r>
+        <w:rPr>
+          <w:rStyle w:val="VerbatimChar"/>
+        </w:rPr>
+        <w:t xml:space="preserve">stage5_calltree_view.py</w:t>
+      </w:r>
+      <w:r>
+        <w:t xml:space="preserve">,</w:t>
+      </w:r>
+      <w:r>
+        <w:t xml:space="preserve"> </w:t>
+      </w:r>
+      <w:r>
+        <w:rPr>
+          <w:rStyle w:val="VerbatimChar"/>
+        </w:rPr>
+        <w:t xml:space="preserve">stage5_wallclock_calltree_view.py</w:t>
+      </w:r>
+      <w:r>
+        <w:t xml:space="preserve">,</w:t>
+      </w:r>
+      <w:r>
+        <w:t xml:space="preserve"> </w:t>
+      </w:r>
+      <w:r>
+        <w:rPr>
+          <w:rStyle w:val="VerbatimChar"/>
+        </w:rPr>
+        <w:t xml:space="preserve">extract_hotspot_callers.py</w:t>
+      </w:r>
+      <w:r>
+        <w:t xml:space="preserve">, plus</w:t>
+      </w:r>
+      <w:r>
+        <w:t xml:space="preserve"> </w:t>
+      </w:r>
+      <w:r>
+        <w:rPr>
+          <w:rStyle w:val="VerbatimChar"/>
+        </w:rPr>
+        <w:t xml:space="preserve">test_stage5_tree_render.py</w:t>
+      </w:r>
+      <w:r>
+        <w:t xml:space="preserve">’s own module-loading fixture, found</w:t>
+      </w:r>
+      <w:r>
+        <w:t xml:space="preserve"> </w:t>
+      </w:r>
+      <w:r>
+        <w:t xml:space="preserve">only by running the suite – it loads</w:t>
+      </w:r>
+      <w:r>
+        <w:t xml:space="preserve"> </w:t>
+      </w:r>
+      <w:r>
+        <w:rPr>
+          <w:rStyle w:val="VerbatimChar"/>
+        </w:rPr>
+        <w:t xml:space="preserve">stage4_rocprofsys_sample_tree.py</w:t>
+      </w:r>
+      <w:r>
+        <w:t xml:space="preserve"> </w:t>
+      </w:r>
+      <w:r>
+        <w:t xml:space="preserve">by file path and calls</w:t>
+      </w:r>
+      <w:r>
+        <w:t xml:space="preserve"> </w:t>
+      </w:r>
+      <w:r>
+        <w:rPr>
+          <w:rStyle w:val="VerbatimChar"/>
+        </w:rPr>
+        <w:t xml:space="preserve">s4t.make_node_values()</w:t>
+      </w:r>
+      <w:r>
+        <w:t xml:space="preserve"> </w:t>
+      </w:r>
+      <w:r>
+        <w:t xml:space="preserve">directly, a usage the initial import-site grep for</w:t>
+      </w:r>
+      <w:r>
+        <w:t xml:space="preserve"> </w:t>
+      </w:r>
+      <w:r>
+        <w:rPr>
+          <w:rStyle w:val="VerbatimChar"/>
+        </w:rPr>
+        <w:t xml:space="preserve">from ... import</w:t>
+      </w:r>
+      <w:r>
+        <w:t xml:space="preserve"> </w:t>
+      </w:r>
+      <w:r>
+        <w:t xml:space="preserve">statements couldn’t see) updated to import the moved functions from the new module instead.</w:t>
+      </w:r>
+    </w:p>
+    <w:p>
+      <w:pPr>
+        <w:pStyle w:val="BodyText"/>
+      </w:pPr>
+      <w:r>
+        <w:rPr>
+          <w:bCs/>
+          <w:b/>
+        </w:rPr>
+        <w:t xml:space="preserve">A real gap found mid-implementation, not anticipated by the approved plan</w:t>
+      </w:r>
+      <w:r>
+        <w:t xml:space="preserve">: the plan said</w:t>
+      </w:r>
+      <w:r>
+        <w:t xml:space="preserve"> </w:t>
+      </w:r>
+      <w:r>
+        <w:rPr>
+          <w:rStyle w:val="VerbatimChar"/>
+        </w:rPr>
+        <w:t xml:space="preserve">merge_rank_trees()</w:t>
+      </w:r>
+      <w:r>
+        <w:t xml:space="preserve"> </w:t>
+      </w:r>
+      <w:r>
+        <w:t xml:space="preserve">would be</w:t>
+      </w:r>
+      <w:r>
+        <w:t xml:space="preserve"> </w:t>
+      </w:r>
+      <w:r>
+        <w:t xml:space="preserve">“</w:t>
+      </w:r>
+      <w:r>
+        <w:t xml:space="preserve">imported unchanged,</w:t>
+      </w:r>
+      <w:r>
+        <w:t xml:space="preserve">”</w:t>
+      </w:r>
+      <w:r>
+        <w:t xml:space="preserve"> </w:t>
+      </w:r>
+      <w:r>
+        <w:t xml:space="preserve">but it hardcodes</w:t>
+      </w:r>
+      <w:r>
+        <w:t xml:space="preserve"> </w:t>
+      </w:r>
+      <w:r>
+        <w:rPr>
+          <w:rStyle w:val="VerbatimChar"/>
+        </w:rPr>
+        <w:t xml:space="preserve">row["label"]</w:t>
+      </w:r>
+      <w:r>
+        <w:t xml:space="preserve"> </w:t>
+      </w:r>
+      <w:r>
+        <w:t xml:space="preserve">– trace rows</w:t>
+      </w:r>
+      <w:r>
+        <w:t xml:space="preserve"> </w:t>
+      </w:r>
+      <w:r>
+        <w:t xml:space="preserve">are keyed by</w:t>
+      </w:r>
+      <w:r>
+        <w:t xml:space="preserve"> </w:t>
+      </w:r>
+      <w:r>
+        <w:rPr>
+          <w:rStyle w:val="VerbatimChar"/>
+        </w:rPr>
+        <w:t xml:space="preserve">"name"</w:t>
+      </w:r>
+      <w:r>
+        <w:t xml:space="preserve"> </w:t>
+      </w:r>
+      <w:r>
+        <w:t xml:space="preserve">(plan 3.4 deliberately chose not to alias/mutate trace rows into a</w:t>
+      </w:r>
+      <w:r>
+        <w:t xml:space="preserve"> </w:t>
+      </w:r>
+      <w:r>
+        <w:rPr>
+          <w:rStyle w:val="VerbatimChar"/>
+        </w:rPr>
+        <w:t xml:space="preserve">label</w:t>
+      </w:r>
+      <w:r>
+        <w:t xml:space="preserve"> </w:t>
+      </w:r>
+      <w:r>
+        <w:t xml:space="preserve">key). Resolved exactly the way plan 3.4 resolved the identical tension for</w:t>
+      </w:r>
+      <w:r>
+        <w:t xml:space="preserve"> </w:t>
+      </w:r>
+      <w:r>
+        <w:rPr>
+          <w:rStyle w:val="VerbatimChar"/>
+        </w:rPr>
+        <w:t xml:space="preserve">tag_rows()</w:t>
+      </w:r>
+      <w:r>
+        <w:t xml:space="preserve">:</w:t>
+      </w:r>
+      <w:r>
+        <w:t xml:space="preserve"> </w:t>
+      </w:r>
+      <w:r>
+        <w:rPr>
+          <w:rStyle w:val="VerbatimChar"/>
+        </w:rPr>
+        <w:t xml:space="preserve">merge_rank_trees()</w:t>
+      </w:r>
+      <w:r>
+        <w:t xml:space="preserve"> </w:t>
+      </w:r>
+      <w:r>
+        <w:t xml:space="preserve">gained a</w:t>
+      </w:r>
+      <w:r>
+        <w:t xml:space="preserve"> </w:t>
+      </w:r>
+      <w:r>
+        <w:rPr>
+          <w:rStyle w:val="VerbatimChar"/>
+        </w:rPr>
+        <w:t xml:space="preserve">label_key="label"</w:t>
+      </w:r>
+      <w:r>
+        <w:t xml:space="preserve"> </w:t>
+      </w:r>
+      <w:r>
+        <w:t xml:space="preserve">parameter (default preserves every existing</w:t>
+      </w:r>
+      <w:r>
+        <w:t xml:space="preserve"> </w:t>
+      </w:r>
+      <w:r>
+        <w:t xml:space="preserve">caller; the trace aggregate builder passes</w:t>
+      </w:r>
+      <w:r>
+        <w:t xml:space="preserve"> </w:t>
+      </w:r>
+      <w:r>
+        <w:rPr>
+          <w:rStyle w:val="VerbatimChar"/>
+        </w:rPr>
+        <w:t xml:space="preserve">label_key=stage1_rocprofsys_trace.LABEL_KEY</w:t>
+      </w:r>
+      <w:r>
+        <w:t xml:space="preserve">) instead</w:t>
+      </w:r>
+      <w:r>
+        <w:t xml:space="preserve"> </w:t>
+      </w:r>
+      <w:r>
+        <w:t xml:space="preserve">of mutating rows to fit the function’s assumption.</w:t>
+      </w:r>
+    </w:p>
+    <w:p>
+      <w:pPr>
+        <w:pStyle w:val="BodyText"/>
+      </w:pPr>
+      <w:r>
+        <w:rPr>
+          <w:bCs/>
+          <w:b/>
+        </w:rPr>
+        <w:t xml:space="preserve">As built</w:t>
+      </w:r>
+      <w:r>
+        <w:t xml:space="preserve">:</w:t>
+      </w:r>
+      <w:r>
+        <w:t xml:space="preserve"> </w:t>
+      </w:r>
+      <w:r>
+        <w:rPr>
+          <w:rStyle w:val="VerbatimChar"/>
+        </w:rPr>
+        <w:t xml:space="preserve">stage4_rocprofsys_trace_aggregate.py</w:t>
+      </w:r>
+      <w:r>
+        <w:t xml:space="preserve">’s</w:t>
+      </w:r>
+      <w:r>
+        <w:t xml:space="preserve"> </w:t>
+      </w:r>
+      <w:r>
+        <w:rPr>
+          <w:rStyle w:val="VerbatimChar"/>
+        </w:rPr>
+        <w:t xml:space="preserve">build_rank_aggregate(csv_paths, rank_key)</w:t>
+      </w:r>
+      <w:r>
+        <w:t xml:space="preserve"> </w:t>
+      </w:r>
+      <w:r>
+        <w:t xml:space="preserve">is the one expensive path for one rank – parse+ancestry+tag (unchanged), self_sum/count/sum</w:t>
+      </w:r>
+      <w:r>
+        <w:t xml:space="preserve"> </w:t>
+      </w:r>
+      <w:r>
+        <w:t xml:space="preserve">synthesis from each row’s own structural children (before any reparenting, since a GPU dispatch</w:t>
+      </w:r>
+      <w:r>
+        <w:t xml:space="preserve"> </w:t>
+      </w:r>
+      <w:r>
+        <w:t xml:space="preserve">typically runs concurrently with, not nested inside, its host launch call), an exact</w:t>
+      </w:r>
+      <w:r>
+        <w:t xml:space="preserve"> </w:t>
+      </w:r>
+      <w:r>
+        <w:rPr>
+          <w:rStyle w:val="VerbatimChar"/>
+        </w:rPr>
+        <w:t xml:space="preserve">corr_id</w:t>
+      </w:r>
+      <w:r>
+        <w:t xml:space="preserve"> </w:t>
+      </w:r>
+      <w:r>
+        <w:t xml:space="preserve">join reparenting each kernel-dispatch row onto its</w:t>
+      </w:r>
+      <w:r>
+        <w:t xml:space="preserve"> </w:t>
+      </w:r>
+      <w:r>
+        <w:rPr>
+          <w:rStyle w:val="VerbatimChar"/>
+        </w:rPr>
+        <w:t xml:space="preserve">gpu_api</w:t>
+      </w:r>
+      <w:r>
+        <w:t xml:space="preserve">-tagged launch row (no match -&gt; stays a</w:t>
+      </w:r>
+      <w:r>
+        <w:t xml:space="preserve"> </w:t>
+      </w:r>
+      <w:r>
+        <w:t xml:space="preserve">root; more than one match -&gt; warns once and stays unattached, rather than guess), and a single-rank</w:t>
+      </w:r>
+      <w:r>
+        <w:t xml:space="preserve"> </w:t>
+      </w:r>
+      <w:r>
+        <w:rPr>
+          <w:rStyle w:val="VerbatimChar"/>
+        </w:rPr>
+        <w:t xml:space="preserve">merge_rank_trees()</w:t>
+      </w:r>
+      <w:r>
+        <w:t xml:space="preserve"> </w:t>
+      </w:r>
+      <w:r>
+        <w:t xml:space="preserve">call that collapses repeated same-position calls (confirmed directly: nothing</w:t>
+      </w:r>
+      <w:r>
+        <w:t xml:space="preserve"> </w:t>
+      </w:r>
+      <w:r>
+        <w:t xml:space="preserve">in its loop requires more than one rank) followed by a new ~15-line reshape function pulling the</w:t>
+      </w:r>
+      <w:r>
+        <w:t xml:space="preserve"> </w:t>
+      </w:r>
+      <w:r>
+        <w:t xml:space="preserve">merged tree’s nested</w:t>
+      </w:r>
+      <w:r>
+        <w:t xml:space="preserve"> </w:t>
+      </w:r>
+      <w:r>
+        <w:rPr>
+          <w:rStyle w:val="VerbatimChar"/>
+        </w:rPr>
+        <w:t xml:space="preserve">per_rank</w:t>
+      </w:r>
+      <w:r>
+        <w:t xml:space="preserve"> </w:t>
+      </w:r>
+      <w:r>
+        <w:t xml:space="preserve">entry back out to flat, parent-linked rows – the</w:t>
+      </w:r>
+      <w:r>
+        <w:t xml:space="preserve"> </w:t>
+      </w:r>
+      <w:r>
+        <w:t xml:space="preserve">“</w:t>
+      </w:r>
+      <w:r>
+        <w:t xml:space="preserve">new glue</w:t>
+      </w:r>
+      <w:r>
+        <w:t xml:space="preserve"> </w:t>
+      </w:r>
+      <w:r>
+        <w:t xml:space="preserve">function</w:t>
+      </w:r>
+      <w:r>
+        <w:t xml:space="preserve">”</w:t>
+      </w:r>
+      <w:r>
+        <w:t xml:space="preserve"> </w:t>
+      </w:r>
+      <w:r>
+        <w:t xml:space="preserve">plan 3.1 flagged as the one real gap in</w:t>
+      </w:r>
+      <w:r>
+        <w:t xml:space="preserve"> </w:t>
+      </w:r>
+      <w:r>
+        <w:t xml:space="preserve">“</w:t>
+      </w:r>
+      <w:r>
+        <w:t xml:space="preserve">stage4 is reusable as-is,</w:t>
+      </w:r>
+      <w:r>
+        <w:t xml:space="preserve">”</w:t>
+      </w:r>
+      <w:r>
+        <w:t xml:space="preserve"> </w:t>
+      </w:r>
+      <w:r>
+        <w:t xml:space="preserve">now concretely</w:t>
+      </w:r>
+      <w:r>
+        <w:t xml:space="preserve"> </w:t>
+      </w:r>
+      <w:r>
+        <w:t xml:space="preserve">designed rather than left as a to-do.</w:t>
+      </w:r>
+      <w:r>
+        <w:t xml:space="preserve"> </w:t>
+      </w:r>
+      <w:r>
+        <w:rPr>
+          <w:rStyle w:val="VerbatimChar"/>
+        </w:rPr>
+        <w:t xml:space="preserve">get_rank_aggregate()</w:t>
+      </w:r>
+      <w:r>
+        <w:t xml:space="preserve"> </w:t>
+      </w:r>
+      <w:r>
+        <w:t xml:space="preserve">wraps this in an on-disk cache</w:t>
+      </w:r>
+      <w:r>
+        <w:t xml:space="preserve"> </w:t>
+      </w:r>
+      <w:r>
+        <w:t xml:space="preserve">(</w:t>
+      </w:r>
+      <w:r>
+        <w:rPr>
+          <w:rStyle w:val="VerbatimChar"/>
+        </w:rPr>
+        <w:t xml:space="preserve">&lt;rank_key&gt;.agg.json</w:t>
+      </w:r>
+      <w:r>
+        <w:t xml:space="preserve">, mtime-checked, best-effort fallback to a fresh build on any read failure –</w:t>
+      </w:r>
+      <w:r>
+        <w:t xml:space="preserve"> </w:t>
+      </w:r>
+      <w:r>
+        <w:t xml:space="preserve">no existing cache or set-to-JSON convention existed anywhere in this codebase to follow, confirmed</w:t>
+      </w:r>
+      <w:r>
+        <w:t xml:space="preserve"> </w:t>
+      </w:r>
+      <w:r>
+        <w:t xml:space="preserve">by direct search).</w:t>
+      </w:r>
+      <w:r>
+        <w:t xml:space="preserve"> </w:t>
+      </w:r>
+      <w:r>
+        <w:rPr>
+          <w:rStyle w:val="VerbatimChar"/>
+        </w:rPr>
+        <w:t xml:space="preserve">stage4_rocprofsys_trace_tree.py</w:t>
+      </w:r>
+      <w:r>
+        <w:t xml:space="preserve"> </w:t>
+      </w:r>
+      <w:r>
+        <w:t xml:space="preserve">and</w:t>
+      </w:r>
+      <w:r>
+        <w:t xml:space="preserve"> </w:t>
+      </w:r>
+      <w:r>
+        <w:rPr>
+          <w:rStyle w:val="VerbatimChar"/>
+        </w:rPr>
+        <w:t xml:space="preserve">stage4_rocprofsys_trace_flat.py</w:t>
+      </w:r>
+      <w:r>
+        <w:t xml:space="preserve"> </w:t>
+      </w:r>
+      <w:r>
+        <w:t xml:space="preserve">are</w:t>
+      </w:r>
+      <w:r>
+        <w:t xml:space="preserve"> </w:t>
+      </w:r>
+      <w:r>
+        <w:t xml:space="preserve">genuinely thin: both call</w:t>
+      </w:r>
+      <w:r>
+        <w:t xml:space="preserve"> </w:t>
+      </w:r>
+      <w:r>
+        <w:rPr>
+          <w:rStyle w:val="VerbatimChar"/>
+        </w:rPr>
+        <w:t xml:space="preserve">get_rank_aggregate()</w:t>
+      </w:r>
+      <w:r>
+        <w:t xml:space="preserve"> </w:t>
+      </w:r>
+      <w:r>
+        <w:t xml:space="preserve">per rank and derive their view (cross-rank merged</w:t>
+      </w:r>
+      <w:r>
+        <w:t xml:space="preserve"> </w:t>
+      </w:r>
+      <w:r>
+        <w:t xml:space="preserve">tree; global flat entries; per-rank label-&gt;value; per-rank timing summary) purely from its output –</w:t>
+      </w:r>
+      <w:r>
+        <w:t xml:space="preserve"> </w:t>
+      </w:r>
+      <w:r>
+        <w:t xml:space="preserve">confirmed end-to-end that</w:t>
+      </w:r>
+      <w:r>
+        <w:t xml:space="preserve"> </w:t>
+      </w:r>
+      <w:r>
+        <w:rPr>
+          <w:rStyle w:val="VerbatimChar"/>
+        </w:rPr>
+        <w:t xml:space="preserve">stage5_load_imbalance_table.compute_load_imbalance()</w:t>
+      </w:r>
+      <w:r>
+        <w:t xml:space="preserve"> </w:t>
+      </w:r>
+      <w:r>
+        <w:t xml:space="preserve">and</w:t>
+      </w:r>
+      <w:r>
+        <w:t xml:space="preserve"> </w:t>
+      </w:r>
+      <w:r>
+        <w:rPr>
+          <w:rStyle w:val="VerbatimChar"/>
+        </w:rPr>
+        <w:t xml:space="preserve">stage5_pop_metrics_table.compute_metrics_from_per_rank()</w:t>
+      </w:r>
+      <w:r>
+        <w:t xml:space="preserve"> </w:t>
+      </w:r>
+      <w:r>
+        <w:t xml:space="preserve">accept the flat module’s output with</w:t>
+      </w:r>
+      <w:r>
+        <w:t xml:space="preserve"> </w:t>
+      </w:r>
+      <w:r>
+        <w:t xml:space="preserve">zero modification.</w:t>
+      </w:r>
+    </w:p>
+    <w:p>
+      <w:pPr>
+        <w:pStyle w:val="BodyText"/>
+      </w:pPr>
+      <w:r>
+        <w:t xml:space="preserve">Verification: 5 new fixtures (repeated-same-position-call dedup, corr_id exact/no-match/ambiguous,</w:t>
+      </w:r>
+      <w:r>
+        <w:t xml:space="preserve"> </w:t>
+      </w:r>
+      <w:r>
+        <w:t xml:space="preserve">a two-rank pair), 24 new tests across the common-module split, the aggregate builder/cache, and the</w:t>
+      </w:r>
+      <w:r>
+        <w:t xml:space="preserve"> </w:t>
+      </w:r>
+      <w:r>
+        <w:t xml:space="preserve">two thin consumers, full suite 552 → 578 passing. See</w:t>
+      </w:r>
+      <w:r>
+        <w:t xml:space="preserve"> </w:t>
+      </w:r>
+      <w:r>
+        <w:rPr>
+          <w:rStyle w:val="VerbatimChar"/>
+        </w:rPr>
+        <w:t xml:space="preserve">docs/plans/3.5-trace-aggregate-and-cache.md</w:t>
+      </w:r>
+      <w:r>
+        <w:t xml:space="preserve"> </w:t>
+      </w:r>
+      <w:r>
+        <w:t xml:space="preserve">for the full accounting, written before</w:t>
+      </w:r>
+      <w:r>
+        <w:t xml:space="preserve"> </w:t>
+      </w:r>
+      <w:r>
+        <w:t xml:space="preserve">implementation (with one header-note divergence recorded there, per</w:t>
+      </w:r>
+      <w:r>
+        <w:t xml:space="preserve"> </w:t>
+      </w:r>
+      <w:r>
+        <w:rPr>
+          <w:rStyle w:val="VerbatimChar"/>
+        </w:rPr>
+        <w:t xml:space="preserve">CLAUDE.md</w:t>
+      </w:r>
+      <w:r>
+        <w:t xml:space="preserve">’s convention).</w:t>
+      </w:r>
+    </w:p>
     <w:bookmarkEnd w:id="86"/>
+    <w:bookmarkEnd w:id="87"/>
     <w:sectPr/>
   </w:body>
 </w:document>

--- a/docs/DEVELOPMENT_HISTORY.docx
+++ b/docs/DEVELOPMENT_HISTORY.docx
@@ -10,7 +10,7 @@
         <w:t xml:space="preserve">Development History</w:t>
       </w:r>
     </w:p>
-    <w:bookmarkStart w:id="87" w:name="development-history"/>
+    <w:bookmarkStart w:id="88" w:name="development-history"/>
     <w:p>
       <w:pPr>
         <w:pStyle w:val="Heading1"/>
@@ -4072,6 +4072,152 @@
           </w:p>
         </w:tc>
       </w:tr>
+      <w:tr>
+        <w:tc>
+          <w:tcPr/>
+          <w:p>
+            <w:pPr>
+              <w:pStyle w:val="Compact"/>
+              <w:jc w:val="left"/>
+            </w:pPr>
+            <w:r>
+              <w:t xml:space="preserve">2026-08-20</w:t>
+            </w:r>
+          </w:p>
+        </w:tc>
+        <w:tc>
+          <w:tcPr/>
+          <w:p>
+            <w:pPr>
+              <w:pStyle w:val="Compact"/>
+              <w:jc w:val="left"/>
+            </w:pPr>
+            <w:r>
+              <w:t xml:space="preserve">Plan 3.7: new</w:t>
+            </w:r>
+            <w:r>
+              <w:t xml:space="preserve"> </w:t>
+            </w:r>
+            <w:r>
+              <w:rPr>
+                <w:rStyle w:val="VerbatimChar"/>
+              </w:rPr>
+              <w:t xml:space="preserve">stage4_rocprofsys_trace_ranks.py</w:t>
+            </w:r>
+            <w:r>
+              <w:t xml:space="preserve"> </w:t>
+            </w:r>
+            <w:r>
+              <w:t xml:space="preserve">(multi-rank file discovery, confirmed against this project’s own real trace-CSV export); new</w:t>
+            </w:r>
+            <w:r>
+              <w:t xml:space="preserve"> </w:t>
+            </w:r>
+            <w:r>
+              <w:rPr>
+                <w:rStyle w:val="VerbatimChar"/>
+              </w:rPr>
+              <w:t xml:space="preserve">stage5_trace_calltree_view.py</w:t>
+            </w:r>
+            <w:r>
+              <w:t xml:space="preserve"> </w:t>
+            </w:r>
+            <w:r>
+              <w:t xml:space="preserve">and three new CLI tools (</w:t>
+            </w:r>
+            <w:r>
+              <w:rPr>
+                <w:rStyle w:val="VerbatimChar"/>
+              </w:rPr>
+              <w:t xml:space="preserve">extract_trace_hotspots.py</w:t>
+            </w:r>
+            <w:r>
+              <w:t xml:space="preserve">/</w:t>
+            </w:r>
+            <w:r>
+              <w:rPr>
+                <w:rStyle w:val="VerbatimChar"/>
+              </w:rPr>
+              <w:t xml:space="preserve">extract_trace_calltree.py</w:t>
+            </w:r>
+            <w:r>
+              <w:t xml:space="preserve">/</w:t>
+            </w:r>
+            <w:r>
+              <w:rPr>
+                <w:rStyle w:val="VerbatimChar"/>
+              </w:rPr>
+              <w:t xml:space="preserve">extract_trace_pop_metrics.py</w:t>
+            </w:r>
+            <w:r>
+              <w:t xml:space="preserve">) completing plan 3.1’s roadmap – the manual smoke test against real 4-rank data caught two real bugs (a</w:t>
+            </w:r>
+            <w:r>
+              <w:t xml:space="preserve"> </w:t>
+            </w:r>
+            <w:r>
+              <w:rPr>
+                <w:rStyle w:val="VerbatimChar"/>
+              </w:rPr>
+              <w:t xml:space="preserve">tag_rows()</w:t>
+            </w:r>
+            <w:r>
+              <w:t xml:space="preserve">-vs-</w:t>
+            </w:r>
+            <w:r>
+              <w:rPr>
+                <w:rStyle w:val="VerbatimChar"/>
+              </w:rPr>
+              <w:t xml:space="preserve">corr_id</w:t>
+            </w:r>
+            <w:r>
+              <w:t xml:space="preserve">-join ordering bug in</w:t>
+            </w:r>
+            <w:r>
+              <w:t xml:space="preserve"> </w:t>
+            </w:r>
+            <w:r>
+              <w:rPr>
+                <w:rStyle w:val="VerbatimChar"/>
+              </w:rPr>
+              <w:t xml:space="preserve">build_rank_aggregate()</w:t>
+            </w:r>
+            <w:r>
+              <w:t xml:space="preserve">, and a wrong file-precedence assumption in</w:t>
+            </w:r>
+            <w:r>
+              <w:t xml:space="preserve"> </w:t>
+            </w:r>
+            <w:r>
+              <w:rPr>
+                <w:rStyle w:val="VerbatimChar"/>
+              </w:rPr>
+              <w:t xml:space="preserve">discover_ranks()</w:t>
+            </w:r>
+            <w:r>
+              <w:t xml:space="preserve"> </w:t>
+            </w:r>
+            <w:r>
+              <w:t xml:space="preserve">that silently disabled every</w:t>
+            </w:r>
+            <w:r>
+              <w:t xml:space="preserve"> </w:t>
+            </w:r>
+            <w:r>
+              <w:rPr>
+                <w:rStyle w:val="VerbatimChar"/>
+              </w:rPr>
+              <w:t xml:space="preserve">corr_id</w:t>
+            </w:r>
+            <w:r>
+              <w:t xml:space="preserve"> </w:t>
+            </w:r>
+            <w:r>
+              <w:t xml:space="preserve">join), both fixed and covered by new regression tests – see full accounting below</w:t>
+            </w:r>
+          </w:p>
+        </w:tc>
+      </w:tr>
     </w:tbl>
     <w:bookmarkStart w:id="20" w:name="project-scaffolding-and-rules"/>
     <w:p>
@@ -55627,7 +55773,661 @@
       </w:r>
     </w:p>
     <w:bookmarkEnd w:id="86"/>
+    <w:bookmarkStart w:id="87" w:name="Xc5cd45d9cec848e7246ea012bed15565d24ecd6"/>
+    <w:p>
+      <w:pPr>
+        <w:pStyle w:val="Heading2"/>
+      </w:pPr>
+      <w:r>
+        <w:t xml:space="preserve">2026-08-20 — Plan 3.7: rank discovery + the 3 new trace CLI tools</w:t>
+      </w:r>
+    </w:p>
+    <w:p>
+      <w:pPr>
+        <w:pStyle w:val="FirstParagraph"/>
+      </w:pPr>
+      <w:r>
+        <w:t xml:space="preserve">Roadmap step 3.7 of plan 3.1’s sequence, the final step. Two things this step was built to defer</w:t>
+      </w:r>
+      <w:r>
+        <w:t xml:space="preserve"> </w:t>
+      </w:r>
+      <w:r>
+        <w:t xml:space="preserve">now had real answers: real trace-CSV filenames (this project’s own manual conversion work) resolved</w:t>
+      </w:r>
+      <w:r>
+        <w:t xml:space="preserve"> </w:t>
+      </w:r>
+      <w:r>
+        <w:t xml:space="preserve">the multi-rank file-discovery question, and</w:t>
+      </w:r>
+      <w:r>
+        <w:t xml:space="preserve"> </w:t>
+      </w:r>
+      <w:r>
+        <w:rPr>
+          <w:rStyle w:val="VerbatimChar"/>
+        </w:rPr>
+        <w:t xml:space="preserve">{tag: action}</w:t>
+      </w:r>
+      <w:r>
+        <w:t xml:space="preserve"> </w:t>
+      </w:r>
+      <w:r>
+        <w:t xml:space="preserve">wiring needed almost no new design since</w:t>
+      </w:r>
+      <w:r>
+        <w:t xml:space="preserve"> </w:t>
+      </w:r>
+      <w:r>
+        <w:rPr>
+          <w:rStyle w:val="VerbatimChar"/>
+        </w:rPr>
+        <w:t xml:space="preserve">stage3_rocprofsys_trace.py</w:t>
+      </w:r>
+      <w:r>
+        <w:t xml:space="preserve"> </w:t>
+      </w:r>
+      <w:r>
+        <w:t xml:space="preserve">already reused the sample pipeline’s exact tag names –</w:t>
+      </w:r>
+      <w:r>
+        <w:t xml:space="preserve"> </w:t>
+      </w:r>
+      <w:r>
+        <w:rPr>
+          <w:rStyle w:val="VerbatimChar"/>
+        </w:rPr>
+        <w:t xml:space="preserve">--show-gpu-api</w:t>
+      </w:r>
+      <w:r>
+        <w:t xml:space="preserve"> </w:t>
+      </w:r>
+      <w:r>
+        <w:t xml:space="preserve">/</w:t>
+      </w:r>
+      <w:r>
+        <w:rPr>
+          <w:rStyle w:val="VerbatimChar"/>
+        </w:rPr>
+        <w:t xml:space="preserve">--show-rocprofsys-internals</w:t>
+      </w:r>
+      <w:r>
+        <w:t xml:space="preserve">/</w:t>
+      </w:r>
+      <w:r>
+        <w:rPr>
+          <w:rStyle w:val="VerbatimChar"/>
+        </w:rPr>
+        <w:t xml:space="preserve">--show-mpi-internals</w:t>
+      </w:r>
+      <w:r>
+        <w:t xml:space="preserve">/</w:t>
+      </w:r>
+      <w:r>
+        <w:rPr>
+          <w:rStyle w:val="VerbatimChar"/>
+        </w:rPr>
+        <w:t xml:space="preserve">--show-compiler-runtime</w:t>
+      </w:r>
+      <w:r>
+        <w:t xml:space="preserve"> </w:t>
+      </w:r>
+      <w:r>
+        <w:t xml:space="preserve">apply to the new</w:t>
+      </w:r>
+      <w:r>
+        <w:t xml:space="preserve"> </w:t>
+      </w:r>
+      <w:r>
+        <w:t xml:space="preserve">calltree tool completely unchanged, the same</w:t>
+      </w:r>
+      <w:r>
+        <w:t xml:space="preserve"> </w:t>
+      </w:r>
+      <w:r>
+        <w:rPr>
+          <w:rStyle w:val="VerbatimChar"/>
+        </w:rPr>
+        <w:t xml:space="preserve">stage6_cli_common.add_noise_tier_args()</w:t>
+      </w:r>
+      <w:r>
+        <w:t xml:space="preserve"> </w:t>
+      </w:r>
+      <w:r>
+        <w:t xml:space="preserve">call</w:t>
+      </w:r>
+      <w:r>
+        <w:t xml:space="preserve"> </w:t>
+      </w:r>
+      <w:r>
+        <w:rPr>
+          <w:rStyle w:val="VerbatimChar"/>
+        </w:rPr>
+        <w:t xml:space="preserve">extract_calltree.py</w:t>
+      </w:r>
+      <w:r>
+        <w:t xml:space="preserve"> </w:t>
+      </w:r>
+      <w:r>
+        <w:t xml:space="preserve">already makes. Two small stage4 additions surfaced during composition:</w:t>
+      </w:r>
+      <w:r>
+        <w:t xml:space="preserve"> </w:t>
+      </w:r>
+      <w:r>
+        <w:rPr>
+          <w:rStyle w:val="VerbatimChar"/>
+        </w:rPr>
+        <w:t xml:space="preserve">stage4_rocprofsys_trace_flat.aggregate()</w:t>
+      </w:r>
+      <w:r>
+        <w:t xml:space="preserve">’s entries gained a</w:t>
+      </w:r>
+      <w:r>
+        <w:t xml:space="preserve"> </w:t>
+      </w:r>
+      <w:r>
+        <w:rPr>
+          <w:rStyle w:val="VerbatimChar"/>
+        </w:rPr>
+        <w:t xml:space="preserve">"domain"</w:t>
+      </w:r>
+      <w:r>
+        <w:t xml:space="preserve"> </w:t>
+      </w:r>
+      <w:r>
+        <w:t xml:space="preserve">field (the optional field</w:t>
+      </w:r>
+      <w:r>
+        <w:t xml:space="preserve"> </w:t>
+      </w:r>
+      <w:r>
+        <w:t xml:space="preserve">plan 3.1’s own flat-entry shape already allowed), and</w:t>
+      </w:r>
+      <w:r>
+        <w:t xml:space="preserve"> </w:t>
+      </w:r>
+      <w:r>
+        <w:rPr>
+          <w:rStyle w:val="VerbatimChar"/>
+        </w:rPr>
+        <w:t xml:space="preserve">aggregate_per_rank()</w:t>
+      </w:r>
+      <w:r>
+        <w:t xml:space="preserve"> </w:t>
+      </w:r>
+      <w:r>
+        <w:t xml:space="preserve">was directly confirmed</w:t>
+      </w:r>
+      <w:r>
+        <w:t xml:space="preserve"> </w:t>
+      </w:r>
+      <w:r>
+        <w:t xml:space="preserve">to already include GPU rows in its load-imbalance breakdown, unlike the sample pipeline’s own</w:t>
+      </w:r>
+      <w:r>
+        <w:t xml:space="preserve"> </w:t>
+      </w:r>
+      <w:r>
+        <w:t xml:space="preserve">GPU-excluding equivalent – a real capability trace data affords (exact per-rank GPU timing) that</w:t>
+      </w:r>
+      <w:r>
+        <w:t xml:space="preserve"> </w:t>
+      </w:r>
+      <w:r>
+        <w:t xml:space="preserve">the sample pipeline’s already-aggregated rocprofv3 data never had a compatible shape for.</w:t>
+      </w:r>
+    </w:p>
+    <w:p>
+      <w:pPr>
+        <w:pStyle w:val="BodyText"/>
+      </w:pPr>
+      <w:r>
+        <w:rPr>
+          <w:bCs/>
+          <w:b/>
+        </w:rPr>
+        <w:t xml:space="preserve">Two real bugs found by testing against actual data, not just fixtures</w:t>
+      </w:r>
+      <w:r>
+        <w:t xml:space="preserve"> </w:t>
+      </w:r>
+      <w:r>
+        <w:t xml:space="preserve">– exactly the value of</w:t>
+      </w:r>
+      <w:r>
+        <w:t xml:space="preserve"> </w:t>
+      </w:r>
+      <w:r>
+        <w:t xml:space="preserve">the manual real-data smoke test this project’s own verification convention calls for:</w:t>
+      </w:r>
+    </w:p>
+    <w:p>
+      <w:pPr>
+        <w:numPr>
+          <w:ilvl w:val="0"/>
+          <w:numId w:val="1017"/>
+        </w:numPr>
+        <w:pStyle w:val="Compact"/>
+      </w:pPr>
+      <w:r>
+        <w:rPr>
+          <w:rStyle w:val="VerbatimChar"/>
+        </w:rPr>
+        <w:t xml:space="preserve">build_rank_aggregate()</w:t>
+      </w:r>
+      <w:r>
+        <w:t xml:space="preserve">’s existing ordering (tag, then join) had a genuine bug, invisible to</w:t>
+      </w:r>
+      <w:r>
+        <w:t xml:space="preserve"> </w:t>
+      </w:r>
+      <w:r>
+        <w:t xml:space="preserve">every fixture built so far because none of them combined a</w:t>
+      </w:r>
+      <w:r>
+        <w:t xml:space="preserve"> </w:t>
+      </w:r>
+      <w:r>
+        <w:rPr>
+          <w:rStyle w:val="VerbatimChar"/>
+        </w:rPr>
+        <w:t xml:space="preserve">wrapper_noise</w:t>
+      </w:r>
+      <w:r>
+        <w:t xml:space="preserve">-matching name with a</w:t>
+      </w:r>
+      <w:r>
+        <w:t xml:space="preserve"> </w:t>
+      </w:r>
+      <w:r>
+        <w:t xml:space="preserve">still-untethered kernel-dispatch row in the same rank.</w:t>
+      </w:r>
+      <w:r>
+        <w:t xml:space="preserve"> </w:t>
+      </w:r>
+      <w:r>
+        <w:rPr>
+          <w:rStyle w:val="VerbatimChar"/>
+        </w:rPr>
+        <w:t xml:space="preserve">stage3_rocprofsys_trace.tag_rows()</w:t>
+      </w:r>
+      <w:r>
+        <w:t xml:space="preserve">’s</w:t>
+      </w:r>
+      <w:r>
+        <w:t xml:space="preserve"> </w:t>
+      </w:r>
+      <w:r>
+        <w:t xml:space="preserve">sibling-group derivation (for</w:t>
+      </w:r>
+      <w:r>
+        <w:t xml:space="preserve"> </w:t>
+      </w:r>
+      <w:r>
+        <w:rPr>
+          <w:rStyle w:val="VerbatimChar"/>
+        </w:rPr>
+        <w:t xml:space="preserve">wrapper_branch_noise</w:t>
+      </w:r>
+      <w:r>
+        <w:t xml:space="preserve">) compares every row with</w:t>
+      </w:r>
+      <w:r>
+        <w:t xml:space="preserve"> </w:t>
+      </w:r>
+      <w:r>
+        <w:rPr>
+          <w:rStyle w:val="VerbatimChar"/>
+        </w:rPr>
+        <w:t xml:space="preserve">parent is None</w:t>
+      </w:r>
+      <w:r>
+        <w:t xml:space="preserve"> </w:t>
+      </w:r>
+      <w:r>
+        <w:t xml:space="preserve">at</w:t>
+      </w:r>
+      <w:r>
+        <w:t xml:space="preserve"> </w:t>
+      </w:r>
+      <w:r>
+        <w:t xml:space="preserve">the top level as if they were real siblings sharing one parent – but a kernel-dispatch row is</w:t>
+      </w:r>
+      <w:r>
+        <w:t xml:space="preserve"> </w:t>
+      </w:r>
+      <w:r>
+        <w:t xml:space="preserve">only untethered</w:t>
+      </w:r>
+      <w:r>
+        <w:t xml:space="preserve"> </w:t>
+      </w:r>
+      <w:r>
+        <w:rPr>
+          <w:iCs/>
+          <w:i/>
+        </w:rPr>
+        <w:t xml:space="preserve">until</w:t>
+      </w:r>
+      <w:r>
+        <w:t xml:space="preserve"> </w:t>
+      </w:r>
+      <w:r>
+        <w:t xml:space="preserve">the</w:t>
+      </w:r>
+      <w:r>
+        <w:t xml:space="preserve"> </w:t>
+      </w:r>
+      <w:r>
+        <w:rPr>
+          <w:rStyle w:val="VerbatimChar"/>
+        </w:rPr>
+        <w:t xml:space="preserve">corr_id</w:t>
+      </w:r>
+      <w:r>
+        <w:t xml:space="preserve"> </w:t>
+      </w:r>
+      <w:r>
+        <w:t xml:space="preserve">join reparents it. Tagging before the join meant a kernel</w:t>
+      </w:r>
+      <w:r>
+        <w:t xml:space="preserve"> </w:t>
+      </w:r>
+      <w:r>
+        <w:t xml:space="preserve">row and a real CPU thread root got compared as</w:t>
+      </w:r>
+      <w:r>
+        <w:t xml:space="preserve"> </w:t>
+      </w:r>
+      <w:r>
+        <w:t xml:space="preserve">“</w:t>
+      </w:r>
+      <w:r>
+        <w:t xml:space="preserve">siblings,</w:t>
+      </w:r>
+      <w:r>
+        <w:t xml:space="preserve">”</w:t>
+      </w:r>
+      <w:r>
+        <w:t xml:space="preserve"> </w:t>
+      </w:r>
+      <w:r>
+        <w:t xml:space="preserve">and the kernel’s own tiny</w:t>
+      </w:r>
+      <w:r>
+        <w:t xml:space="preserve"> </w:t>
+      </w:r>
+      <w:r>
+        <w:t xml:space="preserve">(necessarily wrapper_noise-free) subtree made the sibling-derivation conclude the CPU thread’s</w:t>
+      </w:r>
+      <w:r>
+        <w:t xml:space="preserve"> </w:t>
+      </w:r>
+      <w:r>
+        <w:t xml:space="preserve">entire subtree was contaminated and should be dropped – silently emptying the default calltree</w:t>
+      </w:r>
+      <w:r>
+        <w:t xml:space="preserve"> </w:t>
+      </w:r>
+      <w:r>
+        <w:t xml:space="preserve">view whenever this combination occurred. Fixed by moving</w:t>
+      </w:r>
+      <w:r>
+        <w:t xml:space="preserve"> </w:t>
+      </w:r>
+      <w:r>
+        <w:rPr>
+          <w:rStyle w:val="VerbatimChar"/>
+        </w:rPr>
+        <w:t xml:space="preserve">tag_rows()</w:t>
+      </w:r>
+      <w:r>
+        <w:t xml:space="preserve"> </w:t>
+      </w:r>
+      <w:r>
+        <w:t xml:space="preserve">to run after the</w:t>
+      </w:r>
+      <w:r>
+        <w:t xml:space="preserve"> </w:t>
+      </w:r>
+      <w:r>
+        <w:rPr>
+          <w:rStyle w:val="VerbatimChar"/>
+        </w:rPr>
+        <w:t xml:space="preserve">corr_id</w:t>
+      </w:r>
+      <w:r>
+        <w:t xml:space="preserve"> </w:t>
+      </w:r>
+      <w:r>
+        <w:t xml:space="preserve">join; the join itself was changed to use</w:t>
+      </w:r>
+      <w:r>
+        <w:t xml:space="preserve"> </w:t>
+      </w:r>
+      <w:r>
+        <w:rPr>
+          <w:rStyle w:val="VerbatimChar"/>
+        </w:rPr>
+        <w:t xml:space="preserve">tag_for_category()</w:t>
+      </w:r>
+      <w:r>
+        <w:t xml:space="preserve"> </w:t>
+      </w:r>
+      <w:r>
+        <w:t xml:space="preserve">directly (a stateless per-row</w:t>
+      </w:r>
+      <w:r>
+        <w:t xml:space="preserve"> </w:t>
+      </w:r>
+      <w:r>
+        <w:t xml:space="preserve">lookup) instead of reading</w:t>
+      </w:r>
+      <w:r>
+        <w:t xml:space="preserve"> </w:t>
+      </w:r>
+      <w:r>
+        <w:rPr>
+          <w:rStyle w:val="VerbatimChar"/>
+        </w:rPr>
+        <w:t xml:space="preserve">row["tags"]</w:t>
+      </w:r>
+      <w:r>
+        <w:t xml:space="preserve">, since it now has to run before any tags exist.</w:t>
+      </w:r>
+    </w:p>
+    <w:p>
+      <w:pPr>
+        <w:numPr>
+          <w:ilvl w:val="0"/>
+          <w:numId w:val="1017"/>
+        </w:numPr>
+        <w:pStyle w:val="Compact"/>
+      </w:pPr>
+      <w:r>
+        <w:rPr>
+          <w:rStyle w:val="VerbatimChar"/>
+        </w:rPr>
+        <w:t xml:space="preserve">discover_ranks()</w:t>
+      </w:r>
+      <w:r>
+        <w:t xml:space="preserve">’s file-precedence assumption (prefer the single unfiltered CSV over the</w:t>
+      </w:r>
+      <w:r>
+        <w:t xml:space="preserve"> </w:t>
+      </w:r>
+      <w:r>
+        <w:t xml:space="preserve">category-partitioned trio, reasoning they’re</w:t>
+      </w:r>
+      <w:r>
+        <w:t xml:space="preserve"> </w:t>
+      </w:r>
+      <w:r>
+        <w:t xml:space="preserve">“</w:t>
+      </w:r>
+      <w:r>
+        <w:t xml:space="preserve">overlapping supersets</w:t>
+      </w:r>
+      <w:r>
+        <w:t xml:space="preserve">”</w:t>
+      </w:r>
+      <w:r>
+        <w:t xml:space="preserve">) broke every</w:t>
+      </w:r>
+      <w:r>
+        <w:t xml:space="preserve"> </w:t>
+      </w:r>
+      <w:r>
+        <w:rPr>
+          <w:rStyle w:val="VerbatimChar"/>
+        </w:rPr>
+        <w:t xml:space="preserve">corr_id</w:t>
+      </w:r>
+      <w:r>
+        <w:t xml:space="preserve"> </w:t>
+      </w:r>
+      <w:r>
+        <w:t xml:space="preserve">join</w:t>
+      </w:r>
+      <w:r>
+        <w:t xml:space="preserve"> </w:t>
+      </w:r>
+      <w:r>
+        <w:t xml:space="preserve">the moment it ran against this project’s own real 4-rank trace-CSV export: that export’s</w:t>
+      </w:r>
+      <w:r>
+        <w:t xml:space="preserve"> </w:t>
+      </w:r>
+      <w:r>
+        <w:t xml:space="preserve">unfiltered file turned out to carry a narrower column set than its partitioned files entirely</w:t>
+      </w:r>
+      <w:r>
+        <w:t xml:space="preserve"> </w:t>
+      </w:r>
+      <w:r>
+        <w:t xml:space="preserve">missing</w:t>
+      </w:r>
+      <w:r>
+        <w:t xml:space="preserve"> </w:t>
+      </w:r>
+      <w:r>
+        <w:rPr>
+          <w:rStyle w:val="VerbatimChar"/>
+        </w:rPr>
+        <w:t xml:space="preserve">corr_id</w:t>
+      </w:r>
+      <w:r>
+        <w:t xml:space="preserve"> </w:t>
+      </w:r>
+      <w:r>
+        <w:t xml:space="preserve">and the other wide GPU-arg columns, an artifact of how that particular file</w:t>
+      </w:r>
+      <w:r>
+        <w:t xml:space="preserve"> </w:t>
+      </w:r>
+      <w:r>
+        <w:t xml:space="preserve">happened to be generated earlier in the project. Confirmed the partitioned trio is still an</w:t>
+      </w:r>
+      <w:r>
+        <w:t xml:space="preserve"> </w:t>
+      </w:r>
+      <w:r>
+        <w:t xml:space="preserve">exact row-for-row partition of the unfiltered file (their row counts sum to it exactly) before</w:t>
+      </w:r>
+      <w:r>
+        <w:t xml:space="preserve"> </w:t>
+      </w:r>
+      <w:r>
+        <w:t xml:space="preserve">flipping the precedence: the partitioned set now wins whenever present, the unfiltered file only</w:t>
+      </w:r>
+      <w:r>
+        <w:t xml:space="preserve"> </w:t>
+      </w:r>
+      <w:r>
+        <w:t xml:space="preserve">used as a fallback when no partitioned files exist for a rank. Re-running all three new tools</w:t>
+      </w:r>
+      <w:r>
+        <w:t xml:space="preserve"> </w:t>
+      </w:r>
+      <w:r>
+        <w:t xml:space="preserve">against the same real data afterward showed every kernel dispatch correctly nested under its</w:t>
+      </w:r>
+      <w:r>
+        <w:t xml:space="preserve"> </w:t>
+      </w:r>
+      <w:r>
+        <w:t xml:space="preserve">real launch site, and the cache paid off exactly as designed – the first tool’s run took ~24s</w:t>
+      </w:r>
+      <w:r>
+        <w:t xml:space="preserve"> </w:t>
+      </w:r>
+      <w:r>
+        <w:t xml:space="preserve">(a genuine 4-rank parse), the next two tools reading the same ranks finished in well under a</w:t>
+      </w:r>
+      <w:r>
+        <w:t xml:space="preserve"> </w:t>
+      </w:r>
+      <w:r>
+        <w:t xml:space="preserve">tenth of a second each, reusing the on-disk cache the first run wrote.</w:t>
+      </w:r>
+    </w:p>
+    <w:p>
+      <w:pPr>
+        <w:pStyle w:val="FirstParagraph"/>
+      </w:pPr>
+      <w:r>
+        <w:t xml:space="preserve">Verification: 1 new fixture set for CLI-level tests (a properly-named two-rank pair, plus a</w:t>
+      </w:r>
+      <w:r>
+        <w:t xml:space="preserve"> </w:t>
+      </w:r>
+      <w:r>
+        <w:t xml:space="preserve">noise-tagged single-rank case), regression tests for both bugs above, full suite 578 → 607 passing,</w:t>
+      </w:r>
+      <w:r>
+        <w:t xml:space="preserve"> </w:t>
+      </w:r>
+      <w:r>
+        <w:t xml:space="preserve">plus the manual real-data smoke test described above. See</w:t>
+      </w:r>
+      <w:r>
+        <w:t xml:space="preserve"> </w:t>
+      </w:r>
+      <w:r>
+        <w:rPr>
+          <w:rStyle w:val="VerbatimChar"/>
+        </w:rPr>
+        <w:t xml:space="preserve">docs/plans/3.7-rank-discovery-and-cli-tools.md</w:t>
+      </w:r>
+      <w:r>
+        <w:t xml:space="preserve"> </w:t>
+      </w:r>
+      <w:r>
+        <w:t xml:space="preserve">for the full accounting, written before</w:t>
+      </w:r>
+      <w:r>
+        <w:t xml:space="preserve"> </w:t>
+      </w:r>
+      <w:r>
+        <w:t xml:space="preserve">implementation (with two header-note divergences recorded there and in plan 3.5’s own file, per</w:t>
+      </w:r>
+      <w:r>
+        <w:t xml:space="preserve"> </w:t>
+      </w:r>
+      <w:r>
+        <w:rPr>
+          <w:rStyle w:val="VerbatimChar"/>
+        </w:rPr>
+        <w:t xml:space="preserve">CLAUDE.md</w:t>
+      </w:r>
+      <w:r>
+        <w:t xml:space="preserve">’s convention).</w:t>
+      </w:r>
+    </w:p>
     <w:bookmarkEnd w:id="87"/>
+    <w:bookmarkEnd w:id="88"/>
     <w:sectPr/>
   </w:body>
 </w:document>
@@ -56327,6 +57127,36 @@
   </w:num>
   <w:num w:numId="1016">
     <w:abstractNumId w:val="991"/>
+  </w:num>
+  <w:num w:numId="1017">
+    <w:abstractNumId w:val="99411"/>
+    <w:lvlOverride w:ilvl="0">
+      <w:startOverride w:val="1"/>
+    </w:lvlOverride>
+    <w:lvlOverride w:ilvl="1">
+      <w:startOverride w:val="1"/>
+    </w:lvlOverride>
+    <w:lvlOverride w:ilvl="2">
+      <w:startOverride w:val="1"/>
+    </w:lvlOverride>
+    <w:lvlOverride w:ilvl="3">
+      <w:startOverride w:val="1"/>
+    </w:lvlOverride>
+    <w:lvlOverride w:ilvl="4">
+      <w:startOverride w:val="1"/>
+    </w:lvlOverride>
+    <w:lvlOverride w:ilvl="5">
+      <w:startOverride w:val="1"/>
+    </w:lvlOverride>
+    <w:lvlOverride w:ilvl="6">
+      <w:startOverride w:val="1"/>
+    </w:lvlOverride>
+    <w:lvlOverride w:ilvl="7">
+      <w:startOverride w:val="1"/>
+    </w:lvlOverride>
+    <w:lvlOverride w:ilvl="8">
+      <w:startOverride w:val="1"/>
+    </w:lvlOverride>
   </w:num>
 </w:numbering>
 </file>

--- a/docs/DEVELOPMENT_HISTORY.docx
+++ b/docs/DEVELOPMENT_HISTORY.docx
@@ -10,7 +10,7 @@
         <w:t xml:space="preserve">Development History</w:t>
       </w:r>
     </w:p>
-    <w:bookmarkStart w:id="88" w:name="development-history"/>
+    <w:bookmarkStart w:id="89" w:name="development-history"/>
     <w:p>
       <w:pPr>
         <w:pStyle w:val="Heading1"/>
@@ -4218,6 +4218,119 @@
           </w:p>
         </w:tc>
       </w:tr>
+      <w:tr>
+        <w:tc>
+          <w:tcPr/>
+          <w:p>
+            <w:pPr>
+              <w:pStyle w:val="Compact"/>
+              <w:jc w:val="left"/>
+            </w:pPr>
+            <w:r>
+              <w:t xml:space="preserve">2026-08-21</w:t>
+            </w:r>
+          </w:p>
+        </w:tc>
+        <w:tc>
+          <w:tcPr/>
+          <w:p>
+            <w:pPr>
+              <w:pStyle w:val="Compact"/>
+              <w:jc w:val="left"/>
+            </w:pPr>
+            <w:r>
+              <w:t xml:space="preserve">Plan 3.8: fixed every GPU kernel collapsing under one shared</w:t>
+            </w:r>
+            <w:r>
+              <w:t xml:space="preserve"> </w:t>
+            </w:r>
+            <w:r>
+              <w:rPr>
+                <w:rStyle w:val="VerbatimChar"/>
+              </w:rPr>
+              <w:t xml:space="preserve">hipModuleLaunchKernel</w:t>
+            </w:r>
+            <w:r>
+              <w:t xml:space="preserve"> </w:t>
+            </w:r>
+            <w:r>
+              <w:t xml:space="preserve">node in the real</w:t>
+            </w:r>
+            <w:r>
+              <w:t xml:space="preserve"> </w:t>
+            </w:r>
+            <w:r>
+              <w:rPr>
+                <w:rStyle w:val="VerbatimChar"/>
+              </w:rPr>
+              <w:t xml:space="preserve">Heat_Convection_Solver</w:t>
+            </w:r>
+            <w:r>
+              <w:t xml:space="preserve"> </w:t>
+            </w:r>
+            <w:r>
+              <w:t xml:space="preserve">trace –</w:t>
+            </w:r>
+            <w:r>
+              <w:t xml:space="preserve"> </w:t>
+            </w:r>
+            <w:r>
+              <w:rPr>
+                <w:rStyle w:val="VerbatimChar"/>
+              </w:rPr>
+              <w:t xml:space="preserve">build_rank_aggregate()</w:t>
+            </w:r>
+            <w:r>
+              <w:t xml:space="preserve"> </w:t>
+            </w:r>
+            <w:r>
+              <w:t xml:space="preserve">now reanchors a kernel sharing a generic OMPT launch entry point onto the exact real CPU call instance its own embedded owner name and the trace’s own timestamps identify, exact rather than estimated;</w:t>
+            </w:r>
+            <w:r>
+              <w:t xml:space="preserve"> </w:t>
+            </w:r>
+            <w:r>
+              <w:rPr>
+                <w:rStyle w:val="VerbatimChar"/>
+              </w:rPr>
+              <w:t xml:space="preserve">kernel_owner_label()</w:t>
+            </w:r>
+            <w:r>
+              <w:t xml:space="preserve"> </w:t>
+            </w:r>
+            <w:r>
+              <w:t xml:space="preserve">generalized (via</w:t>
+            </w:r>
+            <w:r>
+              <w:t xml:space="preserve"> </w:t>
+            </w:r>
+            <w:r>
+              <w:rPr>
+                <w:rStyle w:val="VerbatimChar"/>
+              </w:rPr>
+              <w:t xml:space="preserve">test_apps/results/</w:t>
+            </w:r>
+            <w:r>
+              <w:t xml:space="preserve">) from Cray Fortran’s</w:t>
+            </w:r>
+            <w:r>
+              <w:t xml:space="preserve"> </w:t>
+            </w:r>
+            <w:r>
+              <w:rPr>
+                <w:rStyle w:val="VerbatimChar"/>
+              </w:rPr>
+              <w:t xml:space="preserve">$ck_</w:t>
+            </w:r>
+            <w:r>
+              <w:t xml:space="preserve"> </w:t>
+            </w:r>
+            <w:r>
+              <w:t xml:space="preserve">marker to every compiler this project tests – see full accounting below</w:t>
+            </w:r>
+          </w:p>
+        </w:tc>
+      </w:tr>
     </w:tbl>
     <w:bookmarkStart w:id="20" w:name="project-scaffolding-and-rules"/>
     <w:p>
@@ -56427,7 +56540,837 @@
       </w:r>
     </w:p>
     <w:bookmarkEnd w:id="87"/>
+    <w:bookmarkStart w:id="88" w:name="Xcc37ca898e56bfea990b394770c8a858da38896"/>
+    <w:p>
+      <w:pPr>
+        <w:pStyle w:val="Heading2"/>
+      </w:pPr>
+      <w:r>
+        <w:t xml:space="preserve">2026-08-21 — Plan 3.8: time-ordering-based kernel re-anchoring</w:t>
+      </w:r>
+    </w:p>
+    <w:p>
+      <w:pPr>
+        <w:pStyle w:val="FirstParagraph"/>
+      </w:pPr>
+      <w:r>
+        <w:t xml:space="preserve">Running the three new plan-3.7 tools against the real</w:t>
+      </w:r>
+      <w:r>
+        <w:t xml:space="preserve"> </w:t>
+      </w:r>
+      <w:r>
+        <w:rPr>
+          <w:rStyle w:val="VerbatimChar"/>
+        </w:rPr>
+        <w:t xml:space="preserve">Heat_Convection_Solver</w:t>
+      </w:r>
+      <w:r>
+        <w:t xml:space="preserve"> </w:t>
+      </w:r>
+      <w:r>
+        <w:t xml:space="preserve">trace surfaced a</w:t>
+      </w:r>
+      <w:r>
+        <w:t xml:space="preserve"> </w:t>
+      </w:r>
+      <w:r>
+        <w:t xml:space="preserve">real usability problem:</w:t>
+      </w:r>
+      <w:r>
+        <w:t xml:space="preserve"> </w:t>
+      </w:r>
+      <w:r>
+        <w:rPr>
+          <w:rStyle w:val="VerbatimChar"/>
+        </w:rPr>
+        <w:t xml:space="preserve">extract_trace_calltree.py</w:t>
+      </w:r>
+      <w:r>
+        <w:t xml:space="preserve">’s output showed every GPU kernel nested under</w:t>
+      </w:r>
+      <w:r>
+        <w:t xml:space="preserve"> </w:t>
+      </w:r>
+      <w:r>
+        <w:t xml:space="preserve">one shared</w:t>
+      </w:r>
+      <w:r>
+        <w:t xml:space="preserve"> </w:t>
+      </w:r>
+      <w:r>
+        <w:rPr>
+          <w:rStyle w:val="VerbatimChar"/>
+        </w:rPr>
+        <w:t xml:space="preserve">hipModuleLaunchKernel</w:t>
+      </w:r>
+      <w:r>
+        <w:t xml:space="preserve"> </w:t>
+      </w:r>
+      <w:r>
+        <w:t xml:space="preserve">node, losing which real Fortran subroutine each kernel belonged</w:t>
+      </w:r>
+      <w:r>
+        <w:t xml:space="preserve"> </w:t>
+      </w:r>
+      <w:r>
+        <w:t xml:space="preserve">to. Traced directly rather than guessed: rocprof-sys’s OMPT-based instrumentation registers one</w:t>
+      </w:r>
+      <w:r>
+        <w:t xml:space="preserve"> </w:t>
+      </w:r>
+      <w:r>
+        <w:t xml:space="preserve">generic callback per</w:t>
+      </w:r>
+      <w:r>
+        <w:t xml:space="preserve"> </w:t>
+      </w:r>
+      <w:r>
+        <w:rPr>
+          <w:rStyle w:val="VerbatimChar"/>
+        </w:rPr>
+        <w:t xml:space="preserve">omp target</w:t>
+      </w:r>
+      <w:r>
+        <w:t xml:space="preserve"> </w:t>
+      </w:r>
+      <w:r>
+        <w:t xml:space="preserve">region across the</w:t>
+      </w:r>
+      <w:r>
+        <w:t xml:space="preserve"> </w:t>
+      </w:r>
+      <w:r>
+        <w:rPr>
+          <w:iCs/>
+          <w:i/>
+        </w:rPr>
+        <w:t xml:space="preserve">entire</w:t>
+      </w:r>
+      <w:r>
+        <w:t xml:space="preserve"> </w:t>
+      </w:r>
+      <w:r>
+        <w:t xml:space="preserve">program, so</w:t>
+      </w:r>
+      <w:r>
+        <w:t xml:space="preserve"> </w:t>
+      </w:r>
+      <w:r>
+        <w:rPr>
+          <w:rStyle w:val="VerbatimChar"/>
+        </w:rPr>
+        <w:t xml:space="preserve">corr_id</w:t>
+      </w:r>
+      <w:r>
+        <w:t xml:space="preserve">’s join (exact by</w:t>
+      </w:r>
+      <w:r>
+        <w:t xml:space="preserve"> </w:t>
+      </w:r>
+      <w:r>
+        <w:t xml:space="preserve">construction) correctly finds that shared entry point – it just isn’t a structurally informative</w:t>
+      </w:r>
+      <w:r>
+        <w:t xml:space="preserve"> </w:t>
+      </w:r>
+      <w:r>
+        <w:t xml:space="preserve">position, since every kernel launch in the program shares it.</w:t>
+      </w:r>
+    </w:p>
+    <w:p>
+      <w:pPr>
+        <w:pStyle w:val="BodyText"/>
+      </w:pPr>
+      <w:r>
+        <w:t xml:space="preserve">Cray Fortran’s kernel names embed the real owning subroutine (</w:t>
+      </w:r>
+      <w:r>
+        <w:rPr>
+          <w:rStyle w:val="VerbatimChar"/>
+        </w:rPr>
+        <w:t xml:space="preserve">$ck_</w:t>
+      </w:r>
+      <w:r>
+        <w:t xml:space="preserve"> </w:t>
+      </w:r>
+      <w:r>
+        <w:t xml:space="preserve">marker,</w:t>
+      </w:r>
+      <w:r>
+        <w:t xml:space="preserve"> </w:t>
+      </w:r>
+      <w:r>
+        <w:rPr>
+          <w:rStyle w:val="VerbatimChar"/>
+        </w:rPr>
+        <w:t xml:space="preserve">stage4_rocprofsys_sample_tree.kernel_owner_label()</w:t>
+      </w:r>
+      <w:r>
+        <w:t xml:space="preserve">), matched directly against a real CPU tree node</w:t>
+      </w:r>
+      <w:r>
+        <w:t xml:space="preserve"> </w:t>
+      </w:r>
+      <w:r>
+        <w:t xml:space="preserve">carrying that label – but a first, conservative design (reanchor only on an unambiguous single</w:t>
+      </w:r>
+      <w:r>
+        <w:t xml:space="preserve"> </w:t>
+      </w:r>
+      <w:r>
+        <w:t xml:space="preserve">match) produced</w:t>
+      </w:r>
+      <w:r>
+        <w:t xml:space="preserve"> </w:t>
+      </w:r>
+      <w:r>
+        <w:rPr>
+          <w:iCs/>
+          <w:i/>
+        </w:rPr>
+        <w:t xml:space="preserve">zero</w:t>
+      </w:r>
+      <w:r>
+        <w:t xml:space="preserve"> </w:t>
+      </w:r>
+      <w:r>
+        <w:t xml:space="preserve">visible improvement against the real data: every one of the 26 real kernels</w:t>
+      </w:r>
+      <w:r>
+        <w:t xml:space="preserve"> </w:t>
+      </w:r>
+      <w:r>
+        <w:t xml:space="preserve">in rank 0 had either 0 or 2+ label-matching candidates, never exactly 1. Rather than fall back to</w:t>
+      </w:r>
+      <w:r>
+        <w:t xml:space="preserve"> </w:t>
+      </w:r>
+      <w:r>
+        <w:t xml:space="preserve">splitting a kernel’s time proportionally across ambiguous candidates (the sample pipeline’s own</w:t>
+      </w:r>
+      <w:r>
+        <w:t xml:space="preserve"> </w:t>
+      </w:r>
+      <w:r>
+        <w:rPr>
+          <w:rStyle w:val="VerbatimChar"/>
+        </w:rPr>
+        <w:t xml:space="preserve">_attach_kernel_group()</w:t>
+      </w:r>
+      <w:r>
+        <w:t xml:space="preserve"> </w:t>
+      </w:r>
+      <w:r>
+        <w:t xml:space="preserve">approach for its equivalent problem), direct real-data testing showed a</w:t>
+      </w:r>
+      <w:r>
+        <w:t xml:space="preserve"> </w:t>
+      </w:r>
+      <w:r>
+        <w:t xml:space="preserve">better answer was available: a rank’s CPU side runs on one thread per call stack, so the real caller</w:t>
+      </w:r>
+      <w:r>
+        <w:t xml:space="preserve"> </w:t>
+      </w:r>
+      <w:r>
+        <w:t xml:space="preserve">of a kernel dispatch isn’t actually ambiguous in the trace’s own timestamps, even when it’s</w:t>
+      </w:r>
+      <w:r>
+        <w:t xml:space="preserve"> </w:t>
+      </w:r>
+      <w:r>
+        <w:t xml:space="preserve">ambiguous by label alone. Checked directly:</w:t>
+      </w:r>
+      <w:r>
+        <w:t xml:space="preserve"> </w:t>
+      </w:r>
+      <w:r>
+        <w:rPr>
+          <w:rStyle w:val="VerbatimChar"/>
+        </w:rPr>
+        <w:t xml:space="preserve">jacobi_sweep$pressure_solver_mod_</w:t>
+      </w:r>
+      <w:r>
+        <w:t xml:space="preserve">’s 24,000 raw call</w:t>
+      </w:r>
+      <w:r>
+        <w:t xml:space="preserve"> </w:t>
+      </w:r>
+      <w:r>
+        <w:t xml:space="preserve">instances split across two real parent chains, and all 3,000 real kernel dispatches for it resolved,</w:t>
+      </w:r>
+      <w:r>
+        <w:t xml:space="preserve"> </w:t>
+      </w:r>
+      <w:r>
+        <w:t xml:space="preserve">via nearest-preceding-instance-in-time, to the</w:t>
+      </w:r>
+      <w:r>
+        <w:t xml:space="preserve"> </w:t>
+      </w:r>
+      <w:r>
+        <w:rPr>
+          <w:iCs/>
+          <w:i/>
+        </w:rPr>
+        <w:t xml:space="preserve">same</w:t>
+      </w:r>
+      <w:r>
+        <w:t xml:space="preserve"> </w:t>
+      </w:r>
+      <w:r>
+        <w:t xml:space="preserve">one of the two positions every time, with</w:t>
+      </w:r>
+      <w:r>
+        <w:t xml:space="preserve"> </w:t>
+      </w:r>
+      <w:r>
+        <w:t xml:space="preserve">gaps of 49-478 microseconds – the other position never launched a single kernel in the real data,</w:t>
+      </w:r>
+      <w:r>
+        <w:t xml:space="preserve"> </w:t>
+      </w:r>
+      <w:r>
+        <w:t xml:space="preserve">so a proportional split would have been a measurably wrong estimate, not an approximation.</w:t>
+      </w:r>
+    </w:p>
+    <w:p>
+      <w:pPr>
+        <w:pStyle w:val="BodyText"/>
+      </w:pPr>
+      <w:r>
+        <w:t xml:space="preserve">Checked against</w:t>
+      </w:r>
+      <w:r>
+        <w:t xml:space="preserve"> </w:t>
+      </w:r>
+      <w:r>
+        <w:rPr>
+          <w:rStyle w:val="VerbatimChar"/>
+        </w:rPr>
+        <w:t xml:space="preserve">test_apps/results/</w:t>
+      </w:r>
+      <w:r>
+        <w:t xml:space="preserve">’s real</w:t>
+      </w:r>
+      <w:r>
+        <w:t xml:space="preserve"> </w:t>
+      </w:r>
+      <w:r>
+        <w:rPr>
+          <w:rStyle w:val="VerbatimChar"/>
+        </w:rPr>
+        <w:t xml:space="preserve">rocprofv3</w:t>
+      </w:r>
+      <w:r>
+        <w:t xml:space="preserve"> </w:t>
+      </w:r>
+      <w:r>
+        <w:t xml:space="preserve">output for all 6 language/compiler combos</w:t>
+      </w:r>
+      <w:r>
+        <w:t xml:space="preserve"> </w:t>
+      </w:r>
+      <w:r>
+        <w:t xml:space="preserve">this project already tests: Cray’s Fortran frontend is the</w:t>
+      </w:r>
+      <w:r>
+        <w:t xml:space="preserve"> </w:t>
+      </w:r>
+      <w:r>
+        <w:rPr>
+          <w:iCs/>
+          <w:i/>
+        </w:rPr>
+        <w:t xml:space="preserve">only</w:t>
+      </w:r>
+      <w:r>
+        <w:t xml:space="preserve"> </w:t>
+      </w:r>
+      <w:r>
+        <w:t xml:space="preserve">one using the</w:t>
+      </w:r>
+      <w:r>
+        <w:t xml:space="preserve"> </w:t>
+      </w:r>
+      <w:r>
+        <w:rPr>
+          <w:rStyle w:val="VerbatimChar"/>
+        </w:rPr>
+        <w:t xml:space="preserve">$ck_</w:t>
+      </w:r>
+      <w:r>
+        <w:t xml:space="preserve"> </w:t>
+      </w:r>
+      <w:r>
+        <w:t xml:space="preserve">marker –</w:t>
+      </w:r>
+      <w:r>
+        <w:t xml:space="preserve"> </w:t>
+      </w:r>
+      <w:r>
+        <w:t xml:space="preserve">AMD’s C/C++/Fortran toolchain and Cray’s own C/C++ frontend all use the standard LLVM</w:t>
+      </w:r>
+      <w:r>
+        <w:t xml:space="preserve"> </w:t>
+      </w:r>
+      <w:r>
+        <w:t xml:space="preserve">OpenMP-offloading kernel name shape (</w:t>
+      </w:r>
+      <w:r>
+        <w:rPr>
+          <w:rStyle w:val="VerbatimChar"/>
+        </w:rPr>
+        <w:t xml:space="preserve">__omp_offloading_&lt;hex&gt;_&lt;hex&gt;_&lt;mangled&gt;_l&lt;line&gt;</w:t>
+      </w:r>
+      <w:r>
+        <w:t xml:space="preserve">) instead, with</w:t>
+      </w:r>
+      <w:r>
+        <w:t xml:space="preserve"> </w:t>
+      </w:r>
+      <w:r>
+        <w:rPr>
+          <w:rStyle w:val="VerbatimChar"/>
+        </w:rPr>
+        <w:t xml:space="preserve">&lt;mangled&gt;</w:t>
+      </w:r>
+      <w:r>
+        <w:t xml:space="preserve"> </w:t>
+      </w:r>
+      <w:r>
+        <w:t xml:space="preserve">recoverable via a small Itanium/Flang demangle step –</w:t>
+      </w:r>
+      <w:r>
+        <w:t xml:space="preserve"> </w:t>
+      </w:r>
+      <w:r>
+        <w:rPr>
+          <w:rStyle w:val="VerbatimChar"/>
+        </w:rPr>
+        <w:t xml:space="preserve">kernel_owner_label()</w:t>
+      </w:r>
+      <w:r>
+        <w:t xml:space="preserve"> </w:t>
+      </w:r>
+      <w:r>
+        <w:t xml:space="preserve">generalized to decode both conventions, at no cost to the Cray-Fortran case. Also checked directly</w:t>
+      </w:r>
+      <w:r>
+        <w:t xml:space="preserve"> </w:t>
+      </w:r>
+      <w:r>
+        <w:t xml:space="preserve">that</w:t>
+      </w:r>
+      <w:r>
+        <w:t xml:space="preserve"> </w:t>
+      </w:r>
+      <w:r>
+        <w:rPr>
+          <w:rStyle w:val="VerbatimChar"/>
+        </w:rPr>
+        <w:t xml:space="preserve">test_apps</w:t>
+      </w:r>
+      <w:r>
+        <w:t xml:space="preserve">’s native HIP kernels are unaffected by this bug at all: a HIP API call is</w:t>
+      </w:r>
+      <w:r>
+        <w:t xml:space="preserve"> </w:t>
+      </w:r>
+      <w:r>
+        <w:t xml:space="preserve">intercepted at its real, already call-site-unique caller (unlike OMPT’s single, program-wide</w:t>
+      </w:r>
+      <w:r>
+        <w:t xml:space="preserve"> </w:t>
+      </w:r>
+      <w:r>
+        <w:t xml:space="preserve">callback), confirmed by the existing</w:t>
+      </w:r>
+      <w:r>
+        <w:t xml:space="preserve"> </w:t>
+      </w:r>
+      <w:r>
+        <w:rPr>
+          <w:rStyle w:val="VerbatimChar"/>
+        </w:rPr>
+        <w:t xml:space="preserve">trace_single_rank</w:t>
+      </w:r>
+      <w:r>
+        <w:t xml:space="preserve"> </w:t>
+      </w:r>
+      <w:r>
+        <w:t xml:space="preserve">fixture already modeling exactly that</w:t>
+      </w:r>
+      <w:r>
+        <w:t xml:space="preserve"> </w:t>
+      </w:r>
+      <w:r>
+        <w:t xml:space="preserve">shape.</w:t>
+      </w:r>
+    </w:p>
+    <w:p>
+      <w:pPr>
+        <w:pStyle w:val="BodyText"/>
+      </w:pPr>
+      <w:r>
+        <w:rPr>
+          <w:bCs/>
+          <w:b/>
+        </w:rPr>
+        <w:t xml:space="preserve">As built</w:t>
+      </w:r>
+      <w:r>
+        <w:t xml:space="preserve">:</w:t>
+      </w:r>
+      <w:r>
+        <w:t xml:space="preserve"> </w:t>
+      </w:r>
+      <w:r>
+        <w:rPr>
+          <w:rStyle w:val="VerbatimChar"/>
+        </w:rPr>
+        <w:t xml:space="preserve">stage4_rocprofsys_trace_aggregate._reanchor_kernels_by_owner_and_time(rows)</w:t>
+      </w:r>
+      <w:r>
+        <w:t xml:space="preserve"> </w:t>
+      </w:r>
+      <w:r>
+        <w:t xml:space="preserve">runs</w:t>
+      </w:r>
+      <w:r>
+        <w:t xml:space="preserve"> </w:t>
+      </w:r>
+      <w:r>
+        <w:t xml:space="preserve">right after the</w:t>
+      </w:r>
+      <w:r>
+        <w:t xml:space="preserve"> </w:t>
+      </w:r>
+      <w:r>
+        <w:rPr>
+          <w:rStyle w:val="VerbatimChar"/>
+        </w:rPr>
+        <w:t xml:space="preserve">corr_id</w:t>
+      </w:r>
+      <w:r>
+        <w:t xml:space="preserve"> </w:t>
+      </w:r>
+      <w:r>
+        <w:t xml:space="preserve">join, on raw per-instance rows (before the intra-rank merge collapses</w:t>
+      </w:r>
+      <w:r>
+        <w:t xml:space="preserve"> </w:t>
+      </w:r>
+      <w:r>
+        <w:t xml:space="preserve">away the timestamps it needs) – for each</w:t>
+      </w:r>
+      <w:r>
+        <w:t xml:space="preserve"> </w:t>
+      </w:r>
+      <w:r>
+        <w:rPr>
+          <w:rStyle w:val="VerbatimChar"/>
+        </w:rPr>
+        <w:t xml:space="preserve">gpu_kernel</w:t>
+      </w:r>
+      <w:r>
+        <w:t xml:space="preserve"> </w:t>
+      </w:r>
+      <w:r>
+        <w:t xml:space="preserve">row with a decodable owner name, it scopes</w:t>
+      </w:r>
+      <w:r>
+        <w:t xml:space="preserve"> </w:t>
+      </w:r>
+      <w:r>
+        <w:t xml:space="preserve">candidate CPU instances to the</w:t>
+      </w:r>
+      <w:r>
+        <w:t xml:space="preserve"> </w:t>
+      </w:r>
+      <w:r>
+        <w:rPr>
+          <w:iCs/>
+          <w:i/>
+        </w:rPr>
+        <w:t xml:space="preserve">same thread</w:t>
+      </w:r>
+      <w:r>
+        <w:t xml:space="preserve"> </w:t>
+      </w:r>
+      <w:r>
+        <w:t xml:space="preserve">(</w:t>
+      </w:r>
+      <w:r>
+        <w:rPr>
+          <w:rStyle w:val="VerbatimChar"/>
+        </w:rPr>
+        <w:t xml:space="preserve">tid</w:t>
+      </w:r>
+      <w:r>
+        <w:t xml:space="preserve">) that issued the launch (not the whole rank),</w:t>
+      </w:r>
+      <w:r>
+        <w:t xml:space="preserve"> </w:t>
+      </w:r>
+      <w:r>
+        <w:t xml:space="preserve">then binary-searches for the one that started most recently before the kernel dispatched. Scoping by</w:t>
+      </w:r>
+      <w:r>
+        <w:t xml:space="preserve"> </w:t>
+      </w:r>
+      <w:r>
+        <w:t xml:space="preserve">thread, not just time, is what makes this correct without assuming the whole rank’s CPU side is</w:t>
+      </w:r>
+      <w:r>
+        <w:t xml:space="preserve"> </w:t>
+      </w:r>
+      <w:r>
+        <w:t xml:space="preserve">single-threaded – it only relies on one thread’s own recorded frames never overlapping, true for a</w:t>
+      </w:r>
+      <w:r>
+        <w:t xml:space="preserve"> </w:t>
+      </w:r>
+      <w:r>
+        <w:t xml:space="preserve">normal call stack, called out explicitly in code comments and</w:t>
+      </w:r>
+      <w:r>
+        <w:t xml:space="preserve"> </w:t>
+      </w:r>
+      <w:r>
+        <w:rPr>
+          <w:rStyle w:val="VerbatimChar"/>
+        </w:rPr>
+        <w:t xml:space="preserve">extract_trace_calltree.py</w:t>
+      </w:r>
+      <w:r>
+        <w:t xml:space="preserve">’s help</w:t>
+      </w:r>
+      <w:r>
+        <w:t xml:space="preserve"> </w:t>
+      </w:r>
+      <w:r>
+        <w:t xml:space="preserve">text as a stated, not-solved-here limitation. A first version rebuilt each candidate group’s sorted</w:t>
+      </w:r>
+      <w:r>
+        <w:t xml:space="preserve"> </w:t>
+      </w:r>
+      <w:r>
+        <w:t xml:space="preserve">timestamp list inside the per-kernel loop, making it accidentally quadratic for a subroutine called</w:t>
+      </w:r>
+      <w:r>
+        <w:t xml:space="preserve"> </w:t>
+      </w:r>
+      <w:r>
+        <w:t xml:space="preserve">thousands of times (79s for one rank’s reanchor step alone against the real data); fixed by</w:t>
+      </w:r>
+      <w:r>
+        <w:t xml:space="preserve"> </w:t>
+      </w:r>
+      <w:r>
+        <w:t xml:space="preserve">precomputing each group’s sorted list once up front (9s for the same rank, full pipeline).</w:t>
+      </w:r>
+    </w:p>
+    <w:p>
+      <w:pPr>
+        <w:pStyle w:val="BodyText"/>
+      </w:pPr>
+      <w:r>
+        <w:t xml:space="preserve">Verification:</w:t>
+      </w:r>
+      <w:r>
+        <w:t xml:space="preserve"> </w:t>
+      </w:r>
+      <w:r>
+        <w:rPr>
+          <w:rStyle w:val="VerbatimChar"/>
+        </w:rPr>
+        <w:t xml:space="preserve">test_stage4_rocprofsys_common.py</w:t>
+      </w:r>
+      <w:r>
+        <w:t xml:space="preserve"> </w:t>
+      </w:r>
+      <w:r>
+        <w:t xml:space="preserve">gained 6 new</w:t>
+      </w:r>
+      <w:r>
+        <w:t xml:space="preserve"> </w:t>
+      </w:r>
+      <w:r>
+        <w:rPr>
+          <w:rStyle w:val="VerbatimChar"/>
+        </w:rPr>
+        <w:t xml:space="preserve">kernel_owner_label()</w:t>
+      </w:r>
+      <w:r>
+        <w:t xml:space="preserve"> </w:t>
+      </w:r>
+      <w:r>
+        <w:t xml:space="preserve">cases (one per</w:t>
+      </w:r>
+      <w:r>
+        <w:t xml:space="preserve"> </w:t>
+      </w:r>
+      <w:r>
+        <w:rPr>
+          <w:rStyle w:val="VerbatimChar"/>
+        </w:rPr>
+        <w:t xml:space="preserve">test_apps/results/</w:t>
+      </w:r>
+      <w:r>
+        <w:t xml:space="preserve"> </w:t>
+      </w:r>
+      <w:r>
+        <w:t xml:space="preserve">combo actually observed, plus the HIP no-match case);</w:t>
+      </w:r>
+      <w:r>
+        <w:t xml:space="preserve"> </w:t>
+      </w:r>
+      <w:r>
+        <w:rPr>
+          <w:rStyle w:val="VerbatimChar"/>
+        </w:rPr>
+        <w:t xml:space="preserve">test_stage4_rocprofsys_trace_aggregate.py</w:t>
+      </w:r>
+      <w:r>
+        <w:t xml:space="preserve">’s reanchor tests were rewritten for the raw-row,</w:t>
+      </w:r>
+      <w:r>
+        <w:t xml:space="preserve"> </w:t>
+      </w:r>
+      <w:r>
+        <w:t xml:space="preserve">time-ordering shape (9 cases, including the same-label-different-thread collision proving</w:t>
+      </w:r>
+      <w:r>
+        <w:t xml:space="preserve"> </w:t>
+      </w:r>
+      <w:r>
+        <w:rPr>
+          <w:rStyle w:val="VerbatimChar"/>
+        </w:rPr>
+        <w:t xml:space="preserve">tid</w:t>
+      </w:r>
+      <w:r>
+        <w:t xml:space="preserve">-scoping is load-bearing, not just time). Full suite 607 → 622 passing. Re-ran all three plan-3.7</w:t>
+      </w:r>
+      <w:r>
+        <w:t xml:space="preserve"> </w:t>
+      </w:r>
+      <w:r>
+        <w:t xml:space="preserve">tools against the real 4-rank</w:t>
+      </w:r>
+      <w:r>
+        <w:t xml:space="preserve"> </w:t>
+      </w:r>
+      <w:r>
+        <w:rPr>
+          <w:rStyle w:val="VerbatimChar"/>
+        </w:rPr>
+        <w:t xml:space="preserve">Heat_Convection_Solver</w:t>
+      </w:r>
+      <w:r>
+        <w:t xml:space="preserve"> </w:t>
+      </w:r>
+      <w:r>
+        <w:t xml:space="preserve">trace after deleting the stale</w:t>
+      </w:r>
+      <w:r>
+        <w:t xml:space="preserve"> </w:t>
+      </w:r>
+      <w:r>
+        <w:rPr>
+          <w:rStyle w:val="VerbatimChar"/>
+        </w:rPr>
+        <w:t xml:space="preserve">.agg.json</w:t>
+      </w:r>
+      <w:r>
+        <w:t xml:space="preserve"> </w:t>
+      </w:r>
+      <w:r>
+        <w:t xml:space="preserve">caches:</w:t>
+      </w:r>
+      <w:r>
+        <w:t xml:space="preserve"> </w:t>
+      </w:r>
+      <w:r>
+        <w:rPr>
+          <w:rStyle w:val="VerbatimChar"/>
+        </w:rPr>
+        <w:t xml:space="preserve">jacobi_sweep</w:t>
+      </w:r>
+      <w:r>
+        <w:t xml:space="preserve">’s kernel and both</w:t>
+      </w:r>
+      <w:r>
+        <w:t xml:space="preserve"> </w:t>
+      </w:r>
+      <w:r>
+        <w:rPr>
+          <w:rStyle w:val="VerbatimChar"/>
+        </w:rPr>
+        <w:t xml:space="preserve">convection_stable_dt</w:t>
+      </w:r>
+      <w:r>
+        <w:t xml:space="preserve"> </w:t>
+      </w:r>
+      <w:r>
+        <w:t xml:space="preserve">kernels now nest under their real</w:t>
+      </w:r>
+      <w:r>
+        <w:t xml:space="preserve"> </w:t>
+      </w:r>
+      <w:r>
+        <w:t xml:space="preserve">owning subroutine’s exact call instance, not collapsed under</w:t>
+      </w:r>
+      <w:r>
+        <w:t xml:space="preserve"> </w:t>
+      </w:r>
+      <w:r>
+        <w:rPr>
+          <w:rStyle w:val="VerbatimChar"/>
+        </w:rPr>
+        <w:t xml:space="preserve">hipModuleLaunchKernel</w:t>
+      </w:r>
+      <w:r>
+        <w:t xml:space="preserve">. See</w:t>
+      </w:r>
+      <w:r>
+        <w:t xml:space="preserve"> </w:t>
+      </w:r>
+      <w:r>
+        <w:rPr>
+          <w:rStyle w:val="VerbatimChar"/>
+        </w:rPr>
+        <w:t xml:space="preserve">docs/plans/3.8-kernel-owner-reanchoring.md</w:t>
+      </w:r>
+      <w:r>
+        <w:t xml:space="preserve"> </w:t>
+      </w:r>
+      <w:r>
+        <w:t xml:space="preserve">for the full accounting, written after the design was</w:t>
+      </w:r>
+      <w:r>
+        <w:t xml:space="preserve"> </w:t>
+      </w:r>
+      <w:r>
+        <w:t xml:space="preserve">finalized in plan mode (the in-session design went through a build-time-vs-view-time correction, a</w:t>
+      </w:r>
+      <w:r>
+        <w:t xml:space="preserve"> </w:t>
+      </w:r>
+      <w:r>
+        <w:t xml:space="preserve">proportional-split detour abandoned once real-data testing showed it would be measurably wrong, and</w:t>
+      </w:r>
+      <w:r>
+        <w:t xml:space="preserve"> </w:t>
+      </w:r>
+      <w:r>
+        <w:t xml:space="preserve">the generalization/HIP-scoping checks above, all before any code was written).</w:t>
+      </w:r>
+    </w:p>
     <w:bookmarkEnd w:id="88"/>
+    <w:bookmarkEnd w:id="89"/>
     <w:sectPr/>
   </w:body>
 </w:document>

--- a/docs/DEVELOPMENT_HISTORY.docx
+++ b/docs/DEVELOPMENT_HISTORY.docx
@@ -10,7 +10,7 @@
         <w:t xml:space="preserve">Development History</w:t>
       </w:r>
     </w:p>
-    <w:bookmarkStart w:id="89" w:name="development-history"/>
+    <w:bookmarkStart w:id="90" w:name="development-history"/>
     <w:p>
       <w:pPr>
         <w:pStyle w:val="Heading1"/>
@@ -4331,6 +4331,119 @@
           </w:p>
         </w:tc>
       </w:tr>
+      <w:tr>
+        <w:tc>
+          <w:tcPr/>
+          <w:p>
+            <w:pPr>
+              <w:pStyle w:val="Compact"/>
+              <w:jc w:val="left"/>
+            </w:pPr>
+            <w:r>
+              <w:t xml:space="preserve">2026-08-21</w:t>
+            </w:r>
+          </w:p>
+        </w:tc>
+        <w:tc>
+          <w:tcPr/>
+          <w:p>
+            <w:pPr>
+              <w:pStyle w:val="Compact"/>
+              <w:jc w:val="left"/>
+            </w:pPr>
+            <w:r>
+              <w:t xml:space="preserve">Plan 3.9: final help-text/comment audit closing plan 3.1’s roadmap (renumbered from 3.8, taken by the bug-fix plan above) – rewrote 7 comments across the trace-family modules that had drifted into history/investigation language, most written during plan 3.8’s own real-data debugging; both READMEs updated to cover the whole</w:t>
+            </w:r>
+            <w:r>
+              <w:t xml:space="preserve"> </w:t>
+            </w:r>
+            <w:r>
+              <w:rPr>
+                <w:rStyle w:val="VerbatimChar"/>
+              </w:rPr>
+              <w:t xml:space="preserve">3.x</w:t>
+            </w:r>
+            <w:r>
+              <w:t xml:space="preserve"> </w:t>
+            </w:r>
+            <w:r>
+              <w:t xml:space="preserve">trace pipeline for the first time, including fixing</w:t>
+            </w:r>
+            <w:r>
+              <w:t xml:space="preserve"> </w:t>
+            </w:r>
+            <w:r>
+              <w:rPr>
+                <w:rStyle w:val="VerbatimChar"/>
+              </w:rPr>
+              <w:t xml:space="preserve">postprocess/README.md</w:t>
+            </w:r>
+            <w:r>
+              <w:t xml:space="preserve">’s</w:t>
+            </w:r>
+            <w:r>
+              <w:t xml:space="preserve"> </w:t>
+            </w:r>
+            <w:r>
+              <w:rPr>
+                <w:rStyle w:val="VerbatimChar"/>
+              </w:rPr>
+              <w:t xml:space="preserve">stage4</w:t>
+            </w:r>
+            <w:r>
+              <w:t xml:space="preserve"> </w:t>
+            </w:r>
+            <w:r>
+              <w:t xml:space="preserve">write-up, which still attributed</w:t>
+            </w:r>
+            <w:r>
+              <w:t xml:space="preserve"> </w:t>
+            </w:r>
+            <w:r>
+              <w:rPr>
+                <w:rStyle w:val="VerbatimChar"/>
+              </w:rPr>
+              <w:t xml:space="preserve">merge_rank_trees()</w:t>
+            </w:r>
+            <w:r>
+              <w:t xml:space="preserve"> </w:t>
+            </w:r>
+            <w:r>
+              <w:t xml:space="preserve">and friends to</w:t>
+            </w:r>
+            <w:r>
+              <w:t xml:space="preserve"> </w:t>
+            </w:r>
+            <w:r>
+              <w:rPr>
+                <w:rStyle w:val="VerbatimChar"/>
+              </w:rPr>
+              <w:t xml:space="preserve">stage4_rocprofsys_sample_tree.py</w:t>
+            </w:r>
+            <w:r>
+              <w:t xml:space="preserve"> </w:t>
+            </w:r>
+            <w:r>
+              <w:t xml:space="preserve">after plan 3.5 had already split them out into</w:t>
+            </w:r>
+            <w:r>
+              <w:t xml:space="preserve"> </w:t>
+            </w:r>
+            <w:r>
+              <w:rPr>
+                <w:rStyle w:val="VerbatimChar"/>
+              </w:rPr>
+              <w:t xml:space="preserve">stage4_rocprofsys_common.py</w:t>
+            </w:r>
+            <w:r>
+              <w:t xml:space="preserve"> </w:t>
+            </w:r>
+            <w:r>
+              <w:t xml:space="preserve">– see full accounting below</w:t>
+            </w:r>
+          </w:p>
+        </w:tc>
+      </w:tr>
     </w:tbl>
     <w:bookmarkStart w:id="20" w:name="project-scaffolding-and-rules"/>
     <w:p>
@@ -57369,8 +57482,658 @@
         <w:t xml:space="preserve">the generalization/HIP-scoping checks above, all before any code was written).</w:t>
       </w:r>
     </w:p>
+    <w:p>
+      <w:pPr>
+        <w:pStyle w:val="BodyText"/>
+      </w:pPr>
+      <w:r>
+        <w:t xml:space="preserve">A related but unfixable limitation surfaced while checking the fixed calltree against the real</w:t>
+      </w:r>
+      <w:r>
+        <w:t xml:space="preserve"> </w:t>
+      </w:r>
+      <w:r>
+        <w:t xml:space="preserve">data: every MPI call in the same trace also nests under</w:t>
+      </w:r>
+      <w:r>
+        <w:t xml:space="preserve"> </w:t>
+      </w:r>
+      <w:r>
+        <w:rPr>
+          <w:rStyle w:val="VerbatimChar"/>
+        </w:rPr>
+        <w:t xml:space="preserve">ompt_implicit_task</w:t>
+      </w:r>
+      <w:r>
+        <w:t xml:space="preserve">, but unlike the kernel</w:t>
+      </w:r>
+      <w:r>
+        <w:t xml:space="preserve"> </w:t>
+      </w:r>
+      <w:r>
+        <w:t xml:space="preserve">case there’s no name or id to recover the true caller from – the calling subroutine</w:t>
+      </w:r>
+      <w:r>
+        <w:t xml:space="preserve"> </w:t>
+      </w:r>
+      <w:r>
+        <w:t xml:space="preserve">(</w:t>
+      </w:r>
+      <w:r>
+        <w:rPr>
+          <w:rStyle w:val="VerbatimChar"/>
+        </w:rPr>
+        <w:t xml:space="preserve">run_convection_case$case_setup_mod_</w:t>
+      </w:r>
+      <w:r>
+        <w:t xml:space="preserve">, the likely candidate, confirmed against both the trace-mode</w:t>
+      </w:r>
+      <w:r>
+        <w:t xml:space="preserve"> </w:t>
+      </w:r>
+      <w:r>
+        <w:t xml:space="preserve">CSV and a separate sample-mode profile) simply has zero instrumented frames in the trace at all. No</w:t>
+      </w:r>
+      <w:r>
+        <w:t xml:space="preserve"> </w:t>
+      </w:r>
+      <w:r>
+        <w:t xml:space="preserve">code fix is possible from the data alone;</w:t>
+      </w:r>
+      <w:r>
+        <w:t xml:space="preserve"> </w:t>
+      </w:r>
+      <w:r>
+        <w:rPr>
+          <w:rStyle w:val="VerbatimChar"/>
+        </w:rPr>
+        <w:t xml:space="preserve">extract_trace_calltree.py</w:t>
+      </w:r>
+      <w:r>
+        <w:t xml:space="preserve">’s help text now states this</w:t>
+      </w:r>
+      <w:r>
+        <w:t xml:space="preserve"> </w:t>
+      </w:r>
+      <w:r>
+        <w:t xml:space="preserve">as a standing limitation (any CPU-side call made from an uninstrumented function nests under the</w:t>
+      </w:r>
+      <w:r>
+        <w:t xml:space="preserve"> </w:t>
+      </w:r>
+      <w:r>
+        <w:t xml:space="preserve">nearest instrumented/OMPT-internal ancestor) rather than leaving it to look like a real call</w:t>
+      </w:r>
+      <w:r>
+        <w:t xml:space="preserve"> </w:t>
+      </w:r>
+      <w:r>
+        <w:t xml:space="preserve">relationship.</w:t>
+      </w:r>
+    </w:p>
     <w:bookmarkEnd w:id="88"/>
+    <w:bookmarkStart w:id="89" w:name="X22636fa5efbb441233b215e24c8af23e4badffc"/>
+    <w:p>
+      <w:pPr>
+        <w:pStyle w:val="Heading2"/>
+      </w:pPr>
+      <w:r>
+        <w:t xml:space="preserve">2026-08-21 — Plan 3.9: help text + final comment/docstring audit + README updates</w:t>
+      </w:r>
+    </w:p>
+    <w:p>
+      <w:pPr>
+        <w:pStyle w:val="FirstParagraph"/>
+      </w:pPr>
+      <w:r>
+        <w:t xml:space="preserve">The last item in plan 3.1’s original roadmap table, renumbered from 3.8 to 3.9 since that plan</w:t>
+      </w:r>
+      <w:r>
+        <w:t xml:space="preserve"> </w:t>
+      </w:r>
+      <w:r>
+        <w:t xml:space="preserve">number was taken by the kernel-owner-reanchoring bug fix above. Two Explore agents swept every</w:t>
+      </w:r>
+      <w:r>
+        <w:t xml:space="preserve"> </w:t>
+      </w:r>
+      <w:r>
+        <w:t xml:space="preserve">new/renamed file from the whole</w:t>
+      </w:r>
+      <w:r>
+        <w:t xml:space="preserve"> </w:t>
+      </w:r>
+      <w:r>
+        <w:rPr>
+          <w:rStyle w:val="VerbatimChar"/>
+        </w:rPr>
+        <w:t xml:space="preserve">3.x</w:t>
+      </w:r>
+      <w:r>
+        <w:t xml:space="preserve"> </w:t>
+      </w:r>
+      <w:r>
+        <w:t xml:space="preserve">trace-postprocessing effort against</w:t>
+      </w:r>
+      <w:r>
+        <w:t xml:space="preserve"> </w:t>
+      </w:r>
+      <w:r>
+        <w:rPr>
+          <w:rStyle w:val="VerbatimChar"/>
+        </w:rPr>
+        <w:t xml:space="preserve">CLAUDE.md</w:t>
+      </w:r>
+      <w:r>
+        <w:t xml:space="preserve">’s Code</w:t>
+      </w:r>
+      <w:r>
+        <w:t xml:space="preserve"> </w:t>
+      </w:r>
+      <w:r>
+        <w:t xml:space="preserve">Comments rules and the</w:t>
+      </w:r>
+      <w:r>
+        <w:t xml:space="preserve"> </w:t>
+      </w:r>
+      <w:r>
+        <w:rPr>
+          <w:rStyle w:val="VerbatimChar"/>
+        </w:rPr>
+        <w:t xml:space="preserve">HELP_BLURB</w:t>
+      </w:r>
+      <w:r>
+        <w:t xml:space="preserve"> </w:t>
+      </w:r>
+      <w:r>
+        <w:t xml:space="preserve">convention, mirroring</w:t>
+      </w:r>
+      <w:r>
+        <w:t xml:space="preserve"> </w:t>
+      </w:r>
+      <w:r>
+        <w:rPr>
+          <w:rStyle w:val="VerbatimChar"/>
+        </w:rPr>
+        <w:t xml:space="preserve">docs/plans/2.13-comment-docstring-audit.md</w:t>
+      </w:r>
+      <w:r>
+        <w:t xml:space="preserve">’s</w:t>
+      </w:r>
+      <w:r>
+        <w:t xml:space="preserve"> </w:t>
+      </w:r>
+      <w:r>
+        <w:t xml:space="preserve">identical audit for the</w:t>
+      </w:r>
+      <w:r>
+        <w:t xml:space="preserve"> </w:t>
+      </w:r>
+      <w:r>
+        <w:rPr>
+          <w:rStyle w:val="VerbatimChar"/>
+        </w:rPr>
+        <w:t xml:space="preserve">2.x</w:t>
+      </w:r>
+      <w:r>
+        <w:t xml:space="preserve"> </w:t>
+      </w:r>
+      <w:r>
+        <w:t xml:space="preserve">consolidation.</w:t>
+      </w:r>
+    </w:p>
+    <w:p>
+      <w:pPr>
+        <w:pStyle w:val="BodyText"/>
+      </w:pPr>
+      <w:r>
+        <w:t xml:space="preserve">As expected, plan 3.8 had written a fair amount of investigation-narrative prose directly into</w:t>
+      </w:r>
+      <w:r>
+        <w:t xml:space="preserve"> </w:t>
+      </w:r>
+      <w:r>
+        <w:t xml:space="preserve">several docstrings while diagnosing the kernel-anchoring bug against real data – 7 findings across</w:t>
+      </w:r>
+      <w:r>
+        <w:t xml:space="preserve"> </w:t>
+      </w:r>
+      <w:r>
+        <w:rPr>
+          <w:rStyle w:val="VerbatimChar"/>
+        </w:rPr>
+        <w:t xml:space="preserve">stage4_rocprofsys_common.py</w:t>
+      </w:r>
+      <w:r>
+        <w:t xml:space="preserve">,</w:t>
+      </w:r>
+      <w:r>
+        <w:t xml:space="preserve"> </w:t>
+      </w:r>
+      <w:r>
+        <w:rPr>
+          <w:rStyle w:val="VerbatimChar"/>
+        </w:rPr>
+        <w:t xml:space="preserve">stage4_rocprofsys_trace_aggregate.py</w:t>
+      </w:r>
+      <w:r>
+        <w:t xml:space="preserve">,</w:t>
+      </w:r>
+      <w:r>
+        <w:t xml:space="preserve"> </w:t>
+      </w:r>
+      <w:r>
+        <w:rPr>
+          <w:rStyle w:val="VerbatimChar"/>
+        </w:rPr>
+        <w:t xml:space="preserve">stage4_rocprofsys_trace_ranks.py</w:t>
+      </w:r>
+      <w:r>
+        <w:t xml:space="preserve">,</w:t>
+      </w:r>
+      <w:r>
+        <w:t xml:space="preserve"> </w:t>
+      </w:r>
+      <w:r>
+        <w:rPr>
+          <w:rStyle w:val="VerbatimChar"/>
+        </w:rPr>
+        <w:t xml:space="preserve">stage4_rocprofsys_trace_tree.py</w:t>
+      </w:r>
+      <w:r>
+        <w:t xml:space="preserve">, and</w:t>
+      </w:r>
+      <w:r>
+        <w:t xml:space="preserve"> </w:t>
+      </w:r>
+      <w:r>
+        <w:rPr>
+          <w:rStyle w:val="VerbatimChar"/>
+        </w:rPr>
+        <w:t xml:space="preserve">stage4_rocprofsys_sample_tree.py</w:t>
+      </w:r>
+      <w:r>
+        <w:t xml:space="preserve">, each rewritten to state the current standing fact/invariant</w:t>
+      </w:r>
+      <w:r>
+        <w:t xml:space="preserve"> </w:t>
+      </w:r>
+      <w:r>
+        <w:t xml:space="preserve">directly instead of narrating how it was discovered. One audit agent’s</w:t>
+      </w:r>
+      <w:r>
+        <w:t xml:space="preserve"> </w:t>
+      </w:r>
+      <w:r>
+        <w:rPr>
+          <w:rStyle w:val="VerbatimChar"/>
+        </w:rPr>
+        <w:t xml:space="preserve">HELP_BLURB</w:t>
+      </w:r>
+      <w:r>
+        <w:t xml:space="preserve">-length finding</w:t>
+      </w:r>
+      <w:r>
+        <w:t xml:space="preserve"> </w:t>
+      </w:r>
+      <w:r>
+        <w:t xml:space="preserve">for the calltree tools didn’t survive a check against the codebase’s own established precedent</w:t>
+      </w:r>
+      <w:r>
+        <w:t xml:space="preserve"> </w:t>
+      </w:r>
+      <w:r>
+        <w:t xml:space="preserve">(</w:t>
+      </w:r>
+      <w:r>
+        <w:rPr>
+          <w:rStyle w:val="VerbatimChar"/>
+        </w:rPr>
+        <w:t xml:space="preserve">extract_calltree.py</w:t>
+      </w:r>
+      <w:r>
+        <w:t xml:space="preserve"> </w:t>
+      </w:r>
+      <w:r>
+        <w:t xml:space="preserve">is already just as long, following the same</w:t>
+      </w:r>
+      <w:r>
+        <w:t xml:space="preserve"> </w:t>
+      </w:r>
+      <w:r>
+        <w:t xml:space="preserve">“</w:t>
+      </w:r>
+      <w:r>
+        <w:t xml:space="preserve">short jargon-free lead,</w:t>
+      </w:r>
+      <w:r>
+        <w:t xml:space="preserve"> </w:t>
+      </w:r>
+      <w:r>
+        <w:t xml:space="preserve">followed by real technical detail</w:t>
+      </w:r>
+      <w:r>
+        <w:t xml:space="preserve">”</w:t>
+      </w:r>
+      <w:r>
+        <w:t xml:space="preserve"> </w:t>
+      </w:r>
+      <w:r>
+        <w:t xml:space="preserve">house pattern) – recorded as checked-and-compliant rather than</w:t>
+      </w:r>
+      <w:r>
+        <w:t xml:space="preserve"> </w:t>
+      </w:r>
+      <w:r>
+        <w:t xml:space="preserve">acted on.</w:t>
+      </w:r>
+    </w:p>
+    <w:p>
+      <w:pPr>
+        <w:pStyle w:val="BodyText"/>
+      </w:pPr>
+      <w:r>
+        <w:t xml:space="preserve">Also folded in: both</w:t>
+      </w:r>
+      <w:r>
+        <w:t xml:space="preserve"> </w:t>
+      </w:r>
+      <w:r>
+        <w:rPr>
+          <w:rStyle w:val="VerbatimChar"/>
+        </w:rPr>
+        <w:t xml:space="preserve">README.md</w:t>
+      </w:r>
+      <w:r>
+        <w:t xml:space="preserve"> </w:t>
+      </w:r>
+      <w:r>
+        <w:t xml:space="preserve">and</w:t>
+      </w:r>
+      <w:r>
+        <w:t xml:space="preserve"> </w:t>
+      </w:r>
+      <w:r>
+        <w:rPr>
+          <w:rStyle w:val="VerbatimChar"/>
+        </w:rPr>
+        <w:t xml:space="preserve">postprocess/README.md</w:t>
+      </w:r>
+      <w:r>
+        <w:t xml:space="preserve"> </w:t>
+      </w:r>
+      <w:r>
+        <w:t xml:space="preserve">were missing the entire</w:t>
+      </w:r>
+      <w:r>
+        <w:t xml:space="preserve"> </w:t>
+      </w:r>
+      <w:r>
+        <w:rPr>
+          <w:rStyle w:val="VerbatimChar"/>
+        </w:rPr>
+        <w:t xml:space="preserve">3.x</w:t>
+      </w:r>
+      <w:r>
+        <w:t xml:space="preserve"> </w:t>
+      </w:r>
+      <w:r>
+        <w:t xml:space="preserve">trace</w:t>
+      </w:r>
+      <w:r>
+        <w:t xml:space="preserve"> </w:t>
+      </w:r>
+      <w:r>
+        <w:t xml:space="preserve">pipeline.</w:t>
+      </w:r>
+      <w:r>
+        <w:t xml:space="preserve"> </w:t>
+      </w:r>
+      <w:r>
+        <w:rPr>
+          <w:rStyle w:val="VerbatimChar"/>
+        </w:rPr>
+        <w:t xml:space="preserve">README.md</w:t>
+      </w:r>
+      <w:r>
+        <w:t xml:space="preserve"> </w:t>
+      </w:r>
+      <w:r>
+        <w:t xml:space="preserve">gained a</w:t>
+      </w:r>
+      <w:r>
+        <w:t xml:space="preserve"> </w:t>
+      </w:r>
+      <w:r>
+        <w:t xml:space="preserve">“</w:t>
+      </w:r>
+      <w:r>
+        <w:t xml:space="preserve">Trace-based tools</w:t>
+      </w:r>
+      <w:r>
+        <w:t xml:space="preserve">”</w:t>
+      </w:r>
+      <w:r>
+        <w:t xml:space="preserve"> </w:t>
+      </w:r>
+      <w:r>
+        <w:t xml:space="preserve">section for the 3 new CLI tools.</w:t>
+      </w:r>
+      <w:r>
+        <w:t xml:space="preserve"> </w:t>
+      </w:r>
+      <w:r>
+        <w:rPr>
+          <w:rStyle w:val="VerbatimChar"/>
+        </w:rPr>
+        <w:t xml:space="preserve">postprocess/README.md</w:t>
+      </w:r>
+      <w:r>
+        <w:t xml:space="preserve"> </w:t>
+      </w:r>
+      <w:r>
+        <w:t xml:space="preserve">needed more than new bullets – its</w:t>
+      </w:r>
+      <w:r>
+        <w:t xml:space="preserve"> </w:t>
+      </w:r>
+      <w:r>
+        <w:rPr>
+          <w:rStyle w:val="VerbatimChar"/>
+        </w:rPr>
+        <w:t xml:space="preserve">stage4</w:t>
+      </w:r>
+      <w:r>
+        <w:t xml:space="preserve"> </w:t>
+      </w:r>
+      <w:r>
+        <w:t xml:space="preserve">write-up had drifted out of</w:t>
+      </w:r>
+      <w:r>
+        <w:t xml:space="preserve"> </w:t>
+      </w:r>
+      <w:r>
+        <w:t xml:space="preserve">date on the architecture itself, still attributing</w:t>
+      </w:r>
+      <w:r>
+        <w:t xml:space="preserve"> </w:t>
+      </w:r>
+      <w:r>
+        <w:rPr>
+          <w:rStyle w:val="VerbatimChar"/>
+        </w:rPr>
+        <w:t xml:space="preserve">merge_rank_trees()</w:t>
+      </w:r>
+      <w:r>
+        <w:t xml:space="preserve"> </w:t>
+      </w:r>
+      <w:r>
+        <w:t xml:space="preserve">and the rest of the</w:t>
+      </w:r>
+      <w:r>
+        <w:t xml:space="preserve"> </w:t>
+      </w:r>
+      <w:r>
+        <w:t xml:space="preserve">generic tree-merge engine to</w:t>
+      </w:r>
+      <w:r>
+        <w:t xml:space="preserve"> </w:t>
+      </w:r>
+      <w:r>
+        <w:rPr>
+          <w:rStyle w:val="VerbatimChar"/>
+        </w:rPr>
+        <w:t xml:space="preserve">stage4_rocprofsys_sample_tree.py</w:t>
+      </w:r>
+      <w:r>
+        <w:t xml:space="preserve"> </w:t>
+      </w:r>
+      <w:r>
+        <w:t xml:space="preserve">after plan 3.5 had already split</w:t>
+      </w:r>
+      <w:r>
+        <w:t xml:space="preserve"> </w:t>
+      </w:r>
+      <w:r>
+        <w:t xml:space="preserve">them out into</w:t>
+      </w:r>
+      <w:r>
+        <w:t xml:space="preserve"> </w:t>
+      </w:r>
+      <w:r>
+        <w:rPr>
+          <w:rStyle w:val="VerbatimChar"/>
+        </w:rPr>
+        <w:t xml:space="preserve">stage4_rocprofsys_common.py</w:t>
+      </w:r>
+      <w:r>
+        <w:t xml:space="preserve"> </w:t>
+      </w:r>
+      <w:r>
+        <w:t xml:space="preserve">for both pipelines to share (the same common/specific</w:t>
+      </w:r>
+      <w:r>
+        <w:t xml:space="preserve"> </w:t>
+      </w:r>
+      <w:r>
+        <w:t xml:space="preserve">split</w:t>
+      </w:r>
+      <w:r>
+        <w:t xml:space="preserve"> </w:t>
+      </w:r>
+      <w:r>
+        <w:rPr>
+          <w:rStyle w:val="VerbatimChar"/>
+        </w:rPr>
+        <w:t xml:space="preserve">stage3</w:t>
+      </w:r>
+      <w:r>
+        <w:t xml:space="preserve">’s own write-up already documented correctly). Fixed that attribution everywhere it</w:t>
+      </w:r>
+      <w:r>
+        <w:t xml:space="preserve"> </w:t>
+      </w:r>
+      <w:r>
+        <w:t xml:space="preserve">appeared (the module list, the stage4→stage5 entry-contract shapes), added the trace-side modules</w:t>
+      </w:r>
+      <w:r>
+        <w:t xml:space="preserve"> </w:t>
+      </w:r>
+      <w:r>
+        <w:t xml:space="preserve">throughout, and added a</w:t>
+      </w:r>
+      <w:r>
+        <w:t xml:space="preserve"> </w:t>
+      </w:r>
+      <w:r>
+        <w:t xml:space="preserve">“</w:t>
+      </w:r>
+      <w:r>
+        <w:t xml:space="preserve">Trace pipeline</w:t>
+      </w:r>
+      <w:r>
+        <w:t xml:space="preserve">”</w:t>
+      </w:r>
+      <w:r>
+        <w:t xml:space="preserve"> </w:t>
+      </w:r>
+      <w:r>
+        <w:t xml:space="preserve">companion to the existing</w:t>
+      </w:r>
+      <w:r>
+        <w:t xml:space="preserve"> </w:t>
+      </w:r>
+      <w:r>
+        <w:t xml:space="preserve">“</w:t>
+      </w:r>
+      <w:r>
+        <w:t xml:space="preserve">Kernel-to-CPU attachment</w:t>
+      </w:r>
+      <w:r>
+        <w:t xml:space="preserve">”</w:t>
+      </w:r>
+      <w:r>
+        <w:t xml:space="preserve"> </w:t>
+      </w:r>
+      <w:r>
+        <w:t xml:space="preserve">section describing the</w:t>
+      </w:r>
+      <w:r>
+        <w:t xml:space="preserve"> </w:t>
+      </w:r>
+      <w:r>
+        <w:rPr>
+          <w:rStyle w:val="VerbatimChar"/>
+        </w:rPr>
+        <w:t xml:space="preserve">corr_id</w:t>
+      </w:r>
+      <w:r>
+        <w:t xml:space="preserve">-join-plus-reanchor mechanism plan 3.8 built, alongside the sample</w:t>
+      </w:r>
+      <w:r>
+        <w:t xml:space="preserve"> </w:t>
+      </w:r>
+      <w:r>
+        <w:t xml:space="preserve">pipeline’s own two-tier description.</w:t>
+      </w:r>
+    </w:p>
+    <w:p>
+      <w:pPr>
+        <w:pStyle w:val="BodyText"/>
+      </w:pPr>
+      <w:r>
+        <w:t xml:space="preserve">Verification: comment/doc-only changes, so the full suite stays unchanged at 622 passing; every</w:t>
+      </w:r>
+      <w:r>
+        <w:t xml:space="preserve"> </w:t>
+      </w:r>
+      <w:r>
+        <w:t xml:space="preserve">edited file re-imports cleanly. See</w:t>
+      </w:r>
+      <w:r>
+        <w:t xml:space="preserve"> </w:t>
+      </w:r>
+      <w:r>
+        <w:rPr>
+          <w:rStyle w:val="VerbatimChar"/>
+        </w:rPr>
+        <w:t xml:space="preserve">docs/plans/3.9-help-text-and-comment-audit.md</w:t>
+      </w:r>
+      <w:r>
+        <w:t xml:space="preserve"> </w:t>
+      </w:r>
+      <w:r>
+        <w:t xml:space="preserve">for the full</w:t>
+      </w:r>
+      <w:r>
+        <w:t xml:space="preserve"> </w:t>
+      </w:r>
+      <w:r>
+        <w:t xml:space="preserve">accounting.</w:t>
+      </w:r>
+    </w:p>
     <w:bookmarkEnd w:id="89"/>
+    <w:bookmarkEnd w:id="90"/>
     <w:sectPr/>
   </w:body>
 </w:document>

--- a/docs/DEVELOPMENT_HISTORY.docx
+++ b/docs/DEVELOPMENT_HISTORY.docx
@@ -10,7 +10,7 @@
         <w:t xml:space="preserve">Development History</w:t>
       </w:r>
     </w:p>
-    <w:bookmarkStart w:id="90" w:name="development-history"/>
+    <w:bookmarkStart w:id="91" w:name="development-history"/>
     <w:p>
       <w:pPr>
         <w:pStyle w:val="Heading1"/>
@@ -4444,6 +4444,149 @@
           </w:p>
         </w:tc>
       </w:tr>
+      <w:tr>
+        <w:tc>
+          <w:tcPr/>
+          <w:p>
+            <w:pPr>
+              <w:pStyle w:val="Compact"/>
+              <w:jc w:val="left"/>
+            </w:pPr>
+            <w:r>
+              <w:t xml:space="preserve">2026-08-21</w:t>
+            </w:r>
+          </w:p>
+        </w:tc>
+        <w:tc>
+          <w:tcPr/>
+          <w:p>
+            <w:pPr>
+              <w:pStyle w:val="Compact"/>
+              <w:jc w:val="left"/>
+            </w:pPr>
+            <w:r>
+              <w:t xml:space="preserve">Plan 3.10: new</w:t>
+            </w:r>
+            <w:r>
+              <w:t xml:space="preserve"> </w:t>
+            </w:r>
+            <w:r>
+              <w:rPr>
+                <w:rStyle w:val="VerbatimChar"/>
+              </w:rPr>
+              <w:t xml:space="preserve">convert_trace_to_csv.py</w:t>
+            </w:r>
+            <w:r>
+              <w:t xml:space="preserve"> </w:t>
+            </w:r>
+            <w:r>
+              <w:t xml:space="preserve">– converts a rocprof-sys trace-mode run’s per-rank Perfetto</w:t>
+            </w:r>
+            <w:r>
+              <w:t xml:space="preserve"> </w:t>
+            </w:r>
+            <w:r>
+              <w:rPr>
+                <w:rStyle w:val="VerbatimChar"/>
+              </w:rPr>
+              <w:t xml:space="preserve">.proto</w:t>
+            </w:r>
+            <w:r>
+              <w:t xml:space="preserve"> </w:t>
+            </w:r>
+            <w:r>
+              <w:t xml:space="preserve">files into the trace-CSV format the</w:t>
+            </w:r>
+            <w:r>
+              <w:t xml:space="preserve"> </w:t>
+            </w:r>
+            <w:r>
+              <w:rPr>
+                <w:rStyle w:val="VerbatimChar"/>
+              </w:rPr>
+              <w:t xml:space="preserve">3.x</w:t>
+            </w:r>
+            <w:r>
+              <w:t xml:space="preserve"> </w:t>
+            </w:r>
+            <w:r>
+              <w:t xml:space="preserve">pipeline already consumes, closing the</w:t>
+            </w:r>
+            <w:r>
+              <w:t xml:space="preserve"> </w:t>
+            </w:r>
+            <w:r>
+              <w:t xml:space="preserve">“</w:t>
+            </w:r>
+            <w:r>
+              <w:t xml:space="preserve">conversion step deferred to a later plan</w:t>
+            </w:r>
+            <w:r>
+              <w:t xml:space="preserve">”</w:t>
+            </w:r>
+            <w:r>
+              <w:t xml:space="preserve"> </w:t>
+            </w:r>
+            <w:r>
+              <w:t xml:space="preserve">gap every prior</w:t>
+            </w:r>
+            <w:r>
+              <w:t xml:space="preserve"> </w:t>
+            </w:r>
+            <w:r>
+              <w:rPr>
+                <w:rStyle w:val="VerbatimChar"/>
+              </w:rPr>
+              <w:t xml:space="preserve">3.x</w:t>
+            </w:r>
+            <w:r>
+              <w:t xml:space="preserve"> </w:t>
+            </w:r>
+            <w:r>
+              <w:t xml:space="preserve">plan left open; design grounded in reading Perfetto’s actual C++/SQL source directly rather than docs alone, surfacing a real correctness trap (</w:t>
+            </w:r>
+            <w:r>
+              <w:rPr>
+                <w:rStyle w:val="VerbatimChar"/>
+              </w:rPr>
+              <w:t xml:space="preserve">trace_processor_shell</w:t>
+            </w:r>
+            <w:r>
+              <w:t xml:space="preserve"> </w:t>
+            </w:r>
+            <w:r>
+              <w:t xml:space="preserve">prints SQL</w:t>
+            </w:r>
+            <w:r>
+              <w:t xml:space="preserve"> </w:t>
+            </w:r>
+            <w:r>
+              <w:rPr>
+                <w:rStyle w:val="VerbatimChar"/>
+              </w:rPr>
+              <w:t xml:space="preserve">NULL</w:t>
+            </w:r>
+            <w:r>
+              <w:t xml:space="preserve"> </w:t>
+            </w:r>
+            <w:r>
+              <w:t xml:space="preserve">as the literal string</w:t>
+            </w:r>
+            <w:r>
+              <w:t xml:space="preserve"> </w:t>
+            </w:r>
+            <w:r>
+              <w:rPr>
+                <w:rStyle w:val="VerbatimChar"/>
+              </w:rPr>
+              <w:t xml:space="preserve">"[NULL]"</w:t>
+            </w:r>
+            <w:r>
+              <w:t xml:space="preserve">, not a blank cell) that would have silently corrupted this pipeline’s own blank-handling convention – see full accounting below</w:t>
+            </w:r>
+          </w:p>
+        </w:tc>
+      </w:tr>
     </w:tbl>
     <w:bookmarkStart w:id="20" w:name="project-scaffolding-and-rules"/>
     <w:p>
@@ -58133,7 +58276,969 @@
       </w:r>
     </w:p>
     <w:bookmarkEnd w:id="89"/>
+    <w:bookmarkStart w:id="90" w:name="X189bd7e642386518d36edab6aaf32ba7053a420"/>
+    <w:p>
+      <w:pPr>
+        <w:pStyle w:val="Heading2"/>
+      </w:pPr>
+      <w:r>
+        <w:t xml:space="preserve">2026-08-21 — Plan 3.10: rocprof-sys Perfetto</w:t>
+      </w:r>
+      <w:r>
+        <w:t xml:space="preserve"> </w:t>
+      </w:r>
+      <w:r>
+        <w:rPr>
+          <w:rStyle w:val="VerbatimChar"/>
+        </w:rPr>
+        <w:t xml:space="preserve">.proto</w:t>
+      </w:r>
+      <w:r>
+        <w:t xml:space="preserve"> </w:t>
+      </w:r>
+      <w:r>
+        <w:t xml:space="preserve">→ trace-CSV converter</w:t>
+      </w:r>
+    </w:p>
+    <w:p>
+      <w:pPr>
+        <w:pStyle w:val="FirstParagraph"/>
+      </w:pPr>
+      <w:r>
+        <w:t xml:space="preserve">Every</w:t>
+      </w:r>
+      <w:r>
+        <w:t xml:space="preserve"> </w:t>
+      </w:r>
+      <w:r>
+        <w:rPr>
+          <w:rStyle w:val="VerbatimChar"/>
+        </w:rPr>
+        <w:t xml:space="preserve">3.x</w:t>
+      </w:r>
+      <w:r>
+        <w:t xml:space="preserve"> </w:t>
+      </w:r>
+      <w:r>
+        <w:t xml:space="preserve">plan from 3.1 onward explicitly deferred the</w:t>
+      </w:r>
+      <w:r>
+        <w:t xml:space="preserve"> </w:t>
+      </w:r>
+      <w:r>
+        <w:rPr>
+          <w:rStyle w:val="VerbatimChar"/>
+        </w:rPr>
+        <w:t xml:space="preserve">.proto</w:t>
+      </w:r>
+      <w:r>
+        <w:t xml:space="preserve">→CSV conversion step as</w:t>
+      </w:r>
+      <w:r>
+        <w:t xml:space="preserve"> </w:t>
+      </w:r>
+      <w:r>
+        <w:t xml:space="preserve">“</w:t>
+      </w:r>
+      <w:r>
+        <w:t xml:space="preserve">a</w:t>
+      </w:r>
+      <w:r>
+        <w:t xml:space="preserve"> </w:t>
+      </w:r>
+      <w:r>
+        <w:t xml:space="preserve">separate, user-run tool, out of scope</w:t>
+      </w:r>
+      <w:r>
+        <w:t xml:space="preserve">”</w:t>
+      </w:r>
+      <w:r>
+        <w:t xml:space="preserve"> </w:t>
+      </w:r>
+      <w:r>
+        <w:t xml:space="preserve">– the real trace data this project tested against was</w:t>
+      </w:r>
+      <w:r>
+        <w:t xml:space="preserve"> </w:t>
+      </w:r>
+      <w:r>
+        <w:t xml:space="preserve">converted by hand, with no repeatable process. This plan closes that gap with a new</w:t>
+      </w:r>
+      <w:r>
+        <w:t xml:space="preserve"> </w:t>
+      </w:r>
+      <w:r>
+        <w:rPr>
+          <w:rStyle w:val="VerbatimChar"/>
+        </w:rPr>
+        <w:t xml:space="preserve">postprocess/tools/convert_trace_to_csv.py</w:t>
+      </w:r>
+      <w:r>
+        <w:t xml:space="preserve">.</w:t>
+      </w:r>
+    </w:p>
+    <w:p>
+      <w:pPr>
+        <w:pStyle w:val="BodyText"/>
+      </w:pPr>
+      <w:r>
+        <w:t xml:space="preserve">Design work leaned heavily on reading source directly rather than trusting documentation summaries:</w:t>
+      </w:r>
+      <w:r>
+        <w:t xml:space="preserve"> </w:t>
+      </w:r>
+      <w:r>
+        <w:t xml:space="preserve">a full Perfetto checkout happened to already exist locally, so the actual</w:t>
+      </w:r>
+      <w:r>
+        <w:t xml:space="preserve"> </w:t>
+      </w:r>
+      <w:r>
+        <w:rPr>
+          <w:rStyle w:val="VerbatimChar"/>
+        </w:rPr>
+        <w:t xml:space="preserve">trace_processor_shell</w:t>
+      </w:r>
+      <w:r>
+        <w:t xml:space="preserve"> </w:t>
+      </w:r>
+      <w:r>
+        <w:t xml:space="preserve">C++ source (</w:t>
+      </w:r>
+      <w:r>
+        <w:rPr>
+          <w:rStyle w:val="VerbatimChar"/>
+        </w:rPr>
+        <w:t xml:space="preserve">shell/query.cc</w:t>
+      </w:r>
+      <w:r>
+        <w:t xml:space="preserve">,</w:t>
+      </w:r>
+      <w:r>
+        <w:t xml:space="preserve"> </w:t>
+      </w:r>
+      <w:r>
+        <w:rPr>
+          <w:rStyle w:val="VerbatimChar"/>
+        </w:rPr>
+        <w:t xml:space="preserve">trace_processor_shell.cc</w:t>
+      </w:r>
+      <w:r>
+        <w:t xml:space="preserve">) and the actual PerfettoSQL stdlib source</w:t>
+      </w:r>
+      <w:r>
+        <w:t xml:space="preserve"> </w:t>
+      </w:r>
+      <w:r>
+        <w:t xml:space="preserve">(</w:t>
+      </w:r>
+      <w:r>
+        <w:rPr>
+          <w:rStyle w:val="VerbatimChar"/>
+        </w:rPr>
+        <w:t xml:space="preserve">prelude/after_eof/tracks.sql</w:t>
+      </w:r>
+      <w:r>
+        <w:t xml:space="preserve">) were read to confirm the exact CLI contract and SQL schema, rather</w:t>
+      </w:r>
+      <w:r>
+        <w:t xml:space="preserve"> </w:t>
+      </w:r>
+      <w:r>
+        <w:t xml:space="preserve">than relying on perfetto.dev’s docs (which turned out to have some genuine gaps – the docs didn’t</w:t>
+      </w:r>
+      <w:r>
+        <w:t xml:space="preserve"> </w:t>
+      </w:r>
+      <w:r>
+        <w:t xml:space="preserve">mention</w:t>
+      </w:r>
+      <w:r>
+        <w:t xml:space="preserve"> </w:t>
+      </w:r>
+      <w:r>
+        <w:rPr>
+          <w:rStyle w:val="VerbatimChar"/>
+        </w:rPr>
+        <w:t xml:space="preserve">process_track</w:t>
+      </w:r>
+      <w:r>
+        <w:t xml:space="preserve"> </w:t>
+      </w:r>
+      <w:r>
+        <w:t xml:space="preserve">at all, only</w:t>
+      </w:r>
+      <w:r>
+        <w:t xml:space="preserve"> </w:t>
+      </w:r>
+      <w:r>
+        <w:rPr>
+          <w:rStyle w:val="VerbatimChar"/>
+        </w:rPr>
+        <w:t xml:space="preserve">thread_track</w:t>
+      </w:r>
+      <w:r>
+        <w:t xml:space="preserve">). This surfaced two things a docs-only design</w:t>
+      </w:r>
+      <w:r>
+        <w:t xml:space="preserve"> </w:t>
+      </w:r>
+      <w:r>
+        <w:t xml:space="preserve">would have missed:</w:t>
+      </w:r>
+    </w:p>
+    <w:p>
+      <w:pPr>
+        <w:numPr>
+          <w:ilvl w:val="0"/>
+          <w:numId w:val="1018"/>
+        </w:numPr>
+        <w:pStyle w:val="Compact"/>
+      </w:pPr>
+      <w:r>
+        <w:rPr>
+          <w:bCs/>
+          <w:b/>
+        </w:rPr>
+        <w:t xml:space="preserve">A real correctness trap</w:t>
+      </w:r>
+      <w:r>
+        <w:t xml:space="preserve">: a SQL</w:t>
+      </w:r>
+      <w:r>
+        <w:t xml:space="preserve"> </w:t>
+      </w:r>
+      <w:r>
+        <w:rPr>
+          <w:rStyle w:val="VerbatimChar"/>
+        </w:rPr>
+        <w:t xml:space="preserve">NULL</w:t>
+      </w:r>
+      <w:r>
+        <w:t xml:space="preserve"> </w:t>
+      </w:r>
+      <w:r>
+        <w:t xml:space="preserve">prints from</w:t>
+      </w:r>
+      <w:r>
+        <w:t xml:space="preserve"> </w:t>
+      </w:r>
+      <w:r>
+        <w:rPr>
+          <w:rStyle w:val="VerbatimChar"/>
+        </w:rPr>
+        <w:t xml:space="preserve">trace_processor_shell</w:t>
+      </w:r>
+      <w:r>
+        <w:t xml:space="preserve"> </w:t>
+      </w:r>
+      <w:r>
+        <w:t xml:space="preserve">as the literal</w:t>
+      </w:r>
+      <w:r>
+        <w:t xml:space="preserve"> </w:t>
+      </w:r>
+      <w:r>
+        <w:t xml:space="preserve">7-character string</w:t>
+      </w:r>
+      <w:r>
+        <w:t xml:space="preserve"> </w:t>
+      </w:r>
+      <w:r>
+        <w:rPr>
+          <w:rStyle w:val="VerbatimChar"/>
+        </w:rPr>
+        <w:t xml:space="preserve">"[NULL]"</w:t>
+      </w:r>
+      <w:r>
+        <w:t xml:space="preserve">, not an empty cell. Copied naively, every genuinely-NULL cell</w:t>
+      </w:r>
+      <w:r>
+        <w:t xml:space="preserve"> </w:t>
+      </w:r>
+      <w:r>
+        <w:t xml:space="preserve">(e.g. </w:t>
+      </w:r>
+      <w:r>
+        <w:rPr>
+          <w:rStyle w:val="VerbatimChar"/>
+        </w:rPr>
+        <w:t xml:space="preserve">tid</w:t>
+      </w:r>
+      <w:r>
+        <w:t xml:space="preserve"> </w:t>
+      </w:r>
+      <w:r>
+        <w:t xml:space="preserve">on a GPU kernel-dispatch slice with no owning thread) would become the literal</w:t>
+      </w:r>
+      <w:r>
+        <w:t xml:space="preserve"> </w:t>
+      </w:r>
+      <w:r>
+        <w:t xml:space="preserve">string</w:t>
+      </w:r>
+      <w:r>
+        <w:t xml:space="preserve"> </w:t>
+      </w:r>
+      <w:r>
+        <w:rPr>
+          <w:rStyle w:val="VerbatimChar"/>
+        </w:rPr>
+        <w:t xml:space="preserve">[NULL]</w:t>
+      </w:r>
+      <w:r>
+        <w:t xml:space="preserve"> </w:t>
+      </w:r>
+      <w:r>
+        <w:t xml:space="preserve">– truthy in Python, silently breaking</w:t>
+      </w:r>
+      <w:r>
+        <w:t xml:space="preserve"> </w:t>
+      </w:r>
+      <w:r>
+        <w:rPr>
+          <w:rStyle w:val="VerbatimChar"/>
+        </w:rPr>
+        <w:t xml:space="preserve">stage1_rocprofsys_trace.py</w:t>
+      </w:r>
+      <w:r>
+        <w:t xml:space="preserve">’s</w:t>
+      </w:r>
+      <w:r>
+        <w:t xml:space="preserve"> </w:t>
+      </w:r>
+      <w:r>
+        <w:rPr>
+          <w:rStyle w:val="VerbatimChar"/>
+        </w:rPr>
+        <w:t xml:space="preserve">v if v    else None</w:t>
+      </w:r>
+      <w:r>
+        <w:t xml:space="preserve"> </w:t>
+      </w:r>
+      <w:r>
+        <w:t xml:space="preserve">blank-handling that the rest of the pipeline depends on. Fixed by a dedicated parsing</w:t>
+      </w:r>
+      <w:r>
+        <w:t xml:space="preserve"> </w:t>
+      </w:r>
+      <w:r>
+        <w:t xml:space="preserve">step that converts any cell exactly equal to</w:t>
+      </w:r>
+      <w:r>
+        <w:t xml:space="preserve"> </w:t>
+      </w:r>
+      <w:r>
+        <w:rPr>
+          <w:rStyle w:val="VerbatimChar"/>
+        </w:rPr>
+        <w:t xml:space="preserve">[NULL]</w:t>
+      </w:r>
+      <w:r>
+        <w:t xml:space="preserve"> </w:t>
+      </w:r>
+      <w:r>
+        <w:t xml:space="preserve">back to an empty string before this tool</w:t>
+      </w:r>
+      <w:r>
+        <w:t xml:space="preserve"> </w:t>
+      </w:r>
+      <w:r>
+        <w:t xml:space="preserve">writes its own CSV.</w:t>
+      </w:r>
+    </w:p>
+    <w:p>
+      <w:pPr>
+        <w:numPr>
+          <w:ilvl w:val="0"/>
+          <w:numId w:val="1018"/>
+        </w:numPr>
+        <w:pStyle w:val="Compact"/>
+      </w:pPr>
+      <w:r>
+        <w:rPr>
+          <w:bCs/>
+          <w:b/>
+        </w:rPr>
+        <w:t xml:space="preserve">GPU kernel-dispatch slices sit on a</w:t>
+      </w:r>
+      <w:r>
+        <w:rPr>
+          <w:bCs/>
+          <w:b/>
+        </w:rPr>
+        <w:t xml:space="preserve"> </w:t>
+      </w:r>
+      <w:r>
+        <w:rPr>
+          <w:rStyle w:val="VerbatimChar"/>
+          <w:bCs/>
+          <w:b/>
+        </w:rPr>
+        <w:t xml:space="preserve">process_track</w:t>
+      </w:r>
+      <w:r>
+        <w:rPr>
+          <w:bCs/>
+          <w:b/>
+        </w:rPr>
+        <w:t xml:space="preserve">, not a</w:t>
+      </w:r>
+      <w:r>
+        <w:rPr>
+          <w:bCs/>
+          <w:b/>
+        </w:rPr>
+        <w:t xml:space="preserve"> </w:t>
+      </w:r>
+      <w:r>
+        <w:rPr>
+          <w:rStyle w:val="VerbatimChar"/>
+          <w:bCs/>
+          <w:b/>
+        </w:rPr>
+        <w:t xml:space="preserve">thread_track</w:t>
+      </w:r>
+      <w:r>
+        <w:t xml:space="preserve"> </w:t>
+      </w:r>
+      <w:r>
+        <w:t xml:space="preserve">– confirmed</w:t>
+      </w:r>
+      <w:r>
+        <w:t xml:space="preserve"> </w:t>
+      </w:r>
+      <w:r>
+        <w:t xml:space="preserve">directly against the real production CSVs (kernel-dispatch rows have</w:t>
+      </w:r>
+      <w:r>
+        <w:t xml:space="preserve"> </w:t>
+      </w:r>
+      <w:r>
+        <w:rPr>
+          <w:rStyle w:val="VerbatimChar"/>
+        </w:rPr>
+        <w:t xml:space="preserve">pid</w:t>
+      </w:r>
+      <w:r>
+        <w:t xml:space="preserve">/</w:t>
+      </w:r>
+      <w:r>
+        <w:rPr>
+          <w:rStyle w:val="VerbatimChar"/>
+        </w:rPr>
+        <w:t xml:space="preserve">process_name</w:t>
+      </w:r>
+      <w:r>
+        <w:t xml:space="preserve"> </w:t>
+      </w:r>
+      <w:r>
+        <w:t xml:space="preserve">populated but blank</w:t>
+      </w:r>
+      <w:r>
+        <w:t xml:space="preserve"> </w:t>
+      </w:r>
+      <w:r>
+        <w:rPr>
+          <w:rStyle w:val="VerbatimChar"/>
+        </w:rPr>
+        <w:t xml:space="preserve">tid</w:t>
+      </w:r>
+      <w:r>
+        <w:t xml:space="preserve">/</w:t>
+      </w:r>
+      <w:r>
+        <w:rPr>
+          <w:rStyle w:val="VerbatimChar"/>
+        </w:rPr>
+        <w:t xml:space="preserve">thread_name</w:t>
+      </w:r>
+      <w:r>
+        <w:t xml:space="preserve">). The base-slice SQL query</w:t>
+      </w:r>
+      <w:r>
+        <w:t xml:space="preserve"> </w:t>
+      </w:r>
+      <w:r>
+        <w:rPr>
+          <w:rStyle w:val="VerbatimChar"/>
+        </w:rPr>
+        <w:t xml:space="preserve">LEFT JOIN</w:t>
+      </w:r>
+      <w:r>
+        <w:t xml:space="preserve">s both track kinds</w:t>
+      </w:r>
+      <w:r>
+        <w:t xml:space="preserve"> </w:t>
+      </w:r>
+      <w:r>
+        <w:t xml:space="preserve">and coalesces on</w:t>
+      </w:r>
+      <w:r>
+        <w:t xml:space="preserve"> </w:t>
+      </w:r>
+      <w:r>
+        <w:rPr>
+          <w:rStyle w:val="VerbatimChar"/>
+        </w:rPr>
+        <w:t xml:space="preserve">process.upid</w:t>
+      </w:r>
+      <w:r>
+        <w:t xml:space="preserve">, rather than assuming every slice has an owning thread.</w:t>
+      </w:r>
+    </w:p>
+    <w:p>
+      <w:pPr>
+        <w:pStyle w:val="FirstParagraph"/>
+      </w:pPr>
+      <w:r>
+        <w:t xml:space="preserve">A Plan agent cross-checked the design against this project’s own code before implementation and</w:t>
+      </w:r>
+      <w:r>
+        <w:t xml:space="preserve"> </w:t>
+      </w:r>
+      <w:r>
+        <w:t xml:space="preserve">confirmed the query design, refined the args-pivoting approach (per-file dynamic arg-column</w:t>
+      </w:r>
+      <w:r>
+        <w:t xml:space="preserve"> </w:t>
+      </w:r>
+      <w:r>
+        <w:t xml:space="preserve">headers, computed independently rather than assuming only the GPU partition ever carries args),</w:t>
+      </w:r>
+      <w:r>
+        <w:t xml:space="preserve"> </w:t>
+      </w:r>
+      <w:r>
+        <w:t xml:space="preserve">and confirmed the tool’s home:</w:t>
+      </w:r>
+      <w:r>
+        <w:t xml:space="preserve"> </w:t>
+      </w:r>
+      <w:r>
+        <w:rPr>
+          <w:rStyle w:val="VerbatimChar"/>
+        </w:rPr>
+        <w:t xml:space="preserve">postprocess/tools/</w:t>
+      </w:r>
+      <w:r>
+        <w:t xml:space="preserve">, not</w:t>
+      </w:r>
+      <w:r>
+        <w:t xml:space="preserve"> </w:t>
+      </w:r>
+      <w:r>
+        <w:rPr>
+          <w:rStyle w:val="VerbatimChar"/>
+        </w:rPr>
+        <w:t xml:space="preserve">scripts/</w:t>
+      </w:r>
+      <w:r>
+        <w:t xml:space="preserve">, specifically so it can</w:t>
+      </w:r>
+      <w:r>
+        <w:t xml:space="preserve"> </w:t>
+      </w:r>
+      <w:r>
+        <w:rPr>
+          <w:rStyle w:val="VerbatimChar"/>
+        </w:rPr>
+        <w:t xml:space="preserve">import stage3_rocprofsys_trace.tag_for_category()</w:t>
+      </w:r>
+      <w:r>
+        <w:t xml:space="preserve"> </w:t>
+      </w:r>
+      <w:r>
+        <w:t xml:space="preserve">directly for the</w:t>
+      </w:r>
+      <w:r>
+        <w:t xml:space="preserve"> </w:t>
+      </w:r>
+      <w:r>
+        <w:rPr>
+          <w:rStyle w:val="VerbatimChar"/>
+        </w:rPr>
+        <w:t xml:space="preserve">-gpu</w:t>
+      </w:r>
+      <w:r>
+        <w:t xml:space="preserve">/</w:t>
+      </w:r>
+      <w:r>
+        <w:rPr>
+          <w:rStyle w:val="VerbatimChar"/>
+        </w:rPr>
+        <w:t xml:space="preserve">-mpi</w:t>
+      </w:r>
+      <w:r>
+        <w:t xml:space="preserve">/</w:t>
+      </w:r>
+      <w:r>
+        <w:rPr>
+          <w:rStyle w:val="VerbatimChar"/>
+        </w:rPr>
+        <w:t xml:space="preserve">-other</w:t>
+      </w:r>
+      <w:r>
+        <w:t xml:space="preserve"> </w:t>
+      </w:r>
+      <w:r>
+        <w:t xml:space="preserve">partition-bin logic, with zero risk of that logic drifting out of sync with the real tag map (the</w:t>
+      </w:r>
+      <w:r>
+        <w:t xml:space="preserve"> </w:t>
+      </w:r>
+      <w:r>
+        <w:t xml:space="preserve">same reasoning that keeps this codebase’s noise-pattern logic in one place elsewhere). Confirmed</w:t>
+      </w:r>
+      <w:r>
+        <w:t xml:space="preserve"> </w:t>
+      </w:r>
+      <w:r>
+        <w:t xml:space="preserve">directly with the user: stays Python rather than bash, for that same reuse reason and because this</w:t>
+      </w:r>
+      <w:r>
+        <w:t xml:space="preserve"> </w:t>
+      </w:r>
+      <w:r>
+        <w:t xml:space="preserve">project’s own bash scripts are only ever syntax-checked, never unit-tested, while the subtle</w:t>
+      </w:r>
+      <w:r>
+        <w:t xml:space="preserve"> </w:t>
+      </w:r>
+      <w:r>
+        <w:t xml:space="preserve">correctness traps above are exactly the kind of thing a real test with hand-crafted fixtures can</w:t>
+      </w:r>
+      <w:r>
+        <w:t xml:space="preserve"> </w:t>
+      </w:r>
+      <w:r>
+        <w:t xml:space="preserve">pin down.</w:t>
+      </w:r>
+    </w:p>
+    <w:p>
+      <w:pPr>
+        <w:pStyle w:val="BodyText"/>
+      </w:pPr>
+      <w:r>
+        <w:t xml:space="preserve">The user also revised the tool’s default behavior mid-design: the default now writes the</w:t>
+      </w:r>
+      <w:r>
+        <w:t xml:space="preserve"> </w:t>
+      </w:r>
+      <w:r>
+        <w:rPr>
+          <w:rStyle w:val="VerbatimChar"/>
+        </w:rPr>
+        <w:t xml:space="preserve">-gpu</w:t>
+      </w:r>
+      <w:r>
+        <w:t xml:space="preserve">/</w:t>
+      </w:r>
+      <w:r>
+        <w:rPr>
+          <w:rStyle w:val="VerbatimChar"/>
+        </w:rPr>
+        <w:t xml:space="preserve">-mpi</w:t>
+      </w:r>
+      <w:r>
+        <w:t xml:space="preserve">/</w:t>
+      </w:r>
+      <w:r>
+        <w:rPr>
+          <w:rStyle w:val="VerbatimChar"/>
+        </w:rPr>
+        <w:t xml:space="preserve">-other</w:t>
+      </w:r>
+      <w:r>
+        <w:t xml:space="preserve"> </w:t>
+      </w:r>
+      <w:r>
+        <w:t xml:space="preserve">partitioned trio (not the single unfiltered file), once research showed the</w:t>
+      </w:r>
+      <w:r>
+        <w:t xml:space="preserve"> </w:t>
+      </w:r>
+      <w:r>
+        <w:t xml:space="preserve">real unfiltered file lacks</w:t>
+      </w:r>
+      <w:r>
+        <w:t xml:space="preserve"> </w:t>
+      </w:r>
+      <w:r>
+        <w:rPr>
+          <w:rStyle w:val="VerbatimChar"/>
+        </w:rPr>
+        <w:t xml:space="preserve">corr_id</w:t>
+      </w:r>
+      <w:r>
+        <w:t xml:space="preserve"> </w:t>
+      </w:r>
+      <w:r>
+        <w:t xml:space="preserve">and every GPU-arg column entirely – exactly the gap</w:t>
+      </w:r>
+      <w:r>
+        <w:t xml:space="preserve"> </w:t>
+      </w:r>
+      <w:r>
+        <w:rPr>
+          <w:rStyle w:val="VerbatimChar"/>
+        </w:rPr>
+        <w:t xml:space="preserve">discover_ranks()</w:t>
+      </w:r>
+      <w:r>
+        <w:t xml:space="preserve"> </w:t>
+      </w:r>
+      <w:r>
+        <w:t xml:space="preserve">already had to work around for the hand-converted real data (see plan 3.7’s own</w:t>
+      </w:r>
+      <w:r>
+        <w:t xml:space="preserve"> </w:t>
+      </w:r>
+      <w:r>
+        <w:t xml:space="preserve">entry above). The plain unfiltered file stays available as an opt-in</w:t>
+      </w:r>
+      <w:r>
+        <w:t xml:space="preserve"> </w:t>
+      </w:r>
+      <w:r>
+        <w:rPr>
+          <w:rStyle w:val="VerbatimChar"/>
+        </w:rPr>
+        <w:t xml:space="preserve">--unfiltered</w:t>
+      </w:r>
+      <w:r>
+        <w:t xml:space="preserve"> </w:t>
+      </w:r>
+      <w:r>
+        <w:t xml:space="preserve">extra.</w:t>
+      </w:r>
+    </w:p>
+    <w:p>
+      <w:pPr>
+        <w:pStyle w:val="BodyText"/>
+      </w:pPr>
+      <w:r>
+        <w:t xml:space="preserve">Verification: 20 new tests in</w:t>
+      </w:r>
+      <w:r>
+        <w:t xml:space="preserve"> </w:t>
+      </w:r>
+      <w:r>
+        <w:rPr>
+          <w:rStyle w:val="VerbatimChar"/>
+        </w:rPr>
+        <w:t xml:space="preserve">test_convert_trace_to_csv.py</w:t>
+      </w:r>
+      <w:r>
+        <w:t xml:space="preserve">, everything hung off mocking the one</w:t>
+      </w:r>
+      <w:r>
+        <w:t xml:space="preserve"> </w:t>
+      </w:r>
+      <w:r>
+        <w:rPr>
+          <w:rStyle w:val="VerbatimChar"/>
+        </w:rPr>
+        <w:t xml:space="preserve">_run_trace_processor()</w:t>
+      </w:r>
+      <w:r>
+        <w:t xml:space="preserve"> </w:t>
+      </w:r>
+      <w:r>
+        <w:t xml:space="preserve">subprocess call with hand-crafted, exact-format canned</w:t>
+      </w:r>
+      <w:r>
+        <w:t xml:space="preserve"> </w:t>
+      </w:r>
+      <w:r>
+        <w:rPr>
+          <w:rStyle w:val="VerbatimChar"/>
+        </w:rPr>
+        <w:t xml:space="preserve">trace_processor_shell</w:t>
+      </w:r>
+      <w:r>
+        <w:t xml:space="preserve"> </w:t>
+      </w:r>
+      <w:r>
+        <w:t xml:space="preserve">stdout (no real</w:t>
+      </w:r>
+      <w:r>
+        <w:t xml:space="preserve"> </w:t>
+      </w:r>
+      <w:r>
+        <w:rPr>
+          <w:rStyle w:val="VerbatimChar"/>
+        </w:rPr>
+        <w:t xml:space="preserve">.proto</w:t>
+      </w:r>
+      <w:r>
+        <w:t xml:space="preserve"> </w:t>
+      </w:r>
+      <w:r>
+        <w:t xml:space="preserve">file or</w:t>
+      </w:r>
+      <w:r>
+        <w:t xml:space="preserve"> </w:t>
+      </w:r>
+      <w:r>
+        <w:rPr>
+          <w:rStyle w:val="VerbatimChar"/>
+        </w:rPr>
+        <w:t xml:space="preserve">trace_processor_shell</w:t>
+      </w:r>
+      <w:r>
+        <w:t xml:space="preserve"> </w:t>
+      </w:r>
+      <w:r>
+        <w:t xml:space="preserve">binary is</w:t>
+      </w:r>
+      <w:r>
+        <w:t xml:space="preserve"> </w:t>
+      </w:r>
+      <w:r>
+        <w:t xml:space="preserve">obtainable in this dev sandbox – confirmed directly: even downloading the tool’s own native binary</w:t>
+      </w:r>
+      <w:r>
+        <w:t xml:space="preserve"> </w:t>
+      </w:r>
+      <w:r>
+        <w:t xml:space="preserve">is blocked by this session’s sandboxing).</w:t>
+      </w:r>
+      <w:r>
+        <w:t xml:space="preserve"> </w:t>
+      </w:r>
+      <w:r>
+        <w:rPr>
+          <w:rStyle w:val="VerbatimChar"/>
+        </w:rPr>
+        <w:t xml:space="preserve">write_unfiltered_csv()</w:t>
+      </w:r>
+      <w:r>
+        <w:t xml:space="preserve">‘</w:t>
+      </w:r>
+      <w:r>
+        <w:t xml:space="preserve">s output is round-tripped</w:t>
+      </w:r>
+      <w:r>
+        <w:t xml:space="preserve"> </w:t>
+      </w:r>
+      <w:r>
+        <w:t xml:space="preserve">through the real</w:t>
+      </w:r>
+      <w:r>
+        <w:t xml:space="preserve"> </w:t>
+      </w:r>
+      <w:r>
+        <w:rPr>
+          <w:rStyle w:val="VerbatimChar"/>
+        </w:rPr>
+        <w:t xml:space="preserve">stage1_rocprofsys_trace.parse_trace_csv()</w:t>
+      </w:r>
+      <w:r>
+        <w:t xml:space="preserve"> </w:t>
+      </w:r>
+      <w:r>
+        <w:t xml:space="preserve">as an integration check, and every</w:t>
+      </w:r>
+      <w:r>
+        <w:t xml:space="preserve"> </w:t>
+      </w:r>
+      <w:r>
+        <w:t xml:space="preserve">output filename is asserted against</w:t>
+      </w:r>
+      <w:r>
+        <w:t xml:space="preserve"> </w:t>
+      </w:r>
+      <w:r>
+        <w:rPr>
+          <w:rStyle w:val="VerbatimChar"/>
+        </w:rPr>
+        <w:t xml:space="preserve">stage4_rocprofsys_trace_ranks._RANK_FILE_RE</w:t>
+      </w:r>
+      <w:r>
+        <w:t xml:space="preserve"> </w:t>
+      </w:r>
+      <w:r>
+        <w:t xml:space="preserve">directly so the</w:t>
+      </w:r>
+      <w:r>
+        <w:t xml:space="preserve"> </w:t>
+      </w:r>
+      <w:r>
+        <w:t xml:space="preserve">two tools</w:t>
+      </w:r>
+      <w:r>
+        <w:t xml:space="preserve">’</w:t>
+      </w:r>
+      <w:r>
+        <w:t xml:space="preserve"> </w:t>
+      </w:r>
+      <w:r>
+        <w:t xml:space="preserve">naming conventions can never silently drift apart. Full suite 622 → 642 passing. Both</w:t>
+      </w:r>
+      <w:r>
+        <w:t xml:space="preserve"> </w:t>
+      </w:r>
+      <w:r>
+        <w:t xml:space="preserve">READMEs and the three</w:t>
+      </w:r>
+      <w:r>
+        <w:t xml:space="preserve"> </w:t>
+      </w:r>
+      <w:r>
+        <w:rPr>
+          <w:rStyle w:val="VerbatimChar"/>
+        </w:rPr>
+        <w:t xml:space="preserve">extract_trace_*.py</w:t>
+      </w:r>
+      <w:r>
+        <w:t xml:space="preserve"> </w:t>
+      </w:r>
+      <w:r>
+        <w:t xml:space="preserve">tools’ docstrings updated to name this tool as the</w:t>
+      </w:r>
+      <w:r>
+        <w:t xml:space="preserve"> </w:t>
+      </w:r>
+      <w:r>
+        <w:t xml:space="preserve">conversion step, replacing the</w:t>
+      </w:r>
+      <w:r>
+        <w:t xml:space="preserve"> </w:t>
+      </w:r>
+      <w:r>
+        <w:t xml:space="preserve">“</w:t>
+      </w:r>
+      <w:r>
+        <w:t xml:space="preserve">out of scope</w:t>
+      </w:r>
+      <w:r>
+        <w:t xml:space="preserve">”</w:t>
+      </w:r>
+      <w:r>
+        <w:t xml:space="preserve"> </w:t>
+      </w:r>
+      <w:r>
+        <w:t xml:space="preserve">language that’s now stale. See</w:t>
+      </w:r>
+      <w:r>
+        <w:t xml:space="preserve"> </w:t>
+      </w:r>
+      <w:r>
+        <w:rPr>
+          <w:rStyle w:val="VerbatimChar"/>
+        </w:rPr>
+        <w:t xml:space="preserve">docs/plans/3.10-proto-to-csv-converter.md</w:t>
+      </w:r>
+      <w:r>
+        <w:t xml:space="preserve"> </w:t>
+      </w:r>
+      <w:r>
+        <w:t xml:space="preserve">for the full accounting.</w:t>
+      </w:r>
+    </w:p>
     <w:bookmarkEnd w:id="90"/>
+    <w:bookmarkEnd w:id="91"/>
     <w:sectPr/>
   </w:body>
 </w:document>
@@ -58835,6 +59940,36 @@
     <w:abstractNumId w:val="991"/>
   </w:num>
   <w:num w:numId="1017">
+    <w:abstractNumId w:val="99411"/>
+    <w:lvlOverride w:ilvl="0">
+      <w:startOverride w:val="1"/>
+    </w:lvlOverride>
+    <w:lvlOverride w:ilvl="1">
+      <w:startOverride w:val="1"/>
+    </w:lvlOverride>
+    <w:lvlOverride w:ilvl="2">
+      <w:startOverride w:val="1"/>
+    </w:lvlOverride>
+    <w:lvlOverride w:ilvl="3">
+      <w:startOverride w:val="1"/>
+    </w:lvlOverride>
+    <w:lvlOverride w:ilvl="4">
+      <w:startOverride w:val="1"/>
+    </w:lvlOverride>
+    <w:lvlOverride w:ilvl="5">
+      <w:startOverride w:val="1"/>
+    </w:lvlOverride>
+    <w:lvlOverride w:ilvl="6">
+      <w:startOverride w:val="1"/>
+    </w:lvlOverride>
+    <w:lvlOverride w:ilvl="7">
+      <w:startOverride w:val="1"/>
+    </w:lvlOverride>
+    <w:lvlOverride w:ilvl="8">
+      <w:startOverride w:val="1"/>
+    </w:lvlOverride>
+  </w:num>
+  <w:num w:numId="1018">
     <w:abstractNumId w:val="99411"/>
     <w:lvlOverride w:ilvl="0">
       <w:startOverride w:val="1"/>

--- a/docs/DEVELOPMENT_HISTORY.docx
+++ b/docs/DEVELOPMENT_HISTORY.docx
@@ -10,7 +10,7 @@
         <w:t xml:space="preserve">Development History</w:t>
       </w:r>
     </w:p>
-    <w:bookmarkStart w:id="91" w:name="development-history"/>
+    <w:bookmarkStart w:id="92" w:name="development-history"/>
     <w:p>
       <w:pPr>
         <w:pStyle w:val="Heading1"/>
@@ -4587,6 +4587,128 @@
           </w:p>
         </w:tc>
       </w:tr>
+      <w:tr>
+        <w:tc>
+          <w:tcPr/>
+          <w:p>
+            <w:pPr>
+              <w:pStyle w:val="Compact"/>
+              <w:jc w:val="left"/>
+            </w:pPr>
+            <w:r>
+              <w:t xml:space="preserve">2026-08-21</w:t>
+            </w:r>
+          </w:p>
+        </w:tc>
+        <w:tc>
+          <w:tcPr/>
+          <w:p>
+            <w:pPr>
+              <w:pStyle w:val="Compact"/>
+              <w:jc w:val="left"/>
+            </w:pPr>
+            <w:r>
+              <w:t xml:space="preserve">Plan 3.11: new</w:t>
+            </w:r>
+            <w:r>
+              <w:t xml:space="preserve"> </w:t>
+            </w:r>
+            <w:r>
+              <w:rPr>
+                <w:rStyle w:val="VerbatimChar"/>
+              </w:rPr>
+              <w:t xml:space="preserve">scripts/profile_traced_hotspots.sh</w:t>
+            </w:r>
+            <w:r>
+              <w:t xml:space="preserve"> </w:t>
+            </w:r>
+            <w:r>
+              <w:t xml:space="preserve">chains</w:t>
+            </w:r>
+            <w:r>
+              <w:t xml:space="preserve"> </w:t>
+            </w:r>
+            <w:r>
+              <w:rPr>
+                <w:rStyle w:val="VerbatimChar"/>
+              </w:rPr>
+              <w:t xml:space="preserve">instrument_hotspots.sh trace</w:t>
+            </w:r>
+            <w:r>
+              <w:t xml:space="preserve"> </w:t>
+            </w:r>
+            <w:r>
+              <w:t xml:space="preserve">-&gt;</w:t>
+            </w:r>
+            <w:r>
+              <w:t xml:space="preserve"> </w:t>
+            </w:r>
+            <w:r>
+              <w:rPr>
+                <w:rStyle w:val="VerbatimChar"/>
+              </w:rPr>
+              <w:t xml:space="preserve">convert_trace_to_csv.py</w:t>
+            </w:r>
+            <w:r>
+              <w:t xml:space="preserve"> </w:t>
+            </w:r>
+            <w:r>
+              <w:t xml:space="preserve">-&gt;</w:t>
+            </w:r>
+            <w:r>
+              <w:t xml:space="preserve"> </w:t>
+            </w:r>
+            <w:r>
+              <w:rPr>
+                <w:rStyle w:val="VerbatimChar"/>
+              </w:rPr>
+              <w:t xml:space="preserve">extract_trace_hotspots.py</w:t>
+            </w:r>
+            <w:r>
+              <w:t xml:space="preserve">/</w:t>
+            </w:r>
+            <w:r>
+              <w:rPr>
+                <w:rStyle w:val="VerbatimChar"/>
+              </w:rPr>
+              <w:t xml:space="preserve">extract_trace_calltree.py</w:t>
+            </w:r>
+            <w:r>
+              <w:t xml:space="preserve"> </w:t>
+            </w:r>
+            <w:r>
+              <w:t xml:space="preserve">into one invocation, resolving a real flag-namespace collision between instrumentation-selection and final-report-selection flags by splitting them into bare vs</w:t>
+            </w:r>
+            <w:r>
+              <w:t xml:space="preserve"> </w:t>
+            </w:r>
+            <w:r>
+              <w:rPr>
+                <w:rStyle w:val="VerbatimChar"/>
+              </w:rPr>
+              <w:t xml:space="preserve">--instrument-*</w:t>
+            </w:r>
+            <w:r>
+              <w:t xml:space="preserve">-prefixed sets; also fixes a real</w:t>
+            </w:r>
+            <w:r>
+              <w:t xml:space="preserve"> </w:t>
+            </w:r>
+            <w:r>
+              <w:rPr>
+                <w:rStyle w:val="VerbatimChar"/>
+              </w:rPr>
+              <w:t xml:space="preserve">instrument_hotspots.sh</w:t>
+            </w:r>
+            <w:r>
+              <w:t xml:space="preserve"> </w:t>
+            </w:r>
+            <w:r>
+              <w:t xml:space="preserve">bug (the instrumented binary was never copied into the script’s own output directory) – see full accounting below</w:t>
+            </w:r>
+          </w:p>
+        </w:tc>
+      </w:tr>
     </w:tbl>
     <w:bookmarkStart w:id="20" w:name="project-scaffolding-and-rules"/>
     <w:p>
@@ -59238,7 +59360,690 @@
       </w:r>
     </w:p>
     <w:bookmarkEnd w:id="90"/>
+    <w:bookmarkStart w:id="91" w:name="X3027e76ab89c4fb407c5fec610dc9c3dc4b6f3f"/>
+    <w:p>
+      <w:pPr>
+        <w:pStyle w:val="Heading2"/>
+      </w:pPr>
+      <w:r>
+        <w:t xml:space="preserve">2026-08-21 — Plan 3.11:</w:t>
+      </w:r>
+      <w:r>
+        <w:t xml:space="preserve"> </w:t>
+      </w:r>
+      <w:r>
+        <w:rPr>
+          <w:rStyle w:val="VerbatimChar"/>
+        </w:rPr>
+        <w:t xml:space="preserve">profile_traced_hotspots.sh</w:t>
+      </w:r>
+      <w:r>
+        <w:t xml:space="preserve"> </w:t>
+      </w:r>
+      <w:r>
+        <w:t xml:space="preserve">+ an</w:t>
+      </w:r>
+      <w:r>
+        <w:t xml:space="preserve"> </w:t>
+      </w:r>
+      <w:r>
+        <w:rPr>
+          <w:rStyle w:val="VerbatimChar"/>
+        </w:rPr>
+        <w:t xml:space="preserve">instrument_hotspots.sh</w:t>
+      </w:r>
+      <w:r>
+        <w:t xml:space="preserve"> </w:t>
+      </w:r>
+      <w:r>
+        <w:t xml:space="preserve">bug fix</w:t>
+      </w:r>
+    </w:p>
+    <w:p>
+      <w:pPr>
+        <w:pStyle w:val="FirstParagraph"/>
+      </w:pPr>
+      <w:r>
+        <w:t xml:space="preserve">New</w:t>
+      </w:r>
+      <w:r>
+        <w:t xml:space="preserve"> </w:t>
+      </w:r>
+      <w:r>
+        <w:rPr>
+          <w:rStyle w:val="VerbatimChar"/>
+        </w:rPr>
+        <w:t xml:space="preserve">scripts/profile_traced_hotspots.sh</w:t>
+      </w:r>
+      <w:r>
+        <w:t xml:space="preserve"> </w:t>
+      </w:r>
+      <w:r>
+        <w:t xml:space="preserve">chains everything plans 3.7-3.10 built: it runs</w:t>
+      </w:r>
+      <w:r>
+        <w:t xml:space="preserve"> </w:t>
+      </w:r>
+      <w:r>
+        <w:rPr>
+          <w:rStyle w:val="VerbatimChar"/>
+        </w:rPr>
+        <w:t xml:space="preserve">instrument_hotspots.sh trace</w:t>
+      </w:r>
+      <w:r>
+        <w:t xml:space="preserve"> </w:t>
+      </w:r>
+      <w:r>
+        <w:t xml:space="preserve">(unchanged, still the right tool for someone who only wants the raw</w:t>
+      </w:r>
+      <w:r>
+        <w:t xml:space="preserve"> </w:t>
+      </w:r>
+      <w:r>
+        <w:t xml:space="preserve">trace), then</w:t>
+      </w:r>
+      <w:r>
+        <w:t xml:space="preserve"> </w:t>
+      </w:r>
+      <w:r>
+        <w:rPr>
+          <w:rStyle w:val="VerbatimChar"/>
+        </w:rPr>
+        <w:t xml:space="preserve">convert_trace_to_csv.py</w:t>
+      </w:r>
+      <w:r>
+        <w:t xml:space="preserve">, then</w:t>
+      </w:r>
+      <w:r>
+        <w:t xml:space="preserve"> </w:t>
+      </w:r>
+      <w:r>
+        <w:rPr>
+          <w:rStyle w:val="VerbatimChar"/>
+        </w:rPr>
+        <w:t xml:space="preserve">extract_trace_hotspots.py</w:t>
+      </w:r>
+      <w:r>
+        <w:t xml:space="preserve">/</w:t>
+      </w:r>
+      <w:r>
+        <w:rPr>
+          <w:rStyle w:val="VerbatimChar"/>
+        </w:rPr>
+        <w:t xml:space="preserve">extract_trace_calltree.py</w:t>
+      </w:r>
+      <w:r>
+        <w:t xml:space="preserve"> </w:t>
+      </w:r>
+      <w:r>
+        <w:t xml:space="preserve">– one invocation instead of four. Designing its CLI surfaced a real flag-namespace collision:</w:t>
+      </w:r>
+      <w:r>
+        <w:t xml:space="preserve"> </w:t>
+      </w:r>
+      <w:r>
+        <w:rPr>
+          <w:rStyle w:val="VerbatimChar"/>
+        </w:rPr>
+        <w:t xml:space="preserve">instrument_hotspots.sh</w:t>
+      </w:r>
+      <w:r>
+        <w:t xml:space="preserve">’s own</w:t>
+      </w:r>
+      <w:r>
+        <w:t xml:space="preserve"> </w:t>
+      </w:r>
+      <w:r>
+        <w:rPr>
+          <w:rStyle w:val="VerbatimChar"/>
+        </w:rPr>
+        <w:t xml:space="preserve">--top</w:t>
+      </w:r>
+      <w:r>
+        <w:t xml:space="preserve">/</w:t>
+      </w:r>
+      <w:r>
+        <w:rPr>
+          <w:rStyle w:val="VerbatimChar"/>
+        </w:rPr>
+        <w:t xml:space="preserve">--threshold</w:t>
+      </w:r>
+      <w:r>
+        <w:t xml:space="preserve">/</w:t>
+      </w:r>
+      <w:r>
+        <w:rPr>
+          <w:rStyle w:val="VerbatimChar"/>
+        </w:rPr>
+        <w:t xml:space="preserve">--all</w:t>
+      </w:r>
+      <w:r>
+        <w:t xml:space="preserve">/</w:t>
+      </w:r>
+      <w:r>
+        <w:rPr>
+          <w:rStyle w:val="VerbatimChar"/>
+        </w:rPr>
+        <w:t xml:space="preserve">--unfiltered</w:t>
+      </w:r>
+      <w:r>
+        <w:t xml:space="preserve"> </w:t>
+      </w:r>
+      <w:r>
+        <w:t xml:space="preserve">select which functions</w:t>
+      </w:r>
+      <w:r>
+        <w:t xml:space="preserve"> </w:t>
+      </w:r>
+      <w:r>
+        <w:t xml:space="preserve">get</w:t>
+      </w:r>
+      <w:r>
+        <w:t xml:space="preserve"> </w:t>
+      </w:r>
+      <w:r>
+        <w:rPr>
+          <w:iCs/>
+          <w:i/>
+        </w:rPr>
+        <w:t xml:space="preserve">instrumented</w:t>
+      </w:r>
+      <w:r>
+        <w:t xml:space="preserve">, while</w:t>
+      </w:r>
+      <w:r>
+        <w:t xml:space="preserve"> </w:t>
+      </w:r>
+      <w:r>
+        <w:rPr>
+          <w:rStyle w:val="VerbatimChar"/>
+        </w:rPr>
+        <w:t xml:space="preserve">extract_trace_hotspots.py</w:t>
+      </w:r>
+      <w:r>
+        <w:t xml:space="preserve">’s flags of the same names select what</w:t>
+      </w:r>
+      <w:r>
+        <w:t xml:space="preserve"> </w:t>
+      </w:r>
+      <w:r>
+        <w:t xml:space="preserve">appears in the</w:t>
+      </w:r>
+      <w:r>
+        <w:t xml:space="preserve"> </w:t>
+      </w:r>
+      <w:r>
+        <w:rPr>
+          <w:iCs/>
+          <w:i/>
+        </w:rPr>
+        <w:t xml:space="preserve">final report</w:t>
+      </w:r>
+      <w:r>
+        <w:t xml:space="preserve"> </w:t>
+      </w:r>
+      <w:r>
+        <w:t xml:space="preserve">– two independent concerns sharing names. Resolved (per the user’s</w:t>
+      </w:r>
+      <w:r>
+        <w:t xml:space="preserve"> </w:t>
+      </w:r>
+      <w:r>
+        <w:t xml:space="preserve">own direction) by making the bare flags control the final report (the more common thing to want to</w:t>
+      </w:r>
+      <w:r>
+        <w:t xml:space="preserve"> </w:t>
+      </w:r>
+      <w:r>
+        <w:t xml:space="preserve">adjust) and adding a parallel</w:t>
+      </w:r>
+      <w:r>
+        <w:t xml:space="preserve"> </w:t>
+      </w:r>
+      <w:r>
+        <w:rPr>
+          <w:rStyle w:val="VerbatimChar"/>
+        </w:rPr>
+        <w:t xml:space="preserve">--instrument-*</w:t>
+      </w:r>
+      <w:r>
+        <w:t xml:space="preserve">-prefixed set for the rarer case of wanting</w:t>
+      </w:r>
+      <w:r>
+        <w:t xml:space="preserve"> </w:t>
+      </w:r>
+      <w:r>
+        <w:t xml:space="preserve">instrumentation selection to diverge from it. A second new flag,</w:t>
+      </w:r>
+      <w:r>
+        <w:t xml:space="preserve"> </w:t>
+      </w:r>
+      <w:r>
+        <w:rPr>
+          <w:rStyle w:val="VerbatimChar"/>
+        </w:rPr>
+        <w:t xml:space="preserve">--trace-report DIR</w:t>
+      </w:r>
+      <w:r>
+        <w:t xml:space="preserve">, skips the</w:t>
+      </w:r>
+      <w:r>
+        <w:t xml:space="preserve"> </w:t>
+      </w:r>
+      <w:r>
+        <w:t xml:space="preserve">sample/instrument/trace steps entirely and resumes from an existing trace directory, checking for</w:t>
+      </w:r>
+      <w:r>
+        <w:t xml:space="preserve"> </w:t>
+      </w:r>
+      <w:r>
+        <w:t xml:space="preserve">already-converted CSV files first so a repeat report-only run never redoes the conversion.</w:t>
+      </w:r>
+    </w:p>
+    <w:p>
+      <w:pPr>
+        <w:pStyle w:val="BodyText"/>
+      </w:pPr>
+      <w:r>
+        <w:t xml:space="preserve">Also fixed a real bug in</w:t>
+      </w:r>
+      <w:r>
+        <w:t xml:space="preserve"> </w:t>
+      </w:r>
+      <w:r>
+        <w:rPr>
+          <w:rStyle w:val="VerbatimChar"/>
+        </w:rPr>
+        <w:t xml:space="preserve">instrument_hotspots.sh</w:t>
+      </w:r>
+      <w:r>
+        <w:t xml:space="preserve"> </w:t>
+      </w:r>
+      <w:r>
+        <w:t xml:space="preserve">(found by the user, not deferred): the</w:t>
+      </w:r>
+      <w:r>
+        <w:t xml:space="preserve"> </w:t>
+      </w:r>
+      <w:r>
+        <w:t xml:space="preserve">instrumented binary it builds was left only next to the original executable</w:t>
+      </w:r>
+      <w:r>
+        <w:t xml:space="preserve"> </w:t>
+      </w:r>
+      <w:r>
+        <w:t xml:space="preserve">(</w:t>
+      </w:r>
+      <w:r>
+        <w:rPr>
+          <w:rStyle w:val="VerbatimChar"/>
+        </w:rPr>
+        <w:t xml:space="preserve">&lt;executable&gt;.inst</w:t>
+      </w:r>
+      <w:r>
+        <w:t xml:space="preserve">), never copied into the script’s own output directory – confirmed directly</w:t>
+      </w:r>
+      <w:r>
+        <w:t xml:space="preserve"> </w:t>
+      </w:r>
+      <w:r>
+        <w:t xml:space="preserve">by reading the script (</w:t>
+      </w:r>
+      <w:r>
+        <w:rPr>
+          <w:rStyle w:val="VerbatimChar"/>
+        </w:rPr>
+        <w:t xml:space="preserve">OUT_BINARY</w:t>
+      </w:r>
+      <w:r>
+        <w:t xml:space="preserve"> </w:t>
+      </w:r>
+      <w:r>
+        <w:t xml:space="preserve">defaulting to</w:t>
+      </w:r>
+      <w:r>
+        <w:t xml:space="preserve"> </w:t>
+      </w:r>
+      <w:r>
+        <w:rPr>
+          <w:rStyle w:val="VerbatimChar"/>
+        </w:rPr>
+        <w:t xml:space="preserve">"$BINARY.inst"</w:t>
+      </w:r>
+      <w:r>
+        <w:t xml:space="preserve">, nothing after the rewrite</w:t>
+      </w:r>
+      <w:r>
+        <w:t xml:space="preserve"> </w:t>
+      </w:r>
+      <w:r>
+        <w:t xml:space="preserve">copying it anywhere else). Now copied (with its</w:t>
+      </w:r>
+      <w:r>
+        <w:t xml:space="preserve"> </w:t>
+      </w:r>
+      <w:r>
+        <w:rPr>
+          <w:rStyle w:val="VerbatimChar"/>
+        </w:rPr>
+        <w:t xml:space="preserve">.rocprof-sys-info</w:t>
+      </w:r>
+      <w:r>
+        <w:t xml:space="preserve"> </w:t>
+      </w:r>
+      <w:r>
+        <w:t xml:space="preserve">sidecar) into</w:t>
+      </w:r>
+      <w:r>
+        <w:t xml:space="preserve"> </w:t>
+      </w:r>
+      <w:r>
+        <w:rPr>
+          <w:rStyle w:val="VerbatimChar"/>
+        </w:rPr>
+        <w:t xml:space="preserve">$OUTPUT_DIR</w:t>
+      </w:r>
+      <w:r>
+        <w:t xml:space="preserve"> </w:t>
+      </w:r>
+      <w:r>
+        <w:t xml:space="preserve">right after the rewrite succeeds, in both</w:t>
+      </w:r>
+      <w:r>
+        <w:t xml:space="preserve"> </w:t>
+      </w:r>
+      <w:r>
+        <w:rPr>
+          <w:rStyle w:val="VerbatimChar"/>
+        </w:rPr>
+        <w:t xml:space="preserve">instrument</w:t>
+      </w:r>
+      <w:r>
+        <w:t xml:space="preserve"> </w:t>
+      </w:r>
+      <w:r>
+        <w:t xml:space="preserve">and</w:t>
+      </w:r>
+      <w:r>
+        <w:t xml:space="preserve"> </w:t>
+      </w:r>
+      <w:r>
+        <w:rPr>
+          <w:rStyle w:val="VerbatimChar"/>
+        </w:rPr>
+        <w:t xml:space="preserve">trace</w:t>
+      </w:r>
+      <w:r>
+        <w:t xml:space="preserve"> </w:t>
+      </w:r>
+      <w:r>
+        <w:t xml:space="preserve">modes.</w:t>
+      </w:r>
+    </w:p>
+    <w:p>
+      <w:pPr>
+        <w:pStyle w:val="BodyText"/>
+      </w:pPr>
+      <w:r>
+        <w:t xml:space="preserve">Deferred, not part of this plan (the user’s own words,</w:t>
+      </w:r>
+      <w:r>
+        <w:t xml:space="preserve"> </w:t>
+      </w:r>
+      <w:r>
+        <w:t xml:space="preserve">“</w:t>
+      </w:r>
+      <w:r>
+        <w:t xml:space="preserve">probably deserves a dedicated plan</w:t>
+      </w:r>
+      <w:r>
+        <w:t xml:space="preserve">”</w:t>
+      </w:r>
+      <w:r>
+        <w:t xml:space="preserve">): CPU</w:t>
+      </w:r>
+      <w:r>
+        <w:t xml:space="preserve"> </w:t>
+      </w:r>
+      <w:r>
+        <w:t xml:space="preserve">(and possibly MPI) callers of a GPU kernel that made it into the hotspot table need to be</w:t>
+      </w:r>
+      <w:r>
+        <w:t xml:space="preserve"> </w:t>
+      </w:r>
+      <w:r>
+        <w:t xml:space="preserve">instrumented too, regardless of their own hotspot status – directly related to plan 3.8’s</w:t>
+      </w:r>
+      <w:r>
+        <w:t xml:space="preserve"> </w:t>
+      </w:r>
+      <w:r>
+        <w:t xml:space="preserve">kernel-owner-reanchoring work, since a kernel’s real CPU caller has to exist as an actual</w:t>
+      </w:r>
+      <w:r>
+        <w:t xml:space="preserve"> </w:t>
+      </w:r>
+      <w:r>
+        <w:t xml:space="preserve">instrumented frame for that mechanism to have anything to attach to. Noted as a forward pointer for</w:t>
+      </w:r>
+      <w:r>
+        <w:t xml:space="preserve"> </w:t>
+      </w:r>
+      <w:r>
+        <w:t xml:space="preserve">a future plan, not designed here.</w:t>
+      </w:r>
+    </w:p>
+    <w:p>
+      <w:pPr>
+        <w:pStyle w:val="BodyText"/>
+      </w:pPr>
+      <w:r>
+        <w:t xml:space="preserve">Verification: no real ROCm/Perfetto tooling is available in this dev sandbox (standing project</w:t>
+      </w:r>
+      <w:r>
+        <w:t xml:space="preserve"> </w:t>
+      </w:r>
+      <w:r>
+        <w:t xml:space="preserve">constraint), so verification here is</w:t>
+      </w:r>
+      <w:r>
+        <w:t xml:space="preserve"> </w:t>
+      </w:r>
+      <w:r>
+        <w:rPr>
+          <w:rStyle w:val="VerbatimChar"/>
+        </w:rPr>
+        <w:t xml:space="preserve">bash -n</w:t>
+      </w:r>
+      <w:r>
+        <w:t xml:space="preserve"> </w:t>
+      </w:r>
+      <w:r>
+        <w:t xml:space="preserve">on both scripts, and extensive manual</w:t>
+      </w:r>
+      <w:r>
+        <w:t xml:space="preserve"> </w:t>
+      </w:r>
+      <w:r>
+        <w:rPr>
+          <w:rStyle w:val="VerbatimChar"/>
+        </w:rPr>
+        <w:t xml:space="preserve">--dry-run</w:t>
+      </w:r>
+      <w:r>
+        <w:t xml:space="preserve"> </w:t>
+      </w:r>
+      <w:r>
+        <w:t xml:space="preserve">testing against a placeholder executable and fake</w:t>
+      </w:r>
+      <w:r>
+        <w:t xml:space="preserve"> </w:t>
+      </w:r>
+      <w:r>
+        <w:rPr>
+          <w:rStyle w:val="VerbatimChar"/>
+        </w:rPr>
+        <w:t xml:space="preserve">rocprof-sys-*</w:t>
+      </w:r>
+      <w:r>
+        <w:t xml:space="preserve"> </w:t>
+      </w:r>
+      <w:r>
+        <w:t xml:space="preserve">stub binaries on</w:t>
+      </w:r>
+      <w:r>
+        <w:t xml:space="preserve"> </w:t>
+      </w:r>
+      <w:r>
+        <w:rPr>
+          <w:rStyle w:val="VerbatimChar"/>
+        </w:rPr>
+        <w:t xml:space="preserve">PATH</w:t>
+      </w:r>
+      <w:r>
+        <w:t xml:space="preserve"> </w:t>
+      </w:r>
+      <w:r>
+        <w:t xml:space="preserve">–</w:t>
+      </w:r>
+      <w:r>
+        <w:t xml:space="preserve"> </w:t>
+      </w:r>
+      <w:r>
+        <w:t xml:space="preserve">this caught a real bug in the new script itself before it shipped: a</w:t>
+      </w:r>
+      <w:r>
+        <w:t xml:space="preserve"> </w:t>
+      </w:r>
+      <w:r>
+        <w:rPr>
+          <w:rStyle w:val="VerbatimChar"/>
+        </w:rPr>
+        <w:t xml:space="preserve">print_args</w:t>
+      </w:r>
+      <w:r>
+        <w:t xml:space="preserve"> </w:t>
+      </w:r>
+      <w:r>
+        <w:t xml:space="preserve">helper meant to</w:t>
+      </w:r>
+      <w:r>
+        <w:t xml:space="preserve"> </w:t>
+      </w:r>
+      <w:r>
+        <w:t xml:space="preserve">guard against</w:t>
+      </w:r>
+      <w:r>
+        <w:t xml:space="preserve"> </w:t>
+      </w:r>
+      <w:r>
+        <w:rPr>
+          <w:rStyle w:val="VerbatimChar"/>
+        </w:rPr>
+        <w:t xml:space="preserve">printf</w:t>
+      </w:r>
+      <w:r>
+        <w:t xml:space="preserve">’s own</w:t>
+      </w:r>
+      <w:r>
+        <w:t xml:space="preserve"> </w:t>
+      </w:r>
+      <w:r>
+        <w:t xml:space="preserve">“</w:t>
+      </w:r>
+      <w:r>
+        <w:t xml:space="preserve">still runs once even with zero arguments</w:t>
+      </w:r>
+      <w:r>
+        <w:t xml:space="preserve">”</w:t>
+      </w:r>
+      <w:r>
+        <w:t xml:space="preserve"> </w:t>
+      </w:r>
+      <w:r>
+        <w:t xml:space="preserve">quirk instead returned</w:t>
+      </w:r>
+      <w:r>
+        <w:t xml:space="preserve"> </w:t>
+      </w:r>
+      <w:r>
+        <w:t xml:space="preserve">non-zero on an empty array, which under this script’s own</w:t>
+      </w:r>
+      <w:r>
+        <w:t xml:space="preserve"> </w:t>
+      </w:r>
+      <w:r>
+        <w:rPr>
+          <w:rStyle w:val="VerbatimChar"/>
+        </w:rPr>
+        <w:t xml:space="preserve">set -e</w:t>
+      </w:r>
+      <w:r>
+        <w:t xml:space="preserve"> </w:t>
+      </w:r>
+      <w:r>
+        <w:t xml:space="preserve">silently killed the whole</w:t>
+      </w:r>
+      <w:r>
+        <w:t xml:space="preserve"> </w:t>
+      </w:r>
+      <w:r>
+        <w:t xml:space="preserve">script partway through a dry-run preview. One real end-to-end run (against an existing trace-CSV</w:t>
+      </w:r>
+      <w:r>
+        <w:t xml:space="preserve"> </w:t>
+      </w:r>
+      <w:r>
+        <w:t xml:space="preserve">test fixture, exercising the true</w:t>
+      </w:r>
+      <w:r>
+        <w:t xml:space="preserve"> </w:t>
+      </w:r>
+      <w:r>
+        <w:rPr>
+          <w:rStyle w:val="VerbatimChar"/>
+        </w:rPr>
+        <w:t xml:space="preserve">extract_trace_hotspots.py</w:t>
+      </w:r>
+      <w:r>
+        <w:t xml:space="preserve">/</w:t>
+      </w:r>
+      <w:r>
+        <w:rPr>
+          <w:rStyle w:val="VerbatimChar"/>
+        </w:rPr>
+        <w:t xml:space="preserve">extract_trace_calltree.py</w:t>
+      </w:r>
+      <w:r>
+        <w:t xml:space="preserve"> </w:t>
+      </w:r>
+      <w:r>
+        <w:t xml:space="preserve">tools for</w:t>
+      </w:r>
+      <w:r>
+        <w:t xml:space="preserve"> </w:t>
+      </w:r>
+      <w:r>
+        <w:t xml:space="preserve">real, not mocked) confirmed the whole chain produces a real, correct report. See</w:t>
+      </w:r>
+      <w:r>
+        <w:t xml:space="preserve"> </w:t>
+      </w:r>
+      <w:r>
+        <w:rPr>
+          <w:rStyle w:val="VerbatimChar"/>
+        </w:rPr>
+        <w:t xml:space="preserve">docs/plans/3.11-profile-traced-hotspots.md</w:t>
+      </w:r>
+      <w:r>
+        <w:t xml:space="preserve"> </w:t>
+      </w:r>
+      <w:r>
+        <w:t xml:space="preserve">for the full accounting.</w:t>
+      </w:r>
+    </w:p>
     <w:bookmarkEnd w:id="91"/>
+    <w:bookmarkEnd w:id="92"/>
     <w:sectPr/>
   </w:body>
 </w:document>

--- a/docs/DEVELOPMENT_HISTORY.docx
+++ b/docs/DEVELOPMENT_HISTORY.docx
@@ -10,7 +10,7 @@
         <w:t xml:space="preserve">Development History</w:t>
       </w:r>
     </w:p>
-    <w:bookmarkStart w:id="92" w:name="development-history"/>
+    <w:bookmarkStart w:id="93" w:name="development-history"/>
     <w:p>
       <w:pPr>
         <w:pStyle w:val="Heading1"/>
@@ -4709,6 +4709,149 @@
           </w:p>
         </w:tc>
       </w:tr>
+      <w:tr>
+        <w:tc>
+          <w:tcPr/>
+          <w:p>
+            <w:pPr>
+              <w:pStyle w:val="Compact"/>
+              <w:jc w:val="left"/>
+            </w:pPr>
+            <w:r>
+              <w:t xml:space="preserve">2026-08-21</w:t>
+            </w:r>
+          </w:p>
+        </w:tc>
+        <w:tc>
+          <w:tcPr/>
+          <w:p>
+            <w:pPr>
+              <w:pStyle w:val="Compact"/>
+              <w:jc w:val="left"/>
+            </w:pPr>
+            <w:r>
+              <w:t xml:space="preserve">Plan 3.12:</w:t>
+            </w:r>
+            <w:r>
+              <w:t xml:space="preserve"> </w:t>
+            </w:r>
+            <w:r>
+              <w:rPr>
+                <w:rStyle w:val="VerbatimChar"/>
+              </w:rPr>
+              <w:t xml:space="preserve">select_hotspot_functions.py</w:t>
+            </w:r>
+            <w:r>
+              <w:t xml:space="preserve"> </w:t>
+            </w:r>
+            <w:r>
+              <w:t xml:space="preserve">renamed to</w:t>
+            </w:r>
+            <w:r>
+              <w:t xml:space="preserve"> </w:t>
+            </w:r>
+            <w:r>
+              <w:rPr>
+                <w:rStyle w:val="VerbatimChar"/>
+              </w:rPr>
+              <w:t xml:space="preserve">select_instrumented_functions.py</w:t>
+            </w:r>
+            <w:r>
+              <w:t xml:space="preserve"> </w:t>
+            </w:r>
+            <w:r>
+              <w:t xml:space="preserve">and widened – a selected hotspot’s immediate real caller is now pulled in by default (</w:t>
+            </w:r>
+            <w:r>
+              <w:rPr>
+                <w:rStyle w:val="VerbatimChar"/>
+              </w:rPr>
+              <w:t xml:space="preserve">--ancestor-depth</w:t>
+            </w:r>
+            <w:r>
+              <w:t xml:space="preserve">, via new generic</w:t>
+            </w:r>
+            <w:r>
+              <w:t xml:space="preserve"> </w:t>
+            </w:r>
+            <w:r>
+              <w:rPr>
+                <w:rStyle w:val="VerbatimChar"/>
+              </w:rPr>
+              <w:t xml:space="preserve">stage4_rocprofsys_common.expand_labels_with_ancestors()</w:t>
+            </w:r>
+            <w:r>
+              <w:t xml:space="preserve">), and a new</w:t>
+            </w:r>
+            <w:r>
+              <w:t xml:space="preserve"> </w:t>
+            </w:r>
+            <w:r>
+              <w:rPr>
+                <w:rStyle w:val="VerbatimChar"/>
+              </w:rPr>
+              <w:t xml:space="preserve">--gpu-output-dir</w:t>
+            </w:r>
+            <w:r>
+              <w:t xml:space="preserve"> </w:t>
+            </w:r>
+            <w:r>
+              <w:t xml:space="preserve">resolves hot GPU kernels into their real CPU owner (</w:t>
+            </w:r>
+            <w:r>
+              <w:rPr>
+                <w:rStyle w:val="VerbatimChar"/>
+              </w:rPr>
+              <w:t xml:space="preserve">resolve_kernel_owners()</w:t>
+            </w:r>
+            <w:r>
+              <w:t xml:space="preserve">), fixing GPU kernels/MPI calls losing their real caller’s instrumentation regardless of that caller’s own hotspot status; new</w:t>
+            </w:r>
+            <w:r>
+              <w:t xml:space="preserve"> </w:t>
+            </w:r>
+            <w:r>
+              <w:rPr>
+                <w:rStyle w:val="VerbatimChar"/>
+              </w:rPr>
+              <w:t xml:space="preserve">stage5_calltree_text_parser.py</w:t>
+            </w:r>
+            <w:r>
+              <w:t xml:space="preserve"> </w:t>
+            </w:r>
+            <w:r>
+              <w:t xml:space="preserve">lets</w:t>
+            </w:r>
+            <w:r>
+              <w:t xml:space="preserve"> </w:t>
+            </w:r>
+            <w:r>
+              <w:rPr>
+                <w:rStyle w:val="VerbatimChar"/>
+              </w:rPr>
+              <w:t xml:space="preserve">--report</w:t>
+            </w:r>
+            <w:r>
+              <w:t xml:space="preserve"> </w:t>
+            </w:r>
+            <w:r>
+              <w:t xml:space="preserve">mode support the same ancestor-pulling by reconstructing tree structure from a sibling</w:t>
+            </w:r>
+            <w:r>
+              <w:t xml:space="preserve"> </w:t>
+            </w:r>
+            <w:r>
+              <w:rPr>
+                <w:rStyle w:val="VerbatimChar"/>
+              </w:rPr>
+              <w:t xml:space="preserve">calltree.txt</w:t>
+            </w:r>
+            <w:r>
+              <w:t xml:space="preserve">’s rendered text – see full accounting below</w:t>
+            </w:r>
+          </w:p>
+        </w:tc>
+      </w:tr>
     </w:tbl>
     <w:bookmarkStart w:id="20" w:name="project-scaffolding-and-rules"/>
     <w:p>
@@ -60043,7 +60186,871 @@
       </w:r>
     </w:p>
     <w:bookmarkEnd w:id="91"/>
+    <w:bookmarkStart w:id="92" w:name="Xeea21c9d4a19678f2baad8702403140bbd4fdcc"/>
+    <w:p>
+      <w:pPr>
+        <w:pStyle w:val="Heading2"/>
+      </w:pPr>
+      <w:r>
+        <w:t xml:space="preserve">2026-08-21 — Plan 3.12: ancestor- and GPU-owner-aware instrumentation selection</w:t>
+      </w:r>
+    </w:p>
+    <w:p>
+      <w:pPr>
+        <w:pStyle w:val="FirstParagraph"/>
+      </w:pPr>
+      <w:r>
+        <w:t xml:space="preserve">Closes the gap plan 3.11 deferred: a hotspot’s raw self/inclusive-time selection could leave a GPU</w:t>
+      </w:r>
+      <w:r>
+        <w:t xml:space="preserve"> </w:t>
+      </w:r>
+      <w:r>
+        <w:t xml:space="preserve">kernel’s real CPU owner, or an MPI call’s real caller, uninstrumented even though the kernel/MPI</w:t>
+      </w:r>
+      <w:r>
+        <w:t xml:space="preserve"> </w:t>
+      </w:r>
+      <w:r>
+        <w:t xml:space="preserve">call itself was expensive – leaving it structurally disconnected in the resulting trace (nested</w:t>
+      </w:r>
+      <w:r>
+        <w:t xml:space="preserve"> </w:t>
+      </w:r>
+      <w:r>
+        <w:t xml:space="preserve">under a generic OMPT/launch-site node instead of its real, specific position). Two new generic</w:t>
+      </w:r>
+      <w:r>
+        <w:t xml:space="preserve"> </w:t>
+      </w:r>
+      <w:r>
+        <w:t xml:space="preserve">primitives in</w:t>
+      </w:r>
+      <w:r>
+        <w:t xml:space="preserve"> </w:t>
+      </w:r>
+      <w:r>
+        <w:rPr>
+          <w:rStyle w:val="VerbatimChar"/>
+        </w:rPr>
+        <w:t xml:space="preserve">stage4_rocprofsys_common.py</w:t>
+      </w:r>
+      <w:r>
+        <w:t xml:space="preserve"> </w:t>
+      </w:r>
+      <w:r>
+        <w:t xml:space="preserve">fix this:</w:t>
+      </w:r>
+      <w:r>
+        <w:t xml:space="preserve"> </w:t>
+      </w:r>
+      <w:r>
+        <w:rPr>
+          <w:rStyle w:val="VerbatimChar"/>
+        </w:rPr>
+        <w:t xml:space="preserve">expand_labels_with_ancestors(flat, labels, depth)</w:t>
+      </w:r>
+      <w:r>
+        <w:t xml:space="preserve"> </w:t>
+      </w:r>
+      <w:r>
+        <w:t xml:space="preserve">pulls in each selected label’s N nearest real callers by walking the existing</w:t>
+      </w:r>
+      <w:r>
+        <w:t xml:space="preserve"> </w:t>
+      </w:r>
+      <w:r>
+        <w:rPr>
+          <w:rStyle w:val="VerbatimChar"/>
+        </w:rPr>
+        <w:t xml:space="preserve">caller_chains_for_label()</w:t>
+      </w:r>
+      <w:r>
+        <w:t xml:space="preserve">’s own chains;</w:t>
+      </w:r>
+      <w:r>
+        <w:t xml:space="preserve"> </w:t>
+      </w:r>
+      <w:r>
+        <w:rPr>
+          <w:rStyle w:val="VerbatimChar"/>
+        </w:rPr>
+        <w:t xml:space="preserve">resolve_kernel_owners(kernel_labels)</w:t>
+      </w:r>
+      <w:r>
+        <w:t xml:space="preserve"> </w:t>
+      </w:r>
+      <w:r>
+        <w:t xml:space="preserve">decodes a set of</w:t>
+      </w:r>
+      <w:r>
+        <w:t xml:space="preserve"> </w:t>
+      </w:r>
+      <w:r>
+        <w:t xml:space="preserve">GPU kernel names into their real CPU owner names via the existing</w:t>
+      </w:r>
+      <w:r>
+        <w:t xml:space="preserve"> </w:t>
+      </w:r>
+      <w:r>
+        <w:rPr>
+          <w:rStyle w:val="VerbatimChar"/>
+        </w:rPr>
+        <w:t xml:space="preserve">kernel_owner_label()</w:t>
+      </w:r>
+      <w:r>
+        <w:t xml:space="preserve">. Both are</w:t>
+      </w:r>
+      <w:r>
+        <w:t xml:space="preserve"> </w:t>
+      </w:r>
+      <w:r>
+        <w:t xml:space="preserve">plain, tree-shape-agnostic functions – no hotspot/instrumentation concept baked in – reusable by</w:t>
+      </w:r>
+      <w:r>
+        <w:t xml:space="preserve"> </w:t>
+      </w:r>
+      <w:r>
+        <w:t xml:space="preserve">any future tool with a flat parent-linked row pool and a label set.</w:t>
+      </w:r>
+    </w:p>
+    <w:p>
+      <w:pPr>
+        <w:pStyle w:val="BodyText"/>
+      </w:pPr>
+      <w:r>
+        <w:t xml:space="preserve">Given how central this selection logic now is,</w:t>
+      </w:r>
+      <w:r>
+        <w:t xml:space="preserve"> </w:t>
+      </w:r>
+      <w:r>
+        <w:rPr>
+          <w:rStyle w:val="VerbatimChar"/>
+        </w:rPr>
+        <w:t xml:space="preserve">select_hotspot_functions.py</w:t>
+      </w:r>
+      <w:r>
+        <w:t xml:space="preserve"> </w:t>
+      </w:r>
+      <w:r>
+        <w:t xml:space="preserve">was renamed to</w:t>
+      </w:r>
+      <w:r>
+        <w:t xml:space="preserve"> </w:t>
+      </w:r>
+      <w:r>
+        <w:rPr>
+          <w:rStyle w:val="VerbatimChar"/>
+        </w:rPr>
+        <w:t xml:space="preserve">select_instrumented_functions.py</w:t>
+      </w:r>
+      <w:r>
+        <w:t xml:space="preserve"> </w:t>
+      </w:r>
+      <w:r>
+        <w:t xml:space="preserve">(per the user’s own explicit request) and rebuilt as a thin</w:t>
+      </w:r>
+      <w:r>
+        <w:t xml:space="preserve"> </w:t>
+      </w:r>
+      <w:r>
+        <w:t xml:space="preserve">composition over the new primitives: ancestor-pulling is on by default at depth 1 (no separate hard</w:t>
+      </w:r>
+      <w:r>
+        <w:t xml:space="preserve"> </w:t>
+      </w:r>
+      <w:r>
+        <w:t xml:space="preserve">cap – the depth limit plus a transparent stderr breakdown of how many functions were added by each</w:t>
+      </w:r>
+      <w:r>
+        <w:t xml:space="preserve"> </w:t>
+      </w:r>
+      <w:r>
+        <w:t xml:space="preserve">mechanism already answers</w:t>
+      </w:r>
+      <w:r>
+        <w:t xml:space="preserve"> </w:t>
+      </w:r>
+      <w:r>
+        <w:t xml:space="preserve">“</w:t>
+      </w:r>
+      <w:r>
+        <w:t xml:space="preserve">weighed against its overhead</w:t>
+      </w:r>
+      <w:r>
+        <w:t xml:space="preserve">”</w:t>
+      </w:r>
+      <w:r>
+        <w:t xml:space="preserve"> </w:t>
+      </w:r>
+      <w:r>
+        <w:t xml:space="preserve">without a second, harder-to-reason-about</w:t>
+      </w:r>
+      <w:r>
+        <w:t xml:space="preserve"> </w:t>
+      </w:r>
+      <w:r>
+        <w:t xml:space="preserve">knob); a new</w:t>
+      </w:r>
+      <w:r>
+        <w:t xml:space="preserve"> </w:t>
+      </w:r>
+      <w:r>
+        <w:rPr>
+          <w:rStyle w:val="VerbatimChar"/>
+        </w:rPr>
+        <w:t xml:space="preserve">--gpu-output-dir DIR</w:t>
+      </w:r>
+      <w:r>
+        <w:t xml:space="preserve"> </w:t>
+      </w:r>
+      <w:r>
+        <w:t xml:space="preserve">resolves GPU kernel hotspots from a paired rocprofv3 run into</w:t>
+      </w:r>
+      <w:r>
+        <w:t xml:space="preserve"> </w:t>
+      </w:r>
+      <w:r>
+        <w:t xml:space="preserve">their real owners automatically.</w:t>
+      </w:r>
+      <w:r>
+        <w:t xml:space="preserve"> </w:t>
+      </w:r>
+      <w:r>
+        <w:rPr>
+          <w:rStyle w:val="VerbatimChar"/>
+        </w:rPr>
+        <w:t xml:space="preserve">instrument_hotspots.sh</w:t>
+      </w:r>
+      <w:r>
+        <w:t xml:space="preserve"> </w:t>
+      </w:r>
+      <w:r>
+        <w:t xml:space="preserve">now points at the renamed tool and passes</w:t>
+      </w:r>
+      <w:r>
+        <w:t xml:space="preserve"> </w:t>
+      </w:r>
+      <w:r>
+        <w:rPr>
+          <w:rStyle w:val="VerbatimChar"/>
+        </w:rPr>
+        <w:t xml:space="preserve">$OUTPUT_DIR/rocprofv3</w:t>
+      </w:r>
+      <w:r>
+        <w:t xml:space="preserve"> </w:t>
+      </w:r>
+      <w:r>
+        <w:t xml:space="preserve">(already produced by its own auto-profiling scan step) as</w:t>
+      </w:r>
+      <w:r>
+        <w:t xml:space="preserve"> </w:t>
+      </w:r>
+      <w:r>
+        <w:rPr>
+          <w:rStyle w:val="VerbatimChar"/>
+        </w:rPr>
+        <w:t xml:space="preserve">--gpu-output-dir</w:t>
+      </w:r>
+      <w:r>
+        <w:t xml:space="preserve">, at zero extra profiling cost.</w:t>
+      </w:r>
+    </w:p>
+    <w:p>
+      <w:pPr>
+        <w:pStyle w:val="BodyText"/>
+      </w:pPr>
+      <w:r>
+        <w:rPr>
+          <w:rStyle w:val="VerbatimChar"/>
+        </w:rPr>
+        <w:t xml:space="preserve">--report FILE</w:t>
+      </w:r>
+      <w:r>
+        <w:t xml:space="preserve"> </w:t>
+      </w:r>
+      <w:r>
+        <w:t xml:space="preserve">mode needed its own path to the same ancestor data, since it never has the raw</w:t>
+      </w:r>
+      <w:r>
+        <w:t xml:space="preserve"> </w:t>
+      </w:r>
+      <w:r>
+        <w:t xml:space="preserve">rocprof-sys output directory a live tree can be built from. New module</w:t>
+      </w:r>
+      <w:r>
+        <w:t xml:space="preserve"> </w:t>
+      </w:r>
+      <w:r>
+        <w:rPr>
+          <w:rStyle w:val="VerbatimChar"/>
+        </w:rPr>
+        <w:t xml:space="preserve">stage5_calltree_text_parser.py</w:t>
+      </w:r>
+      <w:r>
+        <w:t xml:space="preserve"> </w:t>
+      </w:r>
+      <w:r>
+        <w:t xml:space="preserve">(</w:t>
+      </w:r>
+      <w:r>
+        <w:rPr>
+          <w:rStyle w:val="VerbatimChar"/>
+        </w:rPr>
+        <w:t xml:space="preserve">flat_rows_from_calltree_text()</w:t>
+      </w:r>
+      <w:r>
+        <w:t xml:space="preserve">) reconstructs the same flat,</w:t>
+      </w:r>
+      <w:r>
+        <w:t xml:space="preserve"> </w:t>
+      </w:r>
+      <w:r>
+        <w:t xml:space="preserve">parent-linked row shape directly from a</w:t>
+      </w:r>
+      <w:r>
+        <w:t xml:space="preserve"> </w:t>
+      </w:r>
+      <w:r>
+        <w:rPr>
+          <w:iCs/>
+          <w:i/>
+        </w:rPr>
+        <w:t xml:space="preserve">rendered</w:t>
+      </w:r>
+      <w:r>
+        <w:t xml:space="preserve"> </w:t>
+      </w:r>
+      <w:r>
+        <w:rPr>
+          <w:rStyle w:val="VerbatimChar"/>
+        </w:rPr>
+        <w:t xml:space="preserve">calltree.txt</w:t>
+      </w:r>
+      <w:r>
+        <w:t xml:space="preserve">’s text – the first parser in</w:t>
+      </w:r>
+      <w:r>
+        <w:t xml:space="preserve"> </w:t>
+      </w:r>
+      <w:r>
+        <w:t xml:space="preserve">this codebase to turn a hierarchical indented tree back into structured data, everything else here</w:t>
+      </w:r>
+      <w:r>
+        <w:t xml:space="preserve"> </w:t>
+      </w:r>
+      <w:r>
+        <w:t xml:space="preserve">only ever having parsed flat tables. Built by reading</w:t>
+      </w:r>
+      <w:r>
+        <w:t xml:space="preserve"> </w:t>
+      </w:r>
+      <w:r>
+        <w:rPr>
+          <w:rStyle w:val="VerbatimChar"/>
+        </w:rPr>
+        <w:t xml:space="preserve">stage5_tree_render.py</w:t>
+      </w:r>
+      <w:r>
+        <w:t xml:space="preserve">’s own exact rendering</w:t>
+      </w:r>
+      <w:r>
+        <w:t xml:space="preserve"> </w:t>
+      </w:r>
+      <w:r>
+        <w:t xml:space="preserve">rules (a data row’s fixed-width numeric suffix vs. a hard-wrapped label’s bare continuation lines;</w:t>
+      </w:r>
+      <w:r>
+        <w:t xml:space="preserve"> </w:t>
+      </w:r>
+      <w:r>
+        <w:t xml:space="preserve">tree-connector prefixes decoding directly to depth via a depth-tracked stack), so it stays exactly</w:t>
+      </w:r>
+      <w:r>
+        <w:t xml:space="preserve"> </w:t>
+      </w:r>
+      <w:r>
+        <w:t xml:space="preserve">as forgiving as that renderer’s real output, no more.</w:t>
+      </w:r>
+      <w:r>
+        <w:t xml:space="preserve"> </w:t>
+      </w:r>
+      <w:r>
+        <w:rPr>
+          <w:rStyle w:val="VerbatimChar"/>
+        </w:rPr>
+        <w:t xml:space="preserve">--report</w:t>
+      </w:r>
+      <w:r>
+        <w:t xml:space="preserve"> </w:t>
+      </w:r>
+      <w:r>
+        <w:t xml:space="preserve">mode requires a sibling</w:t>
+      </w:r>
+      <w:r>
+        <w:t xml:space="preserve"> </w:t>
+      </w:r>
+      <w:r>
+        <w:rPr>
+          <w:rStyle w:val="VerbatimChar"/>
+        </w:rPr>
+        <w:t xml:space="preserve">calltree.txt</w:t>
+      </w:r>
+      <w:r>
+        <w:t xml:space="preserve"> </w:t>
+      </w:r>
+      <w:r>
+        <w:t xml:space="preserve">next to the report when ancestor-pulling is active (the default) – every launcher</w:t>
+      </w:r>
+      <w:r>
+        <w:t xml:space="preserve"> </w:t>
+      </w:r>
+      <w:r>
+        <w:t xml:space="preserve">that writes a</w:t>
+      </w:r>
+      <w:r>
+        <w:t xml:space="preserve"> </w:t>
+      </w:r>
+      <w:r>
+        <w:rPr>
+          <w:rStyle w:val="VerbatimChar"/>
+        </w:rPr>
+        <w:t xml:space="preserve">hotspots.txt</w:t>
+      </w:r>
+      <w:r>
+        <w:t xml:space="preserve"> </w:t>
+      </w:r>
+      <w:r>
+        <w:t xml:space="preserve">already writes one alongside it – and fails with a clear, actionable</w:t>
+      </w:r>
+      <w:r>
+        <w:t xml:space="preserve"> </w:t>
+      </w:r>
+      <w:r>
+        <w:t xml:space="preserve">error rather than silently skipping ancestor expansion if it’s missing.</w:t>
+      </w:r>
+    </w:p>
+    <w:p>
+      <w:pPr>
+        <w:pStyle w:val="BodyText"/>
+      </w:pPr>
+      <w:r>
+        <w:t xml:space="preserve">The first</w:t>
+      </w:r>
+      <w:r>
+        <w:t xml:space="preserve"> </w:t>
+      </w:r>
+      <w:r>
+        <w:rPr>
+          <w:rStyle w:val="VerbatimChar"/>
+        </w:rPr>
+        <w:t xml:space="preserve">ExitPlanMode</w:t>
+      </w:r>
+      <w:r>
+        <w:t xml:space="preserve"> </w:t>
+      </w:r>
+      <w:r>
+        <w:t xml:space="preserve">attempt was sent back twice by the user, both times sharpening the plan</w:t>
+      </w:r>
+      <w:r>
+        <w:t xml:space="preserve"> </w:t>
+      </w:r>
+      <w:r>
+        <w:t xml:space="preserve">materially: first, a request to actually verify against this project’s own real profiling output</w:t>
+      </w:r>
+      <w:r>
+        <w:t xml:space="preserve"> </w:t>
+      </w:r>
+      <w:r>
+        <w:t xml:space="preserve">(</w:t>
+      </w:r>
+      <w:r>
+        <w:rPr>
+          <w:rStyle w:val="VerbatimChar"/>
+        </w:rPr>
+        <w:t xml:space="preserve">Heat_Convection_Solver/instrument_hotspots-scan-2026-08-10_12.55.53/</w:t>
+      </w:r>
+      <w:r>
+        <w:t xml:space="preserve">) rather than fixtures alone</w:t>
+      </w:r>
+      <w:r>
+        <w:t xml:space="preserve"> </w:t>
+      </w:r>
+      <w:r>
+        <w:t xml:space="preserve">– which surfaced a genuinely useful, unrelated discovery: the real</w:t>
+      </w:r>
+      <w:r>
+        <w:t xml:space="preserve"> </w:t>
+      </w:r>
+      <w:r>
+        <w:rPr>
+          <w:rStyle w:val="VerbatimChar"/>
+        </w:rPr>
+        <w:t xml:space="preserve">hotspots.txt</w:t>
+      </w:r>
+      <w:r>
+        <w:t xml:space="preserve">/</w:t>
+      </w:r>
+      <w:r>
+        <w:rPr>
+          <w:rStyle w:val="VerbatimChar"/>
+        </w:rPr>
+        <w:t xml:space="preserve">calltree.txt</w:t>
+      </w:r>
+      <w:r>
+        <w:t xml:space="preserve"> </w:t>
+      </w:r>
+      <w:r>
+        <w:t xml:space="preserve">already sitting in that directory were stale, written by an older code version with UPPERCASE</w:t>
+      </w:r>
+      <w:r>
+        <w:t xml:space="preserve"> </w:t>
+      </w:r>
+      <w:r>
+        <w:t xml:space="preserve">column headers (</w:t>
+      </w:r>
+      <w:r>
+        <w:t xml:space="preserve">“</w:t>
+      </w:r>
+      <w:r>
+        <w:t xml:space="preserve">CALLS</w:t>
+      </w:r>
+      <w:r>
+        <w:t xml:space="preserve">”</w:t>
+      </w:r>
+      <w:r>
+        <w:t xml:space="preserve">,</w:t>
+      </w:r>
+      <w:r>
+        <w:t xml:space="preserve"> </w:t>
+      </w:r>
+      <w:r>
+        <w:t xml:space="preserve">“</w:t>
+      </w:r>
+      <w:r>
+        <w:t xml:space="preserve">SELF-AVG(s)</w:t>
+      </w:r>
+      <w:r>
+        <w:t xml:space="preserve">”</w:t>
+      </w:r>
+      <w:r>
+        <w:t xml:space="preserve">) that no longer match current (lowercase) rendering at all,</w:t>
+      </w:r>
+      <w:r>
+        <w:t xml:space="preserve"> </w:t>
+      </w:r>
+      <w:r>
+        <w:t xml:space="preserve">confirmed by</w:t>
+      </w:r>
+      <w:r>
+        <w:t xml:space="preserve"> </w:t>
+      </w:r>
+      <w:r>
+        <w:rPr>
+          <w:rStyle w:val="VerbatimChar"/>
+        </w:rPr>
+        <w:t xml:space="preserve">grep</w:t>
+      </w:r>
+      <w:r>
+        <w:t xml:space="preserve">ing for</w:t>
+      </w:r>
+      <w:r>
+        <w:t xml:space="preserve"> </w:t>
+      </w:r>
+      <w:r>
+        <w:rPr>
+          <w:rStyle w:val="VerbatimChar"/>
+        </w:rPr>
+        <w:t xml:space="preserve">.upper()</w:t>
+      </w:r>
+      <w:r>
+        <w:t xml:space="preserve"> </w:t>
+      </w:r>
+      <w:r>
+        <w:t xml:space="preserve">and finding zero matches anywhere in current code. Both were</w:t>
+      </w:r>
+      <w:r>
+        <w:t xml:space="preserve"> </w:t>
+      </w:r>
+      <w:r>
+        <w:t xml:space="preserve">regenerated in place from the same underlying raw data using current tools before being used as</w:t>
+      </w:r>
+      <w:r>
+        <w:t xml:space="preserve"> </w:t>
+      </w:r>
+      <w:r>
+        <w:t xml:space="preserve">real fixtures. Second, a request that the new logic be built as generic, reusable primitives from</w:t>
+      </w:r>
+      <w:r>
+        <w:t xml:space="preserve"> </w:t>
+      </w:r>
+      <w:r>
+        <w:t xml:space="preserve">the start rather than tool-specific code – directly shaping the</w:t>
+      </w:r>
+      <w:r>
+        <w:t xml:space="preserve"> </w:t>
+      </w:r>
+      <w:r>
+        <w:rPr>
+          <w:rStyle w:val="VerbatimChar"/>
+        </w:rPr>
+        <w:t xml:space="preserve">stage4_rocprofsys_common.py</w:t>
+      </w:r>
+      <w:r>
+        <w:t xml:space="preserve"> </w:t>
+      </w:r>
+      <w:r>
+        <w:t xml:space="preserve">placement described above.</w:t>
+      </w:r>
+    </w:p>
+    <w:p>
+      <w:pPr>
+        <w:pStyle w:val="BodyText"/>
+      </w:pPr>
+      <w:r>
+        <w:t xml:space="preserve">Verification: full suite grew from 659 to 673 tests, all green, including hand-crafted fixtures for</w:t>
+      </w:r>
+      <w:r>
+        <w:t xml:space="preserve"> </w:t>
+      </w:r>
+      <w:r>
+        <w:rPr>
+          <w:rStyle w:val="VerbatimChar"/>
+        </w:rPr>
+        <w:t xml:space="preserve">stage5_calltree_text_parser.py</w:t>
+      </w:r>
+      <w:r>
+        <w:t xml:space="preserve"> </w:t>
+      </w:r>
+      <w:r>
+        <w:t xml:space="preserve">generated through the real</w:t>
+      </w:r>
+      <w:r>
+        <w:t xml:space="preserve"> </w:t>
+      </w:r>
+      <w:r>
+        <w:rPr>
+          <w:rStyle w:val="VerbatimChar"/>
+        </w:rPr>
+        <w:t xml:space="preserve">stage5_tree_render.py</w:t>
+      </w:r>
+      <w:r>
+        <w:t xml:space="preserve"> </w:t>
+      </w:r>
+      <w:r>
+        <w:t xml:space="preserve">rendering</w:t>
+      </w:r>
+      <w:r>
+        <w:t xml:space="preserve"> </w:t>
+      </w:r>
+      <w:r>
+        <w:t xml:space="preserve">functions themselves (not hand-typed column alignment, which proved fragile the first time it was</w:t>
+      </w:r>
+      <w:r>
+        <w:t xml:space="preserve"> </w:t>
+      </w:r>
+      <w:r>
+        <w:t xml:space="preserve">tried) so fixtures stay byte-exact to production output. Against the real, freshly-regenerated</w:t>
+      </w:r>
+      <w:r>
+        <w:t xml:space="preserve"> </w:t>
+      </w:r>
+      <w:r>
+        <w:t xml:space="preserve">Heat_Convection_Solver data:</w:t>
+      </w:r>
+      <w:r>
+        <w:t xml:space="preserve"> </w:t>
+      </w:r>
+      <w:r>
+        <w:rPr>
+          <w:rStyle w:val="VerbatimChar"/>
+        </w:rPr>
+        <w:t xml:space="preserve">--output-dir</w:t>
+      </w:r>
+      <w:r>
+        <w:t xml:space="preserve"> </w:t>
+      </w:r>
+      <w:r>
+        <w:t xml:space="preserve">+</w:t>
+      </w:r>
+      <w:r>
+        <w:t xml:space="preserve"> </w:t>
+      </w:r>
+      <w:r>
+        <w:rPr>
+          <w:rStyle w:val="VerbatimChar"/>
+        </w:rPr>
+        <w:t xml:space="preserve">--gpu-output-dir</w:t>
+      </w:r>
+      <w:r>
+        <w:t xml:space="preserve"> </w:t>
+      </w:r>
+      <w:r>
+        <w:t xml:space="preserve">correctly resolved real GPU kernel</w:t>
+      </w:r>
+      <w:r>
+        <w:t xml:space="preserve"> </w:t>
+      </w:r>
+      <w:r>
+        <w:t xml:space="preserve">owner names (including</w:t>
+      </w:r>
+      <w:r>
+        <w:t xml:space="preserve"> </w:t>
+      </w:r>
+      <w:r>
+        <w:rPr>
+          <w:rStyle w:val="VerbatimChar"/>
+        </w:rPr>
+        <w:t xml:space="preserve">convection_stable_dt$convection_time_integrator_mod_</w:t>
+      </w:r>
+      <w:r>
+        <w:t xml:space="preserve">, the exact owner</w:t>
+      </w:r>
+      <w:r>
+        <w:t xml:space="preserve"> </w:t>
+      </w:r>
+      <w:r>
+        <w:t xml:space="preserve">plan 3.8 already confirmed for this dataset);</w:t>
+      </w:r>
+      <w:r>
+        <w:t xml:space="preserve"> </w:t>
+      </w:r>
+      <w:r>
+        <w:rPr>
+          <w:rStyle w:val="VerbatimChar"/>
+        </w:rPr>
+        <w:t xml:space="preserve">--report</w:t>
+      </w:r>
+      <w:r>
+        <w:t xml:space="preserve"> </w:t>
+      </w:r>
+      <w:r>
+        <w:t xml:space="preserve">mode correctly used its sibling</w:t>
+      </w:r>
+      <w:r>
+        <w:t xml:space="preserve"> </w:t>
+      </w:r>
+      <w:r>
+        <w:rPr>
+          <w:rStyle w:val="VerbatimChar"/>
+        </w:rPr>
+        <w:t xml:space="preserve">calltree.txt</w:t>
+      </w:r>
+      <w:r>
+        <w:t xml:space="preserve">; temporarily removing that file confirmed the documented clear error fires instead</w:t>
+      </w:r>
+      <w:r>
+        <w:t xml:space="preserve"> </w:t>
+      </w:r>
+      <w:r>
+        <w:t xml:space="preserve">of silently skipping ancestor expansion.</w:t>
+      </w:r>
+      <w:r>
+        <w:t xml:space="preserve"> </w:t>
+      </w:r>
+      <w:r>
+        <w:rPr>
+          <w:rStyle w:val="VerbatimChar"/>
+        </w:rPr>
+        <w:t xml:space="preserve">bash -n</w:t>
+      </w:r>
+      <w:r>
+        <w:t xml:space="preserve"> </w:t>
+      </w:r>
+      <w:r>
+        <w:t xml:space="preserve">plus a manual</w:t>
+      </w:r>
+      <w:r>
+        <w:t xml:space="preserve"> </w:t>
+      </w:r>
+      <w:r>
+        <w:rPr>
+          <w:rStyle w:val="VerbatimChar"/>
+        </w:rPr>
+        <w:t xml:space="preserve">--dry-run</w:t>
+      </w:r>
+      <w:r>
+        <w:t xml:space="preserve"> </w:t>
+      </w:r>
+      <w:r>
+        <w:t xml:space="preserve">run of</w:t>
+      </w:r>
+      <w:r>
+        <w:t xml:space="preserve"> </w:t>
+      </w:r>
+      <w:r>
+        <w:rPr>
+          <w:rStyle w:val="VerbatimChar"/>
+        </w:rPr>
+        <w:t xml:space="preserve">instrument_hotspots.sh instrument --report</w:t>
+      </w:r>
+      <w:r>
+        <w:t xml:space="preserve"> </w:t>
+      </w:r>
+      <w:r>
+        <w:t xml:space="preserve">against the real regenerated report (with stub</w:t>
+      </w:r>
+      <w:r>
+        <w:t xml:space="preserve"> </w:t>
+      </w:r>
+      <w:r>
+        <w:rPr>
+          <w:rStyle w:val="VerbatimChar"/>
+        </w:rPr>
+        <w:t xml:space="preserve">rocprof-sys-instrument</w:t>
+      </w:r>
+      <w:r>
+        <w:t xml:space="preserve">/</w:t>
+      </w:r>
+      <w:r>
+        <w:rPr>
+          <w:rStyle w:val="VerbatimChar"/>
+        </w:rPr>
+        <w:t xml:space="preserve">rocprof-sys-run</w:t>
+      </w:r>
+      <w:r>
+        <w:t xml:space="preserve"> </w:t>
+      </w:r>
+      <w:r>
+        <w:t xml:space="preserve">on</w:t>
+      </w:r>
+      <w:r>
+        <w:t xml:space="preserve"> </w:t>
+      </w:r>
+      <w:r>
+        <w:rPr>
+          <w:rStyle w:val="VerbatimChar"/>
+        </w:rPr>
+        <w:t xml:space="preserve">PATH</w:t>
+      </w:r>
+      <w:r>
+        <w:t xml:space="preserve">, the standing technique for this sandbox)</w:t>
+      </w:r>
+      <w:r>
+        <w:t xml:space="preserve"> </w:t>
+      </w:r>
+      <w:r>
+        <w:t xml:space="preserve">confirmed the renamed selector wires in correctly end to end. See</w:t>
+      </w:r>
+      <w:r>
+        <w:t xml:space="preserve"> </w:t>
+      </w:r>
+      <w:r>
+        <w:rPr>
+          <w:rStyle w:val="VerbatimChar"/>
+        </w:rPr>
+        <w:t xml:space="preserve">docs/plans/3.12-ancestor-aware-instrumentation-selection.md</w:t>
+      </w:r>
+      <w:r>
+        <w:t xml:space="preserve"> </w:t>
+      </w:r>
+      <w:r>
+        <w:t xml:space="preserve">for the full accounting.</w:t>
+      </w:r>
+    </w:p>
     <w:bookmarkEnd w:id="92"/>
+    <w:bookmarkEnd w:id="93"/>
     <w:sectPr/>
   </w:body>
 </w:document>

--- a/docs/DEVELOPMENT_HISTORY.docx
+++ b/docs/DEVELOPMENT_HISTORY.docx
@@ -10,7 +10,7 @@
         <w:t xml:space="preserve">Development History</w:t>
       </w:r>
     </w:p>
-    <w:bookmarkStart w:id="93" w:name="development-history"/>
+    <w:bookmarkStart w:id="94" w:name="development-history"/>
     <w:p>
       <w:pPr>
         <w:pStyle w:val="Heading1"/>
@@ -4852,6 +4852,107 @@
           </w:p>
         </w:tc>
       </w:tr>
+      <w:tr>
+        <w:tc>
+          <w:tcPr/>
+          <w:p>
+            <w:pPr>
+              <w:pStyle w:val="Compact"/>
+              <w:jc w:val="left"/>
+            </w:pPr>
+            <w:r>
+              <w:t xml:space="preserve">2026-08-26</w:t>
+            </w:r>
+          </w:p>
+        </w:tc>
+        <w:tc>
+          <w:tcPr/>
+          <w:p>
+            <w:pPr>
+              <w:pStyle w:val="Compact"/>
+              <w:jc w:val="left"/>
+            </w:pPr>
+            <w:r>
+              <w:t xml:space="preserve">Plan 3.13: new</w:t>
+            </w:r>
+            <w:r>
+              <w:t xml:space="preserve"> </w:t>
+            </w:r>
+            <w:r>
+              <w:rPr>
+                <w:rStyle w:val="VerbatimChar"/>
+              </w:rPr>
+              <w:t xml:space="preserve">--time-range</w:t>
+            </w:r>
+            <w:r>
+              <w:t xml:space="preserve"> </w:t>
+            </w:r>
+            <w:r>
+              <w:t xml:space="preserve">flag on all three trace-CSV report tools – restricts hotspots/pop-metrics/calltree output to one or more time windows (comma-separated, open-ended halves allowed), clipping a straddling call’s duration to its in-window portion and cutting a call-tree subtree with zero overlap anywhere within it while keeping the ancestor chain to any surviving descendant intact; new</w:t>
+            </w:r>
+            <w:r>
+              <w:t xml:space="preserve"> </w:t>
+            </w:r>
+            <w:r>
+              <w:rPr>
+                <w:rStyle w:val="VerbatimChar"/>
+              </w:rPr>
+              <w:t xml:space="preserve">stage6_time_range_config.py</w:t>
+            </w:r>
+            <w:r>
+              <w:t xml:space="preserve"> </w:t>
+            </w:r>
+            <w:r>
+              <w:t xml:space="preserve">(mirroring</w:t>
+            </w:r>
+            <w:r>
+              <w:t xml:space="preserve"> </w:t>
+            </w:r>
+            <w:r>
+              <w:rPr>
+                <w:rStyle w:val="VerbatimChar"/>
+              </w:rPr>
+              <w:t xml:space="preserve">stage6_noise_config.py</w:t>
+            </w:r>
+            <w:r>
+              <w:t xml:space="preserve">’s process-wide-singleton pattern) also builds every report’s now-always-printed</w:t>
+            </w:r>
+            <w:r>
+              <w:t xml:space="preserve"> </w:t>
+            </w:r>
+            <w:r>
+              <w:t xml:space="preserve">“</w:t>
+            </w:r>
+            <w:r>
+              <w:t xml:space="preserve">time range: …</w:t>
+            </w:r>
+            <w:r>
+              <w:t xml:space="preserve">”</w:t>
+            </w:r>
+            <w:r>
+              <w:t xml:space="preserve"> </w:t>
+            </w:r>
+            <w:r>
+              <w:t xml:space="preserve">header note, the first instance of a deliberate new</w:t>
+            </w:r>
+            <w:r>
+              <w:t xml:space="preserve"> </w:t>
+            </w:r>
+            <w:r>
+              <w:rPr>
+                <w:rStyle w:val="VerbatimChar"/>
+              </w:rPr>
+              <w:t xml:space="preserve">stage6 -&gt; stage4</w:t>
+            </w:r>
+            <w:r>
+              <w:t xml:space="preserve"> </w:t>
+            </w:r>
+            <w:r>
+              <w:t xml:space="preserve">import exception for non-table report output – see full accounting below</w:t>
+            </w:r>
+          </w:p>
+        </w:tc>
+      </w:tr>
     </w:tbl>
     <w:bookmarkStart w:id="20" w:name="project-scaffolding-and-rules"/>
     <w:p>
@@ -61050,7 +61151,866 @@
       </w:r>
     </w:p>
     <w:bookmarkEnd w:id="92"/>
+    <w:bookmarkStart w:id="93" w:name="Xc8257bb66148b799f0ee7d692d41aa9fb2a9738"/>
+    <w:p>
+      <w:pPr>
+        <w:pStyle w:val="Heading2"/>
+      </w:pPr>
+      <w:r>
+        <w:t xml:space="preserve">2026-08-26 — Plan 3.13:</w:t>
+      </w:r>
+      <w:r>
+        <w:t xml:space="preserve"> </w:t>
+      </w:r>
+      <w:r>
+        <w:rPr>
+          <w:rStyle w:val="VerbatimChar"/>
+        </w:rPr>
+        <w:t xml:space="preserve">--time-range</w:t>
+      </w:r>
+      <w:r>
+        <w:t xml:space="preserve"> </w:t>
+      </w:r>
+      <w:r>
+        <w:t xml:space="preserve">filtering for the trace-CSV report tools</w:t>
+      </w:r>
+    </w:p>
+    <w:p>
+      <w:pPr>
+        <w:pStyle w:val="FirstParagraph"/>
+      </w:pPr>
+      <w:r>
+        <w:t xml:space="preserve">Lets a user restrict</w:t>
+      </w:r>
+      <w:r>
+        <w:t xml:space="preserve"> </w:t>
+      </w:r>
+      <w:r>
+        <w:rPr>
+          <w:rStyle w:val="VerbatimChar"/>
+        </w:rPr>
+        <w:t xml:space="preserve">extract_trace_hotspots.py</w:t>
+      </w:r>
+      <w:r>
+        <w:t xml:space="preserve">/</w:t>
+      </w:r>
+      <w:r>
+        <w:rPr>
+          <w:rStyle w:val="VerbatimChar"/>
+        </w:rPr>
+        <w:t xml:space="preserve">extract_trace_calltree.py</w:t>
+      </w:r>
+      <w:r>
+        <w:t xml:space="preserve">/</w:t>
+      </w:r>
+      <w:r>
+        <w:rPr>
+          <w:rStyle w:val="VerbatimChar"/>
+        </w:rPr>
+        <w:t xml:space="preserve">extract_trace_pop_metrics.py</w:t>
+      </w:r>
+      <w:r>
+        <w:t xml:space="preserve"> </w:t>
+      </w:r>
+      <w:r>
+        <w:t xml:space="preserve">to one or more time windows – excluding startup/teardown, or isolating a single iteration – with</w:t>
+      </w:r>
+      <w:r>
+        <w:t xml:space="preserve"> </w:t>
+      </w:r>
+      <w:r>
+        <w:t xml:space="preserve">two precise requirements from the user: a call straddling a window boundary still contributes its</w:t>
+      </w:r>
+      <w:r>
+        <w:t xml:space="preserve"> </w:t>
+      </w:r>
+      <w:r>
+        <w:t xml:space="preserve">in-window portion of time, not all-or-nothing; a call-tree subtree with zero overlap anywhere</w:t>
+      </w:r>
+      <w:r>
+        <w:t xml:space="preserve"> </w:t>
+      </w:r>
+      <w:r>
+        <w:t xml:space="preserve">within it is cut from the tree, while the ancestor chain to any surviving descendant stays intact.</w:t>
+      </w:r>
+    </w:p>
+    <w:p>
+      <w:pPr>
+        <w:pStyle w:val="BodyText"/>
+      </w:pPr>
+      <w:r>
+        <w:t xml:space="preserve">Design grounded in one key finding: raw per-call</w:t>
+      </w:r>
+      <w:r>
+        <w:t xml:space="preserve"> </w:t>
+      </w:r>
+      <w:r>
+        <w:rPr>
+          <w:rStyle w:val="VerbatimChar"/>
+        </w:rPr>
+        <w:t xml:space="preserve">ts</w:t>
+      </w:r>
+      <w:r>
+        <w:t xml:space="preserve">/</w:t>
+      </w:r>
+      <w:r>
+        <w:rPr>
+          <w:rStyle w:val="VerbatimChar"/>
+        </w:rPr>
+        <w:t xml:space="preserve">dur</w:t>
+      </w:r>
+      <w:r>
+        <w:t xml:space="preserve"> </w:t>
+      </w:r>
+      <w:r>
+        <w:t xml:space="preserve">only exist, per rank, up through</w:t>
+      </w:r>
+      <w:r>
+        <w:t xml:space="preserve"> </w:t>
+      </w:r>
+      <w:r>
+        <w:rPr>
+          <w:rStyle w:val="VerbatimChar"/>
+        </w:rPr>
+        <w:t xml:space="preserve">stage4_rocprofsys_trace_aggregate.build_rank_aggregate()</w:t>
+      </w:r>
+      <w:r>
+        <w:t xml:space="preserve"> </w:t>
+      </w:r>
+      <w:r>
+        <w:t xml:space="preserve">– specifically everything before its</w:t>
+      </w:r>
+      <w:r>
+        <w:t xml:space="preserve"> </w:t>
+      </w:r>
+      <w:r>
+        <w:rPr>
+          <w:rStyle w:val="VerbatimChar"/>
+        </w:rPr>
+        <w:t xml:space="preserve">merge_rank_trees()</w:t>
+      </w:r>
+      <w:r>
+        <w:t xml:space="preserve"> </w:t>
+      </w:r>
+      <w:r>
+        <w:t xml:space="preserve">call, the one point per-call rows collapse into the pre-summed</w:t>
+      </w:r>
+      <w:r>
+        <w:t xml:space="preserve"> </w:t>
+      </w:r>
+      <w:r>
+        <w:rPr>
+          <w:rStyle w:val="VerbatimChar"/>
+        </w:rPr>
+        <w:t xml:space="preserve">count</w:t>
+      </w:r>
+      <w:r>
+        <w:t xml:space="preserve">/</w:t>
+      </w:r>
+      <w:r>
+        <w:rPr>
+          <w:rStyle w:val="VerbatimChar"/>
+        </w:rPr>
+        <w:t xml:space="preserve">self_sum</w:t>
+      </w:r>
+      <w:r>
+        <w:t xml:space="preserve">/</w:t>
+      </w:r>
+      <w:r>
+        <w:rPr>
+          <w:rStyle w:val="VerbatimChar"/>
+        </w:rPr>
+        <w:t xml:space="preserve">sum</w:t>
+      </w:r>
+      <w:r>
+        <w:t xml:space="preserve"> </w:t>
+      </w:r>
+      <w:r>
+        <w:t xml:space="preserve">every downstream consumer (hotspots’</w:t>
+      </w:r>
+      <w:r>
+        <w:t xml:space="preserve"> </w:t>
+      </w:r>
+      <w:r>
+        <w:rPr>
+          <w:rStyle w:val="VerbatimChar"/>
+        </w:rPr>
+        <w:t xml:space="preserve">pct_total</w:t>
+      </w:r>
+      <w:r>
+        <w:t xml:space="preserve"> </w:t>
+      </w:r>
+      <w:r>
+        <w:t xml:space="preserve">denominator, pop metrics’</w:t>
+      </w:r>
+      <w:r>
+        <w:t xml:space="preserve"> </w:t>
+      </w:r>
+      <w:r>
+        <w:rPr>
+          <w:rStyle w:val="VerbatimChar"/>
+        </w:rPr>
+        <w:t xml:space="preserve">total_time</w:t>
+      </w:r>
+      <w:r>
+        <w:t xml:space="preserve">/</w:t>
+      </w:r>
+      <w:r>
+        <w:rPr>
+          <w:rStyle w:val="VerbatimChar"/>
+        </w:rPr>
+        <w:t xml:space="preserve">comm_time</w:t>
+      </w:r>
+      <w:r>
+        <w:t xml:space="preserve">/</w:t>
+      </w:r>
+      <w:r>
+        <w:rPr>
+          <w:rStyle w:val="VerbatimChar"/>
+        </w:rPr>
+        <w:t xml:space="preserve">gpu_busy_time</w:t>
+      </w:r>
+      <w:r>
+        <w:t xml:space="preserve">, load imbalance, the calltree) reads from then on. Clipping</w:t>
+      </w:r>
+      <w:r>
+        <w:t xml:space="preserve"> </w:t>
+      </w:r>
+      <w:r>
+        <w:t xml:space="preserve">durations to the active range at that one point – via a new</w:t>
+      </w:r>
+      <w:r>
+        <w:t xml:space="preserve"> </w:t>
+      </w:r>
+      <w:r>
+        <w:rPr>
+          <w:rStyle w:val="VerbatimChar"/>
+        </w:rPr>
+        <w:t xml:space="preserve">_clip_rows_to_time_ranges()</w:t>
+      </w:r>
+      <w:r>
+        <w:t xml:space="preserve">, mutating</w:t>
+      </w:r>
+      <w:r>
+        <w:t xml:space="preserve"> </w:t>
+      </w:r>
+      <w:r>
+        <w:t xml:space="preserve">only</w:t>
+      </w:r>
+      <w:r>
+        <w:t xml:space="preserve"> </w:t>
+      </w:r>
+      <w:r>
+        <w:rPr>
+          <w:rStyle w:val="VerbatimChar"/>
+        </w:rPr>
+        <w:t xml:space="preserve">"dur"</w:t>
+      </w:r>
+      <w:r>
+        <w:t xml:space="preserve">, never</w:t>
+      </w:r>
+      <w:r>
+        <w:t xml:space="preserve"> </w:t>
+      </w:r>
+      <w:r>
+        <w:rPr>
+          <w:rStyle w:val="VerbatimChar"/>
+        </w:rPr>
+        <w:t xml:space="preserve">"ts"</w:t>
+      </w:r>
+      <w:r>
+        <w:t xml:space="preserve"> </w:t>
+      </w:r>
+      <w:r>
+        <w:t xml:space="preserve">(</w:t>
+      </w:r>
+      <w:r>
+        <w:rPr>
+          <w:rStyle w:val="VerbatimChar"/>
+        </w:rPr>
+        <w:t xml:space="preserve">_reanchor_kernels_by_owner_and_time()</w:t>
+      </w:r>
+      <w:r>
+        <w:t xml:space="preserve"> </w:t>
+      </w:r>
+      <w:r>
+        <w:t xml:space="preserve">runs later in the same function</w:t>
+      </w:r>
+      <w:r>
+        <w:t xml:space="preserve"> </w:t>
+      </w:r>
+      <w:r>
+        <w:t xml:space="preserve">and depends on real, unclamped start times for its bisect-based search) – makes every downstream</w:t>
+      </w:r>
+      <w:r>
+        <w:t xml:space="preserve"> </w:t>
+      </w:r>
+      <w:r>
+        <w:t xml:space="preserve">report automatically range-scoped with no changes needed to</w:t>
+      </w:r>
+      <w:r>
+        <w:t xml:space="preserve"> </w:t>
+      </w:r>
+      <w:r>
+        <w:rPr>
+          <w:rStyle w:val="VerbatimChar"/>
+        </w:rPr>
+        <w:t xml:space="preserve">stage4_rocprofsys_trace_flat.py</w:t>
+      </w:r>
+      <w:r>
+        <w:t xml:space="preserve">’s</w:t>
+      </w:r>
+      <w:r>
+        <w:t xml:space="preserve"> </w:t>
+      </w:r>
+      <w:r>
+        <w:t xml:space="preserve">math or any stage5 table module.</w:t>
+      </w:r>
+    </w:p>
+    <w:p>
+      <w:pPr>
+        <w:pStyle w:val="BodyText"/>
+      </w:pPr>
+      <w:r>
+        <w:t xml:space="preserve">Per the user’s explicit direction, the active range is threaded through as process-wide global</w:t>
+      </w:r>
+      <w:r>
+        <w:t xml:space="preserve"> </w:t>
+      </w:r>
+      <w:r>
+        <w:t xml:space="preserve">state rather than a parameter passed down through every intervening function – mirroring</w:t>
+      </w:r>
+      <w:r>
+        <w:t xml:space="preserve"> </w:t>
+      </w:r>
+      <w:r>
+        <w:rPr>
+          <w:rStyle w:val="VerbatimChar"/>
+        </w:rPr>
+        <w:t xml:space="preserve">stage6_noise_config.py</w:t>
+      </w:r>
+      <w:r>
+        <w:t xml:space="preserve">’s own precedent for</w:t>
+      </w:r>
+      <w:r>
+        <w:t xml:space="preserve"> </w:t>
+      </w:r>
+      <w:r>
+        <w:rPr>
+          <w:rStyle w:val="VerbatimChar"/>
+        </w:rPr>
+        <w:t xml:space="preserve">--extra-noise-config</w:t>
+      </w:r>
+      <w:r>
+        <w:t xml:space="preserve"> </w:t>
+      </w:r>
+      <w:r>
+        <w:t xml:space="preserve">(plan 2.12) exactly. New</w:t>
+      </w:r>
+      <w:r>
+        <w:t xml:space="preserve"> </w:t>
+      </w:r>
+      <w:r>
+        <w:rPr>
+          <w:rStyle w:val="VerbatimChar"/>
+        </w:rPr>
+        <w:t xml:space="preserve">stage6_time_range_config.py</w:t>
+      </w:r>
+      <w:r>
+        <w:t xml:space="preserve"> </w:t>
+      </w:r>
+      <w:r>
+        <w:t xml:space="preserve">owns parsing/storing the range (</w:t>
+      </w:r>
+      <w:r>
+        <w:rPr>
+          <w:rStyle w:val="VerbatimChar"/>
+        </w:rPr>
+        <w:t xml:space="preserve">--time-range START:END</w:t>
+      </w:r>
+      <w:r>
+        <w:t xml:space="preserve">, either half</w:t>
+      </w:r>
+      <w:r>
+        <w:t xml:space="preserve"> </w:t>
+      </w:r>
+      <w:r>
+        <w:t xml:space="preserve">optional, comma-separated windows merged into a canonical disjoint list) and is read directly by</w:t>
+      </w:r>
+      <w:r>
+        <w:t xml:space="preserve"> </w:t>
+      </w:r>
+      <w:r>
+        <w:rPr>
+          <w:rStyle w:val="VerbatimChar"/>
+        </w:rPr>
+        <w:t xml:space="preserve">stage4_rocprofsys_trace_aggregate.py</w:t>
+      </w:r>
+      <w:r>
+        <w:t xml:space="preserve"> </w:t>
+      </w:r>
+      <w:r>
+        <w:t xml:space="preserve">and</w:t>
+      </w:r>
+      <w:r>
+        <w:t xml:space="preserve"> </w:t>
+      </w:r>
+      <w:r>
+        <w:rPr>
+          <w:rStyle w:val="VerbatimChar"/>
+        </w:rPr>
+        <w:t xml:space="preserve">stage5_trace_calltree_view.py</w:t>
+      </w:r>
+      <w:r>
+        <w:t xml:space="preserve"> </w:t>
+      </w:r>
+      <w:r>
+        <w:t xml:space="preserve">– meaning</w:t>
+      </w:r>
+      <w:r>
+        <w:t xml:space="preserve"> </w:t>
+      </w:r>
+      <w:r>
+        <w:rPr>
+          <w:rStyle w:val="VerbatimChar"/>
+        </w:rPr>
+        <w:t xml:space="preserve">stage4_rocprofsys_trace_flat.py</w:t>
+      </w:r>
+      <w:r>
+        <w:t xml:space="preserve">/</w:t>
+      </w:r>
+      <w:r>
+        <w:rPr>
+          <w:rStyle w:val="VerbatimChar"/>
+        </w:rPr>
+        <w:t xml:space="preserve">stage4_rocprofsys_trace_tree.py</w:t>
+      </w:r>
+      <w:r>
+        <w:t xml:space="preserve"> </w:t>
+      </w:r>
+      <w:r>
+        <w:t xml:space="preserve">needed no changes at all.</w:t>
+      </w:r>
+    </w:p>
+    <w:p>
+      <w:pPr>
+        <w:pStyle w:val="BodyText"/>
+      </w:pPr>
+      <w:r>
+        <w:t xml:space="preserve">The user separately asked that every report always show which window it reflects (the real full</w:t>
+      </w:r>
+      <w:r>
+        <w:t xml:space="preserve"> </w:t>
+      </w:r>
+      <w:r>
+        <w:t xml:space="preserve">run span by default, or the requested window with any open bound resolved against that real span)</w:t>
+      </w:r>
+      <w:r>
+        <w:t xml:space="preserve"> </w:t>
+      </w:r>
+      <w:r>
+        <w:t xml:space="preserve">– and, on review, redirected the design twice: first, that the real run extent should be a stage4</w:t>
+      </w:r>
+      <w:r>
+        <w:t xml:space="preserve"> </w:t>
+      </w:r>
+      <w:r>
+        <w:t xml:space="preserve">fact computed independently of whether any range was requested (not folded into the filtering</w:t>
+      </w:r>
+      <w:r>
+        <w:t xml:space="preserve"> </w:t>
+      </w:r>
+      <w:r>
+        <w:t xml:space="preserve">logic itself); then, once a first draft had each of the three tools separately combining per-rank</w:t>
+      </w:r>
+      <w:r>
+        <w:t xml:space="preserve"> </w:t>
+      </w:r>
+      <w:r>
+        <w:t xml:space="preserve">extents and formatting the note, that this was</w:t>
+      </w:r>
+      <w:r>
+        <w:t xml:space="preserve"> </w:t>
+      </w:r>
+      <w:r>
+        <w:t xml:space="preserve">“</w:t>
+      </w:r>
+      <w:r>
+        <w:t xml:space="preserve">a new path in the architecture</w:t>
+      </w:r>
+      <w:r>
+        <w:t xml:space="preserve">”</w:t>
+      </w:r>
+      <w:r>
+        <w:t xml:space="preserve"> </w:t>
+      </w:r>
+      <w:r>
+        <w:t xml:space="preserve">– a stage4 fact</w:t>
+      </w:r>
+      <w:r>
+        <w:t xml:space="preserve"> </w:t>
+      </w:r>
+      <w:r>
+        <w:t xml:space="preserve">flowing straight into a report header/footer, bypassing stage5’s rendering entirely – that</w:t>
+      </w:r>
+      <w:r>
+        <w:t xml:space="preserve"> </w:t>
+      </w:r>
+      <w:r>
+        <w:t xml:space="preserve">deserved one common function, not three duplicated call sites. The result:</w:t>
+      </w:r>
+      <w:r>
+        <w:t xml:space="preserve"> </w:t>
+      </w:r>
+      <w:r>
+        <w:rPr>
+          <w:rStyle w:val="VerbatimChar"/>
+        </w:rPr>
+        <w:t xml:space="preserve">stage6_time_range_config.describe_time_range()</w:t>
+      </w:r>
+      <w:r>
+        <w:t xml:space="preserve"> </w:t>
+      </w:r>
+      <w:r>
+        <w:t xml:space="preserve">is a deliberate, documented exception to this</w:t>
+      </w:r>
+      <w:r>
+        <w:t xml:space="preserve"> </w:t>
+      </w:r>
+      <w:r>
+        <w:t xml:space="preserve">codebase’s usual stage6-never-imports-stage4 layering (see</w:t>
+      </w:r>
+      <w:r>
+        <w:t xml:space="preserve"> </w:t>
+      </w:r>
+      <w:r>
+        <w:rPr>
+          <w:rStyle w:val="VerbatimChar"/>
+        </w:rPr>
+        <w:t xml:space="preserve">postprocess/README.md</w:t>
+      </w:r>
+      <w:r>
+        <w:t xml:space="preserve">’s</w:t>
+      </w:r>
+      <w:r>
+        <w:t xml:space="preserve"> </w:t>
+      </w:r>
+      <w:r>
+        <w:t xml:space="preserve">“</w:t>
+      </w:r>
+      <w:r>
+        <w:t xml:space="preserve">Cross-stage</w:t>
+      </w:r>
+      <w:r>
+        <w:t xml:space="preserve"> </w:t>
+      </w:r>
+      <w:r>
+        <w:t xml:space="preserve">imports</w:t>
+      </w:r>
+      <w:r>
+        <w:t xml:space="preserve">”</w:t>
+      </w:r>
+      <w:r>
+        <w:t xml:space="preserve"> </w:t>
+      </w:r>
+      <w:r>
+        <w:t xml:space="preserve">section), calling the new</w:t>
+      </w:r>
+      <w:r>
+        <w:t xml:space="preserve"> </w:t>
+      </w:r>
+      <w:r>
+        <w:rPr>
+          <w:rStyle w:val="VerbatimChar"/>
+        </w:rPr>
+        <w:t xml:space="preserve">stage4_rocprofsys_trace_aggregate.get_rank_time_extent()</w:t>
+      </w:r>
+      <w:r>
+        <w:t xml:space="preserve"> </w:t>
+      </w:r>
+      <w:r>
+        <w:t xml:space="preserve">directly – the first instance of a pattern now written up for reuse, not a one-off.</w:t>
+      </w:r>
+    </w:p>
+    <w:p>
+      <w:pPr>
+        <w:pStyle w:val="BodyText"/>
+      </w:pPr>
+      <w:r>
+        <w:t xml:space="preserve">The on-disk per-rank cache (</w:t>
+      </w:r>
+      <w:r>
+        <w:rPr>
+          <w:rStyle w:val="VerbatimChar"/>
+        </w:rPr>
+        <w:t xml:space="preserve">&lt;rank_key&gt;.agg.json</w:t>
+      </w:r>
+      <w:r>
+        <w:t xml:space="preserve">) needed its own real design decision: the user</w:t>
+      </w:r>
+      <w:r>
+        <w:t xml:space="preserve"> </w:t>
+      </w:r>
+      <w:r>
+        <w:t xml:space="preserve">explicitly wanted the active range folded into the same cache file rather than one file per</w:t>
+      </w:r>
+      <w:r>
+        <w:t xml:space="preserve"> </w:t>
+      </w:r>
+      <w:r>
+        <w:t xml:space="preserve">distinct range.</w:t>
+      </w:r>
+      <w:r>
+        <w:t xml:space="preserve"> </w:t>
+      </w:r>
+      <w:r>
+        <w:rPr>
+          <w:rStyle w:val="VerbatimChar"/>
+        </w:rPr>
+        <w:t xml:space="preserve">get_rank_aggregate()</w:t>
+      </w:r>
+      <w:r>
+        <w:t xml:space="preserve">’s cache payload gained a</w:t>
+      </w:r>
+      <w:r>
+        <w:t xml:space="preserve"> </w:t>
+      </w:r>
+      <w:r>
+        <w:rPr>
+          <w:rStyle w:val="VerbatimChar"/>
+        </w:rPr>
+        <w:t xml:space="preserve">"ranges"</w:t>
+      </w:r>
+      <w:r>
+        <w:t xml:space="preserve"> </w:t>
+      </w:r>
+      <w:r>
+        <w:t xml:space="preserve">field (alongside the new</w:t>
+      </w:r>
+      <w:r>
+        <w:t xml:space="preserve"> </w:t>
+      </w:r>
+      <w:r>
+        <w:rPr>
+          <w:rStyle w:val="VerbatimChar"/>
+        </w:rPr>
+        <w:t xml:space="preserve">"extent"</w:t>
+      </w:r>
+      <w:r>
+        <w:t xml:space="preserve">); a cache hit now also requires the stored ranges to match the currently active one –</w:t>
+      </w:r>
+      <w:r>
+        <w:t xml:space="preserve"> </w:t>
+      </w:r>
+      <w:r>
+        <w:t xml:space="preserve">any mismatch (including an old, pre-this-plan bare-JSON-array cache file) rebuilds and overwrites</w:t>
+      </w:r>
+      <w:r>
+        <w:t xml:space="preserve"> </w:t>
+      </w:r>
+      <w:r>
+        <w:t xml:space="preserve">the</w:t>
+      </w:r>
+      <w:r>
+        <w:t xml:space="preserve"> </w:t>
+      </w:r>
+      <w:r>
+        <w:rPr>
+          <w:iCs/>
+          <w:i/>
+        </w:rPr>
+        <w:t xml:space="preserve">same</w:t>
+      </w:r>
+      <w:r>
+        <w:t xml:space="preserve"> </w:t>
+      </w:r>
+      <w:r>
+        <w:t xml:space="preserve">file, never creating a second one.</w:t>
+      </w:r>
+    </w:p>
+    <w:p>
+      <w:pPr>
+        <w:pStyle w:val="BodyText"/>
+      </w:pPr>
+      <w:r>
+        <w:t xml:space="preserve">Real bug caught during implementation, not by design review: the first version of the new</w:t>
+      </w:r>
+      <w:r>
+        <w:t xml:space="preserve"> </w:t>
+      </w:r>
+      <w:r>
+        <w:rPr>
+          <w:rStyle w:val="VerbatimChar"/>
+        </w:rPr>
+        <w:t xml:space="preserve">stage4_rocprofsys_common.make_zero_time_pruned()</w:t>
+      </w:r>
+      <w:r>
+        <w:t xml:space="preserve"> </w:t>
+      </w:r>
+      <w:r>
+        <w:t xml:space="preserve">bottom-up subtree-zero-check used</w:t>
+      </w:r>
+      <w:r>
+        <w:t xml:space="preserve"> </w:t>
+      </w:r>
+      <w:r>
+        <w:rPr>
+          <w:rStyle w:val="VerbatimChar"/>
+        </w:rPr>
+        <w:t xml:space="preserve">all(visit(child) for child in ...)</w:t>
+      </w:r>
+      <w:r>
+        <w:t xml:space="preserve"> </w:t>
+      </w:r>
+      <w:r>
+        <w:t xml:space="preserve">directly in a generator –</w:t>
+      </w:r>
+      <w:r>
+        <w:t xml:space="preserve"> </w:t>
+      </w:r>
+      <w:r>
+        <w:rPr>
+          <w:rStyle w:val="VerbatimChar"/>
+        </w:rPr>
+        <w:t xml:space="preserve">all()</w:t>
+      </w:r>
+      <w:r>
+        <w:t xml:space="preserve"> </w:t>
+      </w:r>
+      <w:r>
+        <w:t xml:space="preserve">short-circuits on the first</w:t>
+      </w:r>
+      <w:r>
+        <w:t xml:space="preserve"> </w:t>
+      </w:r>
+      <w:r>
+        <w:rPr>
+          <w:rStyle w:val="VerbatimChar"/>
+        </w:rPr>
+        <w:t xml:space="preserve">False</w:t>
+      </w:r>
+      <w:r>
+        <w:t xml:space="preserve">, silently skipping</w:t>
+      </w:r>
+      <w:r>
+        <w:t xml:space="preserve"> </w:t>
+      </w:r>
+      <w:r>
+        <w:rPr>
+          <w:rStyle w:val="VerbatimChar"/>
+        </w:rPr>
+        <w:t xml:space="preserve">visit()</w:t>
+      </w:r>
+      <w:r>
+        <w:t xml:space="preserve"> </w:t>
+      </w:r>
+      <w:r>
+        <w:t xml:space="preserve">(and thus ever recording a verdict for) every later sibling</w:t>
+      </w:r>
+      <w:r>
+        <w:t xml:space="preserve"> </w:t>
+      </w:r>
+      <w:r>
+        <w:t xml:space="preserve">once one sibling’s subtree turned out non-zero. Caught immediately by a direct smoke test with two</w:t>
+      </w:r>
+      <w:r>
+        <w:t xml:space="preserve"> </w:t>
+      </w:r>
+      <w:r>
+        <w:t xml:space="preserve">sibling subtrees, one zero and one not; fixed by forcing a list comprehension before calling</w:t>
+      </w:r>
+      <w:r>
+        <w:t xml:space="preserve"> </w:t>
+      </w:r>
+      <w:r>
+        <w:rPr>
+          <w:rStyle w:val="VerbatimChar"/>
+        </w:rPr>
+        <w:t xml:space="preserve">all()</w:t>
+      </w:r>
+      <w:r>
+        <w:t xml:space="preserve"> </w:t>
+      </w:r>
+      <w:r>
+        <w:t xml:space="preserve">so every child is genuinely visited regardless of its siblings’ results.</w:t>
+      </w:r>
+    </w:p>
+    <w:p>
+      <w:pPr>
+        <w:pStyle w:val="BodyText"/>
+      </w:pPr>
+      <w:r>
+        <w:t xml:space="preserve">Verification: full suite grew from 673 to 736 tests, all green, including a new hand-crafted</w:t>
+      </w:r>
+      <w:r>
+        <w:t xml:space="preserve"> </w:t>
+      </w:r>
+      <w:r>
+        <w:rPr>
+          <w:rStyle w:val="VerbatimChar"/>
+        </w:rPr>
+        <w:t xml:space="preserve">trace_time_range</w:t>
+      </w:r>
+      <w:r>
+        <w:t xml:space="preserve"> </w:t>
+      </w:r>
+      <w:r>
+        <w:t xml:space="preserve">fixture specifically designed to exercise a partial-overlap clip, a call</w:t>
+      </w:r>
+      <w:r>
+        <w:t xml:space="preserve"> </w:t>
+      </w:r>
+      <w:r>
+        <w:t xml:space="preserve">entirely outside every given range, and – the one case that actually required the bottom-up</w:t>
+      </w:r>
+      <w:r>
+        <w:t xml:space="preserve"> </w:t>
+      </w:r>
+      <w:r>
+        <w:t xml:space="preserve">(rather than per-node) zero-time check – a</w:t>
+      </w:r>
+      <w:r>
+        <w:t xml:space="preserve"> </w:t>
+      </w:r>
+      <w:r>
+        <w:rPr>
+          <w:rStyle w:val="VerbatimChar"/>
+        </w:rPr>
+        <w:t xml:space="preserve">corr_id</w:t>
+      </w:r>
+      <w:r>
+        <w:t xml:space="preserve">-reparented GPU kernel dispatch whose own span</w:t>
+      </w:r>
+      <w:r>
+        <w:t xml:space="preserve"> </w:t>
+      </w:r>
+      <w:r>
+        <w:t xml:space="preserve">extends beyond its (entirely-out-of-range) launch call’s span, confirming the launch call stays</w:t>
+      </w:r>
+      <w:r>
+        <w:t xml:space="preserve"> </w:t>
+      </w:r>
+      <w:r>
+        <w:t xml:space="preserve">visible as the connecting ancestor rather than being wrongly pruned. See</w:t>
+      </w:r>
+      <w:r>
+        <w:t xml:space="preserve"> </w:t>
+      </w:r>
+      <w:r>
+        <w:rPr>
+          <w:rStyle w:val="VerbatimChar"/>
+        </w:rPr>
+        <w:t xml:space="preserve">docs/plans/3.13-time-range-filtering.md</w:t>
+      </w:r>
+      <w:r>
+        <w:t xml:space="preserve"> </w:t>
+      </w:r>
+      <w:r>
+        <w:t xml:space="preserve">for the full accounting.</w:t>
+      </w:r>
+    </w:p>
     <w:bookmarkEnd w:id="93"/>
+    <w:bookmarkEnd w:id="94"/>
     <w:sectPr/>
   </w:body>
 </w:document>

--- a/docs/DEVELOPMENT_HISTORY.docx
+++ b/docs/DEVELOPMENT_HISTORY.docx
@@ -10,7 +10,7 @@
         <w:t xml:space="preserve">Development History</w:t>
       </w:r>
     </w:p>
-    <w:bookmarkStart w:id="94" w:name="development-history"/>
+    <w:bookmarkStart w:id="95" w:name="development-history"/>
     <w:p>
       <w:pPr>
         <w:pStyle w:val="Heading1"/>
@@ -4953,6 +4953,134 @@
           </w:p>
         </w:tc>
       </w:tr>
+      <w:tr>
+        <w:tc>
+          <w:tcPr/>
+          <w:p>
+            <w:pPr>
+              <w:pStyle w:val="Compact"/>
+              <w:jc w:val="left"/>
+            </w:pPr>
+            <w:r>
+              <w:t xml:space="preserve">2026-08-26</w:t>
+            </w:r>
+          </w:p>
+        </w:tc>
+        <w:tc>
+          <w:tcPr/>
+          <w:p>
+            <w:pPr>
+              <w:pStyle w:val="Compact"/>
+              <w:jc w:val="left"/>
+            </w:pPr>
+            <w:r>
+              <w:t xml:space="preserve">Plan 3.14: new</w:t>
+            </w:r>
+            <w:r>
+              <w:t xml:space="preserve"> </w:t>
+            </w:r>
+            <w:r>
+              <w:rPr>
+                <w:rStyle w:val="VerbatimChar"/>
+              </w:rPr>
+              <w:t xml:space="preserve">scripts/profile_traced_hotspot_kernels.sh</w:t>
+            </w:r>
+            <w:r>
+              <w:t xml:space="preserve"> </w:t>
+            </w:r>
+            <w:r>
+              <w:t xml:space="preserve">runs a</w:t>
+            </w:r>
+            <w:r>
+              <w:t xml:space="preserve"> </w:t>
+            </w:r>
+            <w:r>
+              <w:rPr>
+                <w:rStyle w:val="VerbatimChar"/>
+              </w:rPr>
+              <w:t xml:space="preserve">rocprof-compute</w:t>
+            </w:r>
+            <w:r>
+              <w:t xml:space="preserve"> </w:t>
+            </w:r>
+            <w:r>
+              <w:t xml:space="preserve">kernel deep-dive from a trace directory that already exists, instead of paying for a fresh</w:t>
+            </w:r>
+            <w:r>
+              <w:t xml:space="preserve"> </w:t>
+            </w:r>
+            <w:r>
+              <w:rPr>
+                <w:rStyle w:val="VerbatimChar"/>
+              </w:rPr>
+              <w:t xml:space="preserve">rocprofv3</w:t>
+            </w:r>
+            <w:r>
+              <w:t xml:space="preserve"> </w:t>
+            </w:r>
+            <w:r>
+              <w:t xml:space="preserve">scan – new</w:t>
+            </w:r>
+            <w:r>
+              <w:t xml:space="preserve"> </w:t>
+            </w:r>
+            <w:r>
+              <w:rPr>
+                <w:rStyle w:val="VerbatimChar"/>
+              </w:rPr>
+              <w:t xml:space="preserve">select_hotspot_kernels.py --trace-dir</w:t>
+            </w:r>
+            <w:r>
+              <w:t xml:space="preserve"> </w:t>
+            </w:r>
+            <w:r>
+              <w:t xml:space="preserve">source (backed by new</w:t>
+            </w:r>
+            <w:r>
+              <w:t xml:space="preserve"> </w:t>
+            </w:r>
+            <w:r>
+              <w:rPr>
+                <w:rStyle w:val="VerbatimChar"/>
+              </w:rPr>
+              <w:t xml:space="preserve">stage4_rocprofsys_trace_flat.aggregate_gpu_kernels()</w:t>
+            </w:r>
+            <w:r>
+              <w:t xml:space="preserve">) resolves hot kernel names straight from the trace-CSV pipeline, since the trace tools’ own CPU+GPU-fused report layout isn’t parseable by the existing</w:t>
+            </w:r>
+            <w:r>
+              <w:t xml:space="preserve"> </w:t>
+            </w:r>
+            <w:r>
+              <w:rPr>
+                <w:rStyle w:val="VerbatimChar"/>
+              </w:rPr>
+              <w:t xml:space="preserve">--report</w:t>
+            </w:r>
+            <w:r>
+              <w:t xml:space="preserve"> </w:t>
+            </w:r>
+            <w:r>
+              <w:t xml:space="preserve">source; also gains</w:t>
+            </w:r>
+            <w:r>
+              <w:t xml:space="preserve"> </w:t>
+            </w:r>
+            <w:r>
+              <w:rPr>
+                <w:rStyle w:val="VerbatimChar"/>
+              </w:rPr>
+              <w:t xml:space="preserve">--time-range</w:t>
+            </w:r>
+            <w:r>
+              <w:t xml:space="preserve"> </w:t>
+            </w:r>
+            <w:r>
+              <w:t xml:space="preserve">for scoping kernel selection to one window of the trace – see full accounting below</w:t>
+            </w:r>
+          </w:p>
+        </w:tc>
+      </w:tr>
     </w:tbl>
     <w:bookmarkStart w:id="20" w:name="project-scaffolding-and-rules"/>
     <w:p>
@@ -62010,7 +62138,1093 @@
       </w:r>
     </w:p>
     <w:bookmarkEnd w:id="93"/>
+    <w:bookmarkStart w:id="94" w:name="Xf46203f5a72917e9c0c5a7e15b69c94b3dca807"/>
+    <w:p>
+      <w:pPr>
+        <w:pStyle w:val="Heading2"/>
+      </w:pPr>
+      <w:r>
+        <w:t xml:space="preserve">2026-08-26 — Plan 3.14:</w:t>
+      </w:r>
+      <w:r>
+        <w:t xml:space="preserve"> </w:t>
+      </w:r>
+      <w:r>
+        <w:rPr>
+          <w:rStyle w:val="VerbatimChar"/>
+        </w:rPr>
+        <w:t xml:space="preserve">profile_traced_hotspot_kernels.sh</w:t>
+      </w:r>
+      <w:r>
+        <w:t xml:space="preserve">, a</w:t>
+      </w:r>
+      <w:r>
+        <w:t xml:space="preserve"> </w:t>
+      </w:r>
+      <w:r>
+        <w:rPr>
+          <w:rStyle w:val="VerbatimChar"/>
+        </w:rPr>
+        <w:t xml:space="preserve">rocprof-compute</w:t>
+      </w:r>
+      <w:r>
+        <w:t xml:space="preserve"> </w:t>
+      </w:r>
+      <w:r>
+        <w:t xml:space="preserve">deep-dive fed by an existing trace directory</w:t>
+      </w:r>
+    </w:p>
+    <w:p>
+      <w:pPr>
+        <w:pStyle w:val="FirstParagraph"/>
+      </w:pPr>
+      <w:r>
+        <w:rPr>
+          <w:rStyle w:val="VerbatimChar"/>
+        </w:rPr>
+        <w:t xml:space="preserve">scripts/profile_hotspot_kernels.sh</w:t>
+      </w:r>
+      <w:r>
+        <w:t xml:space="preserve"> </w:t>
+      </w:r>
+      <w:r>
+        <w:t xml:space="preserve">(plan 1.5) resolves hot GPU kernels by running its own fresh</w:t>
+      </w:r>
+      <w:r>
+        <w:t xml:space="preserve"> </w:t>
+      </w:r>
+      <w:r>
+        <w:rPr>
+          <w:rStyle w:val="VerbatimChar"/>
+        </w:rPr>
+        <w:t xml:space="preserve">rocprofv3</w:t>
+      </w:r>
+      <w:r>
+        <w:t xml:space="preserve"> </w:t>
+      </w:r>
+      <w:r>
+        <w:t xml:space="preserve">auto-profiling scan before handing them to</w:t>
+      </w:r>
+      <w:r>
+        <w:t xml:space="preserve"> </w:t>
+      </w:r>
+      <w:r>
+        <w:rPr>
+          <w:rStyle w:val="VerbatimChar"/>
+        </w:rPr>
+        <w:t xml:space="preserve">rocprof-compute</w:t>
+      </w:r>
+      <w:r>
+        <w:t xml:space="preserve"> </w:t>
+      </w:r>
+      <w:r>
+        <w:t xml:space="preserve">– redundant if a</w:t>
+      </w:r>
+      <w:r>
+        <w:t xml:space="preserve"> </w:t>
+      </w:r>
+      <w:r>
+        <w:rPr>
+          <w:rStyle w:val="VerbatimChar"/>
+        </w:rPr>
+        <w:t xml:space="preserve">rocprof-sys</w:t>
+      </w:r>
+      <w:r>
+        <w:t xml:space="preserve"> </w:t>
+      </w:r>
+      <w:r>
+        <w:t xml:space="preserve">trace directory (from</w:t>
+      </w:r>
+      <w:r>
+        <w:t xml:space="preserve"> </w:t>
+      </w:r>
+      <w:r>
+        <w:rPr>
+          <w:rStyle w:val="VerbatimChar"/>
+        </w:rPr>
+        <w:t xml:space="preserve">instrument_hotspots.sh trace</w:t>
+      </w:r>
+      <w:r>
+        <w:t xml:space="preserve"> </w:t>
+      </w:r>
+      <w:r>
+        <w:t xml:space="preserve">or</w:t>
+      </w:r>
+      <w:r>
+        <w:t xml:space="preserve"> </w:t>
+      </w:r>
+      <w:r>
+        <w:rPr>
+          <w:rStyle w:val="VerbatimChar"/>
+        </w:rPr>
+        <w:t xml:space="preserve">profile_traced_hotspots.sh</w:t>
+      </w:r>
+      <w:r>
+        <w:t xml:space="preserve">,</w:t>
+      </w:r>
+      <w:r>
+        <w:t xml:space="preserve"> </w:t>
+      </w:r>
+      <w:r>
+        <w:t xml:space="preserve">plan 3.11) already exists and already has everything needed to identify the same hot kernels. This</w:t>
+      </w:r>
+      <w:r>
+        <w:t xml:space="preserve"> </w:t>
+      </w:r>
+      <w:r>
+        <w:t xml:space="preserve">plan combines the two: a new</w:t>
+      </w:r>
+      <w:r>
+        <w:t xml:space="preserve"> </w:t>
+      </w:r>
+      <w:r>
+        <w:rPr>
+          <w:rStyle w:val="VerbatimChar"/>
+        </w:rPr>
+        <w:t xml:space="preserve">scripts/profile_traced_hotspot_kernels.sh</w:t>
+      </w:r>
+      <w:r>
+        <w:t xml:space="preserve"> </w:t>
+      </w:r>
+      <w:r>
+        <w:t xml:space="preserve">starts from an existing</w:t>
+      </w:r>
+      <w:r>
+        <w:t xml:space="preserve"> </w:t>
+      </w:r>
+      <w:r>
+        <w:t xml:space="preserve">trace directory, resolves its hottest kernels straight from the trace’s own recorded data, and runs</w:t>
+      </w:r>
+      <w:r>
+        <w:t xml:space="preserve"> </w:t>
+      </w:r>
+      <w:r>
+        <w:t xml:space="preserve">the same</w:t>
+      </w:r>
+      <w:r>
+        <w:t xml:space="preserve"> </w:t>
+      </w:r>
+      <w:r>
+        <w:rPr>
+          <w:rStyle w:val="VerbatimChar"/>
+        </w:rPr>
+        <w:t xml:space="preserve">rocprof-compute profile</w:t>
+      </w:r>
+      <w:r>
+        <w:t xml:space="preserve">/</w:t>
+      </w:r>
+      <w:r>
+        <w:rPr>
+          <w:rStyle w:val="VerbatimChar"/>
+        </w:rPr>
+        <w:t xml:space="preserve">analyze</w:t>
+      </w:r>
+      <w:r>
+        <w:t xml:space="preserve"> </w:t>
+      </w:r>
+      <w:r>
+        <w:t xml:space="preserve">pipeline</w:t>
+      </w:r>
+      <w:r>
+        <w:t xml:space="preserve"> </w:t>
+      </w:r>
+      <w:r>
+        <w:rPr>
+          <w:rStyle w:val="VerbatimChar"/>
+        </w:rPr>
+        <w:t xml:space="preserve">profile_hotspot_kernels.sh</w:t>
+      </w:r>
+      <w:r>
+        <w:t xml:space="preserve"> </w:t>
+      </w:r>
+      <w:r>
+        <w:t xml:space="preserve">already uses.</w:t>
+      </w:r>
+    </w:p>
+    <w:p>
+      <w:pPr>
+        <w:pStyle w:val="BodyText"/>
+      </w:pPr>
+      <w:r>
+        <w:t xml:space="preserve">The one real design gap:</w:t>
+      </w:r>
+      <w:r>
+        <w:t xml:space="preserve"> </w:t>
+      </w:r>
+      <w:r>
+        <w:rPr>
+          <w:rStyle w:val="VerbatimChar"/>
+        </w:rPr>
+        <w:t xml:space="preserve">select_hotspot_kernels.py</w:t>
+      </w:r>
+      <w:r>
+        <w:t xml:space="preserve"> </w:t>
+      </w:r>
+      <w:r>
+        <w:t xml:space="preserve">(the shared kernel-name resolver both scripts</w:t>
+      </w:r>
+      <w:r>
+        <w:t xml:space="preserve"> </w:t>
+      </w:r>
+      <w:r>
+        <w:t xml:space="preserve">use) only understood two sources going in – a</w:t>
+      </w:r>
+      <w:r>
+        <w:t xml:space="preserve"> </w:t>
+      </w:r>
+      <w:r>
+        <w:rPr>
+          <w:rStyle w:val="VerbatimChar"/>
+        </w:rPr>
+        <w:t xml:space="preserve">GPU_HOTSPOTS_COLUMNS</w:t>
+      </w:r>
+      <w:r>
+        <w:t xml:space="preserve">-format report or a raw</w:t>
+      </w:r>
+      <w:r>
+        <w:t xml:space="preserve"> </w:t>
+      </w:r>
+      <w:r>
+        <w:rPr>
+          <w:rStyle w:val="VerbatimChar"/>
+        </w:rPr>
+        <w:t xml:space="preserve">rocprofv3</w:t>
+      </w:r>
+      <w:r>
+        <w:t xml:space="preserve"> </w:t>
+      </w:r>
+      <w:r>
+        <w:t xml:space="preserve">output directory – and neither fits a trace directory.</w:t>
+      </w:r>
+      <w:r>
+        <w:t xml:space="preserve"> </w:t>
+      </w:r>
+      <w:r>
+        <w:rPr>
+          <w:rStyle w:val="VerbatimChar"/>
+        </w:rPr>
+        <w:t xml:space="preserve">extract_trace_hotspots.py</w:t>
+      </w:r>
+      <w:r>
+        <w:t xml:space="preserve">’s</w:t>
+      </w:r>
+      <w:r>
+        <w:t xml:space="preserve"> </w:t>
+      </w:r>
+      <w:r>
+        <w:t xml:space="preserve">own</w:t>
+      </w:r>
+      <w:r>
+        <w:t xml:space="preserve"> </w:t>
+      </w:r>
+      <w:r>
+        <w:rPr>
+          <w:rStyle w:val="VerbatimChar"/>
+        </w:rPr>
+        <w:t xml:space="preserve">hotspots.txt</w:t>
+      </w:r>
+      <w:r>
+        <w:t xml:space="preserve"> </w:t>
+      </w:r>
+      <w:r>
+        <w:t xml:space="preserve">uses a different, CPU+GPU-fused column layout (</w:t>
+      </w:r>
+      <w:r>
+        <w:rPr>
+          <w:rStyle w:val="VerbatimChar"/>
+        </w:rPr>
+        <w:t xml:space="preserve">FUSED_HOTSPOTS_COLUMNS</w:t>
+      </w:r>
+      <w:r>
+        <w:t xml:space="preserve">) with no</w:t>
+      </w:r>
+      <w:r>
+        <w:t xml:space="preserve"> </w:t>
+      </w:r>
+      <w:r>
+        <w:t xml:space="preserve">per-section</w:t>
+      </w:r>
+      <w:r>
+        <w:t xml:space="preserve"> </w:t>
+      </w:r>
+      <w:r>
+        <w:t xml:space="preserve">“</w:t>
+      </w:r>
+      <w:r>
+        <w:t xml:space="preserve">GPU kernel hotspots</w:t>
+      </w:r>
+      <w:r>
+        <w:t xml:space="preserve">”</w:t>
+      </w:r>
+      <w:r>
+        <w:t xml:space="preserve"> </w:t>
+      </w:r>
+      <w:r>
+        <w:t xml:space="preserve">header the existing report parser looks for, so it can’t just be</w:t>
+      </w:r>
+      <w:r>
+        <w:t xml:space="preserve"> </w:t>
+      </w:r>
+      <w:r>
+        <w:t xml:space="preserve">pointed at that report. The fix is a third source,</w:t>
+      </w:r>
+      <w:r>
+        <w:t xml:space="preserve"> </w:t>
+      </w:r>
+      <w:r>
+        <w:rPr>
+          <w:rStyle w:val="VerbatimChar"/>
+        </w:rPr>
+        <w:t xml:space="preserve">--trace-dir</w:t>
+      </w:r>
+      <w:r>
+        <w:t xml:space="preserve">, that reads kernel names directly</w:t>
+      </w:r>
+      <w:r>
+        <w:t xml:space="preserve"> </w:t>
+      </w:r>
+      <w:r>
+        <w:t xml:space="preserve">from the trace-CSV aggregation pipeline instead of any rendered report text: a new</w:t>
+      </w:r>
+      <w:r>
+        <w:t xml:space="preserve"> </w:t>
+      </w:r>
+      <w:r>
+        <w:rPr>
+          <w:rStyle w:val="VerbatimChar"/>
+        </w:rPr>
+        <w:t xml:space="preserve">stage4_rocprofsys_trace_flat.aggregate_gpu_kernels()</w:t>
+      </w:r>
+      <w:r>
+        <w:t xml:space="preserve"> </w:t>
+      </w:r>
+      <w:r>
+        <w:t xml:space="preserve">filters raw per-rank rows to</w:t>
+      </w:r>
+      <w:r>
+        <w:t xml:space="preserve"> </w:t>
+      </w:r>
+      <w:r>
+        <w:rPr>
+          <w:rStyle w:val="VerbatimChar"/>
+        </w:rPr>
+        <w:t xml:space="preserve">"gpu_kernel" in row["tags"]</w:t>
+      </w:r>
+      <w:r>
+        <w:t xml:space="preserve"> </w:t>
+      </w:r>
+      <w:r>
+        <w:rPr>
+          <w:iCs/>
+          <w:i/>
+        </w:rPr>
+        <w:t xml:space="preserve">before</w:t>
+      </w:r>
+      <w:r>
+        <w:t xml:space="preserve"> </w:t>
+      </w:r>
+      <w:r>
+        <w:t xml:space="preserve">accumulating into per-label totals – necessary because the</w:t>
+      </w:r>
+      <w:r>
+        <w:t xml:space="preserve"> </w:t>
+      </w:r>
+      <w:r>
+        <w:t xml:space="preserve">existing</w:t>
+      </w:r>
+      <w:r>
+        <w:t xml:space="preserve"> </w:t>
+      </w:r>
+      <w:r>
+        <w:rPr>
+          <w:rStyle w:val="VerbatimChar"/>
+        </w:rPr>
+        <w:t xml:space="preserve">aggregate()</w:t>
+      </w:r>
+      <w:r>
+        <w:t xml:space="preserve">’s own</w:t>
+      </w:r>
+      <w:r>
+        <w:t xml:space="preserve"> </w:t>
+      </w:r>
+      <w:r>
+        <w:rPr>
+          <w:rStyle w:val="VerbatimChar"/>
+        </w:rPr>
+        <w:t xml:space="preserve">"domain"</w:t>
+      </w:r>
+      <w:r>
+        <w:t xml:space="preserve"> </w:t>
+      </w:r>
+      <w:r>
+        <w:t xml:space="preserve">field collapses</w:t>
+      </w:r>
+      <w:r>
+        <w:t xml:space="preserve"> </w:t>
+      </w:r>
+      <w:r>
+        <w:rPr>
+          <w:rStyle w:val="VerbatimChar"/>
+        </w:rPr>
+        <w:t xml:space="preserve">gpu_kernel</w:t>
+      </w:r>
+      <w:r>
+        <w:t xml:space="preserve"> </w:t>
+      </w:r>
+      <w:r>
+        <w:t xml:space="preserve">together with</w:t>
+      </w:r>
+      <w:r>
+        <w:t xml:space="preserve"> </w:t>
+      </w:r>
+      <w:r>
+        <w:rPr>
+          <w:rStyle w:val="VerbatimChar"/>
+        </w:rPr>
+        <w:t xml:space="preserve">gpu_api</w:t>
+      </w:r>
+      <w:r>
+        <w:t xml:space="preserve">/</w:t>
+      </w:r>
+      <w:r>
+        <w:t xml:space="preserve"> </w:t>
+      </w:r>
+      <w:r>
+        <w:rPr>
+          <w:rStyle w:val="VerbatimChar"/>
+        </w:rPr>
+        <w:t xml:space="preserve">gpu_memcpy</w:t>
+      </w:r>
+      <w:r>
+        <w:t xml:space="preserve">, so a launch call like</w:t>
+      </w:r>
+      <w:r>
+        <w:t xml:space="preserve"> </w:t>
+      </w:r>
+      <w:r>
+        <w:rPr>
+          <w:rStyle w:val="VerbatimChar"/>
+        </w:rPr>
+        <w:t xml:space="preserve">hipLaunchKernel</w:t>
+      </w:r>
+      <w:r>
+        <w:t xml:space="preserve"> </w:t>
+      </w:r>
+      <w:r>
+        <w:t xml:space="preserve">would wrongly survive a</w:t>
+      </w:r>
+      <w:r>
+        <w:t xml:space="preserve"> </w:t>
+      </w:r>
+      <w:r>
+        <w:rPr>
+          <w:rStyle w:val="VerbatimChar"/>
+        </w:rPr>
+        <w:t xml:space="preserve">domain=="GPU"</w:t>
+      </w:r>
+      <w:r>
+        <w:t xml:space="preserve"> </w:t>
+      </w:r>
+      <w:r>
+        <w:t xml:space="preserve">post-filter.</w:t>
+      </w:r>
+      <w:r>
+        <w:t xml:space="preserve"> </w:t>
+      </w:r>
+      <w:r>
+        <w:rPr>
+          <w:rStyle w:val="VerbatimChar"/>
+        </w:rPr>
+        <w:t xml:space="preserve">pct_total</w:t>
+      </w:r>
+      <w:r>
+        <w:t xml:space="preserve"> </w:t>
+      </w:r>
+      <w:r>
+        <w:t xml:space="preserve">on these entries is computed against the kernel-only total, not total</w:t>
+      </w:r>
+      <w:r>
+        <w:t xml:space="preserve"> </w:t>
+      </w:r>
+      <w:r>
+        <w:t xml:space="preserve">application runtime, matching how the existing rocprofv3-based selector already ranks kernels</w:t>
+      </w:r>
+      <w:r>
+        <w:t xml:space="preserve"> </w:t>
+      </w:r>
+      <w:r>
+        <w:t xml:space="preserve">against total kernel-dispatch time. The new function feeds directly into the same</w:t>
+      </w:r>
+      <w:r>
+        <w:t xml:space="preserve"> </w:t>
+      </w:r>
+      <w:r>
+        <w:rPr>
+          <w:rStyle w:val="VerbatimChar"/>
+        </w:rPr>
+        <w:t xml:space="preserve">stage5_table_render.select_entries()</w:t>
+      </w:r>
+      <w:r>
+        <w:t xml:space="preserve"> </w:t>
+      </w:r>
+      <w:r>
+        <w:t xml:space="preserve">helper the rocprofv3 path already uses, since both shapes</w:t>
+      </w:r>
+      <w:r>
+        <w:t xml:space="preserve"> </w:t>
+      </w:r>
+      <w:r>
+        <w:t xml:space="preserve">match the same</w:t>
+      </w:r>
+      <w:r>
+        <w:t xml:space="preserve"> </w:t>
+      </w:r>
+      <w:r>
+        <w:rPr>
+          <w:rStyle w:val="VerbatimChar"/>
+        </w:rPr>
+        <w:t xml:space="preserve">{label, count, sum, self_sum, pct_self, pct_total}</w:t>
+      </w:r>
+      <w:r>
+        <w:t xml:space="preserve"> </w:t>
+      </w:r>
+      <w:r>
+        <w:t xml:space="preserve">flat-entry contract.</w:t>
+      </w:r>
+    </w:p>
+    <w:p>
+      <w:pPr>
+        <w:pStyle w:val="BodyText"/>
+      </w:pPr>
+      <w:r>
+        <w:t xml:space="preserve">Per the user’s explicit direction,</w:t>
+      </w:r>
+      <w:r>
+        <w:t xml:space="preserve"> </w:t>
+      </w:r>
+      <w:r>
+        <w:rPr>
+          <w:rStyle w:val="VerbatimChar"/>
+        </w:rPr>
+        <w:t xml:space="preserve">--time-range</w:t>
+      </w:r>
+      <w:r>
+        <w:t xml:space="preserve"> </w:t>
+      </w:r>
+      <w:r>
+        <w:t xml:space="preserve">(plan 3.13) is in scope here too: both the new</w:t>
+      </w:r>
+      <w:r>
+        <w:t xml:space="preserve"> </w:t>
+      </w:r>
+      <w:r>
+        <w:t xml:space="preserve">script and</w:t>
+      </w:r>
+      <w:r>
+        <w:t xml:space="preserve"> </w:t>
+      </w:r>
+      <w:r>
+        <w:rPr>
+          <w:rStyle w:val="VerbatimChar"/>
+        </w:rPr>
+        <w:t xml:space="preserve">select_hotspot_kernels.py --trace-dir</w:t>
+      </w:r>
+      <w:r>
+        <w:t xml:space="preserve"> </w:t>
+      </w:r>
+      <w:r>
+        <w:t xml:space="preserve">accept it, so kernel selection can be scoped to</w:t>
+      </w:r>
+      <w:r>
+        <w:t xml:space="preserve"> </w:t>
+      </w:r>
+      <w:r>
+        <w:t xml:space="preserve">e.g. a single steady-state iteration instead of diluting the ranking with init/teardown time. This</w:t>
+      </w:r>
+      <w:r>
+        <w:t xml:space="preserve"> </w:t>
+      </w:r>
+      <w:r>
+        <w:t xml:space="preserve">required no new plumbing beyond wiring</w:t>
+      </w:r>
+      <w:r>
+        <w:t xml:space="preserve"> </w:t>
+      </w:r>
+      <w:r>
+        <w:rPr>
+          <w:rStyle w:val="VerbatimChar"/>
+        </w:rPr>
+        <w:t xml:space="preserve">stage6_time_range_config.add_cli_argument()</w:t>
+      </w:r>
+      <w:r>
+        <w:t xml:space="preserve">/</w:t>
+      </w:r>
+      <w:r>
+        <w:t xml:space="preserve"> </w:t>
+      </w:r>
+      <w:r>
+        <w:rPr>
+          <w:rStyle w:val="VerbatimChar"/>
+        </w:rPr>
+        <w:t xml:space="preserve">configure_from_args()</w:t>
+      </w:r>
+      <w:r>
+        <w:t xml:space="preserve"> </w:t>
+      </w:r>
+      <w:r>
+        <w:t xml:space="preserve">into</w:t>
+      </w:r>
+      <w:r>
+        <w:t xml:space="preserve"> </w:t>
+      </w:r>
+      <w:r>
+        <w:rPr>
+          <w:rStyle w:val="VerbatimChar"/>
+        </w:rPr>
+        <w:t xml:space="preserve">select_hotspot_kernels.py</w:t>
+      </w:r>
+      <w:r>
+        <w:t xml:space="preserve">’s own</w:t>
+      </w:r>
+      <w:r>
+        <w:t xml:space="preserve"> </w:t>
+      </w:r>
+      <w:r>
+        <w:rPr>
+          <w:rStyle w:val="VerbatimChar"/>
+        </w:rPr>
+        <w:t xml:space="preserve">main()</w:t>
+      </w:r>
+      <w:r>
+        <w:t xml:space="preserve"> </w:t>
+      </w:r>
+      <w:r>
+        <w:t xml:space="preserve">– the process-wide global</w:t>
+      </w:r>
+      <w:r>
+        <w:t xml:space="preserve"> </w:t>
+      </w:r>
+      <w:r>
+        <w:t xml:space="preserve">config</w:t>
+      </w:r>
+      <w:r>
+        <w:t xml:space="preserve"> </w:t>
+      </w:r>
+      <w:r>
+        <w:rPr>
+          <w:rStyle w:val="VerbatimChar"/>
+        </w:rPr>
+        <w:t xml:space="preserve">get_rank_aggregate()</w:t>
+      </w:r>
+      <w:r>
+        <w:t xml:space="preserve"> </w:t>
+      </w:r>
+      <w:r>
+        <w:t xml:space="preserve">already reads (plan 3.13’s whole point) means</w:t>
+      </w:r>
+      <w:r>
+        <w:t xml:space="preserve"> </w:t>
+      </w:r>
+      <w:r>
+        <w:rPr>
+          <w:rStyle w:val="VerbatimChar"/>
+        </w:rPr>
+        <w:t xml:space="preserve">aggregate_gpu_kernels()</w:t>
+      </w:r>
+      <w:r>
+        <w:t xml:space="preserve"> </w:t>
+      </w:r>
+      <w:r>
+        <w:t xml:space="preserve">automatically respects whatever range is active, with no time-range-specific code of its own. The</w:t>
+      </w:r>
+      <w:r>
+        <w:t xml:space="preserve"> </w:t>
+      </w:r>
+      <w:r>
+        <w:t xml:space="preserve">on-disk</w:t>
+      </w:r>
+      <w:r>
+        <w:t xml:space="preserve"> </w:t>
+      </w:r>
+      <w:r>
+        <w:rPr>
+          <w:rStyle w:val="VerbatimChar"/>
+        </w:rPr>
+        <w:t xml:space="preserve">.agg.json</w:t>
+      </w:r>
+      <w:r>
+        <w:t xml:space="preserve"> </w:t>
+      </w:r>
+      <w:r>
+        <w:t xml:space="preserve">cache is shared safely across every consumer (</w:t>
+      </w:r>
+      <w:r>
+        <w:rPr>
+          <w:rStyle w:val="VerbatimChar"/>
+        </w:rPr>
+        <w:t xml:space="preserve">aggregate()</w:t>
+      </w:r>
+      <w:r>
+        <w:t xml:space="preserve">,</w:t>
+      </w:r>
+      <w:r>
+        <w:t xml:space="preserve"> </w:t>
+      </w:r>
+      <w:r>
+        <w:rPr>
+          <w:rStyle w:val="VerbatimChar"/>
+        </w:rPr>
+        <w:t xml:space="preserve">aggregate_per_rank()</w:t>
+      </w:r>
+      <w:r>
+        <w:t xml:space="preserve">,</w:t>
+      </w:r>
+      <w:r>
+        <w:t xml:space="preserve"> </w:t>
+      </w:r>
+      <w:r>
+        <w:rPr>
+          <w:rStyle w:val="VerbatimChar"/>
+        </w:rPr>
+        <w:t xml:space="preserve">gather_timing_summary_per_rank()</w:t>
+      </w:r>
+      <w:r>
+        <w:t xml:space="preserve">, and this new function): each reads the</w:t>
+      </w:r>
+      <w:r>
+        <w:t xml:space="preserve"> </w:t>
+      </w:r>
+      <w:r>
+        <w:t xml:space="preserve">same cached, unfiltered row set and applies its own in-memory filter afterward.</w:t>
+      </w:r>
+    </w:p>
+    <w:p>
+      <w:pPr>
+        <w:pStyle w:val="BodyText"/>
+      </w:pPr>
+      <w:r>
+        <w:t xml:space="preserve">The new script itself mirrors</w:t>
+      </w:r>
+      <w:r>
+        <w:t xml:space="preserve"> </w:t>
+      </w:r>
+      <w:r>
+        <w:rPr>
+          <w:rStyle w:val="VerbatimChar"/>
+        </w:rPr>
+        <w:t xml:space="preserve">profile_hotspot_kernels.sh</w:t>
+      </w:r>
+      <w:r>
+        <w:t xml:space="preserve">’s structure and MPI multi-rank safety</w:t>
+      </w:r>
+      <w:r>
+        <w:t xml:space="preserve"> </w:t>
+      </w:r>
+      <w:r>
+        <w:t xml:space="preserve">gate verbatim (rocprof-compute’s own multi-rank output isolation is confirmed absent through</w:t>
+      </w:r>
+      <w:r>
+        <w:t xml:space="preserve"> </w:t>
+      </w:r>
+      <w:r>
+        <w:t xml:space="preserve">rocprofiler-compute 3.4.0/ROCm 7.2.x, so the gate probes the installed tool’s own</w:t>
+      </w:r>
+      <w:r>
+        <w:t xml:space="preserve"> </w:t>
+      </w:r>
+      <w:r>
+        <w:rPr>
+          <w:rStyle w:val="VerbatimChar"/>
+        </w:rPr>
+        <w:t xml:space="preserve">--help</w:t>
+      </w:r>
+      <w:r>
+        <w:t xml:space="preserve"> </w:t>
+      </w:r>
+      <w:r>
+        <w:t xml:space="preserve">output</w:t>
+      </w:r>
+      <w:r>
+        <w:t xml:space="preserve"> </w:t>
+      </w:r>
+      <w:r>
+        <w:t xml:space="preserve">and the actual</w:t>
+      </w:r>
+      <w:r>
+        <w:t xml:space="preserve"> </w:t>
+      </w:r>
+      <w:r>
+        <w:rPr>
+          <w:rStyle w:val="VerbatimChar"/>
+        </w:rPr>
+        <w:t xml:space="preserve">--mpi</w:t>
+      </w:r>
+      <w:r>
+        <w:t xml:space="preserve"> </w:t>
+      </w:r>
+      <w:r>
+        <w:t xml:space="preserve">launch command’s rank count before proceeding), and reuses</w:t>
+      </w:r>
+      <w:r>
+        <w:t xml:space="preserve"> </w:t>
+      </w:r>
+      <w:r>
+        <w:rPr>
+          <w:rStyle w:val="VerbatimChar"/>
+        </w:rPr>
+        <w:t xml:space="preserve">profile_traced_hotspots.sh</w:t>
+      </w:r>
+      <w:r>
+        <w:t xml:space="preserve">’s</w:t>
+      </w:r>
+      <w:r>
+        <w:t xml:space="preserve"> </w:t>
+      </w:r>
+      <w:r>
+        <w:t xml:space="preserve">“</w:t>
+      </w:r>
+      <w:r>
+        <w:t xml:space="preserve">trace dir, convert CSVs if not already present</w:t>
+      </w:r>
+      <w:r>
+        <w:t xml:space="preserve">”</w:t>
+      </w:r>
+      <w:r>
+        <w:t xml:space="preserve"> </w:t>
+      </w:r>
+      <w:r>
+        <w:t xml:space="preserve">pattern for its</w:t>
+      </w:r>
+      <w:r>
+        <w:t xml:space="preserve"> </w:t>
+      </w:r>
+      <w:r>
+        <w:t xml:space="preserve">required</w:t>
+      </w:r>
+      <w:r>
+        <w:t xml:space="preserve"> </w:t>
+      </w:r>
+      <w:r>
+        <w:rPr>
+          <w:rStyle w:val="VerbatimChar"/>
+        </w:rPr>
+        <w:t xml:space="preserve">--trace-dir</w:t>
+      </w:r>
+      <w:r>
+        <w:t xml:space="preserve"> </w:t>
+      </w:r>
+      <w:r>
+        <w:t xml:space="preserve">argument – unlike that script’s own non-fatal report steps, a conversion</w:t>
+      </w:r>
+      <w:r>
+        <w:t xml:space="preserve"> </w:t>
+      </w:r>
+      <w:r>
+        <w:t xml:space="preserve">failure here is fatal, since kernel selection has nothing to read without it.</w:t>
+      </w:r>
+    </w:p>
+    <w:p>
+      <w:pPr>
+        <w:pStyle w:val="BodyText"/>
+      </w:pPr>
+      <w:r>
+        <w:t xml:space="preserve">Verification: full suite grew to 750 tests, all green, including a new hand-crafted</w:t>
+      </w:r>
+      <w:r>
+        <w:t xml:space="preserve"> </w:t>
+      </w:r>
+      <w:r>
+        <w:rPr>
+          <w:rStyle w:val="VerbatimChar"/>
+        </w:rPr>
+        <w:t xml:space="preserve">trace_gpu_kernel_selection</w:t>
+      </w:r>
+      <w:r>
+        <w:t xml:space="preserve"> </w:t>
+      </w:r>
+      <w:r>
+        <w:t xml:space="preserve">fixture with a CPU function whose self-time dwarfs every kernel’s (to</w:t>
+      </w:r>
+      <w:r>
+        <w:t xml:space="preserve"> </w:t>
+      </w:r>
+      <w:r>
+        <w:t xml:space="preserve">prove the tag filter, not a</w:t>
+      </w:r>
+      <w:r>
+        <w:t xml:space="preserve"> </w:t>
+      </w:r>
+      <w:r>
+        <w:rPr>
+          <w:rStyle w:val="VerbatimChar"/>
+        </w:rPr>
+        <w:t xml:space="preserve">domain</w:t>
+      </w:r>
+      <w:r>
+        <w:t xml:space="preserve">/magnitude heuristic, is what excludes it), a kernel dispatched</w:t>
+      </w:r>
+      <w:r>
+        <w:t xml:space="preserve"> </w:t>
+      </w:r>
+      <w:r>
+        <w:t xml:space="preserve">only once (default-exclusion /</w:t>
+      </w:r>
+      <w:r>
+        <w:t xml:space="preserve"> </w:t>
+      </w:r>
+      <w:r>
+        <w:rPr>
+          <w:rStyle w:val="VerbatimChar"/>
+        </w:rPr>
+        <w:t xml:space="preserve">--all-dispatches</w:t>
+      </w:r>
+      <w:r>
+        <w:t xml:space="preserve"> </w:t>
+      </w:r>
+      <w:r>
+        <w:t xml:space="preserve">case), and two more kernels at different self-time</w:t>
+      </w:r>
+      <w:r>
+        <w:t xml:space="preserve"> </w:t>
+      </w:r>
+      <w:r>
+        <w:t xml:space="preserve">weights (for</w:t>
+      </w:r>
+      <w:r>
+        <w:t xml:space="preserve"> </w:t>
+      </w:r>
+      <w:r>
+        <w:rPr>
+          <w:rStyle w:val="VerbatimChar"/>
+        </w:rPr>
+        <w:t xml:space="preserve">--top</w:t>
+      </w:r>
+      <w:r>
+        <w:t xml:space="preserve">/</w:t>
+      </w:r>
+      <w:r>
+        <w:rPr>
+          <w:rStyle w:val="VerbatimChar"/>
+        </w:rPr>
+        <w:t xml:space="preserve">--threshold</w:t>
+      </w:r>
+      <w:r>
+        <w:t xml:space="preserve"> </w:t>
+      </w:r>
+      <w:r>
+        <w:t xml:space="preserve">ranking). Real-data verification against the same 4-rank</w:t>
+      </w:r>
+      <w:r>
+        <w:t xml:space="preserve"> </w:t>
+      </w:r>
+      <w:r>
+        <w:rPr>
+          <w:rStyle w:val="VerbatimChar"/>
+        </w:rPr>
+        <w:t xml:space="preserve">Heat_Convection_Solver</w:t>
+      </w:r>
+      <w:r>
+        <w:t xml:space="preserve"> </w:t>
+      </w:r>
+      <w:r>
+        <w:t xml:space="preserve">trace plan 3.13 used:</w:t>
+      </w:r>
+      <w:r>
+        <w:t xml:space="preserve"> </w:t>
+      </w:r>
+      <w:r>
+        <w:rPr>
+          <w:rStyle w:val="VerbatimChar"/>
+        </w:rPr>
+        <w:t xml:space="preserve">select_hotspot_kernels.py --trace-dir</w:t>
+      </w:r>
+      <w:r>
+        <w:t xml:space="preserve"> </w:t>
+      </w:r>
+      <w:r>
+        <w:t xml:space="preserve">resolved real</w:t>
+      </w:r>
+      <w:r>
+        <w:t xml:space="preserve"> </w:t>
+      </w:r>
+      <w:r>
+        <w:t xml:space="preserve">kernel names (e.g. </w:t>
+      </w:r>
+      <w:r>
+        <w:rPr>
+          <w:rStyle w:val="VerbatimChar"/>
+        </w:rPr>
+        <w:t xml:space="preserve">jacobi_residual$pressure_solver_mod_$ck_L69_8.kd</w:t>
+      </w:r>
+      <w:r>
+        <w:t xml:space="preserve">) with no CPU-side labels ever</w:t>
+      </w:r>
+      <w:r>
+        <w:t xml:space="preserve"> </w:t>
+      </w:r>
+      <w:r>
+        <w:t xml:space="preserve">appearing, and a</w:t>
+      </w:r>
+      <w:r>
+        <w:t xml:space="preserve"> </w:t>
+      </w:r>
+      <w:r>
+        <w:rPr>
+          <w:rStyle w:val="VerbatimChar"/>
+        </w:rPr>
+        <w:t xml:space="preserve">--time-range</w:t>
+      </w:r>
+      <w:r>
+        <w:t xml:space="preserve"> </w:t>
+      </w:r>
+      <w:r>
+        <w:t xml:space="preserve">window covering roughly the middle third of the real trace’s</w:t>
+      </w:r>
+      <w:r>
+        <w:t xml:space="preserve"> </w:t>
+      </w:r>
+      <w:r>
+        <w:t xml:space="preserve">~92-second span visibly changed the top-5 ranking relative to the whole-run selection –</w:t>
+      </w:r>
+      <w:r>
+        <w:t xml:space="preserve"> </w:t>
+      </w:r>
+      <w:r>
+        <w:rPr>
+          <w:rStyle w:val="VerbatimChar"/>
+        </w:rPr>
+        <w:t xml:space="preserve">rocprof-compute profile</w:t>
+      </w:r>
+      <w:r>
+        <w:t xml:space="preserve">/</w:t>
+      </w:r>
+      <w:r>
+        <w:rPr>
+          <w:rStyle w:val="VerbatimChar"/>
+        </w:rPr>
+        <w:t xml:space="preserve">analyze</w:t>
+      </w:r>
+      <w:r>
+        <w:t xml:space="preserve"> </w:t>
+      </w:r>
+      <w:r>
+        <w:t xml:space="preserve">themselves remain unverifiable on this CPU-only dev machine, per</w:t>
+      </w:r>
+      <w:r>
+        <w:t xml:space="preserve"> </w:t>
+      </w:r>
+      <w:r>
+        <w:rPr>
+          <w:rStyle w:val="VerbatimChar"/>
+        </w:rPr>
+        <w:t xml:space="preserve">CLAUDE.md</w:t>
+      </w:r>
+      <w:r>
+        <w:t xml:space="preserve">’s standing environment-constraints note.</w:t>
+      </w:r>
+    </w:p>
     <w:bookmarkEnd w:id="94"/>
+    <w:bookmarkEnd w:id="95"/>
     <w:sectPr/>
   </w:body>
 </w:document>

--- a/docs/DEVELOPMENT_HISTORY.docx
+++ b/docs/DEVELOPMENT_HISTORY.docx
@@ -10,7 +10,7 @@
         <w:t xml:space="preserve">Development History</w:t>
       </w:r>
     </w:p>
-    <w:bookmarkStart w:id="95" w:name="development-history"/>
+    <w:bookmarkStart w:id="96" w:name="development-history"/>
     <w:p>
       <w:pPr>
         <w:pStyle w:val="Heading1"/>
@@ -5081,6 +5081,77 @@
           </w:p>
         </w:tc>
       </w:tr>
+      <w:tr>
+        <w:tc>
+          <w:tcPr/>
+          <w:p>
+            <w:pPr>
+              <w:pStyle w:val="Compact"/>
+              <w:jc w:val="left"/>
+            </w:pPr>
+            <w:r>
+              <w:t xml:space="preserve">2026-08-27</w:t>
+            </w:r>
+          </w:p>
+        </w:tc>
+        <w:tc>
+          <w:tcPr/>
+          <w:p>
+            <w:pPr>
+              <w:pStyle w:val="Compact"/>
+              <w:jc w:val="left"/>
+            </w:pPr>
+            <w:r>
+              <w:t xml:space="preserve">Plan 3.15 (Phase 0 of 8): test comment policy written into</w:t>
+            </w:r>
+            <w:r>
+              <w:t xml:space="preserve"> </w:t>
+            </w:r>
+            <w:r>
+              <w:rPr>
+                <w:rStyle w:val="VerbatimChar"/>
+              </w:rPr>
+              <w:t xml:space="preserve">postprocess/README.md</w:t>
+            </w:r>
+            <w:r>
+              <w:t xml:space="preserve">’s</w:t>
+            </w:r>
+            <w:r>
+              <w:t xml:space="preserve"> </w:t>
+            </w:r>
+            <w:r>
+              <w:t xml:space="preserve">“</w:t>
+            </w:r>
+            <w:r>
+              <w:t xml:space="preserve">Tests</w:t>
+            </w:r>
+            <w:r>
+              <w:t xml:space="preserve">”</w:t>
+            </w:r>
+            <w:r>
+              <w:t xml:space="preserve"> </w:t>
+            </w:r>
+            <w:r>
+              <w:t xml:space="preserve">section, ahead of a multi-phase</w:t>
+            </w:r>
+            <w:r>
+              <w:t xml:space="preserve"> </w:t>
+            </w:r>
+            <w:r>
+              <w:rPr>
+                <w:rStyle w:val="VerbatimChar"/>
+              </w:rPr>
+              <w:t xml:space="preserve">postprocess/tests/</w:t>
+            </w:r>
+            <w:r>
+              <w:t xml:space="preserve"> </w:t>
+            </w:r>
+            <w:r>
+              <w:t xml:space="preserve">maintainability cleanup – see full accounting below</w:t>
+            </w:r>
+          </w:p>
+        </w:tc>
+      </w:tr>
     </w:tbl>
     <w:bookmarkStart w:id="20" w:name="project-scaffolding-and-rules"/>
     <w:p>
@@ -63224,7 +63295,442 @@
       </w:r>
     </w:p>
     <w:bookmarkEnd w:id="94"/>
+    <w:bookmarkStart w:id="95" w:name="plan-3.15-phase-0-test-comment-policy"/>
+    <w:p>
+      <w:pPr>
+        <w:pStyle w:val="Heading2"/>
+      </w:pPr>
+      <w:r>
+        <w:t xml:space="preserve">2026-08-27 — Plan 3.15, Phase 0: test comment policy</w:t>
+      </w:r>
+    </w:p>
+    <w:p>
+      <w:pPr>
+        <w:pStyle w:val="FirstParagraph"/>
+      </w:pPr>
+      <w:r>
+        <w:t xml:space="preserve">A full audit of</w:t>
+      </w:r>
+      <w:r>
+        <w:t xml:space="preserve"> </w:t>
+      </w:r>
+      <w:r>
+        <w:rPr>
+          <w:rStyle w:val="VerbatimChar"/>
+        </w:rPr>
+        <w:t xml:space="preserve">postprocess/tests/</w:t>
+      </w:r>
+      <w:r>
+        <w:t xml:space="preserve"> </w:t>
+      </w:r>
+      <w:r>
+        <w:t xml:space="preserve">(750</w:t>
+      </w:r>
+      <w:r>
+        <w:t xml:space="preserve"> </w:t>
+      </w:r>
+      <w:r>
+        <w:rPr>
+          <w:rStyle w:val="VerbatimChar"/>
+        </w:rPr>
+        <w:t xml:space="preserve">unittest</w:t>
+      </w:r>
+      <w:r>
+        <w:t xml:space="preserve"> </w:t>
+      </w:r>
+      <w:r>
+        <w:t xml:space="preserve">tests across 45 files) found zero shared</w:t>
+      </w:r>
+      <w:r>
+        <w:t xml:space="preserve"> </w:t>
+      </w:r>
+      <w:r>
+        <w:t xml:space="preserve">helpers, zero docstrings, and heavy copy-paste – most notably the same</w:t>
+      </w:r>
+      <w:r>
+        <w:t xml:space="preserve"> </w:t>
+      </w:r>
+      <w:r>
+        <w:rPr>
+          <w:rStyle w:val="VerbatimChar"/>
+        </w:rPr>
+        <w:t xml:space="preserve">importlib.util</w:t>
+      </w:r>
+      <w:r>
+        <w:t xml:space="preserve"> </w:t>
+      </w:r>
+      <w:r>
+        <w:t xml:space="preserve">module-loading dance repeated in roughly 35 files, and at least four incompatible</w:t>
+      </w:r>
+      <w:r>
+        <w:t xml:space="preserve"> </w:t>
+      </w:r>
+      <w:r>
+        <w:rPr>
+          <w:rStyle w:val="VerbatimChar"/>
+        </w:rPr>
+        <w:t xml:space="preserve">make_row</w:t>
+      </w:r>
+      <w:r>
+        <w:t xml:space="preserve">/</w:t>
+      </w:r>
+      <w:r>
+        <w:t xml:space="preserve"> </w:t>
+      </w:r>
+      <w:r>
+        <w:rPr>
+          <w:rStyle w:val="VerbatimChar"/>
+        </w:rPr>
+        <w:t xml:space="preserve">make_raw_row</w:t>
+      </w:r>
+      <w:r>
+        <w:t xml:space="preserve">-family helpers sharing confusingly similar names across different files. Plan 3.15</w:t>
+      </w:r>
+      <w:r>
+        <w:t xml:space="preserve"> </w:t>
+      </w:r>
+      <w:r>
+        <w:t xml:space="preserve">(</w:t>
+      </w:r>
+      <w:r>
+        <w:rPr>
+          <w:rStyle w:val="VerbatimChar"/>
+        </w:rPr>
+        <w:t xml:space="preserve">docs/plans/3.15-test-suite-cleanup.md</w:t>
+      </w:r>
+      <w:r>
+        <w:t xml:space="preserve">) lays out an 8-phase cleanup: shared helpers, duplication</w:t>
+      </w:r>
+      <w:r>
+        <w:t xml:space="preserve"> </w:t>
+      </w:r>
+      <w:r>
+        <w:t xml:space="preserve">consolidation, a per-file test-scope audit, trivial-test cleanup, a comments pass, and a final</w:t>
+      </w:r>
+      <w:r>
+        <w:t xml:space="preserve"> </w:t>
+      </w:r>
+      <w:r>
+        <w:t xml:space="preserve">coverage check against the real codebase – executed one phase at a time, each manually verified</w:t>
+      </w:r>
+      <w:r>
+        <w:t xml:space="preserve"> </w:t>
+      </w:r>
+      <w:r>
+        <w:t xml:space="preserve">before the next starts.</w:t>
+      </w:r>
+    </w:p>
+    <w:p>
+      <w:pPr>
+        <w:pStyle w:val="BodyText"/>
+      </w:pPr>
+      <w:r>
+        <w:t xml:space="preserve">This is Phase 0: before touching any test file,</w:t>
+      </w:r>
+      <w:r>
+        <w:t xml:space="preserve"> </w:t>
+      </w:r>
+      <w:r>
+        <w:rPr>
+          <w:rStyle w:val="VerbatimChar"/>
+        </w:rPr>
+        <w:t xml:space="preserve">postprocess/README.md</w:t>
+      </w:r>
+      <w:r>
+        <w:t xml:space="preserve">’s existing</w:t>
+      </w:r>
+      <w:r>
+        <w:t xml:space="preserve"> </w:t>
+      </w:r>
+      <w:r>
+        <w:t xml:space="preserve">“</w:t>
+      </w:r>
+      <w:r>
+        <w:t xml:space="preserve">Tests</w:t>
+      </w:r>
+      <w:r>
+        <w:t xml:space="preserve">”</w:t>
+      </w:r>
+      <w:r>
+        <w:t xml:space="preserve"> </w:t>
+      </w:r>
+      <w:r>
+        <w:t xml:space="preserve">section</w:t>
+      </w:r>
+      <w:r>
+        <w:t xml:space="preserve"> </w:t>
+      </w:r>
+      <w:r>
+        <w:t xml:space="preserve">gained a new</w:t>
+      </w:r>
+      <w:r>
+        <w:t xml:space="preserve"> </w:t>
+      </w:r>
+      <w:r>
+        <w:t xml:space="preserve">“</w:t>
+      </w:r>
+      <w:r>
+        <w:t xml:space="preserve">Test comments</w:t>
+      </w:r>
+      <w:r>
+        <w:t xml:space="preserve">”</w:t>
+      </w:r>
+      <w:r>
+        <w:t xml:space="preserve"> </w:t>
+      </w:r>
+      <w:r>
+        <w:t xml:space="preserve">subsection, adapting</w:t>
+      </w:r>
+      <w:r>
+        <w:t xml:space="preserve"> </w:t>
+      </w:r>
+      <w:r>
+        <w:rPr>
+          <w:rStyle w:val="VerbatimChar"/>
+        </w:rPr>
+        <w:t xml:space="preserve">CLAUDE.md</w:t>
+      </w:r>
+      <w:r>
+        <w:t xml:space="preserve">’s existing</w:t>
+      </w:r>
+      <w:r>
+        <w:t xml:space="preserve"> </w:t>
+      </w:r>
+      <w:r>
+        <w:t xml:space="preserve">“</w:t>
+      </w:r>
+      <w:r>
+        <w:t xml:space="preserve">Code comments</w:t>
+      </w:r>
+      <w:r>
+        <w:t xml:space="preserve">”</w:t>
+      </w:r>
+      <w:r>
+        <w:t xml:space="preserve"> </w:t>
+      </w:r>
+      <w:r>
+        <w:t xml:space="preserve">policy</w:t>
+      </w:r>
+      <w:r>
+        <w:t xml:space="preserve"> </w:t>
+      </w:r>
+      <w:r>
+        <w:t xml:space="preserve">(current behavior not history, a top-of-file docstring per module, write for a new developer not a</w:t>
+      </w:r>
+      <w:r>
+        <w:t xml:space="preserve"> </w:t>
+      </w:r>
+      <w:r>
+        <w:t xml:space="preserve">project historian) to test files specifically, with two additions: the top-of-file docstring must</w:t>
+      </w:r>
+      <w:r>
+        <w:t xml:space="preserve"> </w:t>
+      </w:r>
+      <w:r>
+        <w:t xml:space="preserve">list each</w:t>
+      </w:r>
+      <w:r>
+        <w:t xml:space="preserve"> </w:t>
+      </w:r>
+      <w:r>
+        <w:rPr>
+          <w:rStyle w:val="VerbatimChar"/>
+        </w:rPr>
+        <w:t xml:space="preserve">TestCase</w:t>
+      </w:r>
+      <w:r>
+        <w:t xml:space="preserve"> </w:t>
+      </w:r>
+      <w:r>
+        <w:t xml:space="preserve">class in the file with a one-line description (a table of contents, given each</w:t>
+      </w:r>
+      <w:r>
+        <w:t xml:space="preserve"> </w:t>
+      </w:r>
+      <w:r>
+        <w:t xml:space="preserve">file has dozens of tests and zero navigation aids today), and every hard-coded value in a test must</w:t>
+      </w:r>
+      <w:r>
+        <w:t xml:space="preserve"> </w:t>
+      </w:r>
+      <w:r>
+        <w:t xml:space="preserve">make clear whether it’s arbitrary or tied to something real (a documented rocprof field, a module</w:t>
+      </w:r>
+      <w:r>
+        <w:t xml:space="preserve"> </w:t>
+      </w:r>
+      <w:r>
+        <w:t xml:space="preserve">constant, a specific fixture file’s content), so a reader never has to guess whether changing a</w:t>
+      </w:r>
+      <w:r>
+        <w:t xml:space="preserve"> </w:t>
+      </w:r>
+      <w:r>
+        <w:t xml:space="preserve">number would break something real or just be cosmetic. Rather than pointing at specific test files</w:t>
+      </w:r>
+      <w:r>
+        <w:t xml:space="preserve"> </w:t>
+      </w:r>
+      <w:r>
+        <w:t xml:space="preserve">as examples (which this same cleanup will go on to rename, merge, or delete in later phases), the</w:t>
+      </w:r>
+      <w:r>
+        <w:t xml:space="preserve"> </w:t>
+      </w:r>
+      <w:r>
+        <w:t xml:space="preserve">policy includes small self-contained copy-paste templates demonstrating both rules at once. Landing</w:t>
+      </w:r>
+      <w:r>
+        <w:t xml:space="preserve"> </w:t>
+      </w:r>
+      <w:r>
+        <w:t xml:space="preserve">the policy first means</w:t>
+      </w:r>
+      <w:r>
+        <w:t xml:space="preserve"> </w:t>
+      </w:r>
+      <w:r>
+        <w:t xml:space="preserve">every later phase’s new or touched code already has a standard to follow, rather than needing a</w:t>
+      </w:r>
+      <w:r>
+        <w:t xml:space="preserve"> </w:t>
+      </w:r>
+      <w:r>
+        <w:t xml:space="preserve">separate cleanup pass at the end for code written during the cleanup itself.</w:t>
+      </w:r>
+    </w:p>
+    <w:p>
+      <w:pPr>
+        <w:pStyle w:val="BodyText"/>
+      </w:pPr>
+      <w:r>
+        <w:t xml:space="preserve">One notable decision baked into the plan itself: the cleanup stays on plain</w:t>
+      </w:r>
+      <w:r>
+        <w:t xml:space="preserve"> </w:t>
+      </w:r>
+      <w:r>
+        <w:rPr>
+          <w:rStyle w:val="VerbatimChar"/>
+        </w:rPr>
+        <w:t xml:space="preserve">unittest</w:t>
+      </w:r>
+      <w:r>
+        <w:t xml:space="preserve"> </w:t>
+      </w:r>
+      <w:r>
+        <w:t xml:space="preserve">+</w:t>
+      </w:r>
+      <w:r>
+        <w:t xml:space="preserve"> </w:t>
+      </w:r>
+      <w:r>
+        <w:rPr>
+          <w:rStyle w:val="VerbatimChar"/>
+        </w:rPr>
+        <w:t xml:space="preserve">subTest()</w:t>
+      </w:r>
+      <w:r>
+        <w:t xml:space="preserve"> </w:t>
+      </w:r>
+      <w:r>
+        <w:t xml:space="preserve">rather than adopting pytest, since</w:t>
+      </w:r>
+      <w:r>
+        <w:t xml:space="preserve"> </w:t>
+      </w:r>
+      <w:r>
+        <w:rPr>
+          <w:rStyle w:val="VerbatimChar"/>
+        </w:rPr>
+        <w:t xml:space="preserve">docs/plans/1.11-pop-metrics-tool.md</w:t>
+      </w:r>
+      <w:r>
+        <w:t xml:space="preserve"> </w:t>
+      </w:r>
+      <w:r>
+        <w:t xml:space="preserve">already</w:t>
+      </w:r>
+      <w:r>
+        <w:t xml:space="preserve"> </w:t>
+      </w:r>
+      <w:r>
+        <w:t xml:space="preserve">documents</w:t>
+      </w:r>
+      <w:r>
+        <w:t xml:space="preserve"> </w:t>
+      </w:r>
+      <w:r>
+        <w:t xml:space="preserve">“</w:t>
+      </w:r>
+      <w:r>
+        <w:t xml:space="preserve">plain unittest… no pytest/CI config</w:t>
+      </w:r>
+      <w:r>
+        <w:t xml:space="preserve">”</w:t>
+      </w:r>
+      <w:r>
+        <w:t xml:space="preserve"> </w:t>
+      </w:r>
+      <w:r>
+        <w:t xml:space="preserve">as this project’s policy, and staying dependency-free</w:t>
+      </w:r>
+      <w:r>
+        <w:t xml:space="preserve"> </w:t>
+      </w:r>
+      <w:r>
+        <w:t xml:space="preserve">matters for HPC/offline environments this toolchain targets.</w:t>
+      </w:r>
+    </w:p>
+    <w:p>
+      <w:pPr>
+        <w:pStyle w:val="BodyText"/>
+      </w:pPr>
+      <w:r>
+        <w:t xml:space="preserve">Verification: no test files touched in this phase, so the suite is unchanged at</w:t>
+      </w:r>
+      <w:r>
+        <w:t xml:space="preserve"> </w:t>
+      </w:r>
+      <w:r>
+        <w:rPr>
+          <w:rStyle w:val="VerbatimChar"/>
+        </w:rPr>
+        <w:t xml:space="preserve">Ran 750 tests ... OK</w:t>
+      </w:r>
+      <w:r>
+        <w:t xml:space="preserve"> </w:t>
+      </w:r>
+      <w:r>
+        <w:t xml:space="preserve">(</w:t>
+      </w:r>
+      <w:r>
+        <w:rPr>
+          <w:rStyle w:val="VerbatimChar"/>
+        </w:rPr>
+        <w:t xml:space="preserve">python3 -m unittest discover -s tests -t .</w:t>
+      </w:r>
+      <w:r>
+        <w:t xml:space="preserve"> </w:t>
+      </w:r>
+      <w:r>
+        <w:t xml:space="preserve">from</w:t>
+      </w:r>
+      <w:r>
+        <w:t xml:space="preserve"> </w:t>
+      </w:r>
+      <w:r>
+        <w:rPr>
+          <w:rStyle w:val="VerbatimChar"/>
+        </w:rPr>
+        <w:t xml:space="preserve">postprocess/</w:t>
+      </w:r>
+      <w:r>
+        <w:t xml:space="preserve">).</w:t>
+      </w:r>
+    </w:p>
     <w:bookmarkEnd w:id="95"/>
+    <w:bookmarkEnd w:id="96"/>
     <w:sectPr/>
   </w:body>
 </w:document>

--- a/docs/DEVELOPMENT_HISTORY.docx
+++ b/docs/DEVELOPMENT_HISTORY.docx
@@ -10,7 +10,7 @@
         <w:t xml:space="preserve">Development History</w:t>
       </w:r>
     </w:p>
-    <w:bookmarkStart w:id="96" w:name="development-history"/>
+    <w:bookmarkStart w:id="97" w:name="development-history"/>
     <w:p>
       <w:pPr>
         <w:pStyle w:val="Heading1"/>
@@ -5152,6 +5152,116 @@
           </w:p>
         </w:tc>
       </w:tr>
+      <w:tr>
+        <w:tc>
+          <w:tcPr/>
+          <w:p>
+            <w:pPr>
+              <w:pStyle w:val="Compact"/>
+              <w:jc w:val="left"/>
+            </w:pPr>
+            <w:r>
+              <w:t xml:space="preserve">2026-08-27</w:t>
+            </w:r>
+          </w:p>
+        </w:tc>
+        <w:tc>
+          <w:tcPr/>
+          <w:p>
+            <w:pPr>
+              <w:pStyle w:val="Compact"/>
+              <w:jc w:val="left"/>
+            </w:pPr>
+            <w:r>
+              <w:t xml:space="preserve">Plan 3.15 (Phase 1 of 8): new</w:t>
+            </w:r>
+            <w:r>
+              <w:t xml:space="preserve"> </w:t>
+            </w:r>
+            <w:r>
+              <w:rPr>
+                <w:rStyle w:val="VerbatimChar"/>
+              </w:rPr>
+              <w:t xml:space="preserve">postprocess/tests/_test_helpers.py</w:t>
+            </w:r>
+            <w:r>
+              <w:t xml:space="preserve"> </w:t>
+            </w:r>
+            <w:r>
+              <w:t xml:space="preserve">replaces the copy-pasted</w:t>
+            </w:r>
+            <w:r>
+              <w:t xml:space="preserve"> </w:t>
+            </w:r>
+            <w:r>
+              <w:rPr>
+                <w:rStyle w:val="VerbatimChar"/>
+              </w:rPr>
+              <w:t xml:space="preserve">importlib.util</w:t>
+            </w:r>
+            <w:r>
+              <w:t xml:space="preserve"> </w:t>
+            </w:r>
+            <w:r>
+              <w:t xml:space="preserve">module-loading dance in 41 test files; colliding</w:t>
+            </w:r>
+            <w:r>
+              <w:t xml:space="preserve"> </w:t>
+            </w:r>
+            <w:r>
+              <w:rPr>
+                <w:rStyle w:val="VerbatimChar"/>
+              </w:rPr>
+              <w:t xml:space="preserve">make_row</w:t>
+            </w:r>
+            <w:r>
+              <w:t xml:space="preserve">/</w:t>
+            </w:r>
+            <w:r>
+              <w:rPr>
+                <w:rStyle w:val="VerbatimChar"/>
+              </w:rPr>
+              <w:t xml:space="preserve">make_raw_row</w:t>
+            </w:r>
+            <w:r>
+              <w:t xml:space="preserve"> </w:t>
+            </w:r>
+            <w:r>
+              <w:t xml:space="preserve">helper names resolved to purpose-specific names; a reimplemented</w:t>
+            </w:r>
+            <w:r>
+              <w:t xml:space="preserve"> </w:t>
+            </w:r>
+            <w:r>
+              <w:rPr>
+                <w:rStyle w:val="VerbatimChar"/>
+              </w:rPr>
+              <w:t xml:space="preserve">flatten()</w:t>
+            </w:r>
+            <w:r>
+              <w:t xml:space="preserve"> </w:t>
+            </w:r>
+            <w:r>
+              <w:t xml:space="preserve">in one test file replaced with the real</w:t>
+            </w:r>
+            <w:r>
+              <w:t xml:space="preserve"> </w:t>
+            </w:r>
+            <w:r>
+              <w:rPr>
+                <w:rStyle w:val="VerbatimChar"/>
+              </w:rPr>
+              <w:t xml:space="preserve">flatten_tree()</w:t>
+            </w:r>
+            <w:r>
+              <w:t xml:space="preserve"> </w:t>
+            </w:r>
+            <w:r>
+              <w:t xml:space="preserve">– see full accounting below</w:t>
+            </w:r>
+          </w:p>
+        </w:tc>
+      </w:tr>
     </w:tbl>
     <w:bookmarkStart w:id="20" w:name="project-scaffolding-and-rules"/>
     <w:p>
@@ -63730,7 +63840,463 @@
       </w:r>
     </w:p>
     <w:bookmarkEnd w:id="95"/>
+    <w:bookmarkStart w:id="96" w:name="X9e17af1cb0cd2a5ca3686ab4bf2a34aa3093eb1"/>
+    <w:p>
+      <w:pPr>
+        <w:pStyle w:val="Heading2"/>
+      </w:pPr>
+      <w:r>
+        <w:t xml:space="preserve">2026-08-27 — Plan 3.15, Phase 1: shared test helper module</w:t>
+      </w:r>
+    </w:p>
+    <w:p>
+      <w:pPr>
+        <w:pStyle w:val="FirstParagraph"/>
+      </w:pPr>
+      <w:r>
+        <w:t xml:space="preserve">Mechanical follow-up to Phase 0, with the suite’s biggest single source of raw duplication as the</w:t>
+      </w:r>
+      <w:r>
+        <w:t xml:space="preserve"> </w:t>
+      </w:r>
+      <w:r>
+        <w:t xml:space="preserve">target: 41 of 45 test files independently repeated the same</w:t>
+      </w:r>
+      <w:r>
+        <w:t xml:space="preserve"> </w:t>
+      </w:r>
+      <w:r>
+        <w:rPr>
+          <w:rStyle w:val="VerbatimChar"/>
+        </w:rPr>
+        <w:t xml:space="preserve">importlib.util.spec_from_file_location</w:t>
+      </w:r>
+      <w:r>
+        <w:t xml:space="preserve"> </w:t>
+      </w:r>
+      <w:r>
+        <w:t xml:space="preserve">module-loading dance (roughly 7-15 lines each, depending on whether a</w:t>
+      </w:r>
+      <w:r>
+        <w:t xml:space="preserve"> </w:t>
+      </w:r>
+      <w:r>
+        <w:rPr>
+          <w:rStyle w:val="VerbatimChar"/>
+        </w:rPr>
+        <w:t xml:space="preserve">MODULE_PATH</w:t>
+      </w:r>
+      <w:r>
+        <w:t xml:space="preserve"> </w:t>
+      </w:r>
+      <w:r>
+        <w:t xml:space="preserve">variable or an</w:t>
+      </w:r>
+      <w:r>
+        <w:t xml:space="preserve"> </w:t>
+      </w:r>
+      <w:r>
+        <w:t xml:space="preserve">inline</w:t>
+      </w:r>
+      <w:r>
+        <w:t xml:space="preserve"> </w:t>
+      </w:r>
+      <w:r>
+        <w:rPr>
+          <w:rStyle w:val="VerbatimChar"/>
+        </w:rPr>
+        <w:t xml:space="preserve">os.path.join()</w:t>
+      </w:r>
+      <w:r>
+        <w:t xml:space="preserve"> </w:t>
+      </w:r>
+      <w:r>
+        <w:t xml:space="preserve">was used). New</w:t>
+      </w:r>
+      <w:r>
+        <w:t xml:space="preserve"> </w:t>
+      </w:r>
+      <w:r>
+        <w:rPr>
+          <w:rStyle w:val="VerbatimChar"/>
+        </w:rPr>
+        <w:t xml:space="preserve">postprocess/tests/_test_helpers.py</w:t>
+      </w:r>
+      <w:r>
+        <w:t xml:space="preserve"> </w:t>
+      </w:r>
+      <w:r>
+        <w:t xml:space="preserve">exposes one function,</w:t>
+      </w:r>
+      <w:r>
+        <w:t xml:space="preserve"> </w:t>
+      </w:r>
+      <w:r>
+        <w:rPr>
+          <w:rStyle w:val="VerbatimChar"/>
+        </w:rPr>
+        <w:t xml:space="preserve">load_module_by_path(name, *path_parts, isolated=False)</w:t>
+      </w:r>
+      <w:r>
+        <w:t xml:space="preserve">, that every one of those 41 files now calls</w:t>
+      </w:r>
+      <w:r>
+        <w:t xml:space="preserve"> </w:t>
+      </w:r>
+      <w:r>
+        <w:t xml:space="preserve">instead – net -298 lines across the suite. The</w:t>
+      </w:r>
+      <w:r>
+        <w:t xml:space="preserve"> </w:t>
+      </w:r>
+      <w:r>
+        <w:rPr>
+          <w:rStyle w:val="VerbatimChar"/>
+        </w:rPr>
+        <w:t xml:space="preserve">isolated=True</w:t>
+      </w:r>
+      <w:r>
+        <w:t xml:space="preserve"> </w:t>
+      </w:r>
+      <w:r>
+        <w:t xml:space="preserve">path preserves</w:t>
+      </w:r>
+      <w:r>
+        <w:t xml:space="preserve"> </w:t>
+      </w:r>
+      <w:r>
+        <w:rPr>
+          <w:rStyle w:val="VerbatimChar"/>
+        </w:rPr>
+        <w:t xml:space="preserve">test_stage6_noise_config.py</w:t>
+      </w:r>
+      <w:r>
+        <w:t xml:space="preserve">’s existing (and necessary) behavior of restoring the previous</w:t>
+      </w:r>
+      <w:r>
+        <w:t xml:space="preserve"> </w:t>
+      </w:r>
+      <w:r>
+        <w:rPr>
+          <w:rStyle w:val="VerbatimChar"/>
+        </w:rPr>
+        <w:t xml:space="preserve">sys.modules</w:t>
+      </w:r>
+      <w:r>
+        <w:t xml:space="preserve"> </w:t>
+      </w:r>
+      <w:r>
+        <w:t xml:space="preserve">entry after loading its own copy, rather than permanently clobbering the shared</w:t>
+      </w:r>
+      <w:r>
+        <w:t xml:space="preserve"> </w:t>
+      </w:r>
+      <w:r>
+        <w:t xml:space="preserve">instance</w:t>
+      </w:r>
+      <w:r>
+        <w:t xml:space="preserve"> </w:t>
+      </w:r>
+      <w:r>
+        <w:rPr>
+          <w:rStyle w:val="VerbatimChar"/>
+        </w:rPr>
+        <w:t xml:space="preserve">stage3_rocprofsys_common.py</w:t>
+      </w:r>
+      <w:r>
+        <w:t xml:space="preserve"> </w:t>
+      </w:r>
+      <w:r>
+        <w:t xml:space="preserve">captured a direct function reference from at import time –</w:t>
+      </w:r>
+      <w:r>
+        <w:t xml:space="preserve"> </w:t>
+      </w:r>
+      <w:r>
+        <w:t xml:space="preserve">that mechanism moved into the helper’s own docstring rather than being explained locally in every</w:t>
+      </w:r>
+      <w:r>
+        <w:t xml:space="preserve"> </w:t>
+      </w:r>
+      <w:r>
+        <w:t xml:space="preserve">file that doesn’t need it. The other module-loading style (</w:t>
+      </w:r>
+      <w:r>
+        <w:rPr>
+          <w:rStyle w:val="VerbatimChar"/>
+        </w:rPr>
+        <w:t xml:space="preserve">postprocess/README.md</w:t>
+      </w:r>
+      <w:r>
+        <w:t xml:space="preserve">’s documented</w:t>
+      </w:r>
+      <w:r>
+        <w:t xml:space="preserve"> </w:t>
+      </w:r>
+      <w:r>
+        <w:t xml:space="preserve">plain</w:t>
+      </w:r>
+      <w:r>
+        <w:t xml:space="preserve"> </w:t>
+      </w:r>
+      <w:r>
+        <w:rPr>
+          <w:rStyle w:val="VerbatimChar"/>
+        </w:rPr>
+        <w:t xml:space="preserve">from stageN_x import y</w:t>
+      </w:r>
+      <w:r>
+        <w:t xml:space="preserve">, used where a test doesn’t need a fresh isolated instance) was left</w:t>
+      </w:r>
+      <w:r>
+        <w:t xml:space="preserve"> </w:t>
+      </w:r>
+      <w:r>
+        <w:t xml:space="preserve">untouched, since the two styles are already intentional, not an inconsistency to unify away.</w:t>
+      </w:r>
+    </w:p>
+    <w:p>
+      <w:pPr>
+        <w:pStyle w:val="BodyText"/>
+      </w:pPr>
+      <w:r>
+        <w:t xml:space="preserve">Also in this phase, same</w:t>
+      </w:r>
+      <w:r>
+        <w:t xml:space="preserve"> </w:t>
+      </w:r>
+      <w:r>
+        <w:t xml:space="preserve">“</w:t>
+      </w:r>
+      <w:r>
+        <w:t xml:space="preserve">mechanical, no behavior change</w:t>
+      </w:r>
+      <w:r>
+        <w:t xml:space="preserve">”</w:t>
+      </w:r>
+      <w:r>
+        <w:t xml:space="preserve"> </w:t>
+      </w:r>
+      <w:r>
+        <w:t xml:space="preserve">theme: the four incompatible</w:t>
+      </w:r>
+      <w:r>
+        <w:t xml:space="preserve"> </w:t>
+      </w:r>
+      <w:r>
+        <w:rPr>
+          <w:rStyle w:val="VerbatimChar"/>
+        </w:rPr>
+        <w:t xml:space="preserve">make_row</w:t>
+      </w:r>
+      <w:r>
+        <w:t xml:space="preserve"> </w:t>
+      </w:r>
+      <w:r>
+        <w:t xml:space="preserve">helpers (and one</w:t>
+      </w:r>
+      <w:r>
+        <w:t xml:space="preserve"> </w:t>
+      </w:r>
+      <w:r>
+        <w:rPr>
+          <w:rStyle w:val="VerbatimChar"/>
+        </w:rPr>
+        <w:t xml:space="preserve">make_raw_row</w:t>
+      </w:r>
+      <w:r>
+        <w:t xml:space="preserve">) that shared confusingly similar names across different files –</w:t>
+      </w:r>
+      <w:r>
+        <w:t xml:space="preserve"> </w:t>
+      </w:r>
+      <w:r>
+        <w:t xml:space="preserve">each building a differently-shaped synthetic test row – were renamed to purpose-specific names</w:t>
+      </w:r>
+      <w:r>
+        <w:t xml:space="preserve"> </w:t>
+      </w:r>
+      <w:r>
+        <w:t xml:space="preserve">(</w:t>
+      </w:r>
+      <w:r>
+        <w:rPr>
+          <w:rStyle w:val="VerbatimChar"/>
+        </w:rPr>
+        <w:t xml:space="preserve">make_label_parent_row</w:t>
+      </w:r>
+      <w:r>
+        <w:t xml:space="preserve">,</w:t>
+      </w:r>
+      <w:r>
+        <w:t xml:space="preserve"> </w:t>
+      </w:r>
+      <w:r>
+        <w:rPr>
+          <w:rStyle w:val="VerbatimChar"/>
+        </w:rPr>
+        <w:t xml:space="preserve">make_merged_tree_node</w:t>
+      </w:r>
+      <w:r>
+        <w:t xml:space="preserve">,</w:t>
+      </w:r>
+      <w:r>
+        <w:t xml:space="preserve"> </w:t>
+      </w:r>
+      <w:r>
+        <w:rPr>
+          <w:rStyle w:val="VerbatimChar"/>
+        </w:rPr>
+        <w:t xml:space="preserve">make_taggable_row</w:t>
+      </w:r>
+      <w:r>
+        <w:t xml:space="preserve">,</w:t>
+      </w:r>
+      <w:r>
+        <w:t xml:space="preserve"> </w:t>
+      </w:r>
+      <w:r>
+        <w:rPr>
+          <w:rStyle w:val="VerbatimChar"/>
+        </w:rPr>
+        <w:t xml:space="preserve">make_category_row</w:t>
+      </w:r>
+      <w:r>
+        <w:t xml:space="preserve">,</w:t>
+      </w:r>
+      <w:r>
+        <w:t xml:space="preserve"> </w:t>
+      </w:r>
+      <w:r>
+        <w:rPr>
+          <w:rStyle w:val="VerbatimChar"/>
+        </w:rPr>
+        <w:t xml:space="preserve">make_raw_trace_row</w:t>
+      </w:r>
+      <w:r>
+        <w:t xml:space="preserve">) so the same name never means two different shapes across files anymore. And</w:t>
+      </w:r>
+      <w:r>
+        <w:t xml:space="preserve"> </w:t>
+      </w:r>
+      <w:r>
+        <w:rPr>
+          <w:rStyle w:val="VerbatimChar"/>
+        </w:rPr>
+        <w:t xml:space="preserve">test_stage4_rocprofsys_trace_tree.py</w:t>
+      </w:r>
+      <w:r>
+        <w:t xml:space="preserve">’s local</w:t>
+      </w:r>
+      <w:r>
+        <w:t xml:space="preserve"> </w:t>
+      </w:r>
+      <w:r>
+        <w:rPr>
+          <w:rStyle w:val="VerbatimChar"/>
+        </w:rPr>
+        <w:t xml:space="preserve">flatten()</w:t>
+      </w:r>
+      <w:r>
+        <w:t xml:space="preserve"> </w:t>
+      </w:r>
+      <w:r>
+        <w:t xml:space="preserve">helper, a byte-for-byte reimplementation</w:t>
+      </w:r>
+      <w:r>
+        <w:t xml:space="preserve"> </w:t>
+      </w:r>
+      <w:r>
+        <w:t xml:space="preserve">of</w:t>
+      </w:r>
+      <w:r>
+        <w:t xml:space="preserve"> </w:t>
+      </w:r>
+      <w:r>
+        <w:rPr>
+          <w:rStyle w:val="VerbatimChar"/>
+        </w:rPr>
+        <w:t xml:space="preserve">stage4_rocprofsys_common.flatten_tree()</w:t>
+      </w:r>
+      <w:r>
+        <w:t xml:space="preserve"> </w:t>
+      </w:r>
+      <w:r>
+        <w:t xml:space="preserve">(confirmed identical when compared directly), was</w:t>
+      </w:r>
+      <w:r>
+        <w:t xml:space="preserve"> </w:t>
+      </w:r>
+      <w:r>
+        <w:t xml:space="preserve">replaced with a real import of the function it was silently duplicating.</w:t>
+      </w:r>
+    </w:p>
+    <w:p>
+      <w:pPr>
+        <w:pStyle w:val="BodyText"/>
+      </w:pPr>
+      <w:r>
+        <w:t xml:space="preserve">Migration itself was scripted (not hand-edited file by file) given the scale, run in dry-run mode</w:t>
+      </w:r>
+      <w:r>
+        <w:t xml:space="preserve"> </w:t>
+      </w:r>
+      <w:r>
+        <w:t xml:space="preserve">first against every file’s exact existing shape (multi-line vs. single-line calls,</w:t>
+      </w:r>
+      <w:r>
+        <w:t xml:space="preserve"> </w:t>
+      </w:r>
+      <w:r>
+        <w:rPr>
+          <w:rStyle w:val="VerbatimChar"/>
+        </w:rPr>
+        <w:t xml:space="preserve">MODULE_PATH</w:t>
+      </w:r>
+      <w:r>
+        <w:t xml:space="preserve"> </w:t>
+      </w:r>
+      <w:r>
+        <w:t xml:space="preserve">variable vs. inline path, single vs. multiple modules loaded per file) until zero warnings remained,</w:t>
+      </w:r>
+      <w:r>
+        <w:t xml:space="preserve"> </w:t>
+      </w:r>
+      <w:r>
+        <w:t xml:space="preserve">then applied and manually diffed before committing.</w:t>
+      </w:r>
+    </w:p>
+    <w:p>
+      <w:pPr>
+        <w:pStyle w:val="BodyText"/>
+      </w:pPr>
+      <w:r>
+        <w:t xml:space="preserve">Verification: full suite unchanged at</w:t>
+      </w:r>
+      <w:r>
+        <w:t xml:space="preserve"> </w:t>
+      </w:r>
+      <w:r>
+        <w:rPr>
+          <w:rStyle w:val="VerbatimChar"/>
+        </w:rPr>
+        <w:t xml:space="preserve">Ran 750 tests ... OK</w:t>
+      </w:r>
+      <w:r>
+        <w:t xml:space="preserve"> </w:t>
+      </w:r>
+      <w:r>
+        <w:t xml:space="preserve">– expected, since this phase only</w:t>
+      </w:r>
+      <w:r>
+        <w:t xml:space="preserve"> </w:t>
+      </w:r>
+      <w:r>
+        <w:t xml:space="preserve">relocates loading mechanics and renames local helpers, it doesn’t consolidate or remove any test.</w:t>
+      </w:r>
+    </w:p>
     <w:bookmarkEnd w:id="96"/>
+    <w:bookmarkEnd w:id="97"/>
     <w:sectPr/>
   </w:body>
 </w:document>

--- a/docs/DEVELOPMENT_HISTORY.docx
+++ b/docs/DEVELOPMENT_HISTORY.docx
@@ -10,7 +10,7 @@
         <w:t xml:space="preserve">Development History</w:t>
       </w:r>
     </w:p>
-    <w:bookmarkStart w:id="97" w:name="development-history"/>
+    <w:bookmarkStart w:id="98" w:name="development-history"/>
     <w:p>
       <w:pPr>
         <w:pStyle w:val="Heading1"/>
@@ -5262,6 +5262,56 @@
           </w:p>
         </w:tc>
       </w:tr>
+      <w:tr>
+        <w:tc>
+          <w:tcPr/>
+          <w:p>
+            <w:pPr>
+              <w:pStyle w:val="Compact"/>
+              <w:jc w:val="left"/>
+            </w:pPr>
+            <w:r>
+              <w:t xml:space="preserve">2026-08-27</w:t>
+            </w:r>
+          </w:p>
+        </w:tc>
+        <w:tc>
+          <w:tcPr/>
+          <w:p>
+            <w:pPr>
+              <w:pStyle w:val="Compact"/>
+              <w:jc w:val="left"/>
+            </w:pPr>
+            <w:r>
+              <w:t xml:space="preserve">Plan 3.15 (Phase 2 of 8):</w:t>
+            </w:r>
+            <w:r>
+              <w:t xml:space="preserve"> </w:t>
+            </w:r>
+            <w:r>
+              <w:rPr>
+                <w:rStyle w:val="VerbatimChar"/>
+              </w:rPr>
+              <w:t xml:space="preserve">test_select_hotspot_kernels.py</w:t>
+            </w:r>
+            <w:r>
+              <w:t xml:space="preserve">/</w:t>
+            </w:r>
+            <w:r>
+              <w:rPr>
+                <w:rStyle w:val="VerbatimChar"/>
+              </w:rPr>
+              <w:t xml:space="preserve">test_select_instrumented_functions.py</w:t>
+            </w:r>
+            <w:r>
+              <w:t xml:space="preserve"> </w:t>
+            </w:r>
+            <w:r>
+              <w:t xml:space="preserve">consolidated – 750 -&gt; 740 tests, no coverage lost – see full accounting below</w:t>
+            </w:r>
+          </w:p>
+        </w:tc>
+      </w:tr>
     </w:tbl>
     <w:bookmarkStart w:id="20" w:name="project-scaffolding-and-rules"/>
     <w:p>
@@ -64296,7 +64346,727 @@
       </w:r>
     </w:p>
     <w:bookmarkEnd w:id="96"/>
+    <w:bookmarkStart w:id="97" w:name="X6f12849dab9875c0e63b97bb1d8420d76f3ebad"/>
+    <w:p>
+      <w:pPr>
+        <w:pStyle w:val="Heading2"/>
+      </w:pPr>
+      <w:r>
+        <w:t xml:space="preserve">2026-08-27 — Plan 3.15, Phase 2:</w:t>
+      </w:r>
+      <w:r>
+        <w:t xml:space="preserve"> </w:t>
+      </w:r>
+      <w:r>
+        <w:rPr>
+          <w:rStyle w:val="VerbatimChar"/>
+        </w:rPr>
+        <w:t xml:space="preserve">select_hotspot_kernels</w:t>
+      </w:r>
+      <w:r>
+        <w:t xml:space="preserve">/</w:t>
+      </w:r>
+      <w:r>
+        <w:rPr>
+          <w:rStyle w:val="VerbatimChar"/>
+        </w:rPr>
+        <w:t xml:space="preserve">select_instrumented_functions</w:t>
+      </w:r>
+      <w:r>
+        <w:t xml:space="preserve"> </w:t>
+      </w:r>
+      <w:r>
+        <w:t xml:space="preserve">consolidation</w:t>
+      </w:r>
+    </w:p>
+    <w:p>
+      <w:pPr>
+        <w:pStyle w:val="FirstParagraph"/>
+      </w:pPr>
+      <w:r>
+        <w:t xml:space="preserve">The plan’s identified biggest test-count win, targeting the two tools whose test files re-run the</w:t>
+      </w:r>
+      <w:r>
+        <w:t xml:space="preserve"> </w:t>
+      </w:r>
+      <w:r>
+        <w:t xml:space="preserve">same selection-kwargs assertions once per source loader (</w:t>
+      </w:r>
+      <w:r>
+        <w:rPr>
+          <w:rStyle w:val="VerbatimChar"/>
+        </w:rPr>
+        <w:t xml:space="preserve">labels_from_output_dir</w:t>
+      </w:r>
+      <w:r>
+        <w:t xml:space="preserve">/</w:t>
+      </w:r>
+      <w:r>
+        <w:rPr>
+          <w:rStyle w:val="VerbatimChar"/>
+        </w:rPr>
+        <w:t xml:space="preserve">labels_from_report</w:t>
+      </w:r>
+      <w:r>
+        <w:t xml:space="preserve">/</w:t>
+      </w:r>
+      <w:r>
+        <w:t xml:space="preserve"> </w:t>
+      </w:r>
+      <w:r>
+        <w:rPr>
+          <w:rStyle w:val="VerbatimChar"/>
+        </w:rPr>
+        <w:t xml:space="preserve">labels_from_trace_dir</w:t>
+      </w:r>
+      <w:r>
+        <w:t xml:space="preserve">).</w:t>
+      </w:r>
+      <w:r>
+        <w:t xml:space="preserve"> </w:t>
+      </w:r>
+      <w:r>
+        <w:rPr>
+          <w:rStyle w:val="VerbatimChar"/>
+        </w:rPr>
+        <w:t xml:space="preserve">test_select_hotspot_kernels.py</w:t>
+      </w:r>
+      <w:r>
+        <w:t xml:space="preserve">‘</w:t>
+      </w:r>
+      <w:r>
+        <w:t xml:space="preserve">s three loaders turned out to genuinely</w:t>
+      </w:r>
+      <w:r>
+        <w:t xml:space="preserve"> </w:t>
+      </w:r>
+      <w:r>
+        <w:t xml:space="preserve">share identical kwargs and selection semantics (</w:t>
+      </w:r>
+      <w:r>
+        <w:rPr>
+          <w:rStyle w:val="VerbatimChar"/>
+        </w:rPr>
+        <w:t xml:space="preserve">show_all</w:t>
+      </w:r>
+      <w:r>
+        <w:t xml:space="preserve">/</w:t>
+      </w:r>
+      <w:r>
+        <w:rPr>
+          <w:rStyle w:val="VerbatimChar"/>
+        </w:rPr>
+        <w:t xml:space="preserve">require_multiple_calls</w:t>
+      </w:r>
+      <w:r>
+        <w:t xml:space="preserve">/</w:t>
+      </w:r>
+      <w:r>
+        <w:rPr>
+          <w:rStyle w:val="VerbatimChar"/>
+        </w:rPr>
+        <w:t xml:space="preserve">top</w:t>
+      </w:r>
+      <w:r>
+        <w:t xml:space="preserve">/</w:t>
+      </w:r>
+      <w:r>
+        <w:rPr>
+          <w:rStyle w:val="VerbatimChar"/>
+        </w:rPr>
+        <w:t xml:space="preserve">threshold</w:t>
+      </w:r>
+      <w:r>
+        <w:t xml:space="preserve">,</w:t>
+      </w:r>
+      <w:r>
+        <w:t xml:space="preserve"> </w:t>
+      </w:r>
+      <w:r>
+        <w:t xml:space="preserve">all ultimately backed by the same</w:t>
+      </w:r>
+      <w:r>
+        <w:t xml:space="preserve"> </w:t>
+      </w:r>
+      <w:r>
+        <w:rPr>
+          <w:rStyle w:val="VerbatimChar"/>
+        </w:rPr>
+        <w:t xml:space="preserve">stage5_table_render.select_entries()</w:t>
+      </w:r>
+      <w:r>
+        <w:t xml:space="preserve">), so its</w:t>
+      </w:r>
+      <w:r>
+        <w:t xml:space="preserve"> </w:t>
+      </w:r>
+      <w:r>
+        <w:t xml:space="preserve">default-exclude/all-dispatches/top-N/threshold/no-data-raises tests – previously 14 separate test</w:t>
+      </w:r>
+      <w:r>
+        <w:t xml:space="preserve"> </w:t>
+      </w:r>
+      <w:r>
+        <w:t xml:space="preserve">methods across 3 classes – collapsed into one new</w:t>
+      </w:r>
+      <w:r>
+        <w:t xml:space="preserve"> </w:t>
+      </w:r>
+      <w:r>
+        <w:rPr>
+          <w:rStyle w:val="VerbatimChar"/>
+        </w:rPr>
+        <w:t xml:space="preserve">SelectionKwargsTests</w:t>
+      </w:r>
+      <w:r>
+        <w:t xml:space="preserve"> </w:t>
+      </w:r>
+      <w:r>
+        <w:t xml:space="preserve">class with 5 methods, each</w:t>
+      </w:r>
+      <w:r>
+        <w:t xml:space="preserve"> </w:t>
+      </w:r>
+      <w:r>
+        <w:rPr>
+          <w:rStyle w:val="VerbatimChar"/>
+        </w:rPr>
+        <w:t xml:space="preserve">subTest</w:t>
+      </w:r>
+      <w:r>
+        <w:t xml:space="preserve">-looping over every source that shape applies to (the report loader has no top/threshold of</w:t>
+      </w:r>
+      <w:r>
+        <w:t xml:space="preserve"> </w:t>
+      </w:r>
+      <w:r>
+        <w:t xml:space="preserve">its own –</w:t>
+      </w:r>
+      <w:r>
+        <w:t xml:space="preserve"> </w:t>
+      </w:r>
+      <w:r>
+        <w:rPr>
+          <w:rStyle w:val="VerbatimChar"/>
+        </w:rPr>
+        <w:t xml:space="preserve">write_report()</w:t>
+      </w:r>
+      <w:r>
+        <w:t xml:space="preserve"> </w:t>
+      </w:r>
+      <w:r>
+        <w:t xml:space="preserve">decides what’s in the report text, not a</w:t>
+      </w:r>
+      <w:r>
+        <w:t xml:space="preserve"> </w:t>
+      </w:r>
+      <w:r>
+        <w:rPr>
+          <w:rStyle w:val="VerbatimChar"/>
+        </w:rPr>
+        <w:t xml:space="preserve">labels_from_report()</w:t>
+      </w:r>
+      <w:r>
+        <w:t xml:space="preserve"> </w:t>
+      </w:r>
+      <w:r>
+        <w:t xml:space="preserve">kwarg –</w:t>
+      </w:r>
+      <w:r>
+        <w:t xml:space="preserve"> </w:t>
+      </w:r>
+      <w:r>
+        <w:t xml:space="preserve">so those two shapes</w:t>
+      </w:r>
+      <w:r>
+        <w:t xml:space="preserve">’</w:t>
+      </w:r>
+      <w:r>
+        <w:t xml:space="preserve"> </w:t>
+      </w:r>
+      <w:r>
+        <w:t xml:space="preserve">case lists cover only</w:t>
+      </w:r>
+      <w:r>
+        <w:t xml:space="preserve"> </w:t>
+      </w:r>
+      <w:r>
+        <w:rPr>
+          <w:rStyle w:val="VerbatimChar"/>
+        </w:rPr>
+        <w:t xml:space="preserve">output_dir</w:t>
+      </w:r>
+      <w:r>
+        <w:t xml:space="preserve">/</w:t>
+      </w:r>
+      <w:r>
+        <w:rPr>
+          <w:rStyle w:val="VerbatimChar"/>
+        </w:rPr>
+        <w:t xml:space="preserve">trace_dir</w:t>
+      </w:r>
+      <w:r>
+        <w:t xml:space="preserve">, correctly, not a forced fit). A</w:t>
+      </w:r>
+      <w:r>
+        <w:t xml:space="preserve"> </w:t>
+      </w:r>
+      <w:r>
+        <w:t xml:space="preserve">small</w:t>
+      </w:r>
+      <w:r>
+        <w:t xml:space="preserve"> </w:t>
+      </w:r>
+      <w:r>
+        <w:rPr>
+          <w:rStyle w:val="VerbatimChar"/>
+        </w:rPr>
+        <w:t xml:space="preserve">_gpu_report_labels()</w:t>
+      </w:r>
+      <w:r>
+        <w:t xml:space="preserve"> </w:t>
+      </w:r>
+      <w:r>
+        <w:t xml:space="preserve">helper wraps report writing+reading behind the same</w:t>
+      </w:r>
+      <w:r>
+        <w:t xml:space="preserve"> </w:t>
+      </w:r>
+      <w:r>
+        <w:rPr>
+          <w:rStyle w:val="VerbatimChar"/>
+        </w:rPr>
+        <w:t xml:space="preserve">(source_dir, **kwargs)</w:t>
+      </w:r>
+      <w:r>
+        <w:t xml:space="preserve"> </w:t>
+      </w:r>
+      <w:r>
+        <w:t xml:space="preserve">call shape the other two loaders already have, so all three fit one subTest table. File</w:t>
+      </w:r>
+      <w:r>
+        <w:t xml:space="preserve"> </w:t>
+      </w:r>
+      <w:r>
+        <w:t xml:space="preserve">total: 28 -&gt; 19 tests, all previously-covered fixture/kwargs combinations traced individually against</w:t>
+      </w:r>
+      <w:r>
+        <w:t xml:space="preserve"> </w:t>
+      </w:r>
+      <w:r>
+        <w:t xml:space="preserve">the new subTest tuples to confirm none were silently dropped.</w:t>
+      </w:r>
+    </w:p>
+    <w:p>
+      <w:pPr>
+        <w:pStyle w:val="BodyText"/>
+      </w:pPr>
+      <w:r>
+        <w:t xml:space="preserve">Investigating the plan’s second target –</w:t>
+      </w:r>
+      <w:r>
+        <w:t xml:space="preserve"> </w:t>
+      </w:r>
+      <w:r>
+        <w:t xml:space="preserve">“</w:t>
+      </w:r>
+      <w:r>
+        <w:t xml:space="preserve">the</w:t>
+      </w:r>
+      <w:r>
+        <w:t xml:space="preserve"> </w:t>
+      </w:r>
+      <w:r>
+        <w:rPr>
+          <w:rStyle w:val="VerbatimChar"/>
+        </w:rPr>
+        <w:t xml:space="preserve">iter_table_rows</w:t>
+      </w:r>
+      <w:r>
+        <w:t xml:space="preserve">/</w:t>
+      </w:r>
+      <w:r>
+        <w:rPr>
+          <w:rStyle w:val="VerbatimChar"/>
+        </w:rPr>
+        <w:t xml:space="preserve">wrap_trailing_label</w:t>
+      </w:r>
+      <w:r>
+        <w:t xml:space="preserve"> </w:t>
+      </w:r>
+      <w:r>
+        <w:t xml:space="preserve">edge-case</w:t>
+      </w:r>
+      <w:r>
+        <w:t xml:space="preserve"> </w:t>
+      </w:r>
+      <w:r>
+        <w:t xml:space="preserve">tests duplicated near-verbatim in both files</w:t>
+      </w:r>
+      <w:r>
+        <w:t xml:space="preserve">”</w:t>
+      </w:r>
+      <w:r>
+        <w:t xml:space="preserve"> </w:t>
+      </w:r>
+      <w:r>
+        <w:t xml:space="preserve">– surfaced a needed correction to the plan’s own</w:t>
+      </w:r>
+      <w:r>
+        <w:t xml:space="preserve"> </w:t>
+      </w:r>
+      <w:r>
+        <w:t xml:space="preserve">framing: reading both tools’</w:t>
+      </w:r>
+      <w:r>
+        <w:t xml:space="preserve"> </w:t>
+      </w:r>
+      <w:r>
+        <w:rPr>
+          <w:rStyle w:val="VerbatimChar"/>
+        </w:rPr>
+        <w:t xml:space="preserve">labels_from_report()</w:t>
+      </w:r>
+      <w:r>
+        <w:t xml:space="preserve"> </w:t>
+      </w:r>
+      <w:r>
+        <w:t xml:space="preserve">implementations directly showed that</w:t>
+      </w:r>
+      <w:r>
+        <w:t xml:space="preserve"> </w:t>
+      </w:r>
+      <w:r>
+        <w:rPr>
+          <w:rStyle w:val="VerbatimChar"/>
+        </w:rPr>
+        <w:t xml:space="preserve">test_malformed_text_raises</w:t>
+      </w:r>
+      <w:r>
+        <w:t xml:space="preserve">/</w:t>
+      </w:r>
+      <w:r>
+        <w:rPr>
+          <w:rStyle w:val="VerbatimChar"/>
+        </w:rPr>
+        <w:t xml:space="preserve">test_missing_file_raises</w:t>
+      </w:r>
+      <w:r>
+        <w:t xml:space="preserve"> </w:t>
+      </w:r>
+      <w:r>
+        <w:t xml:space="preserve">are NOT shared-utility duplicates at all –</w:t>
+      </w:r>
+      <w:r>
+        <w:t xml:space="preserve"> </w:t>
+      </w:r>
+      <w:r>
+        <w:t xml:space="preserve">each tool searches for its own distinct report-section header (</w:t>
+      </w:r>
+      <w:r>
+        <w:t xml:space="preserve">“</w:t>
+      </w:r>
+      <w:r>
+        <w:t xml:space="preserve">GPU kernel hotspots</w:t>
+      </w:r>
+      <w:r>
+        <w:t xml:space="preserve">”</w:t>
+      </w:r>
+      <w:r>
+        <w:t xml:space="preserve"> </w:t>
+      </w:r>
+      <w:r>
+        <w:t xml:space="preserve">vs</w:t>
+      </w:r>
+      <w:r>
+        <w:t xml:space="preserve"> </w:t>
+      </w:r>
+      <w:r>
+        <w:t xml:space="preserve">“</w:t>
+      </w:r>
+      <w:r>
+        <w:t xml:space="preserve">CPU compute</w:t>
+      </w:r>
+      <w:r>
+        <w:t xml:space="preserve"> </w:t>
+      </w:r>
+      <w:r>
+        <w:t xml:space="preserve">hotspots</w:t>
+      </w:r>
+      <w:r>
+        <w:t xml:space="preserve">”</w:t>
+      </w:r>
+      <w:r>
+        <w:t xml:space="preserve">) and raises its own distinct error message, genuinely tool-specific coverage that stayed in</w:t>
+      </w:r>
+      <w:r>
+        <w:t xml:space="preserve"> </w:t>
+      </w:r>
+      <w:r>
+        <w:t xml:space="preserve">both files unchanged. Only</w:t>
+      </w:r>
+      <w:r>
+        <w:t xml:space="preserve"> </w:t>
+      </w:r>
+      <w:r>
+        <w:rPr>
+          <w:rStyle w:val="VerbatimChar"/>
+        </w:rPr>
+        <w:t xml:space="preserve">test_pre_wrapped_{kernel,function}_name_reconstructs_across_physical_lines</w:t>
+      </w:r>
+      <w:r>
+        <w:t xml:space="preserve"> </w:t>
+      </w:r>
+      <w:r>
+        <w:t xml:space="preserve">turned out to be true duplication – confirmed by direct comparison against</w:t>
+      </w:r>
+      <w:r>
+        <w:t xml:space="preserve"> </w:t>
+      </w:r>
+      <w:r>
+        <w:rPr>
+          <w:rStyle w:val="VerbatimChar"/>
+        </w:rPr>
+        <w:t xml:space="preserve">test_stage5_table_render.py::IterTableRowsTests::test_wrapped_label_reconstructs_to_the_original_full_string</w:t>
+      </w:r>
+      <w:r>
+        <w:t xml:space="preserve">,</w:t>
+      </w:r>
+      <w:r>
+        <w:t xml:space="preserve"> </w:t>
+      </w:r>
+      <w:r>
+        <w:t xml:space="preserve">already exercising the identical</w:t>
+      </w:r>
+      <w:r>
+        <w:t xml:space="preserve"> </w:t>
+      </w:r>
+      <w:r>
+        <w:rPr>
+          <w:rStyle w:val="VerbatimChar"/>
+        </w:rPr>
+        <w:t xml:space="preserve">wrap_trailing_label()</w:t>
+      </w:r>
+      <w:r>
+        <w:t xml:space="preserve">-then-</w:t>
+      </w:r>
+      <w:r>
+        <w:rPr>
+          <w:rStyle w:val="VerbatimChar"/>
+        </w:rPr>
+        <w:t xml:space="preserve">iter_table_rows()</w:t>
+      </w:r>
+      <w:r>
+        <w:t xml:space="preserve"> </w:t>
+      </w:r>
+      <w:r>
+        <w:t xml:space="preserve">round-trip</w:t>
+      </w:r>
+      <w:r>
+        <w:t xml:space="preserve"> </w:t>
+      </w:r>
+      <w:r>
+        <w:t xml:space="preserve">generically, with no dependency on either tool’s specific column count. Since coverage already</w:t>
+      </w:r>
+      <w:r>
+        <w:t xml:space="preserve"> </w:t>
+      </w:r>
+      <w:r>
+        <w:t xml:space="preserve">existed there in full, no new tests were added to</w:t>
+      </w:r>
+      <w:r>
+        <w:t xml:space="preserve"> </w:t>
+      </w:r>
+      <w:r>
+        <w:rPr>
+          <w:rStyle w:val="VerbatimChar"/>
+        </w:rPr>
+        <w:t xml:space="preserve">test_stage5_table_render.py</w:t>
+      </w:r>
+      <w:r>
+        <w:t xml:space="preserve"> </w:t>
+      </w:r>
+      <w:r>
+        <w:t xml:space="preserve">– the two per-tool</w:t>
+      </w:r>
+      <w:r>
+        <w:t xml:space="preserve"> </w:t>
+      </w:r>
+      <w:r>
+        <w:t xml:space="preserve">copies were simply dropped (with their now-unused</w:t>
+      </w:r>
+      <w:r>
+        <w:t xml:space="preserve"> </w:t>
+      </w:r>
+      <w:r>
+        <w:rPr>
+          <w:rStyle w:val="VerbatimChar"/>
+        </w:rPr>
+        <w:t xml:space="preserve">wrap_trailing_label</w:t>
+      </w:r>
+      <w:r>
+        <w:t xml:space="preserve"> </w:t>
+      </w:r>
+      <w:r>
+        <w:t xml:space="preserve">imports).</w:t>
+      </w:r>
+    </w:p>
+    <w:p>
+      <w:pPr>
+        <w:pStyle w:val="BodyText"/>
+      </w:pPr>
+      <w:r>
+        <w:rPr>
+          <w:rStyle w:val="VerbatimChar"/>
+        </w:rPr>
+        <w:t xml:space="preserve">test_select_instrumented_functions.py</w:t>
+      </w:r>
+      <w:r>
+        <w:t xml:space="preserve"> </w:t>
+      </w:r>
+      <w:r>
+        <w:t xml:space="preserve">turned out to have no further consolidation opportunity</w:t>
+      </w:r>
+      <w:r>
+        <w:t xml:space="preserve"> </w:t>
+      </w:r>
+      <w:r>
+        <w:t xml:space="preserve">beyond that one drop: its</w:t>
+      </w:r>
+      <w:r>
+        <w:t xml:space="preserve"> </w:t>
+      </w:r>
+      <w:r>
+        <w:rPr>
+          <w:rStyle w:val="VerbatimChar"/>
+        </w:rPr>
+        <w:t xml:space="preserve">labels_from_report()</w:t>
+      </w:r>
+      <w:r>
+        <w:t xml:space="preserve"> </w:t>
+      </w:r>
+      <w:r>
+        <w:t xml:space="preserve">takes no kwargs at all (trusts whatever the report</w:t>
+      </w:r>
+      <w:r>
+        <w:t xml:space="preserve"> </w:t>
+      </w:r>
+      <w:r>
+        <w:t xml:space="preserve">writer already selected), unlike</w:t>
+      </w:r>
+      <w:r>
+        <w:t xml:space="preserve"> </w:t>
+      </w:r>
+      <w:r>
+        <w:rPr>
+          <w:rStyle w:val="VerbatimChar"/>
+        </w:rPr>
+        <w:t xml:space="preserve">labels_from_output_dir()</w:t>
+      </w:r>
+      <w:r>
+        <w:t xml:space="preserve">’s</w:t>
+      </w:r>
+      <w:r>
+        <w:t xml:space="preserve"> </w:t>
+      </w:r>
+      <w:r>
+        <w:rPr>
+          <w:rStyle w:val="VerbatimChar"/>
+        </w:rPr>
+        <w:t xml:space="preserve">threshold</w:t>
+      </w:r>
+      <w:r>
+        <w:t xml:space="preserve">/</w:t>
+      </w:r>
+      <w:r>
+        <w:rPr>
+          <w:rStyle w:val="VerbatimChar"/>
+        </w:rPr>
+        <w:t xml:space="preserve">top</w:t>
+      </w:r>
+      <w:r>
+        <w:t xml:space="preserve">/</w:t>
+      </w:r>
+      <w:r>
+        <w:rPr>
+          <w:rStyle w:val="VerbatimChar"/>
+        </w:rPr>
+        <w:t xml:space="preserve">unfiltered</w:t>
+      </w:r>
+      <w:r>
+        <w:t xml:space="preserve"> </w:t>
+      </w:r>
+      <w:r>
+        <w:t xml:space="preserve">–</w:t>
+      </w:r>
+      <w:r>
+        <w:t xml:space="preserve"> </w:t>
+      </w:r>
+      <w:r>
+        <w:t xml:space="preserve">architecturally different enough that forcing its</w:t>
+      </w:r>
+      <w:r>
+        <w:t xml:space="preserve"> </w:t>
+      </w:r>
+      <w:r>
+        <w:t xml:space="preserve">“</w:t>
+      </w:r>
+      <w:r>
+        <w:t xml:space="preserve">default-exclude</w:t>
+      </w:r>
+      <w:r>
+        <w:t xml:space="preserve">”</w:t>
+      </w:r>
+      <w:r>
+        <w:t xml:space="preserve"> </w:t>
+      </w:r>
+      <w:r>
+        <w:t xml:space="preserve">tests across both loaders into</w:t>
+      </w:r>
+      <w:r>
+        <w:t xml:space="preserve"> </w:t>
+      </w:r>
+      <w:r>
+        <w:t xml:space="preserve">one parametrized table would produce an artificial merge, not real deduplication, so its remaining</w:t>
+      </w:r>
+      <w:r>
+        <w:t xml:space="preserve"> </w:t>
+      </w:r>
+      <w:r>
+        <w:t xml:space="preserve">top-N/unfiltered/mpi-2rank/dated-subdirectory tests were left as standalone tests. File total: 47 -&gt;</w:t>
+      </w:r>
+      <w:r>
+        <w:t xml:space="preserve"> </w:t>
+      </w:r>
+      <w:r>
+        <w:t xml:space="preserve">46 tests.</w:t>
+      </w:r>
+    </w:p>
+    <w:p>
+      <w:pPr>
+        <w:pStyle w:val="BodyText"/>
+      </w:pPr>
+      <w:r>
+        <w:t xml:space="preserve">Verification: full suite</w:t>
+      </w:r>
+      <w:r>
+        <w:t xml:space="preserve"> </w:t>
+      </w:r>
+      <w:r>
+        <w:rPr>
+          <w:rStyle w:val="VerbatimChar"/>
+        </w:rPr>
+        <w:t xml:space="preserve">Ran 740 tests ... OK</w:t>
+      </w:r>
+      <w:r>
+        <w:t xml:space="preserve"> </w:t>
+      </w:r>
+      <w:r>
+        <w:t xml:space="preserve">(750 -&gt; 740, -10 total across the two files).</w:t>
+      </w:r>
+    </w:p>
     <w:bookmarkEnd w:id="97"/>
+    <w:bookmarkEnd w:id="98"/>
     <w:sectPr/>
   </w:body>
 </w:document>

--- a/docs/DEVELOPMENT_HISTORY.docx
+++ b/docs/DEVELOPMENT_HISTORY.docx
@@ -10,7 +10,7 @@
         <w:t xml:space="preserve">Development History</w:t>
       </w:r>
     </w:p>
-    <w:bookmarkStart w:id="98" w:name="development-history"/>
+    <w:bookmarkStart w:id="99" w:name="development-history"/>
     <w:p>
       <w:pPr>
         <w:pStyle w:val="Heading1"/>
@@ -5312,6 +5312,32 @@
           </w:p>
         </w:tc>
       </w:tr>
+      <w:tr>
+        <w:tc>
+          <w:tcPr/>
+          <w:p>
+            <w:pPr>
+              <w:pStyle w:val="Compact"/>
+              <w:jc w:val="left"/>
+            </w:pPr>
+            <w:r>
+              <w:t xml:space="preserve">2026-08-27</w:t>
+            </w:r>
+          </w:p>
+        </w:tc>
+        <w:tc>
+          <w:tcPr/>
+          <w:p>
+            <w:pPr>
+              <w:pStyle w:val="Compact"/>
+              <w:jc w:val="left"/>
+            </w:pPr>
+            <w:r>
+              <w:t xml:space="preserve">Plan 3.15 (Phase 3 of 8): remaining duplication clusters consolidated across stage1/stage3/stage4/stage5/stage6/tools – 740 -&gt; 684 tests – see full accounting below</w:t>
+            </w:r>
+          </w:p>
+        </w:tc>
+      </w:tr>
     </w:tbl>
     <w:bookmarkStart w:id="20" w:name="project-scaffolding-and-rules"/>
     <w:p>
@@ -65066,7 +65092,1285 @@
       </w:r>
     </w:p>
     <w:bookmarkEnd w:id="97"/>
+    <w:bookmarkStart w:id="98" w:name="X58f6ebfea8f14b6196190492fc96af2c9238d1b"/>
+    <w:p>
+      <w:pPr>
+        <w:pStyle w:val="Heading2"/>
+      </w:pPr>
+      <w:r>
+        <w:t xml:space="preserve">2026-08-27 — Plan 3.15, Phase 3: remaining consolidation clusters</w:t>
+      </w:r>
+    </w:p>
+    <w:p>
+      <w:pPr>
+        <w:pStyle w:val="FirstParagraph"/>
+      </w:pPr>
+      <w:r>
+        <w:t xml:space="preserve">Worked through the plan’s remaining grouped duplication clusters – same</w:t>
+      </w:r>
+      <w:r>
+        <w:t xml:space="preserve"> </w:t>
+      </w:r>
+      <w:r>
+        <w:t xml:space="preserve">“</w:t>
+      </w:r>
+      <w:r>
+        <w:t xml:space="preserve">extract to a subTest loop</w:t>
+      </w:r>
+      <w:r>
+        <w:t xml:space="preserve"> </w:t>
+      </w:r>
+      <w:r>
+        <w:t xml:space="preserve">or shared helper, verify per group</w:t>
+      </w:r>
+      <w:r>
+        <w:t xml:space="preserve">”</w:t>
+      </w:r>
+      <w:r>
+        <w:t xml:space="preserve"> </w:t>
+      </w:r>
+      <w:r>
+        <w:t xml:space="preserve">rhythm as Phase 2, across all six areas the plan named:</w:t>
+      </w:r>
+    </w:p>
+    <w:p>
+      <w:pPr>
+        <w:numPr>
+          <w:ilvl w:val="0"/>
+          <w:numId w:val="1019"/>
+        </w:numPr>
+        <w:pStyle w:val="Compact"/>
+      </w:pPr>
+      <w:r>
+        <w:rPr>
+          <w:bCs/>
+          <w:b/>
+        </w:rPr>
+        <w:t xml:space="preserve">stage1/stage3</w:t>
+      </w:r>
+      <w:r>
+        <w:t xml:space="preserve">:</w:t>
+      </w:r>
+      <w:r>
+        <w:t xml:space="preserve"> </w:t>
+      </w:r>
+      <w:r>
+        <w:rPr>
+          <w:rStyle w:val="VerbatimChar"/>
+        </w:rPr>
+        <w:t xml:space="preserve">test_stage1_rocprofsys_sample.py</w:t>
+      </w:r>
+      <w:r>
+        <w:t xml:space="preserve">’s</w:t>
+      </w:r>
+      <w:r>
+        <w:t xml:space="preserve"> </w:t>
+      </w:r>
+      <w:r>
+        <w:rPr>
+          <w:rStyle w:val="VerbatimChar"/>
+        </w:rPr>
+        <w:t xml:space="preserve">CleanLabelTests</w:t>
+      </w:r>
+      <w:r>
+        <w:t xml:space="preserve"> </w:t>
+      </w:r>
+      <w:r>
+        <w:t xml:space="preserve">(2x2 matrix) and</w:t>
+      </w:r>
+      <w:r>
+        <w:t xml:space="preserve"> </w:t>
+      </w:r>
+      <w:r>
+        <w:rPr>
+          <w:rStyle w:val="VerbatimChar"/>
+        </w:rPr>
+        <w:t xml:space="preserve">test_stage3_rocprofsys_trace.py</w:t>
+      </w:r>
+      <w:r>
+        <w:t xml:space="preserve">’s</w:t>
+      </w:r>
+      <w:r>
+        <w:t xml:space="preserve"> </w:t>
+      </w:r>
+      <w:r>
+        <w:rPr>
+          <w:rStyle w:val="VerbatimChar"/>
+        </w:rPr>
+        <w:t xml:space="preserve">TagForCategoryTests</w:t>
+      </w:r>
+      <w:r>
+        <w:t xml:space="preserve"> </w:t>
+      </w:r>
+      <w:r>
+        <w:t xml:space="preserve">(12 tests, one already itself</w:t>
+      </w:r>
+      <w:r>
+        <w:t xml:space="preserve"> </w:t>
+      </w:r>
+      <w:r>
+        <w:t xml:space="preserve">subTest-looping over a sub-list) each collapsed into one table-driven subTest method. The</w:t>
+      </w:r>
+      <w:r>
+        <w:t xml:space="preserve"> </w:t>
+      </w:r>
+      <w:r>
+        <w:t xml:space="preserve">category-mapping table folds in every case, including the sub-list, since all of them are the</w:t>
+      </w:r>
+      <w:r>
+        <w:t xml:space="preserve"> </w:t>
+      </w:r>
+      <w:r>
+        <w:t xml:space="preserve">exact same (category, expected_tag) shape.</w:t>
+      </w:r>
+    </w:p>
+    <w:p>
+      <w:pPr>
+        <w:numPr>
+          <w:ilvl w:val="0"/>
+          <w:numId w:val="1019"/>
+        </w:numPr>
+        <w:pStyle w:val="Compact"/>
+      </w:pPr>
+      <w:r>
+        <w:rPr>
+          <w:bCs/>
+          <w:b/>
+        </w:rPr>
+        <w:t xml:space="preserve">stage4</w:t>
+      </w:r>
+      <w:r>
+        <w:t xml:space="preserve">:</w:t>
+      </w:r>
+      <w:r>
+        <w:t xml:space="preserve"> </w:t>
+      </w:r>
+      <w:r>
+        <w:rPr>
+          <w:rStyle w:val="VerbatimChar"/>
+        </w:rPr>
+        <w:t xml:space="preserve">KernelOwnerLabelTests</w:t>
+      </w:r>
+      <w:r>
+        <w:t xml:space="preserve">’ 5 OMP-offloading-naming-convention tests (all decode to the</w:t>
+      </w:r>
+      <w:r>
+        <w:t xml:space="preserve"> </w:t>
+      </w:r>
+      <w:r>
+        <w:t xml:space="preserve">same</w:t>
+      </w:r>
+      <w:r>
+        <w:t xml:space="preserve"> </w:t>
+      </w:r>
+      <w:r>
+        <w:rPr>
+          <w:rStyle w:val="VerbatimChar"/>
+        </w:rPr>
+        <w:t xml:space="preserve">launch_omp_kernel</w:t>
+      </w:r>
+      <w:r>
+        <w:t xml:space="preserve"> </w:t>
+      </w:r>
+      <w:r>
+        <w:t xml:space="preserve">owner, differing only in the exact mangled string) and</w:t>
+      </w:r>
+      <w:r>
+        <w:t xml:space="preserve"> </w:t>
+      </w:r>
+      <w:r>
+        <w:rPr>
+          <w:rStyle w:val="VerbatimChar"/>
+        </w:rPr>
+        <w:t xml:space="preserve">IsKernelLaunchTests</w:t>
+      </w:r>
+      <w:r>
+        <w:t xml:space="preserve">’ 5 tests both collapsed into subTest tables;</w:t>
+      </w:r>
+      <w:r>
+        <w:t xml:space="preserve"> </w:t>
+      </w:r>
+      <w:r>
+        <w:rPr>
+          <w:rStyle w:val="VerbatimChar"/>
+        </w:rPr>
+        <w:t xml:space="preserve">OverlapWithRangesTests</w:t>
+      </w:r>
+      <w:r>
+        <w:t xml:space="preserve">’ 6</w:t>
+      </w:r>
+      <w:r>
+        <w:t xml:space="preserve"> </w:t>
+      </w:r>
+      <w:r>
+        <w:t xml:space="preserve">tests (one with 2 assertions folded into 2 separate cases) did the same.</w:t>
+      </w:r>
+      <w:r>
+        <w:t xml:space="preserve"> </w:t>
+      </w:r>
+      <w:r>
+        <w:rPr>
+          <w:rStyle w:val="VerbatimChar"/>
+        </w:rPr>
+        <w:t xml:space="preserve">ReanchorKernelsByOwnerAndTimeTests</w:t>
+      </w:r>
+      <w:r>
+        <w:t xml:space="preserve"> </w:t>
+      </w:r>
+      <w:r>
+        <w:t xml:space="preserve">was deliberately left untouched on inspection – its 9 tests each exercise a genuinely distinct</w:t>
+      </w:r>
+      <w:r>
+        <w:t xml:space="preserve"> </w:t>
+      </w:r>
+      <w:r>
+        <w:t xml:space="preserve">branch (exact match, no-marker skip, no-owner-found, temporal ordering, missing corr_id parent,</w:t>
+      </w:r>
+      <w:r>
+        <w:t xml:space="preserve"> </w:t>
+      </w:r>
+      <w:r>
+        <w:t xml:space="preserve">time-based tie-breaking among same-thread candidates, thread-scoping, generic naming, a real</w:t>
+      </w:r>
+      <w:r>
+        <w:t xml:space="preserve"> </w:t>
+      </w:r>
+      <w:r>
+        <w:t xml:space="preserve">end-to-end fixture), not literal-input variations of one shape – forcing them into one loop would</w:t>
+      </w:r>
+      <w:r>
+        <w:t xml:space="preserve"> </w:t>
+      </w:r>
+      <w:r>
+        <w:t xml:space="preserve">have cost more in readability than it saved in line count, exactly the judgment call the plan</w:t>
+      </w:r>
+      <w:r>
+        <w:t xml:space="preserve"> </w:t>
+      </w:r>
+      <w:r>
+        <w:t xml:space="preserve">itself flagged as needed here.</w:t>
+      </w:r>
+    </w:p>
+    <w:p>
+      <w:pPr>
+        <w:numPr>
+          <w:ilvl w:val="0"/>
+          <w:numId w:val="1019"/>
+        </w:numPr>
+        <w:pStyle w:val="Compact"/>
+      </w:pPr>
+      <w:r>
+        <w:rPr>
+          <w:bCs/>
+          <w:b/>
+        </w:rPr>
+        <w:t xml:space="preserve">stage5</w:t>
+      </w:r>
+      <w:r>
+        <w:t xml:space="preserve">:</w:t>
+      </w:r>
+      <w:r>
+        <w:t xml:space="preserve"> </w:t>
+      </w:r>
+      <w:r>
+        <w:rPr>
+          <w:rStyle w:val="VerbatimChar"/>
+        </w:rPr>
+        <w:t xml:space="preserve">render()</w:t>
+      </w:r>
+      <w:r>
+        <w:t xml:space="preserve">/</w:t>
+      </w:r>
+      <w:r>
+        <w:rPr>
+          <w:rStyle w:val="VerbatimChar"/>
+        </w:rPr>
+        <w:t xml:space="preserve">_labels_only()</w:t>
+      </w:r>
+      <w:r>
+        <w:t xml:space="preserve">/</w:t>
+      </w:r>
+      <w:r>
+        <w:rPr>
+          <w:rStyle w:val="VerbatimChar"/>
+        </w:rPr>
+        <w:t xml:space="preserve">_NUMERIC_SUFFIX_RE</w:t>
+      </w:r>
+      <w:r>
+        <w:t xml:space="preserve">, byte-identical between</w:t>
+      </w:r>
+      <w:r>
+        <w:t xml:space="preserve"> </w:t>
+      </w:r>
+      <w:r>
+        <w:rPr>
+          <w:rStyle w:val="VerbatimChar"/>
+        </w:rPr>
+        <w:t xml:space="preserve">test_stage5_calltree_view.py</w:t>
+      </w:r>
+      <w:r>
+        <w:t xml:space="preserve"> </w:t>
+      </w:r>
+      <w:r>
+        <w:t xml:space="preserve">and</w:t>
+      </w:r>
+      <w:r>
+        <w:t xml:space="preserve"> </w:t>
+      </w:r>
+      <w:r>
+        <w:rPr>
+          <w:rStyle w:val="VerbatimChar"/>
+        </w:rPr>
+        <w:t xml:space="preserve">test_stage5_wallclock_calltree_view.py</w:t>
+      </w:r>
+      <w:r>
+        <w:t xml:space="preserve">, moved into</w:t>
+      </w:r>
+      <w:r>
+        <w:t xml:space="preserve"> </w:t>
+      </w:r>
+      <w:r>
+        <w:rPr>
+          <w:rStyle w:val="VerbatimChar"/>
+        </w:rPr>
+        <w:t xml:space="preserve">_test_helpers.py</w:t>
+      </w:r>
+      <w:r>
+        <w:t xml:space="preserve"> </w:t>
+      </w:r>
+      <w:r>
+        <w:t xml:space="preserve">as</w:t>
+      </w:r>
+      <w:r>
+        <w:t xml:space="preserve"> </w:t>
+      </w:r>
+      <w:r>
+        <w:rPr>
+          <w:rStyle w:val="VerbatimChar"/>
+        </w:rPr>
+        <w:t xml:space="preserve">render_calltree_view()</w:t>
+      </w:r>
+      <w:r>
+        <w:t xml:space="preserve"> </w:t>
+      </w:r>
+      <w:r>
+        <w:t xml:space="preserve">(takes the tool-specific</w:t>
+      </w:r>
+      <w:r>
+        <w:t xml:space="preserve"> </w:t>
+      </w:r>
+      <w:r>
+        <w:rPr>
+          <w:rStyle w:val="VerbatimChar"/>
+        </w:rPr>
+        <w:t xml:space="preserve">build_calltree_view</w:t>
+      </w:r>
+      <w:r>
+        <w:t xml:space="preserve"> </w:t>
+      </w:r>
+      <w:r>
+        <w:t xml:space="preserve">function as a parameter, since that’s the one thing that actually differs per file) and</w:t>
+      </w:r>
+      <w:r>
+        <w:t xml:space="preserve"> </w:t>
+      </w:r>
+      <w:r>
+        <w:rPr>
+          <w:rStyle w:val="VerbatimChar"/>
+        </w:rPr>
+        <w:t xml:space="preserve">labels_only()</w:t>
+      </w:r>
+      <w:r>
+        <w:t xml:space="preserve">; each file’s own</w:t>
+      </w:r>
+      <w:r>
+        <w:t xml:space="preserve"> </w:t>
+      </w:r>
+      <w:r>
+        <w:rPr>
+          <w:rStyle w:val="VerbatimChar"/>
+        </w:rPr>
+        <w:t xml:space="preserve">render()</w:t>
+      </w:r>
+      <w:r>
+        <w:t xml:space="preserve"> </w:t>
+      </w:r>
+      <w:r>
+        <w:t xml:space="preserve">shrank to a 1-line delegating wrapper. The thin</w:t>
+      </w:r>
+      <w:r>
+        <w:t xml:space="preserve"> </w:t>
+      </w:r>
+      <w:r>
+        <w:rPr>
+          <w:rStyle w:val="VerbatimChar"/>
+        </w:rPr>
+        <w:t xml:space="preserve">*ColumnsTests</w:t>
+      </w:r>
+      <w:r>
+        <w:t xml:space="preserve"> </w:t>
+      </w:r>
+      <w:r>
+        <w:t xml:space="preserve">classes in</w:t>
+      </w:r>
+      <w:r>
+        <w:t xml:space="preserve"> </w:t>
+      </w:r>
+      <w:r>
+        <w:rPr>
+          <w:rStyle w:val="VerbatimChar"/>
+        </w:rPr>
+        <w:t xml:space="preserve">test_stage5_cpu_hotspots_table.py</w:t>
+      </w:r>
+      <w:r>
+        <w:t xml:space="preserve">/</w:t>
+      </w:r>
+      <w:r>
+        <w:rPr>
+          <w:rStyle w:val="VerbatimChar"/>
+        </w:rPr>
+        <w:t xml:space="preserve">test_stage5_gpu_hotspots_table.py</w:t>
+      </w:r>
+      <w:r>
+        <w:t xml:space="preserve">/</w:t>
+      </w:r>
+      <w:r>
+        <w:t xml:space="preserve"> </w:t>
+      </w:r>
+      <w:r>
+        <w:rPr>
+          <w:rStyle w:val="VerbatimChar"/>
+        </w:rPr>
+        <w:t xml:space="preserve">test_stage5_fused_hotspots_table.py</w:t>
+      </w:r>
+      <w:r>
+        <w:t xml:space="preserve">/</w:t>
+      </w:r>
+      <w:r>
+        <w:rPr>
+          <w:rStyle w:val="VerbatimChar"/>
+        </w:rPr>
+        <w:t xml:space="preserve">test_stage5_load_imbalance_table.py</w:t>
+      </w:r>
+      <w:r>
+        <w:t xml:space="preserve"> </w:t>
+      </w:r>
+      <w:r>
+        <w:t xml:space="preserve">each collapsed into</w:t>
+      </w:r>
+      <w:r>
+        <w:t xml:space="preserve"> </w:t>
+      </w:r>
+      <w:r>
+        <w:t xml:space="preserve">one</w:t>
+      </w:r>
+      <w:r>
+        <w:t xml:space="preserve"> </w:t>
+      </w:r>
+      <w:r>
+        <w:rPr>
+          <w:rStyle w:val="VerbatimChar"/>
+        </w:rPr>
+        <w:t xml:space="preserve">test_columns</w:t>
+      </w:r>
+      <w:r>
+        <w:t xml:space="preserve"> </w:t>
+      </w:r>
+      <w:r>
+        <w:t xml:space="preserve">method per file (per the plan’s own phrasing – one check per module’s</w:t>
+      </w:r>
+      <w:r>
+        <w:t xml:space="preserve"> </w:t>
+      </w:r>
+      <w:r>
+        <w:t xml:space="preserve">COLUMNS constant, not a single check merged across files);</w:t>
+      </w:r>
+      <w:r>
+        <w:t xml:space="preserve"> </w:t>
+      </w:r>
+      <w:r>
+        <w:rPr>
+          <w:rStyle w:val="VerbatimChar"/>
+        </w:rPr>
+        <w:t xml:space="preserve">load_imbalance_columns()</w:t>
+      </w:r>
+      <w:r>
+        <w:t xml:space="preserve"> </w:t>
+      </w:r>
+      <w:r>
+        <w:t xml:space="preserve">being a</w:t>
+      </w:r>
+      <w:r>
+        <w:t xml:space="preserve"> </w:t>
+      </w:r>
+      <w:r>
+        <w:t xml:space="preserve">function rather than a constant meant its cases also carry their own kwargs.</w:t>
+      </w:r>
+    </w:p>
+    <w:p>
+      <w:pPr>
+        <w:numPr>
+          <w:ilvl w:val="0"/>
+          <w:numId w:val="1019"/>
+        </w:numPr>
+        <w:pStyle w:val="Compact"/>
+      </w:pPr>
+      <w:r>
+        <w:rPr>
+          <w:bCs/>
+          <w:b/>
+        </w:rPr>
+        <w:t xml:space="preserve">stage6</w:t>
+      </w:r>
+      <w:r>
+        <w:t xml:space="preserve">:</w:t>
+      </w:r>
+      <w:r>
+        <w:t xml:space="preserve"> </w:t>
+      </w:r>
+      <w:r>
+        <w:rPr>
+          <w:rStyle w:val="VerbatimChar"/>
+        </w:rPr>
+        <w:t xml:space="preserve">test_stage6_cli_common.py</w:t>
+      </w:r>
+      <w:r>
+        <w:t xml:space="preserve">’s</w:t>
+      </w:r>
+      <w:r>
+        <w:t xml:space="preserve"> </w:t>
+      </w:r>
+      <w:r>
+        <w:rPr>
+          <w:rStyle w:val="VerbatimChar"/>
+        </w:rPr>
+        <w:t xml:space="preserve">AddSelectionArgsTests</w:t>
+      </w:r>
+      <w:r>
+        <w:t xml:space="preserve"> </w:t>
+      </w:r>
+      <w:r>
+        <w:t xml:space="preserve">(7 of 9 tests sharing the exact</w:t>
+      </w:r>
+      <w:r>
+        <w:t xml:space="preserve"> </w:t>
+      </w:r>
+      <w:r>
+        <w:t xml:space="preserve">“</w:t>
+      </w:r>
+      <w:r>
+        <w:t xml:space="preserve">build parser, locate action by dest, assert substring in help</w:t>
+      </w:r>
+      <w:r>
+        <w:t xml:space="preserve">”</w:t>
+      </w:r>
+      <w:r>
+        <w:t xml:space="preserve"> </w:t>
+      </w:r>
+      <w:r>
+        <w:t xml:space="preserve">shape, one test’s 2 internal</w:t>
+      </w:r>
+      <w:r>
+        <w:t xml:space="preserve"> </w:t>
+      </w:r>
+      <w:r>
+        <w:t xml:space="preserve">assertions split into 2 table rows) collapsed into one</w:t>
+      </w:r>
+      <w:r>
+        <w:t xml:space="preserve"> </w:t>
+      </w:r>
+      <w:r>
+        <w:rPr>
+          <w:rStyle w:val="VerbatimChar"/>
+        </w:rPr>
+        <w:t xml:space="preserve">test_help_text_substitution</w:t>
+      </w:r>
+      <w:r>
+        <w:t xml:space="preserve">;</w:t>
+      </w:r>
+      <w:r>
+        <w:t xml:space="preserve"> </w:t>
+      </w:r>
+      <w:r>
+        <w:rPr>
+          <w:rStyle w:val="VerbatimChar"/>
+        </w:rPr>
+        <w:t xml:space="preserve">test_stage6_noise_config.py</w:t>
+      </w:r>
+      <w:r>
+        <w:t xml:space="preserve">’s two</w:t>
+      </w:r>
+      <w:r>
+        <w:t xml:space="preserve"> </w:t>
+      </w:r>
+      <w:r>
+        <w:rPr>
+          <w:rStyle w:val="VerbatimChar"/>
+        </w:rPr>
+        <w:t xml:space="preserve">SystemExit</w:t>
+      </w:r>
+      <w:r>
+        <w:t xml:space="preserve">-on-bad-tag clusters (3 unknown-tag tests, 2</w:t>
+      </w:r>
+      <w:r>
+        <w:t xml:space="preserve"> </w:t>
+      </w:r>
+      <w:r>
+        <w:t xml:space="preserve">derived-tag tests) each collapsed into one subTest method;</w:t>
+      </w:r>
+      <w:r>
+        <w:t xml:space="preserve"> </w:t>
+      </w:r>
+      <w:r>
+        <w:rPr>
+          <w:rStyle w:val="VerbatimChar"/>
+        </w:rPr>
+        <w:t xml:space="preserve">test_stage6_time_range_config.py</w:t>
+      </w:r>
+      <w:r>
+        <w:t xml:space="preserve">’s 6</w:t>
+      </w:r>
+      <w:r>
+        <w:t xml:space="preserve"> </w:t>
+      </w:r>
+      <w:r>
+        <w:t xml:space="preserve">malformed-segment tests (one with 2 internal assertions split into 2 rows) collapsed into one;</w:t>
+      </w:r>
+      <w:r>
+        <w:t xml:space="preserve"> </w:t>
+      </w:r>
+      <w:r>
+        <w:rPr>
+          <w:rStyle w:val="VerbatimChar"/>
+        </w:rPr>
+        <w:t xml:space="preserve">test_stage6_report_builder.py</w:t>
+      </w:r>
+      <w:r>
+        <w:t xml:space="preserve">’s two tests sharing byte-identical setup</w:t>
+      </w:r>
+      <w:r>
+        <w:t xml:space="preserve"> </w:t>
+      </w:r>
+      <w:r>
+        <w:t xml:space="preserve">(</w:t>
+      </w:r>
+      <w:r>
+        <w:rPr>
+          <w:rStyle w:val="VerbatimChar"/>
+        </w:rPr>
+        <w:t xml:space="preserve">test_falsy_title_emits_no_title_line</w:t>
+      </w:r>
+      <w:r>
+        <w:t xml:space="preserve">/</w:t>
+      </w:r>
+      <w:r>
+        <w:rPr>
+          <w:rStyle w:val="VerbatimChar"/>
+        </w:rPr>
+        <w:t xml:space="preserve">test_zero_titled_sections_has_no_tables_listing</w:t>
+      </w:r>
+      <w:r>
+        <w:t xml:space="preserve">) merged</w:t>
+      </w:r>
+      <w:r>
+        <w:t xml:space="preserve"> </w:t>
+      </w:r>
+      <w:r>
+        <w:t xml:space="preserve">into one test with both assertions.</w:t>
+      </w:r>
+    </w:p>
+    <w:p>
+      <w:pPr>
+        <w:numPr>
+          <w:ilvl w:val="0"/>
+          <w:numId w:val="1019"/>
+        </w:numPr>
+        <w:pStyle w:val="Compact"/>
+      </w:pPr>
+      <w:r>
+        <w:rPr>
+          <w:bCs/>
+          <w:b/>
+        </w:rPr>
+        <w:t xml:space="preserve">tools</w:t>
+      </w:r>
+      <w:r>
+        <w:t xml:space="preserve">:</w:t>
+      </w:r>
+      <w:r>
+        <w:t xml:space="preserve"> </w:t>
+      </w:r>
+      <w:r>
+        <w:rPr>
+          <w:rStyle w:val="VerbatimChar"/>
+        </w:rPr>
+        <w:t xml:space="preserve">test_extract_calltree.py</w:t>
+      </w:r>
+      <w:r>
+        <w:t xml:space="preserve">’s and</w:t>
+      </w:r>
+      <w:r>
+        <w:t xml:space="preserve"> </w:t>
+      </w:r>
+      <w:r>
+        <w:rPr>
+          <w:rStyle w:val="VerbatimChar"/>
+        </w:rPr>
+        <w:t xml:space="preserve">test_extract_wallclock_calltree.py</w:t>
+      </w:r>
+      <w:r>
+        <w:t xml:space="preserve">’s near-identical</w:t>
+      </w:r>
+      <w:r>
+        <w:t xml:space="preserve"> </w:t>
+      </w:r>
+      <w:r>
+        <w:t xml:space="preserve">5-test</w:t>
+      </w:r>
+      <w:r>
+        <w:t xml:space="preserve"> </w:t>
+      </w:r>
+      <w:r>
+        <w:rPr>
+          <w:rStyle w:val="VerbatimChar"/>
+        </w:rPr>
+        <w:t xml:space="preserve">MainCliTests</w:t>
+      </w:r>
+      <w:r>
+        <w:t xml:space="preserve"> </w:t>
+      </w:r>
+      <w:r>
+        <w:t xml:space="preserve">classes (missing-directory/empty-input/end-to-end/explicit-two-directories/</w:t>
+      </w:r>
+      <w:r>
+        <w:t xml:space="preserve"> </w:t>
+      </w:r>
+      <w:r>
+        <w:t xml:space="preserve">extra-noise-config) both now delegate to one new</w:t>
+      </w:r>
+      <w:r>
+        <w:t xml:space="preserve"> </w:t>
+      </w:r>
+      <w:r>
+        <w:rPr>
+          <w:rStyle w:val="VerbatimChar"/>
+        </w:rPr>
+        <w:t xml:space="preserve">assert_extract_tool_cli_contract()</w:t>
+      </w:r>
+      <w:r>
+        <w:t xml:space="preserve">,</w:t>
+      </w:r>
+      <w:r>
+        <w:t xml:space="preserve"> </w:t>
+      </w:r>
+      <w:r>
+        <w:t xml:space="preserve">parametrized by tool module, fixture directory, and the one noise-config label each tool’s own</w:t>
+      </w:r>
+      <w:r>
+        <w:t xml:space="preserve"> </w:t>
+      </w:r>
+      <w:r>
+        <w:t xml:space="preserve">fixture data supports – each file’s own</w:t>
+      </w:r>
+      <w:r>
+        <w:t xml:space="preserve"> </w:t>
+      </w:r>
+      <w:r>
+        <w:rPr>
+          <w:rStyle w:val="VerbatimChar"/>
+        </w:rPr>
+        <w:t xml:space="preserve">MainCliTests</w:t>
+      </w:r>
+      <w:r>
+        <w:t xml:space="preserve"> </w:t>
+      </w:r>
+      <w:r>
+        <w:t xml:space="preserve">shrank to a single</w:t>
+      </w:r>
+      <w:r>
+        <w:t xml:space="preserve"> </w:t>
+      </w:r>
+      <w:r>
+        <w:rPr>
+          <w:rStyle w:val="VerbatimChar"/>
+        </w:rPr>
+        <w:t xml:space="preserve">test_cli_contract</w:t>
+      </w:r>
+      <w:r>
+        <w:t xml:space="preserve"> </w:t>
+      </w:r>
+      <w:r>
+        <w:t xml:space="preserve">method. The</w:t>
+      </w:r>
+      <w:r>
+        <w:t xml:space="preserve"> </w:t>
+      </w:r>
+      <w:r>
+        <w:rPr>
+          <w:rStyle w:val="VerbatimChar"/>
+        </w:rPr>
+        <w:t xml:space="preserve">--extra-noise-config</w:t>
+      </w:r>
+      <w:r>
+        <w:t xml:space="preserve"> </w:t>
+      </w:r>
+      <w:r>
+        <w:t xml:space="preserve">JSON-diff-writing boilerplate (write a tempfile,</w:t>
+      </w:r>
+      <w:r>
+        <w:t xml:space="preserve"> </w:t>
+      </w:r>
+      <w:r>
+        <w:rPr>
+          <w:rStyle w:val="VerbatimChar"/>
+        </w:rPr>
+        <w:t xml:space="preserve">json.dump</w:t>
+      </w:r>
+      <w:r>
+        <w:t xml:space="preserve">,</w:t>
+      </w:r>
+      <w:r>
+        <w:t xml:space="preserve"> </w:t>
+      </w:r>
+      <w:r>
+        <w:t xml:space="preserve">return the path) – duplicated across</w:t>
+      </w:r>
+      <w:r>
+        <w:t xml:space="preserve"> </w:t>
+      </w:r>
+      <w:r>
+        <w:rPr>
+          <w:rStyle w:val="VerbatimChar"/>
+        </w:rPr>
+        <w:t xml:space="preserve">test_extract_pop_metrics.py</w:t>
+      </w:r>
+      <w:r>
+        <w:t xml:space="preserve">,</w:t>
+      </w:r>
+      <w:r>
+        <w:t xml:space="preserve"> </w:t>
+      </w:r>
+      <w:r>
+        <w:rPr>
+          <w:rStyle w:val="VerbatimChar"/>
+        </w:rPr>
+        <w:t xml:space="preserve">test_extract_CPU_hotspots.py</w:t>
+      </w:r>
+      <w:r>
+        <w:t xml:space="preserve"> </w:t>
+      </w:r>
+      <w:r>
+        <w:t xml:space="preserve">(twice – it also has an env-var-fallback variant of the same test),</w:t>
+      </w:r>
+      <w:r>
+        <w:t xml:space="preserve"> </w:t>
+      </w:r>
+      <w:r>
+        <w:rPr>
+          <w:rStyle w:val="VerbatimChar"/>
+        </w:rPr>
+        <w:t xml:space="preserve">test_extract_hotspot_callers.py</w:t>
+      </w:r>
+      <w:r>
+        <w:t xml:space="preserve">,</w:t>
+      </w:r>
+      <w:r>
+        <w:t xml:space="preserve"> </w:t>
+      </w:r>
+      <w:r>
+        <w:t xml:space="preserve">and</w:t>
+      </w:r>
+      <w:r>
+        <w:t xml:space="preserve"> </w:t>
+      </w:r>
+      <w:r>
+        <w:rPr>
+          <w:rStyle w:val="VerbatimChar"/>
+        </w:rPr>
+        <w:t xml:space="preserve">test_stage6_noise_config.py</w:t>
+      </w:r>
+      <w:r>
+        <w:t xml:space="preserve">’s own local</w:t>
+      </w:r>
+      <w:r>
+        <w:t xml:space="preserve"> </w:t>
+      </w:r>
+      <w:r>
+        <w:rPr>
+          <w:rStyle w:val="VerbatimChar"/>
+        </w:rPr>
+        <w:t xml:space="preserve">_write_diff</w:t>
+      </w:r>
+      <w:r>
+        <w:t xml:space="preserve"> </w:t>
+      </w:r>
+      <w:r>
+        <w:t xml:space="preserve">– now all call the same new</w:t>
+      </w:r>
+      <w:r>
+        <w:t xml:space="preserve"> </w:t>
+      </w:r>
+      <w:r>
+        <w:rPr>
+          <w:rStyle w:val="VerbatimChar"/>
+        </w:rPr>
+        <w:t xml:space="preserve">write_noise_config()</w:t>
+      </w:r>
+      <w:r>
+        <w:t xml:space="preserve">. The</w:t>
+      </w:r>
+      <w:r>
+        <w:t xml:space="preserve"> </w:t>
+      </w:r>
+      <w:r>
+        <w:rPr>
+          <w:rStyle w:val="VerbatimChar"/>
+        </w:rPr>
+        <w:t xml:space="preserve">_clear_cache()</w:t>
+      </w:r>
+      <w:r>
+        <w:t xml:space="preserve">/</w:t>
+      </w:r>
+      <w:r>
+        <w:rPr>
+          <w:rStyle w:val="VerbatimChar"/>
+        </w:rPr>
+        <w:t xml:space="preserve">tearDown()</w:t>
+      </w:r>
+      <w:r>
+        <w:t xml:space="preserve"> </w:t>
+      </w:r>
+      <w:r>
+        <w:rPr>
+          <w:rStyle w:val="VerbatimChar"/>
+        </w:rPr>
+        <w:t xml:space="preserve">*.agg.json</w:t>
+      </w:r>
+      <w:r>
+        <w:t xml:space="preserve"> </w:t>
+      </w:r>
+      <w:r>
+        <w:t xml:space="preserve">cleanup pattern in the</w:t>
+      </w:r>
+      <w:r>
+        <w:t xml:space="preserve"> </w:t>
+      </w:r>
+      <w:r>
+        <w:t xml:space="preserve">three</w:t>
+      </w:r>
+      <w:r>
+        <w:t xml:space="preserve"> </w:t>
+      </w:r>
+      <w:r>
+        <w:rPr>
+          <w:rStyle w:val="VerbatimChar"/>
+        </w:rPr>
+        <w:t xml:space="preserve">test_extract_trace_*.py</w:t>
+      </w:r>
+      <w:r>
+        <w:t xml:space="preserve"> </w:t>
+      </w:r>
+      <w:r>
+        <w:t xml:space="preserve">files (two slightly different signatures – optional vs. required</w:t>
+      </w:r>
+      <w:r>
+        <w:t xml:space="preserve"> </w:t>
+      </w:r>
+      <w:r>
+        <w:rPr>
+          <w:rStyle w:val="VerbatimChar"/>
+        </w:rPr>
+        <w:t xml:space="preserve">directory</w:t>
+      </w:r>
+      <w:r>
+        <w:t xml:space="preserve"> </w:t>
+      </w:r>
+      <w:r>
+        <w:t xml:space="preserve">argument) unified into one required-argument</w:t>
+      </w:r>
+      <w:r>
+        <w:t xml:space="preserve"> </w:t>
+      </w:r>
+      <w:r>
+        <w:rPr>
+          <w:rStyle w:val="VerbatimChar"/>
+        </w:rPr>
+        <w:t xml:space="preserve">clear_agg_cache()</w:t>
+      </w:r>
+      <w:r>
+        <w:t xml:space="preserve">, called explicitly</w:t>
+      </w:r>
+      <w:r>
+        <w:t xml:space="preserve"> </w:t>
+      </w:r>
+      <w:r>
+        <w:t xml:space="preserve">at every site rather than relying on either file’s own default.</w:t>
+      </w:r>
+    </w:p>
+    <w:p>
+      <w:pPr>
+        <w:pStyle w:val="FirstParagraph"/>
+      </w:pPr>
+      <w:r>
+        <w:rPr>
+          <w:rStyle w:val="VerbatimChar"/>
+        </w:rPr>
+        <w:t xml:space="preserve">_test_helpers.py</w:t>
+      </w:r>
+      <w:r>
+        <w:t xml:space="preserve"> </w:t>
+      </w:r>
+      <w:r>
+        <w:t xml:space="preserve">grew all four of these (</w:t>
+      </w:r>
+      <w:r>
+        <w:rPr>
+          <w:rStyle w:val="VerbatimChar"/>
+        </w:rPr>
+        <w:t xml:space="preserve">render_calltree_view()</w:t>
+      </w:r>
+      <w:r>
+        <w:t xml:space="preserve">/</w:t>
+      </w:r>
+      <w:r>
+        <w:rPr>
+          <w:rStyle w:val="VerbatimChar"/>
+        </w:rPr>
+        <w:t xml:space="preserve">labels_only()</w:t>
+      </w:r>
+      <w:r>
+        <w:t xml:space="preserve">,</w:t>
+      </w:r>
+      <w:r>
+        <w:t xml:space="preserve"> </w:t>
+      </w:r>
+      <w:r>
+        <w:rPr>
+          <w:rStyle w:val="VerbatimChar"/>
+        </w:rPr>
+        <w:t xml:space="preserve">write_noise_config()</w:t>
+      </w:r>
+      <w:r>
+        <w:t xml:space="preserve">,</w:t>
+      </w:r>
+      <w:r>
+        <w:t xml:space="preserve"> </w:t>
+      </w:r>
+      <w:r>
+        <w:rPr>
+          <w:rStyle w:val="VerbatimChar"/>
+        </w:rPr>
+        <w:t xml:space="preserve">assert_extract_tool_cli_contract()</w:t>
+      </w:r>
+      <w:r>
+        <w:t xml:space="preserve">/</w:t>
+      </w:r>
+      <w:r>
+        <w:rPr>
+          <w:rStyle w:val="VerbatimChar"/>
+        </w:rPr>
+        <w:t xml:space="preserve">clear_agg_cache()</w:t>
+      </w:r>
+      <w:r>
+        <w:t xml:space="preserve">) in the same pass</w:t>
+      </w:r>
+      <w:r>
+        <w:t xml:space="preserve"> </w:t>
+      </w:r>
+      <w:r>
+        <w:t xml:space="preserve">that removed the duplication, and started feeling like the exact kind of grab-bag module this whole</w:t>
+      </w:r>
+      <w:r>
+        <w:t xml:space="preserve"> </w:t>
+      </w:r>
+      <w:r>
+        <w:t xml:space="preserve">cleanup exists to avoid – flagged in review before committing. Split into</w:t>
+      </w:r>
+      <w:r>
+        <w:t xml:space="preserve"> </w:t>
+      </w:r>
+      <w:r>
+        <w:rPr>
+          <w:rStyle w:val="VerbatimChar"/>
+        </w:rPr>
+        <w:t xml:space="preserve">_stage5_test_helpers.py</w:t>
+      </w:r>
+      <w:r>
+        <w:t xml:space="preserve">,</w:t>
+      </w:r>
+      <w:r>
+        <w:t xml:space="preserve"> </w:t>
+      </w:r>
+      <w:r>
+        <w:rPr>
+          <w:rStyle w:val="VerbatimChar"/>
+        </w:rPr>
+        <w:t xml:space="preserve">_stage6_test_helpers.py</w:t>
+      </w:r>
+      <w:r>
+        <w:t xml:space="preserve">, and</w:t>
+      </w:r>
+      <w:r>
+        <w:t xml:space="preserve"> </w:t>
+      </w:r>
+      <w:r>
+        <w:rPr>
+          <w:rStyle w:val="VerbatimChar"/>
+        </w:rPr>
+        <w:t xml:space="preserve">_tools_test_helpers.py</w:t>
+      </w:r>
+      <w:r>
+        <w:t xml:space="preserve">, one per area</w:t>
+      </w:r>
+      <w:r>
+        <w:t xml:space="preserve"> </w:t>
+      </w:r>
+      <w:r>
+        <w:t xml:space="preserve">that actually needs its contents, leaving</w:t>
+      </w:r>
+      <w:r>
+        <w:t xml:space="preserve"> </w:t>
+      </w:r>
+      <w:r>
+        <w:rPr>
+          <w:rStyle w:val="VerbatimChar"/>
+        </w:rPr>
+        <w:t xml:space="preserve">_test_helpers.py</w:t>
+      </w:r>
+      <w:r>
+        <w:t xml:space="preserve"> </w:t>
+      </w:r>
+      <w:r>
+        <w:t xml:space="preserve">with only</w:t>
+      </w:r>
+      <w:r>
+        <w:t xml:space="preserve"> </w:t>
+      </w:r>
+      <w:r>
+        <w:rPr>
+          <w:rStyle w:val="VerbatimChar"/>
+        </w:rPr>
+        <w:t xml:space="preserve">load_module_by_path()</w:t>
+      </w:r>
+      <w:r>
+        <w:t xml:space="preserve">, the</w:t>
+      </w:r>
+      <w:r>
+        <w:t xml:space="preserve"> </w:t>
+      </w:r>
+      <w:r>
+        <w:t xml:space="preserve">one truly universal helper every one of these (and every stage/tool test file) still depends on for</w:t>
+      </w:r>
+      <w:r>
+        <w:t xml:space="preserve"> </w:t>
+      </w:r>
+      <w:r>
+        <w:t xml:space="preserve">its own sys.path/</w:t>
+      </w:r>
+      <w:r>
+        <w:rPr>
+          <w:rStyle w:val="VerbatimChar"/>
+        </w:rPr>
+        <w:t xml:space="preserve">_stage_paths</w:t>
+      </w:r>
+      <w:r>
+        <w:t xml:space="preserve"> </w:t>
+      </w:r>
+      <w:r>
+        <w:t xml:space="preserve">bootstrap. Named with the same leading-underscore convention as the</w:t>
+      </w:r>
+      <w:r>
+        <w:t xml:space="preserve"> </w:t>
+      </w:r>
+      <w:r>
+        <w:t xml:space="preserve">original file, not</w:t>
+      </w:r>
+      <w:r>
+        <w:t xml:space="preserve"> </w:t>
+      </w:r>
+      <w:r>
+        <w:rPr>
+          <w:rStyle w:val="VerbatimChar"/>
+        </w:rPr>
+        <w:t xml:space="preserve">test_stageN_helpers.py</w:t>
+      </w:r>
+      <w:r>
+        <w:t xml:space="preserve">, so unittest’s</w:t>
+      </w:r>
+      <w:r>
+        <w:t xml:space="preserve"> </w:t>
+      </w:r>
+      <w:r>
+        <w:rPr>
+          <w:rStyle w:val="VerbatimChar"/>
+        </w:rPr>
+        <w:t xml:space="preserve">test*.py</w:t>
+      </w:r>
+      <w:r>
+        <w:t xml:space="preserve"> </w:t>
+      </w:r>
+      <w:r>
+        <w:t xml:space="preserve">discovery pattern doesn’t pick</w:t>
+      </w:r>
+      <w:r>
+        <w:t xml:space="preserve"> </w:t>
+      </w:r>
+      <w:r>
+        <w:t xml:space="preserve">up an empty test module for each – deliberately checked before landing on the naming.</w:t>
+      </w:r>
+    </w:p>
+    <w:p>
+      <w:pPr>
+        <w:pStyle w:val="BodyText"/>
+      </w:pPr>
+      <w:r>
+        <w:t xml:space="preserve">Verification: full suite</w:t>
+      </w:r>
+      <w:r>
+        <w:t xml:space="preserve"> </w:t>
+      </w:r>
+      <w:r>
+        <w:rPr>
+          <w:rStyle w:val="VerbatimChar"/>
+        </w:rPr>
+        <w:t xml:space="preserve">Ran 684 tests ... OK</w:t>
+      </w:r>
+      <w:r>
+        <w:t xml:space="preserve"> </w:t>
+      </w:r>
+      <w:r>
+        <w:t xml:space="preserve">(740 -&gt; 684, -56 across the six groups); every</w:t>
+      </w:r>
+      <w:r>
+        <w:t xml:space="preserve"> </w:t>
+      </w:r>
+      <w:r>
+        <w:t xml:space="preserve">edited file was also run individually before the full-suite pass, and</w:t>
+      </w:r>
+      <w:r>
+        <w:t xml:space="preserve"> </w:t>
+      </w:r>
+      <w:r>
+        <w:rPr>
+          <w:rStyle w:val="VerbatimChar"/>
+        </w:rPr>
+        <w:t xml:space="preserve">python3 -m py_compile</w:t>
+      </w:r>
+      <w:r>
+        <w:t xml:space="preserve"> </w:t>
+      </w:r>
+      <w:r>
+        <w:t xml:space="preserve">was</w:t>
+      </w:r>
+      <w:r>
+        <w:t xml:space="preserve"> </w:t>
+      </w:r>
+      <w:r>
+        <w:t xml:space="preserve">run across all 45 test files (plus the four helper modules) as a final syntax sanity check.</w:t>
+      </w:r>
+    </w:p>
     <w:bookmarkEnd w:id="98"/>
+    <w:bookmarkEnd w:id="99"/>
     <w:sectPr/>
   </w:body>
 </w:document>
@@ -65826,6 +67130,9 @@
     <w:lvlOverride w:ilvl="8">
       <w:startOverride w:val="1"/>
     </w:lvlOverride>
+  </w:num>
+  <w:num w:numId="1019">
+    <w:abstractNumId w:val="991"/>
   </w:num>
 </w:numbering>
 </file>

--- a/docs/DEVELOPMENT_HISTORY.docx
+++ b/docs/DEVELOPMENT_HISTORY.docx
@@ -10,7 +10,7 @@
         <w:t xml:space="preserve">Development History</w:t>
       </w:r>
     </w:p>
-    <w:bookmarkStart w:id="99" w:name="development-history"/>
+    <w:bookmarkStart w:id="100" w:name="development-history"/>
     <w:p>
       <w:pPr>
         <w:pStyle w:val="Heading1"/>
@@ -5338,6 +5338,32 @@
           </w:p>
         </w:tc>
       </w:tr>
+      <w:tr>
+        <w:tc>
+          <w:tcPr/>
+          <w:p>
+            <w:pPr>
+              <w:pStyle w:val="Compact"/>
+              <w:jc w:val="left"/>
+            </w:pPr>
+            <w:r>
+              <w:t xml:space="preserve">2026-08-27</w:t>
+            </w:r>
+          </w:p>
+        </w:tc>
+        <w:tc>
+          <w:tcPr/>
+          <w:p>
+            <w:pPr>
+              <w:pStyle w:val="Compact"/>
+              <w:jc w:val="left"/>
+            </w:pPr>
+            <w:r>
+              <w:t xml:space="preserve">Plan 3.15 (Phase 4 of 8): test-scope audit across all 45 test files – 11 pure re-tests dropped, 5 misplaced tests relocated, ~10 tests relabeled as wiring checks – 684 -&gt; 673 tests – see full accounting below</w:t>
+            </w:r>
+          </w:p>
+        </w:tc>
+      </w:tr>
     </w:tbl>
     <w:bookmarkStart w:id="20" w:name="project-scaffolding-and-rules"/>
     <w:p>
@@ -66370,7 +66396,1522 @@
       </w:r>
     </w:p>
     <w:bookmarkEnd w:id="98"/>
+    <w:bookmarkStart w:id="99" w:name="plan-3.15-phase-4-test-scope-audit"/>
+    <w:p>
+      <w:pPr>
+        <w:pStyle w:val="Heading2"/>
+      </w:pPr>
+      <w:r>
+        <w:t xml:space="preserve">2026-08-27 — Plan 3.15, Phase 4: test-scope audit</w:t>
+      </w:r>
+    </w:p>
+    <w:p>
+      <w:pPr>
+        <w:pStyle w:val="FirstParagraph"/>
+      </w:pPr>
+      <w:r>
+        <w:t xml:space="preserve">The plan’s own explicit thoroughness requirement: every one of the 45 test files, classified test</w:t>
+      </w:r>
+      <w:r>
+        <w:t xml:space="preserve"> </w:t>
+      </w:r>
+      <w:r>
+        <w:t xml:space="preserve">by test into genuine unit coverage, a pure re-test of behavior already covered where that behavior</w:t>
+      </w:r>
+      <w:r>
+        <w:t xml:space="preserve"> </w:t>
+      </w:r>
+      <w:r>
+        <w:t xml:space="preserve">is actually implemented (drop), a legitimate integration/wiring check (keep, but make it clearly</w:t>
+      </w:r>
+      <w:r>
+        <w:t xml:space="preserve"> </w:t>
+      </w:r>
+      <w:r>
+        <w:t xml:space="preserve">labeled as one), or a misplaced test (relocate). Scale made this a research task first: 6 parallel</w:t>
+      </w:r>
+      <w:r>
+        <w:t xml:space="preserve"> </w:t>
+      </w:r>
+      <w:r>
+        <w:t xml:space="preserve">read-only audit agents, each covering a group of files and required to cross-reference the actual</w:t>
+      </w:r>
+      <w:r>
+        <w:t xml:space="preserve"> </w:t>
+      </w:r>
+      <w:r>
+        <w:t xml:space="preserve">production source (not just test names) before flagging anything, then the findings applied and</w:t>
+      </w:r>
+      <w:r>
+        <w:t xml:space="preserve"> </w:t>
+      </w:r>
+      <w:r>
+        <w:t xml:space="preserve">verified by hand, file group by file group.</w:t>
+      </w:r>
+    </w:p>
+    <w:p>
+      <w:pPr>
+        <w:pStyle w:val="BodyText"/>
+      </w:pPr>
+      <w:r>
+        <w:rPr>
+          <w:bCs/>
+          <w:b/>
+        </w:rPr>
+        <w:t xml:space="preserve">Dropped</w:t>
+      </w:r>
+      <w:r>
+        <w:t xml:space="preserve"> </w:t>
+      </w:r>
+      <w:r>
+        <w:t xml:space="preserve">(11 tests, pure re-tests of behavior already covered where it’s actually implemented,</w:t>
+      </w:r>
+      <w:r>
+        <w:t xml:space="preserve"> </w:t>
+      </w:r>
+      <w:r>
+        <w:t xml:space="preserve">confirmed by checking both sides):</w:t>
+      </w:r>
+      <w:r>
+        <w:t xml:space="preserve"> </w:t>
+      </w:r>
+      <w:r>
+        <w:rPr>
+          <w:rStyle w:val="VerbatimChar"/>
+        </w:rPr>
+        <w:t xml:space="preserve">test_stage3_rocprofsys_trace.py</w:t>
+      </w:r>
+      <w:r>
+        <w:t xml:space="preserve">‘</w:t>
+      </w:r>
+      <w:r>
+        <w:t xml:space="preserve">s</w:t>
+      </w:r>
+      <w:r>
+        <w:t xml:space="preserve"> </w:t>
+      </w:r>
+      <w:r>
+        <w:rPr>
+          <w:rStyle w:val="VerbatimChar"/>
+        </w:rPr>
+        <w:t xml:space="preserve">ReexportedPrimitivesTests</w:t>
+      </w:r>
+      <w:r>
+        <w:t xml:space="preserve"> </w:t>
+      </w:r>
+      <w:r>
+        <w:t xml:space="preserve">(asserted only object identity of functions re-exported unchanged from</w:t>
+      </w:r>
+      <w:r>
+        <w:t xml:space="preserve"> </w:t>
+      </w:r>
+      <w:r>
+        <w:rPr>
+          <w:rStyle w:val="VerbatimChar"/>
+        </w:rPr>
+        <w:t xml:space="preserve">stage3_rocprofsys_common</w:t>
+      </w:r>
+      <w:r>
+        <w:t xml:space="preserve">)</w:t>
+      </w:r>
+      <w:r>
+        <w:t xml:space="preserve"> </w:t>
+      </w:r>
+      <w:r>
+        <w:t xml:space="preserve">and its</w:t>
+      </w:r>
+      <w:r>
+        <w:t xml:space="preserve"> </w:t>
+      </w:r>
+      <w:r>
+        <w:rPr>
+          <w:rStyle w:val="VerbatimChar"/>
+        </w:rPr>
+        <w:t xml:space="preserve">TagRowsTests.test_wrapper_branch_noise_sibling_derivation_still_works</w:t>
+      </w:r>
+      <w:r>
+        <w:t xml:space="preserve"> </w:t>
+      </w:r>
+      <w:r>
+        <w:t xml:space="preserve">(byte-identical</w:t>
+      </w:r>
+      <w:r>
+        <w:t xml:space="preserve"> </w:t>
+      </w:r>
+      <w:r>
+        <w:t xml:space="preserve">fixture and assertions to</w:t>
+      </w:r>
+      <w:r>
+        <w:t xml:space="preserve"> </w:t>
+      </w:r>
+      <w:r>
+        <w:rPr>
+          <w:rStyle w:val="VerbatimChar"/>
+        </w:rPr>
+        <w:t xml:space="preserve">test_stage3_rocprofsys_common.py</w:t>
+      </w:r>
+      <w:r>
+        <w:t xml:space="preserve">’s own sibling-group test);</w:t>
+      </w:r>
+      <w:r>
+        <w:t xml:space="preserve"> </w:t>
+      </w:r>
+      <w:r>
+        <w:rPr>
+          <w:rStyle w:val="VerbatimChar"/>
+        </w:rPr>
+        <w:t xml:space="preserve">test_stage6_time_range_config.py</w:t>
+      </w:r>
+      <w:r>
+        <w:t xml:space="preserve">’s</w:t>
+      </w:r>
+      <w:r>
+        <w:t xml:space="preserve"> </w:t>
+      </w:r>
+      <w:r>
+        <w:rPr>
+          <w:rStyle w:val="VerbatimChar"/>
+        </w:rPr>
+        <w:t xml:space="preserve">test_no_range_active_describes_the_real_full_extent</w:t>
+      </w:r>
+      <w:r>
+        <w:t xml:space="preserve"> </w:t>
+      </w:r>
+      <w:r>
+        <w:t xml:space="preserve">(same</w:t>
+      </w:r>
+      <w:r>
+        <w:t xml:space="preserve"> </w:t>
+      </w:r>
+      <w:r>
+        <w:t xml:space="preserve">fixture, same numeric fact as</w:t>
+      </w:r>
+      <w:r>
+        <w:t xml:space="preserve"> </w:t>
+      </w:r>
+      <w:r>
+        <w:rPr>
+          <w:rStyle w:val="VerbatimChar"/>
+        </w:rPr>
+        <w:t xml:space="preserve">test_stage4_rocprofsys_trace_aggregate.py</w:t>
+      </w:r>
+      <w:r>
+        <w:t xml:space="preserve">’s</w:t>
+      </w:r>
+      <w:r>
+        <w:t xml:space="preserve"> </w:t>
+      </w:r>
+      <w:r>
+        <w:rPr>
+          <w:rStyle w:val="VerbatimChar"/>
+        </w:rPr>
+        <w:t xml:space="preserve">GetRankTimeExtentTests</w:t>
+      </w:r>
+      <w:r>
+        <w:t xml:space="preserve">);</w:t>
+      </w:r>
+      <w:r>
+        <w:t xml:space="preserve"> </w:t>
+      </w:r>
+      <w:r>
+        <w:rPr>
+          <w:rStyle w:val="VerbatimChar"/>
+        </w:rPr>
+        <w:t xml:space="preserve">test_stage4_rocprofsys_trace_tree.py</w:t>
+      </w:r>
+      <w:r>
+        <w:t xml:space="preserve">’s</w:t>
+      </w:r>
+      <w:r>
+        <w:t xml:space="preserve"> </w:t>
+      </w:r>
+      <w:r>
+        <w:rPr>
+          <w:rStyle w:val="VerbatimChar"/>
+        </w:rPr>
+        <w:t xml:space="preserve">test_both_ranks_contribute_to_the_same_merged_position</w:t>
+      </w:r>
+      <w:r>
+        <w:t xml:space="preserve"> </w:t>
+      </w:r>
+      <w:r>
+        <w:t xml:space="preserve">(re-tests</w:t>
+      </w:r>
+      <w:r>
+        <w:t xml:space="preserve"> </w:t>
+      </w:r>
+      <w:r>
+        <w:rPr>
+          <w:rStyle w:val="VerbatimChar"/>
+        </w:rPr>
+        <w:t xml:space="preserve">MergeRankTreesTests</w:t>
+      </w:r>
+      <w:r>
+        <w:t xml:space="preserve">’</w:t>
+      </w:r>
+      <w:r>
+        <w:t xml:space="preserve"> </w:t>
+      </w:r>
+      <w:r>
+        <w:t xml:space="preserve">own</w:t>
+      </w:r>
+      <w:r>
+        <w:t xml:space="preserve"> </w:t>
+      </w:r>
+      <w:r>
+        <w:t xml:space="preserve">cross-rank-merge claim through real CSV rows instead of hand-built ones, with</w:t>
+      </w:r>
+      <w:r>
+        <w:t xml:space="preserve"> </w:t>
+      </w:r>
+      <w:r>
+        <w:rPr>
+          <w:rStyle w:val="VerbatimChar"/>
+        </w:rPr>
+        <w:t xml:space="preserve">merge_ranks()</w:t>
+      </w:r>
+      <w:r>
+        <w:t xml:space="preserve"> </w:t>
+      </w:r>
+      <w:r>
+        <w:t xml:space="preserve">adding no transformation of its own here);</w:t>
+      </w:r>
+      <w:r>
+        <w:t xml:space="preserve"> </w:t>
+      </w:r>
+      <w:r>
+        <w:rPr>
+          <w:rStyle w:val="VerbatimChar"/>
+        </w:rPr>
+        <w:t xml:space="preserve">test_stage5_calltree_view.py</w:t>
+      </w:r>
+      <w:r>
+        <w:t xml:space="preserve">’s</w:t>
+      </w:r>
+      <w:r>
+        <w:t xml:space="preserve"> </w:t>
+      </w:r>
+      <w:r>
+        <w:rPr>
+          <w:rStyle w:val="VerbatimChar"/>
+        </w:rPr>
+        <w:t xml:space="preserve">SamplingMissingFallbackTests.test_rank_without_sampling_file_falls_back_to_wall_clock</w:t>
+      </w:r>
+      <w:r>
+        <w:t xml:space="preserve"> </w:t>
+      </w:r>
+      <w:r>
+        <w:t xml:space="preserve">(calls</w:t>
+      </w:r>
+      <w:r>
+        <w:t xml:space="preserve"> </w:t>
+      </w:r>
+      <w:r>
+        <w:rPr>
+          <w:rStyle w:val="VerbatimChar"/>
+        </w:rPr>
+        <w:t xml:space="preserve">load_rank_trees()</w:t>
+      </w:r>
+      <w:r>
+        <w:t xml:space="preserve"> </w:t>
+      </w:r>
+      <w:r>
+        <w:t xml:space="preserve">directly, duplicating</w:t>
+      </w:r>
+      <w:r>
+        <w:t xml:space="preserve"> </w:t>
+      </w:r>
+      <w:r>
+        <w:rPr>
+          <w:rStyle w:val="VerbatimChar"/>
+        </w:rPr>
+        <w:t xml:space="preserve">test_stage4_rocprofsys_sample_tree.py</w:t>
+      </w:r>
+      <w:r>
+        <w:t xml:space="preserve">’s own fallback</w:t>
+      </w:r>
+      <w:r>
+        <w:t xml:space="preserve"> </w:t>
+      </w:r>
+      <w:r>
+        <w:t xml:space="preserve">test);</w:t>
+      </w:r>
+      <w:r>
+        <w:t xml:space="preserve"> </w:t>
+      </w:r>
+      <w:r>
+        <w:rPr>
+          <w:rStyle w:val="VerbatimChar"/>
+        </w:rPr>
+        <w:t xml:space="preserve">test_extract_CPU_hotspots.py</w:t>
+      </w:r>
+      <w:r>
+        <w:t xml:space="preserve">’s</w:t>
+      </w:r>
+      <w:r>
+        <w:t xml:space="preserve"> </w:t>
+      </w:r>
+      <w:r>
+        <w:rPr>
+          <w:rStyle w:val="VerbatimChar"/>
+        </w:rPr>
+        <w:t xml:space="preserve">test_missing_metadata_json_leaves_fields_blank</w:t>
+      </w:r>
+      <w:r>
+        <w:t xml:space="preserve"> </w:t>
+      </w:r>
+      <w:r>
+        <w:t xml:space="preserve">and</w:t>
+      </w:r>
+      <w:r>
+        <w:t xml:space="preserve"> </w:t>
+      </w:r>
+      <w:r>
+        <w:rPr>
+          <w:rStyle w:val="VerbatimChar"/>
+        </w:rPr>
+        <w:t xml:space="preserve">test_extract_GPU_hotspots.py</w:t>
+      </w:r>
+      <w:r>
+        <w:t xml:space="preserve">’s</w:t>
+      </w:r>
+      <w:r>
+        <w:t xml:space="preserve"> </w:t>
+      </w:r>
+      <w:r>
+        <w:rPr>
+          <w:rStyle w:val="VerbatimChar"/>
+        </w:rPr>
+        <w:t xml:space="preserve">test_missing_config_json_leaves_fields_blank</w:t>
+      </w:r>
+      <w:r>
+        <w:t xml:space="preserve">/</w:t>
+      </w:r>
+      <w:r>
+        <w:t xml:space="preserve"> </w:t>
+      </w:r>
+      <w:r>
+        <w:rPr>
+          <w:rStyle w:val="VerbatimChar"/>
+        </w:rPr>
+        <w:t xml:space="preserve">test_num_ranks_none_when_no_files</w:t>
+      </w:r>
+      <w:r>
+        <w:t xml:space="preserve"> </w:t>
+      </w:r>
+      <w:r>
+        <w:t xml:space="preserve">(all three duplicate</w:t>
+      </w:r>
+      <w:r>
+        <w:t xml:space="preserve"> </w:t>
+      </w:r>
+      <w:r>
+        <w:t xml:space="preserve">“</w:t>
+      </w:r>
+      <w:r>
+        <w:t xml:space="preserve">missing data -&gt; None</w:t>
+      </w:r>
+      <w:r>
+        <w:t xml:space="preserve">”</w:t>
+      </w:r>
+      <w:r>
+        <w:t xml:space="preserve"> </w:t>
+      </w:r>
+      <w:r>
+        <w:t xml:space="preserve">behavior already</w:t>
+      </w:r>
+      <w:r>
+        <w:t xml:space="preserve"> </w:t>
+      </w:r>
+      <w:r>
+        <w:t xml:space="preserve">covered generically in</w:t>
+      </w:r>
+      <w:r>
+        <w:t xml:space="preserve"> </w:t>
+      </w:r>
+      <w:r>
+        <w:rPr>
+          <w:rStyle w:val="VerbatimChar"/>
+        </w:rPr>
+        <w:t xml:space="preserve">test_stage6_run_metadata.py</w:t>
+      </w:r>
+      <w:r>
+        <w:t xml:space="preserve">);</w:t>
+      </w:r>
+      <w:r>
+        <w:t xml:space="preserve"> </w:t>
+      </w:r>
+      <w:r>
+        <w:rPr>
+          <w:rStyle w:val="VerbatimChar"/>
+        </w:rPr>
+        <w:t xml:space="preserve">test_extract_pop_metrics.py</w:t>
+      </w:r>
+      <w:r>
+        <w:t xml:space="preserve">’s</w:t>
+      </w:r>
+      <w:r>
+        <w:t xml:space="preserve"> </w:t>
+      </w:r>
+      <w:r>
+        <w:rPr>
+          <w:rStyle w:val="VerbatimChar"/>
+        </w:rPr>
+        <w:t xml:space="preserve">test_column_order_matches_grouping</w:t>
+      </w:r>
+      <w:r>
+        <w:t xml:space="preserve"> </w:t>
+      </w:r>
+      <w:r>
+        <w:t xml:space="preserve">(duplicates</w:t>
+      </w:r>
+      <w:r>
+        <w:t xml:space="preserve"> </w:t>
+      </w:r>
+      <w:r>
+        <w:rPr>
+          <w:rStyle w:val="VerbatimChar"/>
+        </w:rPr>
+        <w:t xml:space="preserve">test_stage5_pop_metrics_table.py</w:t>
+      </w:r>
+      <w:r>
+        <w:t xml:space="preserve">’s own version</w:t>
+      </w:r>
+      <w:r>
+        <w:t xml:space="preserve"> </w:t>
+      </w:r>
+      <w:r>
+        <w:t xml:space="preserve">exactly, adding a real fixture where the column-order fact doesn’t depend on one); and</w:t>
+      </w:r>
+      <w:r>
+        <w:t xml:space="preserve"> </w:t>
+      </w:r>
+      <w:r>
+        <w:rPr>
+          <w:rStyle w:val="VerbatimChar"/>
+        </w:rPr>
+        <w:t xml:space="preserve">test_extract_wallclock_calltree.py</w:t>
+      </w:r>
+      <w:r>
+        <w:t xml:space="preserve">’s whole</w:t>
+      </w:r>
+      <w:r>
+        <w:t xml:space="preserve"> </w:t>
+      </w:r>
+      <w:r>
+        <w:rPr>
+          <w:rStyle w:val="VerbatimChar"/>
+        </w:rPr>
+        <w:t xml:space="preserve">ResolveTwoDirsTests</w:t>
+      </w:r>
+      <w:r>
+        <w:t xml:space="preserve"> </w:t>
+      </w:r>
+      <w:r>
+        <w:t xml:space="preserve">class (2 tests – calls</w:t>
+      </w:r>
+      <w:r>
+        <w:t xml:space="preserve"> </w:t>
+      </w:r>
+      <w:r>
+        <w:rPr>
+          <w:rStyle w:val="VerbatimChar"/>
+        </w:rPr>
+        <w:t xml:space="preserve">resolve_two_dirs()</w:t>
+      </w:r>
+      <w:r>
+        <w:t xml:space="preserve"> </w:t>
+      </w:r>
+      <w:r>
+        <w:t xml:space="preserve">directly, already exhaustively covered in</w:t>
+      </w:r>
+      <w:r>
+        <w:t xml:space="preserve"> </w:t>
+      </w:r>
+      <w:r>
+        <w:rPr>
+          <w:rStyle w:val="VerbatimChar"/>
+        </w:rPr>
+        <w:t xml:space="preserve">test_stage1_run_dirs.py</w:t>
+      </w:r>
+      <w:r>
+        <w:t xml:space="preserve">, and the</w:t>
+      </w:r>
+      <w:r>
+        <w:t xml:space="preserve"> </w:t>
+      </w:r>
+      <w:r>
+        <w:t xml:space="preserve">tool’s actual wiring of the result is independently proven by</w:t>
+      </w:r>
+      <w:r>
+        <w:t xml:space="preserve"> </w:t>
+      </w:r>
+      <w:r>
+        <w:rPr>
+          <w:rStyle w:val="VerbatimChar"/>
+        </w:rPr>
+        <w:t xml:space="preserve">MainCliTests.test_cli_contract</w:t>
+      </w:r>
+      <w:r>
+        <w:t xml:space="preserve">’s</w:t>
+      </w:r>
+      <w:r>
+        <w:t xml:space="preserve"> </w:t>
+      </w:r>
+      <w:r>
+        <w:t xml:space="preserve">own subTests already).</w:t>
+      </w:r>
+    </w:p>
+    <w:p>
+      <w:pPr>
+        <w:pStyle w:val="BodyText"/>
+      </w:pPr>
+      <w:r>
+        <w:t xml:space="preserve">One deliberately kept, not dropped, despite being flagged as a candidate: the audit agent for</w:t>
+      </w:r>
+      <w:r>
+        <w:t xml:space="preserve"> </w:t>
+      </w:r>
+      <w:r>
+        <w:t xml:space="preserve">stage3 suggested</w:t>
+      </w:r>
+      <w:r>
+        <w:t xml:space="preserve"> </w:t>
+      </w:r>
+      <w:r>
+        <w:rPr>
+          <w:rStyle w:val="VerbatimChar"/>
+        </w:rPr>
+        <w:t xml:space="preserve">OpenMpiPrefixTests</w:t>
+      </w:r>
+      <w:r>
+        <w:t xml:space="preserve"> </w:t>
+      </w:r>
+      <w:r>
+        <w:t xml:space="preserve">was misplaced (only confirms</w:t>
+      </w:r>
+      <w:r>
+        <w:t xml:space="preserve"> </w:t>
+      </w:r>
+      <w:r>
+        <w:rPr>
+          <w:rStyle w:val="VerbatimChar"/>
+        </w:rPr>
+        <w:t xml:space="preserve">default_noise_patterns.json</w:t>
+      </w:r>
+      <w:r>
+        <w:t xml:space="preserve">’s</w:t>
+      </w:r>
+      <w:r>
+        <w:t xml:space="preserve"> </w:t>
+      </w:r>
+      <w:r>
+        <w:t xml:space="preserve">real</w:t>
+      </w:r>
+      <w:r>
+        <w:t xml:space="preserve"> </w:t>
+      </w:r>
+      <w:r>
+        <w:rPr>
+          <w:rStyle w:val="VerbatimChar"/>
+        </w:rPr>
+        <w:t xml:space="preserve">mpi_territory</w:t>
+      </w:r>
+      <w:r>
+        <w:t xml:space="preserve"> </w:t>
+      </w:r>
+      <w:r>
+        <w:t xml:space="preserve">prefix</w:t>
+      </w:r>
+      <w:r>
+        <w:t xml:space="preserve"> </w:t>
+      </w:r>
+      <w:r>
+        <w:rPr>
+          <w:iCs/>
+          <w:i/>
+        </w:rPr>
+        <w:t xml:space="preserve">content</w:t>
+      </w:r>
+      <w:r>
+        <w:t xml:space="preserve">, owned by stage6). Closer inspection: the actual code under</w:t>
+      </w:r>
+      <w:r>
+        <w:t xml:space="preserve"> </w:t>
+      </w:r>
+      <w:r>
+        <w:t xml:space="preserve">test in both its methods is</w:t>
+      </w:r>
+      <w:r>
+        <w:t xml:space="preserve"> </w:t>
+      </w:r>
+      <w:r>
+        <w:rPr>
+          <w:rStyle w:val="VerbatimChar"/>
+        </w:rPr>
+        <w:t xml:space="preserve">stage3_rocprofsys_common._label_matches()</w:t>
+      </w:r>
+      <w:r>
+        <w:t xml:space="preserve"> </w:t>
+      </w:r>
+      <w:r>
+        <w:t xml:space="preserve">– a stage3 function, just</w:t>
+      </w:r>
+      <w:r>
+        <w:t xml:space="preserve"> </w:t>
+      </w:r>
+      <w:r>
+        <w:t xml:space="preserve">exercised against real stage6 pattern data instead of synthetic</w:t>
+      </w:r>
+      <w:r>
+        <w:t xml:space="preserve"> </w:t>
+      </w:r>
+      <w:r>
+        <w:rPr>
+          <w:rStyle w:val="VerbatimChar"/>
+        </w:rPr>
+        <w:t xml:space="preserve">TAG_DEFS</w:t>
+      </w:r>
+      <w:r>
+        <w:t xml:space="preserve">. That’s a genuine</w:t>
+      </w:r>
+      <w:r>
+        <w:t xml:space="preserve"> </w:t>
+      </w:r>
+      <w:r>
+        <w:t xml:space="preserve">integration check between stage6’s data and stage3’s algorithm, not a misplaced test – kept in</w:t>
+      </w:r>
+      <w:r>
+        <w:t xml:space="preserve"> </w:t>
+      </w:r>
+      <w:r>
+        <w:rPr>
+          <w:rStyle w:val="VerbatimChar"/>
+        </w:rPr>
+        <w:t xml:space="preserve">test_stage3_rocprofsys_common.py</w:t>
+      </w:r>
+      <w:r>
+        <w:t xml:space="preserve">, matching its own already-clear explanatory comment. Also kept</w:t>
+      </w:r>
+      <w:r>
+        <w:t xml:space="preserve"> </w:t>
+      </w:r>
+      <w:r>
+        <w:t xml:space="preserve">(judgment call):</w:t>
+      </w:r>
+      <w:r>
+        <w:t xml:space="preserve"> </w:t>
+      </w:r>
+      <w:r>
+        <w:rPr>
+          <w:rStyle w:val="VerbatimChar"/>
+        </w:rPr>
+        <w:t xml:space="preserve">test_stage4_rocprofsys_trace_tree.py</w:t>
+      </w:r>
+      <w:r>
+        <w:t xml:space="preserve">’s</w:t>
+      </w:r>
+      <w:r>
+        <w:t xml:space="preserve"> </w:t>
+      </w:r>
+      <w:r>
+        <w:rPr>
+          <w:rStyle w:val="VerbatimChar"/>
+        </w:rPr>
+        <w:t xml:space="preserve">test_every_merged_node_matches_the_documented_tree_node_contract</w:t>
+      </w:r>
+      <w:r>
+        <w:t xml:space="preserve">, flagged as borderline – checked</w:t>
+      </w:r>
+      <w:r>
+        <w:t xml:space="preserve"> </w:t>
+      </w:r>
+      <w:r>
+        <w:t xml:space="preserve">whether</w:t>
+      </w:r>
+      <w:r>
+        <w:t xml:space="preserve"> </w:t>
+      </w:r>
+      <w:r>
+        <w:rPr>
+          <w:rStyle w:val="VerbatimChar"/>
+        </w:rPr>
+        <w:t xml:space="preserve">test_stage4_rocprofsys_common.py</w:t>
+      </w:r>
+      <w:r>
+        <w:t xml:space="preserve">’s</w:t>
+      </w:r>
+      <w:r>
+        <w:t xml:space="preserve"> </w:t>
+      </w:r>
+      <w:r>
+        <w:rPr>
+          <w:rStyle w:val="VerbatimChar"/>
+        </w:rPr>
+        <w:t xml:space="preserve">MergeRankTreesTests</w:t>
+      </w:r>
+      <w:r>
+        <w:t xml:space="preserve"> </w:t>
+      </w:r>
+      <w:r>
+        <w:t xml:space="preserve">asserts a merged node’s</w:t>
+      </w:r>
+      <w:r>
+        <w:t xml:space="preserve"> </w:t>
+      </w:r>
+      <w:r>
+        <w:rPr>
+          <w:iCs/>
+          <w:i/>
+        </w:rPr>
+        <w:t xml:space="preserve">full</w:t>
+      </w:r>
+      <w:r>
+        <w:t xml:space="preserve"> </w:t>
+      </w:r>
+      <w:r>
+        <w:t xml:space="preserve">key set anywhere; it doesn’t, only specific fields per test, so this is genuinely new</w:t>
+      </w:r>
+      <w:r>
+        <w:t xml:space="preserve"> </w:t>
+      </w:r>
+      <w:r>
+        <w:t xml:space="preserve">completeness-contract coverage no other test provides.</w:t>
+      </w:r>
+    </w:p>
+    <w:p>
+      <w:pPr>
+        <w:pStyle w:val="BodyText"/>
+      </w:pPr>
+      <w:r>
+        <w:rPr>
+          <w:bCs/>
+          <w:b/>
+        </w:rPr>
+        <w:t xml:space="preserve">Relocated</w:t>
+      </w:r>
+      <w:r>
+        <w:t xml:space="preserve"> </w:t>
+      </w:r>
+      <w:r>
+        <w:t xml:space="preserve">(5 tests, misplaced):</w:t>
+      </w:r>
+      <w:r>
+        <w:t xml:space="preserve"> </w:t>
+      </w:r>
+      <w:r>
+        <w:rPr>
+          <w:rStyle w:val="VerbatimChar"/>
+        </w:rPr>
+        <w:t xml:space="preserve">test_stage3_rocprofsys_common.py</w:t>
+      </w:r>
+      <w:r>
+        <w:t xml:space="preserve">’s</w:t>
+      </w:r>
+      <w:r>
+        <w:t xml:space="preserve"> </w:t>
+      </w:r>
+      <w:r>
+        <w:rPr>
+          <w:rStyle w:val="VerbatimChar"/>
+        </w:rPr>
+        <w:t xml:space="preserve">LoadDefaultPatternsTests</w:t>
+      </w:r>
+      <w:r>
+        <w:t xml:space="preserve"> </w:t>
+      </w:r>
+      <w:r>
+        <w:t xml:space="preserve">(calls</w:t>
+      </w:r>
+      <w:r>
+        <w:t xml:space="preserve"> </w:t>
+      </w:r>
+      <w:r>
+        <w:rPr>
+          <w:rStyle w:val="VerbatimChar"/>
+        </w:rPr>
+        <w:t xml:space="preserve">stage6_noise_config.load_default_patterns()</w:t>
+      </w:r>
+      <w:r>
+        <w:t xml:space="preserve"> </w:t>
+      </w:r>
+      <w:r>
+        <w:t xml:space="preserve">directly, exercises zero stage3 logic) moved</w:t>
+      </w:r>
+      <w:r>
+        <w:t xml:space="preserve"> </w:t>
+      </w:r>
+      <w:r>
+        <w:t xml:space="preserve">to</w:t>
+      </w:r>
+      <w:r>
+        <w:t xml:space="preserve"> </w:t>
+      </w:r>
+      <w:r>
+        <w:rPr>
+          <w:rStyle w:val="VerbatimChar"/>
+        </w:rPr>
+        <w:t xml:space="preserve">test_stage6_noise_config.py</w:t>
+      </w:r>
+      <w:r>
+        <w:t xml:space="preserve">, reusing that file’s own isolated</w:t>
+      </w:r>
+      <w:r>
+        <w:t xml:space="preserve"> </w:t>
+      </w:r>
+      <w:r>
+        <w:rPr>
+          <w:rStyle w:val="VerbatimChar"/>
+        </w:rPr>
+        <w:t xml:space="preserve">nc</w:t>
+      </w:r>
+      <w:r>
+        <w:t xml:space="preserve"> </w:t>
+      </w:r>
+      <w:r>
+        <w:t xml:space="preserve">module instance. Four tests</w:t>
+      </w:r>
+      <w:r>
+        <w:t xml:space="preserve"> </w:t>
+      </w:r>
+      <w:r>
+        <w:t xml:space="preserve">from</w:t>
+      </w:r>
+      <w:r>
+        <w:t xml:space="preserve"> </w:t>
+      </w:r>
+      <w:r>
+        <w:rPr>
+          <w:rStyle w:val="VerbatimChar"/>
+        </w:rPr>
+        <w:t xml:space="preserve">test_stage5_wallclock_calltree_view.py</w:t>
+      </w:r>
+      <w:r>
+        <w:t xml:space="preserve">’s</w:t>
+      </w:r>
+      <w:r>
+        <w:t xml:space="preserve"> </w:t>
+      </w:r>
+      <w:r>
+        <w:rPr>
+          <w:rStyle w:val="VerbatimChar"/>
+        </w:rPr>
+        <w:t xml:space="preserve">LoadRankTreesTests</w:t>
+      </w:r>
+      <w:r>
+        <w:t xml:space="preserve">/</w:t>
+      </w:r>
+      <w:r>
+        <w:rPr>
+          <w:rStyle w:val="VerbatimChar"/>
+        </w:rPr>
+        <w:t xml:space="preserve">MultiRootDetectionTests</w:t>
+      </w:r>
+      <w:r>
+        <w:t xml:space="preserve"> </w:t>
+      </w:r>
+      <w:r>
+        <w:t xml:space="preserve">(</w:t>
+      </w:r>
+      <w:r>
+        <w:rPr>
+          <w:rStyle w:val="VerbatimChar"/>
+        </w:rPr>
+        <w:t xml:space="preserve">test_basic_two_rank_tree</w:t>
+      </w:r>
+      <w:r>
+        <w:t xml:space="preserve">,</w:t>
+      </w:r>
+      <w:r>
+        <w:t xml:space="preserve"> </w:t>
+      </w:r>
+      <w:r>
+        <w:rPr>
+          <w:rStyle w:val="VerbatimChar"/>
+        </w:rPr>
+        <w:t xml:space="preserve">test_raises_on_empty_input_is_just_empty_list</w:t>
+      </w:r>
+      <w:r>
+        <w:t xml:space="preserve">,</w:t>
+      </w:r>
+      <w:r>
+        <w:t xml:space="preserve"> </w:t>
+      </w:r>
+      <w:r>
+        <w:rPr>
+          <w:rStyle w:val="VerbatimChar"/>
+        </w:rPr>
+        <w:t xml:space="preserve">test_is_thread_root_flagged_case</w:t>
+      </w:r>
+      <w:r>
+        <w:t xml:space="preserve">,</w:t>
+      </w:r>
+      <w:r>
+        <w:t xml:space="preserve"> </w:t>
+      </w:r>
+      <w:r>
+        <w:rPr>
+          <w:rStyle w:val="VerbatimChar"/>
+        </w:rPr>
+        <w:t xml:space="preserve">test_depth_resets_to_zero_case</w:t>
+      </w:r>
+      <w:r>
+        <w:t xml:space="preserve">) all called</w:t>
+      </w:r>
+      <w:r>
+        <w:t xml:space="preserve"> </w:t>
+      </w:r>
+      <w:r>
+        <w:rPr>
+          <w:rStyle w:val="VerbatimChar"/>
+        </w:rPr>
+        <w:t xml:space="preserve">load_rank_trees()</w:t>
+      </w:r>
+      <w:r>
+        <w:t xml:space="preserve"> </w:t>
+      </w:r>
+      <w:r>
+        <w:t xml:space="preserve">directly with zero reference to the wallclock tool itself – moved into</w:t>
+      </w:r>
+      <w:r>
+        <w:t xml:space="preserve"> </w:t>
+      </w:r>
+      <w:r>
+        <w:rPr>
+          <w:rStyle w:val="VerbatimChar"/>
+        </w:rPr>
+        <w:t xml:space="preserve">test_stage4_rocprofsys_sample_tree.py</w:t>
+      </w:r>
+      <w:r>
+        <w:t xml:space="preserve">’s own existing</w:t>
+      </w:r>
+      <w:r>
+        <w:t xml:space="preserve"> </w:t>
+      </w:r>
+      <w:r>
+        <w:rPr>
+          <w:rStyle w:val="VerbatimChar"/>
+        </w:rPr>
+        <w:t xml:space="preserve">LoadRankTreesTests</w:t>
+      </w:r>
+      <w:r>
+        <w:t xml:space="preserve"> </w:t>
+      </w:r>
+      <w:r>
+        <w:t xml:space="preserve">class, where the</w:t>
+      </w:r>
+      <w:r>
+        <w:t xml:space="preserve"> </w:t>
+      </w:r>
+      <w:r>
+        <w:t xml:space="preserve">function is actually implemented, taking their needed fixture constants</w:t>
+      </w:r>
+      <w:r>
+        <w:t xml:space="preserve"> </w:t>
+      </w:r>
+      <w:r>
+        <w:t xml:space="preserve">(</w:t>
+      </w:r>
+      <w:r>
+        <w:rPr>
+          <w:rStyle w:val="VerbatimChar"/>
+        </w:rPr>
+        <w:t xml:space="preserve">GPU_SPAWNED_THREAD_DIR</w:t>
+      </w:r>
+      <w:r>
+        <w:t xml:space="preserve">/</w:t>
+      </w:r>
+      <w:r>
+        <w:rPr>
+          <w:rStyle w:val="VerbatimChar"/>
+        </w:rPr>
+        <w:t xml:space="preserve">MULTI_METRIC_RANK_DIR</w:t>
+      </w:r>
+      <w:r>
+        <w:t xml:space="preserve">/</w:t>
+      </w:r>
+      <w:r>
+        <w:rPr>
+          <w:rStyle w:val="VerbatimChar"/>
+        </w:rPr>
+        <w:t xml:space="preserve">EMPTY_DIR</w:t>
+      </w:r>
+      <w:r>
+        <w:t xml:space="preserve">) with them. A stale</w:t>
+      </w:r>
+      <w:r>
+        <w:t xml:space="preserve"> </w:t>
+      </w:r>
+      <w:r>
+        <w:rPr>
+          <w:rStyle w:val="VerbatimChar"/>
+        </w:rPr>
+        <w:t xml:space="preserve">test_stage5_wallclock_calltree_view.py</w:t>
+      </w:r>
+      <w:r>
+        <w:t xml:space="preserve"> </w:t>
+      </w:r>
+      <w:r>
+        <w:t xml:space="preserve">comment cross-referencing the relocated</w:t>
+      </w:r>
+      <w:r>
+        <w:t xml:space="preserve"> </w:t>
+      </w:r>
+      <w:r>
+        <w:rPr>
+          <w:rStyle w:val="VerbatimChar"/>
+        </w:rPr>
+        <w:t xml:space="preserve">test_basic_two_rank_tree</w:t>
+      </w:r>
+      <w:r>
+        <w:t xml:space="preserve"> </w:t>
+      </w:r>
+      <w:r>
+        <w:t xml:space="preserve">by name was updated to point at the new location instead of silently</w:t>
+      </w:r>
+      <w:r>
+        <w:t xml:space="preserve"> </w:t>
+      </w:r>
+      <w:r>
+        <w:t xml:space="preserve">going stale.</w:t>
+      </w:r>
+    </w:p>
+    <w:p>
+      <w:pPr>
+        <w:pStyle w:val="BodyText"/>
+      </w:pPr>
+      <w:r>
+        <w:rPr>
+          <w:bCs/>
+          <w:b/>
+        </w:rPr>
+        <w:t xml:space="preserve">Relabeled as wiring checks</w:t>
+      </w:r>
+      <w:r>
+        <w:t xml:space="preserve"> </w:t>
+      </w:r>
+      <w:r>
+        <w:t xml:space="preserve">(kept, made identifiable): roughly a dozen tests across</w:t>
+      </w:r>
+      <w:r>
+        <w:t xml:space="preserve"> </w:t>
+      </w:r>
+      <w:r>
+        <w:rPr>
+          <w:rStyle w:val="VerbatimChar"/>
+        </w:rPr>
+        <w:t xml:space="preserve">test_stage3_rocprofsys_common.py</w:t>
+      </w:r>
+      <w:r>
+        <w:t xml:space="preserve"> </w:t>
+      </w:r>
+      <w:r>
+        <w:t xml:space="preserve">(</w:t>
+      </w:r>
+      <w:r>
+        <w:rPr>
+          <w:rStyle w:val="VerbatimChar"/>
+        </w:rPr>
+        <w:t xml:space="preserve">TagRowsFallbackTests</w:t>
+      </w:r>
+      <w:r>
+        <w:t xml:space="preserve"> </w:t>
+      </w:r>
+      <w:r>
+        <w:t xml:space="preserve">renamed</w:t>
+      </w:r>
+      <w:r>
+        <w:t xml:space="preserve"> </w:t>
+      </w:r>
+      <w:r>
+        <w:rPr>
+          <w:rStyle w:val="VerbatimChar"/>
+        </w:rPr>
+        <w:t xml:space="preserve">TagDefsFallbackWiringTests</w:t>
+      </w:r>
+      <w:r>
+        <w:t xml:space="preserve">),</w:t>
+      </w:r>
+      <w:r>
+        <w:t xml:space="preserve"> </w:t>
+      </w:r>
+      <w:r>
+        <w:rPr>
+          <w:rStyle w:val="VerbatimChar"/>
+        </w:rPr>
+        <w:t xml:space="preserve">test_stage6_time_range_config.py</w:t>
+      </w:r>
+      <w:r>
+        <w:t xml:space="preserve"> </w:t>
+      </w:r>
+      <w:r>
+        <w:t xml:space="preserve">(the one wiring test pulled out of</w:t>
+      </w:r>
+      <w:r>
+        <w:t xml:space="preserve"> </w:t>
+      </w:r>
+      <w:r>
+        <w:rPr>
+          <w:rStyle w:val="VerbatimChar"/>
+        </w:rPr>
+        <w:t xml:space="preserve">DescribeTimeRangeTests</w:t>
+      </w:r>
+      <w:r>
+        <w:t xml:space="preserve"> </w:t>
+      </w:r>
+      <w:r>
+        <w:t xml:space="preserve">into</w:t>
+      </w:r>
+      <w:r>
+        <w:t xml:space="preserve"> </w:t>
+      </w:r>
+      <w:r>
+        <w:t xml:space="preserve">its own</w:t>
+      </w:r>
+      <w:r>
+        <w:t xml:space="preserve"> </w:t>
+      </w:r>
+      <w:r>
+        <w:rPr>
+          <w:rStyle w:val="VerbatimChar"/>
+        </w:rPr>
+        <w:t xml:space="preserve">DescribeTimeRangeStage4WiringTests</w:t>
+      </w:r>
+      <w:r>
+        <w:t xml:space="preserve"> </w:t>
+      </w:r>
+      <w:r>
+        <w:t xml:space="preserve">class, alongside the dropped duplicate above),</w:t>
+      </w:r>
+      <w:r>
+        <w:t xml:space="preserve"> </w:t>
+      </w:r>
+      <w:r>
+        <w:rPr>
+          <w:rStyle w:val="VerbatimChar"/>
+        </w:rPr>
+        <w:t xml:space="preserve">test_stage5_calltree_view.py</w:t>
+      </w:r>
+      <w:r>
+        <w:t xml:space="preserve"> </w:t>
+      </w:r>
+      <w:r>
+        <w:t xml:space="preserve">(</w:t>
+      </w:r>
+      <w:r>
+        <w:rPr>
+          <w:rStyle w:val="VerbatimChar"/>
+        </w:rPr>
+        <w:t xml:space="preserve">KernelAnchorBroadeningTests</w:t>
+      </w:r>
+      <w:r>
+        <w:t xml:space="preserve"> </w:t>
+      </w:r>
+      <w:r>
+        <w:t xml:space="preserve">and two</w:t>
+      </w:r>
+      <w:r>
+        <w:t xml:space="preserve"> </w:t>
+      </w:r>
+      <w:r>
+        <w:rPr>
+          <w:rStyle w:val="VerbatimChar"/>
+        </w:rPr>
+        <w:t xml:space="preserve">AggregationTests</w:t>
+      </w:r>
+      <w:r>
+        <w:t xml:space="preserve"> </w:t>
+      </w:r>
+      <w:r>
+        <w:t xml:space="preserve">methods –</w:t>
+      </w:r>
+      <w:r>
+        <w:t xml:space="preserve"> </w:t>
+      </w:r>
+      <w:r>
+        <w:t xml:space="preserve">comments added explaining the arithmetic/matching logic is exhaustively covered directly against</w:t>
+      </w:r>
+      <w:r>
+        <w:t xml:space="preserve"> </w:t>
+      </w:r>
+      <w:r>
+        <w:t xml:space="preserve">stage4, these confirm real-fixture wiring reaches the same result),</w:t>
+      </w:r>
+      <w:r>
+        <w:t xml:space="preserve"> </w:t>
+      </w:r>
+      <w:r>
+        <w:rPr>
+          <w:rStyle w:val="VerbatimChar"/>
+        </w:rPr>
+        <w:t xml:space="preserve">test_stage5_wallclock_calltree_view.py</w:t>
+      </w:r>
+      <w:r>
+        <w:t xml:space="preserve"> </w:t>
+      </w:r>
+      <w:r>
+        <w:t xml:space="preserve">(</w:t>
+      </w:r>
+      <w:r>
+        <w:rPr>
+          <w:rStyle w:val="VerbatimChar"/>
+        </w:rPr>
+        <w:t xml:space="preserve">RenderTreeTests.test_real_columns_not_bracketed_string</w:t>
+      </w:r>
+      <w:r>
+        <w:t xml:space="preserve">,</w:t>
+      </w:r>
+      <w:r>
+        <w:t xml:space="preserve"> </w:t>
+      </w:r>
+      <w:r>
+        <w:rPr>
+          <w:rStyle w:val="VerbatimChar"/>
+        </w:rPr>
+        <w:t xml:space="preserve">KernelIntegrationTests.test_multiple_anchors_split_proportionally</w:t>
+      </w:r>
+      <w:r>
+        <w:t xml:space="preserve">),</w:t>
+      </w:r>
+      <w:r>
+        <w:t xml:space="preserve"> </w:t>
+      </w:r>
+      <w:r>
+        <w:rPr>
+          <w:rStyle w:val="VerbatimChar"/>
+        </w:rPr>
+        <w:t xml:space="preserve">test_extract_CPU_hotspots.py</w:t>
+      </w:r>
+      <w:r>
+        <w:t xml:space="preserve">/</w:t>
+      </w:r>
+      <w:r>
+        <w:rPr>
+          <w:rStyle w:val="VerbatimChar"/>
+        </w:rPr>
+        <w:t xml:space="preserve">test_extract_GPU_hotspots.py</w:t>
+      </w:r>
+      <w:r>
+        <w:t xml:space="preserve"> </w:t>
+      </w:r>
+      <w:r>
+        <w:t xml:space="preserve">(the metadata/config-guessing tests</w:t>
+      </w:r>
+      <w:r>
+        <w:t xml:space="preserve"> </w:t>
+      </w:r>
+      <w:r>
+        <w:t xml:space="preserve">that confirm each tool’s own KEYS constants match a real fixture, distinct from the generic</w:t>
+      </w:r>
+      <w:r>
+        <w:t xml:space="preserve"> </w:t>
+      </w:r>
+      <w:r>
+        <w:t xml:space="preserve">missing-data behavior dropped above),</w:t>
+      </w:r>
+      <w:r>
+        <w:t xml:space="preserve"> </w:t>
+      </w:r>
+      <w:r>
+        <w:rPr>
+          <w:rStyle w:val="VerbatimChar"/>
+        </w:rPr>
+        <w:t xml:space="preserve">test_extract_trace_hotspots.py</w:t>
+      </w:r>
+      <w:r>
+        <w:t xml:space="preserve"> </w:t>
+      </w:r>
+      <w:r>
+        <w:t xml:space="preserve">(</w:t>
+      </w:r>
+      <w:r>
+        <w:rPr>
+          <w:rStyle w:val="VerbatimChar"/>
+        </w:rPr>
+        <w:t xml:space="preserve">test_time_range_flag_restricts_the_report</w:t>
+      </w:r>
+      <w:r>
+        <w:t xml:space="preserve">‘</w:t>
+      </w:r>
+      <w:r>
+        <w:t xml:space="preserve">s exact clipped-self-time literal, already proven</w:t>
+      </w:r>
+      <w:r>
+        <w:t xml:space="preserve"> </w:t>
+      </w:r>
+      <w:r>
+        <w:t xml:space="preserve">directly against</w:t>
+      </w:r>
+      <w:r>
+        <w:t xml:space="preserve"> </w:t>
+      </w:r>
+      <w:r>
+        <w:rPr>
+          <w:rStyle w:val="VerbatimChar"/>
+        </w:rPr>
+        <w:t xml:space="preserve">build_rank_aggregate()</w:t>
+      </w:r>
+      <w:r>
+        <w:t xml:space="preserve"> </w:t>
+      </w:r>
+      <w:r>
+        <w:t xml:space="preserve">in stage4’s own tests, loosened to a non-zero check –</w:t>
+      </w:r>
+      <w:r>
+        <w:t xml:space="preserve"> </w:t>
+      </w:r>
+      <w:r>
+        <w:t xml:space="preserve">caught and fixed a real bug introduced by the first attempt at this loosening, since</w:t>
+      </w:r>
+      <w:r>
+        <w:t xml:space="preserve"> </w:t>
+      </w:r>
+      <w:r>
+        <w:rPr>
+          <w:rStyle w:val="VerbatimChar"/>
+        </w:rPr>
+        <w:t xml:space="preserve">"35.000000"</w:t>
+      </w:r>
+      <w:r>
+        <w:t xml:space="preserve"> </w:t>
+      </w:r>
+      <w:r>
+        <w:t xml:space="preserve">literally contains the substring</w:t>
+      </w:r>
+      <w:r>
+        <w:t xml:space="preserve"> </w:t>
+      </w:r>
+      <w:r>
+        <w:rPr>
+          <w:rStyle w:val="VerbatimChar"/>
+        </w:rPr>
+        <w:t xml:space="preserve">"0.000000"</w:t>
+      </w:r>
+      <w:r>
+        <w:t xml:space="preserve">, breaking a naive</w:t>
+      </w:r>
+      <w:r>
+        <w:t xml:space="preserve"> </w:t>
+      </w:r>
+      <w:r>
+        <w:rPr>
+          <w:rStyle w:val="VerbatimChar"/>
+        </w:rPr>
+        <w:t xml:space="preserve">assertNotIn</w:t>
+      </w:r>
+      <w:r>
+        <w:t xml:space="preserve"> </w:t>
+      </w:r>
+      <w:r>
+        <w:t xml:space="preserve">check; fixed with an</w:t>
+      </w:r>
+      <w:r>
+        <w:t xml:space="preserve"> </w:t>
+      </w:r>
+      <w:r>
+        <w:t xml:space="preserve">exact-token comparison on the split line instead), and</w:t>
+      </w:r>
+      <w:r>
+        <w:t xml:space="preserve"> </w:t>
+      </w:r>
+      <w:r>
+        <w:rPr>
+          <w:rStyle w:val="VerbatimChar"/>
+        </w:rPr>
+        <w:t xml:space="preserve">test_select_hotspot_kernels.py</w:t>
+      </w:r>
+      <w:r>
+        <w:t xml:space="preserve"> </w:t>
+      </w:r>
+      <w:r>
+        <w:t xml:space="preserve">(</w:t>
+      </w:r>
+      <w:r>
+        <w:rPr>
+          <w:rStyle w:val="VerbatimChar"/>
+        </w:rPr>
+        <w:t xml:space="preserve">LabelsFromTraceDirTests</w:t>
+      </w:r>
+      <w:r>
+        <w:t xml:space="preserve">’</w:t>
+      </w:r>
+      <w:r>
+        <w:t xml:space="preserve"> </w:t>
+      </w:r>
+      <w:r>
+        <w:t xml:space="preserve">one trace-dir test renamed and re-commented to make clear it’s</w:t>
+      </w:r>
+      <w:r>
+        <w:t xml:space="preserve"> </w:t>
+      </w:r>
+      <w:r>
+        <w:t xml:space="preserve">confirming the loader’s own composition, not the domain-filter rule tested directly in stage4).</w:t>
+      </w:r>
+    </w:p>
+    <w:p>
+      <w:pPr>
+        <w:pStyle w:val="BodyText"/>
+      </w:pPr>
+      <w:r>
+        <w:t xml:space="preserve">Verification: full suite</w:t>
+      </w:r>
+      <w:r>
+        <w:t xml:space="preserve"> </w:t>
+      </w:r>
+      <w:r>
+        <w:rPr>
+          <w:rStyle w:val="VerbatimChar"/>
+        </w:rPr>
+        <w:t xml:space="preserve">Ran 673 tests ... OK</w:t>
+      </w:r>
+      <w:r>
+        <w:t xml:space="preserve"> </w:t>
+      </w:r>
+      <w:r>
+        <w:t xml:space="preserve">(684 -&gt; 673, -11: matches the 11 confirmed drops</w:t>
+      </w:r>
+      <w:r>
+        <w:t xml:space="preserve"> </w:t>
+      </w:r>
+      <w:r>
+        <w:t xml:space="preserve">exactly, since every relocation was a straight move with no net count change).</w:t>
+      </w:r>
+      <w:r>
+        <w:t xml:space="preserve"> </w:t>
+      </w:r>
+      <w:r>
+        <w:rPr>
+          <w:rStyle w:val="VerbatimChar"/>
+        </w:rPr>
+        <w:t xml:space="preserve">python3 -m py_compile</w:t>
+      </w:r>
+      <w:r>
+        <w:t xml:space="preserve"> </w:t>
+      </w:r>
+      <w:r>
+        <w:t xml:space="preserve">across all 45 test files as a final syntax check; each of the 8 edit groups (stage3+stage6,</w:t>
+      </w:r>
+      <w:r>
+        <w:t xml:space="preserve"> </w:t>
+      </w:r>
+      <w:r>
+        <w:t xml:space="preserve">stage6 time-range, stage4 trace-tree, stage5 wallclock+stage4 sample-tree relocation, stage5</w:t>
+      </w:r>
+      <w:r>
+        <w:t xml:space="preserve"> </w:t>
+      </w:r>
+      <w:r>
+        <w:t xml:space="preserve">calltree-view, tools CPU/GPU hotspots, tools pop-metrics+wallclock-calltree, tools trace-hotspots+</w:t>
+      </w:r>
+      <w:r>
+        <w:t xml:space="preserve"> </w:t>
+      </w:r>
+      <w:r>
+        <w:t xml:space="preserve">select-hotspot-kernels) run individually before the full-suite pass.</w:t>
+      </w:r>
+    </w:p>
     <w:bookmarkEnd w:id="99"/>
+    <w:bookmarkEnd w:id="100"/>
     <w:sectPr/>
   </w:body>
 </w:document>

--- a/docs/DEVELOPMENT_HISTORY.docx
+++ b/docs/DEVELOPMENT_HISTORY.docx
@@ -10,7 +10,7 @@
         <w:t xml:space="preserve">Development History</w:t>
       </w:r>
     </w:p>
-    <w:bookmarkStart w:id="100" w:name="development-history"/>
+    <w:bookmarkStart w:id="101" w:name="development-history"/>
     <w:p>
       <w:pPr>
         <w:pStyle w:val="Heading1"/>
@@ -5364,6 +5364,32 @@
           </w:p>
         </w:tc>
       </w:tr>
+      <w:tr>
+        <w:tc>
+          <w:tcPr/>
+          <w:p>
+            <w:pPr>
+              <w:pStyle w:val="Compact"/>
+              <w:jc w:val="left"/>
+            </w:pPr>
+            <w:r>
+              <w:t xml:space="preserve">2026-08-27</w:t>
+            </w:r>
+          </w:p>
+        </w:tc>
+        <w:tc>
+          <w:tcPr/>
+          <w:p>
+            <w:pPr>
+              <w:pStyle w:val="Compact"/>
+              <w:jc w:val="left"/>
+            </w:pPr>
+            <w:r>
+              <w:t xml:space="preserve">Plan 3.15 (Phase 5 of 8): trivial-test cleanup – one brittle exact-string assertion loosened to a relational check, two duplicate-assertion test pairs merged/dropped – 673 -&gt; 671 tests – see full accounting below</w:t>
+            </w:r>
+          </w:p>
+        </w:tc>
+      </w:tr>
     </w:tbl>
     <w:bookmarkStart w:id="20" w:name="project-scaffolding-and-rules"/>
     <w:p>
@@ -67911,7 +67937,513 @@
       </w:r>
     </w:p>
     <w:bookmarkEnd w:id="99"/>
+    <w:bookmarkStart w:id="100" w:name="plan-3.15-phase-5-trivial-test-cleanup"/>
+    <w:p>
+      <w:pPr>
+        <w:pStyle w:val="Heading2"/>
+      </w:pPr>
+      <w:r>
+        <w:t xml:space="preserve">2026-08-27 — Plan 3.15, Phase 5: trivial-test cleanup</w:t>
+      </w:r>
+    </w:p>
+    <w:p>
+      <w:pPr>
+        <w:pStyle w:val="FirstParagraph"/>
+      </w:pPr>
+      <w:r>
+        <w:t xml:space="preserve">The plan’s three specific, judgment-based items, each independently re-confirmed against the</w:t>
+      </w:r>
+      <w:r>
+        <w:t xml:space="preserve"> </w:t>
+      </w:r>
+      <w:r>
+        <w:t xml:space="preserve">original audit note before touching it:</w:t>
+      </w:r>
+    </w:p>
+    <w:p>
+      <w:pPr>
+        <w:pStyle w:val="BodyText"/>
+      </w:pPr>
+      <w:r>
+        <w:rPr>
+          <w:rStyle w:val="VerbatimChar"/>
+          <w:bCs/>
+          <w:b/>
+        </w:rPr>
+        <w:t xml:space="preserve">test_stage1_rocprofsys_trace.py::LabelKeyTests::test_label_key_names_the_name_column</w:t>
+      </w:r>
+      <w:r>
+        <w:t xml:space="preserve"> </w:t>
+      </w:r>
+      <w:r>
+        <w:t xml:space="preserve">–</w:t>
+      </w:r>
+      <w:r>
+        <w:t xml:space="preserve"> </w:t>
+      </w:r>
+      <w:r>
+        <w:t xml:space="preserve">flagged as a candidate trivial self-check (just asserts a string constant equals itself). Checked</w:t>
+      </w:r>
+      <w:r>
+        <w:t xml:space="preserve"> </w:t>
+      </w:r>
+      <w:r>
+        <w:t xml:space="preserve">whether anything external depends on it:</w:t>
+      </w:r>
+      <w:r>
+        <w:t xml:space="preserve"> </w:t>
+      </w:r>
+      <w:r>
+        <w:rPr>
+          <w:rStyle w:val="VerbatimChar"/>
+        </w:rPr>
+        <w:t xml:space="preserve">stage3_rocprofsys_trace.py</w:t>
+      </w:r>
+      <w:r>
+        <w:t xml:space="preserve"> </w:t>
+      </w:r>
+      <w:r>
+        <w:t xml:space="preserve">and</w:t>
+      </w:r>
+      <w:r>
+        <w:t xml:space="preserve"> </w:t>
+      </w:r>
+      <w:r>
+        <w:rPr>
+          <w:rStyle w:val="VerbatimChar"/>
+        </w:rPr>
+        <w:t xml:space="preserve">stage4_rocprofsys_trace_aggregate.py</w:t>
+      </w:r>
+      <w:r>
+        <w:t xml:space="preserve"> </w:t>
+      </w:r>
+      <w:r>
+        <w:t xml:space="preserve">both import</w:t>
+      </w:r>
+      <w:r>
+        <w:t xml:space="preserve"> </w:t>
+      </w:r>
+      <w:r>
+        <w:rPr>
+          <w:rStyle w:val="VerbatimChar"/>
+        </w:rPr>
+        <w:t xml:space="preserve">LABEL_KEY</w:t>
+      </w:r>
+      <w:r>
+        <w:t xml:space="preserve"> </w:t>
+      </w:r>
+      <w:r>
+        <w:t xml:space="preserve">directly and pass it as</w:t>
+      </w:r>
+      <w:r>
+        <w:t xml:space="preserve"> </w:t>
+      </w:r>
+      <w:r>
+        <w:rPr>
+          <w:rStyle w:val="VerbatimChar"/>
+        </w:rPr>
+        <w:t xml:space="preserve">merge_rank_trees()</w:t>
+      </w:r>
+      <w:r>
+        <w:t xml:space="preserve">/</w:t>
+      </w:r>
+      <w:r>
+        <w:rPr>
+          <w:rStyle w:val="VerbatimChar"/>
+        </w:rPr>
+        <w:t xml:space="preserve">tag_rows()</w:t>
+      </w:r>
+      <w:r>
+        <w:t xml:space="preserve">’s own</w:t>
+      </w:r>
+      <w:r>
+        <w:t xml:space="preserve"> </w:t>
+      </w:r>
+      <w:r>
+        <w:rPr>
+          <w:rStyle w:val="VerbatimChar"/>
+        </w:rPr>
+        <w:t xml:space="preserve">label_key=</w:t>
+      </w:r>
+      <w:r>
+        <w:t xml:space="preserve"> </w:t>
+      </w:r>
+      <w:r>
+        <w:t xml:space="preserve">parameter. Per the plan’s own fallback for</w:t>
+      </w:r>
+      <w:r>
+        <w:t xml:space="preserve"> </w:t>
+      </w:r>
+      <w:r>
+        <w:t xml:space="preserve">exactly this case, kept (not dropped) with a one-line comment explaining what actually depends on</w:t>
+      </w:r>
+      <w:r>
+        <w:t xml:space="preserve"> </w:t>
+      </w:r>
+      <w:r>
+        <w:t xml:space="preserve">it, instead of leaving a reader to wonder why a seemingly-trivial constant check exists.</w:t>
+      </w:r>
+    </w:p>
+    <w:p>
+      <w:pPr>
+        <w:pStyle w:val="BodyText"/>
+      </w:pPr>
+      <w:r>
+        <w:rPr>
+          <w:rStyle w:val="VerbatimChar"/>
+          <w:bCs/>
+          <w:b/>
+        </w:rPr>
+        <w:t xml:space="preserve">test_stage5_table_render.py</w:t>
+      </w:r>
+      <w:r>
+        <w:rPr>
+          <w:bCs/>
+          <w:b/>
+        </w:rPr>
+        <w:t xml:space="preserve">’s two flagged exact-whitespace tests</w:t>
+      </w:r>
+      <w:r>
+        <w:t xml:space="preserve"> </w:t>
+      </w:r>
+      <w:r>
+        <w:t xml:space="preserve">–</w:t>
+      </w:r>
+      <w:r>
+        <w:t xml:space="preserve"> </w:t>
+      </w:r>
+      <w:r>
+        <w:rPr>
+          <w:rStyle w:val="VerbatimChar"/>
+        </w:rPr>
+        <w:t xml:space="preserve">test_continuation_lines_indented_to_exact_prefix_width</w:t>
+      </w:r>
+      <w:r>
+        <w:t xml:space="preserve"> </w:t>
+      </w:r>
+      <w:r>
+        <w:t xml:space="preserve">turned out to already be relational (it</w:t>
+      </w:r>
+      <w:r>
+        <w:t xml:space="preserve"> </w:t>
+      </w:r>
+      <w:r>
+        <w:t xml:space="preserve">compares against</w:t>
+      </w:r>
+      <w:r>
+        <w:t xml:space="preserve"> </w:t>
+      </w:r>
+      <w:r>
+        <w:rPr>
+          <w:rStyle w:val="VerbatimChar"/>
+        </w:rPr>
+        <w:t xml:space="preserve">len(prefix)</w:t>
+      </w:r>
+      <w:r>
+        <w:t xml:space="preserve">, a caller-supplied value, not a hardcoded literal) – left</w:t>
+      </w:r>
+      <w:r>
+        <w:t xml:space="preserve"> </w:t>
+      </w:r>
+      <w:r>
+        <w:t xml:space="preserve">unchanged, no actual brittleness present.</w:t>
+      </w:r>
+      <w:r>
+        <w:t xml:space="preserve"> </w:t>
+      </w:r>
+      <w:r>
+        <w:rPr>
+          <w:rStyle w:val="VerbatimChar"/>
+        </w:rPr>
+        <w:t xml:space="preserve">test_left_aligned_column</w:t>
+      </w:r>
+      <w:r>
+        <w:t xml:space="preserve"> </w:t>
+      </w:r>
+      <w:r>
+        <w:t xml:space="preserve">was genuinely brittle</w:t>
+      </w:r>
+      <w:r>
+        <w:t xml:space="preserve"> </w:t>
+      </w:r>
+      <w:r>
+        <w:t xml:space="preserve">(</w:t>
+      </w:r>
+      <w:r>
+        <w:rPr>
+          <w:rStyle w:val="VerbatimChar"/>
+        </w:rPr>
+        <w:t xml:space="preserve">lines[1].startswith("  r0")</w:t>
+      </w:r>
+      <w:r>
+        <w:t xml:space="preserve">, hardcoding render_table()’s row-prefix width inside a single</w:t>
+      </w:r>
+      <w:r>
+        <w:t xml:space="preserve"> </w:t>
+      </w:r>
+      <w:r>
+        <w:t xml:space="preserve">opaque literal). Investigated whether a truly prefix-width-agnostic version was possible: it isn’t,</w:t>
+      </w:r>
+      <w:r>
+        <w:t xml:space="preserve"> </w:t>
+      </w:r>
+      <w:r>
+        <w:t xml:space="preserve">for a single hardcoded string – there’s no externally-known prefix to compare a leading-whitespace</w:t>
+      </w:r>
+      <w:r>
+        <w:t xml:space="preserve"> </w:t>
+      </w:r>
+      <w:r>
+        <w:t xml:space="preserve">count against, unlike the wrap_trailing_label-style tests the plan’s own example was modeled on.</w:t>
+      </w:r>
+      <w:r>
+        <w:t xml:space="preserve"> </w:t>
+      </w:r>
+      <w:r>
+        <w:t xml:space="preserve">Instead made it genuinely relational a different way: renders the same column both left- and</w:t>
+      </w:r>
+      <w:r>
+        <w:t xml:space="preserve"> </w:t>
+      </w:r>
+      <w:r>
+        <w:t xml:space="preserve">right-aligned within the same test and asserts the left-aligned line’s leading whitespace is</w:t>
+      </w:r>
+      <w:r>
+        <w:t xml:space="preserve"> </w:t>
+      </w:r>
+      <w:r>
+        <w:t xml:space="preserve">strictly less than the right-aligned line’s, rather than hardcoding either exact width – a</w:t>
+      </w:r>
+      <w:r>
+        <w:t xml:space="preserve"> </w:t>
+      </w:r>
+      <w:r>
+        <w:t xml:space="preserve">row-prefix change now shifts both measurements together and the comparison stays valid.</w:t>
+      </w:r>
+    </w:p>
+    <w:p>
+      <w:pPr>
+        <w:pStyle w:val="BodyText"/>
+      </w:pPr>
+      <w:r>
+        <w:rPr>
+          <w:bCs/>
+          <w:b/>
+        </w:rPr>
+        <w:t xml:space="preserve">Redundant-pair merges</w:t>
+      </w:r>
+      <w:r>
+        <w:t xml:space="preserve">:</w:t>
+      </w:r>
+      <w:r>
+        <w:t xml:space="preserve"> </w:t>
+      </w:r>
+      <w:r>
+        <w:rPr>
+          <w:rStyle w:val="VerbatimChar"/>
+        </w:rPr>
+        <w:t xml:space="preserve">test_stage2_rocprofsys_sample.py</w:t>
+      </w:r>
+      <w:r>
+        <w:t xml:space="preserve">’s</w:t>
+      </w:r>
+      <w:r>
+        <w:t xml:space="preserve"> </w:t>
+      </w:r>
+      <w:r>
+        <w:rPr>
+          <w:rStyle w:val="VerbatimChar"/>
+        </w:rPr>
+        <w:t xml:space="preserve">test_same_thread_as_parent_is_not_a_thread_root</w:t>
+      </w:r>
+      <w:r>
+        <w:t xml:space="preserve"> </w:t>
+      </w:r>
+      <w:r>
+        <w:t xml:space="preserve">turned out to be a full duplicate, not just redundant setup – its one assertion</w:t>
+      </w:r>
+      <w:r>
+        <w:t xml:space="preserve"> </w:t>
+      </w:r>
+      <w:r>
+        <w:t xml:space="preserve">(</w:t>
+      </w:r>
+      <w:r>
+        <w:rPr>
+          <w:rStyle w:val="VerbatimChar"/>
+        </w:rPr>
+        <w:t xml:space="preserve">rows[2]["is_thread_root"]</w:t>
+      </w:r>
+      <w:r>
+        <w:t xml:space="preserve"> </w:t>
+      </w:r>
+      <w:r>
+        <w:t xml:space="preserve">is</w:t>
+      </w:r>
+      <w:r>
+        <w:t xml:space="preserve"> </w:t>
+      </w:r>
+      <w:r>
+        <w:rPr>
+          <w:rStyle w:val="VerbatimChar"/>
+        </w:rPr>
+        <w:t xml:space="preserve">False</w:t>
+      </w:r>
+      <w:r>
+        <w:t xml:space="preserve">) is already literally present in</w:t>
+      </w:r>
+      <w:r>
+        <w:t xml:space="preserve"> </w:t>
+      </w:r>
+      <w:r>
+        <w:rPr>
+          <w:rStyle w:val="VerbatimChar"/>
+        </w:rPr>
+        <w:t xml:space="preserve">test_chain_within_one_thread</w:t>
+      </w:r>
+      <w:r>
+        <w:t xml:space="preserve">. Dropped outright rather than</w:t>
+      </w:r>
+      <w:r>
+        <w:t xml:space="preserve"> </w:t>
+      </w:r>
+      <w:r>
+        <w:t xml:space="preserve">“</w:t>
+      </w:r>
+      <w:r>
+        <w:t xml:space="preserve">merged</w:t>
+      </w:r>
+      <w:r>
+        <w:t xml:space="preserve">”</w:t>
+      </w:r>
+      <w:r>
+        <w:t xml:space="preserve"> </w:t>
+      </w:r>
+      <w:r>
+        <w:t xml:space="preserve">(merging would have been a</w:t>
+      </w:r>
+      <w:r>
+        <w:t xml:space="preserve"> </w:t>
+      </w:r>
+      <w:r>
+        <w:t xml:space="preserve">no-op), moving its documentation value (the contrast with the thread-change test right below it) to</w:t>
+      </w:r>
+      <w:r>
+        <w:t xml:space="preserve"> </w:t>
+      </w:r>
+      <w:r>
+        <w:t xml:space="preserve">a comment on the existing assertion instead.</w:t>
+      </w:r>
+      <w:r>
+        <w:t xml:space="preserve"> </w:t>
+      </w:r>
+      <w:r>
+        <w:rPr>
+          <w:rStyle w:val="VerbatimChar"/>
+        </w:rPr>
+        <w:t xml:space="preserve">test_stage1_rocprofsys_trace.py</w:t>
+      </w:r>
+      <w:r>
+        <w:t xml:space="preserve">’s</w:t>
+      </w:r>
+      <w:r>
+        <w:t xml:space="preserve"> </w:t>
+      </w:r>
+      <w:r>
+        <w:rPr>
+          <w:rStyle w:val="VerbatimChar"/>
+        </w:rPr>
+        <w:t xml:space="preserve">test_parent_slice_id_stays_on_the_row</w:t>
+      </w:r>
+      <w:r>
+        <w:t xml:space="preserve"> </w:t>
+      </w:r>
+      <w:r>
+        <w:t xml:space="preserve">shared identical setup with</w:t>
+      </w:r>
+      <w:r>
+        <w:t xml:space="preserve"> </w:t>
+      </w:r>
+      <w:r>
+        <w:rPr>
+          <w:rStyle w:val="VerbatimChar"/>
+        </w:rPr>
+        <w:t xml:space="preserve">test_multi_level_parent_chain_resolves_to_real_objects</w:t>
+      </w:r>
+      <w:r>
+        <w:t xml:space="preserve"> </w:t>
+      </w:r>
+      <w:r>
+        <w:t xml:space="preserve">but checked a genuinely different field</w:t>
+      </w:r>
+      <w:r>
+        <w:t xml:space="preserve"> </w:t>
+      </w:r>
+      <w:r>
+        <w:t xml:space="preserve">(</w:t>
+      </w:r>
+      <w:r>
+        <w:rPr>
+          <w:rStyle w:val="VerbatimChar"/>
+        </w:rPr>
+        <w:t xml:space="preserve">parent_slice_id</w:t>
+      </w:r>
+      <w:r>
+        <w:t xml:space="preserve">, not parent-object identity) – merged into the parent test as an additional</w:t>
+      </w:r>
+      <w:r>
+        <w:t xml:space="preserve"> </w:t>
+      </w:r>
+      <w:r>
+        <w:t xml:space="preserve">assertion with a one-line comment, then the now-empty standalone test removed.</w:t>
+      </w:r>
+    </w:p>
+    <w:p>
+      <w:pPr>
+        <w:pStyle w:val="BodyText"/>
+      </w:pPr>
+      <w:r>
+        <w:t xml:space="preserve">Verification: full suite</w:t>
+      </w:r>
+      <w:r>
+        <w:t xml:space="preserve"> </w:t>
+      </w:r>
+      <w:r>
+        <w:rPr>
+          <w:rStyle w:val="VerbatimChar"/>
+        </w:rPr>
+        <w:t xml:space="preserve">Ran 671 tests ... OK</w:t>
+      </w:r>
+      <w:r>
+        <w:t xml:space="preserve"> </w:t>
+      </w:r>
+      <w:r>
+        <w:t xml:space="preserve">(673 -&gt; 671, -2: the two duplicate/merged tests).</w:t>
+      </w:r>
+      <w:r>
+        <w:t xml:space="preserve"> </w:t>
+      </w:r>
+      <w:r>
+        <w:rPr>
+          <w:rStyle w:val="VerbatimChar"/>
+        </w:rPr>
+        <w:t xml:space="preserve">python3 -m py_compile</w:t>
+      </w:r>
+      <w:r>
+        <w:t xml:space="preserve"> </w:t>
+      </w:r>
+      <w:r>
+        <w:t xml:space="preserve">across all 45 test files; each of the 3 edited files run individually</w:t>
+      </w:r>
+      <w:r>
+        <w:t xml:space="preserve"> </w:t>
+      </w:r>
+      <w:r>
+        <w:t xml:space="preserve">before the full-suite pass.</w:t>
+      </w:r>
+    </w:p>
     <w:bookmarkEnd w:id="100"/>
+    <w:bookmarkEnd w:id="101"/>
     <w:sectPr/>
   </w:body>
 </w:document>

--- a/docs/DEVELOPMENT_HISTORY.docx
+++ b/docs/DEVELOPMENT_HISTORY.docx
@@ -10,7 +10,7 @@
         <w:t xml:space="preserve">Development History</w:t>
       </w:r>
     </w:p>
-    <w:bookmarkStart w:id="101" w:name="development-history"/>
+    <w:bookmarkStart w:id="102" w:name="development-history"/>
     <w:p>
       <w:pPr>
         <w:pStyle w:val="Heading1"/>
@@ -5390,6 +5390,32 @@
           </w:p>
         </w:tc>
       </w:tr>
+      <w:tr>
+        <w:tc>
+          <w:tcPr/>
+          <w:p>
+            <w:pPr>
+              <w:pStyle w:val="Compact"/>
+              <w:jc w:val="left"/>
+            </w:pPr>
+            <w:r>
+              <w:t xml:space="preserve">2026-08-27</w:t>
+            </w:r>
+          </w:p>
+        </w:tc>
+        <w:tc>
+          <w:tcPr/>
+          <w:p>
+            <w:pPr>
+              <w:pStyle w:val="Compact"/>
+              <w:jc w:val="left"/>
+            </w:pPr>
+            <w:r>
+              <w:t xml:space="preserve">Plan 3.15 (Phase 6 of 8): final comments pass – a module docstring (with a per-class table of contents) added to all 45 test files, plus 7 targeted inline comments; 671 tests unchanged, purely additive – see full accounting below</w:t>
+            </w:r>
+          </w:p>
+        </w:tc>
+      </w:tr>
     </w:tbl>
     <w:bookmarkStart w:id="20" w:name="project-scaffolding-and-rules"/>
     <w:p>
@@ -68443,7 +68469,675 @@
       </w:r>
     </w:p>
     <w:bookmarkEnd w:id="100"/>
+    <w:bookmarkStart w:id="101" w:name="plan-3.15-phase-6-final-comments-pass"/>
+    <w:p>
+      <w:pPr>
+        <w:pStyle w:val="Heading2"/>
+      </w:pPr>
+      <w:r>
+        <w:t xml:space="preserve">2026-08-27 — Plan 3.15, Phase 6: final comments pass</w:t>
+      </w:r>
+    </w:p>
+    <w:p>
+      <w:pPr>
+        <w:pStyle w:val="FirstParagraph"/>
+      </w:pPr>
+      <w:r>
+        <w:t xml:space="preserve">The plan’s own closing phase, deliberately last so the docstrings describe the file layout Phases</w:t>
+      </w:r>
+      <w:r>
+        <w:t xml:space="preserve"> </w:t>
+      </w:r>
+      <w:r>
+        <w:t xml:space="preserve">1-5 already settled into, rather than needing a second pass for helper code that got moved/renamed</w:t>
+      </w:r>
+      <w:r>
+        <w:t xml:space="preserve"> </w:t>
+      </w:r>
+      <w:r>
+        <w:t xml:space="preserve">or tests Phase 4/5 ended up dropping. Applied the Phase 0 policy (</w:t>
+      </w:r>
+      <w:r>
+        <w:rPr>
+          <w:rStyle w:val="VerbatimChar"/>
+        </w:rPr>
+        <w:t xml:space="preserve">postprocess/README.md</w:t>
+      </w:r>
+      <w:r>
+        <w:t xml:space="preserve">’s</w:t>
+      </w:r>
+      <w:r>
+        <w:t xml:space="preserve"> </w:t>
+      </w:r>
+      <w:r>
+        <w:t xml:space="preserve">“</w:t>
+      </w:r>
+      <w:r>
+        <w:t xml:space="preserve">Test</w:t>
+      </w:r>
+      <w:r>
+        <w:t xml:space="preserve"> </w:t>
+      </w:r>
+      <w:r>
+        <w:t xml:space="preserve">comments</w:t>
+      </w:r>
+      <w:r>
+        <w:t xml:space="preserve">”</w:t>
+      </w:r>
+      <w:r>
+        <w:t xml:space="preserve"> </w:t>
+      </w:r>
+      <w:r>
+        <w:t xml:space="preserve">section) suite-wide: 6 parallel agents, each given the exact policy text and template to</w:t>
+      </w:r>
+      <w:r>
+        <w:t xml:space="preserve"> </w:t>
+      </w:r>
+      <w:r>
+        <w:t xml:space="preserve">match, one per file group (stage1-3, stage4, stage5, stage6, tools split in two), each required to</w:t>
+      </w:r>
+      <w:r>
+        <w:t xml:space="preserve"> </w:t>
+      </w:r>
+      <w:r>
+        <w:t xml:space="preserve">read every class/test fresh before writing anything – not assume the pre-cleanup shape.</w:t>
+      </w:r>
+    </w:p>
+    <w:p>
+      <w:pPr>
+        <w:pStyle w:val="BodyText"/>
+      </w:pPr>
+      <w:r>
+        <w:rPr>
+          <w:bCs/>
+          <w:b/>
+        </w:rPr>
+        <w:t xml:space="preserve">Module docstrings</w:t>
+      </w:r>
+      <w:r>
+        <w:t xml:space="preserve">: all 45 test files gained a top-of-file docstring naming the module/tool under</w:t>
+      </w:r>
+      <w:r>
+        <w:t xml:space="preserve"> </w:t>
+      </w:r>
+      <w:r>
+        <w:t xml:space="preserve">test, its functional scope, and a one-line-per-class table of contents (single-class files got a</w:t>
+      </w:r>
+      <w:r>
+        <w:t xml:space="preserve"> </w:t>
+      </w:r>
+      <w:r>
+        <w:t xml:space="preserve">direct scope description instead, per the policy’s own allowance). Several files needed their</w:t>
+      </w:r>
+      <w:r>
+        <w:t xml:space="preserve"> </w:t>
+      </w:r>
+      <w:r>
+        <w:t xml:space="preserve">docstring to reflect test churn from Phases 1-5 specifically –</w:t>
+      </w:r>
+      <w:r>
+        <w:t xml:space="preserve"> </w:t>
+      </w:r>
+      <w:r>
+        <w:rPr>
+          <w:rStyle w:val="VerbatimChar"/>
+        </w:rPr>
+        <w:t xml:space="preserve">test_stage4_rocprofsys_sample_tree.py</w:t>
+      </w:r>
+      <w:r>
+        <w:t xml:space="preserve">’s</w:t>
+      </w:r>
+      <w:r>
+        <w:t xml:space="preserve"> </w:t>
+      </w:r>
+      <w:r>
+        <w:rPr>
+          <w:rStyle w:val="VerbatimChar"/>
+        </w:rPr>
+        <w:t xml:space="preserve">LoadRankTreesTests</w:t>
+      </w:r>
+      <w:r>
+        <w:t xml:space="preserve"> </w:t>
+      </w